--- a/c++.docx
+++ b/c++.docx
@@ -62,8 +62,2447 @@
           <w:lang w:val="en-US"/>
         </w:rPr>
       </w:pPr>
+      <w:r>
+        <w:rPr>
+          <w:lang w:val="en-US"/>
+        </w:rPr>
+        <w:t xml:space="preserve">Cách </w:t>
+      </w:r>
+      <w:r>
+        <w:rPr>
+          <w:lang w:val="en-US"/>
+        </w:rPr>
+        <w:t xml:space="preserve">Cài Đặt </w:t>
+      </w:r>
+      <w:r>
+        <w:rPr>
+          <w:lang w:val="en-US"/>
+        </w:rPr>
+        <w:t>C</w:t>
+      </w:r>
+      <w:r>
+        <w:rPr>
+          <w:lang w:val="en-US"/>
+        </w:rPr>
+        <w:t>++?</w:t>
+      </w:r>
+    </w:p>
+    <w:p>
+      <w:pPr>
+        <w:pStyle w:val="ListParagraph"/>
+        <w:numPr>
+          <w:ilvl w:val="0"/>
+          <w:numId w:val="4"/>
+        </w:numPr>
+        <w:rPr>
+          <w:lang w:val="en-US"/>
+        </w:rPr>
+      </w:pPr>
+      <w:r>
+        <w:rPr>
+          <w:lang w:val="en-US"/>
+        </w:rPr>
+        <w:t>Vào Link này</w:t>
+      </w:r>
+    </w:p>
+    <w:p>
+      <w:pPr>
+        <w:pStyle w:val="ListParagraph"/>
+        <w:numPr>
+          <w:ilvl w:val="0"/>
+          <w:numId w:val="4"/>
+        </w:numPr>
+        <w:rPr>
+          <w:lang w:val="en-US"/>
+        </w:rPr>
+      </w:pPr>
+      <w:hyperlink r:id="rId6" w:history="1">
+        <w:r>
+          <w:rPr>
+            <w:rStyle w:val="Hyperlink"/>
+            <w:lang w:val="en-US"/>
+          </w:rPr>
+          <w:t>https://sourceforge.net/projects/orwelldevcpp/</w:t>
+        </w:r>
+      </w:hyperlink>
+    </w:p>
+    <w:p>
+      <w:pPr>
+        <w:pStyle w:val="ListParagraph"/>
+        <w:numPr>
+          <w:ilvl w:val="0"/>
+          <w:numId w:val="4"/>
+        </w:numPr>
+        <w:rPr>
+          <w:lang w:val="en-US"/>
+        </w:rPr>
+      </w:pPr>
+      <w:r>
+        <w:rPr>
+          <w:lang w:val="en-US"/>
+        </w:rPr>
+        <w:t>Rồi Click “Download” + chờ tải + mở File vừa tải + chọn “English” + Click “OK” + nhấn “I Agree”</w:t>
+      </w:r>
+      <w:r>
+        <w:rPr>
+          <w:lang w:val="en-US"/>
+        </w:rPr>
+        <w:t xml:space="preserve"> + </w:t>
+      </w:r>
+      <w:r>
+        <w:rPr>
+          <w:lang w:val="en-US"/>
+        </w:rPr>
+        <w:t>nhấn “Next” + nhấn “Install” + chờ cài đặt + bỏ Tick “Run Dev-C++ …” + Click “Finish”</w:t>
+      </w:r>
+    </w:p>
+    <w:p>
+      <w:pPr>
+        <w:pStyle w:val="ListParagraph"/>
+        <w:numPr>
+          <w:ilvl w:val="0"/>
+          <w:numId w:val="4"/>
+        </w:numPr>
+        <w:rPr>
+          <w:lang w:val="en-US"/>
+        </w:rPr>
+      </w:pPr>
+      <w:r>
+        <w:rPr>
+          <w:lang w:val="en-US"/>
+        </w:rPr>
+        <w:t>Khi này, trong thư mục “C:/Program Files” sẽ xuất hiện thư mục “Dev-Cpp”</w:t>
+      </w:r>
+    </w:p>
+    <w:p>
+      <w:pPr>
+        <w:pStyle w:val="ListParagraph"/>
+        <w:numPr>
+          <w:ilvl w:val="0"/>
+          <w:numId w:val="4"/>
+        </w:numPr>
+        <w:rPr>
+          <w:lang w:val="en-US"/>
+        </w:rPr>
+      </w:pPr>
+      <w:r>
+        <w:rPr>
+          <w:lang w:val="en-US"/>
+        </w:rPr>
+        <w:t xml:space="preserve">Tiếp theo, chạy Dev C++ = cách Click vào biểu tượng của nó ngoài Desktop + Click “Next” 2 lần + Click “OK” + Click “Yes” + thoát </w:t>
+      </w:r>
+      <w:r>
+        <w:rPr>
+          <w:lang w:val="en-US"/>
+        </w:rPr>
+        <w:t>Dev C++</w:t>
+      </w:r>
+    </w:p>
+    <w:p>
+      <w:pPr>
+        <w:pStyle w:val="ListParagraph"/>
+        <w:numPr>
+          <w:ilvl w:val="0"/>
+          <w:numId w:val="4"/>
+        </w:numPr>
+        <w:rPr>
+          <w:lang w:val="en-US"/>
+        </w:rPr>
+      </w:pPr>
+      <w:r>
+        <w:rPr>
+          <w:lang w:val="en-US"/>
+        </w:rPr>
+        <w:t>Cuối cùng, thêm “</w:t>
+      </w:r>
+      <w:r>
+        <w:rPr>
+          <w:lang w:val="en-US"/>
+        </w:rPr>
+        <w:t>C:\Program Files\Dev-Cpp\MinGW64\bin</w:t>
+      </w:r>
+      <w:r>
+        <w:rPr>
+          <w:lang w:val="en-US"/>
+        </w:rPr>
+        <w:t>” vào biến hệ thống “Path”</w:t>
+      </w:r>
+    </w:p>
+    <w:p>
+      <w:pPr>
+        <w:pStyle w:val="ListParagraph"/>
+        <w:numPr>
+          <w:ilvl w:val="0"/>
+          <w:numId w:val="4"/>
+        </w:numPr>
+        <w:rPr>
+          <w:lang w:val="en-US"/>
+        </w:rPr>
+      </w:pPr>
+      <w:r>
+        <w:rPr>
+          <w:lang w:val="en-US"/>
+        </w:rPr>
+        <w:t>Viết 1 File C++ nào đó, để biên dịch nó ra File EXE, nhập lệnh sau vào CMD</w:t>
+      </w:r>
+    </w:p>
+    <w:p>
+      <w:pPr>
+        <w:pStyle w:val="ListParagraph"/>
+        <w:pBdr>
+          <w:top w:val="single" w:sz="4" w:space="1" w:color="auto"/>
+          <w:left w:val="single" w:sz="4" w:space="4" w:color="auto"/>
+          <w:bottom w:val="single" w:sz="4" w:space="1" w:color="auto"/>
+          <w:right w:val="single" w:sz="4" w:space="4" w:color="auto"/>
+        </w:pBdr>
+        <w:ind w:left="1080"/>
+        <w:rPr>
+          <w:lang w:val="en-US"/>
+        </w:rPr>
+      </w:pPr>
+      <w:r>
+        <w:rPr>
+          <w:lang w:val="en-US"/>
+        </w:rPr>
+        <w:t>g++ &lt;Đường Dẫn Đến File C++&gt; -o &lt;Đường Dẫn Đến File EXE&gt; -m32</w:t>
+      </w:r>
+    </w:p>
+    <w:p>
+      <w:pPr>
+        <w:pStyle w:val="ListParagraph"/>
+        <w:numPr>
+          <w:ilvl w:val="0"/>
+          <w:numId w:val="4"/>
+        </w:numPr>
+        <w:rPr>
+          <w:lang w:val="en-US"/>
+        </w:rPr>
+      </w:pPr>
+      <w:r>
+        <w:rPr>
+          <w:lang w:val="en-US"/>
+        </w:rPr>
+        <w:t>Thêm Flag “-m32” là để nó biên dịch ra chương trình 32 Bit, nếu không sẽ biên dịch ra 64 Bit</w:t>
+      </w:r>
+    </w:p>
+    <w:p>
+      <w:pPr>
+        <w:pStyle w:val="ListParagraph"/>
+        <w:numPr>
+          <w:ilvl w:val="0"/>
+          <w:numId w:val="4"/>
+        </w:numPr>
+        <w:rPr>
+          <w:lang w:val="en-US"/>
+        </w:rPr>
+      </w:pPr>
+      <w:r>
+        <w:rPr>
+          <w:lang w:val="en-US"/>
+        </w:rPr>
+        <w:t>Ví dụ</w:t>
+      </w:r>
+    </w:p>
+    <w:p>
+      <w:pPr>
+        <w:pStyle w:val="ListParagraph"/>
+        <w:pBdr>
+          <w:top w:val="single" w:sz="4" w:space="1" w:color="auto"/>
+          <w:left w:val="single" w:sz="4" w:space="4" w:color="auto"/>
+          <w:bottom w:val="single" w:sz="4" w:space="1" w:color="auto"/>
+          <w:right w:val="single" w:sz="4" w:space="4" w:color="auto"/>
+        </w:pBdr>
+        <w:ind w:left="1080"/>
+        <w:rPr>
+          <w:lang w:val="en-US"/>
+        </w:rPr>
+      </w:pPr>
+      <w:r>
+        <w:rPr>
+          <w:lang w:val="en-US"/>
+        </w:rPr>
+        <w:t>g++ foo.cpp -o foo.exe -m32</w:t>
+      </w:r>
+    </w:p>
+    <w:p>
+      <w:pPr>
+        <w:rPr>
+          <w:lang w:val="en-US"/>
+        </w:rPr>
+      </w:pPr>
+    </w:p>
+    <w:p>
+      <w:pPr>
+        <w:rPr>
+          <w:lang w:val="en-US"/>
+        </w:rPr>
+      </w:pPr>
+      <w:r>
+        <w:rPr>
+          <w:lang w:val="en-US"/>
+        </w:rPr>
+        <w:t>Program</w:t>
+      </w:r>
+      <w:r>
+        <w:rPr>
+          <w:lang w:val="en-US"/>
+        </w:rPr>
+        <w:t xml:space="preserve"> – Chương Trình</w:t>
+      </w:r>
+      <w:r>
+        <w:rPr>
+          <w:lang w:val="en-US"/>
+        </w:rPr>
+        <w:t>:</w:t>
+      </w:r>
+    </w:p>
+    <w:p>
+      <w:pPr>
+        <w:pStyle w:val="ListParagraph"/>
+        <w:numPr>
+          <w:ilvl w:val="0"/>
+          <w:numId w:val="6"/>
+        </w:numPr>
+        <w:rPr>
+          <w:lang w:val="en-US"/>
+        </w:rPr>
+      </w:pPr>
+      <w:r>
+        <w:rPr>
+          <w:lang w:val="en-US"/>
+        </w:rPr>
+        <w:t xml:space="preserve">Cách </w:t>
+      </w:r>
+      <w:r>
+        <w:rPr>
+          <w:lang w:val="en-US"/>
+        </w:rPr>
+        <w:t xml:space="preserve">Hoạt Động Của 1 </w:t>
+      </w:r>
+      <w:r>
+        <w:rPr>
+          <w:lang w:val="en-US"/>
+        </w:rPr>
+        <w:t xml:space="preserve">File EXE </w:t>
+      </w:r>
+      <w:r>
+        <w:rPr>
+          <w:lang w:val="en-US"/>
+        </w:rPr>
+        <w:t xml:space="preserve">Được Biên Dịch Từ </w:t>
+      </w:r>
+      <w:r>
+        <w:rPr>
+          <w:lang w:val="en-US"/>
+        </w:rPr>
+        <w:t>File C</w:t>
+      </w:r>
+      <w:r>
+        <w:rPr>
+          <w:lang w:val="en-US"/>
+        </w:rPr>
+        <w:t>++?</w:t>
+      </w:r>
+    </w:p>
+    <w:p>
+      <w:pPr>
+        <w:pStyle w:val="ListParagraph"/>
+        <w:numPr>
+          <w:ilvl w:val="0"/>
+          <w:numId w:val="4"/>
+        </w:numPr>
+        <w:rPr>
+          <w:lang w:val="en-US"/>
+        </w:rPr>
+      </w:pPr>
+      <w:r>
+        <w:rPr>
+          <w:lang w:val="en-US"/>
+        </w:rPr>
+        <w:t>Khi chạy File EXE này, ngay lập tức nó sẽ chạy thẳng hàm “main” trong đó, hàm này phải trả về Integer, nếu không trả về gì cả, tự động trả về 0</w:t>
+      </w:r>
+      <w:r>
+        <w:rPr>
+          <w:lang w:val="en-US"/>
+        </w:rPr>
+        <w:t>, đây chính là Exit Code</w:t>
+      </w:r>
+    </w:p>
+    <w:p>
+      <w:pPr>
+        <w:rPr>
+          <w:lang w:val="en-US"/>
+        </w:rPr>
+      </w:pPr>
+    </w:p>
+    <w:p>
+      <w:pPr>
+        <w:rPr>
+          <w:lang w:val="en-US"/>
+        </w:rPr>
+      </w:pPr>
+      <w:r>
+        <w:rPr>
+          <w:lang w:val="en-US"/>
+        </w:rPr>
+        <w:t>Namespace:</w:t>
+      </w:r>
+    </w:p>
+    <w:p>
+      <w:pPr>
+        <w:pStyle w:val="ListParagraph"/>
+        <w:numPr>
+          <w:ilvl w:val="0"/>
+          <w:numId w:val="8"/>
+        </w:numPr>
+        <w:rPr>
+          <w:lang w:val="en-US"/>
+        </w:rPr>
+      </w:pPr>
+      <w:r>
+        <w:rPr>
+          <w:lang w:val="en-US"/>
+        </w:rPr>
+        <w:t xml:space="preserve">Bản </w:t>
+      </w:r>
+      <w:r>
+        <w:rPr>
+          <w:lang w:val="en-US"/>
+        </w:rPr>
+        <w:t xml:space="preserve">Chất </w:t>
+      </w:r>
+      <w:r>
+        <w:rPr>
+          <w:lang w:val="en-US"/>
+        </w:rPr>
+        <w:t>Namespace</w:t>
+      </w:r>
+      <w:r>
+        <w:rPr>
+          <w:lang w:val="en-US"/>
+        </w:rPr>
+        <w:t>?</w:t>
+      </w:r>
+    </w:p>
+    <w:p>
+      <w:pPr>
+        <w:pStyle w:val="ListParagraph"/>
+        <w:numPr>
+          <w:ilvl w:val="0"/>
+          <w:numId w:val="4"/>
+        </w:numPr>
+        <w:rPr>
+          <w:lang w:val="en-US"/>
+        </w:rPr>
+      </w:pPr>
+      <w:r>
+        <w:rPr>
+          <w:lang w:val="en-US"/>
+        </w:rPr>
+        <w:t>Chỉ có tác dụng gộp nhiều hàm</w:t>
+      </w:r>
+      <w:r>
+        <w:rPr>
+          <w:lang w:val="en-US"/>
+        </w:rPr>
+        <w:t xml:space="preserve"> hoặc thuộc tính vào chung 1 gói, để truy cập hàm hoặc thuộc tính thì phải thông qua tên của gói này</w:t>
+      </w:r>
+    </w:p>
+    <w:p>
+      <w:pPr>
+        <w:pStyle w:val="ListParagraph"/>
+        <w:numPr>
+          <w:ilvl w:val="0"/>
+          <w:numId w:val="4"/>
+        </w:numPr>
+        <w:rPr>
+          <w:lang w:val="en-US"/>
+        </w:rPr>
+      </w:pPr>
+      <w:r>
+        <w:rPr>
+          <w:lang w:val="en-US"/>
+        </w:rPr>
+        <w:t>Mục đích để tránh xung đột khi tạo ra 2 hàm hay thuộc tính có tên giống nhau</w:t>
+      </w:r>
+    </w:p>
+    <w:p>
+      <w:pPr>
+        <w:pStyle w:val="ListParagraph"/>
+        <w:numPr>
+          <w:ilvl w:val="0"/>
+          <w:numId w:val="8"/>
+        </w:numPr>
+        <w:rPr>
+          <w:lang w:val="en-US"/>
+        </w:rPr>
+      </w:pPr>
+      <w:r>
+        <w:rPr>
+          <w:lang w:val="en-US"/>
+        </w:rPr>
+        <w:t>Cách Tạo 1 Namespace?</w:t>
+      </w:r>
+    </w:p>
+    <w:p>
+      <w:pPr>
+        <w:pStyle w:val="ListParagraph"/>
+        <w:pBdr>
+          <w:top w:val="single" w:sz="4" w:space="1" w:color="auto"/>
+          <w:left w:val="single" w:sz="4" w:space="4" w:color="auto"/>
+          <w:bottom w:val="single" w:sz="4" w:space="1" w:color="auto"/>
+          <w:right w:val="single" w:sz="4" w:space="4" w:color="auto"/>
+        </w:pBdr>
+        <w:ind w:left="1080"/>
+        <w:rPr>
+          <w:lang w:val="en-US"/>
+        </w:rPr>
+      </w:pPr>
+      <w:r>
+        <w:rPr>
+          <w:lang w:val="en-US"/>
+        </w:rPr>
+        <w:t>namespace &lt;Tên Namespace&gt; {</w:t>
+      </w:r>
+    </w:p>
+    <w:p>
+      <w:pPr>
+        <w:pStyle w:val="ListParagraph"/>
+        <w:pBdr>
+          <w:top w:val="single" w:sz="4" w:space="1" w:color="auto"/>
+          <w:left w:val="single" w:sz="4" w:space="4" w:color="auto"/>
+          <w:bottom w:val="single" w:sz="4" w:space="1" w:color="auto"/>
+          <w:right w:val="single" w:sz="4" w:space="4" w:color="auto"/>
+        </w:pBdr>
+        <w:ind w:left="1080"/>
+        <w:rPr>
+          <w:lang w:val="en-US"/>
+        </w:rPr>
+      </w:pPr>
+      <w:r>
+        <w:rPr>
+          <w:lang w:val="en-US"/>
+        </w:rPr>
+        <w:t xml:space="preserve">    &lt;Khai báo các hàm hoặc thuộc tính&gt;</w:t>
+      </w:r>
+    </w:p>
+    <w:p>
+      <w:pPr>
+        <w:pStyle w:val="ListParagraph"/>
+        <w:pBdr>
+          <w:top w:val="single" w:sz="4" w:space="1" w:color="auto"/>
+          <w:left w:val="single" w:sz="4" w:space="4" w:color="auto"/>
+          <w:bottom w:val="single" w:sz="4" w:space="1" w:color="auto"/>
+          <w:right w:val="single" w:sz="4" w:space="4" w:color="auto"/>
+        </w:pBdr>
+        <w:ind w:left="1080"/>
+        <w:rPr>
+          <w:lang w:val="en-US"/>
+        </w:rPr>
+      </w:pPr>
+      <w:r>
+        <w:rPr>
+          <w:lang w:val="en-US"/>
+        </w:rPr>
+        <w:t>}</w:t>
+      </w:r>
+    </w:p>
+    <w:p>
+      <w:pPr>
+        <w:pStyle w:val="ListParagraph"/>
+        <w:numPr>
+          <w:ilvl w:val="0"/>
+          <w:numId w:val="4"/>
+        </w:numPr>
+        <w:rPr>
+          <w:lang w:val="en-US"/>
+        </w:rPr>
+      </w:pPr>
+      <w:r>
+        <w:rPr>
+          <w:lang w:val="en-US"/>
+        </w:rPr>
+        <w:t>Ví dụ</w:t>
+      </w:r>
+    </w:p>
+    <w:p>
+      <w:pPr>
+        <w:pStyle w:val="ListParagraph"/>
+        <w:pBdr>
+          <w:top w:val="single" w:sz="4" w:space="1" w:color="auto"/>
+          <w:left w:val="single" w:sz="4" w:space="4" w:color="auto"/>
+          <w:bottom w:val="single" w:sz="4" w:space="1" w:color="auto"/>
+          <w:right w:val="single" w:sz="4" w:space="4" w:color="auto"/>
+        </w:pBdr>
+        <w:ind w:left="1080"/>
+        <w:rPr>
+          <w:lang w:val="en-US"/>
+        </w:rPr>
+      </w:pPr>
+      <w:r>
+        <w:rPr>
+          <w:lang w:val="en-US"/>
+        </w:rPr>
+        <w:t>namespace foo {</w:t>
+      </w:r>
+    </w:p>
+    <w:p>
+      <w:pPr>
+        <w:pStyle w:val="ListParagraph"/>
+        <w:pBdr>
+          <w:top w:val="single" w:sz="4" w:space="1" w:color="auto"/>
+          <w:left w:val="single" w:sz="4" w:space="4" w:color="auto"/>
+          <w:bottom w:val="single" w:sz="4" w:space="1" w:color="auto"/>
+          <w:right w:val="single" w:sz="4" w:space="4" w:color="auto"/>
+        </w:pBdr>
+        <w:ind w:left="1080"/>
+        <w:rPr>
+          <w:lang w:val="en-US"/>
+        </w:rPr>
+      </w:pPr>
+      <w:r>
+        <w:rPr>
+          <w:lang w:val="en-US"/>
+        </w:rPr>
+        <w:t xml:space="preserve">    int bar(){</w:t>
+      </w:r>
+    </w:p>
+    <w:p>
+      <w:pPr>
+        <w:pStyle w:val="ListParagraph"/>
+        <w:pBdr>
+          <w:top w:val="single" w:sz="4" w:space="1" w:color="auto"/>
+          <w:left w:val="single" w:sz="4" w:space="4" w:color="auto"/>
+          <w:bottom w:val="single" w:sz="4" w:space="1" w:color="auto"/>
+          <w:right w:val="single" w:sz="4" w:space="4" w:color="auto"/>
+        </w:pBdr>
+        <w:ind w:left="1080"/>
+        <w:rPr>
+          <w:lang w:val="en-US"/>
+        </w:rPr>
+      </w:pPr>
+      <w:r>
+        <w:rPr>
+          <w:lang w:val="en-US"/>
+        </w:rPr>
+        <w:t xml:space="preserve">        return 5;</w:t>
+      </w:r>
+    </w:p>
+    <w:p>
+      <w:pPr>
+        <w:pStyle w:val="ListParagraph"/>
+        <w:pBdr>
+          <w:top w:val="single" w:sz="4" w:space="1" w:color="auto"/>
+          <w:left w:val="single" w:sz="4" w:space="4" w:color="auto"/>
+          <w:bottom w:val="single" w:sz="4" w:space="1" w:color="auto"/>
+          <w:right w:val="single" w:sz="4" w:space="4" w:color="auto"/>
+        </w:pBdr>
+        <w:ind w:left="1080"/>
+        <w:rPr>
+          <w:lang w:val="en-US"/>
+        </w:rPr>
+      </w:pPr>
+      <w:r>
+        <w:rPr>
+          <w:lang w:val="en-US"/>
+        </w:rPr>
+        <w:t xml:space="preserve">    }</w:t>
+      </w:r>
+    </w:p>
+    <w:p>
+      <w:pPr>
+        <w:pStyle w:val="ListParagraph"/>
+        <w:pBdr>
+          <w:top w:val="single" w:sz="4" w:space="1" w:color="auto"/>
+          <w:left w:val="single" w:sz="4" w:space="4" w:color="auto"/>
+          <w:bottom w:val="single" w:sz="4" w:space="1" w:color="auto"/>
+          <w:right w:val="single" w:sz="4" w:space="4" w:color="auto"/>
+        </w:pBdr>
+        <w:ind w:left="1080"/>
+        <w:rPr>
+          <w:lang w:val="en-US"/>
+        </w:rPr>
+      </w:pPr>
+      <w:r>
+        <w:rPr>
+          <w:lang w:val="en-US"/>
+        </w:rPr>
+        <w:t xml:space="preserve">    int fool = 1;</w:t>
+      </w:r>
+    </w:p>
+    <w:p>
+      <w:pPr>
+        <w:pStyle w:val="ListParagraph"/>
+        <w:pBdr>
+          <w:top w:val="single" w:sz="4" w:space="1" w:color="auto"/>
+          <w:left w:val="single" w:sz="4" w:space="4" w:color="auto"/>
+          <w:bottom w:val="single" w:sz="4" w:space="1" w:color="auto"/>
+          <w:right w:val="single" w:sz="4" w:space="4" w:color="auto"/>
+        </w:pBdr>
+        <w:ind w:left="1080"/>
+        <w:rPr>
+          <w:lang w:val="en-US"/>
+        </w:rPr>
+      </w:pPr>
+      <w:r>
+        <w:rPr>
+          <w:lang w:val="en-US"/>
+        </w:rPr>
+        <w:lastRenderedPageBreak/>
+        <w:t>}</w:t>
+      </w:r>
+    </w:p>
+    <w:p>
+      <w:pPr>
+        <w:pStyle w:val="ListParagraph"/>
+        <w:numPr>
+          <w:ilvl w:val="0"/>
+          <w:numId w:val="4"/>
+        </w:numPr>
+        <w:rPr>
+          <w:lang w:val="en-US"/>
+        </w:rPr>
+      </w:pPr>
+      <w:r>
+        <w:rPr>
+          <w:lang w:val="en-US"/>
+        </w:rPr>
+        <w:t>Để sử dụng hàm hay thuộc tính của Namespace</w:t>
+      </w:r>
+    </w:p>
+    <w:p>
+      <w:pPr>
+        <w:pStyle w:val="ListParagraph"/>
+        <w:pBdr>
+          <w:top w:val="single" w:sz="4" w:space="1" w:color="auto"/>
+          <w:left w:val="single" w:sz="4" w:space="4" w:color="auto"/>
+          <w:bottom w:val="single" w:sz="4" w:space="1" w:color="auto"/>
+          <w:right w:val="single" w:sz="4" w:space="4" w:color="auto"/>
+        </w:pBdr>
+        <w:ind w:left="1080"/>
+        <w:rPr>
+          <w:lang w:val="en-US"/>
+        </w:rPr>
+      </w:pPr>
+      <w:r>
+        <w:rPr>
+          <w:lang w:val="en-US"/>
+        </w:rPr>
+        <w:t>&lt;Tên Namespace&gt;::&lt;Hàm Hoặc Thuộc Tính&gt;</w:t>
+      </w:r>
+    </w:p>
+    <w:p>
+      <w:pPr>
+        <w:pStyle w:val="ListParagraph"/>
+        <w:numPr>
+          <w:ilvl w:val="0"/>
+          <w:numId w:val="4"/>
+        </w:numPr>
+        <w:rPr>
+          <w:lang w:val="en-US"/>
+        </w:rPr>
+      </w:pPr>
+      <w:r>
+        <w:rPr>
+          <w:lang w:val="en-US"/>
+        </w:rPr>
+        <w:t>Ví dụ</w:t>
+      </w:r>
+    </w:p>
+    <w:p>
+      <w:pPr>
+        <w:pStyle w:val="ListParagraph"/>
+        <w:pBdr>
+          <w:top w:val="single" w:sz="4" w:space="1" w:color="auto"/>
+          <w:left w:val="single" w:sz="4" w:space="4" w:color="auto"/>
+          <w:bottom w:val="single" w:sz="4" w:space="1" w:color="auto"/>
+          <w:right w:val="single" w:sz="4" w:space="4" w:color="auto"/>
+        </w:pBdr>
+        <w:ind w:left="1080"/>
+        <w:rPr>
+          <w:lang w:val="en-US"/>
+        </w:rPr>
+      </w:pPr>
+      <w:r>
+        <w:rPr>
+          <w:lang w:val="en-US"/>
+        </w:rPr>
+        <w:t>int boo = foo::bar()</w:t>
+      </w:r>
+    </w:p>
+    <w:p>
+      <w:pPr>
+        <w:pStyle w:val="ListParagraph"/>
+        <w:numPr>
+          <w:ilvl w:val="0"/>
+          <w:numId w:val="4"/>
+        </w:numPr>
+        <w:rPr>
+          <w:lang w:val="en-US"/>
+        </w:rPr>
+      </w:pPr>
+      <w:r>
+        <w:rPr>
+          <w:lang w:val="en-US"/>
+        </w:rPr>
+        <w:t>Ta có</w:t>
+      </w:r>
+    </w:p>
+    <w:tbl>
+      <w:tblPr>
+        <w:tblStyle w:val="TableGrid"/>
+        <w:tblW w:w="0" w:type="auto"/>
+        <w:tblInd w:w="1080" w:type="dxa"/>
+        <w:tblLook w:val="04A0" w:firstRow="1" w:lastRow="0" w:firstColumn="1" w:lastColumn="0" w:noHBand="0" w:noVBand="1"/>
+      </w:tblPr>
+      <w:tblGrid>
+        <w:gridCol w:w="4097"/>
+        <w:gridCol w:w="4065"/>
+      </w:tblGrid>
+      <w:tr>
+        <w:tc>
+          <w:tcPr>
+            <w:tcW w:w="4621" w:type="dxa"/>
+          </w:tcPr>
+          <w:p>
+            <w:pPr>
+              <w:pStyle w:val="ListParagraph"/>
+              <w:ind w:left="0"/>
+              <w:jc w:val="center"/>
+              <w:rPr>
+                <w:lang w:val="en-US"/>
+              </w:rPr>
+            </w:pPr>
+            <w:r>
+              <w:rPr>
+                <w:lang w:val="en-US"/>
+              </w:rPr>
+              <w:t>boo</w:t>
+            </w:r>
+          </w:p>
+        </w:tc>
+        <w:tc>
+          <w:tcPr>
+            <w:tcW w:w="4621" w:type="dxa"/>
+          </w:tcPr>
+          <w:p>
+            <w:pPr>
+              <w:pStyle w:val="ListParagraph"/>
+              <w:ind w:left="0"/>
+              <w:jc w:val="center"/>
+              <w:rPr>
+                <w:lang w:val="en-US"/>
+              </w:rPr>
+            </w:pPr>
+            <w:r>
+              <w:rPr>
+                <w:lang w:val="en-US"/>
+              </w:rPr>
+              <w:t>5</w:t>
+            </w:r>
+          </w:p>
+        </w:tc>
+      </w:tr>
+    </w:tbl>
+    <w:p>
+      <w:pPr>
+        <w:pStyle w:val="ListParagraph"/>
+        <w:numPr>
+          <w:ilvl w:val="0"/>
+          <w:numId w:val="8"/>
+        </w:numPr>
+        <w:rPr>
+          <w:lang w:val="en-US"/>
+        </w:rPr>
+      </w:pPr>
+      <w:r>
+        <w:rPr>
+          <w:lang w:val="en-US"/>
+        </w:rPr>
+        <w:t>Cách Đưa Các Hàm Và Thuộc Tính Ra Khỏi Namespace?</w:t>
+      </w:r>
+    </w:p>
+    <w:p>
+      <w:pPr>
+        <w:pStyle w:val="ListParagraph"/>
+        <w:pBdr>
+          <w:top w:val="single" w:sz="4" w:space="1" w:color="auto"/>
+          <w:left w:val="single" w:sz="4" w:space="4" w:color="auto"/>
+          <w:bottom w:val="single" w:sz="4" w:space="1" w:color="auto"/>
+          <w:right w:val="single" w:sz="4" w:space="4" w:color="auto"/>
+        </w:pBdr>
+        <w:ind w:left="1080"/>
+        <w:rPr>
+          <w:lang w:val="en-US"/>
+        </w:rPr>
+      </w:pPr>
+      <w:r>
+        <w:rPr>
+          <w:lang w:val="en-US"/>
+        </w:rPr>
+        <w:t>using namespace &lt;Tên Namespace&gt;;</w:t>
+      </w:r>
+    </w:p>
+    <w:p>
+      <w:pPr>
+        <w:pStyle w:val="ListParagraph"/>
+        <w:numPr>
+          <w:ilvl w:val="0"/>
+          <w:numId w:val="4"/>
+        </w:numPr>
+        <w:rPr>
+          <w:lang w:val="en-US"/>
+        </w:rPr>
+      </w:pPr>
+      <w:r>
+        <w:rPr>
+          <w:lang w:val="en-US"/>
+        </w:rPr>
+        <w:t>Lệnh trên tương đương bạn Copy hết hàm và thuộc tính bên trong Namespace đưa ra ngoài, do đó khi này bạn có thể truy cập hàm và thuộc tính mà không cần thông qua &lt;Tên Namespace&gt;</w:t>
+      </w:r>
+    </w:p>
+    <w:p>
+      <w:pPr>
+        <w:pStyle w:val="ListParagraph"/>
+        <w:numPr>
+          <w:ilvl w:val="0"/>
+          <w:numId w:val="4"/>
+        </w:numPr>
+        <w:rPr>
+          <w:lang w:val="en-US"/>
+        </w:rPr>
+      </w:pPr>
+      <w:r>
+        <w:rPr>
+          <w:lang w:val="en-US"/>
+        </w:rPr>
+        <w:t>Ví dụ</w:t>
+      </w:r>
+    </w:p>
+    <w:p>
+      <w:pPr>
+        <w:pStyle w:val="ListParagraph"/>
+        <w:pBdr>
+          <w:top w:val="single" w:sz="4" w:space="1" w:color="auto"/>
+          <w:left w:val="single" w:sz="4" w:space="4" w:color="auto"/>
+          <w:bottom w:val="single" w:sz="4" w:space="1" w:color="auto"/>
+          <w:right w:val="single" w:sz="4" w:space="4" w:color="auto"/>
+        </w:pBdr>
+        <w:ind w:left="1080"/>
+        <w:rPr>
+          <w:lang w:val="en-US"/>
+        </w:rPr>
+      </w:pPr>
+      <w:r>
+        <w:rPr>
+          <w:lang w:val="en-US"/>
+        </w:rPr>
+        <w:t>using namespace foo;</w:t>
+      </w:r>
+    </w:p>
+    <w:p>
+      <w:pPr>
+        <w:rPr>
+          <w:lang w:val="en-US"/>
+        </w:rPr>
+      </w:pPr>
+    </w:p>
+    <w:p>
+      <w:pPr>
+        <w:rPr>
+          <w:lang w:val="en-US"/>
+        </w:rPr>
+      </w:pPr>
+      <w:r>
+        <w:rPr>
+          <w:lang w:val="en-US"/>
+        </w:rPr>
+        <w:t>Operator – Toán Tử:</w:t>
+      </w:r>
+    </w:p>
+    <w:p>
+      <w:pPr>
+        <w:pStyle w:val="ListParagraph"/>
+        <w:numPr>
+          <w:ilvl w:val="0"/>
+          <w:numId w:val="9"/>
+        </w:numPr>
+        <w:rPr>
+          <w:lang w:val="en-US"/>
+        </w:rPr>
+      </w:pPr>
+      <w:r>
+        <w:rPr>
+          <w:lang w:val="en-US"/>
+        </w:rPr>
+        <w:t>Toán Tử Dịch Bit?</w:t>
+      </w:r>
+    </w:p>
+    <w:p>
+      <w:pPr>
+        <w:pStyle w:val="ListParagraph"/>
+        <w:numPr>
+          <w:ilvl w:val="0"/>
+          <w:numId w:val="4"/>
+        </w:numPr>
+        <w:rPr>
+          <w:lang w:val="en-US"/>
+        </w:rPr>
+      </w:pPr>
+      <w:r>
+        <w:rPr>
+          <w:lang w:val="en-US"/>
+        </w:rPr>
+        <w:t>Để dịch sang trái</w:t>
+      </w:r>
+    </w:p>
+    <w:p>
+      <w:pPr>
+        <w:pStyle w:val="ListParagraph"/>
+        <w:pBdr>
+          <w:top w:val="single" w:sz="4" w:space="1" w:color="auto"/>
+          <w:left w:val="single" w:sz="4" w:space="4" w:color="auto"/>
+          <w:bottom w:val="single" w:sz="4" w:space="1" w:color="auto"/>
+          <w:right w:val="single" w:sz="4" w:space="4" w:color="auto"/>
+        </w:pBdr>
+        <w:ind w:left="1080"/>
+        <w:rPr>
+          <w:lang w:val="en-US"/>
+        </w:rPr>
+      </w:pPr>
+      <w:r>
+        <w:rPr>
+          <w:lang w:val="en-US"/>
+        </w:rPr>
+        <w:t>&lt;Biến Đã Dịch&gt; = &lt;Biến&gt; &lt;&lt; &lt;Dịch Sang Trái Bao Nhiêu Đơn Vị&gt;</w:t>
+      </w:r>
+    </w:p>
+    <w:p>
+      <w:pPr>
+        <w:pStyle w:val="ListParagraph"/>
+        <w:numPr>
+          <w:ilvl w:val="0"/>
+          <w:numId w:val="4"/>
+        </w:numPr>
+        <w:rPr>
+          <w:lang w:val="en-US"/>
+        </w:rPr>
+      </w:pPr>
+      <w:r>
+        <w:rPr>
+          <w:lang w:val="en-US"/>
+        </w:rPr>
+        <w:t>Ví dụ</w:t>
+      </w:r>
+    </w:p>
+    <w:p>
+      <w:pPr>
+        <w:pStyle w:val="ListParagraph"/>
+        <w:pBdr>
+          <w:top w:val="single" w:sz="4" w:space="1" w:color="auto"/>
+          <w:left w:val="single" w:sz="4" w:space="4" w:color="auto"/>
+          <w:bottom w:val="single" w:sz="4" w:space="1" w:color="auto"/>
+          <w:right w:val="single" w:sz="4" w:space="4" w:color="auto"/>
+        </w:pBdr>
+        <w:ind w:left="1080"/>
+        <w:rPr>
+          <w:lang w:val="en-US"/>
+        </w:rPr>
+      </w:pPr>
+      <w:r>
+        <w:rPr>
+          <w:lang w:val="en-US"/>
+        </w:rPr>
+        <w:t>foo = bar &lt;&lt; 5</w:t>
+      </w:r>
+    </w:p>
+    <w:p>
+      <w:pPr>
+        <w:pStyle w:val="ListParagraph"/>
+        <w:numPr>
+          <w:ilvl w:val="0"/>
+          <w:numId w:val="4"/>
+        </w:numPr>
+        <w:rPr>
+          <w:lang w:val="en-US"/>
+        </w:rPr>
+      </w:pPr>
+      <w:r>
+        <w:rPr>
+          <w:lang w:val="en-US"/>
+        </w:rPr>
+        <w:t>Ta có</w:t>
+      </w:r>
+    </w:p>
+    <w:tbl>
+      <w:tblPr>
+        <w:tblStyle w:val="TableGrid"/>
+        <w:tblW w:w="0" w:type="auto"/>
+        <w:tblInd w:w="1080" w:type="dxa"/>
+        <w:tblLook w:val="04A0" w:firstRow="1" w:lastRow="0" w:firstColumn="1" w:lastColumn="0" w:noHBand="0" w:noVBand="1"/>
+      </w:tblPr>
+      <w:tblGrid>
+        <w:gridCol w:w="4033"/>
+        <w:gridCol w:w="4129"/>
+      </w:tblGrid>
+      <w:tr>
+        <w:tc>
+          <w:tcPr>
+            <w:tcW w:w="4621" w:type="dxa"/>
+          </w:tcPr>
+          <w:p>
+            <w:pPr>
+              <w:pStyle w:val="ListParagraph"/>
+              <w:ind w:left="0"/>
+              <w:jc w:val="center"/>
+              <w:rPr>
+                <w:lang w:val="en-US"/>
+              </w:rPr>
+            </w:pPr>
+          </w:p>
+        </w:tc>
+        <w:tc>
+          <w:tcPr>
+            <w:tcW w:w="4621" w:type="dxa"/>
+          </w:tcPr>
+          <w:p>
+            <w:pPr>
+              <w:pStyle w:val="ListParagraph"/>
+              <w:ind w:left="0"/>
+              <w:jc w:val="center"/>
+              <w:rPr>
+                <w:lang w:val="en-US"/>
+              </w:rPr>
+            </w:pPr>
+            <w:r>
+              <w:rPr>
+                <w:lang w:val="en-US"/>
+              </w:rPr>
+              <w:t>Dạng nhị phân</w:t>
+            </w:r>
+          </w:p>
+        </w:tc>
+      </w:tr>
+      <w:tr>
+        <w:tc>
+          <w:tcPr>
+            <w:tcW w:w="4621" w:type="dxa"/>
+          </w:tcPr>
+          <w:p>
+            <w:pPr>
+              <w:pStyle w:val="ListParagraph"/>
+              <w:ind w:left="0"/>
+              <w:jc w:val="center"/>
+              <w:rPr>
+                <w:lang w:val="en-US"/>
+              </w:rPr>
+            </w:pPr>
+            <w:r>
+              <w:rPr>
+                <w:lang w:val="en-US"/>
+              </w:rPr>
+              <w:t>bar</w:t>
+            </w:r>
+          </w:p>
+        </w:tc>
+        <w:tc>
+          <w:tcPr>
+            <w:tcW w:w="4621" w:type="dxa"/>
+          </w:tcPr>
+          <w:p>
+            <w:pPr>
+              <w:pStyle w:val="ListParagraph"/>
+              <w:ind w:left="0"/>
+              <w:jc w:val="center"/>
+              <w:rPr>
+                <w:lang w:val="en-US"/>
+              </w:rPr>
+            </w:pPr>
+            <w:r>
+              <w:rPr>
+                <w:lang w:val="en-US"/>
+              </w:rPr>
+              <w:t>101</w:t>
+            </w:r>
+          </w:p>
+        </w:tc>
+      </w:tr>
+      <w:tr>
+        <w:tc>
+          <w:tcPr>
+            <w:tcW w:w="4621" w:type="dxa"/>
+          </w:tcPr>
+          <w:p>
+            <w:pPr>
+              <w:pStyle w:val="ListParagraph"/>
+              <w:ind w:left="0"/>
+              <w:jc w:val="center"/>
+              <w:rPr>
+                <w:lang w:val="en-US"/>
+              </w:rPr>
+            </w:pPr>
+            <w:r>
+              <w:rPr>
+                <w:lang w:val="en-US"/>
+              </w:rPr>
+              <w:t>foo</w:t>
+            </w:r>
+          </w:p>
+        </w:tc>
+        <w:tc>
+          <w:tcPr>
+            <w:tcW w:w="4621" w:type="dxa"/>
+          </w:tcPr>
+          <w:p>
+            <w:pPr>
+              <w:pStyle w:val="ListParagraph"/>
+              <w:ind w:left="0"/>
+              <w:jc w:val="center"/>
+              <w:rPr>
+                <w:lang w:val="en-US"/>
+              </w:rPr>
+            </w:pPr>
+            <w:r>
+              <w:rPr>
+                <w:lang w:val="en-US"/>
+              </w:rPr>
+              <w:t>10100000</w:t>
+            </w:r>
+          </w:p>
+        </w:tc>
+      </w:tr>
+    </w:tbl>
+    <w:p>
+      <w:pPr>
+        <w:pStyle w:val="ListParagraph"/>
+        <w:numPr>
+          <w:ilvl w:val="0"/>
+          <w:numId w:val="4"/>
+        </w:numPr>
+        <w:rPr>
+          <w:lang w:val="en-US"/>
+        </w:rPr>
+      </w:pPr>
+      <w:r>
+        <w:rPr>
+          <w:lang w:val="en-US"/>
+        </w:rPr>
+        <w:t>Để dịch sang phải</w:t>
+      </w:r>
+    </w:p>
+    <w:p>
+      <w:pPr>
+        <w:pStyle w:val="ListParagraph"/>
+        <w:pBdr>
+          <w:top w:val="single" w:sz="4" w:space="1" w:color="auto"/>
+          <w:left w:val="single" w:sz="4" w:space="4" w:color="auto"/>
+          <w:bottom w:val="single" w:sz="4" w:space="1" w:color="auto"/>
+          <w:right w:val="single" w:sz="4" w:space="4" w:color="auto"/>
+        </w:pBdr>
+        <w:ind w:left="1080"/>
+        <w:rPr>
+          <w:lang w:val="en-US"/>
+        </w:rPr>
+      </w:pPr>
+      <w:r>
+        <w:rPr>
+          <w:lang w:val="en-US"/>
+        </w:rPr>
+        <w:t>&lt;Biến Đã Dịch&gt; = &lt;Biến&gt;</w:t>
+      </w:r>
+      <w:r>
+        <w:rPr>
+          <w:lang w:val="en-US"/>
+        </w:rPr>
+        <w:t xml:space="preserve"> &gt;&gt;</w:t>
+      </w:r>
+      <w:r>
+        <w:rPr>
+          <w:lang w:val="en-US"/>
+        </w:rPr>
+        <w:t xml:space="preserve"> &lt;Dịch Sang </w:t>
+      </w:r>
+      <w:r>
+        <w:rPr>
+          <w:lang w:val="en-US"/>
+        </w:rPr>
+        <w:t xml:space="preserve">Phải </w:t>
+      </w:r>
+      <w:r>
+        <w:rPr>
+          <w:lang w:val="en-US"/>
+        </w:rPr>
+        <w:t>Bao Nhiêu Đơn Vị&gt;</w:t>
+      </w:r>
+    </w:p>
+    <w:p>
+      <w:pPr>
+        <w:pStyle w:val="ListParagraph"/>
+        <w:numPr>
+          <w:ilvl w:val="0"/>
+          <w:numId w:val="4"/>
+        </w:numPr>
+        <w:rPr>
+          <w:lang w:val="en-US"/>
+        </w:rPr>
+      </w:pPr>
+      <w:r>
+        <w:rPr>
+          <w:lang w:val="en-US"/>
+        </w:rPr>
+        <w:t>Ví dụ</w:t>
+      </w:r>
+    </w:p>
+    <w:p>
+      <w:pPr>
+        <w:pStyle w:val="ListParagraph"/>
+        <w:pBdr>
+          <w:top w:val="single" w:sz="4" w:space="1" w:color="auto"/>
+          <w:left w:val="single" w:sz="4" w:space="4" w:color="auto"/>
+          <w:bottom w:val="single" w:sz="4" w:space="1" w:color="auto"/>
+          <w:right w:val="single" w:sz="4" w:space="4" w:color="auto"/>
+        </w:pBdr>
+        <w:ind w:left="1080"/>
+        <w:rPr>
+          <w:lang w:val="en-US"/>
+        </w:rPr>
+      </w:pPr>
+      <w:r>
+        <w:rPr>
+          <w:lang w:val="en-US"/>
+        </w:rPr>
+        <w:t xml:space="preserve">foo </w:t>
+      </w:r>
+      <w:r>
+        <w:rPr>
+          <w:lang w:val="en-US"/>
+        </w:rPr>
+        <w:t>= bar &gt;&gt; 3</w:t>
+      </w:r>
+    </w:p>
+    <w:p>
+      <w:pPr>
+        <w:pStyle w:val="ListParagraph"/>
+        <w:numPr>
+          <w:ilvl w:val="0"/>
+          <w:numId w:val="4"/>
+        </w:numPr>
+        <w:rPr>
+          <w:lang w:val="en-US"/>
+        </w:rPr>
+      </w:pPr>
+      <w:r>
+        <w:rPr>
+          <w:lang w:val="en-US"/>
+        </w:rPr>
+        <w:t>Ta có</w:t>
+      </w:r>
+    </w:p>
+    <w:tbl>
+      <w:tblPr>
+        <w:tblStyle w:val="TableGrid"/>
+        <w:tblW w:w="0" w:type="auto"/>
+        <w:tblInd w:w="1080" w:type="dxa"/>
+        <w:tblLook w:val="04A0" w:firstRow="1" w:lastRow="0" w:firstColumn="1" w:lastColumn="0" w:noHBand="0" w:noVBand="1"/>
+      </w:tblPr>
+      <w:tblGrid>
+        <w:gridCol w:w="4033"/>
+        <w:gridCol w:w="4129"/>
+      </w:tblGrid>
+      <w:tr>
+        <w:tc>
+          <w:tcPr>
+            <w:tcW w:w="4621" w:type="dxa"/>
+          </w:tcPr>
+          <w:p>
+            <w:pPr>
+              <w:pStyle w:val="ListParagraph"/>
+              <w:ind w:left="0"/>
+              <w:jc w:val="center"/>
+              <w:rPr>
+                <w:lang w:val="en-US"/>
+              </w:rPr>
+            </w:pPr>
+          </w:p>
+        </w:tc>
+        <w:tc>
+          <w:tcPr>
+            <w:tcW w:w="4621" w:type="dxa"/>
+          </w:tcPr>
+          <w:p>
+            <w:pPr>
+              <w:pStyle w:val="ListParagraph"/>
+              <w:ind w:left="0"/>
+              <w:jc w:val="center"/>
+              <w:rPr>
+                <w:lang w:val="en-US"/>
+              </w:rPr>
+            </w:pPr>
+            <w:r>
+              <w:rPr>
+                <w:lang w:val="en-US"/>
+              </w:rPr>
+              <w:t>Dạng nhị phân</w:t>
+            </w:r>
+          </w:p>
+        </w:tc>
+      </w:tr>
+      <w:tr>
+        <w:tc>
+          <w:tcPr>
+            <w:tcW w:w="4621" w:type="dxa"/>
+          </w:tcPr>
+          <w:p>
+            <w:pPr>
+              <w:pStyle w:val="ListParagraph"/>
+              <w:ind w:left="0"/>
+              <w:jc w:val="center"/>
+              <w:rPr>
+                <w:lang w:val="en-US"/>
+              </w:rPr>
+            </w:pPr>
+            <w:r>
+              <w:rPr>
+                <w:lang w:val="en-US"/>
+              </w:rPr>
+              <w:t>bar</w:t>
+            </w:r>
+          </w:p>
+        </w:tc>
+        <w:tc>
+          <w:tcPr>
+            <w:tcW w:w="4621" w:type="dxa"/>
+          </w:tcPr>
+          <w:p>
+            <w:pPr>
+              <w:pStyle w:val="ListParagraph"/>
+              <w:ind w:left="0"/>
+              <w:jc w:val="center"/>
+              <w:rPr>
+                <w:lang w:val="en-US"/>
+              </w:rPr>
+            </w:pPr>
+            <w:r>
+              <w:rPr>
+                <w:lang w:val="en-US"/>
+              </w:rPr>
+              <w:t>101</w:t>
+            </w:r>
+            <w:r>
+              <w:rPr>
+                <w:lang w:val="en-US"/>
+              </w:rPr>
+              <w:t>11011</w:t>
+            </w:r>
+          </w:p>
+        </w:tc>
+      </w:tr>
+      <w:tr>
+        <w:tc>
+          <w:tcPr>
+            <w:tcW w:w="4621" w:type="dxa"/>
+          </w:tcPr>
+          <w:p>
+            <w:pPr>
+              <w:pStyle w:val="ListParagraph"/>
+              <w:ind w:left="0"/>
+              <w:jc w:val="center"/>
+              <w:rPr>
+                <w:lang w:val="en-US"/>
+              </w:rPr>
+            </w:pPr>
+            <w:r>
+              <w:rPr>
+                <w:lang w:val="en-US"/>
+              </w:rPr>
+              <w:t>foo</w:t>
+            </w:r>
+          </w:p>
+        </w:tc>
+        <w:tc>
+          <w:tcPr>
+            <w:tcW w:w="4621" w:type="dxa"/>
+          </w:tcPr>
+          <w:p>
+            <w:pPr>
+              <w:pStyle w:val="ListParagraph"/>
+              <w:ind w:left="0"/>
+              <w:jc w:val="center"/>
+              <w:rPr>
+                <w:lang w:val="en-US"/>
+              </w:rPr>
+            </w:pPr>
+            <w:r>
+              <w:rPr>
+                <w:lang w:val="en-US"/>
+              </w:rPr>
+              <w:t>10111</w:t>
+            </w:r>
+          </w:p>
+        </w:tc>
+      </w:tr>
+    </w:tbl>
+    <w:p>
+      <w:pPr>
+        <w:pStyle w:val="ListParagraph"/>
+        <w:numPr>
+          <w:ilvl w:val="0"/>
+          <w:numId w:val="9"/>
+        </w:numPr>
+        <w:rPr>
+          <w:lang w:val="en-US"/>
+        </w:rPr>
+      </w:pPr>
+      <w:r>
+        <w:rPr>
+          <w:lang w:val="en-US"/>
+        </w:rPr>
+        <w:t>Cộng Thêm 1 Và Trả Về Giá Trị Trước Đó?</w:t>
+      </w:r>
+    </w:p>
+    <w:p>
+      <w:pPr>
+        <w:pStyle w:val="ListParagraph"/>
+        <w:pBdr>
+          <w:top w:val="single" w:sz="4" w:space="1" w:color="auto"/>
+          <w:left w:val="single" w:sz="4" w:space="4" w:color="auto"/>
+          <w:bottom w:val="single" w:sz="4" w:space="1" w:color="auto"/>
+          <w:right w:val="single" w:sz="4" w:space="4" w:color="auto"/>
+        </w:pBdr>
+        <w:ind w:left="1080"/>
+        <w:rPr>
+          <w:lang w:val="en-US"/>
+        </w:rPr>
+      </w:pPr>
+      <w:r>
+        <w:rPr>
+          <w:lang w:val="en-US"/>
+        </w:rPr>
+        <w:t>&lt;Biến Trước Đó&gt; = &lt;Biến Sắp Cộng&gt;++;</w:t>
+      </w:r>
+    </w:p>
+    <w:p>
+      <w:pPr>
+        <w:pStyle w:val="ListParagraph"/>
+        <w:numPr>
+          <w:ilvl w:val="0"/>
+          <w:numId w:val="4"/>
+        </w:numPr>
+        <w:rPr>
+          <w:lang w:val="en-US"/>
+        </w:rPr>
+      </w:pPr>
+      <w:r>
+        <w:rPr>
+          <w:lang w:val="en-US"/>
+        </w:rPr>
+        <w:t>Ví dụ</w:t>
+      </w:r>
+    </w:p>
+    <w:p>
+      <w:pPr>
+        <w:pStyle w:val="ListParagraph"/>
+        <w:pBdr>
+          <w:top w:val="single" w:sz="4" w:space="1" w:color="auto"/>
+          <w:left w:val="single" w:sz="4" w:space="4" w:color="auto"/>
+          <w:bottom w:val="single" w:sz="4" w:space="1" w:color="auto"/>
+          <w:right w:val="single" w:sz="4" w:space="4" w:color="auto"/>
+        </w:pBdr>
+        <w:ind w:left="1080"/>
+        <w:rPr>
+          <w:lang w:val="en-US"/>
+        </w:rPr>
+      </w:pPr>
+      <w:r>
+        <w:rPr>
+          <w:lang w:val="en-US"/>
+        </w:rPr>
+        <w:t>bar = 5;</w:t>
+      </w:r>
+    </w:p>
+    <w:p>
+      <w:pPr>
+        <w:pStyle w:val="ListParagraph"/>
+        <w:numPr>
+          <w:ilvl w:val="0"/>
+          <w:numId w:val="4"/>
+        </w:numPr>
+        <w:rPr>
+          <w:lang w:val="en-US"/>
+        </w:rPr>
+      </w:pPr>
+      <w:r>
+        <w:rPr>
+          <w:lang w:val="en-US"/>
+        </w:rPr>
+        <w:t>Ta có</w:t>
+      </w:r>
+    </w:p>
+    <w:tbl>
+      <w:tblPr>
+        <w:tblStyle w:val="TableGrid"/>
+        <w:tblW w:w="0" w:type="auto"/>
+        <w:tblInd w:w="1080" w:type="dxa"/>
+        <w:tblLook w:val="04A0" w:firstRow="1" w:lastRow="0" w:firstColumn="1" w:lastColumn="0" w:noHBand="0" w:noVBand="1"/>
+      </w:tblPr>
+      <w:tblGrid>
+        <w:gridCol w:w="4094"/>
+        <w:gridCol w:w="4068"/>
+      </w:tblGrid>
+      <w:tr>
+        <w:tc>
+          <w:tcPr>
+            <w:tcW w:w="4621" w:type="dxa"/>
+          </w:tcPr>
+          <w:p>
+            <w:pPr>
+              <w:pStyle w:val="ListParagraph"/>
+              <w:ind w:left="0"/>
+              <w:jc w:val="center"/>
+              <w:rPr>
+                <w:lang w:val="en-US"/>
+              </w:rPr>
+            </w:pPr>
+            <w:r>
+              <w:rPr>
+                <w:lang w:val="en-US"/>
+              </w:rPr>
+              <w:t>bar</w:t>
+            </w:r>
+          </w:p>
+        </w:tc>
+        <w:tc>
+          <w:tcPr>
+            <w:tcW w:w="4621" w:type="dxa"/>
+          </w:tcPr>
+          <w:p>
+            <w:pPr>
+              <w:pStyle w:val="ListParagraph"/>
+              <w:ind w:left="0"/>
+              <w:jc w:val="center"/>
+              <w:rPr>
+                <w:lang w:val="en-US"/>
+              </w:rPr>
+            </w:pPr>
+            <w:r>
+              <w:rPr>
+                <w:lang w:val="en-US"/>
+              </w:rPr>
+              <w:t>5</w:t>
+            </w:r>
+          </w:p>
+        </w:tc>
+      </w:tr>
+    </w:tbl>
+    <w:p>
+      <w:pPr>
+        <w:pStyle w:val="ListParagraph"/>
+        <w:numPr>
+          <w:ilvl w:val="0"/>
+          <w:numId w:val="4"/>
+        </w:numPr>
+        <w:rPr>
+          <w:lang w:val="en-US"/>
+        </w:rPr>
+      </w:pPr>
+      <w:r>
+        <w:rPr>
+          <w:lang w:val="en-US"/>
+        </w:rPr>
+        <w:t>Tiếp tục</w:t>
+      </w:r>
+    </w:p>
+    <w:p>
+      <w:pPr>
+        <w:pStyle w:val="ListParagraph"/>
+        <w:pBdr>
+          <w:top w:val="single" w:sz="4" w:space="1" w:color="auto"/>
+          <w:left w:val="single" w:sz="4" w:space="4" w:color="auto"/>
+          <w:bottom w:val="single" w:sz="4" w:space="1" w:color="auto"/>
+          <w:right w:val="single" w:sz="4" w:space="4" w:color="auto"/>
+        </w:pBdr>
+        <w:ind w:left="1080"/>
+        <w:rPr>
+          <w:lang w:val="en-US"/>
+        </w:rPr>
+      </w:pPr>
+      <w:r>
+        <w:rPr>
+          <w:lang w:val="en-US"/>
+        </w:rPr>
+        <w:t>f</w:t>
+      </w:r>
+      <w:r>
+        <w:rPr>
+          <w:lang w:val="en-US"/>
+        </w:rPr>
+        <w:t>oo = bar++;</w:t>
+      </w:r>
+    </w:p>
+    <w:p>
+      <w:pPr>
+        <w:pStyle w:val="ListParagraph"/>
+        <w:numPr>
+          <w:ilvl w:val="0"/>
+          <w:numId w:val="4"/>
+        </w:numPr>
+        <w:rPr>
+          <w:lang w:val="en-US"/>
+        </w:rPr>
+      </w:pPr>
+      <w:r>
+        <w:rPr>
+          <w:lang w:val="en-US"/>
+        </w:rPr>
+        <w:t>Ta có</w:t>
+      </w:r>
+    </w:p>
+    <w:tbl>
+      <w:tblPr>
+        <w:tblStyle w:val="TableGrid"/>
+        <w:tblW w:w="0" w:type="auto"/>
+        <w:tblInd w:w="1080" w:type="dxa"/>
+        <w:tblLook w:val="04A0" w:firstRow="1" w:lastRow="0" w:firstColumn="1" w:lastColumn="0" w:noHBand="0" w:noVBand="1"/>
+      </w:tblPr>
+      <w:tblGrid>
+        <w:gridCol w:w="4094"/>
+        <w:gridCol w:w="4068"/>
+      </w:tblGrid>
+      <w:tr>
+        <w:tc>
+          <w:tcPr>
+            <w:tcW w:w="4621" w:type="dxa"/>
+          </w:tcPr>
+          <w:p>
+            <w:pPr>
+              <w:pStyle w:val="ListParagraph"/>
+              <w:ind w:left="0"/>
+              <w:jc w:val="center"/>
+              <w:rPr>
+                <w:lang w:val="en-US"/>
+              </w:rPr>
+            </w:pPr>
+            <w:r>
+              <w:rPr>
+                <w:lang w:val="en-US"/>
+              </w:rPr>
+              <w:t>bar</w:t>
+            </w:r>
+          </w:p>
+        </w:tc>
+        <w:tc>
+          <w:tcPr>
+            <w:tcW w:w="4621" w:type="dxa"/>
+          </w:tcPr>
+          <w:p>
+            <w:pPr>
+              <w:pStyle w:val="ListParagraph"/>
+              <w:ind w:left="0"/>
+              <w:jc w:val="center"/>
+              <w:rPr>
+                <w:lang w:val="en-US"/>
+              </w:rPr>
+            </w:pPr>
+            <w:r>
+              <w:rPr>
+                <w:lang w:val="en-US"/>
+              </w:rPr>
+              <w:t>6</w:t>
+            </w:r>
+          </w:p>
+        </w:tc>
+      </w:tr>
+      <w:tr>
+        <w:tc>
+          <w:tcPr>
+            <w:tcW w:w="4621" w:type="dxa"/>
+          </w:tcPr>
+          <w:p>
+            <w:pPr>
+              <w:pStyle w:val="ListParagraph"/>
+              <w:ind w:left="0"/>
+              <w:jc w:val="center"/>
+              <w:rPr>
+                <w:lang w:val="en-US"/>
+              </w:rPr>
+            </w:pPr>
+            <w:r>
+              <w:rPr>
+                <w:lang w:val="en-US"/>
+              </w:rPr>
+              <w:t>foo</w:t>
+            </w:r>
+          </w:p>
+        </w:tc>
+        <w:tc>
+          <w:tcPr>
+            <w:tcW w:w="4621" w:type="dxa"/>
+          </w:tcPr>
+          <w:p>
+            <w:pPr>
+              <w:pStyle w:val="ListParagraph"/>
+              <w:ind w:left="0"/>
+              <w:jc w:val="center"/>
+              <w:rPr>
+                <w:lang w:val="en-US"/>
+              </w:rPr>
+            </w:pPr>
+            <w:r>
+              <w:rPr>
+                <w:lang w:val="en-US"/>
+              </w:rPr>
+              <w:t>5</w:t>
+            </w:r>
+          </w:p>
+        </w:tc>
+      </w:tr>
+    </w:tbl>
+    <w:p>
+      <w:pPr>
+        <w:rPr>
+          <w:lang w:val="en-US"/>
+        </w:rPr>
+      </w:pPr>
+    </w:p>
+    <w:p>
+      <w:pPr>
+        <w:rPr>
+          <w:lang w:val="en-US"/>
+        </w:rPr>
+      </w:pPr>
+      <w:r>
+        <w:rPr>
+          <w:lang w:val="en-US"/>
+        </w:rPr>
+        <w:t>Loop – Vòng Lặp:</w:t>
+      </w:r>
+    </w:p>
+    <w:p>
+      <w:pPr>
+        <w:pStyle w:val="ListParagraph"/>
+        <w:numPr>
+          <w:ilvl w:val="0"/>
+          <w:numId w:val="10"/>
+        </w:numPr>
+        <w:rPr>
+          <w:lang w:val="en-US"/>
+        </w:rPr>
+      </w:pPr>
+      <w:r>
+        <w:rPr>
+          <w:lang w:val="en-US"/>
+        </w:rPr>
+        <w:t>For Loop?</w:t>
+      </w:r>
+    </w:p>
+    <w:p>
+      <w:pPr>
+        <w:pStyle w:val="ListParagraph"/>
+        <w:pBdr>
+          <w:top w:val="single" w:sz="4" w:space="1" w:color="auto"/>
+          <w:left w:val="single" w:sz="4" w:space="4" w:color="auto"/>
+          <w:bottom w:val="single" w:sz="4" w:space="1" w:color="auto"/>
+          <w:right w:val="single" w:sz="4" w:space="4" w:color="auto"/>
+        </w:pBdr>
+        <w:ind w:left="1080"/>
+        <w:rPr>
+          <w:lang w:val="en-US"/>
+        </w:rPr>
+      </w:pPr>
+      <w:r>
+        <w:rPr>
+          <w:lang w:val="en-US"/>
+        </w:rPr>
+        <w:t>f</w:t>
+      </w:r>
+      <w:r>
+        <w:rPr>
+          <w:lang w:val="en-US"/>
+        </w:rPr>
+        <w:t>or (&lt;Lệnh Đầu&gt;; &lt;Điều Kiện&gt;; &lt;Lệnh Cuối&gt;){</w:t>
+      </w:r>
+    </w:p>
+    <w:p>
+      <w:pPr>
+        <w:pStyle w:val="ListParagraph"/>
+        <w:pBdr>
+          <w:top w:val="single" w:sz="4" w:space="1" w:color="auto"/>
+          <w:left w:val="single" w:sz="4" w:space="4" w:color="auto"/>
+          <w:bottom w:val="single" w:sz="4" w:space="1" w:color="auto"/>
+          <w:right w:val="single" w:sz="4" w:space="4" w:color="auto"/>
+        </w:pBdr>
+        <w:ind w:left="1080"/>
+        <w:rPr>
+          <w:lang w:val="en-US"/>
+        </w:rPr>
+      </w:pPr>
+      <w:r>
+        <w:rPr>
+          <w:lang w:val="en-US"/>
+        </w:rPr>
+        <w:t xml:space="preserve">    &lt;Làm Gì Đó&gt;</w:t>
+      </w:r>
+    </w:p>
+    <w:p>
+      <w:pPr>
+        <w:pStyle w:val="ListParagraph"/>
+        <w:pBdr>
+          <w:top w:val="single" w:sz="4" w:space="1" w:color="auto"/>
+          <w:left w:val="single" w:sz="4" w:space="4" w:color="auto"/>
+          <w:bottom w:val="single" w:sz="4" w:space="1" w:color="auto"/>
+          <w:right w:val="single" w:sz="4" w:space="4" w:color="auto"/>
+        </w:pBdr>
+        <w:ind w:left="1080"/>
+        <w:rPr>
+          <w:lang w:val="en-US"/>
+        </w:rPr>
+      </w:pPr>
+      <w:r>
+        <w:rPr>
+          <w:lang w:val="en-US"/>
+        </w:rPr>
+        <w:t>}</w:t>
+      </w:r>
+    </w:p>
+    <w:p>
+      <w:pPr>
+        <w:pStyle w:val="ListParagraph"/>
+        <w:numPr>
+          <w:ilvl w:val="0"/>
+          <w:numId w:val="4"/>
+        </w:numPr>
+        <w:rPr>
+          <w:lang w:val="en-US"/>
+        </w:rPr>
+      </w:pPr>
+      <w:r>
+        <w:rPr>
+          <w:lang w:val="en-US"/>
+        </w:rPr>
+        <w:t>&lt;Lệnh Đầu&gt; sẽ được chạy 1 lần duy nhất trước khi bắt đầu vòng lặp</w:t>
+      </w:r>
+    </w:p>
+    <w:p>
+      <w:pPr>
+        <w:pStyle w:val="ListParagraph"/>
+        <w:numPr>
+          <w:ilvl w:val="0"/>
+          <w:numId w:val="4"/>
+        </w:numPr>
+        <w:rPr>
+          <w:lang w:val="en-US"/>
+        </w:rPr>
+      </w:pPr>
+      <w:r>
+        <w:rPr>
+          <w:lang w:val="en-US"/>
+        </w:rPr>
+        <w:t>Mỗi lần lặp, sẽ kiểm tra &lt;Điều Kiện&gt; trước, nếu nó trả về True, thì &lt;Làm Gì Đó&gt; được chạy và sau đó &lt;Lệnh Cuối&gt; sẽ chạy, còn nếu trả về False, thì kết thúc vòng lặp</w:t>
+      </w:r>
+    </w:p>
+    <w:p>
+      <w:pPr>
+        <w:pStyle w:val="ListParagraph"/>
+        <w:numPr>
+          <w:ilvl w:val="0"/>
+          <w:numId w:val="4"/>
+        </w:numPr>
+        <w:rPr>
+          <w:lang w:val="en-US"/>
+        </w:rPr>
+      </w:pPr>
+      <w:r>
+        <w:rPr>
+          <w:lang w:val="en-US"/>
+        </w:rPr>
+        <w:t>Ví dụ</w:t>
+      </w:r>
+    </w:p>
+    <w:p>
+      <w:pPr>
+        <w:pStyle w:val="ListParagraph"/>
+        <w:pBdr>
+          <w:top w:val="single" w:sz="4" w:space="1" w:color="auto"/>
+          <w:left w:val="single" w:sz="4" w:space="4" w:color="auto"/>
+          <w:bottom w:val="single" w:sz="4" w:space="1" w:color="auto"/>
+          <w:right w:val="single" w:sz="4" w:space="4" w:color="auto"/>
+        </w:pBdr>
+        <w:ind w:left="1080"/>
+        <w:rPr>
+          <w:lang w:val="en-US"/>
+        </w:rPr>
+      </w:pPr>
+      <w:r>
+        <w:rPr>
+          <w:lang w:val="en-US"/>
+        </w:rPr>
+        <w:t>for (int i = 0; i &lt; 5; i++){</w:t>
+      </w:r>
+    </w:p>
+    <w:p>
+      <w:pPr>
+        <w:pStyle w:val="ListParagraph"/>
+        <w:pBdr>
+          <w:top w:val="single" w:sz="4" w:space="1" w:color="auto"/>
+          <w:left w:val="single" w:sz="4" w:space="4" w:color="auto"/>
+          <w:bottom w:val="single" w:sz="4" w:space="1" w:color="auto"/>
+          <w:right w:val="single" w:sz="4" w:space="4" w:color="auto"/>
+        </w:pBdr>
+        <w:ind w:left="1080"/>
+        <w:rPr>
+          <w:lang w:val="en-US"/>
+        </w:rPr>
+      </w:pPr>
+      <w:r>
+        <w:rPr>
+          <w:lang w:val="en-US"/>
+        </w:rPr>
+        <w:t xml:space="preserve">    bar = bar + 2;</w:t>
+      </w:r>
+    </w:p>
+    <w:p>
+      <w:pPr>
+        <w:pStyle w:val="ListParagraph"/>
+        <w:pBdr>
+          <w:top w:val="single" w:sz="4" w:space="1" w:color="auto"/>
+          <w:left w:val="single" w:sz="4" w:space="4" w:color="auto"/>
+          <w:bottom w:val="single" w:sz="4" w:space="1" w:color="auto"/>
+          <w:right w:val="single" w:sz="4" w:space="4" w:color="auto"/>
+        </w:pBdr>
+        <w:ind w:left="1080"/>
+        <w:rPr>
+          <w:lang w:val="en-US"/>
+        </w:rPr>
+      </w:pPr>
+      <w:r>
+        <w:rPr>
+          <w:lang w:val="en-US"/>
+        </w:rPr>
+        <w:t>}</w:t>
+      </w:r>
+    </w:p>
+    <w:p>
+      <w:pPr>
+        <w:pStyle w:val="ListParagraph"/>
+        <w:numPr>
+          <w:ilvl w:val="0"/>
+          <w:numId w:val="10"/>
+        </w:numPr>
+        <w:rPr>
+          <w:lang w:val="en-US"/>
+        </w:rPr>
+      </w:pPr>
+      <w:r>
+        <w:rPr>
+          <w:lang w:val="en-US"/>
+        </w:rPr>
+        <w:t>Kết Thúc 1 Vòng Lặp Ngay?</w:t>
+      </w:r>
+    </w:p>
+    <w:p>
+      <w:pPr>
+        <w:pStyle w:val="ListParagraph"/>
+        <w:pBdr>
+          <w:top w:val="single" w:sz="4" w:space="1" w:color="auto"/>
+          <w:left w:val="single" w:sz="4" w:space="4" w:color="auto"/>
+          <w:bottom w:val="single" w:sz="4" w:space="1" w:color="auto"/>
+          <w:right w:val="single" w:sz="4" w:space="4" w:color="auto"/>
+        </w:pBdr>
+        <w:ind w:left="1080"/>
+        <w:rPr>
+          <w:lang w:val="en-US"/>
+        </w:rPr>
+      </w:pPr>
+      <w:r>
+        <w:rPr>
+          <w:lang w:val="en-US"/>
+        </w:rPr>
+        <w:t>break;</w:t>
+      </w:r>
+    </w:p>
+    <w:p>
+      <w:pPr>
+        <w:rPr>
+          <w:lang w:val="en-US"/>
+        </w:rPr>
+      </w:pPr>
       <w:bookmarkStart w:id="0" w:name="_GoBack"/>
       <w:bookmarkEnd w:id="0"/>
+    </w:p>
+    <w:p>
+      <w:pPr>
+        <w:rPr>
+          <w:lang w:val="en-US"/>
+        </w:rPr>
+      </w:pPr>
+      <w:r>
+        <w:rPr>
+          <w:lang w:val="en-US"/>
+        </w:rPr>
+        <w:t>Condition – Điều Kiện:</w:t>
+      </w:r>
+    </w:p>
+    <w:p>
+      <w:pPr>
+        <w:pStyle w:val="ListParagraph"/>
+        <w:numPr>
+          <w:ilvl w:val="0"/>
+          <w:numId w:val="11"/>
+        </w:numPr>
+        <w:rPr>
+          <w:lang w:val="en-US"/>
+        </w:rPr>
+      </w:pPr>
+      <w:r>
+        <w:rPr>
+          <w:lang w:val="en-US"/>
+        </w:rPr>
+        <w:t>Cú Pháp?</w:t>
+      </w:r>
+    </w:p>
+    <w:p>
+      <w:pPr>
+        <w:pStyle w:val="ListParagraph"/>
+        <w:pBdr>
+          <w:top w:val="single" w:sz="4" w:space="1" w:color="auto"/>
+          <w:left w:val="single" w:sz="4" w:space="4" w:color="auto"/>
+          <w:bottom w:val="single" w:sz="4" w:space="1" w:color="auto"/>
+          <w:right w:val="single" w:sz="4" w:space="4" w:color="auto"/>
+        </w:pBdr>
+        <w:ind w:left="1080"/>
+        <w:rPr>
+          <w:lang w:val="en-US"/>
+        </w:rPr>
+      </w:pPr>
+      <w:r>
+        <w:rPr>
+          <w:lang w:val="en-US"/>
+        </w:rPr>
+        <w:t>if (&lt;Biểu Thức&gt;){</w:t>
+      </w:r>
+    </w:p>
+    <w:p>
+      <w:pPr>
+        <w:pStyle w:val="ListParagraph"/>
+        <w:pBdr>
+          <w:top w:val="single" w:sz="4" w:space="1" w:color="auto"/>
+          <w:left w:val="single" w:sz="4" w:space="4" w:color="auto"/>
+          <w:bottom w:val="single" w:sz="4" w:space="1" w:color="auto"/>
+          <w:right w:val="single" w:sz="4" w:space="4" w:color="auto"/>
+        </w:pBdr>
+        <w:ind w:left="1080"/>
+        <w:rPr>
+          <w:lang w:val="en-US"/>
+        </w:rPr>
+      </w:pPr>
+      <w:r>
+        <w:rPr>
+          <w:lang w:val="en-US"/>
+        </w:rPr>
+        <w:t xml:space="preserve">    &lt;Làm Gì Đó&gt;</w:t>
+      </w:r>
+    </w:p>
+    <w:p>
+      <w:pPr>
+        <w:pStyle w:val="ListParagraph"/>
+        <w:pBdr>
+          <w:top w:val="single" w:sz="4" w:space="1" w:color="auto"/>
+          <w:left w:val="single" w:sz="4" w:space="4" w:color="auto"/>
+          <w:bottom w:val="single" w:sz="4" w:space="1" w:color="auto"/>
+          <w:right w:val="single" w:sz="4" w:space="4" w:color="auto"/>
+        </w:pBdr>
+        <w:ind w:left="1080"/>
+        <w:rPr>
+          <w:lang w:val="en-US"/>
+        </w:rPr>
+      </w:pPr>
+      <w:r>
+        <w:rPr>
+          <w:lang w:val="en-US"/>
+        </w:rPr>
+        <w:t>}</w:t>
+      </w:r>
+    </w:p>
+    <w:p>
+      <w:pPr>
+        <w:pStyle w:val="ListParagraph"/>
+        <w:numPr>
+          <w:ilvl w:val="0"/>
+          <w:numId w:val="4"/>
+        </w:numPr>
+        <w:rPr>
+          <w:lang w:val="en-US"/>
+        </w:rPr>
+      </w:pPr>
+      <w:r>
+        <w:rPr>
+          <w:lang w:val="en-US"/>
+        </w:rPr>
+        <w:t>Nếu &lt;Biểu Thức&gt; trả về True thì &lt;Làm Gì Đó&gt; được thực hiện, còn nếu trả về False thì &lt;Làm Gì Đó&gt; không được thực hiện</w:t>
+      </w:r>
+    </w:p>
+    <w:p>
+      <w:pPr>
+        <w:pStyle w:val="ListParagraph"/>
+        <w:numPr>
+          <w:ilvl w:val="0"/>
+          <w:numId w:val="4"/>
+        </w:numPr>
+        <w:rPr>
+          <w:lang w:val="en-US"/>
+        </w:rPr>
+      </w:pPr>
+      <w:r>
+        <w:rPr>
+          <w:lang w:val="en-US"/>
+        </w:rPr>
+        <w:t>Ví dụ</w:t>
+      </w:r>
+    </w:p>
+    <w:p>
+      <w:pPr>
+        <w:pStyle w:val="ListParagraph"/>
+        <w:pBdr>
+          <w:top w:val="single" w:sz="4" w:space="1" w:color="auto"/>
+          <w:left w:val="single" w:sz="4" w:space="4" w:color="auto"/>
+          <w:bottom w:val="single" w:sz="4" w:space="1" w:color="auto"/>
+          <w:right w:val="single" w:sz="4" w:space="4" w:color="auto"/>
+        </w:pBdr>
+        <w:ind w:left="1080"/>
+        <w:rPr>
+          <w:lang w:val="en-US"/>
+        </w:rPr>
+      </w:pPr>
+      <w:r>
+        <w:rPr>
+          <w:lang w:val="en-US"/>
+        </w:rPr>
+        <w:t>if (2 &gt; 1){</w:t>
+      </w:r>
+    </w:p>
+    <w:p>
+      <w:pPr>
+        <w:pStyle w:val="ListParagraph"/>
+        <w:pBdr>
+          <w:top w:val="single" w:sz="4" w:space="1" w:color="auto"/>
+          <w:left w:val="single" w:sz="4" w:space="4" w:color="auto"/>
+          <w:bottom w:val="single" w:sz="4" w:space="1" w:color="auto"/>
+          <w:right w:val="single" w:sz="4" w:space="4" w:color="auto"/>
+        </w:pBdr>
+        <w:ind w:left="1080"/>
+        <w:rPr>
+          <w:lang w:val="en-US"/>
+        </w:rPr>
+      </w:pPr>
+      <w:r>
+        <w:rPr>
+          <w:lang w:val="en-US"/>
+        </w:rPr>
+        <w:t xml:space="preserve">    foo = bar + 1;</w:t>
+      </w:r>
+    </w:p>
+    <w:p>
+      <w:pPr>
+        <w:pStyle w:val="ListParagraph"/>
+        <w:pBdr>
+          <w:top w:val="single" w:sz="4" w:space="1" w:color="auto"/>
+          <w:left w:val="single" w:sz="4" w:space="4" w:color="auto"/>
+          <w:bottom w:val="single" w:sz="4" w:space="1" w:color="auto"/>
+          <w:right w:val="single" w:sz="4" w:space="4" w:color="auto"/>
+        </w:pBdr>
+        <w:ind w:left="1080"/>
+        <w:rPr>
+          <w:lang w:val="en-US"/>
+        </w:rPr>
+      </w:pPr>
+      <w:r>
+        <w:rPr>
+          <w:lang w:val="en-US"/>
+        </w:rPr>
+        <w:t>}</w:t>
+      </w:r>
+    </w:p>
+    <w:p>
+      <w:pPr>
+        <w:rPr>
+          <w:lang w:val="en-US"/>
+        </w:rPr>
+      </w:pPr>
+    </w:p>
+    <w:p>
+      <w:pPr>
+        <w:rPr>
+          <w:lang w:val="en-US"/>
+        </w:rPr>
+      </w:pPr>
+      <w:r>
+        <w:rPr>
+          <w:lang w:val="en-US"/>
+        </w:rPr>
+        <w:t>Function – Hàm:</w:t>
+      </w:r>
+    </w:p>
+    <w:p>
+      <w:pPr>
+        <w:pStyle w:val="ListParagraph"/>
+        <w:numPr>
+          <w:ilvl w:val="0"/>
+          <w:numId w:val="7"/>
+        </w:numPr>
+        <w:rPr>
+          <w:lang w:val="en-US"/>
+        </w:rPr>
+      </w:pPr>
+      <w:r>
+        <w:rPr>
+          <w:lang w:val="en-US"/>
+        </w:rPr>
+        <w:t>Cách Tạo 1 Hàm?</w:t>
+      </w:r>
+    </w:p>
+    <w:p>
+      <w:pPr>
+        <w:pStyle w:val="ListParagraph"/>
+        <w:pBdr>
+          <w:top w:val="single" w:sz="4" w:space="1" w:color="auto"/>
+          <w:left w:val="single" w:sz="4" w:space="4" w:color="auto"/>
+          <w:bottom w:val="single" w:sz="4" w:space="1" w:color="auto"/>
+          <w:right w:val="single" w:sz="4" w:space="4" w:color="auto"/>
+        </w:pBdr>
+        <w:ind w:left="1080"/>
+        <w:rPr>
+          <w:lang w:val="en-US"/>
+        </w:rPr>
+      </w:pPr>
+      <w:r>
+        <w:rPr>
+          <w:lang w:val="en-US"/>
+        </w:rPr>
+        <w:t>&lt;Kiểu Dữ Liệu&gt; &lt;Tên Hàm&gt;(){</w:t>
+      </w:r>
+    </w:p>
+    <w:p>
+      <w:pPr>
+        <w:pStyle w:val="ListParagraph"/>
+        <w:pBdr>
+          <w:top w:val="single" w:sz="4" w:space="1" w:color="auto"/>
+          <w:left w:val="single" w:sz="4" w:space="4" w:color="auto"/>
+          <w:bottom w:val="single" w:sz="4" w:space="1" w:color="auto"/>
+          <w:right w:val="single" w:sz="4" w:space="4" w:color="auto"/>
+        </w:pBdr>
+        <w:ind w:left="1080"/>
+        <w:rPr>
+          <w:lang w:val="en-US"/>
+        </w:rPr>
+      </w:pPr>
+      <w:r>
+        <w:rPr>
+          <w:lang w:val="en-US"/>
+        </w:rPr>
+        <w:t xml:space="preserve">    &lt;Làm Gì Đó&gt;</w:t>
+      </w:r>
+    </w:p>
+    <w:p>
+      <w:pPr>
+        <w:pStyle w:val="ListParagraph"/>
+        <w:pBdr>
+          <w:top w:val="single" w:sz="4" w:space="1" w:color="auto"/>
+          <w:left w:val="single" w:sz="4" w:space="4" w:color="auto"/>
+          <w:bottom w:val="single" w:sz="4" w:space="1" w:color="auto"/>
+          <w:right w:val="single" w:sz="4" w:space="4" w:color="auto"/>
+        </w:pBdr>
+        <w:ind w:left="1080"/>
+        <w:rPr>
+          <w:lang w:val="en-US"/>
+        </w:rPr>
+      </w:pPr>
+      <w:r>
+        <w:rPr>
+          <w:lang w:val="en-US"/>
+        </w:rPr>
+        <w:t>}</w:t>
+      </w:r>
+    </w:p>
+    <w:p>
+      <w:pPr>
+        <w:pStyle w:val="ListParagraph"/>
+        <w:numPr>
+          <w:ilvl w:val="0"/>
+          <w:numId w:val="4"/>
+        </w:numPr>
+        <w:rPr>
+          <w:lang w:val="en-US"/>
+        </w:rPr>
+      </w:pPr>
+      <w:r>
+        <w:rPr>
+          <w:lang w:val="en-US"/>
+        </w:rPr>
+        <w:t>Ví dụ</w:t>
+      </w:r>
+    </w:p>
+    <w:p>
+      <w:pPr>
+        <w:pStyle w:val="ListParagraph"/>
+        <w:pBdr>
+          <w:top w:val="single" w:sz="4" w:space="1" w:color="auto"/>
+          <w:left w:val="single" w:sz="4" w:space="4" w:color="auto"/>
+          <w:bottom w:val="single" w:sz="4" w:space="1" w:color="auto"/>
+          <w:right w:val="single" w:sz="4" w:space="4" w:color="auto"/>
+        </w:pBdr>
+        <w:ind w:left="1080"/>
+        <w:rPr>
+          <w:lang w:val="en-US"/>
+        </w:rPr>
+      </w:pPr>
+      <w:r>
+        <w:rPr>
+          <w:lang w:val="en-US"/>
+        </w:rPr>
+        <w:t>int foo(){</w:t>
+      </w:r>
+    </w:p>
+    <w:p>
+      <w:pPr>
+        <w:pStyle w:val="ListParagraph"/>
+        <w:pBdr>
+          <w:top w:val="single" w:sz="4" w:space="1" w:color="auto"/>
+          <w:left w:val="single" w:sz="4" w:space="4" w:color="auto"/>
+          <w:bottom w:val="single" w:sz="4" w:space="1" w:color="auto"/>
+          <w:right w:val="single" w:sz="4" w:space="4" w:color="auto"/>
+        </w:pBdr>
+        <w:ind w:left="1080"/>
+        <w:rPr>
+          <w:lang w:val="en-US"/>
+        </w:rPr>
+      </w:pPr>
+      <w:r>
+        <w:rPr>
+          <w:lang w:val="en-US"/>
+        </w:rPr>
+        <w:t xml:space="preserve">    return 1;</w:t>
+      </w:r>
+    </w:p>
+    <w:p>
+      <w:pPr>
+        <w:pStyle w:val="ListParagraph"/>
+        <w:pBdr>
+          <w:top w:val="single" w:sz="4" w:space="1" w:color="auto"/>
+          <w:left w:val="single" w:sz="4" w:space="4" w:color="auto"/>
+          <w:bottom w:val="single" w:sz="4" w:space="1" w:color="auto"/>
+          <w:right w:val="single" w:sz="4" w:space="4" w:color="auto"/>
+        </w:pBdr>
+        <w:ind w:left="1080"/>
+        <w:rPr>
+          <w:lang w:val="en-US"/>
+        </w:rPr>
+      </w:pPr>
+      <w:r>
+        <w:rPr>
+          <w:lang w:val="en-US"/>
+        </w:rPr>
+        <w:t>}</w:t>
+      </w:r>
     </w:p>
     <w:sectPr>
       <w:pgSz w:w="11906" w:h="16838"/>
@@ -280,6 +2719,95 @@
     </w:lvl>
   </w:abstractNum>
   <w:abstractNum w:abstractNumId="2">
+    <w:nsid w:val="223202C7"/>
+    <w:multiLevelType w:val="hybridMultilevel"/>
+    <w:tmpl w:val="22162696"/>
+    <w:lvl w:ilvl="0" w:tplc="59C42E28">
+      <w:start w:val="1"/>
+      <w:numFmt w:val="decimal"/>
+      <w:lvlText w:val="%1."/>
+      <w:lvlJc w:val="left"/>
+      <w:pPr>
+        <w:ind w:left="1080" w:hanging="360"/>
+      </w:pPr>
+      <w:rPr>
+        <w:rFonts w:hint="default"/>
+      </w:rPr>
+    </w:lvl>
+    <w:lvl w:ilvl="1" w:tplc="042A0019" w:tentative="1">
+      <w:start w:val="1"/>
+      <w:numFmt w:val="lowerLetter"/>
+      <w:lvlText w:val="%2."/>
+      <w:lvlJc w:val="left"/>
+      <w:pPr>
+        <w:ind w:left="1800" w:hanging="360"/>
+      </w:pPr>
+    </w:lvl>
+    <w:lvl w:ilvl="2" w:tplc="042A001B" w:tentative="1">
+      <w:start w:val="1"/>
+      <w:numFmt w:val="lowerRoman"/>
+      <w:lvlText w:val="%3."/>
+      <w:lvlJc w:val="right"/>
+      <w:pPr>
+        <w:ind w:left="2520" w:hanging="180"/>
+      </w:pPr>
+    </w:lvl>
+    <w:lvl w:ilvl="3" w:tplc="042A000F" w:tentative="1">
+      <w:start w:val="1"/>
+      <w:numFmt w:val="decimal"/>
+      <w:lvlText w:val="%4."/>
+      <w:lvlJc w:val="left"/>
+      <w:pPr>
+        <w:ind w:left="3240" w:hanging="360"/>
+      </w:pPr>
+    </w:lvl>
+    <w:lvl w:ilvl="4" w:tplc="042A0019" w:tentative="1">
+      <w:start w:val="1"/>
+      <w:numFmt w:val="lowerLetter"/>
+      <w:lvlText w:val="%5."/>
+      <w:lvlJc w:val="left"/>
+      <w:pPr>
+        <w:ind w:left="3960" w:hanging="360"/>
+      </w:pPr>
+    </w:lvl>
+    <w:lvl w:ilvl="5" w:tplc="042A001B" w:tentative="1">
+      <w:start w:val="1"/>
+      <w:numFmt w:val="lowerRoman"/>
+      <w:lvlText w:val="%6."/>
+      <w:lvlJc w:val="right"/>
+      <w:pPr>
+        <w:ind w:left="4680" w:hanging="180"/>
+      </w:pPr>
+    </w:lvl>
+    <w:lvl w:ilvl="6" w:tplc="042A000F" w:tentative="1">
+      <w:start w:val="1"/>
+      <w:numFmt w:val="decimal"/>
+      <w:lvlText w:val="%7."/>
+      <w:lvlJc w:val="left"/>
+      <w:pPr>
+        <w:ind w:left="5400" w:hanging="360"/>
+      </w:pPr>
+    </w:lvl>
+    <w:lvl w:ilvl="7" w:tplc="042A0019" w:tentative="1">
+      <w:start w:val="1"/>
+      <w:numFmt w:val="lowerLetter"/>
+      <w:lvlText w:val="%8."/>
+      <w:lvlJc w:val="left"/>
+      <w:pPr>
+        <w:ind w:left="6120" w:hanging="360"/>
+      </w:pPr>
+    </w:lvl>
+    <w:lvl w:ilvl="8" w:tplc="042A001B" w:tentative="1">
+      <w:start w:val="1"/>
+      <w:numFmt w:val="lowerRoman"/>
+      <w:lvlText w:val="%9."/>
+      <w:lvlJc w:val="right"/>
+      <w:pPr>
+        <w:ind w:left="6840" w:hanging="180"/>
+      </w:pPr>
+    </w:lvl>
+  </w:abstractNum>
+  <w:abstractNum w:abstractNumId="3">
     <w:nsid w:val="2F0F1A12"/>
     <w:multiLevelType w:val="hybridMultilevel"/>
     <w:tmpl w:val="B6683F16"/>
@@ -392,7 +2920,363 @@
       </w:rPr>
     </w:lvl>
   </w:abstractNum>
-  <w:abstractNum w:abstractNumId="3">
+  <w:abstractNum w:abstractNumId="4">
+    <w:nsid w:val="351771AC"/>
+    <w:multiLevelType w:val="hybridMultilevel"/>
+    <w:tmpl w:val="0C685290"/>
+    <w:lvl w:ilvl="0" w:tplc="99B0A4AC">
+      <w:start w:val="1"/>
+      <w:numFmt w:val="decimal"/>
+      <w:lvlText w:val="%1."/>
+      <w:lvlJc w:val="left"/>
+      <w:pPr>
+        <w:ind w:left="1080" w:hanging="360"/>
+      </w:pPr>
+      <w:rPr>
+        <w:rFonts w:hint="default"/>
+      </w:rPr>
+    </w:lvl>
+    <w:lvl w:ilvl="1" w:tplc="042A0019" w:tentative="1">
+      <w:start w:val="1"/>
+      <w:numFmt w:val="lowerLetter"/>
+      <w:lvlText w:val="%2."/>
+      <w:lvlJc w:val="left"/>
+      <w:pPr>
+        <w:ind w:left="1800" w:hanging="360"/>
+      </w:pPr>
+    </w:lvl>
+    <w:lvl w:ilvl="2" w:tplc="042A001B" w:tentative="1">
+      <w:start w:val="1"/>
+      <w:numFmt w:val="lowerRoman"/>
+      <w:lvlText w:val="%3."/>
+      <w:lvlJc w:val="right"/>
+      <w:pPr>
+        <w:ind w:left="2520" w:hanging="180"/>
+      </w:pPr>
+    </w:lvl>
+    <w:lvl w:ilvl="3" w:tplc="042A000F" w:tentative="1">
+      <w:start w:val="1"/>
+      <w:numFmt w:val="decimal"/>
+      <w:lvlText w:val="%4."/>
+      <w:lvlJc w:val="left"/>
+      <w:pPr>
+        <w:ind w:left="3240" w:hanging="360"/>
+      </w:pPr>
+    </w:lvl>
+    <w:lvl w:ilvl="4" w:tplc="042A0019" w:tentative="1">
+      <w:start w:val="1"/>
+      <w:numFmt w:val="lowerLetter"/>
+      <w:lvlText w:val="%5."/>
+      <w:lvlJc w:val="left"/>
+      <w:pPr>
+        <w:ind w:left="3960" w:hanging="360"/>
+      </w:pPr>
+    </w:lvl>
+    <w:lvl w:ilvl="5" w:tplc="042A001B" w:tentative="1">
+      <w:start w:val="1"/>
+      <w:numFmt w:val="lowerRoman"/>
+      <w:lvlText w:val="%6."/>
+      <w:lvlJc w:val="right"/>
+      <w:pPr>
+        <w:ind w:left="4680" w:hanging="180"/>
+      </w:pPr>
+    </w:lvl>
+    <w:lvl w:ilvl="6" w:tplc="042A000F" w:tentative="1">
+      <w:start w:val="1"/>
+      <w:numFmt w:val="decimal"/>
+      <w:lvlText w:val="%7."/>
+      <w:lvlJc w:val="left"/>
+      <w:pPr>
+        <w:ind w:left="5400" w:hanging="360"/>
+      </w:pPr>
+    </w:lvl>
+    <w:lvl w:ilvl="7" w:tplc="042A0019" w:tentative="1">
+      <w:start w:val="1"/>
+      <w:numFmt w:val="lowerLetter"/>
+      <w:lvlText w:val="%8."/>
+      <w:lvlJc w:val="left"/>
+      <w:pPr>
+        <w:ind w:left="6120" w:hanging="360"/>
+      </w:pPr>
+    </w:lvl>
+    <w:lvl w:ilvl="8" w:tplc="042A001B" w:tentative="1">
+      <w:start w:val="1"/>
+      <w:numFmt w:val="lowerRoman"/>
+      <w:lvlText w:val="%9."/>
+      <w:lvlJc w:val="right"/>
+      <w:pPr>
+        <w:ind w:left="6840" w:hanging="180"/>
+      </w:pPr>
+    </w:lvl>
+  </w:abstractNum>
+  <w:abstractNum w:abstractNumId="5">
+    <w:nsid w:val="37741792"/>
+    <w:multiLevelType w:val="hybridMultilevel"/>
+    <w:tmpl w:val="39F6ED68"/>
+    <w:lvl w:ilvl="0" w:tplc="3222BD3C">
+      <w:start w:val="1"/>
+      <w:numFmt w:val="decimal"/>
+      <w:lvlText w:val="%1."/>
+      <w:lvlJc w:val="left"/>
+      <w:pPr>
+        <w:ind w:left="1080" w:hanging="360"/>
+      </w:pPr>
+      <w:rPr>
+        <w:rFonts w:hint="default"/>
+      </w:rPr>
+    </w:lvl>
+    <w:lvl w:ilvl="1" w:tplc="042A0019" w:tentative="1">
+      <w:start w:val="1"/>
+      <w:numFmt w:val="lowerLetter"/>
+      <w:lvlText w:val="%2."/>
+      <w:lvlJc w:val="left"/>
+      <w:pPr>
+        <w:ind w:left="1800" w:hanging="360"/>
+      </w:pPr>
+    </w:lvl>
+    <w:lvl w:ilvl="2" w:tplc="042A001B" w:tentative="1">
+      <w:start w:val="1"/>
+      <w:numFmt w:val="lowerRoman"/>
+      <w:lvlText w:val="%3."/>
+      <w:lvlJc w:val="right"/>
+      <w:pPr>
+        <w:ind w:left="2520" w:hanging="180"/>
+      </w:pPr>
+    </w:lvl>
+    <w:lvl w:ilvl="3" w:tplc="042A000F" w:tentative="1">
+      <w:start w:val="1"/>
+      <w:numFmt w:val="decimal"/>
+      <w:lvlText w:val="%4."/>
+      <w:lvlJc w:val="left"/>
+      <w:pPr>
+        <w:ind w:left="3240" w:hanging="360"/>
+      </w:pPr>
+    </w:lvl>
+    <w:lvl w:ilvl="4" w:tplc="042A0019" w:tentative="1">
+      <w:start w:val="1"/>
+      <w:numFmt w:val="lowerLetter"/>
+      <w:lvlText w:val="%5."/>
+      <w:lvlJc w:val="left"/>
+      <w:pPr>
+        <w:ind w:left="3960" w:hanging="360"/>
+      </w:pPr>
+    </w:lvl>
+    <w:lvl w:ilvl="5" w:tplc="042A001B" w:tentative="1">
+      <w:start w:val="1"/>
+      <w:numFmt w:val="lowerRoman"/>
+      <w:lvlText w:val="%6."/>
+      <w:lvlJc w:val="right"/>
+      <w:pPr>
+        <w:ind w:left="4680" w:hanging="180"/>
+      </w:pPr>
+    </w:lvl>
+    <w:lvl w:ilvl="6" w:tplc="042A000F" w:tentative="1">
+      <w:start w:val="1"/>
+      <w:numFmt w:val="decimal"/>
+      <w:lvlText w:val="%7."/>
+      <w:lvlJc w:val="left"/>
+      <w:pPr>
+        <w:ind w:left="5400" w:hanging="360"/>
+      </w:pPr>
+    </w:lvl>
+    <w:lvl w:ilvl="7" w:tplc="042A0019" w:tentative="1">
+      <w:start w:val="1"/>
+      <w:numFmt w:val="lowerLetter"/>
+      <w:lvlText w:val="%8."/>
+      <w:lvlJc w:val="left"/>
+      <w:pPr>
+        <w:ind w:left="6120" w:hanging="360"/>
+      </w:pPr>
+    </w:lvl>
+    <w:lvl w:ilvl="8" w:tplc="042A001B" w:tentative="1">
+      <w:start w:val="1"/>
+      <w:numFmt w:val="lowerRoman"/>
+      <w:lvlText w:val="%9."/>
+      <w:lvlJc w:val="right"/>
+      <w:pPr>
+        <w:ind w:left="6840" w:hanging="180"/>
+      </w:pPr>
+    </w:lvl>
+  </w:abstractNum>
+  <w:abstractNum w:abstractNumId="6">
+    <w:nsid w:val="38ED2712"/>
+    <w:multiLevelType w:val="hybridMultilevel"/>
+    <w:tmpl w:val="5C689A9C"/>
+    <w:lvl w:ilvl="0" w:tplc="CEAE63B4">
+      <w:start w:val="1"/>
+      <w:numFmt w:val="decimal"/>
+      <w:lvlText w:val="%1."/>
+      <w:lvlJc w:val="left"/>
+      <w:pPr>
+        <w:ind w:left="1080" w:hanging="360"/>
+      </w:pPr>
+      <w:rPr>
+        <w:rFonts w:hint="default"/>
+      </w:rPr>
+    </w:lvl>
+    <w:lvl w:ilvl="1" w:tplc="042A0019" w:tentative="1">
+      <w:start w:val="1"/>
+      <w:numFmt w:val="lowerLetter"/>
+      <w:lvlText w:val="%2."/>
+      <w:lvlJc w:val="left"/>
+      <w:pPr>
+        <w:ind w:left="1800" w:hanging="360"/>
+      </w:pPr>
+    </w:lvl>
+    <w:lvl w:ilvl="2" w:tplc="042A001B" w:tentative="1">
+      <w:start w:val="1"/>
+      <w:numFmt w:val="lowerRoman"/>
+      <w:lvlText w:val="%3."/>
+      <w:lvlJc w:val="right"/>
+      <w:pPr>
+        <w:ind w:left="2520" w:hanging="180"/>
+      </w:pPr>
+    </w:lvl>
+    <w:lvl w:ilvl="3" w:tplc="042A000F" w:tentative="1">
+      <w:start w:val="1"/>
+      <w:numFmt w:val="decimal"/>
+      <w:lvlText w:val="%4."/>
+      <w:lvlJc w:val="left"/>
+      <w:pPr>
+        <w:ind w:left="3240" w:hanging="360"/>
+      </w:pPr>
+    </w:lvl>
+    <w:lvl w:ilvl="4" w:tplc="042A0019" w:tentative="1">
+      <w:start w:val="1"/>
+      <w:numFmt w:val="lowerLetter"/>
+      <w:lvlText w:val="%5."/>
+      <w:lvlJc w:val="left"/>
+      <w:pPr>
+        <w:ind w:left="3960" w:hanging="360"/>
+      </w:pPr>
+    </w:lvl>
+    <w:lvl w:ilvl="5" w:tplc="042A001B" w:tentative="1">
+      <w:start w:val="1"/>
+      <w:numFmt w:val="lowerRoman"/>
+      <w:lvlText w:val="%6."/>
+      <w:lvlJc w:val="right"/>
+      <w:pPr>
+        <w:ind w:left="4680" w:hanging="180"/>
+      </w:pPr>
+    </w:lvl>
+    <w:lvl w:ilvl="6" w:tplc="042A000F" w:tentative="1">
+      <w:start w:val="1"/>
+      <w:numFmt w:val="decimal"/>
+      <w:lvlText w:val="%7."/>
+      <w:lvlJc w:val="left"/>
+      <w:pPr>
+        <w:ind w:left="5400" w:hanging="360"/>
+      </w:pPr>
+    </w:lvl>
+    <w:lvl w:ilvl="7" w:tplc="042A0019" w:tentative="1">
+      <w:start w:val="1"/>
+      <w:numFmt w:val="lowerLetter"/>
+      <w:lvlText w:val="%8."/>
+      <w:lvlJc w:val="left"/>
+      <w:pPr>
+        <w:ind w:left="6120" w:hanging="360"/>
+      </w:pPr>
+    </w:lvl>
+    <w:lvl w:ilvl="8" w:tplc="042A001B" w:tentative="1">
+      <w:start w:val="1"/>
+      <w:numFmt w:val="lowerRoman"/>
+      <w:lvlText w:val="%9."/>
+      <w:lvlJc w:val="right"/>
+      <w:pPr>
+        <w:ind w:left="6840" w:hanging="180"/>
+      </w:pPr>
+    </w:lvl>
+  </w:abstractNum>
+  <w:abstractNum w:abstractNumId="7">
+    <w:nsid w:val="49767312"/>
+    <w:multiLevelType w:val="hybridMultilevel"/>
+    <w:tmpl w:val="ED0ED244"/>
+    <w:lvl w:ilvl="0" w:tplc="AC7CC3B8">
+      <w:start w:val="1"/>
+      <w:numFmt w:val="decimal"/>
+      <w:lvlText w:val="%1."/>
+      <w:lvlJc w:val="left"/>
+      <w:pPr>
+        <w:ind w:left="1080" w:hanging="360"/>
+      </w:pPr>
+      <w:rPr>
+        <w:rFonts w:hint="default"/>
+      </w:rPr>
+    </w:lvl>
+    <w:lvl w:ilvl="1" w:tplc="042A0019" w:tentative="1">
+      <w:start w:val="1"/>
+      <w:numFmt w:val="lowerLetter"/>
+      <w:lvlText w:val="%2."/>
+      <w:lvlJc w:val="left"/>
+      <w:pPr>
+        <w:ind w:left="1800" w:hanging="360"/>
+      </w:pPr>
+    </w:lvl>
+    <w:lvl w:ilvl="2" w:tplc="042A001B" w:tentative="1">
+      <w:start w:val="1"/>
+      <w:numFmt w:val="lowerRoman"/>
+      <w:lvlText w:val="%3."/>
+      <w:lvlJc w:val="right"/>
+      <w:pPr>
+        <w:ind w:left="2520" w:hanging="180"/>
+      </w:pPr>
+    </w:lvl>
+    <w:lvl w:ilvl="3" w:tplc="042A000F" w:tentative="1">
+      <w:start w:val="1"/>
+      <w:numFmt w:val="decimal"/>
+      <w:lvlText w:val="%4."/>
+      <w:lvlJc w:val="left"/>
+      <w:pPr>
+        <w:ind w:left="3240" w:hanging="360"/>
+      </w:pPr>
+    </w:lvl>
+    <w:lvl w:ilvl="4" w:tplc="042A0019" w:tentative="1">
+      <w:start w:val="1"/>
+      <w:numFmt w:val="lowerLetter"/>
+      <w:lvlText w:val="%5."/>
+      <w:lvlJc w:val="left"/>
+      <w:pPr>
+        <w:ind w:left="3960" w:hanging="360"/>
+      </w:pPr>
+    </w:lvl>
+    <w:lvl w:ilvl="5" w:tplc="042A001B" w:tentative="1">
+      <w:start w:val="1"/>
+      <w:numFmt w:val="lowerRoman"/>
+      <w:lvlText w:val="%6."/>
+      <w:lvlJc w:val="right"/>
+      <w:pPr>
+        <w:ind w:left="4680" w:hanging="180"/>
+      </w:pPr>
+    </w:lvl>
+    <w:lvl w:ilvl="6" w:tplc="042A000F" w:tentative="1">
+      <w:start w:val="1"/>
+      <w:numFmt w:val="decimal"/>
+      <w:lvlText w:val="%7."/>
+      <w:lvlJc w:val="left"/>
+      <w:pPr>
+        <w:ind w:left="5400" w:hanging="360"/>
+      </w:pPr>
+    </w:lvl>
+    <w:lvl w:ilvl="7" w:tplc="042A0019" w:tentative="1">
+      <w:start w:val="1"/>
+      <w:numFmt w:val="lowerLetter"/>
+      <w:lvlText w:val="%8."/>
+      <w:lvlJc w:val="left"/>
+      <w:pPr>
+        <w:ind w:left="6120" w:hanging="360"/>
+      </w:pPr>
+    </w:lvl>
+    <w:lvl w:ilvl="8" w:tplc="042A001B" w:tentative="1">
+      <w:start w:val="1"/>
+      <w:numFmt w:val="lowerRoman"/>
+      <w:lvlText w:val="%9."/>
+      <w:lvlJc w:val="right"/>
+      <w:pPr>
+        <w:ind w:left="6840" w:hanging="180"/>
+      </w:pPr>
+    </w:lvl>
+  </w:abstractNum>
+  <w:abstractNum w:abstractNumId="8">
     <w:nsid w:val="532876DA"/>
     <w:multiLevelType w:val="hybridMultilevel"/>
     <w:tmpl w:val="8292B0D0"/>
@@ -481,8 +3365,186 @@
       </w:pPr>
     </w:lvl>
   </w:abstractNum>
+  <w:abstractNum w:abstractNumId="9">
+    <w:nsid w:val="63EC27DE"/>
+    <w:multiLevelType w:val="hybridMultilevel"/>
+    <w:tmpl w:val="6F72EE26"/>
+    <w:lvl w:ilvl="0" w:tplc="12D27CDC">
+      <w:start w:val="1"/>
+      <w:numFmt w:val="decimal"/>
+      <w:lvlText w:val="%1."/>
+      <w:lvlJc w:val="left"/>
+      <w:pPr>
+        <w:ind w:left="1080" w:hanging="360"/>
+      </w:pPr>
+      <w:rPr>
+        <w:rFonts w:hint="default"/>
+      </w:rPr>
+    </w:lvl>
+    <w:lvl w:ilvl="1" w:tplc="042A0019" w:tentative="1">
+      <w:start w:val="1"/>
+      <w:numFmt w:val="lowerLetter"/>
+      <w:lvlText w:val="%2."/>
+      <w:lvlJc w:val="left"/>
+      <w:pPr>
+        <w:ind w:left="1800" w:hanging="360"/>
+      </w:pPr>
+    </w:lvl>
+    <w:lvl w:ilvl="2" w:tplc="042A001B" w:tentative="1">
+      <w:start w:val="1"/>
+      <w:numFmt w:val="lowerRoman"/>
+      <w:lvlText w:val="%3."/>
+      <w:lvlJc w:val="right"/>
+      <w:pPr>
+        <w:ind w:left="2520" w:hanging="180"/>
+      </w:pPr>
+    </w:lvl>
+    <w:lvl w:ilvl="3" w:tplc="042A000F" w:tentative="1">
+      <w:start w:val="1"/>
+      <w:numFmt w:val="decimal"/>
+      <w:lvlText w:val="%4."/>
+      <w:lvlJc w:val="left"/>
+      <w:pPr>
+        <w:ind w:left="3240" w:hanging="360"/>
+      </w:pPr>
+    </w:lvl>
+    <w:lvl w:ilvl="4" w:tplc="042A0019" w:tentative="1">
+      <w:start w:val="1"/>
+      <w:numFmt w:val="lowerLetter"/>
+      <w:lvlText w:val="%5."/>
+      <w:lvlJc w:val="left"/>
+      <w:pPr>
+        <w:ind w:left="3960" w:hanging="360"/>
+      </w:pPr>
+    </w:lvl>
+    <w:lvl w:ilvl="5" w:tplc="042A001B" w:tentative="1">
+      <w:start w:val="1"/>
+      <w:numFmt w:val="lowerRoman"/>
+      <w:lvlText w:val="%6."/>
+      <w:lvlJc w:val="right"/>
+      <w:pPr>
+        <w:ind w:left="4680" w:hanging="180"/>
+      </w:pPr>
+    </w:lvl>
+    <w:lvl w:ilvl="6" w:tplc="042A000F" w:tentative="1">
+      <w:start w:val="1"/>
+      <w:numFmt w:val="decimal"/>
+      <w:lvlText w:val="%7."/>
+      <w:lvlJc w:val="left"/>
+      <w:pPr>
+        <w:ind w:left="5400" w:hanging="360"/>
+      </w:pPr>
+    </w:lvl>
+    <w:lvl w:ilvl="7" w:tplc="042A0019" w:tentative="1">
+      <w:start w:val="1"/>
+      <w:numFmt w:val="lowerLetter"/>
+      <w:lvlText w:val="%8."/>
+      <w:lvlJc w:val="left"/>
+      <w:pPr>
+        <w:ind w:left="6120" w:hanging="360"/>
+      </w:pPr>
+    </w:lvl>
+    <w:lvl w:ilvl="8" w:tplc="042A001B" w:tentative="1">
+      <w:start w:val="1"/>
+      <w:numFmt w:val="lowerRoman"/>
+      <w:lvlText w:val="%9."/>
+      <w:lvlJc w:val="right"/>
+      <w:pPr>
+        <w:ind w:left="6840" w:hanging="180"/>
+      </w:pPr>
+    </w:lvl>
+  </w:abstractNum>
+  <w:abstractNum w:abstractNumId="10">
+    <w:nsid w:val="6B05780E"/>
+    <w:multiLevelType w:val="hybridMultilevel"/>
+    <w:tmpl w:val="647C5D90"/>
+    <w:lvl w:ilvl="0" w:tplc="485AFF14">
+      <w:start w:val="1"/>
+      <w:numFmt w:val="decimal"/>
+      <w:lvlText w:val="%1."/>
+      <w:lvlJc w:val="left"/>
+      <w:pPr>
+        <w:ind w:left="1080" w:hanging="360"/>
+      </w:pPr>
+      <w:rPr>
+        <w:rFonts w:hint="default"/>
+      </w:rPr>
+    </w:lvl>
+    <w:lvl w:ilvl="1" w:tplc="042A0019" w:tentative="1">
+      <w:start w:val="1"/>
+      <w:numFmt w:val="lowerLetter"/>
+      <w:lvlText w:val="%2."/>
+      <w:lvlJc w:val="left"/>
+      <w:pPr>
+        <w:ind w:left="1800" w:hanging="360"/>
+      </w:pPr>
+    </w:lvl>
+    <w:lvl w:ilvl="2" w:tplc="042A001B" w:tentative="1">
+      <w:start w:val="1"/>
+      <w:numFmt w:val="lowerRoman"/>
+      <w:lvlText w:val="%3."/>
+      <w:lvlJc w:val="right"/>
+      <w:pPr>
+        <w:ind w:left="2520" w:hanging="180"/>
+      </w:pPr>
+    </w:lvl>
+    <w:lvl w:ilvl="3" w:tplc="042A000F" w:tentative="1">
+      <w:start w:val="1"/>
+      <w:numFmt w:val="decimal"/>
+      <w:lvlText w:val="%4."/>
+      <w:lvlJc w:val="left"/>
+      <w:pPr>
+        <w:ind w:left="3240" w:hanging="360"/>
+      </w:pPr>
+    </w:lvl>
+    <w:lvl w:ilvl="4" w:tplc="042A0019" w:tentative="1">
+      <w:start w:val="1"/>
+      <w:numFmt w:val="lowerLetter"/>
+      <w:lvlText w:val="%5."/>
+      <w:lvlJc w:val="left"/>
+      <w:pPr>
+        <w:ind w:left="3960" w:hanging="360"/>
+      </w:pPr>
+    </w:lvl>
+    <w:lvl w:ilvl="5" w:tplc="042A001B" w:tentative="1">
+      <w:start w:val="1"/>
+      <w:numFmt w:val="lowerRoman"/>
+      <w:lvlText w:val="%6."/>
+      <w:lvlJc w:val="right"/>
+      <w:pPr>
+        <w:ind w:left="4680" w:hanging="180"/>
+      </w:pPr>
+    </w:lvl>
+    <w:lvl w:ilvl="6" w:tplc="042A000F" w:tentative="1">
+      <w:start w:val="1"/>
+      <w:numFmt w:val="decimal"/>
+      <w:lvlText w:val="%7."/>
+      <w:lvlJc w:val="left"/>
+      <w:pPr>
+        <w:ind w:left="5400" w:hanging="360"/>
+      </w:pPr>
+    </w:lvl>
+    <w:lvl w:ilvl="7" w:tplc="042A0019" w:tentative="1">
+      <w:start w:val="1"/>
+      <w:numFmt w:val="lowerLetter"/>
+      <w:lvlText w:val="%8."/>
+      <w:lvlJc w:val="left"/>
+      <w:pPr>
+        <w:ind w:left="6120" w:hanging="360"/>
+      </w:pPr>
+    </w:lvl>
+    <w:lvl w:ilvl="8" w:tplc="042A001B" w:tentative="1">
+      <w:start w:val="1"/>
+      <w:numFmt w:val="lowerRoman"/>
+      <w:lvlText w:val="%9."/>
+      <w:lvlJc w:val="right"/>
+      <w:pPr>
+        <w:ind w:left="6840" w:hanging="180"/>
+      </w:pPr>
+    </w:lvl>
+  </w:abstractNum>
   <w:num w:numId="1">
-    <w:abstractNumId w:val="3"/>
+    <w:abstractNumId w:val="8"/>
   </w:num>
   <w:num w:numId="2">
     <w:abstractNumId w:val="0"/>
@@ -491,7 +3553,28 @@
     <w:abstractNumId w:val="1"/>
   </w:num>
   <w:num w:numId="4">
+    <w:abstractNumId w:val="3"/>
+  </w:num>
+  <w:num w:numId="5">
+    <w:abstractNumId w:val="9"/>
+  </w:num>
+  <w:num w:numId="6">
+    <w:abstractNumId w:val="6"/>
+  </w:num>
+  <w:num w:numId="7">
     <w:abstractNumId w:val="2"/>
+  </w:num>
+  <w:num w:numId="8">
+    <w:abstractNumId w:val="5"/>
+  </w:num>
+  <w:num w:numId="9">
+    <w:abstractNumId w:val="4"/>
+  </w:num>
+  <w:num w:numId="10">
+    <w:abstractNumId w:val="10"/>
+  </w:num>
+  <w:num w:numId="11">
+    <w:abstractNumId w:val="7"/>
   </w:num>
 </w:numbering>
 </file>
@@ -694,6 +3777,43 @@
       <w:contextualSpacing/>
     </w:pPr>
   </w:style>
+  <w:style w:type="character" w:styleId="Hyperlink">
+    <w:name w:val="Hyperlink"/>
+    <w:basedOn w:val="DefaultParagraphFont"/>
+    <w:uiPriority w:val="99"/>
+    <w:unhideWhenUsed/>
+    <w:rsid w:val="00D97231"/>
+    <w:rPr>
+      <w:color w:val="0000FF" w:themeColor="hyperlink"/>
+      <w:u w:val="single"/>
+    </w:rPr>
+  </w:style>
+  <w:style w:type="table" w:styleId="TableGrid">
+    <w:name w:val="Table Grid"/>
+    <w:basedOn w:val="TableNormal"/>
+    <w:uiPriority w:val="59"/>
+    <w:rsid w:val="0094594F"/>
+    <w:pPr>
+      <w:spacing w:after="0" w:line="240" w:lineRule="auto"/>
+    </w:pPr>
+    <w:tblPr>
+      <w:tblInd w:w="0" w:type="dxa"/>
+      <w:tblBorders>
+        <w:top w:val="single" w:sz="4" w:space="0" w:color="auto"/>
+        <w:left w:val="single" w:sz="4" w:space="0" w:color="auto"/>
+        <w:bottom w:val="single" w:sz="4" w:space="0" w:color="auto"/>
+        <w:right w:val="single" w:sz="4" w:space="0" w:color="auto"/>
+        <w:insideH w:val="single" w:sz="4" w:space="0" w:color="auto"/>
+        <w:insideV w:val="single" w:sz="4" w:space="0" w:color="auto"/>
+      </w:tblBorders>
+      <w:tblCellMar>
+        <w:top w:w="0" w:type="dxa"/>
+        <w:left w:w="108" w:type="dxa"/>
+        <w:bottom w:w="0" w:type="dxa"/>
+        <w:right w:w="108" w:type="dxa"/>
+      </w:tblCellMar>
+    </w:tblPr>
+  </w:style>
 </w:styles>
 </file>
 
@@ -894,6 +4014,43 @@
       <w:ind w:left="720"/>
       <w:contextualSpacing/>
     </w:pPr>
+  </w:style>
+  <w:style w:type="character" w:styleId="Hyperlink">
+    <w:name w:val="Hyperlink"/>
+    <w:basedOn w:val="DefaultParagraphFont"/>
+    <w:uiPriority w:val="99"/>
+    <w:unhideWhenUsed/>
+    <w:rsid w:val="00D97231"/>
+    <w:rPr>
+      <w:color w:val="0000FF" w:themeColor="hyperlink"/>
+      <w:u w:val="single"/>
+    </w:rPr>
+  </w:style>
+  <w:style w:type="table" w:styleId="TableGrid">
+    <w:name w:val="Table Grid"/>
+    <w:basedOn w:val="TableNormal"/>
+    <w:uiPriority w:val="59"/>
+    <w:rsid w:val="0094594F"/>
+    <w:pPr>
+      <w:spacing w:after="0" w:line="240" w:lineRule="auto"/>
+    </w:pPr>
+    <w:tblPr>
+      <w:tblInd w:w="0" w:type="dxa"/>
+      <w:tblBorders>
+        <w:top w:val="single" w:sz="4" w:space="0" w:color="auto"/>
+        <w:left w:val="single" w:sz="4" w:space="0" w:color="auto"/>
+        <w:bottom w:val="single" w:sz="4" w:space="0" w:color="auto"/>
+        <w:right w:val="single" w:sz="4" w:space="0" w:color="auto"/>
+        <w:insideH w:val="single" w:sz="4" w:space="0" w:color="auto"/>
+        <w:insideV w:val="single" w:sz="4" w:space="0" w:color="auto"/>
+      </w:tblBorders>
+      <w:tblCellMar>
+        <w:top w:w="0" w:type="dxa"/>
+        <w:left w:w="108" w:type="dxa"/>
+        <w:bottom w:w="0" w:type="dxa"/>
+        <w:right w:w="108" w:type="dxa"/>
+      </w:tblCellMar>
+    </w:tblPr>
   </w:style>
 </w:styles>
 </file>

--- a/c++.docx
+++ b/c++.docx
@@ -1308,31 +1308,7 @@
         <w:rPr>
           <w:lang w:val="en-US"/>
         </w:rPr>
-        <w:t>&lt;Biến Đã Dịch&gt; = &lt;Biến&gt;</w:t>
-      </w:r>
-      <w:r>
-        <w:rPr>
-          <w:lang w:val="en-US"/>
-        </w:rPr>
-        <w:t xml:space="preserve"> &gt;&gt;</w:t>
-      </w:r>
-      <w:r>
-        <w:rPr>
-          <w:lang w:val="en-US"/>
-        </w:rPr>
-        <w:t xml:space="preserve"> &lt;Dịch Sang </w:t>
-      </w:r>
-      <w:r>
-        <w:rPr>
-          <w:lang w:val="en-US"/>
-        </w:rPr>
-        <w:t xml:space="preserve">Phải </w:t>
-      </w:r>
-      <w:r>
-        <w:rPr>
-          <w:lang w:val="en-US"/>
-        </w:rPr>
-        <w:t>Bao Nhiêu Đơn Vị&gt;</w:t>
+        <w:t>&lt;Biến Đã Dịch&gt; = &lt;Biến&gt; &gt;&gt; &lt;Dịch Sang Phải Bao Nhiêu Đơn Vị&gt;</w:t>
       </w:r>
     </w:p>
     <w:p>
@@ -1371,13 +1347,7 @@
         <w:rPr>
           <w:lang w:val="en-US"/>
         </w:rPr>
-        <w:t xml:space="preserve">foo </w:t>
-      </w:r>
-      <w:r>
-        <w:rPr>
-          <w:lang w:val="en-US"/>
-        </w:rPr>
-        <w:t>= bar &gt;&gt; 3</w:t>
+        <w:t>foo = bar &gt;&gt; 3</w:t>
       </w:r>
     </w:p>
     <w:p>
@@ -1486,13 +1456,7 @@
               <w:rPr>
                 <w:lang w:val="en-US"/>
               </w:rPr>
-              <w:t>101</w:t>
-            </w:r>
-            <w:r>
-              <w:rPr>
-                <w:lang w:val="en-US"/>
-              </w:rPr>
-              <w:t>11011</w:t>
+              <w:t>10111011</w:t>
             </w:r>
           </w:p>
         </w:tc>
@@ -1859,40 +1823,27 @@
     </w:tbl>
     <w:p>
       <w:pPr>
-        <w:rPr>
-          <w:lang w:val="en-US"/>
-        </w:rPr>
-      </w:pPr>
-    </w:p>
-    <w:p>
-      <w:pPr>
-        <w:rPr>
-          <w:lang w:val="en-US"/>
-        </w:rPr>
-      </w:pPr>
-      <w:r>
-        <w:rPr>
-          <w:lang w:val="en-US"/>
-        </w:rPr>
-        <w:t>Loop – Vòng Lặp:</w:t>
-      </w:r>
-    </w:p>
-    <w:p>
-      <w:pPr>
-        <w:pStyle w:val="ListParagraph"/>
-        <w:numPr>
-          <w:ilvl w:val="0"/>
-          <w:numId w:val="10"/>
-        </w:numPr>
-        <w:rPr>
-          <w:lang w:val="en-US"/>
-        </w:rPr>
-      </w:pPr>
-      <w:r>
-        <w:rPr>
-          <w:lang w:val="en-US"/>
-        </w:rPr>
-        <w:t>For Loop?</w:t>
+        <w:pStyle w:val="ListParagraph"/>
+        <w:numPr>
+          <w:ilvl w:val="0"/>
+          <w:numId w:val="9"/>
+        </w:numPr>
+        <w:rPr>
+          <w:lang w:val="en-US"/>
+        </w:rPr>
+      </w:pPr>
+      <w:r>
+        <w:rPr>
+          <w:lang w:val="en-US"/>
+        </w:rPr>
+        <w:lastRenderedPageBreak/>
+        <w:t xml:space="preserve">Phép </w:t>
+      </w:r>
+      <w:r>
+        <w:rPr>
+          <w:lang w:val="en-US"/>
+        </w:rPr>
+        <w:t>Chia Nguyên?</w:t>
       </w:r>
     </w:p>
     <w:p>
@@ -1913,13 +1864,61 @@
         <w:rPr>
           <w:lang w:val="en-US"/>
         </w:rPr>
-        <w:t>f</w:t>
-      </w:r>
-      <w:r>
-        <w:rPr>
-          <w:lang w:val="en-US"/>
-        </w:rPr>
-        <w:t>or (&lt;Lệnh Đầu&gt;; &lt;Điều Kiện&gt;; &lt;Lệnh Cuối&gt;){</w:t>
+        <w:t>&lt;Thương&gt; = &lt;Số Bị Chia&gt; / &lt;Số Chia&gt;;</w:t>
+      </w:r>
+    </w:p>
+    <w:p>
+      <w:pPr>
+        <w:pStyle w:val="ListParagraph"/>
+        <w:numPr>
+          <w:ilvl w:val="0"/>
+          <w:numId w:val="4"/>
+        </w:numPr>
+        <w:rPr>
+          <w:lang w:val="en-US"/>
+        </w:rPr>
+      </w:pPr>
+      <w:r>
+        <w:rPr>
+          <w:lang w:val="en-US"/>
+        </w:rPr>
+        <w:t>&lt;Số Bị Chia&gt; và &lt;Số Chia&gt; phải nguyên</w:t>
+      </w:r>
+    </w:p>
+    <w:p>
+      <w:pPr>
+        <w:pStyle w:val="ListParagraph"/>
+        <w:numPr>
+          <w:ilvl w:val="0"/>
+          <w:numId w:val="4"/>
+        </w:numPr>
+        <w:rPr>
+          <w:lang w:val="en-US"/>
+        </w:rPr>
+      </w:pPr>
+      <w:r>
+        <w:rPr>
+          <w:lang w:val="en-US"/>
+        </w:rPr>
+        <w:t>&lt;Thương&gt; sẽ là phần nguyên của phép chia</w:t>
+      </w:r>
+    </w:p>
+    <w:p>
+      <w:pPr>
+        <w:pStyle w:val="ListParagraph"/>
+        <w:numPr>
+          <w:ilvl w:val="0"/>
+          <w:numId w:val="4"/>
+        </w:numPr>
+        <w:rPr>
+          <w:lang w:val="en-US"/>
+        </w:rPr>
+      </w:pPr>
+      <w:r>
+        <w:rPr>
+          <w:lang w:val="en-US"/>
+        </w:rPr>
+        <w:t>Ví dụ</w:t>
       </w:r>
     </w:p>
     <w:p>
@@ -1940,7 +1939,187 @@
         <w:rPr>
           <w:lang w:val="en-US"/>
         </w:rPr>
-        <w:t xml:space="preserve">    &lt;Làm Gì Đó&gt;</w:t>
+        <w:t>foo = bar / boo;</w:t>
+      </w:r>
+    </w:p>
+    <w:p>
+      <w:pPr>
+        <w:pStyle w:val="ListParagraph"/>
+        <w:numPr>
+          <w:ilvl w:val="0"/>
+          <w:numId w:val="4"/>
+        </w:numPr>
+        <w:rPr>
+          <w:lang w:val="en-US"/>
+        </w:rPr>
+      </w:pPr>
+      <w:r>
+        <w:rPr>
+          <w:lang w:val="en-US"/>
+        </w:rPr>
+        <w:t>Ta có</w:t>
+      </w:r>
+    </w:p>
+    <w:tbl>
+      <w:tblPr>
+        <w:tblStyle w:val="TableGrid"/>
+        <w:tblW w:w="0" w:type="auto"/>
+        <w:tblInd w:w="1080" w:type="dxa"/>
+        <w:tblLook w:val="04A0" w:firstRow="1" w:lastRow="0" w:firstColumn="1" w:lastColumn="0" w:noHBand="0" w:noVBand="1"/>
+      </w:tblPr>
+      <w:tblGrid>
+        <w:gridCol w:w="4097"/>
+        <w:gridCol w:w="4065"/>
+      </w:tblGrid>
+      <w:tr>
+        <w:tc>
+          <w:tcPr>
+            <w:tcW w:w="4621" w:type="dxa"/>
+          </w:tcPr>
+          <w:p>
+            <w:pPr>
+              <w:pStyle w:val="ListParagraph"/>
+              <w:ind w:left="0"/>
+              <w:jc w:val="center"/>
+              <w:rPr>
+                <w:lang w:val="en-US"/>
+              </w:rPr>
+            </w:pPr>
+            <w:r>
+              <w:rPr>
+                <w:lang w:val="en-US"/>
+              </w:rPr>
+              <w:t>bar</w:t>
+            </w:r>
+          </w:p>
+        </w:tc>
+        <w:tc>
+          <w:tcPr>
+            <w:tcW w:w="4621" w:type="dxa"/>
+          </w:tcPr>
+          <w:p>
+            <w:pPr>
+              <w:pStyle w:val="ListParagraph"/>
+              <w:ind w:left="0"/>
+              <w:jc w:val="center"/>
+              <w:rPr>
+                <w:lang w:val="en-US"/>
+              </w:rPr>
+            </w:pPr>
+            <w:r>
+              <w:rPr>
+                <w:lang w:val="en-US"/>
+              </w:rPr>
+              <w:t>8</w:t>
+            </w:r>
+          </w:p>
+        </w:tc>
+      </w:tr>
+      <w:tr>
+        <w:tc>
+          <w:tcPr>
+            <w:tcW w:w="4621" w:type="dxa"/>
+          </w:tcPr>
+          <w:p>
+            <w:pPr>
+              <w:pStyle w:val="ListParagraph"/>
+              <w:ind w:left="0"/>
+              <w:jc w:val="center"/>
+              <w:rPr>
+                <w:lang w:val="en-US"/>
+              </w:rPr>
+            </w:pPr>
+            <w:r>
+              <w:rPr>
+                <w:lang w:val="en-US"/>
+              </w:rPr>
+              <w:t>boo</w:t>
+            </w:r>
+          </w:p>
+        </w:tc>
+        <w:tc>
+          <w:tcPr>
+            <w:tcW w:w="4621" w:type="dxa"/>
+          </w:tcPr>
+          <w:p>
+            <w:pPr>
+              <w:pStyle w:val="ListParagraph"/>
+              <w:ind w:left="0"/>
+              <w:jc w:val="center"/>
+              <w:rPr>
+                <w:lang w:val="en-US"/>
+              </w:rPr>
+            </w:pPr>
+            <w:r>
+              <w:rPr>
+                <w:lang w:val="en-US"/>
+              </w:rPr>
+              <w:t>3</w:t>
+            </w:r>
+          </w:p>
+        </w:tc>
+      </w:tr>
+      <w:tr>
+        <w:tc>
+          <w:tcPr>
+            <w:tcW w:w="4621" w:type="dxa"/>
+          </w:tcPr>
+          <w:p>
+            <w:pPr>
+              <w:pStyle w:val="ListParagraph"/>
+              <w:ind w:left="0"/>
+              <w:jc w:val="center"/>
+              <w:rPr>
+                <w:lang w:val="en-US"/>
+              </w:rPr>
+            </w:pPr>
+            <w:r>
+              <w:rPr>
+                <w:lang w:val="en-US"/>
+              </w:rPr>
+              <w:t>foo</w:t>
+            </w:r>
+          </w:p>
+        </w:tc>
+        <w:tc>
+          <w:tcPr>
+            <w:tcW w:w="4621" w:type="dxa"/>
+          </w:tcPr>
+          <w:p>
+            <w:pPr>
+              <w:pStyle w:val="ListParagraph"/>
+              <w:ind w:left="0"/>
+              <w:jc w:val="center"/>
+              <w:rPr>
+                <w:lang w:val="en-US"/>
+              </w:rPr>
+            </w:pPr>
+            <w:r>
+              <w:rPr>
+                <w:lang w:val="en-US"/>
+              </w:rPr>
+              <w:t>2</w:t>
+            </w:r>
+          </w:p>
+        </w:tc>
+      </w:tr>
+    </w:tbl>
+    <w:p>
+      <w:pPr>
+        <w:pStyle w:val="ListParagraph"/>
+        <w:numPr>
+          <w:ilvl w:val="0"/>
+          <w:numId w:val="9"/>
+        </w:numPr>
+        <w:rPr>
+          <w:lang w:val="en-US"/>
+        </w:rPr>
+      </w:pPr>
+      <w:r>
+        <w:rPr>
+          <w:lang w:val="en-US"/>
+        </w:rPr>
+        <w:t>Phép Chia Thập phân?</w:t>
       </w:r>
     </w:p>
     <w:p>
@@ -1961,7 +2140,7 @@
         <w:rPr>
           <w:lang w:val="en-US"/>
         </w:rPr>
-        <w:t>}</w:t>
+        <w:t>&lt;Thương&gt; = &lt;Số Bị Chia&gt; / &lt;Số Chia&gt;;</w:t>
       </w:r>
     </w:p>
     <w:p>
@@ -1979,7 +2158,25 @@
         <w:rPr>
           <w:lang w:val="en-US"/>
         </w:rPr>
-        <w:t>&lt;Lệnh Đầu&gt; sẽ được chạy 1 lần duy nhất trước khi bắt đầu vòng lặp</w:t>
+        <w:t xml:space="preserve">&lt;Số Bị Chia&gt; </w:t>
+      </w:r>
+      <w:r>
+        <w:rPr>
+          <w:lang w:val="en-US"/>
+        </w:rPr>
+        <w:t>hoặc</w:t>
+      </w:r>
+      <w:r>
+        <w:rPr>
+          <w:lang w:val="en-US"/>
+        </w:rPr>
+        <w:t xml:space="preserve"> &lt;Số Chia&gt;</w:t>
+      </w:r>
+      <w:r>
+        <w:rPr>
+          <w:lang w:val="en-US"/>
+        </w:rPr>
+        <w:t xml:space="preserve"> hoặc cả 2 phải là số thập phân</w:t>
       </w:r>
     </w:p>
     <w:p>
@@ -1997,7 +2194,13 @@
         <w:rPr>
           <w:lang w:val="en-US"/>
         </w:rPr>
-        <w:t>Mỗi lần lặp, sẽ kiểm tra &lt;Điều Kiện&gt; trước, nếu nó trả về True, thì &lt;Làm Gì Đó&gt; được chạy và sau đó &lt;Lệnh Cuối&gt; sẽ chạy, còn nếu trả về False, thì kết thúc vòng lặp</w:t>
+        <w:t xml:space="preserve">&lt;Thương&gt; </w:t>
+      </w:r>
+      <w:r>
+        <w:rPr>
+          <w:lang w:val="en-US"/>
+        </w:rPr>
+        <w:t>sẽ là số thập phân, = kết quả của phép chia</w:t>
       </w:r>
     </w:p>
     <w:p>
@@ -2036,7 +2239,221 @@
         <w:rPr>
           <w:lang w:val="en-US"/>
         </w:rPr>
-        <w:t>for (int i = 0; i &lt; 5; i++){</w:t>
+        <w:t>foo = bar / boo;</w:t>
+      </w:r>
+    </w:p>
+    <w:p>
+      <w:pPr>
+        <w:pStyle w:val="ListParagraph"/>
+        <w:numPr>
+          <w:ilvl w:val="0"/>
+          <w:numId w:val="4"/>
+        </w:numPr>
+        <w:rPr>
+          <w:lang w:val="en-US"/>
+        </w:rPr>
+      </w:pPr>
+      <w:r>
+        <w:rPr>
+          <w:lang w:val="en-US"/>
+        </w:rPr>
+        <w:t>Ta có</w:t>
+      </w:r>
+    </w:p>
+    <w:tbl>
+      <w:tblPr>
+        <w:tblStyle w:val="TableGrid"/>
+        <w:tblW w:w="0" w:type="auto"/>
+        <w:tblInd w:w="1080" w:type="dxa"/>
+        <w:tblLook w:val="04A0" w:firstRow="1" w:lastRow="0" w:firstColumn="1" w:lastColumn="0" w:noHBand="0" w:noVBand="1"/>
+      </w:tblPr>
+      <w:tblGrid>
+        <w:gridCol w:w="4051"/>
+        <w:gridCol w:w="4111"/>
+      </w:tblGrid>
+      <w:tr>
+        <w:tc>
+          <w:tcPr>
+            <w:tcW w:w="4621" w:type="dxa"/>
+          </w:tcPr>
+          <w:p>
+            <w:pPr>
+              <w:pStyle w:val="ListParagraph"/>
+              <w:ind w:left="0"/>
+              <w:jc w:val="center"/>
+              <w:rPr>
+                <w:lang w:val="en-US"/>
+              </w:rPr>
+            </w:pPr>
+            <w:r>
+              <w:rPr>
+                <w:lang w:val="en-US"/>
+              </w:rPr>
+              <w:t>bar</w:t>
+            </w:r>
+          </w:p>
+        </w:tc>
+        <w:tc>
+          <w:tcPr>
+            <w:tcW w:w="4621" w:type="dxa"/>
+          </w:tcPr>
+          <w:p>
+            <w:pPr>
+              <w:pStyle w:val="ListParagraph"/>
+              <w:ind w:left="0"/>
+              <w:jc w:val="center"/>
+              <w:rPr>
+                <w:lang w:val="en-US"/>
+              </w:rPr>
+            </w:pPr>
+            <w:r>
+              <w:rPr>
+                <w:lang w:val="en-US"/>
+              </w:rPr>
+              <w:t>8</w:t>
+            </w:r>
+            <w:r>
+              <w:rPr>
+                <w:lang w:val="en-US"/>
+              </w:rPr>
+              <w:t>.</w:t>
+            </w:r>
+          </w:p>
+        </w:tc>
+      </w:tr>
+      <w:tr>
+        <w:tc>
+          <w:tcPr>
+            <w:tcW w:w="4621" w:type="dxa"/>
+          </w:tcPr>
+          <w:p>
+            <w:pPr>
+              <w:pStyle w:val="ListParagraph"/>
+              <w:ind w:left="0"/>
+              <w:jc w:val="center"/>
+              <w:rPr>
+                <w:lang w:val="en-US"/>
+              </w:rPr>
+            </w:pPr>
+            <w:r>
+              <w:rPr>
+                <w:lang w:val="en-US"/>
+              </w:rPr>
+              <w:t>boo</w:t>
+            </w:r>
+          </w:p>
+        </w:tc>
+        <w:tc>
+          <w:tcPr>
+            <w:tcW w:w="4621" w:type="dxa"/>
+          </w:tcPr>
+          <w:p>
+            <w:pPr>
+              <w:pStyle w:val="ListParagraph"/>
+              <w:ind w:left="0"/>
+              <w:jc w:val="center"/>
+              <w:rPr>
+                <w:lang w:val="en-US"/>
+              </w:rPr>
+            </w:pPr>
+            <w:r>
+              <w:rPr>
+                <w:lang w:val="en-US"/>
+              </w:rPr>
+              <w:t>3</w:t>
+            </w:r>
+          </w:p>
+        </w:tc>
+      </w:tr>
+      <w:tr>
+        <w:tc>
+          <w:tcPr>
+            <w:tcW w:w="4621" w:type="dxa"/>
+          </w:tcPr>
+          <w:p>
+            <w:pPr>
+              <w:pStyle w:val="ListParagraph"/>
+              <w:ind w:left="0"/>
+              <w:jc w:val="center"/>
+              <w:rPr>
+                <w:lang w:val="en-US"/>
+              </w:rPr>
+            </w:pPr>
+            <w:r>
+              <w:rPr>
+                <w:lang w:val="en-US"/>
+              </w:rPr>
+              <w:t>foo</w:t>
+            </w:r>
+          </w:p>
+        </w:tc>
+        <w:tc>
+          <w:tcPr>
+            <w:tcW w:w="4621" w:type="dxa"/>
+          </w:tcPr>
+          <w:p>
+            <w:pPr>
+              <w:pStyle w:val="ListParagraph"/>
+              <w:ind w:left="0"/>
+              <w:jc w:val="center"/>
+              <w:rPr>
+                <w:lang w:val="en-US"/>
+              </w:rPr>
+            </w:pPr>
+            <w:r>
+              <w:rPr>
+                <w:lang w:val="en-US"/>
+              </w:rPr>
+              <w:t>2</w:t>
+            </w:r>
+            <w:r>
+              <w:rPr>
+                <w:lang w:val="en-US"/>
+              </w:rPr>
+              <w:t>.66667</w:t>
+            </w:r>
+          </w:p>
+        </w:tc>
+      </w:tr>
+    </w:tbl>
+    <w:p>
+      <w:pPr>
+        <w:rPr>
+          <w:lang w:val="en-US"/>
+        </w:rPr>
+      </w:pPr>
+    </w:p>
+    <w:p>
+      <w:pPr>
+        <w:rPr>
+          <w:lang w:val="en-US"/>
+        </w:rPr>
+      </w:pPr>
+      <w:r>
+        <w:rPr>
+          <w:lang w:val="en-US"/>
+        </w:rPr>
+        <w:t>Loop – Vòng Lặp:</w:t>
+      </w:r>
+      <w:bookmarkStart w:id="0" w:name="_GoBack"/>
+      <w:bookmarkEnd w:id="0"/>
+    </w:p>
+    <w:p>
+      <w:pPr>
+        <w:pStyle w:val="ListParagraph"/>
+        <w:numPr>
+          <w:ilvl w:val="0"/>
+          <w:numId w:val="10"/>
+        </w:numPr>
+        <w:rPr>
+          <w:lang w:val="en-US"/>
+        </w:rPr>
+      </w:pPr>
+      <w:r>
+        <w:rPr>
+          <w:lang w:val="en-US"/>
+        </w:rPr>
+        <w:t>For Loop?</w:t>
       </w:r>
     </w:p>
     <w:p>
@@ -2057,7 +2474,13 @@
         <w:rPr>
           <w:lang w:val="en-US"/>
         </w:rPr>
-        <w:t xml:space="preserve">    bar = bar + 2;</w:t>
+        <w:t>f</w:t>
+      </w:r>
+      <w:r>
+        <w:rPr>
+          <w:lang w:val="en-US"/>
+        </w:rPr>
+        <w:t>or (&lt;Lệnh Đầu&gt;; &lt;Điều Kiện&gt;; &lt;Lệnh Cuối&gt;){</w:t>
       </w:r>
     </w:p>
     <w:p>
@@ -2078,25 +2501,7 @@
         <w:rPr>
           <w:lang w:val="en-US"/>
         </w:rPr>
-        <w:t>}</w:t>
-      </w:r>
-    </w:p>
-    <w:p>
-      <w:pPr>
-        <w:pStyle w:val="ListParagraph"/>
-        <w:numPr>
-          <w:ilvl w:val="0"/>
-          <w:numId w:val="10"/>
-        </w:numPr>
-        <w:rPr>
-          <w:lang w:val="en-US"/>
-        </w:rPr>
-      </w:pPr>
-      <w:r>
-        <w:rPr>
-          <w:lang w:val="en-US"/>
-        </w:rPr>
-        <w:t>Kết Thúc 1 Vòng Lặp Ngay?</w:t>
+        <w:t xml:space="preserve">    &lt;Làm Gì Đó&gt;</w:t>
       </w:r>
     </w:p>
     <w:p>
@@ -2117,47 +2522,61 @@
         <w:rPr>
           <w:lang w:val="en-US"/>
         </w:rPr>
-        <w:t>break;</w:t>
-      </w:r>
-    </w:p>
-    <w:p>
-      <w:pPr>
-        <w:rPr>
-          <w:lang w:val="en-US"/>
-        </w:rPr>
-      </w:pPr>
-      <w:bookmarkStart w:id="0" w:name="_GoBack"/>
-      <w:bookmarkEnd w:id="0"/>
-    </w:p>
-    <w:p>
-      <w:pPr>
-        <w:rPr>
-          <w:lang w:val="en-US"/>
-        </w:rPr>
-      </w:pPr>
-      <w:r>
-        <w:rPr>
-          <w:lang w:val="en-US"/>
-        </w:rPr>
-        <w:t>Condition – Điều Kiện:</w:t>
-      </w:r>
-    </w:p>
-    <w:p>
-      <w:pPr>
-        <w:pStyle w:val="ListParagraph"/>
-        <w:numPr>
-          <w:ilvl w:val="0"/>
-          <w:numId w:val="11"/>
-        </w:numPr>
-        <w:rPr>
-          <w:lang w:val="en-US"/>
-        </w:rPr>
-      </w:pPr>
-      <w:r>
-        <w:rPr>
-          <w:lang w:val="en-US"/>
-        </w:rPr>
-        <w:t>Cú Pháp?</w:t>
+        <w:t>}</w:t>
+      </w:r>
+    </w:p>
+    <w:p>
+      <w:pPr>
+        <w:pStyle w:val="ListParagraph"/>
+        <w:numPr>
+          <w:ilvl w:val="0"/>
+          <w:numId w:val="4"/>
+        </w:numPr>
+        <w:rPr>
+          <w:lang w:val="en-US"/>
+        </w:rPr>
+      </w:pPr>
+      <w:r>
+        <w:rPr>
+          <w:lang w:val="en-US"/>
+        </w:rPr>
+        <w:t>&lt;Lệnh Đầu&gt; sẽ được chạy 1 lần duy nhất trước khi bắt đầu vòng lặp</w:t>
+      </w:r>
+    </w:p>
+    <w:p>
+      <w:pPr>
+        <w:pStyle w:val="ListParagraph"/>
+        <w:numPr>
+          <w:ilvl w:val="0"/>
+          <w:numId w:val="4"/>
+        </w:numPr>
+        <w:rPr>
+          <w:lang w:val="en-US"/>
+        </w:rPr>
+      </w:pPr>
+      <w:r>
+        <w:rPr>
+          <w:lang w:val="en-US"/>
+        </w:rPr>
+        <w:t>Mỗi lần lặp, sẽ kiểm tra &lt;Điều Kiện&gt; trước, nếu nó trả về True, thì &lt;Làm Gì Đó&gt; được chạy và sau đó &lt;Lệnh Cuối&gt; sẽ chạy, còn nếu trả về False, thì kết thúc vòng lặp</w:t>
+      </w:r>
+    </w:p>
+    <w:p>
+      <w:pPr>
+        <w:pStyle w:val="ListParagraph"/>
+        <w:numPr>
+          <w:ilvl w:val="0"/>
+          <w:numId w:val="4"/>
+        </w:numPr>
+        <w:rPr>
+          <w:lang w:val="en-US"/>
+        </w:rPr>
+      </w:pPr>
+      <w:r>
+        <w:rPr>
+          <w:lang w:val="en-US"/>
+        </w:rPr>
+        <w:t>Ví dụ</w:t>
       </w:r>
     </w:p>
     <w:p>
@@ -2178,7 +2597,7 @@
         <w:rPr>
           <w:lang w:val="en-US"/>
         </w:rPr>
-        <w:t>if (&lt;Biểu Thức&gt;){</w:t>
+        <w:t>for (int i = 0; i &lt; 5; i++){</w:t>
       </w:r>
     </w:p>
     <w:p>
@@ -2199,7 +2618,7 @@
         <w:rPr>
           <w:lang w:val="en-US"/>
         </w:rPr>
-        <w:t xml:space="preserve">    &lt;Làm Gì Đó&gt;</w:t>
+        <w:t xml:space="preserve">    bar = bar + 2;</w:t>
       </w:r>
     </w:p>
     <w:p>
@@ -2228,6 +2647,146 @@
         <w:pStyle w:val="ListParagraph"/>
         <w:numPr>
           <w:ilvl w:val="0"/>
+          <w:numId w:val="10"/>
+        </w:numPr>
+        <w:rPr>
+          <w:lang w:val="en-US"/>
+        </w:rPr>
+      </w:pPr>
+      <w:r>
+        <w:rPr>
+          <w:lang w:val="en-US"/>
+        </w:rPr>
+        <w:t>Kết Thúc 1 Vòng Lặp Ngay?</w:t>
+      </w:r>
+    </w:p>
+    <w:p>
+      <w:pPr>
+        <w:pStyle w:val="ListParagraph"/>
+        <w:pBdr>
+          <w:top w:val="single" w:sz="4" w:space="1" w:color="auto"/>
+          <w:left w:val="single" w:sz="4" w:space="4" w:color="auto"/>
+          <w:bottom w:val="single" w:sz="4" w:space="1" w:color="auto"/>
+          <w:right w:val="single" w:sz="4" w:space="4" w:color="auto"/>
+        </w:pBdr>
+        <w:ind w:left="1080"/>
+        <w:rPr>
+          <w:lang w:val="en-US"/>
+        </w:rPr>
+      </w:pPr>
+      <w:r>
+        <w:rPr>
+          <w:lang w:val="en-US"/>
+        </w:rPr>
+        <w:t>break;</w:t>
+      </w:r>
+    </w:p>
+    <w:p>
+      <w:pPr>
+        <w:rPr>
+          <w:lang w:val="en-US"/>
+        </w:rPr>
+      </w:pPr>
+    </w:p>
+    <w:p>
+      <w:pPr>
+        <w:rPr>
+          <w:lang w:val="en-US"/>
+        </w:rPr>
+      </w:pPr>
+      <w:r>
+        <w:rPr>
+          <w:lang w:val="en-US"/>
+        </w:rPr>
+        <w:t>Condition – Điều Kiện:</w:t>
+      </w:r>
+    </w:p>
+    <w:p>
+      <w:pPr>
+        <w:pStyle w:val="ListParagraph"/>
+        <w:numPr>
+          <w:ilvl w:val="0"/>
+          <w:numId w:val="11"/>
+        </w:numPr>
+        <w:rPr>
+          <w:lang w:val="en-US"/>
+        </w:rPr>
+      </w:pPr>
+      <w:r>
+        <w:rPr>
+          <w:lang w:val="en-US"/>
+        </w:rPr>
+        <w:t>Cú Pháp?</w:t>
+      </w:r>
+    </w:p>
+    <w:p>
+      <w:pPr>
+        <w:pStyle w:val="ListParagraph"/>
+        <w:pBdr>
+          <w:top w:val="single" w:sz="4" w:space="1" w:color="auto"/>
+          <w:left w:val="single" w:sz="4" w:space="4" w:color="auto"/>
+          <w:bottom w:val="single" w:sz="4" w:space="1" w:color="auto"/>
+          <w:right w:val="single" w:sz="4" w:space="4" w:color="auto"/>
+        </w:pBdr>
+        <w:ind w:left="1080"/>
+        <w:rPr>
+          <w:lang w:val="en-US"/>
+        </w:rPr>
+      </w:pPr>
+      <w:r>
+        <w:rPr>
+          <w:lang w:val="en-US"/>
+        </w:rPr>
+        <w:t>if (&lt;Biểu Thức&gt;){</w:t>
+      </w:r>
+    </w:p>
+    <w:p>
+      <w:pPr>
+        <w:pStyle w:val="ListParagraph"/>
+        <w:pBdr>
+          <w:top w:val="single" w:sz="4" w:space="1" w:color="auto"/>
+          <w:left w:val="single" w:sz="4" w:space="4" w:color="auto"/>
+          <w:bottom w:val="single" w:sz="4" w:space="1" w:color="auto"/>
+          <w:right w:val="single" w:sz="4" w:space="4" w:color="auto"/>
+        </w:pBdr>
+        <w:ind w:left="1080"/>
+        <w:rPr>
+          <w:lang w:val="en-US"/>
+        </w:rPr>
+      </w:pPr>
+      <w:r>
+        <w:rPr>
+          <w:lang w:val="en-US"/>
+        </w:rPr>
+        <w:t xml:space="preserve">    &lt;Làm Gì Đó&gt;</w:t>
+      </w:r>
+    </w:p>
+    <w:p>
+      <w:pPr>
+        <w:pStyle w:val="ListParagraph"/>
+        <w:pBdr>
+          <w:top w:val="single" w:sz="4" w:space="1" w:color="auto"/>
+          <w:left w:val="single" w:sz="4" w:space="4" w:color="auto"/>
+          <w:bottom w:val="single" w:sz="4" w:space="1" w:color="auto"/>
+          <w:right w:val="single" w:sz="4" w:space="4" w:color="auto"/>
+        </w:pBdr>
+        <w:ind w:left="1080"/>
+        <w:rPr>
+          <w:lang w:val="en-US"/>
+        </w:rPr>
+      </w:pPr>
+      <w:r>
+        <w:rPr>
+          <w:lang w:val="en-US"/>
+        </w:rPr>
+        <w:t>}</w:t>
+      </w:r>
+    </w:p>
+    <w:p>
+      <w:pPr>
+        <w:pStyle w:val="ListParagraph"/>
+        <w:numPr>
+          <w:ilvl w:val="0"/>
           <w:numId w:val="4"/>
         </w:numPr>
         <w:rPr>
@@ -2238,6 +2797,7 @@
         <w:rPr>
           <w:lang w:val="en-US"/>
         </w:rPr>
+        <w:lastRenderedPageBreak/>
         <w:t>Nếu &lt;Biểu Thức&gt; trả về True thì &lt;Làm Gì Đó&gt; được thực hiện, còn nếu trả về False thì &lt;Làm Gì Đó&gt; không được thực hiện</w:t>
       </w:r>
     </w:p>

--- a/c++.docx
+++ b/c++.docx
@@ -1,6 +1,6 @@
 
 <file path=word/document.xml><?xml version="1.0" encoding="utf-8"?>
-<w:document xmlns:wpc="http://schemas.microsoft.com/office/word/2010/wordprocessingCanvas" xmlns:mc="http://schemas.openxmlformats.org/markup-compatibility/2006" xmlns:o="urn:schemas-microsoft-com:office:office" xmlns:r="http://schemas.openxmlformats.org/officeDocument/2006/relationships" xmlns:m="http://schemas.openxmlformats.org/officeDocument/2006/math" xmlns:v="urn:schemas-microsoft-com:vml" xmlns:wp14="http://schemas.microsoft.com/office/word/2010/wordprocessingDrawing" xmlns:wp="http://schemas.openxmlformats.org/drawingml/2006/wordprocessingDrawing" xmlns:w10="urn:schemas-microsoft-com:office:word" xmlns:w="http://schemas.openxmlformats.org/wordprocessingml/2006/main" xmlns:w14="http://schemas.microsoft.com/office/word/2010/wordml" xmlns:wpg="http://schemas.microsoft.com/office/word/2010/wordprocessingGroup" xmlns:wpi="http://schemas.microsoft.com/office/word/2010/wordprocessingInk" xmlns:wne="http://schemas.microsoft.com/office/word/2006/wordml" xmlns:wps="http://schemas.microsoft.com/office/word/2010/wordprocessingShape" mc:Ignorable="w14 wp14">
+<w:document xmlns:wpc="http://schemas.microsoft.com/office/word/2010/wordprocessingCanvas" xmlns:cx="http://schemas.microsoft.com/office/drawing/2014/chartex" xmlns:cx1="http://schemas.microsoft.com/office/drawing/2015/9/8/chartex" xmlns:cx2="http://schemas.microsoft.com/office/drawing/2015/10/21/chartex" xmlns:cx3="http://schemas.microsoft.com/office/drawing/2016/5/9/chartex" xmlns:cx4="http://schemas.microsoft.com/office/drawing/2016/5/10/chartex" xmlns:cx5="http://schemas.microsoft.com/office/drawing/2016/5/11/chartex" xmlns:cx6="http://schemas.microsoft.com/office/drawing/2016/5/12/chartex" xmlns:cx7="http://schemas.microsoft.com/office/drawing/2016/5/13/chartex" xmlns:cx8="http://schemas.microsoft.com/office/drawing/2016/5/14/chartex" xmlns:mc="http://schemas.openxmlformats.org/markup-compatibility/2006" xmlns:aink="http://schemas.microsoft.com/office/drawing/2016/ink" xmlns:am3d="http://schemas.microsoft.com/office/drawing/2017/model3d" xmlns:o="urn:schemas-microsoft-com:office:office" xmlns:oel="http://schemas.microsoft.com/office/2019/extlst" xmlns:r="http://schemas.openxmlformats.org/officeDocument/2006/relationships" xmlns:m="http://schemas.openxmlformats.org/officeDocument/2006/math" xmlns:v="urn:schemas-microsoft-com:vml" xmlns:wp14="http://schemas.microsoft.com/office/word/2010/wordprocessingDrawing" xmlns:wp="http://schemas.openxmlformats.org/drawingml/2006/wordprocessingDrawing" xmlns:w10="urn:schemas-microsoft-com:office:word" xmlns:w="http://schemas.openxmlformats.org/wordprocessingml/2006/main" xmlns:w14="http://schemas.microsoft.com/office/word/2010/wordml" xmlns:w15="http://schemas.microsoft.com/office/word/2012/wordml" xmlns:w16cex="http://schemas.microsoft.com/office/word/2018/wordml/cex" xmlns:w16cid="http://schemas.microsoft.com/office/word/2016/wordml/cid" xmlns:w16="http://schemas.microsoft.com/office/word/2018/wordml" xmlns:w16sdtdh="http://schemas.microsoft.com/office/word/2020/wordml/sdtdatahash" xmlns:w16se="http://schemas.microsoft.com/office/word/2015/wordml/symex" xmlns:wpg="http://schemas.microsoft.com/office/word/2010/wordprocessingGroup" xmlns:wpi="http://schemas.microsoft.com/office/word/2010/wordprocessingInk" xmlns:wne="http://schemas.microsoft.com/office/word/2006/wordml" xmlns:wps="http://schemas.microsoft.com/office/word/2010/wordprocessingShape" mc:Ignorable="w14 w15 w16se w16cid w16 w16cex w16sdtdh wp14">
   <w:body>
     <w:p>
       <w:pPr>
@@ -26,11 +26,61 @@
           <w:lang w:val="en-US"/>
         </w:rPr>
       </w:pPr>
-      <w:r>
-        <w:rPr>
-          <w:lang w:val="en-US"/>
-        </w:rPr>
-        <w:t>Phần Mở Rộng Của C++ File?</w:t>
+      <w:proofErr w:type="spellStart"/>
+      <w:r>
+        <w:rPr>
+          <w:lang w:val="en-US"/>
+        </w:rPr>
+        <w:t>Phần</w:t>
+      </w:r>
+      <w:proofErr w:type="spellEnd"/>
+      <w:r>
+        <w:rPr>
+          <w:lang w:val="en-US"/>
+        </w:rPr>
+        <w:t xml:space="preserve"> </w:t>
+      </w:r>
+      <w:proofErr w:type="spellStart"/>
+      <w:r>
+        <w:rPr>
+          <w:lang w:val="en-US"/>
+        </w:rPr>
+        <w:t>Mở</w:t>
+      </w:r>
+      <w:proofErr w:type="spellEnd"/>
+      <w:r>
+        <w:rPr>
+          <w:lang w:val="en-US"/>
+        </w:rPr>
+        <w:t xml:space="preserve"> </w:t>
+      </w:r>
+      <w:proofErr w:type="spellStart"/>
+      <w:r>
+        <w:rPr>
+          <w:lang w:val="en-US"/>
+        </w:rPr>
+        <w:t>Rộng</w:t>
+      </w:r>
+      <w:proofErr w:type="spellEnd"/>
+      <w:r>
+        <w:rPr>
+          <w:lang w:val="en-US"/>
+        </w:rPr>
+        <w:t xml:space="preserve"> </w:t>
+      </w:r>
+      <w:proofErr w:type="spellStart"/>
+      <w:r>
+        <w:rPr>
+          <w:lang w:val="en-US"/>
+        </w:rPr>
+        <w:t>Của</w:t>
+      </w:r>
+      <w:proofErr w:type="spellEnd"/>
+      <w:r>
+        <w:rPr>
+          <w:lang w:val="en-US"/>
+        </w:rPr>
+        <w:t xml:space="preserve"> C++ File?</w:t>
       </w:r>
     </w:p>
     <w:p>
@@ -44,11 +94,117 @@
           <w:lang w:val="en-US"/>
         </w:rPr>
       </w:pPr>
-      <w:r>
-        <w:rPr>
-          <w:lang w:val="en-US"/>
-        </w:rPr>
-        <w:t>Đéo quan trọng, nhưng thông thường xài “.cpp”</w:t>
+      <w:proofErr w:type="spellStart"/>
+      <w:r>
+        <w:rPr>
+          <w:lang w:val="en-US"/>
+        </w:rPr>
+        <w:t>Đéo</w:t>
+      </w:r>
+      <w:proofErr w:type="spellEnd"/>
+      <w:r>
+        <w:rPr>
+          <w:lang w:val="en-US"/>
+        </w:rPr>
+        <w:t xml:space="preserve"> </w:t>
+      </w:r>
+      <w:proofErr w:type="spellStart"/>
+      <w:r>
+        <w:rPr>
+          <w:lang w:val="en-US"/>
+        </w:rPr>
+        <w:t>quan</w:t>
+      </w:r>
+      <w:proofErr w:type="spellEnd"/>
+      <w:r>
+        <w:rPr>
+          <w:lang w:val="en-US"/>
+        </w:rPr>
+        <w:t xml:space="preserve"> </w:t>
+      </w:r>
+      <w:proofErr w:type="spellStart"/>
+      <w:r>
+        <w:rPr>
+          <w:lang w:val="en-US"/>
+        </w:rPr>
+        <w:t>trọng</w:t>
+      </w:r>
+      <w:proofErr w:type="spellEnd"/>
+      <w:r>
+        <w:rPr>
+          <w:lang w:val="en-US"/>
+        </w:rPr>
+        <w:t xml:space="preserve">, </w:t>
+      </w:r>
+      <w:proofErr w:type="spellStart"/>
+      <w:r>
+        <w:rPr>
+          <w:lang w:val="en-US"/>
+        </w:rPr>
+        <w:t>nhưng</w:t>
+      </w:r>
+      <w:proofErr w:type="spellEnd"/>
+      <w:r>
+        <w:rPr>
+          <w:lang w:val="en-US"/>
+        </w:rPr>
+        <w:t xml:space="preserve"> </w:t>
+      </w:r>
+      <w:proofErr w:type="spellStart"/>
+      <w:r>
+        <w:rPr>
+          <w:lang w:val="en-US"/>
+        </w:rPr>
+        <w:t>thông</w:t>
+      </w:r>
+      <w:proofErr w:type="spellEnd"/>
+      <w:r>
+        <w:rPr>
+          <w:lang w:val="en-US"/>
+        </w:rPr>
+        <w:t xml:space="preserve"> </w:t>
+      </w:r>
+      <w:proofErr w:type="spellStart"/>
+      <w:r>
+        <w:rPr>
+          <w:lang w:val="en-US"/>
+        </w:rPr>
+        <w:t>thường</w:t>
+      </w:r>
+      <w:proofErr w:type="spellEnd"/>
+      <w:r>
+        <w:rPr>
+          <w:lang w:val="en-US"/>
+        </w:rPr>
+        <w:t xml:space="preserve"> </w:t>
+      </w:r>
+      <w:proofErr w:type="spellStart"/>
+      <w:r>
+        <w:rPr>
+          <w:lang w:val="en-US"/>
+        </w:rPr>
+        <w:t>xài</w:t>
+      </w:r>
+      <w:proofErr w:type="spellEnd"/>
+      <w:r>
+        <w:rPr>
+          <w:lang w:val="en-US"/>
+        </w:rPr>
+        <w:t xml:space="preserve"> “.</w:t>
+      </w:r>
+      <w:proofErr w:type="spellStart"/>
+      <w:r>
+        <w:rPr>
+          <w:lang w:val="en-US"/>
+        </w:rPr>
+        <w:t>cpp</w:t>
+      </w:r>
+      <w:proofErr w:type="spellEnd"/>
+      <w:r>
+        <w:rPr>
+          <w:lang w:val="en-US"/>
+        </w:rPr>
+        <w:t>”</w:t>
       </w:r>
     </w:p>
     <w:p>
@@ -62,17 +218,39 @@
           <w:lang w:val="en-US"/>
         </w:rPr>
       </w:pPr>
-      <w:r>
-        <w:rPr>
-          <w:lang w:val="en-US"/>
-        </w:rPr>
-        <w:t xml:space="preserve">Cách </w:t>
-      </w:r>
-      <w:r>
-        <w:rPr>
-          <w:lang w:val="en-US"/>
-        </w:rPr>
-        <w:t xml:space="preserve">Cài Đặt </w:t>
+      <w:proofErr w:type="spellStart"/>
+      <w:r>
+        <w:rPr>
+          <w:lang w:val="en-US"/>
+        </w:rPr>
+        <w:t>Cách</w:t>
+      </w:r>
+      <w:proofErr w:type="spellEnd"/>
+      <w:r>
+        <w:rPr>
+          <w:lang w:val="en-US"/>
+        </w:rPr>
+        <w:t xml:space="preserve"> </w:t>
+      </w:r>
+      <w:r>
+        <w:rPr>
+          <w:lang w:val="en-US"/>
+        </w:rPr>
+        <w:t xml:space="preserve">Cài </w:t>
+      </w:r>
+      <w:proofErr w:type="spellStart"/>
+      <w:r>
+        <w:rPr>
+          <w:lang w:val="en-US"/>
+        </w:rPr>
+        <w:t>Đặt</w:t>
+      </w:r>
+      <w:proofErr w:type="spellEnd"/>
+      <w:r>
+        <w:rPr>
+          <w:lang w:val="en-US"/>
+        </w:rPr>
+        <w:t xml:space="preserve"> </w:t>
       </w:r>
       <w:r>
         <w:rPr>
@@ -98,12 +276,28 @@
           <w:lang w:val="en-US"/>
         </w:rPr>
       </w:pPr>
-      <w:r>
-        <w:rPr>
-          <w:lang w:val="en-US"/>
-        </w:rPr>
-        <w:t>Vào Link này</w:t>
-      </w:r>
+      <w:proofErr w:type="spellStart"/>
+      <w:r>
+        <w:rPr>
+          <w:lang w:val="en-US"/>
+        </w:rPr>
+        <w:t>Vào</w:t>
+      </w:r>
+      <w:proofErr w:type="spellEnd"/>
+      <w:r>
+        <w:rPr>
+          <w:lang w:val="en-US"/>
+        </w:rPr>
+        <w:t xml:space="preserve"> Link </w:t>
+      </w:r>
+      <w:proofErr w:type="spellStart"/>
+      <w:r>
+        <w:rPr>
+          <w:lang w:val="en-US"/>
+        </w:rPr>
+        <w:t>này</w:t>
+      </w:r>
+      <w:proofErr w:type="spellEnd"/>
     </w:p>
     <w:p>
       <w:pPr>
@@ -116,7 +310,7 @@
           <w:lang w:val="en-US"/>
         </w:rPr>
       </w:pPr>
-      <w:hyperlink r:id="rId6" w:history="1">
+      <w:hyperlink r:id="rId5" w:history="1">
         <w:r>
           <w:rPr>
             <w:rStyle w:val="Hyperlink"/>
@@ -137,23 +331,207 @@
           <w:lang w:val="en-US"/>
         </w:rPr>
       </w:pPr>
-      <w:r>
-        <w:rPr>
-          <w:lang w:val="en-US"/>
-        </w:rPr>
-        <w:t>Rồi Click “Download” + chờ tải + mở File vừa tải + chọn “English” + Click “OK” + nhấn “I Agree”</w:t>
-      </w:r>
+      <w:proofErr w:type="spellStart"/>
+      <w:r>
+        <w:rPr>
+          <w:lang w:val="en-US"/>
+        </w:rPr>
+        <w:t>Rồi</w:t>
+      </w:r>
+      <w:proofErr w:type="spellEnd"/>
+      <w:r>
+        <w:rPr>
+          <w:lang w:val="en-US"/>
+        </w:rPr>
+        <w:t xml:space="preserve"> Click “Download” + </w:t>
+      </w:r>
+      <w:proofErr w:type="spellStart"/>
+      <w:r>
+        <w:rPr>
+          <w:lang w:val="en-US"/>
+        </w:rPr>
+        <w:t>chờ</w:t>
+      </w:r>
+      <w:proofErr w:type="spellEnd"/>
+      <w:r>
+        <w:rPr>
+          <w:lang w:val="en-US"/>
+        </w:rPr>
+        <w:t xml:space="preserve"> </w:t>
+      </w:r>
+      <w:proofErr w:type="spellStart"/>
+      <w:r>
+        <w:rPr>
+          <w:lang w:val="en-US"/>
+        </w:rPr>
+        <w:t>tải</w:t>
+      </w:r>
+      <w:proofErr w:type="spellEnd"/>
       <w:r>
         <w:rPr>
           <w:lang w:val="en-US"/>
         </w:rPr>
         <w:t xml:space="preserve"> + </w:t>
       </w:r>
-      <w:r>
-        <w:rPr>
-          <w:lang w:val="en-US"/>
-        </w:rPr>
-        <w:t>nhấn “Next” + nhấn “Install” + chờ cài đặt + bỏ Tick “Run Dev-C++ …” + Click “Finish”</w:t>
+      <w:proofErr w:type="spellStart"/>
+      <w:r>
+        <w:rPr>
+          <w:lang w:val="en-US"/>
+        </w:rPr>
+        <w:t>mở</w:t>
+      </w:r>
+      <w:proofErr w:type="spellEnd"/>
+      <w:r>
+        <w:rPr>
+          <w:lang w:val="en-US"/>
+        </w:rPr>
+        <w:t xml:space="preserve"> File </w:t>
+      </w:r>
+      <w:proofErr w:type="spellStart"/>
+      <w:r>
+        <w:rPr>
+          <w:lang w:val="en-US"/>
+        </w:rPr>
+        <w:t>vừa</w:t>
+      </w:r>
+      <w:proofErr w:type="spellEnd"/>
+      <w:r>
+        <w:rPr>
+          <w:lang w:val="en-US"/>
+        </w:rPr>
+        <w:t xml:space="preserve"> </w:t>
+      </w:r>
+      <w:proofErr w:type="spellStart"/>
+      <w:r>
+        <w:rPr>
+          <w:lang w:val="en-US"/>
+        </w:rPr>
+        <w:t>tải</w:t>
+      </w:r>
+      <w:proofErr w:type="spellEnd"/>
+      <w:r>
+        <w:rPr>
+          <w:lang w:val="en-US"/>
+        </w:rPr>
+        <w:t xml:space="preserve"> + </w:t>
+      </w:r>
+      <w:proofErr w:type="spellStart"/>
+      <w:r>
+        <w:rPr>
+          <w:lang w:val="en-US"/>
+        </w:rPr>
+        <w:t>chọn</w:t>
+      </w:r>
+      <w:proofErr w:type="spellEnd"/>
+      <w:r>
+        <w:rPr>
+          <w:lang w:val="en-US"/>
+        </w:rPr>
+        <w:t xml:space="preserve"> “English” + Click “OK” + </w:t>
+      </w:r>
+      <w:proofErr w:type="spellStart"/>
+      <w:r>
+        <w:rPr>
+          <w:lang w:val="en-US"/>
+        </w:rPr>
+        <w:t>nhấn</w:t>
+      </w:r>
+      <w:proofErr w:type="spellEnd"/>
+      <w:r>
+        <w:rPr>
+          <w:lang w:val="en-US"/>
+        </w:rPr>
+        <w:t xml:space="preserve"> “I Agree”</w:t>
+      </w:r>
+      <w:r>
+        <w:rPr>
+          <w:lang w:val="en-US"/>
+        </w:rPr>
+        <w:t xml:space="preserve"> + </w:t>
+      </w:r>
+      <w:proofErr w:type="spellStart"/>
+      <w:r>
+        <w:rPr>
+          <w:lang w:val="en-US"/>
+        </w:rPr>
+        <w:t>nhấn</w:t>
+      </w:r>
+      <w:proofErr w:type="spellEnd"/>
+      <w:r>
+        <w:rPr>
+          <w:lang w:val="en-US"/>
+        </w:rPr>
+        <w:t xml:space="preserve"> “Next” + </w:t>
+      </w:r>
+      <w:proofErr w:type="spellStart"/>
+      <w:r>
+        <w:rPr>
+          <w:lang w:val="en-US"/>
+        </w:rPr>
+        <w:t>nhấn</w:t>
+      </w:r>
+      <w:proofErr w:type="spellEnd"/>
+      <w:r>
+        <w:rPr>
+          <w:lang w:val="en-US"/>
+        </w:rPr>
+        <w:t xml:space="preserve"> “Install” + </w:t>
+      </w:r>
+      <w:proofErr w:type="spellStart"/>
+      <w:r>
+        <w:rPr>
+          <w:lang w:val="en-US"/>
+        </w:rPr>
+        <w:t>chờ</w:t>
+      </w:r>
+      <w:proofErr w:type="spellEnd"/>
+      <w:r>
+        <w:rPr>
+          <w:lang w:val="en-US"/>
+        </w:rPr>
+        <w:t xml:space="preserve"> </w:t>
+      </w:r>
+      <w:proofErr w:type="spellStart"/>
+      <w:r>
+        <w:rPr>
+          <w:lang w:val="en-US"/>
+        </w:rPr>
+        <w:t>cài</w:t>
+      </w:r>
+      <w:proofErr w:type="spellEnd"/>
+      <w:r>
+        <w:rPr>
+          <w:lang w:val="en-US"/>
+        </w:rPr>
+        <w:t xml:space="preserve"> </w:t>
+      </w:r>
+      <w:proofErr w:type="spellStart"/>
+      <w:r>
+        <w:rPr>
+          <w:lang w:val="en-US"/>
+        </w:rPr>
+        <w:t>đặt</w:t>
+      </w:r>
+      <w:proofErr w:type="spellEnd"/>
+      <w:r>
+        <w:rPr>
+          <w:lang w:val="en-US"/>
+        </w:rPr>
+        <w:t xml:space="preserve"> + </w:t>
+      </w:r>
+      <w:proofErr w:type="spellStart"/>
+      <w:r>
+        <w:rPr>
+          <w:lang w:val="en-US"/>
+        </w:rPr>
+        <w:t>bỏ</w:t>
+      </w:r>
+      <w:proofErr w:type="spellEnd"/>
+      <w:r>
+        <w:rPr>
+          <w:lang w:val="en-US"/>
+        </w:rPr>
+        <w:t xml:space="preserve"> Tick “Run Dev-C++ …” + Click “Finish”</w:t>
       </w:r>
     </w:p>
     <w:p>
@@ -171,7 +549,159 @@
         <w:rPr>
           <w:lang w:val="en-US"/>
         </w:rPr>
-        <w:t>Khi này, trong thư mục “C:/Program Files” sẽ xuất hiện thư mục “Dev-Cpp”</w:t>
+        <w:t xml:space="preserve">Khi </w:t>
+      </w:r>
+      <w:proofErr w:type="spellStart"/>
+      <w:r>
+        <w:rPr>
+          <w:lang w:val="en-US"/>
+        </w:rPr>
+        <w:t>này</w:t>
+      </w:r>
+      <w:proofErr w:type="spellEnd"/>
+      <w:r>
+        <w:rPr>
+          <w:lang w:val="en-US"/>
+        </w:rPr>
+        <w:t xml:space="preserve">, </w:t>
+      </w:r>
+      <w:proofErr w:type="spellStart"/>
+      <w:r>
+        <w:rPr>
+          <w:lang w:val="en-US"/>
+        </w:rPr>
+        <w:t>trong</w:t>
+      </w:r>
+      <w:proofErr w:type="spellEnd"/>
+      <w:r>
+        <w:rPr>
+          <w:lang w:val="en-US"/>
+        </w:rPr>
+        <w:t xml:space="preserve"> </w:t>
+      </w:r>
+      <w:proofErr w:type="spellStart"/>
+      <w:r>
+        <w:rPr>
+          <w:lang w:val="en-US"/>
+        </w:rPr>
+        <w:t>thư</w:t>
+      </w:r>
+      <w:proofErr w:type="spellEnd"/>
+      <w:r>
+        <w:rPr>
+          <w:lang w:val="en-US"/>
+        </w:rPr>
+        <w:t xml:space="preserve"> </w:t>
+      </w:r>
+      <w:proofErr w:type="spellStart"/>
+      <w:r>
+        <w:rPr>
+          <w:lang w:val="en-US"/>
+        </w:rPr>
+        <w:t>mục</w:t>
+      </w:r>
+      <w:proofErr w:type="spellEnd"/>
+      <w:r>
+        <w:rPr>
+          <w:lang w:val="en-US"/>
+        </w:rPr>
+        <w:t xml:space="preserve"> “C:/Program Files</w:t>
+      </w:r>
+      <w:r>
+        <w:rPr>
+          <w:lang w:val="en-US"/>
+        </w:rPr>
+        <w:t xml:space="preserve"> (x86)</w:t>
+      </w:r>
+      <w:r>
+        <w:rPr>
+          <w:lang w:val="en-US"/>
+        </w:rPr>
+        <w:t xml:space="preserve">” </w:t>
+      </w:r>
+      <w:proofErr w:type="spellStart"/>
+      <w:r>
+        <w:rPr>
+          <w:lang w:val="en-US"/>
+        </w:rPr>
+        <w:t>sẽ</w:t>
+      </w:r>
+      <w:proofErr w:type="spellEnd"/>
+      <w:r>
+        <w:rPr>
+          <w:lang w:val="en-US"/>
+        </w:rPr>
+        <w:t xml:space="preserve"> </w:t>
+      </w:r>
+      <w:proofErr w:type="spellStart"/>
+      <w:r>
+        <w:rPr>
+          <w:lang w:val="en-US"/>
+        </w:rPr>
+        <w:t>xuất</w:t>
+      </w:r>
+      <w:proofErr w:type="spellEnd"/>
+      <w:r>
+        <w:rPr>
+          <w:lang w:val="en-US"/>
+        </w:rPr>
+        <w:t xml:space="preserve"> </w:t>
+      </w:r>
+      <w:proofErr w:type="spellStart"/>
+      <w:r>
+        <w:rPr>
+          <w:lang w:val="en-US"/>
+        </w:rPr>
+        <w:t>hiện</w:t>
+      </w:r>
+      <w:proofErr w:type="spellEnd"/>
+      <w:r>
+        <w:rPr>
+          <w:lang w:val="en-US"/>
+        </w:rPr>
+        <w:t xml:space="preserve"> </w:t>
+      </w:r>
+      <w:proofErr w:type="spellStart"/>
+      <w:r>
+        <w:rPr>
+          <w:lang w:val="en-US"/>
+        </w:rPr>
+        <w:t>thư</w:t>
+      </w:r>
+      <w:proofErr w:type="spellEnd"/>
+      <w:r>
+        <w:rPr>
+          <w:lang w:val="en-US"/>
+        </w:rPr>
+        <w:t xml:space="preserve"> </w:t>
+      </w:r>
+      <w:proofErr w:type="spellStart"/>
+      <w:r>
+        <w:rPr>
+          <w:lang w:val="en-US"/>
+        </w:rPr>
+        <w:t>mục</w:t>
+      </w:r>
+      <w:proofErr w:type="spellEnd"/>
+      <w:r>
+        <w:rPr>
+          <w:lang w:val="en-US"/>
+        </w:rPr>
+        <w:t xml:space="preserve"> “Dev-</w:t>
+      </w:r>
+      <w:proofErr w:type="spellStart"/>
+      <w:r>
+        <w:rPr>
+          <w:lang w:val="en-US"/>
+        </w:rPr>
+        <w:t>Cpp</w:t>
+      </w:r>
+      <w:proofErr w:type="spellEnd"/>
+      <w:r>
+        <w:rPr>
+          <w:lang w:val="en-US"/>
+        </w:rPr>
+        <w:t>”</w:t>
       </w:r>
     </w:p>
     <w:p>
@@ -185,11 +715,173 @@
           <w:lang w:val="en-US"/>
         </w:rPr>
       </w:pPr>
-      <w:r>
-        <w:rPr>
-          <w:lang w:val="en-US"/>
-        </w:rPr>
-        <w:t xml:space="preserve">Tiếp theo, chạy Dev C++ = cách Click vào biểu tượng của nó ngoài Desktop + Click “Next” 2 lần + Click “OK” + Click “Yes” + thoát </w:t>
+      <w:proofErr w:type="spellStart"/>
+      <w:r>
+        <w:rPr>
+          <w:lang w:val="en-US"/>
+        </w:rPr>
+        <w:t>Tiếp</w:t>
+      </w:r>
+      <w:proofErr w:type="spellEnd"/>
+      <w:r>
+        <w:rPr>
+          <w:lang w:val="en-US"/>
+        </w:rPr>
+        <w:t xml:space="preserve"> </w:t>
+      </w:r>
+      <w:proofErr w:type="spellStart"/>
+      <w:r>
+        <w:rPr>
+          <w:lang w:val="en-US"/>
+        </w:rPr>
+        <w:t>theo</w:t>
+      </w:r>
+      <w:proofErr w:type="spellEnd"/>
+      <w:r>
+        <w:rPr>
+          <w:lang w:val="en-US"/>
+        </w:rPr>
+        <w:t xml:space="preserve">, </w:t>
+      </w:r>
+      <w:proofErr w:type="spellStart"/>
+      <w:r>
+        <w:rPr>
+          <w:lang w:val="en-US"/>
+        </w:rPr>
+        <w:t>chạy</w:t>
+      </w:r>
+      <w:proofErr w:type="spellEnd"/>
+      <w:r>
+        <w:rPr>
+          <w:lang w:val="en-US"/>
+        </w:rPr>
+        <w:t xml:space="preserve"> Dev C++ = </w:t>
+      </w:r>
+      <w:proofErr w:type="spellStart"/>
+      <w:r>
+        <w:rPr>
+          <w:lang w:val="en-US"/>
+        </w:rPr>
+        <w:t>cách</w:t>
+      </w:r>
+      <w:proofErr w:type="spellEnd"/>
+      <w:r>
+        <w:rPr>
+          <w:lang w:val="en-US"/>
+        </w:rPr>
+        <w:t xml:space="preserve"> Click </w:t>
+      </w:r>
+      <w:proofErr w:type="spellStart"/>
+      <w:r>
+        <w:rPr>
+          <w:lang w:val="en-US"/>
+        </w:rPr>
+        <w:t>vào</w:t>
+      </w:r>
+      <w:proofErr w:type="spellEnd"/>
+      <w:r>
+        <w:rPr>
+          <w:lang w:val="en-US"/>
+        </w:rPr>
+        <w:t xml:space="preserve"> </w:t>
+      </w:r>
+      <w:proofErr w:type="spellStart"/>
+      <w:r>
+        <w:rPr>
+          <w:lang w:val="en-US"/>
+        </w:rPr>
+        <w:t>biểu</w:t>
+      </w:r>
+      <w:proofErr w:type="spellEnd"/>
+      <w:r>
+        <w:rPr>
+          <w:lang w:val="en-US"/>
+        </w:rPr>
+        <w:t xml:space="preserve"> </w:t>
+      </w:r>
+      <w:proofErr w:type="spellStart"/>
+      <w:r>
+        <w:rPr>
+          <w:lang w:val="en-US"/>
+        </w:rPr>
+        <w:t>tượng</w:t>
+      </w:r>
+      <w:proofErr w:type="spellEnd"/>
+      <w:r>
+        <w:rPr>
+          <w:lang w:val="en-US"/>
+        </w:rPr>
+        <w:t xml:space="preserve"> </w:t>
+      </w:r>
+      <w:proofErr w:type="spellStart"/>
+      <w:r>
+        <w:rPr>
+          <w:lang w:val="en-US"/>
+        </w:rPr>
+        <w:t>của</w:t>
+      </w:r>
+      <w:proofErr w:type="spellEnd"/>
+      <w:r>
+        <w:rPr>
+          <w:lang w:val="en-US"/>
+        </w:rPr>
+        <w:t xml:space="preserve"> </w:t>
+      </w:r>
+      <w:proofErr w:type="spellStart"/>
+      <w:r>
+        <w:rPr>
+          <w:lang w:val="en-US"/>
+        </w:rPr>
+        <w:t>nó</w:t>
+      </w:r>
+      <w:proofErr w:type="spellEnd"/>
+      <w:r>
+        <w:rPr>
+          <w:lang w:val="en-US"/>
+        </w:rPr>
+        <w:t xml:space="preserve"> </w:t>
+      </w:r>
+      <w:proofErr w:type="spellStart"/>
+      <w:r>
+        <w:rPr>
+          <w:lang w:val="en-US"/>
+        </w:rPr>
+        <w:t>ngoài</w:t>
+      </w:r>
+      <w:proofErr w:type="spellEnd"/>
+      <w:r>
+        <w:rPr>
+          <w:lang w:val="en-US"/>
+        </w:rPr>
+        <w:t xml:space="preserve"> Desktop + Click “Next” 2 </w:t>
+      </w:r>
+      <w:proofErr w:type="spellStart"/>
+      <w:r>
+        <w:rPr>
+          <w:lang w:val="en-US"/>
+        </w:rPr>
+        <w:t>lần</w:t>
+      </w:r>
+      <w:proofErr w:type="spellEnd"/>
+      <w:r>
+        <w:rPr>
+          <w:lang w:val="en-US"/>
+        </w:rPr>
+        <w:t xml:space="preserve"> + Click “OK” + Click “Yes” + </w:t>
+      </w:r>
+      <w:proofErr w:type="spellStart"/>
+      <w:r>
+        <w:rPr>
+          <w:lang w:val="en-US"/>
+        </w:rPr>
+        <w:t>thoát</w:t>
+      </w:r>
+      <w:proofErr w:type="spellEnd"/>
+      <w:r>
+        <w:rPr>
+          <w:lang w:val="en-US"/>
+        </w:rPr>
+        <w:t xml:space="preserve"> </w:t>
       </w:r>
       <w:r>
         <w:rPr>
@@ -209,23 +901,155 @@
           <w:lang w:val="en-US"/>
         </w:rPr>
       </w:pPr>
-      <w:r>
-        <w:rPr>
-          <w:lang w:val="en-US"/>
-        </w:rPr>
-        <w:t>Cuối cùng, thêm “</w:t>
-      </w:r>
-      <w:r>
-        <w:rPr>
-          <w:lang w:val="en-US"/>
-        </w:rPr>
-        <w:t>C:\Program Files\Dev-Cpp\MinGW64\bin</w:t>
-      </w:r>
-      <w:r>
-        <w:rPr>
-          <w:lang w:val="en-US"/>
-        </w:rPr>
-        <w:t>” vào biến hệ thống “Path”</w:t>
+      <w:proofErr w:type="spellStart"/>
+      <w:r>
+        <w:rPr>
+          <w:lang w:val="en-US"/>
+        </w:rPr>
+        <w:t>Cuối</w:t>
+      </w:r>
+      <w:proofErr w:type="spellEnd"/>
+      <w:r>
+        <w:rPr>
+          <w:lang w:val="en-US"/>
+        </w:rPr>
+        <w:t xml:space="preserve"> </w:t>
+      </w:r>
+      <w:proofErr w:type="spellStart"/>
+      <w:r>
+        <w:rPr>
+          <w:lang w:val="en-US"/>
+        </w:rPr>
+        <w:t>cùng</w:t>
+      </w:r>
+      <w:proofErr w:type="spellEnd"/>
+      <w:r>
+        <w:rPr>
+          <w:lang w:val="en-US"/>
+        </w:rPr>
+        <w:t xml:space="preserve">, </w:t>
+      </w:r>
+      <w:proofErr w:type="spellStart"/>
+      <w:r>
+        <w:rPr>
+          <w:lang w:val="en-US"/>
+        </w:rPr>
+        <w:t>thêm</w:t>
+      </w:r>
+      <w:proofErr w:type="spellEnd"/>
+      <w:r>
+        <w:rPr>
+          <w:lang w:val="en-US"/>
+        </w:rPr>
+        <w:t xml:space="preserve"> “</w:t>
+      </w:r>
+      <w:r>
+        <w:rPr>
+          <w:lang w:val="en-US"/>
+        </w:rPr>
+        <w:t>C:\Program</w:t>
+      </w:r>
+      <w:r>
+        <w:rPr>
+          <w:lang w:val="en-US"/>
+        </w:rPr>
+        <w:t xml:space="preserve"> </w:t>
+      </w:r>
+      <w:r>
+        <w:rPr>
+          <w:lang w:val="en-US"/>
+        </w:rPr>
+        <w:t>Files (x</w:t>
+      </w:r>
+      <w:proofErr w:type="gramStart"/>
+      <w:r>
+        <w:rPr>
+          <w:lang w:val="en-US"/>
+        </w:rPr>
+        <w:t>86)</w:t>
+      </w:r>
+      <w:r>
+        <w:rPr>
+          <w:lang w:val="en-US"/>
+        </w:rPr>
+        <w:t>\Dev-</w:t>
+      </w:r>
+      <w:proofErr w:type="spellStart"/>
+      <w:r>
+        <w:rPr>
+          <w:lang w:val="en-US"/>
+        </w:rPr>
+        <w:t>Cpp</w:t>
+      </w:r>
+      <w:proofErr w:type="spellEnd"/>
+      <w:r>
+        <w:rPr>
+          <w:lang w:val="en-US"/>
+        </w:rPr>
+        <w:t>\MinGW64\bin</w:t>
+      </w:r>
+      <w:proofErr w:type="gramEnd"/>
+      <w:r>
+        <w:rPr>
+          <w:lang w:val="en-US"/>
+        </w:rPr>
+        <w:t xml:space="preserve">” </w:t>
+      </w:r>
+      <w:proofErr w:type="spellStart"/>
+      <w:r>
+        <w:rPr>
+          <w:lang w:val="en-US"/>
+        </w:rPr>
+        <w:t>vào</w:t>
+      </w:r>
+      <w:proofErr w:type="spellEnd"/>
+      <w:r>
+        <w:rPr>
+          <w:lang w:val="en-US"/>
+        </w:rPr>
+        <w:t xml:space="preserve"> </w:t>
+      </w:r>
+      <w:proofErr w:type="spellStart"/>
+      <w:r>
+        <w:rPr>
+          <w:lang w:val="en-US"/>
+        </w:rPr>
+        <w:t>biến</w:t>
+      </w:r>
+      <w:proofErr w:type="spellEnd"/>
+      <w:r>
+        <w:rPr>
+          <w:lang w:val="en-US"/>
+        </w:rPr>
+        <w:t xml:space="preserve"> </w:t>
+      </w:r>
+      <w:proofErr w:type="spellStart"/>
+      <w:r>
+        <w:rPr>
+          <w:lang w:val="en-US"/>
+        </w:rPr>
+        <w:t>hệ</w:t>
+      </w:r>
+      <w:proofErr w:type="spellEnd"/>
+      <w:r>
+        <w:rPr>
+          <w:lang w:val="en-US"/>
+        </w:rPr>
+        <w:t xml:space="preserve"> </w:t>
+      </w:r>
+      <w:proofErr w:type="spellStart"/>
+      <w:r>
+        <w:rPr>
+          <w:lang w:val="en-US"/>
+        </w:rPr>
+        <w:t>thống</w:t>
+      </w:r>
+      <w:proofErr w:type="spellEnd"/>
+      <w:r>
+        <w:rPr>
+          <w:lang w:val="en-US"/>
+        </w:rPr>
+        <w:t xml:space="preserve"> “Path”</w:t>
       </w:r>
     </w:p>
     <w:p>
@@ -239,11 +1063,173 @@
           <w:lang w:val="en-US"/>
         </w:rPr>
       </w:pPr>
-      <w:r>
-        <w:rPr>
-          <w:lang w:val="en-US"/>
-        </w:rPr>
-        <w:t>Viết 1 File C++ nào đó, để biên dịch nó ra File EXE, nhập lệnh sau vào CMD</w:t>
+      <w:proofErr w:type="spellStart"/>
+      <w:r>
+        <w:rPr>
+          <w:lang w:val="en-US"/>
+        </w:rPr>
+        <w:t>Viết</w:t>
+      </w:r>
+      <w:proofErr w:type="spellEnd"/>
+      <w:r>
+        <w:rPr>
+          <w:lang w:val="en-US"/>
+        </w:rPr>
+        <w:t xml:space="preserve"> 1 File C++ </w:t>
+      </w:r>
+      <w:proofErr w:type="spellStart"/>
+      <w:r>
+        <w:rPr>
+          <w:lang w:val="en-US"/>
+        </w:rPr>
+        <w:t>nào</w:t>
+      </w:r>
+      <w:proofErr w:type="spellEnd"/>
+      <w:r>
+        <w:rPr>
+          <w:lang w:val="en-US"/>
+        </w:rPr>
+        <w:t xml:space="preserve"> </w:t>
+      </w:r>
+      <w:proofErr w:type="spellStart"/>
+      <w:r>
+        <w:rPr>
+          <w:lang w:val="en-US"/>
+        </w:rPr>
+        <w:t>đó</w:t>
+      </w:r>
+      <w:proofErr w:type="spellEnd"/>
+      <w:r>
+        <w:rPr>
+          <w:lang w:val="en-US"/>
+        </w:rPr>
+        <w:t xml:space="preserve">, </w:t>
+      </w:r>
+      <w:proofErr w:type="spellStart"/>
+      <w:r>
+        <w:rPr>
+          <w:lang w:val="en-US"/>
+        </w:rPr>
+        <w:t>để</w:t>
+      </w:r>
+      <w:proofErr w:type="spellEnd"/>
+      <w:r>
+        <w:rPr>
+          <w:lang w:val="en-US"/>
+        </w:rPr>
+        <w:t xml:space="preserve"> </w:t>
+      </w:r>
+      <w:proofErr w:type="spellStart"/>
+      <w:r>
+        <w:rPr>
+          <w:lang w:val="en-US"/>
+        </w:rPr>
+        <w:t>biên</w:t>
+      </w:r>
+      <w:proofErr w:type="spellEnd"/>
+      <w:r>
+        <w:rPr>
+          <w:lang w:val="en-US"/>
+        </w:rPr>
+        <w:t xml:space="preserve"> </w:t>
+      </w:r>
+      <w:proofErr w:type="spellStart"/>
+      <w:r>
+        <w:rPr>
+          <w:lang w:val="en-US"/>
+        </w:rPr>
+        <w:t>dịch</w:t>
+      </w:r>
+      <w:proofErr w:type="spellEnd"/>
+      <w:r>
+        <w:rPr>
+          <w:lang w:val="en-US"/>
+        </w:rPr>
+        <w:t xml:space="preserve"> </w:t>
+      </w:r>
+      <w:proofErr w:type="spellStart"/>
+      <w:r>
+        <w:rPr>
+          <w:lang w:val="en-US"/>
+        </w:rPr>
+        <w:t>nó</w:t>
+      </w:r>
+      <w:proofErr w:type="spellEnd"/>
+      <w:r>
+        <w:rPr>
+          <w:lang w:val="en-US"/>
+        </w:rPr>
+        <w:t xml:space="preserve"> </w:t>
+      </w:r>
+      <w:proofErr w:type="spellStart"/>
+      <w:r>
+        <w:rPr>
+          <w:lang w:val="en-US"/>
+        </w:rPr>
+        <w:t>ra</w:t>
+      </w:r>
+      <w:proofErr w:type="spellEnd"/>
+      <w:r>
+        <w:rPr>
+          <w:lang w:val="en-US"/>
+        </w:rPr>
+        <w:t xml:space="preserve"> File EXE, </w:t>
+      </w:r>
+      <w:proofErr w:type="spellStart"/>
+      <w:r>
+        <w:rPr>
+          <w:lang w:val="en-US"/>
+        </w:rPr>
+        <w:t>nhập</w:t>
+      </w:r>
+      <w:proofErr w:type="spellEnd"/>
+      <w:r>
+        <w:rPr>
+          <w:lang w:val="en-US"/>
+        </w:rPr>
+        <w:t xml:space="preserve"> </w:t>
+      </w:r>
+      <w:proofErr w:type="spellStart"/>
+      <w:r>
+        <w:rPr>
+          <w:lang w:val="en-US"/>
+        </w:rPr>
+        <w:t>lệnh</w:t>
+      </w:r>
+      <w:proofErr w:type="spellEnd"/>
+      <w:r>
+        <w:rPr>
+          <w:lang w:val="en-US"/>
+        </w:rPr>
+        <w:t xml:space="preserve"> </w:t>
+      </w:r>
+      <w:proofErr w:type="spellStart"/>
+      <w:r>
+        <w:rPr>
+          <w:lang w:val="en-US"/>
+        </w:rPr>
+        <w:t>sau</w:t>
+      </w:r>
+      <w:proofErr w:type="spellEnd"/>
+      <w:r>
+        <w:rPr>
+          <w:lang w:val="en-US"/>
+        </w:rPr>
+        <w:t xml:space="preserve"> </w:t>
+      </w:r>
+      <w:proofErr w:type="spellStart"/>
+      <w:r>
+        <w:rPr>
+          <w:lang w:val="en-US"/>
+        </w:rPr>
+        <w:t>vào</w:t>
+      </w:r>
+      <w:proofErr w:type="spellEnd"/>
+      <w:r>
+        <w:rPr>
+          <w:lang w:val="en-US"/>
+        </w:rPr>
+        <w:t xml:space="preserve"> CMD</w:t>
       </w:r>
     </w:p>
     <w:p>
@@ -264,7 +1250,91 @@
         <w:rPr>
           <w:lang w:val="en-US"/>
         </w:rPr>
-        <w:t>g++ &lt;Đường Dẫn Đến File C++&gt; -o &lt;Đường Dẫn Đến File EXE&gt; -m32</w:t>
+        <w:t>g++ &lt;</w:t>
+      </w:r>
+      <w:proofErr w:type="spellStart"/>
+      <w:r>
+        <w:rPr>
+          <w:lang w:val="en-US"/>
+        </w:rPr>
+        <w:t>Đường</w:t>
+      </w:r>
+      <w:proofErr w:type="spellEnd"/>
+      <w:r>
+        <w:rPr>
+          <w:lang w:val="en-US"/>
+        </w:rPr>
+        <w:t xml:space="preserve"> </w:t>
+      </w:r>
+      <w:proofErr w:type="spellStart"/>
+      <w:r>
+        <w:rPr>
+          <w:lang w:val="en-US"/>
+        </w:rPr>
+        <w:t>Dẫn</w:t>
+      </w:r>
+      <w:proofErr w:type="spellEnd"/>
+      <w:r>
+        <w:rPr>
+          <w:lang w:val="en-US"/>
+        </w:rPr>
+        <w:t xml:space="preserve"> </w:t>
+      </w:r>
+      <w:proofErr w:type="spellStart"/>
+      <w:r>
+        <w:rPr>
+          <w:lang w:val="en-US"/>
+        </w:rPr>
+        <w:t>Đến</w:t>
+      </w:r>
+      <w:proofErr w:type="spellEnd"/>
+      <w:r>
+        <w:rPr>
+          <w:lang w:val="en-US"/>
+        </w:rPr>
+        <w:t xml:space="preserve"> File C++&gt; -o &lt;</w:t>
+      </w:r>
+      <w:proofErr w:type="spellStart"/>
+      <w:r>
+        <w:rPr>
+          <w:lang w:val="en-US"/>
+        </w:rPr>
+        <w:t>Đường</w:t>
+      </w:r>
+      <w:proofErr w:type="spellEnd"/>
+      <w:r>
+        <w:rPr>
+          <w:lang w:val="en-US"/>
+        </w:rPr>
+        <w:t xml:space="preserve"> </w:t>
+      </w:r>
+      <w:proofErr w:type="spellStart"/>
+      <w:r>
+        <w:rPr>
+          <w:lang w:val="en-US"/>
+        </w:rPr>
+        <w:t>Dẫn</w:t>
+      </w:r>
+      <w:proofErr w:type="spellEnd"/>
+      <w:r>
+        <w:rPr>
+          <w:lang w:val="en-US"/>
+        </w:rPr>
+        <w:t xml:space="preserve"> </w:t>
+      </w:r>
+      <w:proofErr w:type="spellStart"/>
+      <w:r>
+        <w:rPr>
+          <w:lang w:val="en-US"/>
+        </w:rPr>
+        <w:t>Đến</w:t>
+      </w:r>
+      <w:proofErr w:type="spellEnd"/>
+      <w:r>
+        <w:rPr>
+          <w:lang w:val="en-US"/>
+        </w:rPr>
+        <w:t xml:space="preserve"> File EXE&gt; -m32</w:t>
       </w:r>
     </w:p>
     <w:p>
@@ -278,11 +1348,215 @@
           <w:lang w:val="en-US"/>
         </w:rPr>
       </w:pPr>
-      <w:r>
-        <w:rPr>
-          <w:lang w:val="en-US"/>
-        </w:rPr>
-        <w:t>Thêm Flag “-m32” là để nó biên dịch ra chương trình 32 Bit, nếu không sẽ biên dịch ra 64 Bit</w:t>
+      <w:proofErr w:type="spellStart"/>
+      <w:r>
+        <w:rPr>
+          <w:lang w:val="en-US"/>
+        </w:rPr>
+        <w:t>Thêm</w:t>
+      </w:r>
+      <w:proofErr w:type="spellEnd"/>
+      <w:r>
+        <w:rPr>
+          <w:lang w:val="en-US"/>
+        </w:rPr>
+        <w:t xml:space="preserve"> Flag “-m32” </w:t>
+      </w:r>
+      <w:proofErr w:type="spellStart"/>
+      <w:r>
+        <w:rPr>
+          <w:lang w:val="en-US"/>
+        </w:rPr>
+        <w:t>là</w:t>
+      </w:r>
+      <w:proofErr w:type="spellEnd"/>
+      <w:r>
+        <w:rPr>
+          <w:lang w:val="en-US"/>
+        </w:rPr>
+        <w:t xml:space="preserve"> </w:t>
+      </w:r>
+      <w:proofErr w:type="spellStart"/>
+      <w:r>
+        <w:rPr>
+          <w:lang w:val="en-US"/>
+        </w:rPr>
+        <w:t>để</w:t>
+      </w:r>
+      <w:proofErr w:type="spellEnd"/>
+      <w:r>
+        <w:rPr>
+          <w:lang w:val="en-US"/>
+        </w:rPr>
+        <w:t xml:space="preserve"> </w:t>
+      </w:r>
+      <w:proofErr w:type="spellStart"/>
+      <w:r>
+        <w:rPr>
+          <w:lang w:val="en-US"/>
+        </w:rPr>
+        <w:t>nó</w:t>
+      </w:r>
+      <w:proofErr w:type="spellEnd"/>
+      <w:r>
+        <w:rPr>
+          <w:lang w:val="en-US"/>
+        </w:rPr>
+        <w:t xml:space="preserve"> </w:t>
+      </w:r>
+      <w:proofErr w:type="spellStart"/>
+      <w:r>
+        <w:rPr>
+          <w:lang w:val="en-US"/>
+        </w:rPr>
+        <w:t>biên</w:t>
+      </w:r>
+      <w:proofErr w:type="spellEnd"/>
+      <w:r>
+        <w:rPr>
+          <w:lang w:val="en-US"/>
+        </w:rPr>
+        <w:t xml:space="preserve"> </w:t>
+      </w:r>
+      <w:proofErr w:type="spellStart"/>
+      <w:r>
+        <w:rPr>
+          <w:lang w:val="en-US"/>
+        </w:rPr>
+        <w:t>dịch</w:t>
+      </w:r>
+      <w:proofErr w:type="spellEnd"/>
+      <w:r>
+        <w:rPr>
+          <w:lang w:val="en-US"/>
+        </w:rPr>
+        <w:t xml:space="preserve"> </w:t>
+      </w:r>
+      <w:proofErr w:type="spellStart"/>
+      <w:r>
+        <w:rPr>
+          <w:lang w:val="en-US"/>
+        </w:rPr>
+        <w:t>ra</w:t>
+      </w:r>
+      <w:proofErr w:type="spellEnd"/>
+      <w:r>
+        <w:rPr>
+          <w:lang w:val="en-US"/>
+        </w:rPr>
+        <w:t xml:space="preserve"> </w:t>
+      </w:r>
+      <w:proofErr w:type="spellStart"/>
+      <w:r>
+        <w:rPr>
+          <w:lang w:val="en-US"/>
+        </w:rPr>
+        <w:t>chương</w:t>
+      </w:r>
+      <w:proofErr w:type="spellEnd"/>
+      <w:r>
+        <w:rPr>
+          <w:lang w:val="en-US"/>
+        </w:rPr>
+        <w:t xml:space="preserve"> </w:t>
+      </w:r>
+      <w:proofErr w:type="spellStart"/>
+      <w:r>
+        <w:rPr>
+          <w:lang w:val="en-US"/>
+        </w:rPr>
+        <w:t>trình</w:t>
+      </w:r>
+      <w:proofErr w:type="spellEnd"/>
+      <w:r>
+        <w:rPr>
+          <w:lang w:val="en-US"/>
+        </w:rPr>
+        <w:t xml:space="preserve"> 32 Bit, </w:t>
+      </w:r>
+      <w:proofErr w:type="spellStart"/>
+      <w:r>
+        <w:rPr>
+          <w:lang w:val="en-US"/>
+        </w:rPr>
+        <w:t>nếu</w:t>
+      </w:r>
+      <w:proofErr w:type="spellEnd"/>
+      <w:r>
+        <w:rPr>
+          <w:lang w:val="en-US"/>
+        </w:rPr>
+        <w:t xml:space="preserve"> </w:t>
+      </w:r>
+      <w:proofErr w:type="spellStart"/>
+      <w:r>
+        <w:rPr>
+          <w:lang w:val="en-US"/>
+        </w:rPr>
+        <w:t>không</w:t>
+      </w:r>
+      <w:proofErr w:type="spellEnd"/>
+      <w:r>
+        <w:rPr>
+          <w:lang w:val="en-US"/>
+        </w:rPr>
+        <w:t xml:space="preserve"> </w:t>
+      </w:r>
+      <w:proofErr w:type="spellStart"/>
+      <w:r>
+        <w:rPr>
+          <w:lang w:val="en-US"/>
+        </w:rPr>
+        <w:t>sẽ</w:t>
+      </w:r>
+      <w:proofErr w:type="spellEnd"/>
+      <w:r>
+        <w:rPr>
+          <w:lang w:val="en-US"/>
+        </w:rPr>
+        <w:t xml:space="preserve"> </w:t>
+      </w:r>
+      <w:proofErr w:type="spellStart"/>
+      <w:r>
+        <w:rPr>
+          <w:lang w:val="en-US"/>
+        </w:rPr>
+        <w:t>biên</w:t>
+      </w:r>
+      <w:proofErr w:type="spellEnd"/>
+      <w:r>
+        <w:rPr>
+          <w:lang w:val="en-US"/>
+        </w:rPr>
+        <w:t xml:space="preserve"> </w:t>
+      </w:r>
+      <w:proofErr w:type="spellStart"/>
+      <w:r>
+        <w:rPr>
+          <w:lang w:val="en-US"/>
+        </w:rPr>
+        <w:t>dịch</w:t>
+      </w:r>
+      <w:proofErr w:type="spellEnd"/>
+      <w:r>
+        <w:rPr>
+          <w:lang w:val="en-US"/>
+        </w:rPr>
+        <w:t xml:space="preserve"> </w:t>
+      </w:r>
+      <w:proofErr w:type="spellStart"/>
+      <w:r>
+        <w:rPr>
+          <w:lang w:val="en-US"/>
+        </w:rPr>
+        <w:t>ra</w:t>
+      </w:r>
+      <w:proofErr w:type="spellEnd"/>
+      <w:r>
+        <w:rPr>
+          <w:lang w:val="en-US"/>
+        </w:rPr>
+        <w:t xml:space="preserve"> 64 Bit</w:t>
       </w:r>
     </w:p>
     <w:p>
@@ -296,12 +1570,28 @@
           <w:lang w:val="en-US"/>
         </w:rPr>
       </w:pPr>
-      <w:r>
-        <w:rPr>
-          <w:lang w:val="en-US"/>
-        </w:rPr>
-        <w:t>Ví dụ</w:t>
-      </w:r>
+      <w:proofErr w:type="spellStart"/>
+      <w:r>
+        <w:rPr>
+          <w:lang w:val="en-US"/>
+        </w:rPr>
+        <w:t>Ví</w:t>
+      </w:r>
+      <w:proofErr w:type="spellEnd"/>
+      <w:r>
+        <w:rPr>
+          <w:lang w:val="en-US"/>
+        </w:rPr>
+        <w:t xml:space="preserve"> </w:t>
+      </w:r>
+      <w:proofErr w:type="spellStart"/>
+      <w:r>
+        <w:rPr>
+          <w:lang w:val="en-US"/>
+        </w:rPr>
+        <w:t>dụ</w:t>
+      </w:r>
+      <w:proofErr w:type="spellEnd"/>
     </w:p>
     <w:p>
       <w:pPr>
@@ -347,8 +1637,30 @@
         <w:rPr>
           <w:lang w:val="en-US"/>
         </w:rPr>
-        <w:t xml:space="preserve"> – Chương Trình</w:t>
-      </w:r>
+        <w:t xml:space="preserve"> – </w:t>
+      </w:r>
+      <w:proofErr w:type="spellStart"/>
+      <w:r>
+        <w:rPr>
+          <w:lang w:val="en-US"/>
+        </w:rPr>
+        <w:t>Chương</w:t>
+      </w:r>
+      <w:proofErr w:type="spellEnd"/>
+      <w:r>
+        <w:rPr>
+          <w:lang w:val="en-US"/>
+        </w:rPr>
+        <w:t xml:space="preserve"> </w:t>
+      </w:r>
+      <w:proofErr w:type="spellStart"/>
+      <w:r>
+        <w:rPr>
+          <w:lang w:val="en-US"/>
+        </w:rPr>
+        <w:t>Trình</w:t>
+      </w:r>
+      <w:proofErr w:type="spellEnd"/>
       <w:r>
         <w:rPr>
           <w:lang w:val="en-US"/>
@@ -367,17 +1679,61 @@
           <w:lang w:val="en-US"/>
         </w:rPr>
       </w:pPr>
-      <w:r>
-        <w:rPr>
-          <w:lang w:val="en-US"/>
-        </w:rPr>
-        <w:t xml:space="preserve">Cách </w:t>
-      </w:r>
-      <w:r>
-        <w:rPr>
-          <w:lang w:val="en-US"/>
-        </w:rPr>
-        <w:t xml:space="preserve">Hoạt Động Của 1 </w:t>
+      <w:proofErr w:type="spellStart"/>
+      <w:r>
+        <w:rPr>
+          <w:lang w:val="en-US"/>
+        </w:rPr>
+        <w:t>Cách</w:t>
+      </w:r>
+      <w:proofErr w:type="spellEnd"/>
+      <w:r>
+        <w:rPr>
+          <w:lang w:val="en-US"/>
+        </w:rPr>
+        <w:t xml:space="preserve"> </w:t>
+      </w:r>
+      <w:proofErr w:type="spellStart"/>
+      <w:r>
+        <w:rPr>
+          <w:lang w:val="en-US"/>
+        </w:rPr>
+        <w:t>Hoạt</w:t>
+      </w:r>
+      <w:proofErr w:type="spellEnd"/>
+      <w:r>
+        <w:rPr>
+          <w:lang w:val="en-US"/>
+        </w:rPr>
+        <w:t xml:space="preserve"> </w:t>
+      </w:r>
+      <w:proofErr w:type="spellStart"/>
+      <w:r>
+        <w:rPr>
+          <w:lang w:val="en-US"/>
+        </w:rPr>
+        <w:t>Động</w:t>
+      </w:r>
+      <w:proofErr w:type="spellEnd"/>
+      <w:r>
+        <w:rPr>
+          <w:lang w:val="en-US"/>
+        </w:rPr>
+        <w:t xml:space="preserve"> </w:t>
+      </w:r>
+      <w:proofErr w:type="spellStart"/>
+      <w:r>
+        <w:rPr>
+          <w:lang w:val="en-US"/>
+        </w:rPr>
+        <w:t>Của</w:t>
+      </w:r>
+      <w:proofErr w:type="spellEnd"/>
+      <w:r>
+        <w:rPr>
+          <w:lang w:val="en-US"/>
+        </w:rPr>
+        <w:t xml:space="preserve"> 1 </w:t>
       </w:r>
       <w:r>
         <w:rPr>
@@ -385,11 +1741,61 @@
         </w:rPr>
         <w:t xml:space="preserve">File EXE </w:t>
       </w:r>
-      <w:r>
-        <w:rPr>
-          <w:lang w:val="en-US"/>
-        </w:rPr>
-        <w:t xml:space="preserve">Được Biên Dịch Từ </w:t>
+      <w:proofErr w:type="spellStart"/>
+      <w:r>
+        <w:rPr>
+          <w:lang w:val="en-US"/>
+        </w:rPr>
+        <w:t>Được</w:t>
+      </w:r>
+      <w:proofErr w:type="spellEnd"/>
+      <w:r>
+        <w:rPr>
+          <w:lang w:val="en-US"/>
+        </w:rPr>
+        <w:t xml:space="preserve"> </w:t>
+      </w:r>
+      <w:proofErr w:type="spellStart"/>
+      <w:r>
+        <w:rPr>
+          <w:lang w:val="en-US"/>
+        </w:rPr>
+        <w:t>Biên</w:t>
+      </w:r>
+      <w:proofErr w:type="spellEnd"/>
+      <w:r>
+        <w:rPr>
+          <w:lang w:val="en-US"/>
+        </w:rPr>
+        <w:t xml:space="preserve"> </w:t>
+      </w:r>
+      <w:proofErr w:type="spellStart"/>
+      <w:r>
+        <w:rPr>
+          <w:lang w:val="en-US"/>
+        </w:rPr>
+        <w:t>Dịch</w:t>
+      </w:r>
+      <w:proofErr w:type="spellEnd"/>
+      <w:r>
+        <w:rPr>
+          <w:lang w:val="en-US"/>
+        </w:rPr>
+        <w:t xml:space="preserve"> </w:t>
+      </w:r>
+      <w:proofErr w:type="spellStart"/>
+      <w:r>
+        <w:rPr>
+          <w:lang w:val="en-US"/>
+        </w:rPr>
+        <w:t>Từ</w:t>
+      </w:r>
+      <w:proofErr w:type="spellEnd"/>
+      <w:r>
+        <w:rPr>
+          <w:lang w:val="en-US"/>
+        </w:rPr>
+        <w:t xml:space="preserve"> </w:t>
       </w:r>
       <w:r>
         <w:rPr>
@@ -419,13 +1825,433 @@
         <w:rPr>
           <w:lang w:val="en-US"/>
         </w:rPr>
-        <w:t>Khi chạy File EXE này, ngay lập tức nó sẽ chạy thẳng hàm “main” trong đó, hàm này phải trả về Integer, nếu không trả về gì cả, tự động trả về 0</w:t>
-      </w:r>
-      <w:r>
-        <w:rPr>
-          <w:lang w:val="en-US"/>
-        </w:rPr>
-        <w:t>, đây chính là Exit Code</w:t>
+        <w:t xml:space="preserve">Khi </w:t>
+      </w:r>
+      <w:proofErr w:type="spellStart"/>
+      <w:r>
+        <w:rPr>
+          <w:lang w:val="en-US"/>
+        </w:rPr>
+        <w:t>chạy</w:t>
+      </w:r>
+      <w:proofErr w:type="spellEnd"/>
+      <w:r>
+        <w:rPr>
+          <w:lang w:val="en-US"/>
+        </w:rPr>
+        <w:t xml:space="preserve"> File EXE </w:t>
+      </w:r>
+      <w:proofErr w:type="spellStart"/>
+      <w:r>
+        <w:rPr>
+          <w:lang w:val="en-US"/>
+        </w:rPr>
+        <w:t>này</w:t>
+      </w:r>
+      <w:proofErr w:type="spellEnd"/>
+      <w:r>
+        <w:rPr>
+          <w:lang w:val="en-US"/>
+        </w:rPr>
+        <w:t xml:space="preserve">, </w:t>
+      </w:r>
+      <w:proofErr w:type="spellStart"/>
+      <w:r>
+        <w:rPr>
+          <w:lang w:val="en-US"/>
+        </w:rPr>
+        <w:t>ngay</w:t>
+      </w:r>
+      <w:proofErr w:type="spellEnd"/>
+      <w:r>
+        <w:rPr>
+          <w:lang w:val="en-US"/>
+        </w:rPr>
+        <w:t xml:space="preserve"> </w:t>
+      </w:r>
+      <w:proofErr w:type="spellStart"/>
+      <w:r>
+        <w:rPr>
+          <w:lang w:val="en-US"/>
+        </w:rPr>
+        <w:t>lập</w:t>
+      </w:r>
+      <w:proofErr w:type="spellEnd"/>
+      <w:r>
+        <w:rPr>
+          <w:lang w:val="en-US"/>
+        </w:rPr>
+        <w:t xml:space="preserve"> </w:t>
+      </w:r>
+      <w:proofErr w:type="spellStart"/>
+      <w:r>
+        <w:rPr>
+          <w:lang w:val="en-US"/>
+        </w:rPr>
+        <w:t>tức</w:t>
+      </w:r>
+      <w:proofErr w:type="spellEnd"/>
+      <w:r>
+        <w:rPr>
+          <w:lang w:val="en-US"/>
+        </w:rPr>
+        <w:t xml:space="preserve"> </w:t>
+      </w:r>
+      <w:proofErr w:type="spellStart"/>
+      <w:r>
+        <w:rPr>
+          <w:lang w:val="en-US"/>
+        </w:rPr>
+        <w:t>nó</w:t>
+      </w:r>
+      <w:proofErr w:type="spellEnd"/>
+      <w:r>
+        <w:rPr>
+          <w:lang w:val="en-US"/>
+        </w:rPr>
+        <w:t xml:space="preserve"> </w:t>
+      </w:r>
+      <w:proofErr w:type="spellStart"/>
+      <w:r>
+        <w:rPr>
+          <w:lang w:val="en-US"/>
+        </w:rPr>
+        <w:t>sẽ</w:t>
+      </w:r>
+      <w:proofErr w:type="spellEnd"/>
+      <w:r>
+        <w:rPr>
+          <w:lang w:val="en-US"/>
+        </w:rPr>
+        <w:t xml:space="preserve"> </w:t>
+      </w:r>
+      <w:proofErr w:type="spellStart"/>
+      <w:r>
+        <w:rPr>
+          <w:lang w:val="en-US"/>
+        </w:rPr>
+        <w:t>chạy</w:t>
+      </w:r>
+      <w:proofErr w:type="spellEnd"/>
+      <w:r>
+        <w:rPr>
+          <w:lang w:val="en-US"/>
+        </w:rPr>
+        <w:t xml:space="preserve"> </w:t>
+      </w:r>
+      <w:proofErr w:type="spellStart"/>
+      <w:r>
+        <w:rPr>
+          <w:lang w:val="en-US"/>
+        </w:rPr>
+        <w:t>thẳng</w:t>
+      </w:r>
+      <w:proofErr w:type="spellEnd"/>
+      <w:r>
+        <w:rPr>
+          <w:lang w:val="en-US"/>
+        </w:rPr>
+        <w:t xml:space="preserve"> </w:t>
+      </w:r>
+      <w:proofErr w:type="spellStart"/>
+      <w:r>
+        <w:rPr>
+          <w:lang w:val="en-US"/>
+        </w:rPr>
+        <w:t>hàm</w:t>
+      </w:r>
+      <w:proofErr w:type="spellEnd"/>
+      <w:r>
+        <w:rPr>
+          <w:lang w:val="en-US"/>
+        </w:rPr>
+        <w:t xml:space="preserve"> “main” </w:t>
+      </w:r>
+      <w:proofErr w:type="spellStart"/>
+      <w:r>
+        <w:rPr>
+          <w:lang w:val="en-US"/>
+        </w:rPr>
+        <w:t>trong</w:t>
+      </w:r>
+      <w:proofErr w:type="spellEnd"/>
+      <w:r>
+        <w:rPr>
+          <w:lang w:val="en-US"/>
+        </w:rPr>
+        <w:t xml:space="preserve"> </w:t>
+      </w:r>
+      <w:proofErr w:type="spellStart"/>
+      <w:r>
+        <w:rPr>
+          <w:lang w:val="en-US"/>
+        </w:rPr>
+        <w:t>đó</w:t>
+      </w:r>
+      <w:proofErr w:type="spellEnd"/>
+      <w:r>
+        <w:rPr>
+          <w:lang w:val="en-US"/>
+        </w:rPr>
+        <w:t xml:space="preserve">, </w:t>
+      </w:r>
+      <w:proofErr w:type="spellStart"/>
+      <w:r>
+        <w:rPr>
+          <w:lang w:val="en-US"/>
+        </w:rPr>
+        <w:t>hàm</w:t>
+      </w:r>
+      <w:proofErr w:type="spellEnd"/>
+      <w:r>
+        <w:rPr>
+          <w:lang w:val="en-US"/>
+        </w:rPr>
+        <w:t xml:space="preserve"> </w:t>
+      </w:r>
+      <w:proofErr w:type="spellStart"/>
+      <w:r>
+        <w:rPr>
+          <w:lang w:val="en-US"/>
+        </w:rPr>
+        <w:t>này</w:t>
+      </w:r>
+      <w:proofErr w:type="spellEnd"/>
+      <w:r>
+        <w:rPr>
+          <w:lang w:val="en-US"/>
+        </w:rPr>
+        <w:t xml:space="preserve"> </w:t>
+      </w:r>
+      <w:proofErr w:type="spellStart"/>
+      <w:r>
+        <w:rPr>
+          <w:lang w:val="en-US"/>
+        </w:rPr>
+        <w:t>phải</w:t>
+      </w:r>
+      <w:proofErr w:type="spellEnd"/>
+      <w:r>
+        <w:rPr>
+          <w:lang w:val="en-US"/>
+        </w:rPr>
+        <w:t xml:space="preserve"> </w:t>
+      </w:r>
+      <w:proofErr w:type="spellStart"/>
+      <w:r>
+        <w:rPr>
+          <w:lang w:val="en-US"/>
+        </w:rPr>
+        <w:t>trả</w:t>
+      </w:r>
+      <w:proofErr w:type="spellEnd"/>
+      <w:r>
+        <w:rPr>
+          <w:lang w:val="en-US"/>
+        </w:rPr>
+        <w:t xml:space="preserve"> </w:t>
+      </w:r>
+      <w:proofErr w:type="spellStart"/>
+      <w:r>
+        <w:rPr>
+          <w:lang w:val="en-US"/>
+        </w:rPr>
+        <w:t>về</w:t>
+      </w:r>
+      <w:proofErr w:type="spellEnd"/>
+      <w:r>
+        <w:rPr>
+          <w:lang w:val="en-US"/>
+        </w:rPr>
+        <w:t xml:space="preserve"> Integer, </w:t>
+      </w:r>
+      <w:proofErr w:type="spellStart"/>
+      <w:r>
+        <w:rPr>
+          <w:lang w:val="en-US"/>
+        </w:rPr>
+        <w:t>nếu</w:t>
+      </w:r>
+      <w:proofErr w:type="spellEnd"/>
+      <w:r>
+        <w:rPr>
+          <w:lang w:val="en-US"/>
+        </w:rPr>
+        <w:t xml:space="preserve"> </w:t>
+      </w:r>
+      <w:proofErr w:type="spellStart"/>
+      <w:r>
+        <w:rPr>
+          <w:lang w:val="en-US"/>
+        </w:rPr>
+        <w:t>không</w:t>
+      </w:r>
+      <w:proofErr w:type="spellEnd"/>
+      <w:r>
+        <w:rPr>
+          <w:lang w:val="en-US"/>
+        </w:rPr>
+        <w:t xml:space="preserve"> </w:t>
+      </w:r>
+      <w:proofErr w:type="spellStart"/>
+      <w:r>
+        <w:rPr>
+          <w:lang w:val="en-US"/>
+        </w:rPr>
+        <w:t>trả</w:t>
+      </w:r>
+      <w:proofErr w:type="spellEnd"/>
+      <w:r>
+        <w:rPr>
+          <w:lang w:val="en-US"/>
+        </w:rPr>
+        <w:t xml:space="preserve"> </w:t>
+      </w:r>
+      <w:proofErr w:type="spellStart"/>
+      <w:r>
+        <w:rPr>
+          <w:lang w:val="en-US"/>
+        </w:rPr>
+        <w:t>về</w:t>
+      </w:r>
+      <w:proofErr w:type="spellEnd"/>
+      <w:r>
+        <w:rPr>
+          <w:lang w:val="en-US"/>
+        </w:rPr>
+        <w:t xml:space="preserve"> </w:t>
+      </w:r>
+      <w:proofErr w:type="spellStart"/>
+      <w:r>
+        <w:rPr>
+          <w:lang w:val="en-US"/>
+        </w:rPr>
+        <w:t>gì</w:t>
+      </w:r>
+      <w:proofErr w:type="spellEnd"/>
+      <w:r>
+        <w:rPr>
+          <w:lang w:val="en-US"/>
+        </w:rPr>
+        <w:t xml:space="preserve"> </w:t>
+      </w:r>
+      <w:proofErr w:type="spellStart"/>
+      <w:r>
+        <w:rPr>
+          <w:lang w:val="en-US"/>
+        </w:rPr>
+        <w:t>cả</w:t>
+      </w:r>
+      <w:proofErr w:type="spellEnd"/>
+      <w:r>
+        <w:rPr>
+          <w:lang w:val="en-US"/>
+        </w:rPr>
+        <w:t xml:space="preserve">, </w:t>
+      </w:r>
+      <w:proofErr w:type="spellStart"/>
+      <w:r>
+        <w:rPr>
+          <w:lang w:val="en-US"/>
+        </w:rPr>
+        <w:t>tự</w:t>
+      </w:r>
+      <w:proofErr w:type="spellEnd"/>
+      <w:r>
+        <w:rPr>
+          <w:lang w:val="en-US"/>
+        </w:rPr>
+        <w:t xml:space="preserve"> </w:t>
+      </w:r>
+      <w:proofErr w:type="spellStart"/>
+      <w:r>
+        <w:rPr>
+          <w:lang w:val="en-US"/>
+        </w:rPr>
+        <w:t>động</w:t>
+      </w:r>
+      <w:proofErr w:type="spellEnd"/>
+      <w:r>
+        <w:rPr>
+          <w:lang w:val="en-US"/>
+        </w:rPr>
+        <w:t xml:space="preserve"> </w:t>
+      </w:r>
+      <w:proofErr w:type="spellStart"/>
+      <w:r>
+        <w:rPr>
+          <w:lang w:val="en-US"/>
+        </w:rPr>
+        <w:t>trả</w:t>
+      </w:r>
+      <w:proofErr w:type="spellEnd"/>
+      <w:r>
+        <w:rPr>
+          <w:lang w:val="en-US"/>
+        </w:rPr>
+        <w:t xml:space="preserve"> </w:t>
+      </w:r>
+      <w:proofErr w:type="spellStart"/>
+      <w:r>
+        <w:rPr>
+          <w:lang w:val="en-US"/>
+        </w:rPr>
+        <w:t>về</w:t>
+      </w:r>
+      <w:proofErr w:type="spellEnd"/>
+      <w:r>
+        <w:rPr>
+          <w:lang w:val="en-US"/>
+        </w:rPr>
+        <w:t xml:space="preserve"> 0</w:t>
+      </w:r>
+      <w:r>
+        <w:rPr>
+          <w:lang w:val="en-US"/>
+        </w:rPr>
+        <w:t xml:space="preserve">, </w:t>
+      </w:r>
+      <w:proofErr w:type="spellStart"/>
+      <w:r>
+        <w:rPr>
+          <w:lang w:val="en-US"/>
+        </w:rPr>
+        <w:t>đây</w:t>
+      </w:r>
+      <w:proofErr w:type="spellEnd"/>
+      <w:r>
+        <w:rPr>
+          <w:lang w:val="en-US"/>
+        </w:rPr>
+        <w:t xml:space="preserve"> </w:t>
+      </w:r>
+      <w:proofErr w:type="spellStart"/>
+      <w:r>
+        <w:rPr>
+          <w:lang w:val="en-US"/>
+        </w:rPr>
+        <w:t>chính</w:t>
+      </w:r>
+      <w:proofErr w:type="spellEnd"/>
+      <w:r>
+        <w:rPr>
+          <w:lang w:val="en-US"/>
+        </w:rPr>
+        <w:t xml:space="preserve"> </w:t>
+      </w:r>
+      <w:proofErr w:type="spellStart"/>
+      <w:r>
+        <w:rPr>
+          <w:lang w:val="en-US"/>
+        </w:rPr>
+        <w:t>là</w:t>
+      </w:r>
+      <w:proofErr w:type="spellEnd"/>
+      <w:r>
+        <w:rPr>
+          <w:lang w:val="en-US"/>
+        </w:rPr>
+        <w:t xml:space="preserve"> Exit Code</w:t>
       </w:r>
     </w:p>
     <w:p>
@@ -459,17 +2285,33 @@
           <w:lang w:val="en-US"/>
         </w:rPr>
       </w:pPr>
-      <w:r>
-        <w:rPr>
-          <w:lang w:val="en-US"/>
-        </w:rPr>
-        <w:t xml:space="preserve">Bản </w:t>
-      </w:r>
-      <w:r>
-        <w:rPr>
-          <w:lang w:val="en-US"/>
-        </w:rPr>
-        <w:t xml:space="preserve">Chất </w:t>
+      <w:proofErr w:type="spellStart"/>
+      <w:r>
+        <w:rPr>
+          <w:lang w:val="en-US"/>
+        </w:rPr>
+        <w:t>Bản</w:t>
+      </w:r>
+      <w:proofErr w:type="spellEnd"/>
+      <w:r>
+        <w:rPr>
+          <w:lang w:val="en-US"/>
+        </w:rPr>
+        <w:t xml:space="preserve"> </w:t>
+      </w:r>
+      <w:proofErr w:type="spellStart"/>
+      <w:r>
+        <w:rPr>
+          <w:lang w:val="en-US"/>
+        </w:rPr>
+        <w:t>Chất</w:t>
+      </w:r>
+      <w:proofErr w:type="spellEnd"/>
+      <w:r>
+        <w:rPr>
+          <w:lang w:val="en-US"/>
+        </w:rPr>
+        <w:t xml:space="preserve"> </w:t>
       </w:r>
       <w:r>
         <w:rPr>
@@ -495,18 +2337,378 @@
           <w:lang w:val="en-US"/>
         </w:rPr>
       </w:pPr>
-      <w:r>
-        <w:rPr>
-          <w:lang w:val="en-US"/>
-        </w:rPr>
-        <w:t>Chỉ có tác dụng gộp nhiều hàm</w:t>
-      </w:r>
-      <w:r>
-        <w:rPr>
-          <w:lang w:val="en-US"/>
-        </w:rPr>
-        <w:t xml:space="preserve"> hoặc thuộc tính vào chung 1 gói, để truy cập hàm hoặc thuộc tính thì phải thông qua tên của gói này</w:t>
-      </w:r>
+      <w:proofErr w:type="spellStart"/>
+      <w:r>
+        <w:rPr>
+          <w:lang w:val="en-US"/>
+        </w:rPr>
+        <w:t>Chỉ</w:t>
+      </w:r>
+      <w:proofErr w:type="spellEnd"/>
+      <w:r>
+        <w:rPr>
+          <w:lang w:val="en-US"/>
+        </w:rPr>
+        <w:t xml:space="preserve"> </w:t>
+      </w:r>
+      <w:proofErr w:type="spellStart"/>
+      <w:r>
+        <w:rPr>
+          <w:lang w:val="en-US"/>
+        </w:rPr>
+        <w:t>có</w:t>
+      </w:r>
+      <w:proofErr w:type="spellEnd"/>
+      <w:r>
+        <w:rPr>
+          <w:lang w:val="en-US"/>
+        </w:rPr>
+        <w:t xml:space="preserve"> </w:t>
+      </w:r>
+      <w:proofErr w:type="spellStart"/>
+      <w:r>
+        <w:rPr>
+          <w:lang w:val="en-US"/>
+        </w:rPr>
+        <w:t>tác</w:t>
+      </w:r>
+      <w:proofErr w:type="spellEnd"/>
+      <w:r>
+        <w:rPr>
+          <w:lang w:val="en-US"/>
+        </w:rPr>
+        <w:t xml:space="preserve"> </w:t>
+      </w:r>
+      <w:proofErr w:type="spellStart"/>
+      <w:r>
+        <w:rPr>
+          <w:lang w:val="en-US"/>
+        </w:rPr>
+        <w:t>dụng</w:t>
+      </w:r>
+      <w:proofErr w:type="spellEnd"/>
+      <w:r>
+        <w:rPr>
+          <w:lang w:val="en-US"/>
+        </w:rPr>
+        <w:t xml:space="preserve"> </w:t>
+      </w:r>
+      <w:proofErr w:type="spellStart"/>
+      <w:r>
+        <w:rPr>
+          <w:lang w:val="en-US"/>
+        </w:rPr>
+        <w:t>gộp</w:t>
+      </w:r>
+      <w:proofErr w:type="spellEnd"/>
+      <w:r>
+        <w:rPr>
+          <w:lang w:val="en-US"/>
+        </w:rPr>
+        <w:t xml:space="preserve"> </w:t>
+      </w:r>
+      <w:proofErr w:type="spellStart"/>
+      <w:r>
+        <w:rPr>
+          <w:lang w:val="en-US"/>
+        </w:rPr>
+        <w:t>nhiều</w:t>
+      </w:r>
+      <w:proofErr w:type="spellEnd"/>
+      <w:r>
+        <w:rPr>
+          <w:lang w:val="en-US"/>
+        </w:rPr>
+        <w:t xml:space="preserve"> </w:t>
+      </w:r>
+      <w:proofErr w:type="spellStart"/>
+      <w:r>
+        <w:rPr>
+          <w:lang w:val="en-US"/>
+        </w:rPr>
+        <w:t>hàm</w:t>
+      </w:r>
+      <w:proofErr w:type="spellEnd"/>
+      <w:r>
+        <w:rPr>
+          <w:lang w:val="en-US"/>
+        </w:rPr>
+        <w:t xml:space="preserve"> </w:t>
+      </w:r>
+      <w:proofErr w:type="spellStart"/>
+      <w:r>
+        <w:rPr>
+          <w:lang w:val="en-US"/>
+        </w:rPr>
+        <w:t>hoặc</w:t>
+      </w:r>
+      <w:proofErr w:type="spellEnd"/>
+      <w:r>
+        <w:rPr>
+          <w:lang w:val="en-US"/>
+        </w:rPr>
+        <w:t xml:space="preserve"> </w:t>
+      </w:r>
+      <w:proofErr w:type="spellStart"/>
+      <w:r>
+        <w:rPr>
+          <w:lang w:val="en-US"/>
+        </w:rPr>
+        <w:t>thuộc</w:t>
+      </w:r>
+      <w:proofErr w:type="spellEnd"/>
+      <w:r>
+        <w:rPr>
+          <w:lang w:val="en-US"/>
+        </w:rPr>
+        <w:t xml:space="preserve"> </w:t>
+      </w:r>
+      <w:proofErr w:type="spellStart"/>
+      <w:r>
+        <w:rPr>
+          <w:lang w:val="en-US"/>
+        </w:rPr>
+        <w:t>tính</w:t>
+      </w:r>
+      <w:proofErr w:type="spellEnd"/>
+      <w:r>
+        <w:rPr>
+          <w:lang w:val="en-US"/>
+        </w:rPr>
+        <w:t xml:space="preserve"> </w:t>
+      </w:r>
+      <w:proofErr w:type="spellStart"/>
+      <w:r>
+        <w:rPr>
+          <w:lang w:val="en-US"/>
+        </w:rPr>
+        <w:t>vào</w:t>
+      </w:r>
+      <w:proofErr w:type="spellEnd"/>
+      <w:r>
+        <w:rPr>
+          <w:lang w:val="en-US"/>
+        </w:rPr>
+        <w:t xml:space="preserve"> </w:t>
+      </w:r>
+      <w:proofErr w:type="spellStart"/>
+      <w:r>
+        <w:rPr>
+          <w:lang w:val="en-US"/>
+        </w:rPr>
+        <w:t>chung</w:t>
+      </w:r>
+      <w:proofErr w:type="spellEnd"/>
+      <w:r>
+        <w:rPr>
+          <w:lang w:val="en-US"/>
+        </w:rPr>
+        <w:t xml:space="preserve"> 1 </w:t>
+      </w:r>
+      <w:proofErr w:type="spellStart"/>
+      <w:r>
+        <w:rPr>
+          <w:lang w:val="en-US"/>
+        </w:rPr>
+        <w:t>gói</w:t>
+      </w:r>
+      <w:proofErr w:type="spellEnd"/>
+      <w:r>
+        <w:rPr>
+          <w:lang w:val="en-US"/>
+        </w:rPr>
+        <w:t xml:space="preserve">, </w:t>
+      </w:r>
+      <w:proofErr w:type="spellStart"/>
+      <w:r>
+        <w:rPr>
+          <w:lang w:val="en-US"/>
+        </w:rPr>
+        <w:t>để</w:t>
+      </w:r>
+      <w:proofErr w:type="spellEnd"/>
+      <w:r>
+        <w:rPr>
+          <w:lang w:val="en-US"/>
+        </w:rPr>
+        <w:t xml:space="preserve"> </w:t>
+      </w:r>
+      <w:proofErr w:type="spellStart"/>
+      <w:r>
+        <w:rPr>
+          <w:lang w:val="en-US"/>
+        </w:rPr>
+        <w:t>truy</w:t>
+      </w:r>
+      <w:proofErr w:type="spellEnd"/>
+      <w:r>
+        <w:rPr>
+          <w:lang w:val="en-US"/>
+        </w:rPr>
+        <w:t xml:space="preserve"> </w:t>
+      </w:r>
+      <w:proofErr w:type="spellStart"/>
+      <w:r>
+        <w:rPr>
+          <w:lang w:val="en-US"/>
+        </w:rPr>
+        <w:t>cập</w:t>
+      </w:r>
+      <w:proofErr w:type="spellEnd"/>
+      <w:r>
+        <w:rPr>
+          <w:lang w:val="en-US"/>
+        </w:rPr>
+        <w:t xml:space="preserve"> </w:t>
+      </w:r>
+      <w:proofErr w:type="spellStart"/>
+      <w:r>
+        <w:rPr>
+          <w:lang w:val="en-US"/>
+        </w:rPr>
+        <w:t>hàm</w:t>
+      </w:r>
+      <w:proofErr w:type="spellEnd"/>
+      <w:r>
+        <w:rPr>
+          <w:lang w:val="en-US"/>
+        </w:rPr>
+        <w:t xml:space="preserve"> </w:t>
+      </w:r>
+      <w:proofErr w:type="spellStart"/>
+      <w:r>
+        <w:rPr>
+          <w:lang w:val="en-US"/>
+        </w:rPr>
+        <w:t>hoặc</w:t>
+      </w:r>
+      <w:proofErr w:type="spellEnd"/>
+      <w:r>
+        <w:rPr>
+          <w:lang w:val="en-US"/>
+        </w:rPr>
+        <w:t xml:space="preserve"> </w:t>
+      </w:r>
+      <w:proofErr w:type="spellStart"/>
+      <w:r>
+        <w:rPr>
+          <w:lang w:val="en-US"/>
+        </w:rPr>
+        <w:t>thuộc</w:t>
+      </w:r>
+      <w:proofErr w:type="spellEnd"/>
+      <w:r>
+        <w:rPr>
+          <w:lang w:val="en-US"/>
+        </w:rPr>
+        <w:t xml:space="preserve"> </w:t>
+      </w:r>
+      <w:proofErr w:type="spellStart"/>
+      <w:r>
+        <w:rPr>
+          <w:lang w:val="en-US"/>
+        </w:rPr>
+        <w:t>tính</w:t>
+      </w:r>
+      <w:proofErr w:type="spellEnd"/>
+      <w:r>
+        <w:rPr>
+          <w:lang w:val="en-US"/>
+        </w:rPr>
+        <w:t xml:space="preserve"> </w:t>
+      </w:r>
+      <w:proofErr w:type="spellStart"/>
+      <w:r>
+        <w:rPr>
+          <w:lang w:val="en-US"/>
+        </w:rPr>
+        <w:t>thì</w:t>
+      </w:r>
+      <w:proofErr w:type="spellEnd"/>
+      <w:r>
+        <w:rPr>
+          <w:lang w:val="en-US"/>
+        </w:rPr>
+        <w:t xml:space="preserve"> </w:t>
+      </w:r>
+      <w:proofErr w:type="spellStart"/>
+      <w:r>
+        <w:rPr>
+          <w:lang w:val="en-US"/>
+        </w:rPr>
+        <w:t>phải</w:t>
+      </w:r>
+      <w:proofErr w:type="spellEnd"/>
+      <w:r>
+        <w:rPr>
+          <w:lang w:val="en-US"/>
+        </w:rPr>
+        <w:t xml:space="preserve"> </w:t>
+      </w:r>
+      <w:proofErr w:type="spellStart"/>
+      <w:r>
+        <w:rPr>
+          <w:lang w:val="en-US"/>
+        </w:rPr>
+        <w:t>thông</w:t>
+      </w:r>
+      <w:proofErr w:type="spellEnd"/>
+      <w:r>
+        <w:rPr>
+          <w:lang w:val="en-US"/>
+        </w:rPr>
+        <w:t xml:space="preserve"> qua </w:t>
+      </w:r>
+      <w:proofErr w:type="spellStart"/>
+      <w:r>
+        <w:rPr>
+          <w:lang w:val="en-US"/>
+        </w:rPr>
+        <w:t>tên</w:t>
+      </w:r>
+      <w:proofErr w:type="spellEnd"/>
+      <w:r>
+        <w:rPr>
+          <w:lang w:val="en-US"/>
+        </w:rPr>
+        <w:t xml:space="preserve"> </w:t>
+      </w:r>
+      <w:proofErr w:type="spellStart"/>
+      <w:r>
+        <w:rPr>
+          <w:lang w:val="en-US"/>
+        </w:rPr>
+        <w:t>của</w:t>
+      </w:r>
+      <w:proofErr w:type="spellEnd"/>
+      <w:r>
+        <w:rPr>
+          <w:lang w:val="en-US"/>
+        </w:rPr>
+        <w:t xml:space="preserve"> </w:t>
+      </w:r>
+      <w:proofErr w:type="spellStart"/>
+      <w:r>
+        <w:rPr>
+          <w:lang w:val="en-US"/>
+        </w:rPr>
+        <w:t>gói</w:t>
+      </w:r>
+      <w:proofErr w:type="spellEnd"/>
+      <w:r>
+        <w:rPr>
+          <w:lang w:val="en-US"/>
+        </w:rPr>
+        <w:t xml:space="preserve"> </w:t>
+      </w:r>
+      <w:proofErr w:type="spellStart"/>
+      <w:r>
+        <w:rPr>
+          <w:lang w:val="en-US"/>
+        </w:rPr>
+        <w:t>này</w:t>
+      </w:r>
+      <w:proofErr w:type="spellEnd"/>
     </w:p>
     <w:p>
       <w:pPr>
@@ -519,12 +2721,224 @@
           <w:lang w:val="en-US"/>
         </w:rPr>
       </w:pPr>
-      <w:r>
-        <w:rPr>
-          <w:lang w:val="en-US"/>
-        </w:rPr>
-        <w:t>Mục đích để tránh xung đột khi tạo ra 2 hàm hay thuộc tính có tên giống nhau</w:t>
-      </w:r>
+      <w:proofErr w:type="spellStart"/>
+      <w:r>
+        <w:rPr>
+          <w:lang w:val="en-US"/>
+        </w:rPr>
+        <w:t>Mục</w:t>
+      </w:r>
+      <w:proofErr w:type="spellEnd"/>
+      <w:r>
+        <w:rPr>
+          <w:lang w:val="en-US"/>
+        </w:rPr>
+        <w:t xml:space="preserve"> </w:t>
+      </w:r>
+      <w:proofErr w:type="spellStart"/>
+      <w:r>
+        <w:rPr>
+          <w:lang w:val="en-US"/>
+        </w:rPr>
+        <w:t>đích</w:t>
+      </w:r>
+      <w:proofErr w:type="spellEnd"/>
+      <w:r>
+        <w:rPr>
+          <w:lang w:val="en-US"/>
+        </w:rPr>
+        <w:t xml:space="preserve"> </w:t>
+      </w:r>
+      <w:proofErr w:type="spellStart"/>
+      <w:r>
+        <w:rPr>
+          <w:lang w:val="en-US"/>
+        </w:rPr>
+        <w:t>để</w:t>
+      </w:r>
+      <w:proofErr w:type="spellEnd"/>
+      <w:r>
+        <w:rPr>
+          <w:lang w:val="en-US"/>
+        </w:rPr>
+        <w:t xml:space="preserve"> </w:t>
+      </w:r>
+      <w:proofErr w:type="spellStart"/>
+      <w:r>
+        <w:rPr>
+          <w:lang w:val="en-US"/>
+        </w:rPr>
+        <w:t>tránh</w:t>
+      </w:r>
+      <w:proofErr w:type="spellEnd"/>
+      <w:r>
+        <w:rPr>
+          <w:lang w:val="en-US"/>
+        </w:rPr>
+        <w:t xml:space="preserve"> </w:t>
+      </w:r>
+      <w:proofErr w:type="spellStart"/>
+      <w:r>
+        <w:rPr>
+          <w:lang w:val="en-US"/>
+        </w:rPr>
+        <w:t>xung</w:t>
+      </w:r>
+      <w:proofErr w:type="spellEnd"/>
+      <w:r>
+        <w:rPr>
+          <w:lang w:val="en-US"/>
+        </w:rPr>
+        <w:t xml:space="preserve"> </w:t>
+      </w:r>
+      <w:proofErr w:type="spellStart"/>
+      <w:r>
+        <w:rPr>
+          <w:lang w:val="en-US"/>
+        </w:rPr>
+        <w:t>đột</w:t>
+      </w:r>
+      <w:proofErr w:type="spellEnd"/>
+      <w:r>
+        <w:rPr>
+          <w:lang w:val="en-US"/>
+        </w:rPr>
+        <w:t xml:space="preserve"> </w:t>
+      </w:r>
+      <w:proofErr w:type="spellStart"/>
+      <w:r>
+        <w:rPr>
+          <w:lang w:val="en-US"/>
+        </w:rPr>
+        <w:t>khi</w:t>
+      </w:r>
+      <w:proofErr w:type="spellEnd"/>
+      <w:r>
+        <w:rPr>
+          <w:lang w:val="en-US"/>
+        </w:rPr>
+        <w:t xml:space="preserve"> </w:t>
+      </w:r>
+      <w:proofErr w:type="spellStart"/>
+      <w:r>
+        <w:rPr>
+          <w:lang w:val="en-US"/>
+        </w:rPr>
+        <w:t>tạo</w:t>
+      </w:r>
+      <w:proofErr w:type="spellEnd"/>
+      <w:r>
+        <w:rPr>
+          <w:lang w:val="en-US"/>
+        </w:rPr>
+        <w:t xml:space="preserve"> </w:t>
+      </w:r>
+      <w:proofErr w:type="spellStart"/>
+      <w:r>
+        <w:rPr>
+          <w:lang w:val="en-US"/>
+        </w:rPr>
+        <w:t>ra</w:t>
+      </w:r>
+      <w:proofErr w:type="spellEnd"/>
+      <w:r>
+        <w:rPr>
+          <w:lang w:val="en-US"/>
+        </w:rPr>
+        <w:t xml:space="preserve"> 2 </w:t>
+      </w:r>
+      <w:proofErr w:type="spellStart"/>
+      <w:r>
+        <w:rPr>
+          <w:lang w:val="en-US"/>
+        </w:rPr>
+        <w:t>hàm</w:t>
+      </w:r>
+      <w:proofErr w:type="spellEnd"/>
+      <w:r>
+        <w:rPr>
+          <w:lang w:val="en-US"/>
+        </w:rPr>
+        <w:t xml:space="preserve"> hay </w:t>
+      </w:r>
+      <w:proofErr w:type="spellStart"/>
+      <w:r>
+        <w:rPr>
+          <w:lang w:val="en-US"/>
+        </w:rPr>
+        <w:t>thuộc</w:t>
+      </w:r>
+      <w:proofErr w:type="spellEnd"/>
+      <w:r>
+        <w:rPr>
+          <w:lang w:val="en-US"/>
+        </w:rPr>
+        <w:t xml:space="preserve"> </w:t>
+      </w:r>
+      <w:proofErr w:type="spellStart"/>
+      <w:r>
+        <w:rPr>
+          <w:lang w:val="en-US"/>
+        </w:rPr>
+        <w:t>tính</w:t>
+      </w:r>
+      <w:proofErr w:type="spellEnd"/>
+      <w:r>
+        <w:rPr>
+          <w:lang w:val="en-US"/>
+        </w:rPr>
+        <w:t xml:space="preserve"> </w:t>
+      </w:r>
+      <w:proofErr w:type="spellStart"/>
+      <w:r>
+        <w:rPr>
+          <w:lang w:val="en-US"/>
+        </w:rPr>
+        <w:t>có</w:t>
+      </w:r>
+      <w:proofErr w:type="spellEnd"/>
+      <w:r>
+        <w:rPr>
+          <w:lang w:val="en-US"/>
+        </w:rPr>
+        <w:t xml:space="preserve"> </w:t>
+      </w:r>
+      <w:proofErr w:type="spellStart"/>
+      <w:r>
+        <w:rPr>
+          <w:lang w:val="en-US"/>
+        </w:rPr>
+        <w:t>tên</w:t>
+      </w:r>
+      <w:proofErr w:type="spellEnd"/>
+      <w:r>
+        <w:rPr>
+          <w:lang w:val="en-US"/>
+        </w:rPr>
+        <w:t xml:space="preserve"> </w:t>
+      </w:r>
+      <w:proofErr w:type="spellStart"/>
+      <w:r>
+        <w:rPr>
+          <w:lang w:val="en-US"/>
+        </w:rPr>
+        <w:t>giống</w:t>
+      </w:r>
+      <w:proofErr w:type="spellEnd"/>
+      <w:r>
+        <w:rPr>
+          <w:lang w:val="en-US"/>
+        </w:rPr>
+        <w:t xml:space="preserve"> </w:t>
+      </w:r>
+      <w:proofErr w:type="spellStart"/>
+      <w:r>
+        <w:rPr>
+          <w:lang w:val="en-US"/>
+        </w:rPr>
+        <w:t>nhau</w:t>
+      </w:r>
+      <w:proofErr w:type="spellEnd"/>
     </w:p>
     <w:p>
       <w:pPr>
@@ -537,11 +2951,33 @@
           <w:lang w:val="en-US"/>
         </w:rPr>
       </w:pPr>
-      <w:r>
-        <w:rPr>
-          <w:lang w:val="en-US"/>
-        </w:rPr>
-        <w:t>Cách Tạo 1 Namespace?</w:t>
+      <w:proofErr w:type="spellStart"/>
+      <w:r>
+        <w:rPr>
+          <w:lang w:val="en-US"/>
+        </w:rPr>
+        <w:t>Cách</w:t>
+      </w:r>
+      <w:proofErr w:type="spellEnd"/>
+      <w:r>
+        <w:rPr>
+          <w:lang w:val="en-US"/>
+        </w:rPr>
+        <w:t xml:space="preserve"> </w:t>
+      </w:r>
+      <w:proofErr w:type="spellStart"/>
+      <w:r>
+        <w:rPr>
+          <w:lang w:val="en-US"/>
+        </w:rPr>
+        <w:t>Tạo</w:t>
+      </w:r>
+      <w:proofErr w:type="spellEnd"/>
+      <w:r>
+        <w:rPr>
+          <w:lang w:val="en-US"/>
+        </w:rPr>
+        <w:t xml:space="preserve"> 1 Namespace?</w:t>
       </w:r>
     </w:p>
     <w:p>
@@ -562,7 +2998,21 @@
         <w:rPr>
           <w:lang w:val="en-US"/>
         </w:rPr>
-        <w:t>namespace &lt;Tên Namespace&gt; {</w:t>
+        <w:t>namespace &lt;</w:t>
+      </w:r>
+      <w:proofErr w:type="spellStart"/>
+      <w:r>
+        <w:rPr>
+          <w:lang w:val="en-US"/>
+        </w:rPr>
+        <w:t>Tên</w:t>
+      </w:r>
+      <w:proofErr w:type="spellEnd"/>
+      <w:r>
+        <w:rPr>
+          <w:lang w:val="en-US"/>
+        </w:rPr>
+        <w:t xml:space="preserve"> Namespace&gt; {</w:t>
       </w:r>
     </w:p>
     <w:p>
@@ -583,7 +3033,91 @@
         <w:rPr>
           <w:lang w:val="en-US"/>
         </w:rPr>
-        <w:t xml:space="preserve">    &lt;Khai báo các hàm hoặc thuộc tính&gt;</w:t>
+        <w:t xml:space="preserve">    &lt;Khai </w:t>
+      </w:r>
+      <w:proofErr w:type="spellStart"/>
+      <w:r>
+        <w:rPr>
+          <w:lang w:val="en-US"/>
+        </w:rPr>
+        <w:t>báo</w:t>
+      </w:r>
+      <w:proofErr w:type="spellEnd"/>
+      <w:r>
+        <w:rPr>
+          <w:lang w:val="en-US"/>
+        </w:rPr>
+        <w:t xml:space="preserve"> </w:t>
+      </w:r>
+      <w:proofErr w:type="spellStart"/>
+      <w:r>
+        <w:rPr>
+          <w:lang w:val="en-US"/>
+        </w:rPr>
+        <w:t>các</w:t>
+      </w:r>
+      <w:proofErr w:type="spellEnd"/>
+      <w:r>
+        <w:rPr>
+          <w:lang w:val="en-US"/>
+        </w:rPr>
+        <w:t xml:space="preserve"> </w:t>
+      </w:r>
+      <w:proofErr w:type="spellStart"/>
+      <w:r>
+        <w:rPr>
+          <w:lang w:val="en-US"/>
+        </w:rPr>
+        <w:t>hàm</w:t>
+      </w:r>
+      <w:proofErr w:type="spellEnd"/>
+      <w:r>
+        <w:rPr>
+          <w:lang w:val="en-US"/>
+        </w:rPr>
+        <w:t xml:space="preserve"> </w:t>
+      </w:r>
+      <w:proofErr w:type="spellStart"/>
+      <w:r>
+        <w:rPr>
+          <w:lang w:val="en-US"/>
+        </w:rPr>
+        <w:t>hoặc</w:t>
+      </w:r>
+      <w:proofErr w:type="spellEnd"/>
+      <w:r>
+        <w:rPr>
+          <w:lang w:val="en-US"/>
+        </w:rPr>
+        <w:t xml:space="preserve"> </w:t>
+      </w:r>
+      <w:proofErr w:type="spellStart"/>
+      <w:r>
+        <w:rPr>
+          <w:lang w:val="en-US"/>
+        </w:rPr>
+        <w:t>thuộc</w:t>
+      </w:r>
+      <w:proofErr w:type="spellEnd"/>
+      <w:r>
+        <w:rPr>
+          <w:lang w:val="en-US"/>
+        </w:rPr>
+        <w:t xml:space="preserve"> </w:t>
+      </w:r>
+      <w:proofErr w:type="spellStart"/>
+      <w:r>
+        <w:rPr>
+          <w:lang w:val="en-US"/>
+        </w:rPr>
+        <w:t>tính</w:t>
+      </w:r>
+      <w:proofErr w:type="spellEnd"/>
+      <w:r>
+        <w:rPr>
+          <w:lang w:val="en-US"/>
+        </w:rPr>
+        <w:t>&gt;</w:t>
       </w:r>
     </w:p>
     <w:p>
@@ -618,12 +3152,28 @@
           <w:lang w:val="en-US"/>
         </w:rPr>
       </w:pPr>
-      <w:r>
-        <w:rPr>
-          <w:lang w:val="en-US"/>
-        </w:rPr>
-        <w:t>Ví dụ</w:t>
-      </w:r>
+      <w:proofErr w:type="spellStart"/>
+      <w:r>
+        <w:rPr>
+          <w:lang w:val="en-US"/>
+        </w:rPr>
+        <w:t>Ví</w:t>
+      </w:r>
+      <w:proofErr w:type="spellEnd"/>
+      <w:r>
+        <w:rPr>
+          <w:lang w:val="en-US"/>
+        </w:rPr>
+        <w:t xml:space="preserve"> </w:t>
+      </w:r>
+      <w:proofErr w:type="spellStart"/>
+      <w:r>
+        <w:rPr>
+          <w:lang w:val="en-US"/>
+        </w:rPr>
+        <w:t>dụ</w:t>
+      </w:r>
+      <w:proofErr w:type="spellEnd"/>
     </w:p>
     <w:p>
       <w:pPr>
@@ -664,7 +3214,21 @@
         <w:rPr>
           <w:lang w:val="en-US"/>
         </w:rPr>
-        <w:t xml:space="preserve">    int bar(){</w:t>
+        <w:t xml:space="preserve">    int </w:t>
+      </w:r>
+      <w:proofErr w:type="gramStart"/>
+      <w:r>
+        <w:rPr>
+          <w:lang w:val="en-US"/>
+        </w:rPr>
+        <w:t>bar(</w:t>
+      </w:r>
+      <w:proofErr w:type="gramEnd"/>
+      <w:r>
+        <w:rPr>
+          <w:lang w:val="en-US"/>
+        </w:rPr>
+        <w:t>){</w:t>
       </w:r>
     </w:p>
     <w:p>
@@ -763,11 +3327,103 @@
           <w:lang w:val="en-US"/>
         </w:rPr>
       </w:pPr>
-      <w:r>
-        <w:rPr>
-          <w:lang w:val="en-US"/>
-        </w:rPr>
-        <w:t>Để sử dụng hàm hay thuộc tính của Namespace</w:t>
+      <w:proofErr w:type="spellStart"/>
+      <w:r>
+        <w:rPr>
+          <w:lang w:val="en-US"/>
+        </w:rPr>
+        <w:t>Để</w:t>
+      </w:r>
+      <w:proofErr w:type="spellEnd"/>
+      <w:r>
+        <w:rPr>
+          <w:lang w:val="en-US"/>
+        </w:rPr>
+        <w:t xml:space="preserve"> </w:t>
+      </w:r>
+      <w:proofErr w:type="spellStart"/>
+      <w:r>
+        <w:rPr>
+          <w:lang w:val="en-US"/>
+        </w:rPr>
+        <w:t>sử</w:t>
+      </w:r>
+      <w:proofErr w:type="spellEnd"/>
+      <w:r>
+        <w:rPr>
+          <w:lang w:val="en-US"/>
+        </w:rPr>
+        <w:t xml:space="preserve"> </w:t>
+      </w:r>
+      <w:proofErr w:type="spellStart"/>
+      <w:r>
+        <w:rPr>
+          <w:lang w:val="en-US"/>
+        </w:rPr>
+        <w:t>dụng</w:t>
+      </w:r>
+      <w:proofErr w:type="spellEnd"/>
+      <w:r>
+        <w:rPr>
+          <w:lang w:val="en-US"/>
+        </w:rPr>
+        <w:t xml:space="preserve"> </w:t>
+      </w:r>
+      <w:proofErr w:type="spellStart"/>
+      <w:r>
+        <w:rPr>
+          <w:lang w:val="en-US"/>
+        </w:rPr>
+        <w:t>hàm</w:t>
+      </w:r>
+      <w:proofErr w:type="spellEnd"/>
+      <w:r>
+        <w:rPr>
+          <w:lang w:val="en-US"/>
+        </w:rPr>
+        <w:t xml:space="preserve"> hay </w:t>
+      </w:r>
+      <w:proofErr w:type="spellStart"/>
+      <w:r>
+        <w:rPr>
+          <w:lang w:val="en-US"/>
+        </w:rPr>
+        <w:t>thuộc</w:t>
+      </w:r>
+      <w:proofErr w:type="spellEnd"/>
+      <w:r>
+        <w:rPr>
+          <w:lang w:val="en-US"/>
+        </w:rPr>
+        <w:t xml:space="preserve"> </w:t>
+      </w:r>
+      <w:proofErr w:type="spellStart"/>
+      <w:r>
+        <w:rPr>
+          <w:lang w:val="en-US"/>
+        </w:rPr>
+        <w:t>tính</w:t>
+      </w:r>
+      <w:proofErr w:type="spellEnd"/>
+      <w:r>
+        <w:rPr>
+          <w:lang w:val="en-US"/>
+        </w:rPr>
+        <w:t xml:space="preserve"> </w:t>
+      </w:r>
+      <w:proofErr w:type="spellStart"/>
+      <w:r>
+        <w:rPr>
+          <w:lang w:val="en-US"/>
+        </w:rPr>
+        <w:t>của</w:t>
+      </w:r>
+      <w:proofErr w:type="spellEnd"/>
+      <w:r>
+        <w:rPr>
+          <w:lang w:val="en-US"/>
+        </w:rPr>
+        <w:t xml:space="preserve"> Namespace</w:t>
       </w:r>
     </w:p>
     <w:p>
@@ -788,7 +3444,85 @@
         <w:rPr>
           <w:lang w:val="en-US"/>
         </w:rPr>
-        <w:t>&lt;Tên Namespace&gt;::&lt;Hàm Hoặc Thuộc Tính&gt;</w:t>
+        <w:t>&lt;</w:t>
+      </w:r>
+      <w:proofErr w:type="spellStart"/>
+      <w:r>
+        <w:rPr>
+          <w:lang w:val="en-US"/>
+        </w:rPr>
+        <w:t>Tên</w:t>
+      </w:r>
+      <w:proofErr w:type="spellEnd"/>
+      <w:r>
+        <w:rPr>
+          <w:lang w:val="en-US"/>
+        </w:rPr>
+        <w:t xml:space="preserve"> Namespace</w:t>
+      </w:r>
+      <w:proofErr w:type="gramStart"/>
+      <w:r>
+        <w:rPr>
+          <w:lang w:val="en-US"/>
+        </w:rPr>
+        <w:t>&gt;::&lt;</w:t>
+      </w:r>
+      <w:proofErr w:type="spellStart"/>
+      <w:proofErr w:type="gramEnd"/>
+      <w:r>
+        <w:rPr>
+          <w:lang w:val="en-US"/>
+        </w:rPr>
+        <w:t>Hàm</w:t>
+      </w:r>
+      <w:proofErr w:type="spellEnd"/>
+      <w:r>
+        <w:rPr>
+          <w:lang w:val="en-US"/>
+        </w:rPr>
+        <w:t xml:space="preserve"> </w:t>
+      </w:r>
+      <w:proofErr w:type="spellStart"/>
+      <w:r>
+        <w:rPr>
+          <w:lang w:val="en-US"/>
+        </w:rPr>
+        <w:t>Hoặc</w:t>
+      </w:r>
+      <w:proofErr w:type="spellEnd"/>
+      <w:r>
+        <w:rPr>
+          <w:lang w:val="en-US"/>
+        </w:rPr>
+        <w:t xml:space="preserve"> </w:t>
+      </w:r>
+      <w:proofErr w:type="spellStart"/>
+      <w:r>
+        <w:rPr>
+          <w:lang w:val="en-US"/>
+        </w:rPr>
+        <w:t>Thuộc</w:t>
+      </w:r>
+      <w:proofErr w:type="spellEnd"/>
+      <w:r>
+        <w:rPr>
+          <w:lang w:val="en-US"/>
+        </w:rPr>
+        <w:t xml:space="preserve"> </w:t>
+      </w:r>
+      <w:proofErr w:type="spellStart"/>
+      <w:r>
+        <w:rPr>
+          <w:lang w:val="en-US"/>
+        </w:rPr>
+        <w:t>Tính</w:t>
+      </w:r>
+      <w:proofErr w:type="spellEnd"/>
+      <w:r>
+        <w:rPr>
+          <w:lang w:val="en-US"/>
+        </w:rPr>
+        <w:t>&gt;</w:t>
       </w:r>
     </w:p>
     <w:p>
@@ -802,12 +3536,28 @@
           <w:lang w:val="en-US"/>
         </w:rPr>
       </w:pPr>
-      <w:r>
-        <w:rPr>
-          <w:lang w:val="en-US"/>
-        </w:rPr>
-        <w:t>Ví dụ</w:t>
-      </w:r>
+      <w:proofErr w:type="spellStart"/>
+      <w:r>
+        <w:rPr>
+          <w:lang w:val="en-US"/>
+        </w:rPr>
+        <w:t>Ví</w:t>
+      </w:r>
+      <w:proofErr w:type="spellEnd"/>
+      <w:r>
+        <w:rPr>
+          <w:lang w:val="en-US"/>
+        </w:rPr>
+        <w:t xml:space="preserve"> </w:t>
+      </w:r>
+      <w:proofErr w:type="spellStart"/>
+      <w:r>
+        <w:rPr>
+          <w:lang w:val="en-US"/>
+        </w:rPr>
+        <w:t>dụ</w:t>
+      </w:r>
+      <w:proofErr w:type="spellEnd"/>
     </w:p>
     <w:p>
       <w:pPr>
@@ -827,7 +3577,21 @@
         <w:rPr>
           <w:lang w:val="en-US"/>
         </w:rPr>
-        <w:t>int boo = foo::bar()</w:t>
+        <w:t xml:space="preserve">int boo = </w:t>
+      </w:r>
+      <w:proofErr w:type="gramStart"/>
+      <w:r>
+        <w:rPr>
+          <w:lang w:val="en-US"/>
+        </w:rPr>
+        <w:t>foo::</w:t>
+      </w:r>
+      <w:proofErr w:type="gramEnd"/>
+      <w:r>
+        <w:rPr>
+          <w:lang w:val="en-US"/>
+        </w:rPr>
+        <w:t>bar()</w:t>
       </w:r>
     </w:p>
     <w:p>
@@ -845,8 +3609,16 @@
         <w:rPr>
           <w:lang w:val="en-US"/>
         </w:rPr>
-        <w:t>Ta có</w:t>
-      </w:r>
+        <w:t xml:space="preserve">Ta </w:t>
+      </w:r>
+      <w:proofErr w:type="spellStart"/>
+      <w:r>
+        <w:rPr>
+          <w:lang w:val="en-US"/>
+        </w:rPr>
+        <w:t>có</w:t>
+      </w:r>
+      <w:proofErr w:type="spellEnd"/>
     </w:p>
     <w:tbl>
       <w:tblPr>
@@ -915,11 +3687,103 @@
           <w:lang w:val="en-US"/>
         </w:rPr>
       </w:pPr>
-      <w:r>
-        <w:rPr>
-          <w:lang w:val="en-US"/>
-        </w:rPr>
-        <w:t>Cách Đưa Các Hàm Và Thuộc Tính Ra Khỏi Namespace?</w:t>
+      <w:proofErr w:type="spellStart"/>
+      <w:r>
+        <w:rPr>
+          <w:lang w:val="en-US"/>
+        </w:rPr>
+        <w:t>Cách</w:t>
+      </w:r>
+      <w:proofErr w:type="spellEnd"/>
+      <w:r>
+        <w:rPr>
+          <w:lang w:val="en-US"/>
+        </w:rPr>
+        <w:t xml:space="preserve"> </w:t>
+      </w:r>
+      <w:proofErr w:type="spellStart"/>
+      <w:r>
+        <w:rPr>
+          <w:lang w:val="en-US"/>
+        </w:rPr>
+        <w:t>Đưa</w:t>
+      </w:r>
+      <w:proofErr w:type="spellEnd"/>
+      <w:r>
+        <w:rPr>
+          <w:lang w:val="en-US"/>
+        </w:rPr>
+        <w:t xml:space="preserve"> Các </w:t>
+      </w:r>
+      <w:proofErr w:type="spellStart"/>
+      <w:r>
+        <w:rPr>
+          <w:lang w:val="en-US"/>
+        </w:rPr>
+        <w:t>Hàm</w:t>
+      </w:r>
+      <w:proofErr w:type="spellEnd"/>
+      <w:r>
+        <w:rPr>
+          <w:lang w:val="en-US"/>
+        </w:rPr>
+        <w:t xml:space="preserve"> </w:t>
+      </w:r>
+      <w:proofErr w:type="spellStart"/>
+      <w:r>
+        <w:rPr>
+          <w:lang w:val="en-US"/>
+        </w:rPr>
+        <w:t>Và</w:t>
+      </w:r>
+      <w:proofErr w:type="spellEnd"/>
+      <w:r>
+        <w:rPr>
+          <w:lang w:val="en-US"/>
+        </w:rPr>
+        <w:t xml:space="preserve"> </w:t>
+      </w:r>
+      <w:proofErr w:type="spellStart"/>
+      <w:r>
+        <w:rPr>
+          <w:lang w:val="en-US"/>
+        </w:rPr>
+        <w:t>Thuộc</w:t>
+      </w:r>
+      <w:proofErr w:type="spellEnd"/>
+      <w:r>
+        <w:rPr>
+          <w:lang w:val="en-US"/>
+        </w:rPr>
+        <w:t xml:space="preserve"> </w:t>
+      </w:r>
+      <w:proofErr w:type="spellStart"/>
+      <w:r>
+        <w:rPr>
+          <w:lang w:val="en-US"/>
+        </w:rPr>
+        <w:t>Tính</w:t>
+      </w:r>
+      <w:proofErr w:type="spellEnd"/>
+      <w:r>
+        <w:rPr>
+          <w:lang w:val="en-US"/>
+        </w:rPr>
+        <w:t xml:space="preserve"> Ra </w:t>
+      </w:r>
+      <w:proofErr w:type="spellStart"/>
+      <w:r>
+        <w:rPr>
+          <w:lang w:val="en-US"/>
+        </w:rPr>
+        <w:t>Khỏi</w:t>
+      </w:r>
+      <w:proofErr w:type="spellEnd"/>
+      <w:r>
+        <w:rPr>
+          <w:lang w:val="en-US"/>
+        </w:rPr>
+        <w:t xml:space="preserve"> Namespace?</w:t>
       </w:r>
     </w:p>
     <w:p>
@@ -940,7 +3804,21 @@
         <w:rPr>
           <w:lang w:val="en-US"/>
         </w:rPr>
-        <w:t>using namespace &lt;Tên Namespace&gt;;</w:t>
+        <w:t>using namespace &lt;</w:t>
+      </w:r>
+      <w:proofErr w:type="spellStart"/>
+      <w:r>
+        <w:rPr>
+          <w:lang w:val="en-US"/>
+        </w:rPr>
+        <w:t>Tên</w:t>
+      </w:r>
+      <w:proofErr w:type="spellEnd"/>
+      <w:r>
+        <w:rPr>
+          <w:lang w:val="en-US"/>
+        </w:rPr>
+        <w:t xml:space="preserve"> Namespace&gt;;</w:t>
       </w:r>
     </w:p>
     <w:p>
@@ -954,11 +3832,453 @@
           <w:lang w:val="en-US"/>
         </w:rPr>
       </w:pPr>
-      <w:r>
-        <w:rPr>
-          <w:lang w:val="en-US"/>
-        </w:rPr>
-        <w:t>Lệnh trên tương đương bạn Copy hết hàm và thuộc tính bên trong Namespace đưa ra ngoài, do đó khi này bạn có thể truy cập hàm và thuộc tính mà không cần thông qua &lt;Tên Namespace&gt;</w:t>
+      <w:proofErr w:type="spellStart"/>
+      <w:r>
+        <w:rPr>
+          <w:lang w:val="en-US"/>
+        </w:rPr>
+        <w:t>Lệnh</w:t>
+      </w:r>
+      <w:proofErr w:type="spellEnd"/>
+      <w:r>
+        <w:rPr>
+          <w:lang w:val="en-US"/>
+        </w:rPr>
+        <w:t xml:space="preserve"> </w:t>
+      </w:r>
+      <w:proofErr w:type="spellStart"/>
+      <w:r>
+        <w:rPr>
+          <w:lang w:val="en-US"/>
+        </w:rPr>
+        <w:t>trên</w:t>
+      </w:r>
+      <w:proofErr w:type="spellEnd"/>
+      <w:r>
+        <w:rPr>
+          <w:lang w:val="en-US"/>
+        </w:rPr>
+        <w:t xml:space="preserve"> </w:t>
+      </w:r>
+      <w:proofErr w:type="spellStart"/>
+      <w:r>
+        <w:rPr>
+          <w:lang w:val="en-US"/>
+        </w:rPr>
+        <w:t>tương</w:t>
+      </w:r>
+      <w:proofErr w:type="spellEnd"/>
+      <w:r>
+        <w:rPr>
+          <w:lang w:val="en-US"/>
+        </w:rPr>
+        <w:t xml:space="preserve"> </w:t>
+      </w:r>
+      <w:proofErr w:type="spellStart"/>
+      <w:r>
+        <w:rPr>
+          <w:lang w:val="en-US"/>
+        </w:rPr>
+        <w:t>đương</w:t>
+      </w:r>
+      <w:proofErr w:type="spellEnd"/>
+      <w:r>
+        <w:rPr>
+          <w:lang w:val="en-US"/>
+        </w:rPr>
+        <w:t xml:space="preserve"> </w:t>
+      </w:r>
+      <w:proofErr w:type="spellStart"/>
+      <w:r>
+        <w:rPr>
+          <w:lang w:val="en-US"/>
+        </w:rPr>
+        <w:t>bạn</w:t>
+      </w:r>
+      <w:proofErr w:type="spellEnd"/>
+      <w:r>
+        <w:rPr>
+          <w:lang w:val="en-US"/>
+        </w:rPr>
+        <w:t xml:space="preserve"> Copy </w:t>
+      </w:r>
+      <w:proofErr w:type="spellStart"/>
+      <w:r>
+        <w:rPr>
+          <w:lang w:val="en-US"/>
+        </w:rPr>
+        <w:t>hết</w:t>
+      </w:r>
+      <w:proofErr w:type="spellEnd"/>
+      <w:r>
+        <w:rPr>
+          <w:lang w:val="en-US"/>
+        </w:rPr>
+        <w:t xml:space="preserve"> </w:t>
+      </w:r>
+      <w:proofErr w:type="spellStart"/>
+      <w:r>
+        <w:rPr>
+          <w:lang w:val="en-US"/>
+        </w:rPr>
+        <w:t>hàm</w:t>
+      </w:r>
+      <w:proofErr w:type="spellEnd"/>
+      <w:r>
+        <w:rPr>
+          <w:lang w:val="en-US"/>
+        </w:rPr>
+        <w:t xml:space="preserve"> </w:t>
+      </w:r>
+      <w:proofErr w:type="spellStart"/>
+      <w:r>
+        <w:rPr>
+          <w:lang w:val="en-US"/>
+        </w:rPr>
+        <w:t>và</w:t>
+      </w:r>
+      <w:proofErr w:type="spellEnd"/>
+      <w:r>
+        <w:rPr>
+          <w:lang w:val="en-US"/>
+        </w:rPr>
+        <w:t xml:space="preserve"> </w:t>
+      </w:r>
+      <w:proofErr w:type="spellStart"/>
+      <w:r>
+        <w:rPr>
+          <w:lang w:val="en-US"/>
+        </w:rPr>
+        <w:t>thuộc</w:t>
+      </w:r>
+      <w:proofErr w:type="spellEnd"/>
+      <w:r>
+        <w:rPr>
+          <w:lang w:val="en-US"/>
+        </w:rPr>
+        <w:t xml:space="preserve"> </w:t>
+      </w:r>
+      <w:proofErr w:type="spellStart"/>
+      <w:r>
+        <w:rPr>
+          <w:lang w:val="en-US"/>
+        </w:rPr>
+        <w:t>tính</w:t>
+      </w:r>
+      <w:proofErr w:type="spellEnd"/>
+      <w:r>
+        <w:rPr>
+          <w:lang w:val="en-US"/>
+        </w:rPr>
+        <w:t xml:space="preserve"> </w:t>
+      </w:r>
+      <w:proofErr w:type="spellStart"/>
+      <w:r>
+        <w:rPr>
+          <w:lang w:val="en-US"/>
+        </w:rPr>
+        <w:t>bên</w:t>
+      </w:r>
+      <w:proofErr w:type="spellEnd"/>
+      <w:r>
+        <w:rPr>
+          <w:lang w:val="en-US"/>
+        </w:rPr>
+        <w:t xml:space="preserve"> </w:t>
+      </w:r>
+      <w:proofErr w:type="spellStart"/>
+      <w:r>
+        <w:rPr>
+          <w:lang w:val="en-US"/>
+        </w:rPr>
+        <w:t>trong</w:t>
+      </w:r>
+      <w:proofErr w:type="spellEnd"/>
+      <w:r>
+        <w:rPr>
+          <w:lang w:val="en-US"/>
+        </w:rPr>
+        <w:t xml:space="preserve"> Namespace </w:t>
+      </w:r>
+      <w:proofErr w:type="spellStart"/>
+      <w:r>
+        <w:rPr>
+          <w:lang w:val="en-US"/>
+        </w:rPr>
+        <w:t>đưa</w:t>
+      </w:r>
+      <w:proofErr w:type="spellEnd"/>
+      <w:r>
+        <w:rPr>
+          <w:lang w:val="en-US"/>
+        </w:rPr>
+        <w:t xml:space="preserve"> </w:t>
+      </w:r>
+      <w:proofErr w:type="spellStart"/>
+      <w:r>
+        <w:rPr>
+          <w:lang w:val="en-US"/>
+        </w:rPr>
+        <w:t>ra</w:t>
+      </w:r>
+      <w:proofErr w:type="spellEnd"/>
+      <w:r>
+        <w:rPr>
+          <w:lang w:val="en-US"/>
+        </w:rPr>
+        <w:t xml:space="preserve"> </w:t>
+      </w:r>
+      <w:proofErr w:type="spellStart"/>
+      <w:r>
+        <w:rPr>
+          <w:lang w:val="en-US"/>
+        </w:rPr>
+        <w:t>ngoài</w:t>
+      </w:r>
+      <w:proofErr w:type="spellEnd"/>
+      <w:r>
+        <w:rPr>
+          <w:lang w:val="en-US"/>
+        </w:rPr>
+        <w:t xml:space="preserve">, do </w:t>
+      </w:r>
+      <w:proofErr w:type="spellStart"/>
+      <w:r>
+        <w:rPr>
+          <w:lang w:val="en-US"/>
+        </w:rPr>
+        <w:t>đó</w:t>
+      </w:r>
+      <w:proofErr w:type="spellEnd"/>
+      <w:r>
+        <w:rPr>
+          <w:lang w:val="en-US"/>
+        </w:rPr>
+        <w:t xml:space="preserve"> </w:t>
+      </w:r>
+      <w:proofErr w:type="spellStart"/>
+      <w:r>
+        <w:rPr>
+          <w:lang w:val="en-US"/>
+        </w:rPr>
+        <w:t>khi</w:t>
+      </w:r>
+      <w:proofErr w:type="spellEnd"/>
+      <w:r>
+        <w:rPr>
+          <w:lang w:val="en-US"/>
+        </w:rPr>
+        <w:t xml:space="preserve"> </w:t>
+      </w:r>
+      <w:proofErr w:type="spellStart"/>
+      <w:r>
+        <w:rPr>
+          <w:lang w:val="en-US"/>
+        </w:rPr>
+        <w:t>này</w:t>
+      </w:r>
+      <w:proofErr w:type="spellEnd"/>
+      <w:r>
+        <w:rPr>
+          <w:lang w:val="en-US"/>
+        </w:rPr>
+        <w:t xml:space="preserve"> </w:t>
+      </w:r>
+      <w:proofErr w:type="spellStart"/>
+      <w:r>
+        <w:rPr>
+          <w:lang w:val="en-US"/>
+        </w:rPr>
+        <w:t>bạn</w:t>
+      </w:r>
+      <w:proofErr w:type="spellEnd"/>
+      <w:r>
+        <w:rPr>
+          <w:lang w:val="en-US"/>
+        </w:rPr>
+        <w:t xml:space="preserve"> </w:t>
+      </w:r>
+      <w:proofErr w:type="spellStart"/>
+      <w:r>
+        <w:rPr>
+          <w:lang w:val="en-US"/>
+        </w:rPr>
+        <w:t>có</w:t>
+      </w:r>
+      <w:proofErr w:type="spellEnd"/>
+      <w:r>
+        <w:rPr>
+          <w:lang w:val="en-US"/>
+        </w:rPr>
+        <w:t xml:space="preserve"> </w:t>
+      </w:r>
+      <w:proofErr w:type="spellStart"/>
+      <w:r>
+        <w:rPr>
+          <w:lang w:val="en-US"/>
+        </w:rPr>
+        <w:t>thể</w:t>
+      </w:r>
+      <w:proofErr w:type="spellEnd"/>
+      <w:r>
+        <w:rPr>
+          <w:lang w:val="en-US"/>
+        </w:rPr>
+        <w:t xml:space="preserve"> </w:t>
+      </w:r>
+      <w:proofErr w:type="spellStart"/>
+      <w:r>
+        <w:rPr>
+          <w:lang w:val="en-US"/>
+        </w:rPr>
+        <w:t>truy</w:t>
+      </w:r>
+      <w:proofErr w:type="spellEnd"/>
+      <w:r>
+        <w:rPr>
+          <w:lang w:val="en-US"/>
+        </w:rPr>
+        <w:t xml:space="preserve"> </w:t>
+      </w:r>
+      <w:proofErr w:type="spellStart"/>
+      <w:r>
+        <w:rPr>
+          <w:lang w:val="en-US"/>
+        </w:rPr>
+        <w:t>cập</w:t>
+      </w:r>
+      <w:proofErr w:type="spellEnd"/>
+      <w:r>
+        <w:rPr>
+          <w:lang w:val="en-US"/>
+        </w:rPr>
+        <w:t xml:space="preserve"> </w:t>
+      </w:r>
+      <w:proofErr w:type="spellStart"/>
+      <w:r>
+        <w:rPr>
+          <w:lang w:val="en-US"/>
+        </w:rPr>
+        <w:t>hàm</w:t>
+      </w:r>
+      <w:proofErr w:type="spellEnd"/>
+      <w:r>
+        <w:rPr>
+          <w:lang w:val="en-US"/>
+        </w:rPr>
+        <w:t xml:space="preserve"> </w:t>
+      </w:r>
+      <w:proofErr w:type="spellStart"/>
+      <w:r>
+        <w:rPr>
+          <w:lang w:val="en-US"/>
+        </w:rPr>
+        <w:t>và</w:t>
+      </w:r>
+      <w:proofErr w:type="spellEnd"/>
+      <w:r>
+        <w:rPr>
+          <w:lang w:val="en-US"/>
+        </w:rPr>
+        <w:t xml:space="preserve"> </w:t>
+      </w:r>
+      <w:proofErr w:type="spellStart"/>
+      <w:r>
+        <w:rPr>
+          <w:lang w:val="en-US"/>
+        </w:rPr>
+        <w:t>thuộc</w:t>
+      </w:r>
+      <w:proofErr w:type="spellEnd"/>
+      <w:r>
+        <w:rPr>
+          <w:lang w:val="en-US"/>
+        </w:rPr>
+        <w:t xml:space="preserve"> </w:t>
+      </w:r>
+      <w:proofErr w:type="spellStart"/>
+      <w:r>
+        <w:rPr>
+          <w:lang w:val="en-US"/>
+        </w:rPr>
+        <w:t>tính</w:t>
+      </w:r>
+      <w:proofErr w:type="spellEnd"/>
+      <w:r>
+        <w:rPr>
+          <w:lang w:val="en-US"/>
+        </w:rPr>
+        <w:t xml:space="preserve"> </w:t>
+      </w:r>
+      <w:proofErr w:type="spellStart"/>
+      <w:r>
+        <w:rPr>
+          <w:lang w:val="en-US"/>
+        </w:rPr>
+        <w:t>mà</w:t>
+      </w:r>
+      <w:proofErr w:type="spellEnd"/>
+      <w:r>
+        <w:rPr>
+          <w:lang w:val="en-US"/>
+        </w:rPr>
+        <w:t xml:space="preserve"> </w:t>
+      </w:r>
+      <w:proofErr w:type="spellStart"/>
+      <w:r>
+        <w:rPr>
+          <w:lang w:val="en-US"/>
+        </w:rPr>
+        <w:t>không</w:t>
+      </w:r>
+      <w:proofErr w:type="spellEnd"/>
+      <w:r>
+        <w:rPr>
+          <w:lang w:val="en-US"/>
+        </w:rPr>
+        <w:t xml:space="preserve"> </w:t>
+      </w:r>
+      <w:proofErr w:type="spellStart"/>
+      <w:r>
+        <w:rPr>
+          <w:lang w:val="en-US"/>
+        </w:rPr>
+        <w:t>cần</w:t>
+      </w:r>
+      <w:proofErr w:type="spellEnd"/>
+      <w:r>
+        <w:rPr>
+          <w:lang w:val="en-US"/>
+        </w:rPr>
+        <w:t xml:space="preserve"> </w:t>
+      </w:r>
+      <w:proofErr w:type="spellStart"/>
+      <w:r>
+        <w:rPr>
+          <w:lang w:val="en-US"/>
+        </w:rPr>
+        <w:t>thông</w:t>
+      </w:r>
+      <w:proofErr w:type="spellEnd"/>
+      <w:r>
+        <w:rPr>
+          <w:lang w:val="en-US"/>
+        </w:rPr>
+        <w:t xml:space="preserve"> qua &lt;</w:t>
+      </w:r>
+      <w:proofErr w:type="spellStart"/>
+      <w:r>
+        <w:rPr>
+          <w:lang w:val="en-US"/>
+        </w:rPr>
+        <w:t>Tên</w:t>
+      </w:r>
+      <w:proofErr w:type="spellEnd"/>
+      <w:r>
+        <w:rPr>
+          <w:lang w:val="en-US"/>
+        </w:rPr>
+        <w:t xml:space="preserve"> Namespace&gt;</w:t>
       </w:r>
     </w:p>
     <w:p>
@@ -972,12 +4292,28 @@
           <w:lang w:val="en-US"/>
         </w:rPr>
       </w:pPr>
-      <w:r>
-        <w:rPr>
-          <w:lang w:val="en-US"/>
-        </w:rPr>
-        <w:t>Ví dụ</w:t>
-      </w:r>
+      <w:proofErr w:type="spellStart"/>
+      <w:r>
+        <w:rPr>
+          <w:lang w:val="en-US"/>
+        </w:rPr>
+        <w:t>Ví</w:t>
+      </w:r>
+      <w:proofErr w:type="spellEnd"/>
+      <w:r>
+        <w:rPr>
+          <w:lang w:val="en-US"/>
+        </w:rPr>
+        <w:t xml:space="preserve"> </w:t>
+      </w:r>
+      <w:proofErr w:type="spellStart"/>
+      <w:r>
+        <w:rPr>
+          <w:lang w:val="en-US"/>
+        </w:rPr>
+        <w:t>dụ</w:t>
+      </w:r>
+      <w:proofErr w:type="spellEnd"/>
     </w:p>
     <w:p>
       <w:pPr>
@@ -1017,7 +4353,35 @@
         <w:rPr>
           <w:lang w:val="en-US"/>
         </w:rPr>
-        <w:t>Operator – Toán Tử:</w:t>
+        <w:t xml:space="preserve">Operator – </w:t>
+      </w:r>
+      <w:proofErr w:type="spellStart"/>
+      <w:r>
+        <w:rPr>
+          <w:lang w:val="en-US"/>
+        </w:rPr>
+        <w:t>Toán</w:t>
+      </w:r>
+      <w:proofErr w:type="spellEnd"/>
+      <w:r>
+        <w:rPr>
+          <w:lang w:val="en-US"/>
+        </w:rPr>
+        <w:t xml:space="preserve"> </w:t>
+      </w:r>
+      <w:proofErr w:type="spellStart"/>
+      <w:r>
+        <w:rPr>
+          <w:lang w:val="en-US"/>
+        </w:rPr>
+        <w:t>Tử</w:t>
+      </w:r>
+      <w:proofErr w:type="spellEnd"/>
+      <w:r>
+        <w:rPr>
+          <w:lang w:val="en-US"/>
+        </w:rPr>
+        <w:t>:</w:t>
       </w:r>
     </w:p>
     <w:p>
@@ -1031,11 +4395,47 @@
           <w:lang w:val="en-US"/>
         </w:rPr>
       </w:pPr>
-      <w:r>
-        <w:rPr>
-          <w:lang w:val="en-US"/>
-        </w:rPr>
-        <w:t>Toán Tử Dịch Bit?</w:t>
+      <w:proofErr w:type="spellStart"/>
+      <w:r>
+        <w:rPr>
+          <w:lang w:val="en-US"/>
+        </w:rPr>
+        <w:t>Toán</w:t>
+      </w:r>
+      <w:proofErr w:type="spellEnd"/>
+      <w:r>
+        <w:rPr>
+          <w:lang w:val="en-US"/>
+        </w:rPr>
+        <w:t xml:space="preserve"> </w:t>
+      </w:r>
+      <w:proofErr w:type="spellStart"/>
+      <w:r>
+        <w:rPr>
+          <w:lang w:val="en-US"/>
+        </w:rPr>
+        <w:t>Tử</w:t>
+      </w:r>
+      <w:proofErr w:type="spellEnd"/>
+      <w:r>
+        <w:rPr>
+          <w:lang w:val="en-US"/>
+        </w:rPr>
+        <w:t xml:space="preserve"> </w:t>
+      </w:r>
+      <w:proofErr w:type="spellStart"/>
+      <w:r>
+        <w:rPr>
+          <w:lang w:val="en-US"/>
+        </w:rPr>
+        <w:t>Dịch</w:t>
+      </w:r>
+      <w:proofErr w:type="spellEnd"/>
+      <w:r>
+        <w:rPr>
+          <w:lang w:val="en-US"/>
+        </w:rPr>
+        <w:t xml:space="preserve"> Bit?</w:t>
       </w:r>
     </w:p>
     <w:p>
@@ -1049,12 +4449,42 @@
           <w:lang w:val="en-US"/>
         </w:rPr>
       </w:pPr>
-      <w:r>
-        <w:rPr>
-          <w:lang w:val="en-US"/>
-        </w:rPr>
-        <w:t>Để dịch sang trái</w:t>
-      </w:r>
+      <w:proofErr w:type="spellStart"/>
+      <w:r>
+        <w:rPr>
+          <w:lang w:val="en-US"/>
+        </w:rPr>
+        <w:t>Để</w:t>
+      </w:r>
+      <w:proofErr w:type="spellEnd"/>
+      <w:r>
+        <w:rPr>
+          <w:lang w:val="en-US"/>
+        </w:rPr>
+        <w:t xml:space="preserve"> </w:t>
+      </w:r>
+      <w:proofErr w:type="spellStart"/>
+      <w:r>
+        <w:rPr>
+          <w:lang w:val="en-US"/>
+        </w:rPr>
+        <w:t>dịch</w:t>
+      </w:r>
+      <w:proofErr w:type="spellEnd"/>
+      <w:r>
+        <w:rPr>
+          <w:lang w:val="en-US"/>
+        </w:rPr>
+        <w:t xml:space="preserve"> sang </w:t>
+      </w:r>
+      <w:proofErr w:type="spellStart"/>
+      <w:r>
+        <w:rPr>
+          <w:lang w:val="en-US"/>
+        </w:rPr>
+        <w:t>trái</w:t>
+      </w:r>
+      <w:proofErr w:type="spellEnd"/>
     </w:p>
     <w:p>
       <w:pPr>
@@ -1074,7 +4504,133 @@
         <w:rPr>
           <w:lang w:val="en-US"/>
         </w:rPr>
-        <w:t>&lt;Biến Đã Dịch&gt; = &lt;Biến&gt; &lt;&lt; &lt;Dịch Sang Trái Bao Nhiêu Đơn Vị&gt;</w:t>
+        <w:t>&lt;</w:t>
+      </w:r>
+      <w:proofErr w:type="spellStart"/>
+      <w:r>
+        <w:rPr>
+          <w:lang w:val="en-US"/>
+        </w:rPr>
+        <w:t>Biến</w:t>
+      </w:r>
+      <w:proofErr w:type="spellEnd"/>
+      <w:r>
+        <w:rPr>
+          <w:lang w:val="en-US"/>
+        </w:rPr>
+        <w:t xml:space="preserve"> </w:t>
+      </w:r>
+      <w:proofErr w:type="spellStart"/>
+      <w:r>
+        <w:rPr>
+          <w:lang w:val="en-US"/>
+        </w:rPr>
+        <w:t>Đã</w:t>
+      </w:r>
+      <w:proofErr w:type="spellEnd"/>
+      <w:r>
+        <w:rPr>
+          <w:lang w:val="en-US"/>
+        </w:rPr>
+        <w:t xml:space="preserve"> </w:t>
+      </w:r>
+      <w:proofErr w:type="spellStart"/>
+      <w:r>
+        <w:rPr>
+          <w:lang w:val="en-US"/>
+        </w:rPr>
+        <w:t>Dịch</w:t>
+      </w:r>
+      <w:proofErr w:type="spellEnd"/>
+      <w:r>
+        <w:rPr>
+          <w:lang w:val="en-US"/>
+        </w:rPr>
+        <w:t>&gt; = &lt;</w:t>
+      </w:r>
+      <w:proofErr w:type="spellStart"/>
+      <w:r>
+        <w:rPr>
+          <w:lang w:val="en-US"/>
+        </w:rPr>
+        <w:t>Biến</w:t>
+      </w:r>
+      <w:proofErr w:type="spellEnd"/>
+      <w:r>
+        <w:rPr>
+          <w:lang w:val="en-US"/>
+        </w:rPr>
+        <w:t>&gt; &lt;&lt; &lt;</w:t>
+      </w:r>
+      <w:proofErr w:type="spellStart"/>
+      <w:r>
+        <w:rPr>
+          <w:lang w:val="en-US"/>
+        </w:rPr>
+        <w:t>Dịch</w:t>
+      </w:r>
+      <w:proofErr w:type="spellEnd"/>
+      <w:r>
+        <w:rPr>
+          <w:lang w:val="en-US"/>
+        </w:rPr>
+        <w:t xml:space="preserve"> Sang </w:t>
+      </w:r>
+      <w:proofErr w:type="spellStart"/>
+      <w:r>
+        <w:rPr>
+          <w:lang w:val="en-US"/>
+        </w:rPr>
+        <w:t>Trái</w:t>
+      </w:r>
+      <w:proofErr w:type="spellEnd"/>
+      <w:r>
+        <w:rPr>
+          <w:lang w:val="en-US"/>
+        </w:rPr>
+        <w:t xml:space="preserve"> Bao </w:t>
+      </w:r>
+      <w:proofErr w:type="spellStart"/>
+      <w:r>
+        <w:rPr>
+          <w:lang w:val="en-US"/>
+        </w:rPr>
+        <w:t>Nhiêu</w:t>
+      </w:r>
+      <w:proofErr w:type="spellEnd"/>
+      <w:r>
+        <w:rPr>
+          <w:lang w:val="en-US"/>
+        </w:rPr>
+        <w:t xml:space="preserve"> </w:t>
+      </w:r>
+      <w:proofErr w:type="spellStart"/>
+      <w:r>
+        <w:rPr>
+          <w:lang w:val="en-US"/>
+        </w:rPr>
+        <w:t>Đơn</w:t>
+      </w:r>
+      <w:proofErr w:type="spellEnd"/>
+      <w:r>
+        <w:rPr>
+          <w:lang w:val="en-US"/>
+        </w:rPr>
+        <w:t xml:space="preserve"> </w:t>
+      </w:r>
+      <w:proofErr w:type="spellStart"/>
+      <w:r>
+        <w:rPr>
+          <w:lang w:val="en-US"/>
+        </w:rPr>
+        <w:t>Vị</w:t>
+      </w:r>
+      <w:proofErr w:type="spellEnd"/>
+      <w:r>
+        <w:rPr>
+          <w:lang w:val="en-US"/>
+        </w:rPr>
+        <w:t>&gt;</w:t>
       </w:r>
     </w:p>
     <w:p>
@@ -1088,12 +4644,28 @@
           <w:lang w:val="en-US"/>
         </w:rPr>
       </w:pPr>
-      <w:r>
-        <w:rPr>
-          <w:lang w:val="en-US"/>
-        </w:rPr>
-        <w:t>Ví dụ</w:t>
-      </w:r>
+      <w:proofErr w:type="spellStart"/>
+      <w:r>
+        <w:rPr>
+          <w:lang w:val="en-US"/>
+        </w:rPr>
+        <w:t>Ví</w:t>
+      </w:r>
+      <w:proofErr w:type="spellEnd"/>
+      <w:r>
+        <w:rPr>
+          <w:lang w:val="en-US"/>
+        </w:rPr>
+        <w:t xml:space="preserve"> </w:t>
+      </w:r>
+      <w:proofErr w:type="spellStart"/>
+      <w:r>
+        <w:rPr>
+          <w:lang w:val="en-US"/>
+        </w:rPr>
+        <w:t>dụ</w:t>
+      </w:r>
+      <w:proofErr w:type="spellEnd"/>
     </w:p>
     <w:p>
       <w:pPr>
@@ -1131,8 +4703,16 @@
         <w:rPr>
           <w:lang w:val="en-US"/>
         </w:rPr>
-        <w:t>Ta có</w:t>
-      </w:r>
+        <w:t xml:space="preserve">Ta </w:t>
+      </w:r>
+      <w:proofErr w:type="spellStart"/>
+      <w:r>
+        <w:rPr>
+          <w:lang w:val="en-US"/>
+        </w:rPr>
+        <w:t>có</w:t>
+      </w:r>
+      <w:proofErr w:type="spellEnd"/>
     </w:p>
     <w:tbl>
       <w:tblPr>
@@ -1174,12 +4754,42 @@
                 <w:lang w:val="en-US"/>
               </w:rPr>
             </w:pPr>
+            <w:proofErr w:type="spellStart"/>
             <w:r>
               <w:rPr>
                 <w:lang w:val="en-US"/>
               </w:rPr>
-              <w:t>Dạng nhị phân</w:t>
+              <w:t>Dạng</w:t>
             </w:r>
+            <w:proofErr w:type="spellEnd"/>
+            <w:r>
+              <w:rPr>
+                <w:lang w:val="en-US"/>
+              </w:rPr>
+              <w:t xml:space="preserve"> </w:t>
+            </w:r>
+            <w:proofErr w:type="spellStart"/>
+            <w:r>
+              <w:rPr>
+                <w:lang w:val="en-US"/>
+              </w:rPr>
+              <w:t>nhị</w:t>
+            </w:r>
+            <w:proofErr w:type="spellEnd"/>
+            <w:r>
+              <w:rPr>
+                <w:lang w:val="en-US"/>
+              </w:rPr>
+              <w:t xml:space="preserve"> </w:t>
+            </w:r>
+            <w:proofErr w:type="spellStart"/>
+            <w:r>
+              <w:rPr>
+                <w:lang w:val="en-US"/>
+              </w:rPr>
+              <w:t>phân</w:t>
+            </w:r>
+            <w:proofErr w:type="spellEnd"/>
           </w:p>
         </w:tc>
       </w:tr>
@@ -1283,12 +4893,42 @@
           <w:lang w:val="en-US"/>
         </w:rPr>
       </w:pPr>
-      <w:r>
-        <w:rPr>
-          <w:lang w:val="en-US"/>
-        </w:rPr>
-        <w:t>Để dịch sang phải</w:t>
-      </w:r>
+      <w:proofErr w:type="spellStart"/>
+      <w:r>
+        <w:rPr>
+          <w:lang w:val="en-US"/>
+        </w:rPr>
+        <w:t>Để</w:t>
+      </w:r>
+      <w:proofErr w:type="spellEnd"/>
+      <w:r>
+        <w:rPr>
+          <w:lang w:val="en-US"/>
+        </w:rPr>
+        <w:t xml:space="preserve"> </w:t>
+      </w:r>
+      <w:proofErr w:type="spellStart"/>
+      <w:r>
+        <w:rPr>
+          <w:lang w:val="en-US"/>
+        </w:rPr>
+        <w:t>dịch</w:t>
+      </w:r>
+      <w:proofErr w:type="spellEnd"/>
+      <w:r>
+        <w:rPr>
+          <w:lang w:val="en-US"/>
+        </w:rPr>
+        <w:t xml:space="preserve"> sang </w:t>
+      </w:r>
+      <w:proofErr w:type="spellStart"/>
+      <w:r>
+        <w:rPr>
+          <w:lang w:val="en-US"/>
+        </w:rPr>
+        <w:t>phải</w:t>
+      </w:r>
+      <w:proofErr w:type="spellEnd"/>
     </w:p>
     <w:p>
       <w:pPr>
@@ -1308,7 +4948,133 @@
         <w:rPr>
           <w:lang w:val="en-US"/>
         </w:rPr>
-        <w:t>&lt;Biến Đã Dịch&gt; = &lt;Biến&gt; &gt;&gt; &lt;Dịch Sang Phải Bao Nhiêu Đơn Vị&gt;</w:t>
+        <w:t>&lt;</w:t>
+      </w:r>
+      <w:proofErr w:type="spellStart"/>
+      <w:r>
+        <w:rPr>
+          <w:lang w:val="en-US"/>
+        </w:rPr>
+        <w:t>Biến</w:t>
+      </w:r>
+      <w:proofErr w:type="spellEnd"/>
+      <w:r>
+        <w:rPr>
+          <w:lang w:val="en-US"/>
+        </w:rPr>
+        <w:t xml:space="preserve"> </w:t>
+      </w:r>
+      <w:proofErr w:type="spellStart"/>
+      <w:r>
+        <w:rPr>
+          <w:lang w:val="en-US"/>
+        </w:rPr>
+        <w:t>Đã</w:t>
+      </w:r>
+      <w:proofErr w:type="spellEnd"/>
+      <w:r>
+        <w:rPr>
+          <w:lang w:val="en-US"/>
+        </w:rPr>
+        <w:t xml:space="preserve"> </w:t>
+      </w:r>
+      <w:proofErr w:type="spellStart"/>
+      <w:r>
+        <w:rPr>
+          <w:lang w:val="en-US"/>
+        </w:rPr>
+        <w:t>Dịch</w:t>
+      </w:r>
+      <w:proofErr w:type="spellEnd"/>
+      <w:r>
+        <w:rPr>
+          <w:lang w:val="en-US"/>
+        </w:rPr>
+        <w:t>&gt; = &lt;</w:t>
+      </w:r>
+      <w:proofErr w:type="spellStart"/>
+      <w:r>
+        <w:rPr>
+          <w:lang w:val="en-US"/>
+        </w:rPr>
+        <w:t>Biến</w:t>
+      </w:r>
+      <w:proofErr w:type="spellEnd"/>
+      <w:r>
+        <w:rPr>
+          <w:lang w:val="en-US"/>
+        </w:rPr>
+        <w:t>&gt; &gt;&gt; &lt;</w:t>
+      </w:r>
+      <w:proofErr w:type="spellStart"/>
+      <w:r>
+        <w:rPr>
+          <w:lang w:val="en-US"/>
+        </w:rPr>
+        <w:t>Dịch</w:t>
+      </w:r>
+      <w:proofErr w:type="spellEnd"/>
+      <w:r>
+        <w:rPr>
+          <w:lang w:val="en-US"/>
+        </w:rPr>
+        <w:t xml:space="preserve"> Sang </w:t>
+      </w:r>
+      <w:proofErr w:type="spellStart"/>
+      <w:r>
+        <w:rPr>
+          <w:lang w:val="en-US"/>
+        </w:rPr>
+        <w:t>Phải</w:t>
+      </w:r>
+      <w:proofErr w:type="spellEnd"/>
+      <w:r>
+        <w:rPr>
+          <w:lang w:val="en-US"/>
+        </w:rPr>
+        <w:t xml:space="preserve"> Bao </w:t>
+      </w:r>
+      <w:proofErr w:type="spellStart"/>
+      <w:r>
+        <w:rPr>
+          <w:lang w:val="en-US"/>
+        </w:rPr>
+        <w:t>Nhiêu</w:t>
+      </w:r>
+      <w:proofErr w:type="spellEnd"/>
+      <w:r>
+        <w:rPr>
+          <w:lang w:val="en-US"/>
+        </w:rPr>
+        <w:t xml:space="preserve"> </w:t>
+      </w:r>
+      <w:proofErr w:type="spellStart"/>
+      <w:r>
+        <w:rPr>
+          <w:lang w:val="en-US"/>
+        </w:rPr>
+        <w:t>Đơn</w:t>
+      </w:r>
+      <w:proofErr w:type="spellEnd"/>
+      <w:r>
+        <w:rPr>
+          <w:lang w:val="en-US"/>
+        </w:rPr>
+        <w:t xml:space="preserve"> </w:t>
+      </w:r>
+      <w:proofErr w:type="spellStart"/>
+      <w:r>
+        <w:rPr>
+          <w:lang w:val="en-US"/>
+        </w:rPr>
+        <w:t>Vị</w:t>
+      </w:r>
+      <w:proofErr w:type="spellEnd"/>
+      <w:r>
+        <w:rPr>
+          <w:lang w:val="en-US"/>
+        </w:rPr>
+        <w:t>&gt;</w:t>
       </w:r>
     </w:p>
     <w:p>
@@ -1322,12 +5088,28 @@
           <w:lang w:val="en-US"/>
         </w:rPr>
       </w:pPr>
-      <w:r>
-        <w:rPr>
-          <w:lang w:val="en-US"/>
-        </w:rPr>
-        <w:t>Ví dụ</w:t>
-      </w:r>
+      <w:proofErr w:type="spellStart"/>
+      <w:r>
+        <w:rPr>
+          <w:lang w:val="en-US"/>
+        </w:rPr>
+        <w:t>Ví</w:t>
+      </w:r>
+      <w:proofErr w:type="spellEnd"/>
+      <w:r>
+        <w:rPr>
+          <w:lang w:val="en-US"/>
+        </w:rPr>
+        <w:t xml:space="preserve"> </w:t>
+      </w:r>
+      <w:proofErr w:type="spellStart"/>
+      <w:r>
+        <w:rPr>
+          <w:lang w:val="en-US"/>
+        </w:rPr>
+        <w:t>dụ</w:t>
+      </w:r>
+      <w:proofErr w:type="spellEnd"/>
     </w:p>
     <w:p>
       <w:pPr>
@@ -1365,8 +5147,16 @@
         <w:rPr>
           <w:lang w:val="en-US"/>
         </w:rPr>
-        <w:t>Ta có</w:t>
-      </w:r>
+        <w:t xml:space="preserve">Ta </w:t>
+      </w:r>
+      <w:proofErr w:type="spellStart"/>
+      <w:r>
+        <w:rPr>
+          <w:lang w:val="en-US"/>
+        </w:rPr>
+        <w:t>có</w:t>
+      </w:r>
+      <w:proofErr w:type="spellEnd"/>
     </w:p>
     <w:tbl>
       <w:tblPr>
@@ -1408,12 +5198,42 @@
                 <w:lang w:val="en-US"/>
               </w:rPr>
             </w:pPr>
+            <w:proofErr w:type="spellStart"/>
             <w:r>
               <w:rPr>
                 <w:lang w:val="en-US"/>
               </w:rPr>
-              <w:t>Dạng nhị phân</w:t>
+              <w:t>Dạng</w:t>
             </w:r>
+            <w:proofErr w:type="spellEnd"/>
+            <w:r>
+              <w:rPr>
+                <w:lang w:val="en-US"/>
+              </w:rPr>
+              <w:t xml:space="preserve"> </w:t>
+            </w:r>
+            <w:proofErr w:type="spellStart"/>
+            <w:r>
+              <w:rPr>
+                <w:lang w:val="en-US"/>
+              </w:rPr>
+              <w:t>nhị</w:t>
+            </w:r>
+            <w:proofErr w:type="spellEnd"/>
+            <w:r>
+              <w:rPr>
+                <w:lang w:val="en-US"/>
+              </w:rPr>
+              <w:t xml:space="preserve"> </w:t>
+            </w:r>
+            <w:proofErr w:type="spellStart"/>
+            <w:r>
+              <w:rPr>
+                <w:lang w:val="en-US"/>
+              </w:rPr>
+              <w:t>phân</w:t>
+            </w:r>
+            <w:proofErr w:type="spellEnd"/>
           </w:p>
         </w:tc>
       </w:tr>
@@ -1517,11 +5337,131 @@
           <w:lang w:val="en-US"/>
         </w:rPr>
       </w:pPr>
-      <w:r>
-        <w:rPr>
-          <w:lang w:val="en-US"/>
-        </w:rPr>
-        <w:t>Cộng Thêm 1 Và Trả Về Giá Trị Trước Đó?</w:t>
+      <w:proofErr w:type="spellStart"/>
+      <w:r>
+        <w:rPr>
+          <w:lang w:val="en-US"/>
+        </w:rPr>
+        <w:t>Cộng</w:t>
+      </w:r>
+      <w:proofErr w:type="spellEnd"/>
+      <w:r>
+        <w:rPr>
+          <w:lang w:val="en-US"/>
+        </w:rPr>
+        <w:t xml:space="preserve"> </w:t>
+      </w:r>
+      <w:proofErr w:type="spellStart"/>
+      <w:r>
+        <w:rPr>
+          <w:lang w:val="en-US"/>
+        </w:rPr>
+        <w:t>Thêm</w:t>
+      </w:r>
+      <w:proofErr w:type="spellEnd"/>
+      <w:r>
+        <w:rPr>
+          <w:lang w:val="en-US"/>
+        </w:rPr>
+        <w:t xml:space="preserve"> 1 </w:t>
+      </w:r>
+      <w:proofErr w:type="spellStart"/>
+      <w:r>
+        <w:rPr>
+          <w:lang w:val="en-US"/>
+        </w:rPr>
+        <w:t>Và</w:t>
+      </w:r>
+      <w:proofErr w:type="spellEnd"/>
+      <w:r>
+        <w:rPr>
+          <w:lang w:val="en-US"/>
+        </w:rPr>
+        <w:t xml:space="preserve"> </w:t>
+      </w:r>
+      <w:proofErr w:type="spellStart"/>
+      <w:r>
+        <w:rPr>
+          <w:lang w:val="en-US"/>
+        </w:rPr>
+        <w:t>Trả</w:t>
+      </w:r>
+      <w:proofErr w:type="spellEnd"/>
+      <w:r>
+        <w:rPr>
+          <w:lang w:val="en-US"/>
+        </w:rPr>
+        <w:t xml:space="preserve"> </w:t>
+      </w:r>
+      <w:proofErr w:type="spellStart"/>
+      <w:r>
+        <w:rPr>
+          <w:lang w:val="en-US"/>
+        </w:rPr>
+        <w:t>Về</w:t>
+      </w:r>
+      <w:proofErr w:type="spellEnd"/>
+      <w:r>
+        <w:rPr>
+          <w:lang w:val="en-US"/>
+        </w:rPr>
+        <w:t xml:space="preserve"> </w:t>
+      </w:r>
+      <w:proofErr w:type="spellStart"/>
+      <w:r>
+        <w:rPr>
+          <w:lang w:val="en-US"/>
+        </w:rPr>
+        <w:t>Giá</w:t>
+      </w:r>
+      <w:proofErr w:type="spellEnd"/>
+      <w:r>
+        <w:rPr>
+          <w:lang w:val="en-US"/>
+        </w:rPr>
+        <w:t xml:space="preserve"> </w:t>
+      </w:r>
+      <w:proofErr w:type="spellStart"/>
+      <w:r>
+        <w:rPr>
+          <w:lang w:val="en-US"/>
+        </w:rPr>
+        <w:t>Trị</w:t>
+      </w:r>
+      <w:proofErr w:type="spellEnd"/>
+      <w:r>
+        <w:rPr>
+          <w:lang w:val="en-US"/>
+        </w:rPr>
+        <w:t xml:space="preserve"> </w:t>
+      </w:r>
+      <w:proofErr w:type="spellStart"/>
+      <w:r>
+        <w:rPr>
+          <w:lang w:val="en-US"/>
+        </w:rPr>
+        <w:t>Trước</w:t>
+      </w:r>
+      <w:proofErr w:type="spellEnd"/>
+      <w:r>
+        <w:rPr>
+          <w:lang w:val="en-US"/>
+        </w:rPr>
+        <w:t xml:space="preserve"> </w:t>
+      </w:r>
+      <w:proofErr w:type="spellStart"/>
+      <w:r>
+        <w:rPr>
+          <w:lang w:val="en-US"/>
+        </w:rPr>
+        <w:t>Đó</w:t>
+      </w:r>
+      <w:proofErr w:type="spellEnd"/>
+      <w:r>
+        <w:rPr>
+          <w:lang w:val="en-US"/>
+        </w:rPr>
+        <w:t>?</w:t>
       </w:r>
     </w:p>
     <w:p>
@@ -1542,7 +5482,91 @@
         <w:rPr>
           <w:lang w:val="en-US"/>
         </w:rPr>
-        <w:t>&lt;Biến Trước Đó&gt; = &lt;Biến Sắp Cộng&gt;++;</w:t>
+        <w:t>&lt;</w:t>
+      </w:r>
+      <w:proofErr w:type="spellStart"/>
+      <w:r>
+        <w:rPr>
+          <w:lang w:val="en-US"/>
+        </w:rPr>
+        <w:t>Biến</w:t>
+      </w:r>
+      <w:proofErr w:type="spellEnd"/>
+      <w:r>
+        <w:rPr>
+          <w:lang w:val="en-US"/>
+        </w:rPr>
+        <w:t xml:space="preserve"> </w:t>
+      </w:r>
+      <w:proofErr w:type="spellStart"/>
+      <w:r>
+        <w:rPr>
+          <w:lang w:val="en-US"/>
+        </w:rPr>
+        <w:t>Trước</w:t>
+      </w:r>
+      <w:proofErr w:type="spellEnd"/>
+      <w:r>
+        <w:rPr>
+          <w:lang w:val="en-US"/>
+        </w:rPr>
+        <w:t xml:space="preserve"> </w:t>
+      </w:r>
+      <w:proofErr w:type="spellStart"/>
+      <w:r>
+        <w:rPr>
+          <w:lang w:val="en-US"/>
+        </w:rPr>
+        <w:t>Đó</w:t>
+      </w:r>
+      <w:proofErr w:type="spellEnd"/>
+      <w:r>
+        <w:rPr>
+          <w:lang w:val="en-US"/>
+        </w:rPr>
+        <w:t>&gt; = &lt;</w:t>
+      </w:r>
+      <w:proofErr w:type="spellStart"/>
+      <w:r>
+        <w:rPr>
+          <w:lang w:val="en-US"/>
+        </w:rPr>
+        <w:t>Biến</w:t>
+      </w:r>
+      <w:proofErr w:type="spellEnd"/>
+      <w:r>
+        <w:rPr>
+          <w:lang w:val="en-US"/>
+        </w:rPr>
+        <w:t xml:space="preserve"> </w:t>
+      </w:r>
+      <w:proofErr w:type="spellStart"/>
+      <w:r>
+        <w:rPr>
+          <w:lang w:val="en-US"/>
+        </w:rPr>
+        <w:t>Sắp</w:t>
+      </w:r>
+      <w:proofErr w:type="spellEnd"/>
+      <w:r>
+        <w:rPr>
+          <w:lang w:val="en-US"/>
+        </w:rPr>
+        <w:t xml:space="preserve"> </w:t>
+      </w:r>
+      <w:proofErr w:type="spellStart"/>
+      <w:r>
+        <w:rPr>
+          <w:lang w:val="en-US"/>
+        </w:rPr>
+        <w:t>Cộng</w:t>
+      </w:r>
+      <w:proofErr w:type="spellEnd"/>
+      <w:r>
+        <w:rPr>
+          <w:lang w:val="en-US"/>
+        </w:rPr>
+        <w:t>&gt;++;</w:t>
       </w:r>
     </w:p>
     <w:p>
@@ -1556,12 +5580,28 @@
           <w:lang w:val="en-US"/>
         </w:rPr>
       </w:pPr>
-      <w:r>
-        <w:rPr>
-          <w:lang w:val="en-US"/>
-        </w:rPr>
-        <w:t>Ví dụ</w:t>
-      </w:r>
+      <w:proofErr w:type="spellStart"/>
+      <w:r>
+        <w:rPr>
+          <w:lang w:val="en-US"/>
+        </w:rPr>
+        <w:t>Ví</w:t>
+      </w:r>
+      <w:proofErr w:type="spellEnd"/>
+      <w:r>
+        <w:rPr>
+          <w:lang w:val="en-US"/>
+        </w:rPr>
+        <w:t xml:space="preserve"> </w:t>
+      </w:r>
+      <w:proofErr w:type="spellStart"/>
+      <w:r>
+        <w:rPr>
+          <w:lang w:val="en-US"/>
+        </w:rPr>
+        <w:t>dụ</w:t>
+      </w:r>
+      <w:proofErr w:type="spellEnd"/>
     </w:p>
     <w:p>
       <w:pPr>
@@ -1599,8 +5639,16 @@
         <w:rPr>
           <w:lang w:val="en-US"/>
         </w:rPr>
-        <w:t>Ta có</w:t>
-      </w:r>
+        <w:t xml:space="preserve">Ta </w:t>
+      </w:r>
+      <w:proofErr w:type="spellStart"/>
+      <w:r>
+        <w:rPr>
+          <w:lang w:val="en-US"/>
+        </w:rPr>
+        <w:t>có</w:t>
+      </w:r>
+      <w:proofErr w:type="spellEnd"/>
     </w:p>
     <w:tbl>
       <w:tblPr>
@@ -1669,12 +5717,28 @@
           <w:lang w:val="en-US"/>
         </w:rPr>
       </w:pPr>
-      <w:r>
-        <w:rPr>
-          <w:lang w:val="en-US"/>
-        </w:rPr>
-        <w:t>Tiếp tục</w:t>
-      </w:r>
+      <w:proofErr w:type="spellStart"/>
+      <w:r>
+        <w:rPr>
+          <w:lang w:val="en-US"/>
+        </w:rPr>
+        <w:t>Tiếp</w:t>
+      </w:r>
+      <w:proofErr w:type="spellEnd"/>
+      <w:r>
+        <w:rPr>
+          <w:lang w:val="en-US"/>
+        </w:rPr>
+        <w:t xml:space="preserve"> </w:t>
+      </w:r>
+      <w:proofErr w:type="spellStart"/>
+      <w:r>
+        <w:rPr>
+          <w:lang w:val="en-US"/>
+        </w:rPr>
+        <w:t>tục</w:t>
+      </w:r>
+      <w:proofErr w:type="spellEnd"/>
     </w:p>
     <w:p>
       <w:pPr>
@@ -1718,8 +5782,16 @@
         <w:rPr>
           <w:lang w:val="en-US"/>
         </w:rPr>
-        <w:t>Ta có</w:t>
-      </w:r>
+        <w:t xml:space="preserve">Ta </w:t>
+      </w:r>
+      <w:proofErr w:type="spellStart"/>
+      <w:r>
+        <w:rPr>
+          <w:lang w:val="en-US"/>
+        </w:rPr>
+        <w:t>có</w:t>
+      </w:r>
+      <w:proofErr w:type="spellEnd"/>
     </w:p>
     <w:tbl>
       <w:tblPr>
@@ -1832,12 +5904,20 @@
           <w:lang w:val="en-US"/>
         </w:rPr>
       </w:pPr>
+      <w:proofErr w:type="spellStart"/>
       <w:r>
         <w:rPr>
           <w:lang w:val="en-US"/>
         </w:rPr>
         <w:lastRenderedPageBreak/>
-        <w:t xml:space="preserve">Phép </w:t>
+        <w:t>Phép</w:t>
+      </w:r>
+      <w:proofErr w:type="spellEnd"/>
+      <w:r>
+        <w:rPr>
+          <w:lang w:val="en-US"/>
+        </w:rPr>
+        <w:t xml:space="preserve"> </w:t>
       </w:r>
       <w:r>
         <w:rPr>
@@ -1864,7 +5944,49 @@
         <w:rPr>
           <w:lang w:val="en-US"/>
         </w:rPr>
-        <w:t>&lt;Thương&gt; = &lt;Số Bị Chia&gt; / &lt;Số Chia&gt;;</w:t>
+        <w:t>&lt;Thương&gt; = &lt;</w:t>
+      </w:r>
+      <w:proofErr w:type="spellStart"/>
+      <w:r>
+        <w:rPr>
+          <w:lang w:val="en-US"/>
+        </w:rPr>
+        <w:t>Số</w:t>
+      </w:r>
+      <w:proofErr w:type="spellEnd"/>
+      <w:r>
+        <w:rPr>
+          <w:lang w:val="en-US"/>
+        </w:rPr>
+        <w:t xml:space="preserve"> </w:t>
+      </w:r>
+      <w:proofErr w:type="spellStart"/>
+      <w:r>
+        <w:rPr>
+          <w:lang w:val="en-US"/>
+        </w:rPr>
+        <w:t>Bị</w:t>
+      </w:r>
+      <w:proofErr w:type="spellEnd"/>
+      <w:r>
+        <w:rPr>
+          <w:lang w:val="en-US"/>
+        </w:rPr>
+        <w:t xml:space="preserve"> Chia&gt; / &lt;</w:t>
+      </w:r>
+      <w:proofErr w:type="spellStart"/>
+      <w:r>
+        <w:rPr>
+          <w:lang w:val="en-US"/>
+        </w:rPr>
+        <w:t>Số</w:t>
+      </w:r>
+      <w:proofErr w:type="spellEnd"/>
+      <w:r>
+        <w:rPr>
+          <w:lang w:val="en-US"/>
+        </w:rPr>
+        <w:t xml:space="preserve"> Chia&gt;;</w:t>
       </w:r>
     </w:p>
     <w:p>
@@ -1882,8 +6004,86 @@
         <w:rPr>
           <w:lang w:val="en-US"/>
         </w:rPr>
-        <w:t>&lt;Số Bị Chia&gt; và &lt;Số Chia&gt; phải nguyên</w:t>
-      </w:r>
+        <w:t>&lt;</w:t>
+      </w:r>
+      <w:proofErr w:type="spellStart"/>
+      <w:r>
+        <w:rPr>
+          <w:lang w:val="en-US"/>
+        </w:rPr>
+        <w:t>Số</w:t>
+      </w:r>
+      <w:proofErr w:type="spellEnd"/>
+      <w:r>
+        <w:rPr>
+          <w:lang w:val="en-US"/>
+        </w:rPr>
+        <w:t xml:space="preserve"> </w:t>
+      </w:r>
+      <w:proofErr w:type="spellStart"/>
+      <w:r>
+        <w:rPr>
+          <w:lang w:val="en-US"/>
+        </w:rPr>
+        <w:t>Bị</w:t>
+      </w:r>
+      <w:proofErr w:type="spellEnd"/>
+      <w:r>
+        <w:rPr>
+          <w:lang w:val="en-US"/>
+        </w:rPr>
+        <w:t xml:space="preserve"> Chia&gt; </w:t>
+      </w:r>
+      <w:proofErr w:type="spellStart"/>
+      <w:r>
+        <w:rPr>
+          <w:lang w:val="en-US"/>
+        </w:rPr>
+        <w:t>và</w:t>
+      </w:r>
+      <w:proofErr w:type="spellEnd"/>
+      <w:r>
+        <w:rPr>
+          <w:lang w:val="en-US"/>
+        </w:rPr>
+        <w:t xml:space="preserve"> &lt;</w:t>
+      </w:r>
+      <w:proofErr w:type="spellStart"/>
+      <w:r>
+        <w:rPr>
+          <w:lang w:val="en-US"/>
+        </w:rPr>
+        <w:t>Số</w:t>
+      </w:r>
+      <w:proofErr w:type="spellEnd"/>
+      <w:r>
+        <w:rPr>
+          <w:lang w:val="en-US"/>
+        </w:rPr>
+        <w:t xml:space="preserve"> Chia&gt; </w:t>
+      </w:r>
+      <w:proofErr w:type="spellStart"/>
+      <w:r>
+        <w:rPr>
+          <w:lang w:val="en-US"/>
+        </w:rPr>
+        <w:t>phải</w:t>
+      </w:r>
+      <w:proofErr w:type="spellEnd"/>
+      <w:r>
+        <w:rPr>
+          <w:lang w:val="en-US"/>
+        </w:rPr>
+        <w:t xml:space="preserve"> </w:t>
+      </w:r>
+      <w:proofErr w:type="spellStart"/>
+      <w:r>
+        <w:rPr>
+          <w:lang w:val="en-US"/>
+        </w:rPr>
+        <w:t>nguyên</w:t>
+      </w:r>
+      <w:proofErr w:type="spellEnd"/>
     </w:p>
     <w:p>
       <w:pPr>
@@ -1900,7 +6100,91 @@
         <w:rPr>
           <w:lang w:val="en-US"/>
         </w:rPr>
-        <w:t>&lt;Thương&gt; sẽ là phần nguyên của phép chia</w:t>
+        <w:t xml:space="preserve">&lt;Thương&gt; </w:t>
+      </w:r>
+      <w:proofErr w:type="spellStart"/>
+      <w:r>
+        <w:rPr>
+          <w:lang w:val="en-US"/>
+        </w:rPr>
+        <w:t>sẽ</w:t>
+      </w:r>
+      <w:proofErr w:type="spellEnd"/>
+      <w:r>
+        <w:rPr>
+          <w:lang w:val="en-US"/>
+        </w:rPr>
+        <w:t xml:space="preserve"> </w:t>
+      </w:r>
+      <w:proofErr w:type="spellStart"/>
+      <w:r>
+        <w:rPr>
+          <w:lang w:val="en-US"/>
+        </w:rPr>
+        <w:t>là</w:t>
+      </w:r>
+      <w:proofErr w:type="spellEnd"/>
+      <w:r>
+        <w:rPr>
+          <w:lang w:val="en-US"/>
+        </w:rPr>
+        <w:t xml:space="preserve"> </w:t>
+      </w:r>
+      <w:proofErr w:type="spellStart"/>
+      <w:r>
+        <w:rPr>
+          <w:lang w:val="en-US"/>
+        </w:rPr>
+        <w:t>phần</w:t>
+      </w:r>
+      <w:proofErr w:type="spellEnd"/>
+      <w:r>
+        <w:rPr>
+          <w:lang w:val="en-US"/>
+        </w:rPr>
+        <w:t xml:space="preserve"> </w:t>
+      </w:r>
+      <w:proofErr w:type="spellStart"/>
+      <w:r>
+        <w:rPr>
+          <w:lang w:val="en-US"/>
+        </w:rPr>
+        <w:t>nguyên</w:t>
+      </w:r>
+      <w:proofErr w:type="spellEnd"/>
+      <w:r>
+        <w:rPr>
+          <w:lang w:val="en-US"/>
+        </w:rPr>
+        <w:t xml:space="preserve"> </w:t>
+      </w:r>
+      <w:proofErr w:type="spellStart"/>
+      <w:r>
+        <w:rPr>
+          <w:lang w:val="en-US"/>
+        </w:rPr>
+        <w:t>của</w:t>
+      </w:r>
+      <w:proofErr w:type="spellEnd"/>
+      <w:r>
+        <w:rPr>
+          <w:lang w:val="en-US"/>
+        </w:rPr>
+        <w:t xml:space="preserve"> </w:t>
+      </w:r>
+      <w:proofErr w:type="spellStart"/>
+      <w:r>
+        <w:rPr>
+          <w:lang w:val="en-US"/>
+        </w:rPr>
+        <w:t>phép</w:t>
+      </w:r>
+      <w:proofErr w:type="spellEnd"/>
+      <w:r>
+        <w:rPr>
+          <w:lang w:val="en-US"/>
+        </w:rPr>
+        <w:t xml:space="preserve"> chia</w:t>
       </w:r>
     </w:p>
     <w:p>
@@ -1914,12 +6198,28 @@
           <w:lang w:val="en-US"/>
         </w:rPr>
       </w:pPr>
-      <w:r>
-        <w:rPr>
-          <w:lang w:val="en-US"/>
-        </w:rPr>
-        <w:t>Ví dụ</w:t>
-      </w:r>
+      <w:proofErr w:type="spellStart"/>
+      <w:r>
+        <w:rPr>
+          <w:lang w:val="en-US"/>
+        </w:rPr>
+        <w:t>Ví</w:t>
+      </w:r>
+      <w:proofErr w:type="spellEnd"/>
+      <w:r>
+        <w:rPr>
+          <w:lang w:val="en-US"/>
+        </w:rPr>
+        <w:t xml:space="preserve"> </w:t>
+      </w:r>
+      <w:proofErr w:type="spellStart"/>
+      <w:r>
+        <w:rPr>
+          <w:lang w:val="en-US"/>
+        </w:rPr>
+        <w:t>dụ</w:t>
+      </w:r>
+      <w:proofErr w:type="spellEnd"/>
     </w:p>
     <w:p>
       <w:pPr>
@@ -1957,8 +6257,16 @@
         <w:rPr>
           <w:lang w:val="en-US"/>
         </w:rPr>
-        <w:t>Ta có</w:t>
-      </w:r>
+        <w:t xml:space="preserve">Ta </w:t>
+      </w:r>
+      <w:proofErr w:type="spellStart"/>
+      <w:r>
+        <w:rPr>
+          <w:lang w:val="en-US"/>
+        </w:rPr>
+        <w:t>có</w:t>
+      </w:r>
+      <w:proofErr w:type="spellEnd"/>
     </w:p>
     <w:tbl>
       <w:tblPr>
@@ -2115,11 +6423,47 @@
           <w:lang w:val="en-US"/>
         </w:rPr>
       </w:pPr>
-      <w:r>
-        <w:rPr>
-          <w:lang w:val="en-US"/>
-        </w:rPr>
-        <w:t>Phép Chia Thập phân?</w:t>
+      <w:proofErr w:type="spellStart"/>
+      <w:r>
+        <w:rPr>
+          <w:lang w:val="en-US"/>
+        </w:rPr>
+        <w:t>Phép</w:t>
+      </w:r>
+      <w:proofErr w:type="spellEnd"/>
+      <w:r>
+        <w:rPr>
+          <w:lang w:val="en-US"/>
+        </w:rPr>
+        <w:t xml:space="preserve"> Chia </w:t>
+      </w:r>
+      <w:proofErr w:type="spellStart"/>
+      <w:r>
+        <w:rPr>
+          <w:lang w:val="en-US"/>
+        </w:rPr>
+        <w:t>Thập</w:t>
+      </w:r>
+      <w:proofErr w:type="spellEnd"/>
+      <w:r>
+        <w:rPr>
+          <w:lang w:val="en-US"/>
+        </w:rPr>
+        <w:t xml:space="preserve"> </w:t>
+      </w:r>
+      <w:proofErr w:type="spellStart"/>
+      <w:r>
+        <w:rPr>
+          <w:lang w:val="en-US"/>
+        </w:rPr>
+        <w:t>phân</w:t>
+      </w:r>
+      <w:proofErr w:type="spellEnd"/>
+      <w:r>
+        <w:rPr>
+          <w:lang w:val="en-US"/>
+        </w:rPr>
+        <w:t>?</w:t>
       </w:r>
     </w:p>
     <w:p>
@@ -2140,7 +6484,49 @@
         <w:rPr>
           <w:lang w:val="en-US"/>
         </w:rPr>
-        <w:t>&lt;Thương&gt; = &lt;Số Bị Chia&gt; / &lt;Số Chia&gt;;</w:t>
+        <w:t>&lt;Thương&gt; = &lt;</w:t>
+      </w:r>
+      <w:proofErr w:type="spellStart"/>
+      <w:r>
+        <w:rPr>
+          <w:lang w:val="en-US"/>
+        </w:rPr>
+        <w:t>Số</w:t>
+      </w:r>
+      <w:proofErr w:type="spellEnd"/>
+      <w:r>
+        <w:rPr>
+          <w:lang w:val="en-US"/>
+        </w:rPr>
+        <w:t xml:space="preserve"> </w:t>
+      </w:r>
+      <w:proofErr w:type="spellStart"/>
+      <w:r>
+        <w:rPr>
+          <w:lang w:val="en-US"/>
+        </w:rPr>
+        <w:t>Bị</w:t>
+      </w:r>
+      <w:proofErr w:type="spellEnd"/>
+      <w:r>
+        <w:rPr>
+          <w:lang w:val="en-US"/>
+        </w:rPr>
+        <w:t xml:space="preserve"> Chia&gt; / &lt;</w:t>
+      </w:r>
+      <w:proofErr w:type="spellStart"/>
+      <w:r>
+        <w:rPr>
+          <w:lang w:val="en-US"/>
+        </w:rPr>
+        <w:t>Số</w:t>
+      </w:r>
+      <w:proofErr w:type="spellEnd"/>
+      <w:r>
+        <w:rPr>
+          <w:lang w:val="en-US"/>
+        </w:rPr>
+        <w:t xml:space="preserve"> Chia&gt;;</w:t>
       </w:r>
     </w:p>
     <w:p>
@@ -2158,26 +6544,156 @@
         <w:rPr>
           <w:lang w:val="en-US"/>
         </w:rPr>
-        <w:t xml:space="preserve">&lt;Số Bị Chia&gt; </w:t>
-      </w:r>
+        <w:t>&lt;</w:t>
+      </w:r>
+      <w:proofErr w:type="spellStart"/>
+      <w:r>
+        <w:rPr>
+          <w:lang w:val="en-US"/>
+        </w:rPr>
+        <w:t>Số</w:t>
+      </w:r>
+      <w:proofErr w:type="spellEnd"/>
+      <w:r>
+        <w:rPr>
+          <w:lang w:val="en-US"/>
+        </w:rPr>
+        <w:t xml:space="preserve"> </w:t>
+      </w:r>
+      <w:proofErr w:type="spellStart"/>
+      <w:r>
+        <w:rPr>
+          <w:lang w:val="en-US"/>
+        </w:rPr>
+        <w:t>Bị</w:t>
+      </w:r>
+      <w:proofErr w:type="spellEnd"/>
+      <w:r>
+        <w:rPr>
+          <w:lang w:val="en-US"/>
+        </w:rPr>
+        <w:t xml:space="preserve"> Chia&gt; </w:t>
+      </w:r>
+      <w:proofErr w:type="spellStart"/>
       <w:r>
         <w:rPr>
           <w:lang w:val="en-US"/>
         </w:rPr>
         <w:t>hoặc</w:t>
       </w:r>
-      <w:r>
-        <w:rPr>
-          <w:lang w:val="en-US"/>
-        </w:rPr>
-        <w:t xml:space="preserve"> &lt;Số Chia&gt;</w:t>
-      </w:r>
-      <w:r>
-        <w:rPr>
-          <w:lang w:val="en-US"/>
-        </w:rPr>
-        <w:t xml:space="preserve"> hoặc cả 2 phải là số thập phân</w:t>
-      </w:r>
+      <w:proofErr w:type="spellEnd"/>
+      <w:r>
+        <w:rPr>
+          <w:lang w:val="en-US"/>
+        </w:rPr>
+        <w:t xml:space="preserve"> &lt;</w:t>
+      </w:r>
+      <w:proofErr w:type="spellStart"/>
+      <w:r>
+        <w:rPr>
+          <w:lang w:val="en-US"/>
+        </w:rPr>
+        <w:t>Số</w:t>
+      </w:r>
+      <w:proofErr w:type="spellEnd"/>
+      <w:r>
+        <w:rPr>
+          <w:lang w:val="en-US"/>
+        </w:rPr>
+        <w:t xml:space="preserve"> Chia&gt; </w:t>
+      </w:r>
+      <w:proofErr w:type="spellStart"/>
+      <w:r>
+        <w:rPr>
+          <w:lang w:val="en-US"/>
+        </w:rPr>
+        <w:t>hoặc</w:t>
+      </w:r>
+      <w:proofErr w:type="spellEnd"/>
+      <w:r>
+        <w:rPr>
+          <w:lang w:val="en-US"/>
+        </w:rPr>
+        <w:t xml:space="preserve"> </w:t>
+      </w:r>
+      <w:proofErr w:type="spellStart"/>
+      <w:r>
+        <w:rPr>
+          <w:lang w:val="en-US"/>
+        </w:rPr>
+        <w:t>cả</w:t>
+      </w:r>
+      <w:proofErr w:type="spellEnd"/>
+      <w:r>
+        <w:rPr>
+          <w:lang w:val="en-US"/>
+        </w:rPr>
+        <w:t xml:space="preserve"> 2 </w:t>
+      </w:r>
+      <w:proofErr w:type="spellStart"/>
+      <w:r>
+        <w:rPr>
+          <w:lang w:val="en-US"/>
+        </w:rPr>
+        <w:t>phải</w:t>
+      </w:r>
+      <w:proofErr w:type="spellEnd"/>
+      <w:r>
+        <w:rPr>
+          <w:lang w:val="en-US"/>
+        </w:rPr>
+        <w:t xml:space="preserve"> </w:t>
+      </w:r>
+      <w:proofErr w:type="spellStart"/>
+      <w:r>
+        <w:rPr>
+          <w:lang w:val="en-US"/>
+        </w:rPr>
+        <w:t>là</w:t>
+      </w:r>
+      <w:proofErr w:type="spellEnd"/>
+      <w:r>
+        <w:rPr>
+          <w:lang w:val="en-US"/>
+        </w:rPr>
+        <w:t xml:space="preserve"> </w:t>
+      </w:r>
+      <w:proofErr w:type="spellStart"/>
+      <w:r>
+        <w:rPr>
+          <w:lang w:val="en-US"/>
+        </w:rPr>
+        <w:t>số</w:t>
+      </w:r>
+      <w:proofErr w:type="spellEnd"/>
+      <w:r>
+        <w:rPr>
+          <w:lang w:val="en-US"/>
+        </w:rPr>
+        <w:t xml:space="preserve"> </w:t>
+      </w:r>
+      <w:proofErr w:type="spellStart"/>
+      <w:r>
+        <w:rPr>
+          <w:lang w:val="en-US"/>
+        </w:rPr>
+        <w:t>thập</w:t>
+      </w:r>
+      <w:proofErr w:type="spellEnd"/>
+      <w:r>
+        <w:rPr>
+          <w:lang w:val="en-US"/>
+        </w:rPr>
+        <w:t xml:space="preserve"> </w:t>
+      </w:r>
+      <w:proofErr w:type="spellStart"/>
+      <w:r>
+        <w:rPr>
+          <w:lang w:val="en-US"/>
+        </w:rPr>
+        <w:t>phân</w:t>
+      </w:r>
+      <w:proofErr w:type="spellEnd"/>
     </w:p>
     <w:p>
       <w:pPr>
@@ -2196,11 +6712,131 @@
         </w:rPr>
         <w:t xml:space="preserve">&lt;Thương&gt; </w:t>
       </w:r>
-      <w:r>
-        <w:rPr>
-          <w:lang w:val="en-US"/>
-        </w:rPr>
-        <w:t>sẽ là số thập phân, = kết quả của phép chia</w:t>
+      <w:proofErr w:type="spellStart"/>
+      <w:r>
+        <w:rPr>
+          <w:lang w:val="en-US"/>
+        </w:rPr>
+        <w:t>sẽ</w:t>
+      </w:r>
+      <w:proofErr w:type="spellEnd"/>
+      <w:r>
+        <w:rPr>
+          <w:lang w:val="en-US"/>
+        </w:rPr>
+        <w:t xml:space="preserve"> </w:t>
+      </w:r>
+      <w:proofErr w:type="spellStart"/>
+      <w:r>
+        <w:rPr>
+          <w:lang w:val="en-US"/>
+        </w:rPr>
+        <w:t>là</w:t>
+      </w:r>
+      <w:proofErr w:type="spellEnd"/>
+      <w:r>
+        <w:rPr>
+          <w:lang w:val="en-US"/>
+        </w:rPr>
+        <w:t xml:space="preserve"> </w:t>
+      </w:r>
+      <w:proofErr w:type="spellStart"/>
+      <w:r>
+        <w:rPr>
+          <w:lang w:val="en-US"/>
+        </w:rPr>
+        <w:t>số</w:t>
+      </w:r>
+      <w:proofErr w:type="spellEnd"/>
+      <w:r>
+        <w:rPr>
+          <w:lang w:val="en-US"/>
+        </w:rPr>
+        <w:t xml:space="preserve"> </w:t>
+      </w:r>
+      <w:proofErr w:type="spellStart"/>
+      <w:r>
+        <w:rPr>
+          <w:lang w:val="en-US"/>
+        </w:rPr>
+        <w:t>thập</w:t>
+      </w:r>
+      <w:proofErr w:type="spellEnd"/>
+      <w:r>
+        <w:rPr>
+          <w:lang w:val="en-US"/>
+        </w:rPr>
+        <w:t xml:space="preserve"> </w:t>
+      </w:r>
+      <w:proofErr w:type="spellStart"/>
+      <w:r>
+        <w:rPr>
+          <w:lang w:val="en-US"/>
+        </w:rPr>
+        <w:t>phân</w:t>
+      </w:r>
+      <w:proofErr w:type="spellEnd"/>
+      <w:r>
+        <w:rPr>
+          <w:lang w:val="en-US"/>
+        </w:rPr>
+        <w:t xml:space="preserve">, = </w:t>
+      </w:r>
+      <w:proofErr w:type="spellStart"/>
+      <w:r>
+        <w:rPr>
+          <w:lang w:val="en-US"/>
+        </w:rPr>
+        <w:t>kết</w:t>
+      </w:r>
+      <w:proofErr w:type="spellEnd"/>
+      <w:r>
+        <w:rPr>
+          <w:lang w:val="en-US"/>
+        </w:rPr>
+        <w:t xml:space="preserve"> </w:t>
+      </w:r>
+      <w:proofErr w:type="spellStart"/>
+      <w:r>
+        <w:rPr>
+          <w:lang w:val="en-US"/>
+        </w:rPr>
+        <w:t>quả</w:t>
+      </w:r>
+      <w:proofErr w:type="spellEnd"/>
+      <w:r>
+        <w:rPr>
+          <w:lang w:val="en-US"/>
+        </w:rPr>
+        <w:t xml:space="preserve"> </w:t>
+      </w:r>
+      <w:proofErr w:type="spellStart"/>
+      <w:r>
+        <w:rPr>
+          <w:lang w:val="en-US"/>
+        </w:rPr>
+        <w:t>của</w:t>
+      </w:r>
+      <w:proofErr w:type="spellEnd"/>
+      <w:r>
+        <w:rPr>
+          <w:lang w:val="en-US"/>
+        </w:rPr>
+        <w:t xml:space="preserve"> </w:t>
+      </w:r>
+      <w:proofErr w:type="spellStart"/>
+      <w:r>
+        <w:rPr>
+          <w:lang w:val="en-US"/>
+        </w:rPr>
+        <w:t>phép</w:t>
+      </w:r>
+      <w:proofErr w:type="spellEnd"/>
+      <w:r>
+        <w:rPr>
+          <w:lang w:val="en-US"/>
+        </w:rPr>
+        <w:t xml:space="preserve"> chia</w:t>
       </w:r>
     </w:p>
     <w:p>
@@ -2214,12 +6850,28 @@
           <w:lang w:val="en-US"/>
         </w:rPr>
       </w:pPr>
-      <w:r>
-        <w:rPr>
-          <w:lang w:val="en-US"/>
-        </w:rPr>
-        <w:t>Ví dụ</w:t>
-      </w:r>
+      <w:proofErr w:type="spellStart"/>
+      <w:r>
+        <w:rPr>
+          <w:lang w:val="en-US"/>
+        </w:rPr>
+        <w:t>Ví</w:t>
+      </w:r>
+      <w:proofErr w:type="spellEnd"/>
+      <w:r>
+        <w:rPr>
+          <w:lang w:val="en-US"/>
+        </w:rPr>
+        <w:t xml:space="preserve"> </w:t>
+      </w:r>
+      <w:proofErr w:type="spellStart"/>
+      <w:r>
+        <w:rPr>
+          <w:lang w:val="en-US"/>
+        </w:rPr>
+        <w:t>dụ</w:t>
+      </w:r>
+      <w:proofErr w:type="spellEnd"/>
     </w:p>
     <w:p>
       <w:pPr>
@@ -2257,8 +6909,16 @@
         <w:rPr>
           <w:lang w:val="en-US"/>
         </w:rPr>
-        <w:t>Ta có</w:t>
-      </w:r>
+        <w:t xml:space="preserve">Ta </w:t>
+      </w:r>
+      <w:proofErr w:type="spellStart"/>
+      <w:r>
+        <w:rPr>
+          <w:lang w:val="en-US"/>
+        </w:rPr>
+        <w:t>có</w:t>
+      </w:r>
+      <w:proofErr w:type="spellEnd"/>
     </w:p>
     <w:tbl>
       <w:tblPr>
@@ -2310,13 +6970,7 @@
               <w:rPr>
                 <w:lang w:val="en-US"/>
               </w:rPr>
-              <w:t>8</w:t>
-            </w:r>
-            <w:r>
-              <w:rPr>
-                <w:lang w:val="en-US"/>
-              </w:rPr>
-              <w:t>.</w:t>
+              <w:t>8.</w:t>
             </w:r>
           </w:p>
         </w:tc>
@@ -2404,13 +7058,7 @@
               <w:rPr>
                 <w:lang w:val="en-US"/>
               </w:rPr>
-              <w:t>2</w:t>
-            </w:r>
-            <w:r>
-              <w:rPr>
-                <w:lang w:val="en-US"/>
-              </w:rPr>
-              <w:t>.66667</w:t>
+              <w:t>2.66667</w:t>
             </w:r>
           </w:p>
         </w:tc>
@@ -2433,10 +7081,36 @@
         <w:rPr>
           <w:lang w:val="en-US"/>
         </w:rPr>
-        <w:t>Loop – Vòng Lặp:</w:t>
-      </w:r>
-      <w:bookmarkStart w:id="0" w:name="_GoBack"/>
-      <w:bookmarkEnd w:id="0"/>
+        <w:t xml:space="preserve">Loop – </w:t>
+      </w:r>
+      <w:proofErr w:type="spellStart"/>
+      <w:r>
+        <w:rPr>
+          <w:lang w:val="en-US"/>
+        </w:rPr>
+        <w:t>Vòng</w:t>
+      </w:r>
+      <w:proofErr w:type="spellEnd"/>
+      <w:r>
+        <w:rPr>
+          <w:lang w:val="en-US"/>
+        </w:rPr>
+        <w:t xml:space="preserve"> </w:t>
+      </w:r>
+      <w:proofErr w:type="spellStart"/>
+      <w:r>
+        <w:rPr>
+          <w:lang w:val="en-US"/>
+        </w:rPr>
+        <w:t>Lặp</w:t>
+      </w:r>
+      <w:proofErr w:type="spellEnd"/>
+      <w:r>
+        <w:rPr>
+          <w:lang w:val="en-US"/>
+        </w:rPr>
+        <w:t>:</w:t>
+      </w:r>
     </w:p>
     <w:p>
       <w:pPr>
@@ -2480,8 +7154,94 @@
         <w:rPr>
           <w:lang w:val="en-US"/>
         </w:rPr>
-        <w:t>or (&lt;Lệnh Đầu&gt;; &lt;Điều Kiện&gt;; &lt;Lệnh Cuối&gt;){</w:t>
-      </w:r>
+        <w:t>or (&lt;</w:t>
+      </w:r>
+      <w:proofErr w:type="spellStart"/>
+      <w:r>
+        <w:rPr>
+          <w:lang w:val="en-US"/>
+        </w:rPr>
+        <w:t>Lệnh</w:t>
+      </w:r>
+      <w:proofErr w:type="spellEnd"/>
+      <w:r>
+        <w:rPr>
+          <w:lang w:val="en-US"/>
+        </w:rPr>
+        <w:t xml:space="preserve"> </w:t>
+      </w:r>
+      <w:proofErr w:type="spellStart"/>
+      <w:r>
+        <w:rPr>
+          <w:lang w:val="en-US"/>
+        </w:rPr>
+        <w:t>Đầu</w:t>
+      </w:r>
+      <w:proofErr w:type="spellEnd"/>
+      <w:r>
+        <w:rPr>
+          <w:lang w:val="en-US"/>
+        </w:rPr>
+        <w:t>&gt;; &lt;</w:t>
+      </w:r>
+      <w:proofErr w:type="spellStart"/>
+      <w:r>
+        <w:rPr>
+          <w:lang w:val="en-US"/>
+        </w:rPr>
+        <w:t>Điều</w:t>
+      </w:r>
+      <w:proofErr w:type="spellEnd"/>
+      <w:r>
+        <w:rPr>
+          <w:lang w:val="en-US"/>
+        </w:rPr>
+        <w:t xml:space="preserve"> </w:t>
+      </w:r>
+      <w:proofErr w:type="spellStart"/>
+      <w:r>
+        <w:rPr>
+          <w:lang w:val="en-US"/>
+        </w:rPr>
+        <w:t>Kiện</w:t>
+      </w:r>
+      <w:proofErr w:type="spellEnd"/>
+      <w:r>
+        <w:rPr>
+          <w:lang w:val="en-US"/>
+        </w:rPr>
+        <w:t>&gt;; &lt;</w:t>
+      </w:r>
+      <w:proofErr w:type="spellStart"/>
+      <w:r>
+        <w:rPr>
+          <w:lang w:val="en-US"/>
+        </w:rPr>
+        <w:t>Lệnh</w:t>
+      </w:r>
+      <w:proofErr w:type="spellEnd"/>
+      <w:r>
+        <w:rPr>
+          <w:lang w:val="en-US"/>
+        </w:rPr>
+        <w:t xml:space="preserve"> </w:t>
+      </w:r>
+      <w:proofErr w:type="spellStart"/>
+      <w:r>
+        <w:rPr>
+          <w:lang w:val="en-US"/>
+        </w:rPr>
+        <w:t>Cuối</w:t>
+      </w:r>
+      <w:proofErr w:type="spellEnd"/>
+      <w:proofErr w:type="gramStart"/>
+      <w:r>
+        <w:rPr>
+          <w:lang w:val="en-US"/>
+        </w:rPr>
+        <w:t>&gt;){</w:t>
+      </w:r>
+      <w:proofErr w:type="gramEnd"/>
     </w:p>
     <w:p>
       <w:pPr>
@@ -2501,7 +7261,49 @@
         <w:rPr>
           <w:lang w:val="en-US"/>
         </w:rPr>
-        <w:t xml:space="preserve">    &lt;Làm Gì Đó&gt;</w:t>
+        <w:t xml:space="preserve">    &lt;</w:t>
+      </w:r>
+      <w:proofErr w:type="spellStart"/>
+      <w:r>
+        <w:rPr>
+          <w:lang w:val="en-US"/>
+        </w:rPr>
+        <w:t>Làm</w:t>
+      </w:r>
+      <w:proofErr w:type="spellEnd"/>
+      <w:r>
+        <w:rPr>
+          <w:lang w:val="en-US"/>
+        </w:rPr>
+        <w:t xml:space="preserve"> </w:t>
+      </w:r>
+      <w:proofErr w:type="spellStart"/>
+      <w:r>
+        <w:rPr>
+          <w:lang w:val="en-US"/>
+        </w:rPr>
+        <w:t>Gì</w:t>
+      </w:r>
+      <w:proofErr w:type="spellEnd"/>
+      <w:r>
+        <w:rPr>
+          <w:lang w:val="en-US"/>
+        </w:rPr>
+        <w:t xml:space="preserve"> </w:t>
+      </w:r>
+      <w:proofErr w:type="spellStart"/>
+      <w:r>
+        <w:rPr>
+          <w:lang w:val="en-US"/>
+        </w:rPr>
+        <w:t>Đó</w:t>
+      </w:r>
+      <w:proofErr w:type="spellEnd"/>
+      <w:r>
+        <w:rPr>
+          <w:lang w:val="en-US"/>
+        </w:rPr>
+        <w:t>&gt;</w:t>
       </w:r>
     </w:p>
     <w:p>
@@ -2540,8 +7342,198 @@
         <w:rPr>
           <w:lang w:val="en-US"/>
         </w:rPr>
-        <w:t>&lt;Lệnh Đầu&gt; sẽ được chạy 1 lần duy nhất trước khi bắt đầu vòng lặp</w:t>
-      </w:r>
+        <w:t>&lt;</w:t>
+      </w:r>
+      <w:proofErr w:type="spellStart"/>
+      <w:r>
+        <w:rPr>
+          <w:lang w:val="en-US"/>
+        </w:rPr>
+        <w:t>Lệnh</w:t>
+      </w:r>
+      <w:proofErr w:type="spellEnd"/>
+      <w:r>
+        <w:rPr>
+          <w:lang w:val="en-US"/>
+        </w:rPr>
+        <w:t xml:space="preserve"> </w:t>
+      </w:r>
+      <w:proofErr w:type="spellStart"/>
+      <w:r>
+        <w:rPr>
+          <w:lang w:val="en-US"/>
+        </w:rPr>
+        <w:t>Đầu</w:t>
+      </w:r>
+      <w:proofErr w:type="spellEnd"/>
+      <w:r>
+        <w:rPr>
+          <w:lang w:val="en-US"/>
+        </w:rPr>
+        <w:t xml:space="preserve">&gt; </w:t>
+      </w:r>
+      <w:proofErr w:type="spellStart"/>
+      <w:r>
+        <w:rPr>
+          <w:lang w:val="en-US"/>
+        </w:rPr>
+        <w:t>sẽ</w:t>
+      </w:r>
+      <w:proofErr w:type="spellEnd"/>
+      <w:r>
+        <w:rPr>
+          <w:lang w:val="en-US"/>
+        </w:rPr>
+        <w:t xml:space="preserve"> </w:t>
+      </w:r>
+      <w:proofErr w:type="spellStart"/>
+      <w:r>
+        <w:rPr>
+          <w:lang w:val="en-US"/>
+        </w:rPr>
+        <w:t>được</w:t>
+      </w:r>
+      <w:proofErr w:type="spellEnd"/>
+      <w:r>
+        <w:rPr>
+          <w:lang w:val="en-US"/>
+        </w:rPr>
+        <w:t xml:space="preserve"> </w:t>
+      </w:r>
+      <w:proofErr w:type="spellStart"/>
+      <w:r>
+        <w:rPr>
+          <w:lang w:val="en-US"/>
+        </w:rPr>
+        <w:t>chạy</w:t>
+      </w:r>
+      <w:proofErr w:type="spellEnd"/>
+      <w:r>
+        <w:rPr>
+          <w:lang w:val="en-US"/>
+        </w:rPr>
+        <w:t xml:space="preserve"> 1 </w:t>
+      </w:r>
+      <w:proofErr w:type="spellStart"/>
+      <w:r>
+        <w:rPr>
+          <w:lang w:val="en-US"/>
+        </w:rPr>
+        <w:t>lần</w:t>
+      </w:r>
+      <w:proofErr w:type="spellEnd"/>
+      <w:r>
+        <w:rPr>
+          <w:lang w:val="en-US"/>
+        </w:rPr>
+        <w:t xml:space="preserve"> </w:t>
+      </w:r>
+      <w:proofErr w:type="spellStart"/>
+      <w:r>
+        <w:rPr>
+          <w:lang w:val="en-US"/>
+        </w:rPr>
+        <w:t>duy</w:t>
+      </w:r>
+      <w:proofErr w:type="spellEnd"/>
+      <w:r>
+        <w:rPr>
+          <w:lang w:val="en-US"/>
+        </w:rPr>
+        <w:t xml:space="preserve"> </w:t>
+      </w:r>
+      <w:proofErr w:type="spellStart"/>
+      <w:r>
+        <w:rPr>
+          <w:lang w:val="en-US"/>
+        </w:rPr>
+        <w:t>nhất</w:t>
+      </w:r>
+      <w:proofErr w:type="spellEnd"/>
+      <w:r>
+        <w:rPr>
+          <w:lang w:val="en-US"/>
+        </w:rPr>
+        <w:t xml:space="preserve"> </w:t>
+      </w:r>
+      <w:proofErr w:type="spellStart"/>
+      <w:r>
+        <w:rPr>
+          <w:lang w:val="en-US"/>
+        </w:rPr>
+        <w:t>trước</w:t>
+      </w:r>
+      <w:proofErr w:type="spellEnd"/>
+      <w:r>
+        <w:rPr>
+          <w:lang w:val="en-US"/>
+        </w:rPr>
+        <w:t xml:space="preserve"> </w:t>
+      </w:r>
+      <w:proofErr w:type="spellStart"/>
+      <w:r>
+        <w:rPr>
+          <w:lang w:val="en-US"/>
+        </w:rPr>
+        <w:t>khi</w:t>
+      </w:r>
+      <w:proofErr w:type="spellEnd"/>
+      <w:r>
+        <w:rPr>
+          <w:lang w:val="en-US"/>
+        </w:rPr>
+        <w:t xml:space="preserve"> </w:t>
+      </w:r>
+      <w:proofErr w:type="spellStart"/>
+      <w:r>
+        <w:rPr>
+          <w:lang w:val="en-US"/>
+        </w:rPr>
+        <w:t>bắt</w:t>
+      </w:r>
+      <w:proofErr w:type="spellEnd"/>
+      <w:r>
+        <w:rPr>
+          <w:lang w:val="en-US"/>
+        </w:rPr>
+        <w:t xml:space="preserve"> </w:t>
+      </w:r>
+      <w:proofErr w:type="spellStart"/>
+      <w:r>
+        <w:rPr>
+          <w:lang w:val="en-US"/>
+        </w:rPr>
+        <w:t>đầu</w:t>
+      </w:r>
+      <w:proofErr w:type="spellEnd"/>
+      <w:r>
+        <w:rPr>
+          <w:lang w:val="en-US"/>
+        </w:rPr>
+        <w:t xml:space="preserve"> </w:t>
+      </w:r>
+      <w:proofErr w:type="spellStart"/>
+      <w:r>
+        <w:rPr>
+          <w:lang w:val="en-US"/>
+        </w:rPr>
+        <w:t>vòng</w:t>
+      </w:r>
+      <w:proofErr w:type="spellEnd"/>
+      <w:r>
+        <w:rPr>
+          <w:lang w:val="en-US"/>
+        </w:rPr>
+        <w:t xml:space="preserve"> </w:t>
+      </w:r>
+      <w:proofErr w:type="spellStart"/>
+      <w:r>
+        <w:rPr>
+          <w:lang w:val="en-US"/>
+        </w:rPr>
+        <w:t>lặp</w:t>
+      </w:r>
+      <w:proofErr w:type="spellEnd"/>
     </w:p>
     <w:p>
       <w:pPr>
@@ -2554,12 +7546,490 @@
           <w:lang w:val="en-US"/>
         </w:rPr>
       </w:pPr>
-      <w:r>
-        <w:rPr>
-          <w:lang w:val="en-US"/>
-        </w:rPr>
-        <w:t>Mỗi lần lặp, sẽ kiểm tra &lt;Điều Kiện&gt; trước, nếu nó trả về True, thì &lt;Làm Gì Đó&gt; được chạy và sau đó &lt;Lệnh Cuối&gt; sẽ chạy, còn nếu trả về False, thì kết thúc vòng lặp</w:t>
-      </w:r>
+      <w:proofErr w:type="spellStart"/>
+      <w:r>
+        <w:rPr>
+          <w:lang w:val="en-US"/>
+        </w:rPr>
+        <w:t>Mỗi</w:t>
+      </w:r>
+      <w:proofErr w:type="spellEnd"/>
+      <w:r>
+        <w:rPr>
+          <w:lang w:val="en-US"/>
+        </w:rPr>
+        <w:t xml:space="preserve"> </w:t>
+      </w:r>
+      <w:proofErr w:type="spellStart"/>
+      <w:r>
+        <w:rPr>
+          <w:lang w:val="en-US"/>
+        </w:rPr>
+        <w:t>lần</w:t>
+      </w:r>
+      <w:proofErr w:type="spellEnd"/>
+      <w:r>
+        <w:rPr>
+          <w:lang w:val="en-US"/>
+        </w:rPr>
+        <w:t xml:space="preserve"> </w:t>
+      </w:r>
+      <w:proofErr w:type="spellStart"/>
+      <w:r>
+        <w:rPr>
+          <w:lang w:val="en-US"/>
+        </w:rPr>
+        <w:t>lặp</w:t>
+      </w:r>
+      <w:proofErr w:type="spellEnd"/>
+      <w:r>
+        <w:rPr>
+          <w:lang w:val="en-US"/>
+        </w:rPr>
+        <w:t xml:space="preserve">, </w:t>
+      </w:r>
+      <w:proofErr w:type="spellStart"/>
+      <w:r>
+        <w:rPr>
+          <w:lang w:val="en-US"/>
+        </w:rPr>
+        <w:t>sẽ</w:t>
+      </w:r>
+      <w:proofErr w:type="spellEnd"/>
+      <w:r>
+        <w:rPr>
+          <w:lang w:val="en-US"/>
+        </w:rPr>
+        <w:t xml:space="preserve"> </w:t>
+      </w:r>
+      <w:proofErr w:type="spellStart"/>
+      <w:r>
+        <w:rPr>
+          <w:lang w:val="en-US"/>
+        </w:rPr>
+        <w:t>kiểm</w:t>
+      </w:r>
+      <w:proofErr w:type="spellEnd"/>
+      <w:r>
+        <w:rPr>
+          <w:lang w:val="en-US"/>
+        </w:rPr>
+        <w:t xml:space="preserve"> </w:t>
+      </w:r>
+      <w:proofErr w:type="spellStart"/>
+      <w:r>
+        <w:rPr>
+          <w:lang w:val="en-US"/>
+        </w:rPr>
+        <w:t>tra</w:t>
+      </w:r>
+      <w:proofErr w:type="spellEnd"/>
+      <w:r>
+        <w:rPr>
+          <w:lang w:val="en-US"/>
+        </w:rPr>
+        <w:t xml:space="preserve"> &lt;</w:t>
+      </w:r>
+      <w:proofErr w:type="spellStart"/>
+      <w:r>
+        <w:rPr>
+          <w:lang w:val="en-US"/>
+        </w:rPr>
+        <w:t>Điều</w:t>
+      </w:r>
+      <w:proofErr w:type="spellEnd"/>
+      <w:r>
+        <w:rPr>
+          <w:lang w:val="en-US"/>
+        </w:rPr>
+        <w:t xml:space="preserve"> </w:t>
+      </w:r>
+      <w:proofErr w:type="spellStart"/>
+      <w:r>
+        <w:rPr>
+          <w:lang w:val="en-US"/>
+        </w:rPr>
+        <w:t>Kiện</w:t>
+      </w:r>
+      <w:proofErr w:type="spellEnd"/>
+      <w:r>
+        <w:rPr>
+          <w:lang w:val="en-US"/>
+        </w:rPr>
+        <w:t xml:space="preserve">&gt; </w:t>
+      </w:r>
+      <w:proofErr w:type="spellStart"/>
+      <w:r>
+        <w:rPr>
+          <w:lang w:val="en-US"/>
+        </w:rPr>
+        <w:t>trước</w:t>
+      </w:r>
+      <w:proofErr w:type="spellEnd"/>
+      <w:r>
+        <w:rPr>
+          <w:lang w:val="en-US"/>
+        </w:rPr>
+        <w:t xml:space="preserve">, </w:t>
+      </w:r>
+      <w:proofErr w:type="spellStart"/>
+      <w:r>
+        <w:rPr>
+          <w:lang w:val="en-US"/>
+        </w:rPr>
+        <w:t>nếu</w:t>
+      </w:r>
+      <w:proofErr w:type="spellEnd"/>
+      <w:r>
+        <w:rPr>
+          <w:lang w:val="en-US"/>
+        </w:rPr>
+        <w:t xml:space="preserve"> </w:t>
+      </w:r>
+      <w:proofErr w:type="spellStart"/>
+      <w:r>
+        <w:rPr>
+          <w:lang w:val="en-US"/>
+        </w:rPr>
+        <w:t>nó</w:t>
+      </w:r>
+      <w:proofErr w:type="spellEnd"/>
+      <w:r>
+        <w:rPr>
+          <w:lang w:val="en-US"/>
+        </w:rPr>
+        <w:t xml:space="preserve"> </w:t>
+      </w:r>
+      <w:proofErr w:type="spellStart"/>
+      <w:r>
+        <w:rPr>
+          <w:lang w:val="en-US"/>
+        </w:rPr>
+        <w:t>trả</w:t>
+      </w:r>
+      <w:proofErr w:type="spellEnd"/>
+      <w:r>
+        <w:rPr>
+          <w:lang w:val="en-US"/>
+        </w:rPr>
+        <w:t xml:space="preserve"> </w:t>
+      </w:r>
+      <w:proofErr w:type="spellStart"/>
+      <w:r>
+        <w:rPr>
+          <w:lang w:val="en-US"/>
+        </w:rPr>
+        <w:t>về</w:t>
+      </w:r>
+      <w:proofErr w:type="spellEnd"/>
+      <w:r>
+        <w:rPr>
+          <w:lang w:val="en-US"/>
+        </w:rPr>
+        <w:t xml:space="preserve"> True, </w:t>
+      </w:r>
+      <w:proofErr w:type="spellStart"/>
+      <w:r>
+        <w:rPr>
+          <w:lang w:val="en-US"/>
+        </w:rPr>
+        <w:t>thì</w:t>
+      </w:r>
+      <w:proofErr w:type="spellEnd"/>
+      <w:r>
+        <w:rPr>
+          <w:lang w:val="en-US"/>
+        </w:rPr>
+        <w:t xml:space="preserve"> &lt;</w:t>
+      </w:r>
+      <w:proofErr w:type="spellStart"/>
+      <w:r>
+        <w:rPr>
+          <w:lang w:val="en-US"/>
+        </w:rPr>
+        <w:t>Làm</w:t>
+      </w:r>
+      <w:proofErr w:type="spellEnd"/>
+      <w:r>
+        <w:rPr>
+          <w:lang w:val="en-US"/>
+        </w:rPr>
+        <w:t xml:space="preserve"> </w:t>
+      </w:r>
+      <w:proofErr w:type="spellStart"/>
+      <w:r>
+        <w:rPr>
+          <w:lang w:val="en-US"/>
+        </w:rPr>
+        <w:t>Gì</w:t>
+      </w:r>
+      <w:proofErr w:type="spellEnd"/>
+      <w:r>
+        <w:rPr>
+          <w:lang w:val="en-US"/>
+        </w:rPr>
+        <w:t xml:space="preserve"> </w:t>
+      </w:r>
+      <w:proofErr w:type="spellStart"/>
+      <w:r>
+        <w:rPr>
+          <w:lang w:val="en-US"/>
+        </w:rPr>
+        <w:t>Đó</w:t>
+      </w:r>
+      <w:proofErr w:type="spellEnd"/>
+      <w:r>
+        <w:rPr>
+          <w:lang w:val="en-US"/>
+        </w:rPr>
+        <w:t xml:space="preserve">&gt; </w:t>
+      </w:r>
+      <w:proofErr w:type="spellStart"/>
+      <w:r>
+        <w:rPr>
+          <w:lang w:val="en-US"/>
+        </w:rPr>
+        <w:t>được</w:t>
+      </w:r>
+      <w:proofErr w:type="spellEnd"/>
+      <w:r>
+        <w:rPr>
+          <w:lang w:val="en-US"/>
+        </w:rPr>
+        <w:t xml:space="preserve"> </w:t>
+      </w:r>
+      <w:proofErr w:type="spellStart"/>
+      <w:r>
+        <w:rPr>
+          <w:lang w:val="en-US"/>
+        </w:rPr>
+        <w:t>chạy</w:t>
+      </w:r>
+      <w:proofErr w:type="spellEnd"/>
+      <w:r>
+        <w:rPr>
+          <w:lang w:val="en-US"/>
+        </w:rPr>
+        <w:t xml:space="preserve"> </w:t>
+      </w:r>
+      <w:proofErr w:type="spellStart"/>
+      <w:r>
+        <w:rPr>
+          <w:lang w:val="en-US"/>
+        </w:rPr>
+        <w:t>và</w:t>
+      </w:r>
+      <w:proofErr w:type="spellEnd"/>
+      <w:r>
+        <w:rPr>
+          <w:lang w:val="en-US"/>
+        </w:rPr>
+        <w:t xml:space="preserve"> </w:t>
+      </w:r>
+      <w:proofErr w:type="spellStart"/>
+      <w:r>
+        <w:rPr>
+          <w:lang w:val="en-US"/>
+        </w:rPr>
+        <w:t>sau</w:t>
+      </w:r>
+      <w:proofErr w:type="spellEnd"/>
+      <w:r>
+        <w:rPr>
+          <w:lang w:val="en-US"/>
+        </w:rPr>
+        <w:t xml:space="preserve"> </w:t>
+      </w:r>
+      <w:proofErr w:type="spellStart"/>
+      <w:r>
+        <w:rPr>
+          <w:lang w:val="en-US"/>
+        </w:rPr>
+        <w:t>đó</w:t>
+      </w:r>
+      <w:proofErr w:type="spellEnd"/>
+      <w:r>
+        <w:rPr>
+          <w:lang w:val="en-US"/>
+        </w:rPr>
+        <w:t xml:space="preserve"> &lt;</w:t>
+      </w:r>
+      <w:proofErr w:type="spellStart"/>
+      <w:r>
+        <w:rPr>
+          <w:lang w:val="en-US"/>
+        </w:rPr>
+        <w:t>Lệnh</w:t>
+      </w:r>
+      <w:proofErr w:type="spellEnd"/>
+      <w:r>
+        <w:rPr>
+          <w:lang w:val="en-US"/>
+        </w:rPr>
+        <w:t xml:space="preserve"> </w:t>
+      </w:r>
+      <w:proofErr w:type="spellStart"/>
+      <w:r>
+        <w:rPr>
+          <w:lang w:val="en-US"/>
+        </w:rPr>
+        <w:t>Cuối</w:t>
+      </w:r>
+      <w:proofErr w:type="spellEnd"/>
+      <w:r>
+        <w:rPr>
+          <w:lang w:val="en-US"/>
+        </w:rPr>
+        <w:t xml:space="preserve">&gt; </w:t>
+      </w:r>
+      <w:proofErr w:type="spellStart"/>
+      <w:r>
+        <w:rPr>
+          <w:lang w:val="en-US"/>
+        </w:rPr>
+        <w:t>sẽ</w:t>
+      </w:r>
+      <w:proofErr w:type="spellEnd"/>
+      <w:r>
+        <w:rPr>
+          <w:lang w:val="en-US"/>
+        </w:rPr>
+        <w:t xml:space="preserve"> </w:t>
+      </w:r>
+      <w:proofErr w:type="spellStart"/>
+      <w:r>
+        <w:rPr>
+          <w:lang w:val="en-US"/>
+        </w:rPr>
+        <w:t>chạy</w:t>
+      </w:r>
+      <w:proofErr w:type="spellEnd"/>
+      <w:r>
+        <w:rPr>
+          <w:lang w:val="en-US"/>
+        </w:rPr>
+        <w:t xml:space="preserve">, </w:t>
+      </w:r>
+      <w:proofErr w:type="spellStart"/>
+      <w:r>
+        <w:rPr>
+          <w:lang w:val="en-US"/>
+        </w:rPr>
+        <w:t>còn</w:t>
+      </w:r>
+      <w:proofErr w:type="spellEnd"/>
+      <w:r>
+        <w:rPr>
+          <w:lang w:val="en-US"/>
+        </w:rPr>
+        <w:t xml:space="preserve"> </w:t>
+      </w:r>
+      <w:proofErr w:type="spellStart"/>
+      <w:r>
+        <w:rPr>
+          <w:lang w:val="en-US"/>
+        </w:rPr>
+        <w:t>nếu</w:t>
+      </w:r>
+      <w:proofErr w:type="spellEnd"/>
+      <w:r>
+        <w:rPr>
+          <w:lang w:val="en-US"/>
+        </w:rPr>
+        <w:t xml:space="preserve"> </w:t>
+      </w:r>
+      <w:proofErr w:type="spellStart"/>
+      <w:r>
+        <w:rPr>
+          <w:lang w:val="en-US"/>
+        </w:rPr>
+        <w:t>trả</w:t>
+      </w:r>
+      <w:proofErr w:type="spellEnd"/>
+      <w:r>
+        <w:rPr>
+          <w:lang w:val="en-US"/>
+        </w:rPr>
+        <w:t xml:space="preserve"> </w:t>
+      </w:r>
+      <w:proofErr w:type="spellStart"/>
+      <w:r>
+        <w:rPr>
+          <w:lang w:val="en-US"/>
+        </w:rPr>
+        <w:t>về</w:t>
+      </w:r>
+      <w:proofErr w:type="spellEnd"/>
+      <w:r>
+        <w:rPr>
+          <w:lang w:val="en-US"/>
+        </w:rPr>
+        <w:t xml:space="preserve"> False, </w:t>
+      </w:r>
+      <w:proofErr w:type="spellStart"/>
+      <w:r>
+        <w:rPr>
+          <w:lang w:val="en-US"/>
+        </w:rPr>
+        <w:t>thì</w:t>
+      </w:r>
+      <w:proofErr w:type="spellEnd"/>
+      <w:r>
+        <w:rPr>
+          <w:lang w:val="en-US"/>
+        </w:rPr>
+        <w:t xml:space="preserve"> </w:t>
+      </w:r>
+      <w:proofErr w:type="spellStart"/>
+      <w:r>
+        <w:rPr>
+          <w:lang w:val="en-US"/>
+        </w:rPr>
+        <w:t>kết</w:t>
+      </w:r>
+      <w:proofErr w:type="spellEnd"/>
+      <w:r>
+        <w:rPr>
+          <w:lang w:val="en-US"/>
+        </w:rPr>
+        <w:t xml:space="preserve"> </w:t>
+      </w:r>
+      <w:proofErr w:type="spellStart"/>
+      <w:r>
+        <w:rPr>
+          <w:lang w:val="en-US"/>
+        </w:rPr>
+        <w:t>thúc</w:t>
+      </w:r>
+      <w:proofErr w:type="spellEnd"/>
+      <w:r>
+        <w:rPr>
+          <w:lang w:val="en-US"/>
+        </w:rPr>
+        <w:t xml:space="preserve"> </w:t>
+      </w:r>
+      <w:proofErr w:type="spellStart"/>
+      <w:r>
+        <w:rPr>
+          <w:lang w:val="en-US"/>
+        </w:rPr>
+        <w:t>vòng</w:t>
+      </w:r>
+      <w:proofErr w:type="spellEnd"/>
+      <w:r>
+        <w:rPr>
+          <w:lang w:val="en-US"/>
+        </w:rPr>
+        <w:t xml:space="preserve"> </w:t>
+      </w:r>
+      <w:proofErr w:type="spellStart"/>
+      <w:r>
+        <w:rPr>
+          <w:lang w:val="en-US"/>
+        </w:rPr>
+        <w:t>lặp</w:t>
+      </w:r>
+      <w:proofErr w:type="spellEnd"/>
     </w:p>
     <w:p>
       <w:pPr>
@@ -2572,12 +8042,28 @@
           <w:lang w:val="en-US"/>
         </w:rPr>
       </w:pPr>
-      <w:r>
-        <w:rPr>
-          <w:lang w:val="en-US"/>
-        </w:rPr>
-        <w:t>Ví dụ</w:t>
-      </w:r>
+      <w:proofErr w:type="spellStart"/>
+      <w:r>
+        <w:rPr>
+          <w:lang w:val="en-US"/>
+        </w:rPr>
+        <w:t>Ví</w:t>
+      </w:r>
+      <w:proofErr w:type="spellEnd"/>
+      <w:r>
+        <w:rPr>
+          <w:lang w:val="en-US"/>
+        </w:rPr>
+        <w:t xml:space="preserve"> </w:t>
+      </w:r>
+      <w:proofErr w:type="spellStart"/>
+      <w:r>
+        <w:rPr>
+          <w:lang w:val="en-US"/>
+        </w:rPr>
+        <w:t>dụ</w:t>
+      </w:r>
+      <w:proofErr w:type="spellEnd"/>
     </w:p>
     <w:p>
       <w:pPr>
@@ -2597,8 +8083,58 @@
         <w:rPr>
           <w:lang w:val="en-US"/>
         </w:rPr>
-        <w:t>for (int i = 0; i &lt; 5; i++){</w:t>
-      </w:r>
+        <w:t xml:space="preserve">for (int </w:t>
+      </w:r>
+      <w:proofErr w:type="spellStart"/>
+      <w:r>
+        <w:rPr>
+          <w:lang w:val="en-US"/>
+        </w:rPr>
+        <w:t>i</w:t>
+      </w:r>
+      <w:proofErr w:type="spellEnd"/>
+      <w:r>
+        <w:rPr>
+          <w:lang w:val="en-US"/>
+        </w:rPr>
+        <w:t xml:space="preserve"> = 0; </w:t>
+      </w:r>
+      <w:proofErr w:type="spellStart"/>
+      <w:r>
+        <w:rPr>
+          <w:lang w:val="en-US"/>
+        </w:rPr>
+        <w:t>i</w:t>
+      </w:r>
+      <w:proofErr w:type="spellEnd"/>
+      <w:r>
+        <w:rPr>
+          <w:lang w:val="en-US"/>
+        </w:rPr>
+        <w:t xml:space="preserve"> &lt; 5; </w:t>
+      </w:r>
+      <w:proofErr w:type="spellStart"/>
+      <w:r>
+        <w:rPr>
+          <w:lang w:val="en-US"/>
+        </w:rPr>
+        <w:t>i</w:t>
+      </w:r>
+      <w:proofErr w:type="spellEnd"/>
+      <w:r>
+        <w:rPr>
+          <w:lang w:val="en-US"/>
+        </w:rPr>
+        <w:t>+</w:t>
+      </w:r>
+      <w:proofErr w:type="gramStart"/>
+      <w:r>
+        <w:rPr>
+          <w:lang w:val="en-US"/>
+        </w:rPr>
+        <w:t>+){</w:t>
+      </w:r>
+      <w:proofErr w:type="gramEnd"/>
     </w:p>
     <w:p>
       <w:pPr>
@@ -2653,11 +8189,61 @@
           <w:lang w:val="en-US"/>
         </w:rPr>
       </w:pPr>
-      <w:r>
-        <w:rPr>
-          <w:lang w:val="en-US"/>
-        </w:rPr>
-        <w:t>Kết Thúc 1 Vòng Lặp Ngay?</w:t>
+      <w:proofErr w:type="spellStart"/>
+      <w:r>
+        <w:rPr>
+          <w:lang w:val="en-US"/>
+        </w:rPr>
+        <w:t>Kết</w:t>
+      </w:r>
+      <w:proofErr w:type="spellEnd"/>
+      <w:r>
+        <w:rPr>
+          <w:lang w:val="en-US"/>
+        </w:rPr>
+        <w:t xml:space="preserve"> </w:t>
+      </w:r>
+      <w:proofErr w:type="spellStart"/>
+      <w:r>
+        <w:rPr>
+          <w:lang w:val="en-US"/>
+        </w:rPr>
+        <w:t>Thúc</w:t>
+      </w:r>
+      <w:proofErr w:type="spellEnd"/>
+      <w:r>
+        <w:rPr>
+          <w:lang w:val="en-US"/>
+        </w:rPr>
+        <w:t xml:space="preserve"> 1 </w:t>
+      </w:r>
+      <w:proofErr w:type="spellStart"/>
+      <w:r>
+        <w:rPr>
+          <w:lang w:val="en-US"/>
+        </w:rPr>
+        <w:t>Vòng</w:t>
+      </w:r>
+      <w:proofErr w:type="spellEnd"/>
+      <w:r>
+        <w:rPr>
+          <w:lang w:val="en-US"/>
+        </w:rPr>
+        <w:t xml:space="preserve"> </w:t>
+      </w:r>
+      <w:proofErr w:type="spellStart"/>
+      <w:r>
+        <w:rPr>
+          <w:lang w:val="en-US"/>
+        </w:rPr>
+        <w:t>Lặp</w:t>
+      </w:r>
+      <w:proofErr w:type="spellEnd"/>
+      <w:r>
+        <w:rPr>
+          <w:lang w:val="en-US"/>
+        </w:rPr>
+        <w:t xml:space="preserve"> Ngay?</w:t>
       </w:r>
     </w:p>
     <w:p>
@@ -2698,7 +8284,35 @@
         <w:rPr>
           <w:lang w:val="en-US"/>
         </w:rPr>
-        <w:t>Condition – Điều Kiện:</w:t>
+        <w:t xml:space="preserve">Condition – </w:t>
+      </w:r>
+      <w:proofErr w:type="spellStart"/>
+      <w:r>
+        <w:rPr>
+          <w:lang w:val="en-US"/>
+        </w:rPr>
+        <w:t>Điều</w:t>
+      </w:r>
+      <w:proofErr w:type="spellEnd"/>
+      <w:r>
+        <w:rPr>
+          <w:lang w:val="en-US"/>
+        </w:rPr>
+        <w:t xml:space="preserve"> </w:t>
+      </w:r>
+      <w:proofErr w:type="spellStart"/>
+      <w:r>
+        <w:rPr>
+          <w:lang w:val="en-US"/>
+        </w:rPr>
+        <w:t>Kiện</w:t>
+      </w:r>
+      <w:proofErr w:type="spellEnd"/>
+      <w:r>
+        <w:rPr>
+          <w:lang w:val="en-US"/>
+        </w:rPr>
+        <w:t>:</w:t>
       </w:r>
     </w:p>
     <w:p>
@@ -2712,11 +8326,19 @@
           <w:lang w:val="en-US"/>
         </w:rPr>
       </w:pPr>
-      <w:r>
-        <w:rPr>
-          <w:lang w:val="en-US"/>
-        </w:rPr>
-        <w:t>Cú Pháp?</w:t>
+      <w:proofErr w:type="spellStart"/>
+      <w:r>
+        <w:rPr>
+          <w:lang w:val="en-US"/>
+        </w:rPr>
+        <w:t>Cú</w:t>
+      </w:r>
+      <w:proofErr w:type="spellEnd"/>
+      <w:r>
+        <w:rPr>
+          <w:lang w:val="en-US"/>
+        </w:rPr>
+        <w:t xml:space="preserve"> Pháp?</w:t>
       </w:r>
     </w:p>
     <w:p>
@@ -2737,8 +8359,38 @@
         <w:rPr>
           <w:lang w:val="en-US"/>
         </w:rPr>
-        <w:t>if (&lt;Biểu Thức&gt;){</w:t>
-      </w:r>
+        <w:t>if (&lt;</w:t>
+      </w:r>
+      <w:proofErr w:type="spellStart"/>
+      <w:r>
+        <w:rPr>
+          <w:lang w:val="en-US"/>
+        </w:rPr>
+        <w:t>Biểu</w:t>
+      </w:r>
+      <w:proofErr w:type="spellEnd"/>
+      <w:r>
+        <w:rPr>
+          <w:lang w:val="en-US"/>
+        </w:rPr>
+        <w:t xml:space="preserve"> </w:t>
+      </w:r>
+      <w:proofErr w:type="spellStart"/>
+      <w:r>
+        <w:rPr>
+          <w:lang w:val="en-US"/>
+        </w:rPr>
+        <w:t>Thức</w:t>
+      </w:r>
+      <w:proofErr w:type="spellEnd"/>
+      <w:proofErr w:type="gramStart"/>
+      <w:r>
+        <w:rPr>
+          <w:lang w:val="en-US"/>
+        </w:rPr>
+        <w:t>&gt;){</w:t>
+      </w:r>
+      <w:proofErr w:type="gramEnd"/>
     </w:p>
     <w:p>
       <w:pPr>
@@ -2758,7 +8410,49 @@
         <w:rPr>
           <w:lang w:val="en-US"/>
         </w:rPr>
-        <w:t xml:space="preserve">    &lt;Làm Gì Đó&gt;</w:t>
+        <w:t xml:space="preserve">    &lt;</w:t>
+      </w:r>
+      <w:proofErr w:type="spellStart"/>
+      <w:r>
+        <w:rPr>
+          <w:lang w:val="en-US"/>
+        </w:rPr>
+        <w:t>Làm</w:t>
+      </w:r>
+      <w:proofErr w:type="spellEnd"/>
+      <w:r>
+        <w:rPr>
+          <w:lang w:val="en-US"/>
+        </w:rPr>
+        <w:t xml:space="preserve"> </w:t>
+      </w:r>
+      <w:proofErr w:type="spellStart"/>
+      <w:r>
+        <w:rPr>
+          <w:lang w:val="en-US"/>
+        </w:rPr>
+        <w:t>Gì</w:t>
+      </w:r>
+      <w:proofErr w:type="spellEnd"/>
+      <w:r>
+        <w:rPr>
+          <w:lang w:val="en-US"/>
+        </w:rPr>
+        <w:t xml:space="preserve"> </w:t>
+      </w:r>
+      <w:proofErr w:type="spellStart"/>
+      <w:r>
+        <w:rPr>
+          <w:lang w:val="en-US"/>
+        </w:rPr>
+        <w:t>Đó</w:t>
+      </w:r>
+      <w:proofErr w:type="spellEnd"/>
+      <w:r>
+        <w:rPr>
+          <w:lang w:val="en-US"/>
+        </w:rPr>
+        <w:t>&gt;</w:t>
       </w:r>
     </w:p>
     <w:p>
@@ -2793,13 +8487,337 @@
           <w:lang w:val="en-US"/>
         </w:rPr>
       </w:pPr>
+      <w:proofErr w:type="spellStart"/>
       <w:r>
         <w:rPr>
           <w:lang w:val="en-US"/>
         </w:rPr>
         <w:lastRenderedPageBreak/>
-        <w:t>Nếu &lt;Biểu Thức&gt; trả về True thì &lt;Làm Gì Đó&gt; được thực hiện, còn nếu trả về False thì &lt;Làm Gì Đó&gt; không được thực hiện</w:t>
-      </w:r>
+        <w:t>Nếu</w:t>
+      </w:r>
+      <w:proofErr w:type="spellEnd"/>
+      <w:r>
+        <w:rPr>
+          <w:lang w:val="en-US"/>
+        </w:rPr>
+        <w:t xml:space="preserve"> &lt;</w:t>
+      </w:r>
+      <w:proofErr w:type="spellStart"/>
+      <w:r>
+        <w:rPr>
+          <w:lang w:val="en-US"/>
+        </w:rPr>
+        <w:t>Biểu</w:t>
+      </w:r>
+      <w:proofErr w:type="spellEnd"/>
+      <w:r>
+        <w:rPr>
+          <w:lang w:val="en-US"/>
+        </w:rPr>
+        <w:t xml:space="preserve"> </w:t>
+      </w:r>
+      <w:proofErr w:type="spellStart"/>
+      <w:r>
+        <w:rPr>
+          <w:lang w:val="en-US"/>
+        </w:rPr>
+        <w:t>Thức</w:t>
+      </w:r>
+      <w:proofErr w:type="spellEnd"/>
+      <w:r>
+        <w:rPr>
+          <w:lang w:val="en-US"/>
+        </w:rPr>
+        <w:t xml:space="preserve">&gt; </w:t>
+      </w:r>
+      <w:proofErr w:type="spellStart"/>
+      <w:r>
+        <w:rPr>
+          <w:lang w:val="en-US"/>
+        </w:rPr>
+        <w:t>trả</w:t>
+      </w:r>
+      <w:proofErr w:type="spellEnd"/>
+      <w:r>
+        <w:rPr>
+          <w:lang w:val="en-US"/>
+        </w:rPr>
+        <w:t xml:space="preserve"> </w:t>
+      </w:r>
+      <w:proofErr w:type="spellStart"/>
+      <w:r>
+        <w:rPr>
+          <w:lang w:val="en-US"/>
+        </w:rPr>
+        <w:t>về</w:t>
+      </w:r>
+      <w:proofErr w:type="spellEnd"/>
+      <w:r>
+        <w:rPr>
+          <w:lang w:val="en-US"/>
+        </w:rPr>
+        <w:t xml:space="preserve"> True </w:t>
+      </w:r>
+      <w:proofErr w:type="spellStart"/>
+      <w:r>
+        <w:rPr>
+          <w:lang w:val="en-US"/>
+        </w:rPr>
+        <w:t>thì</w:t>
+      </w:r>
+      <w:proofErr w:type="spellEnd"/>
+      <w:r>
+        <w:rPr>
+          <w:lang w:val="en-US"/>
+        </w:rPr>
+        <w:t xml:space="preserve"> &lt;</w:t>
+      </w:r>
+      <w:proofErr w:type="spellStart"/>
+      <w:r>
+        <w:rPr>
+          <w:lang w:val="en-US"/>
+        </w:rPr>
+        <w:t>Làm</w:t>
+      </w:r>
+      <w:proofErr w:type="spellEnd"/>
+      <w:r>
+        <w:rPr>
+          <w:lang w:val="en-US"/>
+        </w:rPr>
+        <w:t xml:space="preserve"> </w:t>
+      </w:r>
+      <w:proofErr w:type="spellStart"/>
+      <w:r>
+        <w:rPr>
+          <w:lang w:val="en-US"/>
+        </w:rPr>
+        <w:t>Gì</w:t>
+      </w:r>
+      <w:proofErr w:type="spellEnd"/>
+      <w:r>
+        <w:rPr>
+          <w:lang w:val="en-US"/>
+        </w:rPr>
+        <w:t xml:space="preserve"> </w:t>
+      </w:r>
+      <w:proofErr w:type="spellStart"/>
+      <w:r>
+        <w:rPr>
+          <w:lang w:val="en-US"/>
+        </w:rPr>
+        <w:t>Đó</w:t>
+      </w:r>
+      <w:proofErr w:type="spellEnd"/>
+      <w:r>
+        <w:rPr>
+          <w:lang w:val="en-US"/>
+        </w:rPr>
+        <w:t xml:space="preserve">&gt; </w:t>
+      </w:r>
+      <w:proofErr w:type="spellStart"/>
+      <w:r>
+        <w:rPr>
+          <w:lang w:val="en-US"/>
+        </w:rPr>
+        <w:t>được</w:t>
+      </w:r>
+      <w:proofErr w:type="spellEnd"/>
+      <w:r>
+        <w:rPr>
+          <w:lang w:val="en-US"/>
+        </w:rPr>
+        <w:t xml:space="preserve"> </w:t>
+      </w:r>
+      <w:proofErr w:type="spellStart"/>
+      <w:r>
+        <w:rPr>
+          <w:lang w:val="en-US"/>
+        </w:rPr>
+        <w:t>thực</w:t>
+      </w:r>
+      <w:proofErr w:type="spellEnd"/>
+      <w:r>
+        <w:rPr>
+          <w:lang w:val="en-US"/>
+        </w:rPr>
+        <w:t xml:space="preserve"> </w:t>
+      </w:r>
+      <w:proofErr w:type="spellStart"/>
+      <w:r>
+        <w:rPr>
+          <w:lang w:val="en-US"/>
+        </w:rPr>
+        <w:t>hiện</w:t>
+      </w:r>
+      <w:proofErr w:type="spellEnd"/>
+      <w:r>
+        <w:rPr>
+          <w:lang w:val="en-US"/>
+        </w:rPr>
+        <w:t xml:space="preserve">, </w:t>
+      </w:r>
+      <w:proofErr w:type="spellStart"/>
+      <w:r>
+        <w:rPr>
+          <w:lang w:val="en-US"/>
+        </w:rPr>
+        <w:t>còn</w:t>
+      </w:r>
+      <w:proofErr w:type="spellEnd"/>
+      <w:r>
+        <w:rPr>
+          <w:lang w:val="en-US"/>
+        </w:rPr>
+        <w:t xml:space="preserve"> </w:t>
+      </w:r>
+      <w:proofErr w:type="spellStart"/>
+      <w:r>
+        <w:rPr>
+          <w:lang w:val="en-US"/>
+        </w:rPr>
+        <w:t>nếu</w:t>
+      </w:r>
+      <w:proofErr w:type="spellEnd"/>
+      <w:r>
+        <w:rPr>
+          <w:lang w:val="en-US"/>
+        </w:rPr>
+        <w:t xml:space="preserve"> </w:t>
+      </w:r>
+      <w:proofErr w:type="spellStart"/>
+      <w:r>
+        <w:rPr>
+          <w:lang w:val="en-US"/>
+        </w:rPr>
+        <w:t>trả</w:t>
+      </w:r>
+      <w:proofErr w:type="spellEnd"/>
+      <w:r>
+        <w:rPr>
+          <w:lang w:val="en-US"/>
+        </w:rPr>
+        <w:t xml:space="preserve"> </w:t>
+      </w:r>
+      <w:proofErr w:type="spellStart"/>
+      <w:r>
+        <w:rPr>
+          <w:lang w:val="en-US"/>
+        </w:rPr>
+        <w:t>về</w:t>
+      </w:r>
+      <w:proofErr w:type="spellEnd"/>
+      <w:r>
+        <w:rPr>
+          <w:lang w:val="en-US"/>
+        </w:rPr>
+        <w:t xml:space="preserve"> False </w:t>
+      </w:r>
+      <w:proofErr w:type="spellStart"/>
+      <w:r>
+        <w:rPr>
+          <w:lang w:val="en-US"/>
+        </w:rPr>
+        <w:t>thì</w:t>
+      </w:r>
+      <w:proofErr w:type="spellEnd"/>
+      <w:r>
+        <w:rPr>
+          <w:lang w:val="en-US"/>
+        </w:rPr>
+        <w:t xml:space="preserve"> &lt;</w:t>
+      </w:r>
+      <w:proofErr w:type="spellStart"/>
+      <w:r>
+        <w:rPr>
+          <w:lang w:val="en-US"/>
+        </w:rPr>
+        <w:t>Làm</w:t>
+      </w:r>
+      <w:proofErr w:type="spellEnd"/>
+      <w:r>
+        <w:rPr>
+          <w:lang w:val="en-US"/>
+        </w:rPr>
+        <w:t xml:space="preserve"> </w:t>
+      </w:r>
+      <w:proofErr w:type="spellStart"/>
+      <w:r>
+        <w:rPr>
+          <w:lang w:val="en-US"/>
+        </w:rPr>
+        <w:t>Gì</w:t>
+      </w:r>
+      <w:proofErr w:type="spellEnd"/>
+      <w:r>
+        <w:rPr>
+          <w:lang w:val="en-US"/>
+        </w:rPr>
+        <w:t xml:space="preserve"> </w:t>
+      </w:r>
+      <w:proofErr w:type="spellStart"/>
+      <w:r>
+        <w:rPr>
+          <w:lang w:val="en-US"/>
+        </w:rPr>
+        <w:t>Đó</w:t>
+      </w:r>
+      <w:proofErr w:type="spellEnd"/>
+      <w:r>
+        <w:rPr>
+          <w:lang w:val="en-US"/>
+        </w:rPr>
+        <w:t xml:space="preserve">&gt; </w:t>
+      </w:r>
+      <w:proofErr w:type="spellStart"/>
+      <w:r>
+        <w:rPr>
+          <w:lang w:val="en-US"/>
+        </w:rPr>
+        <w:t>không</w:t>
+      </w:r>
+      <w:proofErr w:type="spellEnd"/>
+      <w:r>
+        <w:rPr>
+          <w:lang w:val="en-US"/>
+        </w:rPr>
+        <w:t xml:space="preserve"> </w:t>
+      </w:r>
+      <w:proofErr w:type="spellStart"/>
+      <w:r>
+        <w:rPr>
+          <w:lang w:val="en-US"/>
+        </w:rPr>
+        <w:t>được</w:t>
+      </w:r>
+      <w:proofErr w:type="spellEnd"/>
+      <w:r>
+        <w:rPr>
+          <w:lang w:val="en-US"/>
+        </w:rPr>
+        <w:t xml:space="preserve"> </w:t>
+      </w:r>
+      <w:proofErr w:type="spellStart"/>
+      <w:r>
+        <w:rPr>
+          <w:lang w:val="en-US"/>
+        </w:rPr>
+        <w:t>thực</w:t>
+      </w:r>
+      <w:proofErr w:type="spellEnd"/>
+      <w:r>
+        <w:rPr>
+          <w:lang w:val="en-US"/>
+        </w:rPr>
+        <w:t xml:space="preserve"> </w:t>
+      </w:r>
+      <w:proofErr w:type="spellStart"/>
+      <w:r>
+        <w:rPr>
+          <w:lang w:val="en-US"/>
+        </w:rPr>
+        <w:t>hiện</w:t>
+      </w:r>
+      <w:proofErr w:type="spellEnd"/>
     </w:p>
     <w:p>
       <w:pPr>
@@ -2812,12 +8830,28 @@
           <w:lang w:val="en-US"/>
         </w:rPr>
       </w:pPr>
-      <w:r>
-        <w:rPr>
-          <w:lang w:val="en-US"/>
-        </w:rPr>
-        <w:t>Ví dụ</w:t>
-      </w:r>
+      <w:proofErr w:type="spellStart"/>
+      <w:r>
+        <w:rPr>
+          <w:lang w:val="en-US"/>
+        </w:rPr>
+        <w:t>Ví</w:t>
+      </w:r>
+      <w:proofErr w:type="spellEnd"/>
+      <w:r>
+        <w:rPr>
+          <w:lang w:val="en-US"/>
+        </w:rPr>
+        <w:t xml:space="preserve"> </w:t>
+      </w:r>
+      <w:proofErr w:type="spellStart"/>
+      <w:r>
+        <w:rPr>
+          <w:lang w:val="en-US"/>
+        </w:rPr>
+        <w:t>dụ</w:t>
+      </w:r>
+      <w:proofErr w:type="spellEnd"/>
     </w:p>
     <w:p>
       <w:pPr>
@@ -2837,8 +8871,16 @@
         <w:rPr>
           <w:lang w:val="en-US"/>
         </w:rPr>
-        <w:t>if (2 &gt; 1){</w:t>
-      </w:r>
+        <w:t xml:space="preserve">if (2 &gt; </w:t>
+      </w:r>
+      <w:proofErr w:type="gramStart"/>
+      <w:r>
+        <w:rPr>
+          <w:lang w:val="en-US"/>
+        </w:rPr>
+        <w:t>1){</w:t>
+      </w:r>
+      <w:proofErr w:type="gramEnd"/>
     </w:p>
     <w:p>
       <w:pPr>
@@ -2899,7 +8941,21 @@
         <w:rPr>
           <w:lang w:val="en-US"/>
         </w:rPr>
-        <w:t>Function – Hàm:</w:t>
+        <w:t xml:space="preserve">Function – </w:t>
+      </w:r>
+      <w:proofErr w:type="spellStart"/>
+      <w:r>
+        <w:rPr>
+          <w:lang w:val="en-US"/>
+        </w:rPr>
+        <w:t>Hàm</w:t>
+      </w:r>
+      <w:proofErr w:type="spellEnd"/>
+      <w:r>
+        <w:rPr>
+          <w:lang w:val="en-US"/>
+        </w:rPr>
+        <w:t>:</w:t>
       </w:r>
     </w:p>
     <w:p>
@@ -2913,11 +8969,47 @@
           <w:lang w:val="en-US"/>
         </w:rPr>
       </w:pPr>
-      <w:r>
-        <w:rPr>
-          <w:lang w:val="en-US"/>
-        </w:rPr>
-        <w:t>Cách Tạo 1 Hàm?</w:t>
+      <w:proofErr w:type="spellStart"/>
+      <w:r>
+        <w:rPr>
+          <w:lang w:val="en-US"/>
+        </w:rPr>
+        <w:t>Cách</w:t>
+      </w:r>
+      <w:proofErr w:type="spellEnd"/>
+      <w:r>
+        <w:rPr>
+          <w:lang w:val="en-US"/>
+        </w:rPr>
+        <w:t xml:space="preserve"> </w:t>
+      </w:r>
+      <w:proofErr w:type="spellStart"/>
+      <w:r>
+        <w:rPr>
+          <w:lang w:val="en-US"/>
+        </w:rPr>
+        <w:t>Tạo</w:t>
+      </w:r>
+      <w:proofErr w:type="spellEnd"/>
+      <w:r>
+        <w:rPr>
+          <w:lang w:val="en-US"/>
+        </w:rPr>
+        <w:t xml:space="preserve"> 1 </w:t>
+      </w:r>
+      <w:proofErr w:type="spellStart"/>
+      <w:r>
+        <w:rPr>
+          <w:lang w:val="en-US"/>
+        </w:rPr>
+        <w:t>Hàm</w:t>
+      </w:r>
+      <w:proofErr w:type="spellEnd"/>
+      <w:r>
+        <w:rPr>
+          <w:lang w:val="en-US"/>
+        </w:rPr>
+        <w:t>?</w:t>
       </w:r>
     </w:p>
     <w:p>
@@ -2938,7 +9030,71 @@
         <w:rPr>
           <w:lang w:val="en-US"/>
         </w:rPr>
-        <w:t>&lt;Kiểu Dữ Liệu&gt; &lt;Tên Hàm&gt;(){</w:t>
+        <w:t>&lt;</w:t>
+      </w:r>
+      <w:proofErr w:type="spellStart"/>
+      <w:r>
+        <w:rPr>
+          <w:lang w:val="en-US"/>
+        </w:rPr>
+        <w:t>Kiểu</w:t>
+      </w:r>
+      <w:proofErr w:type="spellEnd"/>
+      <w:r>
+        <w:rPr>
+          <w:lang w:val="en-US"/>
+        </w:rPr>
+        <w:t xml:space="preserve"> </w:t>
+      </w:r>
+      <w:proofErr w:type="spellStart"/>
+      <w:r>
+        <w:rPr>
+          <w:lang w:val="en-US"/>
+        </w:rPr>
+        <w:t>Dữ</w:t>
+      </w:r>
+      <w:proofErr w:type="spellEnd"/>
+      <w:r>
+        <w:rPr>
+          <w:lang w:val="en-US"/>
+        </w:rPr>
+        <w:t xml:space="preserve"> Liệu&gt; &lt;</w:t>
+      </w:r>
+      <w:proofErr w:type="spellStart"/>
+      <w:r>
+        <w:rPr>
+          <w:lang w:val="en-US"/>
+        </w:rPr>
+        <w:t>Tên</w:t>
+      </w:r>
+      <w:proofErr w:type="spellEnd"/>
+      <w:r>
+        <w:rPr>
+          <w:lang w:val="en-US"/>
+        </w:rPr>
+        <w:t xml:space="preserve"> </w:t>
+      </w:r>
+      <w:proofErr w:type="spellStart"/>
+      <w:r>
+        <w:rPr>
+          <w:lang w:val="en-US"/>
+        </w:rPr>
+        <w:t>Hàm</w:t>
+      </w:r>
+      <w:proofErr w:type="spellEnd"/>
+      <w:proofErr w:type="gramStart"/>
+      <w:r>
+        <w:rPr>
+          <w:lang w:val="en-US"/>
+        </w:rPr>
+        <w:t>&gt;(</w:t>
+      </w:r>
+      <w:proofErr w:type="gramEnd"/>
+      <w:r>
+        <w:rPr>
+          <w:lang w:val="en-US"/>
+        </w:rPr>
+        <w:t>){</w:t>
       </w:r>
     </w:p>
     <w:p>
@@ -2959,7 +9115,49 @@
         <w:rPr>
           <w:lang w:val="en-US"/>
         </w:rPr>
-        <w:t xml:space="preserve">    &lt;Làm Gì Đó&gt;</w:t>
+        <w:t xml:space="preserve">    &lt;</w:t>
+      </w:r>
+      <w:proofErr w:type="spellStart"/>
+      <w:r>
+        <w:rPr>
+          <w:lang w:val="en-US"/>
+        </w:rPr>
+        <w:t>Làm</w:t>
+      </w:r>
+      <w:proofErr w:type="spellEnd"/>
+      <w:r>
+        <w:rPr>
+          <w:lang w:val="en-US"/>
+        </w:rPr>
+        <w:t xml:space="preserve"> </w:t>
+      </w:r>
+      <w:proofErr w:type="spellStart"/>
+      <w:r>
+        <w:rPr>
+          <w:lang w:val="en-US"/>
+        </w:rPr>
+        <w:t>Gì</w:t>
+      </w:r>
+      <w:proofErr w:type="spellEnd"/>
+      <w:r>
+        <w:rPr>
+          <w:lang w:val="en-US"/>
+        </w:rPr>
+        <w:t xml:space="preserve"> </w:t>
+      </w:r>
+      <w:proofErr w:type="spellStart"/>
+      <w:r>
+        <w:rPr>
+          <w:lang w:val="en-US"/>
+        </w:rPr>
+        <w:t>Đó</w:t>
+      </w:r>
+      <w:proofErr w:type="spellEnd"/>
+      <w:r>
+        <w:rPr>
+          <w:lang w:val="en-US"/>
+        </w:rPr>
+        <w:t>&gt;</w:t>
       </w:r>
     </w:p>
     <w:p>
@@ -2994,12 +9192,28 @@
           <w:lang w:val="en-US"/>
         </w:rPr>
       </w:pPr>
-      <w:r>
-        <w:rPr>
-          <w:lang w:val="en-US"/>
-        </w:rPr>
-        <w:t>Ví dụ</w:t>
-      </w:r>
+      <w:proofErr w:type="spellStart"/>
+      <w:r>
+        <w:rPr>
+          <w:lang w:val="en-US"/>
+        </w:rPr>
+        <w:t>Ví</w:t>
+      </w:r>
+      <w:proofErr w:type="spellEnd"/>
+      <w:r>
+        <w:rPr>
+          <w:lang w:val="en-US"/>
+        </w:rPr>
+        <w:t xml:space="preserve"> </w:t>
+      </w:r>
+      <w:proofErr w:type="spellStart"/>
+      <w:r>
+        <w:rPr>
+          <w:lang w:val="en-US"/>
+        </w:rPr>
+        <w:t>dụ</w:t>
+      </w:r>
+      <w:proofErr w:type="spellEnd"/>
     </w:p>
     <w:p>
       <w:pPr>
@@ -3019,7 +9233,21 @@
         <w:rPr>
           <w:lang w:val="en-US"/>
         </w:rPr>
-        <w:t>int foo(){</w:t>
+        <w:t xml:space="preserve">int </w:t>
+      </w:r>
+      <w:proofErr w:type="gramStart"/>
+      <w:r>
+        <w:rPr>
+          <w:lang w:val="en-US"/>
+        </w:rPr>
+        <w:t>foo(</w:t>
+      </w:r>
+      <w:proofErr w:type="gramEnd"/>
+      <w:r>
+        <w:rPr>
+          <w:lang w:val="en-US"/>
+        </w:rPr>
+        <w:t>){</w:t>
       </w:r>
     </w:p>
     <w:p>
@@ -3075,8 +9303,8 @@
 </file>
 
 <file path=word/numbering.xml><?xml version="1.0" encoding="utf-8"?>
-<w:numbering xmlns:wpc="http://schemas.microsoft.com/office/word/2010/wordprocessingCanvas" xmlns:mc="http://schemas.openxmlformats.org/markup-compatibility/2006" xmlns:o="urn:schemas-microsoft-com:office:office" xmlns:r="http://schemas.openxmlformats.org/officeDocument/2006/relationships" xmlns:m="http://schemas.openxmlformats.org/officeDocument/2006/math" xmlns:v="urn:schemas-microsoft-com:vml" xmlns:wp14="http://schemas.microsoft.com/office/word/2010/wordprocessingDrawing" xmlns:wp="http://schemas.openxmlformats.org/drawingml/2006/wordprocessingDrawing" xmlns:w10="urn:schemas-microsoft-com:office:word" xmlns:w="http://schemas.openxmlformats.org/wordprocessingml/2006/main" xmlns:w14="http://schemas.microsoft.com/office/word/2010/wordml" xmlns:wpg="http://schemas.microsoft.com/office/word/2010/wordprocessingGroup" xmlns:wpi="http://schemas.microsoft.com/office/word/2010/wordprocessingInk" xmlns:wne="http://schemas.microsoft.com/office/word/2006/wordml" xmlns:wps="http://schemas.microsoft.com/office/word/2010/wordprocessingShape" mc:Ignorable="w14 wp14">
-  <w:abstractNum w:abstractNumId="0">
+<w:numbering xmlns:wpc="http://schemas.microsoft.com/office/word/2010/wordprocessingCanvas" xmlns:cx="http://schemas.microsoft.com/office/drawing/2014/chartex" xmlns:cx1="http://schemas.microsoft.com/office/drawing/2015/9/8/chartex" xmlns:cx2="http://schemas.microsoft.com/office/drawing/2015/10/21/chartex" xmlns:cx3="http://schemas.microsoft.com/office/drawing/2016/5/9/chartex" xmlns:cx4="http://schemas.microsoft.com/office/drawing/2016/5/10/chartex" xmlns:cx5="http://schemas.microsoft.com/office/drawing/2016/5/11/chartex" xmlns:cx6="http://schemas.microsoft.com/office/drawing/2016/5/12/chartex" xmlns:cx7="http://schemas.microsoft.com/office/drawing/2016/5/13/chartex" xmlns:cx8="http://schemas.microsoft.com/office/drawing/2016/5/14/chartex" xmlns:mc="http://schemas.openxmlformats.org/markup-compatibility/2006" xmlns:aink="http://schemas.microsoft.com/office/drawing/2016/ink" xmlns:am3d="http://schemas.microsoft.com/office/drawing/2017/model3d" xmlns:o="urn:schemas-microsoft-com:office:office" xmlns:oel="http://schemas.microsoft.com/office/2019/extlst" xmlns:r="http://schemas.openxmlformats.org/officeDocument/2006/relationships" xmlns:m="http://schemas.openxmlformats.org/officeDocument/2006/math" xmlns:v="urn:schemas-microsoft-com:vml" xmlns:wp14="http://schemas.microsoft.com/office/word/2010/wordprocessingDrawing" xmlns:wp="http://schemas.openxmlformats.org/drawingml/2006/wordprocessingDrawing" xmlns:w10="urn:schemas-microsoft-com:office:word" xmlns:w="http://schemas.openxmlformats.org/wordprocessingml/2006/main" xmlns:w14="http://schemas.microsoft.com/office/word/2010/wordml" xmlns:w15="http://schemas.microsoft.com/office/word/2012/wordml" xmlns:w16cex="http://schemas.microsoft.com/office/word/2018/wordml/cex" xmlns:w16cid="http://schemas.microsoft.com/office/word/2016/wordml/cid" xmlns:w16="http://schemas.microsoft.com/office/word/2018/wordml" xmlns:w16sdtdh="http://schemas.microsoft.com/office/word/2020/wordml/sdtdatahash" xmlns:w16se="http://schemas.microsoft.com/office/word/2015/wordml/symex" xmlns:wpg="http://schemas.microsoft.com/office/word/2010/wordprocessingGroup" xmlns:wpi="http://schemas.microsoft.com/office/word/2010/wordprocessingInk" xmlns:wne="http://schemas.microsoft.com/office/word/2006/wordml" xmlns:wps="http://schemas.microsoft.com/office/word/2010/wordprocessingShape" mc:Ignorable="w14 w15 w16se w16cid w16 w16cex w16sdtdh wp14">
+  <w:abstractNum w:abstractNumId="0" w15:restartNumberingAfterBreak="0">
     <w:nsid w:val="07B14401"/>
     <w:multiLevelType w:val="hybridMultilevel"/>
     <w:tmpl w:val="EDEAC642"/>
@@ -3189,7 +9417,7 @@
       </w:rPr>
     </w:lvl>
   </w:abstractNum>
-  <w:abstractNum w:abstractNumId="1">
+  <w:abstractNum w:abstractNumId="1" w15:restartNumberingAfterBreak="0">
     <w:nsid w:val="0A0050EE"/>
     <w:multiLevelType w:val="hybridMultilevel"/>
     <w:tmpl w:val="051E9560"/>
@@ -3278,7 +9506,7 @@
       </w:pPr>
     </w:lvl>
   </w:abstractNum>
-  <w:abstractNum w:abstractNumId="2">
+  <w:abstractNum w:abstractNumId="2" w15:restartNumberingAfterBreak="0">
     <w:nsid w:val="223202C7"/>
     <w:multiLevelType w:val="hybridMultilevel"/>
     <w:tmpl w:val="22162696"/>
@@ -3367,7 +9595,7 @@
       </w:pPr>
     </w:lvl>
   </w:abstractNum>
-  <w:abstractNum w:abstractNumId="3">
+  <w:abstractNum w:abstractNumId="3" w15:restartNumberingAfterBreak="0">
     <w:nsid w:val="2F0F1A12"/>
     <w:multiLevelType w:val="hybridMultilevel"/>
     <w:tmpl w:val="B6683F16"/>
@@ -3480,7 +9708,7 @@
       </w:rPr>
     </w:lvl>
   </w:abstractNum>
-  <w:abstractNum w:abstractNumId="4">
+  <w:abstractNum w:abstractNumId="4" w15:restartNumberingAfterBreak="0">
     <w:nsid w:val="351771AC"/>
     <w:multiLevelType w:val="hybridMultilevel"/>
     <w:tmpl w:val="0C685290"/>
@@ -3569,7 +9797,7 @@
       </w:pPr>
     </w:lvl>
   </w:abstractNum>
-  <w:abstractNum w:abstractNumId="5">
+  <w:abstractNum w:abstractNumId="5" w15:restartNumberingAfterBreak="0">
     <w:nsid w:val="37741792"/>
     <w:multiLevelType w:val="hybridMultilevel"/>
     <w:tmpl w:val="39F6ED68"/>
@@ -3658,7 +9886,7 @@
       </w:pPr>
     </w:lvl>
   </w:abstractNum>
-  <w:abstractNum w:abstractNumId="6">
+  <w:abstractNum w:abstractNumId="6" w15:restartNumberingAfterBreak="0">
     <w:nsid w:val="38ED2712"/>
     <w:multiLevelType w:val="hybridMultilevel"/>
     <w:tmpl w:val="5C689A9C"/>
@@ -3747,7 +9975,7 @@
       </w:pPr>
     </w:lvl>
   </w:abstractNum>
-  <w:abstractNum w:abstractNumId="7">
+  <w:abstractNum w:abstractNumId="7" w15:restartNumberingAfterBreak="0">
     <w:nsid w:val="49767312"/>
     <w:multiLevelType w:val="hybridMultilevel"/>
     <w:tmpl w:val="ED0ED244"/>
@@ -3836,7 +10064,7 @@
       </w:pPr>
     </w:lvl>
   </w:abstractNum>
-  <w:abstractNum w:abstractNumId="8">
+  <w:abstractNum w:abstractNumId="8" w15:restartNumberingAfterBreak="0">
     <w:nsid w:val="532876DA"/>
     <w:multiLevelType w:val="hybridMultilevel"/>
     <w:tmpl w:val="8292B0D0"/>
@@ -3925,7 +10153,7 @@
       </w:pPr>
     </w:lvl>
   </w:abstractNum>
-  <w:abstractNum w:abstractNumId="9">
+  <w:abstractNum w:abstractNumId="9" w15:restartNumberingAfterBreak="0">
     <w:nsid w:val="63EC27DE"/>
     <w:multiLevelType w:val="hybridMultilevel"/>
     <w:tmpl w:val="6F72EE26"/>
@@ -4014,7 +10242,7 @@
       </w:pPr>
     </w:lvl>
   </w:abstractNum>
-  <w:abstractNum w:abstractNumId="10">
+  <w:abstractNum w:abstractNumId="10" w15:restartNumberingAfterBreak="0">
     <w:nsid w:val="6B05780E"/>
     <w:multiLevelType w:val="hybridMultilevel"/>
     <w:tmpl w:val="647C5D90"/>
@@ -4103,44 +10331,44 @@
       </w:pPr>
     </w:lvl>
   </w:abstractNum>
-  <w:num w:numId="1">
+  <w:num w:numId="1" w16cid:durableId="1628243797">
     <w:abstractNumId w:val="8"/>
   </w:num>
-  <w:num w:numId="2">
+  <w:num w:numId="2" w16cid:durableId="1792939746">
     <w:abstractNumId w:val="0"/>
   </w:num>
-  <w:num w:numId="3">
+  <w:num w:numId="3" w16cid:durableId="227496566">
     <w:abstractNumId w:val="1"/>
   </w:num>
-  <w:num w:numId="4">
+  <w:num w:numId="4" w16cid:durableId="1205017491">
     <w:abstractNumId w:val="3"/>
   </w:num>
-  <w:num w:numId="5">
+  <w:num w:numId="5" w16cid:durableId="394475243">
     <w:abstractNumId w:val="9"/>
   </w:num>
-  <w:num w:numId="6">
+  <w:num w:numId="6" w16cid:durableId="542670572">
     <w:abstractNumId w:val="6"/>
   </w:num>
-  <w:num w:numId="7">
+  <w:num w:numId="7" w16cid:durableId="1744599478">
     <w:abstractNumId w:val="2"/>
   </w:num>
-  <w:num w:numId="8">
+  <w:num w:numId="8" w16cid:durableId="1330908339">
     <w:abstractNumId w:val="5"/>
   </w:num>
-  <w:num w:numId="9">
+  <w:num w:numId="9" w16cid:durableId="905531799">
     <w:abstractNumId w:val="4"/>
   </w:num>
-  <w:num w:numId="10">
+  <w:num w:numId="10" w16cid:durableId="1867135093">
     <w:abstractNumId w:val="10"/>
   </w:num>
-  <w:num w:numId="11">
+  <w:num w:numId="11" w16cid:durableId="19358478">
     <w:abstractNumId w:val="7"/>
   </w:num>
 </w:numbering>
 </file>
 
 <file path=word/styles.xml><?xml version="1.0" encoding="utf-8"?>
-<w:styles xmlns:mc="http://schemas.openxmlformats.org/markup-compatibility/2006" xmlns:r="http://schemas.openxmlformats.org/officeDocument/2006/relationships" xmlns:w="http://schemas.openxmlformats.org/wordprocessingml/2006/main" xmlns:w14="http://schemas.microsoft.com/office/word/2010/wordml" mc:Ignorable="w14">
+<w:styles xmlns:mc="http://schemas.openxmlformats.org/markup-compatibility/2006" xmlns:r="http://schemas.openxmlformats.org/officeDocument/2006/relationships" xmlns:w="http://schemas.openxmlformats.org/wordprocessingml/2006/main" xmlns:w14="http://schemas.microsoft.com/office/word/2010/wordml" xmlns:w15="http://schemas.microsoft.com/office/word/2012/wordml" xmlns:w16cex="http://schemas.microsoft.com/office/word/2018/wordml/cex" xmlns:w16cid="http://schemas.microsoft.com/office/word/2016/wordml/cid" xmlns:w16="http://schemas.microsoft.com/office/word/2018/wordml" xmlns:w16sdtdh="http://schemas.microsoft.com/office/word/2020/wordml/sdtdatahash" xmlns:w16se="http://schemas.microsoft.com/office/word/2015/wordml/symex" mc:Ignorable="w14 w15 w16se w16cid w16 w16cex w16sdtdh">
   <w:docDefaults>
     <w:rPrDefault>
       <w:rPr>
@@ -4156,144 +10384,383 @@
       </w:pPr>
     </w:pPrDefault>
   </w:docDefaults>
-  <w:latentStyles w:defLockedState="0" w:defUIPriority="99" w:defSemiHidden="1" w:defUnhideWhenUsed="1" w:defQFormat="0" w:count="267">
-    <w:lsdException w:name="Normal" w:semiHidden="0" w:uiPriority="0" w:unhideWhenUsed="0" w:qFormat="1"/>
-    <w:lsdException w:name="heading 1" w:semiHidden="0" w:uiPriority="9" w:unhideWhenUsed="0" w:qFormat="1"/>
-    <w:lsdException w:name="heading 2" w:uiPriority="9" w:qFormat="1"/>
-    <w:lsdException w:name="heading 3" w:uiPriority="9" w:qFormat="1"/>
-    <w:lsdException w:name="heading 4" w:uiPriority="9" w:qFormat="1"/>
-    <w:lsdException w:name="heading 5" w:uiPriority="9" w:qFormat="1"/>
-    <w:lsdException w:name="heading 6" w:uiPriority="9" w:qFormat="1"/>
-    <w:lsdException w:name="heading 7" w:uiPriority="9" w:qFormat="1"/>
-    <w:lsdException w:name="heading 8" w:uiPriority="9" w:qFormat="1"/>
-    <w:lsdException w:name="heading 9" w:uiPriority="9" w:qFormat="1"/>
-    <w:lsdException w:name="toc 1" w:uiPriority="39"/>
-    <w:lsdException w:name="toc 2" w:uiPriority="39"/>
-    <w:lsdException w:name="toc 3" w:uiPriority="39"/>
-    <w:lsdException w:name="toc 4" w:uiPriority="39"/>
-    <w:lsdException w:name="toc 5" w:uiPriority="39"/>
-    <w:lsdException w:name="toc 6" w:uiPriority="39"/>
-    <w:lsdException w:name="toc 7" w:uiPriority="39"/>
-    <w:lsdException w:name="toc 8" w:uiPriority="39"/>
-    <w:lsdException w:name="toc 9" w:uiPriority="39"/>
-    <w:lsdException w:name="caption" w:uiPriority="35" w:qFormat="1"/>
-    <w:lsdException w:name="Title" w:semiHidden="0" w:uiPriority="10" w:unhideWhenUsed="0" w:qFormat="1"/>
-    <w:lsdException w:name="Default Paragraph Font" w:uiPriority="1"/>
-    <w:lsdException w:name="Subtitle" w:semiHidden="0" w:uiPriority="11" w:unhideWhenUsed="0" w:qFormat="1"/>
-    <w:lsdException w:name="Strong" w:semiHidden="0" w:uiPriority="22" w:unhideWhenUsed="0" w:qFormat="1"/>
-    <w:lsdException w:name="Emphasis" w:semiHidden="0" w:uiPriority="20" w:unhideWhenUsed="0" w:qFormat="1"/>
-    <w:lsdException w:name="Table Grid" w:semiHidden="0" w:uiPriority="59" w:unhideWhenUsed="0"/>
-    <w:lsdException w:name="Placeholder Text" w:unhideWhenUsed="0"/>
-    <w:lsdException w:name="No Spacing" w:semiHidden="0" w:uiPriority="1" w:unhideWhenUsed="0" w:qFormat="1"/>
-    <w:lsdException w:name="Light Shading" w:semiHidden="0" w:uiPriority="60" w:unhideWhenUsed="0"/>
-    <w:lsdException w:name="Light List" w:semiHidden="0" w:uiPriority="61" w:unhideWhenUsed="0"/>
-    <w:lsdException w:name="Light Grid" w:semiHidden="0" w:uiPriority="62" w:unhideWhenUsed="0"/>
-    <w:lsdException w:name="Medium Shading 1" w:semiHidden="0" w:uiPriority="63" w:unhideWhenUsed="0"/>
-    <w:lsdException w:name="Medium Shading 2" w:semiHidden="0" w:uiPriority="64" w:unhideWhenUsed="0"/>
-    <w:lsdException w:name="Medium List 1" w:semiHidden="0" w:uiPriority="65" w:unhideWhenUsed="0"/>
-    <w:lsdException w:name="Medium List 2" w:semiHidden="0" w:uiPriority="66" w:unhideWhenUsed="0"/>
-    <w:lsdException w:name="Medium Grid 1" w:semiHidden="0" w:uiPriority="67" w:unhideWhenUsed="0"/>
-    <w:lsdException w:name="Medium Grid 2" w:semiHidden="0" w:uiPriority="68" w:unhideWhenUsed="0"/>
-    <w:lsdException w:name="Medium Grid 3" w:semiHidden="0" w:uiPriority="69" w:unhideWhenUsed="0"/>
-    <w:lsdException w:name="Dark List" w:semiHidden="0" w:uiPriority="70" w:unhideWhenUsed="0"/>
-    <w:lsdException w:name="Colorful Shading" w:semiHidden="0" w:uiPriority="71" w:unhideWhenUsed="0"/>
-    <w:lsdException w:name="Colorful List" w:semiHidden="0" w:uiPriority="72" w:unhideWhenUsed="0"/>
-    <w:lsdException w:name="Colorful Grid" w:semiHidden="0" w:uiPriority="73" w:unhideWhenUsed="0"/>
-    <w:lsdException w:name="Light Shading Accent 1" w:semiHidden="0" w:uiPriority="60" w:unhideWhenUsed="0"/>
-    <w:lsdException w:name="Light List Accent 1" w:semiHidden="0" w:uiPriority="61" w:unhideWhenUsed="0"/>
-    <w:lsdException w:name="Light Grid Accent 1" w:semiHidden="0" w:uiPriority="62" w:unhideWhenUsed="0"/>
-    <w:lsdException w:name="Medium Shading 1 Accent 1" w:semiHidden="0" w:uiPriority="63" w:unhideWhenUsed="0"/>
-    <w:lsdException w:name="Medium Shading 2 Accent 1" w:semiHidden="0" w:uiPriority="64" w:unhideWhenUsed="0"/>
-    <w:lsdException w:name="Medium List 1 Accent 1" w:semiHidden="0" w:uiPriority="65" w:unhideWhenUsed="0"/>
-    <w:lsdException w:name="Revision" w:unhideWhenUsed="0"/>
-    <w:lsdException w:name="List Paragraph" w:semiHidden="0" w:uiPriority="34" w:unhideWhenUsed="0" w:qFormat="1"/>
-    <w:lsdException w:name="Quote" w:semiHidden="0" w:uiPriority="29" w:unhideWhenUsed="0" w:qFormat="1"/>
-    <w:lsdException w:name="Intense Quote" w:semiHidden="0" w:uiPriority="30" w:unhideWhenUsed="0" w:qFormat="1"/>
-    <w:lsdException w:name="Medium List 2 Accent 1" w:semiHidden="0" w:uiPriority="66" w:unhideWhenUsed="0"/>
-    <w:lsdException w:name="Medium Grid 1 Accent 1" w:semiHidden="0" w:uiPriority="67" w:unhideWhenUsed="0"/>
-    <w:lsdException w:name="Medium Grid 2 Accent 1" w:semiHidden="0" w:uiPriority="68" w:unhideWhenUsed="0"/>
-    <w:lsdException w:name="Medium Grid 3 Accent 1" w:semiHidden="0" w:uiPriority="69" w:unhideWhenUsed="0"/>
-    <w:lsdException w:name="Dark List Accent 1" w:semiHidden="0" w:uiPriority="70" w:unhideWhenUsed="0"/>
-    <w:lsdException w:name="Colorful Shading Accent 1" w:semiHidden="0" w:uiPriority="71" w:unhideWhenUsed="0"/>
-    <w:lsdException w:name="Colorful List Accent 1" w:semiHidden="0" w:uiPriority="72" w:unhideWhenUsed="0"/>
-    <w:lsdException w:name="Colorful Grid Accent 1" w:semiHidden="0" w:uiPriority="73" w:unhideWhenUsed="0"/>
-    <w:lsdException w:name="Light Shading Accent 2" w:semiHidden="0" w:uiPriority="60" w:unhideWhenUsed="0"/>
-    <w:lsdException w:name="Light List Accent 2" w:semiHidden="0" w:uiPriority="61" w:unhideWhenUsed="0"/>
-    <w:lsdException w:name="Light Grid Accent 2" w:semiHidden="0" w:uiPriority="62" w:unhideWhenUsed="0"/>
-    <w:lsdException w:name="Medium Shading 1 Accent 2" w:semiHidden="0" w:uiPriority="63" w:unhideWhenUsed="0"/>
-    <w:lsdException w:name="Medium Shading 2 Accent 2" w:semiHidden="0" w:uiPriority="64" w:unhideWhenUsed="0"/>
-    <w:lsdException w:name="Medium List 1 Accent 2" w:semiHidden="0" w:uiPriority="65" w:unhideWhenUsed="0"/>
-    <w:lsdException w:name="Medium List 2 Accent 2" w:semiHidden="0" w:uiPriority="66" w:unhideWhenUsed="0"/>
-    <w:lsdException w:name="Medium Grid 1 Accent 2" w:semiHidden="0" w:uiPriority="67" w:unhideWhenUsed="0"/>
-    <w:lsdException w:name="Medium Grid 2 Accent 2" w:semiHidden="0" w:uiPriority="68" w:unhideWhenUsed="0"/>
-    <w:lsdException w:name="Medium Grid 3 Accent 2" w:semiHidden="0" w:uiPriority="69" w:unhideWhenUsed="0"/>
-    <w:lsdException w:name="Dark List Accent 2" w:semiHidden="0" w:uiPriority="70" w:unhideWhenUsed="0"/>
-    <w:lsdException w:name="Colorful Shading Accent 2" w:semiHidden="0" w:uiPriority="71" w:unhideWhenUsed="0"/>
-    <w:lsdException w:name="Colorful List Accent 2" w:semiHidden="0" w:uiPriority="72" w:unhideWhenUsed="0"/>
-    <w:lsdException w:name="Colorful Grid Accent 2" w:semiHidden="0" w:uiPriority="73" w:unhideWhenUsed="0"/>
-    <w:lsdException w:name="Light Shading Accent 3" w:semiHidden="0" w:uiPriority="60" w:unhideWhenUsed="0"/>
-    <w:lsdException w:name="Light List Accent 3" w:semiHidden="0" w:uiPriority="61" w:unhideWhenUsed="0"/>
-    <w:lsdException w:name="Light Grid Accent 3" w:semiHidden="0" w:uiPriority="62" w:unhideWhenUsed="0"/>
-    <w:lsdException w:name="Medium Shading 1 Accent 3" w:semiHidden="0" w:uiPriority="63" w:unhideWhenUsed="0"/>
-    <w:lsdException w:name="Medium Shading 2 Accent 3" w:semiHidden="0" w:uiPriority="64" w:unhideWhenUsed="0"/>
-    <w:lsdException w:name="Medium List 1 Accent 3" w:semiHidden="0" w:uiPriority="65" w:unhideWhenUsed="0"/>
-    <w:lsdException w:name="Medium List 2 Accent 3" w:semiHidden="0" w:uiPriority="66" w:unhideWhenUsed="0"/>
-    <w:lsdException w:name="Medium Grid 1 Accent 3" w:semiHidden="0" w:uiPriority="67" w:unhideWhenUsed="0"/>
-    <w:lsdException w:name="Medium Grid 2 Accent 3" w:semiHidden="0" w:uiPriority="68" w:unhideWhenUsed="0"/>
-    <w:lsdException w:name="Medium Grid 3 Accent 3" w:semiHidden="0" w:uiPriority="69" w:unhideWhenUsed="0"/>
-    <w:lsdException w:name="Dark List Accent 3" w:semiHidden="0" w:uiPriority="70" w:unhideWhenUsed="0"/>
-    <w:lsdException w:name="Colorful Shading Accent 3" w:semiHidden="0" w:uiPriority="71" w:unhideWhenUsed="0"/>
-    <w:lsdException w:name="Colorful List Accent 3" w:semiHidden="0" w:uiPriority="72" w:unhideWhenUsed="0"/>
-    <w:lsdException w:name="Colorful Grid Accent 3" w:semiHidden="0" w:uiPriority="73" w:unhideWhenUsed="0"/>
-    <w:lsdException w:name="Light Shading Accent 4" w:semiHidden="0" w:uiPriority="60" w:unhideWhenUsed="0"/>
-    <w:lsdException w:name="Light List Accent 4" w:semiHidden="0" w:uiPriority="61" w:unhideWhenUsed="0"/>
-    <w:lsdException w:name="Light Grid Accent 4" w:semiHidden="0" w:uiPriority="62" w:unhideWhenUsed="0"/>
-    <w:lsdException w:name="Medium Shading 1 Accent 4" w:semiHidden="0" w:uiPriority="63" w:unhideWhenUsed="0"/>
-    <w:lsdException w:name="Medium Shading 2 Accent 4" w:semiHidden="0" w:uiPriority="64" w:unhideWhenUsed="0"/>
-    <w:lsdException w:name="Medium List 1 Accent 4" w:semiHidden="0" w:uiPriority="65" w:unhideWhenUsed="0"/>
-    <w:lsdException w:name="Medium List 2 Accent 4" w:semiHidden="0" w:uiPriority="66" w:unhideWhenUsed="0"/>
-    <w:lsdException w:name="Medium Grid 1 Accent 4" w:semiHidden="0" w:uiPriority="67" w:unhideWhenUsed="0"/>
-    <w:lsdException w:name="Medium Grid 2 Accent 4" w:semiHidden="0" w:uiPriority="68" w:unhideWhenUsed="0"/>
-    <w:lsdException w:name="Medium Grid 3 Accent 4" w:semiHidden="0" w:uiPriority="69" w:unhideWhenUsed="0"/>
-    <w:lsdException w:name="Dark List Accent 4" w:semiHidden="0" w:uiPriority="70" w:unhideWhenUsed="0"/>
-    <w:lsdException w:name="Colorful Shading Accent 4" w:semiHidden="0" w:uiPriority="71" w:unhideWhenUsed="0"/>
-    <w:lsdException w:name="Colorful List Accent 4" w:semiHidden="0" w:uiPriority="72" w:unhideWhenUsed="0"/>
-    <w:lsdException w:name="Colorful Grid Accent 4" w:semiHidden="0" w:uiPriority="73" w:unhideWhenUsed="0"/>
-    <w:lsdException w:name="Light Shading Accent 5" w:semiHidden="0" w:uiPriority="60" w:unhideWhenUsed="0"/>
-    <w:lsdException w:name="Light List Accent 5" w:semiHidden="0" w:uiPriority="61" w:unhideWhenUsed="0"/>
-    <w:lsdException w:name="Light Grid Accent 5" w:semiHidden="0" w:uiPriority="62" w:unhideWhenUsed="0"/>
-    <w:lsdException w:name="Medium Shading 1 Accent 5" w:semiHidden="0" w:uiPriority="63" w:unhideWhenUsed="0"/>
-    <w:lsdException w:name="Medium Shading 2 Accent 5" w:semiHidden="0" w:uiPriority="64" w:unhideWhenUsed="0"/>
-    <w:lsdException w:name="Medium List 1 Accent 5" w:semiHidden="0" w:uiPriority="65" w:unhideWhenUsed="0"/>
-    <w:lsdException w:name="Medium List 2 Accent 5" w:semiHidden="0" w:uiPriority="66" w:unhideWhenUsed="0"/>
-    <w:lsdException w:name="Medium Grid 1 Accent 5" w:semiHidden="0" w:uiPriority="67" w:unhideWhenUsed="0"/>
-    <w:lsdException w:name="Medium Grid 2 Accent 5" w:semiHidden="0" w:uiPriority="68" w:unhideWhenUsed="0"/>
-    <w:lsdException w:name="Medium Grid 3 Accent 5" w:semiHidden="0" w:uiPriority="69" w:unhideWhenUsed="0"/>
-    <w:lsdException w:name="Dark List Accent 5" w:semiHidden="0" w:uiPriority="70" w:unhideWhenUsed="0"/>
-    <w:lsdException w:name="Colorful Shading Accent 5" w:semiHidden="0" w:uiPriority="71" w:unhideWhenUsed="0"/>
-    <w:lsdException w:name="Colorful List Accent 5" w:semiHidden="0" w:uiPriority="72" w:unhideWhenUsed="0"/>
-    <w:lsdException w:name="Colorful Grid Accent 5" w:semiHidden="0" w:uiPriority="73" w:unhideWhenUsed="0"/>
-    <w:lsdException w:name="Light Shading Accent 6" w:semiHidden="0" w:uiPriority="60" w:unhideWhenUsed="0"/>
-    <w:lsdException w:name="Light List Accent 6" w:semiHidden="0" w:uiPriority="61" w:unhideWhenUsed="0"/>
-    <w:lsdException w:name="Light Grid Accent 6" w:semiHidden="0" w:uiPriority="62" w:unhideWhenUsed="0"/>
-    <w:lsdException w:name="Medium Shading 1 Accent 6" w:semiHidden="0" w:uiPriority="63" w:unhideWhenUsed="0"/>
-    <w:lsdException w:name="Medium Shading 2 Accent 6" w:semiHidden="0" w:uiPriority="64" w:unhideWhenUsed="0"/>
-    <w:lsdException w:name="Medium List 1 Accent 6" w:semiHidden="0" w:uiPriority="65" w:unhideWhenUsed="0"/>
-    <w:lsdException w:name="Medium List 2 Accent 6" w:semiHidden="0" w:uiPriority="66" w:unhideWhenUsed="0"/>
-    <w:lsdException w:name="Medium Grid 1 Accent 6" w:semiHidden="0" w:uiPriority="67" w:unhideWhenUsed="0"/>
-    <w:lsdException w:name="Medium Grid 2 Accent 6" w:semiHidden="0" w:uiPriority="68" w:unhideWhenUsed="0"/>
-    <w:lsdException w:name="Medium Grid 3 Accent 6" w:semiHidden="0" w:uiPriority="69" w:unhideWhenUsed="0"/>
-    <w:lsdException w:name="Dark List Accent 6" w:semiHidden="0" w:uiPriority="70" w:unhideWhenUsed="0"/>
-    <w:lsdException w:name="Colorful Shading Accent 6" w:semiHidden="0" w:uiPriority="71" w:unhideWhenUsed="0"/>
-    <w:lsdException w:name="Colorful List Accent 6" w:semiHidden="0" w:uiPriority="72" w:unhideWhenUsed="0"/>
-    <w:lsdException w:name="Colorful Grid Accent 6" w:semiHidden="0" w:uiPriority="73" w:unhideWhenUsed="0"/>
-    <w:lsdException w:name="Subtle Emphasis" w:semiHidden="0" w:uiPriority="19" w:unhideWhenUsed="0" w:qFormat="1"/>
-    <w:lsdException w:name="Intense Emphasis" w:semiHidden="0" w:uiPriority="21" w:unhideWhenUsed="0" w:qFormat="1"/>
-    <w:lsdException w:name="Subtle Reference" w:semiHidden="0" w:uiPriority="31" w:unhideWhenUsed="0" w:qFormat="1"/>
-    <w:lsdException w:name="Intense Reference" w:semiHidden="0" w:uiPriority="32" w:unhideWhenUsed="0" w:qFormat="1"/>
-    <w:lsdException w:name="Book Title" w:semiHidden="0" w:uiPriority="33" w:unhideWhenUsed="0" w:qFormat="1"/>
-    <w:lsdException w:name="Bibliography" w:uiPriority="37"/>
-    <w:lsdException w:name="TOC Heading" w:uiPriority="39" w:qFormat="1"/>
+  <w:latentStyles w:defLockedState="0" w:defUIPriority="99" w:defSemiHidden="0" w:defUnhideWhenUsed="0" w:defQFormat="0" w:count="376">
+    <w:lsdException w:name="Normal" w:uiPriority="0" w:qFormat="1"/>
+    <w:lsdException w:name="heading 1" w:uiPriority="9" w:qFormat="1"/>
+    <w:lsdException w:name="heading 2" w:semiHidden="1" w:uiPriority="9" w:unhideWhenUsed="1" w:qFormat="1"/>
+    <w:lsdException w:name="heading 3" w:semiHidden="1" w:uiPriority="9" w:unhideWhenUsed="1" w:qFormat="1"/>
+    <w:lsdException w:name="heading 4" w:semiHidden="1" w:uiPriority="9" w:unhideWhenUsed="1" w:qFormat="1"/>
+    <w:lsdException w:name="heading 5" w:semiHidden="1" w:uiPriority="9" w:unhideWhenUsed="1" w:qFormat="1"/>
+    <w:lsdException w:name="heading 6" w:semiHidden="1" w:uiPriority="9" w:unhideWhenUsed="1" w:qFormat="1"/>
+    <w:lsdException w:name="heading 7" w:semiHidden="1" w:uiPriority="9" w:unhideWhenUsed="1" w:qFormat="1"/>
+    <w:lsdException w:name="heading 8" w:semiHidden="1" w:uiPriority="9" w:unhideWhenUsed="1" w:qFormat="1"/>
+    <w:lsdException w:name="heading 9" w:semiHidden="1" w:uiPriority="9" w:unhideWhenUsed="1" w:qFormat="1"/>
+    <w:lsdException w:name="index 1" w:semiHidden="1" w:unhideWhenUsed="1"/>
+    <w:lsdException w:name="index 2" w:semiHidden="1" w:unhideWhenUsed="1"/>
+    <w:lsdException w:name="index 3" w:semiHidden="1" w:unhideWhenUsed="1"/>
+    <w:lsdException w:name="index 4" w:semiHidden="1" w:unhideWhenUsed="1"/>
+    <w:lsdException w:name="index 5" w:semiHidden="1" w:unhideWhenUsed="1"/>
+    <w:lsdException w:name="index 6" w:semiHidden="1" w:unhideWhenUsed="1"/>
+    <w:lsdException w:name="index 7" w:semiHidden="1" w:unhideWhenUsed="1"/>
+    <w:lsdException w:name="index 8" w:semiHidden="1" w:unhideWhenUsed="1"/>
+    <w:lsdException w:name="index 9" w:semiHidden="1" w:unhideWhenUsed="1"/>
+    <w:lsdException w:name="toc 1" w:semiHidden="1" w:uiPriority="39" w:unhideWhenUsed="1"/>
+    <w:lsdException w:name="toc 2" w:semiHidden="1" w:uiPriority="39" w:unhideWhenUsed="1"/>
+    <w:lsdException w:name="toc 3" w:semiHidden="1" w:uiPriority="39" w:unhideWhenUsed="1"/>
+    <w:lsdException w:name="toc 4" w:semiHidden="1" w:uiPriority="39" w:unhideWhenUsed="1"/>
+    <w:lsdException w:name="toc 5" w:semiHidden="1" w:uiPriority="39" w:unhideWhenUsed="1"/>
+    <w:lsdException w:name="toc 6" w:semiHidden="1" w:uiPriority="39" w:unhideWhenUsed="1"/>
+    <w:lsdException w:name="toc 7" w:semiHidden="1" w:uiPriority="39" w:unhideWhenUsed="1"/>
+    <w:lsdException w:name="toc 8" w:semiHidden="1" w:uiPriority="39" w:unhideWhenUsed="1"/>
+    <w:lsdException w:name="toc 9" w:semiHidden="1" w:uiPriority="39" w:unhideWhenUsed="1"/>
+    <w:lsdException w:name="Normal Indent" w:semiHidden="1" w:unhideWhenUsed="1"/>
+    <w:lsdException w:name="footnote text" w:semiHidden="1" w:unhideWhenUsed="1"/>
+    <w:lsdException w:name="annotation text" w:semiHidden="1" w:unhideWhenUsed="1"/>
+    <w:lsdException w:name="header" w:semiHidden="1" w:unhideWhenUsed="1"/>
+    <w:lsdException w:name="footer" w:semiHidden="1" w:unhideWhenUsed="1"/>
+    <w:lsdException w:name="index heading" w:semiHidden="1" w:unhideWhenUsed="1"/>
+    <w:lsdException w:name="caption" w:semiHidden="1" w:uiPriority="35" w:unhideWhenUsed="1" w:qFormat="1"/>
+    <w:lsdException w:name="table of figures" w:semiHidden="1" w:unhideWhenUsed="1"/>
+    <w:lsdException w:name="envelope address" w:semiHidden="1" w:unhideWhenUsed="1"/>
+    <w:lsdException w:name="envelope return" w:semiHidden="1" w:unhideWhenUsed="1"/>
+    <w:lsdException w:name="footnote reference" w:semiHidden="1" w:unhideWhenUsed="1"/>
+    <w:lsdException w:name="annotation reference" w:semiHidden="1" w:unhideWhenUsed="1"/>
+    <w:lsdException w:name="line number" w:semiHidden="1" w:unhideWhenUsed="1"/>
+    <w:lsdException w:name="page number" w:semiHidden="1" w:unhideWhenUsed="1"/>
+    <w:lsdException w:name="endnote reference" w:semiHidden="1" w:unhideWhenUsed="1"/>
+    <w:lsdException w:name="endnote text" w:semiHidden="1" w:unhideWhenUsed="1"/>
+    <w:lsdException w:name="table of authorities" w:semiHidden="1" w:unhideWhenUsed="1"/>
+    <w:lsdException w:name="macro" w:semiHidden="1" w:unhideWhenUsed="1"/>
+    <w:lsdException w:name="toa heading" w:semiHidden="1" w:unhideWhenUsed="1"/>
+    <w:lsdException w:name="List" w:semiHidden="1" w:unhideWhenUsed="1"/>
+    <w:lsdException w:name="List Bullet" w:semiHidden="1" w:unhideWhenUsed="1"/>
+    <w:lsdException w:name="List Number" w:semiHidden="1" w:unhideWhenUsed="1"/>
+    <w:lsdException w:name="List 2" w:semiHidden="1" w:unhideWhenUsed="1"/>
+    <w:lsdException w:name="List 3" w:semiHidden="1" w:unhideWhenUsed="1"/>
+    <w:lsdException w:name="List 4" w:semiHidden="1" w:unhideWhenUsed="1"/>
+    <w:lsdException w:name="List 5" w:semiHidden="1" w:unhideWhenUsed="1"/>
+    <w:lsdException w:name="List Bullet 2" w:semiHidden="1" w:unhideWhenUsed="1"/>
+    <w:lsdException w:name="List Bullet 3" w:semiHidden="1" w:unhideWhenUsed="1"/>
+    <w:lsdException w:name="List Bullet 4" w:semiHidden="1" w:unhideWhenUsed="1"/>
+    <w:lsdException w:name="List Bullet 5" w:semiHidden="1" w:unhideWhenUsed="1"/>
+    <w:lsdException w:name="List Number 2" w:semiHidden="1" w:unhideWhenUsed="1"/>
+    <w:lsdException w:name="List Number 3" w:semiHidden="1" w:unhideWhenUsed="1"/>
+    <w:lsdException w:name="List Number 4" w:semiHidden="1" w:unhideWhenUsed="1"/>
+    <w:lsdException w:name="List Number 5" w:semiHidden="1" w:unhideWhenUsed="1"/>
+    <w:lsdException w:name="Title" w:uiPriority="10" w:qFormat="1"/>
+    <w:lsdException w:name="Closing" w:semiHidden="1" w:unhideWhenUsed="1"/>
+    <w:lsdException w:name="Signature" w:semiHidden="1" w:unhideWhenUsed="1"/>
+    <w:lsdException w:name="Default Paragraph Font" w:semiHidden="1" w:uiPriority="1" w:unhideWhenUsed="1"/>
+    <w:lsdException w:name="Body Text" w:semiHidden="1" w:unhideWhenUsed="1"/>
+    <w:lsdException w:name="Body Text Indent" w:semiHidden="1" w:unhideWhenUsed="1"/>
+    <w:lsdException w:name="List Continue" w:semiHidden="1" w:unhideWhenUsed="1"/>
+    <w:lsdException w:name="List Continue 2" w:semiHidden="1" w:unhideWhenUsed="1"/>
+    <w:lsdException w:name="List Continue 3" w:semiHidden="1" w:unhideWhenUsed="1"/>
+    <w:lsdException w:name="List Continue 4" w:semiHidden="1" w:unhideWhenUsed="1"/>
+    <w:lsdException w:name="List Continue 5" w:semiHidden="1" w:unhideWhenUsed="1"/>
+    <w:lsdException w:name="Message Header" w:semiHidden="1" w:unhideWhenUsed="1"/>
+    <w:lsdException w:name="Subtitle" w:uiPriority="11" w:qFormat="1"/>
+    <w:lsdException w:name="Salutation" w:semiHidden="1" w:unhideWhenUsed="1"/>
+    <w:lsdException w:name="Date" w:semiHidden="1" w:unhideWhenUsed="1"/>
+    <w:lsdException w:name="Body Text First Indent" w:semiHidden="1" w:unhideWhenUsed="1"/>
+    <w:lsdException w:name="Body Text First Indent 2" w:semiHidden="1" w:unhideWhenUsed="1"/>
+    <w:lsdException w:name="Note Heading" w:semiHidden="1" w:unhideWhenUsed="1"/>
+    <w:lsdException w:name="Body Text 2" w:semiHidden="1" w:unhideWhenUsed="1"/>
+    <w:lsdException w:name="Body Text 3" w:semiHidden="1" w:unhideWhenUsed="1"/>
+    <w:lsdException w:name="Body Text Indent 2" w:semiHidden="1" w:unhideWhenUsed="1"/>
+    <w:lsdException w:name="Body Text Indent 3" w:semiHidden="1" w:unhideWhenUsed="1"/>
+    <w:lsdException w:name="Block Text" w:semiHidden="1" w:unhideWhenUsed="1"/>
+    <w:lsdException w:name="Hyperlink" w:semiHidden="1" w:unhideWhenUsed="1"/>
+    <w:lsdException w:name="FollowedHyperlink" w:semiHidden="1" w:unhideWhenUsed="1"/>
+    <w:lsdException w:name="Strong" w:uiPriority="22" w:qFormat="1"/>
+    <w:lsdException w:name="Emphasis" w:uiPriority="20" w:qFormat="1"/>
+    <w:lsdException w:name="Document Map" w:semiHidden="1" w:unhideWhenUsed="1"/>
+    <w:lsdException w:name="Plain Text" w:semiHidden="1" w:unhideWhenUsed="1"/>
+    <w:lsdException w:name="E-mail Signature" w:semiHidden="1" w:unhideWhenUsed="1"/>
+    <w:lsdException w:name="HTML Top of Form" w:semiHidden="1" w:unhideWhenUsed="1"/>
+    <w:lsdException w:name="HTML Bottom of Form" w:semiHidden="1" w:unhideWhenUsed="1"/>
+    <w:lsdException w:name="Normal (Web)" w:semiHidden="1" w:unhideWhenUsed="1"/>
+    <w:lsdException w:name="HTML Acronym" w:semiHidden="1" w:unhideWhenUsed="1"/>
+    <w:lsdException w:name="HTML Address" w:semiHidden="1" w:unhideWhenUsed="1"/>
+    <w:lsdException w:name="HTML Cite" w:semiHidden="1" w:unhideWhenUsed="1"/>
+    <w:lsdException w:name="HTML Code" w:semiHidden="1" w:unhideWhenUsed="1"/>
+    <w:lsdException w:name="HTML Definition" w:semiHidden="1" w:unhideWhenUsed="1"/>
+    <w:lsdException w:name="HTML Keyboard" w:semiHidden="1" w:unhideWhenUsed="1"/>
+    <w:lsdException w:name="HTML Preformatted" w:semiHidden="1" w:unhideWhenUsed="1"/>
+    <w:lsdException w:name="HTML Sample" w:semiHidden="1" w:unhideWhenUsed="1"/>
+    <w:lsdException w:name="HTML Typewriter" w:semiHidden="1" w:unhideWhenUsed="1"/>
+    <w:lsdException w:name="HTML Variable" w:semiHidden="1" w:unhideWhenUsed="1"/>
+    <w:lsdException w:name="Normal Table" w:semiHidden="1" w:unhideWhenUsed="1"/>
+    <w:lsdException w:name="annotation subject" w:semiHidden="1" w:unhideWhenUsed="1"/>
+    <w:lsdException w:name="No List" w:semiHidden="1" w:unhideWhenUsed="1"/>
+    <w:lsdException w:name="Outline List 1" w:semiHidden="1" w:unhideWhenUsed="1"/>
+    <w:lsdException w:name="Outline List 2" w:semiHidden="1" w:unhideWhenUsed="1"/>
+    <w:lsdException w:name="Outline List 3" w:semiHidden="1" w:unhideWhenUsed="1"/>
+    <w:lsdException w:name="Table Simple 1" w:semiHidden="1" w:unhideWhenUsed="1"/>
+    <w:lsdException w:name="Table Simple 2" w:semiHidden="1" w:unhideWhenUsed="1"/>
+    <w:lsdException w:name="Table Simple 3" w:semiHidden="1" w:unhideWhenUsed="1"/>
+    <w:lsdException w:name="Table Classic 1" w:semiHidden="1" w:unhideWhenUsed="1"/>
+    <w:lsdException w:name="Table Classic 2" w:semiHidden="1" w:unhideWhenUsed="1"/>
+    <w:lsdException w:name="Table Classic 3" w:semiHidden="1" w:unhideWhenUsed="1"/>
+    <w:lsdException w:name="Table Classic 4" w:semiHidden="1" w:unhideWhenUsed="1"/>
+    <w:lsdException w:name="Table Colorful 1" w:semiHidden="1" w:unhideWhenUsed="1"/>
+    <w:lsdException w:name="Table Colorful 2" w:semiHidden="1" w:unhideWhenUsed="1"/>
+    <w:lsdException w:name="Table Colorful 3" w:semiHidden="1" w:unhideWhenUsed="1"/>
+    <w:lsdException w:name="Table Columns 1" w:semiHidden="1" w:unhideWhenUsed="1"/>
+    <w:lsdException w:name="Table Columns 2" w:semiHidden="1" w:unhideWhenUsed="1"/>
+    <w:lsdException w:name="Table Columns 3" w:semiHidden="1" w:unhideWhenUsed="1"/>
+    <w:lsdException w:name="Table Columns 4" w:semiHidden="1" w:unhideWhenUsed="1"/>
+    <w:lsdException w:name="Table Columns 5" w:semiHidden="1" w:unhideWhenUsed="1"/>
+    <w:lsdException w:name="Table Grid 1" w:semiHidden="1" w:unhideWhenUsed="1"/>
+    <w:lsdException w:name="Table Grid 2" w:semiHidden="1" w:unhideWhenUsed="1"/>
+    <w:lsdException w:name="Table Grid 3" w:semiHidden="1" w:unhideWhenUsed="1"/>
+    <w:lsdException w:name="Table Grid 4" w:semiHidden="1" w:unhideWhenUsed="1"/>
+    <w:lsdException w:name="Table Grid 5" w:semiHidden="1" w:unhideWhenUsed="1"/>
+    <w:lsdException w:name="Table Grid 6" w:semiHidden="1" w:unhideWhenUsed="1"/>
+    <w:lsdException w:name="Table Grid 7" w:semiHidden="1" w:unhideWhenUsed="1"/>
+    <w:lsdException w:name="Table Grid 8" w:semiHidden="1" w:unhideWhenUsed="1"/>
+    <w:lsdException w:name="Table List 1" w:semiHidden="1" w:unhideWhenUsed="1"/>
+    <w:lsdException w:name="Table List 2" w:semiHidden="1" w:unhideWhenUsed="1"/>
+    <w:lsdException w:name="Table List 3" w:semiHidden="1" w:unhideWhenUsed="1"/>
+    <w:lsdException w:name="Table List 4" w:semiHidden="1" w:unhideWhenUsed="1"/>
+    <w:lsdException w:name="Table List 5" w:semiHidden="1" w:unhideWhenUsed="1"/>
+    <w:lsdException w:name="Table List 6" w:semiHidden="1" w:unhideWhenUsed="1"/>
+    <w:lsdException w:name="Table List 7" w:semiHidden="1" w:unhideWhenUsed="1"/>
+    <w:lsdException w:name="Table List 8" w:semiHidden="1" w:unhideWhenUsed="1"/>
+    <w:lsdException w:name="Table 3D effects 1" w:semiHidden="1" w:unhideWhenUsed="1"/>
+    <w:lsdException w:name="Table 3D effects 2" w:semiHidden="1" w:unhideWhenUsed="1"/>
+    <w:lsdException w:name="Table 3D effects 3" w:semiHidden="1" w:unhideWhenUsed="1"/>
+    <w:lsdException w:name="Table Contemporary" w:semiHidden="1" w:unhideWhenUsed="1"/>
+    <w:lsdException w:name="Table Elegant" w:semiHidden="1" w:unhideWhenUsed="1"/>
+    <w:lsdException w:name="Table Professional" w:semiHidden="1" w:unhideWhenUsed="1"/>
+    <w:lsdException w:name="Table Subtle 1" w:semiHidden="1" w:unhideWhenUsed="1"/>
+    <w:lsdException w:name="Table Subtle 2" w:semiHidden="1" w:unhideWhenUsed="1"/>
+    <w:lsdException w:name="Table Web 1" w:semiHidden="1" w:unhideWhenUsed="1"/>
+    <w:lsdException w:name="Table Web 2" w:semiHidden="1" w:unhideWhenUsed="1"/>
+    <w:lsdException w:name="Table Web 3" w:semiHidden="1" w:unhideWhenUsed="1"/>
+    <w:lsdException w:name="Balloon Text" w:semiHidden="1" w:unhideWhenUsed="1"/>
+    <w:lsdException w:name="Table Grid" w:uiPriority="59"/>
+    <w:lsdException w:name="Table Theme" w:semiHidden="1" w:unhideWhenUsed="1"/>
+    <w:lsdException w:name="Placeholder Text" w:semiHidden="1"/>
+    <w:lsdException w:name="No Spacing" w:uiPriority="1" w:qFormat="1"/>
+    <w:lsdException w:name="Light Shading" w:uiPriority="60"/>
+    <w:lsdException w:name="Light List" w:uiPriority="61"/>
+    <w:lsdException w:name="Light Grid" w:uiPriority="62"/>
+    <w:lsdException w:name="Medium Shading 1" w:uiPriority="63"/>
+    <w:lsdException w:name="Medium Shading 2" w:uiPriority="64"/>
+    <w:lsdException w:name="Medium List 1" w:uiPriority="65"/>
+    <w:lsdException w:name="Medium List 2" w:uiPriority="66"/>
+    <w:lsdException w:name="Medium Grid 1" w:uiPriority="67"/>
+    <w:lsdException w:name="Medium Grid 2" w:uiPriority="68"/>
+    <w:lsdException w:name="Medium Grid 3" w:uiPriority="69"/>
+    <w:lsdException w:name="Dark List" w:uiPriority="70"/>
+    <w:lsdException w:name="Colorful Shading" w:uiPriority="71"/>
+    <w:lsdException w:name="Colorful List" w:uiPriority="72"/>
+    <w:lsdException w:name="Colorful Grid" w:uiPriority="73"/>
+    <w:lsdException w:name="Light Shading Accent 1" w:uiPriority="60"/>
+    <w:lsdException w:name="Light List Accent 1" w:uiPriority="61"/>
+    <w:lsdException w:name="Light Grid Accent 1" w:uiPriority="62"/>
+    <w:lsdException w:name="Medium Shading 1 Accent 1" w:uiPriority="63"/>
+    <w:lsdException w:name="Medium Shading 2 Accent 1" w:uiPriority="64"/>
+    <w:lsdException w:name="Medium List 1 Accent 1" w:uiPriority="65"/>
+    <w:lsdException w:name="Revision" w:semiHidden="1"/>
+    <w:lsdException w:name="List Paragraph" w:uiPriority="34" w:qFormat="1"/>
+    <w:lsdException w:name="Quote" w:uiPriority="29" w:qFormat="1"/>
+    <w:lsdException w:name="Intense Quote" w:uiPriority="30" w:qFormat="1"/>
+    <w:lsdException w:name="Medium List 2 Accent 1" w:uiPriority="66"/>
+    <w:lsdException w:name="Medium Grid 1 Accent 1" w:uiPriority="67"/>
+    <w:lsdException w:name="Medium Grid 2 Accent 1" w:uiPriority="68"/>
+    <w:lsdException w:name="Medium Grid 3 Accent 1" w:uiPriority="69"/>
+    <w:lsdException w:name="Dark List Accent 1" w:uiPriority="70"/>
+    <w:lsdException w:name="Colorful Shading Accent 1" w:uiPriority="71"/>
+    <w:lsdException w:name="Colorful List Accent 1" w:uiPriority="72"/>
+    <w:lsdException w:name="Colorful Grid Accent 1" w:uiPriority="73"/>
+    <w:lsdException w:name="Light Shading Accent 2" w:uiPriority="60"/>
+    <w:lsdException w:name="Light List Accent 2" w:uiPriority="61"/>
+    <w:lsdException w:name="Light Grid Accent 2" w:uiPriority="62"/>
+    <w:lsdException w:name="Medium Shading 1 Accent 2" w:uiPriority="63"/>
+    <w:lsdException w:name="Medium Shading 2 Accent 2" w:uiPriority="64"/>
+    <w:lsdException w:name="Medium List 1 Accent 2" w:uiPriority="65"/>
+    <w:lsdException w:name="Medium List 2 Accent 2" w:uiPriority="66"/>
+    <w:lsdException w:name="Medium Grid 1 Accent 2" w:uiPriority="67"/>
+    <w:lsdException w:name="Medium Grid 2 Accent 2" w:uiPriority="68"/>
+    <w:lsdException w:name="Medium Grid 3 Accent 2" w:uiPriority="69"/>
+    <w:lsdException w:name="Dark List Accent 2" w:uiPriority="70"/>
+    <w:lsdException w:name="Colorful Shading Accent 2" w:uiPriority="71"/>
+    <w:lsdException w:name="Colorful List Accent 2" w:uiPriority="72"/>
+    <w:lsdException w:name="Colorful Grid Accent 2" w:uiPriority="73"/>
+    <w:lsdException w:name="Light Shading Accent 3" w:uiPriority="60"/>
+    <w:lsdException w:name="Light List Accent 3" w:uiPriority="61"/>
+    <w:lsdException w:name="Light Grid Accent 3" w:uiPriority="62"/>
+    <w:lsdException w:name="Medium Shading 1 Accent 3" w:uiPriority="63"/>
+    <w:lsdException w:name="Medium Shading 2 Accent 3" w:uiPriority="64"/>
+    <w:lsdException w:name="Medium List 1 Accent 3" w:uiPriority="65"/>
+    <w:lsdException w:name="Medium List 2 Accent 3" w:uiPriority="66"/>
+    <w:lsdException w:name="Medium Grid 1 Accent 3" w:uiPriority="67"/>
+    <w:lsdException w:name="Medium Grid 2 Accent 3" w:uiPriority="68"/>
+    <w:lsdException w:name="Medium Grid 3 Accent 3" w:uiPriority="69"/>
+    <w:lsdException w:name="Dark List Accent 3" w:uiPriority="70"/>
+    <w:lsdException w:name="Colorful Shading Accent 3" w:uiPriority="71"/>
+    <w:lsdException w:name="Colorful List Accent 3" w:uiPriority="72"/>
+    <w:lsdException w:name="Colorful Grid Accent 3" w:uiPriority="73"/>
+    <w:lsdException w:name="Light Shading Accent 4" w:uiPriority="60"/>
+    <w:lsdException w:name="Light List Accent 4" w:uiPriority="61"/>
+    <w:lsdException w:name="Light Grid Accent 4" w:uiPriority="62"/>
+    <w:lsdException w:name="Medium Shading 1 Accent 4" w:uiPriority="63"/>
+    <w:lsdException w:name="Medium Shading 2 Accent 4" w:uiPriority="64"/>
+    <w:lsdException w:name="Medium List 1 Accent 4" w:uiPriority="65"/>
+    <w:lsdException w:name="Medium List 2 Accent 4" w:uiPriority="66"/>
+    <w:lsdException w:name="Medium Grid 1 Accent 4" w:uiPriority="67"/>
+    <w:lsdException w:name="Medium Grid 2 Accent 4" w:uiPriority="68"/>
+    <w:lsdException w:name="Medium Grid 3 Accent 4" w:uiPriority="69"/>
+    <w:lsdException w:name="Dark List Accent 4" w:uiPriority="70"/>
+    <w:lsdException w:name="Colorful Shading Accent 4" w:uiPriority="71"/>
+    <w:lsdException w:name="Colorful List Accent 4" w:uiPriority="72"/>
+    <w:lsdException w:name="Colorful Grid Accent 4" w:uiPriority="73"/>
+    <w:lsdException w:name="Light Shading Accent 5" w:uiPriority="60"/>
+    <w:lsdException w:name="Light List Accent 5" w:uiPriority="61"/>
+    <w:lsdException w:name="Light Grid Accent 5" w:uiPriority="62"/>
+    <w:lsdException w:name="Medium Shading 1 Accent 5" w:uiPriority="63"/>
+    <w:lsdException w:name="Medium Shading 2 Accent 5" w:uiPriority="64"/>
+    <w:lsdException w:name="Medium List 1 Accent 5" w:uiPriority="65"/>
+    <w:lsdException w:name="Medium List 2 Accent 5" w:uiPriority="66"/>
+    <w:lsdException w:name="Medium Grid 1 Accent 5" w:uiPriority="67"/>
+    <w:lsdException w:name="Medium Grid 2 Accent 5" w:uiPriority="68"/>
+    <w:lsdException w:name="Medium Grid 3 Accent 5" w:uiPriority="69"/>
+    <w:lsdException w:name="Dark List Accent 5" w:uiPriority="70"/>
+    <w:lsdException w:name="Colorful Shading Accent 5" w:uiPriority="71"/>
+    <w:lsdException w:name="Colorful List Accent 5" w:uiPriority="72"/>
+    <w:lsdException w:name="Colorful Grid Accent 5" w:uiPriority="73"/>
+    <w:lsdException w:name="Light Shading Accent 6" w:uiPriority="60"/>
+    <w:lsdException w:name="Light List Accent 6" w:uiPriority="61"/>
+    <w:lsdException w:name="Light Grid Accent 6" w:uiPriority="62"/>
+    <w:lsdException w:name="Medium Shading 1 Accent 6" w:uiPriority="63"/>
+    <w:lsdException w:name="Medium Shading 2 Accent 6" w:uiPriority="64"/>
+    <w:lsdException w:name="Medium List 1 Accent 6" w:uiPriority="65"/>
+    <w:lsdException w:name="Medium List 2 Accent 6" w:uiPriority="66"/>
+    <w:lsdException w:name="Medium Grid 1 Accent 6" w:uiPriority="67"/>
+    <w:lsdException w:name="Medium Grid 2 Accent 6" w:uiPriority="68"/>
+    <w:lsdException w:name="Medium Grid 3 Accent 6" w:uiPriority="69"/>
+    <w:lsdException w:name="Dark List Accent 6" w:uiPriority="70"/>
+    <w:lsdException w:name="Colorful Shading Accent 6" w:uiPriority="71"/>
+    <w:lsdException w:name="Colorful List Accent 6" w:uiPriority="72"/>
+    <w:lsdException w:name="Colorful Grid Accent 6" w:uiPriority="73"/>
+    <w:lsdException w:name="Subtle Emphasis" w:uiPriority="19" w:qFormat="1"/>
+    <w:lsdException w:name="Intense Emphasis" w:uiPriority="21" w:qFormat="1"/>
+    <w:lsdException w:name="Subtle Reference" w:uiPriority="31" w:qFormat="1"/>
+    <w:lsdException w:name="Intense Reference" w:uiPriority="32" w:qFormat="1"/>
+    <w:lsdException w:name="Book Title" w:uiPriority="33" w:qFormat="1"/>
+    <w:lsdException w:name="Bibliography" w:semiHidden="1" w:uiPriority="37" w:unhideWhenUsed="1"/>
+    <w:lsdException w:name="TOC Heading" w:semiHidden="1" w:uiPriority="39" w:unhideWhenUsed="1" w:qFormat="1"/>
+    <w:lsdException w:name="Plain Table 1" w:uiPriority="41"/>
+    <w:lsdException w:name="Plain Table 2" w:uiPriority="42"/>
+    <w:lsdException w:name="Plain Table 3" w:uiPriority="43"/>
+    <w:lsdException w:name="Plain Table 4" w:uiPriority="44"/>
+    <w:lsdException w:name="Plain Table 5" w:uiPriority="45"/>
+    <w:lsdException w:name="Grid Table Light" w:uiPriority="40"/>
+    <w:lsdException w:name="Grid Table 1 Light" w:uiPriority="46"/>
+    <w:lsdException w:name="Grid Table 2" w:uiPriority="47"/>
+    <w:lsdException w:name="Grid Table 3" w:uiPriority="48"/>
+    <w:lsdException w:name="Grid Table 4" w:uiPriority="49"/>
+    <w:lsdException w:name="Grid Table 5 Dark" w:uiPriority="50"/>
+    <w:lsdException w:name="Grid Table 6 Colorful" w:uiPriority="51"/>
+    <w:lsdException w:name="Grid Table 7 Colorful" w:uiPriority="52"/>
+    <w:lsdException w:name="Grid Table 1 Light Accent 1" w:uiPriority="46"/>
+    <w:lsdException w:name="Grid Table 2 Accent 1" w:uiPriority="47"/>
+    <w:lsdException w:name="Grid Table 3 Accent 1" w:uiPriority="48"/>
+    <w:lsdException w:name="Grid Table 4 Accent 1" w:uiPriority="49"/>
+    <w:lsdException w:name="Grid Table 5 Dark Accent 1" w:uiPriority="50"/>
+    <w:lsdException w:name="Grid Table 6 Colorful Accent 1" w:uiPriority="51"/>
+    <w:lsdException w:name="Grid Table 7 Colorful Accent 1" w:uiPriority="52"/>
+    <w:lsdException w:name="Grid Table 1 Light Accent 2" w:uiPriority="46"/>
+    <w:lsdException w:name="Grid Table 2 Accent 2" w:uiPriority="47"/>
+    <w:lsdException w:name="Grid Table 3 Accent 2" w:uiPriority="48"/>
+    <w:lsdException w:name="Grid Table 4 Accent 2" w:uiPriority="49"/>
+    <w:lsdException w:name="Grid Table 5 Dark Accent 2" w:uiPriority="50"/>
+    <w:lsdException w:name="Grid Table 6 Colorful Accent 2" w:uiPriority="51"/>
+    <w:lsdException w:name="Grid Table 7 Colorful Accent 2" w:uiPriority="52"/>
+    <w:lsdException w:name="Grid Table 1 Light Accent 3" w:uiPriority="46"/>
+    <w:lsdException w:name="Grid Table 2 Accent 3" w:uiPriority="47"/>
+    <w:lsdException w:name="Grid Table 3 Accent 3" w:uiPriority="48"/>
+    <w:lsdException w:name="Grid Table 4 Accent 3" w:uiPriority="49"/>
+    <w:lsdException w:name="Grid Table 5 Dark Accent 3" w:uiPriority="50"/>
+    <w:lsdException w:name="Grid Table 6 Colorful Accent 3" w:uiPriority="51"/>
+    <w:lsdException w:name="Grid Table 7 Colorful Accent 3" w:uiPriority="52"/>
+    <w:lsdException w:name="Grid Table 1 Light Accent 4" w:uiPriority="46"/>
+    <w:lsdException w:name="Grid Table 2 Accent 4" w:uiPriority="47"/>
+    <w:lsdException w:name="Grid Table 3 Accent 4" w:uiPriority="48"/>
+    <w:lsdException w:name="Grid Table 4 Accent 4" w:uiPriority="49"/>
+    <w:lsdException w:name="Grid Table 5 Dark Accent 4" w:uiPriority="50"/>
+    <w:lsdException w:name="Grid Table 6 Colorful Accent 4" w:uiPriority="51"/>
+    <w:lsdException w:name="Grid Table 7 Colorful Accent 4" w:uiPriority="52"/>
+    <w:lsdException w:name="Grid Table 1 Light Accent 5" w:uiPriority="46"/>
+    <w:lsdException w:name="Grid Table 2 Accent 5" w:uiPriority="47"/>
+    <w:lsdException w:name="Grid Table 3 Accent 5" w:uiPriority="48"/>
+    <w:lsdException w:name="Grid Table 4 Accent 5" w:uiPriority="49"/>
+    <w:lsdException w:name="Grid Table 5 Dark Accent 5" w:uiPriority="50"/>
+    <w:lsdException w:name="Grid Table 6 Colorful Accent 5" w:uiPriority="51"/>
+    <w:lsdException w:name="Grid Table 7 Colorful Accent 5" w:uiPriority="52"/>
+    <w:lsdException w:name="Grid Table 1 Light Accent 6" w:uiPriority="46"/>
+    <w:lsdException w:name="Grid Table 2 Accent 6" w:uiPriority="47"/>
+    <w:lsdException w:name="Grid Table 3 Accent 6" w:uiPriority="48"/>
+    <w:lsdException w:name="Grid Table 4 Accent 6" w:uiPriority="49"/>
+    <w:lsdException w:name="Grid Table 5 Dark Accent 6" w:uiPriority="50"/>
+    <w:lsdException w:name="Grid Table 6 Colorful Accent 6" w:uiPriority="51"/>
+    <w:lsdException w:name="Grid Table 7 Colorful Accent 6" w:uiPriority="52"/>
+    <w:lsdException w:name="List Table 1 Light" w:uiPriority="46"/>
+    <w:lsdException w:name="List Table 2" w:uiPriority="47"/>
+    <w:lsdException w:name="List Table 3" w:uiPriority="48"/>
+    <w:lsdException w:name="List Table 4" w:uiPriority="49"/>
+    <w:lsdException w:name="List Table 5 Dark" w:uiPriority="50"/>
+    <w:lsdException w:name="List Table 6 Colorful" w:uiPriority="51"/>
+    <w:lsdException w:name="List Table 7 Colorful" w:uiPriority="52"/>
+    <w:lsdException w:name="List Table 1 Light Accent 1" w:uiPriority="46"/>
+    <w:lsdException w:name="List Table 2 Accent 1" w:uiPriority="47"/>
+    <w:lsdException w:name="List Table 3 Accent 1" w:uiPriority="48"/>
+    <w:lsdException w:name="List Table 4 Accent 1" w:uiPriority="49"/>
+    <w:lsdException w:name="List Table 5 Dark Accent 1" w:uiPriority="50"/>
+    <w:lsdException w:name="List Table 6 Colorful Accent 1" w:uiPriority="51"/>
+    <w:lsdException w:name="List Table 7 Colorful Accent 1" w:uiPriority="52"/>
+    <w:lsdException w:name="List Table 1 Light Accent 2" w:uiPriority="46"/>
+    <w:lsdException w:name="List Table 2 Accent 2" w:uiPriority="47"/>
+    <w:lsdException w:name="List Table 3 Accent 2" w:uiPriority="48"/>
+    <w:lsdException w:name="List Table 4 Accent 2" w:uiPriority="49"/>
+    <w:lsdException w:name="List Table 5 Dark Accent 2" w:uiPriority="50"/>
+    <w:lsdException w:name="List Table 6 Colorful Accent 2" w:uiPriority="51"/>
+    <w:lsdException w:name="List Table 7 Colorful Accent 2" w:uiPriority="52"/>
+    <w:lsdException w:name="List Table 1 Light Accent 3" w:uiPriority="46"/>
+    <w:lsdException w:name="List Table 2 Accent 3" w:uiPriority="47"/>
+    <w:lsdException w:name="List Table 3 Accent 3" w:uiPriority="48"/>
+    <w:lsdException w:name="List Table 4 Accent 3" w:uiPriority="49"/>
+    <w:lsdException w:name="List Table 5 Dark Accent 3" w:uiPriority="50"/>
+    <w:lsdException w:name="List Table 6 Colorful Accent 3" w:uiPriority="51"/>
+    <w:lsdException w:name="List Table 7 Colorful Accent 3" w:uiPriority="52"/>
+    <w:lsdException w:name="List Table 1 Light Accent 4" w:uiPriority="46"/>
+    <w:lsdException w:name="List Table 2 Accent 4" w:uiPriority="47"/>
+    <w:lsdException w:name="List Table 3 Accent 4" w:uiPriority="48"/>
+    <w:lsdException w:name="List Table 4 Accent 4" w:uiPriority="49"/>
+    <w:lsdException w:name="List Table 5 Dark Accent 4" w:uiPriority="50"/>
+    <w:lsdException w:name="List Table 6 Colorful Accent 4" w:uiPriority="51"/>
+    <w:lsdException w:name="List Table 7 Colorful Accent 4" w:uiPriority="52"/>
+    <w:lsdException w:name="List Table 1 Light Accent 5" w:uiPriority="46"/>
+    <w:lsdException w:name="List Table 2 Accent 5" w:uiPriority="47"/>
+    <w:lsdException w:name="List Table 3 Accent 5" w:uiPriority="48"/>
+    <w:lsdException w:name="List Table 4 Accent 5" w:uiPriority="49"/>
+    <w:lsdException w:name="List Table 5 Dark Accent 5" w:uiPriority="50"/>
+    <w:lsdException w:name="List Table 6 Colorful Accent 5" w:uiPriority="51"/>
+    <w:lsdException w:name="List Table 7 Colorful Accent 5" w:uiPriority="52"/>
+    <w:lsdException w:name="List Table 1 Light Accent 6" w:uiPriority="46"/>
+    <w:lsdException w:name="List Table 2 Accent 6" w:uiPriority="47"/>
+    <w:lsdException w:name="List Table 3 Accent 6" w:uiPriority="48"/>
+    <w:lsdException w:name="List Table 4 Accent 6" w:uiPriority="49"/>
+    <w:lsdException w:name="List Table 5 Dark Accent 6" w:uiPriority="50"/>
+    <w:lsdException w:name="List Table 6 Colorful Accent 6" w:uiPriority="51"/>
+    <w:lsdException w:name="List Table 7 Colorful Accent 6" w:uiPriority="52"/>
+    <w:lsdException w:name="Mention" w:semiHidden="1" w:unhideWhenUsed="1"/>
+    <w:lsdException w:name="Smart Hyperlink" w:semiHidden="1" w:unhideWhenUsed="1"/>
+    <w:lsdException w:name="Hashtag" w:semiHidden="1" w:unhideWhenUsed="1"/>
+    <w:lsdException w:name="Unresolved Mention" w:semiHidden="1" w:unhideWhenUsed="1"/>
+    <w:lsdException w:name="Smart Link" w:semiHidden="1" w:unhideWhenUsed="1"/>
   </w:latentStyles>
   <w:style w:type="paragraph" w:default="1" w:styleId="Normal">
     <w:name w:val="Normal"/>
@@ -4357,7 +10824,6 @@
       <w:spacing w:after="0" w:line="240" w:lineRule="auto"/>
     </w:pPr>
     <w:tblPr>
-      <w:tblInd w:w="0" w:type="dxa"/>
       <w:tblBorders>
         <w:top w:val="single" w:sz="4" w:space="0" w:color="auto"/>
         <w:left w:val="single" w:sz="4" w:space="0" w:color="auto"/>
@@ -4366,250 +10832,6 @@
         <w:insideH w:val="single" w:sz="4" w:space="0" w:color="auto"/>
         <w:insideV w:val="single" w:sz="4" w:space="0" w:color="auto"/>
       </w:tblBorders>
-      <w:tblCellMar>
-        <w:top w:w="0" w:type="dxa"/>
-        <w:left w:w="108" w:type="dxa"/>
-        <w:bottom w:w="0" w:type="dxa"/>
-        <w:right w:w="108" w:type="dxa"/>
-      </w:tblCellMar>
-    </w:tblPr>
-  </w:style>
-</w:styles>
-</file>
-
-<file path=word/stylesWithEffects.xml><?xml version="1.0" encoding="utf-8"?>
-<w:styles xmlns:wpc="http://schemas.microsoft.com/office/word/2010/wordprocessingCanvas" xmlns:mc="http://schemas.openxmlformats.org/markup-compatibility/2006" xmlns:o="urn:schemas-microsoft-com:office:office" xmlns:r="http://schemas.openxmlformats.org/officeDocument/2006/relationships" xmlns:m="http://schemas.openxmlformats.org/officeDocument/2006/math" xmlns:v="urn:schemas-microsoft-com:vml" xmlns:wp14="http://schemas.microsoft.com/office/word/2010/wordprocessingDrawing" xmlns:wp="http://schemas.openxmlformats.org/drawingml/2006/wordprocessingDrawing" xmlns:w10="urn:schemas-microsoft-com:office:word" xmlns:w="http://schemas.openxmlformats.org/wordprocessingml/2006/main" xmlns:w14="http://schemas.microsoft.com/office/word/2010/wordml" xmlns:wpg="http://schemas.microsoft.com/office/word/2010/wordprocessingGroup" xmlns:wpi="http://schemas.microsoft.com/office/word/2010/wordprocessingInk" xmlns:wne="http://schemas.microsoft.com/office/word/2006/wordml" xmlns:wps="http://schemas.microsoft.com/office/word/2010/wordprocessingShape" mc:Ignorable="w14 wp14">
-  <w:docDefaults>
-    <w:rPrDefault>
-      <w:rPr>
-        <w:rFonts w:asciiTheme="minorHAnsi" w:eastAsiaTheme="minorHAnsi" w:hAnsiTheme="minorHAnsi" w:cstheme="minorBidi"/>
-        <w:sz w:val="22"/>
-        <w:szCs w:val="22"/>
-        <w:lang w:val="vi-VN" w:eastAsia="en-US" w:bidi="ar-SA"/>
-      </w:rPr>
-    </w:rPrDefault>
-    <w:pPrDefault>
-      <w:pPr>
-        <w:spacing w:after="200" w:line="276" w:lineRule="auto"/>
-      </w:pPr>
-    </w:pPrDefault>
-  </w:docDefaults>
-  <w:latentStyles w:defLockedState="0" w:defUIPriority="99" w:defSemiHidden="1" w:defUnhideWhenUsed="1" w:defQFormat="0" w:count="267">
-    <w:lsdException w:name="Normal" w:semiHidden="0" w:uiPriority="0" w:unhideWhenUsed="0" w:qFormat="1"/>
-    <w:lsdException w:name="heading 1" w:semiHidden="0" w:uiPriority="9" w:unhideWhenUsed="0" w:qFormat="1"/>
-    <w:lsdException w:name="heading 2" w:uiPriority="9" w:qFormat="1"/>
-    <w:lsdException w:name="heading 3" w:uiPriority="9" w:qFormat="1"/>
-    <w:lsdException w:name="heading 4" w:uiPriority="9" w:qFormat="1"/>
-    <w:lsdException w:name="heading 5" w:uiPriority="9" w:qFormat="1"/>
-    <w:lsdException w:name="heading 6" w:uiPriority="9" w:qFormat="1"/>
-    <w:lsdException w:name="heading 7" w:uiPriority="9" w:qFormat="1"/>
-    <w:lsdException w:name="heading 8" w:uiPriority="9" w:qFormat="1"/>
-    <w:lsdException w:name="heading 9" w:uiPriority="9" w:qFormat="1"/>
-    <w:lsdException w:name="toc 1" w:uiPriority="39"/>
-    <w:lsdException w:name="toc 2" w:uiPriority="39"/>
-    <w:lsdException w:name="toc 3" w:uiPriority="39"/>
-    <w:lsdException w:name="toc 4" w:uiPriority="39"/>
-    <w:lsdException w:name="toc 5" w:uiPriority="39"/>
-    <w:lsdException w:name="toc 6" w:uiPriority="39"/>
-    <w:lsdException w:name="toc 7" w:uiPriority="39"/>
-    <w:lsdException w:name="toc 8" w:uiPriority="39"/>
-    <w:lsdException w:name="toc 9" w:uiPriority="39"/>
-    <w:lsdException w:name="caption" w:uiPriority="35" w:qFormat="1"/>
-    <w:lsdException w:name="Title" w:semiHidden="0" w:uiPriority="10" w:unhideWhenUsed="0" w:qFormat="1"/>
-    <w:lsdException w:name="Default Paragraph Font" w:uiPriority="1"/>
-    <w:lsdException w:name="Subtitle" w:semiHidden="0" w:uiPriority="11" w:unhideWhenUsed="0" w:qFormat="1"/>
-    <w:lsdException w:name="Strong" w:semiHidden="0" w:uiPriority="22" w:unhideWhenUsed="0" w:qFormat="1"/>
-    <w:lsdException w:name="Emphasis" w:semiHidden="0" w:uiPriority="20" w:unhideWhenUsed="0" w:qFormat="1"/>
-    <w:lsdException w:name="Table Grid" w:semiHidden="0" w:uiPriority="59" w:unhideWhenUsed="0"/>
-    <w:lsdException w:name="Placeholder Text" w:unhideWhenUsed="0"/>
-    <w:lsdException w:name="No Spacing" w:semiHidden="0" w:uiPriority="1" w:unhideWhenUsed="0" w:qFormat="1"/>
-    <w:lsdException w:name="Light Shading" w:semiHidden="0" w:uiPriority="60" w:unhideWhenUsed="0"/>
-    <w:lsdException w:name="Light List" w:semiHidden="0" w:uiPriority="61" w:unhideWhenUsed="0"/>
-    <w:lsdException w:name="Light Grid" w:semiHidden="0" w:uiPriority="62" w:unhideWhenUsed="0"/>
-    <w:lsdException w:name="Medium Shading 1" w:semiHidden="0" w:uiPriority="63" w:unhideWhenUsed="0"/>
-    <w:lsdException w:name="Medium Shading 2" w:semiHidden="0" w:uiPriority="64" w:unhideWhenUsed="0"/>
-    <w:lsdException w:name="Medium List 1" w:semiHidden="0" w:uiPriority="65" w:unhideWhenUsed="0"/>
-    <w:lsdException w:name="Medium List 2" w:semiHidden="0" w:uiPriority="66" w:unhideWhenUsed="0"/>
-    <w:lsdException w:name="Medium Grid 1" w:semiHidden="0" w:uiPriority="67" w:unhideWhenUsed="0"/>
-    <w:lsdException w:name="Medium Grid 2" w:semiHidden="0" w:uiPriority="68" w:unhideWhenUsed="0"/>
-    <w:lsdException w:name="Medium Grid 3" w:semiHidden="0" w:uiPriority="69" w:unhideWhenUsed="0"/>
-    <w:lsdException w:name="Dark List" w:semiHidden="0" w:uiPriority="70" w:unhideWhenUsed="0"/>
-    <w:lsdException w:name="Colorful Shading" w:semiHidden="0" w:uiPriority="71" w:unhideWhenUsed="0"/>
-    <w:lsdException w:name="Colorful List" w:semiHidden="0" w:uiPriority="72" w:unhideWhenUsed="0"/>
-    <w:lsdException w:name="Colorful Grid" w:semiHidden="0" w:uiPriority="73" w:unhideWhenUsed="0"/>
-    <w:lsdException w:name="Light Shading Accent 1" w:semiHidden="0" w:uiPriority="60" w:unhideWhenUsed="0"/>
-    <w:lsdException w:name="Light List Accent 1" w:semiHidden="0" w:uiPriority="61" w:unhideWhenUsed="0"/>
-    <w:lsdException w:name="Light Grid Accent 1" w:semiHidden="0" w:uiPriority="62" w:unhideWhenUsed="0"/>
-    <w:lsdException w:name="Medium Shading 1 Accent 1" w:semiHidden="0" w:uiPriority="63" w:unhideWhenUsed="0"/>
-    <w:lsdException w:name="Medium Shading 2 Accent 1" w:semiHidden="0" w:uiPriority="64" w:unhideWhenUsed="0"/>
-    <w:lsdException w:name="Medium List 1 Accent 1" w:semiHidden="0" w:uiPriority="65" w:unhideWhenUsed="0"/>
-    <w:lsdException w:name="Revision" w:unhideWhenUsed="0"/>
-    <w:lsdException w:name="List Paragraph" w:semiHidden="0" w:uiPriority="34" w:unhideWhenUsed="0" w:qFormat="1"/>
-    <w:lsdException w:name="Quote" w:semiHidden="0" w:uiPriority="29" w:unhideWhenUsed="0" w:qFormat="1"/>
-    <w:lsdException w:name="Intense Quote" w:semiHidden="0" w:uiPriority="30" w:unhideWhenUsed="0" w:qFormat="1"/>
-    <w:lsdException w:name="Medium List 2 Accent 1" w:semiHidden="0" w:uiPriority="66" w:unhideWhenUsed="0"/>
-    <w:lsdException w:name="Medium Grid 1 Accent 1" w:semiHidden="0" w:uiPriority="67" w:unhideWhenUsed="0"/>
-    <w:lsdException w:name="Medium Grid 2 Accent 1" w:semiHidden="0" w:uiPriority="68" w:unhideWhenUsed="0"/>
-    <w:lsdException w:name="Medium Grid 3 Accent 1" w:semiHidden="0" w:uiPriority="69" w:unhideWhenUsed="0"/>
-    <w:lsdException w:name="Dark List Accent 1" w:semiHidden="0" w:uiPriority="70" w:unhideWhenUsed="0"/>
-    <w:lsdException w:name="Colorful Shading Accent 1" w:semiHidden="0" w:uiPriority="71" w:unhideWhenUsed="0"/>
-    <w:lsdException w:name="Colorful List Accent 1" w:semiHidden="0" w:uiPriority="72" w:unhideWhenUsed="0"/>
-    <w:lsdException w:name="Colorful Grid Accent 1" w:semiHidden="0" w:uiPriority="73" w:unhideWhenUsed="0"/>
-    <w:lsdException w:name="Light Shading Accent 2" w:semiHidden="0" w:uiPriority="60" w:unhideWhenUsed="0"/>
-    <w:lsdException w:name="Light List Accent 2" w:semiHidden="0" w:uiPriority="61" w:unhideWhenUsed="0"/>
-    <w:lsdException w:name="Light Grid Accent 2" w:semiHidden="0" w:uiPriority="62" w:unhideWhenUsed="0"/>
-    <w:lsdException w:name="Medium Shading 1 Accent 2" w:semiHidden="0" w:uiPriority="63" w:unhideWhenUsed="0"/>
-    <w:lsdException w:name="Medium Shading 2 Accent 2" w:semiHidden="0" w:uiPriority="64" w:unhideWhenUsed="0"/>
-    <w:lsdException w:name="Medium List 1 Accent 2" w:semiHidden="0" w:uiPriority="65" w:unhideWhenUsed="0"/>
-    <w:lsdException w:name="Medium List 2 Accent 2" w:semiHidden="0" w:uiPriority="66" w:unhideWhenUsed="0"/>
-    <w:lsdException w:name="Medium Grid 1 Accent 2" w:semiHidden="0" w:uiPriority="67" w:unhideWhenUsed="0"/>
-    <w:lsdException w:name="Medium Grid 2 Accent 2" w:semiHidden="0" w:uiPriority="68" w:unhideWhenUsed="0"/>
-    <w:lsdException w:name="Medium Grid 3 Accent 2" w:semiHidden="0" w:uiPriority="69" w:unhideWhenUsed="0"/>
-    <w:lsdException w:name="Dark List Accent 2" w:semiHidden="0" w:uiPriority="70" w:unhideWhenUsed="0"/>
-    <w:lsdException w:name="Colorful Shading Accent 2" w:semiHidden="0" w:uiPriority="71" w:unhideWhenUsed="0"/>
-    <w:lsdException w:name="Colorful List Accent 2" w:semiHidden="0" w:uiPriority="72" w:unhideWhenUsed="0"/>
-    <w:lsdException w:name="Colorful Grid Accent 2" w:semiHidden="0" w:uiPriority="73" w:unhideWhenUsed="0"/>
-    <w:lsdException w:name="Light Shading Accent 3" w:semiHidden="0" w:uiPriority="60" w:unhideWhenUsed="0"/>
-    <w:lsdException w:name="Light List Accent 3" w:semiHidden="0" w:uiPriority="61" w:unhideWhenUsed="0"/>
-    <w:lsdException w:name="Light Grid Accent 3" w:semiHidden="0" w:uiPriority="62" w:unhideWhenUsed="0"/>
-    <w:lsdException w:name="Medium Shading 1 Accent 3" w:semiHidden="0" w:uiPriority="63" w:unhideWhenUsed="0"/>
-    <w:lsdException w:name="Medium Shading 2 Accent 3" w:semiHidden="0" w:uiPriority="64" w:unhideWhenUsed="0"/>
-    <w:lsdException w:name="Medium List 1 Accent 3" w:semiHidden="0" w:uiPriority="65" w:unhideWhenUsed="0"/>
-    <w:lsdException w:name="Medium List 2 Accent 3" w:semiHidden="0" w:uiPriority="66" w:unhideWhenUsed="0"/>
-    <w:lsdException w:name="Medium Grid 1 Accent 3" w:semiHidden="0" w:uiPriority="67" w:unhideWhenUsed="0"/>
-    <w:lsdException w:name="Medium Grid 2 Accent 3" w:semiHidden="0" w:uiPriority="68" w:unhideWhenUsed="0"/>
-    <w:lsdException w:name="Medium Grid 3 Accent 3" w:semiHidden="0" w:uiPriority="69" w:unhideWhenUsed="0"/>
-    <w:lsdException w:name="Dark List Accent 3" w:semiHidden="0" w:uiPriority="70" w:unhideWhenUsed="0"/>
-    <w:lsdException w:name="Colorful Shading Accent 3" w:semiHidden="0" w:uiPriority="71" w:unhideWhenUsed="0"/>
-    <w:lsdException w:name="Colorful List Accent 3" w:semiHidden="0" w:uiPriority="72" w:unhideWhenUsed="0"/>
-    <w:lsdException w:name="Colorful Grid Accent 3" w:semiHidden="0" w:uiPriority="73" w:unhideWhenUsed="0"/>
-    <w:lsdException w:name="Light Shading Accent 4" w:semiHidden="0" w:uiPriority="60" w:unhideWhenUsed="0"/>
-    <w:lsdException w:name="Light List Accent 4" w:semiHidden="0" w:uiPriority="61" w:unhideWhenUsed="0"/>
-    <w:lsdException w:name="Light Grid Accent 4" w:semiHidden="0" w:uiPriority="62" w:unhideWhenUsed="0"/>
-    <w:lsdException w:name="Medium Shading 1 Accent 4" w:semiHidden="0" w:uiPriority="63" w:unhideWhenUsed="0"/>
-    <w:lsdException w:name="Medium Shading 2 Accent 4" w:semiHidden="0" w:uiPriority="64" w:unhideWhenUsed="0"/>
-    <w:lsdException w:name="Medium List 1 Accent 4" w:semiHidden="0" w:uiPriority="65" w:unhideWhenUsed="0"/>
-    <w:lsdException w:name="Medium List 2 Accent 4" w:semiHidden="0" w:uiPriority="66" w:unhideWhenUsed="0"/>
-    <w:lsdException w:name="Medium Grid 1 Accent 4" w:semiHidden="0" w:uiPriority="67" w:unhideWhenUsed="0"/>
-    <w:lsdException w:name="Medium Grid 2 Accent 4" w:semiHidden="0" w:uiPriority="68" w:unhideWhenUsed="0"/>
-    <w:lsdException w:name="Medium Grid 3 Accent 4" w:semiHidden="0" w:uiPriority="69" w:unhideWhenUsed="0"/>
-    <w:lsdException w:name="Dark List Accent 4" w:semiHidden="0" w:uiPriority="70" w:unhideWhenUsed="0"/>
-    <w:lsdException w:name="Colorful Shading Accent 4" w:semiHidden="0" w:uiPriority="71" w:unhideWhenUsed="0"/>
-    <w:lsdException w:name="Colorful List Accent 4" w:semiHidden="0" w:uiPriority="72" w:unhideWhenUsed="0"/>
-    <w:lsdException w:name="Colorful Grid Accent 4" w:semiHidden="0" w:uiPriority="73" w:unhideWhenUsed="0"/>
-    <w:lsdException w:name="Light Shading Accent 5" w:semiHidden="0" w:uiPriority="60" w:unhideWhenUsed="0"/>
-    <w:lsdException w:name="Light List Accent 5" w:semiHidden="0" w:uiPriority="61" w:unhideWhenUsed="0"/>
-    <w:lsdException w:name="Light Grid Accent 5" w:semiHidden="0" w:uiPriority="62" w:unhideWhenUsed="0"/>
-    <w:lsdException w:name="Medium Shading 1 Accent 5" w:semiHidden="0" w:uiPriority="63" w:unhideWhenUsed="0"/>
-    <w:lsdException w:name="Medium Shading 2 Accent 5" w:semiHidden="0" w:uiPriority="64" w:unhideWhenUsed="0"/>
-    <w:lsdException w:name="Medium List 1 Accent 5" w:semiHidden="0" w:uiPriority="65" w:unhideWhenUsed="0"/>
-    <w:lsdException w:name="Medium List 2 Accent 5" w:semiHidden="0" w:uiPriority="66" w:unhideWhenUsed="0"/>
-    <w:lsdException w:name="Medium Grid 1 Accent 5" w:semiHidden="0" w:uiPriority="67" w:unhideWhenUsed="0"/>
-    <w:lsdException w:name="Medium Grid 2 Accent 5" w:semiHidden="0" w:uiPriority="68" w:unhideWhenUsed="0"/>
-    <w:lsdException w:name="Medium Grid 3 Accent 5" w:semiHidden="0" w:uiPriority="69" w:unhideWhenUsed="0"/>
-    <w:lsdException w:name="Dark List Accent 5" w:semiHidden="0" w:uiPriority="70" w:unhideWhenUsed="0"/>
-    <w:lsdException w:name="Colorful Shading Accent 5" w:semiHidden="0" w:uiPriority="71" w:unhideWhenUsed="0"/>
-    <w:lsdException w:name="Colorful List Accent 5" w:semiHidden="0" w:uiPriority="72" w:unhideWhenUsed="0"/>
-    <w:lsdException w:name="Colorful Grid Accent 5" w:semiHidden="0" w:uiPriority="73" w:unhideWhenUsed="0"/>
-    <w:lsdException w:name="Light Shading Accent 6" w:semiHidden="0" w:uiPriority="60" w:unhideWhenUsed="0"/>
-    <w:lsdException w:name="Light List Accent 6" w:semiHidden="0" w:uiPriority="61" w:unhideWhenUsed="0"/>
-    <w:lsdException w:name="Light Grid Accent 6" w:semiHidden="0" w:uiPriority="62" w:unhideWhenUsed="0"/>
-    <w:lsdException w:name="Medium Shading 1 Accent 6" w:semiHidden="0" w:uiPriority="63" w:unhideWhenUsed="0"/>
-    <w:lsdException w:name="Medium Shading 2 Accent 6" w:semiHidden="0" w:uiPriority="64" w:unhideWhenUsed="0"/>
-    <w:lsdException w:name="Medium List 1 Accent 6" w:semiHidden="0" w:uiPriority="65" w:unhideWhenUsed="0"/>
-    <w:lsdException w:name="Medium List 2 Accent 6" w:semiHidden="0" w:uiPriority="66" w:unhideWhenUsed="0"/>
-    <w:lsdException w:name="Medium Grid 1 Accent 6" w:semiHidden="0" w:uiPriority="67" w:unhideWhenUsed="0"/>
-    <w:lsdException w:name="Medium Grid 2 Accent 6" w:semiHidden="0" w:uiPriority="68" w:unhideWhenUsed="0"/>
-    <w:lsdException w:name="Medium Grid 3 Accent 6" w:semiHidden="0" w:uiPriority="69" w:unhideWhenUsed="0"/>
-    <w:lsdException w:name="Dark List Accent 6" w:semiHidden="0" w:uiPriority="70" w:unhideWhenUsed="0"/>
-    <w:lsdException w:name="Colorful Shading Accent 6" w:semiHidden="0" w:uiPriority="71" w:unhideWhenUsed="0"/>
-    <w:lsdException w:name="Colorful List Accent 6" w:semiHidden="0" w:uiPriority="72" w:unhideWhenUsed="0"/>
-    <w:lsdException w:name="Colorful Grid Accent 6" w:semiHidden="0" w:uiPriority="73" w:unhideWhenUsed="0"/>
-    <w:lsdException w:name="Subtle Emphasis" w:semiHidden="0" w:uiPriority="19" w:unhideWhenUsed="0" w:qFormat="1"/>
-    <w:lsdException w:name="Intense Emphasis" w:semiHidden="0" w:uiPriority="21" w:unhideWhenUsed="0" w:qFormat="1"/>
-    <w:lsdException w:name="Subtle Reference" w:semiHidden="0" w:uiPriority="31" w:unhideWhenUsed="0" w:qFormat="1"/>
-    <w:lsdException w:name="Intense Reference" w:semiHidden="0" w:uiPriority="32" w:unhideWhenUsed="0" w:qFormat="1"/>
-    <w:lsdException w:name="Book Title" w:semiHidden="0" w:uiPriority="33" w:unhideWhenUsed="0" w:qFormat="1"/>
-    <w:lsdException w:name="Bibliography" w:uiPriority="37"/>
-    <w:lsdException w:name="TOC Heading" w:uiPriority="39" w:qFormat="1"/>
-  </w:latentStyles>
-  <w:style w:type="paragraph" w:default="1" w:styleId="Normal">
-    <w:name w:val="Normal"/>
-    <w:qFormat/>
-  </w:style>
-  <w:style w:type="character" w:default="1" w:styleId="DefaultParagraphFont">
-    <w:name w:val="Default Paragraph Font"/>
-    <w:uiPriority w:val="1"/>
-    <w:semiHidden/>
-    <w:unhideWhenUsed/>
-  </w:style>
-  <w:style w:type="table" w:default="1" w:styleId="TableNormal">
-    <w:name w:val="Normal Table"/>
-    <w:uiPriority w:val="99"/>
-    <w:semiHidden/>
-    <w:unhideWhenUsed/>
-    <w:tblPr>
-      <w:tblInd w:w="0" w:type="dxa"/>
-      <w:tblCellMar>
-        <w:top w:w="0" w:type="dxa"/>
-        <w:left w:w="108" w:type="dxa"/>
-        <w:bottom w:w="0" w:type="dxa"/>
-        <w:right w:w="108" w:type="dxa"/>
-      </w:tblCellMar>
-    </w:tblPr>
-  </w:style>
-  <w:style w:type="numbering" w:default="1" w:styleId="NoList">
-    <w:name w:val="No List"/>
-    <w:uiPriority w:val="99"/>
-    <w:semiHidden/>
-    <w:unhideWhenUsed/>
-  </w:style>
-  <w:style w:type="paragraph" w:styleId="ListParagraph">
-    <w:name w:val="List Paragraph"/>
-    <w:basedOn w:val="Normal"/>
-    <w:uiPriority w:val="34"/>
-    <w:qFormat/>
-    <w:rsid w:val="00C47FF3"/>
-    <w:pPr>
-      <w:ind w:left="720"/>
-      <w:contextualSpacing/>
-    </w:pPr>
-  </w:style>
-  <w:style w:type="character" w:styleId="Hyperlink">
-    <w:name w:val="Hyperlink"/>
-    <w:basedOn w:val="DefaultParagraphFont"/>
-    <w:uiPriority w:val="99"/>
-    <w:unhideWhenUsed/>
-    <w:rsid w:val="00D97231"/>
-    <w:rPr>
-      <w:color w:val="0000FF" w:themeColor="hyperlink"/>
-      <w:u w:val="single"/>
-    </w:rPr>
-  </w:style>
-  <w:style w:type="table" w:styleId="TableGrid">
-    <w:name w:val="Table Grid"/>
-    <w:basedOn w:val="TableNormal"/>
-    <w:uiPriority w:val="59"/>
-    <w:rsid w:val="0094594F"/>
-    <w:pPr>
-      <w:spacing w:after="0" w:line="240" w:lineRule="auto"/>
-    </w:pPr>
-    <w:tblPr>
-      <w:tblInd w:w="0" w:type="dxa"/>
-      <w:tblBorders>
-        <w:top w:val="single" w:sz="4" w:space="0" w:color="auto"/>
-        <w:left w:val="single" w:sz="4" w:space="0" w:color="auto"/>
-        <w:bottom w:val="single" w:sz="4" w:space="0" w:color="auto"/>
-        <w:right w:val="single" w:sz="4" w:space="0" w:color="auto"/>
-        <w:insideH w:val="single" w:sz="4" w:space="0" w:color="auto"/>
-        <w:insideV w:val="single" w:sz="4" w:space="0" w:color="auto"/>
-      </w:tblBorders>
-      <w:tblCellMar>
-        <w:top w:w="0" w:type="dxa"/>
-        <w:left w:w="108" w:type="dxa"/>
-        <w:bottom w:w="0" w:type="dxa"/>
-        <w:right w:w="108" w:type="dxa"/>
-      </w:tblCellMar>
     </w:tblPr>
   </w:style>
 </w:styles>

--- a/c++.docx
+++ b/c++.docx
@@ -454,19 +454,7 @@
         <w:rPr>
           <w:lang w:val="en-US"/>
         </w:rPr>
-        <w:t xml:space="preserve">Đặt &lt;Bit&gt; = </w:t>
-      </w:r>
-      <w:r>
-        <w:rPr>
-          <w:lang w:val="en-US"/>
-        </w:rPr>
-        <w:t>-m</w:t>
-      </w:r>
-      <w:r>
-        <w:rPr>
-          <w:lang w:val="en-US"/>
-        </w:rPr>
-        <w:t xml:space="preserve">32 </w:t>
+        <w:t xml:space="preserve">Đặt &lt;Bit&gt; = -m32 </w:t>
       </w:r>
       <w:r>
         <w:rPr>
@@ -548,13 +536,7 @@
               <w:rPr>
                 <w:lang w:val="en-US"/>
               </w:rPr>
-              <w:t>-std=c++1</w:t>
-            </w:r>
-            <w:r>
-              <w:rPr>
-                <w:lang w:val="en-US"/>
-              </w:rPr>
-              <w:t>4</w:t>
+              <w:t>-std=c++14</w:t>
             </w:r>
           </w:p>
         </w:tc>
@@ -575,13 +557,7 @@
               <w:rPr>
                 <w:lang w:val="en-US"/>
               </w:rPr>
-              <w:t>C++ 201</w:t>
-            </w:r>
-            <w:r>
-              <w:rPr>
-                <w:lang w:val="en-US"/>
-              </w:rPr>
-              <w:t>4</w:t>
+              <w:t>C++ 2014</w:t>
             </w:r>
           </w:p>
         </w:tc>
@@ -648,13 +624,7 @@
               <w:rPr>
                 <w:lang w:val="en-US"/>
               </w:rPr>
-              <w:t>-std=c++</w:t>
-            </w:r>
-            <w:r>
-              <w:rPr>
-                <w:lang w:val="en-US"/>
-              </w:rPr>
-              <w:t>98</w:t>
+              <w:t>-std=c++98</w:t>
             </w:r>
           </w:p>
         </w:tc>
@@ -1139,7 +1109,25 @@
         <w:rPr>
           <w:lang w:val="en-US"/>
         </w:rPr>
-        <w:t>Cách Tạm Dừng Chương Trình Cho Đến Khi Ấn 1 Phím Bất Kì?</w:t>
+        <w:t xml:space="preserve">Trả </w:t>
+      </w:r>
+      <w:r>
+        <w:rPr>
+          <w:lang w:val="en-US"/>
+        </w:rPr>
+        <w:t xml:space="preserve">Về Số </w:t>
+      </w:r>
+      <w:r>
+        <w:rPr>
+          <w:lang w:val="en-US"/>
+        </w:rPr>
+        <w:t xml:space="preserve">Byte </w:t>
+      </w:r>
+      <w:r>
+        <w:rPr>
+          <w:lang w:val="en-US"/>
+        </w:rPr>
+        <w:t>Của 1 Kiểu Dữ Liệu?</w:t>
       </w:r>
     </w:p>
     <w:p>
@@ -1160,6 +1148,159 @@
         <w:rPr>
           <w:lang w:val="en-US"/>
         </w:rPr>
+        <w:t>sizeof(&lt;Kiểu Dữ Liệu Hoặc Giá Trị&gt;)</w:t>
+      </w:r>
+    </w:p>
+    <w:p>
+      <w:pPr>
+        <w:pStyle w:val="ListParagraph"/>
+        <w:numPr>
+          <w:ilvl w:val="0"/>
+          <w:numId w:val="4"/>
+        </w:numPr>
+        <w:rPr>
+          <w:lang w:val="en-US"/>
+        </w:rPr>
+      </w:pPr>
+      <w:r>
+        <w:rPr>
+          <w:lang w:val="en-US"/>
+        </w:rPr>
+        <w:lastRenderedPageBreak/>
+        <w:t>Ví dụ</w:t>
+      </w:r>
+    </w:p>
+    <w:p>
+      <w:pPr>
+        <w:pStyle w:val="ListParagraph"/>
+        <w:pBdr>
+          <w:top w:val="single" w:sz="4" w:space="1" w:color="auto"/>
+          <w:left w:val="single" w:sz="4" w:space="4" w:color="auto"/>
+          <w:bottom w:val="single" w:sz="4" w:space="1" w:color="auto"/>
+          <w:right w:val="single" w:sz="4" w:space="4" w:color="auto"/>
+        </w:pBdr>
+        <w:ind w:left="1080"/>
+        <w:rPr>
+          <w:lang w:val="en-US"/>
+        </w:rPr>
+      </w:pPr>
+      <w:r>
+        <w:rPr>
+          <w:lang w:val="en-US"/>
+        </w:rPr>
+        <w:t>foo = sizeof(float);</w:t>
+      </w:r>
+    </w:p>
+    <w:p>
+      <w:pPr>
+        <w:pStyle w:val="ListParagraph"/>
+        <w:numPr>
+          <w:ilvl w:val="0"/>
+          <w:numId w:val="4"/>
+        </w:numPr>
+        <w:rPr>
+          <w:lang w:val="en-US"/>
+        </w:rPr>
+      </w:pPr>
+      <w:r>
+        <w:rPr>
+          <w:lang w:val="en-US"/>
+        </w:rPr>
+        <w:t>Ta có</w:t>
+      </w:r>
+    </w:p>
+    <w:tbl>
+      <w:tblPr>
+        <w:tblStyle w:val="TableGrid"/>
+        <w:tblW w:w="0" w:type="auto"/>
+        <w:tblInd w:w="1080" w:type="dxa"/>
+        <w:tblLook w:val="04A0" w:firstRow="1" w:lastRow="0" w:firstColumn="1" w:lastColumn="0" w:noHBand="0" w:noVBand="1"/>
+      </w:tblPr>
+      <w:tblGrid>
+        <w:gridCol w:w="4093"/>
+        <w:gridCol w:w="4069"/>
+      </w:tblGrid>
+      <w:tr>
+        <w:tc>
+          <w:tcPr>
+            <w:tcW w:w="4621" w:type="dxa"/>
+          </w:tcPr>
+          <w:p>
+            <w:pPr>
+              <w:pStyle w:val="ListParagraph"/>
+              <w:ind w:left="0"/>
+              <w:jc w:val="center"/>
+              <w:rPr>
+                <w:lang w:val="en-US"/>
+              </w:rPr>
+            </w:pPr>
+            <w:r>
+              <w:rPr>
+                <w:lang w:val="en-US"/>
+              </w:rPr>
+              <w:t>foo</w:t>
+            </w:r>
+          </w:p>
+        </w:tc>
+        <w:tc>
+          <w:tcPr>
+            <w:tcW w:w="4621" w:type="dxa"/>
+          </w:tcPr>
+          <w:p>
+            <w:pPr>
+              <w:pStyle w:val="ListParagraph"/>
+              <w:ind w:left="0"/>
+              <w:jc w:val="center"/>
+              <w:rPr>
+                <w:lang w:val="en-US"/>
+              </w:rPr>
+            </w:pPr>
+            <w:r>
+              <w:rPr>
+                <w:lang w:val="en-US"/>
+              </w:rPr>
+              <w:t>4</w:t>
+            </w:r>
+          </w:p>
+        </w:tc>
+      </w:tr>
+    </w:tbl>
+    <w:p>
+      <w:pPr>
+        <w:pStyle w:val="ListParagraph"/>
+        <w:numPr>
+          <w:ilvl w:val="0"/>
+          <w:numId w:val="6"/>
+        </w:numPr>
+        <w:rPr>
+          <w:lang w:val="en-US"/>
+        </w:rPr>
+      </w:pPr>
+      <w:r>
+        <w:rPr>
+          <w:lang w:val="en-US"/>
+        </w:rPr>
+        <w:t>Cách Tạm Dừng Chương Trình Cho Đến Khi Ấn 1 Phím Bất Kì?</w:t>
+      </w:r>
+    </w:p>
+    <w:p>
+      <w:pPr>
+        <w:pStyle w:val="ListParagraph"/>
+        <w:pBdr>
+          <w:top w:val="single" w:sz="4" w:space="1" w:color="auto"/>
+          <w:left w:val="single" w:sz="4" w:space="4" w:color="auto"/>
+          <w:bottom w:val="single" w:sz="4" w:space="1" w:color="auto"/>
+          <w:right w:val="single" w:sz="4" w:space="4" w:color="auto"/>
+        </w:pBdr>
+        <w:ind w:left="1080"/>
+        <w:rPr>
+          <w:lang w:val="en-US"/>
+        </w:rPr>
+      </w:pPr>
+      <w:r>
+        <w:rPr>
+          <w:lang w:val="en-US"/>
+        </w:rPr>
         <w:t>system(</w:t>
       </w:r>
       <w:r>
@@ -1174,6 +1315,74 @@
         </w:rPr>
         <w:t>);</w:t>
       </w:r>
+    </w:p>
+    <w:p>
+      <w:pPr>
+        <w:rPr>
+          <w:lang w:val="en-US"/>
+        </w:rPr>
+      </w:pPr>
+    </w:p>
+    <w:p>
+      <w:pPr>
+        <w:rPr>
+          <w:lang w:val="en-US"/>
+        </w:rPr>
+      </w:pPr>
+      <w:r>
+        <w:rPr>
+          <w:lang w:val="en-US"/>
+        </w:rPr>
+        <w:t>Global Constant – Hằng Toàn Cục:</w:t>
+      </w:r>
+    </w:p>
+    <w:p>
+      <w:pPr>
+        <w:pStyle w:val="ListParagraph"/>
+        <w:numPr>
+          <w:ilvl w:val="0"/>
+          <w:numId w:val="14"/>
+        </w:numPr>
+        <w:rPr>
+          <w:lang w:val="en-US"/>
+        </w:rPr>
+      </w:pPr>
+      <w:r>
+        <w:rPr>
+          <w:lang w:val="en-US"/>
+        </w:rPr>
+        <w:t>Trả Về Số Bit Ứng Với 1 Byte Trong Máy Của Bạn?</w:t>
+      </w:r>
+    </w:p>
+    <w:p>
+      <w:pPr>
+        <w:pStyle w:val="ListParagraph"/>
+        <w:numPr>
+          <w:ilvl w:val="0"/>
+          <w:numId w:val="4"/>
+        </w:numPr>
+        <w:rPr>
+          <w:lang w:val="en-US"/>
+        </w:rPr>
+      </w:pPr>
+      <w:r>
+        <w:rPr>
+          <w:lang w:val="en-US"/>
+        </w:rPr>
+        <w:t>CHAR_BIT</w:t>
+      </w:r>
+    </w:p>
+    <w:p>
+      <w:pPr>
+        <w:pStyle w:val="ListParagraph"/>
+        <w:numPr>
+          <w:ilvl w:val="0"/>
+          <w:numId w:val="14"/>
+        </w:numPr>
+        <w:rPr>
+          <w:lang w:val="en-US"/>
+        </w:rPr>
+      </w:pPr>
     </w:p>
     <w:p>
       <w:pPr>
@@ -1761,6 +1970,7 @@
         <w:rPr>
           <w:lang w:val="en-US"/>
         </w:rPr>
+        <w:lastRenderedPageBreak/>
         <w:t>using namespace foo;</w:t>
       </w:r>
     </w:p>
@@ -2051,7 +2261,6 @@
         <w:rPr>
           <w:lang w:val="en-US"/>
         </w:rPr>
-        <w:lastRenderedPageBreak/>
         <w:t>Để dịch sang phải</w:t>
       </w:r>
     </w:p>
@@ -2940,6 +3149,7 @@
         <w:rPr>
           <w:lang w:val="en-US"/>
         </w:rPr>
+        <w:lastRenderedPageBreak/>
         <w:t>&lt;Thương&gt; sẽ là số thập phân, = kết quả của phép chia</w:t>
       </w:r>
     </w:p>
@@ -3266,7 +3476,6 @@
         <w:rPr>
           <w:lang w:val="en-US"/>
         </w:rPr>
-        <w:lastRenderedPageBreak/>
         <w:t>&lt;Lệnh Đầu&gt; sẽ được chạy 1 lần duy nhất trước khi bắt đầu vòng lặp</w:t>
       </w:r>
     </w:p>
@@ -3724,6 +3933,7 @@
         <w:rPr>
           <w:lang w:val="en-US"/>
         </w:rPr>
+        <w:lastRenderedPageBreak/>
         <w:t>Ví dụ</w:t>
       </w:r>
     </w:p>
@@ -4998,6 +5208,95 @@
       </w:pPr>
     </w:lvl>
     <w:lvl w:ilvl="8" w:tplc="042A001B" w:tentative="1">
+      <w:start w:val="1"/>
+      <w:numFmt w:val="lowerRoman"/>
+      <w:lvlText w:val="%9."/>
+      <w:lvlJc w:val="right"/>
+      <w:pPr>
+        <w:ind w:left="6840" w:hanging="180"/>
+      </w:pPr>
+    </w:lvl>
+  </w:abstractNum>
+  <w:abstractNum w:abstractNumId="13" w15:restartNumberingAfterBreak="0">
+    <w:nsid w:val="6CCE632F"/>
+    <w:multiLevelType w:val="hybridMultilevel"/>
+    <w:tmpl w:val="2C58A474"/>
+    <w:lvl w:ilvl="0" w:tplc="D06ECB06">
+      <w:start w:val="1"/>
+      <w:numFmt w:val="decimal"/>
+      <w:lvlText w:val="%1."/>
+      <w:lvlJc w:val="left"/>
+      <w:pPr>
+        <w:ind w:left="1080" w:hanging="360"/>
+      </w:pPr>
+      <w:rPr>
+        <w:rFonts w:hint="default"/>
+      </w:rPr>
+    </w:lvl>
+    <w:lvl w:ilvl="1" w:tplc="04090019" w:tentative="1">
+      <w:start w:val="1"/>
+      <w:numFmt w:val="lowerLetter"/>
+      <w:lvlText w:val="%2."/>
+      <w:lvlJc w:val="left"/>
+      <w:pPr>
+        <w:ind w:left="1800" w:hanging="360"/>
+      </w:pPr>
+    </w:lvl>
+    <w:lvl w:ilvl="2" w:tplc="0409001B" w:tentative="1">
+      <w:start w:val="1"/>
+      <w:numFmt w:val="lowerRoman"/>
+      <w:lvlText w:val="%3."/>
+      <w:lvlJc w:val="right"/>
+      <w:pPr>
+        <w:ind w:left="2520" w:hanging="180"/>
+      </w:pPr>
+    </w:lvl>
+    <w:lvl w:ilvl="3" w:tplc="0409000F" w:tentative="1">
+      <w:start w:val="1"/>
+      <w:numFmt w:val="decimal"/>
+      <w:lvlText w:val="%4."/>
+      <w:lvlJc w:val="left"/>
+      <w:pPr>
+        <w:ind w:left="3240" w:hanging="360"/>
+      </w:pPr>
+    </w:lvl>
+    <w:lvl w:ilvl="4" w:tplc="04090019" w:tentative="1">
+      <w:start w:val="1"/>
+      <w:numFmt w:val="lowerLetter"/>
+      <w:lvlText w:val="%5."/>
+      <w:lvlJc w:val="left"/>
+      <w:pPr>
+        <w:ind w:left="3960" w:hanging="360"/>
+      </w:pPr>
+    </w:lvl>
+    <w:lvl w:ilvl="5" w:tplc="0409001B" w:tentative="1">
+      <w:start w:val="1"/>
+      <w:numFmt w:val="lowerRoman"/>
+      <w:lvlText w:val="%6."/>
+      <w:lvlJc w:val="right"/>
+      <w:pPr>
+        <w:ind w:left="4680" w:hanging="180"/>
+      </w:pPr>
+    </w:lvl>
+    <w:lvl w:ilvl="6" w:tplc="0409000F" w:tentative="1">
+      <w:start w:val="1"/>
+      <w:numFmt w:val="decimal"/>
+      <w:lvlText w:val="%7."/>
+      <w:lvlJc w:val="left"/>
+      <w:pPr>
+        <w:ind w:left="5400" w:hanging="360"/>
+      </w:pPr>
+    </w:lvl>
+    <w:lvl w:ilvl="7" w:tplc="04090019" w:tentative="1">
+      <w:start w:val="1"/>
+      <w:numFmt w:val="lowerLetter"/>
+      <w:lvlText w:val="%8."/>
+      <w:lvlJc w:val="left"/>
+      <w:pPr>
+        <w:ind w:left="6120" w:hanging="360"/>
+      </w:pPr>
+    </w:lvl>
+    <w:lvl w:ilvl="8" w:tplc="0409001B" w:tentative="1">
       <w:start w:val="1"/>
       <w:numFmt w:val="lowerRoman"/>
       <w:lvlText w:val="%9."/>
@@ -5045,6 +5344,9 @@
   </w:num>
   <w:num w:numId="13" w16cid:durableId="478497437">
     <w:abstractNumId w:val="10"/>
+  </w:num>
+  <w:num w:numId="14" w16cid:durableId="1464039534">
+    <w:abstractNumId w:val="13"/>
   </w:num>
 </w:numbering>
 </file>

--- a/c++.docx
+++ b/c++.docx
@@ -2009,6 +2009,221 @@
         <w:rPr>
           <w:lang w:val="en-US"/>
         </w:rPr>
+        <w:t>Trả Về Giá Trị Thập Phân Từ Thập Lục Phân?</w:t>
+      </w:r>
+    </w:p>
+    <w:p>
+      <w:pPr>
+        <w:pStyle w:val="ListParagraph"/>
+        <w:pBdr>
+          <w:top w:val="single" w:sz="4" w:space="1" w:color="auto"/>
+          <w:left w:val="single" w:sz="4" w:space="4" w:color="auto"/>
+          <w:bottom w:val="single" w:sz="4" w:space="1" w:color="auto"/>
+          <w:right w:val="single" w:sz="4" w:space="4" w:color="auto"/>
+        </w:pBdr>
+        <w:ind w:left="1080"/>
+        <w:rPr>
+          <w:lang w:val="en-US"/>
+        </w:rPr>
+      </w:pPr>
+      <w:r>
+        <w:rPr>
+          <w:lang w:val="en-US"/>
+        </w:rPr>
+        <w:t>0x&lt;Thập Lục Phân&gt;</w:t>
+      </w:r>
+    </w:p>
+    <w:p>
+      <w:pPr>
+        <w:pStyle w:val="ListParagraph"/>
+        <w:numPr>
+          <w:ilvl w:val="0"/>
+          <w:numId w:val="4"/>
+        </w:numPr>
+        <w:rPr>
+          <w:lang w:val="en-US"/>
+        </w:rPr>
+      </w:pPr>
+      <w:r>
+        <w:rPr>
+          <w:lang w:val="en-US"/>
+        </w:rPr>
+        <w:t>Ví dụ</w:t>
+      </w:r>
+    </w:p>
+    <w:p>
+      <w:pPr>
+        <w:pStyle w:val="ListParagraph"/>
+        <w:pBdr>
+          <w:top w:val="single" w:sz="4" w:space="1" w:color="auto"/>
+          <w:left w:val="single" w:sz="4" w:space="4" w:color="auto"/>
+          <w:bottom w:val="single" w:sz="4" w:space="1" w:color="auto"/>
+          <w:right w:val="single" w:sz="4" w:space="4" w:color="auto"/>
+        </w:pBdr>
+        <w:ind w:left="1080"/>
+        <w:rPr>
+          <w:lang w:val="en-US"/>
+        </w:rPr>
+      </w:pPr>
+      <w:r>
+        <w:rPr>
+          <w:lang w:val="en-US"/>
+        </w:rPr>
+        <w:t>int foo = 0xABC;</w:t>
+      </w:r>
+    </w:p>
+    <w:p>
+      <w:pPr>
+        <w:pStyle w:val="ListParagraph"/>
+        <w:numPr>
+          <w:ilvl w:val="0"/>
+          <w:numId w:val="4"/>
+        </w:numPr>
+        <w:rPr>
+          <w:lang w:val="en-US"/>
+        </w:rPr>
+      </w:pPr>
+      <w:r>
+        <w:rPr>
+          <w:lang w:val="en-US"/>
+        </w:rPr>
+        <w:t>Ta có</w:t>
+      </w:r>
+    </w:p>
+    <w:tbl>
+      <w:tblPr>
+        <w:tblStyle w:val="TableGrid"/>
+        <w:tblW w:w="0" w:type="auto"/>
+        <w:tblInd w:w="1080" w:type="dxa"/>
+        <w:tblLook w:val="04A0" w:firstRow="1" w:lastRow="0" w:firstColumn="1" w:lastColumn="0" w:noHBand="0" w:noVBand="1"/>
+      </w:tblPr>
+      <w:tblGrid>
+        <w:gridCol w:w="4069"/>
+        <w:gridCol w:w="4093"/>
+      </w:tblGrid>
+      <w:tr>
+        <w:tc>
+          <w:tcPr>
+            <w:tcW w:w="4069" w:type="dxa"/>
+          </w:tcPr>
+          <w:p>
+            <w:pPr>
+              <w:pStyle w:val="ListParagraph"/>
+              <w:ind w:left="0"/>
+              <w:jc w:val="center"/>
+              <w:rPr>
+                <w:lang w:val="en-US"/>
+              </w:rPr>
+            </w:pPr>
+            <w:r>
+              <w:rPr>
+                <w:lang w:val="en-US"/>
+              </w:rPr>
+              <w:t>foo</w:t>
+            </w:r>
+          </w:p>
+        </w:tc>
+        <w:tc>
+          <w:tcPr>
+            <w:tcW w:w="4093" w:type="dxa"/>
+          </w:tcPr>
+          <w:p>
+            <w:pPr>
+              <w:pStyle w:val="ListParagraph"/>
+              <w:ind w:left="0"/>
+              <w:jc w:val="center"/>
+              <w:rPr>
+                <w:lang w:val="en-US"/>
+              </w:rPr>
+            </w:pPr>
+            <w:r>
+              <w:rPr>
+                <w:lang w:val="en-US"/>
+              </w:rPr>
+              <w:t>2748</w:t>
+            </w:r>
+          </w:p>
+        </w:tc>
+      </w:tr>
+    </w:tbl>
+    <w:p>
+      <w:pPr>
+        <w:pStyle w:val="ListParagraph"/>
+        <w:numPr>
+          <w:ilvl w:val="0"/>
+          <w:numId w:val="9"/>
+        </w:numPr>
+        <w:rPr>
+          <w:lang w:val="en-US"/>
+        </w:rPr>
+      </w:pPr>
+      <w:r>
+        <w:rPr>
+          <w:lang w:val="en-US"/>
+        </w:rPr>
+        <w:t xml:space="preserve">Trả Về Giá Trị Thập Phân Từ </w:t>
+      </w:r>
+      <w:r>
+        <w:rPr>
+          <w:lang w:val="en-US"/>
+        </w:rPr>
+        <w:t>Bát Phân?</w:t>
+      </w:r>
+    </w:p>
+    <w:p>
+      <w:pPr>
+        <w:pStyle w:val="ListParagraph"/>
+        <w:pBdr>
+          <w:top w:val="single" w:sz="4" w:space="1" w:color="auto"/>
+          <w:left w:val="single" w:sz="4" w:space="4" w:color="auto"/>
+          <w:bottom w:val="single" w:sz="4" w:space="1" w:color="auto"/>
+          <w:right w:val="single" w:sz="4" w:space="4" w:color="auto"/>
+        </w:pBdr>
+        <w:ind w:left="1080"/>
+        <w:rPr>
+          <w:lang w:val="en-US"/>
+        </w:rPr>
+      </w:pPr>
+      <w:r>
+        <w:rPr>
+          <w:lang w:val="en-US"/>
+        </w:rPr>
+        <w:t>0&lt;</w:t>
+      </w:r>
+      <w:r>
+        <w:rPr>
+          <w:lang w:val="en-US"/>
+        </w:rPr>
+        <w:t>Bát</w:t>
+      </w:r>
+      <w:r>
+        <w:rPr>
+          <w:lang w:val="en-US"/>
+        </w:rPr>
+        <w:t xml:space="preserve"> Phân</w:t>
+      </w:r>
+      <w:r>
+        <w:rPr>
+          <w:lang w:val="en-US"/>
+        </w:rPr>
+        <w:t>&gt;</w:t>
+      </w:r>
+    </w:p>
+    <w:p>
+      <w:pPr>
+        <w:pStyle w:val="ListParagraph"/>
+        <w:numPr>
+          <w:ilvl w:val="0"/>
+          <w:numId w:val="9"/>
+        </w:numPr>
+        <w:rPr>
+          <w:lang w:val="en-US"/>
+        </w:rPr>
+      </w:pPr>
+      <w:r>
+        <w:rPr>
+          <w:lang w:val="en-US"/>
+        </w:rPr>
         <w:t>Toán Tử Dịch Bit?</w:t>
       </w:r>
     </w:p>
@@ -2912,6 +3127,7 @@
         <w:rPr>
           <w:lang w:val="en-US"/>
         </w:rPr>
+        <w:lastRenderedPageBreak/>
         <w:t>foo = bar / boo;</w:t>
       </w:r>
     </w:p>
@@ -3149,7 +3365,6 @@
         <w:rPr>
           <w:lang w:val="en-US"/>
         </w:rPr>
-        <w:lastRenderedPageBreak/>
         <w:t>&lt;Thương&gt; sẽ là số thập phân, = kết quả của phép chia</w:t>
       </w:r>
     </w:p>
@@ -3933,7 +4148,6 @@
         <w:rPr>
           <w:lang w:val="en-US"/>
         </w:rPr>
-        <w:lastRenderedPageBreak/>
         <w:t>Ví dụ</w:t>
       </w:r>
     </w:p>

--- a/c++.docx
+++ b/c++.docx
@@ -1991,6 +1991,429 @@
         <w:rPr>
           <w:lang w:val="en-US"/>
         </w:rPr>
+        <w:t>Pointer:</w:t>
+      </w:r>
+    </w:p>
+    <w:p>
+      <w:pPr>
+        <w:pStyle w:val="ListParagraph"/>
+        <w:numPr>
+          <w:ilvl w:val="0"/>
+          <w:numId w:val="15"/>
+        </w:numPr>
+        <w:rPr>
+          <w:lang w:val="en-US"/>
+        </w:rPr>
+      </w:pPr>
+      <w:r>
+        <w:rPr>
+          <w:lang w:val="en-US"/>
+        </w:rPr>
+        <w:t>Minh Họa Pointer?</w:t>
+      </w:r>
+    </w:p>
+    <w:p>
+      <w:pPr>
+        <w:pStyle w:val="ListParagraph"/>
+        <w:ind w:left="1080"/>
+        <w:rPr>
+          <w:lang w:val="en-US"/>
+        </w:rPr>
+      </w:pPr>
+      <w:r>
+        <w:rPr>
+          <w:noProof/>
+          <w:lang w:val="en-US"/>
+        </w:rPr>
+        <w:drawing>
+          <wp:inline distT="0" distB="0" distL="0" distR="0" wp14:anchorId="2C32B650" wp14:editId="1434CE9F">
+            <wp:extent cx="2377440" cy="2377440"/>
+            <wp:effectExtent l="0" t="0" r="3810" b="3810"/>
+            <wp:docPr id="1363132501" name="Picture 1"/>
+            <wp:cNvGraphicFramePr>
+              <a:graphicFrameLocks xmlns:a="http://schemas.openxmlformats.org/drawingml/2006/main" noChangeAspect="1"/>
+            </wp:cNvGraphicFramePr>
+            <a:graphic xmlns:a="http://schemas.openxmlformats.org/drawingml/2006/main">
+              <a:graphicData uri="http://schemas.openxmlformats.org/drawingml/2006/picture">
+                <pic:pic xmlns:pic="http://schemas.openxmlformats.org/drawingml/2006/picture">
+                  <pic:nvPicPr>
+                    <pic:cNvPr id="1363132501" name="Picture 1363132501"/>
+                    <pic:cNvPicPr/>
+                  </pic:nvPicPr>
+                  <pic:blipFill>
+                    <a:blip r:embed="rId6">
+                      <a:extLst>
+                        <a:ext uri="{28A0092B-C50C-407E-A947-70E740481C1C}">
+                          <a14:useLocalDpi xmlns:a14="http://schemas.microsoft.com/office/drawing/2010/main" val="0"/>
+                        </a:ext>
+                      </a:extLst>
+                    </a:blip>
+                    <a:stretch>
+                      <a:fillRect/>
+                    </a:stretch>
+                  </pic:blipFill>
+                  <pic:spPr>
+                    <a:xfrm>
+                      <a:off x="0" y="0"/>
+                      <a:ext cx="2377440" cy="2377440"/>
+                    </a:xfrm>
+                    <a:prstGeom prst="rect">
+                      <a:avLst/>
+                    </a:prstGeom>
+                  </pic:spPr>
+                </pic:pic>
+              </a:graphicData>
+            </a:graphic>
+          </wp:inline>
+        </w:drawing>
+      </w:r>
+    </w:p>
+    <w:p>
+      <w:pPr>
+        <w:pStyle w:val="ListParagraph"/>
+        <w:numPr>
+          <w:ilvl w:val="0"/>
+          <w:numId w:val="4"/>
+        </w:numPr>
+        <w:rPr>
+          <w:lang w:val="en-US"/>
+        </w:rPr>
+      </w:pPr>
+      <w:r>
+        <w:rPr>
+          <w:lang w:val="en-US"/>
+        </w:rPr>
+        <w:t>Câu lệnh gán bản chất là ta gán vào thuộc tính giá trị của biến</w:t>
+      </w:r>
+    </w:p>
+    <w:p>
+      <w:pPr>
+        <w:pStyle w:val="ListParagraph"/>
+        <w:numPr>
+          <w:ilvl w:val="0"/>
+          <w:numId w:val="4"/>
+        </w:numPr>
+        <w:rPr>
+          <w:lang w:val="en-US"/>
+        </w:rPr>
+      </w:pPr>
+      <w:r>
+        <w:rPr>
+          <w:lang w:val="en-US"/>
+        </w:rPr>
+        <w:t>Pointer là biến có giá trị là địa chỉ của biến khác</w:t>
+      </w:r>
+    </w:p>
+    <w:p>
+      <w:pPr>
+        <w:pStyle w:val="ListParagraph"/>
+        <w:numPr>
+          <w:ilvl w:val="0"/>
+          <w:numId w:val="4"/>
+        </w:numPr>
+        <w:rPr>
+          <w:lang w:val="en-US"/>
+        </w:rPr>
+      </w:pPr>
+      <w:r>
+        <w:rPr>
+          <w:lang w:val="en-US"/>
+        </w:rPr>
+        <w:t>Để trả về địa chỉ của 1 biến</w:t>
+      </w:r>
+    </w:p>
+    <w:p>
+      <w:pPr>
+        <w:pStyle w:val="ListParagraph"/>
+        <w:pBdr>
+          <w:top w:val="single" w:sz="4" w:space="1" w:color="auto"/>
+          <w:left w:val="single" w:sz="4" w:space="4" w:color="auto"/>
+          <w:bottom w:val="single" w:sz="4" w:space="1" w:color="auto"/>
+          <w:right w:val="single" w:sz="4" w:space="4" w:color="auto"/>
+        </w:pBdr>
+        <w:ind w:left="1080"/>
+        <w:rPr>
+          <w:lang w:val="en-US"/>
+        </w:rPr>
+      </w:pPr>
+      <w:r>
+        <w:rPr>
+          <w:lang w:val="en-US"/>
+        </w:rPr>
+        <w:t>&amp;&lt;Biến&gt;</w:t>
+      </w:r>
+    </w:p>
+    <w:p>
+      <w:pPr>
+        <w:pStyle w:val="ListParagraph"/>
+        <w:numPr>
+          <w:ilvl w:val="0"/>
+          <w:numId w:val="4"/>
+        </w:numPr>
+        <w:rPr>
+          <w:lang w:val="en-US"/>
+        </w:rPr>
+      </w:pPr>
+      <w:r>
+        <w:rPr>
+          <w:lang w:val="en-US"/>
+        </w:rPr>
+        <w:t>Để khai báo 1 Pointer</w:t>
+      </w:r>
+    </w:p>
+    <w:p>
+      <w:pPr>
+        <w:pStyle w:val="ListParagraph"/>
+        <w:numPr>
+          <w:ilvl w:val="0"/>
+          <w:numId w:val="4"/>
+        </w:numPr>
+        <w:rPr>
+          <w:lang w:val="en-US"/>
+        </w:rPr>
+      </w:pPr>
+      <w:r>
+        <w:rPr>
+          <w:lang w:val="en-US"/>
+        </w:rPr>
+        <w:t>&lt;Kiểu Dữ Liệu&gt;* &lt;Pointer&gt; = &lt;Địa Chỉ&gt;;</w:t>
+      </w:r>
+    </w:p>
+    <w:p>
+      <w:pPr>
+        <w:pStyle w:val="ListParagraph"/>
+        <w:numPr>
+          <w:ilvl w:val="0"/>
+          <w:numId w:val="4"/>
+        </w:numPr>
+        <w:rPr>
+          <w:lang w:val="en-US"/>
+        </w:rPr>
+      </w:pPr>
+      <w:r>
+        <w:rPr>
+          <w:lang w:val="en-US"/>
+        </w:rPr>
+        <w:t>&lt;Kiểu Dữ Liệu&gt; phải là kiểu dữ liệu của biến được &lt;Pointer&gt; chĩa vào</w:t>
+      </w:r>
+    </w:p>
+    <w:p>
+      <w:pPr>
+        <w:pStyle w:val="ListParagraph"/>
+        <w:numPr>
+          <w:ilvl w:val="0"/>
+          <w:numId w:val="4"/>
+        </w:numPr>
+        <w:rPr>
+          <w:lang w:val="en-US"/>
+        </w:rPr>
+      </w:pPr>
+      <w:r>
+        <w:rPr>
+          <w:lang w:val="en-US"/>
+        </w:rPr>
+        <w:t>Ví dụ</w:t>
+      </w:r>
+    </w:p>
+    <w:p>
+      <w:pPr>
+        <w:pStyle w:val="ListParagraph"/>
+        <w:pBdr>
+          <w:top w:val="single" w:sz="4" w:space="1" w:color="auto"/>
+          <w:left w:val="single" w:sz="4" w:space="4" w:color="auto"/>
+          <w:bottom w:val="single" w:sz="4" w:space="1" w:color="auto"/>
+          <w:right w:val="single" w:sz="4" w:space="4" w:color="auto"/>
+        </w:pBdr>
+        <w:ind w:left="1080"/>
+        <w:rPr>
+          <w:lang w:val="en-US"/>
+        </w:rPr>
+      </w:pPr>
+      <w:r>
+        <w:rPr>
+          <w:lang w:val="en-US"/>
+        </w:rPr>
+        <w:t>int* Foo = &amp;Bar;</w:t>
+      </w:r>
+    </w:p>
+    <w:p>
+      <w:pPr>
+        <w:pStyle w:val="ListParagraph"/>
+        <w:numPr>
+          <w:ilvl w:val="0"/>
+          <w:numId w:val="4"/>
+        </w:numPr>
+        <w:rPr>
+          <w:lang w:val="en-US"/>
+        </w:rPr>
+      </w:pPr>
+      <w:r>
+        <w:rPr>
+          <w:lang w:val="en-US"/>
+        </w:rPr>
+        <w:t>Để trả về giá trị của biến bị Pointer chĩa vào</w:t>
+      </w:r>
+    </w:p>
+    <w:p>
+      <w:pPr>
+        <w:pStyle w:val="ListParagraph"/>
+        <w:pBdr>
+          <w:top w:val="single" w:sz="4" w:space="1" w:color="auto"/>
+          <w:left w:val="single" w:sz="4" w:space="4" w:color="auto"/>
+          <w:bottom w:val="single" w:sz="4" w:space="1" w:color="auto"/>
+          <w:right w:val="single" w:sz="4" w:space="4" w:color="auto"/>
+        </w:pBdr>
+        <w:ind w:left="1080"/>
+        <w:rPr>
+          <w:lang w:val="en-US"/>
+        </w:rPr>
+      </w:pPr>
+      <w:r>
+        <w:rPr>
+          <w:lang w:val="en-US"/>
+        </w:rPr>
+        <w:t>*&lt;Pointer&gt;</w:t>
+      </w:r>
+    </w:p>
+    <w:p>
+      <w:pPr>
+        <w:pStyle w:val="ListParagraph"/>
+        <w:numPr>
+          <w:ilvl w:val="0"/>
+          <w:numId w:val="4"/>
+        </w:numPr>
+        <w:rPr>
+          <w:lang w:val="en-US"/>
+        </w:rPr>
+      </w:pPr>
+      <w:r>
+        <w:rPr>
+          <w:lang w:val="en-US"/>
+        </w:rPr>
+        <w:t>Ví dụ</w:t>
+      </w:r>
+    </w:p>
+    <w:p>
+      <w:pPr>
+        <w:pStyle w:val="ListParagraph"/>
+        <w:pBdr>
+          <w:top w:val="single" w:sz="4" w:space="1" w:color="auto"/>
+          <w:left w:val="single" w:sz="4" w:space="4" w:color="auto"/>
+          <w:bottom w:val="single" w:sz="4" w:space="1" w:color="auto"/>
+          <w:right w:val="single" w:sz="4" w:space="4" w:color="auto"/>
+        </w:pBdr>
+        <w:ind w:left="1080"/>
+        <w:rPr>
+          <w:lang w:val="en-US"/>
+        </w:rPr>
+      </w:pPr>
+      <w:r>
+        <w:rPr>
+          <w:lang w:val="en-US"/>
+        </w:rPr>
+        <w:t>int Far = *Foo;</w:t>
+      </w:r>
+    </w:p>
+    <w:p>
+      <w:pPr>
+        <w:pStyle w:val="ListParagraph"/>
+        <w:numPr>
+          <w:ilvl w:val="0"/>
+          <w:numId w:val="4"/>
+        </w:numPr>
+        <w:rPr>
+          <w:lang w:val="en-US"/>
+        </w:rPr>
+      </w:pPr>
+      <w:r>
+        <w:rPr>
+          <w:lang w:val="en-US"/>
+        </w:rPr>
+        <w:t>Ta có</w:t>
+      </w:r>
+    </w:p>
+    <w:tbl>
+      <w:tblPr>
+        <w:tblStyle w:val="TableGrid"/>
+        <w:tblW w:w="0" w:type="auto"/>
+        <w:tblInd w:w="1080" w:type="dxa"/>
+        <w:tblLook w:val="04A0" w:firstRow="1" w:lastRow="0" w:firstColumn="1" w:lastColumn="0" w:noHBand="0" w:noVBand="1"/>
+      </w:tblPr>
+      <w:tblGrid>
+        <w:gridCol w:w="4070"/>
+        <w:gridCol w:w="4092"/>
+      </w:tblGrid>
+      <w:tr>
+        <w:tc>
+          <w:tcPr>
+            <w:tcW w:w="4621" w:type="dxa"/>
+          </w:tcPr>
+          <w:p>
+            <w:pPr>
+              <w:pStyle w:val="ListParagraph"/>
+              <w:ind w:left="0"/>
+              <w:jc w:val="center"/>
+              <w:rPr>
+                <w:lang w:val="en-US"/>
+              </w:rPr>
+            </w:pPr>
+            <w:r>
+              <w:rPr>
+                <w:lang w:val="en-US"/>
+              </w:rPr>
+              <w:t>Far</w:t>
+            </w:r>
+          </w:p>
+        </w:tc>
+        <w:tc>
+          <w:tcPr>
+            <w:tcW w:w="4621" w:type="dxa"/>
+          </w:tcPr>
+          <w:p>
+            <w:pPr>
+              <w:pStyle w:val="ListParagraph"/>
+              <w:ind w:left="0"/>
+              <w:jc w:val="center"/>
+              <w:rPr>
+                <w:lang w:val="en-US"/>
+              </w:rPr>
+            </w:pPr>
+            <w:r>
+              <w:rPr>
+                <w:lang w:val="en-US"/>
+              </w:rPr>
+              <w:t>1234</w:t>
+            </w:r>
+          </w:p>
+        </w:tc>
+      </w:tr>
+    </w:tbl>
+    <w:p>
+      <w:pPr>
+        <w:pStyle w:val="ListParagraph"/>
+        <w:ind w:left="1080"/>
+        <w:rPr>
+          <w:lang w:val="en-US"/>
+        </w:rPr>
+      </w:pPr>
+    </w:p>
+    <w:p>
+      <w:pPr>
+        <w:rPr>
+          <w:lang w:val="en-US"/>
+        </w:rPr>
+      </w:pPr>
+    </w:p>
+    <w:p>
+      <w:pPr>
+        <w:rPr>
+          <w:lang w:val="en-US"/>
+        </w:rPr>
+      </w:pPr>
+      <w:r>
+        <w:rPr>
+          <w:lang w:val="en-US"/>
+        </w:rPr>
         <w:t>Operator – Toán Tử:</w:t>
       </w:r>
     </w:p>
@@ -2161,13 +2584,7 @@
         <w:rPr>
           <w:lang w:val="en-US"/>
         </w:rPr>
-        <w:t xml:space="preserve">Trả Về Giá Trị Thập Phân Từ </w:t>
-      </w:r>
-      <w:r>
-        <w:rPr>
-          <w:lang w:val="en-US"/>
-        </w:rPr>
-        <w:t>Bát Phân?</w:t>
+        <w:t>Trả Về Giá Trị Thập Phân Từ Bát Phân?</w:t>
       </w:r>
     </w:p>
     <w:p>
@@ -2188,25 +2605,8 @@
         <w:rPr>
           <w:lang w:val="en-US"/>
         </w:rPr>
-        <w:t>0&lt;</w:t>
-      </w:r>
-      <w:r>
-        <w:rPr>
-          <w:lang w:val="en-US"/>
-        </w:rPr>
-        <w:t>Bát</w:t>
-      </w:r>
-      <w:r>
-        <w:rPr>
-          <w:lang w:val="en-US"/>
-        </w:rPr>
-        <w:t xml:space="preserve"> Phân</w:t>
-      </w:r>
-      <w:r>
-        <w:rPr>
-          <w:lang w:val="en-US"/>
-        </w:rPr>
-        <w:t>&gt;</w:t>
+        <w:lastRenderedPageBreak/>
+        <w:t>0&lt;Bát Phân&gt;</w:t>
       </w:r>
     </w:p>
     <w:p>
@@ -3127,7 +3527,6 @@
         <w:rPr>
           <w:lang w:val="en-US"/>
         </w:rPr>
-        <w:lastRenderedPageBreak/>
         <w:t>foo = bar / boo;</w:t>
       </w:r>
     </w:p>
@@ -3454,6 +3853,7 @@
               <w:rPr>
                 <w:lang w:val="en-US"/>
               </w:rPr>
+              <w:lastRenderedPageBreak/>
               <w:t>bar</w:t>
             </w:r>
           </w:p>
@@ -5254,6 +5654,95 @@
     </w:lvl>
   </w:abstractNum>
   <w:abstractNum w:abstractNumId="11" w15:restartNumberingAfterBreak="0">
+    <w:nsid w:val="621768F2"/>
+    <w:multiLevelType w:val="hybridMultilevel"/>
+    <w:tmpl w:val="71A09368"/>
+    <w:lvl w:ilvl="0" w:tplc="173E2B52">
+      <w:start w:val="1"/>
+      <w:numFmt w:val="decimal"/>
+      <w:lvlText w:val="%1."/>
+      <w:lvlJc w:val="left"/>
+      <w:pPr>
+        <w:ind w:left="1080" w:hanging="360"/>
+      </w:pPr>
+      <w:rPr>
+        <w:rFonts w:hint="default"/>
+      </w:rPr>
+    </w:lvl>
+    <w:lvl w:ilvl="1" w:tplc="04090019" w:tentative="1">
+      <w:start w:val="1"/>
+      <w:numFmt w:val="lowerLetter"/>
+      <w:lvlText w:val="%2."/>
+      <w:lvlJc w:val="left"/>
+      <w:pPr>
+        <w:ind w:left="1800" w:hanging="360"/>
+      </w:pPr>
+    </w:lvl>
+    <w:lvl w:ilvl="2" w:tplc="0409001B" w:tentative="1">
+      <w:start w:val="1"/>
+      <w:numFmt w:val="lowerRoman"/>
+      <w:lvlText w:val="%3."/>
+      <w:lvlJc w:val="right"/>
+      <w:pPr>
+        <w:ind w:left="2520" w:hanging="180"/>
+      </w:pPr>
+    </w:lvl>
+    <w:lvl w:ilvl="3" w:tplc="0409000F" w:tentative="1">
+      <w:start w:val="1"/>
+      <w:numFmt w:val="decimal"/>
+      <w:lvlText w:val="%4."/>
+      <w:lvlJc w:val="left"/>
+      <w:pPr>
+        <w:ind w:left="3240" w:hanging="360"/>
+      </w:pPr>
+    </w:lvl>
+    <w:lvl w:ilvl="4" w:tplc="04090019" w:tentative="1">
+      <w:start w:val="1"/>
+      <w:numFmt w:val="lowerLetter"/>
+      <w:lvlText w:val="%5."/>
+      <w:lvlJc w:val="left"/>
+      <w:pPr>
+        <w:ind w:left="3960" w:hanging="360"/>
+      </w:pPr>
+    </w:lvl>
+    <w:lvl w:ilvl="5" w:tplc="0409001B" w:tentative="1">
+      <w:start w:val="1"/>
+      <w:numFmt w:val="lowerRoman"/>
+      <w:lvlText w:val="%6."/>
+      <w:lvlJc w:val="right"/>
+      <w:pPr>
+        <w:ind w:left="4680" w:hanging="180"/>
+      </w:pPr>
+    </w:lvl>
+    <w:lvl w:ilvl="6" w:tplc="0409000F" w:tentative="1">
+      <w:start w:val="1"/>
+      <w:numFmt w:val="decimal"/>
+      <w:lvlText w:val="%7."/>
+      <w:lvlJc w:val="left"/>
+      <w:pPr>
+        <w:ind w:left="5400" w:hanging="360"/>
+      </w:pPr>
+    </w:lvl>
+    <w:lvl w:ilvl="7" w:tplc="04090019" w:tentative="1">
+      <w:start w:val="1"/>
+      <w:numFmt w:val="lowerLetter"/>
+      <w:lvlText w:val="%8."/>
+      <w:lvlJc w:val="left"/>
+      <w:pPr>
+        <w:ind w:left="6120" w:hanging="360"/>
+      </w:pPr>
+    </w:lvl>
+    <w:lvl w:ilvl="8" w:tplc="0409001B" w:tentative="1">
+      <w:start w:val="1"/>
+      <w:numFmt w:val="lowerRoman"/>
+      <w:lvlText w:val="%9."/>
+      <w:lvlJc w:val="right"/>
+      <w:pPr>
+        <w:ind w:left="6840" w:hanging="180"/>
+      </w:pPr>
+    </w:lvl>
+  </w:abstractNum>
+  <w:abstractNum w:abstractNumId="12" w15:restartNumberingAfterBreak="0">
     <w:nsid w:val="63EC27DE"/>
     <w:multiLevelType w:val="hybridMultilevel"/>
     <w:tmpl w:val="6F72EE26"/>
@@ -5342,7 +5831,7 @@
       </w:pPr>
     </w:lvl>
   </w:abstractNum>
-  <w:abstractNum w:abstractNumId="12" w15:restartNumberingAfterBreak="0">
+  <w:abstractNum w:abstractNumId="13" w15:restartNumberingAfterBreak="0">
     <w:nsid w:val="6B05780E"/>
     <w:multiLevelType w:val="hybridMultilevel"/>
     <w:tmpl w:val="647C5D90"/>
@@ -5431,7 +5920,7 @@
       </w:pPr>
     </w:lvl>
   </w:abstractNum>
-  <w:abstractNum w:abstractNumId="13" w15:restartNumberingAfterBreak="0">
+  <w:abstractNum w:abstractNumId="14" w15:restartNumberingAfterBreak="0">
     <w:nsid w:val="6CCE632F"/>
     <w:multiLevelType w:val="hybridMultilevel"/>
     <w:tmpl w:val="2C58A474"/>
@@ -5533,7 +6022,7 @@
     <w:abstractNumId w:val="3"/>
   </w:num>
   <w:num w:numId="5" w16cid:durableId="394475243">
-    <w:abstractNumId w:val="11"/>
+    <w:abstractNumId w:val="12"/>
   </w:num>
   <w:num w:numId="6" w16cid:durableId="542670572">
     <w:abstractNumId w:val="7"/>
@@ -5548,7 +6037,7 @@
     <w:abstractNumId w:val="5"/>
   </w:num>
   <w:num w:numId="10" w16cid:durableId="1867135093">
-    <w:abstractNumId w:val="12"/>
+    <w:abstractNumId w:val="13"/>
   </w:num>
   <w:num w:numId="11" w16cid:durableId="19358478">
     <w:abstractNumId w:val="8"/>
@@ -5560,7 +6049,10 @@
     <w:abstractNumId w:val="10"/>
   </w:num>
   <w:num w:numId="14" w16cid:durableId="1464039534">
-    <w:abstractNumId w:val="13"/>
+    <w:abstractNumId w:val="14"/>
+  </w:num>
+  <w:num w:numId="15" w16cid:durableId="1507750345">
+    <w:abstractNumId w:val="11"/>
   </w:num>
 </w:numbering>
 </file>

--- a/c++.docx
+++ b/c++.docx
@@ -992,142 +992,26 @@
     </w:tbl>
     <w:p>
       <w:pPr>
-        <w:rPr>
-          <w:lang w:val="en-US"/>
-        </w:rPr>
-      </w:pPr>
-    </w:p>
-    <w:p>
-      <w:pPr>
-        <w:rPr>
-          <w:lang w:val="en-US"/>
-        </w:rPr>
-      </w:pPr>
-      <w:r>
-        <w:rPr>
-          <w:lang w:val="en-US"/>
-        </w:rPr>
-        <w:t>Program</w:t>
-      </w:r>
-      <w:r>
-        <w:rPr>
-          <w:lang w:val="en-US"/>
-        </w:rPr>
-        <w:t xml:space="preserve"> – Chương Trình</w:t>
-      </w:r>
-      <w:r>
-        <w:rPr>
-          <w:lang w:val="en-US"/>
-        </w:rPr>
-        <w:t>:</w:t>
-      </w:r>
-    </w:p>
-    <w:p>
-      <w:pPr>
-        <w:pStyle w:val="ListParagraph"/>
-        <w:numPr>
-          <w:ilvl w:val="0"/>
-          <w:numId w:val="6"/>
-        </w:numPr>
-        <w:rPr>
-          <w:lang w:val="en-US"/>
-        </w:rPr>
-      </w:pPr>
-      <w:r>
-        <w:rPr>
-          <w:lang w:val="en-US"/>
-        </w:rPr>
-        <w:t xml:space="preserve">Cách </w:t>
-      </w:r>
-      <w:r>
-        <w:rPr>
-          <w:lang w:val="en-US"/>
-        </w:rPr>
-        <w:t xml:space="preserve">Hoạt Động Của 1 </w:t>
-      </w:r>
-      <w:r>
-        <w:rPr>
-          <w:lang w:val="en-US"/>
-        </w:rPr>
-        <w:t xml:space="preserve">File EXE </w:t>
-      </w:r>
-      <w:r>
-        <w:rPr>
-          <w:lang w:val="en-US"/>
-        </w:rPr>
-        <w:t xml:space="preserve">Được Biên Dịch Từ </w:t>
-      </w:r>
-      <w:r>
-        <w:rPr>
-          <w:lang w:val="en-US"/>
-        </w:rPr>
-        <w:t>File C</w:t>
-      </w:r>
-      <w:r>
-        <w:rPr>
-          <w:lang w:val="en-US"/>
-        </w:rPr>
-        <w:t>++?</w:t>
-      </w:r>
-    </w:p>
-    <w:p>
-      <w:pPr>
-        <w:pStyle w:val="ListParagraph"/>
-        <w:numPr>
-          <w:ilvl w:val="0"/>
-          <w:numId w:val="4"/>
-        </w:numPr>
-        <w:rPr>
-          <w:lang w:val="en-US"/>
-        </w:rPr>
-      </w:pPr>
-      <w:r>
-        <w:rPr>
-          <w:lang w:val="en-US"/>
-        </w:rPr>
-        <w:t>Khi chạy File EXE này, ngay lập tức nó sẽ chạy thẳng hàm “main” trong đó, hàm này phải trả về Integer, nếu không trả về gì cả, tự động trả về 0</w:t>
-      </w:r>
-      <w:r>
-        <w:rPr>
-          <w:lang w:val="en-US"/>
-        </w:rPr>
-        <w:t>, đây chính là Exit Code</w:t>
-      </w:r>
-    </w:p>
-    <w:p>
-      <w:pPr>
-        <w:pStyle w:val="ListParagraph"/>
-        <w:numPr>
-          <w:ilvl w:val="0"/>
-          <w:numId w:val="6"/>
-        </w:numPr>
-        <w:rPr>
-          <w:lang w:val="en-US"/>
-        </w:rPr>
-      </w:pPr>
-      <w:r>
-        <w:rPr>
-          <w:lang w:val="en-US"/>
-        </w:rPr>
-        <w:t xml:space="preserve">Trả </w:t>
-      </w:r>
-      <w:r>
-        <w:rPr>
-          <w:lang w:val="en-US"/>
-        </w:rPr>
-        <w:t xml:space="preserve">Về Số </w:t>
-      </w:r>
-      <w:r>
-        <w:rPr>
-          <w:lang w:val="en-US"/>
-        </w:rPr>
-        <w:t xml:space="preserve">Byte </w:t>
-      </w:r>
-      <w:r>
-        <w:rPr>
-          <w:lang w:val="en-US"/>
-        </w:rPr>
-        <w:t>Của 1 Kiểu Dữ Liệu?</w:t>
+        <w:pStyle w:val="ListParagraph"/>
+        <w:numPr>
+          <w:ilvl w:val="0"/>
+          <w:numId w:val="3"/>
+        </w:numPr>
+        <w:rPr>
+          <w:lang w:val="en-US"/>
+        </w:rPr>
+      </w:pPr>
+      <w:r>
+        <w:rPr>
+          <w:lang w:val="en-US"/>
+        </w:rPr>
+        <w:t xml:space="preserve">In </w:t>
+      </w:r>
+      <w:r>
+        <w:rPr>
+          <w:lang w:val="en-US"/>
+        </w:rPr>
+        <w:t>Ra Màn Hình?</w:t>
       </w:r>
     </w:p>
     <w:p>
@@ -1148,6 +1032,790 @@
         <w:rPr>
           <w:lang w:val="en-US"/>
         </w:rPr>
+        <w:t>p</w:t>
+      </w:r>
+      <w:r>
+        <w:rPr>
+          <w:lang w:val="en-US"/>
+        </w:rPr>
+        <w:t>rintf(&lt;String Nội Suy&gt;, &lt;Giá Trị Nội Suy 1&gt;, &lt;Giá Trị Nội Suy 2&gt;, …)</w:t>
+      </w:r>
+      <w:r>
+        <w:rPr>
+          <w:lang w:val="en-US"/>
+        </w:rPr>
+        <w:t>;</w:t>
+      </w:r>
+    </w:p>
+    <w:p>
+      <w:pPr>
+        <w:pStyle w:val="ListParagraph"/>
+        <w:numPr>
+          <w:ilvl w:val="0"/>
+          <w:numId w:val="4"/>
+        </w:numPr>
+        <w:rPr>
+          <w:lang w:val="en-US"/>
+        </w:rPr>
+      </w:pPr>
+      <w:r>
+        <w:rPr>
+          <w:lang w:val="en-US"/>
+        </w:rPr>
+        <w:t>C</w:t>
+      </w:r>
+      <w:r>
+        <w:rPr>
+          <w:lang w:val="en-US"/>
+        </w:rPr>
+        <w:t xml:space="preserve">ác kí tự nội suy </w:t>
+      </w:r>
+      <w:r>
+        <w:rPr>
+          <w:lang w:val="en-US"/>
+        </w:rPr>
+        <w:t>tron</w:t>
+      </w:r>
+      <w:r>
+        <w:rPr>
+          <w:lang w:val="en-US"/>
+        </w:rPr>
+        <w:t xml:space="preserve">g &lt;String Nội Suy&gt; sẽ được thay lần lượt = các </w:t>
+      </w:r>
+    </w:p>
+    <w:p>
+      <w:pPr>
+        <w:pStyle w:val="ListParagraph"/>
+        <w:ind w:left="1080"/>
+        <w:rPr>
+          <w:lang w:val="en-US"/>
+        </w:rPr>
+      </w:pPr>
+      <w:r>
+        <w:rPr>
+          <w:lang w:val="en-US"/>
+        </w:rPr>
+        <w:t>&lt;</w:t>
+      </w:r>
+      <w:r>
+        <w:rPr>
+          <w:lang w:val="en-US"/>
+        </w:rPr>
+        <w:t>Giá Trị Nội Suy&gt;</w:t>
+      </w:r>
+    </w:p>
+    <w:p>
+      <w:pPr>
+        <w:pStyle w:val="ListParagraph"/>
+        <w:numPr>
+          <w:ilvl w:val="0"/>
+          <w:numId w:val="4"/>
+        </w:numPr>
+        <w:rPr>
+          <w:lang w:val="en-US"/>
+        </w:rPr>
+      </w:pPr>
+      <w:r>
+        <w:rPr>
+          <w:lang w:val="en-US"/>
+        </w:rPr>
+        <w:t>Cú pháp kí tự nội suy</w:t>
+      </w:r>
+    </w:p>
+    <w:p>
+      <w:pPr>
+        <w:pStyle w:val="ListParagraph"/>
+        <w:pBdr>
+          <w:top w:val="single" w:sz="4" w:space="1" w:color="auto"/>
+          <w:left w:val="single" w:sz="4" w:space="4" w:color="auto"/>
+          <w:bottom w:val="single" w:sz="4" w:space="1" w:color="auto"/>
+          <w:right w:val="single" w:sz="4" w:space="4" w:color="auto"/>
+        </w:pBdr>
+        <w:ind w:left="1080"/>
+        <w:rPr>
+          <w:lang w:val="en-US"/>
+        </w:rPr>
+      </w:pPr>
+      <w:r>
+        <w:rPr>
+          <w:lang w:val="en-US"/>
+        </w:rPr>
+        <w:t>%&lt;</w:t>
+      </w:r>
+      <w:r>
+        <w:rPr>
+          <w:lang w:val="en-US"/>
+        </w:rPr>
+        <w:t xml:space="preserve">Các </w:t>
+      </w:r>
+      <w:r>
+        <w:rPr>
+          <w:lang w:val="en-US"/>
+        </w:rPr>
+        <w:t>Kiểu Cách&gt;&lt;Độ Rộng&gt;.&lt;Số Chữ Số Thập Phân&gt;&lt;Kiểu Dữ Liệu&gt;</w:t>
+      </w:r>
+    </w:p>
+    <w:p>
+      <w:pPr>
+        <w:pStyle w:val="ListParagraph"/>
+        <w:numPr>
+          <w:ilvl w:val="0"/>
+          <w:numId w:val="4"/>
+        </w:numPr>
+        <w:rPr>
+          <w:lang w:val="en-US"/>
+        </w:rPr>
+      </w:pPr>
+      <w:r>
+        <w:rPr>
+          <w:lang w:val="en-US"/>
+        </w:rPr>
+        <w:t>Các kiểu dữ liệu</w:t>
+      </w:r>
+    </w:p>
+    <w:tbl>
+      <w:tblPr>
+        <w:tblStyle w:val="TableGrid"/>
+        <w:tblW w:w="0" w:type="auto"/>
+        <w:tblInd w:w="1080" w:type="dxa"/>
+        <w:tblLook w:val="04A0" w:firstRow="1" w:lastRow="0" w:firstColumn="1" w:lastColumn="0" w:noHBand="0" w:noVBand="1"/>
+      </w:tblPr>
+      <w:tblGrid>
+        <w:gridCol w:w="4064"/>
+        <w:gridCol w:w="4098"/>
+      </w:tblGrid>
+      <w:tr>
+        <w:tc>
+          <w:tcPr>
+            <w:tcW w:w="4621" w:type="dxa"/>
+          </w:tcPr>
+          <w:p>
+            <w:pPr>
+              <w:pStyle w:val="ListParagraph"/>
+              <w:ind w:left="0"/>
+              <w:jc w:val="center"/>
+              <w:rPr>
+                <w:lang w:val="en-US"/>
+              </w:rPr>
+            </w:pPr>
+            <w:r>
+              <w:rPr>
+                <w:lang w:val="en-US"/>
+              </w:rPr>
+              <w:t>%d</w:t>
+            </w:r>
+          </w:p>
+        </w:tc>
+        <w:tc>
+          <w:tcPr>
+            <w:tcW w:w="4621" w:type="dxa"/>
+          </w:tcPr>
+          <w:p>
+            <w:pPr>
+              <w:pStyle w:val="ListParagraph"/>
+              <w:ind w:left="0"/>
+              <w:jc w:val="center"/>
+              <w:rPr>
+                <w:lang w:val="en-US"/>
+              </w:rPr>
+            </w:pPr>
+            <w:r>
+              <w:rPr>
+                <w:lang w:val="en-US"/>
+              </w:rPr>
+              <w:t>int</w:t>
+            </w:r>
+          </w:p>
+        </w:tc>
+      </w:tr>
+      <w:tr>
+        <w:tc>
+          <w:tcPr>
+            <w:tcW w:w="4621" w:type="dxa"/>
+          </w:tcPr>
+          <w:p>
+            <w:pPr>
+              <w:pStyle w:val="ListParagraph"/>
+              <w:ind w:left="0"/>
+              <w:jc w:val="center"/>
+              <w:rPr>
+                <w:lang w:val="en-US"/>
+              </w:rPr>
+            </w:pPr>
+            <w:r>
+              <w:rPr>
+                <w:lang w:val="en-US"/>
+              </w:rPr>
+              <w:t>%lld</w:t>
+            </w:r>
+          </w:p>
+        </w:tc>
+        <w:tc>
+          <w:tcPr>
+            <w:tcW w:w="4621" w:type="dxa"/>
+          </w:tcPr>
+          <w:p>
+            <w:pPr>
+              <w:pStyle w:val="ListParagraph"/>
+              <w:ind w:left="0"/>
+              <w:jc w:val="center"/>
+              <w:rPr>
+                <w:lang w:val="en-US"/>
+              </w:rPr>
+            </w:pPr>
+            <w:r>
+              <w:rPr>
+                <w:lang w:val="en-US"/>
+              </w:rPr>
+              <w:t>long long</w:t>
+            </w:r>
+          </w:p>
+        </w:tc>
+      </w:tr>
+      <w:tr>
+        <w:tc>
+          <w:tcPr>
+            <w:tcW w:w="4621" w:type="dxa"/>
+          </w:tcPr>
+          <w:p>
+            <w:pPr>
+              <w:pStyle w:val="ListParagraph"/>
+              <w:ind w:left="0"/>
+              <w:jc w:val="center"/>
+              <w:rPr>
+                <w:lang w:val="en-US"/>
+              </w:rPr>
+            </w:pPr>
+            <w:r>
+              <w:rPr>
+                <w:lang w:val="en-US"/>
+              </w:rPr>
+              <w:t>%</w:t>
+            </w:r>
+            <w:r>
+              <w:rPr>
+                <w:lang w:val="en-US"/>
+              </w:rPr>
+              <w:t>c</w:t>
+            </w:r>
+          </w:p>
+        </w:tc>
+        <w:tc>
+          <w:tcPr>
+            <w:tcW w:w="4621" w:type="dxa"/>
+          </w:tcPr>
+          <w:p>
+            <w:pPr>
+              <w:pStyle w:val="ListParagraph"/>
+              <w:ind w:left="0"/>
+              <w:jc w:val="center"/>
+              <w:rPr>
+                <w:lang w:val="en-US"/>
+              </w:rPr>
+            </w:pPr>
+            <w:r>
+              <w:rPr>
+                <w:lang w:val="en-US"/>
+              </w:rPr>
+              <w:t>char</w:t>
+            </w:r>
+          </w:p>
+        </w:tc>
+      </w:tr>
+      <w:tr>
+        <w:tc>
+          <w:tcPr>
+            <w:tcW w:w="4621" w:type="dxa"/>
+          </w:tcPr>
+          <w:p>
+            <w:pPr>
+              <w:pStyle w:val="ListParagraph"/>
+              <w:ind w:left="0"/>
+              <w:jc w:val="center"/>
+              <w:rPr>
+                <w:lang w:val="en-US"/>
+              </w:rPr>
+            </w:pPr>
+            <w:r>
+              <w:rPr>
+                <w:lang w:val="en-US"/>
+              </w:rPr>
+              <w:lastRenderedPageBreak/>
+              <w:t>%f</w:t>
+            </w:r>
+          </w:p>
+        </w:tc>
+        <w:tc>
+          <w:tcPr>
+            <w:tcW w:w="4621" w:type="dxa"/>
+          </w:tcPr>
+          <w:p>
+            <w:pPr>
+              <w:pStyle w:val="ListParagraph"/>
+              <w:ind w:left="0"/>
+              <w:jc w:val="center"/>
+              <w:rPr>
+                <w:lang w:val="en-US"/>
+              </w:rPr>
+            </w:pPr>
+            <w:r>
+              <w:rPr>
+                <w:lang w:val="en-US"/>
+              </w:rPr>
+              <w:t>float, double</w:t>
+            </w:r>
+          </w:p>
+        </w:tc>
+      </w:tr>
+      <w:tr>
+        <w:tc>
+          <w:tcPr>
+            <w:tcW w:w="4621" w:type="dxa"/>
+          </w:tcPr>
+          <w:p>
+            <w:pPr>
+              <w:pStyle w:val="ListParagraph"/>
+              <w:ind w:left="0"/>
+              <w:jc w:val="center"/>
+              <w:rPr>
+                <w:lang w:val="en-US"/>
+              </w:rPr>
+            </w:pPr>
+          </w:p>
+        </w:tc>
+        <w:tc>
+          <w:tcPr>
+            <w:tcW w:w="4621" w:type="dxa"/>
+          </w:tcPr>
+          <w:p>
+            <w:pPr>
+              <w:pStyle w:val="ListParagraph"/>
+              <w:ind w:left="0"/>
+              <w:jc w:val="center"/>
+              <w:rPr>
+                <w:lang w:val="en-US"/>
+              </w:rPr>
+            </w:pPr>
+          </w:p>
+        </w:tc>
+      </w:tr>
+    </w:tbl>
+    <w:p>
+      <w:pPr>
+        <w:pStyle w:val="ListParagraph"/>
+        <w:numPr>
+          <w:ilvl w:val="0"/>
+          <w:numId w:val="4"/>
+        </w:numPr>
+        <w:rPr>
+          <w:lang w:val="en-US"/>
+        </w:rPr>
+      </w:pPr>
+      <w:r>
+        <w:rPr>
+          <w:lang w:val="en-US"/>
+        </w:rPr>
+        <w:t>Các kiểu cách</w:t>
+      </w:r>
+    </w:p>
+    <w:tbl>
+      <w:tblPr>
+        <w:tblStyle w:val="TableGrid"/>
+        <w:tblW w:w="8658" w:type="dxa"/>
+        <w:tblInd w:w="1080" w:type="dxa"/>
+        <w:tblLook w:val="04A0" w:firstRow="1" w:lastRow="0" w:firstColumn="1" w:lastColumn="0" w:noHBand="0" w:noVBand="1"/>
+      </w:tblPr>
+      <w:tblGrid>
+        <w:gridCol w:w="4064"/>
+        <w:gridCol w:w="4594"/>
+      </w:tblGrid>
+      <w:tr>
+        <w:tc>
+          <w:tcPr>
+            <w:tcW w:w="4064" w:type="dxa"/>
+            <w:vAlign w:val="center"/>
+          </w:tcPr>
+          <w:p>
+            <w:pPr>
+              <w:pStyle w:val="ListParagraph"/>
+              <w:ind w:left="0"/>
+              <w:jc w:val="center"/>
+              <w:rPr>
+                <w:lang w:val="en-US"/>
+              </w:rPr>
+            </w:pPr>
+            <w:r>
+              <w:rPr>
+                <w:lang w:val="en-US"/>
+              </w:rPr>
+              <w:t>+</w:t>
+            </w:r>
+          </w:p>
+        </w:tc>
+        <w:tc>
+          <w:tcPr>
+            <w:tcW w:w="4594" w:type="dxa"/>
+            <w:vAlign w:val="center"/>
+          </w:tcPr>
+          <w:p>
+            <w:pPr>
+              <w:pStyle w:val="ListParagraph"/>
+              <w:ind w:left="0"/>
+              <w:jc w:val="center"/>
+              <w:rPr>
+                <w:lang w:val="en-US"/>
+              </w:rPr>
+            </w:pPr>
+            <w:r>
+              <w:rPr>
+                <w:lang w:val="en-US"/>
+              </w:rPr>
+              <w:t>Số dương sẽ hiện thêm dấu “+” đằng trước</w:t>
+            </w:r>
+          </w:p>
+        </w:tc>
+      </w:tr>
+      <w:tr>
+        <w:tc>
+          <w:tcPr>
+            <w:tcW w:w="4064" w:type="dxa"/>
+            <w:vAlign w:val="center"/>
+          </w:tcPr>
+          <w:p>
+            <w:pPr>
+              <w:pStyle w:val="ListParagraph"/>
+              <w:ind w:left="0"/>
+              <w:jc w:val="center"/>
+              <w:rPr>
+                <w:lang w:val="en-US"/>
+              </w:rPr>
+            </w:pPr>
+            <w:r>
+              <w:rPr>
+                <w:lang w:val="en-US"/>
+              </w:rPr>
+              <w:t>-</w:t>
+            </w:r>
+          </w:p>
+        </w:tc>
+        <w:tc>
+          <w:tcPr>
+            <w:tcW w:w="4594" w:type="dxa"/>
+            <w:vAlign w:val="center"/>
+          </w:tcPr>
+          <w:p>
+            <w:pPr>
+              <w:pStyle w:val="ListParagraph"/>
+              <w:ind w:left="0"/>
+              <w:jc w:val="center"/>
+              <w:rPr>
+                <w:lang w:val="en-US"/>
+              </w:rPr>
+            </w:pPr>
+            <w:r>
+              <w:rPr>
+                <w:lang w:val="en-US"/>
+              </w:rPr>
+              <w:t>Căn lề trái thay vì căn lề phải trong phần không gian được xác định bởi &lt;Độ Rộng&gt;</w:t>
+            </w:r>
+          </w:p>
+        </w:tc>
+      </w:tr>
+      <w:tr>
+        <w:tc>
+          <w:tcPr>
+            <w:tcW w:w="4064" w:type="dxa"/>
+            <w:vAlign w:val="center"/>
+          </w:tcPr>
+          <w:p>
+            <w:pPr>
+              <w:pStyle w:val="ListParagraph"/>
+              <w:ind w:left="0"/>
+              <w:jc w:val="center"/>
+              <w:rPr>
+                <w:lang w:val="en-US"/>
+              </w:rPr>
+            </w:pPr>
+            <w:r>
+              <w:rPr>
+                <w:lang w:val="en-US"/>
+              </w:rPr>
+              <w:t>0</w:t>
+            </w:r>
+          </w:p>
+        </w:tc>
+        <w:tc>
+          <w:tcPr>
+            <w:tcW w:w="4594" w:type="dxa"/>
+            <w:vAlign w:val="center"/>
+          </w:tcPr>
+          <w:p>
+            <w:pPr>
+              <w:pStyle w:val="ListParagraph"/>
+              <w:ind w:left="0"/>
+              <w:jc w:val="center"/>
+              <w:rPr>
+                <w:lang w:val="en-US"/>
+              </w:rPr>
+            </w:pPr>
+            <w:r>
+              <w:rPr>
+                <w:lang w:val="en-US"/>
+              </w:rPr>
+              <w:t>Lấp đầy phần không gian còn lại = số 0</w:t>
+            </w:r>
+          </w:p>
+        </w:tc>
+      </w:tr>
+    </w:tbl>
+    <w:p>
+      <w:pPr>
+        <w:pStyle w:val="ListParagraph"/>
+        <w:numPr>
+          <w:ilvl w:val="0"/>
+          <w:numId w:val="4"/>
+        </w:numPr>
+        <w:rPr>
+          <w:lang w:val="en-US"/>
+        </w:rPr>
+      </w:pPr>
+      <w:r>
+        <w:rPr>
+          <w:lang w:val="en-US"/>
+        </w:rPr>
+        <w:t>Ví dụ</w:t>
+      </w:r>
+    </w:p>
+    <w:p>
+      <w:pPr>
+        <w:pStyle w:val="ListParagraph"/>
+        <w:pBdr>
+          <w:top w:val="single" w:sz="4" w:space="1" w:color="auto"/>
+          <w:left w:val="single" w:sz="4" w:space="4" w:color="auto"/>
+          <w:bottom w:val="single" w:sz="4" w:space="1" w:color="auto"/>
+          <w:right w:val="single" w:sz="4" w:space="4" w:color="auto"/>
+        </w:pBdr>
+        <w:ind w:left="1080"/>
+        <w:rPr>
+          <w:lang w:val="en-US"/>
+        </w:rPr>
+      </w:pPr>
+      <w:r>
+        <w:rPr>
+          <w:lang w:val="en-US"/>
+        </w:rPr>
+        <w:t>printf("Hello Gay : %+15.3f", 3.145644879);</w:t>
+      </w:r>
+    </w:p>
+    <w:p>
+      <w:pPr>
+        <w:pStyle w:val="ListParagraph"/>
+        <w:numPr>
+          <w:ilvl w:val="0"/>
+          <w:numId w:val="4"/>
+        </w:numPr>
+        <w:rPr>
+          <w:lang w:val="en-US"/>
+        </w:rPr>
+      </w:pPr>
+      <w:r>
+        <w:rPr>
+          <w:lang w:val="en-US"/>
+        </w:rPr>
+        <w:t>Màn hình CMD</w:t>
+      </w:r>
+    </w:p>
+    <w:p>
+      <w:pPr>
+        <w:pStyle w:val="ListParagraph"/>
+        <w:pBdr>
+          <w:top w:val="single" w:sz="4" w:space="1" w:color="auto"/>
+          <w:left w:val="single" w:sz="4" w:space="4" w:color="auto"/>
+          <w:bottom w:val="single" w:sz="4" w:space="1" w:color="auto"/>
+          <w:right w:val="single" w:sz="4" w:space="4" w:color="auto"/>
+        </w:pBdr>
+        <w:ind w:left="1080"/>
+        <w:rPr>
+          <w:lang w:val="en-US"/>
+        </w:rPr>
+      </w:pPr>
+      <w:r>
+        <w:rPr>
+          <w:lang w:val="en-US"/>
+        </w:rPr>
+        <w:t>Hello Gay :          +3.146</w:t>
+      </w:r>
+    </w:p>
+    <w:p>
+      <w:pPr>
+        <w:pStyle w:val="ListParagraph"/>
+        <w:numPr>
+          <w:ilvl w:val="0"/>
+          <w:numId w:val="4"/>
+        </w:numPr>
+        <w:rPr>
+          <w:lang w:val="en-US"/>
+        </w:rPr>
+      </w:pPr>
+    </w:p>
+    <w:p>
+      <w:pPr>
+        <w:rPr>
+          <w:lang w:val="en-US"/>
+        </w:rPr>
+      </w:pPr>
+    </w:p>
+    <w:p>
+      <w:pPr>
+        <w:rPr>
+          <w:lang w:val="en-US"/>
+        </w:rPr>
+      </w:pPr>
+      <w:r>
+        <w:rPr>
+          <w:lang w:val="en-US"/>
+        </w:rPr>
+        <w:t>Program</w:t>
+      </w:r>
+      <w:r>
+        <w:rPr>
+          <w:lang w:val="en-US"/>
+        </w:rPr>
+        <w:t xml:space="preserve"> – Chương Trình</w:t>
+      </w:r>
+      <w:r>
+        <w:rPr>
+          <w:lang w:val="en-US"/>
+        </w:rPr>
+        <w:t>:</w:t>
+      </w:r>
+    </w:p>
+    <w:p>
+      <w:pPr>
+        <w:pStyle w:val="ListParagraph"/>
+        <w:numPr>
+          <w:ilvl w:val="0"/>
+          <w:numId w:val="6"/>
+        </w:numPr>
+        <w:rPr>
+          <w:lang w:val="en-US"/>
+        </w:rPr>
+      </w:pPr>
+      <w:r>
+        <w:rPr>
+          <w:lang w:val="en-US"/>
+        </w:rPr>
+        <w:t xml:space="preserve">Cách </w:t>
+      </w:r>
+      <w:r>
+        <w:rPr>
+          <w:lang w:val="en-US"/>
+        </w:rPr>
+        <w:t xml:space="preserve">Hoạt Động Của 1 </w:t>
+      </w:r>
+      <w:r>
+        <w:rPr>
+          <w:lang w:val="en-US"/>
+        </w:rPr>
+        <w:t xml:space="preserve">File EXE </w:t>
+      </w:r>
+      <w:r>
+        <w:rPr>
+          <w:lang w:val="en-US"/>
+        </w:rPr>
+        <w:t xml:space="preserve">Được Biên Dịch Từ </w:t>
+      </w:r>
+      <w:r>
+        <w:rPr>
+          <w:lang w:val="en-US"/>
+        </w:rPr>
+        <w:t>File C</w:t>
+      </w:r>
+      <w:r>
+        <w:rPr>
+          <w:lang w:val="en-US"/>
+        </w:rPr>
+        <w:t>++?</w:t>
+      </w:r>
+    </w:p>
+    <w:p>
+      <w:pPr>
+        <w:pStyle w:val="ListParagraph"/>
+        <w:numPr>
+          <w:ilvl w:val="0"/>
+          <w:numId w:val="4"/>
+        </w:numPr>
+        <w:rPr>
+          <w:lang w:val="en-US"/>
+        </w:rPr>
+      </w:pPr>
+      <w:r>
+        <w:rPr>
+          <w:lang w:val="en-US"/>
+        </w:rPr>
+        <w:t>Khi chạy File EXE này, ngay lập tức nó sẽ chạy thẳng hàm “main” trong đó, hàm này phải trả về Integer, nếu không trả về gì cả, tự động trả về 0</w:t>
+      </w:r>
+      <w:r>
+        <w:rPr>
+          <w:lang w:val="en-US"/>
+        </w:rPr>
+        <w:t>, đây chính là Exit Code</w:t>
+      </w:r>
+    </w:p>
+    <w:p>
+      <w:pPr>
+        <w:pStyle w:val="ListParagraph"/>
+        <w:numPr>
+          <w:ilvl w:val="0"/>
+          <w:numId w:val="6"/>
+        </w:numPr>
+        <w:rPr>
+          <w:lang w:val="en-US"/>
+        </w:rPr>
+      </w:pPr>
+      <w:r>
+        <w:rPr>
+          <w:lang w:val="en-US"/>
+        </w:rPr>
+        <w:t xml:space="preserve">Trả </w:t>
+      </w:r>
+      <w:r>
+        <w:rPr>
+          <w:lang w:val="en-US"/>
+        </w:rPr>
+        <w:t xml:space="preserve">Về Số </w:t>
+      </w:r>
+      <w:r>
+        <w:rPr>
+          <w:lang w:val="en-US"/>
+        </w:rPr>
+        <w:t xml:space="preserve">Byte </w:t>
+      </w:r>
+      <w:r>
+        <w:rPr>
+          <w:lang w:val="en-US"/>
+        </w:rPr>
+        <w:t>Của 1 Kiểu Dữ Liệu?</w:t>
+      </w:r>
+    </w:p>
+    <w:p>
+      <w:pPr>
+        <w:pStyle w:val="ListParagraph"/>
+        <w:pBdr>
+          <w:top w:val="single" w:sz="4" w:space="1" w:color="auto"/>
+          <w:left w:val="single" w:sz="4" w:space="4" w:color="auto"/>
+          <w:bottom w:val="single" w:sz="4" w:space="1" w:color="auto"/>
+          <w:right w:val="single" w:sz="4" w:space="4" w:color="auto"/>
+        </w:pBdr>
+        <w:ind w:left="1080"/>
+        <w:rPr>
+          <w:lang w:val="en-US"/>
+        </w:rPr>
+      </w:pPr>
+      <w:r>
+        <w:rPr>
+          <w:lang w:val="en-US"/>
+        </w:rPr>
         <w:t>sizeof(&lt;Kiểu Dữ Liệu Hoặc Giá Trị&gt;)</w:t>
       </w:r>
     </w:p>
@@ -1166,7 +1834,6 @@
         <w:rPr>
           <w:lang w:val="en-US"/>
         </w:rPr>
-        <w:lastRenderedPageBreak/>
         <w:t>Ví dụ</w:t>
       </w:r>
     </w:p>
@@ -1557,6 +2224,7 @@
         <w:rPr>
           <w:lang w:val="en-US"/>
         </w:rPr>
+        <w:lastRenderedPageBreak/>
         <w:t xml:space="preserve">    &lt;Khai báo các hàm hoặc thuộc tính&gt;</w:t>
       </w:r>
     </w:p>
@@ -1970,7 +2638,6 @@
         <w:rPr>
           <w:lang w:val="en-US"/>
         </w:rPr>
-        <w:lastRenderedPageBreak/>
         <w:t>using namespace foo;</w:t>
       </w:r>
     </w:p>
@@ -2194,6 +2861,7 @@
         <w:rPr>
           <w:lang w:val="en-US"/>
         </w:rPr>
+        <w:lastRenderedPageBreak/>
         <w:t>&lt;Kiểu Dữ Liệu&gt; phải là kiểu dữ liệu của biến được &lt;Pointer&gt; chĩa vào</w:t>
       </w:r>
     </w:p>
@@ -2391,7 +3059,418 @@
     <w:p>
       <w:pPr>
         <w:pStyle w:val="ListParagraph"/>
+        <w:numPr>
+          <w:ilvl w:val="0"/>
+          <w:numId w:val="4"/>
+        </w:numPr>
+        <w:rPr>
+          <w:lang w:val="en-US"/>
+        </w:rPr>
+      </w:pPr>
+      <w:r>
+        <w:rPr>
+          <w:lang w:val="en-US"/>
+        </w:rPr>
+        <w:t>Để thay đổi giá trị của biến được Pointer chĩa vào</w:t>
+      </w:r>
+    </w:p>
+    <w:p>
+      <w:pPr>
+        <w:pStyle w:val="ListParagraph"/>
+        <w:pBdr>
+          <w:top w:val="single" w:sz="4" w:space="1" w:color="auto"/>
+          <w:left w:val="single" w:sz="4" w:space="4" w:color="auto"/>
+          <w:bottom w:val="single" w:sz="4" w:space="1" w:color="auto"/>
+          <w:right w:val="single" w:sz="4" w:space="4" w:color="auto"/>
+        </w:pBdr>
         <w:ind w:left="1080"/>
+        <w:rPr>
+          <w:lang w:val="en-US"/>
+        </w:rPr>
+      </w:pPr>
+      <w:r>
+        <w:rPr>
+          <w:lang w:val="en-US"/>
+        </w:rPr>
+        <w:t>*&lt;Pointer&gt; = &lt;Giá Trị Mới&gt;;</w:t>
+      </w:r>
+    </w:p>
+    <w:p>
+      <w:pPr>
+        <w:pStyle w:val="ListParagraph"/>
+        <w:numPr>
+          <w:ilvl w:val="0"/>
+          <w:numId w:val="15"/>
+        </w:numPr>
+        <w:rPr>
+          <w:lang w:val="en-US"/>
+        </w:rPr>
+      </w:pPr>
+      <w:r>
+        <w:rPr>
+          <w:lang w:val="en-US"/>
+        </w:rPr>
+        <w:t>Const Pointer?</w:t>
+      </w:r>
+    </w:p>
+    <w:p>
+      <w:pPr>
+        <w:pStyle w:val="ListParagraph"/>
+        <w:numPr>
+          <w:ilvl w:val="0"/>
+          <w:numId w:val="4"/>
+        </w:numPr>
+        <w:rPr>
+          <w:lang w:val="en-US"/>
+        </w:rPr>
+      </w:pPr>
+      <w:r>
+        <w:rPr>
+          <w:lang w:val="en-US"/>
+        </w:rPr>
+        <w:t>Là Pointer mà nó không thể thay đổi giá trị của biến mà nó chĩa vào, nhưng vẫn có thể chĩa sang biến khác</w:t>
+      </w:r>
+    </w:p>
+    <w:p>
+      <w:pPr>
+        <w:pStyle w:val="ListParagraph"/>
+        <w:numPr>
+          <w:ilvl w:val="0"/>
+          <w:numId w:val="4"/>
+        </w:numPr>
+        <w:rPr>
+          <w:lang w:val="en-US"/>
+        </w:rPr>
+      </w:pPr>
+      <w:r>
+        <w:rPr>
+          <w:lang w:val="en-US"/>
+        </w:rPr>
+        <w:t>Để khai báo 1 Const Pointer, thì làm y chang như khi khai báo 1 Pointer nhưng đặt “const” ở đầu</w:t>
+      </w:r>
+    </w:p>
+    <w:p>
+      <w:pPr>
+        <w:pStyle w:val="ListParagraph"/>
+        <w:numPr>
+          <w:ilvl w:val="0"/>
+          <w:numId w:val="4"/>
+        </w:numPr>
+        <w:rPr>
+          <w:lang w:val="en-US"/>
+        </w:rPr>
+      </w:pPr>
+      <w:r>
+        <w:rPr>
+          <w:lang w:val="en-US"/>
+        </w:rPr>
+        <w:t>Ví dụ</w:t>
+      </w:r>
+    </w:p>
+    <w:p>
+      <w:pPr>
+        <w:pStyle w:val="ListParagraph"/>
+        <w:pBdr>
+          <w:top w:val="single" w:sz="4" w:space="1" w:color="auto"/>
+          <w:left w:val="single" w:sz="4" w:space="4" w:color="auto"/>
+          <w:bottom w:val="single" w:sz="4" w:space="1" w:color="auto"/>
+          <w:right w:val="single" w:sz="4" w:space="4" w:color="auto"/>
+        </w:pBdr>
+        <w:ind w:left="1080"/>
+        <w:rPr>
+          <w:lang w:val="en-US"/>
+        </w:rPr>
+      </w:pPr>
+      <w:r>
+        <w:rPr>
+          <w:lang w:val="en-US"/>
+        </w:rPr>
+        <w:t>const int* p = &amp;a;</w:t>
+      </w:r>
+    </w:p>
+    <w:p>
+      <w:pPr>
+        <w:pStyle w:val="ListParagraph"/>
+        <w:numPr>
+          <w:ilvl w:val="0"/>
+          <w:numId w:val="15"/>
+        </w:numPr>
+        <w:rPr>
+          <w:lang w:val="en-US"/>
+        </w:rPr>
+      </w:pPr>
+      <w:r>
+        <w:rPr>
+          <w:lang w:val="en-US"/>
+        </w:rPr>
+        <w:t>Địa Chỉ?</w:t>
+      </w:r>
+    </w:p>
+    <w:p>
+      <w:pPr>
+        <w:pStyle w:val="ListParagraph"/>
+        <w:numPr>
+          <w:ilvl w:val="0"/>
+          <w:numId w:val="4"/>
+        </w:numPr>
+        <w:rPr>
+          <w:lang w:val="en-US"/>
+        </w:rPr>
+      </w:pPr>
+      <w:r>
+        <w:rPr>
+          <w:lang w:val="en-US"/>
+        </w:rPr>
+        <w:t>Mỗi địa chỉ sẽ bao gồm 8 Bit, hay 1 Byte, bạn chỉ có thể đọc và ghi giá trị vào 1 địa chỉ khi đã khai báo biến tại địa chỉ đó</w:t>
+      </w:r>
+    </w:p>
+    <w:p>
+      <w:pPr>
+        <w:pStyle w:val="ListParagraph"/>
+        <w:numPr>
+          <w:ilvl w:val="0"/>
+          <w:numId w:val="4"/>
+        </w:numPr>
+        <w:rPr>
+          <w:lang w:val="en-US"/>
+        </w:rPr>
+      </w:pPr>
+      <w:r>
+        <w:rPr>
+          <w:lang w:val="en-US"/>
+        </w:rPr>
+        <w:t>Có 2 biến, giả sử A và B, A có 3 Byte, B có 5 Byte, bạn muốn Copy giá trị Bit của 2 Byte cuối của A vào 2 Byte cuối của B</w:t>
+      </w:r>
+    </w:p>
+    <w:p>
+      <w:pPr>
+        <w:pStyle w:val="ListParagraph"/>
+        <w:pBdr>
+          <w:top w:val="single" w:sz="4" w:space="1" w:color="auto"/>
+          <w:left w:val="single" w:sz="4" w:space="4" w:color="auto"/>
+          <w:bottom w:val="single" w:sz="4" w:space="1" w:color="auto"/>
+          <w:right w:val="single" w:sz="4" w:space="4" w:color="auto"/>
+        </w:pBdr>
+        <w:ind w:left="1080"/>
+        <w:rPr>
+          <w:lang w:val="en-US"/>
+        </w:rPr>
+      </w:pPr>
+      <w:r>
+        <w:rPr>
+          <w:lang w:val="en-US"/>
+        </w:rPr>
+        <w:t>memcpy(&lt;Pointer Vào B&gt;, &lt;Pointer Vào A&gt;, &lt;Số Byte Muốn Copy&gt;);</w:t>
+      </w:r>
+    </w:p>
+    <w:p>
+      <w:pPr>
+        <w:pStyle w:val="ListParagraph"/>
+        <w:numPr>
+          <w:ilvl w:val="0"/>
+          <w:numId w:val="4"/>
+        </w:numPr>
+        <w:rPr>
+          <w:lang w:val="en-US"/>
+        </w:rPr>
+      </w:pPr>
+      <w:r>
+        <w:rPr>
+          <w:lang w:val="en-US"/>
+        </w:rPr>
+        <w:t>Ví dụ</w:t>
+      </w:r>
+    </w:p>
+    <w:p>
+      <w:pPr>
+        <w:pStyle w:val="ListParagraph"/>
+        <w:pBdr>
+          <w:top w:val="single" w:sz="4" w:space="1" w:color="auto"/>
+          <w:left w:val="single" w:sz="4" w:space="4" w:color="auto"/>
+          <w:bottom w:val="single" w:sz="4" w:space="1" w:color="auto"/>
+          <w:right w:val="single" w:sz="4" w:space="4" w:color="auto"/>
+        </w:pBdr>
+        <w:ind w:left="1080"/>
+        <w:rPr>
+          <w:lang w:val="en-US"/>
+        </w:rPr>
+      </w:pPr>
+      <w:r>
+        <w:rPr>
+          <w:lang w:val="en-US"/>
+        </w:rPr>
+        <w:t>memcpy(&amp;B, &amp;A, 2);</w:t>
+      </w:r>
+    </w:p>
+    <w:p>
+      <w:pPr>
+        <w:pStyle w:val="ListParagraph"/>
+        <w:numPr>
+          <w:ilvl w:val="0"/>
+          <w:numId w:val="4"/>
+        </w:numPr>
+        <w:rPr>
+          <w:lang w:val="en-US"/>
+        </w:rPr>
+      </w:pPr>
+      <w:r>
+        <w:rPr>
+          <w:lang w:val="en-US"/>
+        </w:rPr>
+        <w:t>Ta có</w:t>
+      </w:r>
+    </w:p>
+    <w:tbl>
+      <w:tblPr>
+        <w:tblStyle w:val="TableGrid"/>
+        <w:tblW w:w="0" w:type="auto"/>
+        <w:tblInd w:w="1080" w:type="dxa"/>
+        <w:tblLook w:val="04A0" w:firstRow="1" w:lastRow="0" w:firstColumn="1" w:lastColumn="0" w:noHBand="0" w:noVBand="1"/>
+      </w:tblPr>
+      <w:tblGrid>
+        <w:gridCol w:w="1548"/>
+        <w:gridCol w:w="6614"/>
+      </w:tblGrid>
+      <w:tr>
+        <w:tc>
+          <w:tcPr>
+            <w:tcW w:w="1548" w:type="dxa"/>
+          </w:tcPr>
+          <w:p>
+            <w:pPr>
+              <w:pStyle w:val="ListParagraph"/>
+              <w:ind w:left="0"/>
+              <w:jc w:val="center"/>
+              <w:rPr>
+                <w:lang w:val="en-US"/>
+              </w:rPr>
+            </w:pPr>
+            <w:r>
+              <w:rPr>
+                <w:lang w:val="en-US"/>
+              </w:rPr>
+              <w:t>A</w:t>
+            </w:r>
+          </w:p>
+        </w:tc>
+        <w:tc>
+          <w:tcPr>
+            <w:tcW w:w="6614" w:type="dxa"/>
+          </w:tcPr>
+          <w:p>
+            <w:pPr>
+              <w:pStyle w:val="ListParagraph"/>
+              <w:ind w:left="0"/>
+              <w:jc w:val="center"/>
+              <w:rPr>
+                <w:lang w:val="en-US"/>
+              </w:rPr>
+            </w:pPr>
+            <w:r>
+              <w:rPr>
+                <w:lang w:val="en-US"/>
+              </w:rPr>
+              <w:t>10110101 11111111 00000000</w:t>
+            </w:r>
+          </w:p>
+        </w:tc>
+      </w:tr>
+      <w:tr>
+        <w:tc>
+          <w:tcPr>
+            <w:tcW w:w="1548" w:type="dxa"/>
+          </w:tcPr>
+          <w:p>
+            <w:pPr>
+              <w:pStyle w:val="ListParagraph"/>
+              <w:ind w:left="0"/>
+              <w:jc w:val="center"/>
+              <w:rPr>
+                <w:lang w:val="en-US"/>
+              </w:rPr>
+            </w:pPr>
+            <w:r>
+              <w:rPr>
+                <w:lang w:val="en-US"/>
+              </w:rPr>
+              <w:t>B trước</w:t>
+            </w:r>
+          </w:p>
+        </w:tc>
+        <w:tc>
+          <w:tcPr>
+            <w:tcW w:w="6614" w:type="dxa"/>
+          </w:tcPr>
+          <w:p>
+            <w:pPr>
+              <w:pStyle w:val="ListParagraph"/>
+              <w:ind w:left="0"/>
+              <w:jc w:val="center"/>
+              <w:rPr>
+                <w:lang w:val="en-US"/>
+              </w:rPr>
+            </w:pPr>
+            <w:r>
+              <w:rPr>
+                <w:lang w:val="en-US"/>
+              </w:rPr>
+              <w:t>10101110 10110110 10110111 10011010 10110110</w:t>
+            </w:r>
+          </w:p>
+        </w:tc>
+      </w:tr>
+      <w:tr>
+        <w:tc>
+          <w:tcPr>
+            <w:tcW w:w="1548" w:type="dxa"/>
+          </w:tcPr>
+          <w:p>
+            <w:pPr>
+              <w:pStyle w:val="ListParagraph"/>
+              <w:ind w:left="0"/>
+              <w:jc w:val="center"/>
+              <w:rPr>
+                <w:lang w:val="en-US"/>
+              </w:rPr>
+            </w:pPr>
+            <w:r>
+              <w:rPr>
+                <w:lang w:val="en-US"/>
+              </w:rPr>
+              <w:t>B sau</w:t>
+            </w:r>
+          </w:p>
+        </w:tc>
+        <w:tc>
+          <w:tcPr>
+            <w:tcW w:w="6614" w:type="dxa"/>
+          </w:tcPr>
+          <w:p>
+            <w:pPr>
+              <w:pStyle w:val="ListParagraph"/>
+              <w:ind w:left="0"/>
+              <w:jc w:val="center"/>
+              <w:rPr>
+                <w:lang w:val="en-US"/>
+              </w:rPr>
+            </w:pPr>
+            <w:r>
+              <w:rPr>
+                <w:lang w:val="en-US"/>
+              </w:rPr>
+              <w:t>10101110 10110110 10110111 11111111 00000000</w:t>
+            </w:r>
+          </w:p>
+        </w:tc>
+      </w:tr>
+    </w:tbl>
+    <w:p>
+      <w:pPr>
+        <w:pStyle w:val="ListParagraph"/>
+        <w:numPr>
+          <w:ilvl w:val="0"/>
+          <w:numId w:val="4"/>
+        </w:numPr>
         <w:rPr>
           <w:lang w:val="en-US"/>
         </w:rPr>
@@ -2605,7 +3684,6 @@
         <w:rPr>
           <w:lang w:val="en-US"/>
         </w:rPr>
-        <w:lastRenderedPageBreak/>
         <w:t>0&lt;Bát Phân&gt;</w:t>
       </w:r>
     </w:p>
@@ -2681,6 +3759,7 @@
         <w:rPr>
           <w:lang w:val="en-US"/>
         </w:rPr>
+        <w:lastRenderedPageBreak/>
         <w:t>Ví dụ</w:t>
       </w:r>
     </w:p>
@@ -3853,7 +4932,6 @@
               <w:rPr>
                 <w:lang w:val="en-US"/>
               </w:rPr>
-              <w:lastRenderedPageBreak/>
               <w:t>bar</w:t>
             </w:r>
           </w:p>
@@ -3986,6 +5064,7 @@
         <w:rPr>
           <w:lang w:val="en-US"/>
         </w:rPr>
+        <w:lastRenderedPageBreak/>
         <w:t>Loop – Vòng Lặp:</w:t>
       </w:r>
     </w:p>

--- a/c++.docx
+++ b/c++.docx
@@ -2750,6 +2750,24 @@
         <w:rPr>
           <w:lang w:val="en-US"/>
         </w:rPr>
+        <w:t>Bất kì lệnh khai báo nào cũng sẽ tạo ra 1 biến ở địa chỉ mới chưa có biến</w:t>
+      </w:r>
+    </w:p>
+    <w:p>
+      <w:pPr>
+        <w:pStyle w:val="ListParagraph"/>
+        <w:numPr>
+          <w:ilvl w:val="0"/>
+          <w:numId w:val="4"/>
+        </w:numPr>
+        <w:rPr>
+          <w:lang w:val="en-US"/>
+        </w:rPr>
+      </w:pPr>
+      <w:r>
+        <w:rPr>
+          <w:lang w:val="en-US"/>
+        </w:rPr>
         <w:t>Câu lệnh gán bản chất là ta gán vào thuộc tính giá trị của biến</w:t>
       </w:r>
     </w:p>
@@ -2843,6 +2861,7 @@
         <w:rPr>
           <w:lang w:val="en-US"/>
         </w:rPr>
+        <w:lastRenderedPageBreak/>
         <w:t>&lt;Kiểu Dữ Liệu&gt;* &lt;Pointer&gt; = &lt;Địa Chỉ&gt;;</w:t>
       </w:r>
     </w:p>
@@ -2861,7 +2880,6 @@
         <w:rPr>
           <w:lang w:val="en-US"/>
         </w:rPr>
-        <w:lastRenderedPageBreak/>
         <w:t>&lt;Kiểu Dữ Liệu&gt; phải là kiểu dữ liệu của biến được &lt;Pointer&gt; chĩa vào</w:t>
       </w:r>
     </w:p>
@@ -3128,7 +3146,31 @@
         <w:rPr>
           <w:lang w:val="en-US"/>
         </w:rPr>
-        <w:t>Là Pointer mà nó không thể thay đổi giá trị của biến mà nó chĩa vào, nhưng vẫn có thể chĩa sang biến khác</w:t>
+        <w:t xml:space="preserve">Là Pointer mà </w:t>
+      </w:r>
+      <w:r>
+        <w:rPr>
+          <w:lang w:val="en-US"/>
+        </w:rPr>
+        <w:t xml:space="preserve">bạn không thể dùng </w:t>
+      </w:r>
+      <w:r>
+        <w:rPr>
+          <w:lang w:val="en-US"/>
+        </w:rPr>
+        <w:t xml:space="preserve">nó </w:t>
+      </w:r>
+      <w:r>
+        <w:rPr>
+          <w:lang w:val="en-US"/>
+        </w:rPr>
+        <w:t xml:space="preserve">để thay </w:t>
+      </w:r>
+      <w:r>
+        <w:rPr>
+          <w:lang w:val="en-US"/>
+        </w:rPr>
+        <w:t>đổi giá trị của biến mà nó chĩa vào, vẫn có thể chĩa sang biến khác</w:t>
       </w:r>
     </w:p>
     <w:p>
@@ -3147,6 +3189,24 @@
           <w:lang w:val="en-US"/>
         </w:rPr>
         <w:t>Để khai báo 1 Const Pointer, thì làm y chang như khi khai báo 1 Pointer nhưng đặt “const” ở đầu</w:t>
+      </w:r>
+    </w:p>
+    <w:p>
+      <w:pPr>
+        <w:pStyle w:val="ListParagraph"/>
+        <w:numPr>
+          <w:ilvl w:val="0"/>
+          <w:numId w:val="4"/>
+        </w:numPr>
+        <w:rPr>
+          <w:lang w:val="en-US"/>
+        </w:rPr>
+      </w:pPr>
+      <w:r>
+        <w:rPr>
+          <w:lang w:val="en-US"/>
+        </w:rPr>
+        <w:t>Nếu biến bị chĩa vào là Const thì bắt buộc phải dùng Const Pointer</w:t>
       </w:r>
     </w:p>
     <w:p>
@@ -3185,7 +3245,124 @@
         <w:rPr>
           <w:lang w:val="en-US"/>
         </w:rPr>
+        <w:t>int a;</w:t>
+      </w:r>
+    </w:p>
+    <w:p>
+      <w:pPr>
+        <w:pStyle w:val="ListParagraph"/>
+        <w:pBdr>
+          <w:top w:val="single" w:sz="4" w:space="1" w:color="auto"/>
+          <w:left w:val="single" w:sz="4" w:space="4" w:color="auto"/>
+          <w:bottom w:val="single" w:sz="4" w:space="1" w:color="auto"/>
+          <w:right w:val="single" w:sz="4" w:space="4" w:color="auto"/>
+        </w:pBdr>
+        <w:ind w:left="1080"/>
+        <w:rPr>
+          <w:lang w:val="en-US"/>
+        </w:rPr>
+      </w:pPr>
+      <w:r>
+        <w:rPr>
+          <w:lang w:val="en-US"/>
+        </w:rPr>
         <w:t>const int* p = &amp;a;</w:t>
+      </w:r>
+    </w:p>
+    <w:p>
+      <w:pPr>
+        <w:pStyle w:val="ListParagraph"/>
+        <w:numPr>
+          <w:ilvl w:val="0"/>
+          <w:numId w:val="4"/>
+        </w:numPr>
+        <w:rPr>
+          <w:lang w:val="en-US"/>
+        </w:rPr>
+      </w:pPr>
+      <w:r>
+        <w:rPr>
+          <w:lang w:val="en-US"/>
+        </w:rPr>
+        <w:t>Từ 1 Const Pointer, trả về 1 Pointer thường giống y chang nó</w:t>
+      </w:r>
+    </w:p>
+    <w:p>
+      <w:pPr>
+        <w:pStyle w:val="ListParagraph"/>
+        <w:pBdr>
+          <w:top w:val="single" w:sz="4" w:space="1" w:color="auto"/>
+          <w:left w:val="single" w:sz="4" w:space="4" w:color="auto"/>
+          <w:bottom w:val="single" w:sz="4" w:space="1" w:color="auto"/>
+          <w:right w:val="single" w:sz="4" w:space="4" w:color="auto"/>
+        </w:pBdr>
+        <w:ind w:left="1080"/>
+        <w:rPr>
+          <w:lang w:val="en-US"/>
+        </w:rPr>
+      </w:pPr>
+      <w:r>
+        <w:rPr>
+          <w:lang w:val="en-US"/>
+        </w:rPr>
+        <w:t>const_cast&lt;&lt;Kiểu Dữ Liệu Của Const Pointer&gt;&gt;(&lt;Const Pointer&gt;)</w:t>
+      </w:r>
+    </w:p>
+    <w:p>
+      <w:pPr>
+        <w:pStyle w:val="ListParagraph"/>
+        <w:numPr>
+          <w:ilvl w:val="0"/>
+          <w:numId w:val="4"/>
+        </w:numPr>
+        <w:rPr>
+          <w:lang w:val="en-US"/>
+        </w:rPr>
+      </w:pPr>
+      <w:r>
+        <w:rPr>
+          <w:lang w:val="en-US"/>
+        </w:rPr>
+        <w:t>Lưu ý &lt;Const Pointer&gt; không được chĩa vào 1 Const</w:t>
+      </w:r>
+    </w:p>
+    <w:p>
+      <w:pPr>
+        <w:pStyle w:val="ListParagraph"/>
+        <w:numPr>
+          <w:ilvl w:val="0"/>
+          <w:numId w:val="4"/>
+        </w:numPr>
+        <w:rPr>
+          <w:lang w:val="en-US"/>
+        </w:rPr>
+      </w:pPr>
+      <w:r>
+        <w:rPr>
+          <w:lang w:val="en-US"/>
+        </w:rPr>
+        <w:t>Ví dụ</w:t>
+      </w:r>
+    </w:p>
+    <w:p>
+      <w:pPr>
+        <w:pStyle w:val="ListParagraph"/>
+        <w:pBdr>
+          <w:top w:val="single" w:sz="4" w:space="1" w:color="auto"/>
+          <w:left w:val="single" w:sz="4" w:space="4" w:color="auto"/>
+          <w:bottom w:val="single" w:sz="4" w:space="1" w:color="auto"/>
+          <w:right w:val="single" w:sz="4" w:space="4" w:color="auto"/>
+        </w:pBdr>
+        <w:ind w:left="1080"/>
+        <w:rPr>
+          <w:lang w:val="en-US"/>
+        </w:rPr>
+      </w:pPr>
+      <w:r>
+        <w:rPr>
+          <w:lang w:val="en-US"/>
+        </w:rPr>
+        <w:t>int* foo = const_cast&lt;int*&gt;(bar);</w:t>
       </w:r>
     </w:p>
     <w:p>
@@ -3466,11 +3643,6 @@
     </w:tbl>
     <w:p>
       <w:pPr>
-        <w:pStyle w:val="ListParagraph"/>
-        <w:numPr>
-          <w:ilvl w:val="0"/>
-          <w:numId w:val="4"/>
-        </w:numPr>
         <w:rPr>
           <w:lang w:val="en-US"/>
         </w:rPr>
@@ -3571,6 +3743,7 @@
         <w:rPr>
           <w:lang w:val="en-US"/>
         </w:rPr>
+        <w:lastRenderedPageBreak/>
         <w:t>int foo = 0xABC;</w:t>
       </w:r>
     </w:p>
@@ -3759,7 +3932,6 @@
         <w:rPr>
           <w:lang w:val="en-US"/>
         </w:rPr>
-        <w:lastRenderedPageBreak/>
         <w:t>Ví dụ</w:t>
       </w:r>
     </w:p>
@@ -4843,6 +5015,7 @@
         <w:rPr>
           <w:lang w:val="en-US"/>
         </w:rPr>
+        <w:lastRenderedPageBreak/>
         <w:t>&lt;Thương&gt; sẽ là số thập phân, = kết quả của phép chia</w:t>
       </w:r>
     </w:p>
@@ -5064,7 +5237,6 @@
         <w:rPr>
           <w:lang w:val="en-US"/>
         </w:rPr>
-        <w:lastRenderedPageBreak/>
         <w:t>Loop – Vòng Lặp:</w:t>
       </w:r>
     </w:p>
@@ -5627,6 +5799,7 @@
         <w:rPr>
           <w:lang w:val="en-US"/>
         </w:rPr>
+        <w:lastRenderedPageBreak/>
         <w:t>Ví dụ</w:t>
       </w:r>
     </w:p>

--- a/c++.docx
+++ b/c++.docx
@@ -2659,6 +2659,621 @@
           <w:lang w:val="en-US"/>
         </w:rPr>
         <w:t>Pointer:</w:t>
+      </w:r>
+    </w:p>
+    <w:p>
+      <w:pPr>
+        <w:pStyle w:val="ListParagraph"/>
+        <w:numPr>
+          <w:ilvl w:val="0"/>
+          <w:numId w:val="15"/>
+        </w:numPr>
+        <w:rPr>
+          <w:lang w:val="en-US"/>
+        </w:rPr>
+      </w:pPr>
+      <w:r>
+        <w:rPr>
+          <w:lang w:val="en-US"/>
+        </w:rPr>
+        <w:t>Thứ Tự Bit?</w:t>
+      </w:r>
+    </w:p>
+    <w:p>
+      <w:pPr>
+        <w:pStyle w:val="ListParagraph"/>
+        <w:numPr>
+          <w:ilvl w:val="0"/>
+          <w:numId w:val="4"/>
+        </w:numPr>
+        <w:rPr>
+          <w:lang w:val="en-US"/>
+        </w:rPr>
+      </w:pPr>
+      <w:r>
+        <w:rPr>
+          <w:lang w:val="en-US"/>
+        </w:rPr>
+        <w:t>Khi bạn lưu 1 biến trong máy tính, ví dụ có dạng nhị phân</w:t>
+      </w:r>
+    </w:p>
+    <w:p>
+      <w:pPr>
+        <w:pStyle w:val="ListParagraph"/>
+        <w:pBdr>
+          <w:top w:val="single" w:sz="4" w:space="1" w:color="auto"/>
+          <w:left w:val="single" w:sz="4" w:space="4" w:color="auto"/>
+          <w:bottom w:val="single" w:sz="4" w:space="1" w:color="auto"/>
+          <w:right w:val="single" w:sz="4" w:space="4" w:color="auto"/>
+        </w:pBdr>
+        <w:ind w:left="1080"/>
+        <w:rPr>
+          <w:lang w:val="en-US"/>
+        </w:rPr>
+      </w:pPr>
+      <w:r>
+        <w:rPr>
+          <w:lang w:val="en-US"/>
+        </w:rPr>
+        <w:t>01011111 00011111 11111111 00000000</w:t>
+      </w:r>
+    </w:p>
+    <w:p>
+      <w:pPr>
+        <w:pStyle w:val="ListParagraph"/>
+        <w:numPr>
+          <w:ilvl w:val="0"/>
+          <w:numId w:val="4"/>
+        </w:numPr>
+        <w:rPr>
+          <w:lang w:val="en-US"/>
+        </w:rPr>
+      </w:pPr>
+      <w:r>
+        <w:rPr>
+          <w:lang w:val="en-US"/>
+        </w:rPr>
+        <w:t>Thì theo chiều tăng dần địa chỉ, nó được lưu như sau</w:t>
+      </w:r>
+    </w:p>
+    <w:p>
+      <w:pPr>
+        <w:pStyle w:val="ListParagraph"/>
+        <w:pBdr>
+          <w:top w:val="single" w:sz="4" w:space="1" w:color="auto"/>
+          <w:left w:val="single" w:sz="4" w:space="4" w:color="auto"/>
+          <w:bottom w:val="single" w:sz="4" w:space="1" w:color="auto"/>
+          <w:right w:val="single" w:sz="4" w:space="4" w:color="auto"/>
+        </w:pBdr>
+        <w:ind w:left="1080"/>
+        <w:rPr>
+          <w:lang w:val="en-US"/>
+        </w:rPr>
+      </w:pPr>
+      <w:r>
+        <w:rPr>
+          <w:lang w:val="en-US"/>
+        </w:rPr>
+        <w:t>00000000 11111111 00011111 01011111</w:t>
+      </w:r>
+    </w:p>
+    <w:p>
+      <w:pPr>
+        <w:pStyle w:val="ListParagraph"/>
+        <w:numPr>
+          <w:ilvl w:val="0"/>
+          <w:numId w:val="4"/>
+        </w:numPr>
+        <w:rPr>
+          <w:lang w:val="en-US"/>
+        </w:rPr>
+      </w:pPr>
+      <w:r>
+        <w:rPr>
+          <w:lang w:val="en-US"/>
+        </w:rPr>
+        <w:t>Như vậy, thứ tự Byte bị đảo ngược</w:t>
+      </w:r>
+    </w:p>
+    <w:p>
+      <w:pPr>
+        <w:pStyle w:val="ListParagraph"/>
+        <w:numPr>
+          <w:ilvl w:val="0"/>
+          <w:numId w:val="15"/>
+        </w:numPr>
+        <w:rPr>
+          <w:lang w:val="en-US"/>
+        </w:rPr>
+      </w:pPr>
+      <w:r>
+        <w:rPr>
+          <w:lang w:val="en-US"/>
+        </w:rPr>
+        <w:t xml:space="preserve">Cấu </w:t>
+      </w:r>
+      <w:r>
+        <w:rPr>
+          <w:lang w:val="en-US"/>
+        </w:rPr>
+        <w:t>Trúc Tổng Thể Bộ Nhớ?</w:t>
+      </w:r>
+    </w:p>
+    <w:p>
+      <w:pPr>
+        <w:pStyle w:val="ListParagraph"/>
+        <w:numPr>
+          <w:ilvl w:val="0"/>
+          <w:numId w:val="4"/>
+        </w:numPr>
+        <w:rPr>
+          <w:lang w:val="en-US"/>
+        </w:rPr>
+      </w:pPr>
+      <w:r>
+        <w:rPr>
+          <w:lang w:val="en-US"/>
+        </w:rPr>
+        <w:t>Mỗi địa chỉ là 1</w:t>
+      </w:r>
+      <w:r>
+        <w:rPr>
+          <w:lang w:val="en-US"/>
+        </w:rPr>
+        <w:t xml:space="preserve"> ô</w:t>
+      </w:r>
+      <w:r>
+        <w:rPr>
+          <w:lang w:val="en-US"/>
+        </w:rPr>
+        <w:t xml:space="preserve"> Byte, có dạng thập lục phân</w:t>
+      </w:r>
+    </w:p>
+    <w:p>
+      <w:pPr>
+        <w:pStyle w:val="ListParagraph"/>
+        <w:numPr>
+          <w:ilvl w:val="0"/>
+          <w:numId w:val="4"/>
+        </w:numPr>
+        <w:rPr>
+          <w:lang w:val="en-US"/>
+        </w:rPr>
+      </w:pPr>
+      <w:r>
+        <w:rPr>
+          <w:lang w:val="en-US"/>
+        </w:rPr>
+        <w:t>Mỗi biến sẽ chiếm 1 số ô Byte liền nhau</w:t>
+      </w:r>
+    </w:p>
+    <w:p>
+      <w:pPr>
+        <w:pStyle w:val="ListParagraph"/>
+        <w:numPr>
+          <w:ilvl w:val="0"/>
+          <w:numId w:val="4"/>
+        </w:numPr>
+        <w:rPr>
+          <w:lang w:val="en-US"/>
+        </w:rPr>
+      </w:pPr>
+      <w:r>
+        <w:rPr>
+          <w:lang w:val="en-US"/>
+        </w:rPr>
+        <w:t>Minh họa toàn bộ bộ nhớ</w:t>
+      </w:r>
+    </w:p>
+    <w:tbl>
+      <w:tblPr>
+        <w:tblStyle w:val="TableGrid"/>
+        <w:tblW w:w="0" w:type="auto"/>
+        <w:tblInd w:w="1080" w:type="dxa"/>
+        <w:tblLook w:val="04A0" w:firstRow="1" w:lastRow="0" w:firstColumn="1" w:lastColumn="0" w:noHBand="0" w:noVBand="1"/>
+      </w:tblPr>
+      <w:tblGrid>
+        <w:gridCol w:w="951"/>
+        <w:gridCol w:w="951"/>
+        <w:gridCol w:w="743"/>
+        <w:gridCol w:w="828"/>
+        <w:gridCol w:w="767"/>
+        <w:gridCol w:w="828"/>
+        <w:gridCol w:w="828"/>
+        <w:gridCol w:w="690"/>
+        <w:gridCol w:w="755"/>
+        <w:gridCol w:w="821"/>
+      </w:tblGrid>
+      <w:tr>
+        <w:tc>
+          <w:tcPr>
+            <w:tcW w:w="951" w:type="dxa"/>
+            <w:shd w:val="clear" w:color="auto" w:fill="FF0000"/>
+          </w:tcPr>
+          <w:p>
+            <w:pPr>
+              <w:pStyle w:val="ListParagraph"/>
+              <w:ind w:left="0"/>
+              <w:jc w:val="center"/>
+              <w:rPr>
+                <w:lang w:val="en-US"/>
+              </w:rPr>
+            </w:pPr>
+            <w:r>
+              <w:rPr>
+                <w:lang w:val="en-US"/>
+              </w:rPr>
+              <w:t>5074b0</w:t>
+            </w:r>
+          </w:p>
+        </w:tc>
+        <w:tc>
+          <w:tcPr>
+            <w:tcW w:w="951" w:type="dxa"/>
+            <w:shd w:val="clear" w:color="auto" w:fill="FF0000"/>
+          </w:tcPr>
+          <w:p>
+            <w:pPr>
+              <w:pStyle w:val="ListParagraph"/>
+              <w:ind w:left="0"/>
+              <w:jc w:val="center"/>
+              <w:rPr>
+                <w:lang w:val="en-US"/>
+              </w:rPr>
+            </w:pPr>
+            <w:r>
+              <w:rPr>
+                <w:lang w:val="en-US"/>
+              </w:rPr>
+              <w:t>5074b1</w:t>
+            </w:r>
+          </w:p>
+        </w:tc>
+        <w:tc>
+          <w:tcPr>
+            <w:tcW w:w="756" w:type="dxa"/>
+            <w:shd w:val="clear" w:color="auto" w:fill="FF0000"/>
+          </w:tcPr>
+          <w:p>
+            <w:pPr>
+              <w:pStyle w:val="ListParagraph"/>
+              <w:ind w:left="0"/>
+              <w:jc w:val="center"/>
+              <w:rPr>
+                <w:lang w:val="en-US"/>
+              </w:rPr>
+            </w:pPr>
+            <w:r>
+              <w:rPr>
+                <w:lang w:val="en-US"/>
+              </w:rPr>
+              <w:t>…</w:t>
+            </w:r>
+          </w:p>
+        </w:tc>
+        <w:tc>
+          <w:tcPr>
+            <w:tcW w:w="756" w:type="dxa"/>
+            <w:shd w:val="clear" w:color="auto" w:fill="FF0000"/>
+          </w:tcPr>
+          <w:p>
+            <w:pPr>
+              <w:pStyle w:val="ListParagraph"/>
+              <w:ind w:left="0"/>
+              <w:jc w:val="center"/>
+              <w:rPr>
+                <w:lang w:val="en-US"/>
+              </w:rPr>
+            </w:pPr>
+            <w:r>
+              <w:rPr>
+                <w:lang w:val="en-US"/>
+              </w:rPr>
+              <w:t>6ffe1e</w:t>
+            </w:r>
+          </w:p>
+        </w:tc>
+        <w:tc>
+          <w:tcPr>
+            <w:tcW w:w="756" w:type="dxa"/>
+            <w:shd w:val="clear" w:color="auto" w:fill="FFFF00"/>
+          </w:tcPr>
+          <w:p>
+            <w:pPr>
+              <w:pStyle w:val="ListParagraph"/>
+              <w:ind w:left="0"/>
+              <w:jc w:val="center"/>
+              <w:rPr>
+                <w:lang w:val="en-US"/>
+              </w:rPr>
+            </w:pPr>
+            <w:r>
+              <w:rPr>
+                <w:lang w:val="en-US"/>
+              </w:rPr>
+              <w:t>6ffe1f</w:t>
+            </w:r>
+          </w:p>
+        </w:tc>
+        <w:tc>
+          <w:tcPr>
+            <w:tcW w:w="756" w:type="dxa"/>
+            <w:shd w:val="clear" w:color="auto" w:fill="BFBFBF" w:themeFill="background1" w:themeFillShade="BF"/>
+          </w:tcPr>
+          <w:p>
+            <w:pPr>
+              <w:pStyle w:val="ListParagraph"/>
+              <w:ind w:left="0"/>
+              <w:jc w:val="center"/>
+              <w:rPr>
+                <w:lang w:val="en-US"/>
+              </w:rPr>
+            </w:pPr>
+            <w:r>
+              <w:rPr>
+                <w:lang w:val="en-US"/>
+              </w:rPr>
+              <w:t>6ffe20</w:t>
+            </w:r>
+          </w:p>
+        </w:tc>
+        <w:tc>
+          <w:tcPr>
+            <w:tcW w:w="701" w:type="dxa"/>
+            <w:shd w:val="clear" w:color="auto" w:fill="BFBFBF" w:themeFill="background1" w:themeFillShade="BF"/>
+          </w:tcPr>
+          <w:p>
+            <w:pPr>
+              <w:pStyle w:val="ListParagraph"/>
+              <w:ind w:left="0"/>
+              <w:jc w:val="center"/>
+              <w:rPr>
+                <w:lang w:val="en-US"/>
+              </w:rPr>
+            </w:pPr>
+            <w:r>
+              <w:rPr>
+                <w:lang w:val="en-US"/>
+              </w:rPr>
+              <w:t>6ffe21</w:t>
+            </w:r>
+          </w:p>
+        </w:tc>
+        <w:tc>
+          <w:tcPr>
+            <w:tcW w:w="701" w:type="dxa"/>
+            <w:shd w:val="clear" w:color="auto" w:fill="BFBFBF" w:themeFill="background1" w:themeFillShade="BF"/>
+          </w:tcPr>
+          <w:p>
+            <w:pPr>
+              <w:pStyle w:val="ListParagraph"/>
+              <w:ind w:left="0"/>
+              <w:jc w:val="center"/>
+              <w:rPr>
+                <w:lang w:val="en-US"/>
+              </w:rPr>
+            </w:pPr>
+            <w:r>
+              <w:rPr>
+                <w:lang w:val="en-US"/>
+              </w:rPr>
+              <w:t>…</w:t>
+            </w:r>
+          </w:p>
+        </w:tc>
+        <w:tc>
+          <w:tcPr>
+            <w:tcW w:w="757" w:type="dxa"/>
+            <w:shd w:val="clear" w:color="auto" w:fill="BFBFBF" w:themeFill="background1" w:themeFillShade="BF"/>
+          </w:tcPr>
+          <w:p>
+            <w:pPr>
+              <w:pStyle w:val="ListParagraph"/>
+              <w:ind w:left="0"/>
+              <w:jc w:val="center"/>
+              <w:rPr>
+                <w:lang w:val="en-US"/>
+              </w:rPr>
+            </w:pPr>
+            <w:r>
+              <w:rPr>
+                <w:lang w:val="en-US"/>
+              </w:rPr>
+              <w:t>6ffffe</w:t>
+            </w:r>
+          </w:p>
+        </w:tc>
+        <w:tc>
+          <w:tcPr>
+            <w:tcW w:w="828" w:type="dxa"/>
+            <w:shd w:val="clear" w:color="auto" w:fill="BFBFBF" w:themeFill="background1" w:themeFillShade="BF"/>
+          </w:tcPr>
+          <w:p>
+            <w:pPr>
+              <w:pStyle w:val="ListParagraph"/>
+              <w:ind w:left="0"/>
+              <w:jc w:val="center"/>
+              <w:rPr>
+                <w:lang w:val="en-US"/>
+              </w:rPr>
+            </w:pPr>
+            <w:r>
+              <w:rPr>
+                <w:lang w:val="en-US"/>
+              </w:rPr>
+              <w:t>6fffff</w:t>
+            </w:r>
+          </w:p>
+        </w:tc>
+      </w:tr>
+    </w:tbl>
+    <w:p>
+      <w:pPr>
+        <w:pStyle w:val="ListParagraph"/>
+        <w:numPr>
+          <w:ilvl w:val="0"/>
+          <w:numId w:val="4"/>
+        </w:numPr>
+        <w:rPr>
+          <w:lang w:val="en-US"/>
+        </w:rPr>
+      </w:pPr>
+      <w:r>
+        <w:rPr>
+          <w:lang w:val="en-US"/>
+        </w:rPr>
+        <w:t>Trong chương trình, khi</w:t>
+      </w:r>
+      <w:r>
+        <w:rPr>
+          <w:lang w:val="en-US"/>
+        </w:rPr>
+        <w:t xml:space="preserve"> </w:t>
+      </w:r>
+      <w:r>
+        <w:rPr>
+          <w:lang w:val="en-US"/>
+        </w:rPr>
+        <w:t>gán giá trị lần đầu tiên cho 1 biến hoặc truy xuất địa chỉ của nó</w:t>
+      </w:r>
+      <w:r>
+        <w:rPr>
+          <w:lang w:val="en-US"/>
+        </w:rPr>
+        <w:t>,</w:t>
+      </w:r>
+      <w:r>
+        <w:rPr>
+          <w:lang w:val="en-US"/>
+        </w:rPr>
+        <w:t xml:space="preserve"> thì nó mới được cấp phát ô nhớ,</w:t>
+      </w:r>
+      <w:r>
+        <w:rPr>
+          <w:lang w:val="en-US"/>
+        </w:rPr>
+        <w:t xml:space="preserve"> nó sẽ đặt trong bộ nhớ sao cho ô Byte cuối cùng của nó trùng với ô màu vàng</w:t>
+      </w:r>
+    </w:p>
+    <w:p>
+      <w:pPr>
+        <w:pStyle w:val="ListParagraph"/>
+        <w:numPr>
+          <w:ilvl w:val="0"/>
+          <w:numId w:val="4"/>
+        </w:numPr>
+        <w:rPr>
+          <w:lang w:val="en-US"/>
+        </w:rPr>
+      </w:pPr>
+      <w:r>
+        <w:rPr>
+          <w:lang w:val="en-US"/>
+        </w:rPr>
+        <w:t xml:space="preserve">Khi </w:t>
+      </w:r>
+      <w:r>
+        <w:rPr>
+          <w:lang w:val="en-US"/>
+        </w:rPr>
+        <w:t>gán giá trị lần thứ 2 cho biến khác, hoặc truy xuất địa chỉ của biến khác</w:t>
+      </w:r>
+      <w:r>
+        <w:rPr>
+          <w:lang w:val="en-US"/>
+        </w:rPr>
+        <w:t xml:space="preserve">, thì </w:t>
+      </w:r>
+      <w:r>
+        <w:rPr>
+          <w:lang w:val="en-US"/>
+        </w:rPr>
+        <w:t xml:space="preserve">biến này </w:t>
+      </w:r>
+      <w:r>
+        <w:rPr>
+          <w:lang w:val="en-US"/>
+        </w:rPr>
+        <w:t>sẽ đặt trong bộ nhớ sao cho ô Byte cuối cùng của nó đứng ngay trước ô Byte đầu tiên của biến thứ 1</w:t>
+      </w:r>
+    </w:p>
+    <w:p>
+      <w:pPr>
+        <w:pStyle w:val="ListParagraph"/>
+        <w:numPr>
+          <w:ilvl w:val="0"/>
+          <w:numId w:val="4"/>
+        </w:numPr>
+        <w:rPr>
+          <w:lang w:val="en-US"/>
+        </w:rPr>
+      </w:pPr>
+      <w:r>
+        <w:rPr>
+          <w:lang w:val="en-US"/>
+        </w:rPr>
+        <w:t>Và cứ tiếp tục như vậy</w:t>
+      </w:r>
+      <w:r>
+        <w:rPr>
+          <w:lang w:val="en-US"/>
+        </w:rPr>
+        <w:t>, áp dụng cho cả Pointer</w:t>
+      </w:r>
+    </w:p>
+    <w:p>
+      <w:pPr>
+        <w:pStyle w:val="ListParagraph"/>
+        <w:numPr>
+          <w:ilvl w:val="0"/>
+          <w:numId w:val="4"/>
+        </w:numPr>
+        <w:rPr>
+          <w:lang w:val="en-US"/>
+        </w:rPr>
+      </w:pPr>
+      <w:r>
+        <w:rPr>
+          <w:lang w:val="en-US"/>
+        </w:rPr>
+        <w:t>Địa chỉ 1 biến là địa chỉ ô Byte đầu tiên của nó</w:t>
+      </w:r>
+    </w:p>
+    <w:p>
+      <w:pPr>
+        <w:pStyle w:val="ListParagraph"/>
+        <w:numPr>
+          <w:ilvl w:val="0"/>
+          <w:numId w:val="4"/>
+        </w:numPr>
+        <w:rPr>
+          <w:lang w:val="en-US"/>
+        </w:rPr>
+      </w:pPr>
+      <w:r>
+        <w:rPr>
+          <w:lang w:val="en-US"/>
+        </w:rPr>
+        <w:lastRenderedPageBreak/>
+        <w:t>Nếu địa chỉ 1 ô Byte của biến nào đó mà nằm ngoài khoảng 5074b0 đến 6fffff thì sẽ văng chương trình</w:t>
+      </w:r>
+    </w:p>
+    <w:p>
+      <w:pPr>
+        <w:pStyle w:val="ListParagraph"/>
+        <w:numPr>
+          <w:ilvl w:val="0"/>
+          <w:numId w:val="4"/>
+        </w:numPr>
+        <w:rPr>
+          <w:lang w:val="en-US"/>
+        </w:rPr>
+      </w:pPr>
+      <w:r>
+        <w:rPr>
+          <w:lang w:val="en-US"/>
+        </w:rPr>
+        <w:t>Nhìn hình minh họa, ta có tổng cộng 2067280 ô Byte, tương đương gần 2 MB, trong đó có 2066800 ô bên trái ô vàng tính luôn cả nó, và 480 ô bên phải</w:t>
       </w:r>
     </w:p>
     <w:p>
@@ -2750,24 +3365,6 @@
         <w:rPr>
           <w:lang w:val="en-US"/>
         </w:rPr>
-        <w:t>Bất kì lệnh khai báo nào cũng sẽ tạo ra 1 biến ở địa chỉ mới chưa có biến</w:t>
-      </w:r>
-    </w:p>
-    <w:p>
-      <w:pPr>
-        <w:pStyle w:val="ListParagraph"/>
-        <w:numPr>
-          <w:ilvl w:val="0"/>
-          <w:numId w:val="4"/>
-        </w:numPr>
-        <w:rPr>
-          <w:lang w:val="en-US"/>
-        </w:rPr>
-      </w:pPr>
-      <w:r>
-        <w:rPr>
-          <w:lang w:val="en-US"/>
-        </w:rPr>
         <w:t>Câu lệnh gán bản chất là ta gán vào thuộc tính giá trị của biến</w:t>
       </w:r>
     </w:p>
@@ -2843,25 +3440,39 @@
         <w:rPr>
           <w:lang w:val="en-US"/>
         </w:rPr>
-        <w:t>Để khai báo 1 Pointer</w:t>
-      </w:r>
-    </w:p>
-    <w:p>
-      <w:pPr>
-        <w:pStyle w:val="ListParagraph"/>
-        <w:numPr>
-          <w:ilvl w:val="0"/>
-          <w:numId w:val="4"/>
-        </w:numPr>
-        <w:rPr>
-          <w:lang w:val="en-US"/>
-        </w:rPr>
-      </w:pPr>
-      <w:r>
-        <w:rPr>
-          <w:lang w:val="en-US"/>
-        </w:rPr>
-        <w:lastRenderedPageBreak/>
+        <w:t xml:space="preserve">Để </w:t>
+      </w:r>
+      <w:r>
+        <w:rPr>
+          <w:lang w:val="en-US"/>
+        </w:rPr>
+        <w:t>tạo</w:t>
+      </w:r>
+      <w:r>
+        <w:rPr>
+          <w:lang w:val="en-US"/>
+        </w:rPr>
+        <w:t xml:space="preserve"> 1 Pointer</w:t>
+      </w:r>
+    </w:p>
+    <w:p>
+      <w:pPr>
+        <w:pStyle w:val="ListParagraph"/>
+        <w:pBdr>
+          <w:top w:val="single" w:sz="4" w:space="1" w:color="auto"/>
+          <w:left w:val="single" w:sz="4" w:space="4" w:color="auto"/>
+          <w:bottom w:val="single" w:sz="4" w:space="1" w:color="auto"/>
+          <w:right w:val="single" w:sz="4" w:space="4" w:color="auto"/>
+        </w:pBdr>
+        <w:ind w:left="1080"/>
+        <w:rPr>
+          <w:lang w:val="en-US"/>
+        </w:rPr>
+      </w:pPr>
+      <w:r>
+        <w:rPr>
+          <w:lang w:val="en-US"/>
+        </w:rPr>
         <w:t>&lt;Kiểu Dữ Liệu&gt;* &lt;Pointer&gt; = &lt;Địa Chỉ&gt;;</w:t>
       </w:r>
     </w:p>
@@ -3118,113 +3729,23 @@
         <w:pStyle w:val="ListParagraph"/>
         <w:numPr>
           <w:ilvl w:val="0"/>
-          <w:numId w:val="15"/>
-        </w:numPr>
-        <w:rPr>
-          <w:lang w:val="en-US"/>
-        </w:rPr>
-      </w:pPr>
-      <w:r>
-        <w:rPr>
-          <w:lang w:val="en-US"/>
-        </w:rPr>
-        <w:t>Const Pointer?</w:t>
-      </w:r>
-    </w:p>
-    <w:p>
-      <w:pPr>
-        <w:pStyle w:val="ListParagraph"/>
-        <w:numPr>
-          <w:ilvl w:val="0"/>
-          <w:numId w:val="4"/>
-        </w:numPr>
-        <w:rPr>
-          <w:lang w:val="en-US"/>
-        </w:rPr>
-      </w:pPr>
-      <w:r>
-        <w:rPr>
-          <w:lang w:val="en-US"/>
-        </w:rPr>
-        <w:t xml:space="preserve">Là Pointer mà </w:t>
-      </w:r>
-      <w:r>
-        <w:rPr>
-          <w:lang w:val="en-US"/>
-        </w:rPr>
-        <w:t xml:space="preserve">bạn không thể dùng </w:t>
-      </w:r>
-      <w:r>
-        <w:rPr>
-          <w:lang w:val="en-US"/>
-        </w:rPr>
-        <w:t xml:space="preserve">nó </w:t>
-      </w:r>
-      <w:r>
-        <w:rPr>
-          <w:lang w:val="en-US"/>
-        </w:rPr>
-        <w:t xml:space="preserve">để thay </w:t>
-      </w:r>
-      <w:r>
-        <w:rPr>
-          <w:lang w:val="en-US"/>
-        </w:rPr>
-        <w:t>đổi giá trị của biến mà nó chĩa vào, vẫn có thể chĩa sang biến khác</w:t>
-      </w:r>
-    </w:p>
-    <w:p>
-      <w:pPr>
-        <w:pStyle w:val="ListParagraph"/>
-        <w:numPr>
-          <w:ilvl w:val="0"/>
-          <w:numId w:val="4"/>
-        </w:numPr>
-        <w:rPr>
-          <w:lang w:val="en-US"/>
-        </w:rPr>
-      </w:pPr>
-      <w:r>
-        <w:rPr>
-          <w:lang w:val="en-US"/>
-        </w:rPr>
-        <w:t>Để khai báo 1 Const Pointer, thì làm y chang như khi khai báo 1 Pointer nhưng đặt “const” ở đầu</w:t>
-      </w:r>
-    </w:p>
-    <w:p>
-      <w:pPr>
-        <w:pStyle w:val="ListParagraph"/>
-        <w:numPr>
-          <w:ilvl w:val="0"/>
-          <w:numId w:val="4"/>
-        </w:numPr>
-        <w:rPr>
-          <w:lang w:val="en-US"/>
-        </w:rPr>
-      </w:pPr>
-      <w:r>
-        <w:rPr>
-          <w:lang w:val="en-US"/>
-        </w:rPr>
-        <w:t>Nếu biến bị chĩa vào là Const thì bắt buộc phải dùng Const Pointer</w:t>
-      </w:r>
-    </w:p>
-    <w:p>
-      <w:pPr>
-        <w:pStyle w:val="ListParagraph"/>
-        <w:numPr>
-          <w:ilvl w:val="0"/>
-          <w:numId w:val="4"/>
-        </w:numPr>
-        <w:rPr>
-          <w:lang w:val="en-US"/>
-        </w:rPr>
-      </w:pPr>
-      <w:r>
-        <w:rPr>
-          <w:lang w:val="en-US"/>
-        </w:rPr>
-        <w:t>Ví dụ</w:t>
+          <w:numId w:val="4"/>
+        </w:numPr>
+        <w:rPr>
+          <w:lang w:val="en-US"/>
+        </w:rPr>
+      </w:pPr>
+      <w:r>
+        <w:rPr>
+          <w:lang w:val="en-US"/>
+        </w:rPr>
+        <w:t xml:space="preserve">Để truy cập </w:t>
+      </w:r>
+      <w:r>
+        <w:rPr>
+          <w:lang w:val="en-US"/>
+        </w:rPr>
+        <w:t>địa chỉ kế tiếp</w:t>
       </w:r>
     </w:p>
     <w:p>
@@ -3245,7 +3766,25 @@
         <w:rPr>
           <w:lang w:val="en-US"/>
         </w:rPr>
-        <w:t>int a;</w:t>
+        <w:t>&lt;Pointer&gt;[&lt;Số Bước&gt;]</w:t>
+      </w:r>
+    </w:p>
+    <w:p>
+      <w:pPr>
+        <w:pStyle w:val="ListParagraph"/>
+        <w:numPr>
+          <w:ilvl w:val="0"/>
+          <w:numId w:val="4"/>
+        </w:numPr>
+        <w:rPr>
+          <w:lang w:val="en-US"/>
+        </w:rPr>
+      </w:pPr>
+      <w:r>
+        <w:rPr>
+          <w:lang w:val="en-US"/>
+        </w:rPr>
+        <w:t>Ví dụ</w:t>
       </w:r>
     </w:p>
     <w:p>
@@ -3266,25 +3805,13 @@
         <w:rPr>
           <w:lang w:val="en-US"/>
         </w:rPr>
-        <w:t>const int* p = &amp;a;</w:t>
-      </w:r>
-    </w:p>
-    <w:p>
-      <w:pPr>
-        <w:pStyle w:val="ListParagraph"/>
-        <w:numPr>
-          <w:ilvl w:val="0"/>
-          <w:numId w:val="4"/>
-        </w:numPr>
-        <w:rPr>
-          <w:lang w:val="en-US"/>
-        </w:rPr>
-      </w:pPr>
-      <w:r>
-        <w:rPr>
-          <w:lang w:val="en-US"/>
-        </w:rPr>
-        <w:t>Từ 1 Const Pointer, trả về 1 Pointer thường giống y chang nó</w:t>
+        <w:t>i</w:t>
+      </w:r>
+      <w:r>
+        <w:rPr>
+          <w:lang w:val="en-US"/>
+        </w:rPr>
+        <w:t>nt boo = 5;</w:t>
       </w:r>
     </w:p>
     <w:p>
@@ -3305,43 +3832,13 @@
         <w:rPr>
           <w:lang w:val="en-US"/>
         </w:rPr>
-        <w:t>const_cast&lt;&lt;Kiểu Dữ Liệu Của Const Pointer&gt;&gt;(&lt;Const Pointer&gt;)</w:t>
-      </w:r>
-    </w:p>
-    <w:p>
-      <w:pPr>
-        <w:pStyle w:val="ListParagraph"/>
-        <w:numPr>
-          <w:ilvl w:val="0"/>
-          <w:numId w:val="4"/>
-        </w:numPr>
-        <w:rPr>
-          <w:lang w:val="en-US"/>
-        </w:rPr>
-      </w:pPr>
-      <w:r>
-        <w:rPr>
-          <w:lang w:val="en-US"/>
-        </w:rPr>
-        <w:t>Lưu ý &lt;Const Pointer&gt; không được chĩa vào 1 Const</w:t>
-      </w:r>
-    </w:p>
-    <w:p>
-      <w:pPr>
-        <w:pStyle w:val="ListParagraph"/>
-        <w:numPr>
-          <w:ilvl w:val="0"/>
-          <w:numId w:val="4"/>
-        </w:numPr>
-        <w:rPr>
-          <w:lang w:val="en-US"/>
-        </w:rPr>
-      </w:pPr>
-      <w:r>
-        <w:rPr>
-          <w:lang w:val="en-US"/>
-        </w:rPr>
-        <w:t>Ví dụ</w:t>
+        <w:t>i</w:t>
+      </w:r>
+      <w:r>
+        <w:rPr>
+          <w:lang w:val="en-US"/>
+        </w:rPr>
+        <w:t>nt* bar = &amp;boo;</w:t>
       </w:r>
     </w:p>
     <w:p>
@@ -3362,61 +3859,252 @@
         <w:rPr>
           <w:lang w:val="en-US"/>
         </w:rPr>
-        <w:t>int* foo = const_cast&lt;int*&gt;(bar);</w:t>
-      </w:r>
-    </w:p>
-    <w:p>
-      <w:pPr>
-        <w:pStyle w:val="ListParagraph"/>
-        <w:numPr>
-          <w:ilvl w:val="0"/>
-          <w:numId w:val="15"/>
-        </w:numPr>
-        <w:rPr>
-          <w:lang w:val="en-US"/>
-        </w:rPr>
-      </w:pPr>
-      <w:r>
-        <w:rPr>
-          <w:lang w:val="en-US"/>
-        </w:rPr>
-        <w:t>Địa Chỉ?</w:t>
-      </w:r>
-    </w:p>
-    <w:p>
-      <w:pPr>
-        <w:pStyle w:val="ListParagraph"/>
-        <w:numPr>
-          <w:ilvl w:val="0"/>
-          <w:numId w:val="4"/>
-        </w:numPr>
-        <w:rPr>
-          <w:lang w:val="en-US"/>
-        </w:rPr>
-      </w:pPr>
-      <w:r>
-        <w:rPr>
-          <w:lang w:val="en-US"/>
-        </w:rPr>
-        <w:t>Mỗi địa chỉ sẽ bao gồm 8 Bit, hay 1 Byte, bạn chỉ có thể đọc và ghi giá trị vào 1 địa chỉ khi đã khai báo biến tại địa chỉ đó</w:t>
-      </w:r>
-    </w:p>
-    <w:p>
-      <w:pPr>
-        <w:pStyle w:val="ListParagraph"/>
-        <w:numPr>
-          <w:ilvl w:val="0"/>
-          <w:numId w:val="4"/>
-        </w:numPr>
-        <w:rPr>
-          <w:lang w:val="en-US"/>
-        </w:rPr>
-      </w:pPr>
-      <w:r>
-        <w:rPr>
-          <w:lang w:val="en-US"/>
-        </w:rPr>
-        <w:t>Có 2 biến, giả sử A và B, A có 3 Byte, B có 5 Byte, bạn muốn Copy giá trị Bit của 2 Byte cuối của A vào 2 Byte cuối của B</w:t>
+        <w:t>i</w:t>
+      </w:r>
+      <w:r>
+        <w:rPr>
+          <w:lang w:val="en-US"/>
+        </w:rPr>
+        <w:t>nt foo = bar[4];</w:t>
+      </w:r>
+    </w:p>
+    <w:p>
+      <w:pPr>
+        <w:pStyle w:val="ListParagraph"/>
+        <w:numPr>
+          <w:ilvl w:val="0"/>
+          <w:numId w:val="4"/>
+        </w:numPr>
+        <w:rPr>
+          <w:lang w:val="en-US"/>
+        </w:rPr>
+      </w:pPr>
+      <w:r>
+        <w:rPr>
+          <w:lang w:val="en-US"/>
+        </w:rPr>
+        <w:t>Ở đây, thay vì dùng thập lục phân, ta dùng thập phân cho dễ nhìn</w:t>
+      </w:r>
+    </w:p>
+    <w:p>
+      <w:pPr>
+        <w:pStyle w:val="ListParagraph"/>
+        <w:numPr>
+          <w:ilvl w:val="0"/>
+          <w:numId w:val="4"/>
+        </w:numPr>
+        <w:rPr>
+          <w:lang w:val="en-US"/>
+        </w:rPr>
+      </w:pPr>
+      <w:r>
+        <w:rPr>
+          <w:lang w:val="en-US"/>
+        </w:rPr>
+        <w:t>Ban đầu, biến boo tạo ra ở ô Byte thứ 100, Pointer bar tạo ra ở ô Byte thứ 92, khi này bar[0] sẽ chỉ vào 4 Byte từ 100 đến 103, nghĩa là chỉ vào boo, bar[1] sẽ chỉ vào 4 Byte từ 104 đến 107, …, bar[4] sẽ chỉ vào 4 Byte từ 116 đến 119, như vậy giả sử các Byte từ 116 đến 119 chứa các Bit sau</w:t>
+      </w:r>
+    </w:p>
+    <w:tbl>
+      <w:tblPr>
+        <w:tblStyle w:val="TableGrid"/>
+        <w:tblW w:w="0" w:type="auto"/>
+        <w:tblInd w:w="1080" w:type="dxa"/>
+        <w:tblLook w:val="04A0" w:firstRow="1" w:lastRow="0" w:firstColumn="1" w:lastColumn="0" w:noHBand="0" w:noVBand="1"/>
+      </w:tblPr>
+      <w:tblGrid>
+        <w:gridCol w:w="2040"/>
+        <w:gridCol w:w="2040"/>
+        <w:gridCol w:w="2041"/>
+        <w:gridCol w:w="2041"/>
+      </w:tblGrid>
+      <w:tr>
+        <w:tc>
+          <w:tcPr>
+            <w:tcW w:w="2310" w:type="dxa"/>
+          </w:tcPr>
+          <w:p>
+            <w:pPr>
+              <w:pStyle w:val="ListParagraph"/>
+              <w:ind w:left="0"/>
+              <w:jc w:val="center"/>
+              <w:rPr>
+                <w:lang w:val="en-US"/>
+              </w:rPr>
+            </w:pPr>
+            <w:r>
+              <w:rPr>
+                <w:lang w:val="en-US"/>
+              </w:rPr>
+              <w:lastRenderedPageBreak/>
+              <w:t>01010111</w:t>
+            </w:r>
+          </w:p>
+        </w:tc>
+        <w:tc>
+          <w:tcPr>
+            <w:tcW w:w="2310" w:type="dxa"/>
+          </w:tcPr>
+          <w:p>
+            <w:pPr>
+              <w:pStyle w:val="ListParagraph"/>
+              <w:ind w:left="0"/>
+              <w:jc w:val="center"/>
+              <w:rPr>
+                <w:lang w:val="en-US"/>
+              </w:rPr>
+            </w:pPr>
+            <w:r>
+              <w:rPr>
+                <w:lang w:val="en-US"/>
+              </w:rPr>
+              <w:t>10111011</w:t>
+            </w:r>
+          </w:p>
+        </w:tc>
+        <w:tc>
+          <w:tcPr>
+            <w:tcW w:w="2311" w:type="dxa"/>
+          </w:tcPr>
+          <w:p>
+            <w:pPr>
+              <w:pStyle w:val="ListParagraph"/>
+              <w:ind w:left="0"/>
+              <w:jc w:val="center"/>
+              <w:rPr>
+                <w:lang w:val="en-US"/>
+              </w:rPr>
+            </w:pPr>
+            <w:r>
+              <w:rPr>
+                <w:lang w:val="en-US"/>
+              </w:rPr>
+              <w:t>10101101</w:t>
+            </w:r>
+          </w:p>
+        </w:tc>
+        <w:tc>
+          <w:tcPr>
+            <w:tcW w:w="2311" w:type="dxa"/>
+          </w:tcPr>
+          <w:p>
+            <w:pPr>
+              <w:pStyle w:val="ListParagraph"/>
+              <w:ind w:left="0"/>
+              <w:jc w:val="center"/>
+              <w:rPr>
+                <w:lang w:val="en-US"/>
+              </w:rPr>
+            </w:pPr>
+            <w:r>
+              <w:rPr>
+                <w:lang w:val="en-US"/>
+              </w:rPr>
+              <w:t>11011111</w:t>
+            </w:r>
+          </w:p>
+        </w:tc>
+      </w:tr>
+    </w:tbl>
+    <w:p>
+      <w:pPr>
+        <w:pStyle w:val="ListParagraph"/>
+        <w:numPr>
+          <w:ilvl w:val="0"/>
+          <w:numId w:val="4"/>
+        </w:numPr>
+        <w:rPr>
+          <w:lang w:val="en-US"/>
+        </w:rPr>
+      </w:pPr>
+      <w:r>
+        <w:rPr>
+          <w:lang w:val="en-US"/>
+        </w:rPr>
+        <w:t xml:space="preserve">Thì từ </w:t>
+      </w:r>
+      <w:r>
+        <w:rPr>
+          <w:lang w:val="en-US"/>
+        </w:rPr>
+        <w:t>các</w:t>
+      </w:r>
+      <w:r>
+        <w:rPr>
+          <w:lang w:val="en-US"/>
+        </w:rPr>
+        <w:t xml:space="preserve"> Bit này quy đổi sang int, và như vậy foo = </w:t>
+      </w:r>
+      <w:r>
+        <w:rPr>
+          <w:lang w:val="en-US"/>
+        </w:rPr>
+        <w:t>–</w:t>
+      </w:r>
+      <w:r>
+        <w:rPr>
+          <w:lang w:val="en-US"/>
+        </w:rPr>
+        <w:t>542262441</w:t>
+      </w:r>
+      <w:r>
+        <w:rPr>
+          <w:lang w:val="en-US"/>
+        </w:rPr>
+        <w:t>, lưu ý phải đảo các Byte lại trước khi quy đổi</w:t>
+      </w:r>
+    </w:p>
+    <w:p>
+      <w:pPr>
+        <w:pStyle w:val="ListParagraph"/>
+        <w:numPr>
+          <w:ilvl w:val="0"/>
+          <w:numId w:val="4"/>
+        </w:numPr>
+        <w:rPr>
+          <w:lang w:val="en-US"/>
+        </w:rPr>
+      </w:pPr>
+      <w:r>
+        <w:rPr>
+          <w:lang w:val="en-US"/>
+        </w:rPr>
+        <w:t>Tùy theo kiểu dữ liệu của Pointer mà nhảy 4 Byte, 8 Byte, …</w:t>
+      </w:r>
+    </w:p>
+    <w:p>
+      <w:pPr>
+        <w:pStyle w:val="ListParagraph"/>
+        <w:numPr>
+          <w:ilvl w:val="0"/>
+          <w:numId w:val="4"/>
+        </w:numPr>
+        <w:rPr>
+          <w:lang w:val="en-US"/>
+        </w:rPr>
+      </w:pPr>
+      <w:r>
+        <w:rPr>
+          <w:lang w:val="en-US"/>
+        </w:rPr>
+        <w:t>Ta cũng có thể thay đổi giá trị của vài ô Byte bằng cách này</w:t>
+      </w:r>
+    </w:p>
+    <w:p>
+      <w:pPr>
+        <w:pStyle w:val="ListParagraph"/>
+        <w:numPr>
+          <w:ilvl w:val="0"/>
+          <w:numId w:val="4"/>
+        </w:numPr>
+        <w:rPr>
+          <w:lang w:val="en-US"/>
+        </w:rPr>
+      </w:pPr>
+      <w:r>
+        <w:rPr>
+          <w:lang w:val="en-US"/>
+        </w:rPr>
+        <w:t>Ví dụ</w:t>
       </w:r>
     </w:p>
     <w:p>
@@ -3437,7 +4125,79 @@
         <w:rPr>
           <w:lang w:val="en-US"/>
         </w:rPr>
-        <w:t>memcpy(&lt;Pointer Vào B&gt;, &lt;Pointer Vào A&gt;, &lt;Số Byte Muốn Copy&gt;);</w:t>
+        <w:t>bar[4] = 45;</w:t>
+      </w:r>
+    </w:p>
+    <w:p>
+      <w:pPr>
+        <w:pStyle w:val="ListParagraph"/>
+        <w:numPr>
+          <w:ilvl w:val="0"/>
+          <w:numId w:val="15"/>
+        </w:numPr>
+        <w:rPr>
+          <w:lang w:val="en-US"/>
+        </w:rPr>
+      </w:pPr>
+      <w:r>
+        <w:rPr>
+          <w:lang w:val="en-US"/>
+        </w:rPr>
+        <w:t>Void Pointer?</w:t>
+      </w:r>
+    </w:p>
+    <w:p>
+      <w:pPr>
+        <w:pStyle w:val="ListParagraph"/>
+        <w:numPr>
+          <w:ilvl w:val="0"/>
+          <w:numId w:val="4"/>
+        </w:numPr>
+        <w:rPr>
+          <w:lang w:val="en-US"/>
+        </w:rPr>
+      </w:pPr>
+      <w:r>
+        <w:rPr>
+          <w:lang w:val="en-US"/>
+        </w:rPr>
+        <w:t>Là Pointer mà nó có thể chĩa đến bất kì biến có kiểu dữ liệu nào</w:t>
+      </w:r>
+    </w:p>
+    <w:p>
+      <w:pPr>
+        <w:pStyle w:val="ListParagraph"/>
+        <w:numPr>
+          <w:ilvl w:val="0"/>
+          <w:numId w:val="4"/>
+        </w:numPr>
+        <w:rPr>
+          <w:lang w:val="en-US"/>
+        </w:rPr>
+      </w:pPr>
+      <w:r>
+        <w:rPr>
+          <w:lang w:val="en-US"/>
+        </w:rPr>
+        <w:t>Không thể thay đổi giá trị của biến mà nó chĩa vào</w:t>
+      </w:r>
+    </w:p>
+    <w:p>
+      <w:pPr>
+        <w:pStyle w:val="ListParagraph"/>
+        <w:numPr>
+          <w:ilvl w:val="0"/>
+          <w:numId w:val="4"/>
+        </w:numPr>
+        <w:rPr>
+          <w:lang w:val="en-US"/>
+        </w:rPr>
+      </w:pPr>
+      <w:r>
+        <w:rPr>
+          <w:lang w:val="en-US"/>
+        </w:rPr>
+        <w:t>Khi cần thì bạn có thể chuyển lại về dạng Pointer thường</w:t>
       </w:r>
     </w:p>
     <w:p>
@@ -3476,7 +4236,421 @@
         <w:rPr>
           <w:lang w:val="en-US"/>
         </w:rPr>
-        <w:t>memcpy(&amp;B, &amp;A, 2);</w:t>
+        <w:t>int a = 5;</w:t>
+      </w:r>
+    </w:p>
+    <w:p>
+      <w:pPr>
+        <w:pStyle w:val="ListParagraph"/>
+        <w:pBdr>
+          <w:top w:val="single" w:sz="4" w:space="1" w:color="auto"/>
+          <w:left w:val="single" w:sz="4" w:space="4" w:color="auto"/>
+          <w:bottom w:val="single" w:sz="4" w:space="1" w:color="auto"/>
+          <w:right w:val="single" w:sz="4" w:space="4" w:color="auto"/>
+        </w:pBdr>
+        <w:ind w:left="1080"/>
+        <w:rPr>
+          <w:lang w:val="en-US"/>
+        </w:rPr>
+      </w:pPr>
+      <w:r>
+        <w:rPr>
+          <w:lang w:val="en-US"/>
+        </w:rPr>
+        <w:t>void* b = &amp;a;</w:t>
+      </w:r>
+    </w:p>
+    <w:p>
+      <w:pPr>
+        <w:pStyle w:val="ListParagraph"/>
+        <w:pBdr>
+          <w:top w:val="single" w:sz="4" w:space="1" w:color="auto"/>
+          <w:left w:val="single" w:sz="4" w:space="4" w:color="auto"/>
+          <w:bottom w:val="single" w:sz="4" w:space="1" w:color="auto"/>
+          <w:right w:val="single" w:sz="4" w:space="4" w:color="auto"/>
+        </w:pBdr>
+        <w:ind w:left="1080"/>
+        <w:rPr>
+          <w:lang w:val="en-US"/>
+        </w:rPr>
+      </w:pPr>
+      <w:r>
+        <w:rPr>
+          <w:lang w:val="en-US"/>
+        </w:rPr>
+        <w:t>int* c = (int*) b;</w:t>
+      </w:r>
+    </w:p>
+    <w:p>
+      <w:pPr>
+        <w:pStyle w:val="ListParagraph"/>
+        <w:numPr>
+          <w:ilvl w:val="0"/>
+          <w:numId w:val="15"/>
+        </w:numPr>
+        <w:rPr>
+          <w:lang w:val="en-US"/>
+        </w:rPr>
+      </w:pPr>
+      <w:r>
+        <w:rPr>
+          <w:lang w:val="en-US"/>
+        </w:rPr>
+        <w:t>Const Pointer?</w:t>
+      </w:r>
+    </w:p>
+    <w:p>
+      <w:pPr>
+        <w:pStyle w:val="ListParagraph"/>
+        <w:numPr>
+          <w:ilvl w:val="0"/>
+          <w:numId w:val="4"/>
+        </w:numPr>
+        <w:rPr>
+          <w:lang w:val="en-US"/>
+        </w:rPr>
+      </w:pPr>
+      <w:r>
+        <w:rPr>
+          <w:lang w:val="en-US"/>
+        </w:rPr>
+        <w:t xml:space="preserve">Là Pointer mà </w:t>
+      </w:r>
+      <w:r>
+        <w:rPr>
+          <w:lang w:val="en-US"/>
+        </w:rPr>
+        <w:t xml:space="preserve">bạn không thể dùng </w:t>
+      </w:r>
+      <w:r>
+        <w:rPr>
+          <w:lang w:val="en-US"/>
+        </w:rPr>
+        <w:t xml:space="preserve">nó </w:t>
+      </w:r>
+      <w:r>
+        <w:rPr>
+          <w:lang w:val="en-US"/>
+        </w:rPr>
+        <w:t xml:space="preserve">để thay </w:t>
+      </w:r>
+      <w:r>
+        <w:rPr>
+          <w:lang w:val="en-US"/>
+        </w:rPr>
+        <w:t>đổi giá trị của biến mà nó chĩa vào, vẫn có thể chĩa sang biến khác</w:t>
+      </w:r>
+    </w:p>
+    <w:p>
+      <w:pPr>
+        <w:pStyle w:val="ListParagraph"/>
+        <w:numPr>
+          <w:ilvl w:val="0"/>
+          <w:numId w:val="4"/>
+        </w:numPr>
+        <w:rPr>
+          <w:lang w:val="en-US"/>
+        </w:rPr>
+      </w:pPr>
+      <w:r>
+        <w:rPr>
+          <w:lang w:val="en-US"/>
+        </w:rPr>
+        <w:t>Để khai báo 1 Const Pointer, thì làm y chang như khi khai báo 1 Pointer nhưng đặt “const” ở đầu</w:t>
+      </w:r>
+    </w:p>
+    <w:p>
+      <w:pPr>
+        <w:pStyle w:val="ListParagraph"/>
+        <w:numPr>
+          <w:ilvl w:val="0"/>
+          <w:numId w:val="4"/>
+        </w:numPr>
+        <w:rPr>
+          <w:lang w:val="en-US"/>
+        </w:rPr>
+      </w:pPr>
+      <w:r>
+        <w:rPr>
+          <w:lang w:val="en-US"/>
+        </w:rPr>
+        <w:t>Nếu biến bị chĩa vào là Const thì bắt buộc phải dùng Const Pointer</w:t>
+      </w:r>
+    </w:p>
+    <w:p>
+      <w:pPr>
+        <w:pStyle w:val="ListParagraph"/>
+        <w:numPr>
+          <w:ilvl w:val="0"/>
+          <w:numId w:val="4"/>
+        </w:numPr>
+        <w:rPr>
+          <w:lang w:val="en-US"/>
+        </w:rPr>
+      </w:pPr>
+      <w:r>
+        <w:rPr>
+          <w:lang w:val="en-US"/>
+        </w:rPr>
+        <w:t>Ví dụ</w:t>
+      </w:r>
+    </w:p>
+    <w:p>
+      <w:pPr>
+        <w:pStyle w:val="ListParagraph"/>
+        <w:pBdr>
+          <w:top w:val="single" w:sz="4" w:space="1" w:color="auto"/>
+          <w:left w:val="single" w:sz="4" w:space="4" w:color="auto"/>
+          <w:bottom w:val="single" w:sz="4" w:space="1" w:color="auto"/>
+          <w:right w:val="single" w:sz="4" w:space="4" w:color="auto"/>
+        </w:pBdr>
+        <w:ind w:left="1080"/>
+        <w:rPr>
+          <w:lang w:val="en-US"/>
+        </w:rPr>
+      </w:pPr>
+      <w:r>
+        <w:rPr>
+          <w:lang w:val="en-US"/>
+        </w:rPr>
+        <w:t>int a;</w:t>
+      </w:r>
+    </w:p>
+    <w:p>
+      <w:pPr>
+        <w:pStyle w:val="ListParagraph"/>
+        <w:pBdr>
+          <w:top w:val="single" w:sz="4" w:space="1" w:color="auto"/>
+          <w:left w:val="single" w:sz="4" w:space="4" w:color="auto"/>
+          <w:bottom w:val="single" w:sz="4" w:space="1" w:color="auto"/>
+          <w:right w:val="single" w:sz="4" w:space="4" w:color="auto"/>
+        </w:pBdr>
+        <w:ind w:left="1080"/>
+        <w:rPr>
+          <w:lang w:val="en-US"/>
+        </w:rPr>
+      </w:pPr>
+      <w:r>
+        <w:rPr>
+          <w:lang w:val="en-US"/>
+        </w:rPr>
+        <w:t>const int* p = &amp;a;</w:t>
+      </w:r>
+    </w:p>
+    <w:p>
+      <w:pPr>
+        <w:pStyle w:val="ListParagraph"/>
+        <w:numPr>
+          <w:ilvl w:val="0"/>
+          <w:numId w:val="4"/>
+        </w:numPr>
+        <w:rPr>
+          <w:lang w:val="en-US"/>
+        </w:rPr>
+      </w:pPr>
+      <w:r>
+        <w:rPr>
+          <w:lang w:val="en-US"/>
+        </w:rPr>
+        <w:t>Từ 1 Const Pointer, trả về 1 Pointer thường giống y chang nó</w:t>
+      </w:r>
+    </w:p>
+    <w:p>
+      <w:pPr>
+        <w:pStyle w:val="ListParagraph"/>
+        <w:pBdr>
+          <w:top w:val="single" w:sz="4" w:space="1" w:color="auto"/>
+          <w:left w:val="single" w:sz="4" w:space="4" w:color="auto"/>
+          <w:bottom w:val="single" w:sz="4" w:space="1" w:color="auto"/>
+          <w:right w:val="single" w:sz="4" w:space="4" w:color="auto"/>
+        </w:pBdr>
+        <w:ind w:left="1080"/>
+        <w:rPr>
+          <w:lang w:val="en-US"/>
+        </w:rPr>
+      </w:pPr>
+      <w:r>
+        <w:rPr>
+          <w:lang w:val="en-US"/>
+        </w:rPr>
+        <w:t>const_cast&lt;&lt;Kiểu Dữ Liệu Của Const Pointer&gt;&gt;(&lt;Const Pointer&gt;)</w:t>
+      </w:r>
+    </w:p>
+    <w:p>
+      <w:pPr>
+        <w:pStyle w:val="ListParagraph"/>
+        <w:numPr>
+          <w:ilvl w:val="0"/>
+          <w:numId w:val="4"/>
+        </w:numPr>
+        <w:rPr>
+          <w:lang w:val="en-US"/>
+        </w:rPr>
+      </w:pPr>
+      <w:r>
+        <w:rPr>
+          <w:lang w:val="en-US"/>
+        </w:rPr>
+        <w:t>Lưu ý &lt;Const Pointer&gt; không được chĩa vào 1 Const</w:t>
+      </w:r>
+    </w:p>
+    <w:p>
+      <w:pPr>
+        <w:pStyle w:val="ListParagraph"/>
+        <w:numPr>
+          <w:ilvl w:val="0"/>
+          <w:numId w:val="4"/>
+        </w:numPr>
+        <w:rPr>
+          <w:lang w:val="en-US"/>
+        </w:rPr>
+      </w:pPr>
+      <w:r>
+        <w:rPr>
+          <w:lang w:val="en-US"/>
+        </w:rPr>
+        <w:t>Ví dụ</w:t>
+      </w:r>
+    </w:p>
+    <w:p>
+      <w:pPr>
+        <w:pStyle w:val="ListParagraph"/>
+        <w:pBdr>
+          <w:top w:val="single" w:sz="4" w:space="1" w:color="auto"/>
+          <w:left w:val="single" w:sz="4" w:space="4" w:color="auto"/>
+          <w:bottom w:val="single" w:sz="4" w:space="1" w:color="auto"/>
+          <w:right w:val="single" w:sz="4" w:space="4" w:color="auto"/>
+        </w:pBdr>
+        <w:ind w:left="1080"/>
+        <w:rPr>
+          <w:lang w:val="en-US"/>
+        </w:rPr>
+      </w:pPr>
+      <w:r>
+        <w:rPr>
+          <w:lang w:val="en-US"/>
+        </w:rPr>
+        <w:t>int* foo = const_cast&lt;int*&gt;(bar);</w:t>
+      </w:r>
+    </w:p>
+    <w:p>
+      <w:pPr>
+        <w:pStyle w:val="ListParagraph"/>
+        <w:numPr>
+          <w:ilvl w:val="0"/>
+          <w:numId w:val="15"/>
+        </w:numPr>
+        <w:rPr>
+          <w:lang w:val="en-US"/>
+        </w:rPr>
+      </w:pPr>
+      <w:r>
+        <w:rPr>
+          <w:lang w:val="en-US"/>
+        </w:rPr>
+        <w:t>Copy Bit</w:t>
+      </w:r>
+      <w:r>
+        <w:rPr>
+          <w:lang w:val="en-US"/>
+        </w:rPr>
+        <w:t>?</w:t>
+      </w:r>
+    </w:p>
+    <w:p>
+      <w:pPr>
+        <w:pStyle w:val="ListParagraph"/>
+        <w:numPr>
+          <w:ilvl w:val="0"/>
+          <w:numId w:val="4"/>
+        </w:numPr>
+        <w:rPr>
+          <w:lang w:val="en-US"/>
+        </w:rPr>
+      </w:pPr>
+      <w:r>
+        <w:rPr>
+          <w:lang w:val="en-US"/>
+        </w:rPr>
+        <w:t xml:space="preserve">Có 2 </w:t>
+      </w:r>
+      <w:r>
+        <w:rPr>
+          <w:lang w:val="en-US"/>
+        </w:rPr>
+        <w:t>Pointer, A và B, chĩa vào 2 địa chỉ khác nhau, theo chiều tăng dần địa chỉ, bạn muốn Copy 2 Byte từ vị trí của A và Paste nó vào vị trí của B</w:t>
+      </w:r>
+    </w:p>
+    <w:p>
+      <w:pPr>
+        <w:pStyle w:val="ListParagraph"/>
+        <w:pBdr>
+          <w:top w:val="single" w:sz="4" w:space="1" w:color="auto"/>
+          <w:left w:val="single" w:sz="4" w:space="4" w:color="auto"/>
+          <w:bottom w:val="single" w:sz="4" w:space="1" w:color="auto"/>
+          <w:right w:val="single" w:sz="4" w:space="4" w:color="auto"/>
+        </w:pBdr>
+        <w:ind w:left="1080"/>
+        <w:rPr>
+          <w:lang w:val="en-US"/>
+        </w:rPr>
+      </w:pPr>
+      <w:r>
+        <w:rPr>
+          <w:lang w:val="en-US"/>
+        </w:rPr>
+        <w:t>memcpy(&lt;B&gt;, &lt; A&gt;, &lt;Số Byte Muốn Copy&gt;);</w:t>
+      </w:r>
+    </w:p>
+    <w:p>
+      <w:pPr>
+        <w:pStyle w:val="ListParagraph"/>
+        <w:numPr>
+          <w:ilvl w:val="0"/>
+          <w:numId w:val="4"/>
+        </w:numPr>
+        <w:rPr>
+          <w:lang w:val="en-US"/>
+        </w:rPr>
+      </w:pPr>
+      <w:r>
+        <w:rPr>
+          <w:lang w:val="en-US"/>
+        </w:rPr>
+        <w:t>Ví dụ</w:t>
+      </w:r>
+    </w:p>
+    <w:p>
+      <w:pPr>
+        <w:pStyle w:val="ListParagraph"/>
+        <w:pBdr>
+          <w:top w:val="single" w:sz="4" w:space="1" w:color="auto"/>
+          <w:left w:val="single" w:sz="4" w:space="4" w:color="auto"/>
+          <w:bottom w:val="single" w:sz="4" w:space="1" w:color="auto"/>
+          <w:right w:val="single" w:sz="4" w:space="4" w:color="auto"/>
+        </w:pBdr>
+        <w:ind w:left="1080"/>
+        <w:rPr>
+          <w:lang w:val="en-US"/>
+        </w:rPr>
+      </w:pPr>
+      <w:r>
+        <w:rPr>
+          <w:lang w:val="en-US"/>
+        </w:rPr>
+        <w:t>memcpy(</w:t>
+      </w:r>
+      <w:r>
+        <w:rPr>
+          <w:lang w:val="en-US"/>
+        </w:rPr>
+        <w:t>B</w:t>
+      </w:r>
+      <w:r>
+        <w:rPr>
+          <w:lang w:val="en-US"/>
+        </w:rPr>
+        <w:t>, A, 2);</w:t>
       </w:r>
     </w:p>
     <w:p>
@@ -3547,7 +4721,13 @@
               <w:rPr>
                 <w:lang w:val="en-US"/>
               </w:rPr>
-              <w:t>10110101 11111111 00000000</w:t>
+              <w:t>11111111 00000000</w:t>
+            </w:r>
+            <w:r>
+              <w:rPr>
+                <w:lang w:val="en-US"/>
+              </w:rPr>
+              <w:t xml:space="preserve"> 10110101</w:t>
             </w:r>
           </w:p>
         </w:tc>
@@ -3635,7 +4815,7 @@
               <w:rPr>
                 <w:lang w:val="en-US"/>
               </w:rPr>
-              <w:t>10101110 10110110 10110111 11111111 00000000</w:t>
+              <w:t>11111111 00000000 10110111 10011010 10110110</w:t>
             </w:r>
           </w:p>
         </w:tc>
@@ -3643,47 +4823,56 @@
     </w:tbl>
     <w:p>
       <w:pPr>
-        <w:rPr>
-          <w:lang w:val="en-US"/>
-        </w:rPr>
-      </w:pPr>
-    </w:p>
-    <w:p>
-      <w:pPr>
-        <w:rPr>
-          <w:lang w:val="en-US"/>
-        </w:rPr>
-      </w:pPr>
-    </w:p>
-    <w:p>
-      <w:pPr>
-        <w:rPr>
-          <w:lang w:val="en-US"/>
-        </w:rPr>
-      </w:pPr>
-      <w:r>
-        <w:rPr>
-          <w:lang w:val="en-US"/>
-        </w:rPr>
-        <w:t>Operator – Toán Tử:</w:t>
-      </w:r>
-    </w:p>
-    <w:p>
-      <w:pPr>
-        <w:pStyle w:val="ListParagraph"/>
-        <w:numPr>
-          <w:ilvl w:val="0"/>
-          <w:numId w:val="9"/>
-        </w:numPr>
-        <w:rPr>
-          <w:lang w:val="en-US"/>
-        </w:rPr>
-      </w:pPr>
-      <w:r>
-        <w:rPr>
-          <w:lang w:val="en-US"/>
-        </w:rPr>
-        <w:t>Trả Về Giá Trị Thập Phân Từ Thập Lục Phân?</w:t>
+        <w:pStyle w:val="ListParagraph"/>
+        <w:numPr>
+          <w:ilvl w:val="0"/>
+          <w:numId w:val="15"/>
+        </w:numPr>
+        <w:rPr>
+          <w:lang w:val="en-US"/>
+        </w:rPr>
+      </w:pPr>
+      <w:r>
+        <w:rPr>
+          <w:lang w:val="en-US"/>
+        </w:rPr>
+        <w:t>Tham Chiếu (Reference)?</w:t>
+      </w:r>
+    </w:p>
+    <w:p>
+      <w:pPr>
+        <w:pStyle w:val="ListParagraph"/>
+        <w:numPr>
+          <w:ilvl w:val="0"/>
+          <w:numId w:val="4"/>
+        </w:numPr>
+        <w:rPr>
+          <w:lang w:val="en-US"/>
+        </w:rPr>
+      </w:pPr>
+      <w:r>
+        <w:rPr>
+          <w:lang w:val="en-US"/>
+        </w:rPr>
+        <w:t>Tham chiếu bản chất là 1 biến ta dùng nhiều tên để gọi</w:t>
+      </w:r>
+    </w:p>
+    <w:p>
+      <w:pPr>
+        <w:pStyle w:val="ListParagraph"/>
+        <w:numPr>
+          <w:ilvl w:val="0"/>
+          <w:numId w:val="4"/>
+        </w:numPr>
+        <w:rPr>
+          <w:lang w:val="en-US"/>
+        </w:rPr>
+      </w:pPr>
+      <w:r>
+        <w:rPr>
+          <w:lang w:val="en-US"/>
+        </w:rPr>
+        <w:t>Tạo 1 tham chiếu đến 1 biến đã tạo</w:t>
       </w:r>
     </w:p>
     <w:p>
@@ -3704,7 +4893,7 @@
         <w:rPr>
           <w:lang w:val="en-US"/>
         </w:rPr>
-        <w:t>0x&lt;Thập Lục Phân&gt;</w:t>
+        <w:t>&lt;Kiểu Dữ Liệu Của Biến&gt;&amp; &lt;Tham Chiếu&gt; = &lt;Tên Biến&gt;;</w:t>
       </w:r>
     </w:p>
     <w:p>
@@ -3743,7 +4932,531 @@
         <w:rPr>
           <w:lang w:val="en-US"/>
         </w:rPr>
+        <w:t>int&amp; foo = bar;</w:t>
+      </w:r>
+    </w:p>
+    <w:p>
+      <w:pPr>
+        <w:pStyle w:val="ListParagraph"/>
+        <w:numPr>
+          <w:ilvl w:val="0"/>
+          <w:numId w:val="4"/>
+        </w:numPr>
+        <w:rPr>
+          <w:lang w:val="en-US"/>
+        </w:rPr>
+      </w:pPr>
+      <w:r>
+        <w:rPr>
+          <w:lang w:val="en-US"/>
+        </w:rPr>
         <w:lastRenderedPageBreak/>
+        <w:t>ở đây, foo và bar là 1, nên khi gọi foo, ta đang gọi bar và ngược lại, do đó, nếu thay đổi giá trị của foo cũng sẽ thay đổi bar và ngược lại</w:t>
+      </w:r>
+    </w:p>
+    <w:p>
+      <w:pPr>
+        <w:pStyle w:val="ListParagraph"/>
+        <w:numPr>
+          <w:ilvl w:val="0"/>
+          <w:numId w:val="15"/>
+        </w:numPr>
+        <w:rPr>
+          <w:lang w:val="en-US"/>
+        </w:rPr>
+      </w:pPr>
+      <w:r>
+        <w:rPr>
+          <w:lang w:val="en-US"/>
+        </w:rPr>
+        <w:t>Mảng?</w:t>
+      </w:r>
+    </w:p>
+    <w:p>
+      <w:pPr>
+        <w:pStyle w:val="ListParagraph"/>
+        <w:numPr>
+          <w:ilvl w:val="0"/>
+          <w:numId w:val="4"/>
+        </w:numPr>
+        <w:rPr>
+          <w:lang w:val="en-US"/>
+        </w:rPr>
+      </w:pPr>
+      <w:r>
+        <w:rPr>
+          <w:lang w:val="en-US"/>
+        </w:rPr>
+        <w:t>Bản chất 1 mảng là dãy các Byte liên tiếp, ví dụ mảng int thì dãy từng 4 Byte một, theo chiều tăng dần địa chỉ</w:t>
+      </w:r>
+    </w:p>
+    <w:p>
+      <w:pPr>
+        <w:pStyle w:val="ListParagraph"/>
+        <w:numPr>
+          <w:ilvl w:val="0"/>
+          <w:numId w:val="4"/>
+        </w:numPr>
+        <w:rPr>
+          <w:lang w:val="en-US"/>
+        </w:rPr>
+      </w:pPr>
+      <w:r>
+        <w:rPr>
+          <w:lang w:val="en-US"/>
+        </w:rPr>
+        <w:t>Tạo 1 mảng với giá trị ban đầu</w:t>
+      </w:r>
+    </w:p>
+    <w:p>
+      <w:pPr>
+        <w:pStyle w:val="ListParagraph"/>
+        <w:pBdr>
+          <w:top w:val="single" w:sz="4" w:space="1" w:color="auto"/>
+          <w:left w:val="single" w:sz="4" w:space="4" w:color="auto"/>
+          <w:bottom w:val="single" w:sz="4" w:space="1" w:color="auto"/>
+          <w:right w:val="single" w:sz="4" w:space="4" w:color="auto"/>
+        </w:pBdr>
+        <w:ind w:left="1080"/>
+        <w:rPr>
+          <w:lang w:val="en-US"/>
+        </w:rPr>
+      </w:pPr>
+      <w:r>
+        <w:rPr>
+          <w:lang w:val="en-US"/>
+        </w:rPr>
+        <w:t>&lt;Kiểu Dữ Liệu&gt; &lt;Mảng&gt;[] = &lt;Các Giá Trị&gt;;</w:t>
+      </w:r>
+    </w:p>
+    <w:p>
+      <w:pPr>
+        <w:pStyle w:val="ListParagraph"/>
+        <w:numPr>
+          <w:ilvl w:val="0"/>
+          <w:numId w:val="4"/>
+        </w:numPr>
+        <w:rPr>
+          <w:lang w:val="en-US"/>
+        </w:rPr>
+      </w:pPr>
+      <w:r>
+        <w:rPr>
+          <w:lang w:val="en-US"/>
+        </w:rPr>
+        <w:t>Ví dụ</w:t>
+      </w:r>
+    </w:p>
+    <w:p>
+      <w:pPr>
+        <w:pStyle w:val="ListParagraph"/>
+        <w:pBdr>
+          <w:top w:val="single" w:sz="4" w:space="1" w:color="auto"/>
+          <w:left w:val="single" w:sz="4" w:space="4" w:color="auto"/>
+          <w:bottom w:val="single" w:sz="4" w:space="1" w:color="auto"/>
+          <w:right w:val="single" w:sz="4" w:space="4" w:color="auto"/>
+        </w:pBdr>
+        <w:ind w:left="1080"/>
+        <w:rPr>
+          <w:lang w:val="en-US"/>
+        </w:rPr>
+      </w:pPr>
+      <w:r>
+        <w:rPr>
+          <w:lang w:val="en-US"/>
+        </w:rPr>
+        <w:t>int foo[] = {1, 2, 3, 4, 5};</w:t>
+      </w:r>
+    </w:p>
+    <w:p>
+      <w:pPr>
+        <w:pStyle w:val="ListParagraph"/>
+        <w:numPr>
+          <w:ilvl w:val="0"/>
+          <w:numId w:val="4"/>
+        </w:numPr>
+        <w:rPr>
+          <w:lang w:val="en-US"/>
+        </w:rPr>
+      </w:pPr>
+      <w:r>
+        <w:rPr>
+          <w:lang w:val="en-US"/>
+        </w:rPr>
+        <w:t xml:space="preserve">Khi tạo như này, thì &lt;Kích Thước Mảng&gt; tự động = số phần tử của </w:t>
+      </w:r>
+    </w:p>
+    <w:p>
+      <w:pPr>
+        <w:pStyle w:val="ListParagraph"/>
+        <w:ind w:left="1080"/>
+        <w:rPr>
+          <w:lang w:val="en-US"/>
+        </w:rPr>
+      </w:pPr>
+      <w:r>
+        <w:rPr>
+          <w:lang w:val="en-US"/>
+        </w:rPr>
+        <w:t>&lt;Các Giá Trị&gt;</w:t>
+      </w:r>
+    </w:p>
+    <w:p>
+      <w:pPr>
+        <w:pStyle w:val="ListParagraph"/>
+        <w:numPr>
+          <w:ilvl w:val="0"/>
+          <w:numId w:val="4"/>
+        </w:numPr>
+        <w:rPr>
+          <w:lang w:val="en-US"/>
+        </w:rPr>
+      </w:pPr>
+      <w:r>
+        <w:rPr>
+          <w:lang w:val="en-US"/>
+        </w:rPr>
+        <w:t>Tạo 1 mảng không có giá trị ban đầu</w:t>
+      </w:r>
+    </w:p>
+    <w:p>
+      <w:pPr>
+        <w:pStyle w:val="ListParagraph"/>
+        <w:pBdr>
+          <w:top w:val="single" w:sz="4" w:space="1" w:color="auto"/>
+          <w:left w:val="single" w:sz="4" w:space="4" w:color="auto"/>
+          <w:bottom w:val="single" w:sz="4" w:space="1" w:color="auto"/>
+          <w:right w:val="single" w:sz="4" w:space="4" w:color="auto"/>
+        </w:pBdr>
+        <w:ind w:left="1080"/>
+        <w:rPr>
+          <w:lang w:val="en-US"/>
+        </w:rPr>
+      </w:pPr>
+      <w:r>
+        <w:rPr>
+          <w:lang w:val="en-US"/>
+        </w:rPr>
+        <w:t>&lt;Kiểu Dữ Liệu&gt; &lt;Mảng&gt;[&lt;Kích Thước Mảng&gt;];</w:t>
+      </w:r>
+    </w:p>
+    <w:p>
+      <w:pPr>
+        <w:pStyle w:val="ListParagraph"/>
+        <w:numPr>
+          <w:ilvl w:val="0"/>
+          <w:numId w:val="4"/>
+        </w:numPr>
+        <w:rPr>
+          <w:lang w:val="en-US"/>
+        </w:rPr>
+      </w:pPr>
+      <w:r>
+        <w:rPr>
+          <w:lang w:val="en-US"/>
+        </w:rPr>
+        <w:t>Ví dụ</w:t>
+      </w:r>
+    </w:p>
+    <w:p>
+      <w:pPr>
+        <w:pStyle w:val="ListParagraph"/>
+        <w:pBdr>
+          <w:top w:val="single" w:sz="4" w:space="1" w:color="auto"/>
+          <w:left w:val="single" w:sz="4" w:space="4" w:color="auto"/>
+          <w:bottom w:val="single" w:sz="4" w:space="1" w:color="auto"/>
+          <w:right w:val="single" w:sz="4" w:space="4" w:color="auto"/>
+        </w:pBdr>
+        <w:ind w:left="1080"/>
+        <w:rPr>
+          <w:lang w:val="en-US"/>
+        </w:rPr>
+      </w:pPr>
+      <w:r>
+        <w:rPr>
+          <w:lang w:val="en-US"/>
+        </w:rPr>
+        <w:t>int foo[10];</w:t>
+      </w:r>
+    </w:p>
+    <w:p>
+      <w:pPr>
+        <w:pStyle w:val="ListParagraph"/>
+        <w:numPr>
+          <w:ilvl w:val="0"/>
+          <w:numId w:val="4"/>
+        </w:numPr>
+        <w:rPr>
+          <w:lang w:val="en-US"/>
+        </w:rPr>
+      </w:pPr>
+      <w:r>
+        <w:rPr>
+          <w:lang w:val="en-US"/>
+        </w:rPr>
+        <w:t xml:space="preserve">&lt;Mảng&gt; </w:t>
+      </w:r>
+      <w:r>
+        <w:rPr>
+          <w:lang w:val="en-US"/>
+        </w:rPr>
+        <w:t>bản chất là 1 Pointer vào chính nó</w:t>
+      </w:r>
+    </w:p>
+    <w:p>
+      <w:pPr>
+        <w:pStyle w:val="ListParagraph"/>
+        <w:numPr>
+          <w:ilvl w:val="0"/>
+          <w:numId w:val="4"/>
+        </w:numPr>
+        <w:rPr>
+          <w:lang w:val="en-US"/>
+        </w:rPr>
+      </w:pPr>
+      <w:r>
+        <w:rPr>
+          <w:lang w:val="en-US"/>
+        </w:rPr>
+        <w:t>Dựa vào &lt;Kích Thước Mảng&gt;, &lt;Mảng&gt; sẽ được đặt trong bộ nhớ tại ví trí sao cho Byte cuối chạm đít hoặc cách 1 đoạn ngắn ô Byte đầu tiên của biến trước đó</w:t>
+      </w:r>
+    </w:p>
+    <w:p>
+      <w:pPr>
+        <w:pStyle w:val="ListParagraph"/>
+        <w:numPr>
+          <w:ilvl w:val="0"/>
+          <w:numId w:val="15"/>
+        </w:numPr>
+        <w:rPr>
+          <w:lang w:val="en-US"/>
+        </w:rPr>
+      </w:pPr>
+      <w:r>
+        <w:rPr>
+          <w:lang w:val="en-US"/>
+        </w:rPr>
+        <w:t>Char?</w:t>
+      </w:r>
+    </w:p>
+    <w:p>
+      <w:pPr>
+        <w:pStyle w:val="ListParagraph"/>
+        <w:numPr>
+          <w:ilvl w:val="0"/>
+          <w:numId w:val="4"/>
+        </w:numPr>
+        <w:rPr>
+          <w:lang w:val="en-US"/>
+        </w:rPr>
+      </w:pPr>
+      <w:r>
+        <w:rPr>
+          <w:lang w:val="en-US"/>
+        </w:rPr>
+        <w:t>Cách in địa chỉ 1 Char</w:t>
+      </w:r>
+    </w:p>
+    <w:p>
+      <w:pPr>
+        <w:pStyle w:val="ListParagraph"/>
+        <w:pBdr>
+          <w:top w:val="single" w:sz="4" w:space="1" w:color="auto"/>
+          <w:left w:val="single" w:sz="4" w:space="4" w:color="auto"/>
+          <w:bottom w:val="single" w:sz="4" w:space="1" w:color="auto"/>
+          <w:right w:val="single" w:sz="4" w:space="4" w:color="auto"/>
+        </w:pBdr>
+        <w:ind w:left="1080"/>
+        <w:rPr>
+          <w:lang w:val="en-US"/>
+        </w:rPr>
+      </w:pPr>
+      <w:r>
+        <w:rPr>
+          <w:lang w:val="en-US"/>
+        </w:rPr>
+        <w:t>(void*) &amp;&lt;Char&gt;</w:t>
+      </w:r>
+    </w:p>
+    <w:p>
+      <w:pPr>
+        <w:pStyle w:val="ListParagraph"/>
+        <w:numPr>
+          <w:ilvl w:val="0"/>
+          <w:numId w:val="4"/>
+        </w:numPr>
+        <w:rPr>
+          <w:lang w:val="en-US"/>
+        </w:rPr>
+      </w:pPr>
+      <w:r>
+        <w:rPr>
+          <w:lang w:val="en-US"/>
+        </w:rPr>
+        <w:t>Ví dụ</w:t>
+      </w:r>
+    </w:p>
+    <w:p>
+      <w:pPr>
+        <w:pStyle w:val="ListParagraph"/>
+        <w:pBdr>
+          <w:top w:val="single" w:sz="4" w:space="1" w:color="auto"/>
+          <w:left w:val="single" w:sz="4" w:space="4" w:color="auto"/>
+          <w:bottom w:val="single" w:sz="4" w:space="1" w:color="auto"/>
+          <w:right w:val="single" w:sz="4" w:space="4" w:color="auto"/>
+        </w:pBdr>
+        <w:ind w:left="1080"/>
+        <w:rPr>
+          <w:lang w:val="en-US"/>
+        </w:rPr>
+      </w:pPr>
+      <w:r>
+        <w:rPr>
+          <w:lang w:val="en-US"/>
+        </w:rPr>
+        <w:t xml:space="preserve">char foo = </w:t>
+      </w:r>
+      <w:r>
+        <w:rPr>
+          <w:lang w:val="en-US"/>
+        </w:rPr>
+        <w:t>'v'</w:t>
+      </w:r>
+      <w:r>
+        <w:rPr>
+          <w:lang w:val="en-US"/>
+        </w:rPr>
+        <w:t>;</w:t>
+      </w:r>
+    </w:p>
+    <w:p>
+      <w:pPr>
+        <w:pStyle w:val="ListParagraph"/>
+        <w:pBdr>
+          <w:top w:val="single" w:sz="4" w:space="1" w:color="auto"/>
+          <w:left w:val="single" w:sz="4" w:space="4" w:color="auto"/>
+          <w:bottom w:val="single" w:sz="4" w:space="1" w:color="auto"/>
+          <w:right w:val="single" w:sz="4" w:space="4" w:color="auto"/>
+        </w:pBdr>
+        <w:ind w:left="1080"/>
+        <w:rPr>
+          <w:lang w:val="en-US"/>
+        </w:rPr>
+      </w:pPr>
+      <w:r>
+        <w:rPr>
+          <w:lang w:val="en-US"/>
+        </w:rPr>
+        <w:t>std::cout &lt;&lt; (void*) &amp;foo &lt;&lt; std::endl;</w:t>
+      </w:r>
+    </w:p>
+    <w:p>
+      <w:pPr>
+        <w:pStyle w:val="ListParagraph"/>
+        <w:numPr>
+          <w:ilvl w:val="0"/>
+          <w:numId w:val="4"/>
+        </w:numPr>
+        <w:rPr>
+          <w:lang w:val="en-US"/>
+        </w:rPr>
+      </w:pPr>
+    </w:p>
+    <w:p>
+      <w:pPr>
+        <w:rPr>
+          <w:lang w:val="en-US"/>
+        </w:rPr>
+      </w:pPr>
+    </w:p>
+    <w:p>
+      <w:pPr>
+        <w:rPr>
+          <w:lang w:val="en-US"/>
+        </w:rPr>
+      </w:pPr>
+      <w:r>
+        <w:rPr>
+          <w:lang w:val="en-US"/>
+        </w:rPr>
+        <w:t>Operator – Toán Tử:</w:t>
+      </w:r>
+    </w:p>
+    <w:p>
+      <w:pPr>
+        <w:pStyle w:val="ListParagraph"/>
+        <w:numPr>
+          <w:ilvl w:val="0"/>
+          <w:numId w:val="9"/>
+        </w:numPr>
+        <w:rPr>
+          <w:lang w:val="en-US"/>
+        </w:rPr>
+      </w:pPr>
+      <w:r>
+        <w:rPr>
+          <w:lang w:val="en-US"/>
+        </w:rPr>
+        <w:t>Trả Về Giá Trị Thập Phân Từ Thập Lục Phân?</w:t>
+      </w:r>
+    </w:p>
+    <w:p>
+      <w:pPr>
+        <w:pStyle w:val="ListParagraph"/>
+        <w:pBdr>
+          <w:top w:val="single" w:sz="4" w:space="1" w:color="auto"/>
+          <w:left w:val="single" w:sz="4" w:space="4" w:color="auto"/>
+          <w:bottom w:val="single" w:sz="4" w:space="1" w:color="auto"/>
+          <w:right w:val="single" w:sz="4" w:space="4" w:color="auto"/>
+        </w:pBdr>
+        <w:ind w:left="1080"/>
+        <w:rPr>
+          <w:lang w:val="en-US"/>
+        </w:rPr>
+      </w:pPr>
+      <w:r>
+        <w:rPr>
+          <w:lang w:val="en-US"/>
+        </w:rPr>
+        <w:t>0x&lt;Thập Lục Phân&gt;</w:t>
+      </w:r>
+    </w:p>
+    <w:p>
+      <w:pPr>
+        <w:pStyle w:val="ListParagraph"/>
+        <w:numPr>
+          <w:ilvl w:val="0"/>
+          <w:numId w:val="4"/>
+        </w:numPr>
+        <w:rPr>
+          <w:lang w:val="en-US"/>
+        </w:rPr>
+      </w:pPr>
+      <w:r>
+        <w:rPr>
+          <w:lang w:val="en-US"/>
+        </w:rPr>
+        <w:t>Ví dụ</w:t>
+      </w:r>
+    </w:p>
+    <w:p>
+      <w:pPr>
+        <w:pStyle w:val="ListParagraph"/>
+        <w:pBdr>
+          <w:top w:val="single" w:sz="4" w:space="1" w:color="auto"/>
+          <w:left w:val="single" w:sz="4" w:space="4" w:color="auto"/>
+          <w:bottom w:val="single" w:sz="4" w:space="1" w:color="auto"/>
+          <w:right w:val="single" w:sz="4" w:space="4" w:color="auto"/>
+        </w:pBdr>
+        <w:ind w:left="1080"/>
+        <w:rPr>
+          <w:lang w:val="en-US"/>
+        </w:rPr>
+      </w:pPr>
+      <w:r>
+        <w:rPr>
+          <w:lang w:val="en-US"/>
+        </w:rPr>
         <w:t>int foo = 0xABC;</w:t>
       </w:r>
     </w:p>
@@ -4085,6 +5798,7 @@
               <w:rPr>
                 <w:lang w:val="en-US"/>
               </w:rPr>
+              <w:lastRenderedPageBreak/>
               <w:t>foo</w:t>
             </w:r>
           </w:p>
@@ -5015,7 +6729,6 @@
         <w:rPr>
           <w:lang w:val="en-US"/>
         </w:rPr>
-        <w:lastRenderedPageBreak/>
         <w:t>&lt;Thương&gt; sẽ là số thập phân, = kết quả của phép chia</w:t>
       </w:r>
     </w:p>
@@ -5324,6 +7037,7 @@
         <w:rPr>
           <w:lang w:val="en-US"/>
         </w:rPr>
+        <w:lastRenderedPageBreak/>
         <w:t>}</w:t>
       </w:r>
     </w:p>
@@ -5799,7 +7513,6 @@
         <w:rPr>
           <w:lang w:val="en-US"/>
         </w:rPr>
-        <w:lastRenderedPageBreak/>
         <w:t>Ví dụ</w:t>
       </w:r>
     </w:p>

--- a/c++.docx
+++ b/c++.docx
@@ -6135,7 +6135,13 @@
         <w:rPr>
           <w:lang w:val="en-US"/>
         </w:rPr>
-        <w:t>bar = 5;</w:t>
+        <w:t>f</w:t>
+      </w:r>
+      <w:r>
+        <w:rPr>
+          <w:lang w:val="en-US"/>
+        </w:rPr>
+        <w:t>oo = bar++;</w:t>
       </w:r>
     </w:p>
     <w:p>
@@ -6164,8 +6170,8 @@
         <w:tblLook w:val="04A0" w:firstRow="1" w:lastRow="0" w:firstColumn="1" w:lastColumn="0" w:noHBand="0" w:noVBand="1"/>
       </w:tblPr>
       <w:tblGrid>
-        <w:gridCol w:w="4094"/>
-        <w:gridCol w:w="4068"/>
+        <w:gridCol w:w="4108"/>
+        <w:gridCol w:w="4054"/>
       </w:tblGrid>
       <w:tr>
         <w:tc>
@@ -6185,7 +6191,19 @@
               <w:rPr>
                 <w:lang w:val="en-US"/>
               </w:rPr>
-              <w:t>bar</w:t>
+              <w:t>b</w:t>
+            </w:r>
+            <w:r>
+              <w:rPr>
+                <w:lang w:val="en-US"/>
+              </w:rPr>
+              <w:t>ar</w:t>
+            </w:r>
+            <w:r>
+              <w:rPr>
+                <w:lang w:val="en-US"/>
+              </w:rPr>
+              <w:t xml:space="preserve"> trước</w:t>
             </w:r>
           </w:p>
         </w:tc>
@@ -6207,125 +6225,6 @@
                 <w:lang w:val="en-US"/>
               </w:rPr>
               <w:t>5</w:t>
-            </w:r>
-          </w:p>
-        </w:tc>
-      </w:tr>
-    </w:tbl>
-    <w:p>
-      <w:pPr>
-        <w:pStyle w:val="ListParagraph"/>
-        <w:numPr>
-          <w:ilvl w:val="0"/>
-          <w:numId w:val="4"/>
-        </w:numPr>
-        <w:rPr>
-          <w:lang w:val="en-US"/>
-        </w:rPr>
-      </w:pPr>
-      <w:r>
-        <w:rPr>
-          <w:lang w:val="en-US"/>
-        </w:rPr>
-        <w:t>Tiếp tục</w:t>
-      </w:r>
-    </w:p>
-    <w:p>
-      <w:pPr>
-        <w:pStyle w:val="ListParagraph"/>
-        <w:pBdr>
-          <w:top w:val="single" w:sz="4" w:space="1" w:color="auto"/>
-          <w:left w:val="single" w:sz="4" w:space="4" w:color="auto"/>
-          <w:bottom w:val="single" w:sz="4" w:space="1" w:color="auto"/>
-          <w:right w:val="single" w:sz="4" w:space="4" w:color="auto"/>
-        </w:pBdr>
-        <w:ind w:left="1080"/>
-        <w:rPr>
-          <w:lang w:val="en-US"/>
-        </w:rPr>
-      </w:pPr>
-      <w:r>
-        <w:rPr>
-          <w:lang w:val="en-US"/>
-        </w:rPr>
-        <w:t>f</w:t>
-      </w:r>
-      <w:r>
-        <w:rPr>
-          <w:lang w:val="en-US"/>
-        </w:rPr>
-        <w:t>oo = bar++;</w:t>
-      </w:r>
-    </w:p>
-    <w:p>
-      <w:pPr>
-        <w:pStyle w:val="ListParagraph"/>
-        <w:numPr>
-          <w:ilvl w:val="0"/>
-          <w:numId w:val="4"/>
-        </w:numPr>
-        <w:rPr>
-          <w:lang w:val="en-US"/>
-        </w:rPr>
-      </w:pPr>
-      <w:r>
-        <w:rPr>
-          <w:lang w:val="en-US"/>
-        </w:rPr>
-        <w:t>Ta có</w:t>
-      </w:r>
-    </w:p>
-    <w:tbl>
-      <w:tblPr>
-        <w:tblStyle w:val="TableGrid"/>
-        <w:tblW w:w="0" w:type="auto"/>
-        <w:tblInd w:w="1080" w:type="dxa"/>
-        <w:tblLook w:val="04A0" w:firstRow="1" w:lastRow="0" w:firstColumn="1" w:lastColumn="0" w:noHBand="0" w:noVBand="1"/>
-      </w:tblPr>
-      <w:tblGrid>
-        <w:gridCol w:w="4094"/>
-        <w:gridCol w:w="4068"/>
-      </w:tblGrid>
-      <w:tr>
-        <w:tc>
-          <w:tcPr>
-            <w:tcW w:w="4621" w:type="dxa"/>
-          </w:tcPr>
-          <w:p>
-            <w:pPr>
-              <w:pStyle w:val="ListParagraph"/>
-              <w:ind w:left="0"/>
-              <w:jc w:val="center"/>
-              <w:rPr>
-                <w:lang w:val="en-US"/>
-              </w:rPr>
-            </w:pPr>
-            <w:r>
-              <w:rPr>
-                <w:lang w:val="en-US"/>
-              </w:rPr>
-              <w:t>bar</w:t>
-            </w:r>
-          </w:p>
-        </w:tc>
-        <w:tc>
-          <w:tcPr>
-            <w:tcW w:w="4621" w:type="dxa"/>
-          </w:tcPr>
-          <w:p>
-            <w:pPr>
-              <w:pStyle w:val="ListParagraph"/>
-              <w:ind w:left="0"/>
-              <w:jc w:val="center"/>
-              <w:rPr>
-                <w:lang w:val="en-US"/>
-              </w:rPr>
-            </w:pPr>
-            <w:r>
-              <w:rPr>
-                <w:lang w:val="en-US"/>
-              </w:rPr>
-              <w:t>6</w:t>
             </w:r>
           </w:p>
         </w:tc>
@@ -6370,6 +6269,356 @@
                 <w:lang w:val="en-US"/>
               </w:rPr>
               <w:t>5</w:t>
+            </w:r>
+          </w:p>
+        </w:tc>
+      </w:tr>
+      <w:tr>
+        <w:tc>
+          <w:tcPr>
+            <w:tcW w:w="4621" w:type="dxa"/>
+          </w:tcPr>
+          <w:p>
+            <w:pPr>
+              <w:pStyle w:val="ListParagraph"/>
+              <w:ind w:left="0"/>
+              <w:jc w:val="center"/>
+              <w:rPr>
+                <w:lang w:val="en-US"/>
+              </w:rPr>
+            </w:pPr>
+            <w:r>
+              <w:rPr>
+                <w:lang w:val="en-US"/>
+              </w:rPr>
+              <w:t>bar sau</w:t>
+            </w:r>
+          </w:p>
+        </w:tc>
+        <w:tc>
+          <w:tcPr>
+            <w:tcW w:w="4621" w:type="dxa"/>
+          </w:tcPr>
+          <w:p>
+            <w:pPr>
+              <w:pStyle w:val="ListParagraph"/>
+              <w:ind w:left="0"/>
+              <w:jc w:val="center"/>
+              <w:rPr>
+                <w:lang w:val="en-US"/>
+              </w:rPr>
+            </w:pPr>
+            <w:r>
+              <w:rPr>
+                <w:lang w:val="en-US"/>
+              </w:rPr>
+              <w:t>6</w:t>
+            </w:r>
+          </w:p>
+        </w:tc>
+      </w:tr>
+    </w:tbl>
+    <w:p>
+      <w:pPr>
+        <w:pStyle w:val="ListParagraph"/>
+        <w:numPr>
+          <w:ilvl w:val="0"/>
+          <w:numId w:val="9"/>
+        </w:numPr>
+        <w:rPr>
+          <w:lang w:val="en-US"/>
+        </w:rPr>
+      </w:pPr>
+      <w:r>
+        <w:rPr>
+          <w:lang w:val="en-US"/>
+        </w:rPr>
+        <w:t>Cộng Thêm 1 Và Trả Về Giá Trị Sau Khi Đã Cộng?</w:t>
+      </w:r>
+    </w:p>
+    <w:p>
+      <w:pPr>
+        <w:pStyle w:val="ListParagraph"/>
+        <w:pBdr>
+          <w:top w:val="single" w:sz="4" w:space="1" w:color="auto"/>
+          <w:left w:val="single" w:sz="4" w:space="4" w:color="auto"/>
+          <w:bottom w:val="single" w:sz="4" w:space="1" w:color="auto"/>
+          <w:right w:val="single" w:sz="4" w:space="4" w:color="auto"/>
+        </w:pBdr>
+        <w:ind w:left="1080"/>
+        <w:rPr>
+          <w:lang w:val="en-US"/>
+        </w:rPr>
+      </w:pPr>
+      <w:r>
+        <w:rPr>
+          <w:lang w:val="en-US"/>
+        </w:rPr>
+        <w:t>&lt;</w:t>
+      </w:r>
+      <w:r>
+        <w:rPr>
+          <w:lang w:val="en-US"/>
+        </w:rPr>
+        <w:t>Kết Quả</w:t>
+      </w:r>
+      <w:r>
+        <w:rPr>
+          <w:lang w:val="en-US"/>
+        </w:rPr>
+        <w:t xml:space="preserve">&gt; = </w:t>
+      </w:r>
+      <w:r>
+        <w:rPr>
+          <w:lang w:val="en-US"/>
+        </w:rPr>
+        <w:t>++</w:t>
+      </w:r>
+      <w:r>
+        <w:rPr>
+          <w:lang w:val="en-US"/>
+        </w:rPr>
+        <w:t>&lt;Biến Sắp Cộng&gt;;</w:t>
+      </w:r>
+    </w:p>
+    <w:p>
+      <w:pPr>
+        <w:pStyle w:val="ListParagraph"/>
+        <w:numPr>
+          <w:ilvl w:val="0"/>
+          <w:numId w:val="4"/>
+        </w:numPr>
+        <w:rPr>
+          <w:lang w:val="en-US"/>
+        </w:rPr>
+      </w:pPr>
+      <w:r>
+        <w:rPr>
+          <w:lang w:val="en-US"/>
+        </w:rPr>
+        <w:t>Ví dụ</w:t>
+      </w:r>
+    </w:p>
+    <w:p>
+      <w:pPr>
+        <w:pStyle w:val="ListParagraph"/>
+        <w:pBdr>
+          <w:top w:val="single" w:sz="4" w:space="1" w:color="auto"/>
+          <w:left w:val="single" w:sz="4" w:space="4" w:color="auto"/>
+          <w:bottom w:val="single" w:sz="4" w:space="1" w:color="auto"/>
+          <w:right w:val="single" w:sz="4" w:space="4" w:color="auto"/>
+        </w:pBdr>
+        <w:ind w:left="1080"/>
+        <w:rPr>
+          <w:lang w:val="en-US"/>
+        </w:rPr>
+      </w:pPr>
+      <w:r>
+        <w:rPr>
+          <w:lang w:val="en-US"/>
+        </w:rPr>
+        <w:t>f</w:t>
+      </w:r>
+      <w:r>
+        <w:rPr>
+          <w:lang w:val="en-US"/>
+        </w:rPr>
+        <w:t>oo = ++</w:t>
+      </w:r>
+      <w:r>
+        <w:rPr>
+          <w:lang w:val="en-US"/>
+        </w:rPr>
+        <w:t>bar</w:t>
+      </w:r>
+      <w:r>
+        <w:rPr>
+          <w:lang w:val="en-US"/>
+        </w:rPr>
+        <w:t>;</w:t>
+      </w:r>
+    </w:p>
+    <w:p>
+      <w:pPr>
+        <w:pStyle w:val="ListParagraph"/>
+        <w:numPr>
+          <w:ilvl w:val="0"/>
+          <w:numId w:val="4"/>
+        </w:numPr>
+        <w:rPr>
+          <w:lang w:val="en-US"/>
+        </w:rPr>
+      </w:pPr>
+      <w:r>
+        <w:rPr>
+          <w:lang w:val="en-US"/>
+        </w:rPr>
+        <w:t>Ta có</w:t>
+      </w:r>
+    </w:p>
+    <w:tbl>
+      <w:tblPr>
+        <w:tblStyle w:val="TableGrid"/>
+        <w:tblW w:w="0" w:type="auto"/>
+        <w:tblInd w:w="1080" w:type="dxa"/>
+        <w:tblLook w:val="04A0" w:firstRow="1" w:lastRow="0" w:firstColumn="1" w:lastColumn="0" w:noHBand="0" w:noVBand="1"/>
+      </w:tblPr>
+      <w:tblGrid>
+        <w:gridCol w:w="4108"/>
+        <w:gridCol w:w="4054"/>
+      </w:tblGrid>
+      <w:tr>
+        <w:tc>
+          <w:tcPr>
+            <w:tcW w:w="4108" w:type="dxa"/>
+          </w:tcPr>
+          <w:p>
+            <w:pPr>
+              <w:pStyle w:val="ListParagraph"/>
+              <w:ind w:left="0"/>
+              <w:jc w:val="center"/>
+              <w:rPr>
+                <w:lang w:val="en-US"/>
+              </w:rPr>
+            </w:pPr>
+            <w:r>
+              <w:rPr>
+                <w:lang w:val="en-US"/>
+              </w:rPr>
+              <w:t>b</w:t>
+            </w:r>
+            <w:r>
+              <w:rPr>
+                <w:lang w:val="en-US"/>
+              </w:rPr>
+              <w:t>ar</w:t>
+            </w:r>
+            <w:r>
+              <w:rPr>
+                <w:lang w:val="en-US"/>
+              </w:rPr>
+              <w:t xml:space="preserve"> trước</w:t>
+            </w:r>
+          </w:p>
+        </w:tc>
+        <w:tc>
+          <w:tcPr>
+            <w:tcW w:w="4054" w:type="dxa"/>
+          </w:tcPr>
+          <w:p>
+            <w:pPr>
+              <w:pStyle w:val="ListParagraph"/>
+              <w:ind w:left="0"/>
+              <w:jc w:val="center"/>
+              <w:rPr>
+                <w:lang w:val="en-US"/>
+              </w:rPr>
+            </w:pPr>
+            <w:r>
+              <w:rPr>
+                <w:lang w:val="en-US"/>
+              </w:rPr>
+              <w:t>5</w:t>
+            </w:r>
+          </w:p>
+        </w:tc>
+      </w:tr>
+      <w:tr>
+        <w:tc>
+          <w:tcPr>
+            <w:tcW w:w="4108" w:type="dxa"/>
+          </w:tcPr>
+          <w:p>
+            <w:pPr>
+              <w:pStyle w:val="ListParagraph"/>
+              <w:ind w:left="0"/>
+              <w:jc w:val="center"/>
+              <w:rPr>
+                <w:lang w:val="en-US"/>
+              </w:rPr>
+            </w:pPr>
+            <w:r>
+              <w:rPr>
+                <w:lang w:val="en-US"/>
+              </w:rPr>
+              <w:t>foo</w:t>
+            </w:r>
+          </w:p>
+        </w:tc>
+        <w:tc>
+          <w:tcPr>
+            <w:tcW w:w="4054" w:type="dxa"/>
+          </w:tcPr>
+          <w:p>
+            <w:pPr>
+              <w:pStyle w:val="ListParagraph"/>
+              <w:ind w:left="0"/>
+              <w:jc w:val="center"/>
+              <w:rPr>
+                <w:lang w:val="en-US"/>
+              </w:rPr>
+            </w:pPr>
+            <w:r>
+              <w:rPr>
+                <w:lang w:val="en-US"/>
+              </w:rPr>
+              <w:t>6</w:t>
+            </w:r>
+          </w:p>
+        </w:tc>
+      </w:tr>
+      <w:tr>
+        <w:tc>
+          <w:tcPr>
+            <w:tcW w:w="4108" w:type="dxa"/>
+          </w:tcPr>
+          <w:p>
+            <w:pPr>
+              <w:pStyle w:val="ListParagraph"/>
+              <w:ind w:left="0"/>
+              <w:jc w:val="center"/>
+              <w:rPr>
+                <w:lang w:val="en-US"/>
+              </w:rPr>
+            </w:pPr>
+            <w:r>
+              <w:rPr>
+                <w:lang w:val="en-US"/>
+              </w:rPr>
+              <w:t>b</w:t>
+            </w:r>
+            <w:r>
+              <w:rPr>
+                <w:lang w:val="en-US"/>
+              </w:rPr>
+              <w:t xml:space="preserve">ar </w:t>
+            </w:r>
+            <w:r>
+              <w:rPr>
+                <w:lang w:val="en-US"/>
+              </w:rPr>
+              <w:t>sau</w:t>
+            </w:r>
+          </w:p>
+        </w:tc>
+        <w:tc>
+          <w:tcPr>
+            <w:tcW w:w="4054" w:type="dxa"/>
+          </w:tcPr>
+          <w:p>
+            <w:pPr>
+              <w:pStyle w:val="ListParagraph"/>
+              <w:ind w:left="0"/>
+              <w:jc w:val="center"/>
+              <w:rPr>
+                <w:lang w:val="en-US"/>
+              </w:rPr>
+            </w:pPr>
+            <w:r>
+              <w:rPr>
+                <w:lang w:val="en-US"/>
+              </w:rPr>
+              <w:t>6</w:t>
             </w:r>
           </w:p>
         </w:tc>
@@ -6950,6 +7199,7 @@
         <w:rPr>
           <w:lang w:val="en-US"/>
         </w:rPr>
+        <w:lastRenderedPageBreak/>
         <w:t>Loop – Vòng Lặp:</w:t>
       </w:r>
     </w:p>
@@ -7037,7 +7287,6 @@
         <w:rPr>
           <w:lang w:val="en-US"/>
         </w:rPr>
-        <w:lastRenderedPageBreak/>
         <w:t>}</w:t>
       </w:r>
     </w:p>

--- a/c++.docx
+++ b/c++.docx
@@ -1675,6 +1675,723 @@
         <w:rPr>
           <w:lang w:val="en-US"/>
         </w:rPr>
+        <w:t>Preprocessor Directive:</w:t>
+      </w:r>
+    </w:p>
+    <w:p>
+      <w:pPr>
+        <w:pStyle w:val="ListParagraph"/>
+        <w:numPr>
+          <w:ilvl w:val="0"/>
+          <w:numId w:val="16"/>
+        </w:numPr>
+        <w:rPr>
+          <w:lang w:val="en-US"/>
+        </w:rPr>
+      </w:pPr>
+      <w:r>
+        <w:rPr>
+          <w:lang w:val="en-US"/>
+        </w:rPr>
+        <w:t>Macros?</w:t>
+      </w:r>
+    </w:p>
+    <w:p>
+      <w:pPr>
+        <w:pStyle w:val="ListParagraph"/>
+        <w:numPr>
+          <w:ilvl w:val="0"/>
+          <w:numId w:val="4"/>
+        </w:numPr>
+        <w:rPr>
+          <w:lang w:val="en-US"/>
+        </w:rPr>
+      </w:pPr>
+      <w:r>
+        <w:rPr>
+          <w:lang w:val="en-US"/>
+        </w:rPr>
+        <w:t>Khi bạn viết như sau</w:t>
+      </w:r>
+    </w:p>
+    <w:p>
+      <w:pPr>
+        <w:pStyle w:val="ListParagraph"/>
+        <w:pBdr>
+          <w:top w:val="single" w:sz="4" w:space="1" w:color="auto"/>
+          <w:left w:val="single" w:sz="4" w:space="4" w:color="auto"/>
+          <w:bottom w:val="single" w:sz="4" w:space="1" w:color="auto"/>
+          <w:right w:val="single" w:sz="4" w:space="4" w:color="auto"/>
+        </w:pBdr>
+        <w:ind w:left="1080"/>
+        <w:rPr>
+          <w:lang w:val="en-US"/>
+        </w:rPr>
+      </w:pPr>
+      <w:r>
+        <w:rPr>
+          <w:lang w:val="en-US"/>
+        </w:rPr>
+        <w:t>#define &lt;Nhãn&gt; &lt;Nội Dung Thay Thế&gt;</w:t>
+      </w:r>
+    </w:p>
+    <w:p>
+      <w:pPr>
+        <w:pStyle w:val="ListParagraph"/>
+        <w:numPr>
+          <w:ilvl w:val="0"/>
+          <w:numId w:val="4"/>
+        </w:numPr>
+        <w:rPr>
+          <w:lang w:val="en-US"/>
+        </w:rPr>
+      </w:pPr>
+      <w:r>
+        <w:rPr>
+          <w:lang w:val="en-US"/>
+        </w:rPr>
+        <w:t>&lt;Nhãn&gt; chỉ bao gồm 1 từ</w:t>
+      </w:r>
+    </w:p>
+    <w:p>
+      <w:pPr>
+        <w:pStyle w:val="ListParagraph"/>
+        <w:numPr>
+          <w:ilvl w:val="0"/>
+          <w:numId w:val="4"/>
+        </w:numPr>
+        <w:rPr>
+          <w:lang w:val="en-US"/>
+        </w:rPr>
+      </w:pPr>
+      <w:r>
+        <w:rPr>
+          <w:lang w:val="en-US"/>
+        </w:rPr>
+        <w:t xml:space="preserve">Thì trước khi chạy chương trình, trình biên dịch sẽ rà soát lại chương trình, bất cứ chỗ nào từ dòng lệnh này trở đi có từ &lt;Nhãn&gt; sẽ bị thay thế bởi </w:t>
+      </w:r>
+    </w:p>
+    <w:p>
+      <w:pPr>
+        <w:pStyle w:val="ListParagraph"/>
+        <w:ind w:left="1080"/>
+        <w:rPr>
+          <w:lang w:val="en-US"/>
+        </w:rPr>
+      </w:pPr>
+      <w:r>
+        <w:rPr>
+          <w:lang w:val="en-US"/>
+        </w:rPr>
+        <w:t>&lt;Nội Dung Thay Thế&gt;</w:t>
+      </w:r>
+    </w:p>
+    <w:p>
+      <w:pPr>
+        <w:pStyle w:val="ListParagraph"/>
+        <w:numPr>
+          <w:ilvl w:val="0"/>
+          <w:numId w:val="4"/>
+        </w:numPr>
+        <w:rPr>
+          <w:lang w:val="en-US"/>
+        </w:rPr>
+      </w:pPr>
+      <w:r>
+        <w:rPr>
+          <w:lang w:val="en-US"/>
+        </w:rPr>
+        <w:t>&lt;Nội Dung Thay Thế&gt; có thể là bất cứ thứ gì, kể cả câu lệnh</w:t>
+      </w:r>
+    </w:p>
+    <w:p>
+      <w:pPr>
+        <w:pStyle w:val="ListParagraph"/>
+        <w:numPr>
+          <w:ilvl w:val="0"/>
+          <w:numId w:val="4"/>
+        </w:numPr>
+        <w:rPr>
+          <w:lang w:val="en-US"/>
+        </w:rPr>
+      </w:pPr>
+      <w:r>
+        <w:rPr>
+          <w:lang w:val="en-US"/>
+        </w:rPr>
+        <w:t>Ví dụ</w:t>
+      </w:r>
+    </w:p>
+    <w:p>
+      <w:pPr>
+        <w:pStyle w:val="ListParagraph"/>
+        <w:pBdr>
+          <w:top w:val="single" w:sz="4" w:space="1" w:color="auto"/>
+          <w:left w:val="single" w:sz="4" w:space="4" w:color="auto"/>
+          <w:bottom w:val="single" w:sz="4" w:space="1" w:color="auto"/>
+          <w:right w:val="single" w:sz="4" w:space="4" w:color="auto"/>
+        </w:pBdr>
+        <w:ind w:left="1080"/>
+        <w:rPr>
+          <w:lang w:val="en-US"/>
+        </w:rPr>
+      </w:pPr>
+      <w:r>
+        <w:rPr>
+          <w:lang w:val="en-US"/>
+        </w:rPr>
+        <w:t>#define foo cout &lt;&lt; bar &lt;&lt; endl;</w:t>
+      </w:r>
+    </w:p>
+    <w:p>
+      <w:pPr>
+        <w:pStyle w:val="ListParagraph"/>
+        <w:pBdr>
+          <w:top w:val="single" w:sz="4" w:space="1" w:color="auto"/>
+          <w:left w:val="single" w:sz="4" w:space="4" w:color="auto"/>
+          <w:bottom w:val="single" w:sz="4" w:space="1" w:color="auto"/>
+          <w:right w:val="single" w:sz="4" w:space="4" w:color="auto"/>
+        </w:pBdr>
+        <w:ind w:left="1080"/>
+        <w:rPr>
+          <w:lang w:val="en-US"/>
+        </w:rPr>
+      </w:pPr>
+    </w:p>
+    <w:p>
+      <w:pPr>
+        <w:pStyle w:val="ListParagraph"/>
+        <w:pBdr>
+          <w:top w:val="single" w:sz="4" w:space="1" w:color="auto"/>
+          <w:left w:val="single" w:sz="4" w:space="4" w:color="auto"/>
+          <w:bottom w:val="single" w:sz="4" w:space="1" w:color="auto"/>
+          <w:right w:val="single" w:sz="4" w:space="4" w:color="auto"/>
+        </w:pBdr>
+        <w:ind w:left="1080"/>
+        <w:rPr>
+          <w:lang w:val="en-US"/>
+        </w:rPr>
+      </w:pPr>
+      <w:r>
+        <w:rPr>
+          <w:lang w:val="en-US"/>
+        </w:rPr>
+        <w:t>int bar = 1;</w:t>
+      </w:r>
+    </w:p>
+    <w:p>
+      <w:pPr>
+        <w:pStyle w:val="ListParagraph"/>
+        <w:pBdr>
+          <w:top w:val="single" w:sz="4" w:space="1" w:color="auto"/>
+          <w:left w:val="single" w:sz="4" w:space="4" w:color="auto"/>
+          <w:bottom w:val="single" w:sz="4" w:space="1" w:color="auto"/>
+          <w:right w:val="single" w:sz="4" w:space="4" w:color="auto"/>
+        </w:pBdr>
+        <w:ind w:left="1080"/>
+        <w:rPr>
+          <w:lang w:val="en-US"/>
+        </w:rPr>
+      </w:pPr>
+      <w:r>
+        <w:rPr>
+          <w:lang w:val="en-US"/>
+        </w:rPr>
+        <w:t>foo</w:t>
+      </w:r>
+    </w:p>
+    <w:p>
+      <w:pPr>
+        <w:pStyle w:val="ListParagraph"/>
+        <w:pBdr>
+          <w:top w:val="single" w:sz="4" w:space="1" w:color="auto"/>
+          <w:left w:val="single" w:sz="4" w:space="4" w:color="auto"/>
+          <w:bottom w:val="single" w:sz="4" w:space="1" w:color="auto"/>
+          <w:right w:val="single" w:sz="4" w:space="4" w:color="auto"/>
+        </w:pBdr>
+        <w:ind w:left="1080"/>
+        <w:rPr>
+          <w:lang w:val="en-US"/>
+        </w:rPr>
+      </w:pPr>
+      <w:r>
+        <w:rPr>
+          <w:lang w:val="en-US"/>
+        </w:rPr>
+        <w:t>int far = 2;</w:t>
+      </w:r>
+    </w:p>
+    <w:p>
+      <w:pPr>
+        <w:pStyle w:val="ListParagraph"/>
+        <w:numPr>
+          <w:ilvl w:val="0"/>
+          <w:numId w:val="4"/>
+        </w:numPr>
+        <w:rPr>
+          <w:lang w:val="en-US"/>
+        </w:rPr>
+      </w:pPr>
+      <w:r>
+        <w:rPr>
+          <w:lang w:val="en-US"/>
+        </w:rPr>
+        <w:t>Tương đương</w:t>
+      </w:r>
+    </w:p>
+    <w:p>
+      <w:pPr>
+        <w:pStyle w:val="ListParagraph"/>
+        <w:pBdr>
+          <w:top w:val="single" w:sz="4" w:space="1" w:color="auto"/>
+          <w:left w:val="single" w:sz="4" w:space="4" w:color="auto"/>
+          <w:bottom w:val="single" w:sz="4" w:space="1" w:color="auto"/>
+          <w:right w:val="single" w:sz="4" w:space="4" w:color="auto"/>
+        </w:pBdr>
+        <w:ind w:left="1080"/>
+        <w:rPr>
+          <w:lang w:val="en-US"/>
+        </w:rPr>
+      </w:pPr>
+      <w:r>
+        <w:rPr>
+          <w:lang w:val="en-US"/>
+        </w:rPr>
+        <w:t>int bar = 1;</w:t>
+      </w:r>
+    </w:p>
+    <w:p>
+      <w:pPr>
+        <w:pStyle w:val="ListParagraph"/>
+        <w:pBdr>
+          <w:top w:val="single" w:sz="4" w:space="1" w:color="auto"/>
+          <w:left w:val="single" w:sz="4" w:space="4" w:color="auto"/>
+          <w:bottom w:val="single" w:sz="4" w:space="1" w:color="auto"/>
+          <w:right w:val="single" w:sz="4" w:space="4" w:color="auto"/>
+        </w:pBdr>
+        <w:ind w:left="1080"/>
+        <w:rPr>
+          <w:lang w:val="en-US"/>
+        </w:rPr>
+      </w:pPr>
+      <w:r>
+        <w:rPr>
+          <w:lang w:val="en-US"/>
+        </w:rPr>
+        <w:t>cout &lt;&lt; bar &lt;&lt; endl;</w:t>
+      </w:r>
+    </w:p>
+    <w:p>
+      <w:pPr>
+        <w:pStyle w:val="ListParagraph"/>
+        <w:pBdr>
+          <w:top w:val="single" w:sz="4" w:space="1" w:color="auto"/>
+          <w:left w:val="single" w:sz="4" w:space="4" w:color="auto"/>
+          <w:bottom w:val="single" w:sz="4" w:space="1" w:color="auto"/>
+          <w:right w:val="single" w:sz="4" w:space="4" w:color="auto"/>
+        </w:pBdr>
+        <w:ind w:left="1080"/>
+        <w:rPr>
+          <w:lang w:val="en-US"/>
+        </w:rPr>
+      </w:pPr>
+      <w:r>
+        <w:rPr>
+          <w:lang w:val="en-US"/>
+        </w:rPr>
+        <w:t>int far = 2;</w:t>
+      </w:r>
+    </w:p>
+    <w:p>
+      <w:pPr>
+        <w:pStyle w:val="ListParagraph"/>
+        <w:numPr>
+          <w:ilvl w:val="0"/>
+          <w:numId w:val="16"/>
+        </w:numPr>
+        <w:rPr>
+          <w:lang w:val="en-US"/>
+        </w:rPr>
+      </w:pPr>
+      <w:r>
+        <w:rPr>
+          <w:lang w:val="en-US"/>
+        </w:rPr>
+        <w:t>Header File?</w:t>
+      </w:r>
+    </w:p>
+    <w:p>
+      <w:pPr>
+        <w:pStyle w:val="ListParagraph"/>
+        <w:numPr>
+          <w:ilvl w:val="0"/>
+          <w:numId w:val="4"/>
+        </w:numPr>
+        <w:rPr>
+          <w:lang w:val="en-US"/>
+        </w:rPr>
+      </w:pPr>
+      <w:r>
+        <w:rPr>
+          <w:lang w:val="en-US"/>
+        </w:rPr>
+        <w:t>Các Header File tiêu chuẩn của C++ được lưu ở thư mục “</w:t>
+      </w:r>
+      <w:r>
+        <w:rPr>
+          <w:lang w:val="en-US"/>
+        </w:rPr>
+        <w:t>C:\Program Files (x86)\Dev-Cpp\MinGW64\lib\gcc\x86_64-w64-mingw32\4.9.2\include\c++</w:t>
+      </w:r>
+      <w:r>
+        <w:rPr>
+          <w:lang w:val="en-US"/>
+        </w:rPr>
+        <w:t>”</w:t>
+      </w:r>
+    </w:p>
+    <w:p>
+      <w:pPr>
+        <w:pStyle w:val="ListParagraph"/>
+        <w:numPr>
+          <w:ilvl w:val="0"/>
+          <w:numId w:val="4"/>
+        </w:numPr>
+        <w:rPr>
+          <w:lang w:val="en-US"/>
+        </w:rPr>
+      </w:pPr>
+      <w:r>
+        <w:rPr>
+          <w:lang w:val="en-US"/>
+        </w:rPr>
+        <w:t>Khi bạn viết</w:t>
+      </w:r>
+    </w:p>
+    <w:p>
+      <w:pPr>
+        <w:pStyle w:val="ListParagraph"/>
+        <w:pBdr>
+          <w:top w:val="single" w:sz="4" w:space="1" w:color="auto"/>
+          <w:left w:val="single" w:sz="4" w:space="4" w:color="auto"/>
+          <w:bottom w:val="single" w:sz="4" w:space="1" w:color="auto"/>
+          <w:right w:val="single" w:sz="4" w:space="4" w:color="auto"/>
+        </w:pBdr>
+        <w:ind w:left="1080"/>
+        <w:rPr>
+          <w:lang w:val="en-US"/>
+        </w:rPr>
+      </w:pPr>
+      <w:r>
+        <w:rPr>
+          <w:lang w:val="en-US"/>
+        </w:rPr>
+        <w:t>#include &lt;&lt;Tên Header File Tiêu Chuẩn&gt;&gt;</w:t>
+      </w:r>
+    </w:p>
+    <w:p>
+      <w:pPr>
+        <w:pStyle w:val="ListParagraph"/>
+        <w:numPr>
+          <w:ilvl w:val="0"/>
+          <w:numId w:val="4"/>
+        </w:numPr>
+        <w:rPr>
+          <w:lang w:val="en-US"/>
+        </w:rPr>
+      </w:pPr>
+      <w:r>
+        <w:rPr>
+          <w:lang w:val="en-US"/>
+        </w:rPr>
+        <w:t xml:space="preserve">Thì trình biên dịch sẽ mò tới đường dẫn trên để chạy Header File có tên là </w:t>
+      </w:r>
+    </w:p>
+    <w:p>
+      <w:pPr>
+        <w:pStyle w:val="ListParagraph"/>
+        <w:ind w:left="1080"/>
+        <w:rPr>
+          <w:lang w:val="en-US"/>
+        </w:rPr>
+      </w:pPr>
+      <w:r>
+        <w:rPr>
+          <w:lang w:val="en-US"/>
+        </w:rPr>
+        <w:t>&lt;</w:t>
+      </w:r>
+      <w:r>
+        <w:rPr>
+          <w:lang w:val="en-US"/>
+        </w:rPr>
+        <w:t>Tên Header File Tiêu Chuẩn</w:t>
+      </w:r>
+      <w:r>
+        <w:rPr>
+          <w:lang w:val="en-US"/>
+        </w:rPr>
+        <w:t>&gt;, tương đương việc thay thế cái dòng lệnh này = nguyên Header File đó luôn</w:t>
+      </w:r>
+    </w:p>
+    <w:p>
+      <w:pPr>
+        <w:pStyle w:val="ListParagraph"/>
+        <w:numPr>
+          <w:ilvl w:val="0"/>
+          <w:numId w:val="4"/>
+        </w:numPr>
+        <w:rPr>
+          <w:lang w:val="en-US"/>
+        </w:rPr>
+      </w:pPr>
+      <w:r>
+        <w:rPr>
+          <w:lang w:val="en-US"/>
+        </w:rPr>
+        <w:t>Bất cứ File nào đặt vào đường dẫn trên đều trở thành Header File tiêu chuẩn và có thể được Import như trên</w:t>
+      </w:r>
+    </w:p>
+    <w:p>
+      <w:pPr>
+        <w:pStyle w:val="ListParagraph"/>
+        <w:numPr>
+          <w:ilvl w:val="0"/>
+          <w:numId w:val="4"/>
+        </w:numPr>
+        <w:rPr>
+          <w:lang w:val="en-US"/>
+        </w:rPr>
+      </w:pPr>
+      <w:r>
+        <w:rPr>
+          <w:lang w:val="en-US"/>
+        </w:rPr>
+        <w:t>Cú pháp Header File</w:t>
+      </w:r>
+      <w:r>
+        <w:rPr>
+          <w:lang w:val="en-US"/>
+        </w:rPr>
+        <w:t xml:space="preserve"> giống cú pháp bình thường</w:t>
+      </w:r>
+    </w:p>
+    <w:p>
+      <w:pPr>
+        <w:pStyle w:val="ListParagraph"/>
+        <w:numPr>
+          <w:ilvl w:val="0"/>
+          <w:numId w:val="4"/>
+        </w:numPr>
+        <w:rPr>
+          <w:lang w:val="en-US"/>
+        </w:rPr>
+      </w:pPr>
+      <w:r>
+        <w:rPr>
+          <w:lang w:val="en-US"/>
+        </w:rPr>
+        <w:t>Ví dụ</w:t>
+      </w:r>
+    </w:p>
+    <w:p>
+      <w:pPr>
+        <w:pStyle w:val="ListParagraph"/>
+        <w:pBdr>
+          <w:top w:val="single" w:sz="4" w:space="1" w:color="auto"/>
+          <w:left w:val="single" w:sz="4" w:space="4" w:color="auto"/>
+          <w:bottom w:val="single" w:sz="4" w:space="1" w:color="auto"/>
+          <w:right w:val="single" w:sz="4" w:space="4" w:color="auto"/>
+        </w:pBdr>
+        <w:ind w:left="1080"/>
+        <w:rPr>
+          <w:lang w:val="en-US"/>
+        </w:rPr>
+      </w:pPr>
+      <w:r>
+        <w:rPr>
+          <w:lang w:val="en-US"/>
+        </w:rPr>
+        <w:t>#include &lt;iostream&gt;</w:t>
+      </w:r>
+    </w:p>
+    <w:p>
+      <w:pPr>
+        <w:pStyle w:val="ListParagraph"/>
+        <w:pBdr>
+          <w:top w:val="single" w:sz="4" w:space="1" w:color="auto"/>
+          <w:left w:val="single" w:sz="4" w:space="4" w:color="auto"/>
+          <w:bottom w:val="single" w:sz="4" w:space="1" w:color="auto"/>
+          <w:right w:val="single" w:sz="4" w:space="4" w:color="auto"/>
+        </w:pBdr>
+        <w:ind w:left="1080"/>
+        <w:rPr>
+          <w:lang w:val="en-US"/>
+        </w:rPr>
+      </w:pPr>
+      <w:r>
+        <w:rPr>
+          <w:lang w:val="en-US"/>
+        </w:rPr>
+        <w:lastRenderedPageBreak/>
+        <w:t>#include &lt;foo.h&gt;</w:t>
+      </w:r>
+    </w:p>
+    <w:p>
+      <w:pPr>
+        <w:pStyle w:val="ListParagraph"/>
+        <w:numPr>
+          <w:ilvl w:val="0"/>
+          <w:numId w:val="4"/>
+        </w:numPr>
+        <w:rPr>
+          <w:lang w:val="en-US"/>
+        </w:rPr>
+      </w:pPr>
+      <w:r>
+        <w:rPr>
+          <w:lang w:val="en-US"/>
+        </w:rPr>
+        <w:t>Để Import Header File do mình tự tạo ra thì viết</w:t>
+      </w:r>
+    </w:p>
+    <w:p>
+      <w:pPr>
+        <w:pStyle w:val="ListParagraph"/>
+        <w:pBdr>
+          <w:top w:val="single" w:sz="4" w:space="1" w:color="auto"/>
+          <w:left w:val="single" w:sz="4" w:space="4" w:color="auto"/>
+          <w:bottom w:val="single" w:sz="4" w:space="1" w:color="auto"/>
+          <w:right w:val="single" w:sz="4" w:space="4" w:color="auto"/>
+        </w:pBdr>
+        <w:ind w:left="1080"/>
+        <w:rPr>
+          <w:lang w:val="en-US"/>
+        </w:rPr>
+      </w:pPr>
+      <w:r>
+        <w:rPr>
+          <w:lang w:val="en-US"/>
+        </w:rPr>
+        <w:t xml:space="preserve">#include </w:t>
+      </w:r>
+      <w:r>
+        <w:rPr>
+          <w:lang w:val="en-US"/>
+        </w:rPr>
+        <w:t>"&lt;Đường Dẫn Tới File&gt;"</w:t>
+      </w:r>
+    </w:p>
+    <w:p>
+      <w:pPr>
+        <w:pStyle w:val="ListParagraph"/>
+        <w:numPr>
+          <w:ilvl w:val="0"/>
+          <w:numId w:val="4"/>
+        </w:numPr>
+        <w:rPr>
+          <w:lang w:val="en-US"/>
+        </w:rPr>
+      </w:pPr>
+      <w:r>
+        <w:rPr>
+          <w:lang w:val="en-US"/>
+        </w:rPr>
+        <w:t>Cách viết đường dẫn y chang trong Batch</w:t>
+      </w:r>
+    </w:p>
+    <w:p>
+      <w:pPr>
+        <w:pStyle w:val="ListParagraph"/>
+        <w:numPr>
+          <w:ilvl w:val="0"/>
+          <w:numId w:val="4"/>
+        </w:numPr>
+        <w:rPr>
+          <w:lang w:val="en-US"/>
+        </w:rPr>
+      </w:pPr>
+      <w:r>
+        <w:rPr>
+          <w:lang w:val="en-US"/>
+        </w:rPr>
+        <w:t>Ví dụ</w:t>
+      </w:r>
+    </w:p>
+    <w:p>
+      <w:pPr>
+        <w:pStyle w:val="ListParagraph"/>
+        <w:pBdr>
+          <w:top w:val="single" w:sz="4" w:space="1" w:color="auto"/>
+          <w:left w:val="single" w:sz="4" w:space="4" w:color="auto"/>
+          <w:bottom w:val="single" w:sz="4" w:space="1" w:color="auto"/>
+          <w:right w:val="single" w:sz="4" w:space="4" w:color="auto"/>
+        </w:pBdr>
+        <w:ind w:left="1080"/>
+        <w:rPr>
+          <w:lang w:val="en-US"/>
+        </w:rPr>
+      </w:pPr>
+      <w:r>
+        <w:rPr>
+          <w:lang w:val="en-US"/>
+        </w:rPr>
+        <w:t xml:space="preserve">#include </w:t>
+      </w:r>
+      <w:r>
+        <w:rPr>
+          <w:lang w:val="en-US"/>
+        </w:rPr>
+        <w:t>"</w:t>
+      </w:r>
+      <w:r>
+        <w:rPr>
+          <w:lang w:val="en-US"/>
+        </w:rPr>
+        <w:t>..\bar.h</w:t>
+      </w:r>
+      <w:r>
+        <w:rPr>
+          <w:lang w:val="en-US"/>
+        </w:rPr>
+        <w:t>"</w:t>
+      </w:r>
+    </w:p>
+    <w:p>
+      <w:pPr>
+        <w:pStyle w:val="ListParagraph"/>
+        <w:numPr>
+          <w:ilvl w:val="0"/>
+          <w:numId w:val="4"/>
+        </w:numPr>
+        <w:rPr>
+          <w:lang w:val="en-US"/>
+        </w:rPr>
+      </w:pPr>
+      <w:r>
+        <w:rPr>
+          <w:lang w:val="en-US"/>
+        </w:rPr>
+        <w:t>Phần mở rộng Header File đéo quan trọng, bạn đặt hay không thì tùy</w:t>
+      </w:r>
+    </w:p>
+    <w:p>
+      <w:pPr>
+        <w:rPr>
+          <w:lang w:val="en-US"/>
+        </w:rPr>
+      </w:pPr>
+    </w:p>
+    <w:p>
+      <w:pPr>
+        <w:rPr>
+          <w:lang w:val="en-US"/>
+        </w:rPr>
+      </w:pPr>
+      <w:r>
+        <w:rPr>
+          <w:lang w:val="en-US"/>
+        </w:rPr>
         <w:t>Program</w:t>
       </w:r>
       <w:r>
@@ -2224,7 +2941,6 @@
         <w:rPr>
           <w:lang w:val="en-US"/>
         </w:rPr>
-        <w:lastRenderedPageBreak/>
         <w:t xml:space="preserve">    &lt;Khai báo các hàm hoặc thuộc tính&gt;</w:t>
       </w:r>
     </w:p>
@@ -2306,6 +3022,7 @@
         <w:rPr>
           <w:lang w:val="en-US"/>
         </w:rPr>
+        <w:lastRenderedPageBreak/>
         <w:t xml:space="preserve">    int bar(){</w:t>
       </w:r>
     </w:p>
@@ -3254,59 +3971,59 @@
         <w:rPr>
           <w:lang w:val="en-US"/>
         </w:rPr>
+        <w:t>Nếu địa chỉ 1 ô Byte của biến nào đó mà nằm ngoài khoảng 5074b0 đến 6fffff thì sẽ văng chương trình</w:t>
+      </w:r>
+    </w:p>
+    <w:p>
+      <w:pPr>
+        <w:pStyle w:val="ListParagraph"/>
+        <w:numPr>
+          <w:ilvl w:val="0"/>
+          <w:numId w:val="4"/>
+        </w:numPr>
+        <w:rPr>
+          <w:lang w:val="en-US"/>
+        </w:rPr>
+      </w:pPr>
+      <w:r>
+        <w:rPr>
+          <w:lang w:val="en-US"/>
+        </w:rPr>
+        <w:t>Nhìn hình minh họa, ta có tổng cộng 2067280 ô Byte, tương đương gần 2 MB, trong đó có 2066800 ô bên trái ô vàng tính luôn cả nó, và 480 ô bên phải</w:t>
+      </w:r>
+    </w:p>
+    <w:p>
+      <w:pPr>
+        <w:pStyle w:val="ListParagraph"/>
+        <w:numPr>
+          <w:ilvl w:val="0"/>
+          <w:numId w:val="15"/>
+        </w:numPr>
+        <w:rPr>
+          <w:lang w:val="en-US"/>
+        </w:rPr>
+      </w:pPr>
+      <w:r>
+        <w:rPr>
+          <w:lang w:val="en-US"/>
+        </w:rPr>
+        <w:t>Minh Họa Pointer?</w:t>
+      </w:r>
+    </w:p>
+    <w:p>
+      <w:pPr>
+        <w:pStyle w:val="ListParagraph"/>
+        <w:ind w:left="1080"/>
+        <w:rPr>
+          <w:lang w:val="en-US"/>
+        </w:rPr>
+      </w:pPr>
+      <w:r>
+        <w:rPr>
+          <w:noProof/>
+          <w:lang w:val="en-US"/>
+        </w:rPr>
         <w:lastRenderedPageBreak/>
-        <w:t>Nếu địa chỉ 1 ô Byte của biến nào đó mà nằm ngoài khoảng 5074b0 đến 6fffff thì sẽ văng chương trình</w:t>
-      </w:r>
-    </w:p>
-    <w:p>
-      <w:pPr>
-        <w:pStyle w:val="ListParagraph"/>
-        <w:numPr>
-          <w:ilvl w:val="0"/>
-          <w:numId w:val="4"/>
-        </w:numPr>
-        <w:rPr>
-          <w:lang w:val="en-US"/>
-        </w:rPr>
-      </w:pPr>
-      <w:r>
-        <w:rPr>
-          <w:lang w:val="en-US"/>
-        </w:rPr>
-        <w:t>Nhìn hình minh họa, ta có tổng cộng 2067280 ô Byte, tương đương gần 2 MB, trong đó có 2066800 ô bên trái ô vàng tính luôn cả nó, và 480 ô bên phải</w:t>
-      </w:r>
-    </w:p>
-    <w:p>
-      <w:pPr>
-        <w:pStyle w:val="ListParagraph"/>
-        <w:numPr>
-          <w:ilvl w:val="0"/>
-          <w:numId w:val="15"/>
-        </w:numPr>
-        <w:rPr>
-          <w:lang w:val="en-US"/>
-        </w:rPr>
-      </w:pPr>
-      <w:r>
-        <w:rPr>
-          <w:lang w:val="en-US"/>
-        </w:rPr>
-        <w:t>Minh Họa Pointer?</w:t>
-      </w:r>
-    </w:p>
-    <w:p>
-      <w:pPr>
-        <w:pStyle w:val="ListParagraph"/>
-        <w:ind w:left="1080"/>
-        <w:rPr>
-          <w:lang w:val="en-US"/>
-        </w:rPr>
-      </w:pPr>
-      <w:r>
-        <w:rPr>
-          <w:noProof/>
-          <w:lang w:val="en-US"/>
-        </w:rPr>
         <w:drawing>
           <wp:inline distT="0" distB="0" distL="0" distR="0" wp14:anchorId="2C32B650" wp14:editId="1434CE9F">
             <wp:extent cx="2377440" cy="2377440"/>
@@ -3935,7 +4652,6 @@
               <w:rPr>
                 <w:lang w:val="en-US"/>
               </w:rPr>
-              <w:lastRenderedPageBreak/>
               <w:t>01010111</w:t>
             </w:r>
           </w:p>
@@ -4104,6 +4820,7 @@
         <w:rPr>
           <w:lang w:val="en-US"/>
         </w:rPr>
+        <w:lastRenderedPageBreak/>
         <w:t>Ví dụ</w:t>
       </w:r>
     </w:p>
@@ -4950,7 +5667,6 @@
         <w:rPr>
           <w:lang w:val="en-US"/>
         </w:rPr>
-        <w:lastRenderedPageBreak/>
         <w:t>ở đây, foo và bar là 1, nên khi gọi foo, ta đang gọi bar và ngược lại, do đó, nếu thay đổi giá trị của foo cũng sẽ thay đổi bar và ngược lại</w:t>
       </w:r>
     </w:p>
@@ -5026,6 +5742,7 @@
         <w:rPr>
           <w:lang w:val="en-US"/>
         </w:rPr>
+        <w:lastRenderedPageBreak/>
         <w:t>&lt;Kiểu Dữ Liệu&gt; &lt;Mảng&gt;[] = &lt;Các Giá Trị&gt;;</w:t>
       </w:r>
     </w:p>
@@ -5798,7 +6515,6 @@
               <w:rPr>
                 <w:lang w:val="en-US"/>
               </w:rPr>
-              <w:lastRenderedPageBreak/>
               <w:t>foo</w:t>
             </w:r>
           </w:p>
@@ -6354,31 +7070,7 @@
         <w:rPr>
           <w:lang w:val="en-US"/>
         </w:rPr>
-        <w:t>&lt;</w:t>
-      </w:r>
-      <w:r>
-        <w:rPr>
-          <w:lang w:val="en-US"/>
-        </w:rPr>
-        <w:t>Kết Quả</w:t>
-      </w:r>
-      <w:r>
-        <w:rPr>
-          <w:lang w:val="en-US"/>
-        </w:rPr>
-        <w:t xml:space="preserve">&gt; = </w:t>
-      </w:r>
-      <w:r>
-        <w:rPr>
-          <w:lang w:val="en-US"/>
-        </w:rPr>
-        <w:t>++</w:t>
-      </w:r>
-      <w:r>
-        <w:rPr>
-          <w:lang w:val="en-US"/>
-        </w:rPr>
-        <w:t>&lt;Biến Sắp Cộng&gt;;</w:t>
+        <w:t>&lt;Kết Quả&gt; = ++&lt;Biến Sắp Cộng&gt;;</w:t>
       </w:r>
     </w:p>
     <w:p>
@@ -6485,19 +7177,7 @@
               <w:rPr>
                 <w:lang w:val="en-US"/>
               </w:rPr>
-              <w:t>b</w:t>
-            </w:r>
-            <w:r>
-              <w:rPr>
-                <w:lang w:val="en-US"/>
-              </w:rPr>
-              <w:t>ar</w:t>
-            </w:r>
-            <w:r>
-              <w:rPr>
-                <w:lang w:val="en-US"/>
-              </w:rPr>
-              <w:t xml:space="preserve"> trước</w:t>
+              <w:t>bar trước</w:t>
             </w:r>
           </w:p>
         </w:tc>
@@ -6585,19 +7265,7 @@
               <w:rPr>
                 <w:lang w:val="en-US"/>
               </w:rPr>
-              <w:t>b</w:t>
-            </w:r>
-            <w:r>
-              <w:rPr>
-                <w:lang w:val="en-US"/>
-              </w:rPr>
-              <w:t xml:space="preserve">ar </w:t>
-            </w:r>
-            <w:r>
-              <w:rPr>
-                <w:lang w:val="en-US"/>
-              </w:rPr>
-              <w:t>sau</w:t>
+              <w:t>bar sau</w:t>
             </w:r>
           </w:p>
         </w:tc>
@@ -7199,7 +7867,6 @@
         <w:rPr>
           <w:lang w:val="en-US"/>
         </w:rPr>
-        <w:lastRenderedPageBreak/>
         <w:t>Loop – Vòng Lặp:</w:t>
       </w:r>
     </w:p>
@@ -7323,6 +7990,7 @@
         <w:rPr>
           <w:lang w:val="en-US"/>
         </w:rPr>
+        <w:lastRenderedPageBreak/>
         <w:t>Mỗi lần lặp, sẽ kiểm tra &lt;Điều Kiện&gt; trước, nếu nó trả về True, thì &lt;Làm Gì Đó&gt; được chạy và sau đó &lt;Lệnh Cuối&gt; sẽ chạy, còn nếu trả về False, thì kết thúc vòng lặp</w:t>
       </w:r>
     </w:p>
@@ -9139,6 +9807,95 @@
     <w:multiLevelType w:val="hybridMultilevel"/>
     <w:tmpl w:val="2C58A474"/>
     <w:lvl w:ilvl="0" w:tplc="D06ECB06">
+      <w:start w:val="1"/>
+      <w:numFmt w:val="decimal"/>
+      <w:lvlText w:val="%1."/>
+      <w:lvlJc w:val="left"/>
+      <w:pPr>
+        <w:ind w:left="1080" w:hanging="360"/>
+      </w:pPr>
+      <w:rPr>
+        <w:rFonts w:hint="default"/>
+      </w:rPr>
+    </w:lvl>
+    <w:lvl w:ilvl="1" w:tplc="04090019" w:tentative="1">
+      <w:start w:val="1"/>
+      <w:numFmt w:val="lowerLetter"/>
+      <w:lvlText w:val="%2."/>
+      <w:lvlJc w:val="left"/>
+      <w:pPr>
+        <w:ind w:left="1800" w:hanging="360"/>
+      </w:pPr>
+    </w:lvl>
+    <w:lvl w:ilvl="2" w:tplc="0409001B" w:tentative="1">
+      <w:start w:val="1"/>
+      <w:numFmt w:val="lowerRoman"/>
+      <w:lvlText w:val="%3."/>
+      <w:lvlJc w:val="right"/>
+      <w:pPr>
+        <w:ind w:left="2520" w:hanging="180"/>
+      </w:pPr>
+    </w:lvl>
+    <w:lvl w:ilvl="3" w:tplc="0409000F" w:tentative="1">
+      <w:start w:val="1"/>
+      <w:numFmt w:val="decimal"/>
+      <w:lvlText w:val="%4."/>
+      <w:lvlJc w:val="left"/>
+      <w:pPr>
+        <w:ind w:left="3240" w:hanging="360"/>
+      </w:pPr>
+    </w:lvl>
+    <w:lvl w:ilvl="4" w:tplc="04090019" w:tentative="1">
+      <w:start w:val="1"/>
+      <w:numFmt w:val="lowerLetter"/>
+      <w:lvlText w:val="%5."/>
+      <w:lvlJc w:val="left"/>
+      <w:pPr>
+        <w:ind w:left="3960" w:hanging="360"/>
+      </w:pPr>
+    </w:lvl>
+    <w:lvl w:ilvl="5" w:tplc="0409001B" w:tentative="1">
+      <w:start w:val="1"/>
+      <w:numFmt w:val="lowerRoman"/>
+      <w:lvlText w:val="%6."/>
+      <w:lvlJc w:val="right"/>
+      <w:pPr>
+        <w:ind w:left="4680" w:hanging="180"/>
+      </w:pPr>
+    </w:lvl>
+    <w:lvl w:ilvl="6" w:tplc="0409000F" w:tentative="1">
+      <w:start w:val="1"/>
+      <w:numFmt w:val="decimal"/>
+      <w:lvlText w:val="%7."/>
+      <w:lvlJc w:val="left"/>
+      <w:pPr>
+        <w:ind w:left="5400" w:hanging="360"/>
+      </w:pPr>
+    </w:lvl>
+    <w:lvl w:ilvl="7" w:tplc="04090019" w:tentative="1">
+      <w:start w:val="1"/>
+      <w:numFmt w:val="lowerLetter"/>
+      <w:lvlText w:val="%8."/>
+      <w:lvlJc w:val="left"/>
+      <w:pPr>
+        <w:ind w:left="6120" w:hanging="360"/>
+      </w:pPr>
+    </w:lvl>
+    <w:lvl w:ilvl="8" w:tplc="0409001B" w:tentative="1">
+      <w:start w:val="1"/>
+      <w:numFmt w:val="lowerRoman"/>
+      <w:lvlText w:val="%9."/>
+      <w:lvlJc w:val="right"/>
+      <w:pPr>
+        <w:ind w:left="6840" w:hanging="180"/>
+      </w:pPr>
+    </w:lvl>
+  </w:abstractNum>
+  <w:abstractNum w:abstractNumId="15" w15:restartNumberingAfterBreak="0">
+    <w:nsid w:val="6D397CE8"/>
+    <w:multiLevelType w:val="hybridMultilevel"/>
+    <w:tmpl w:val="978EB472"/>
+    <w:lvl w:ilvl="0" w:tplc="B19C385C">
       <w:start w:val="1"/>
       <w:numFmt w:val="decimal"/>
       <w:lvlText w:val="%1."/>
@@ -9267,6 +10024,9 @@
   </w:num>
   <w:num w:numId="15" w16cid:durableId="1507750345">
     <w:abstractNumId w:val="11"/>
+  </w:num>
+  <w:num w:numId="16" w16cid:durableId="1912690258">
+    <w:abstractNumId w:val="15"/>
   </w:num>
 </w:numbering>
 </file>

--- a/c++.docx
+++ b/c++.docx
@@ -1801,6 +1801,24 @@
         <w:rPr>
           <w:lang w:val="en-US"/>
         </w:rPr>
+        <w:t>Nếu có nhiều lệnh này thì chúng sẽ thực hiện song song, mỗi cái chỉ thực hiện 1 lần, 1 từ có thể bị thế trên 2 lần</w:t>
+      </w:r>
+    </w:p>
+    <w:p>
+      <w:pPr>
+        <w:pStyle w:val="ListParagraph"/>
+        <w:numPr>
+          <w:ilvl w:val="0"/>
+          <w:numId w:val="4"/>
+        </w:numPr>
+        <w:rPr>
+          <w:lang w:val="en-US"/>
+        </w:rPr>
+      </w:pPr>
+      <w:r>
+        <w:rPr>
+          <w:lang w:val="en-US"/>
+        </w:rPr>
         <w:t>&lt;Nội Dung Thay Thế&gt; có thể là bất cứ thứ gì, kể cả câu lệnh</w:t>
       </w:r>
     </w:p>
@@ -2007,6 +2025,180 @@
         <w:pStyle w:val="ListParagraph"/>
         <w:numPr>
           <w:ilvl w:val="0"/>
+          <w:numId w:val="4"/>
+        </w:numPr>
+        <w:rPr>
+          <w:lang w:val="en-US"/>
+        </w:rPr>
+      </w:pPr>
+      <w:r>
+        <w:rPr>
+          <w:lang w:val="en-US"/>
+        </w:rPr>
+        <w:t>Trong trường hợp &lt;Nhãn&gt; có dạng 1 hàm, các tham số cũng sẽ được thế tên</w:t>
+      </w:r>
+    </w:p>
+    <w:p>
+      <w:pPr>
+        <w:pStyle w:val="ListParagraph"/>
+        <w:numPr>
+          <w:ilvl w:val="0"/>
+          <w:numId w:val="4"/>
+        </w:numPr>
+        <w:rPr>
+          <w:lang w:val="en-US"/>
+        </w:rPr>
+      </w:pPr>
+      <w:r>
+        <w:rPr>
+          <w:lang w:val="en-US"/>
+        </w:rPr>
+        <w:t>Ví dụ</w:t>
+      </w:r>
+    </w:p>
+    <w:p>
+      <w:pPr>
+        <w:pStyle w:val="ListParagraph"/>
+        <w:pBdr>
+          <w:top w:val="single" w:sz="4" w:space="1" w:color="auto"/>
+          <w:left w:val="single" w:sz="4" w:space="4" w:color="auto"/>
+          <w:bottom w:val="single" w:sz="4" w:space="1" w:color="auto"/>
+          <w:right w:val="single" w:sz="4" w:space="4" w:color="auto"/>
+        </w:pBdr>
+        <w:ind w:left="1080"/>
+        <w:rPr>
+          <w:lang w:val="en-US"/>
+        </w:rPr>
+      </w:pPr>
+      <w:r>
+        <w:rPr>
+          <w:lang w:val="en-US"/>
+        </w:rPr>
+        <w:t>#define foo(a, b) a + b</w:t>
+      </w:r>
+    </w:p>
+    <w:p>
+      <w:pPr>
+        <w:pStyle w:val="ListParagraph"/>
+        <w:pBdr>
+          <w:top w:val="single" w:sz="4" w:space="1" w:color="auto"/>
+          <w:left w:val="single" w:sz="4" w:space="4" w:color="auto"/>
+          <w:bottom w:val="single" w:sz="4" w:space="1" w:color="auto"/>
+          <w:right w:val="single" w:sz="4" w:space="4" w:color="auto"/>
+        </w:pBdr>
+        <w:ind w:left="1080"/>
+        <w:rPr>
+          <w:lang w:val="en-US"/>
+        </w:rPr>
+      </w:pPr>
+    </w:p>
+    <w:p>
+      <w:pPr>
+        <w:pStyle w:val="ListParagraph"/>
+        <w:pBdr>
+          <w:top w:val="single" w:sz="4" w:space="1" w:color="auto"/>
+          <w:left w:val="single" w:sz="4" w:space="4" w:color="auto"/>
+          <w:bottom w:val="single" w:sz="4" w:space="1" w:color="auto"/>
+          <w:right w:val="single" w:sz="4" w:space="4" w:color="auto"/>
+        </w:pBdr>
+        <w:ind w:left="1080"/>
+        <w:rPr>
+          <w:lang w:val="en-US"/>
+        </w:rPr>
+      </w:pPr>
+      <w:r>
+        <w:rPr>
+          <w:lang w:val="en-US"/>
+        </w:rPr>
+        <w:t>int bar = 5;</w:t>
+      </w:r>
+    </w:p>
+    <w:p>
+      <w:pPr>
+        <w:pStyle w:val="ListParagraph"/>
+        <w:pBdr>
+          <w:top w:val="single" w:sz="4" w:space="1" w:color="auto"/>
+          <w:left w:val="single" w:sz="4" w:space="4" w:color="auto"/>
+          <w:bottom w:val="single" w:sz="4" w:space="1" w:color="auto"/>
+          <w:right w:val="single" w:sz="4" w:space="4" w:color="auto"/>
+        </w:pBdr>
+        <w:ind w:left="1080"/>
+        <w:rPr>
+          <w:lang w:val="en-US"/>
+        </w:rPr>
+      </w:pPr>
+      <w:r>
+        <w:rPr>
+          <w:lang w:val="en-US"/>
+        </w:rPr>
+        <w:t>cout &lt;&lt; foo(bar, 2) &lt;&lt; endl;</w:t>
+      </w:r>
+    </w:p>
+    <w:p>
+      <w:pPr>
+        <w:pStyle w:val="ListParagraph"/>
+        <w:numPr>
+          <w:ilvl w:val="0"/>
+          <w:numId w:val="4"/>
+        </w:numPr>
+        <w:rPr>
+          <w:lang w:val="en-US"/>
+        </w:rPr>
+      </w:pPr>
+      <w:r>
+        <w:rPr>
+          <w:lang w:val="en-US"/>
+        </w:rPr>
+        <w:t>Tương đương</w:t>
+      </w:r>
+    </w:p>
+    <w:p>
+      <w:pPr>
+        <w:pStyle w:val="ListParagraph"/>
+        <w:pBdr>
+          <w:top w:val="single" w:sz="4" w:space="1" w:color="auto"/>
+          <w:left w:val="single" w:sz="4" w:space="4" w:color="auto"/>
+          <w:bottom w:val="single" w:sz="4" w:space="1" w:color="auto"/>
+          <w:right w:val="single" w:sz="4" w:space="4" w:color="auto"/>
+        </w:pBdr>
+        <w:ind w:left="1080"/>
+        <w:rPr>
+          <w:lang w:val="en-US"/>
+        </w:rPr>
+      </w:pPr>
+      <w:r>
+        <w:rPr>
+          <w:lang w:val="en-US"/>
+        </w:rPr>
+        <w:t>int bar = 5;</w:t>
+      </w:r>
+    </w:p>
+    <w:p>
+      <w:pPr>
+        <w:pStyle w:val="ListParagraph"/>
+        <w:pBdr>
+          <w:top w:val="single" w:sz="4" w:space="1" w:color="auto"/>
+          <w:left w:val="single" w:sz="4" w:space="4" w:color="auto"/>
+          <w:bottom w:val="single" w:sz="4" w:space="1" w:color="auto"/>
+          <w:right w:val="single" w:sz="4" w:space="4" w:color="auto"/>
+        </w:pBdr>
+        <w:ind w:left="1080"/>
+        <w:rPr>
+          <w:lang w:val="en-US"/>
+        </w:rPr>
+      </w:pPr>
+      <w:r>
+        <w:rPr>
+          <w:lang w:val="en-US"/>
+        </w:rPr>
+        <w:t>cout &lt;&lt; bar + 2 &lt;&lt; endl;</w:t>
+      </w:r>
+    </w:p>
+    <w:p>
+      <w:pPr>
+        <w:pStyle w:val="ListParagraph"/>
+        <w:numPr>
+          <w:ilvl w:val="0"/>
           <w:numId w:val="16"/>
         </w:numPr>
         <w:rPr>
@@ -2035,6 +2227,7 @@
         <w:rPr>
           <w:lang w:val="en-US"/>
         </w:rPr>
+        <w:lastRenderedPageBreak/>
         <w:t>Các Header File tiêu chuẩn của C++ được lưu ở thư mục “</w:t>
       </w:r>
       <w:r>
@@ -2119,19 +2312,7 @@
         <w:rPr>
           <w:lang w:val="en-US"/>
         </w:rPr>
-        <w:t>&lt;</w:t>
-      </w:r>
-      <w:r>
-        <w:rPr>
-          <w:lang w:val="en-US"/>
-        </w:rPr>
-        <w:t>Tên Header File Tiêu Chuẩn</w:t>
-      </w:r>
-      <w:r>
-        <w:rPr>
-          <w:lang w:val="en-US"/>
-        </w:rPr>
-        <w:t>&gt;, tương đương việc thay thế cái dòng lệnh này = nguyên Header File đó luôn</w:t>
+        <w:t>&lt;Tên Header File Tiêu Chuẩn&gt;, tương đương việc thay thế cái dòng lệnh này = nguyên Header File đó luôn</w:t>
       </w:r>
     </w:p>
     <w:p>
@@ -2233,7 +2414,6 @@
         <w:rPr>
           <w:lang w:val="en-US"/>
         </w:rPr>
-        <w:lastRenderedPageBreak/>
         <w:t>#include &lt;foo.h&gt;</w:t>
       </w:r>
     </w:p>
@@ -2803,6 +2983,7 @@
         <w:rPr>
           <w:lang w:val="en-US"/>
         </w:rPr>
+        <w:lastRenderedPageBreak/>
         <w:t xml:space="preserve">Bản </w:t>
       </w:r>
       <w:r>
@@ -3022,7 +3203,6 @@
         <w:rPr>
           <w:lang w:val="en-US"/>
         </w:rPr>
-        <w:lastRenderedPageBreak/>
         <w:t xml:space="preserve">    int bar(){</w:t>
       </w:r>
     </w:p>
@@ -3839,6 +4019,7 @@
         <w:rPr>
           <w:lang w:val="en-US"/>
         </w:rPr>
+        <w:lastRenderedPageBreak/>
         <w:t>Trong chương trình, khi</w:t>
       </w:r>
       <w:r>
@@ -4023,7 +4204,6 @@
           <w:noProof/>
           <w:lang w:val="en-US"/>
         </w:rPr>
-        <w:lastRenderedPageBreak/>
         <w:drawing>
           <wp:inline distT="0" distB="0" distL="0" distR="0" wp14:anchorId="2C32B650" wp14:editId="1434CE9F">
             <wp:extent cx="2377440" cy="2377440"/>
@@ -4522,6 +4702,7 @@
         <w:rPr>
           <w:lang w:val="en-US"/>
         </w:rPr>
+        <w:lastRenderedPageBreak/>
         <w:t>i</w:t>
       </w:r>
       <w:r>
@@ -4820,7 +5001,6 @@
         <w:rPr>
           <w:lang w:val="en-US"/>
         </w:rPr>
-        <w:lastRenderedPageBreak/>
         <w:t>Ví dụ</w:t>
       </w:r>
     </w:p>
@@ -5511,6 +5691,7 @@
               <w:rPr>
                 <w:lang w:val="en-US"/>
               </w:rPr>
+              <w:lastRenderedPageBreak/>
               <w:t>B sau</w:t>
             </w:r>
           </w:p>
@@ -5742,7 +5923,6 @@
         <w:rPr>
           <w:lang w:val="en-US"/>
         </w:rPr>
-        <w:lastRenderedPageBreak/>
         <w:t>&lt;Kiểu Dữ Liệu&gt; &lt;Mảng&gt;[] = &lt;Các Giá Trị&gt;;</w:t>
       </w:r>
     </w:p>
@@ -6323,6 +6503,7 @@
         <w:rPr>
           <w:lang w:val="en-US"/>
         </w:rPr>
+        <w:lastRenderedPageBreak/>
         <w:t>Để dịch sang trái</w:t>
       </w:r>
     </w:p>
@@ -7685,6 +7866,7 @@
         <w:rPr>
           <w:lang w:val="en-US"/>
         </w:rPr>
+        <w:lastRenderedPageBreak/>
         <w:t>foo = bar / boo;</w:t>
       </w:r>
     </w:p>
@@ -7852,6 +8034,514 @@
     </w:tbl>
     <w:p>
       <w:pPr>
+        <w:pStyle w:val="ListParagraph"/>
+        <w:numPr>
+          <w:ilvl w:val="0"/>
+          <w:numId w:val="9"/>
+        </w:numPr>
+        <w:rPr>
+          <w:lang w:val="en-US"/>
+        </w:rPr>
+      </w:pPr>
+      <w:r>
+        <w:rPr>
+          <w:lang w:val="en-US"/>
+        </w:rPr>
+        <w:t>Độ Ưu Tiên Các Toán Tử?</w:t>
+      </w:r>
+    </w:p>
+    <w:tbl>
+      <w:tblPr>
+        <w:tblStyle w:val="TableGrid"/>
+        <w:tblW w:w="0" w:type="auto"/>
+        <w:tblInd w:w="1080" w:type="dxa"/>
+        <w:tblLook w:val="04A0" w:firstRow="1" w:lastRow="0" w:firstColumn="1" w:lastColumn="0" w:noHBand="0" w:noVBand="1"/>
+      </w:tblPr>
+      <w:tblGrid>
+        <w:gridCol w:w="1367"/>
+        <w:gridCol w:w="1476"/>
+      </w:tblGrid>
+      <w:tr>
+        <w:tc>
+          <w:tcPr>
+            <w:tcW w:w="1367" w:type="dxa"/>
+            <w:vAlign w:val="center"/>
+          </w:tcPr>
+          <w:p>
+            <w:pPr>
+              <w:pStyle w:val="ListParagraph"/>
+              <w:ind w:left="0"/>
+              <w:jc w:val="center"/>
+              <w:rPr>
+                <w:lang w:val="en-US"/>
+              </w:rPr>
+            </w:pPr>
+            <w:r>
+              <w:rPr>
+                <w:lang w:val="en-US"/>
+              </w:rPr>
+              <w:t>Độ ưu tiên</w:t>
+            </w:r>
+          </w:p>
+        </w:tc>
+        <w:tc>
+          <w:tcPr>
+            <w:tcW w:w="1476" w:type="dxa"/>
+            <w:vAlign w:val="center"/>
+          </w:tcPr>
+          <w:p>
+            <w:pPr>
+              <w:pStyle w:val="ListParagraph"/>
+              <w:ind w:left="0"/>
+              <w:jc w:val="center"/>
+              <w:rPr>
+                <w:lang w:val="en-US"/>
+              </w:rPr>
+            </w:pPr>
+            <w:r>
+              <w:rPr>
+                <w:lang w:val="en-US"/>
+              </w:rPr>
+              <w:t>Toán tử</w:t>
+            </w:r>
+          </w:p>
+        </w:tc>
+      </w:tr>
+      <w:tr>
+        <w:tc>
+          <w:tcPr>
+            <w:tcW w:w="1367" w:type="dxa"/>
+            <w:vAlign w:val="center"/>
+          </w:tcPr>
+          <w:p>
+            <w:pPr>
+              <w:pStyle w:val="ListParagraph"/>
+              <w:ind w:left="0"/>
+              <w:jc w:val="center"/>
+              <w:rPr>
+                <w:lang w:val="en-US"/>
+              </w:rPr>
+            </w:pPr>
+            <w:r>
+              <w:rPr>
+                <w:lang w:val="en-US"/>
+              </w:rPr>
+              <w:t>1</w:t>
+            </w:r>
+          </w:p>
+        </w:tc>
+        <w:tc>
+          <w:tcPr>
+            <w:tcW w:w="1476" w:type="dxa"/>
+            <w:vAlign w:val="center"/>
+          </w:tcPr>
+          <w:p>
+            <w:pPr>
+              <w:pStyle w:val="ListParagraph"/>
+              <w:ind w:left="0"/>
+              <w:jc w:val="center"/>
+              <w:rPr>
+                <w:lang w:val="en-US"/>
+              </w:rPr>
+            </w:pPr>
+            <w:r>
+              <w:rPr>
+                <w:lang w:val="en-US"/>
+              </w:rPr>
+              <w:t>A++, A--</w:t>
+            </w:r>
+          </w:p>
+        </w:tc>
+      </w:tr>
+      <w:tr>
+        <w:tc>
+          <w:tcPr>
+            <w:tcW w:w="1367" w:type="dxa"/>
+            <w:vAlign w:val="center"/>
+          </w:tcPr>
+          <w:p>
+            <w:pPr>
+              <w:pStyle w:val="ListParagraph"/>
+              <w:ind w:left="0"/>
+              <w:jc w:val="center"/>
+              <w:rPr>
+                <w:lang w:val="en-US"/>
+              </w:rPr>
+            </w:pPr>
+            <w:r>
+              <w:rPr>
+                <w:lang w:val="en-US"/>
+              </w:rPr>
+              <w:t>2</w:t>
+            </w:r>
+          </w:p>
+        </w:tc>
+        <w:tc>
+          <w:tcPr>
+            <w:tcW w:w="1476" w:type="dxa"/>
+            <w:vAlign w:val="center"/>
+          </w:tcPr>
+          <w:p>
+            <w:pPr>
+              <w:pStyle w:val="ListParagraph"/>
+              <w:ind w:left="0"/>
+              <w:jc w:val="center"/>
+              <w:rPr>
+                <w:lang w:val="en-US"/>
+              </w:rPr>
+            </w:pPr>
+            <w:r>
+              <w:rPr>
+                <w:lang w:val="en-US"/>
+              </w:rPr>
+              <w:t>++A, --A, !</w:t>
+            </w:r>
+          </w:p>
+        </w:tc>
+      </w:tr>
+      <w:tr>
+        <w:tc>
+          <w:tcPr>
+            <w:tcW w:w="1367" w:type="dxa"/>
+            <w:vAlign w:val="center"/>
+          </w:tcPr>
+          <w:p>
+            <w:pPr>
+              <w:pStyle w:val="ListParagraph"/>
+              <w:ind w:left="0"/>
+              <w:jc w:val="center"/>
+              <w:rPr>
+                <w:lang w:val="en-US"/>
+              </w:rPr>
+            </w:pPr>
+            <w:r>
+              <w:rPr>
+                <w:lang w:val="en-US"/>
+              </w:rPr>
+              <w:t>3</w:t>
+            </w:r>
+          </w:p>
+        </w:tc>
+        <w:tc>
+          <w:tcPr>
+            <w:tcW w:w="1476" w:type="dxa"/>
+            <w:vAlign w:val="center"/>
+          </w:tcPr>
+          <w:p>
+            <w:pPr>
+              <w:pStyle w:val="ListParagraph"/>
+              <w:ind w:left="0"/>
+              <w:jc w:val="center"/>
+              <w:rPr>
+                <w:lang w:val="en-US"/>
+              </w:rPr>
+            </w:pPr>
+            <w:r>
+              <w:rPr>
+                <w:lang w:val="en-US"/>
+              </w:rPr>
+              <w:t>*, /, %</w:t>
+            </w:r>
+          </w:p>
+        </w:tc>
+      </w:tr>
+      <w:tr>
+        <w:tc>
+          <w:tcPr>
+            <w:tcW w:w="1367" w:type="dxa"/>
+            <w:vAlign w:val="center"/>
+          </w:tcPr>
+          <w:p>
+            <w:pPr>
+              <w:pStyle w:val="ListParagraph"/>
+              <w:ind w:left="0"/>
+              <w:jc w:val="center"/>
+              <w:rPr>
+                <w:lang w:val="en-US"/>
+              </w:rPr>
+            </w:pPr>
+            <w:r>
+              <w:rPr>
+                <w:lang w:val="en-US"/>
+              </w:rPr>
+              <w:t>4</w:t>
+            </w:r>
+          </w:p>
+        </w:tc>
+        <w:tc>
+          <w:tcPr>
+            <w:tcW w:w="1476" w:type="dxa"/>
+            <w:vAlign w:val="center"/>
+          </w:tcPr>
+          <w:p>
+            <w:pPr>
+              <w:pStyle w:val="ListParagraph"/>
+              <w:ind w:left="0"/>
+              <w:jc w:val="center"/>
+              <w:rPr>
+                <w:lang w:val="en-US"/>
+              </w:rPr>
+            </w:pPr>
+            <w:r>
+              <w:rPr>
+                <w:lang w:val="en-US"/>
+              </w:rPr>
+              <w:t>+, -</w:t>
+            </w:r>
+          </w:p>
+        </w:tc>
+      </w:tr>
+      <w:tr>
+        <w:tc>
+          <w:tcPr>
+            <w:tcW w:w="1367" w:type="dxa"/>
+            <w:vAlign w:val="center"/>
+          </w:tcPr>
+          <w:p>
+            <w:pPr>
+              <w:pStyle w:val="ListParagraph"/>
+              <w:ind w:left="0"/>
+              <w:jc w:val="center"/>
+              <w:rPr>
+                <w:lang w:val="en-US"/>
+              </w:rPr>
+            </w:pPr>
+            <w:r>
+              <w:rPr>
+                <w:lang w:val="en-US"/>
+              </w:rPr>
+              <w:t>5</w:t>
+            </w:r>
+          </w:p>
+        </w:tc>
+        <w:tc>
+          <w:tcPr>
+            <w:tcW w:w="1476" w:type="dxa"/>
+            <w:vAlign w:val="center"/>
+          </w:tcPr>
+          <w:p>
+            <w:pPr>
+              <w:pStyle w:val="ListParagraph"/>
+              <w:ind w:left="0"/>
+              <w:jc w:val="center"/>
+              <w:rPr>
+                <w:lang w:val="en-US"/>
+              </w:rPr>
+            </w:pPr>
+            <w:r>
+              <w:rPr>
+                <w:lang w:val="en-US"/>
+              </w:rPr>
+              <w:t>&gt;&gt;, &lt;&lt;</w:t>
+            </w:r>
+          </w:p>
+        </w:tc>
+      </w:tr>
+      <w:tr>
+        <w:tc>
+          <w:tcPr>
+            <w:tcW w:w="1367" w:type="dxa"/>
+            <w:vAlign w:val="center"/>
+          </w:tcPr>
+          <w:p>
+            <w:pPr>
+              <w:pStyle w:val="ListParagraph"/>
+              <w:ind w:left="0"/>
+              <w:jc w:val="center"/>
+              <w:rPr>
+                <w:lang w:val="en-US"/>
+              </w:rPr>
+            </w:pPr>
+            <w:r>
+              <w:rPr>
+                <w:lang w:val="en-US"/>
+              </w:rPr>
+              <w:t>6</w:t>
+            </w:r>
+          </w:p>
+        </w:tc>
+        <w:tc>
+          <w:tcPr>
+            <w:tcW w:w="1476" w:type="dxa"/>
+            <w:vAlign w:val="center"/>
+          </w:tcPr>
+          <w:p>
+            <w:pPr>
+              <w:pStyle w:val="ListParagraph"/>
+              <w:ind w:left="0"/>
+              <w:jc w:val="center"/>
+              <w:rPr>
+                <w:lang w:val="en-US"/>
+              </w:rPr>
+            </w:pPr>
+            <w:r>
+              <w:rPr>
+                <w:lang w:val="en-US"/>
+              </w:rPr>
+              <w:t>&lt;, &lt;=, &gt;, &gt;=</w:t>
+            </w:r>
+          </w:p>
+        </w:tc>
+      </w:tr>
+      <w:tr>
+        <w:tc>
+          <w:tcPr>
+            <w:tcW w:w="1367" w:type="dxa"/>
+            <w:vAlign w:val="center"/>
+          </w:tcPr>
+          <w:p>
+            <w:pPr>
+              <w:pStyle w:val="ListParagraph"/>
+              <w:ind w:left="0"/>
+              <w:jc w:val="center"/>
+              <w:rPr>
+                <w:lang w:val="en-US"/>
+              </w:rPr>
+            </w:pPr>
+            <w:r>
+              <w:rPr>
+                <w:lang w:val="en-US"/>
+              </w:rPr>
+              <w:t>7</w:t>
+            </w:r>
+          </w:p>
+        </w:tc>
+        <w:tc>
+          <w:tcPr>
+            <w:tcW w:w="1476" w:type="dxa"/>
+            <w:vAlign w:val="center"/>
+          </w:tcPr>
+          <w:p>
+            <w:pPr>
+              <w:pStyle w:val="ListParagraph"/>
+              <w:ind w:left="0"/>
+              <w:jc w:val="center"/>
+              <w:rPr>
+                <w:lang w:val="en-US"/>
+              </w:rPr>
+            </w:pPr>
+            <w:r>
+              <w:rPr>
+                <w:lang w:val="en-US"/>
+              </w:rPr>
+              <w:t>==, !=</w:t>
+            </w:r>
+          </w:p>
+        </w:tc>
+      </w:tr>
+      <w:tr>
+        <w:tc>
+          <w:tcPr>
+            <w:tcW w:w="1367" w:type="dxa"/>
+            <w:vAlign w:val="center"/>
+          </w:tcPr>
+          <w:p>
+            <w:pPr>
+              <w:pStyle w:val="ListParagraph"/>
+              <w:ind w:left="0"/>
+              <w:jc w:val="center"/>
+              <w:rPr>
+                <w:lang w:val="en-US"/>
+              </w:rPr>
+            </w:pPr>
+            <w:r>
+              <w:rPr>
+                <w:lang w:val="en-US"/>
+              </w:rPr>
+              <w:t>8</w:t>
+            </w:r>
+          </w:p>
+        </w:tc>
+        <w:tc>
+          <w:tcPr>
+            <w:tcW w:w="1476" w:type="dxa"/>
+            <w:vAlign w:val="center"/>
+          </w:tcPr>
+          <w:p>
+            <w:pPr>
+              <w:pStyle w:val="ListParagraph"/>
+              <w:ind w:left="0"/>
+              <w:jc w:val="center"/>
+              <w:rPr>
+                <w:lang w:val="en-US"/>
+              </w:rPr>
+            </w:pPr>
+            <w:r>
+              <w:rPr>
+                <w:lang w:val="en-US"/>
+              </w:rPr>
+              <w:t>&amp;&amp;</w:t>
+            </w:r>
+          </w:p>
+        </w:tc>
+      </w:tr>
+      <w:tr>
+        <w:tc>
+          <w:tcPr>
+            <w:tcW w:w="1367" w:type="dxa"/>
+            <w:vAlign w:val="center"/>
+          </w:tcPr>
+          <w:p>
+            <w:pPr>
+              <w:pStyle w:val="ListParagraph"/>
+              <w:ind w:left="0"/>
+              <w:jc w:val="center"/>
+              <w:rPr>
+                <w:lang w:val="en-US"/>
+              </w:rPr>
+            </w:pPr>
+            <w:r>
+              <w:rPr>
+                <w:lang w:val="en-US"/>
+              </w:rPr>
+              <w:t>9</w:t>
+            </w:r>
+          </w:p>
+        </w:tc>
+        <w:tc>
+          <w:tcPr>
+            <w:tcW w:w="1476" w:type="dxa"/>
+            <w:vAlign w:val="center"/>
+          </w:tcPr>
+          <w:p>
+            <w:pPr>
+              <w:pStyle w:val="ListParagraph"/>
+              <w:ind w:left="0"/>
+              <w:jc w:val="center"/>
+              <w:rPr>
+                <w:lang w:val="en-US"/>
+              </w:rPr>
+            </w:pPr>
+            <w:r>
+              <w:rPr>
+                <w:lang w:val="en-US"/>
+              </w:rPr>
+              <w:t>||</w:t>
+            </w:r>
+          </w:p>
+        </w:tc>
+      </w:tr>
+    </w:tbl>
+    <w:p>
+      <w:pPr>
+        <w:pStyle w:val="ListParagraph"/>
+        <w:numPr>
+          <w:ilvl w:val="0"/>
+          <w:numId w:val="4"/>
+        </w:numPr>
+        <w:rPr>
+          <w:lang w:val="en-US"/>
+        </w:rPr>
+      </w:pPr>
+      <w:r>
+        <w:rPr>
+          <w:lang w:val="en-US"/>
+        </w:rPr>
+        <w:t>Cùng độ ưu tiên thì tính từ trái sang phải</w:t>
+      </w:r>
+    </w:p>
+    <w:p>
+      <w:pPr>
         <w:rPr>
           <w:lang w:val="en-US"/>
         </w:rPr>
@@ -7990,8 +8680,508 @@
         <w:rPr>
           <w:lang w:val="en-US"/>
         </w:rPr>
+        <w:t>Mỗi lần lặp, sẽ kiểm tra &lt;Điều Kiện&gt; trước, nếu nó trả về True, thì &lt;Làm Gì Đó&gt; được chạy và sau đó &lt;Lệnh Cuối&gt; sẽ chạy, còn nếu trả về False, thì kết thúc vòng lặp</w:t>
+      </w:r>
+    </w:p>
+    <w:p>
+      <w:pPr>
+        <w:pStyle w:val="ListParagraph"/>
+        <w:numPr>
+          <w:ilvl w:val="0"/>
+          <w:numId w:val="4"/>
+        </w:numPr>
+        <w:rPr>
+          <w:lang w:val="en-US"/>
+        </w:rPr>
+      </w:pPr>
+      <w:r>
+        <w:rPr>
+          <w:lang w:val="en-US"/>
+        </w:rPr>
+        <w:t>Ví dụ</w:t>
+      </w:r>
+    </w:p>
+    <w:p>
+      <w:pPr>
+        <w:pStyle w:val="ListParagraph"/>
+        <w:pBdr>
+          <w:top w:val="single" w:sz="4" w:space="1" w:color="auto"/>
+          <w:left w:val="single" w:sz="4" w:space="4" w:color="auto"/>
+          <w:bottom w:val="single" w:sz="4" w:space="1" w:color="auto"/>
+          <w:right w:val="single" w:sz="4" w:space="4" w:color="auto"/>
+        </w:pBdr>
+        <w:ind w:left="1080"/>
+        <w:rPr>
+          <w:lang w:val="en-US"/>
+        </w:rPr>
+      </w:pPr>
+      <w:r>
+        <w:rPr>
+          <w:lang w:val="en-US"/>
+        </w:rPr>
+        <w:t>for (int i = 0; i &lt; 5; i++){</w:t>
+      </w:r>
+    </w:p>
+    <w:p>
+      <w:pPr>
+        <w:pStyle w:val="ListParagraph"/>
+        <w:pBdr>
+          <w:top w:val="single" w:sz="4" w:space="1" w:color="auto"/>
+          <w:left w:val="single" w:sz="4" w:space="4" w:color="auto"/>
+          <w:bottom w:val="single" w:sz="4" w:space="1" w:color="auto"/>
+          <w:right w:val="single" w:sz="4" w:space="4" w:color="auto"/>
+        </w:pBdr>
+        <w:ind w:left="1080"/>
+        <w:rPr>
+          <w:lang w:val="en-US"/>
+        </w:rPr>
+      </w:pPr>
+      <w:r>
+        <w:rPr>
+          <w:lang w:val="en-US"/>
+        </w:rPr>
+        <w:t xml:space="preserve">    bar = bar + 2;</w:t>
+      </w:r>
+    </w:p>
+    <w:p>
+      <w:pPr>
+        <w:pStyle w:val="ListParagraph"/>
+        <w:pBdr>
+          <w:top w:val="single" w:sz="4" w:space="1" w:color="auto"/>
+          <w:left w:val="single" w:sz="4" w:space="4" w:color="auto"/>
+          <w:bottom w:val="single" w:sz="4" w:space="1" w:color="auto"/>
+          <w:right w:val="single" w:sz="4" w:space="4" w:color="auto"/>
+        </w:pBdr>
+        <w:ind w:left="1080"/>
+        <w:rPr>
+          <w:lang w:val="en-US"/>
+        </w:rPr>
+      </w:pPr>
+      <w:r>
+        <w:rPr>
+          <w:lang w:val="en-US"/>
+        </w:rPr>
+        <w:t>}</w:t>
+      </w:r>
+    </w:p>
+    <w:p>
+      <w:pPr>
+        <w:pStyle w:val="ListParagraph"/>
+        <w:numPr>
+          <w:ilvl w:val="0"/>
+          <w:numId w:val="10"/>
+        </w:numPr>
+        <w:rPr>
+          <w:lang w:val="en-US"/>
+        </w:rPr>
+      </w:pPr>
+      <w:r>
+        <w:rPr>
+          <w:lang w:val="en-US"/>
+        </w:rPr>
+        <w:t>Kết Thúc 1 Vòng Lặp Ngay?</w:t>
+      </w:r>
+    </w:p>
+    <w:p>
+      <w:pPr>
+        <w:pStyle w:val="ListParagraph"/>
+        <w:pBdr>
+          <w:top w:val="single" w:sz="4" w:space="1" w:color="auto"/>
+          <w:left w:val="single" w:sz="4" w:space="4" w:color="auto"/>
+          <w:bottom w:val="single" w:sz="4" w:space="1" w:color="auto"/>
+          <w:right w:val="single" w:sz="4" w:space="4" w:color="auto"/>
+        </w:pBdr>
+        <w:ind w:left="1080"/>
+        <w:rPr>
+          <w:lang w:val="en-US"/>
+        </w:rPr>
+      </w:pPr>
+      <w:r>
+        <w:rPr>
+          <w:lang w:val="en-US"/>
+        </w:rPr>
+        <w:t>break;</w:t>
+      </w:r>
+    </w:p>
+    <w:p>
+      <w:pPr>
+        <w:pStyle w:val="ListParagraph"/>
+        <w:numPr>
+          <w:ilvl w:val="0"/>
+          <w:numId w:val="4"/>
+        </w:numPr>
+        <w:rPr>
+          <w:lang w:val="en-US"/>
+        </w:rPr>
+      </w:pPr>
+      <w:r>
+        <w:rPr>
+          <w:lang w:val="en-US"/>
+        </w:rPr>
+        <w:t>Chỉ nhiều vòng lặp chồng lên nhau thì chỉ kết thúc vòng lặp trong cùng</w:t>
+      </w:r>
+    </w:p>
+    <w:p>
+      <w:pPr>
+        <w:pStyle w:val="ListParagraph"/>
+        <w:numPr>
+          <w:ilvl w:val="0"/>
+          <w:numId w:val="10"/>
+        </w:numPr>
+        <w:rPr>
+          <w:lang w:val="en-US"/>
+        </w:rPr>
+      </w:pPr>
+      <w:r>
+        <w:rPr>
+          <w:lang w:val="en-US"/>
+        </w:rPr>
+        <w:t>Kết Thúc Lần Lặp Hiện Tại Ngay Không Chạy Code Phía Dưới Nữa Mà Qua Lần Lặp Tiếp Theo?</w:t>
+      </w:r>
+    </w:p>
+    <w:p>
+      <w:pPr>
+        <w:pStyle w:val="ListParagraph"/>
+        <w:pBdr>
+          <w:top w:val="single" w:sz="4" w:space="1" w:color="auto"/>
+          <w:left w:val="single" w:sz="4" w:space="4" w:color="auto"/>
+          <w:bottom w:val="single" w:sz="4" w:space="1" w:color="auto"/>
+          <w:right w:val="single" w:sz="4" w:space="4" w:color="auto"/>
+        </w:pBdr>
+        <w:ind w:left="1080"/>
+        <w:rPr>
+          <w:lang w:val="en-US"/>
+        </w:rPr>
+      </w:pPr>
+      <w:r>
+        <w:rPr>
+          <w:lang w:val="en-US"/>
+        </w:rPr>
+        <w:t>continue;</w:t>
+      </w:r>
+    </w:p>
+    <w:p>
+      <w:pPr>
+        <w:pStyle w:val="ListParagraph"/>
+        <w:numPr>
+          <w:ilvl w:val="0"/>
+          <w:numId w:val="10"/>
+        </w:numPr>
+        <w:rPr>
+          <w:lang w:val="en-US"/>
+        </w:rPr>
+      </w:pPr>
+      <w:r>
+        <w:rPr>
+          <w:lang w:val="en-US"/>
+        </w:rPr>
+        <w:t>While Loop?</w:t>
+      </w:r>
+    </w:p>
+    <w:p>
+      <w:pPr>
+        <w:pStyle w:val="ListParagraph"/>
+        <w:pBdr>
+          <w:top w:val="single" w:sz="4" w:space="1" w:color="auto"/>
+          <w:left w:val="single" w:sz="4" w:space="4" w:color="auto"/>
+          <w:bottom w:val="single" w:sz="4" w:space="1" w:color="auto"/>
+          <w:right w:val="single" w:sz="4" w:space="4" w:color="auto"/>
+        </w:pBdr>
+        <w:ind w:left="1080"/>
+        <w:rPr>
+          <w:lang w:val="en-US"/>
+        </w:rPr>
+      </w:pPr>
+      <w:r>
+        <w:rPr>
+          <w:lang w:val="en-US"/>
+        </w:rPr>
+        <w:t>while (&lt;Điều Kiện&gt;){</w:t>
+      </w:r>
+    </w:p>
+    <w:p>
+      <w:pPr>
+        <w:pStyle w:val="ListParagraph"/>
+        <w:pBdr>
+          <w:top w:val="single" w:sz="4" w:space="1" w:color="auto"/>
+          <w:left w:val="single" w:sz="4" w:space="4" w:color="auto"/>
+          <w:bottom w:val="single" w:sz="4" w:space="1" w:color="auto"/>
+          <w:right w:val="single" w:sz="4" w:space="4" w:color="auto"/>
+        </w:pBdr>
+        <w:ind w:left="1080"/>
+        <w:rPr>
+          <w:lang w:val="en-US"/>
+        </w:rPr>
+      </w:pPr>
+      <w:r>
+        <w:rPr>
+          <w:lang w:val="en-US"/>
+        </w:rPr>
+        <w:t xml:space="preserve">    &lt;Làm Gì Đó&gt;</w:t>
+      </w:r>
+    </w:p>
+    <w:p>
+      <w:pPr>
+        <w:pStyle w:val="ListParagraph"/>
+        <w:pBdr>
+          <w:top w:val="single" w:sz="4" w:space="1" w:color="auto"/>
+          <w:left w:val="single" w:sz="4" w:space="4" w:color="auto"/>
+          <w:bottom w:val="single" w:sz="4" w:space="1" w:color="auto"/>
+          <w:right w:val="single" w:sz="4" w:space="4" w:color="auto"/>
+        </w:pBdr>
+        <w:ind w:left="1080"/>
+        <w:rPr>
+          <w:lang w:val="en-US"/>
+        </w:rPr>
+      </w:pPr>
+      <w:r>
+        <w:rPr>
+          <w:lang w:val="en-US"/>
+        </w:rPr>
+        <w:t>}</w:t>
+      </w:r>
+    </w:p>
+    <w:p>
+      <w:pPr>
+        <w:pStyle w:val="ListParagraph"/>
+        <w:numPr>
+          <w:ilvl w:val="0"/>
+          <w:numId w:val="4"/>
+        </w:numPr>
+        <w:rPr>
+          <w:lang w:val="en-US"/>
+        </w:rPr>
+      </w:pPr>
+      <w:r>
+        <w:rPr>
+          <w:lang w:val="en-US"/>
+        </w:rPr>
+        <w:t>Khi bắt gặp lệnh này, đầu tiên Check &lt;Điều Kiện&gt;, nếu True thì &lt;Làm Gì Đó&gt; thực thi, rồi quay trở lại, nếu False thì cút</w:t>
+      </w:r>
+    </w:p>
+    <w:p>
+      <w:pPr>
+        <w:pStyle w:val="ListParagraph"/>
+        <w:numPr>
+          <w:ilvl w:val="0"/>
+          <w:numId w:val="10"/>
+        </w:numPr>
+        <w:rPr>
+          <w:lang w:val="en-US"/>
+        </w:rPr>
+      </w:pPr>
+      <w:r>
+        <w:rPr>
+          <w:lang w:val="en-US"/>
+        </w:rPr>
+        <w:t>Do While Loop?</w:t>
+      </w:r>
+    </w:p>
+    <w:p>
+      <w:pPr>
+        <w:pStyle w:val="ListParagraph"/>
+        <w:pBdr>
+          <w:top w:val="single" w:sz="4" w:space="1" w:color="auto"/>
+          <w:left w:val="single" w:sz="4" w:space="4" w:color="auto"/>
+          <w:bottom w:val="single" w:sz="4" w:space="1" w:color="auto"/>
+          <w:right w:val="single" w:sz="4" w:space="4" w:color="auto"/>
+        </w:pBdr>
+        <w:ind w:left="1080"/>
+        <w:rPr>
+          <w:lang w:val="en-US"/>
+        </w:rPr>
+      </w:pPr>
+      <w:r>
+        <w:rPr>
+          <w:lang w:val="en-US"/>
+        </w:rPr>
+        <w:t>do {</w:t>
+      </w:r>
+    </w:p>
+    <w:p>
+      <w:pPr>
+        <w:pStyle w:val="ListParagraph"/>
+        <w:pBdr>
+          <w:top w:val="single" w:sz="4" w:space="1" w:color="auto"/>
+          <w:left w:val="single" w:sz="4" w:space="4" w:color="auto"/>
+          <w:bottom w:val="single" w:sz="4" w:space="1" w:color="auto"/>
+          <w:right w:val="single" w:sz="4" w:space="4" w:color="auto"/>
+        </w:pBdr>
+        <w:ind w:left="1080"/>
+        <w:rPr>
+          <w:lang w:val="en-US"/>
+        </w:rPr>
+      </w:pPr>
+      <w:r>
+        <w:rPr>
+          <w:lang w:val="en-US"/>
+        </w:rPr>
         <w:lastRenderedPageBreak/>
-        <w:t>Mỗi lần lặp, sẽ kiểm tra &lt;Điều Kiện&gt; trước, nếu nó trả về True, thì &lt;Làm Gì Đó&gt; được chạy và sau đó &lt;Lệnh Cuối&gt; sẽ chạy, còn nếu trả về False, thì kết thúc vòng lặp</w:t>
+        <w:t xml:space="preserve">    &lt;Làm Gì Đó&gt;</w:t>
+      </w:r>
+    </w:p>
+    <w:p>
+      <w:pPr>
+        <w:pStyle w:val="ListParagraph"/>
+        <w:pBdr>
+          <w:top w:val="single" w:sz="4" w:space="1" w:color="auto"/>
+          <w:left w:val="single" w:sz="4" w:space="4" w:color="auto"/>
+          <w:bottom w:val="single" w:sz="4" w:space="1" w:color="auto"/>
+          <w:right w:val="single" w:sz="4" w:space="4" w:color="auto"/>
+        </w:pBdr>
+        <w:ind w:left="1080"/>
+        <w:rPr>
+          <w:lang w:val="en-US"/>
+        </w:rPr>
+      </w:pPr>
+      <w:r>
+        <w:rPr>
+          <w:lang w:val="en-US"/>
+        </w:rPr>
+        <w:t>} while (&lt;Điều Kiện&gt;);</w:t>
+      </w:r>
+    </w:p>
+    <w:p>
+      <w:pPr>
+        <w:pStyle w:val="ListParagraph"/>
+        <w:numPr>
+          <w:ilvl w:val="0"/>
+          <w:numId w:val="4"/>
+        </w:numPr>
+        <w:rPr>
+          <w:lang w:val="en-US"/>
+        </w:rPr>
+      </w:pPr>
+      <w:r>
+        <w:rPr>
+          <w:lang w:val="en-US"/>
+        </w:rPr>
+        <w:t>Khi gặp lệnh này, &lt;Làm Gì Đó&gt; được thực thi trước, rồi mới Check &lt;Điều Kiện&gt;, nếu True, quay lại, False thì cút</w:t>
+      </w:r>
+    </w:p>
+    <w:p>
+      <w:pPr>
+        <w:rPr>
+          <w:lang w:val="en-US"/>
+        </w:rPr>
+      </w:pPr>
+    </w:p>
+    <w:p>
+      <w:pPr>
+        <w:rPr>
+          <w:lang w:val="en-US"/>
+        </w:rPr>
+      </w:pPr>
+      <w:r>
+        <w:rPr>
+          <w:lang w:val="en-US"/>
+        </w:rPr>
+        <w:t>Condition – Điều Kiện:</w:t>
+      </w:r>
+    </w:p>
+    <w:p>
+      <w:pPr>
+        <w:pStyle w:val="ListParagraph"/>
+        <w:numPr>
+          <w:ilvl w:val="0"/>
+          <w:numId w:val="11"/>
+        </w:numPr>
+        <w:rPr>
+          <w:lang w:val="en-US"/>
+        </w:rPr>
+      </w:pPr>
+      <w:r>
+        <w:rPr>
+          <w:lang w:val="en-US"/>
+        </w:rPr>
+        <w:t>If</w:t>
+      </w:r>
+      <w:r>
+        <w:rPr>
+          <w:lang w:val="en-US"/>
+        </w:rPr>
+        <w:t>?</w:t>
+      </w:r>
+    </w:p>
+    <w:p>
+      <w:pPr>
+        <w:pStyle w:val="ListParagraph"/>
+        <w:pBdr>
+          <w:top w:val="single" w:sz="4" w:space="1" w:color="auto"/>
+          <w:left w:val="single" w:sz="4" w:space="4" w:color="auto"/>
+          <w:bottom w:val="single" w:sz="4" w:space="1" w:color="auto"/>
+          <w:right w:val="single" w:sz="4" w:space="4" w:color="auto"/>
+        </w:pBdr>
+        <w:ind w:left="1080"/>
+        <w:rPr>
+          <w:lang w:val="en-US"/>
+        </w:rPr>
+      </w:pPr>
+      <w:r>
+        <w:rPr>
+          <w:lang w:val="en-US"/>
+        </w:rPr>
+        <w:t>if (&lt;Biểu Thức&gt;){</w:t>
+      </w:r>
+    </w:p>
+    <w:p>
+      <w:pPr>
+        <w:pStyle w:val="ListParagraph"/>
+        <w:pBdr>
+          <w:top w:val="single" w:sz="4" w:space="1" w:color="auto"/>
+          <w:left w:val="single" w:sz="4" w:space="4" w:color="auto"/>
+          <w:bottom w:val="single" w:sz="4" w:space="1" w:color="auto"/>
+          <w:right w:val="single" w:sz="4" w:space="4" w:color="auto"/>
+        </w:pBdr>
+        <w:ind w:left="1080"/>
+        <w:rPr>
+          <w:lang w:val="en-US"/>
+        </w:rPr>
+      </w:pPr>
+      <w:r>
+        <w:rPr>
+          <w:lang w:val="en-US"/>
+        </w:rPr>
+        <w:t xml:space="preserve">    &lt;Làm Gì Đó&gt;</w:t>
+      </w:r>
+    </w:p>
+    <w:p>
+      <w:pPr>
+        <w:pStyle w:val="ListParagraph"/>
+        <w:pBdr>
+          <w:top w:val="single" w:sz="4" w:space="1" w:color="auto"/>
+          <w:left w:val="single" w:sz="4" w:space="4" w:color="auto"/>
+          <w:bottom w:val="single" w:sz="4" w:space="1" w:color="auto"/>
+          <w:right w:val="single" w:sz="4" w:space="4" w:color="auto"/>
+        </w:pBdr>
+        <w:ind w:left="1080"/>
+        <w:rPr>
+          <w:lang w:val="en-US"/>
+        </w:rPr>
+      </w:pPr>
+      <w:r>
+        <w:rPr>
+          <w:lang w:val="en-US"/>
+        </w:rPr>
+        <w:t>}</w:t>
+      </w:r>
+    </w:p>
+    <w:p>
+      <w:pPr>
+        <w:pStyle w:val="ListParagraph"/>
+        <w:numPr>
+          <w:ilvl w:val="0"/>
+          <w:numId w:val="4"/>
+        </w:numPr>
+        <w:rPr>
+          <w:lang w:val="en-US"/>
+        </w:rPr>
+      </w:pPr>
+      <w:r>
+        <w:rPr>
+          <w:lang w:val="en-US"/>
+        </w:rPr>
+        <w:t>Nếu &lt;Biểu Thức&gt; trả về True thì &lt;Làm Gì Đó&gt; được thực hiện, còn nếu trả về False thì &lt;Làm Gì Đó&gt; không được thực hiện</w:t>
       </w:r>
     </w:p>
     <w:p>
@@ -8030,28 +9220,28 @@
         <w:rPr>
           <w:lang w:val="en-US"/>
         </w:rPr>
-        <w:t>for (int i = 0; i &lt; 5; i++){</w:t>
-      </w:r>
-    </w:p>
-    <w:p>
-      <w:pPr>
-        <w:pStyle w:val="ListParagraph"/>
-        <w:pBdr>
-          <w:top w:val="single" w:sz="4" w:space="1" w:color="auto"/>
-          <w:left w:val="single" w:sz="4" w:space="4" w:color="auto"/>
-          <w:bottom w:val="single" w:sz="4" w:space="1" w:color="auto"/>
-          <w:right w:val="single" w:sz="4" w:space="4" w:color="auto"/>
-        </w:pBdr>
-        <w:ind w:left="1080"/>
-        <w:rPr>
-          <w:lang w:val="en-US"/>
-        </w:rPr>
-      </w:pPr>
-      <w:r>
-        <w:rPr>
-          <w:lang w:val="en-US"/>
-        </w:rPr>
-        <w:t xml:space="preserve">    bar = bar + 2;</w:t>
+        <w:t>if (2 &gt; 1){</w:t>
+      </w:r>
+    </w:p>
+    <w:p>
+      <w:pPr>
+        <w:pStyle w:val="ListParagraph"/>
+        <w:pBdr>
+          <w:top w:val="single" w:sz="4" w:space="1" w:color="auto"/>
+          <w:left w:val="single" w:sz="4" w:space="4" w:color="auto"/>
+          <w:bottom w:val="single" w:sz="4" w:space="1" w:color="auto"/>
+          <w:right w:val="single" w:sz="4" w:space="4" w:color="auto"/>
+        </w:pBdr>
+        <w:ind w:left="1080"/>
+        <w:rPr>
+          <w:lang w:val="en-US"/>
+        </w:rPr>
+      </w:pPr>
+      <w:r>
+        <w:rPr>
+          <w:lang w:val="en-US"/>
+        </w:rPr>
+        <w:t xml:space="preserve">    foo = bar + 1;</w:t>
       </w:r>
     </w:p>
     <w:p>
@@ -8080,65 +9270,6 @@
         <w:pStyle w:val="ListParagraph"/>
         <w:numPr>
           <w:ilvl w:val="0"/>
-          <w:numId w:val="10"/>
-        </w:numPr>
-        <w:rPr>
-          <w:lang w:val="en-US"/>
-        </w:rPr>
-      </w:pPr>
-      <w:r>
-        <w:rPr>
-          <w:lang w:val="en-US"/>
-        </w:rPr>
-        <w:t>Kết Thúc 1 Vòng Lặp Ngay?</w:t>
-      </w:r>
-    </w:p>
-    <w:p>
-      <w:pPr>
-        <w:pStyle w:val="ListParagraph"/>
-        <w:pBdr>
-          <w:top w:val="single" w:sz="4" w:space="1" w:color="auto"/>
-          <w:left w:val="single" w:sz="4" w:space="4" w:color="auto"/>
-          <w:bottom w:val="single" w:sz="4" w:space="1" w:color="auto"/>
-          <w:right w:val="single" w:sz="4" w:space="4" w:color="auto"/>
-        </w:pBdr>
-        <w:ind w:left="1080"/>
-        <w:rPr>
-          <w:lang w:val="en-US"/>
-        </w:rPr>
-      </w:pPr>
-      <w:r>
-        <w:rPr>
-          <w:lang w:val="en-US"/>
-        </w:rPr>
-        <w:t>break;</w:t>
-      </w:r>
-    </w:p>
-    <w:p>
-      <w:pPr>
-        <w:rPr>
-          <w:lang w:val="en-US"/>
-        </w:rPr>
-      </w:pPr>
-    </w:p>
-    <w:p>
-      <w:pPr>
-        <w:rPr>
-          <w:lang w:val="en-US"/>
-        </w:rPr>
-      </w:pPr>
-      <w:r>
-        <w:rPr>
-          <w:lang w:val="en-US"/>
-        </w:rPr>
-        <w:t>Condition – Điều Kiện:</w:t>
-      </w:r>
-    </w:p>
-    <w:p>
-      <w:pPr>
-        <w:pStyle w:val="ListParagraph"/>
-        <w:numPr>
-          <w:ilvl w:val="0"/>
           <w:numId w:val="11"/>
         </w:numPr>
         <w:rPr>
@@ -8149,49 +9280,112 @@
         <w:rPr>
           <w:lang w:val="en-US"/>
         </w:rPr>
-        <w:t>Cú Pháp?</w:t>
-      </w:r>
-    </w:p>
-    <w:p>
-      <w:pPr>
-        <w:pStyle w:val="ListParagraph"/>
-        <w:pBdr>
-          <w:top w:val="single" w:sz="4" w:space="1" w:color="auto"/>
-          <w:left w:val="single" w:sz="4" w:space="4" w:color="auto"/>
-          <w:bottom w:val="single" w:sz="4" w:space="1" w:color="auto"/>
-          <w:right w:val="single" w:sz="4" w:space="4" w:color="auto"/>
-        </w:pBdr>
-        <w:ind w:left="1080"/>
-        <w:rPr>
-          <w:lang w:val="en-US"/>
-        </w:rPr>
-      </w:pPr>
-      <w:r>
-        <w:rPr>
-          <w:lang w:val="en-US"/>
-        </w:rPr>
-        <w:t>if (&lt;Biểu Thức&gt;){</w:t>
-      </w:r>
-    </w:p>
-    <w:p>
-      <w:pPr>
-        <w:pStyle w:val="ListParagraph"/>
-        <w:pBdr>
-          <w:top w:val="single" w:sz="4" w:space="1" w:color="auto"/>
-          <w:left w:val="single" w:sz="4" w:space="4" w:color="auto"/>
-          <w:bottom w:val="single" w:sz="4" w:space="1" w:color="auto"/>
-          <w:right w:val="single" w:sz="4" w:space="4" w:color="auto"/>
-        </w:pBdr>
-        <w:ind w:left="1080"/>
-        <w:rPr>
-          <w:lang w:val="en-US"/>
-        </w:rPr>
-      </w:pPr>
-      <w:r>
-        <w:rPr>
-          <w:lang w:val="en-US"/>
-        </w:rPr>
-        <w:t xml:space="preserve">    &lt;Làm Gì Đó&gt;</w:t>
+        <w:t>Switch Case?</w:t>
+      </w:r>
+    </w:p>
+    <w:p>
+      <w:pPr>
+        <w:pStyle w:val="ListParagraph"/>
+        <w:pBdr>
+          <w:top w:val="single" w:sz="4" w:space="1" w:color="auto"/>
+          <w:left w:val="single" w:sz="4" w:space="4" w:color="auto"/>
+          <w:bottom w:val="single" w:sz="4" w:space="1" w:color="auto"/>
+          <w:right w:val="single" w:sz="4" w:space="4" w:color="auto"/>
+        </w:pBdr>
+        <w:ind w:left="1080"/>
+        <w:rPr>
+          <w:lang w:val="en-US"/>
+        </w:rPr>
+      </w:pPr>
+      <w:r>
+        <w:rPr>
+          <w:lang w:val="en-US"/>
+        </w:rPr>
+        <w:t>switch (&lt;Giá Trị&gt;){</w:t>
+      </w:r>
+    </w:p>
+    <w:p>
+      <w:pPr>
+        <w:pStyle w:val="ListParagraph"/>
+        <w:pBdr>
+          <w:top w:val="single" w:sz="4" w:space="1" w:color="auto"/>
+          <w:left w:val="single" w:sz="4" w:space="4" w:color="auto"/>
+          <w:bottom w:val="single" w:sz="4" w:space="1" w:color="auto"/>
+          <w:right w:val="single" w:sz="4" w:space="4" w:color="auto"/>
+        </w:pBdr>
+        <w:ind w:left="1080"/>
+        <w:rPr>
+          <w:lang w:val="en-US"/>
+        </w:rPr>
+      </w:pPr>
+      <w:r>
+        <w:rPr>
+          <w:lang w:val="en-US"/>
+        </w:rPr>
+        <w:t xml:space="preserve">    case &lt;Giá Trị 1&gt;: &lt;Dãy Các Câu Lệnh 1&gt;</w:t>
+      </w:r>
+    </w:p>
+    <w:p>
+      <w:pPr>
+        <w:pStyle w:val="ListParagraph"/>
+        <w:pBdr>
+          <w:top w:val="single" w:sz="4" w:space="1" w:color="auto"/>
+          <w:left w:val="single" w:sz="4" w:space="4" w:color="auto"/>
+          <w:bottom w:val="single" w:sz="4" w:space="1" w:color="auto"/>
+          <w:right w:val="single" w:sz="4" w:space="4" w:color="auto"/>
+        </w:pBdr>
+        <w:ind w:left="1080"/>
+        <w:rPr>
+          <w:lang w:val="en-US"/>
+        </w:rPr>
+      </w:pPr>
+      <w:r>
+        <w:rPr>
+          <w:lang w:val="en-US"/>
+        </w:rPr>
+        <w:t xml:space="preserve">    case &lt;Giá Trị 2&gt;: &lt;Dãy Các Câu Lệnh 2&gt;</w:t>
+      </w:r>
+    </w:p>
+    <w:p>
+      <w:pPr>
+        <w:pStyle w:val="ListParagraph"/>
+        <w:pBdr>
+          <w:top w:val="single" w:sz="4" w:space="1" w:color="auto"/>
+          <w:left w:val="single" w:sz="4" w:space="4" w:color="auto"/>
+          <w:bottom w:val="single" w:sz="4" w:space="1" w:color="auto"/>
+          <w:right w:val="single" w:sz="4" w:space="4" w:color="auto"/>
+        </w:pBdr>
+        <w:ind w:left="1080"/>
+        <w:rPr>
+          <w:lang w:val="en-US"/>
+        </w:rPr>
+      </w:pPr>
+      <w:r>
+        <w:rPr>
+          <w:lang w:val="en-US"/>
+        </w:rPr>
+        <w:t xml:space="preserve">    …</w:t>
+      </w:r>
+    </w:p>
+    <w:p>
+      <w:pPr>
+        <w:pStyle w:val="ListParagraph"/>
+        <w:pBdr>
+          <w:top w:val="single" w:sz="4" w:space="1" w:color="auto"/>
+          <w:left w:val="single" w:sz="4" w:space="4" w:color="auto"/>
+          <w:bottom w:val="single" w:sz="4" w:space="1" w:color="auto"/>
+          <w:right w:val="single" w:sz="4" w:space="4" w:color="auto"/>
+        </w:pBdr>
+        <w:ind w:left="1080"/>
+        <w:rPr>
+          <w:lang w:val="en-US"/>
+        </w:rPr>
+      </w:pPr>
+      <w:r>
+        <w:rPr>
+          <w:lang w:val="en-US"/>
+        </w:rPr>
+        <w:t xml:space="preserve">    default: &lt;Dãy Các Lệnh Mặc Định&gt;</w:t>
       </w:r>
     </w:p>
     <w:p>
@@ -8230,7 +9424,25 @@
         <w:rPr>
           <w:lang w:val="en-US"/>
         </w:rPr>
-        <w:t>Nếu &lt;Biểu Thức&gt; trả về True thì &lt;Làm Gì Đó&gt; được thực hiện, còn nếu trả về False thì &lt;Làm Gì Đó&gt; không được thực hiện</w:t>
+        <w:t>&lt;Giá Trị&gt; sẽ lần lượt được so sánh với &lt;Giá Trị 1&gt;, &lt;Giá Trị 2&gt;, … cho đến khi nào nó tìm được giá trị đúng = nó, tại đó, tất cả các &lt;Dãy Các Câu Lệnh&gt; trở đi đều được thực hiện</w:t>
+      </w:r>
+    </w:p>
+    <w:p>
+      <w:pPr>
+        <w:pStyle w:val="ListParagraph"/>
+        <w:numPr>
+          <w:ilvl w:val="0"/>
+          <w:numId w:val="4"/>
+        </w:numPr>
+        <w:rPr>
+          <w:lang w:val="en-US"/>
+        </w:rPr>
+      </w:pPr>
+      <w:r>
+        <w:rPr>
+          <w:lang w:val="en-US"/>
+        </w:rPr>
+        <w:t>&lt;Dãy Các Lệnh Mặc Định&gt; luôn được thực hiện và thực hiện cuối cùng</w:t>
       </w:r>
     </w:p>
     <w:p>
@@ -8269,28 +9481,181 @@
         <w:rPr>
           <w:lang w:val="en-US"/>
         </w:rPr>
-        <w:t>if (2 &gt; 1){</w:t>
-      </w:r>
-    </w:p>
-    <w:p>
-      <w:pPr>
-        <w:pStyle w:val="ListParagraph"/>
-        <w:pBdr>
-          <w:top w:val="single" w:sz="4" w:space="1" w:color="auto"/>
-          <w:left w:val="single" w:sz="4" w:space="4" w:color="auto"/>
-          <w:bottom w:val="single" w:sz="4" w:space="1" w:color="auto"/>
-          <w:right w:val="single" w:sz="4" w:space="4" w:color="auto"/>
-        </w:pBdr>
-        <w:ind w:left="1080"/>
-        <w:rPr>
-          <w:lang w:val="en-US"/>
-        </w:rPr>
-      </w:pPr>
-      <w:r>
-        <w:rPr>
-          <w:lang w:val="en-US"/>
-        </w:rPr>
-        <w:t xml:space="preserve">    foo = bar + 1;</w:t>
+        <w:t xml:space="preserve">int foo = </w:t>
+      </w:r>
+      <w:r>
+        <w:rPr>
+          <w:lang w:val="en-US"/>
+        </w:rPr>
+        <w:t>3</w:t>
+      </w:r>
+      <w:r>
+        <w:rPr>
+          <w:lang w:val="en-US"/>
+        </w:rPr>
+        <w:t>;</w:t>
+      </w:r>
+    </w:p>
+    <w:p>
+      <w:pPr>
+        <w:pStyle w:val="ListParagraph"/>
+        <w:pBdr>
+          <w:top w:val="single" w:sz="4" w:space="1" w:color="auto"/>
+          <w:left w:val="single" w:sz="4" w:space="4" w:color="auto"/>
+          <w:bottom w:val="single" w:sz="4" w:space="1" w:color="auto"/>
+          <w:right w:val="single" w:sz="4" w:space="4" w:color="auto"/>
+        </w:pBdr>
+        <w:ind w:left="1080"/>
+        <w:rPr>
+          <w:lang w:val="en-US"/>
+        </w:rPr>
+      </w:pPr>
+    </w:p>
+    <w:p>
+      <w:pPr>
+        <w:pStyle w:val="ListParagraph"/>
+        <w:pBdr>
+          <w:top w:val="single" w:sz="4" w:space="1" w:color="auto"/>
+          <w:left w:val="single" w:sz="4" w:space="4" w:color="auto"/>
+          <w:bottom w:val="single" w:sz="4" w:space="1" w:color="auto"/>
+          <w:right w:val="single" w:sz="4" w:space="4" w:color="auto"/>
+        </w:pBdr>
+        <w:ind w:left="1080"/>
+        <w:rPr>
+          <w:lang w:val="en-US"/>
+        </w:rPr>
+      </w:pPr>
+      <w:r>
+        <w:rPr>
+          <w:lang w:val="en-US"/>
+        </w:rPr>
+        <w:t>switch (foo){</w:t>
+      </w:r>
+    </w:p>
+    <w:p>
+      <w:pPr>
+        <w:pStyle w:val="ListParagraph"/>
+        <w:pBdr>
+          <w:top w:val="single" w:sz="4" w:space="1" w:color="auto"/>
+          <w:left w:val="single" w:sz="4" w:space="4" w:color="auto"/>
+          <w:bottom w:val="single" w:sz="4" w:space="1" w:color="auto"/>
+          <w:right w:val="single" w:sz="4" w:space="4" w:color="auto"/>
+        </w:pBdr>
+        <w:ind w:left="1080"/>
+        <w:rPr>
+          <w:lang w:val="en-US"/>
+        </w:rPr>
+      </w:pPr>
+      <w:r>
+        <w:rPr>
+          <w:lang w:val="en-US"/>
+        </w:rPr>
+        <w:t xml:space="preserve">    case 1: cout &lt;&lt; 1;</w:t>
+      </w:r>
+    </w:p>
+    <w:p>
+      <w:pPr>
+        <w:pStyle w:val="ListParagraph"/>
+        <w:pBdr>
+          <w:top w:val="single" w:sz="4" w:space="1" w:color="auto"/>
+          <w:left w:val="single" w:sz="4" w:space="4" w:color="auto"/>
+          <w:bottom w:val="single" w:sz="4" w:space="1" w:color="auto"/>
+          <w:right w:val="single" w:sz="4" w:space="4" w:color="auto"/>
+        </w:pBdr>
+        <w:ind w:left="1080"/>
+        <w:rPr>
+          <w:lang w:val="en-US"/>
+        </w:rPr>
+      </w:pPr>
+      <w:r>
+        <w:rPr>
+          <w:lang w:val="en-US"/>
+        </w:rPr>
+        <w:t xml:space="preserve">    case 2: cout &lt;&lt; 2;</w:t>
+      </w:r>
+    </w:p>
+    <w:p>
+      <w:pPr>
+        <w:pStyle w:val="ListParagraph"/>
+        <w:pBdr>
+          <w:top w:val="single" w:sz="4" w:space="1" w:color="auto"/>
+          <w:left w:val="single" w:sz="4" w:space="4" w:color="auto"/>
+          <w:bottom w:val="single" w:sz="4" w:space="1" w:color="auto"/>
+          <w:right w:val="single" w:sz="4" w:space="4" w:color="auto"/>
+        </w:pBdr>
+        <w:ind w:left="1080"/>
+        <w:rPr>
+          <w:lang w:val="en-US"/>
+        </w:rPr>
+      </w:pPr>
+      <w:r>
+        <w:rPr>
+          <w:lang w:val="en-US"/>
+        </w:rPr>
+        <w:t xml:space="preserve">    case 3: cout &lt;&lt; 3;</w:t>
+      </w:r>
+    </w:p>
+    <w:p>
+      <w:pPr>
+        <w:pStyle w:val="ListParagraph"/>
+        <w:pBdr>
+          <w:top w:val="single" w:sz="4" w:space="1" w:color="auto"/>
+          <w:left w:val="single" w:sz="4" w:space="4" w:color="auto"/>
+          <w:bottom w:val="single" w:sz="4" w:space="1" w:color="auto"/>
+          <w:right w:val="single" w:sz="4" w:space="4" w:color="auto"/>
+        </w:pBdr>
+        <w:ind w:left="1080"/>
+        <w:rPr>
+          <w:lang w:val="en-US"/>
+        </w:rPr>
+      </w:pPr>
+      <w:r>
+        <w:rPr>
+          <w:lang w:val="en-US"/>
+        </w:rPr>
+        <w:t xml:space="preserve">    cout &lt;&lt; 4;</w:t>
+      </w:r>
+    </w:p>
+    <w:p>
+      <w:pPr>
+        <w:pStyle w:val="ListParagraph"/>
+        <w:pBdr>
+          <w:top w:val="single" w:sz="4" w:space="1" w:color="auto"/>
+          <w:left w:val="single" w:sz="4" w:space="4" w:color="auto"/>
+          <w:bottom w:val="single" w:sz="4" w:space="1" w:color="auto"/>
+          <w:right w:val="single" w:sz="4" w:space="4" w:color="auto"/>
+        </w:pBdr>
+        <w:ind w:left="1080"/>
+        <w:rPr>
+          <w:lang w:val="en-US"/>
+        </w:rPr>
+      </w:pPr>
+      <w:r>
+        <w:rPr>
+          <w:lang w:val="en-US"/>
+        </w:rPr>
+        <w:t xml:space="preserve">    case 10: cout &lt;&lt; 5;</w:t>
+      </w:r>
+    </w:p>
+    <w:p>
+      <w:pPr>
+        <w:pStyle w:val="ListParagraph"/>
+        <w:pBdr>
+          <w:top w:val="single" w:sz="4" w:space="1" w:color="auto"/>
+          <w:left w:val="single" w:sz="4" w:space="4" w:color="auto"/>
+          <w:bottom w:val="single" w:sz="4" w:space="1" w:color="auto"/>
+          <w:right w:val="single" w:sz="4" w:space="4" w:color="auto"/>
+        </w:pBdr>
+        <w:ind w:left="1080"/>
+        <w:rPr>
+          <w:lang w:val="en-US"/>
+        </w:rPr>
+      </w:pPr>
+      <w:r>
+        <w:rPr>
+          <w:lang w:val="en-US"/>
+        </w:rPr>
+        <w:t xml:space="preserve">    default: cout &lt;&lt; "Haha";</w:t>
       </w:r>
     </w:p>
     <w:p>
@@ -8313,6 +9678,115 @@
         </w:rPr>
         <w:t>}</w:t>
       </w:r>
+    </w:p>
+    <w:p>
+      <w:pPr>
+        <w:pStyle w:val="ListParagraph"/>
+        <w:numPr>
+          <w:ilvl w:val="0"/>
+          <w:numId w:val="4"/>
+        </w:numPr>
+        <w:rPr>
+          <w:lang w:val="en-US"/>
+        </w:rPr>
+      </w:pPr>
+      <w:r>
+        <w:rPr>
+          <w:lang w:val="en-US"/>
+        </w:rPr>
+        <w:t>Màn hình</w:t>
+      </w:r>
+    </w:p>
+    <w:tbl>
+      <w:tblPr>
+        <w:tblStyle w:val="TableGrid"/>
+        <w:tblW w:w="0" w:type="auto"/>
+        <w:tblInd w:w="1080" w:type="dxa"/>
+        <w:tblLook w:val="04A0" w:firstRow="1" w:lastRow="0" w:firstColumn="1" w:lastColumn="0" w:noHBand="0" w:noVBand="1"/>
+      </w:tblPr>
+      <w:tblGrid>
+        <w:gridCol w:w="8162"/>
+      </w:tblGrid>
+      <w:tr>
+        <w:tc>
+          <w:tcPr>
+            <w:tcW w:w="9242" w:type="dxa"/>
+          </w:tcPr>
+          <w:p>
+            <w:pPr>
+              <w:pStyle w:val="ListParagraph"/>
+              <w:ind w:left="0"/>
+              <w:rPr>
+                <w:lang w:val="en-US"/>
+              </w:rPr>
+            </w:pPr>
+            <w:r>
+              <w:rPr>
+                <w:lang w:val="en-US"/>
+              </w:rPr>
+              <w:t>345Haha</w:t>
+            </w:r>
+          </w:p>
+        </w:tc>
+      </w:tr>
+    </w:tbl>
+    <w:p>
+      <w:pPr>
+        <w:pStyle w:val="ListParagraph"/>
+        <w:numPr>
+          <w:ilvl w:val="0"/>
+          <w:numId w:val="4"/>
+        </w:numPr>
+        <w:rPr>
+          <w:lang w:val="en-US"/>
+        </w:rPr>
+      </w:pPr>
+      <w:r>
+        <w:rPr>
+          <w:lang w:val="en-US"/>
+        </w:rPr>
+        <w:t>Để không thực hiện tất cả &lt;Dãy Các Câu Lệnh&gt; thì thêm lệnh sau vào vị trí bạn muốn thoát khỏi khối Switch Case</w:t>
+      </w:r>
+    </w:p>
+    <w:tbl>
+      <w:tblPr>
+        <w:tblStyle w:val="TableGrid"/>
+        <w:tblW w:w="0" w:type="auto"/>
+        <w:tblInd w:w="1080" w:type="dxa"/>
+        <w:tblLook w:val="04A0" w:firstRow="1" w:lastRow="0" w:firstColumn="1" w:lastColumn="0" w:noHBand="0" w:noVBand="1"/>
+      </w:tblPr>
+      <w:tblGrid>
+        <w:gridCol w:w="8162"/>
+      </w:tblGrid>
+      <w:tr>
+        <w:tc>
+          <w:tcPr>
+            <w:tcW w:w="9242" w:type="dxa"/>
+          </w:tcPr>
+          <w:p>
+            <w:pPr>
+              <w:pStyle w:val="ListParagraph"/>
+              <w:ind w:left="0"/>
+              <w:rPr>
+                <w:lang w:val="en-US"/>
+              </w:rPr>
+            </w:pPr>
+            <w:r>
+              <w:rPr>
+                <w:lang w:val="en-US"/>
+              </w:rPr>
+              <w:t>break;</w:t>
+            </w:r>
+          </w:p>
+        </w:tc>
+      </w:tr>
+    </w:tbl>
+    <w:p>
+      <w:pPr>
+        <w:rPr>
+          <w:lang w:val="en-US"/>
+        </w:rPr>
+      </w:pPr>
     </w:p>
     <w:p>
       <w:pPr>

--- a/c++.docx
+++ b/c++.docx
@@ -1693,6 +1693,60 @@
         <w:rPr>
           <w:lang w:val="en-US"/>
         </w:rPr>
+        <w:t>Cách Hoạt Động?</w:t>
+      </w:r>
+    </w:p>
+    <w:p>
+      <w:pPr>
+        <w:pStyle w:val="ListParagraph"/>
+        <w:numPr>
+          <w:ilvl w:val="0"/>
+          <w:numId w:val="4"/>
+        </w:numPr>
+        <w:rPr>
+          <w:lang w:val="en-US"/>
+        </w:rPr>
+      </w:pPr>
+      <w:r>
+        <w:rPr>
+          <w:lang w:val="en-US"/>
+        </w:rPr>
+        <w:t>Thực thi trước trình biên dịch</w:t>
+      </w:r>
+    </w:p>
+    <w:p>
+      <w:pPr>
+        <w:pStyle w:val="ListParagraph"/>
+        <w:numPr>
+          <w:ilvl w:val="0"/>
+          <w:numId w:val="4"/>
+        </w:numPr>
+        <w:rPr>
+          <w:lang w:val="en-US"/>
+        </w:rPr>
+      </w:pPr>
+      <w:r>
+        <w:rPr>
+          <w:lang w:val="en-US"/>
+        </w:rPr>
+        <w:t>Xử lí điều hướng trong chương trình</w:t>
+      </w:r>
+    </w:p>
+    <w:p>
+      <w:pPr>
+        <w:pStyle w:val="ListParagraph"/>
+        <w:numPr>
+          <w:ilvl w:val="0"/>
+          <w:numId w:val="16"/>
+        </w:numPr>
+        <w:rPr>
+          <w:lang w:val="en-US"/>
+        </w:rPr>
+      </w:pPr>
+      <w:r>
+        <w:rPr>
+          <w:lang w:val="en-US"/>
+        </w:rPr>
         <w:t>Macros?</w:t>
       </w:r>
     </w:p>
@@ -2191,6 +2245,7 @@
         <w:rPr>
           <w:lang w:val="en-US"/>
         </w:rPr>
+        <w:lastRenderedPageBreak/>
         <w:t>cout &lt;&lt; bar + 2 &lt;&lt; endl;</w:t>
       </w:r>
     </w:p>
@@ -2227,7 +2282,6 @@
         <w:rPr>
           <w:lang w:val="en-US"/>
         </w:rPr>
-        <w:lastRenderedPageBreak/>
         <w:t>Các Header File tiêu chuẩn của C++ được lưu ở thư mục “</w:t>
       </w:r>
       <w:r>
@@ -2965,6 +3019,7 @@
         <w:rPr>
           <w:lang w:val="en-US"/>
         </w:rPr>
+        <w:lastRenderedPageBreak/>
         <w:t>Namespace:</w:t>
       </w:r>
     </w:p>
@@ -2983,7 +3038,6 @@
         <w:rPr>
           <w:lang w:val="en-US"/>
         </w:rPr>
-        <w:lastRenderedPageBreak/>
         <w:t xml:space="preserve">Bản </w:t>
       </w:r>
       <w:r>
@@ -3800,6 +3854,7 @@
               <w:rPr>
                 <w:lang w:val="en-US"/>
               </w:rPr>
+              <w:lastRenderedPageBreak/>
               <w:t>5074b0</w:t>
             </w:r>
           </w:p>
@@ -4019,7 +4074,6 @@
         <w:rPr>
           <w:lang w:val="en-US"/>
         </w:rPr>
-        <w:lastRenderedPageBreak/>
         <w:t>Trong chương trình, khi</w:t>
       </w:r>
       <w:r>
@@ -4681,6 +4735,7 @@
         <w:rPr>
           <w:lang w:val="en-US"/>
         </w:rPr>
+        <w:lastRenderedPageBreak/>
         <w:t>Ví dụ</w:t>
       </w:r>
     </w:p>
@@ -4702,7 +4757,6 @@
         <w:rPr>
           <w:lang w:val="en-US"/>
         </w:rPr>
-        <w:lastRenderedPageBreak/>
         <w:t>i</w:t>
       </w:r>
       <w:r>
@@ -5647,6 +5701,7 @@
               <w:rPr>
                 <w:lang w:val="en-US"/>
               </w:rPr>
+              <w:lastRenderedPageBreak/>
               <w:t>B trước</w:t>
             </w:r>
           </w:p>
@@ -5691,7 +5746,6 @@
               <w:rPr>
                 <w:lang w:val="en-US"/>
               </w:rPr>
-              <w:lastRenderedPageBreak/>
               <w:t>B sau</w:t>
             </w:r>
           </w:p>
@@ -6485,6 +6539,7 @@
         <w:rPr>
           <w:lang w:val="en-US"/>
         </w:rPr>
+        <w:lastRenderedPageBreak/>
         <w:t>Toán Tử Dịch Bit?</w:t>
       </w:r>
     </w:p>
@@ -6503,7 +6558,6 @@
         <w:rPr>
           <w:lang w:val="en-US"/>
         </w:rPr>
-        <w:lastRenderedPageBreak/>
         <w:t>Để dịch sang trái</w:t>
       </w:r>
     </w:p>
@@ -7845,6 +7899,7 @@
         <w:rPr>
           <w:lang w:val="en-US"/>
         </w:rPr>
+        <w:lastRenderedPageBreak/>
         <w:t>Ví dụ</w:t>
       </w:r>
     </w:p>
@@ -7866,7 +7921,6 @@
         <w:rPr>
           <w:lang w:val="en-US"/>
         </w:rPr>
-        <w:lastRenderedPageBreak/>
         <w:t>foo = bar / boo;</w:t>
       </w:r>
     </w:p>
@@ -8995,6 +9049,7 @@
         <w:rPr>
           <w:lang w:val="en-US"/>
         </w:rPr>
+        <w:lastRenderedPageBreak/>
         <w:t>do {</w:t>
       </w:r>
     </w:p>
@@ -9016,7 +9071,6 @@
         <w:rPr>
           <w:lang w:val="en-US"/>
         </w:rPr>
-        <w:lastRenderedPageBreak/>
         <w:t xml:space="preserve">    &lt;Làm Gì Đó&gt;</w:t>
       </w:r>
     </w:p>

--- a/c++.docx
+++ b/c++.docx
@@ -1651,229 +1651,35 @@
         <w:pStyle w:val="ListParagraph"/>
         <w:numPr>
           <w:ilvl w:val="0"/>
-          <w:numId w:val="4"/>
-        </w:numPr>
-        <w:rPr>
-          <w:lang w:val="en-US"/>
-        </w:rPr>
-      </w:pPr>
-    </w:p>
-    <w:p>
-      <w:pPr>
-        <w:rPr>
-          <w:lang w:val="en-US"/>
-        </w:rPr>
-      </w:pPr>
-    </w:p>
-    <w:p>
-      <w:pPr>
-        <w:rPr>
-          <w:lang w:val="en-US"/>
-        </w:rPr>
-      </w:pPr>
-      <w:r>
-        <w:rPr>
-          <w:lang w:val="en-US"/>
-        </w:rPr>
-        <w:t>Preprocessor Directive:</w:t>
-      </w:r>
-    </w:p>
-    <w:p>
-      <w:pPr>
-        <w:pStyle w:val="ListParagraph"/>
-        <w:numPr>
-          <w:ilvl w:val="0"/>
-          <w:numId w:val="16"/>
-        </w:numPr>
-        <w:rPr>
-          <w:lang w:val="en-US"/>
-        </w:rPr>
-      </w:pPr>
-      <w:r>
-        <w:rPr>
-          <w:lang w:val="en-US"/>
-        </w:rPr>
-        <w:t>Cách Hoạt Động?</w:t>
-      </w:r>
-    </w:p>
-    <w:p>
-      <w:pPr>
-        <w:pStyle w:val="ListParagraph"/>
-        <w:numPr>
-          <w:ilvl w:val="0"/>
-          <w:numId w:val="4"/>
-        </w:numPr>
-        <w:rPr>
-          <w:lang w:val="en-US"/>
-        </w:rPr>
-      </w:pPr>
-      <w:r>
-        <w:rPr>
-          <w:lang w:val="en-US"/>
-        </w:rPr>
-        <w:t>Thực thi trước trình biên dịch</w:t>
-      </w:r>
-    </w:p>
-    <w:p>
-      <w:pPr>
-        <w:pStyle w:val="ListParagraph"/>
-        <w:numPr>
-          <w:ilvl w:val="0"/>
-          <w:numId w:val="4"/>
-        </w:numPr>
-        <w:rPr>
-          <w:lang w:val="en-US"/>
-        </w:rPr>
-      </w:pPr>
-      <w:r>
-        <w:rPr>
-          <w:lang w:val="en-US"/>
-        </w:rPr>
-        <w:t>Xử lí điều hướng trong chương trình</w:t>
-      </w:r>
-    </w:p>
-    <w:p>
-      <w:pPr>
-        <w:pStyle w:val="ListParagraph"/>
-        <w:numPr>
-          <w:ilvl w:val="0"/>
-          <w:numId w:val="16"/>
-        </w:numPr>
-        <w:rPr>
-          <w:lang w:val="en-US"/>
-        </w:rPr>
-      </w:pPr>
-      <w:r>
-        <w:rPr>
-          <w:lang w:val="en-US"/>
-        </w:rPr>
-        <w:t>Macros?</w:t>
-      </w:r>
-    </w:p>
-    <w:p>
-      <w:pPr>
-        <w:pStyle w:val="ListParagraph"/>
-        <w:numPr>
-          <w:ilvl w:val="0"/>
-          <w:numId w:val="4"/>
-        </w:numPr>
-        <w:rPr>
-          <w:lang w:val="en-US"/>
-        </w:rPr>
-      </w:pPr>
-      <w:r>
-        <w:rPr>
-          <w:lang w:val="en-US"/>
-        </w:rPr>
-        <w:t>Khi bạn viết như sau</w:t>
-      </w:r>
-    </w:p>
-    <w:p>
-      <w:pPr>
-        <w:pStyle w:val="ListParagraph"/>
-        <w:pBdr>
-          <w:top w:val="single" w:sz="4" w:space="1" w:color="auto"/>
-          <w:left w:val="single" w:sz="4" w:space="4" w:color="auto"/>
-          <w:bottom w:val="single" w:sz="4" w:space="1" w:color="auto"/>
-          <w:right w:val="single" w:sz="4" w:space="4" w:color="auto"/>
-        </w:pBdr>
-        <w:ind w:left="1080"/>
-        <w:rPr>
-          <w:lang w:val="en-US"/>
-        </w:rPr>
-      </w:pPr>
-      <w:r>
-        <w:rPr>
-          <w:lang w:val="en-US"/>
-        </w:rPr>
-        <w:t>#define &lt;Nhãn&gt; &lt;Nội Dung Thay Thế&gt;</w:t>
-      </w:r>
-    </w:p>
-    <w:p>
-      <w:pPr>
-        <w:pStyle w:val="ListParagraph"/>
-        <w:numPr>
-          <w:ilvl w:val="0"/>
-          <w:numId w:val="4"/>
-        </w:numPr>
-        <w:rPr>
-          <w:lang w:val="en-US"/>
-        </w:rPr>
-      </w:pPr>
-      <w:r>
-        <w:rPr>
-          <w:lang w:val="en-US"/>
-        </w:rPr>
-        <w:t>&lt;Nhãn&gt; chỉ bao gồm 1 từ</w:t>
-      </w:r>
-    </w:p>
-    <w:p>
-      <w:pPr>
-        <w:pStyle w:val="ListParagraph"/>
-        <w:numPr>
-          <w:ilvl w:val="0"/>
-          <w:numId w:val="4"/>
-        </w:numPr>
-        <w:rPr>
-          <w:lang w:val="en-US"/>
-        </w:rPr>
-      </w:pPr>
-      <w:r>
-        <w:rPr>
-          <w:lang w:val="en-US"/>
-        </w:rPr>
-        <w:t xml:space="preserve">Thì trước khi chạy chương trình, trình biên dịch sẽ rà soát lại chương trình, bất cứ chỗ nào từ dòng lệnh này trở đi có từ &lt;Nhãn&gt; sẽ bị thay thế bởi </w:t>
-      </w:r>
-    </w:p>
-    <w:p>
-      <w:pPr>
-        <w:pStyle w:val="ListParagraph"/>
-        <w:ind w:left="1080"/>
-        <w:rPr>
-          <w:lang w:val="en-US"/>
-        </w:rPr>
-      </w:pPr>
-      <w:r>
-        <w:rPr>
-          <w:lang w:val="en-US"/>
-        </w:rPr>
-        <w:t>&lt;Nội Dung Thay Thế&gt;</w:t>
-      </w:r>
-    </w:p>
-    <w:p>
-      <w:pPr>
-        <w:pStyle w:val="ListParagraph"/>
-        <w:numPr>
-          <w:ilvl w:val="0"/>
-          <w:numId w:val="4"/>
-        </w:numPr>
-        <w:rPr>
-          <w:lang w:val="en-US"/>
-        </w:rPr>
-      </w:pPr>
-      <w:r>
-        <w:rPr>
-          <w:lang w:val="en-US"/>
-        </w:rPr>
-        <w:t>Nếu có nhiều lệnh này thì chúng sẽ thực hiện song song, mỗi cái chỉ thực hiện 1 lần, 1 từ có thể bị thế trên 2 lần</w:t>
-      </w:r>
-    </w:p>
-    <w:p>
-      <w:pPr>
-        <w:pStyle w:val="ListParagraph"/>
-        <w:numPr>
-          <w:ilvl w:val="0"/>
-          <w:numId w:val="4"/>
-        </w:numPr>
-        <w:rPr>
-          <w:lang w:val="en-US"/>
-        </w:rPr>
-      </w:pPr>
-      <w:r>
-        <w:rPr>
-          <w:lang w:val="en-US"/>
-        </w:rPr>
-        <w:t>&lt;Nội Dung Thay Thế&gt; có thể là bất cứ thứ gì, kể cả câu lệnh</w:t>
+          <w:numId w:val="3"/>
+        </w:numPr>
+        <w:rPr>
+          <w:lang w:val="en-US"/>
+        </w:rPr>
+      </w:pPr>
+      <w:r>
+        <w:rPr>
+          <w:lang w:val="en-US"/>
+        </w:rPr>
+        <w:t>Dấy Phẩy?</w:t>
+      </w:r>
+    </w:p>
+    <w:p>
+      <w:pPr>
+        <w:pStyle w:val="ListParagraph"/>
+        <w:numPr>
+          <w:ilvl w:val="0"/>
+          <w:numId w:val="4"/>
+        </w:numPr>
+        <w:rPr>
+          <w:lang w:val="en-US"/>
+        </w:rPr>
+      </w:pPr>
+      <w:r>
+        <w:rPr>
+          <w:lang w:val="en-US"/>
+        </w:rPr>
+        <w:t>Để thực hiện 1 lúc nhiều câu lệnh gán trên 1 dòng Code, dùng dấu phẩy</w:t>
       </w:r>
     </w:p>
     <w:p>
@@ -1912,919 +1718,64 @@
         <w:rPr>
           <w:lang w:val="en-US"/>
         </w:rPr>
-        <w:t>#define foo cout &lt;&lt; bar &lt;&lt; endl;</w:t>
-      </w:r>
-    </w:p>
-    <w:p>
-      <w:pPr>
-        <w:pStyle w:val="ListParagraph"/>
-        <w:pBdr>
-          <w:top w:val="single" w:sz="4" w:space="1" w:color="auto"/>
-          <w:left w:val="single" w:sz="4" w:space="4" w:color="auto"/>
-          <w:bottom w:val="single" w:sz="4" w:space="1" w:color="auto"/>
-          <w:right w:val="single" w:sz="4" w:space="4" w:color="auto"/>
-        </w:pBdr>
-        <w:ind w:left="1080"/>
-        <w:rPr>
-          <w:lang w:val="en-US"/>
-        </w:rPr>
-      </w:pPr>
-    </w:p>
-    <w:p>
-      <w:pPr>
-        <w:pStyle w:val="ListParagraph"/>
-        <w:pBdr>
-          <w:top w:val="single" w:sz="4" w:space="1" w:color="auto"/>
-          <w:left w:val="single" w:sz="4" w:space="4" w:color="auto"/>
-          <w:bottom w:val="single" w:sz="4" w:space="1" w:color="auto"/>
-          <w:right w:val="single" w:sz="4" w:space="4" w:color="auto"/>
-        </w:pBdr>
-        <w:ind w:left="1080"/>
-        <w:rPr>
-          <w:lang w:val="en-US"/>
-        </w:rPr>
-      </w:pPr>
-      <w:r>
-        <w:rPr>
-          <w:lang w:val="en-US"/>
-        </w:rPr>
-        <w:t>int bar = 1;</w:t>
-      </w:r>
-    </w:p>
-    <w:p>
-      <w:pPr>
-        <w:pStyle w:val="ListParagraph"/>
-        <w:pBdr>
-          <w:top w:val="single" w:sz="4" w:space="1" w:color="auto"/>
-          <w:left w:val="single" w:sz="4" w:space="4" w:color="auto"/>
-          <w:bottom w:val="single" w:sz="4" w:space="1" w:color="auto"/>
-          <w:right w:val="single" w:sz="4" w:space="4" w:color="auto"/>
-        </w:pBdr>
-        <w:ind w:left="1080"/>
-        <w:rPr>
-          <w:lang w:val="en-US"/>
-        </w:rPr>
-      </w:pPr>
-      <w:r>
-        <w:rPr>
-          <w:lang w:val="en-US"/>
-        </w:rPr>
-        <w:t>foo</w:t>
-      </w:r>
-    </w:p>
-    <w:p>
-      <w:pPr>
-        <w:pStyle w:val="ListParagraph"/>
-        <w:pBdr>
-          <w:top w:val="single" w:sz="4" w:space="1" w:color="auto"/>
-          <w:left w:val="single" w:sz="4" w:space="4" w:color="auto"/>
-          <w:bottom w:val="single" w:sz="4" w:space="1" w:color="auto"/>
-          <w:right w:val="single" w:sz="4" w:space="4" w:color="auto"/>
-        </w:pBdr>
-        <w:ind w:left="1080"/>
-        <w:rPr>
-          <w:lang w:val="en-US"/>
-        </w:rPr>
-      </w:pPr>
-      <w:r>
-        <w:rPr>
-          <w:lang w:val="en-US"/>
-        </w:rPr>
-        <w:t>int far = 2;</w:t>
-      </w:r>
-    </w:p>
-    <w:p>
-      <w:pPr>
-        <w:pStyle w:val="ListParagraph"/>
-        <w:numPr>
-          <w:ilvl w:val="0"/>
-          <w:numId w:val="4"/>
-        </w:numPr>
-        <w:rPr>
-          <w:lang w:val="en-US"/>
-        </w:rPr>
-      </w:pPr>
-      <w:r>
-        <w:rPr>
-          <w:lang w:val="en-US"/>
-        </w:rPr>
-        <w:t>Tương đương</w:t>
-      </w:r>
-    </w:p>
-    <w:p>
-      <w:pPr>
-        <w:pStyle w:val="ListParagraph"/>
-        <w:pBdr>
-          <w:top w:val="single" w:sz="4" w:space="1" w:color="auto"/>
-          <w:left w:val="single" w:sz="4" w:space="4" w:color="auto"/>
-          <w:bottom w:val="single" w:sz="4" w:space="1" w:color="auto"/>
-          <w:right w:val="single" w:sz="4" w:space="4" w:color="auto"/>
-        </w:pBdr>
-        <w:ind w:left="1080"/>
-        <w:rPr>
-          <w:lang w:val="en-US"/>
-        </w:rPr>
-      </w:pPr>
-      <w:r>
-        <w:rPr>
-          <w:lang w:val="en-US"/>
-        </w:rPr>
-        <w:t>int bar = 1;</w:t>
-      </w:r>
-    </w:p>
-    <w:p>
-      <w:pPr>
-        <w:pStyle w:val="ListParagraph"/>
-        <w:pBdr>
-          <w:top w:val="single" w:sz="4" w:space="1" w:color="auto"/>
-          <w:left w:val="single" w:sz="4" w:space="4" w:color="auto"/>
-          <w:bottom w:val="single" w:sz="4" w:space="1" w:color="auto"/>
-          <w:right w:val="single" w:sz="4" w:space="4" w:color="auto"/>
-        </w:pBdr>
-        <w:ind w:left="1080"/>
-        <w:rPr>
-          <w:lang w:val="en-US"/>
-        </w:rPr>
-      </w:pPr>
-      <w:r>
-        <w:rPr>
-          <w:lang w:val="en-US"/>
-        </w:rPr>
-        <w:t>cout &lt;&lt; bar &lt;&lt; endl;</w:t>
-      </w:r>
-    </w:p>
-    <w:p>
-      <w:pPr>
-        <w:pStyle w:val="ListParagraph"/>
-        <w:pBdr>
-          <w:top w:val="single" w:sz="4" w:space="1" w:color="auto"/>
-          <w:left w:val="single" w:sz="4" w:space="4" w:color="auto"/>
-          <w:bottom w:val="single" w:sz="4" w:space="1" w:color="auto"/>
-          <w:right w:val="single" w:sz="4" w:space="4" w:color="auto"/>
-        </w:pBdr>
-        <w:ind w:left="1080"/>
-        <w:rPr>
-          <w:lang w:val="en-US"/>
-        </w:rPr>
-      </w:pPr>
-      <w:r>
-        <w:rPr>
-          <w:lang w:val="en-US"/>
-        </w:rPr>
-        <w:t>int far = 2;</w:t>
-      </w:r>
-    </w:p>
-    <w:p>
-      <w:pPr>
-        <w:pStyle w:val="ListParagraph"/>
-        <w:numPr>
-          <w:ilvl w:val="0"/>
-          <w:numId w:val="4"/>
-        </w:numPr>
-        <w:rPr>
-          <w:lang w:val="en-US"/>
-        </w:rPr>
-      </w:pPr>
-      <w:r>
-        <w:rPr>
-          <w:lang w:val="en-US"/>
-        </w:rPr>
-        <w:t>Trong trường hợp &lt;Nhãn&gt; có dạng 1 hàm, các tham số cũng sẽ được thế tên</w:t>
-      </w:r>
-    </w:p>
-    <w:p>
-      <w:pPr>
-        <w:pStyle w:val="ListParagraph"/>
-        <w:numPr>
-          <w:ilvl w:val="0"/>
-          <w:numId w:val="4"/>
-        </w:numPr>
-        <w:rPr>
-          <w:lang w:val="en-US"/>
-        </w:rPr>
-      </w:pPr>
-      <w:r>
-        <w:rPr>
-          <w:lang w:val="en-US"/>
-        </w:rPr>
-        <w:t>Ví dụ</w:t>
-      </w:r>
-    </w:p>
-    <w:p>
-      <w:pPr>
-        <w:pStyle w:val="ListParagraph"/>
-        <w:pBdr>
-          <w:top w:val="single" w:sz="4" w:space="1" w:color="auto"/>
-          <w:left w:val="single" w:sz="4" w:space="4" w:color="auto"/>
-          <w:bottom w:val="single" w:sz="4" w:space="1" w:color="auto"/>
-          <w:right w:val="single" w:sz="4" w:space="4" w:color="auto"/>
-        </w:pBdr>
-        <w:ind w:left="1080"/>
-        <w:rPr>
-          <w:lang w:val="en-US"/>
-        </w:rPr>
-      </w:pPr>
-      <w:r>
-        <w:rPr>
-          <w:lang w:val="en-US"/>
-        </w:rPr>
-        <w:t>#define foo(a, b) a + b</w:t>
-      </w:r>
-    </w:p>
-    <w:p>
-      <w:pPr>
-        <w:pStyle w:val="ListParagraph"/>
-        <w:pBdr>
-          <w:top w:val="single" w:sz="4" w:space="1" w:color="auto"/>
-          <w:left w:val="single" w:sz="4" w:space="4" w:color="auto"/>
-          <w:bottom w:val="single" w:sz="4" w:space="1" w:color="auto"/>
-          <w:right w:val="single" w:sz="4" w:space="4" w:color="auto"/>
-        </w:pBdr>
-        <w:ind w:left="1080"/>
-        <w:rPr>
-          <w:lang w:val="en-US"/>
-        </w:rPr>
-      </w:pPr>
-    </w:p>
-    <w:p>
-      <w:pPr>
-        <w:pStyle w:val="ListParagraph"/>
-        <w:pBdr>
-          <w:top w:val="single" w:sz="4" w:space="1" w:color="auto"/>
-          <w:left w:val="single" w:sz="4" w:space="4" w:color="auto"/>
-          <w:bottom w:val="single" w:sz="4" w:space="1" w:color="auto"/>
-          <w:right w:val="single" w:sz="4" w:space="4" w:color="auto"/>
-        </w:pBdr>
-        <w:ind w:left="1080"/>
-        <w:rPr>
-          <w:lang w:val="en-US"/>
-        </w:rPr>
-      </w:pPr>
-      <w:r>
-        <w:rPr>
-          <w:lang w:val="en-US"/>
-        </w:rPr>
-        <w:t>int bar = 5;</w:t>
-      </w:r>
-    </w:p>
-    <w:p>
-      <w:pPr>
-        <w:pStyle w:val="ListParagraph"/>
-        <w:pBdr>
-          <w:top w:val="single" w:sz="4" w:space="1" w:color="auto"/>
-          <w:left w:val="single" w:sz="4" w:space="4" w:color="auto"/>
-          <w:bottom w:val="single" w:sz="4" w:space="1" w:color="auto"/>
-          <w:right w:val="single" w:sz="4" w:space="4" w:color="auto"/>
-        </w:pBdr>
-        <w:ind w:left="1080"/>
-        <w:rPr>
-          <w:lang w:val="en-US"/>
-        </w:rPr>
-      </w:pPr>
-      <w:r>
-        <w:rPr>
-          <w:lang w:val="en-US"/>
-        </w:rPr>
-        <w:t>cout &lt;&lt; foo(bar, 2) &lt;&lt; endl;</w:t>
-      </w:r>
-    </w:p>
-    <w:p>
-      <w:pPr>
-        <w:pStyle w:val="ListParagraph"/>
-        <w:numPr>
-          <w:ilvl w:val="0"/>
-          <w:numId w:val="4"/>
-        </w:numPr>
-        <w:rPr>
-          <w:lang w:val="en-US"/>
-        </w:rPr>
-      </w:pPr>
-      <w:r>
-        <w:rPr>
-          <w:lang w:val="en-US"/>
-        </w:rPr>
-        <w:t>Tương đương</w:t>
-      </w:r>
-    </w:p>
-    <w:p>
-      <w:pPr>
-        <w:pStyle w:val="ListParagraph"/>
-        <w:pBdr>
-          <w:top w:val="single" w:sz="4" w:space="1" w:color="auto"/>
-          <w:left w:val="single" w:sz="4" w:space="4" w:color="auto"/>
-          <w:bottom w:val="single" w:sz="4" w:space="1" w:color="auto"/>
-          <w:right w:val="single" w:sz="4" w:space="4" w:color="auto"/>
-        </w:pBdr>
-        <w:ind w:left="1080"/>
-        <w:rPr>
-          <w:lang w:val="en-US"/>
-        </w:rPr>
-      </w:pPr>
-      <w:r>
-        <w:rPr>
-          <w:lang w:val="en-US"/>
-        </w:rPr>
-        <w:t>int bar = 5;</w:t>
-      </w:r>
-    </w:p>
-    <w:p>
-      <w:pPr>
-        <w:pStyle w:val="ListParagraph"/>
-        <w:pBdr>
-          <w:top w:val="single" w:sz="4" w:space="1" w:color="auto"/>
-          <w:left w:val="single" w:sz="4" w:space="4" w:color="auto"/>
-          <w:bottom w:val="single" w:sz="4" w:space="1" w:color="auto"/>
-          <w:right w:val="single" w:sz="4" w:space="4" w:color="auto"/>
-        </w:pBdr>
-        <w:ind w:left="1080"/>
-        <w:rPr>
-          <w:lang w:val="en-US"/>
-        </w:rPr>
-      </w:pPr>
-      <w:r>
-        <w:rPr>
-          <w:lang w:val="en-US"/>
-        </w:rPr>
-        <w:lastRenderedPageBreak/>
-        <w:t>cout &lt;&lt; bar + 2 &lt;&lt; endl;</w:t>
-      </w:r>
-    </w:p>
-    <w:p>
-      <w:pPr>
-        <w:pStyle w:val="ListParagraph"/>
-        <w:numPr>
-          <w:ilvl w:val="0"/>
-          <w:numId w:val="16"/>
-        </w:numPr>
-        <w:rPr>
-          <w:lang w:val="en-US"/>
-        </w:rPr>
-      </w:pPr>
-      <w:r>
-        <w:rPr>
-          <w:lang w:val="en-US"/>
-        </w:rPr>
-        <w:t>Header File?</w:t>
-      </w:r>
-    </w:p>
-    <w:p>
-      <w:pPr>
-        <w:pStyle w:val="ListParagraph"/>
-        <w:numPr>
-          <w:ilvl w:val="0"/>
-          <w:numId w:val="4"/>
-        </w:numPr>
-        <w:rPr>
-          <w:lang w:val="en-US"/>
-        </w:rPr>
-      </w:pPr>
-      <w:r>
-        <w:rPr>
-          <w:lang w:val="en-US"/>
-        </w:rPr>
-        <w:t>Các Header File tiêu chuẩn của C++ được lưu ở thư mục “</w:t>
-      </w:r>
-      <w:r>
-        <w:rPr>
-          <w:lang w:val="en-US"/>
-        </w:rPr>
-        <w:t>C:\Program Files (x86)\Dev-Cpp\MinGW64\lib\gcc\x86_64-w64-mingw32\4.9.2\include\c++</w:t>
-      </w:r>
-      <w:r>
-        <w:rPr>
-          <w:lang w:val="en-US"/>
-        </w:rPr>
-        <w:t>”</w:t>
-      </w:r>
-    </w:p>
-    <w:p>
-      <w:pPr>
-        <w:pStyle w:val="ListParagraph"/>
-        <w:numPr>
-          <w:ilvl w:val="0"/>
-          <w:numId w:val="4"/>
-        </w:numPr>
-        <w:rPr>
-          <w:lang w:val="en-US"/>
-        </w:rPr>
-      </w:pPr>
-      <w:r>
-        <w:rPr>
-          <w:lang w:val="en-US"/>
-        </w:rPr>
-        <w:t>Khi bạn viết</w:t>
-      </w:r>
-    </w:p>
-    <w:p>
-      <w:pPr>
-        <w:pStyle w:val="ListParagraph"/>
-        <w:pBdr>
-          <w:top w:val="single" w:sz="4" w:space="1" w:color="auto"/>
-          <w:left w:val="single" w:sz="4" w:space="4" w:color="auto"/>
-          <w:bottom w:val="single" w:sz="4" w:space="1" w:color="auto"/>
-          <w:right w:val="single" w:sz="4" w:space="4" w:color="auto"/>
-        </w:pBdr>
-        <w:ind w:left="1080"/>
-        <w:rPr>
-          <w:lang w:val="en-US"/>
-        </w:rPr>
-      </w:pPr>
-      <w:r>
-        <w:rPr>
-          <w:lang w:val="en-US"/>
-        </w:rPr>
-        <w:t>#include &lt;&lt;Tên Header File Tiêu Chuẩn&gt;&gt;</w:t>
-      </w:r>
-    </w:p>
-    <w:p>
-      <w:pPr>
-        <w:pStyle w:val="ListParagraph"/>
-        <w:numPr>
-          <w:ilvl w:val="0"/>
-          <w:numId w:val="4"/>
-        </w:numPr>
-        <w:rPr>
-          <w:lang w:val="en-US"/>
-        </w:rPr>
-      </w:pPr>
-      <w:r>
-        <w:rPr>
-          <w:lang w:val="en-US"/>
-        </w:rPr>
-        <w:t xml:space="preserve">Thì trình biên dịch sẽ mò tới đường dẫn trên để chạy Header File có tên là </w:t>
-      </w:r>
-    </w:p>
-    <w:p>
-      <w:pPr>
-        <w:pStyle w:val="ListParagraph"/>
-        <w:ind w:left="1080"/>
-        <w:rPr>
-          <w:lang w:val="en-US"/>
-        </w:rPr>
-      </w:pPr>
-      <w:r>
-        <w:rPr>
-          <w:lang w:val="en-US"/>
-        </w:rPr>
-        <w:t>&lt;Tên Header File Tiêu Chuẩn&gt;, tương đương việc thay thế cái dòng lệnh này = nguyên Header File đó luôn</w:t>
-      </w:r>
-    </w:p>
-    <w:p>
-      <w:pPr>
-        <w:pStyle w:val="ListParagraph"/>
-        <w:numPr>
-          <w:ilvl w:val="0"/>
-          <w:numId w:val="4"/>
-        </w:numPr>
-        <w:rPr>
-          <w:lang w:val="en-US"/>
-        </w:rPr>
-      </w:pPr>
-      <w:r>
-        <w:rPr>
-          <w:lang w:val="en-US"/>
-        </w:rPr>
-        <w:t>Bất cứ File nào đặt vào đường dẫn trên đều trở thành Header File tiêu chuẩn và có thể được Import như trên</w:t>
-      </w:r>
-    </w:p>
-    <w:p>
-      <w:pPr>
-        <w:pStyle w:val="ListParagraph"/>
-        <w:numPr>
-          <w:ilvl w:val="0"/>
-          <w:numId w:val="4"/>
-        </w:numPr>
-        <w:rPr>
-          <w:lang w:val="en-US"/>
-        </w:rPr>
-      </w:pPr>
-      <w:r>
-        <w:rPr>
-          <w:lang w:val="en-US"/>
-        </w:rPr>
-        <w:t>Cú pháp Header File</w:t>
-      </w:r>
-      <w:r>
-        <w:rPr>
-          <w:lang w:val="en-US"/>
-        </w:rPr>
-        <w:t xml:space="preserve"> giống cú pháp bình thường</w:t>
-      </w:r>
-    </w:p>
-    <w:p>
-      <w:pPr>
-        <w:pStyle w:val="ListParagraph"/>
-        <w:numPr>
-          <w:ilvl w:val="0"/>
-          <w:numId w:val="4"/>
-        </w:numPr>
-        <w:rPr>
-          <w:lang w:val="en-US"/>
-        </w:rPr>
-      </w:pPr>
-      <w:r>
-        <w:rPr>
-          <w:lang w:val="en-US"/>
-        </w:rPr>
-        <w:t>Ví dụ</w:t>
-      </w:r>
-    </w:p>
-    <w:p>
-      <w:pPr>
-        <w:pStyle w:val="ListParagraph"/>
-        <w:pBdr>
-          <w:top w:val="single" w:sz="4" w:space="1" w:color="auto"/>
-          <w:left w:val="single" w:sz="4" w:space="4" w:color="auto"/>
-          <w:bottom w:val="single" w:sz="4" w:space="1" w:color="auto"/>
-          <w:right w:val="single" w:sz="4" w:space="4" w:color="auto"/>
-        </w:pBdr>
-        <w:ind w:left="1080"/>
-        <w:rPr>
-          <w:lang w:val="en-US"/>
-        </w:rPr>
-      </w:pPr>
-      <w:r>
-        <w:rPr>
-          <w:lang w:val="en-US"/>
-        </w:rPr>
-        <w:t>#include &lt;iostream&gt;</w:t>
-      </w:r>
-    </w:p>
-    <w:p>
-      <w:pPr>
-        <w:pStyle w:val="ListParagraph"/>
-        <w:pBdr>
-          <w:top w:val="single" w:sz="4" w:space="1" w:color="auto"/>
-          <w:left w:val="single" w:sz="4" w:space="4" w:color="auto"/>
-          <w:bottom w:val="single" w:sz="4" w:space="1" w:color="auto"/>
-          <w:right w:val="single" w:sz="4" w:space="4" w:color="auto"/>
-        </w:pBdr>
-        <w:ind w:left="1080"/>
-        <w:rPr>
-          <w:lang w:val="en-US"/>
-        </w:rPr>
-      </w:pPr>
-      <w:r>
-        <w:rPr>
-          <w:lang w:val="en-US"/>
-        </w:rPr>
-        <w:t>#include &lt;foo.h&gt;</w:t>
-      </w:r>
-    </w:p>
-    <w:p>
-      <w:pPr>
-        <w:pStyle w:val="ListParagraph"/>
-        <w:numPr>
-          <w:ilvl w:val="0"/>
-          <w:numId w:val="4"/>
-        </w:numPr>
-        <w:rPr>
-          <w:lang w:val="en-US"/>
-        </w:rPr>
-      </w:pPr>
-      <w:r>
-        <w:rPr>
-          <w:lang w:val="en-US"/>
-        </w:rPr>
-        <w:t>Để Import Header File do mình tự tạo ra thì viết</w:t>
-      </w:r>
-    </w:p>
-    <w:p>
-      <w:pPr>
-        <w:pStyle w:val="ListParagraph"/>
-        <w:pBdr>
-          <w:top w:val="single" w:sz="4" w:space="1" w:color="auto"/>
-          <w:left w:val="single" w:sz="4" w:space="4" w:color="auto"/>
-          <w:bottom w:val="single" w:sz="4" w:space="1" w:color="auto"/>
-          <w:right w:val="single" w:sz="4" w:space="4" w:color="auto"/>
-        </w:pBdr>
-        <w:ind w:left="1080"/>
-        <w:rPr>
-          <w:lang w:val="en-US"/>
-        </w:rPr>
-      </w:pPr>
-      <w:r>
-        <w:rPr>
-          <w:lang w:val="en-US"/>
-        </w:rPr>
-        <w:t xml:space="preserve">#include </w:t>
-      </w:r>
-      <w:r>
-        <w:rPr>
-          <w:lang w:val="en-US"/>
-        </w:rPr>
-        <w:t>"&lt;Đường Dẫn Tới File&gt;"</w:t>
-      </w:r>
-    </w:p>
-    <w:p>
-      <w:pPr>
-        <w:pStyle w:val="ListParagraph"/>
-        <w:numPr>
-          <w:ilvl w:val="0"/>
-          <w:numId w:val="4"/>
-        </w:numPr>
-        <w:rPr>
-          <w:lang w:val="en-US"/>
-        </w:rPr>
-      </w:pPr>
-      <w:r>
-        <w:rPr>
-          <w:lang w:val="en-US"/>
-        </w:rPr>
-        <w:t>Cách viết đường dẫn y chang trong Batch</w:t>
-      </w:r>
-    </w:p>
-    <w:p>
-      <w:pPr>
-        <w:pStyle w:val="ListParagraph"/>
-        <w:numPr>
-          <w:ilvl w:val="0"/>
-          <w:numId w:val="4"/>
-        </w:numPr>
-        <w:rPr>
-          <w:lang w:val="en-US"/>
-        </w:rPr>
-      </w:pPr>
-      <w:r>
-        <w:rPr>
-          <w:lang w:val="en-US"/>
-        </w:rPr>
-        <w:t>Ví dụ</w:t>
-      </w:r>
-    </w:p>
-    <w:p>
-      <w:pPr>
-        <w:pStyle w:val="ListParagraph"/>
-        <w:pBdr>
-          <w:top w:val="single" w:sz="4" w:space="1" w:color="auto"/>
-          <w:left w:val="single" w:sz="4" w:space="4" w:color="auto"/>
-          <w:bottom w:val="single" w:sz="4" w:space="1" w:color="auto"/>
-          <w:right w:val="single" w:sz="4" w:space="4" w:color="auto"/>
-        </w:pBdr>
-        <w:ind w:left="1080"/>
-        <w:rPr>
-          <w:lang w:val="en-US"/>
-        </w:rPr>
-      </w:pPr>
-      <w:r>
-        <w:rPr>
-          <w:lang w:val="en-US"/>
-        </w:rPr>
-        <w:t xml:space="preserve">#include </w:t>
-      </w:r>
-      <w:r>
-        <w:rPr>
-          <w:lang w:val="en-US"/>
-        </w:rPr>
-        <w:t>"</w:t>
-      </w:r>
-      <w:r>
-        <w:rPr>
-          <w:lang w:val="en-US"/>
-        </w:rPr>
-        <w:t>..\bar.h</w:t>
-      </w:r>
-      <w:r>
-        <w:rPr>
-          <w:lang w:val="en-US"/>
-        </w:rPr>
-        <w:t>"</w:t>
-      </w:r>
-    </w:p>
-    <w:p>
-      <w:pPr>
-        <w:pStyle w:val="ListParagraph"/>
-        <w:numPr>
-          <w:ilvl w:val="0"/>
-          <w:numId w:val="4"/>
-        </w:numPr>
-        <w:rPr>
-          <w:lang w:val="en-US"/>
-        </w:rPr>
-      </w:pPr>
-      <w:r>
-        <w:rPr>
-          <w:lang w:val="en-US"/>
-        </w:rPr>
-        <w:t>Phần mở rộng Header File đéo quan trọng, bạn đặt hay không thì tùy</w:t>
-      </w:r>
-    </w:p>
-    <w:p>
-      <w:pPr>
-        <w:rPr>
-          <w:lang w:val="en-US"/>
-        </w:rPr>
-      </w:pPr>
-    </w:p>
-    <w:p>
-      <w:pPr>
-        <w:rPr>
-          <w:lang w:val="en-US"/>
-        </w:rPr>
-      </w:pPr>
-      <w:r>
-        <w:rPr>
-          <w:lang w:val="en-US"/>
-        </w:rPr>
-        <w:t>Program</w:t>
-      </w:r>
-      <w:r>
-        <w:rPr>
-          <w:lang w:val="en-US"/>
-        </w:rPr>
-        <w:t xml:space="preserve"> – Chương Trình</w:t>
-      </w:r>
-      <w:r>
-        <w:rPr>
-          <w:lang w:val="en-US"/>
-        </w:rPr>
-        <w:t>:</w:t>
-      </w:r>
-    </w:p>
-    <w:p>
-      <w:pPr>
-        <w:pStyle w:val="ListParagraph"/>
-        <w:numPr>
-          <w:ilvl w:val="0"/>
-          <w:numId w:val="6"/>
-        </w:numPr>
-        <w:rPr>
-          <w:lang w:val="en-US"/>
-        </w:rPr>
-      </w:pPr>
-      <w:r>
-        <w:rPr>
-          <w:lang w:val="en-US"/>
-        </w:rPr>
-        <w:t xml:space="preserve">Cách </w:t>
-      </w:r>
-      <w:r>
-        <w:rPr>
-          <w:lang w:val="en-US"/>
-        </w:rPr>
-        <w:t xml:space="preserve">Hoạt Động Của 1 </w:t>
-      </w:r>
-      <w:r>
-        <w:rPr>
-          <w:lang w:val="en-US"/>
-        </w:rPr>
-        <w:t xml:space="preserve">File EXE </w:t>
-      </w:r>
-      <w:r>
-        <w:rPr>
-          <w:lang w:val="en-US"/>
-        </w:rPr>
-        <w:t xml:space="preserve">Được Biên Dịch Từ </w:t>
-      </w:r>
-      <w:r>
-        <w:rPr>
-          <w:lang w:val="en-US"/>
-        </w:rPr>
-        <w:t>File C</w:t>
-      </w:r>
-      <w:r>
-        <w:rPr>
-          <w:lang w:val="en-US"/>
-        </w:rPr>
-        <w:t>++?</w:t>
-      </w:r>
-    </w:p>
-    <w:p>
-      <w:pPr>
-        <w:pStyle w:val="ListParagraph"/>
-        <w:numPr>
-          <w:ilvl w:val="0"/>
-          <w:numId w:val="4"/>
-        </w:numPr>
-        <w:rPr>
-          <w:lang w:val="en-US"/>
-        </w:rPr>
-      </w:pPr>
-      <w:r>
-        <w:rPr>
-          <w:lang w:val="en-US"/>
-        </w:rPr>
-        <w:t>Khi chạy File EXE này, ngay lập tức nó sẽ chạy thẳng hàm “main” trong đó, hàm này phải trả về Integer, nếu không trả về gì cả, tự động trả về 0</w:t>
-      </w:r>
-      <w:r>
-        <w:rPr>
-          <w:lang w:val="en-US"/>
-        </w:rPr>
-        <w:t>, đây chính là Exit Code</w:t>
-      </w:r>
-    </w:p>
-    <w:p>
-      <w:pPr>
-        <w:pStyle w:val="ListParagraph"/>
-        <w:numPr>
-          <w:ilvl w:val="0"/>
-          <w:numId w:val="6"/>
-        </w:numPr>
-        <w:rPr>
-          <w:lang w:val="en-US"/>
-        </w:rPr>
-      </w:pPr>
-      <w:r>
-        <w:rPr>
-          <w:lang w:val="en-US"/>
-        </w:rPr>
-        <w:t xml:space="preserve">Trả </w:t>
-      </w:r>
-      <w:r>
-        <w:rPr>
-          <w:lang w:val="en-US"/>
-        </w:rPr>
-        <w:t xml:space="preserve">Về Số </w:t>
-      </w:r>
-      <w:r>
-        <w:rPr>
-          <w:lang w:val="en-US"/>
-        </w:rPr>
-        <w:t xml:space="preserve">Byte </w:t>
-      </w:r>
-      <w:r>
-        <w:rPr>
-          <w:lang w:val="en-US"/>
-        </w:rPr>
-        <w:t>Của 1 Kiểu Dữ Liệu?</w:t>
-      </w:r>
-    </w:p>
-    <w:p>
-      <w:pPr>
-        <w:pStyle w:val="ListParagraph"/>
-        <w:pBdr>
-          <w:top w:val="single" w:sz="4" w:space="1" w:color="auto"/>
-          <w:left w:val="single" w:sz="4" w:space="4" w:color="auto"/>
-          <w:bottom w:val="single" w:sz="4" w:space="1" w:color="auto"/>
-          <w:right w:val="single" w:sz="4" w:space="4" w:color="auto"/>
-        </w:pBdr>
-        <w:ind w:left="1080"/>
-        <w:rPr>
-          <w:lang w:val="en-US"/>
-        </w:rPr>
-      </w:pPr>
-      <w:r>
-        <w:rPr>
-          <w:lang w:val="en-US"/>
-        </w:rPr>
-        <w:t>sizeof(&lt;Kiểu Dữ Liệu Hoặc Giá Trị&gt;)</w:t>
-      </w:r>
-    </w:p>
-    <w:p>
-      <w:pPr>
-        <w:pStyle w:val="ListParagraph"/>
-        <w:numPr>
-          <w:ilvl w:val="0"/>
-          <w:numId w:val="4"/>
-        </w:numPr>
-        <w:rPr>
-          <w:lang w:val="en-US"/>
-        </w:rPr>
-      </w:pPr>
-      <w:r>
-        <w:rPr>
-          <w:lang w:val="en-US"/>
-        </w:rPr>
-        <w:t>Ví dụ</w:t>
-      </w:r>
-    </w:p>
-    <w:p>
-      <w:pPr>
-        <w:pStyle w:val="ListParagraph"/>
-        <w:pBdr>
-          <w:top w:val="single" w:sz="4" w:space="1" w:color="auto"/>
-          <w:left w:val="single" w:sz="4" w:space="4" w:color="auto"/>
-          <w:bottom w:val="single" w:sz="4" w:space="1" w:color="auto"/>
-          <w:right w:val="single" w:sz="4" w:space="4" w:color="auto"/>
-        </w:pBdr>
-        <w:ind w:left="1080"/>
-        <w:rPr>
-          <w:lang w:val="en-US"/>
-        </w:rPr>
-      </w:pPr>
-      <w:r>
-        <w:rPr>
-          <w:lang w:val="en-US"/>
-        </w:rPr>
-        <w:t>foo = sizeof(float);</w:t>
-      </w:r>
-    </w:p>
-    <w:p>
-      <w:pPr>
-        <w:pStyle w:val="ListParagraph"/>
-        <w:numPr>
-          <w:ilvl w:val="0"/>
-          <w:numId w:val="4"/>
-        </w:numPr>
-        <w:rPr>
-          <w:lang w:val="en-US"/>
-        </w:rPr>
-      </w:pPr>
-      <w:r>
-        <w:rPr>
-          <w:lang w:val="en-US"/>
-        </w:rPr>
-        <w:t>Ta có</w:t>
+        <w:t>foo = 5, bar = 4, far, boo;</w:t>
+      </w:r>
+    </w:p>
+    <w:p>
+      <w:pPr>
+        <w:pStyle w:val="ListParagraph"/>
+        <w:numPr>
+          <w:ilvl w:val="0"/>
+          <w:numId w:val="4"/>
+        </w:numPr>
+        <w:rPr>
+          <w:lang w:val="en-US"/>
+        </w:rPr>
+      </w:pPr>
+      <w:r>
+        <w:rPr>
+          <w:lang w:val="en-US"/>
+        </w:rPr>
+        <w:t>Cũng như trên, nhưng trả về giá trị của biểu thức cuối cùng</w:t>
+      </w:r>
+    </w:p>
+    <w:p>
+      <w:pPr>
+        <w:pStyle w:val="ListParagraph"/>
+        <w:pBdr>
+          <w:top w:val="single" w:sz="4" w:space="1" w:color="auto"/>
+          <w:left w:val="single" w:sz="4" w:space="4" w:color="auto"/>
+          <w:bottom w:val="single" w:sz="4" w:space="1" w:color="auto"/>
+          <w:right w:val="single" w:sz="4" w:space="4" w:color="auto"/>
+        </w:pBdr>
+        <w:ind w:left="1080"/>
+        <w:rPr>
+          <w:lang w:val="en-US"/>
+        </w:rPr>
+      </w:pPr>
+      <w:r>
+        <w:rPr>
+          <w:lang w:val="en-US"/>
+        </w:rPr>
+        <w:t>foo = (bar = 5, boo, bar += 2);</w:t>
+      </w:r>
+    </w:p>
+    <w:p>
+      <w:pPr>
+        <w:pStyle w:val="ListParagraph"/>
+        <w:numPr>
+          <w:ilvl w:val="0"/>
+          <w:numId w:val="4"/>
+        </w:numPr>
+        <w:rPr>
+          <w:lang w:val="en-US"/>
+        </w:rPr>
+      </w:pPr>
+      <w:r>
+        <w:rPr>
+          <w:lang w:val="en-US"/>
+        </w:rPr>
+        <w:t>ta có</w:t>
       </w:r>
     </w:p>
     <w:tbl>
@@ -2877,6 +1828,1231 @@
               <w:rPr>
                 <w:lang w:val="en-US"/>
               </w:rPr>
+              <w:t>7</w:t>
+            </w:r>
+          </w:p>
+        </w:tc>
+      </w:tr>
+    </w:tbl>
+    <w:p>
+      <w:pPr>
+        <w:rPr>
+          <w:lang w:val="en-US"/>
+        </w:rPr>
+      </w:pPr>
+    </w:p>
+    <w:p>
+      <w:pPr>
+        <w:rPr>
+          <w:lang w:val="en-US"/>
+        </w:rPr>
+      </w:pPr>
+      <w:r>
+        <w:rPr>
+          <w:lang w:val="en-US"/>
+        </w:rPr>
+        <w:t>Preprocessor Directive:</w:t>
+      </w:r>
+    </w:p>
+    <w:p>
+      <w:pPr>
+        <w:pStyle w:val="ListParagraph"/>
+        <w:numPr>
+          <w:ilvl w:val="0"/>
+          <w:numId w:val="16"/>
+        </w:numPr>
+        <w:rPr>
+          <w:lang w:val="en-US"/>
+        </w:rPr>
+      </w:pPr>
+      <w:r>
+        <w:rPr>
+          <w:lang w:val="en-US"/>
+        </w:rPr>
+        <w:t>Cách Hoạt Động?</w:t>
+      </w:r>
+    </w:p>
+    <w:p>
+      <w:pPr>
+        <w:pStyle w:val="ListParagraph"/>
+        <w:numPr>
+          <w:ilvl w:val="0"/>
+          <w:numId w:val="4"/>
+        </w:numPr>
+        <w:rPr>
+          <w:lang w:val="en-US"/>
+        </w:rPr>
+      </w:pPr>
+      <w:r>
+        <w:rPr>
+          <w:lang w:val="en-US"/>
+        </w:rPr>
+        <w:t>Thực thi trước trình biên dịch</w:t>
+      </w:r>
+    </w:p>
+    <w:p>
+      <w:pPr>
+        <w:pStyle w:val="ListParagraph"/>
+        <w:numPr>
+          <w:ilvl w:val="0"/>
+          <w:numId w:val="4"/>
+        </w:numPr>
+        <w:rPr>
+          <w:lang w:val="en-US"/>
+        </w:rPr>
+      </w:pPr>
+      <w:r>
+        <w:rPr>
+          <w:lang w:val="en-US"/>
+        </w:rPr>
+        <w:t>Xử lí điều hướng trong chương trình</w:t>
+      </w:r>
+    </w:p>
+    <w:p>
+      <w:pPr>
+        <w:pStyle w:val="ListParagraph"/>
+        <w:numPr>
+          <w:ilvl w:val="0"/>
+          <w:numId w:val="16"/>
+        </w:numPr>
+        <w:rPr>
+          <w:lang w:val="en-US"/>
+        </w:rPr>
+      </w:pPr>
+      <w:r>
+        <w:rPr>
+          <w:lang w:val="en-US"/>
+        </w:rPr>
+        <w:t>Macros?</w:t>
+      </w:r>
+    </w:p>
+    <w:p>
+      <w:pPr>
+        <w:pStyle w:val="ListParagraph"/>
+        <w:numPr>
+          <w:ilvl w:val="0"/>
+          <w:numId w:val="4"/>
+        </w:numPr>
+        <w:rPr>
+          <w:lang w:val="en-US"/>
+        </w:rPr>
+      </w:pPr>
+      <w:r>
+        <w:rPr>
+          <w:lang w:val="en-US"/>
+        </w:rPr>
+        <w:t>Khi bạn viết như sau</w:t>
+      </w:r>
+    </w:p>
+    <w:p>
+      <w:pPr>
+        <w:pStyle w:val="ListParagraph"/>
+        <w:pBdr>
+          <w:top w:val="single" w:sz="4" w:space="1" w:color="auto"/>
+          <w:left w:val="single" w:sz="4" w:space="4" w:color="auto"/>
+          <w:bottom w:val="single" w:sz="4" w:space="1" w:color="auto"/>
+          <w:right w:val="single" w:sz="4" w:space="4" w:color="auto"/>
+        </w:pBdr>
+        <w:ind w:left="1080"/>
+        <w:rPr>
+          <w:lang w:val="en-US"/>
+        </w:rPr>
+      </w:pPr>
+      <w:r>
+        <w:rPr>
+          <w:lang w:val="en-US"/>
+        </w:rPr>
+        <w:t>#define &lt;Nhãn&gt; &lt;Nội Dung Thay Thế&gt;</w:t>
+      </w:r>
+    </w:p>
+    <w:p>
+      <w:pPr>
+        <w:pStyle w:val="ListParagraph"/>
+        <w:numPr>
+          <w:ilvl w:val="0"/>
+          <w:numId w:val="4"/>
+        </w:numPr>
+        <w:rPr>
+          <w:lang w:val="en-US"/>
+        </w:rPr>
+      </w:pPr>
+      <w:r>
+        <w:rPr>
+          <w:lang w:val="en-US"/>
+        </w:rPr>
+        <w:t>&lt;Nhãn&gt; chỉ bao gồm 1 từ</w:t>
+      </w:r>
+    </w:p>
+    <w:p>
+      <w:pPr>
+        <w:pStyle w:val="ListParagraph"/>
+        <w:numPr>
+          <w:ilvl w:val="0"/>
+          <w:numId w:val="4"/>
+        </w:numPr>
+        <w:rPr>
+          <w:lang w:val="en-US"/>
+        </w:rPr>
+      </w:pPr>
+      <w:r>
+        <w:rPr>
+          <w:lang w:val="en-US"/>
+        </w:rPr>
+        <w:t xml:space="preserve">Thì trước khi chạy chương trình, trình biên dịch sẽ rà soát lại chương trình, bất cứ chỗ nào từ dòng lệnh này trở đi có từ &lt;Nhãn&gt; sẽ bị thay thế bởi </w:t>
+      </w:r>
+    </w:p>
+    <w:p>
+      <w:pPr>
+        <w:pStyle w:val="ListParagraph"/>
+        <w:ind w:left="1080"/>
+        <w:rPr>
+          <w:lang w:val="en-US"/>
+        </w:rPr>
+      </w:pPr>
+      <w:r>
+        <w:rPr>
+          <w:lang w:val="en-US"/>
+        </w:rPr>
+        <w:t>&lt;Nội Dung Thay Thế&gt;</w:t>
+      </w:r>
+    </w:p>
+    <w:p>
+      <w:pPr>
+        <w:pStyle w:val="ListParagraph"/>
+        <w:numPr>
+          <w:ilvl w:val="0"/>
+          <w:numId w:val="4"/>
+        </w:numPr>
+        <w:rPr>
+          <w:lang w:val="en-US"/>
+        </w:rPr>
+      </w:pPr>
+      <w:r>
+        <w:rPr>
+          <w:lang w:val="en-US"/>
+        </w:rPr>
+        <w:t>Nếu có nhiều lệnh này thì chúng sẽ thực hiện song song, mỗi cái chỉ thực hiện 1 lần, 1 từ có thể bị thế trên 2 lần</w:t>
+      </w:r>
+    </w:p>
+    <w:p>
+      <w:pPr>
+        <w:pStyle w:val="ListParagraph"/>
+        <w:numPr>
+          <w:ilvl w:val="0"/>
+          <w:numId w:val="4"/>
+        </w:numPr>
+        <w:rPr>
+          <w:lang w:val="en-US"/>
+        </w:rPr>
+      </w:pPr>
+      <w:r>
+        <w:rPr>
+          <w:lang w:val="en-US"/>
+        </w:rPr>
+        <w:t>&lt;Nội Dung Thay Thế&gt; có thể là bất cứ thứ gì, kể cả câu lệnh</w:t>
+      </w:r>
+    </w:p>
+    <w:p>
+      <w:pPr>
+        <w:pStyle w:val="ListParagraph"/>
+        <w:numPr>
+          <w:ilvl w:val="0"/>
+          <w:numId w:val="4"/>
+        </w:numPr>
+        <w:rPr>
+          <w:lang w:val="en-US"/>
+        </w:rPr>
+      </w:pPr>
+      <w:r>
+        <w:rPr>
+          <w:lang w:val="en-US"/>
+        </w:rPr>
+        <w:t>Ví dụ</w:t>
+      </w:r>
+    </w:p>
+    <w:p>
+      <w:pPr>
+        <w:pStyle w:val="ListParagraph"/>
+        <w:pBdr>
+          <w:top w:val="single" w:sz="4" w:space="1" w:color="auto"/>
+          <w:left w:val="single" w:sz="4" w:space="4" w:color="auto"/>
+          <w:bottom w:val="single" w:sz="4" w:space="1" w:color="auto"/>
+          <w:right w:val="single" w:sz="4" w:space="4" w:color="auto"/>
+        </w:pBdr>
+        <w:ind w:left="1080"/>
+        <w:rPr>
+          <w:lang w:val="en-US"/>
+        </w:rPr>
+      </w:pPr>
+      <w:r>
+        <w:rPr>
+          <w:lang w:val="en-US"/>
+        </w:rPr>
+        <w:t>#define foo cout &lt;&lt; bar &lt;&lt; endl;</w:t>
+      </w:r>
+    </w:p>
+    <w:p>
+      <w:pPr>
+        <w:pStyle w:val="ListParagraph"/>
+        <w:pBdr>
+          <w:top w:val="single" w:sz="4" w:space="1" w:color="auto"/>
+          <w:left w:val="single" w:sz="4" w:space="4" w:color="auto"/>
+          <w:bottom w:val="single" w:sz="4" w:space="1" w:color="auto"/>
+          <w:right w:val="single" w:sz="4" w:space="4" w:color="auto"/>
+        </w:pBdr>
+        <w:ind w:left="1080"/>
+        <w:rPr>
+          <w:lang w:val="en-US"/>
+        </w:rPr>
+      </w:pPr>
+    </w:p>
+    <w:p>
+      <w:pPr>
+        <w:pStyle w:val="ListParagraph"/>
+        <w:pBdr>
+          <w:top w:val="single" w:sz="4" w:space="1" w:color="auto"/>
+          <w:left w:val="single" w:sz="4" w:space="4" w:color="auto"/>
+          <w:bottom w:val="single" w:sz="4" w:space="1" w:color="auto"/>
+          <w:right w:val="single" w:sz="4" w:space="4" w:color="auto"/>
+        </w:pBdr>
+        <w:ind w:left="1080"/>
+        <w:rPr>
+          <w:lang w:val="en-US"/>
+        </w:rPr>
+      </w:pPr>
+      <w:r>
+        <w:rPr>
+          <w:lang w:val="en-US"/>
+        </w:rPr>
+        <w:t>int bar = 1;</w:t>
+      </w:r>
+    </w:p>
+    <w:p>
+      <w:pPr>
+        <w:pStyle w:val="ListParagraph"/>
+        <w:pBdr>
+          <w:top w:val="single" w:sz="4" w:space="1" w:color="auto"/>
+          <w:left w:val="single" w:sz="4" w:space="4" w:color="auto"/>
+          <w:bottom w:val="single" w:sz="4" w:space="1" w:color="auto"/>
+          <w:right w:val="single" w:sz="4" w:space="4" w:color="auto"/>
+        </w:pBdr>
+        <w:ind w:left="1080"/>
+        <w:rPr>
+          <w:lang w:val="en-US"/>
+        </w:rPr>
+      </w:pPr>
+      <w:r>
+        <w:rPr>
+          <w:lang w:val="en-US"/>
+        </w:rPr>
+        <w:t>foo</w:t>
+      </w:r>
+    </w:p>
+    <w:p>
+      <w:pPr>
+        <w:pStyle w:val="ListParagraph"/>
+        <w:pBdr>
+          <w:top w:val="single" w:sz="4" w:space="1" w:color="auto"/>
+          <w:left w:val="single" w:sz="4" w:space="4" w:color="auto"/>
+          <w:bottom w:val="single" w:sz="4" w:space="1" w:color="auto"/>
+          <w:right w:val="single" w:sz="4" w:space="4" w:color="auto"/>
+        </w:pBdr>
+        <w:ind w:left="1080"/>
+        <w:rPr>
+          <w:lang w:val="en-US"/>
+        </w:rPr>
+      </w:pPr>
+      <w:r>
+        <w:rPr>
+          <w:lang w:val="en-US"/>
+        </w:rPr>
+        <w:t>int far = 2;</w:t>
+      </w:r>
+    </w:p>
+    <w:p>
+      <w:pPr>
+        <w:pStyle w:val="ListParagraph"/>
+        <w:numPr>
+          <w:ilvl w:val="0"/>
+          <w:numId w:val="4"/>
+        </w:numPr>
+        <w:rPr>
+          <w:lang w:val="en-US"/>
+        </w:rPr>
+      </w:pPr>
+      <w:r>
+        <w:rPr>
+          <w:lang w:val="en-US"/>
+        </w:rPr>
+        <w:t>Tương đương</w:t>
+      </w:r>
+    </w:p>
+    <w:p>
+      <w:pPr>
+        <w:pStyle w:val="ListParagraph"/>
+        <w:pBdr>
+          <w:top w:val="single" w:sz="4" w:space="1" w:color="auto"/>
+          <w:left w:val="single" w:sz="4" w:space="4" w:color="auto"/>
+          <w:bottom w:val="single" w:sz="4" w:space="1" w:color="auto"/>
+          <w:right w:val="single" w:sz="4" w:space="4" w:color="auto"/>
+        </w:pBdr>
+        <w:ind w:left="1080"/>
+        <w:rPr>
+          <w:lang w:val="en-US"/>
+        </w:rPr>
+      </w:pPr>
+      <w:r>
+        <w:rPr>
+          <w:lang w:val="en-US"/>
+        </w:rPr>
+        <w:t>int bar = 1;</w:t>
+      </w:r>
+    </w:p>
+    <w:p>
+      <w:pPr>
+        <w:pStyle w:val="ListParagraph"/>
+        <w:pBdr>
+          <w:top w:val="single" w:sz="4" w:space="1" w:color="auto"/>
+          <w:left w:val="single" w:sz="4" w:space="4" w:color="auto"/>
+          <w:bottom w:val="single" w:sz="4" w:space="1" w:color="auto"/>
+          <w:right w:val="single" w:sz="4" w:space="4" w:color="auto"/>
+        </w:pBdr>
+        <w:ind w:left="1080"/>
+        <w:rPr>
+          <w:lang w:val="en-US"/>
+        </w:rPr>
+      </w:pPr>
+      <w:r>
+        <w:rPr>
+          <w:lang w:val="en-US"/>
+        </w:rPr>
+        <w:t>cout &lt;&lt; bar &lt;&lt; endl;</w:t>
+      </w:r>
+    </w:p>
+    <w:p>
+      <w:pPr>
+        <w:pStyle w:val="ListParagraph"/>
+        <w:pBdr>
+          <w:top w:val="single" w:sz="4" w:space="1" w:color="auto"/>
+          <w:left w:val="single" w:sz="4" w:space="4" w:color="auto"/>
+          <w:bottom w:val="single" w:sz="4" w:space="1" w:color="auto"/>
+          <w:right w:val="single" w:sz="4" w:space="4" w:color="auto"/>
+        </w:pBdr>
+        <w:ind w:left="1080"/>
+        <w:rPr>
+          <w:lang w:val="en-US"/>
+        </w:rPr>
+      </w:pPr>
+      <w:r>
+        <w:rPr>
+          <w:lang w:val="en-US"/>
+        </w:rPr>
+        <w:t>int far = 2;</w:t>
+      </w:r>
+    </w:p>
+    <w:p>
+      <w:pPr>
+        <w:pStyle w:val="ListParagraph"/>
+        <w:numPr>
+          <w:ilvl w:val="0"/>
+          <w:numId w:val="4"/>
+        </w:numPr>
+        <w:rPr>
+          <w:lang w:val="en-US"/>
+        </w:rPr>
+      </w:pPr>
+      <w:r>
+        <w:rPr>
+          <w:lang w:val="en-US"/>
+        </w:rPr>
+        <w:t>Trong trường hợp &lt;Nhãn&gt; có dạng 1 hàm, các tham số cũng sẽ được thế tên</w:t>
+      </w:r>
+    </w:p>
+    <w:p>
+      <w:pPr>
+        <w:pStyle w:val="ListParagraph"/>
+        <w:numPr>
+          <w:ilvl w:val="0"/>
+          <w:numId w:val="4"/>
+        </w:numPr>
+        <w:rPr>
+          <w:lang w:val="en-US"/>
+        </w:rPr>
+      </w:pPr>
+      <w:r>
+        <w:rPr>
+          <w:lang w:val="en-US"/>
+        </w:rPr>
+        <w:lastRenderedPageBreak/>
+        <w:t>Ví dụ</w:t>
+      </w:r>
+    </w:p>
+    <w:p>
+      <w:pPr>
+        <w:pStyle w:val="ListParagraph"/>
+        <w:pBdr>
+          <w:top w:val="single" w:sz="4" w:space="1" w:color="auto"/>
+          <w:left w:val="single" w:sz="4" w:space="4" w:color="auto"/>
+          <w:bottom w:val="single" w:sz="4" w:space="1" w:color="auto"/>
+          <w:right w:val="single" w:sz="4" w:space="4" w:color="auto"/>
+        </w:pBdr>
+        <w:ind w:left="1080"/>
+        <w:rPr>
+          <w:lang w:val="en-US"/>
+        </w:rPr>
+      </w:pPr>
+      <w:r>
+        <w:rPr>
+          <w:lang w:val="en-US"/>
+        </w:rPr>
+        <w:t>#define foo(a, b) a + b</w:t>
+      </w:r>
+    </w:p>
+    <w:p>
+      <w:pPr>
+        <w:pStyle w:val="ListParagraph"/>
+        <w:pBdr>
+          <w:top w:val="single" w:sz="4" w:space="1" w:color="auto"/>
+          <w:left w:val="single" w:sz="4" w:space="4" w:color="auto"/>
+          <w:bottom w:val="single" w:sz="4" w:space="1" w:color="auto"/>
+          <w:right w:val="single" w:sz="4" w:space="4" w:color="auto"/>
+        </w:pBdr>
+        <w:ind w:left="1080"/>
+        <w:rPr>
+          <w:lang w:val="en-US"/>
+        </w:rPr>
+      </w:pPr>
+    </w:p>
+    <w:p>
+      <w:pPr>
+        <w:pStyle w:val="ListParagraph"/>
+        <w:pBdr>
+          <w:top w:val="single" w:sz="4" w:space="1" w:color="auto"/>
+          <w:left w:val="single" w:sz="4" w:space="4" w:color="auto"/>
+          <w:bottom w:val="single" w:sz="4" w:space="1" w:color="auto"/>
+          <w:right w:val="single" w:sz="4" w:space="4" w:color="auto"/>
+        </w:pBdr>
+        <w:ind w:left="1080"/>
+        <w:rPr>
+          <w:lang w:val="en-US"/>
+        </w:rPr>
+      </w:pPr>
+      <w:r>
+        <w:rPr>
+          <w:lang w:val="en-US"/>
+        </w:rPr>
+        <w:t>int bar = 5;</w:t>
+      </w:r>
+    </w:p>
+    <w:p>
+      <w:pPr>
+        <w:pStyle w:val="ListParagraph"/>
+        <w:pBdr>
+          <w:top w:val="single" w:sz="4" w:space="1" w:color="auto"/>
+          <w:left w:val="single" w:sz="4" w:space="4" w:color="auto"/>
+          <w:bottom w:val="single" w:sz="4" w:space="1" w:color="auto"/>
+          <w:right w:val="single" w:sz="4" w:space="4" w:color="auto"/>
+        </w:pBdr>
+        <w:ind w:left="1080"/>
+        <w:rPr>
+          <w:lang w:val="en-US"/>
+        </w:rPr>
+      </w:pPr>
+      <w:r>
+        <w:rPr>
+          <w:lang w:val="en-US"/>
+        </w:rPr>
+        <w:t>cout &lt;&lt; foo(bar, 2) &lt;&lt; endl;</w:t>
+      </w:r>
+    </w:p>
+    <w:p>
+      <w:pPr>
+        <w:pStyle w:val="ListParagraph"/>
+        <w:numPr>
+          <w:ilvl w:val="0"/>
+          <w:numId w:val="4"/>
+        </w:numPr>
+        <w:rPr>
+          <w:lang w:val="en-US"/>
+        </w:rPr>
+      </w:pPr>
+      <w:r>
+        <w:rPr>
+          <w:lang w:val="en-US"/>
+        </w:rPr>
+        <w:t>Tương đương</w:t>
+      </w:r>
+    </w:p>
+    <w:p>
+      <w:pPr>
+        <w:pStyle w:val="ListParagraph"/>
+        <w:pBdr>
+          <w:top w:val="single" w:sz="4" w:space="1" w:color="auto"/>
+          <w:left w:val="single" w:sz="4" w:space="4" w:color="auto"/>
+          <w:bottom w:val="single" w:sz="4" w:space="1" w:color="auto"/>
+          <w:right w:val="single" w:sz="4" w:space="4" w:color="auto"/>
+        </w:pBdr>
+        <w:ind w:left="1080"/>
+        <w:rPr>
+          <w:lang w:val="en-US"/>
+        </w:rPr>
+      </w:pPr>
+      <w:r>
+        <w:rPr>
+          <w:lang w:val="en-US"/>
+        </w:rPr>
+        <w:t>int bar = 5;</w:t>
+      </w:r>
+    </w:p>
+    <w:p>
+      <w:pPr>
+        <w:pStyle w:val="ListParagraph"/>
+        <w:pBdr>
+          <w:top w:val="single" w:sz="4" w:space="1" w:color="auto"/>
+          <w:left w:val="single" w:sz="4" w:space="4" w:color="auto"/>
+          <w:bottom w:val="single" w:sz="4" w:space="1" w:color="auto"/>
+          <w:right w:val="single" w:sz="4" w:space="4" w:color="auto"/>
+        </w:pBdr>
+        <w:ind w:left="1080"/>
+        <w:rPr>
+          <w:lang w:val="en-US"/>
+        </w:rPr>
+      </w:pPr>
+      <w:r>
+        <w:rPr>
+          <w:lang w:val="en-US"/>
+        </w:rPr>
+        <w:t>cout &lt;&lt; bar + 2 &lt;&lt; endl;</w:t>
+      </w:r>
+    </w:p>
+    <w:p>
+      <w:pPr>
+        <w:pStyle w:val="ListParagraph"/>
+        <w:numPr>
+          <w:ilvl w:val="0"/>
+          <w:numId w:val="16"/>
+        </w:numPr>
+        <w:rPr>
+          <w:lang w:val="en-US"/>
+        </w:rPr>
+      </w:pPr>
+      <w:r>
+        <w:rPr>
+          <w:lang w:val="en-US"/>
+        </w:rPr>
+        <w:t>Header File?</w:t>
+      </w:r>
+    </w:p>
+    <w:p>
+      <w:pPr>
+        <w:pStyle w:val="ListParagraph"/>
+        <w:numPr>
+          <w:ilvl w:val="0"/>
+          <w:numId w:val="4"/>
+        </w:numPr>
+        <w:rPr>
+          <w:lang w:val="en-US"/>
+        </w:rPr>
+      </w:pPr>
+      <w:r>
+        <w:rPr>
+          <w:lang w:val="en-US"/>
+        </w:rPr>
+        <w:t>Các Header File tiêu chuẩn của C++ được lưu ở thư mục “</w:t>
+      </w:r>
+      <w:r>
+        <w:rPr>
+          <w:lang w:val="en-US"/>
+        </w:rPr>
+        <w:t>C:\Program Files (x86)\Dev-Cpp\MinGW64\lib\gcc\x86_64-w64-mingw32\4.9.2\include\c++</w:t>
+      </w:r>
+      <w:r>
+        <w:rPr>
+          <w:lang w:val="en-US"/>
+        </w:rPr>
+        <w:t>”</w:t>
+      </w:r>
+    </w:p>
+    <w:p>
+      <w:pPr>
+        <w:pStyle w:val="ListParagraph"/>
+        <w:numPr>
+          <w:ilvl w:val="0"/>
+          <w:numId w:val="4"/>
+        </w:numPr>
+        <w:rPr>
+          <w:lang w:val="en-US"/>
+        </w:rPr>
+      </w:pPr>
+      <w:r>
+        <w:rPr>
+          <w:lang w:val="en-US"/>
+        </w:rPr>
+        <w:t>Khi bạn viết</w:t>
+      </w:r>
+    </w:p>
+    <w:p>
+      <w:pPr>
+        <w:pStyle w:val="ListParagraph"/>
+        <w:pBdr>
+          <w:top w:val="single" w:sz="4" w:space="1" w:color="auto"/>
+          <w:left w:val="single" w:sz="4" w:space="4" w:color="auto"/>
+          <w:bottom w:val="single" w:sz="4" w:space="1" w:color="auto"/>
+          <w:right w:val="single" w:sz="4" w:space="4" w:color="auto"/>
+        </w:pBdr>
+        <w:ind w:left="1080"/>
+        <w:rPr>
+          <w:lang w:val="en-US"/>
+        </w:rPr>
+      </w:pPr>
+      <w:r>
+        <w:rPr>
+          <w:lang w:val="en-US"/>
+        </w:rPr>
+        <w:t>#include &lt;&lt;Tên Header File Tiêu Chuẩn&gt;&gt;</w:t>
+      </w:r>
+    </w:p>
+    <w:p>
+      <w:pPr>
+        <w:pStyle w:val="ListParagraph"/>
+        <w:numPr>
+          <w:ilvl w:val="0"/>
+          <w:numId w:val="4"/>
+        </w:numPr>
+        <w:rPr>
+          <w:lang w:val="en-US"/>
+        </w:rPr>
+      </w:pPr>
+      <w:r>
+        <w:rPr>
+          <w:lang w:val="en-US"/>
+        </w:rPr>
+        <w:t xml:space="preserve">Thì trình biên dịch sẽ mò tới đường dẫn trên để chạy Header File có tên là </w:t>
+      </w:r>
+    </w:p>
+    <w:p>
+      <w:pPr>
+        <w:pStyle w:val="ListParagraph"/>
+        <w:ind w:left="1080"/>
+        <w:rPr>
+          <w:lang w:val="en-US"/>
+        </w:rPr>
+      </w:pPr>
+      <w:r>
+        <w:rPr>
+          <w:lang w:val="en-US"/>
+        </w:rPr>
+        <w:t>&lt;Tên Header File Tiêu Chuẩn&gt;, tương đương việc thay thế cái dòng lệnh này = nguyên Header File đó luôn</w:t>
+      </w:r>
+    </w:p>
+    <w:p>
+      <w:pPr>
+        <w:pStyle w:val="ListParagraph"/>
+        <w:numPr>
+          <w:ilvl w:val="0"/>
+          <w:numId w:val="4"/>
+        </w:numPr>
+        <w:rPr>
+          <w:lang w:val="en-US"/>
+        </w:rPr>
+      </w:pPr>
+      <w:r>
+        <w:rPr>
+          <w:lang w:val="en-US"/>
+        </w:rPr>
+        <w:t>Bất cứ File nào đặt vào đường dẫn trên đều trở thành Header File tiêu chuẩn và có thể được Import như trên</w:t>
+      </w:r>
+    </w:p>
+    <w:p>
+      <w:pPr>
+        <w:pStyle w:val="ListParagraph"/>
+        <w:numPr>
+          <w:ilvl w:val="0"/>
+          <w:numId w:val="4"/>
+        </w:numPr>
+        <w:rPr>
+          <w:lang w:val="en-US"/>
+        </w:rPr>
+      </w:pPr>
+      <w:r>
+        <w:rPr>
+          <w:lang w:val="en-US"/>
+        </w:rPr>
+        <w:t>Cú pháp Header File</w:t>
+      </w:r>
+      <w:r>
+        <w:rPr>
+          <w:lang w:val="en-US"/>
+        </w:rPr>
+        <w:t xml:space="preserve"> giống cú pháp bình thường</w:t>
+      </w:r>
+    </w:p>
+    <w:p>
+      <w:pPr>
+        <w:pStyle w:val="ListParagraph"/>
+        <w:numPr>
+          <w:ilvl w:val="0"/>
+          <w:numId w:val="4"/>
+        </w:numPr>
+        <w:rPr>
+          <w:lang w:val="en-US"/>
+        </w:rPr>
+      </w:pPr>
+      <w:r>
+        <w:rPr>
+          <w:lang w:val="en-US"/>
+        </w:rPr>
+        <w:t>Ví dụ</w:t>
+      </w:r>
+    </w:p>
+    <w:p>
+      <w:pPr>
+        <w:pStyle w:val="ListParagraph"/>
+        <w:pBdr>
+          <w:top w:val="single" w:sz="4" w:space="1" w:color="auto"/>
+          <w:left w:val="single" w:sz="4" w:space="4" w:color="auto"/>
+          <w:bottom w:val="single" w:sz="4" w:space="1" w:color="auto"/>
+          <w:right w:val="single" w:sz="4" w:space="4" w:color="auto"/>
+        </w:pBdr>
+        <w:ind w:left="1080"/>
+        <w:rPr>
+          <w:lang w:val="en-US"/>
+        </w:rPr>
+      </w:pPr>
+      <w:r>
+        <w:rPr>
+          <w:lang w:val="en-US"/>
+        </w:rPr>
+        <w:t>#include &lt;iostream&gt;</w:t>
+      </w:r>
+    </w:p>
+    <w:p>
+      <w:pPr>
+        <w:pStyle w:val="ListParagraph"/>
+        <w:pBdr>
+          <w:top w:val="single" w:sz="4" w:space="1" w:color="auto"/>
+          <w:left w:val="single" w:sz="4" w:space="4" w:color="auto"/>
+          <w:bottom w:val="single" w:sz="4" w:space="1" w:color="auto"/>
+          <w:right w:val="single" w:sz="4" w:space="4" w:color="auto"/>
+        </w:pBdr>
+        <w:ind w:left="1080"/>
+        <w:rPr>
+          <w:lang w:val="en-US"/>
+        </w:rPr>
+      </w:pPr>
+      <w:r>
+        <w:rPr>
+          <w:lang w:val="en-US"/>
+        </w:rPr>
+        <w:t>#include &lt;foo.h&gt;</w:t>
+      </w:r>
+    </w:p>
+    <w:p>
+      <w:pPr>
+        <w:pStyle w:val="ListParagraph"/>
+        <w:numPr>
+          <w:ilvl w:val="0"/>
+          <w:numId w:val="4"/>
+        </w:numPr>
+        <w:rPr>
+          <w:lang w:val="en-US"/>
+        </w:rPr>
+      </w:pPr>
+      <w:r>
+        <w:rPr>
+          <w:lang w:val="en-US"/>
+        </w:rPr>
+        <w:t>Để Import Header File do mình tự tạo ra thì viết</w:t>
+      </w:r>
+    </w:p>
+    <w:p>
+      <w:pPr>
+        <w:pStyle w:val="ListParagraph"/>
+        <w:pBdr>
+          <w:top w:val="single" w:sz="4" w:space="1" w:color="auto"/>
+          <w:left w:val="single" w:sz="4" w:space="4" w:color="auto"/>
+          <w:bottom w:val="single" w:sz="4" w:space="1" w:color="auto"/>
+          <w:right w:val="single" w:sz="4" w:space="4" w:color="auto"/>
+        </w:pBdr>
+        <w:ind w:left="1080"/>
+        <w:rPr>
+          <w:lang w:val="en-US"/>
+        </w:rPr>
+      </w:pPr>
+      <w:r>
+        <w:rPr>
+          <w:lang w:val="en-US"/>
+        </w:rPr>
+        <w:t xml:space="preserve">#include </w:t>
+      </w:r>
+      <w:r>
+        <w:rPr>
+          <w:lang w:val="en-US"/>
+        </w:rPr>
+        <w:t>"&lt;Đường Dẫn Tới File&gt;"</w:t>
+      </w:r>
+    </w:p>
+    <w:p>
+      <w:pPr>
+        <w:pStyle w:val="ListParagraph"/>
+        <w:numPr>
+          <w:ilvl w:val="0"/>
+          <w:numId w:val="4"/>
+        </w:numPr>
+        <w:rPr>
+          <w:lang w:val="en-US"/>
+        </w:rPr>
+      </w:pPr>
+      <w:r>
+        <w:rPr>
+          <w:lang w:val="en-US"/>
+        </w:rPr>
+        <w:t>Cách viết đường dẫn y chang trong Batch</w:t>
+      </w:r>
+    </w:p>
+    <w:p>
+      <w:pPr>
+        <w:pStyle w:val="ListParagraph"/>
+        <w:numPr>
+          <w:ilvl w:val="0"/>
+          <w:numId w:val="4"/>
+        </w:numPr>
+        <w:rPr>
+          <w:lang w:val="en-US"/>
+        </w:rPr>
+      </w:pPr>
+      <w:r>
+        <w:rPr>
+          <w:lang w:val="en-US"/>
+        </w:rPr>
+        <w:t>Ví dụ</w:t>
+      </w:r>
+    </w:p>
+    <w:p>
+      <w:pPr>
+        <w:pStyle w:val="ListParagraph"/>
+        <w:pBdr>
+          <w:top w:val="single" w:sz="4" w:space="1" w:color="auto"/>
+          <w:left w:val="single" w:sz="4" w:space="4" w:color="auto"/>
+          <w:bottom w:val="single" w:sz="4" w:space="1" w:color="auto"/>
+          <w:right w:val="single" w:sz="4" w:space="4" w:color="auto"/>
+        </w:pBdr>
+        <w:ind w:left="1080"/>
+        <w:rPr>
+          <w:lang w:val="en-US"/>
+        </w:rPr>
+      </w:pPr>
+      <w:r>
+        <w:rPr>
+          <w:lang w:val="en-US"/>
+        </w:rPr>
+        <w:t xml:space="preserve">#include </w:t>
+      </w:r>
+      <w:r>
+        <w:rPr>
+          <w:lang w:val="en-US"/>
+        </w:rPr>
+        <w:t>"</w:t>
+      </w:r>
+      <w:r>
+        <w:rPr>
+          <w:lang w:val="en-US"/>
+        </w:rPr>
+        <w:t>..\bar.h</w:t>
+      </w:r>
+      <w:r>
+        <w:rPr>
+          <w:lang w:val="en-US"/>
+        </w:rPr>
+        <w:t>"</w:t>
+      </w:r>
+    </w:p>
+    <w:p>
+      <w:pPr>
+        <w:pStyle w:val="ListParagraph"/>
+        <w:numPr>
+          <w:ilvl w:val="0"/>
+          <w:numId w:val="4"/>
+        </w:numPr>
+        <w:rPr>
+          <w:lang w:val="en-US"/>
+        </w:rPr>
+      </w:pPr>
+      <w:r>
+        <w:rPr>
+          <w:lang w:val="en-US"/>
+        </w:rPr>
+        <w:t>Phần mở rộng Header File đéo quan trọng, bạn đặt hay không thì tùy</w:t>
+      </w:r>
+    </w:p>
+    <w:p>
+      <w:pPr>
+        <w:rPr>
+          <w:lang w:val="en-US"/>
+        </w:rPr>
+      </w:pPr>
+    </w:p>
+    <w:p>
+      <w:pPr>
+        <w:rPr>
+          <w:lang w:val="en-US"/>
+        </w:rPr>
+      </w:pPr>
+      <w:r>
+        <w:rPr>
+          <w:lang w:val="en-US"/>
+        </w:rPr>
+        <w:t>Program</w:t>
+      </w:r>
+      <w:r>
+        <w:rPr>
+          <w:lang w:val="en-US"/>
+        </w:rPr>
+        <w:t xml:space="preserve"> – Chương Trình</w:t>
+      </w:r>
+      <w:r>
+        <w:rPr>
+          <w:lang w:val="en-US"/>
+        </w:rPr>
+        <w:t>:</w:t>
+      </w:r>
+    </w:p>
+    <w:p>
+      <w:pPr>
+        <w:pStyle w:val="ListParagraph"/>
+        <w:numPr>
+          <w:ilvl w:val="0"/>
+          <w:numId w:val="6"/>
+        </w:numPr>
+        <w:rPr>
+          <w:lang w:val="en-US"/>
+        </w:rPr>
+      </w:pPr>
+      <w:r>
+        <w:rPr>
+          <w:lang w:val="en-US"/>
+        </w:rPr>
+        <w:t xml:space="preserve">Cách </w:t>
+      </w:r>
+      <w:r>
+        <w:rPr>
+          <w:lang w:val="en-US"/>
+        </w:rPr>
+        <w:t xml:space="preserve">Hoạt Động Của 1 </w:t>
+      </w:r>
+      <w:r>
+        <w:rPr>
+          <w:lang w:val="en-US"/>
+        </w:rPr>
+        <w:t xml:space="preserve">File EXE </w:t>
+      </w:r>
+      <w:r>
+        <w:rPr>
+          <w:lang w:val="en-US"/>
+        </w:rPr>
+        <w:t xml:space="preserve">Được Biên Dịch Từ </w:t>
+      </w:r>
+      <w:r>
+        <w:rPr>
+          <w:lang w:val="en-US"/>
+        </w:rPr>
+        <w:t>File C</w:t>
+      </w:r>
+      <w:r>
+        <w:rPr>
+          <w:lang w:val="en-US"/>
+        </w:rPr>
+        <w:t>++?</w:t>
+      </w:r>
+    </w:p>
+    <w:p>
+      <w:pPr>
+        <w:pStyle w:val="ListParagraph"/>
+        <w:numPr>
+          <w:ilvl w:val="0"/>
+          <w:numId w:val="4"/>
+        </w:numPr>
+        <w:rPr>
+          <w:lang w:val="en-US"/>
+        </w:rPr>
+      </w:pPr>
+      <w:r>
+        <w:rPr>
+          <w:lang w:val="en-US"/>
+        </w:rPr>
+        <w:t>Khi chạy File EXE này, ngay lập tức nó sẽ chạy thẳng hàm “main” trong đó, hàm này phải trả về Integer, nếu không trả về gì cả, tự động trả về 0</w:t>
+      </w:r>
+      <w:r>
+        <w:rPr>
+          <w:lang w:val="en-US"/>
+        </w:rPr>
+        <w:t>, đây chính là Exit Code</w:t>
+      </w:r>
+    </w:p>
+    <w:p>
+      <w:pPr>
+        <w:pStyle w:val="ListParagraph"/>
+        <w:numPr>
+          <w:ilvl w:val="0"/>
+          <w:numId w:val="6"/>
+        </w:numPr>
+        <w:rPr>
+          <w:lang w:val="en-US"/>
+        </w:rPr>
+      </w:pPr>
+      <w:r>
+        <w:rPr>
+          <w:lang w:val="en-US"/>
+        </w:rPr>
+        <w:t xml:space="preserve">Trả </w:t>
+      </w:r>
+      <w:r>
+        <w:rPr>
+          <w:lang w:val="en-US"/>
+        </w:rPr>
+        <w:t xml:space="preserve">Về Số </w:t>
+      </w:r>
+      <w:r>
+        <w:rPr>
+          <w:lang w:val="en-US"/>
+        </w:rPr>
+        <w:t xml:space="preserve">Byte </w:t>
+      </w:r>
+      <w:r>
+        <w:rPr>
+          <w:lang w:val="en-US"/>
+        </w:rPr>
+        <w:t>Của 1 Kiểu Dữ Liệu?</w:t>
+      </w:r>
+    </w:p>
+    <w:p>
+      <w:pPr>
+        <w:pStyle w:val="ListParagraph"/>
+        <w:pBdr>
+          <w:top w:val="single" w:sz="4" w:space="1" w:color="auto"/>
+          <w:left w:val="single" w:sz="4" w:space="4" w:color="auto"/>
+          <w:bottom w:val="single" w:sz="4" w:space="1" w:color="auto"/>
+          <w:right w:val="single" w:sz="4" w:space="4" w:color="auto"/>
+        </w:pBdr>
+        <w:ind w:left="1080"/>
+        <w:rPr>
+          <w:lang w:val="en-US"/>
+        </w:rPr>
+      </w:pPr>
+      <w:r>
+        <w:rPr>
+          <w:lang w:val="en-US"/>
+        </w:rPr>
+        <w:t>sizeof(&lt;Kiểu Dữ Liệu Hoặc Giá Trị&gt;)</w:t>
+      </w:r>
+    </w:p>
+    <w:p>
+      <w:pPr>
+        <w:pStyle w:val="ListParagraph"/>
+        <w:numPr>
+          <w:ilvl w:val="0"/>
+          <w:numId w:val="4"/>
+        </w:numPr>
+        <w:rPr>
+          <w:lang w:val="en-US"/>
+        </w:rPr>
+      </w:pPr>
+      <w:r>
+        <w:rPr>
+          <w:lang w:val="en-US"/>
+        </w:rPr>
+        <w:t>Ví dụ</w:t>
+      </w:r>
+    </w:p>
+    <w:p>
+      <w:pPr>
+        <w:pStyle w:val="ListParagraph"/>
+        <w:pBdr>
+          <w:top w:val="single" w:sz="4" w:space="1" w:color="auto"/>
+          <w:left w:val="single" w:sz="4" w:space="4" w:color="auto"/>
+          <w:bottom w:val="single" w:sz="4" w:space="1" w:color="auto"/>
+          <w:right w:val="single" w:sz="4" w:space="4" w:color="auto"/>
+        </w:pBdr>
+        <w:ind w:left="1080"/>
+        <w:rPr>
+          <w:lang w:val="en-US"/>
+        </w:rPr>
+      </w:pPr>
+      <w:r>
+        <w:rPr>
+          <w:lang w:val="en-US"/>
+        </w:rPr>
+        <w:t>foo = sizeof(float);</w:t>
+      </w:r>
+    </w:p>
+    <w:p>
+      <w:pPr>
+        <w:pStyle w:val="ListParagraph"/>
+        <w:numPr>
+          <w:ilvl w:val="0"/>
+          <w:numId w:val="4"/>
+        </w:numPr>
+        <w:rPr>
+          <w:lang w:val="en-US"/>
+        </w:rPr>
+      </w:pPr>
+      <w:r>
+        <w:rPr>
+          <w:lang w:val="en-US"/>
+        </w:rPr>
+        <w:t>Ta có</w:t>
+      </w:r>
+    </w:p>
+    <w:tbl>
+      <w:tblPr>
+        <w:tblStyle w:val="TableGrid"/>
+        <w:tblW w:w="0" w:type="auto"/>
+        <w:tblInd w:w="1080" w:type="dxa"/>
+        <w:tblLook w:val="04A0" w:firstRow="1" w:lastRow="0" w:firstColumn="1" w:lastColumn="0" w:noHBand="0" w:noVBand="1"/>
+      </w:tblPr>
+      <w:tblGrid>
+        <w:gridCol w:w="4093"/>
+        <w:gridCol w:w="4069"/>
+      </w:tblGrid>
+      <w:tr>
+        <w:tc>
+          <w:tcPr>
+            <w:tcW w:w="4621" w:type="dxa"/>
+          </w:tcPr>
+          <w:p>
+            <w:pPr>
+              <w:pStyle w:val="ListParagraph"/>
+              <w:ind w:left="0"/>
+              <w:jc w:val="center"/>
+              <w:rPr>
+                <w:lang w:val="en-US"/>
+              </w:rPr>
+            </w:pPr>
+            <w:r>
+              <w:rPr>
+                <w:lang w:val="en-US"/>
+              </w:rPr>
+              <w:t>foo</w:t>
+            </w:r>
+          </w:p>
+        </w:tc>
+        <w:tc>
+          <w:tcPr>
+            <w:tcW w:w="4621" w:type="dxa"/>
+          </w:tcPr>
+          <w:p>
+            <w:pPr>
+              <w:pStyle w:val="ListParagraph"/>
+              <w:ind w:left="0"/>
+              <w:jc w:val="center"/>
+              <w:rPr>
+                <w:lang w:val="en-US"/>
+              </w:rPr>
+            </w:pPr>
+            <w:r>
+              <w:rPr>
+                <w:lang w:val="en-US"/>
+              </w:rPr>
               <w:t>4</w:t>
             </w:r>
           </w:p>
@@ -2936,6 +3112,219 @@
     </w:p>
     <w:p>
       <w:pPr>
+        <w:pStyle w:val="ListParagraph"/>
+        <w:numPr>
+          <w:ilvl w:val="0"/>
+          <w:numId w:val="6"/>
+        </w:numPr>
+        <w:rPr>
+          <w:lang w:val="en-US"/>
+        </w:rPr>
+      </w:pPr>
+      <w:r>
+        <w:rPr>
+          <w:lang w:val="en-US"/>
+        </w:rPr>
+        <w:t>Nhảy Đến Câu Lệnh Bất Kì?</w:t>
+      </w:r>
+    </w:p>
+    <w:p>
+      <w:pPr>
+        <w:pStyle w:val="ListParagraph"/>
+        <w:numPr>
+          <w:ilvl w:val="0"/>
+          <w:numId w:val="4"/>
+        </w:numPr>
+        <w:rPr>
+          <w:lang w:val="en-US"/>
+        </w:rPr>
+      </w:pPr>
+      <w:r>
+        <w:rPr>
+          <w:lang w:val="en-US"/>
+        </w:rPr>
+        <w:t>Y chang Go To trong Batch</w:t>
+      </w:r>
+    </w:p>
+    <w:p>
+      <w:pPr>
+        <w:pStyle w:val="ListParagraph"/>
+        <w:numPr>
+          <w:ilvl w:val="0"/>
+          <w:numId w:val="4"/>
+        </w:numPr>
+        <w:rPr>
+          <w:lang w:val="en-US"/>
+        </w:rPr>
+      </w:pPr>
+      <w:r>
+        <w:rPr>
+          <w:lang w:val="en-US"/>
+        </w:rPr>
+        <w:lastRenderedPageBreak/>
+        <w:t>Ví dụ</w:t>
+      </w:r>
+    </w:p>
+    <w:p>
+      <w:pPr>
+        <w:pStyle w:val="ListParagraph"/>
+        <w:pBdr>
+          <w:top w:val="single" w:sz="4" w:space="1" w:color="auto"/>
+          <w:left w:val="single" w:sz="4" w:space="4" w:color="auto"/>
+          <w:bottom w:val="single" w:sz="4" w:space="1" w:color="auto"/>
+          <w:right w:val="single" w:sz="4" w:space="4" w:color="auto"/>
+        </w:pBdr>
+        <w:ind w:left="1080"/>
+        <w:rPr>
+          <w:lang w:val="en-US"/>
+        </w:rPr>
+      </w:pPr>
+      <w:r>
+        <w:rPr>
+          <w:lang w:val="en-US"/>
+        </w:rPr>
+        <w:t>int bar = 5;</w:t>
+      </w:r>
+    </w:p>
+    <w:p>
+      <w:pPr>
+        <w:pStyle w:val="ListParagraph"/>
+        <w:pBdr>
+          <w:top w:val="single" w:sz="4" w:space="1" w:color="auto"/>
+          <w:left w:val="single" w:sz="4" w:space="4" w:color="auto"/>
+          <w:bottom w:val="single" w:sz="4" w:space="1" w:color="auto"/>
+          <w:right w:val="single" w:sz="4" w:space="4" w:color="auto"/>
+        </w:pBdr>
+        <w:ind w:left="1080"/>
+        <w:rPr>
+          <w:lang w:val="en-US"/>
+        </w:rPr>
+      </w:pPr>
+      <w:r>
+        <w:rPr>
+          <w:lang w:val="en-US"/>
+        </w:rPr>
+        <w:t>goto foo;</w:t>
+      </w:r>
+    </w:p>
+    <w:p>
+      <w:pPr>
+        <w:pStyle w:val="ListParagraph"/>
+        <w:pBdr>
+          <w:top w:val="single" w:sz="4" w:space="1" w:color="auto"/>
+          <w:left w:val="single" w:sz="4" w:space="4" w:color="auto"/>
+          <w:bottom w:val="single" w:sz="4" w:space="1" w:color="auto"/>
+          <w:right w:val="single" w:sz="4" w:space="4" w:color="auto"/>
+        </w:pBdr>
+        <w:ind w:left="1080"/>
+        <w:rPr>
+          <w:lang w:val="en-US"/>
+        </w:rPr>
+      </w:pPr>
+      <w:r>
+        <w:rPr>
+          <w:lang w:val="en-US"/>
+        </w:rPr>
+        <w:t>bar = 10;</w:t>
+      </w:r>
+    </w:p>
+    <w:p>
+      <w:pPr>
+        <w:pStyle w:val="ListParagraph"/>
+        <w:pBdr>
+          <w:top w:val="single" w:sz="4" w:space="1" w:color="auto"/>
+          <w:left w:val="single" w:sz="4" w:space="4" w:color="auto"/>
+          <w:bottom w:val="single" w:sz="4" w:space="1" w:color="auto"/>
+          <w:right w:val="single" w:sz="4" w:space="4" w:color="auto"/>
+        </w:pBdr>
+        <w:ind w:left="1080"/>
+        <w:rPr>
+          <w:lang w:val="en-US"/>
+        </w:rPr>
+      </w:pPr>
+      <w:r>
+        <w:rPr>
+          <w:lang w:val="en-US"/>
+        </w:rPr>
+        <w:t>foo: bar++;</w:t>
+      </w:r>
+    </w:p>
+    <w:p>
+      <w:pPr>
+        <w:pStyle w:val="ListParagraph"/>
+        <w:numPr>
+          <w:ilvl w:val="0"/>
+          <w:numId w:val="4"/>
+        </w:numPr>
+        <w:rPr>
+          <w:lang w:val="en-US"/>
+        </w:rPr>
+      </w:pPr>
+      <w:r>
+        <w:rPr>
+          <w:lang w:val="en-US"/>
+        </w:rPr>
+        <w:t>Ta có</w:t>
+      </w:r>
+    </w:p>
+    <w:tbl>
+      <w:tblPr>
+        <w:tblStyle w:val="TableGrid"/>
+        <w:tblW w:w="0" w:type="auto"/>
+        <w:tblInd w:w="1080" w:type="dxa"/>
+        <w:tblLook w:val="04A0" w:firstRow="1" w:lastRow="0" w:firstColumn="1" w:lastColumn="0" w:noHBand="0" w:noVBand="1"/>
+      </w:tblPr>
+      <w:tblGrid>
+        <w:gridCol w:w="4093"/>
+        <w:gridCol w:w="4069"/>
+      </w:tblGrid>
+      <w:tr>
+        <w:tc>
+          <w:tcPr>
+            <w:tcW w:w="4621" w:type="dxa"/>
+          </w:tcPr>
+          <w:p>
+            <w:pPr>
+              <w:pStyle w:val="ListParagraph"/>
+              <w:ind w:left="0"/>
+              <w:jc w:val="center"/>
+              <w:rPr>
+                <w:lang w:val="en-US"/>
+              </w:rPr>
+            </w:pPr>
+            <w:r>
+              <w:rPr>
+                <w:lang w:val="en-US"/>
+              </w:rPr>
+              <w:t>foo</w:t>
+            </w:r>
+          </w:p>
+        </w:tc>
+        <w:tc>
+          <w:tcPr>
+            <w:tcW w:w="4621" w:type="dxa"/>
+          </w:tcPr>
+          <w:p>
+            <w:pPr>
+              <w:pStyle w:val="ListParagraph"/>
+              <w:ind w:left="0"/>
+              <w:jc w:val="center"/>
+              <w:rPr>
+                <w:lang w:val="en-US"/>
+              </w:rPr>
+            </w:pPr>
+            <w:r>
+              <w:rPr>
+                <w:lang w:val="en-US"/>
+              </w:rPr>
+              <w:t>6</w:t>
+            </w:r>
+          </w:p>
+        </w:tc>
+      </w:tr>
+    </w:tbl>
+    <w:p>
+      <w:pPr>
         <w:rPr>
           <w:lang w:val="en-US"/>
         </w:rPr>
@@ -3019,7 +3408,6 @@
         <w:rPr>
           <w:lang w:val="en-US"/>
         </w:rPr>
-        <w:lastRenderedPageBreak/>
         <w:t>Namespace:</w:t>
       </w:r>
     </w:p>
@@ -3589,6 +3977,7 @@
         <w:rPr>
           <w:lang w:val="en-US"/>
         </w:rPr>
+        <w:lastRenderedPageBreak/>
         <w:t>using namespace foo;</w:t>
       </w:r>
     </w:p>
@@ -3854,7 +4243,6 @@
               <w:rPr>
                 <w:lang w:val="en-US"/>
               </w:rPr>
-              <w:lastRenderedPageBreak/>
               <w:t>5074b0</w:t>
             </w:r>
           </w:p>
@@ -4424,6 +4812,7 @@
         <w:rPr>
           <w:lang w:val="en-US"/>
         </w:rPr>
+        <w:lastRenderedPageBreak/>
         <w:t>&lt;Kiểu Dữ Liệu&gt;* &lt;Pointer&gt; = &lt;Địa Chỉ&gt;;</w:t>
       </w:r>
     </w:p>
@@ -4735,7 +5124,6 @@
         <w:rPr>
           <w:lang w:val="en-US"/>
         </w:rPr>
-        <w:lastRenderedPageBreak/>
         <w:t>Ví dụ</w:t>
       </w:r>
     </w:p>
@@ -5385,6 +5773,7 @@
         <w:rPr>
           <w:lang w:val="en-US"/>
         </w:rPr>
+        <w:lastRenderedPageBreak/>
         <w:t>const int* p = &amp;a;</w:t>
       </w:r>
     </w:p>
@@ -5701,7 +6090,6 @@
               <w:rPr>
                 <w:lang w:val="en-US"/>
               </w:rPr>
-              <w:lastRenderedPageBreak/>
               <w:t>B trước</w:t>
             </w:r>
           </w:p>
@@ -5995,6 +6383,24 @@
         <w:rPr>
           <w:lang w:val="en-US"/>
         </w:rPr>
+        <w:t>“[]” gọi là toán tử Subscript</w:t>
+      </w:r>
+    </w:p>
+    <w:p>
+      <w:pPr>
+        <w:pStyle w:val="ListParagraph"/>
+        <w:numPr>
+          <w:ilvl w:val="0"/>
+          <w:numId w:val="4"/>
+        </w:numPr>
+        <w:rPr>
+          <w:lang w:val="en-US"/>
+        </w:rPr>
+      </w:pPr>
+      <w:r>
+        <w:rPr>
+          <w:lang w:val="en-US"/>
+        </w:rPr>
         <w:t>Ví dụ</w:t>
       </w:r>
     </w:p>
@@ -6265,6 +6671,7 @@
         <w:rPr>
           <w:lang w:val="en-US"/>
         </w:rPr>
+        <w:lastRenderedPageBreak/>
         <w:t xml:space="preserve">char foo = </w:t>
       </w:r>
       <w:r>
@@ -6539,7 +6946,6 @@
         <w:rPr>
           <w:lang w:val="en-US"/>
         </w:rPr>
-        <w:lastRenderedPageBreak/>
         <w:t>Toán Tử Dịch Bit?</w:t>
       </w:r>
     </w:p>
@@ -7456,6 +7862,7 @@
               <w:rPr>
                 <w:lang w:val="en-US"/>
               </w:rPr>
+              <w:lastRenderedPageBreak/>
               <w:t>foo</w:t>
             </w:r>
           </w:p>
@@ -7715,6 +8122,12 @@
               <w:rPr>
                 <w:lang w:val="en-US"/>
               </w:rPr>
+              <w:t>–</w:t>
+            </w:r>
+            <w:r>
+              <w:rPr>
+                <w:lang w:val="en-US"/>
+              </w:rPr>
               <w:t>8</w:t>
             </w:r>
           </w:p>
@@ -7803,6 +8216,12 @@
               <w:rPr>
                 <w:lang w:val="en-US"/>
               </w:rPr>
+              <w:t>–</w:t>
+            </w:r>
+            <w:r>
+              <w:rPr>
+                <w:lang w:val="en-US"/>
+              </w:rPr>
               <w:t>2</w:t>
             </w:r>
           </w:p>
@@ -7899,7 +8318,6 @@
         <w:rPr>
           <w:lang w:val="en-US"/>
         </w:rPr>
-        <w:lastRenderedPageBreak/>
         <w:t>Ví dụ</w:t>
       </w:r>
     </w:p>
@@ -8081,6 +8499,315 @@
                 <w:lang w:val="en-US"/>
               </w:rPr>
               <w:t>2.66667</w:t>
+            </w:r>
+          </w:p>
+        </w:tc>
+      </w:tr>
+    </w:tbl>
+    <w:p>
+      <w:pPr>
+        <w:pStyle w:val="ListParagraph"/>
+        <w:numPr>
+          <w:ilvl w:val="0"/>
+          <w:numId w:val="9"/>
+        </w:numPr>
+        <w:rPr>
+          <w:lang w:val="en-US"/>
+        </w:rPr>
+      </w:pPr>
+      <w:r>
+        <w:rPr>
+          <w:lang w:val="en-US"/>
+        </w:rPr>
+        <w:t>Phép Lấy Dư?</w:t>
+      </w:r>
+    </w:p>
+    <w:p>
+      <w:pPr>
+        <w:pStyle w:val="ListParagraph"/>
+        <w:pBdr>
+          <w:top w:val="single" w:sz="4" w:space="1" w:color="auto"/>
+          <w:left w:val="single" w:sz="4" w:space="4" w:color="auto"/>
+          <w:bottom w:val="single" w:sz="4" w:space="1" w:color="auto"/>
+          <w:right w:val="single" w:sz="4" w:space="4" w:color="auto"/>
+        </w:pBdr>
+        <w:ind w:left="1080"/>
+        <w:rPr>
+          <w:lang w:val="en-US"/>
+        </w:rPr>
+      </w:pPr>
+      <w:r>
+        <w:rPr>
+          <w:lang w:val="en-US"/>
+        </w:rPr>
+        <w:t>&lt;Dư&gt; = &lt;Số Bị Chia&gt; % &lt;Số Chia&gt;;</w:t>
+      </w:r>
+    </w:p>
+    <w:p>
+      <w:pPr>
+        <w:pStyle w:val="ListParagraph"/>
+        <w:numPr>
+          <w:ilvl w:val="0"/>
+          <w:numId w:val="4"/>
+        </w:numPr>
+        <w:rPr>
+          <w:lang w:val="en-US"/>
+        </w:rPr>
+      </w:pPr>
+      <w:r>
+        <w:rPr>
+          <w:lang w:val="en-US"/>
+        </w:rPr>
+        <w:t>&lt;Số Bị Chia&gt; và &lt;Số Chia&gt; phải nguyên</w:t>
+      </w:r>
+    </w:p>
+    <w:p>
+      <w:pPr>
+        <w:pStyle w:val="ListParagraph"/>
+        <w:numPr>
+          <w:ilvl w:val="0"/>
+          <w:numId w:val="4"/>
+        </w:numPr>
+        <w:rPr>
+          <w:lang w:val="en-US"/>
+        </w:rPr>
+      </w:pPr>
+      <w:r>
+        <w:rPr>
+          <w:lang w:val="en-US"/>
+        </w:rPr>
+        <w:t>Bản chất, ban đầu &lt;Số Bị Chia&gt; sẽ / &lt;Số Chia&gt;, kết quả giống phép chia nguyên, được &lt;Thương&gt;, sau đó ta có công thức</w:t>
+      </w:r>
+    </w:p>
+    <w:p>
+      <w:pPr>
+        <w:pStyle w:val="ListParagraph"/>
+        <w:pBdr>
+          <w:top w:val="single" w:sz="4" w:space="1" w:color="auto"/>
+          <w:left w:val="single" w:sz="4" w:space="4" w:color="auto"/>
+          <w:bottom w:val="single" w:sz="4" w:space="1" w:color="auto"/>
+          <w:right w:val="single" w:sz="4" w:space="4" w:color="auto"/>
+        </w:pBdr>
+        <w:ind w:left="1080"/>
+        <w:rPr>
+          <w:lang w:val="en-US"/>
+        </w:rPr>
+      </w:pPr>
+      <w:r>
+        <w:rPr>
+          <w:lang w:val="en-US"/>
+        </w:rPr>
+        <w:t>&lt;Dư&gt; = &lt;Số Bị Chia&gt; – &lt;Số Chia&gt; * &lt;Thương&gt;</w:t>
+      </w:r>
+    </w:p>
+    <w:p>
+      <w:pPr>
+        <w:pStyle w:val="ListParagraph"/>
+        <w:numPr>
+          <w:ilvl w:val="0"/>
+          <w:numId w:val="4"/>
+        </w:numPr>
+        <w:rPr>
+          <w:lang w:val="en-US"/>
+        </w:rPr>
+      </w:pPr>
+      <w:r>
+        <w:rPr>
+          <w:lang w:val="en-US"/>
+        </w:rPr>
+        <w:t>Ví dụ</w:t>
+      </w:r>
+    </w:p>
+    <w:p>
+      <w:pPr>
+        <w:pStyle w:val="ListParagraph"/>
+        <w:pBdr>
+          <w:top w:val="single" w:sz="4" w:space="1" w:color="auto"/>
+          <w:left w:val="single" w:sz="4" w:space="4" w:color="auto"/>
+          <w:bottom w:val="single" w:sz="4" w:space="1" w:color="auto"/>
+          <w:right w:val="single" w:sz="4" w:space="4" w:color="auto"/>
+        </w:pBdr>
+        <w:ind w:left="1080"/>
+        <w:rPr>
+          <w:lang w:val="en-US"/>
+        </w:rPr>
+      </w:pPr>
+      <w:r>
+        <w:rPr>
+          <w:lang w:val="en-US"/>
+        </w:rPr>
+        <w:t>foo = bar / boo;</w:t>
+      </w:r>
+    </w:p>
+    <w:p>
+      <w:pPr>
+        <w:pStyle w:val="ListParagraph"/>
+        <w:numPr>
+          <w:ilvl w:val="0"/>
+          <w:numId w:val="4"/>
+        </w:numPr>
+        <w:rPr>
+          <w:lang w:val="en-US"/>
+        </w:rPr>
+      </w:pPr>
+      <w:r>
+        <w:rPr>
+          <w:lang w:val="en-US"/>
+        </w:rPr>
+        <w:t>Ta có</w:t>
+      </w:r>
+    </w:p>
+    <w:tbl>
+      <w:tblPr>
+        <w:tblStyle w:val="TableGrid"/>
+        <w:tblW w:w="0" w:type="auto"/>
+        <w:tblInd w:w="1080" w:type="dxa"/>
+        <w:tblLook w:val="04A0" w:firstRow="1" w:lastRow="0" w:firstColumn="1" w:lastColumn="0" w:noHBand="0" w:noVBand="1"/>
+      </w:tblPr>
+      <w:tblGrid>
+        <w:gridCol w:w="4089"/>
+        <w:gridCol w:w="4073"/>
+      </w:tblGrid>
+      <w:tr>
+        <w:tc>
+          <w:tcPr>
+            <w:tcW w:w="4621" w:type="dxa"/>
+          </w:tcPr>
+          <w:p>
+            <w:pPr>
+              <w:pStyle w:val="ListParagraph"/>
+              <w:ind w:left="0"/>
+              <w:jc w:val="center"/>
+              <w:rPr>
+                <w:lang w:val="en-US"/>
+              </w:rPr>
+            </w:pPr>
+            <w:r>
+              <w:rPr>
+                <w:lang w:val="en-US"/>
+              </w:rPr>
+              <w:t>bar</w:t>
+            </w:r>
+          </w:p>
+        </w:tc>
+        <w:tc>
+          <w:tcPr>
+            <w:tcW w:w="4621" w:type="dxa"/>
+          </w:tcPr>
+          <w:p>
+            <w:pPr>
+              <w:pStyle w:val="ListParagraph"/>
+              <w:ind w:left="0"/>
+              <w:jc w:val="center"/>
+              <w:rPr>
+                <w:lang w:val="en-US"/>
+              </w:rPr>
+            </w:pPr>
+            <w:r>
+              <w:rPr>
+                <w:lang w:val="en-US"/>
+              </w:rPr>
+              <w:t>–</w:t>
+            </w:r>
+            <w:r>
+              <w:rPr>
+                <w:lang w:val="en-US"/>
+              </w:rPr>
+              <w:t>13</w:t>
+            </w:r>
+          </w:p>
+        </w:tc>
+      </w:tr>
+      <w:tr>
+        <w:tc>
+          <w:tcPr>
+            <w:tcW w:w="4621" w:type="dxa"/>
+          </w:tcPr>
+          <w:p>
+            <w:pPr>
+              <w:pStyle w:val="ListParagraph"/>
+              <w:ind w:left="0"/>
+              <w:jc w:val="center"/>
+              <w:rPr>
+                <w:lang w:val="en-US"/>
+              </w:rPr>
+            </w:pPr>
+            <w:r>
+              <w:rPr>
+                <w:lang w:val="en-US"/>
+              </w:rPr>
+              <w:t>boo</w:t>
+            </w:r>
+          </w:p>
+        </w:tc>
+        <w:tc>
+          <w:tcPr>
+            <w:tcW w:w="4621" w:type="dxa"/>
+          </w:tcPr>
+          <w:p>
+            <w:pPr>
+              <w:pStyle w:val="ListParagraph"/>
+              <w:ind w:left="0"/>
+              <w:jc w:val="center"/>
+              <w:rPr>
+                <w:lang w:val="en-US"/>
+              </w:rPr>
+            </w:pPr>
+            <w:r>
+              <w:rPr>
+                <w:lang w:val="en-US"/>
+              </w:rPr>
+              <w:t>5</w:t>
+            </w:r>
+          </w:p>
+        </w:tc>
+      </w:tr>
+      <w:tr>
+        <w:tc>
+          <w:tcPr>
+            <w:tcW w:w="4621" w:type="dxa"/>
+          </w:tcPr>
+          <w:p>
+            <w:pPr>
+              <w:pStyle w:val="ListParagraph"/>
+              <w:ind w:left="0"/>
+              <w:jc w:val="center"/>
+              <w:rPr>
+                <w:lang w:val="en-US"/>
+              </w:rPr>
+            </w:pPr>
+            <w:r>
+              <w:rPr>
+                <w:lang w:val="en-US"/>
+              </w:rPr>
+              <w:t>foo</w:t>
+            </w:r>
+          </w:p>
+        </w:tc>
+        <w:tc>
+          <w:tcPr>
+            <w:tcW w:w="4621" w:type="dxa"/>
+          </w:tcPr>
+          <w:p>
+            <w:pPr>
+              <w:pStyle w:val="ListParagraph"/>
+              <w:ind w:left="0"/>
+              <w:jc w:val="center"/>
+              <w:rPr>
+                <w:lang w:val="en-US"/>
+              </w:rPr>
+            </w:pPr>
+            <w:r>
+              <w:rPr>
+                <w:lang w:val="en-US"/>
+              </w:rPr>
+              <w:t>–</w:t>
+            </w:r>
+            <w:r>
+              <w:rPr>
+                <w:lang w:val="en-US"/>
+              </w:rPr>
+              <w:t>3</w:t>
             </w:r>
           </w:p>
         </w:tc>
@@ -8611,6 +9338,7 @@
         <w:rPr>
           <w:lang w:val="en-US"/>
         </w:rPr>
+        <w:lastRenderedPageBreak/>
         <w:t>Loop – Vòng Lặp:</w:t>
       </w:r>
     </w:p>
@@ -9049,291 +9777,291 @@
         <w:rPr>
           <w:lang w:val="en-US"/>
         </w:rPr>
+        <w:t>do {</w:t>
+      </w:r>
+    </w:p>
+    <w:p>
+      <w:pPr>
+        <w:pStyle w:val="ListParagraph"/>
+        <w:pBdr>
+          <w:top w:val="single" w:sz="4" w:space="1" w:color="auto"/>
+          <w:left w:val="single" w:sz="4" w:space="4" w:color="auto"/>
+          <w:bottom w:val="single" w:sz="4" w:space="1" w:color="auto"/>
+          <w:right w:val="single" w:sz="4" w:space="4" w:color="auto"/>
+        </w:pBdr>
+        <w:ind w:left="1080"/>
+        <w:rPr>
+          <w:lang w:val="en-US"/>
+        </w:rPr>
+      </w:pPr>
+      <w:r>
+        <w:rPr>
+          <w:lang w:val="en-US"/>
+        </w:rPr>
+        <w:t xml:space="preserve">    &lt;Làm Gì Đó&gt;</w:t>
+      </w:r>
+    </w:p>
+    <w:p>
+      <w:pPr>
+        <w:pStyle w:val="ListParagraph"/>
+        <w:pBdr>
+          <w:top w:val="single" w:sz="4" w:space="1" w:color="auto"/>
+          <w:left w:val="single" w:sz="4" w:space="4" w:color="auto"/>
+          <w:bottom w:val="single" w:sz="4" w:space="1" w:color="auto"/>
+          <w:right w:val="single" w:sz="4" w:space="4" w:color="auto"/>
+        </w:pBdr>
+        <w:ind w:left="1080"/>
+        <w:rPr>
+          <w:lang w:val="en-US"/>
+        </w:rPr>
+      </w:pPr>
+      <w:r>
+        <w:rPr>
+          <w:lang w:val="en-US"/>
+        </w:rPr>
+        <w:t>} while (&lt;Điều Kiện&gt;);</w:t>
+      </w:r>
+    </w:p>
+    <w:p>
+      <w:pPr>
+        <w:pStyle w:val="ListParagraph"/>
+        <w:numPr>
+          <w:ilvl w:val="0"/>
+          <w:numId w:val="4"/>
+        </w:numPr>
+        <w:rPr>
+          <w:lang w:val="en-US"/>
+        </w:rPr>
+      </w:pPr>
+      <w:r>
+        <w:rPr>
+          <w:lang w:val="en-US"/>
+        </w:rPr>
+        <w:t>Khi gặp lệnh này, &lt;Làm Gì Đó&gt; được thực thi trước, rồi mới Check &lt;Điều Kiện&gt;, nếu True, quay lại, False thì cút</w:t>
+      </w:r>
+    </w:p>
+    <w:p>
+      <w:pPr>
+        <w:rPr>
+          <w:lang w:val="en-US"/>
+        </w:rPr>
+      </w:pPr>
+    </w:p>
+    <w:p>
+      <w:pPr>
+        <w:rPr>
+          <w:lang w:val="en-US"/>
+        </w:rPr>
+      </w:pPr>
+      <w:r>
+        <w:rPr>
+          <w:lang w:val="en-US"/>
+        </w:rPr>
+        <w:t>Condition – Điều Kiện:</w:t>
+      </w:r>
+    </w:p>
+    <w:p>
+      <w:pPr>
+        <w:pStyle w:val="ListParagraph"/>
+        <w:numPr>
+          <w:ilvl w:val="0"/>
+          <w:numId w:val="11"/>
+        </w:numPr>
+        <w:rPr>
+          <w:lang w:val="en-US"/>
+        </w:rPr>
+      </w:pPr>
+      <w:r>
+        <w:rPr>
+          <w:lang w:val="en-US"/>
+        </w:rPr>
+        <w:t>If</w:t>
+      </w:r>
+      <w:r>
+        <w:rPr>
+          <w:lang w:val="en-US"/>
+        </w:rPr>
+        <w:t>?</w:t>
+      </w:r>
+    </w:p>
+    <w:p>
+      <w:pPr>
+        <w:pStyle w:val="ListParagraph"/>
+        <w:pBdr>
+          <w:top w:val="single" w:sz="4" w:space="1" w:color="auto"/>
+          <w:left w:val="single" w:sz="4" w:space="4" w:color="auto"/>
+          <w:bottom w:val="single" w:sz="4" w:space="1" w:color="auto"/>
+          <w:right w:val="single" w:sz="4" w:space="4" w:color="auto"/>
+        </w:pBdr>
+        <w:ind w:left="1080"/>
+        <w:rPr>
+          <w:lang w:val="en-US"/>
+        </w:rPr>
+      </w:pPr>
+      <w:r>
+        <w:rPr>
+          <w:lang w:val="en-US"/>
+        </w:rPr>
+        <w:t>if (&lt;Biểu Thức&gt;){</w:t>
+      </w:r>
+    </w:p>
+    <w:p>
+      <w:pPr>
+        <w:pStyle w:val="ListParagraph"/>
+        <w:pBdr>
+          <w:top w:val="single" w:sz="4" w:space="1" w:color="auto"/>
+          <w:left w:val="single" w:sz="4" w:space="4" w:color="auto"/>
+          <w:bottom w:val="single" w:sz="4" w:space="1" w:color="auto"/>
+          <w:right w:val="single" w:sz="4" w:space="4" w:color="auto"/>
+        </w:pBdr>
+        <w:ind w:left="1080"/>
+        <w:rPr>
+          <w:lang w:val="en-US"/>
+        </w:rPr>
+      </w:pPr>
+      <w:r>
+        <w:rPr>
+          <w:lang w:val="en-US"/>
+        </w:rPr>
+        <w:t xml:space="preserve">    &lt;Làm Gì Đó&gt;</w:t>
+      </w:r>
+    </w:p>
+    <w:p>
+      <w:pPr>
+        <w:pStyle w:val="ListParagraph"/>
+        <w:pBdr>
+          <w:top w:val="single" w:sz="4" w:space="1" w:color="auto"/>
+          <w:left w:val="single" w:sz="4" w:space="4" w:color="auto"/>
+          <w:bottom w:val="single" w:sz="4" w:space="1" w:color="auto"/>
+          <w:right w:val="single" w:sz="4" w:space="4" w:color="auto"/>
+        </w:pBdr>
+        <w:ind w:left="1080"/>
+        <w:rPr>
+          <w:lang w:val="en-US"/>
+        </w:rPr>
+      </w:pPr>
+      <w:r>
+        <w:rPr>
+          <w:lang w:val="en-US"/>
+        </w:rPr>
+        <w:t>}</w:t>
+      </w:r>
+    </w:p>
+    <w:p>
+      <w:pPr>
+        <w:pStyle w:val="ListParagraph"/>
+        <w:numPr>
+          <w:ilvl w:val="0"/>
+          <w:numId w:val="4"/>
+        </w:numPr>
+        <w:rPr>
+          <w:lang w:val="en-US"/>
+        </w:rPr>
+      </w:pPr>
+      <w:r>
+        <w:rPr>
+          <w:lang w:val="en-US"/>
+        </w:rPr>
+        <w:t>Nếu &lt;Biểu Thức&gt; trả về True thì &lt;Làm Gì Đó&gt; được thực hiện, còn nếu trả về False thì &lt;Làm Gì Đó&gt; không được thực hiện</w:t>
+      </w:r>
+    </w:p>
+    <w:p>
+      <w:pPr>
+        <w:pStyle w:val="ListParagraph"/>
+        <w:numPr>
+          <w:ilvl w:val="0"/>
+          <w:numId w:val="4"/>
+        </w:numPr>
+        <w:rPr>
+          <w:lang w:val="en-US"/>
+        </w:rPr>
+      </w:pPr>
+      <w:r>
+        <w:rPr>
+          <w:lang w:val="en-US"/>
+        </w:rPr>
+        <w:t>Ví dụ</w:t>
+      </w:r>
+    </w:p>
+    <w:p>
+      <w:pPr>
+        <w:pStyle w:val="ListParagraph"/>
+        <w:pBdr>
+          <w:top w:val="single" w:sz="4" w:space="1" w:color="auto"/>
+          <w:left w:val="single" w:sz="4" w:space="4" w:color="auto"/>
+          <w:bottom w:val="single" w:sz="4" w:space="1" w:color="auto"/>
+          <w:right w:val="single" w:sz="4" w:space="4" w:color="auto"/>
+        </w:pBdr>
+        <w:ind w:left="1080"/>
+        <w:rPr>
+          <w:lang w:val="en-US"/>
+        </w:rPr>
+      </w:pPr>
+      <w:r>
+        <w:rPr>
+          <w:lang w:val="en-US"/>
+        </w:rPr>
+        <w:t>if (2 &gt; 1){</w:t>
+      </w:r>
+    </w:p>
+    <w:p>
+      <w:pPr>
+        <w:pStyle w:val="ListParagraph"/>
+        <w:pBdr>
+          <w:top w:val="single" w:sz="4" w:space="1" w:color="auto"/>
+          <w:left w:val="single" w:sz="4" w:space="4" w:color="auto"/>
+          <w:bottom w:val="single" w:sz="4" w:space="1" w:color="auto"/>
+          <w:right w:val="single" w:sz="4" w:space="4" w:color="auto"/>
+        </w:pBdr>
+        <w:ind w:left="1080"/>
+        <w:rPr>
+          <w:lang w:val="en-US"/>
+        </w:rPr>
+      </w:pPr>
+      <w:r>
+        <w:rPr>
+          <w:lang w:val="en-US"/>
+        </w:rPr>
+        <w:t xml:space="preserve">    foo = bar + 1;</w:t>
+      </w:r>
+    </w:p>
+    <w:p>
+      <w:pPr>
+        <w:pStyle w:val="ListParagraph"/>
+        <w:pBdr>
+          <w:top w:val="single" w:sz="4" w:space="1" w:color="auto"/>
+          <w:left w:val="single" w:sz="4" w:space="4" w:color="auto"/>
+          <w:bottom w:val="single" w:sz="4" w:space="1" w:color="auto"/>
+          <w:right w:val="single" w:sz="4" w:space="4" w:color="auto"/>
+        </w:pBdr>
+        <w:ind w:left="1080"/>
+        <w:rPr>
+          <w:lang w:val="en-US"/>
+        </w:rPr>
+      </w:pPr>
+      <w:r>
+        <w:rPr>
+          <w:lang w:val="en-US"/>
+        </w:rPr>
+        <w:t>}</w:t>
+      </w:r>
+    </w:p>
+    <w:p>
+      <w:pPr>
+        <w:pStyle w:val="ListParagraph"/>
+        <w:numPr>
+          <w:ilvl w:val="0"/>
+          <w:numId w:val="11"/>
+        </w:numPr>
+        <w:rPr>
+          <w:lang w:val="en-US"/>
+        </w:rPr>
+      </w:pPr>
+      <w:r>
+        <w:rPr>
+          <w:lang w:val="en-US"/>
+        </w:rPr>
         <w:lastRenderedPageBreak/>
-        <w:t>do {</w:t>
-      </w:r>
-    </w:p>
-    <w:p>
-      <w:pPr>
-        <w:pStyle w:val="ListParagraph"/>
-        <w:pBdr>
-          <w:top w:val="single" w:sz="4" w:space="1" w:color="auto"/>
-          <w:left w:val="single" w:sz="4" w:space="4" w:color="auto"/>
-          <w:bottom w:val="single" w:sz="4" w:space="1" w:color="auto"/>
-          <w:right w:val="single" w:sz="4" w:space="4" w:color="auto"/>
-        </w:pBdr>
-        <w:ind w:left="1080"/>
-        <w:rPr>
-          <w:lang w:val="en-US"/>
-        </w:rPr>
-      </w:pPr>
-      <w:r>
-        <w:rPr>
-          <w:lang w:val="en-US"/>
-        </w:rPr>
-        <w:t xml:space="preserve">    &lt;Làm Gì Đó&gt;</w:t>
-      </w:r>
-    </w:p>
-    <w:p>
-      <w:pPr>
-        <w:pStyle w:val="ListParagraph"/>
-        <w:pBdr>
-          <w:top w:val="single" w:sz="4" w:space="1" w:color="auto"/>
-          <w:left w:val="single" w:sz="4" w:space="4" w:color="auto"/>
-          <w:bottom w:val="single" w:sz="4" w:space="1" w:color="auto"/>
-          <w:right w:val="single" w:sz="4" w:space="4" w:color="auto"/>
-        </w:pBdr>
-        <w:ind w:left="1080"/>
-        <w:rPr>
-          <w:lang w:val="en-US"/>
-        </w:rPr>
-      </w:pPr>
-      <w:r>
-        <w:rPr>
-          <w:lang w:val="en-US"/>
-        </w:rPr>
-        <w:t>} while (&lt;Điều Kiện&gt;);</w:t>
-      </w:r>
-    </w:p>
-    <w:p>
-      <w:pPr>
-        <w:pStyle w:val="ListParagraph"/>
-        <w:numPr>
-          <w:ilvl w:val="0"/>
-          <w:numId w:val="4"/>
-        </w:numPr>
-        <w:rPr>
-          <w:lang w:val="en-US"/>
-        </w:rPr>
-      </w:pPr>
-      <w:r>
-        <w:rPr>
-          <w:lang w:val="en-US"/>
-        </w:rPr>
-        <w:t>Khi gặp lệnh này, &lt;Làm Gì Đó&gt; được thực thi trước, rồi mới Check &lt;Điều Kiện&gt;, nếu True, quay lại, False thì cút</w:t>
-      </w:r>
-    </w:p>
-    <w:p>
-      <w:pPr>
-        <w:rPr>
-          <w:lang w:val="en-US"/>
-        </w:rPr>
-      </w:pPr>
-    </w:p>
-    <w:p>
-      <w:pPr>
-        <w:rPr>
-          <w:lang w:val="en-US"/>
-        </w:rPr>
-      </w:pPr>
-      <w:r>
-        <w:rPr>
-          <w:lang w:val="en-US"/>
-        </w:rPr>
-        <w:t>Condition – Điều Kiện:</w:t>
-      </w:r>
-    </w:p>
-    <w:p>
-      <w:pPr>
-        <w:pStyle w:val="ListParagraph"/>
-        <w:numPr>
-          <w:ilvl w:val="0"/>
-          <w:numId w:val="11"/>
-        </w:numPr>
-        <w:rPr>
-          <w:lang w:val="en-US"/>
-        </w:rPr>
-      </w:pPr>
-      <w:r>
-        <w:rPr>
-          <w:lang w:val="en-US"/>
-        </w:rPr>
-        <w:t>If</w:t>
-      </w:r>
-      <w:r>
-        <w:rPr>
-          <w:lang w:val="en-US"/>
-        </w:rPr>
-        <w:t>?</w:t>
-      </w:r>
-    </w:p>
-    <w:p>
-      <w:pPr>
-        <w:pStyle w:val="ListParagraph"/>
-        <w:pBdr>
-          <w:top w:val="single" w:sz="4" w:space="1" w:color="auto"/>
-          <w:left w:val="single" w:sz="4" w:space="4" w:color="auto"/>
-          <w:bottom w:val="single" w:sz="4" w:space="1" w:color="auto"/>
-          <w:right w:val="single" w:sz="4" w:space="4" w:color="auto"/>
-        </w:pBdr>
-        <w:ind w:left="1080"/>
-        <w:rPr>
-          <w:lang w:val="en-US"/>
-        </w:rPr>
-      </w:pPr>
-      <w:r>
-        <w:rPr>
-          <w:lang w:val="en-US"/>
-        </w:rPr>
-        <w:t>if (&lt;Biểu Thức&gt;){</w:t>
-      </w:r>
-    </w:p>
-    <w:p>
-      <w:pPr>
-        <w:pStyle w:val="ListParagraph"/>
-        <w:pBdr>
-          <w:top w:val="single" w:sz="4" w:space="1" w:color="auto"/>
-          <w:left w:val="single" w:sz="4" w:space="4" w:color="auto"/>
-          <w:bottom w:val="single" w:sz="4" w:space="1" w:color="auto"/>
-          <w:right w:val="single" w:sz="4" w:space="4" w:color="auto"/>
-        </w:pBdr>
-        <w:ind w:left="1080"/>
-        <w:rPr>
-          <w:lang w:val="en-US"/>
-        </w:rPr>
-      </w:pPr>
-      <w:r>
-        <w:rPr>
-          <w:lang w:val="en-US"/>
-        </w:rPr>
-        <w:t xml:space="preserve">    &lt;Làm Gì Đó&gt;</w:t>
-      </w:r>
-    </w:p>
-    <w:p>
-      <w:pPr>
-        <w:pStyle w:val="ListParagraph"/>
-        <w:pBdr>
-          <w:top w:val="single" w:sz="4" w:space="1" w:color="auto"/>
-          <w:left w:val="single" w:sz="4" w:space="4" w:color="auto"/>
-          <w:bottom w:val="single" w:sz="4" w:space="1" w:color="auto"/>
-          <w:right w:val="single" w:sz="4" w:space="4" w:color="auto"/>
-        </w:pBdr>
-        <w:ind w:left="1080"/>
-        <w:rPr>
-          <w:lang w:val="en-US"/>
-        </w:rPr>
-      </w:pPr>
-      <w:r>
-        <w:rPr>
-          <w:lang w:val="en-US"/>
-        </w:rPr>
-        <w:t>}</w:t>
-      </w:r>
-    </w:p>
-    <w:p>
-      <w:pPr>
-        <w:pStyle w:val="ListParagraph"/>
-        <w:numPr>
-          <w:ilvl w:val="0"/>
-          <w:numId w:val="4"/>
-        </w:numPr>
-        <w:rPr>
-          <w:lang w:val="en-US"/>
-        </w:rPr>
-      </w:pPr>
-      <w:r>
-        <w:rPr>
-          <w:lang w:val="en-US"/>
-        </w:rPr>
-        <w:t>Nếu &lt;Biểu Thức&gt; trả về True thì &lt;Làm Gì Đó&gt; được thực hiện, còn nếu trả về False thì &lt;Làm Gì Đó&gt; không được thực hiện</w:t>
-      </w:r>
-    </w:p>
-    <w:p>
-      <w:pPr>
-        <w:pStyle w:val="ListParagraph"/>
-        <w:numPr>
-          <w:ilvl w:val="0"/>
-          <w:numId w:val="4"/>
-        </w:numPr>
-        <w:rPr>
-          <w:lang w:val="en-US"/>
-        </w:rPr>
-      </w:pPr>
-      <w:r>
-        <w:rPr>
-          <w:lang w:val="en-US"/>
-        </w:rPr>
-        <w:t>Ví dụ</w:t>
-      </w:r>
-    </w:p>
-    <w:p>
-      <w:pPr>
-        <w:pStyle w:val="ListParagraph"/>
-        <w:pBdr>
-          <w:top w:val="single" w:sz="4" w:space="1" w:color="auto"/>
-          <w:left w:val="single" w:sz="4" w:space="4" w:color="auto"/>
-          <w:bottom w:val="single" w:sz="4" w:space="1" w:color="auto"/>
-          <w:right w:val="single" w:sz="4" w:space="4" w:color="auto"/>
-        </w:pBdr>
-        <w:ind w:left="1080"/>
-        <w:rPr>
-          <w:lang w:val="en-US"/>
-        </w:rPr>
-      </w:pPr>
-      <w:r>
-        <w:rPr>
-          <w:lang w:val="en-US"/>
-        </w:rPr>
-        <w:t>if (2 &gt; 1){</w:t>
-      </w:r>
-    </w:p>
-    <w:p>
-      <w:pPr>
-        <w:pStyle w:val="ListParagraph"/>
-        <w:pBdr>
-          <w:top w:val="single" w:sz="4" w:space="1" w:color="auto"/>
-          <w:left w:val="single" w:sz="4" w:space="4" w:color="auto"/>
-          <w:bottom w:val="single" w:sz="4" w:space="1" w:color="auto"/>
-          <w:right w:val="single" w:sz="4" w:space="4" w:color="auto"/>
-        </w:pBdr>
-        <w:ind w:left="1080"/>
-        <w:rPr>
-          <w:lang w:val="en-US"/>
-        </w:rPr>
-      </w:pPr>
-      <w:r>
-        <w:rPr>
-          <w:lang w:val="en-US"/>
-        </w:rPr>
-        <w:t xml:space="preserve">    foo = bar + 1;</w:t>
-      </w:r>
-    </w:p>
-    <w:p>
-      <w:pPr>
-        <w:pStyle w:val="ListParagraph"/>
-        <w:pBdr>
-          <w:top w:val="single" w:sz="4" w:space="1" w:color="auto"/>
-          <w:left w:val="single" w:sz="4" w:space="4" w:color="auto"/>
-          <w:bottom w:val="single" w:sz="4" w:space="1" w:color="auto"/>
-          <w:right w:val="single" w:sz="4" w:space="4" w:color="auto"/>
-        </w:pBdr>
-        <w:ind w:left="1080"/>
-        <w:rPr>
-          <w:lang w:val="en-US"/>
-        </w:rPr>
-      </w:pPr>
-      <w:r>
-        <w:rPr>
-          <w:lang w:val="en-US"/>
-        </w:rPr>
-        <w:t>}</w:t>
-      </w:r>
-    </w:p>
-    <w:p>
-      <w:pPr>
-        <w:pStyle w:val="ListParagraph"/>
-        <w:numPr>
-          <w:ilvl w:val="0"/>
-          <w:numId w:val="11"/>
-        </w:numPr>
-        <w:rPr>
-          <w:lang w:val="en-US"/>
-        </w:rPr>
-      </w:pPr>
-      <w:r>
-        <w:rPr>
-          <w:lang w:val="en-US"/>
-        </w:rPr>
         <w:t>Switch Case?</w:t>
       </w:r>
     </w:p>
@@ -9898,7 +10626,19 @@
         <w:rPr>
           <w:lang w:val="en-US"/>
         </w:rPr>
-        <w:t>&lt;Kiểu Dữ Liệu&gt; &lt;Tên Hàm&gt;(){</w:t>
+        <w:t>&lt;Kiểu Dữ Liệu&gt; &lt;Tên Hàm&gt;(</w:t>
+      </w:r>
+      <w:r>
+        <w:rPr>
+          <w:lang w:val="en-US"/>
+        </w:rPr>
+        <w:t>&lt;Các Tham Số&gt;</w:t>
+      </w:r>
+      <w:r>
+        <w:rPr>
+          <w:lang w:val="en-US"/>
+        </w:rPr>
+        <w:t>){</w:t>
       </w:r>
     </w:p>
     <w:p>
@@ -10023,6 +10763,658 @@
         </w:rPr>
         <w:t>}</w:t>
       </w:r>
+    </w:p>
+    <w:p>
+      <w:pPr>
+        <w:pStyle w:val="ListParagraph"/>
+        <w:numPr>
+          <w:ilvl w:val="0"/>
+          <w:numId w:val="7"/>
+        </w:numPr>
+        <w:rPr>
+          <w:lang w:val="en-US"/>
+        </w:rPr>
+      </w:pPr>
+      <w:r>
+        <w:rPr>
+          <w:lang w:val="en-US"/>
+        </w:rPr>
+        <w:t>Có Bao Nhiêu Cách Để Pass Tham Số?</w:t>
+      </w:r>
+    </w:p>
+    <w:p>
+      <w:pPr>
+        <w:pStyle w:val="ListParagraph"/>
+        <w:numPr>
+          <w:ilvl w:val="0"/>
+          <w:numId w:val="4"/>
+        </w:numPr>
+        <w:rPr>
+          <w:lang w:val="en-US"/>
+        </w:rPr>
+      </w:pPr>
+      <w:r>
+        <w:rPr>
+          <w:lang w:val="en-US"/>
+        </w:rPr>
+        <w:t>2 cách, Pass = giá trị và Pass = tham chiếu</w:t>
+      </w:r>
+    </w:p>
+    <w:p>
+      <w:pPr>
+        <w:pStyle w:val="ListParagraph"/>
+        <w:numPr>
+          <w:ilvl w:val="0"/>
+          <w:numId w:val="7"/>
+        </w:numPr>
+        <w:rPr>
+          <w:lang w:val="en-US"/>
+        </w:rPr>
+      </w:pPr>
+      <w:r>
+        <w:rPr>
+          <w:lang w:val="en-US"/>
+        </w:rPr>
+        <w:t>Hàm Nguyên Mẫu (Function Prototype)?</w:t>
+      </w:r>
+    </w:p>
+    <w:p>
+      <w:pPr>
+        <w:pStyle w:val="ListParagraph"/>
+        <w:numPr>
+          <w:ilvl w:val="0"/>
+          <w:numId w:val="4"/>
+        </w:numPr>
+        <w:rPr>
+          <w:lang w:val="en-US"/>
+        </w:rPr>
+      </w:pPr>
+      <w:r>
+        <w:rPr>
+          <w:lang w:val="en-US"/>
+        </w:rPr>
+        <w:t>Cho trình biên dịch biết ta sẽ khai báo hàm này sau, nó sẽ không báo lỗi khi ta sử dụng hàm mà đéo khai báo nó trước</w:t>
+      </w:r>
+    </w:p>
+    <w:p>
+      <w:pPr>
+        <w:pStyle w:val="ListParagraph"/>
+        <w:pBdr>
+          <w:top w:val="single" w:sz="4" w:space="1" w:color="auto"/>
+          <w:left w:val="single" w:sz="4" w:space="4" w:color="auto"/>
+          <w:bottom w:val="single" w:sz="4" w:space="1" w:color="auto"/>
+          <w:right w:val="single" w:sz="4" w:space="4" w:color="auto"/>
+        </w:pBdr>
+        <w:ind w:left="1080"/>
+        <w:rPr>
+          <w:lang w:val="en-US"/>
+        </w:rPr>
+      </w:pPr>
+      <w:r>
+        <w:rPr>
+          <w:lang w:val="en-US"/>
+        </w:rPr>
+        <w:t>&lt;Kiểu Dữ Liệu&gt; &lt;Tên Hàm&gt;(&lt;Các Kiểu Dữ Liệu Của Tham Số&gt;);</w:t>
+      </w:r>
+    </w:p>
+    <w:p>
+      <w:pPr>
+        <w:pStyle w:val="ListParagraph"/>
+        <w:numPr>
+          <w:ilvl w:val="0"/>
+          <w:numId w:val="4"/>
+        </w:numPr>
+        <w:rPr>
+          <w:lang w:val="en-US"/>
+        </w:rPr>
+      </w:pPr>
+      <w:r>
+        <w:rPr>
+          <w:lang w:val="en-US"/>
+        </w:rPr>
+        <w:t>Ví dụ</w:t>
+      </w:r>
+    </w:p>
+    <w:p>
+      <w:pPr>
+        <w:pStyle w:val="ListParagraph"/>
+        <w:pBdr>
+          <w:top w:val="single" w:sz="4" w:space="1" w:color="auto"/>
+          <w:left w:val="single" w:sz="4" w:space="4" w:color="auto"/>
+          <w:bottom w:val="single" w:sz="4" w:space="1" w:color="auto"/>
+          <w:right w:val="single" w:sz="4" w:space="4" w:color="auto"/>
+        </w:pBdr>
+        <w:ind w:left="1080"/>
+        <w:rPr>
+          <w:lang w:val="en-US"/>
+        </w:rPr>
+      </w:pPr>
+      <w:r>
+        <w:rPr>
+          <w:lang w:val="en-US"/>
+        </w:rPr>
+        <w:lastRenderedPageBreak/>
+        <w:t>int foo(int, float);</w:t>
+      </w:r>
+    </w:p>
+    <w:p>
+      <w:pPr>
+        <w:pStyle w:val="ListParagraph"/>
+        <w:pBdr>
+          <w:top w:val="single" w:sz="4" w:space="1" w:color="auto"/>
+          <w:left w:val="single" w:sz="4" w:space="4" w:color="auto"/>
+          <w:bottom w:val="single" w:sz="4" w:space="1" w:color="auto"/>
+          <w:right w:val="single" w:sz="4" w:space="4" w:color="auto"/>
+        </w:pBdr>
+        <w:ind w:left="1080"/>
+        <w:rPr>
+          <w:lang w:val="en-US"/>
+        </w:rPr>
+      </w:pPr>
+    </w:p>
+    <w:p>
+      <w:pPr>
+        <w:pStyle w:val="ListParagraph"/>
+        <w:pBdr>
+          <w:top w:val="single" w:sz="4" w:space="1" w:color="auto"/>
+          <w:left w:val="single" w:sz="4" w:space="4" w:color="auto"/>
+          <w:bottom w:val="single" w:sz="4" w:space="1" w:color="auto"/>
+          <w:right w:val="single" w:sz="4" w:space="4" w:color="auto"/>
+        </w:pBdr>
+        <w:ind w:left="1080"/>
+        <w:rPr>
+          <w:lang w:val="en-US"/>
+        </w:rPr>
+      </w:pPr>
+      <w:r>
+        <w:rPr>
+          <w:lang w:val="en-US"/>
+        </w:rPr>
+        <w:t>int main(){</w:t>
+      </w:r>
+    </w:p>
+    <w:p>
+      <w:pPr>
+        <w:pStyle w:val="ListParagraph"/>
+        <w:pBdr>
+          <w:top w:val="single" w:sz="4" w:space="1" w:color="auto"/>
+          <w:left w:val="single" w:sz="4" w:space="4" w:color="auto"/>
+          <w:bottom w:val="single" w:sz="4" w:space="1" w:color="auto"/>
+          <w:right w:val="single" w:sz="4" w:space="4" w:color="auto"/>
+        </w:pBdr>
+        <w:ind w:left="1080"/>
+        <w:rPr>
+          <w:lang w:val="en-US"/>
+        </w:rPr>
+      </w:pPr>
+      <w:r>
+        <w:rPr>
+          <w:lang w:val="en-US"/>
+        </w:rPr>
+        <w:t xml:space="preserve">    cout &lt;&lt; foo(2, 4);</w:t>
+      </w:r>
+    </w:p>
+    <w:p>
+      <w:pPr>
+        <w:pStyle w:val="ListParagraph"/>
+        <w:pBdr>
+          <w:top w:val="single" w:sz="4" w:space="1" w:color="auto"/>
+          <w:left w:val="single" w:sz="4" w:space="4" w:color="auto"/>
+          <w:bottom w:val="single" w:sz="4" w:space="1" w:color="auto"/>
+          <w:right w:val="single" w:sz="4" w:space="4" w:color="auto"/>
+        </w:pBdr>
+        <w:ind w:left="1080"/>
+        <w:rPr>
+          <w:lang w:val="en-US"/>
+        </w:rPr>
+      </w:pPr>
+      <w:r>
+        <w:rPr>
+          <w:lang w:val="en-US"/>
+        </w:rPr>
+        <w:t>}</w:t>
+      </w:r>
+    </w:p>
+    <w:p>
+      <w:pPr>
+        <w:pStyle w:val="ListParagraph"/>
+        <w:pBdr>
+          <w:top w:val="single" w:sz="4" w:space="1" w:color="auto"/>
+          <w:left w:val="single" w:sz="4" w:space="4" w:color="auto"/>
+          <w:bottom w:val="single" w:sz="4" w:space="1" w:color="auto"/>
+          <w:right w:val="single" w:sz="4" w:space="4" w:color="auto"/>
+        </w:pBdr>
+        <w:ind w:left="1080"/>
+        <w:rPr>
+          <w:lang w:val="en-US"/>
+        </w:rPr>
+      </w:pPr>
+    </w:p>
+    <w:p>
+      <w:pPr>
+        <w:pStyle w:val="ListParagraph"/>
+        <w:pBdr>
+          <w:top w:val="single" w:sz="4" w:space="1" w:color="auto"/>
+          <w:left w:val="single" w:sz="4" w:space="4" w:color="auto"/>
+          <w:bottom w:val="single" w:sz="4" w:space="1" w:color="auto"/>
+          <w:right w:val="single" w:sz="4" w:space="4" w:color="auto"/>
+        </w:pBdr>
+        <w:ind w:left="1080"/>
+        <w:rPr>
+          <w:lang w:val="en-US"/>
+        </w:rPr>
+      </w:pPr>
+      <w:r>
+        <w:rPr>
+          <w:lang w:val="en-US"/>
+        </w:rPr>
+        <w:t>int foo(int a, float b){</w:t>
+      </w:r>
+    </w:p>
+    <w:p>
+      <w:pPr>
+        <w:pStyle w:val="ListParagraph"/>
+        <w:pBdr>
+          <w:top w:val="single" w:sz="4" w:space="1" w:color="auto"/>
+          <w:left w:val="single" w:sz="4" w:space="4" w:color="auto"/>
+          <w:bottom w:val="single" w:sz="4" w:space="1" w:color="auto"/>
+          <w:right w:val="single" w:sz="4" w:space="4" w:color="auto"/>
+        </w:pBdr>
+        <w:ind w:left="1080"/>
+        <w:rPr>
+          <w:lang w:val="en-US"/>
+        </w:rPr>
+      </w:pPr>
+      <w:r>
+        <w:rPr>
+          <w:lang w:val="en-US"/>
+        </w:rPr>
+        <w:t xml:space="preserve">    return a + b;</w:t>
+      </w:r>
+    </w:p>
+    <w:p>
+      <w:pPr>
+        <w:pStyle w:val="ListParagraph"/>
+        <w:pBdr>
+          <w:top w:val="single" w:sz="4" w:space="1" w:color="auto"/>
+          <w:left w:val="single" w:sz="4" w:space="4" w:color="auto"/>
+          <w:bottom w:val="single" w:sz="4" w:space="1" w:color="auto"/>
+          <w:right w:val="single" w:sz="4" w:space="4" w:color="auto"/>
+        </w:pBdr>
+        <w:ind w:left="1080"/>
+        <w:rPr>
+          <w:lang w:val="en-US"/>
+        </w:rPr>
+      </w:pPr>
+      <w:r>
+        <w:rPr>
+          <w:lang w:val="en-US"/>
+        </w:rPr>
+        <w:t>}</w:t>
+      </w:r>
+    </w:p>
+    <w:p>
+      <w:pPr>
+        <w:pStyle w:val="ListParagraph"/>
+        <w:numPr>
+          <w:ilvl w:val="0"/>
+          <w:numId w:val="4"/>
+        </w:numPr>
+        <w:rPr>
+          <w:lang w:val="en-US"/>
+        </w:rPr>
+      </w:pPr>
+      <w:r>
+        <w:rPr>
+          <w:lang w:val="en-US"/>
+        </w:rPr>
+        <w:t>Hàm nguyên mẫu có tác dụng chủ yếu khi bạn có 2 hàm mà nó gọi lẫn nhau, nếu hàm A gọi hàm B, nhưng do B chưa khai báo nên trình biên dịch báo lỗi, hoặc hàm B đã khai báo trước, nhưng trong B lại gọi A, mà A khai báo sau, thế cũng báo lỗi, để ngăn chặn điều, này, dùng hàm nguyên mẫu</w:t>
+      </w:r>
+    </w:p>
+    <w:p>
+      <w:pPr>
+        <w:pStyle w:val="ListParagraph"/>
+        <w:numPr>
+          <w:ilvl w:val="0"/>
+          <w:numId w:val="4"/>
+        </w:numPr>
+        <w:rPr>
+          <w:lang w:val="en-US"/>
+        </w:rPr>
+      </w:pPr>
+      <w:r>
+        <w:rPr>
+          <w:lang w:val="en-US"/>
+        </w:rPr>
+        <w:t>Ví dụ</w:t>
+      </w:r>
+    </w:p>
+    <w:p>
+      <w:pPr>
+        <w:pStyle w:val="ListParagraph"/>
+        <w:pBdr>
+          <w:top w:val="single" w:sz="4" w:space="1" w:color="auto"/>
+          <w:left w:val="single" w:sz="4" w:space="4" w:color="auto"/>
+          <w:bottom w:val="single" w:sz="4" w:space="1" w:color="auto"/>
+          <w:right w:val="single" w:sz="4" w:space="4" w:color="auto"/>
+        </w:pBdr>
+        <w:ind w:left="1080"/>
+        <w:rPr>
+          <w:lang w:val="en-US"/>
+        </w:rPr>
+      </w:pPr>
+      <w:r>
+        <w:rPr>
+          <w:lang w:val="en-US"/>
+        </w:rPr>
+        <w:t>void bar(); // hàm nguyên mẫu</w:t>
+      </w:r>
+    </w:p>
+    <w:p>
+      <w:pPr>
+        <w:pStyle w:val="ListParagraph"/>
+        <w:pBdr>
+          <w:top w:val="single" w:sz="4" w:space="1" w:color="auto"/>
+          <w:left w:val="single" w:sz="4" w:space="4" w:color="auto"/>
+          <w:bottom w:val="single" w:sz="4" w:space="1" w:color="auto"/>
+          <w:right w:val="single" w:sz="4" w:space="4" w:color="auto"/>
+        </w:pBdr>
+        <w:ind w:left="1080"/>
+        <w:rPr>
+          <w:lang w:val="en-US"/>
+        </w:rPr>
+      </w:pPr>
+    </w:p>
+    <w:p>
+      <w:pPr>
+        <w:pStyle w:val="ListParagraph"/>
+        <w:pBdr>
+          <w:top w:val="single" w:sz="4" w:space="1" w:color="auto"/>
+          <w:left w:val="single" w:sz="4" w:space="4" w:color="auto"/>
+          <w:bottom w:val="single" w:sz="4" w:space="1" w:color="auto"/>
+          <w:right w:val="single" w:sz="4" w:space="4" w:color="auto"/>
+        </w:pBdr>
+        <w:ind w:left="1080"/>
+        <w:rPr>
+          <w:lang w:val="en-US"/>
+        </w:rPr>
+      </w:pPr>
+      <w:r>
+        <w:rPr>
+          <w:lang w:val="en-US"/>
+        </w:rPr>
+        <w:t>void foo(){</w:t>
+      </w:r>
+    </w:p>
+    <w:p>
+      <w:pPr>
+        <w:pStyle w:val="ListParagraph"/>
+        <w:pBdr>
+          <w:top w:val="single" w:sz="4" w:space="1" w:color="auto"/>
+          <w:left w:val="single" w:sz="4" w:space="4" w:color="auto"/>
+          <w:bottom w:val="single" w:sz="4" w:space="1" w:color="auto"/>
+          <w:right w:val="single" w:sz="4" w:space="4" w:color="auto"/>
+        </w:pBdr>
+        <w:ind w:left="1080"/>
+        <w:rPr>
+          <w:lang w:val="en-US"/>
+        </w:rPr>
+      </w:pPr>
+      <w:r>
+        <w:rPr>
+          <w:lang w:val="en-US"/>
+        </w:rPr>
+        <w:t xml:space="preserve">    cout &lt;&lt; 1;</w:t>
+      </w:r>
+    </w:p>
+    <w:p>
+      <w:pPr>
+        <w:pStyle w:val="ListParagraph"/>
+        <w:pBdr>
+          <w:top w:val="single" w:sz="4" w:space="1" w:color="auto"/>
+          <w:left w:val="single" w:sz="4" w:space="4" w:color="auto"/>
+          <w:bottom w:val="single" w:sz="4" w:space="1" w:color="auto"/>
+          <w:right w:val="single" w:sz="4" w:space="4" w:color="auto"/>
+        </w:pBdr>
+        <w:ind w:left="1080"/>
+        <w:rPr>
+          <w:lang w:val="en-US"/>
+        </w:rPr>
+      </w:pPr>
+      <w:r>
+        <w:rPr>
+          <w:lang w:val="en-US"/>
+        </w:rPr>
+        <w:t xml:space="preserve">    bar(); // nếu đéo có hàm nguyên mẫu khúc này sẽ báo lỗi</w:t>
+      </w:r>
+    </w:p>
+    <w:p>
+      <w:pPr>
+        <w:pStyle w:val="ListParagraph"/>
+        <w:pBdr>
+          <w:top w:val="single" w:sz="4" w:space="1" w:color="auto"/>
+          <w:left w:val="single" w:sz="4" w:space="4" w:color="auto"/>
+          <w:bottom w:val="single" w:sz="4" w:space="1" w:color="auto"/>
+          <w:right w:val="single" w:sz="4" w:space="4" w:color="auto"/>
+        </w:pBdr>
+        <w:ind w:left="1080"/>
+        <w:rPr>
+          <w:lang w:val="en-US"/>
+        </w:rPr>
+      </w:pPr>
+      <w:r>
+        <w:rPr>
+          <w:lang w:val="en-US"/>
+        </w:rPr>
+        <w:t>}</w:t>
+      </w:r>
+    </w:p>
+    <w:p>
+      <w:pPr>
+        <w:pStyle w:val="ListParagraph"/>
+        <w:pBdr>
+          <w:top w:val="single" w:sz="4" w:space="1" w:color="auto"/>
+          <w:left w:val="single" w:sz="4" w:space="4" w:color="auto"/>
+          <w:bottom w:val="single" w:sz="4" w:space="1" w:color="auto"/>
+          <w:right w:val="single" w:sz="4" w:space="4" w:color="auto"/>
+        </w:pBdr>
+        <w:ind w:left="1080"/>
+        <w:rPr>
+          <w:lang w:val="en-US"/>
+        </w:rPr>
+      </w:pPr>
+    </w:p>
+    <w:p>
+      <w:pPr>
+        <w:pStyle w:val="ListParagraph"/>
+        <w:pBdr>
+          <w:top w:val="single" w:sz="4" w:space="1" w:color="auto"/>
+          <w:left w:val="single" w:sz="4" w:space="4" w:color="auto"/>
+          <w:bottom w:val="single" w:sz="4" w:space="1" w:color="auto"/>
+          <w:right w:val="single" w:sz="4" w:space="4" w:color="auto"/>
+        </w:pBdr>
+        <w:ind w:left="1080"/>
+        <w:rPr>
+          <w:lang w:val="en-US"/>
+        </w:rPr>
+      </w:pPr>
+      <w:r>
+        <w:rPr>
+          <w:lang w:val="en-US"/>
+        </w:rPr>
+        <w:t>void bar(){</w:t>
+      </w:r>
+    </w:p>
+    <w:p>
+      <w:pPr>
+        <w:pStyle w:val="ListParagraph"/>
+        <w:pBdr>
+          <w:top w:val="single" w:sz="4" w:space="1" w:color="auto"/>
+          <w:left w:val="single" w:sz="4" w:space="4" w:color="auto"/>
+          <w:bottom w:val="single" w:sz="4" w:space="1" w:color="auto"/>
+          <w:right w:val="single" w:sz="4" w:space="4" w:color="auto"/>
+        </w:pBdr>
+        <w:ind w:left="1080"/>
+        <w:rPr>
+          <w:lang w:val="en-US"/>
+        </w:rPr>
+      </w:pPr>
+      <w:r>
+        <w:rPr>
+          <w:lang w:val="en-US"/>
+        </w:rPr>
+        <w:t xml:space="preserve">    cout &lt;&lt; 2;</w:t>
+      </w:r>
+    </w:p>
+    <w:p>
+      <w:pPr>
+        <w:pStyle w:val="ListParagraph"/>
+        <w:pBdr>
+          <w:top w:val="single" w:sz="4" w:space="1" w:color="auto"/>
+          <w:left w:val="single" w:sz="4" w:space="4" w:color="auto"/>
+          <w:bottom w:val="single" w:sz="4" w:space="1" w:color="auto"/>
+          <w:right w:val="single" w:sz="4" w:space="4" w:color="auto"/>
+        </w:pBdr>
+        <w:ind w:left="1080"/>
+        <w:rPr>
+          <w:lang w:val="en-US"/>
+        </w:rPr>
+      </w:pPr>
+      <w:r>
+        <w:rPr>
+          <w:lang w:val="en-US"/>
+        </w:rPr>
+        <w:t xml:space="preserve">    foo(); // gọi ngược lại foo tạo thành đệ quy</w:t>
+      </w:r>
+    </w:p>
+    <w:p>
+      <w:pPr>
+        <w:pStyle w:val="ListParagraph"/>
+        <w:pBdr>
+          <w:top w:val="single" w:sz="4" w:space="1" w:color="auto"/>
+          <w:left w:val="single" w:sz="4" w:space="4" w:color="auto"/>
+          <w:bottom w:val="single" w:sz="4" w:space="1" w:color="auto"/>
+          <w:right w:val="single" w:sz="4" w:space="4" w:color="auto"/>
+        </w:pBdr>
+        <w:ind w:left="1080"/>
+        <w:rPr>
+          <w:lang w:val="en-US"/>
+        </w:rPr>
+      </w:pPr>
+      <w:r>
+        <w:rPr>
+          <w:lang w:val="en-US"/>
+        </w:rPr>
+        <w:t>}</w:t>
+      </w:r>
+    </w:p>
+    <w:p>
+      <w:pPr>
+        <w:pStyle w:val="ListParagraph"/>
+        <w:pBdr>
+          <w:top w:val="single" w:sz="4" w:space="1" w:color="auto"/>
+          <w:left w:val="single" w:sz="4" w:space="4" w:color="auto"/>
+          <w:bottom w:val="single" w:sz="4" w:space="1" w:color="auto"/>
+          <w:right w:val="single" w:sz="4" w:space="4" w:color="auto"/>
+        </w:pBdr>
+        <w:ind w:left="1080"/>
+        <w:rPr>
+          <w:lang w:val="en-US"/>
+        </w:rPr>
+      </w:pPr>
+    </w:p>
+    <w:p>
+      <w:pPr>
+        <w:pStyle w:val="ListParagraph"/>
+        <w:pBdr>
+          <w:top w:val="single" w:sz="4" w:space="1" w:color="auto"/>
+          <w:left w:val="single" w:sz="4" w:space="4" w:color="auto"/>
+          <w:bottom w:val="single" w:sz="4" w:space="1" w:color="auto"/>
+          <w:right w:val="single" w:sz="4" w:space="4" w:color="auto"/>
+        </w:pBdr>
+        <w:ind w:left="1080"/>
+        <w:rPr>
+          <w:lang w:val="en-US"/>
+        </w:rPr>
+      </w:pPr>
+      <w:r>
+        <w:rPr>
+          <w:lang w:val="en-US"/>
+        </w:rPr>
+        <w:t>int main(){</w:t>
+      </w:r>
+    </w:p>
+    <w:p>
+      <w:pPr>
+        <w:pStyle w:val="ListParagraph"/>
+        <w:pBdr>
+          <w:top w:val="single" w:sz="4" w:space="1" w:color="auto"/>
+          <w:left w:val="single" w:sz="4" w:space="4" w:color="auto"/>
+          <w:bottom w:val="single" w:sz="4" w:space="1" w:color="auto"/>
+          <w:right w:val="single" w:sz="4" w:space="4" w:color="auto"/>
+        </w:pBdr>
+        <w:ind w:left="1080"/>
+        <w:rPr>
+          <w:lang w:val="en-US"/>
+        </w:rPr>
+      </w:pPr>
+      <w:r>
+        <w:rPr>
+          <w:lang w:val="en-US"/>
+        </w:rPr>
+        <w:t xml:space="preserve">    foo();</w:t>
+      </w:r>
+    </w:p>
+    <w:p>
+      <w:pPr>
+        <w:pStyle w:val="ListParagraph"/>
+        <w:pBdr>
+          <w:top w:val="single" w:sz="4" w:space="1" w:color="auto"/>
+          <w:left w:val="single" w:sz="4" w:space="4" w:color="auto"/>
+          <w:bottom w:val="single" w:sz="4" w:space="1" w:color="auto"/>
+          <w:right w:val="single" w:sz="4" w:space="4" w:color="auto"/>
+        </w:pBdr>
+        <w:ind w:left="1080"/>
+        <w:rPr>
+          <w:lang w:val="en-US"/>
+        </w:rPr>
+      </w:pPr>
+      <w:r>
+        <w:rPr>
+          <w:lang w:val="en-US"/>
+        </w:rPr>
+        <w:t>}</w:t>
+      </w:r>
+    </w:p>
+    <w:p>
+      <w:pPr>
+        <w:pStyle w:val="ListParagraph"/>
+        <w:numPr>
+          <w:ilvl w:val="0"/>
+          <w:numId w:val="4"/>
+        </w:numPr>
+        <w:rPr>
+          <w:lang w:val="en-US"/>
+        </w:rPr>
+      </w:pPr>
+      <w:r>
+        <w:rPr>
+          <w:lang w:val="en-US"/>
+        </w:rPr>
+        <w:t>Chương trình trên sẽ in ra liên tục “1212121212…” đéo ngừng, kiểu như Flip Flop</w:t>
+      </w:r>
+    </w:p>
+    <w:p>
+      <w:pPr>
+        <w:pStyle w:val="ListParagraph"/>
+        <w:numPr>
+          <w:ilvl w:val="0"/>
+          <w:numId w:val="4"/>
+        </w:numPr>
+        <w:rPr>
+          <w:lang w:val="en-US"/>
+        </w:rPr>
+      </w:pPr>
     </w:p>
     <w:sectPr>
       <w:pgSz w:w="11906" w:h="16838"/>
@@ -10343,7 +11735,7 @@
         <w:rFonts w:ascii="Wingdings" w:eastAsiaTheme="minorHAnsi" w:hAnsi="Wingdings" w:cstheme="minorBidi" w:hint="default"/>
       </w:rPr>
     </w:lvl>
-    <w:lvl w:ilvl="1" w:tplc="042A0003" w:tentative="1">
+    <w:lvl w:ilvl="1" w:tplc="042A0003">
       <w:start w:val="1"/>
       <w:numFmt w:val="bullet"/>
       <w:lvlText w:val="o"/>

--- a/c++.docx
+++ b/c++.docx
@@ -1661,7 +1661,19 @@
         <w:rPr>
           <w:lang w:val="en-US"/>
         </w:rPr>
-        <w:t>Dấy Phẩy?</w:t>
+        <w:t>Dấ</w:t>
+      </w:r>
+      <w:r>
+        <w:rPr>
+          <w:lang w:val="en-US"/>
+        </w:rPr>
+        <w:t>u</w:t>
+      </w:r>
+      <w:r>
+        <w:rPr>
+          <w:lang w:val="en-US"/>
+        </w:rPr>
+        <w:t xml:space="preserve"> Phẩy?</w:t>
       </w:r>
     </w:p>
     <w:p>
@@ -1836,6 +1848,63 @@
     </w:tbl>
     <w:p>
       <w:pPr>
+        <w:pStyle w:val="ListParagraph"/>
+        <w:numPr>
+          <w:ilvl w:val="0"/>
+          <w:numId w:val="3"/>
+        </w:numPr>
+        <w:rPr>
+          <w:lang w:val="en-US"/>
+        </w:rPr>
+      </w:pPr>
+      <w:r>
+        <w:rPr>
+          <w:lang w:val="en-US"/>
+        </w:rPr>
+        <w:t>Các Từ Khóa Bị Loại Bỏ Tại Các Phiên Bản C++ Mới?</w:t>
+      </w:r>
+    </w:p>
+    <w:p>
+      <w:pPr>
+        <w:pStyle w:val="ListParagraph"/>
+        <w:pBdr>
+          <w:top w:val="single" w:sz="4" w:space="1" w:color="auto"/>
+          <w:left w:val="single" w:sz="4" w:space="4" w:color="auto"/>
+          <w:bottom w:val="single" w:sz="4" w:space="1" w:color="auto"/>
+          <w:right w:val="single" w:sz="4" w:space="4" w:color="auto"/>
+        </w:pBdr>
+        <w:ind w:left="1080"/>
+        <w:rPr>
+          <w:lang w:val="en-US"/>
+        </w:rPr>
+      </w:pPr>
+      <w:r>
+        <w:rPr>
+          <w:lang w:val="en-US"/>
+        </w:rPr>
+        <w:t>register</w:t>
+      </w:r>
+    </w:p>
+    <w:p>
+      <w:pPr>
+        <w:pStyle w:val="ListParagraph"/>
+        <w:numPr>
+          <w:ilvl w:val="0"/>
+          <w:numId w:val="4"/>
+        </w:numPr>
+        <w:rPr>
+          <w:lang w:val="en-US"/>
+        </w:rPr>
+      </w:pPr>
+      <w:r>
+        <w:rPr>
+          <w:lang w:val="en-US"/>
+        </w:rPr>
+        <w:t>Chức năng đặt  trước khai báo biến nhưng đéo làm gì</w:t>
+      </w:r>
+    </w:p>
+    <w:p>
+      <w:pPr>
         <w:rPr>
           <w:lang w:val="en-US"/>
         </w:rPr>
@@ -2226,6 +2295,7 @@
         <w:rPr>
           <w:lang w:val="en-US"/>
         </w:rPr>
+        <w:lastRenderedPageBreak/>
         <w:t>cout &lt;&lt; bar &lt;&lt; endl;</w:t>
       </w:r>
     </w:p>
@@ -2283,525 +2353,672 @@
         <w:rPr>
           <w:lang w:val="en-US"/>
         </w:rPr>
+        <w:t>Ví dụ</w:t>
+      </w:r>
+    </w:p>
+    <w:p>
+      <w:pPr>
+        <w:pStyle w:val="ListParagraph"/>
+        <w:pBdr>
+          <w:top w:val="single" w:sz="4" w:space="1" w:color="auto"/>
+          <w:left w:val="single" w:sz="4" w:space="4" w:color="auto"/>
+          <w:bottom w:val="single" w:sz="4" w:space="1" w:color="auto"/>
+          <w:right w:val="single" w:sz="4" w:space="4" w:color="auto"/>
+        </w:pBdr>
+        <w:ind w:left="1080"/>
+        <w:rPr>
+          <w:lang w:val="en-US"/>
+        </w:rPr>
+      </w:pPr>
+      <w:r>
+        <w:rPr>
+          <w:lang w:val="en-US"/>
+        </w:rPr>
+        <w:t>#define foo(a, b) a + b</w:t>
+      </w:r>
+    </w:p>
+    <w:p>
+      <w:pPr>
+        <w:pStyle w:val="ListParagraph"/>
+        <w:pBdr>
+          <w:top w:val="single" w:sz="4" w:space="1" w:color="auto"/>
+          <w:left w:val="single" w:sz="4" w:space="4" w:color="auto"/>
+          <w:bottom w:val="single" w:sz="4" w:space="1" w:color="auto"/>
+          <w:right w:val="single" w:sz="4" w:space="4" w:color="auto"/>
+        </w:pBdr>
+        <w:ind w:left="1080"/>
+        <w:rPr>
+          <w:lang w:val="en-US"/>
+        </w:rPr>
+      </w:pPr>
+    </w:p>
+    <w:p>
+      <w:pPr>
+        <w:pStyle w:val="ListParagraph"/>
+        <w:pBdr>
+          <w:top w:val="single" w:sz="4" w:space="1" w:color="auto"/>
+          <w:left w:val="single" w:sz="4" w:space="4" w:color="auto"/>
+          <w:bottom w:val="single" w:sz="4" w:space="1" w:color="auto"/>
+          <w:right w:val="single" w:sz="4" w:space="4" w:color="auto"/>
+        </w:pBdr>
+        <w:ind w:left="1080"/>
+        <w:rPr>
+          <w:lang w:val="en-US"/>
+        </w:rPr>
+      </w:pPr>
+      <w:r>
+        <w:rPr>
+          <w:lang w:val="en-US"/>
+        </w:rPr>
+        <w:t>int bar = 5;</w:t>
+      </w:r>
+    </w:p>
+    <w:p>
+      <w:pPr>
+        <w:pStyle w:val="ListParagraph"/>
+        <w:pBdr>
+          <w:top w:val="single" w:sz="4" w:space="1" w:color="auto"/>
+          <w:left w:val="single" w:sz="4" w:space="4" w:color="auto"/>
+          <w:bottom w:val="single" w:sz="4" w:space="1" w:color="auto"/>
+          <w:right w:val="single" w:sz="4" w:space="4" w:color="auto"/>
+        </w:pBdr>
+        <w:ind w:left="1080"/>
+        <w:rPr>
+          <w:lang w:val="en-US"/>
+        </w:rPr>
+      </w:pPr>
+      <w:r>
+        <w:rPr>
+          <w:lang w:val="en-US"/>
+        </w:rPr>
+        <w:t>cout &lt;&lt; foo(bar, 2) &lt;&lt; endl;</w:t>
+      </w:r>
+    </w:p>
+    <w:p>
+      <w:pPr>
+        <w:pStyle w:val="ListParagraph"/>
+        <w:numPr>
+          <w:ilvl w:val="0"/>
+          <w:numId w:val="4"/>
+        </w:numPr>
+        <w:rPr>
+          <w:lang w:val="en-US"/>
+        </w:rPr>
+      </w:pPr>
+      <w:r>
+        <w:rPr>
+          <w:lang w:val="en-US"/>
+        </w:rPr>
+        <w:t>Tương đương</w:t>
+      </w:r>
+    </w:p>
+    <w:p>
+      <w:pPr>
+        <w:pStyle w:val="ListParagraph"/>
+        <w:pBdr>
+          <w:top w:val="single" w:sz="4" w:space="1" w:color="auto"/>
+          <w:left w:val="single" w:sz="4" w:space="4" w:color="auto"/>
+          <w:bottom w:val="single" w:sz="4" w:space="1" w:color="auto"/>
+          <w:right w:val="single" w:sz="4" w:space="4" w:color="auto"/>
+        </w:pBdr>
+        <w:ind w:left="1080"/>
+        <w:rPr>
+          <w:lang w:val="en-US"/>
+        </w:rPr>
+      </w:pPr>
+      <w:r>
+        <w:rPr>
+          <w:lang w:val="en-US"/>
+        </w:rPr>
+        <w:t>int bar = 5;</w:t>
+      </w:r>
+    </w:p>
+    <w:p>
+      <w:pPr>
+        <w:pStyle w:val="ListParagraph"/>
+        <w:pBdr>
+          <w:top w:val="single" w:sz="4" w:space="1" w:color="auto"/>
+          <w:left w:val="single" w:sz="4" w:space="4" w:color="auto"/>
+          <w:bottom w:val="single" w:sz="4" w:space="1" w:color="auto"/>
+          <w:right w:val="single" w:sz="4" w:space="4" w:color="auto"/>
+        </w:pBdr>
+        <w:ind w:left="1080"/>
+        <w:rPr>
+          <w:lang w:val="en-US"/>
+        </w:rPr>
+      </w:pPr>
+      <w:r>
+        <w:rPr>
+          <w:lang w:val="en-US"/>
+        </w:rPr>
+        <w:t>cout &lt;&lt; bar + 2 &lt;&lt; endl;</w:t>
+      </w:r>
+    </w:p>
+    <w:p>
+      <w:pPr>
+        <w:pStyle w:val="ListParagraph"/>
+        <w:numPr>
+          <w:ilvl w:val="0"/>
+          <w:numId w:val="16"/>
+        </w:numPr>
+        <w:rPr>
+          <w:lang w:val="en-US"/>
+        </w:rPr>
+      </w:pPr>
+      <w:r>
+        <w:rPr>
+          <w:lang w:val="en-US"/>
+        </w:rPr>
+        <w:t>Header File?</w:t>
+      </w:r>
+    </w:p>
+    <w:p>
+      <w:pPr>
+        <w:pStyle w:val="ListParagraph"/>
+        <w:numPr>
+          <w:ilvl w:val="0"/>
+          <w:numId w:val="4"/>
+        </w:numPr>
+        <w:rPr>
+          <w:lang w:val="en-US"/>
+        </w:rPr>
+      </w:pPr>
+      <w:r>
+        <w:rPr>
+          <w:lang w:val="en-US"/>
+        </w:rPr>
+        <w:t>Các Header File tiêu chuẩn của C++ được lưu ở thư mục “</w:t>
+      </w:r>
+      <w:r>
+        <w:rPr>
+          <w:lang w:val="en-US"/>
+        </w:rPr>
+        <w:t>C:\Program Files (x86)\Dev-Cpp\MinGW64\lib\gcc\x86_64-w64-mingw32\4.9.2\include\c++</w:t>
+      </w:r>
+      <w:r>
+        <w:rPr>
+          <w:lang w:val="en-US"/>
+        </w:rPr>
+        <w:t>”</w:t>
+      </w:r>
+    </w:p>
+    <w:p>
+      <w:pPr>
+        <w:pStyle w:val="ListParagraph"/>
+        <w:numPr>
+          <w:ilvl w:val="0"/>
+          <w:numId w:val="4"/>
+        </w:numPr>
+        <w:rPr>
+          <w:lang w:val="en-US"/>
+        </w:rPr>
+      </w:pPr>
+      <w:r>
+        <w:rPr>
+          <w:lang w:val="en-US"/>
+        </w:rPr>
+        <w:t>Khi bạn viết</w:t>
+      </w:r>
+    </w:p>
+    <w:p>
+      <w:pPr>
+        <w:pStyle w:val="ListParagraph"/>
+        <w:pBdr>
+          <w:top w:val="single" w:sz="4" w:space="1" w:color="auto"/>
+          <w:left w:val="single" w:sz="4" w:space="4" w:color="auto"/>
+          <w:bottom w:val="single" w:sz="4" w:space="1" w:color="auto"/>
+          <w:right w:val="single" w:sz="4" w:space="4" w:color="auto"/>
+        </w:pBdr>
+        <w:ind w:left="1080"/>
+        <w:rPr>
+          <w:lang w:val="en-US"/>
+        </w:rPr>
+      </w:pPr>
+      <w:r>
+        <w:rPr>
+          <w:lang w:val="en-US"/>
+        </w:rPr>
+        <w:t>#include &lt;&lt;Tên Header File Tiêu Chuẩn&gt;&gt;</w:t>
+      </w:r>
+    </w:p>
+    <w:p>
+      <w:pPr>
+        <w:pStyle w:val="ListParagraph"/>
+        <w:numPr>
+          <w:ilvl w:val="0"/>
+          <w:numId w:val="4"/>
+        </w:numPr>
+        <w:rPr>
+          <w:lang w:val="en-US"/>
+        </w:rPr>
+      </w:pPr>
+      <w:r>
+        <w:rPr>
+          <w:lang w:val="en-US"/>
+        </w:rPr>
+        <w:t xml:space="preserve">Thì trình biên dịch sẽ mò tới đường dẫn trên để chạy Header File có tên là </w:t>
+      </w:r>
+    </w:p>
+    <w:p>
+      <w:pPr>
+        <w:pStyle w:val="ListParagraph"/>
+        <w:ind w:left="1080"/>
+        <w:rPr>
+          <w:lang w:val="en-US"/>
+        </w:rPr>
+      </w:pPr>
+      <w:r>
+        <w:rPr>
+          <w:lang w:val="en-US"/>
+        </w:rPr>
+        <w:t>&lt;Tên Header File Tiêu Chuẩn&gt;, tương đương việc thay thế cái dòng lệnh này = nguyên Header File đó luôn</w:t>
+      </w:r>
+    </w:p>
+    <w:p>
+      <w:pPr>
+        <w:pStyle w:val="ListParagraph"/>
+        <w:numPr>
+          <w:ilvl w:val="0"/>
+          <w:numId w:val="4"/>
+        </w:numPr>
+        <w:rPr>
+          <w:lang w:val="en-US"/>
+        </w:rPr>
+      </w:pPr>
+      <w:r>
+        <w:rPr>
+          <w:lang w:val="en-US"/>
+        </w:rPr>
+        <w:t>Bất cứ File nào đặt vào đường dẫn trên đều trở thành Header File tiêu chuẩn và có thể được Import như trên</w:t>
+      </w:r>
+    </w:p>
+    <w:p>
+      <w:pPr>
+        <w:pStyle w:val="ListParagraph"/>
+        <w:numPr>
+          <w:ilvl w:val="0"/>
+          <w:numId w:val="4"/>
+        </w:numPr>
+        <w:rPr>
+          <w:lang w:val="en-US"/>
+        </w:rPr>
+      </w:pPr>
+      <w:r>
+        <w:rPr>
+          <w:lang w:val="en-US"/>
+        </w:rPr>
+        <w:t xml:space="preserve">Cú pháp </w:t>
+      </w:r>
+      <w:r>
+        <w:rPr>
+          <w:lang w:val="en-US"/>
+        </w:rPr>
+        <w:t xml:space="preserve">của Code trong </w:t>
+      </w:r>
+      <w:r>
+        <w:rPr>
+          <w:lang w:val="en-US"/>
+        </w:rPr>
+        <w:t>Header File</w:t>
+      </w:r>
+      <w:r>
+        <w:rPr>
+          <w:lang w:val="en-US"/>
+        </w:rPr>
+        <w:t xml:space="preserve"> giống cú pháp bình thường</w:t>
+      </w:r>
+    </w:p>
+    <w:p>
+      <w:pPr>
+        <w:pStyle w:val="ListParagraph"/>
+        <w:numPr>
+          <w:ilvl w:val="0"/>
+          <w:numId w:val="4"/>
+        </w:numPr>
+        <w:rPr>
+          <w:lang w:val="en-US"/>
+        </w:rPr>
+      </w:pPr>
+      <w:r>
+        <w:rPr>
+          <w:lang w:val="en-US"/>
+        </w:rPr>
+        <w:t>Ví dụ</w:t>
+      </w:r>
+    </w:p>
+    <w:p>
+      <w:pPr>
+        <w:pStyle w:val="ListParagraph"/>
+        <w:pBdr>
+          <w:top w:val="single" w:sz="4" w:space="1" w:color="auto"/>
+          <w:left w:val="single" w:sz="4" w:space="4" w:color="auto"/>
+          <w:bottom w:val="single" w:sz="4" w:space="1" w:color="auto"/>
+          <w:right w:val="single" w:sz="4" w:space="4" w:color="auto"/>
+        </w:pBdr>
+        <w:ind w:left="1080"/>
+        <w:rPr>
+          <w:lang w:val="en-US"/>
+        </w:rPr>
+      </w:pPr>
+      <w:r>
+        <w:rPr>
+          <w:lang w:val="en-US"/>
+        </w:rPr>
+        <w:t>#include &lt;iostream&gt;</w:t>
+      </w:r>
+    </w:p>
+    <w:p>
+      <w:pPr>
+        <w:pStyle w:val="ListParagraph"/>
+        <w:pBdr>
+          <w:top w:val="single" w:sz="4" w:space="1" w:color="auto"/>
+          <w:left w:val="single" w:sz="4" w:space="4" w:color="auto"/>
+          <w:bottom w:val="single" w:sz="4" w:space="1" w:color="auto"/>
+          <w:right w:val="single" w:sz="4" w:space="4" w:color="auto"/>
+        </w:pBdr>
+        <w:ind w:left="1080"/>
+        <w:rPr>
+          <w:lang w:val="en-US"/>
+        </w:rPr>
+      </w:pPr>
+      <w:r>
+        <w:rPr>
+          <w:lang w:val="en-US"/>
+        </w:rPr>
+        <w:t>#include &lt;foo.h&gt;</w:t>
+      </w:r>
+    </w:p>
+    <w:p>
+      <w:pPr>
+        <w:pStyle w:val="ListParagraph"/>
+        <w:numPr>
+          <w:ilvl w:val="0"/>
+          <w:numId w:val="4"/>
+        </w:numPr>
+        <w:rPr>
+          <w:lang w:val="en-US"/>
+        </w:rPr>
+      </w:pPr>
+      <w:r>
+        <w:rPr>
+          <w:lang w:val="en-US"/>
+        </w:rPr>
+        <w:t>Để Import Header File do mình tự tạo ra thì viết</w:t>
+      </w:r>
+    </w:p>
+    <w:p>
+      <w:pPr>
+        <w:pStyle w:val="ListParagraph"/>
+        <w:pBdr>
+          <w:top w:val="single" w:sz="4" w:space="1" w:color="auto"/>
+          <w:left w:val="single" w:sz="4" w:space="4" w:color="auto"/>
+          <w:bottom w:val="single" w:sz="4" w:space="1" w:color="auto"/>
+          <w:right w:val="single" w:sz="4" w:space="4" w:color="auto"/>
+        </w:pBdr>
+        <w:ind w:left="1080"/>
+        <w:rPr>
+          <w:lang w:val="en-US"/>
+        </w:rPr>
+      </w:pPr>
+      <w:r>
+        <w:rPr>
+          <w:lang w:val="en-US"/>
+        </w:rPr>
+        <w:t xml:space="preserve">#include </w:t>
+      </w:r>
+      <w:r>
+        <w:rPr>
+          <w:lang w:val="en-US"/>
+        </w:rPr>
+        <w:t>"&lt;Đường Dẫn Tới File&gt;"</w:t>
+      </w:r>
+    </w:p>
+    <w:p>
+      <w:pPr>
+        <w:pStyle w:val="ListParagraph"/>
+        <w:numPr>
+          <w:ilvl w:val="0"/>
+          <w:numId w:val="4"/>
+        </w:numPr>
+        <w:rPr>
+          <w:lang w:val="en-US"/>
+        </w:rPr>
+      </w:pPr>
+      <w:r>
+        <w:rPr>
+          <w:lang w:val="en-US"/>
+        </w:rPr>
+        <w:t>Cách viết đường dẫn y chang trong Batch</w:t>
+      </w:r>
+    </w:p>
+    <w:p>
+      <w:pPr>
+        <w:pStyle w:val="ListParagraph"/>
+        <w:numPr>
+          <w:ilvl w:val="0"/>
+          <w:numId w:val="4"/>
+        </w:numPr>
+        <w:rPr>
+          <w:lang w:val="en-US"/>
+        </w:rPr>
+      </w:pPr>
+      <w:r>
+        <w:rPr>
+          <w:lang w:val="en-US"/>
+        </w:rPr>
+        <w:t>Ví dụ</w:t>
+      </w:r>
+    </w:p>
+    <w:p>
+      <w:pPr>
+        <w:pStyle w:val="ListParagraph"/>
+        <w:pBdr>
+          <w:top w:val="single" w:sz="4" w:space="1" w:color="auto"/>
+          <w:left w:val="single" w:sz="4" w:space="4" w:color="auto"/>
+          <w:bottom w:val="single" w:sz="4" w:space="1" w:color="auto"/>
+          <w:right w:val="single" w:sz="4" w:space="4" w:color="auto"/>
+        </w:pBdr>
+        <w:ind w:left="1080"/>
+        <w:rPr>
+          <w:lang w:val="en-US"/>
+        </w:rPr>
+      </w:pPr>
+      <w:r>
+        <w:rPr>
+          <w:lang w:val="en-US"/>
+        </w:rPr>
+        <w:t xml:space="preserve">#include </w:t>
+      </w:r>
+      <w:r>
+        <w:rPr>
+          <w:lang w:val="en-US"/>
+        </w:rPr>
+        <w:t>"</w:t>
+      </w:r>
+      <w:r>
+        <w:rPr>
+          <w:lang w:val="en-US"/>
+        </w:rPr>
+        <w:t>..\bar.h</w:t>
+      </w:r>
+      <w:r>
+        <w:rPr>
+          <w:lang w:val="en-US"/>
+        </w:rPr>
+        <w:t>"</w:t>
+      </w:r>
+    </w:p>
+    <w:p>
+      <w:pPr>
+        <w:pStyle w:val="ListParagraph"/>
+        <w:numPr>
+          <w:ilvl w:val="0"/>
+          <w:numId w:val="4"/>
+        </w:numPr>
+        <w:rPr>
+          <w:lang w:val="en-US"/>
+        </w:rPr>
+      </w:pPr>
+      <w:r>
+        <w:rPr>
+          <w:lang w:val="en-US"/>
+        </w:rPr>
+        <w:t>Phần mở rộng Header File đéo quan trọng, bạn đặt hay không thì tùy</w:t>
+      </w:r>
+    </w:p>
+    <w:p>
+      <w:pPr>
+        <w:pStyle w:val="ListParagraph"/>
+        <w:numPr>
+          <w:ilvl w:val="0"/>
+          <w:numId w:val="4"/>
+        </w:numPr>
+        <w:rPr>
+          <w:lang w:val="en-US"/>
+        </w:rPr>
+      </w:pPr>
+      <w:r>
+        <w:rPr>
+          <w:lang w:val="en-US"/>
+        </w:rPr>
+        <w:t>Giả sử trong File A ta khai báo biến X chưa có giá trị, trong File B ta Import File A, và khai báo 1 hàm D có chức năng in ra giá trị của X, trong File C ta Import File B, tại C, ta khai báo lại X và gán cho nó giá trị khởi đầu, đồng thời chạy hàm B, khi này, bình thường thì trình biên dịch sẽ báo lỗi vì ta khai báo lại X trong khi nó đã được Import, hay tồn tại rồi, để vượt qua lỗi này, tại A, khi khai báo X ta viết</w:t>
+      </w:r>
+    </w:p>
+    <w:p>
+      <w:pPr>
+        <w:pStyle w:val="ListParagraph"/>
+        <w:pBdr>
+          <w:top w:val="single" w:sz="4" w:space="1" w:color="auto"/>
+          <w:left w:val="single" w:sz="4" w:space="4" w:color="auto"/>
+          <w:bottom w:val="single" w:sz="4" w:space="1" w:color="auto"/>
+          <w:right w:val="single" w:sz="4" w:space="4" w:color="auto"/>
+        </w:pBdr>
+        <w:ind w:left="1080"/>
+        <w:rPr>
+          <w:lang w:val="en-US"/>
+        </w:rPr>
+      </w:pPr>
+      <w:r>
+        <w:rPr>
+          <w:lang w:val="en-US"/>
+        </w:rPr>
+        <w:t>extern &lt;Kiểu Dữ Liệu&gt; &lt;Biến&gt;;</w:t>
+      </w:r>
+    </w:p>
+    <w:p>
+      <w:pPr>
+        <w:pStyle w:val="ListParagraph"/>
+        <w:numPr>
+          <w:ilvl w:val="0"/>
+          <w:numId w:val="4"/>
+        </w:numPr>
+        <w:rPr>
+          <w:lang w:val="en-US"/>
+        </w:rPr>
+      </w:pPr>
+      <w:r>
+        <w:rPr>
+          <w:lang w:val="en-US"/>
+        </w:rPr>
+        <w:t>Ví dụ</w:t>
+      </w:r>
+    </w:p>
+    <w:p>
+      <w:pPr>
+        <w:pStyle w:val="ListParagraph"/>
+        <w:pBdr>
+          <w:top w:val="single" w:sz="4" w:space="1" w:color="auto"/>
+          <w:left w:val="single" w:sz="4" w:space="4" w:color="auto"/>
+          <w:bottom w:val="single" w:sz="4" w:space="1" w:color="auto"/>
+          <w:right w:val="single" w:sz="4" w:space="4" w:color="auto"/>
+        </w:pBdr>
+        <w:ind w:left="1080"/>
+        <w:rPr>
+          <w:lang w:val="en-US"/>
+        </w:rPr>
+      </w:pPr>
+      <w:r>
+        <w:rPr>
+          <w:lang w:val="en-US"/>
+        </w:rPr>
+        <w:t>extern int foo;</w:t>
+      </w:r>
+    </w:p>
+    <w:p>
+      <w:pPr>
+        <w:pStyle w:val="ListParagraph"/>
+        <w:numPr>
+          <w:ilvl w:val="0"/>
+          <w:numId w:val="4"/>
+        </w:numPr>
+        <w:rPr>
+          <w:lang w:val="en-US"/>
+        </w:rPr>
+      </w:pPr>
+      <w:r>
+        <w:rPr>
+          <w:lang w:val="en-US"/>
+        </w:rPr>
+        <w:t>Khi này trong C, ta có thể viết</w:t>
+      </w:r>
+    </w:p>
+    <w:p>
+      <w:pPr>
+        <w:pStyle w:val="ListParagraph"/>
+        <w:pBdr>
+          <w:top w:val="single" w:sz="4" w:space="1" w:color="auto"/>
+          <w:left w:val="single" w:sz="4" w:space="4" w:color="auto"/>
+          <w:bottom w:val="single" w:sz="4" w:space="1" w:color="auto"/>
+          <w:right w:val="single" w:sz="4" w:space="4" w:color="auto"/>
+        </w:pBdr>
+        <w:ind w:left="1080"/>
+        <w:rPr>
+          <w:lang w:val="en-US"/>
+        </w:rPr>
+      </w:pPr>
+      <w:r>
+        <w:rPr>
+          <w:lang w:val="en-US"/>
+        </w:rPr>
+        <w:t>int foo = 7;</w:t>
+      </w:r>
+    </w:p>
+    <w:p>
+      <w:pPr>
+        <w:pStyle w:val="ListParagraph"/>
+        <w:numPr>
+          <w:ilvl w:val="0"/>
+          <w:numId w:val="4"/>
+        </w:numPr>
+        <w:rPr>
+          <w:lang w:val="en-US"/>
+        </w:rPr>
+      </w:pPr>
+      <w:r>
+        <w:rPr>
+          <w:lang w:val="en-US"/>
+        </w:rPr>
+        <w:t>Và khi gọi hàm D trong C, nó sẽ in ra 7</w:t>
+      </w:r>
+    </w:p>
+    <w:p>
+      <w:pPr>
+        <w:rPr>
+          <w:lang w:val="en-US"/>
+        </w:rPr>
+      </w:pPr>
+    </w:p>
+    <w:p>
+      <w:pPr>
+        <w:rPr>
+          <w:lang w:val="en-US"/>
+        </w:rPr>
+      </w:pPr>
+      <w:r>
+        <w:rPr>
+          <w:lang w:val="en-US"/>
+        </w:rPr>
         <w:lastRenderedPageBreak/>
-        <w:t>Ví dụ</w:t>
-      </w:r>
-    </w:p>
-    <w:p>
-      <w:pPr>
-        <w:pStyle w:val="ListParagraph"/>
-        <w:pBdr>
-          <w:top w:val="single" w:sz="4" w:space="1" w:color="auto"/>
-          <w:left w:val="single" w:sz="4" w:space="4" w:color="auto"/>
-          <w:bottom w:val="single" w:sz="4" w:space="1" w:color="auto"/>
-          <w:right w:val="single" w:sz="4" w:space="4" w:color="auto"/>
-        </w:pBdr>
-        <w:ind w:left="1080"/>
-        <w:rPr>
-          <w:lang w:val="en-US"/>
-        </w:rPr>
-      </w:pPr>
-      <w:r>
-        <w:rPr>
-          <w:lang w:val="en-US"/>
-        </w:rPr>
-        <w:t>#define foo(a, b) a + b</w:t>
-      </w:r>
-    </w:p>
-    <w:p>
-      <w:pPr>
-        <w:pStyle w:val="ListParagraph"/>
-        <w:pBdr>
-          <w:top w:val="single" w:sz="4" w:space="1" w:color="auto"/>
-          <w:left w:val="single" w:sz="4" w:space="4" w:color="auto"/>
-          <w:bottom w:val="single" w:sz="4" w:space="1" w:color="auto"/>
-          <w:right w:val="single" w:sz="4" w:space="4" w:color="auto"/>
-        </w:pBdr>
-        <w:ind w:left="1080"/>
-        <w:rPr>
-          <w:lang w:val="en-US"/>
-        </w:rPr>
-      </w:pPr>
-    </w:p>
-    <w:p>
-      <w:pPr>
-        <w:pStyle w:val="ListParagraph"/>
-        <w:pBdr>
-          <w:top w:val="single" w:sz="4" w:space="1" w:color="auto"/>
-          <w:left w:val="single" w:sz="4" w:space="4" w:color="auto"/>
-          <w:bottom w:val="single" w:sz="4" w:space="1" w:color="auto"/>
-          <w:right w:val="single" w:sz="4" w:space="4" w:color="auto"/>
-        </w:pBdr>
-        <w:ind w:left="1080"/>
-        <w:rPr>
-          <w:lang w:val="en-US"/>
-        </w:rPr>
-      </w:pPr>
-      <w:r>
-        <w:rPr>
-          <w:lang w:val="en-US"/>
-        </w:rPr>
-        <w:t>int bar = 5;</w:t>
-      </w:r>
-    </w:p>
-    <w:p>
-      <w:pPr>
-        <w:pStyle w:val="ListParagraph"/>
-        <w:pBdr>
-          <w:top w:val="single" w:sz="4" w:space="1" w:color="auto"/>
-          <w:left w:val="single" w:sz="4" w:space="4" w:color="auto"/>
-          <w:bottom w:val="single" w:sz="4" w:space="1" w:color="auto"/>
-          <w:right w:val="single" w:sz="4" w:space="4" w:color="auto"/>
-        </w:pBdr>
-        <w:ind w:left="1080"/>
-        <w:rPr>
-          <w:lang w:val="en-US"/>
-        </w:rPr>
-      </w:pPr>
-      <w:r>
-        <w:rPr>
-          <w:lang w:val="en-US"/>
-        </w:rPr>
-        <w:t>cout &lt;&lt; foo(bar, 2) &lt;&lt; endl;</w:t>
-      </w:r>
-    </w:p>
-    <w:p>
-      <w:pPr>
-        <w:pStyle w:val="ListParagraph"/>
-        <w:numPr>
-          <w:ilvl w:val="0"/>
-          <w:numId w:val="4"/>
-        </w:numPr>
-        <w:rPr>
-          <w:lang w:val="en-US"/>
-        </w:rPr>
-      </w:pPr>
-      <w:r>
-        <w:rPr>
-          <w:lang w:val="en-US"/>
-        </w:rPr>
-        <w:t>Tương đương</w:t>
-      </w:r>
-    </w:p>
-    <w:p>
-      <w:pPr>
-        <w:pStyle w:val="ListParagraph"/>
-        <w:pBdr>
-          <w:top w:val="single" w:sz="4" w:space="1" w:color="auto"/>
-          <w:left w:val="single" w:sz="4" w:space="4" w:color="auto"/>
-          <w:bottom w:val="single" w:sz="4" w:space="1" w:color="auto"/>
-          <w:right w:val="single" w:sz="4" w:space="4" w:color="auto"/>
-        </w:pBdr>
-        <w:ind w:left="1080"/>
-        <w:rPr>
-          <w:lang w:val="en-US"/>
-        </w:rPr>
-      </w:pPr>
-      <w:r>
-        <w:rPr>
-          <w:lang w:val="en-US"/>
-        </w:rPr>
-        <w:t>int bar = 5;</w:t>
-      </w:r>
-    </w:p>
-    <w:p>
-      <w:pPr>
-        <w:pStyle w:val="ListParagraph"/>
-        <w:pBdr>
-          <w:top w:val="single" w:sz="4" w:space="1" w:color="auto"/>
-          <w:left w:val="single" w:sz="4" w:space="4" w:color="auto"/>
-          <w:bottom w:val="single" w:sz="4" w:space="1" w:color="auto"/>
-          <w:right w:val="single" w:sz="4" w:space="4" w:color="auto"/>
-        </w:pBdr>
-        <w:ind w:left="1080"/>
-        <w:rPr>
-          <w:lang w:val="en-US"/>
-        </w:rPr>
-      </w:pPr>
-      <w:r>
-        <w:rPr>
-          <w:lang w:val="en-US"/>
-        </w:rPr>
-        <w:t>cout &lt;&lt; bar + 2 &lt;&lt; endl;</w:t>
-      </w:r>
-    </w:p>
-    <w:p>
-      <w:pPr>
-        <w:pStyle w:val="ListParagraph"/>
-        <w:numPr>
-          <w:ilvl w:val="0"/>
-          <w:numId w:val="16"/>
-        </w:numPr>
-        <w:rPr>
-          <w:lang w:val="en-US"/>
-        </w:rPr>
-      </w:pPr>
-      <w:r>
-        <w:rPr>
-          <w:lang w:val="en-US"/>
-        </w:rPr>
-        <w:t>Header File?</w:t>
-      </w:r>
-    </w:p>
-    <w:p>
-      <w:pPr>
-        <w:pStyle w:val="ListParagraph"/>
-        <w:numPr>
-          <w:ilvl w:val="0"/>
-          <w:numId w:val="4"/>
-        </w:numPr>
-        <w:rPr>
-          <w:lang w:val="en-US"/>
-        </w:rPr>
-      </w:pPr>
-      <w:r>
-        <w:rPr>
-          <w:lang w:val="en-US"/>
-        </w:rPr>
-        <w:t>Các Header File tiêu chuẩn của C++ được lưu ở thư mục “</w:t>
-      </w:r>
-      <w:r>
-        <w:rPr>
-          <w:lang w:val="en-US"/>
-        </w:rPr>
-        <w:t>C:\Program Files (x86)\Dev-Cpp\MinGW64\lib\gcc\x86_64-w64-mingw32\4.9.2\include\c++</w:t>
-      </w:r>
-      <w:r>
-        <w:rPr>
-          <w:lang w:val="en-US"/>
-        </w:rPr>
-        <w:t>”</w:t>
-      </w:r>
-    </w:p>
-    <w:p>
-      <w:pPr>
-        <w:pStyle w:val="ListParagraph"/>
-        <w:numPr>
-          <w:ilvl w:val="0"/>
-          <w:numId w:val="4"/>
-        </w:numPr>
-        <w:rPr>
-          <w:lang w:val="en-US"/>
-        </w:rPr>
-      </w:pPr>
-      <w:r>
-        <w:rPr>
-          <w:lang w:val="en-US"/>
-        </w:rPr>
-        <w:t>Khi bạn viết</w:t>
-      </w:r>
-    </w:p>
-    <w:p>
-      <w:pPr>
-        <w:pStyle w:val="ListParagraph"/>
-        <w:pBdr>
-          <w:top w:val="single" w:sz="4" w:space="1" w:color="auto"/>
-          <w:left w:val="single" w:sz="4" w:space="4" w:color="auto"/>
-          <w:bottom w:val="single" w:sz="4" w:space="1" w:color="auto"/>
-          <w:right w:val="single" w:sz="4" w:space="4" w:color="auto"/>
-        </w:pBdr>
-        <w:ind w:left="1080"/>
-        <w:rPr>
-          <w:lang w:val="en-US"/>
-        </w:rPr>
-      </w:pPr>
-      <w:r>
-        <w:rPr>
-          <w:lang w:val="en-US"/>
-        </w:rPr>
-        <w:t>#include &lt;&lt;Tên Header File Tiêu Chuẩn&gt;&gt;</w:t>
-      </w:r>
-    </w:p>
-    <w:p>
-      <w:pPr>
-        <w:pStyle w:val="ListParagraph"/>
-        <w:numPr>
-          <w:ilvl w:val="0"/>
-          <w:numId w:val="4"/>
-        </w:numPr>
-        <w:rPr>
-          <w:lang w:val="en-US"/>
-        </w:rPr>
-      </w:pPr>
-      <w:r>
-        <w:rPr>
-          <w:lang w:val="en-US"/>
-        </w:rPr>
-        <w:t xml:space="preserve">Thì trình biên dịch sẽ mò tới đường dẫn trên để chạy Header File có tên là </w:t>
-      </w:r>
-    </w:p>
-    <w:p>
-      <w:pPr>
-        <w:pStyle w:val="ListParagraph"/>
-        <w:ind w:left="1080"/>
-        <w:rPr>
-          <w:lang w:val="en-US"/>
-        </w:rPr>
-      </w:pPr>
-      <w:r>
-        <w:rPr>
-          <w:lang w:val="en-US"/>
-        </w:rPr>
-        <w:t>&lt;Tên Header File Tiêu Chuẩn&gt;, tương đương việc thay thế cái dòng lệnh này = nguyên Header File đó luôn</w:t>
-      </w:r>
-    </w:p>
-    <w:p>
-      <w:pPr>
-        <w:pStyle w:val="ListParagraph"/>
-        <w:numPr>
-          <w:ilvl w:val="0"/>
-          <w:numId w:val="4"/>
-        </w:numPr>
-        <w:rPr>
-          <w:lang w:val="en-US"/>
-        </w:rPr>
-      </w:pPr>
-      <w:r>
-        <w:rPr>
-          <w:lang w:val="en-US"/>
-        </w:rPr>
-        <w:t>Bất cứ File nào đặt vào đường dẫn trên đều trở thành Header File tiêu chuẩn và có thể được Import như trên</w:t>
-      </w:r>
-    </w:p>
-    <w:p>
-      <w:pPr>
-        <w:pStyle w:val="ListParagraph"/>
-        <w:numPr>
-          <w:ilvl w:val="0"/>
-          <w:numId w:val="4"/>
-        </w:numPr>
-        <w:rPr>
-          <w:lang w:val="en-US"/>
-        </w:rPr>
-      </w:pPr>
-      <w:r>
-        <w:rPr>
-          <w:lang w:val="en-US"/>
-        </w:rPr>
-        <w:t>Cú pháp Header File</w:t>
-      </w:r>
-      <w:r>
-        <w:rPr>
-          <w:lang w:val="en-US"/>
-        </w:rPr>
-        <w:t xml:space="preserve"> giống cú pháp bình thường</w:t>
-      </w:r>
-    </w:p>
-    <w:p>
-      <w:pPr>
-        <w:pStyle w:val="ListParagraph"/>
-        <w:numPr>
-          <w:ilvl w:val="0"/>
-          <w:numId w:val="4"/>
-        </w:numPr>
-        <w:rPr>
-          <w:lang w:val="en-US"/>
-        </w:rPr>
-      </w:pPr>
-      <w:r>
-        <w:rPr>
-          <w:lang w:val="en-US"/>
-        </w:rPr>
-        <w:t>Ví dụ</w:t>
-      </w:r>
-    </w:p>
-    <w:p>
-      <w:pPr>
-        <w:pStyle w:val="ListParagraph"/>
-        <w:pBdr>
-          <w:top w:val="single" w:sz="4" w:space="1" w:color="auto"/>
-          <w:left w:val="single" w:sz="4" w:space="4" w:color="auto"/>
-          <w:bottom w:val="single" w:sz="4" w:space="1" w:color="auto"/>
-          <w:right w:val="single" w:sz="4" w:space="4" w:color="auto"/>
-        </w:pBdr>
-        <w:ind w:left="1080"/>
-        <w:rPr>
-          <w:lang w:val="en-US"/>
-        </w:rPr>
-      </w:pPr>
-      <w:r>
-        <w:rPr>
-          <w:lang w:val="en-US"/>
-        </w:rPr>
-        <w:t>#include &lt;iostream&gt;</w:t>
-      </w:r>
-    </w:p>
-    <w:p>
-      <w:pPr>
-        <w:pStyle w:val="ListParagraph"/>
-        <w:pBdr>
-          <w:top w:val="single" w:sz="4" w:space="1" w:color="auto"/>
-          <w:left w:val="single" w:sz="4" w:space="4" w:color="auto"/>
-          <w:bottom w:val="single" w:sz="4" w:space="1" w:color="auto"/>
-          <w:right w:val="single" w:sz="4" w:space="4" w:color="auto"/>
-        </w:pBdr>
-        <w:ind w:left="1080"/>
-        <w:rPr>
-          <w:lang w:val="en-US"/>
-        </w:rPr>
-      </w:pPr>
-      <w:r>
-        <w:rPr>
-          <w:lang w:val="en-US"/>
-        </w:rPr>
-        <w:t>#include &lt;foo.h&gt;</w:t>
-      </w:r>
-    </w:p>
-    <w:p>
-      <w:pPr>
-        <w:pStyle w:val="ListParagraph"/>
-        <w:numPr>
-          <w:ilvl w:val="0"/>
-          <w:numId w:val="4"/>
-        </w:numPr>
-        <w:rPr>
-          <w:lang w:val="en-US"/>
-        </w:rPr>
-      </w:pPr>
-      <w:r>
-        <w:rPr>
-          <w:lang w:val="en-US"/>
-        </w:rPr>
-        <w:t>Để Import Header File do mình tự tạo ra thì viết</w:t>
-      </w:r>
-    </w:p>
-    <w:p>
-      <w:pPr>
-        <w:pStyle w:val="ListParagraph"/>
-        <w:pBdr>
-          <w:top w:val="single" w:sz="4" w:space="1" w:color="auto"/>
-          <w:left w:val="single" w:sz="4" w:space="4" w:color="auto"/>
-          <w:bottom w:val="single" w:sz="4" w:space="1" w:color="auto"/>
-          <w:right w:val="single" w:sz="4" w:space="4" w:color="auto"/>
-        </w:pBdr>
-        <w:ind w:left="1080"/>
-        <w:rPr>
-          <w:lang w:val="en-US"/>
-        </w:rPr>
-      </w:pPr>
-      <w:r>
-        <w:rPr>
-          <w:lang w:val="en-US"/>
-        </w:rPr>
-        <w:t xml:space="preserve">#include </w:t>
-      </w:r>
-      <w:r>
-        <w:rPr>
-          <w:lang w:val="en-US"/>
-        </w:rPr>
-        <w:t>"&lt;Đường Dẫn Tới File&gt;"</w:t>
-      </w:r>
-    </w:p>
-    <w:p>
-      <w:pPr>
-        <w:pStyle w:val="ListParagraph"/>
-        <w:numPr>
-          <w:ilvl w:val="0"/>
-          <w:numId w:val="4"/>
-        </w:numPr>
-        <w:rPr>
-          <w:lang w:val="en-US"/>
-        </w:rPr>
-      </w:pPr>
-      <w:r>
-        <w:rPr>
-          <w:lang w:val="en-US"/>
-        </w:rPr>
-        <w:t>Cách viết đường dẫn y chang trong Batch</w:t>
-      </w:r>
-    </w:p>
-    <w:p>
-      <w:pPr>
-        <w:pStyle w:val="ListParagraph"/>
-        <w:numPr>
-          <w:ilvl w:val="0"/>
-          <w:numId w:val="4"/>
-        </w:numPr>
-        <w:rPr>
-          <w:lang w:val="en-US"/>
-        </w:rPr>
-      </w:pPr>
-      <w:r>
-        <w:rPr>
-          <w:lang w:val="en-US"/>
-        </w:rPr>
-        <w:t>Ví dụ</w:t>
-      </w:r>
-    </w:p>
-    <w:p>
-      <w:pPr>
-        <w:pStyle w:val="ListParagraph"/>
-        <w:pBdr>
-          <w:top w:val="single" w:sz="4" w:space="1" w:color="auto"/>
-          <w:left w:val="single" w:sz="4" w:space="4" w:color="auto"/>
-          <w:bottom w:val="single" w:sz="4" w:space="1" w:color="auto"/>
-          <w:right w:val="single" w:sz="4" w:space="4" w:color="auto"/>
-        </w:pBdr>
-        <w:ind w:left="1080"/>
-        <w:rPr>
-          <w:lang w:val="en-US"/>
-        </w:rPr>
-      </w:pPr>
-      <w:r>
-        <w:rPr>
-          <w:lang w:val="en-US"/>
-        </w:rPr>
-        <w:t xml:space="preserve">#include </w:t>
-      </w:r>
-      <w:r>
-        <w:rPr>
-          <w:lang w:val="en-US"/>
-        </w:rPr>
-        <w:t>"</w:t>
-      </w:r>
-      <w:r>
-        <w:rPr>
-          <w:lang w:val="en-US"/>
-        </w:rPr>
-        <w:t>..\bar.h</w:t>
-      </w:r>
-      <w:r>
-        <w:rPr>
-          <w:lang w:val="en-US"/>
-        </w:rPr>
-        <w:t>"</w:t>
-      </w:r>
-    </w:p>
-    <w:p>
-      <w:pPr>
-        <w:pStyle w:val="ListParagraph"/>
-        <w:numPr>
-          <w:ilvl w:val="0"/>
-          <w:numId w:val="4"/>
-        </w:numPr>
-        <w:rPr>
-          <w:lang w:val="en-US"/>
-        </w:rPr>
-      </w:pPr>
-      <w:r>
-        <w:rPr>
-          <w:lang w:val="en-US"/>
-        </w:rPr>
-        <w:t>Phần mở rộng Header File đéo quan trọng, bạn đặt hay không thì tùy</w:t>
-      </w:r>
-    </w:p>
-    <w:p>
-      <w:pPr>
-        <w:rPr>
-          <w:lang w:val="en-US"/>
-        </w:rPr>
-      </w:pPr>
-    </w:p>
-    <w:p>
-      <w:pPr>
-        <w:rPr>
-          <w:lang w:val="en-US"/>
-        </w:rPr>
-      </w:pPr>
-      <w:r>
-        <w:rPr>
-          <w:lang w:val="en-US"/>
-        </w:rPr>
         <w:t>Program</w:t>
       </w:r>
       <w:r>
@@ -3161,7 +3378,6 @@
         <w:rPr>
           <w:lang w:val="en-US"/>
         </w:rPr>
-        <w:lastRenderedPageBreak/>
         <w:t>Ví dụ</w:t>
       </w:r>
     </w:p>
@@ -3666,6 +3882,7 @@
         <w:rPr>
           <w:lang w:val="en-US"/>
         </w:rPr>
+        <w:lastRenderedPageBreak/>
         <w:t xml:space="preserve">        return 5;</w:t>
       </w:r>
     </w:p>
@@ -3977,7 +4194,6 @@
         <w:rPr>
           <w:lang w:val="en-US"/>
         </w:rPr>
-        <w:lastRenderedPageBreak/>
         <w:t>using namespace foo;</w:t>
       </w:r>
     </w:p>
@@ -4560,6 +4776,12 @@
         </w:rPr>
         <w:t>, áp dụng cho cả Pointer</w:t>
       </w:r>
+      <w:r>
+        <w:rPr>
+          <w:lang w:val="en-US"/>
+        </w:rPr>
+        <w:t>, mỗi Pointer chiếm 8 Byte</w:t>
+      </w:r>
     </w:p>
     <w:p>
       <w:pPr>
@@ -4646,6 +4868,7 @@
           <w:noProof/>
           <w:lang w:val="en-US"/>
         </w:rPr>
+        <w:lastRenderedPageBreak/>
         <w:drawing>
           <wp:inline distT="0" distB="0" distL="0" distR="0" wp14:anchorId="2C32B650" wp14:editId="1434CE9F">
             <wp:extent cx="2377440" cy="2377440"/>
@@ -4812,7 +5035,6 @@
         <w:rPr>
           <w:lang w:val="en-US"/>
         </w:rPr>
-        <w:lastRenderedPageBreak/>
         <w:t>&lt;Kiểu Dữ Liệu&gt;* &lt;Pointer&gt; = &lt;Địa Chỉ&gt;;</w:t>
       </w:r>
     </w:p>
@@ -5443,6 +5665,7 @@
         <w:rPr>
           <w:lang w:val="en-US"/>
         </w:rPr>
+        <w:lastRenderedPageBreak/>
         <w:t>Ví dụ</w:t>
       </w:r>
     </w:p>
@@ -5773,7 +5996,6 @@
         <w:rPr>
           <w:lang w:val="en-US"/>
         </w:rPr>
-        <w:lastRenderedPageBreak/>
         <w:t>const int* p = &amp;a;</w:t>
       </w:r>
     </w:p>
@@ -6365,6 +6587,7 @@
         <w:rPr>
           <w:lang w:val="en-US"/>
         </w:rPr>
+        <w:lastRenderedPageBreak/>
         <w:t>&lt;Kiểu Dữ Liệu&gt; &lt;Mảng&gt;[] = &lt;Các Giá Trị&gt;;</w:t>
       </w:r>
     </w:p>
@@ -6583,6 +6806,239 @@
         <w:pStyle w:val="ListParagraph"/>
         <w:numPr>
           <w:ilvl w:val="0"/>
+          <w:numId w:val="4"/>
+        </w:numPr>
+        <w:rPr>
+          <w:lang w:val="en-US"/>
+        </w:rPr>
+      </w:pPr>
+      <w:r>
+        <w:rPr>
+          <w:lang w:val="en-US"/>
+        </w:rPr>
+        <w:t>Có thể tạo mảng mà các phần tử là Pointer</w:t>
+      </w:r>
+    </w:p>
+    <w:p>
+      <w:pPr>
+        <w:pStyle w:val="ListParagraph"/>
+        <w:numPr>
+          <w:ilvl w:val="0"/>
+          <w:numId w:val="4"/>
+        </w:numPr>
+        <w:rPr>
+          <w:lang w:val="en-US"/>
+        </w:rPr>
+      </w:pPr>
+      <w:r>
+        <w:rPr>
+          <w:lang w:val="en-US"/>
+        </w:rPr>
+        <w:t>Ví dụ</w:t>
+      </w:r>
+      <w:r>
+        <w:rPr>
+          <w:lang w:val="en-US"/>
+        </w:rPr>
+        <w:t>, tạo mảng mà các phần tử là Pointer chĩa vào các địa chỉ có kiểu int</w:t>
+      </w:r>
+    </w:p>
+    <w:p>
+      <w:pPr>
+        <w:pStyle w:val="ListParagraph"/>
+        <w:pBdr>
+          <w:top w:val="single" w:sz="4" w:space="1" w:color="auto"/>
+          <w:left w:val="single" w:sz="4" w:space="4" w:color="auto"/>
+          <w:bottom w:val="single" w:sz="4" w:space="1" w:color="auto"/>
+          <w:right w:val="single" w:sz="4" w:space="4" w:color="auto"/>
+        </w:pBdr>
+        <w:ind w:left="1080"/>
+        <w:rPr>
+          <w:lang w:val="en-US"/>
+        </w:rPr>
+      </w:pPr>
+      <w:r>
+        <w:rPr>
+          <w:lang w:val="en-US"/>
+        </w:rPr>
+        <w:t>int *foo[] = {&amp;bar, &amp;boo};</w:t>
+      </w:r>
+    </w:p>
+    <w:p>
+      <w:pPr>
+        <w:pStyle w:val="ListParagraph"/>
+        <w:numPr>
+          <w:ilvl w:val="0"/>
+          <w:numId w:val="4"/>
+        </w:numPr>
+        <w:rPr>
+          <w:lang w:val="en-US"/>
+        </w:rPr>
+      </w:pPr>
+      <w:r>
+        <w:rPr>
+          <w:lang w:val="en-US"/>
+        </w:rPr>
+        <w:t>Ta có thể chỉ định &lt;Kích Thước Mảng&gt; và khởi tạo giá trị ban đầu cho 1 số phần tử</w:t>
+      </w:r>
+    </w:p>
+    <w:p>
+      <w:pPr>
+        <w:pStyle w:val="ListParagraph"/>
+        <w:pBdr>
+          <w:top w:val="single" w:sz="4" w:space="1" w:color="auto"/>
+          <w:left w:val="single" w:sz="4" w:space="4" w:color="auto"/>
+          <w:bottom w:val="single" w:sz="4" w:space="1" w:color="auto"/>
+          <w:right w:val="single" w:sz="4" w:space="4" w:color="auto"/>
+        </w:pBdr>
+        <w:ind w:left="1080"/>
+        <w:rPr>
+          <w:lang w:val="en-US"/>
+        </w:rPr>
+      </w:pPr>
+      <w:r>
+        <w:rPr>
+          <w:lang w:val="en-US"/>
+        </w:rPr>
+        <w:t>&lt;Kiểu Dữ Liệu&gt; &lt;Mảng&gt;[&lt;Kích Thước Mảng&gt;] = &lt;Một Số Giá Trị&gt;;</w:t>
+      </w:r>
+    </w:p>
+    <w:p>
+      <w:pPr>
+        <w:pStyle w:val="ListParagraph"/>
+        <w:numPr>
+          <w:ilvl w:val="0"/>
+          <w:numId w:val="4"/>
+        </w:numPr>
+        <w:rPr>
+          <w:lang w:val="en-US"/>
+        </w:rPr>
+      </w:pPr>
+      <w:r>
+        <w:rPr>
+          <w:lang w:val="en-US"/>
+        </w:rPr>
+        <w:t>Số phần tử của &lt;Một Số Giá Trị&gt; không được vượt quá &lt;Kích Thước Mảng&gt;</w:t>
+      </w:r>
+    </w:p>
+    <w:p>
+      <w:pPr>
+        <w:pStyle w:val="ListParagraph"/>
+        <w:numPr>
+          <w:ilvl w:val="0"/>
+          <w:numId w:val="4"/>
+        </w:numPr>
+        <w:rPr>
+          <w:lang w:val="en-US"/>
+        </w:rPr>
+      </w:pPr>
+      <w:r>
+        <w:rPr>
+          <w:lang w:val="en-US"/>
+        </w:rPr>
+        <w:t>Ví dụ</w:t>
+      </w:r>
+    </w:p>
+    <w:p>
+      <w:pPr>
+        <w:pStyle w:val="ListParagraph"/>
+        <w:pBdr>
+          <w:top w:val="single" w:sz="4" w:space="1" w:color="auto"/>
+          <w:left w:val="single" w:sz="4" w:space="4" w:color="auto"/>
+          <w:bottom w:val="single" w:sz="4" w:space="1" w:color="auto"/>
+          <w:right w:val="single" w:sz="4" w:space="4" w:color="auto"/>
+        </w:pBdr>
+        <w:ind w:left="1080"/>
+        <w:rPr>
+          <w:lang w:val="en-US"/>
+        </w:rPr>
+      </w:pPr>
+      <w:r>
+        <w:rPr>
+          <w:lang w:val="en-US"/>
+        </w:rPr>
+        <w:t>int foo[5] = {1, 2};</w:t>
+      </w:r>
+    </w:p>
+    <w:p>
+      <w:pPr>
+        <w:pStyle w:val="ListParagraph"/>
+        <w:numPr>
+          <w:ilvl w:val="0"/>
+          <w:numId w:val="4"/>
+        </w:numPr>
+        <w:rPr>
+          <w:lang w:val="en-US"/>
+        </w:rPr>
+      </w:pPr>
+      <w:r>
+        <w:rPr>
+          <w:lang w:val="en-US"/>
+        </w:rPr>
+        <w:t>ta có</w:t>
+      </w:r>
+    </w:p>
+    <w:tbl>
+      <w:tblPr>
+        <w:tblStyle w:val="TableGrid"/>
+        <w:tblW w:w="0" w:type="auto"/>
+        <w:tblInd w:w="1080" w:type="dxa"/>
+        <w:tblLook w:val="04A0" w:firstRow="1" w:lastRow="0" w:firstColumn="1" w:lastColumn="0" w:noHBand="0" w:noVBand="1"/>
+      </w:tblPr>
+      <w:tblGrid>
+        <w:gridCol w:w="4085"/>
+        <w:gridCol w:w="4077"/>
+      </w:tblGrid>
+      <w:tr>
+        <w:tc>
+          <w:tcPr>
+            <w:tcW w:w="4621" w:type="dxa"/>
+          </w:tcPr>
+          <w:p>
+            <w:pPr>
+              <w:pStyle w:val="ListParagraph"/>
+              <w:ind w:left="0"/>
+              <w:jc w:val="center"/>
+              <w:rPr>
+                <w:lang w:val="en-US"/>
+              </w:rPr>
+            </w:pPr>
+            <w:r>
+              <w:rPr>
+                <w:lang w:val="en-US"/>
+              </w:rPr>
+              <w:t>foo</w:t>
+            </w:r>
+          </w:p>
+        </w:tc>
+        <w:tc>
+          <w:tcPr>
+            <w:tcW w:w="4621" w:type="dxa"/>
+          </w:tcPr>
+          <w:p>
+            <w:pPr>
+              <w:pStyle w:val="ListParagraph"/>
+              <w:ind w:left="0"/>
+              <w:jc w:val="center"/>
+              <w:rPr>
+                <w:lang w:val="en-US"/>
+              </w:rPr>
+            </w:pPr>
+            <w:r>
+              <w:rPr>
+                <w:lang w:val="en-US"/>
+              </w:rPr>
+              <w:t>[1, 2, ?, ?, ?]</w:t>
+            </w:r>
+          </w:p>
+        </w:tc>
+      </w:tr>
+    </w:tbl>
+    <w:p>
+      <w:pPr>
+        <w:pStyle w:val="ListParagraph"/>
+        <w:numPr>
+          <w:ilvl w:val="0"/>
           <w:numId w:val="15"/>
         </w:numPr>
         <w:rPr>
@@ -6671,43 +7127,976 @@
         <w:rPr>
           <w:lang w:val="en-US"/>
         </w:rPr>
+        <w:t xml:space="preserve">char foo = </w:t>
+      </w:r>
+      <w:r>
+        <w:rPr>
+          <w:lang w:val="en-US"/>
+        </w:rPr>
+        <w:t>'v'</w:t>
+      </w:r>
+      <w:r>
+        <w:rPr>
+          <w:lang w:val="en-US"/>
+        </w:rPr>
+        <w:t>;</w:t>
+      </w:r>
+    </w:p>
+    <w:p>
+      <w:pPr>
+        <w:pStyle w:val="ListParagraph"/>
+        <w:pBdr>
+          <w:top w:val="single" w:sz="4" w:space="1" w:color="auto"/>
+          <w:left w:val="single" w:sz="4" w:space="4" w:color="auto"/>
+          <w:bottom w:val="single" w:sz="4" w:space="1" w:color="auto"/>
+          <w:right w:val="single" w:sz="4" w:space="4" w:color="auto"/>
+        </w:pBdr>
+        <w:ind w:left="1080"/>
+        <w:rPr>
+          <w:lang w:val="en-US"/>
+        </w:rPr>
+      </w:pPr>
+      <w:r>
+        <w:rPr>
+          <w:lang w:val="en-US"/>
+        </w:rPr>
+        <w:t>std::cout &lt;&lt; (void*) &amp;foo &lt;&lt; std::endl;</w:t>
+      </w:r>
+    </w:p>
+    <w:p>
+      <w:pPr>
+        <w:pStyle w:val="ListParagraph"/>
+        <w:numPr>
+          <w:ilvl w:val="0"/>
+          <w:numId w:val="4"/>
+        </w:numPr>
+        <w:rPr>
+          <w:lang w:val="en-US"/>
+        </w:rPr>
+      </w:pPr>
+    </w:p>
+    <w:p>
+      <w:pPr>
+        <w:rPr>
+          <w:lang w:val="en-US"/>
+        </w:rPr>
+      </w:pPr>
+    </w:p>
+    <w:p>
+      <w:pPr>
+        <w:rPr>
+          <w:lang w:val="en-US"/>
+        </w:rPr>
+      </w:pPr>
+      <w:r>
+        <w:rPr>
+          <w:lang w:val="en-US"/>
+        </w:rPr>
+        <w:t>Enum:</w:t>
+      </w:r>
+    </w:p>
+    <w:p>
+      <w:pPr>
+        <w:pStyle w:val="ListParagraph"/>
+        <w:numPr>
+          <w:ilvl w:val="0"/>
+          <w:numId w:val="17"/>
+        </w:numPr>
+        <w:rPr>
+          <w:lang w:val="en-US"/>
+        </w:rPr>
+      </w:pPr>
+      <w:r>
+        <w:rPr>
+          <w:lang w:val="en-US"/>
+        </w:rPr>
+        <w:t xml:space="preserve">Tại </w:t>
+      </w:r>
+      <w:r>
+        <w:rPr>
+          <w:lang w:val="en-US"/>
+        </w:rPr>
+        <w:t>Sao Dùng Enum?</w:t>
+      </w:r>
+    </w:p>
+    <w:p>
+      <w:pPr>
+        <w:pStyle w:val="ListParagraph"/>
+        <w:numPr>
+          <w:ilvl w:val="0"/>
+          <w:numId w:val="4"/>
+        </w:numPr>
+        <w:rPr>
+          <w:lang w:val="en-US"/>
+        </w:rPr>
+      </w:pPr>
+      <w:r>
+        <w:rPr>
+          <w:lang w:val="en-US"/>
+        </w:rPr>
+        <w:t>Giả sử ta muốn tạo 1 biến mà nó chỉ lưu tên các diễn viên nổi tiếng, nhưng địt mẹ làm như vậy thì tốn bộ nhớ vãi, thay vào đó ánh xạ tên mỗi diễn viên vào 1 số nguyên, điều này được thực hiện = Enum</w:t>
+      </w:r>
+    </w:p>
+    <w:p>
+      <w:pPr>
+        <w:pStyle w:val="ListParagraph"/>
+        <w:numPr>
+          <w:ilvl w:val="0"/>
+          <w:numId w:val="4"/>
+        </w:numPr>
+        <w:rPr>
+          <w:lang w:val="en-US"/>
+        </w:rPr>
+      </w:pPr>
+      <w:r>
+        <w:rPr>
+          <w:lang w:val="en-US"/>
+        </w:rPr>
+        <w:t>Để tạo 1 Enum Class</w:t>
+      </w:r>
+    </w:p>
+    <w:p>
+      <w:pPr>
+        <w:pStyle w:val="ListParagraph"/>
+        <w:pBdr>
+          <w:top w:val="single" w:sz="4" w:space="1" w:color="auto"/>
+          <w:left w:val="single" w:sz="4" w:space="4" w:color="auto"/>
+          <w:bottom w:val="single" w:sz="4" w:space="1" w:color="auto"/>
+          <w:right w:val="single" w:sz="4" w:space="4" w:color="auto"/>
+        </w:pBdr>
+        <w:ind w:left="1080"/>
+        <w:rPr>
+          <w:lang w:val="en-US"/>
+        </w:rPr>
+      </w:pPr>
+      <w:r>
+        <w:rPr>
+          <w:lang w:val="en-US"/>
+        </w:rPr>
+        <w:t>e</w:t>
+      </w:r>
+      <w:r>
+        <w:rPr>
+          <w:lang w:val="en-US"/>
+        </w:rPr>
+        <w:t>num &lt;Enum Class&gt; {&lt;Tên 1&gt;, &lt;Tên 2&gt;, … };</w:t>
+      </w:r>
+    </w:p>
+    <w:p>
+      <w:pPr>
+        <w:pStyle w:val="ListParagraph"/>
+        <w:numPr>
+          <w:ilvl w:val="0"/>
+          <w:numId w:val="4"/>
+        </w:numPr>
+        <w:rPr>
+          <w:lang w:val="en-US"/>
+        </w:rPr>
+      </w:pPr>
+      <w:r>
+        <w:rPr>
+          <w:lang w:val="en-US"/>
+        </w:rPr>
+        <w:t>Để tạo 1 biến chỉ được phép có giá trị trong &lt;Enum Class&gt;</w:t>
+      </w:r>
+    </w:p>
+    <w:p>
+      <w:pPr>
+        <w:pStyle w:val="ListParagraph"/>
+        <w:pBdr>
+          <w:top w:val="single" w:sz="4" w:space="1" w:color="auto"/>
+          <w:left w:val="single" w:sz="4" w:space="4" w:color="auto"/>
+          <w:bottom w:val="single" w:sz="4" w:space="1" w:color="auto"/>
+          <w:right w:val="single" w:sz="4" w:space="4" w:color="auto"/>
+        </w:pBdr>
+        <w:ind w:left="1080"/>
+        <w:rPr>
+          <w:lang w:val="en-US"/>
+        </w:rPr>
+      </w:pPr>
+      <w:r>
+        <w:rPr>
+          <w:lang w:val="en-US"/>
+        </w:rPr>
+        <w:t>&lt;Enum Class&gt; &lt;Biến&gt;;</w:t>
+      </w:r>
+    </w:p>
+    <w:p>
+      <w:pPr>
+        <w:pStyle w:val="ListParagraph"/>
+        <w:numPr>
+          <w:ilvl w:val="0"/>
+          <w:numId w:val="4"/>
+        </w:numPr>
+        <w:rPr>
+          <w:lang w:val="en-US"/>
+        </w:rPr>
+      </w:pPr>
+      <w:r>
+        <w:rPr>
+          <w:lang w:val="en-US"/>
+        </w:rPr>
+        <w:t>Ta chỉ có thể gán cho &lt;Biến&gt; các giá trị là &lt;Tên 1&gt;, &lt;Tên 2&gt;, …, phải viết đúng tên</w:t>
+      </w:r>
+    </w:p>
+    <w:p>
+      <w:pPr>
+        <w:pStyle w:val="ListParagraph"/>
+        <w:numPr>
+          <w:ilvl w:val="0"/>
+          <w:numId w:val="4"/>
+        </w:numPr>
+        <w:rPr>
+          <w:lang w:val="en-US"/>
+        </w:rPr>
+      </w:pPr>
+      <w:r>
+        <w:rPr>
+          <w:lang w:val="en-US"/>
+        </w:rPr>
         <w:lastRenderedPageBreak/>
-        <w:t xml:space="preserve">char foo = </w:t>
-      </w:r>
-      <w:r>
-        <w:rPr>
-          <w:lang w:val="en-US"/>
-        </w:rPr>
-        <w:t>'v'</w:t>
-      </w:r>
-      <w:r>
-        <w:rPr>
-          <w:lang w:val="en-US"/>
-        </w:rPr>
-        <w:t>;</w:t>
-      </w:r>
-    </w:p>
-    <w:p>
-      <w:pPr>
-        <w:pStyle w:val="ListParagraph"/>
-        <w:pBdr>
-          <w:top w:val="single" w:sz="4" w:space="1" w:color="auto"/>
-          <w:left w:val="single" w:sz="4" w:space="4" w:color="auto"/>
-          <w:bottom w:val="single" w:sz="4" w:space="1" w:color="auto"/>
-          <w:right w:val="single" w:sz="4" w:space="4" w:color="auto"/>
-        </w:pBdr>
-        <w:ind w:left="1080"/>
-        <w:rPr>
-          <w:lang w:val="en-US"/>
-        </w:rPr>
-      </w:pPr>
-      <w:r>
-        <w:rPr>
-          <w:lang w:val="en-US"/>
-        </w:rPr>
-        <w:t>std::cout &lt;&lt; (void*) &amp;foo &lt;&lt; std::endl;</w:t>
-      </w:r>
-    </w:p>
+        <w:t>Ví dụ</w:t>
+      </w:r>
+    </w:p>
+    <w:p>
+      <w:pPr>
+        <w:pStyle w:val="ListParagraph"/>
+        <w:pBdr>
+          <w:top w:val="single" w:sz="4" w:space="1" w:color="auto"/>
+          <w:left w:val="single" w:sz="4" w:space="4" w:color="auto"/>
+          <w:bottom w:val="single" w:sz="4" w:space="1" w:color="auto"/>
+          <w:right w:val="single" w:sz="4" w:space="4" w:color="auto"/>
+        </w:pBdr>
+        <w:ind w:left="1080"/>
+        <w:rPr>
+          <w:lang w:val="en-US"/>
+        </w:rPr>
+      </w:pPr>
+      <w:r>
+        <w:rPr>
+          <w:lang w:val="en-US"/>
+        </w:rPr>
+        <w:t>e</w:t>
+      </w:r>
+      <w:r>
+        <w:rPr>
+          <w:lang w:val="en-US"/>
+        </w:rPr>
+        <w:t>num foo {bar, bob, alice};</w:t>
+      </w:r>
+    </w:p>
+    <w:p>
+      <w:pPr>
+        <w:pStyle w:val="ListParagraph"/>
+        <w:pBdr>
+          <w:top w:val="single" w:sz="4" w:space="1" w:color="auto"/>
+          <w:left w:val="single" w:sz="4" w:space="4" w:color="auto"/>
+          <w:bottom w:val="single" w:sz="4" w:space="1" w:color="auto"/>
+          <w:right w:val="single" w:sz="4" w:space="4" w:color="auto"/>
+        </w:pBdr>
+        <w:ind w:left="1080"/>
+        <w:rPr>
+          <w:lang w:val="en-US"/>
+        </w:rPr>
+      </w:pPr>
+      <w:r>
+        <w:rPr>
+          <w:lang w:val="en-US"/>
+        </w:rPr>
+        <w:t>f</w:t>
+      </w:r>
+      <w:r>
+        <w:rPr>
+          <w:lang w:val="en-US"/>
+        </w:rPr>
+        <w:t>oo far = bob;</w:t>
+      </w:r>
+    </w:p>
+    <w:p>
+      <w:pPr>
+        <w:pStyle w:val="ListParagraph"/>
+        <w:numPr>
+          <w:ilvl w:val="0"/>
+          <w:numId w:val="4"/>
+        </w:numPr>
+        <w:rPr>
+          <w:lang w:val="en-US"/>
+        </w:rPr>
+      </w:pPr>
+      <w:r>
+        <w:rPr>
+          <w:lang w:val="en-US"/>
+        </w:rPr>
+        <w:t>Các giá trị đằng sau</w:t>
+      </w:r>
+    </w:p>
+    <w:tbl>
+      <w:tblPr>
+        <w:tblStyle w:val="TableGrid"/>
+        <w:tblW w:w="0" w:type="auto"/>
+        <w:tblInd w:w="1080" w:type="dxa"/>
+        <w:tblLook w:val="04A0" w:firstRow="1" w:lastRow="0" w:firstColumn="1" w:lastColumn="0" w:noHBand="0" w:noVBand="1"/>
+      </w:tblPr>
+      <w:tblGrid>
+        <w:gridCol w:w="4103"/>
+        <w:gridCol w:w="4059"/>
+      </w:tblGrid>
+      <w:tr>
+        <w:tc>
+          <w:tcPr>
+            <w:tcW w:w="4621" w:type="dxa"/>
+          </w:tcPr>
+          <w:p>
+            <w:pPr>
+              <w:pStyle w:val="ListParagraph"/>
+              <w:ind w:left="0"/>
+              <w:jc w:val="center"/>
+              <w:rPr>
+                <w:lang w:val="en-US"/>
+              </w:rPr>
+            </w:pPr>
+            <w:r>
+              <w:rPr>
+                <w:lang w:val="en-US"/>
+              </w:rPr>
+              <w:t>bar</w:t>
+            </w:r>
+          </w:p>
+        </w:tc>
+        <w:tc>
+          <w:tcPr>
+            <w:tcW w:w="4621" w:type="dxa"/>
+          </w:tcPr>
+          <w:p>
+            <w:pPr>
+              <w:pStyle w:val="ListParagraph"/>
+              <w:ind w:left="0"/>
+              <w:jc w:val="center"/>
+              <w:rPr>
+                <w:lang w:val="en-US"/>
+              </w:rPr>
+            </w:pPr>
+            <w:r>
+              <w:rPr>
+                <w:lang w:val="en-US"/>
+              </w:rPr>
+              <w:t>0</w:t>
+            </w:r>
+          </w:p>
+        </w:tc>
+      </w:tr>
+      <w:tr>
+        <w:tc>
+          <w:tcPr>
+            <w:tcW w:w="4621" w:type="dxa"/>
+          </w:tcPr>
+          <w:p>
+            <w:pPr>
+              <w:pStyle w:val="ListParagraph"/>
+              <w:ind w:left="0"/>
+              <w:jc w:val="center"/>
+              <w:rPr>
+                <w:lang w:val="en-US"/>
+              </w:rPr>
+            </w:pPr>
+            <w:r>
+              <w:rPr>
+                <w:lang w:val="en-US"/>
+              </w:rPr>
+              <w:t>bob</w:t>
+            </w:r>
+          </w:p>
+        </w:tc>
+        <w:tc>
+          <w:tcPr>
+            <w:tcW w:w="4621" w:type="dxa"/>
+          </w:tcPr>
+          <w:p>
+            <w:pPr>
+              <w:pStyle w:val="ListParagraph"/>
+              <w:ind w:left="0"/>
+              <w:jc w:val="center"/>
+              <w:rPr>
+                <w:lang w:val="en-US"/>
+              </w:rPr>
+            </w:pPr>
+            <w:r>
+              <w:rPr>
+                <w:lang w:val="en-US"/>
+              </w:rPr>
+              <w:t>1</w:t>
+            </w:r>
+          </w:p>
+        </w:tc>
+      </w:tr>
+      <w:tr>
+        <w:tc>
+          <w:tcPr>
+            <w:tcW w:w="4621" w:type="dxa"/>
+          </w:tcPr>
+          <w:p>
+            <w:pPr>
+              <w:pStyle w:val="ListParagraph"/>
+              <w:ind w:left="0"/>
+              <w:jc w:val="center"/>
+              <w:rPr>
+                <w:lang w:val="en-US"/>
+              </w:rPr>
+            </w:pPr>
+            <w:r>
+              <w:rPr>
+                <w:lang w:val="en-US"/>
+              </w:rPr>
+              <w:t>alice</w:t>
+            </w:r>
+          </w:p>
+        </w:tc>
+        <w:tc>
+          <w:tcPr>
+            <w:tcW w:w="4621" w:type="dxa"/>
+          </w:tcPr>
+          <w:p>
+            <w:pPr>
+              <w:pStyle w:val="ListParagraph"/>
+              <w:ind w:left="0"/>
+              <w:jc w:val="center"/>
+              <w:rPr>
+                <w:lang w:val="en-US"/>
+              </w:rPr>
+            </w:pPr>
+            <w:r>
+              <w:rPr>
+                <w:lang w:val="en-US"/>
+              </w:rPr>
+              <w:t>2</w:t>
+            </w:r>
+          </w:p>
+        </w:tc>
+      </w:tr>
+      <w:tr>
+        <w:tc>
+          <w:tcPr>
+            <w:tcW w:w="4621" w:type="dxa"/>
+          </w:tcPr>
+          <w:p>
+            <w:pPr>
+              <w:pStyle w:val="ListParagraph"/>
+              <w:ind w:left="0"/>
+              <w:jc w:val="center"/>
+              <w:rPr>
+                <w:lang w:val="en-US"/>
+              </w:rPr>
+            </w:pPr>
+            <w:r>
+              <w:rPr>
+                <w:lang w:val="en-US"/>
+              </w:rPr>
+              <w:t>far</w:t>
+            </w:r>
+          </w:p>
+        </w:tc>
+        <w:tc>
+          <w:tcPr>
+            <w:tcW w:w="4621" w:type="dxa"/>
+          </w:tcPr>
+          <w:p>
+            <w:pPr>
+              <w:pStyle w:val="ListParagraph"/>
+              <w:ind w:left="0"/>
+              <w:jc w:val="center"/>
+              <w:rPr>
+                <w:lang w:val="en-US"/>
+              </w:rPr>
+            </w:pPr>
+            <w:r>
+              <w:rPr>
+                <w:lang w:val="en-US"/>
+              </w:rPr>
+              <w:t>1</w:t>
+            </w:r>
+          </w:p>
+        </w:tc>
+      </w:tr>
+    </w:tbl>
+    <w:p>
+      <w:pPr>
+        <w:pStyle w:val="ListParagraph"/>
+        <w:numPr>
+          <w:ilvl w:val="0"/>
+          <w:numId w:val="4"/>
+        </w:numPr>
+        <w:rPr>
+          <w:lang w:val="en-US"/>
+        </w:rPr>
+      </w:pPr>
+      <w:r>
+        <w:rPr>
+          <w:lang w:val="en-US"/>
+        </w:rPr>
+        <w:t xml:space="preserve">Các giá trị đằng sau là số nguyên bắt đầu từ 0, ta cũng thay đổi những giá trị này = cách gán cho &lt;Tên 1&gt;, &lt;Tên 2&gt;, …, </w:t>
+      </w:r>
+      <w:r>
+        <w:rPr>
+          <w:lang w:val="en-US"/>
+        </w:rPr>
+        <w:t xml:space="preserve">các giá trị nguyên, </w:t>
+      </w:r>
+      <w:r>
+        <w:rPr>
+          <w:lang w:val="en-US"/>
+        </w:rPr>
+        <w:t>khi này các giá trị đằng sau sẽ bắt đầu đếm lại từ chỗ gán</w:t>
+      </w:r>
+    </w:p>
+    <w:p>
+      <w:pPr>
+        <w:pStyle w:val="ListParagraph"/>
+        <w:numPr>
+          <w:ilvl w:val="0"/>
+          <w:numId w:val="4"/>
+        </w:numPr>
+        <w:rPr>
+          <w:lang w:val="en-US"/>
+        </w:rPr>
+      </w:pPr>
+      <w:r>
+        <w:rPr>
+          <w:lang w:val="en-US"/>
+        </w:rPr>
+        <w:t>Ví dụ</w:t>
+      </w:r>
+    </w:p>
+    <w:p>
+      <w:pPr>
+        <w:pStyle w:val="ListParagraph"/>
+        <w:pBdr>
+          <w:top w:val="single" w:sz="4" w:space="1" w:color="auto"/>
+          <w:left w:val="single" w:sz="4" w:space="4" w:color="auto"/>
+          <w:bottom w:val="single" w:sz="4" w:space="1" w:color="auto"/>
+          <w:right w:val="single" w:sz="4" w:space="4" w:color="auto"/>
+        </w:pBdr>
+        <w:ind w:left="1080"/>
+        <w:rPr>
+          <w:lang w:val="en-US"/>
+        </w:rPr>
+      </w:pPr>
+      <w:r>
+        <w:rPr>
+          <w:lang w:val="en-US"/>
+        </w:rPr>
+        <w:t xml:space="preserve">enum foo {bar, bob, alice = 5, a, b, c = </w:t>
+      </w:r>
+      <w:r>
+        <w:rPr>
+          <w:lang w:val="en-US"/>
+        </w:rPr>
+        <w:t>-2</w:t>
+      </w:r>
+      <w:r>
+        <w:rPr>
+          <w:lang w:val="en-US"/>
+        </w:rPr>
+        <w:t>, d, e};</w:t>
+      </w:r>
+    </w:p>
+    <w:p>
+      <w:pPr>
+        <w:pStyle w:val="ListParagraph"/>
+        <w:numPr>
+          <w:ilvl w:val="0"/>
+          <w:numId w:val="4"/>
+        </w:numPr>
+        <w:rPr>
+          <w:lang w:val="en-US"/>
+        </w:rPr>
+      </w:pPr>
+      <w:r>
+        <w:rPr>
+          <w:lang w:val="en-US"/>
+        </w:rPr>
+        <w:t>Ta c</w:t>
+      </w:r>
+      <w:r>
+        <w:rPr>
+          <w:lang w:val="en-US"/>
+        </w:rPr>
+        <w:t>ó</w:t>
+      </w:r>
+    </w:p>
+    <w:tbl>
+      <w:tblPr>
+        <w:tblStyle w:val="TableGrid"/>
+        <w:tblW w:w="0" w:type="auto"/>
+        <w:tblInd w:w="1080" w:type="dxa"/>
+        <w:tblLook w:val="04A0" w:firstRow="1" w:lastRow="0" w:firstColumn="1" w:lastColumn="0" w:noHBand="0" w:noVBand="1"/>
+      </w:tblPr>
+      <w:tblGrid>
+        <w:gridCol w:w="849"/>
+        <w:gridCol w:w="854"/>
+        <w:gridCol w:w="871"/>
+        <w:gridCol w:w="802"/>
+        <w:gridCol w:w="802"/>
+        <w:gridCol w:w="800"/>
+        <w:gridCol w:w="802"/>
+        <w:gridCol w:w="802"/>
+      </w:tblGrid>
+      <w:tr>
+        <w:tc>
+          <w:tcPr>
+            <w:tcW w:w="849" w:type="dxa"/>
+            <w:vAlign w:val="center"/>
+          </w:tcPr>
+          <w:p>
+            <w:pPr>
+              <w:pStyle w:val="ListParagraph"/>
+              <w:ind w:left="0"/>
+              <w:jc w:val="center"/>
+              <w:rPr>
+                <w:lang w:val="en-US"/>
+              </w:rPr>
+            </w:pPr>
+            <w:r>
+              <w:rPr>
+                <w:lang w:val="en-US"/>
+              </w:rPr>
+              <w:t>bar</w:t>
+            </w:r>
+          </w:p>
+        </w:tc>
+        <w:tc>
+          <w:tcPr>
+            <w:tcW w:w="854" w:type="dxa"/>
+            <w:vAlign w:val="center"/>
+          </w:tcPr>
+          <w:p>
+            <w:pPr>
+              <w:pStyle w:val="ListParagraph"/>
+              <w:ind w:left="0"/>
+              <w:jc w:val="center"/>
+              <w:rPr>
+                <w:lang w:val="en-US"/>
+              </w:rPr>
+            </w:pPr>
+            <w:r>
+              <w:rPr>
+                <w:lang w:val="en-US"/>
+              </w:rPr>
+              <w:t>bob</w:t>
+            </w:r>
+          </w:p>
+        </w:tc>
+        <w:tc>
+          <w:tcPr>
+            <w:tcW w:w="871" w:type="dxa"/>
+            <w:vAlign w:val="center"/>
+          </w:tcPr>
+          <w:p>
+            <w:pPr>
+              <w:pStyle w:val="ListParagraph"/>
+              <w:ind w:left="0"/>
+              <w:jc w:val="center"/>
+              <w:rPr>
+                <w:lang w:val="en-US"/>
+              </w:rPr>
+            </w:pPr>
+            <w:r>
+              <w:rPr>
+                <w:lang w:val="en-US"/>
+              </w:rPr>
+              <w:t>alice</w:t>
+            </w:r>
+          </w:p>
+        </w:tc>
+        <w:tc>
+          <w:tcPr>
+            <w:tcW w:w="802" w:type="dxa"/>
+            <w:vAlign w:val="center"/>
+          </w:tcPr>
+          <w:p>
+            <w:pPr>
+              <w:pStyle w:val="ListParagraph"/>
+              <w:ind w:left="0"/>
+              <w:jc w:val="center"/>
+              <w:rPr>
+                <w:lang w:val="en-US"/>
+              </w:rPr>
+            </w:pPr>
+            <w:r>
+              <w:rPr>
+                <w:lang w:val="en-US"/>
+              </w:rPr>
+              <w:t>a</w:t>
+            </w:r>
+          </w:p>
+        </w:tc>
+        <w:tc>
+          <w:tcPr>
+            <w:tcW w:w="802" w:type="dxa"/>
+            <w:vAlign w:val="center"/>
+          </w:tcPr>
+          <w:p>
+            <w:pPr>
+              <w:pStyle w:val="ListParagraph"/>
+              <w:ind w:left="0"/>
+              <w:jc w:val="center"/>
+              <w:rPr>
+                <w:lang w:val="en-US"/>
+              </w:rPr>
+            </w:pPr>
+            <w:r>
+              <w:rPr>
+                <w:lang w:val="en-US"/>
+              </w:rPr>
+              <w:t>b</w:t>
+            </w:r>
+          </w:p>
+        </w:tc>
+        <w:tc>
+          <w:tcPr>
+            <w:tcW w:w="800" w:type="dxa"/>
+            <w:vAlign w:val="center"/>
+          </w:tcPr>
+          <w:p>
+            <w:pPr>
+              <w:pStyle w:val="ListParagraph"/>
+              <w:ind w:left="0"/>
+              <w:jc w:val="center"/>
+              <w:rPr>
+                <w:lang w:val="en-US"/>
+              </w:rPr>
+            </w:pPr>
+            <w:r>
+              <w:rPr>
+                <w:lang w:val="en-US"/>
+              </w:rPr>
+              <w:t>c</w:t>
+            </w:r>
+          </w:p>
+        </w:tc>
+        <w:tc>
+          <w:tcPr>
+            <w:tcW w:w="802" w:type="dxa"/>
+            <w:vAlign w:val="center"/>
+          </w:tcPr>
+          <w:p>
+            <w:pPr>
+              <w:pStyle w:val="ListParagraph"/>
+              <w:ind w:left="0"/>
+              <w:jc w:val="center"/>
+              <w:rPr>
+                <w:lang w:val="en-US"/>
+              </w:rPr>
+            </w:pPr>
+            <w:r>
+              <w:rPr>
+                <w:lang w:val="en-US"/>
+              </w:rPr>
+              <w:t>d</w:t>
+            </w:r>
+          </w:p>
+        </w:tc>
+        <w:tc>
+          <w:tcPr>
+            <w:tcW w:w="802" w:type="dxa"/>
+            <w:vAlign w:val="center"/>
+          </w:tcPr>
+          <w:p>
+            <w:pPr>
+              <w:pStyle w:val="ListParagraph"/>
+              <w:ind w:left="0"/>
+              <w:jc w:val="center"/>
+              <w:rPr>
+                <w:lang w:val="en-US"/>
+              </w:rPr>
+            </w:pPr>
+            <w:r>
+              <w:rPr>
+                <w:lang w:val="en-US"/>
+              </w:rPr>
+              <w:t>e</w:t>
+            </w:r>
+          </w:p>
+        </w:tc>
+      </w:tr>
+      <w:tr>
+        <w:tc>
+          <w:tcPr>
+            <w:tcW w:w="849" w:type="dxa"/>
+            <w:vAlign w:val="center"/>
+          </w:tcPr>
+          <w:p>
+            <w:pPr>
+              <w:pStyle w:val="ListParagraph"/>
+              <w:ind w:left="0"/>
+              <w:jc w:val="center"/>
+              <w:rPr>
+                <w:lang w:val="en-US"/>
+              </w:rPr>
+            </w:pPr>
+            <w:r>
+              <w:rPr>
+                <w:lang w:val="en-US"/>
+              </w:rPr>
+              <w:t>0</w:t>
+            </w:r>
+          </w:p>
+        </w:tc>
+        <w:tc>
+          <w:tcPr>
+            <w:tcW w:w="854" w:type="dxa"/>
+            <w:vAlign w:val="center"/>
+          </w:tcPr>
+          <w:p>
+            <w:pPr>
+              <w:pStyle w:val="ListParagraph"/>
+              <w:ind w:left="0"/>
+              <w:jc w:val="center"/>
+              <w:rPr>
+                <w:lang w:val="en-US"/>
+              </w:rPr>
+            </w:pPr>
+            <w:r>
+              <w:rPr>
+                <w:lang w:val="en-US"/>
+              </w:rPr>
+              <w:t>1</w:t>
+            </w:r>
+          </w:p>
+        </w:tc>
+        <w:tc>
+          <w:tcPr>
+            <w:tcW w:w="871" w:type="dxa"/>
+            <w:vAlign w:val="center"/>
+          </w:tcPr>
+          <w:p>
+            <w:pPr>
+              <w:pStyle w:val="ListParagraph"/>
+              <w:ind w:left="0"/>
+              <w:jc w:val="center"/>
+              <w:rPr>
+                <w:lang w:val="en-US"/>
+              </w:rPr>
+            </w:pPr>
+            <w:r>
+              <w:rPr>
+                <w:lang w:val="en-US"/>
+              </w:rPr>
+              <w:t>5</w:t>
+            </w:r>
+          </w:p>
+        </w:tc>
+        <w:tc>
+          <w:tcPr>
+            <w:tcW w:w="802" w:type="dxa"/>
+            <w:vAlign w:val="center"/>
+          </w:tcPr>
+          <w:p>
+            <w:pPr>
+              <w:pStyle w:val="ListParagraph"/>
+              <w:ind w:left="0"/>
+              <w:jc w:val="center"/>
+              <w:rPr>
+                <w:lang w:val="en-US"/>
+              </w:rPr>
+            </w:pPr>
+            <w:r>
+              <w:rPr>
+                <w:lang w:val="en-US"/>
+              </w:rPr>
+              <w:t>6</w:t>
+            </w:r>
+          </w:p>
+        </w:tc>
+        <w:tc>
+          <w:tcPr>
+            <w:tcW w:w="802" w:type="dxa"/>
+            <w:vAlign w:val="center"/>
+          </w:tcPr>
+          <w:p>
+            <w:pPr>
+              <w:pStyle w:val="ListParagraph"/>
+              <w:ind w:left="0"/>
+              <w:jc w:val="center"/>
+              <w:rPr>
+                <w:lang w:val="en-US"/>
+              </w:rPr>
+            </w:pPr>
+            <w:r>
+              <w:rPr>
+                <w:lang w:val="en-US"/>
+              </w:rPr>
+              <w:t>7</w:t>
+            </w:r>
+          </w:p>
+        </w:tc>
+        <w:tc>
+          <w:tcPr>
+            <w:tcW w:w="800" w:type="dxa"/>
+            <w:vAlign w:val="center"/>
+          </w:tcPr>
+          <w:p>
+            <w:pPr>
+              <w:pStyle w:val="ListParagraph"/>
+              <w:ind w:left="0"/>
+              <w:jc w:val="center"/>
+              <w:rPr>
+                <w:lang w:val="en-US"/>
+              </w:rPr>
+            </w:pPr>
+            <w:r>
+              <w:rPr>
+                <w:lang w:val="en-US"/>
+              </w:rPr>
+              <w:t>–2</w:t>
+            </w:r>
+          </w:p>
+        </w:tc>
+        <w:tc>
+          <w:tcPr>
+            <w:tcW w:w="802" w:type="dxa"/>
+            <w:vAlign w:val="center"/>
+          </w:tcPr>
+          <w:p>
+            <w:pPr>
+              <w:pStyle w:val="ListParagraph"/>
+              <w:ind w:left="0"/>
+              <w:jc w:val="center"/>
+              <w:rPr>
+                <w:lang w:val="en-US"/>
+              </w:rPr>
+            </w:pPr>
+            <w:r>
+              <w:rPr>
+                <w:lang w:val="en-US"/>
+              </w:rPr>
+              <w:t>–1</w:t>
+            </w:r>
+          </w:p>
+        </w:tc>
+        <w:tc>
+          <w:tcPr>
+            <w:tcW w:w="802" w:type="dxa"/>
+            <w:vAlign w:val="center"/>
+          </w:tcPr>
+          <w:p>
+            <w:pPr>
+              <w:pStyle w:val="ListParagraph"/>
+              <w:ind w:left="0"/>
+              <w:jc w:val="center"/>
+              <w:rPr>
+                <w:lang w:val="en-US"/>
+              </w:rPr>
+            </w:pPr>
+            <w:r>
+              <w:rPr>
+                <w:lang w:val="en-US"/>
+              </w:rPr>
+              <w:t>0</w:t>
+            </w:r>
+          </w:p>
+        </w:tc>
+      </w:tr>
+    </w:tbl>
     <w:p>
       <w:pPr>
         <w:pStyle w:val="ListParagraph"/>
@@ -6738,6 +8127,355 @@
           <w:lang w:val="en-US"/>
         </w:rPr>
         <w:t>Operator – Toán Tử:</w:t>
+      </w:r>
+    </w:p>
+    <w:p>
+      <w:pPr>
+        <w:pStyle w:val="ListParagraph"/>
+        <w:numPr>
+          <w:ilvl w:val="0"/>
+          <w:numId w:val="9"/>
+        </w:numPr>
+        <w:rPr>
+          <w:lang w:val="en-US"/>
+        </w:rPr>
+      </w:pPr>
+      <w:r>
+        <w:rPr>
+          <w:lang w:val="en-US"/>
+        </w:rPr>
+        <w:t>Toán Tử Gán?</w:t>
+      </w:r>
+    </w:p>
+    <w:p>
+      <w:pPr>
+        <w:pStyle w:val="ListParagraph"/>
+        <w:numPr>
+          <w:ilvl w:val="0"/>
+          <w:numId w:val="4"/>
+        </w:numPr>
+        <w:rPr>
+          <w:lang w:val="en-US"/>
+        </w:rPr>
+      </w:pPr>
+      <w:r>
+        <w:rPr>
+          <w:lang w:val="en-US"/>
+        </w:rPr>
+        <w:t>=, +=, …</w:t>
+      </w:r>
+    </w:p>
+    <w:p>
+      <w:pPr>
+        <w:pStyle w:val="ListParagraph"/>
+        <w:numPr>
+          <w:ilvl w:val="0"/>
+          <w:numId w:val="4"/>
+        </w:numPr>
+        <w:rPr>
+          <w:lang w:val="en-US"/>
+        </w:rPr>
+      </w:pPr>
+      <w:r>
+        <w:rPr>
+          <w:lang w:val="en-US"/>
+        </w:rPr>
+        <w:t>Nguyên biểu thức ở vế phải sẽ được tính trước, sau đó mới gán cho vế trái, đồng thời câu lệnh gán cũng sẽ trả về giá trị này</w:t>
+      </w:r>
+    </w:p>
+    <w:p>
+      <w:pPr>
+        <w:pStyle w:val="ListParagraph"/>
+        <w:numPr>
+          <w:ilvl w:val="0"/>
+          <w:numId w:val="4"/>
+        </w:numPr>
+        <w:rPr>
+          <w:lang w:val="en-US"/>
+        </w:rPr>
+      </w:pPr>
+      <w:r>
+        <w:rPr>
+          <w:lang w:val="en-US"/>
+        </w:rPr>
+        <w:t>Ví dụ</w:t>
+      </w:r>
+    </w:p>
+    <w:p>
+      <w:pPr>
+        <w:pStyle w:val="ListParagraph"/>
+        <w:pBdr>
+          <w:top w:val="single" w:sz="4" w:space="1" w:color="auto"/>
+          <w:left w:val="single" w:sz="4" w:space="4" w:color="auto"/>
+          <w:bottom w:val="single" w:sz="4" w:space="1" w:color="auto"/>
+          <w:right w:val="single" w:sz="4" w:space="4" w:color="auto"/>
+        </w:pBdr>
+        <w:ind w:left="1080"/>
+        <w:rPr>
+          <w:lang w:val="en-US"/>
+        </w:rPr>
+      </w:pPr>
+      <w:r>
+        <w:rPr>
+          <w:lang w:val="en-US"/>
+        </w:rPr>
+        <w:t>int a = 4;</w:t>
+      </w:r>
+    </w:p>
+    <w:p>
+      <w:pPr>
+        <w:pStyle w:val="ListParagraph"/>
+        <w:pBdr>
+          <w:top w:val="single" w:sz="4" w:space="1" w:color="auto"/>
+          <w:left w:val="single" w:sz="4" w:space="4" w:color="auto"/>
+          <w:bottom w:val="single" w:sz="4" w:space="1" w:color="auto"/>
+          <w:right w:val="single" w:sz="4" w:space="4" w:color="auto"/>
+        </w:pBdr>
+        <w:ind w:left="1080"/>
+        <w:rPr>
+          <w:lang w:val="en-US"/>
+        </w:rPr>
+      </w:pPr>
+      <w:r>
+        <w:rPr>
+          <w:lang w:val="en-US"/>
+        </w:rPr>
+        <w:t>b = (a += 5) * 6</w:t>
+      </w:r>
+    </w:p>
+    <w:p>
+      <w:pPr>
+        <w:pStyle w:val="ListParagraph"/>
+        <w:numPr>
+          <w:ilvl w:val="0"/>
+          <w:numId w:val="4"/>
+        </w:numPr>
+        <w:rPr>
+          <w:lang w:val="en-US"/>
+        </w:rPr>
+      </w:pPr>
+      <w:r>
+        <w:rPr>
+          <w:lang w:val="en-US"/>
+        </w:rPr>
+        <w:t>Ta có</w:t>
+      </w:r>
+    </w:p>
+    <w:tbl>
+      <w:tblPr>
+        <w:tblStyle w:val="TableGrid"/>
+        <w:tblW w:w="0" w:type="auto"/>
+        <w:tblInd w:w="1080" w:type="dxa"/>
+        <w:tblLook w:val="04A0" w:firstRow="1" w:lastRow="0" w:firstColumn="1" w:lastColumn="0" w:noHBand="0" w:noVBand="1"/>
+      </w:tblPr>
+      <w:tblGrid>
+        <w:gridCol w:w="4073"/>
+        <w:gridCol w:w="4089"/>
+      </w:tblGrid>
+      <w:tr>
+        <w:tc>
+          <w:tcPr>
+            <w:tcW w:w="4621" w:type="dxa"/>
+          </w:tcPr>
+          <w:p>
+            <w:pPr>
+              <w:pStyle w:val="ListParagraph"/>
+              <w:ind w:left="0"/>
+              <w:jc w:val="center"/>
+              <w:rPr>
+                <w:lang w:val="en-US"/>
+              </w:rPr>
+            </w:pPr>
+            <w:r>
+              <w:rPr>
+                <w:lang w:val="en-US"/>
+              </w:rPr>
+              <w:t>a</w:t>
+            </w:r>
+          </w:p>
+        </w:tc>
+        <w:tc>
+          <w:tcPr>
+            <w:tcW w:w="4621" w:type="dxa"/>
+          </w:tcPr>
+          <w:p>
+            <w:pPr>
+              <w:pStyle w:val="ListParagraph"/>
+              <w:ind w:left="0"/>
+              <w:jc w:val="center"/>
+              <w:rPr>
+                <w:lang w:val="en-US"/>
+              </w:rPr>
+            </w:pPr>
+            <w:r>
+              <w:rPr>
+                <w:lang w:val="en-US"/>
+              </w:rPr>
+              <w:t>9</w:t>
+            </w:r>
+          </w:p>
+        </w:tc>
+      </w:tr>
+      <w:tr>
+        <w:tc>
+          <w:tcPr>
+            <w:tcW w:w="4621" w:type="dxa"/>
+          </w:tcPr>
+          <w:p>
+            <w:pPr>
+              <w:pStyle w:val="ListParagraph"/>
+              <w:ind w:left="0"/>
+              <w:jc w:val="center"/>
+              <w:rPr>
+                <w:lang w:val="en-US"/>
+              </w:rPr>
+            </w:pPr>
+            <w:r>
+              <w:rPr>
+                <w:lang w:val="en-US"/>
+              </w:rPr>
+              <w:t>b</w:t>
+            </w:r>
+          </w:p>
+        </w:tc>
+        <w:tc>
+          <w:tcPr>
+            <w:tcW w:w="4621" w:type="dxa"/>
+          </w:tcPr>
+          <w:p>
+            <w:pPr>
+              <w:pStyle w:val="ListParagraph"/>
+              <w:ind w:left="0"/>
+              <w:jc w:val="center"/>
+              <w:rPr>
+                <w:lang w:val="en-US"/>
+              </w:rPr>
+            </w:pPr>
+            <w:r>
+              <w:rPr>
+                <w:lang w:val="en-US"/>
+              </w:rPr>
+              <w:t>54</w:t>
+            </w:r>
+          </w:p>
+        </w:tc>
+      </w:tr>
+    </w:tbl>
+    <w:p>
+      <w:pPr>
+        <w:pStyle w:val="ListParagraph"/>
+        <w:numPr>
+          <w:ilvl w:val="0"/>
+          <w:numId w:val="9"/>
+        </w:numPr>
+        <w:rPr>
+          <w:lang w:val="en-US"/>
+        </w:rPr>
+      </w:pPr>
+      <w:r>
+        <w:rPr>
+          <w:lang w:val="en-US"/>
+        </w:rPr>
+        <w:t>Kí Hiệu Khoa Học?</w:t>
+      </w:r>
+    </w:p>
+    <w:p>
+      <w:pPr>
+        <w:pStyle w:val="ListParagraph"/>
+        <w:pBdr>
+          <w:top w:val="single" w:sz="4" w:space="1" w:color="auto"/>
+          <w:left w:val="single" w:sz="4" w:space="4" w:color="auto"/>
+          <w:bottom w:val="single" w:sz="4" w:space="1" w:color="auto"/>
+          <w:right w:val="single" w:sz="4" w:space="4" w:color="auto"/>
+        </w:pBdr>
+        <w:ind w:left="1080"/>
+        <w:rPr>
+          <w:lang w:val="en-US"/>
+        </w:rPr>
+      </w:pPr>
+      <w:r>
+        <w:rPr>
+          <w:lang w:val="en-US"/>
+        </w:rPr>
+        <w:t>&lt;Số Bất Kì&gt;e&lt;Mũ&gt;</w:t>
+      </w:r>
+    </w:p>
+    <w:p>
+      <w:pPr>
+        <w:pStyle w:val="ListParagraph"/>
+        <w:numPr>
+          <w:ilvl w:val="0"/>
+          <w:numId w:val="4"/>
+        </w:numPr>
+        <w:rPr>
+          <w:lang w:val="en-US"/>
+        </w:rPr>
+      </w:pPr>
+      <w:r>
+        <w:rPr>
+          <w:lang w:val="en-US"/>
+        </w:rPr>
+        <w:t>&lt;Mũ&gt; phải là số nguyên</w:t>
+      </w:r>
+    </w:p>
+    <w:p>
+      <w:pPr>
+        <w:pStyle w:val="ListParagraph"/>
+        <w:numPr>
+          <w:ilvl w:val="0"/>
+          <w:numId w:val="4"/>
+        </w:numPr>
+        <w:rPr>
+          <w:lang w:val="en-US"/>
+        </w:rPr>
+      </w:pPr>
+      <w:r>
+        <w:rPr>
+          <w:lang w:val="en-US"/>
+        </w:rPr>
+        <w:t>Ví dụ</w:t>
+      </w:r>
+    </w:p>
+    <w:p>
+      <w:pPr>
+        <w:pStyle w:val="ListParagraph"/>
+        <w:pBdr>
+          <w:top w:val="single" w:sz="4" w:space="1" w:color="auto"/>
+          <w:left w:val="single" w:sz="4" w:space="4" w:color="auto"/>
+          <w:bottom w:val="single" w:sz="4" w:space="1" w:color="auto"/>
+          <w:right w:val="single" w:sz="4" w:space="4" w:color="auto"/>
+        </w:pBdr>
+        <w:ind w:left="1080"/>
+        <w:rPr>
+          <w:lang w:val="en-US"/>
+        </w:rPr>
+      </w:pPr>
+      <w:r>
+        <w:rPr>
+          <w:lang w:val="en-US"/>
+        </w:rPr>
+        <w:t>123.456e05</w:t>
+      </w:r>
+    </w:p>
+    <w:p>
+      <w:pPr>
+        <w:pStyle w:val="ListParagraph"/>
+        <w:pBdr>
+          <w:top w:val="single" w:sz="4" w:space="1" w:color="auto"/>
+          <w:left w:val="single" w:sz="4" w:space="4" w:color="auto"/>
+          <w:bottom w:val="single" w:sz="4" w:space="1" w:color="auto"/>
+          <w:right w:val="single" w:sz="4" w:space="4" w:color="auto"/>
+        </w:pBdr>
+        <w:ind w:left="1080"/>
+        <w:rPr>
+          <w:lang w:val="en-US"/>
+        </w:rPr>
+      </w:pPr>
+      <w:r>
+        <w:rPr>
+          <w:lang w:val="en-US"/>
+        </w:rPr>
+        <w:t>12.456e+4</w:t>
       </w:r>
     </w:p>
     <w:p>
@@ -6936,6 +8674,120 @@
         <w:pStyle w:val="ListParagraph"/>
         <w:numPr>
           <w:ilvl w:val="0"/>
+          <w:numId w:val="4"/>
+        </w:numPr>
+        <w:rPr>
+          <w:lang w:val="en-US"/>
+        </w:rPr>
+      </w:pPr>
+      <w:r>
+        <w:rPr>
+          <w:lang w:val="en-US"/>
+        </w:rPr>
+        <w:t>Ví dụ</w:t>
+      </w:r>
+    </w:p>
+    <w:p>
+      <w:pPr>
+        <w:pStyle w:val="ListParagraph"/>
+        <w:pBdr>
+          <w:top w:val="single" w:sz="4" w:space="1" w:color="auto"/>
+          <w:left w:val="single" w:sz="4" w:space="4" w:color="auto"/>
+          <w:bottom w:val="single" w:sz="4" w:space="1" w:color="auto"/>
+          <w:right w:val="single" w:sz="4" w:space="4" w:color="auto"/>
+        </w:pBdr>
+        <w:ind w:left="1080"/>
+        <w:rPr>
+          <w:lang w:val="en-US"/>
+        </w:rPr>
+      </w:pPr>
+      <w:r>
+        <w:rPr>
+          <w:lang w:val="en-US"/>
+        </w:rPr>
+        <w:lastRenderedPageBreak/>
+        <w:t>int a = 00014, b = 014;</w:t>
+      </w:r>
+    </w:p>
+    <w:p>
+      <w:pPr>
+        <w:pStyle w:val="ListParagraph"/>
+        <w:numPr>
+          <w:ilvl w:val="0"/>
+          <w:numId w:val="4"/>
+        </w:numPr>
+        <w:rPr>
+          <w:lang w:val="en-US"/>
+        </w:rPr>
+      </w:pPr>
+      <w:r>
+        <w:rPr>
+          <w:lang w:val="en-US"/>
+        </w:rPr>
+        <w:t>Ta có</w:t>
+      </w:r>
+    </w:p>
+    <w:tbl>
+      <w:tblPr>
+        <w:tblStyle w:val="TableGrid"/>
+        <w:tblW w:w="0" w:type="auto"/>
+        <w:tblInd w:w="1080" w:type="dxa"/>
+        <w:tblLook w:val="04A0" w:firstRow="1" w:lastRow="0" w:firstColumn="1" w:lastColumn="0" w:noHBand="0" w:noVBand="1"/>
+      </w:tblPr>
+      <w:tblGrid>
+        <w:gridCol w:w="4073"/>
+        <w:gridCol w:w="4089"/>
+      </w:tblGrid>
+      <w:tr>
+        <w:tc>
+          <w:tcPr>
+            <w:tcW w:w="4621" w:type="dxa"/>
+          </w:tcPr>
+          <w:p>
+            <w:pPr>
+              <w:pStyle w:val="ListParagraph"/>
+              <w:ind w:left="0"/>
+              <w:jc w:val="center"/>
+              <w:rPr>
+                <w:lang w:val="en-US"/>
+              </w:rPr>
+            </w:pPr>
+            <w:r>
+              <w:rPr>
+                <w:lang w:val="en-US"/>
+              </w:rPr>
+              <w:t>a</w:t>
+            </w:r>
+          </w:p>
+        </w:tc>
+        <w:tc>
+          <w:tcPr>
+            <w:tcW w:w="4621" w:type="dxa"/>
+          </w:tcPr>
+          <w:p>
+            <w:pPr>
+              <w:pStyle w:val="ListParagraph"/>
+              <w:ind w:left="0"/>
+              <w:jc w:val="center"/>
+              <w:rPr>
+                <w:lang w:val="en-US"/>
+              </w:rPr>
+            </w:pPr>
+            <w:r>
+              <w:rPr>
+                <w:lang w:val="en-US"/>
+              </w:rPr>
+              <w:t>12</w:t>
+            </w:r>
+          </w:p>
+        </w:tc>
+      </w:tr>
+    </w:tbl>
+    <w:p>
+      <w:pPr>
+        <w:pStyle w:val="ListParagraph"/>
+        <w:numPr>
+          <w:ilvl w:val="0"/>
           <w:numId w:val="9"/>
         </w:numPr>
         <w:rPr>
@@ -6986,6 +8838,54 @@
           <w:lang w:val="en-US"/>
         </w:rPr>
         <w:t>&lt;Biến Đã Dịch&gt; = &lt;Biến&gt; &lt;&lt; &lt;Dịch Sang Trái Bao Nhiêu Đơn Vị&gt;</w:t>
+      </w:r>
+    </w:p>
+    <w:p>
+      <w:pPr>
+        <w:pStyle w:val="ListParagraph"/>
+        <w:numPr>
+          <w:ilvl w:val="0"/>
+          <w:numId w:val="4"/>
+        </w:numPr>
+        <w:rPr>
+          <w:lang w:val="en-US"/>
+        </w:rPr>
+      </w:pPr>
+      <w:r>
+        <w:rPr>
+          <w:lang w:val="en-US"/>
+        </w:rPr>
+        <w:t>&lt;Biến&gt;</w:t>
+      </w:r>
+      <w:r>
+        <w:rPr>
+          <w:lang w:val="en-US"/>
+        </w:rPr>
+        <w:t xml:space="preserve"> và </w:t>
+      </w:r>
+      <w:r>
+        <w:rPr>
+          <w:lang w:val="en-US"/>
+        </w:rPr>
+        <w:t>&lt;Dịch Sang Trái Bao Nhiêu Đơn Vị&gt;</w:t>
+      </w:r>
+      <w:r>
+        <w:rPr>
+          <w:lang w:val="en-US"/>
+        </w:rPr>
+        <w:t xml:space="preserve"> phải </w:t>
+      </w:r>
+      <w:r>
+        <w:rPr>
+          <w:lang w:val="en-US"/>
+        </w:rPr>
+        <w:t>là</w:t>
+      </w:r>
+      <w:r>
+        <w:rPr>
+          <w:lang w:val="en-US"/>
+        </w:rPr>
+        <w:t xml:space="preserve"> số nguyên</w:t>
       </w:r>
     </w:p>
     <w:p>
@@ -7471,6 +9371,30 @@
         <w:rPr>
           <w:lang w:val="en-US"/>
         </w:rPr>
+        <w:t>Không được phép ghi 5++</w:t>
+      </w:r>
+      <w:r>
+        <w:rPr>
+          <w:lang w:val="en-US"/>
+        </w:rPr>
+        <w:t>, 3++, …</w:t>
+      </w:r>
+    </w:p>
+    <w:p>
+      <w:pPr>
+        <w:pStyle w:val="ListParagraph"/>
+        <w:numPr>
+          <w:ilvl w:val="0"/>
+          <w:numId w:val="4"/>
+        </w:numPr>
+        <w:rPr>
+          <w:lang w:val="en-US"/>
+        </w:rPr>
+      </w:pPr>
+      <w:r>
+        <w:rPr>
+          <w:lang w:val="en-US"/>
+        </w:rPr>
         <w:t>Ví dụ</w:t>
       </w:r>
     </w:p>
@@ -7862,7 +9786,6 @@
               <w:rPr>
                 <w:lang w:val="en-US"/>
               </w:rPr>
-              <w:lastRenderedPageBreak/>
               <w:t>foo</w:t>
             </w:r>
           </w:p>
@@ -8151,6 +10074,7 @@
               <w:rPr>
                 <w:lang w:val="en-US"/>
               </w:rPr>
+              <w:lastRenderedPageBreak/>
               <w:t>boo</w:t>
             </w:r>
           </w:p>
@@ -8828,6 +10752,237 @@
         <w:rPr>
           <w:lang w:val="en-US"/>
         </w:rPr>
+        <w:t xml:space="preserve">Toán </w:t>
+      </w:r>
+      <w:r>
+        <w:rPr>
+          <w:lang w:val="en-US"/>
+        </w:rPr>
+        <w:t xml:space="preserve">Tử </w:t>
+      </w:r>
+      <w:r>
+        <w:rPr>
+          <w:lang w:val="en-US"/>
+        </w:rPr>
+        <w:t>And</w:t>
+      </w:r>
+      <w:r>
+        <w:rPr>
+          <w:lang w:val="en-US"/>
+        </w:rPr>
+        <w:t>?</w:t>
+      </w:r>
+    </w:p>
+    <w:p>
+      <w:pPr>
+        <w:pStyle w:val="ListParagraph"/>
+        <w:pBdr>
+          <w:top w:val="single" w:sz="4" w:space="1" w:color="auto"/>
+          <w:left w:val="single" w:sz="4" w:space="4" w:color="auto"/>
+          <w:bottom w:val="single" w:sz="4" w:space="1" w:color="auto"/>
+          <w:right w:val="single" w:sz="4" w:space="4" w:color="auto"/>
+        </w:pBdr>
+        <w:ind w:left="1080"/>
+        <w:rPr>
+          <w:lang w:val="en-US"/>
+        </w:rPr>
+      </w:pPr>
+      <w:r>
+        <w:rPr>
+          <w:lang w:val="en-US"/>
+        </w:rPr>
+        <w:t>&lt;Z&gt; = &lt;X&gt; &amp;&amp; &lt;Y&gt;;</w:t>
+      </w:r>
+    </w:p>
+    <w:p>
+      <w:pPr>
+        <w:pStyle w:val="ListParagraph"/>
+        <w:numPr>
+          <w:ilvl w:val="0"/>
+          <w:numId w:val="4"/>
+        </w:numPr>
+        <w:rPr>
+          <w:lang w:val="en-US"/>
+        </w:rPr>
+      </w:pPr>
+      <w:r>
+        <w:rPr>
+          <w:lang w:val="en-US"/>
+        </w:rPr>
+        <w:t xml:space="preserve">Nó sẽ kiểm tra &lt;X&gt; trước, nếu giá trị &lt;X&gt; quy đổi về 0 thì &lt;Z&gt; = 0 = False, &lt;Y&gt; bị bỏ qua không được thực hiện, nếu &lt;X&gt; quy đổi về 1 thì kiểm tiếp &lt;Y&gt;, …, cho đến khi không còn giá trị nào để kiểm nữa mà tất cả đều quy đổi khác 0 thì </w:t>
+      </w:r>
+    </w:p>
+    <w:p>
+      <w:pPr>
+        <w:pStyle w:val="ListParagraph"/>
+        <w:ind w:left="1080"/>
+        <w:rPr>
+          <w:lang w:val="en-US"/>
+        </w:rPr>
+      </w:pPr>
+      <w:r>
+        <w:rPr>
+          <w:lang w:val="en-US"/>
+        </w:rPr>
+        <w:t>&lt;Z&gt; = 1</w:t>
+      </w:r>
+    </w:p>
+    <w:p>
+      <w:pPr>
+        <w:pStyle w:val="ListParagraph"/>
+        <w:numPr>
+          <w:ilvl w:val="0"/>
+          <w:numId w:val="9"/>
+        </w:numPr>
+        <w:rPr>
+          <w:lang w:val="en-US"/>
+        </w:rPr>
+      </w:pPr>
+      <w:r>
+        <w:rPr>
+          <w:lang w:val="en-US"/>
+        </w:rPr>
+        <w:t xml:space="preserve">Toán </w:t>
+      </w:r>
+      <w:r>
+        <w:rPr>
+          <w:lang w:val="en-US"/>
+        </w:rPr>
+        <w:t>Tử So Sánh?</w:t>
+      </w:r>
+    </w:p>
+    <w:p>
+      <w:pPr>
+        <w:pStyle w:val="ListParagraph"/>
+        <w:numPr>
+          <w:ilvl w:val="0"/>
+          <w:numId w:val="4"/>
+        </w:numPr>
+        <w:rPr>
+          <w:lang w:val="en-US"/>
+        </w:rPr>
+      </w:pPr>
+      <w:r>
+        <w:rPr>
+          <w:lang w:val="en-US"/>
+        </w:rPr>
+        <w:t xml:space="preserve">==, </w:t>
+      </w:r>
+      <w:r>
+        <w:rPr>
+          <w:lang w:val="en-US"/>
+        </w:rPr>
+        <w:t>&gt;, &lt;, &gt;=, …</w:t>
+      </w:r>
+    </w:p>
+    <w:p>
+      <w:pPr>
+        <w:pStyle w:val="ListParagraph"/>
+        <w:numPr>
+          <w:ilvl w:val="0"/>
+          <w:numId w:val="4"/>
+        </w:numPr>
+        <w:rPr>
+          <w:lang w:val="en-US"/>
+        </w:rPr>
+      </w:pPr>
+      <w:r>
+        <w:rPr>
+          <w:lang w:val="en-US"/>
+        </w:rPr>
+        <w:t>Trả về 1 = True hoặc 0 = False</w:t>
+      </w:r>
+    </w:p>
+    <w:p>
+      <w:pPr>
+        <w:pStyle w:val="ListParagraph"/>
+        <w:numPr>
+          <w:ilvl w:val="0"/>
+          <w:numId w:val="9"/>
+        </w:numPr>
+        <w:rPr>
+          <w:lang w:val="en-US"/>
+        </w:rPr>
+      </w:pPr>
+      <w:r>
+        <w:rPr>
+          <w:lang w:val="en-US"/>
+        </w:rPr>
+        <w:t>Toán Tử Bitwise And?</w:t>
+      </w:r>
+    </w:p>
+    <w:p>
+      <w:pPr>
+        <w:pStyle w:val="ListParagraph"/>
+        <w:pBdr>
+          <w:top w:val="single" w:sz="4" w:space="1" w:color="auto"/>
+          <w:left w:val="single" w:sz="4" w:space="4" w:color="auto"/>
+          <w:bottom w:val="single" w:sz="4" w:space="1" w:color="auto"/>
+          <w:right w:val="single" w:sz="4" w:space="4" w:color="auto"/>
+        </w:pBdr>
+        <w:ind w:left="1080"/>
+        <w:rPr>
+          <w:lang w:val="en-US"/>
+        </w:rPr>
+      </w:pPr>
+      <w:r>
+        <w:rPr>
+          <w:lang w:val="en-US"/>
+        </w:rPr>
+        <w:t>&lt;Z&gt; = &lt;X&gt; &amp; &lt;Y&gt;;</w:t>
+      </w:r>
+    </w:p>
+    <w:p>
+      <w:pPr>
+        <w:pStyle w:val="ListParagraph"/>
+        <w:numPr>
+          <w:ilvl w:val="0"/>
+          <w:numId w:val="4"/>
+        </w:numPr>
+        <w:rPr>
+          <w:lang w:val="en-US"/>
+        </w:rPr>
+      </w:pPr>
+      <w:r>
+        <w:rPr>
+          <w:lang w:val="en-US"/>
+        </w:rPr>
+        <w:t>&lt;X&gt; và &lt;Y&gt; phải có giá trị nguyên</w:t>
+      </w:r>
+    </w:p>
+    <w:p>
+      <w:pPr>
+        <w:pStyle w:val="ListParagraph"/>
+        <w:numPr>
+          <w:ilvl w:val="0"/>
+          <w:numId w:val="4"/>
+        </w:numPr>
+        <w:rPr>
+          <w:lang w:val="en-US"/>
+        </w:rPr>
+      </w:pPr>
+      <w:r>
+        <w:rPr>
+          <w:lang w:val="en-US"/>
+        </w:rPr>
+        <w:t>&lt;Z&gt; được tính = cách chuyển &lt;X&gt; và &lt;Y&gt; thành dạng nhị phân rồi And với nhau từng Bit 1, sau đó chuyển lại về nguyên</w:t>
+      </w:r>
+    </w:p>
+    <w:p>
+      <w:pPr>
+        <w:pStyle w:val="ListParagraph"/>
+        <w:numPr>
+          <w:ilvl w:val="0"/>
+          <w:numId w:val="9"/>
+        </w:numPr>
+        <w:rPr>
+          <w:lang w:val="en-US"/>
+        </w:rPr>
+      </w:pPr>
+      <w:r>
+        <w:rPr>
+          <w:lang w:val="en-US"/>
+        </w:rPr>
         <w:t>Độ Ưu Tiên Các Toán Tử?</w:t>
       </w:r>
     </w:p>
@@ -9251,7 +11406,7 @@
               <w:rPr>
                 <w:lang w:val="en-US"/>
               </w:rPr>
-              <w:t>&amp;&amp;</w:t>
+              <w:t>&amp;</w:t>
             </w:r>
           </w:p>
         </w:tc>
@@ -9275,6 +11430,7 @@
               <w:rPr>
                 <w:lang w:val="en-US"/>
               </w:rPr>
+              <w:lastRenderedPageBreak/>
               <w:t>9</w:t>
             </w:r>
           </w:p>
@@ -9297,6 +11453,98 @@
               <w:rPr>
                 <w:lang w:val="en-US"/>
               </w:rPr>
+              <w:t>|</w:t>
+            </w:r>
+          </w:p>
+        </w:tc>
+      </w:tr>
+      <w:tr>
+        <w:tc>
+          <w:tcPr>
+            <w:tcW w:w="1367" w:type="dxa"/>
+            <w:vAlign w:val="center"/>
+          </w:tcPr>
+          <w:p>
+            <w:pPr>
+              <w:pStyle w:val="ListParagraph"/>
+              <w:ind w:left="0"/>
+              <w:jc w:val="center"/>
+              <w:rPr>
+                <w:lang w:val="en-US"/>
+              </w:rPr>
+            </w:pPr>
+            <w:r>
+              <w:rPr>
+                <w:lang w:val="en-US"/>
+              </w:rPr>
+              <w:t>10</w:t>
+            </w:r>
+          </w:p>
+        </w:tc>
+        <w:tc>
+          <w:tcPr>
+            <w:tcW w:w="1476" w:type="dxa"/>
+            <w:vAlign w:val="center"/>
+          </w:tcPr>
+          <w:p>
+            <w:pPr>
+              <w:pStyle w:val="ListParagraph"/>
+              <w:ind w:left="0"/>
+              <w:jc w:val="center"/>
+              <w:rPr>
+                <w:lang w:val="en-US"/>
+              </w:rPr>
+            </w:pPr>
+            <w:r>
+              <w:rPr>
+                <w:lang w:val="en-US"/>
+              </w:rPr>
+              <w:t>&amp;&amp;</w:t>
+            </w:r>
+          </w:p>
+        </w:tc>
+      </w:tr>
+      <w:tr>
+        <w:tc>
+          <w:tcPr>
+            <w:tcW w:w="1367" w:type="dxa"/>
+            <w:vAlign w:val="center"/>
+          </w:tcPr>
+          <w:p>
+            <w:pPr>
+              <w:pStyle w:val="ListParagraph"/>
+              <w:ind w:left="0"/>
+              <w:jc w:val="center"/>
+              <w:rPr>
+                <w:lang w:val="en-US"/>
+              </w:rPr>
+            </w:pPr>
+            <w:r>
+              <w:rPr>
+                <w:lang w:val="en-US"/>
+              </w:rPr>
+              <w:t>11</w:t>
+            </w:r>
+          </w:p>
+        </w:tc>
+        <w:tc>
+          <w:tcPr>
+            <w:tcW w:w="1476" w:type="dxa"/>
+            <w:vAlign w:val="center"/>
+          </w:tcPr>
+          <w:p>
+            <w:pPr>
+              <w:pStyle w:val="ListParagraph"/>
+              <w:ind w:left="0"/>
+              <w:jc w:val="center"/>
+              <w:rPr>
+                <w:lang w:val="en-US"/>
+              </w:rPr>
+            </w:pPr>
+            <w:r>
+              <w:rPr>
+                <w:lang w:val="en-US"/>
+              </w:rPr>
               <w:t>||</w:t>
             </w:r>
           </w:p>
@@ -9323,13 +11571,643 @@
     </w:p>
     <w:p>
       <w:pPr>
-        <w:rPr>
-          <w:lang w:val="en-US"/>
-        </w:rPr>
-      </w:pPr>
-    </w:p>
-    <w:p>
-      <w:pPr>
+        <w:pStyle w:val="ListParagraph"/>
+        <w:numPr>
+          <w:ilvl w:val="0"/>
+          <w:numId w:val="4"/>
+        </w:numPr>
+        <w:rPr>
+          <w:lang w:val="en-US"/>
+        </w:rPr>
+      </w:pPr>
+      <w:r>
+        <w:rPr>
+          <w:lang w:val="en-US"/>
+        </w:rPr>
+        <w:t>Để dễ dàng tính toán, ta ngoặc lần lượt các cụm có độ ưu tiên giống nhau rồi tính từng cụm 1</w:t>
+      </w:r>
+    </w:p>
+    <w:p>
+      <w:pPr>
+        <w:pStyle w:val="ListParagraph"/>
+        <w:numPr>
+          <w:ilvl w:val="0"/>
+          <w:numId w:val="4"/>
+        </w:numPr>
+        <w:rPr>
+          <w:lang w:val="en-US"/>
+        </w:rPr>
+      </w:pPr>
+      <w:r>
+        <w:rPr>
+          <w:lang w:val="en-US"/>
+        </w:rPr>
+        <w:t>Ví dụ</w:t>
+      </w:r>
+    </w:p>
+    <w:p>
+      <w:pPr>
+        <w:pStyle w:val="ListParagraph"/>
+        <w:pBdr>
+          <w:top w:val="single" w:sz="4" w:space="1" w:color="auto"/>
+          <w:left w:val="single" w:sz="4" w:space="4" w:color="auto"/>
+          <w:bottom w:val="single" w:sz="4" w:space="1" w:color="auto"/>
+          <w:right w:val="single" w:sz="4" w:space="4" w:color="auto"/>
+        </w:pBdr>
+        <w:ind w:left="1080"/>
+        <w:rPr>
+          <w:lang w:val="en-US"/>
+        </w:rPr>
+      </w:pPr>
+      <w:r>
+        <w:rPr>
+          <w:lang w:val="en-US"/>
+        </w:rPr>
+        <w:t>i = 1;</w:t>
+      </w:r>
+    </w:p>
+    <w:p>
+      <w:pPr>
+        <w:pStyle w:val="ListParagraph"/>
+        <w:pBdr>
+          <w:top w:val="single" w:sz="4" w:space="1" w:color="auto"/>
+          <w:left w:val="single" w:sz="4" w:space="4" w:color="auto"/>
+          <w:bottom w:val="single" w:sz="4" w:space="1" w:color="auto"/>
+          <w:right w:val="single" w:sz="4" w:space="4" w:color="auto"/>
+        </w:pBdr>
+        <w:ind w:left="1080"/>
+        <w:rPr>
+          <w:lang w:val="en-US"/>
+        </w:rPr>
+      </w:pPr>
+      <w:r>
+        <w:rPr>
+          <w:lang w:val="en-US"/>
+        </w:rPr>
+        <w:t>t = ++i || j++ &amp;&amp; ++k = (++i) || (j++ &amp;&amp; ++k)</w:t>
+      </w:r>
+    </w:p>
+    <w:p>
+      <w:pPr>
+        <w:pStyle w:val="ListParagraph"/>
+        <w:numPr>
+          <w:ilvl w:val="0"/>
+          <w:numId w:val="4"/>
+        </w:numPr>
+        <w:rPr>
+          <w:lang w:val="en-US"/>
+        </w:rPr>
+      </w:pPr>
+      <w:r>
+        <w:rPr>
+          <w:lang w:val="en-US"/>
+        </w:rPr>
+        <w:t>Ở đây, (++i) trả về 2, quy đổi về True, do đó vế phải toán tử Or không được thực hiện, hay biến j và k không được + 1</w:t>
+      </w:r>
+    </w:p>
+    <w:p>
+      <w:pPr>
+        <w:rPr>
+          <w:lang w:val="en-US"/>
+        </w:rPr>
+      </w:pPr>
+    </w:p>
+    <w:p>
+      <w:pPr>
+        <w:rPr>
+          <w:lang w:val="en-US"/>
+        </w:rPr>
+      </w:pPr>
+      <w:r>
+        <w:rPr>
+          <w:lang w:val="en-US"/>
+        </w:rPr>
+        <w:t>Loop – Vòng Lặp:</w:t>
+      </w:r>
+    </w:p>
+    <w:p>
+      <w:pPr>
+        <w:pStyle w:val="ListParagraph"/>
+        <w:numPr>
+          <w:ilvl w:val="0"/>
+          <w:numId w:val="10"/>
+        </w:numPr>
+        <w:rPr>
+          <w:lang w:val="en-US"/>
+        </w:rPr>
+      </w:pPr>
+      <w:r>
+        <w:rPr>
+          <w:lang w:val="en-US"/>
+        </w:rPr>
+        <w:t>For Loop?</w:t>
+      </w:r>
+    </w:p>
+    <w:p>
+      <w:pPr>
+        <w:pStyle w:val="ListParagraph"/>
+        <w:pBdr>
+          <w:top w:val="single" w:sz="4" w:space="1" w:color="auto"/>
+          <w:left w:val="single" w:sz="4" w:space="4" w:color="auto"/>
+          <w:bottom w:val="single" w:sz="4" w:space="1" w:color="auto"/>
+          <w:right w:val="single" w:sz="4" w:space="4" w:color="auto"/>
+        </w:pBdr>
+        <w:ind w:left="1080"/>
+        <w:rPr>
+          <w:lang w:val="en-US"/>
+        </w:rPr>
+      </w:pPr>
+      <w:r>
+        <w:rPr>
+          <w:lang w:val="en-US"/>
+        </w:rPr>
+        <w:t>f</w:t>
+      </w:r>
+      <w:r>
+        <w:rPr>
+          <w:lang w:val="en-US"/>
+        </w:rPr>
+        <w:t>or (&lt;Lệnh Đầu&gt;; &lt;Điều Kiện&gt;; &lt;Lệnh Cuối&gt;){</w:t>
+      </w:r>
+    </w:p>
+    <w:p>
+      <w:pPr>
+        <w:pStyle w:val="ListParagraph"/>
+        <w:pBdr>
+          <w:top w:val="single" w:sz="4" w:space="1" w:color="auto"/>
+          <w:left w:val="single" w:sz="4" w:space="4" w:color="auto"/>
+          <w:bottom w:val="single" w:sz="4" w:space="1" w:color="auto"/>
+          <w:right w:val="single" w:sz="4" w:space="4" w:color="auto"/>
+        </w:pBdr>
+        <w:ind w:left="1080"/>
+        <w:rPr>
+          <w:lang w:val="en-US"/>
+        </w:rPr>
+      </w:pPr>
+      <w:r>
+        <w:rPr>
+          <w:lang w:val="en-US"/>
+        </w:rPr>
+        <w:t xml:space="preserve">    &lt;Làm Gì Đó&gt;</w:t>
+      </w:r>
+    </w:p>
+    <w:p>
+      <w:pPr>
+        <w:pStyle w:val="ListParagraph"/>
+        <w:pBdr>
+          <w:top w:val="single" w:sz="4" w:space="1" w:color="auto"/>
+          <w:left w:val="single" w:sz="4" w:space="4" w:color="auto"/>
+          <w:bottom w:val="single" w:sz="4" w:space="1" w:color="auto"/>
+          <w:right w:val="single" w:sz="4" w:space="4" w:color="auto"/>
+        </w:pBdr>
+        <w:ind w:left="1080"/>
+        <w:rPr>
+          <w:lang w:val="en-US"/>
+        </w:rPr>
+      </w:pPr>
+      <w:r>
+        <w:rPr>
+          <w:lang w:val="en-US"/>
+        </w:rPr>
+        <w:t>}</w:t>
+      </w:r>
+    </w:p>
+    <w:p>
+      <w:pPr>
+        <w:pStyle w:val="ListParagraph"/>
+        <w:numPr>
+          <w:ilvl w:val="0"/>
+          <w:numId w:val="4"/>
+        </w:numPr>
+        <w:rPr>
+          <w:lang w:val="en-US"/>
+        </w:rPr>
+      </w:pPr>
+      <w:r>
+        <w:rPr>
+          <w:lang w:val="en-US"/>
+        </w:rPr>
+        <w:t>&lt;Lệnh Đầu&gt; sẽ được chạy 1 lần duy nhất trước khi bắt đầu vòng lặp</w:t>
+      </w:r>
+    </w:p>
+    <w:p>
+      <w:pPr>
+        <w:pStyle w:val="ListParagraph"/>
+        <w:numPr>
+          <w:ilvl w:val="0"/>
+          <w:numId w:val="4"/>
+        </w:numPr>
+        <w:rPr>
+          <w:lang w:val="en-US"/>
+        </w:rPr>
+      </w:pPr>
+      <w:r>
+        <w:rPr>
+          <w:lang w:val="en-US"/>
+        </w:rPr>
+        <w:t>Mỗi lần lặp, sẽ kiểm tra &lt;Điều Kiện&gt; trước, nếu nó trả về True, thì &lt;Làm Gì Đó&gt; được chạy và sau đó &lt;Lệnh Cuối&gt; sẽ chạy, còn nếu trả về False, thì kết thúc vòng lặp</w:t>
+      </w:r>
+    </w:p>
+    <w:p>
+      <w:pPr>
+        <w:pStyle w:val="ListParagraph"/>
+        <w:numPr>
+          <w:ilvl w:val="0"/>
+          <w:numId w:val="4"/>
+        </w:numPr>
+        <w:rPr>
+          <w:lang w:val="en-US"/>
+        </w:rPr>
+      </w:pPr>
+      <w:r>
+        <w:rPr>
+          <w:lang w:val="en-US"/>
+        </w:rPr>
+        <w:t>Ví dụ</w:t>
+      </w:r>
+    </w:p>
+    <w:p>
+      <w:pPr>
+        <w:pStyle w:val="ListParagraph"/>
+        <w:pBdr>
+          <w:top w:val="single" w:sz="4" w:space="1" w:color="auto"/>
+          <w:left w:val="single" w:sz="4" w:space="4" w:color="auto"/>
+          <w:bottom w:val="single" w:sz="4" w:space="1" w:color="auto"/>
+          <w:right w:val="single" w:sz="4" w:space="4" w:color="auto"/>
+        </w:pBdr>
+        <w:ind w:left="1080"/>
+        <w:rPr>
+          <w:lang w:val="en-US"/>
+        </w:rPr>
+      </w:pPr>
+      <w:r>
+        <w:rPr>
+          <w:lang w:val="en-US"/>
+        </w:rPr>
+        <w:t>for (int i = 0; i &lt; 5; i++){</w:t>
+      </w:r>
+    </w:p>
+    <w:p>
+      <w:pPr>
+        <w:pStyle w:val="ListParagraph"/>
+        <w:pBdr>
+          <w:top w:val="single" w:sz="4" w:space="1" w:color="auto"/>
+          <w:left w:val="single" w:sz="4" w:space="4" w:color="auto"/>
+          <w:bottom w:val="single" w:sz="4" w:space="1" w:color="auto"/>
+          <w:right w:val="single" w:sz="4" w:space="4" w:color="auto"/>
+        </w:pBdr>
+        <w:ind w:left="1080"/>
+        <w:rPr>
+          <w:lang w:val="en-US"/>
+        </w:rPr>
+      </w:pPr>
+      <w:r>
+        <w:rPr>
+          <w:lang w:val="en-US"/>
+        </w:rPr>
+        <w:t xml:space="preserve">    bar = bar + 2;</w:t>
+      </w:r>
+    </w:p>
+    <w:p>
+      <w:pPr>
+        <w:pStyle w:val="ListParagraph"/>
+        <w:pBdr>
+          <w:top w:val="single" w:sz="4" w:space="1" w:color="auto"/>
+          <w:left w:val="single" w:sz="4" w:space="4" w:color="auto"/>
+          <w:bottom w:val="single" w:sz="4" w:space="1" w:color="auto"/>
+          <w:right w:val="single" w:sz="4" w:space="4" w:color="auto"/>
+        </w:pBdr>
+        <w:ind w:left="1080"/>
+        <w:rPr>
+          <w:lang w:val="en-US"/>
+        </w:rPr>
+      </w:pPr>
+      <w:r>
+        <w:rPr>
+          <w:lang w:val="en-US"/>
+        </w:rPr>
+        <w:t>}</w:t>
+      </w:r>
+    </w:p>
+    <w:p>
+      <w:pPr>
+        <w:pStyle w:val="ListParagraph"/>
+        <w:numPr>
+          <w:ilvl w:val="0"/>
+          <w:numId w:val="10"/>
+        </w:numPr>
+        <w:rPr>
+          <w:lang w:val="en-US"/>
+        </w:rPr>
+      </w:pPr>
+      <w:r>
+        <w:rPr>
+          <w:lang w:val="en-US"/>
+        </w:rPr>
+        <w:t>Kết Thúc 1 Vòng Lặp Ngay?</w:t>
+      </w:r>
+    </w:p>
+    <w:p>
+      <w:pPr>
+        <w:pStyle w:val="ListParagraph"/>
+        <w:pBdr>
+          <w:top w:val="single" w:sz="4" w:space="1" w:color="auto"/>
+          <w:left w:val="single" w:sz="4" w:space="4" w:color="auto"/>
+          <w:bottom w:val="single" w:sz="4" w:space="1" w:color="auto"/>
+          <w:right w:val="single" w:sz="4" w:space="4" w:color="auto"/>
+        </w:pBdr>
+        <w:ind w:left="1080"/>
+        <w:rPr>
+          <w:lang w:val="en-US"/>
+        </w:rPr>
+      </w:pPr>
+      <w:r>
+        <w:rPr>
+          <w:lang w:val="en-US"/>
+        </w:rPr>
+        <w:t>break;</w:t>
+      </w:r>
+    </w:p>
+    <w:p>
+      <w:pPr>
+        <w:pStyle w:val="ListParagraph"/>
+        <w:numPr>
+          <w:ilvl w:val="0"/>
+          <w:numId w:val="4"/>
+        </w:numPr>
+        <w:rPr>
+          <w:lang w:val="en-US"/>
+        </w:rPr>
+      </w:pPr>
+      <w:r>
+        <w:rPr>
+          <w:lang w:val="en-US"/>
+        </w:rPr>
+        <w:t>Chỉ nhiều vòng lặp chồng lên nhau thì chỉ kết thúc vòng lặp trong cùng</w:t>
+      </w:r>
+    </w:p>
+    <w:p>
+      <w:pPr>
+        <w:pStyle w:val="ListParagraph"/>
+        <w:numPr>
+          <w:ilvl w:val="0"/>
+          <w:numId w:val="10"/>
+        </w:numPr>
+        <w:rPr>
+          <w:lang w:val="en-US"/>
+        </w:rPr>
+      </w:pPr>
+      <w:r>
+        <w:rPr>
+          <w:lang w:val="en-US"/>
+        </w:rPr>
+        <w:t>Kết Thúc Lần Lặp Hiện Tại Ngay Không Chạy Code Phía Dưới Nữa Mà Qua Lần Lặp Tiếp Theo?</w:t>
+      </w:r>
+    </w:p>
+    <w:p>
+      <w:pPr>
+        <w:pStyle w:val="ListParagraph"/>
+        <w:pBdr>
+          <w:top w:val="single" w:sz="4" w:space="1" w:color="auto"/>
+          <w:left w:val="single" w:sz="4" w:space="4" w:color="auto"/>
+          <w:bottom w:val="single" w:sz="4" w:space="1" w:color="auto"/>
+          <w:right w:val="single" w:sz="4" w:space="4" w:color="auto"/>
+        </w:pBdr>
+        <w:ind w:left="1080"/>
+        <w:rPr>
+          <w:lang w:val="en-US"/>
+        </w:rPr>
+      </w:pPr>
+      <w:r>
+        <w:rPr>
+          <w:lang w:val="en-US"/>
+        </w:rPr>
+        <w:t>continue;</w:t>
+      </w:r>
+    </w:p>
+    <w:p>
+      <w:pPr>
+        <w:pStyle w:val="ListParagraph"/>
+        <w:numPr>
+          <w:ilvl w:val="0"/>
+          <w:numId w:val="10"/>
+        </w:numPr>
+        <w:rPr>
+          <w:lang w:val="en-US"/>
+        </w:rPr>
+      </w:pPr>
+      <w:r>
+        <w:rPr>
+          <w:lang w:val="en-US"/>
+        </w:rPr>
+        <w:t>While Loop?</w:t>
+      </w:r>
+    </w:p>
+    <w:p>
+      <w:pPr>
+        <w:pStyle w:val="ListParagraph"/>
+        <w:pBdr>
+          <w:top w:val="single" w:sz="4" w:space="1" w:color="auto"/>
+          <w:left w:val="single" w:sz="4" w:space="4" w:color="auto"/>
+          <w:bottom w:val="single" w:sz="4" w:space="1" w:color="auto"/>
+          <w:right w:val="single" w:sz="4" w:space="4" w:color="auto"/>
+        </w:pBdr>
+        <w:ind w:left="1080"/>
+        <w:rPr>
+          <w:lang w:val="en-US"/>
+        </w:rPr>
+      </w:pPr>
+      <w:r>
+        <w:rPr>
+          <w:lang w:val="en-US"/>
+        </w:rPr>
+        <w:t>while (&lt;Điều Kiện&gt;){</w:t>
+      </w:r>
+    </w:p>
+    <w:p>
+      <w:pPr>
+        <w:pStyle w:val="ListParagraph"/>
+        <w:pBdr>
+          <w:top w:val="single" w:sz="4" w:space="1" w:color="auto"/>
+          <w:left w:val="single" w:sz="4" w:space="4" w:color="auto"/>
+          <w:bottom w:val="single" w:sz="4" w:space="1" w:color="auto"/>
+          <w:right w:val="single" w:sz="4" w:space="4" w:color="auto"/>
+        </w:pBdr>
+        <w:ind w:left="1080"/>
+        <w:rPr>
+          <w:lang w:val="en-US"/>
+        </w:rPr>
+      </w:pPr>
+      <w:r>
+        <w:rPr>
+          <w:lang w:val="en-US"/>
+        </w:rPr>
+        <w:t xml:space="preserve">    &lt;Làm Gì Đó&gt;</w:t>
+      </w:r>
+    </w:p>
+    <w:p>
+      <w:pPr>
+        <w:pStyle w:val="ListParagraph"/>
+        <w:pBdr>
+          <w:top w:val="single" w:sz="4" w:space="1" w:color="auto"/>
+          <w:left w:val="single" w:sz="4" w:space="4" w:color="auto"/>
+          <w:bottom w:val="single" w:sz="4" w:space="1" w:color="auto"/>
+          <w:right w:val="single" w:sz="4" w:space="4" w:color="auto"/>
+        </w:pBdr>
+        <w:ind w:left="1080"/>
+        <w:rPr>
+          <w:lang w:val="en-US"/>
+        </w:rPr>
+      </w:pPr>
+      <w:r>
+        <w:rPr>
+          <w:lang w:val="en-US"/>
+        </w:rPr>
+        <w:t>}</w:t>
+      </w:r>
+    </w:p>
+    <w:p>
+      <w:pPr>
+        <w:pStyle w:val="ListParagraph"/>
+        <w:numPr>
+          <w:ilvl w:val="0"/>
+          <w:numId w:val="4"/>
+        </w:numPr>
+        <w:rPr>
+          <w:lang w:val="en-US"/>
+        </w:rPr>
+      </w:pPr>
+      <w:r>
+        <w:rPr>
+          <w:lang w:val="en-US"/>
+        </w:rPr>
+        <w:t>Khi bắt gặp lệnh này, đầu tiên Check &lt;Điều Kiện&gt;, nếu True thì &lt;Làm Gì Đó&gt; thực thi, rồi quay trở lại, nếu False thì cút</w:t>
+      </w:r>
+    </w:p>
+    <w:p>
+      <w:pPr>
+        <w:pStyle w:val="ListParagraph"/>
+        <w:numPr>
+          <w:ilvl w:val="0"/>
+          <w:numId w:val="10"/>
+        </w:numPr>
+        <w:rPr>
+          <w:lang w:val="en-US"/>
+        </w:rPr>
+      </w:pPr>
+      <w:r>
+        <w:rPr>
+          <w:lang w:val="en-US"/>
+        </w:rPr>
+        <w:t>Do While Loop?</w:t>
+      </w:r>
+    </w:p>
+    <w:p>
+      <w:pPr>
+        <w:pStyle w:val="ListParagraph"/>
+        <w:pBdr>
+          <w:top w:val="single" w:sz="4" w:space="1" w:color="auto"/>
+          <w:left w:val="single" w:sz="4" w:space="4" w:color="auto"/>
+          <w:bottom w:val="single" w:sz="4" w:space="1" w:color="auto"/>
+          <w:right w:val="single" w:sz="4" w:space="4" w:color="auto"/>
+        </w:pBdr>
+        <w:ind w:left="1080"/>
+        <w:rPr>
+          <w:lang w:val="en-US"/>
+        </w:rPr>
+      </w:pPr>
+      <w:r>
+        <w:rPr>
+          <w:lang w:val="en-US"/>
+        </w:rPr>
+        <w:t>do {</w:t>
+      </w:r>
+    </w:p>
+    <w:p>
+      <w:pPr>
+        <w:pStyle w:val="ListParagraph"/>
+        <w:pBdr>
+          <w:top w:val="single" w:sz="4" w:space="1" w:color="auto"/>
+          <w:left w:val="single" w:sz="4" w:space="4" w:color="auto"/>
+          <w:bottom w:val="single" w:sz="4" w:space="1" w:color="auto"/>
+          <w:right w:val="single" w:sz="4" w:space="4" w:color="auto"/>
+        </w:pBdr>
+        <w:ind w:left="1080"/>
+        <w:rPr>
+          <w:lang w:val="en-US"/>
+        </w:rPr>
+      </w:pPr>
+      <w:r>
+        <w:rPr>
+          <w:lang w:val="en-US"/>
+        </w:rPr>
+        <w:t xml:space="preserve">    &lt;Làm Gì Đó&gt;</w:t>
+      </w:r>
+    </w:p>
+    <w:p>
+      <w:pPr>
+        <w:pStyle w:val="ListParagraph"/>
+        <w:pBdr>
+          <w:top w:val="single" w:sz="4" w:space="1" w:color="auto"/>
+          <w:left w:val="single" w:sz="4" w:space="4" w:color="auto"/>
+          <w:bottom w:val="single" w:sz="4" w:space="1" w:color="auto"/>
+          <w:right w:val="single" w:sz="4" w:space="4" w:color="auto"/>
+        </w:pBdr>
+        <w:ind w:left="1080"/>
+        <w:rPr>
+          <w:lang w:val="en-US"/>
+        </w:rPr>
+      </w:pPr>
+      <w:r>
+        <w:rPr>
+          <w:lang w:val="en-US"/>
+        </w:rPr>
+        <w:t>} while (&lt;Điều Kiện&gt;);</w:t>
+      </w:r>
+    </w:p>
+    <w:p>
+      <w:pPr>
+        <w:pStyle w:val="ListParagraph"/>
+        <w:numPr>
+          <w:ilvl w:val="0"/>
+          <w:numId w:val="4"/>
+        </w:numPr>
+        <w:rPr>
+          <w:lang w:val="en-US"/>
+        </w:rPr>
+      </w:pPr>
+      <w:r>
+        <w:rPr>
+          <w:lang w:val="en-US"/>
+        </w:rPr>
+        <w:t>Khi gặp lệnh này, &lt;Làm Gì Đó&gt; được thực thi trước, rồi mới Check &lt;Điều Kiện&gt;, nếu True, quay lại, False thì cút</w:t>
+      </w:r>
+    </w:p>
+    <w:p>
+      <w:pPr>
+        <w:pStyle w:val="ListParagraph"/>
+        <w:numPr>
+          <w:ilvl w:val="0"/>
+          <w:numId w:val="10"/>
+        </w:numPr>
+        <w:rPr>
+          <w:lang w:val="en-US"/>
+        </w:rPr>
+      </w:pPr>
+      <w:r>
+        <w:rPr>
+          <w:lang w:val="en-US"/>
+        </w:rPr>
+        <w:t>1 Số Vòng Lặp?</w:t>
+      </w:r>
+    </w:p>
+    <w:p>
+      <w:pPr>
+        <w:pStyle w:val="ListParagraph"/>
+        <w:numPr>
+          <w:ilvl w:val="0"/>
+          <w:numId w:val="4"/>
+        </w:numPr>
         <w:rPr>
           <w:lang w:val="en-US"/>
         </w:rPr>
@@ -9339,52 +12217,147 @@
           <w:lang w:val="en-US"/>
         </w:rPr>
         <w:lastRenderedPageBreak/>
-        <w:t>Loop – Vòng Lặp:</w:t>
-      </w:r>
-    </w:p>
-    <w:p>
-      <w:pPr>
-        <w:pStyle w:val="ListParagraph"/>
-        <w:numPr>
-          <w:ilvl w:val="0"/>
-          <w:numId w:val="10"/>
-        </w:numPr>
-        <w:rPr>
-          <w:lang w:val="en-US"/>
-        </w:rPr>
-      </w:pPr>
-      <w:r>
-        <w:rPr>
-          <w:lang w:val="en-US"/>
-        </w:rPr>
-        <w:t>For Loop?</w:t>
-      </w:r>
-    </w:p>
-    <w:p>
-      <w:pPr>
-        <w:pStyle w:val="ListParagraph"/>
-        <w:pBdr>
-          <w:top w:val="single" w:sz="4" w:space="1" w:color="auto"/>
-          <w:left w:val="single" w:sz="4" w:space="4" w:color="auto"/>
-          <w:bottom w:val="single" w:sz="4" w:space="1" w:color="auto"/>
-          <w:right w:val="single" w:sz="4" w:space="4" w:color="auto"/>
-        </w:pBdr>
-        <w:ind w:left="1080"/>
-        <w:rPr>
-          <w:lang w:val="en-US"/>
-        </w:rPr>
-      </w:pPr>
-      <w:r>
-        <w:rPr>
-          <w:lang w:val="en-US"/>
-        </w:rPr>
-        <w:t>f</w:t>
-      </w:r>
-      <w:r>
-        <w:rPr>
-          <w:lang w:val="en-US"/>
-        </w:rPr>
-        <w:t>or (&lt;Lệnh Đầu&gt;; &lt;Điều Kiện&gt;; &lt;Lệnh Cuối&gt;){</w:t>
+        <w:t>Đếm a, a + 1, a + 2, …, n</w:t>
+      </w:r>
+    </w:p>
+    <w:p>
+      <w:pPr>
+        <w:pStyle w:val="ListParagraph"/>
+        <w:pBdr>
+          <w:top w:val="single" w:sz="4" w:space="1" w:color="auto"/>
+          <w:left w:val="single" w:sz="4" w:space="4" w:color="auto"/>
+          <w:bottom w:val="single" w:sz="4" w:space="1" w:color="auto"/>
+          <w:right w:val="single" w:sz="4" w:space="4" w:color="auto"/>
+        </w:pBdr>
+        <w:ind w:left="1080"/>
+        <w:rPr>
+          <w:lang w:val="en-US"/>
+        </w:rPr>
+      </w:pPr>
+      <w:r>
+        <w:rPr>
+          <w:lang w:val="en-US"/>
+        </w:rPr>
+        <w:t>for (int i = a; i &lt;= n;, i++){</w:t>
+      </w:r>
+    </w:p>
+    <w:p>
+      <w:pPr>
+        <w:pStyle w:val="ListParagraph"/>
+        <w:pBdr>
+          <w:top w:val="single" w:sz="4" w:space="1" w:color="auto"/>
+          <w:left w:val="single" w:sz="4" w:space="4" w:color="auto"/>
+          <w:bottom w:val="single" w:sz="4" w:space="1" w:color="auto"/>
+          <w:right w:val="single" w:sz="4" w:space="4" w:color="auto"/>
+        </w:pBdr>
+        <w:ind w:left="1080"/>
+        <w:rPr>
+          <w:lang w:val="en-US"/>
+        </w:rPr>
+      </w:pPr>
+      <w:r>
+        <w:rPr>
+          <w:lang w:val="en-US"/>
+        </w:rPr>
+        <w:t xml:space="preserve">    cout &lt;&lt; i;</w:t>
+      </w:r>
+    </w:p>
+    <w:p>
+      <w:pPr>
+        <w:pStyle w:val="ListParagraph"/>
+        <w:pBdr>
+          <w:top w:val="single" w:sz="4" w:space="1" w:color="auto"/>
+          <w:left w:val="single" w:sz="4" w:space="4" w:color="auto"/>
+          <w:bottom w:val="single" w:sz="4" w:space="1" w:color="auto"/>
+          <w:right w:val="single" w:sz="4" w:space="4" w:color="auto"/>
+        </w:pBdr>
+        <w:ind w:left="1080"/>
+        <w:rPr>
+          <w:lang w:val="en-US"/>
+        </w:rPr>
+      </w:pPr>
+      <w:r>
+        <w:rPr>
+          <w:lang w:val="en-US"/>
+        </w:rPr>
+        <w:t>}</w:t>
+      </w:r>
+    </w:p>
+    <w:p>
+      <w:pPr>
+        <w:pStyle w:val="ListParagraph"/>
+        <w:numPr>
+          <w:ilvl w:val="0"/>
+          <w:numId w:val="4"/>
+        </w:numPr>
+        <w:rPr>
+          <w:lang w:val="en-US"/>
+        </w:rPr>
+      </w:pPr>
+    </w:p>
+    <w:p>
+      <w:pPr>
+        <w:rPr>
+          <w:lang w:val="en-US"/>
+        </w:rPr>
+      </w:pPr>
+    </w:p>
+    <w:p>
+      <w:pPr>
+        <w:rPr>
+          <w:lang w:val="en-US"/>
+        </w:rPr>
+      </w:pPr>
+      <w:r>
+        <w:rPr>
+          <w:lang w:val="en-US"/>
+        </w:rPr>
+        <w:t>Condition – Điều Kiện:</w:t>
+      </w:r>
+    </w:p>
+    <w:p>
+      <w:pPr>
+        <w:pStyle w:val="ListParagraph"/>
+        <w:numPr>
+          <w:ilvl w:val="0"/>
+          <w:numId w:val="11"/>
+        </w:numPr>
+        <w:rPr>
+          <w:lang w:val="en-US"/>
+        </w:rPr>
+      </w:pPr>
+      <w:r>
+        <w:rPr>
+          <w:lang w:val="en-US"/>
+        </w:rPr>
+        <w:t>If</w:t>
+      </w:r>
+      <w:r>
+        <w:rPr>
+          <w:lang w:val="en-US"/>
+        </w:rPr>
+        <w:t>?</w:t>
+      </w:r>
+    </w:p>
+    <w:p>
+      <w:pPr>
+        <w:pStyle w:val="ListParagraph"/>
+        <w:pBdr>
+          <w:top w:val="single" w:sz="4" w:space="1" w:color="auto"/>
+          <w:left w:val="single" w:sz="4" w:space="4" w:color="auto"/>
+          <w:bottom w:val="single" w:sz="4" w:space="1" w:color="auto"/>
+          <w:right w:val="single" w:sz="4" w:space="4" w:color="auto"/>
+        </w:pBdr>
+        <w:ind w:left="1080"/>
+        <w:rPr>
+          <w:lang w:val="en-US"/>
+        </w:rPr>
+      </w:pPr>
+      <w:r>
+        <w:rPr>
+          <w:lang w:val="en-US"/>
+        </w:rPr>
+        <w:t>if (&lt;Biểu Thức&gt;){</w:t>
       </w:r>
     </w:p>
     <w:p>
@@ -9444,25 +12417,7 @@
         <w:rPr>
           <w:lang w:val="en-US"/>
         </w:rPr>
-        <w:t>&lt;Lệnh Đầu&gt; sẽ được chạy 1 lần duy nhất trước khi bắt đầu vòng lặp</w:t>
-      </w:r>
-    </w:p>
-    <w:p>
-      <w:pPr>
-        <w:pStyle w:val="ListParagraph"/>
-        <w:numPr>
-          <w:ilvl w:val="0"/>
-          <w:numId w:val="4"/>
-        </w:numPr>
-        <w:rPr>
-          <w:lang w:val="en-US"/>
-        </w:rPr>
-      </w:pPr>
-      <w:r>
-        <w:rPr>
-          <w:lang w:val="en-US"/>
-        </w:rPr>
-        <w:t>Mỗi lần lặp, sẽ kiểm tra &lt;Điều Kiện&gt; trước, nếu nó trả về True, thì &lt;Làm Gì Đó&gt; được chạy và sau đó &lt;Lệnh Cuối&gt; sẽ chạy, còn nếu trả về False, thì kết thúc vòng lặp</w:t>
+        <w:t>Nếu &lt;Biểu Thức&gt; trả về True thì &lt;Làm Gì Đó&gt; được thực hiện, còn nếu trả về False thì &lt;Làm Gì Đó&gt; không được thực hiện</w:t>
       </w:r>
     </w:p>
     <w:p>
@@ -9501,28 +12456,28 @@
         <w:rPr>
           <w:lang w:val="en-US"/>
         </w:rPr>
-        <w:t>for (int i = 0; i &lt; 5; i++){</w:t>
-      </w:r>
-    </w:p>
-    <w:p>
-      <w:pPr>
-        <w:pStyle w:val="ListParagraph"/>
-        <w:pBdr>
-          <w:top w:val="single" w:sz="4" w:space="1" w:color="auto"/>
-          <w:left w:val="single" w:sz="4" w:space="4" w:color="auto"/>
-          <w:bottom w:val="single" w:sz="4" w:space="1" w:color="auto"/>
-          <w:right w:val="single" w:sz="4" w:space="4" w:color="auto"/>
-        </w:pBdr>
-        <w:ind w:left="1080"/>
-        <w:rPr>
-          <w:lang w:val="en-US"/>
-        </w:rPr>
-      </w:pPr>
-      <w:r>
-        <w:rPr>
-          <w:lang w:val="en-US"/>
-        </w:rPr>
-        <w:t xml:space="preserve">    bar = bar + 2;</w:t>
+        <w:t>if (2 &gt; 1){</w:t>
+      </w:r>
+    </w:p>
+    <w:p>
+      <w:pPr>
+        <w:pStyle w:val="ListParagraph"/>
+        <w:pBdr>
+          <w:top w:val="single" w:sz="4" w:space="1" w:color="auto"/>
+          <w:left w:val="single" w:sz="4" w:space="4" w:color="auto"/>
+          <w:bottom w:val="single" w:sz="4" w:space="1" w:color="auto"/>
+          <w:right w:val="single" w:sz="4" w:space="4" w:color="auto"/>
+        </w:pBdr>
+        <w:ind w:left="1080"/>
+        <w:rPr>
+          <w:lang w:val="en-US"/>
+        </w:rPr>
+      </w:pPr>
+      <w:r>
+        <w:rPr>
+          <w:lang w:val="en-US"/>
+        </w:rPr>
+        <w:t xml:space="preserve">    foo = bar + 1;</w:t>
       </w:r>
     </w:p>
     <w:p>
@@ -9551,155 +12506,266 @@
         <w:pStyle w:val="ListParagraph"/>
         <w:numPr>
           <w:ilvl w:val="0"/>
-          <w:numId w:val="10"/>
-        </w:numPr>
-        <w:rPr>
-          <w:lang w:val="en-US"/>
-        </w:rPr>
-      </w:pPr>
-      <w:r>
-        <w:rPr>
-          <w:lang w:val="en-US"/>
-        </w:rPr>
-        <w:t>Kết Thúc 1 Vòng Lặp Ngay?</w:t>
-      </w:r>
-    </w:p>
-    <w:p>
-      <w:pPr>
-        <w:pStyle w:val="ListParagraph"/>
-        <w:pBdr>
-          <w:top w:val="single" w:sz="4" w:space="1" w:color="auto"/>
-          <w:left w:val="single" w:sz="4" w:space="4" w:color="auto"/>
-          <w:bottom w:val="single" w:sz="4" w:space="1" w:color="auto"/>
-          <w:right w:val="single" w:sz="4" w:space="4" w:color="auto"/>
-        </w:pBdr>
-        <w:ind w:left="1080"/>
-        <w:rPr>
-          <w:lang w:val="en-US"/>
-        </w:rPr>
-      </w:pPr>
-      <w:r>
-        <w:rPr>
-          <w:lang w:val="en-US"/>
-        </w:rPr>
-        <w:t>break;</w:t>
-      </w:r>
-    </w:p>
-    <w:p>
-      <w:pPr>
-        <w:pStyle w:val="ListParagraph"/>
-        <w:numPr>
-          <w:ilvl w:val="0"/>
-          <w:numId w:val="4"/>
-        </w:numPr>
-        <w:rPr>
-          <w:lang w:val="en-US"/>
-        </w:rPr>
-      </w:pPr>
-      <w:r>
-        <w:rPr>
-          <w:lang w:val="en-US"/>
-        </w:rPr>
-        <w:t>Chỉ nhiều vòng lặp chồng lên nhau thì chỉ kết thúc vòng lặp trong cùng</w:t>
-      </w:r>
-    </w:p>
-    <w:p>
-      <w:pPr>
-        <w:pStyle w:val="ListParagraph"/>
-        <w:numPr>
-          <w:ilvl w:val="0"/>
-          <w:numId w:val="10"/>
-        </w:numPr>
-        <w:rPr>
-          <w:lang w:val="en-US"/>
-        </w:rPr>
-      </w:pPr>
-      <w:r>
-        <w:rPr>
-          <w:lang w:val="en-US"/>
-        </w:rPr>
-        <w:t>Kết Thúc Lần Lặp Hiện Tại Ngay Không Chạy Code Phía Dưới Nữa Mà Qua Lần Lặp Tiếp Theo?</w:t>
-      </w:r>
-    </w:p>
-    <w:p>
-      <w:pPr>
-        <w:pStyle w:val="ListParagraph"/>
-        <w:pBdr>
-          <w:top w:val="single" w:sz="4" w:space="1" w:color="auto"/>
-          <w:left w:val="single" w:sz="4" w:space="4" w:color="auto"/>
-          <w:bottom w:val="single" w:sz="4" w:space="1" w:color="auto"/>
-          <w:right w:val="single" w:sz="4" w:space="4" w:color="auto"/>
-        </w:pBdr>
-        <w:ind w:left="1080"/>
-        <w:rPr>
-          <w:lang w:val="en-US"/>
-        </w:rPr>
-      </w:pPr>
-      <w:r>
-        <w:rPr>
-          <w:lang w:val="en-US"/>
-        </w:rPr>
-        <w:t>continue;</w:t>
-      </w:r>
-    </w:p>
-    <w:p>
-      <w:pPr>
-        <w:pStyle w:val="ListParagraph"/>
-        <w:numPr>
-          <w:ilvl w:val="0"/>
-          <w:numId w:val="10"/>
-        </w:numPr>
-        <w:rPr>
-          <w:lang w:val="en-US"/>
-        </w:rPr>
-      </w:pPr>
-      <w:r>
-        <w:rPr>
-          <w:lang w:val="en-US"/>
-        </w:rPr>
-        <w:t>While Loop?</w:t>
-      </w:r>
-    </w:p>
-    <w:p>
-      <w:pPr>
-        <w:pStyle w:val="ListParagraph"/>
-        <w:pBdr>
-          <w:top w:val="single" w:sz="4" w:space="1" w:color="auto"/>
-          <w:left w:val="single" w:sz="4" w:space="4" w:color="auto"/>
-          <w:bottom w:val="single" w:sz="4" w:space="1" w:color="auto"/>
-          <w:right w:val="single" w:sz="4" w:space="4" w:color="auto"/>
-        </w:pBdr>
-        <w:ind w:left="1080"/>
-        <w:rPr>
-          <w:lang w:val="en-US"/>
-        </w:rPr>
-      </w:pPr>
-      <w:r>
-        <w:rPr>
-          <w:lang w:val="en-US"/>
-        </w:rPr>
-        <w:t>while (&lt;Điều Kiện&gt;){</w:t>
-      </w:r>
-    </w:p>
-    <w:p>
-      <w:pPr>
-        <w:pStyle w:val="ListParagraph"/>
-        <w:pBdr>
-          <w:top w:val="single" w:sz="4" w:space="1" w:color="auto"/>
-          <w:left w:val="single" w:sz="4" w:space="4" w:color="auto"/>
-          <w:bottom w:val="single" w:sz="4" w:space="1" w:color="auto"/>
-          <w:right w:val="single" w:sz="4" w:space="4" w:color="auto"/>
-        </w:pBdr>
-        <w:ind w:left="1080"/>
-        <w:rPr>
-          <w:lang w:val="en-US"/>
-        </w:rPr>
-      </w:pPr>
-      <w:r>
-        <w:rPr>
-          <w:lang w:val="en-US"/>
-        </w:rPr>
-        <w:t xml:space="preserve">    &lt;Làm Gì Đó&gt;</w:t>
+          <w:numId w:val="11"/>
+        </w:numPr>
+        <w:rPr>
+          <w:lang w:val="en-US"/>
+        </w:rPr>
+      </w:pPr>
+      <w:r>
+        <w:rPr>
+          <w:lang w:val="en-US"/>
+        </w:rPr>
+        <w:t>Else?</w:t>
+      </w:r>
+    </w:p>
+    <w:p>
+      <w:pPr>
+        <w:pStyle w:val="ListParagraph"/>
+        <w:numPr>
+          <w:ilvl w:val="0"/>
+          <w:numId w:val="4"/>
+        </w:numPr>
+        <w:rPr>
+          <w:lang w:val="en-US"/>
+        </w:rPr>
+      </w:pPr>
+      <w:r>
+        <w:rPr>
+          <w:lang w:val="en-US"/>
+        </w:rPr>
+        <w:t>Câu lệnh này phải được đặt ngay sau 1 câu lệnh If</w:t>
+      </w:r>
+      <w:r>
+        <w:rPr>
+          <w:lang w:val="en-US"/>
+        </w:rPr>
+        <w:t>, C++ xem If Else là 1 khối Code duy nhất</w:t>
+      </w:r>
+    </w:p>
+    <w:p>
+      <w:pPr>
+        <w:pStyle w:val="ListParagraph"/>
+        <w:numPr>
+          <w:ilvl w:val="0"/>
+          <w:numId w:val="4"/>
+        </w:numPr>
+        <w:rPr>
+          <w:lang w:val="en-US"/>
+        </w:rPr>
+      </w:pPr>
+      <w:r>
+        <w:rPr>
+          <w:lang w:val="en-US"/>
+        </w:rPr>
+        <w:t>Ví dụ</w:t>
+      </w:r>
+    </w:p>
+    <w:p>
+      <w:pPr>
+        <w:pStyle w:val="ListParagraph"/>
+        <w:pBdr>
+          <w:top w:val="single" w:sz="4" w:space="1" w:color="auto"/>
+          <w:left w:val="single" w:sz="4" w:space="4" w:color="auto"/>
+          <w:bottom w:val="single" w:sz="4" w:space="1" w:color="auto"/>
+          <w:right w:val="single" w:sz="4" w:space="4" w:color="auto"/>
+        </w:pBdr>
+        <w:ind w:left="1080"/>
+        <w:rPr>
+          <w:lang w:val="en-US"/>
+        </w:rPr>
+      </w:pPr>
+      <w:r>
+        <w:rPr>
+          <w:lang w:val="en-US"/>
+        </w:rPr>
+        <w:t>if (2 &gt; 1) cout &lt;&lt; 4;</w:t>
+      </w:r>
+    </w:p>
+    <w:p>
+      <w:pPr>
+        <w:pStyle w:val="ListParagraph"/>
+        <w:pBdr>
+          <w:top w:val="single" w:sz="4" w:space="1" w:color="auto"/>
+          <w:left w:val="single" w:sz="4" w:space="4" w:color="auto"/>
+          <w:bottom w:val="single" w:sz="4" w:space="1" w:color="auto"/>
+          <w:right w:val="single" w:sz="4" w:space="4" w:color="auto"/>
+        </w:pBdr>
+        <w:ind w:left="1080"/>
+        <w:rPr>
+          <w:lang w:val="en-US"/>
+        </w:rPr>
+      </w:pPr>
+      <w:r>
+        <w:rPr>
+          <w:lang w:val="en-US"/>
+        </w:rPr>
+        <w:t>else cout &lt;&lt; 3;</w:t>
+      </w:r>
+    </w:p>
+    <w:p>
+      <w:pPr>
+        <w:pStyle w:val="ListParagraph"/>
+        <w:numPr>
+          <w:ilvl w:val="0"/>
+          <w:numId w:val="11"/>
+        </w:numPr>
+        <w:rPr>
+          <w:lang w:val="en-US"/>
+        </w:rPr>
+      </w:pPr>
+      <w:r>
+        <w:rPr>
+          <w:lang w:val="en-US"/>
+        </w:rPr>
+        <w:t>Switch Case?</w:t>
+      </w:r>
+    </w:p>
+    <w:p>
+      <w:pPr>
+        <w:pStyle w:val="ListParagraph"/>
+        <w:pBdr>
+          <w:top w:val="single" w:sz="4" w:space="1" w:color="auto"/>
+          <w:left w:val="single" w:sz="4" w:space="4" w:color="auto"/>
+          <w:bottom w:val="single" w:sz="4" w:space="1" w:color="auto"/>
+          <w:right w:val="single" w:sz="4" w:space="4" w:color="auto"/>
+        </w:pBdr>
+        <w:ind w:left="1080"/>
+        <w:rPr>
+          <w:lang w:val="en-US"/>
+        </w:rPr>
+      </w:pPr>
+      <w:r>
+        <w:rPr>
+          <w:lang w:val="en-US"/>
+        </w:rPr>
+        <w:t>switch (&lt;Giá Trị&gt;){</w:t>
+      </w:r>
+    </w:p>
+    <w:p>
+      <w:pPr>
+        <w:pStyle w:val="ListParagraph"/>
+        <w:pBdr>
+          <w:top w:val="single" w:sz="4" w:space="1" w:color="auto"/>
+          <w:left w:val="single" w:sz="4" w:space="4" w:color="auto"/>
+          <w:bottom w:val="single" w:sz="4" w:space="1" w:color="auto"/>
+          <w:right w:val="single" w:sz="4" w:space="4" w:color="auto"/>
+        </w:pBdr>
+        <w:ind w:left="1080"/>
+        <w:rPr>
+          <w:lang w:val="en-US"/>
+        </w:rPr>
+      </w:pPr>
+      <w:r>
+        <w:rPr>
+          <w:lang w:val="en-US"/>
+        </w:rPr>
+        <w:t xml:space="preserve">    case &lt;Giá Trị 1&gt;: &lt;Dãy Các Câu Lệnh 1&gt;</w:t>
+      </w:r>
+    </w:p>
+    <w:p>
+      <w:pPr>
+        <w:pStyle w:val="ListParagraph"/>
+        <w:pBdr>
+          <w:top w:val="single" w:sz="4" w:space="1" w:color="auto"/>
+          <w:left w:val="single" w:sz="4" w:space="4" w:color="auto"/>
+          <w:bottom w:val="single" w:sz="4" w:space="1" w:color="auto"/>
+          <w:right w:val="single" w:sz="4" w:space="4" w:color="auto"/>
+        </w:pBdr>
+        <w:ind w:left="1080"/>
+        <w:rPr>
+          <w:lang w:val="en-US"/>
+        </w:rPr>
+      </w:pPr>
+      <w:r>
+        <w:rPr>
+          <w:lang w:val="en-US"/>
+        </w:rPr>
+        <w:t xml:space="preserve">    case &lt;Giá Trị 2&gt;: &lt;Dãy Các Câu Lệnh 2&gt;</w:t>
+      </w:r>
+    </w:p>
+    <w:p>
+      <w:pPr>
+        <w:pStyle w:val="ListParagraph"/>
+        <w:pBdr>
+          <w:top w:val="single" w:sz="4" w:space="1" w:color="auto"/>
+          <w:left w:val="single" w:sz="4" w:space="4" w:color="auto"/>
+          <w:bottom w:val="single" w:sz="4" w:space="1" w:color="auto"/>
+          <w:right w:val="single" w:sz="4" w:space="4" w:color="auto"/>
+        </w:pBdr>
+        <w:ind w:left="1080"/>
+        <w:rPr>
+          <w:lang w:val="en-US"/>
+        </w:rPr>
+      </w:pPr>
+      <w:r>
+        <w:rPr>
+          <w:lang w:val="en-US"/>
+        </w:rPr>
+        <w:t xml:space="preserve">    …</w:t>
+      </w:r>
+    </w:p>
+    <w:p>
+      <w:pPr>
+        <w:pStyle w:val="ListParagraph"/>
+        <w:pBdr>
+          <w:top w:val="single" w:sz="4" w:space="1" w:color="auto"/>
+          <w:left w:val="single" w:sz="4" w:space="4" w:color="auto"/>
+          <w:bottom w:val="single" w:sz="4" w:space="1" w:color="auto"/>
+          <w:right w:val="single" w:sz="4" w:space="4" w:color="auto"/>
+        </w:pBdr>
+        <w:ind w:left="1080"/>
+        <w:rPr>
+          <w:lang w:val="en-US"/>
+        </w:rPr>
+      </w:pPr>
+      <w:r>
+        <w:rPr>
+          <w:lang w:val="en-US"/>
+        </w:rPr>
+        <w:t xml:space="preserve">    default: &lt;Dãy Các Lệnh Mặc Định&gt;</w:t>
+      </w:r>
+    </w:p>
+    <w:p>
+      <w:pPr>
+        <w:pStyle w:val="ListParagraph"/>
+        <w:pBdr>
+          <w:top w:val="single" w:sz="4" w:space="1" w:color="auto"/>
+          <w:left w:val="single" w:sz="4" w:space="4" w:color="auto"/>
+          <w:bottom w:val="single" w:sz="4" w:space="1" w:color="auto"/>
+          <w:right w:val="single" w:sz="4" w:space="4" w:color="auto"/>
+        </w:pBdr>
+        <w:ind w:left="1080"/>
+        <w:rPr>
+          <w:lang w:val="en-US"/>
+        </w:rPr>
+      </w:pPr>
+      <w:r>
+        <w:rPr>
+          <w:lang w:val="en-US"/>
+        </w:rPr>
+        <w:t xml:space="preserve">    case &lt;Giá Trị N&gt;: &lt;Dãy Các Câu Lệnh N&gt;</w:t>
+      </w:r>
+    </w:p>
+    <w:p>
+      <w:pPr>
+        <w:pStyle w:val="ListParagraph"/>
+        <w:pBdr>
+          <w:top w:val="single" w:sz="4" w:space="1" w:color="auto"/>
+          <w:left w:val="single" w:sz="4" w:space="4" w:color="auto"/>
+          <w:bottom w:val="single" w:sz="4" w:space="1" w:color="auto"/>
+          <w:right w:val="single" w:sz="4" w:space="4" w:color="auto"/>
+        </w:pBdr>
+        <w:ind w:left="1080"/>
+        <w:rPr>
+          <w:lang w:val="en-US"/>
+        </w:rPr>
+      </w:pPr>
+      <w:r>
+        <w:rPr>
+          <w:lang w:val="en-US"/>
+        </w:rPr>
+        <w:t xml:space="preserve">    …</w:t>
       </w:r>
     </w:p>
     <w:p>
@@ -9738,231 +12804,67 @@
         <w:rPr>
           <w:lang w:val="en-US"/>
         </w:rPr>
-        <w:t>Khi bắt gặp lệnh này, đầu tiên Check &lt;Điều Kiện&gt;, nếu True thì &lt;Làm Gì Đó&gt; thực thi, rồi quay trở lại, nếu False thì cút</w:t>
-      </w:r>
-    </w:p>
-    <w:p>
-      <w:pPr>
-        <w:pStyle w:val="ListParagraph"/>
-        <w:numPr>
-          <w:ilvl w:val="0"/>
-          <w:numId w:val="10"/>
-        </w:numPr>
-        <w:rPr>
-          <w:lang w:val="en-US"/>
-        </w:rPr>
-      </w:pPr>
-      <w:r>
-        <w:rPr>
-          <w:lang w:val="en-US"/>
-        </w:rPr>
-        <w:t>Do While Loop?</w:t>
-      </w:r>
-    </w:p>
-    <w:p>
-      <w:pPr>
-        <w:pStyle w:val="ListParagraph"/>
-        <w:pBdr>
-          <w:top w:val="single" w:sz="4" w:space="1" w:color="auto"/>
-          <w:left w:val="single" w:sz="4" w:space="4" w:color="auto"/>
-          <w:bottom w:val="single" w:sz="4" w:space="1" w:color="auto"/>
-          <w:right w:val="single" w:sz="4" w:space="4" w:color="auto"/>
-        </w:pBdr>
-        <w:ind w:left="1080"/>
-        <w:rPr>
-          <w:lang w:val="en-US"/>
-        </w:rPr>
-      </w:pPr>
-      <w:r>
-        <w:rPr>
-          <w:lang w:val="en-US"/>
-        </w:rPr>
-        <w:t>do {</w:t>
-      </w:r>
-    </w:p>
-    <w:p>
-      <w:pPr>
-        <w:pStyle w:val="ListParagraph"/>
-        <w:pBdr>
-          <w:top w:val="single" w:sz="4" w:space="1" w:color="auto"/>
-          <w:left w:val="single" w:sz="4" w:space="4" w:color="auto"/>
-          <w:bottom w:val="single" w:sz="4" w:space="1" w:color="auto"/>
-          <w:right w:val="single" w:sz="4" w:space="4" w:color="auto"/>
-        </w:pBdr>
-        <w:ind w:left="1080"/>
-        <w:rPr>
-          <w:lang w:val="en-US"/>
-        </w:rPr>
-      </w:pPr>
-      <w:r>
-        <w:rPr>
-          <w:lang w:val="en-US"/>
-        </w:rPr>
-        <w:t xml:space="preserve">    &lt;Làm Gì Đó&gt;</w:t>
-      </w:r>
-    </w:p>
-    <w:p>
-      <w:pPr>
-        <w:pStyle w:val="ListParagraph"/>
-        <w:pBdr>
-          <w:top w:val="single" w:sz="4" w:space="1" w:color="auto"/>
-          <w:left w:val="single" w:sz="4" w:space="4" w:color="auto"/>
-          <w:bottom w:val="single" w:sz="4" w:space="1" w:color="auto"/>
-          <w:right w:val="single" w:sz="4" w:space="4" w:color="auto"/>
-        </w:pBdr>
-        <w:ind w:left="1080"/>
-        <w:rPr>
-          <w:lang w:val="en-US"/>
-        </w:rPr>
-      </w:pPr>
-      <w:r>
-        <w:rPr>
-          <w:lang w:val="en-US"/>
-        </w:rPr>
-        <w:t>} while (&lt;Điều Kiện&gt;);</w:t>
-      </w:r>
-    </w:p>
-    <w:p>
-      <w:pPr>
-        <w:pStyle w:val="ListParagraph"/>
-        <w:numPr>
-          <w:ilvl w:val="0"/>
-          <w:numId w:val="4"/>
-        </w:numPr>
-        <w:rPr>
-          <w:lang w:val="en-US"/>
-        </w:rPr>
-      </w:pPr>
-      <w:r>
-        <w:rPr>
-          <w:lang w:val="en-US"/>
-        </w:rPr>
-        <w:t>Khi gặp lệnh này, &lt;Làm Gì Đó&gt; được thực thi trước, rồi mới Check &lt;Điều Kiện&gt;, nếu True, quay lại, False thì cút</w:t>
-      </w:r>
-    </w:p>
-    <w:p>
-      <w:pPr>
-        <w:rPr>
-          <w:lang w:val="en-US"/>
-        </w:rPr>
-      </w:pPr>
-    </w:p>
-    <w:p>
-      <w:pPr>
-        <w:rPr>
-          <w:lang w:val="en-US"/>
-        </w:rPr>
-      </w:pPr>
-      <w:r>
-        <w:rPr>
-          <w:lang w:val="en-US"/>
-        </w:rPr>
-        <w:t>Condition – Điều Kiện:</w:t>
-      </w:r>
-    </w:p>
-    <w:p>
-      <w:pPr>
-        <w:pStyle w:val="ListParagraph"/>
-        <w:numPr>
-          <w:ilvl w:val="0"/>
-          <w:numId w:val="11"/>
-        </w:numPr>
-        <w:rPr>
-          <w:lang w:val="en-US"/>
-        </w:rPr>
-      </w:pPr>
-      <w:r>
-        <w:rPr>
-          <w:lang w:val="en-US"/>
-        </w:rPr>
-        <w:t>If</w:t>
-      </w:r>
-      <w:r>
-        <w:rPr>
-          <w:lang w:val="en-US"/>
-        </w:rPr>
-        <w:t>?</w:t>
-      </w:r>
-    </w:p>
-    <w:p>
-      <w:pPr>
-        <w:pStyle w:val="ListParagraph"/>
-        <w:pBdr>
-          <w:top w:val="single" w:sz="4" w:space="1" w:color="auto"/>
-          <w:left w:val="single" w:sz="4" w:space="4" w:color="auto"/>
-          <w:bottom w:val="single" w:sz="4" w:space="1" w:color="auto"/>
-          <w:right w:val="single" w:sz="4" w:space="4" w:color="auto"/>
-        </w:pBdr>
-        <w:ind w:left="1080"/>
-        <w:rPr>
-          <w:lang w:val="en-US"/>
-        </w:rPr>
-      </w:pPr>
-      <w:r>
-        <w:rPr>
-          <w:lang w:val="en-US"/>
-        </w:rPr>
-        <w:t>if (&lt;Biểu Thức&gt;){</w:t>
-      </w:r>
-    </w:p>
-    <w:p>
-      <w:pPr>
-        <w:pStyle w:val="ListParagraph"/>
-        <w:pBdr>
-          <w:top w:val="single" w:sz="4" w:space="1" w:color="auto"/>
-          <w:left w:val="single" w:sz="4" w:space="4" w:color="auto"/>
-          <w:bottom w:val="single" w:sz="4" w:space="1" w:color="auto"/>
-          <w:right w:val="single" w:sz="4" w:space="4" w:color="auto"/>
-        </w:pBdr>
-        <w:ind w:left="1080"/>
-        <w:rPr>
-          <w:lang w:val="en-US"/>
-        </w:rPr>
-      </w:pPr>
-      <w:r>
-        <w:rPr>
-          <w:lang w:val="en-US"/>
-        </w:rPr>
-        <w:t xml:space="preserve">    &lt;Làm Gì Đó&gt;</w:t>
-      </w:r>
-    </w:p>
-    <w:p>
-      <w:pPr>
-        <w:pStyle w:val="ListParagraph"/>
-        <w:pBdr>
-          <w:top w:val="single" w:sz="4" w:space="1" w:color="auto"/>
-          <w:left w:val="single" w:sz="4" w:space="4" w:color="auto"/>
-          <w:bottom w:val="single" w:sz="4" w:space="1" w:color="auto"/>
-          <w:right w:val="single" w:sz="4" w:space="4" w:color="auto"/>
-        </w:pBdr>
-        <w:ind w:left="1080"/>
-        <w:rPr>
-          <w:lang w:val="en-US"/>
-        </w:rPr>
-      </w:pPr>
-      <w:r>
-        <w:rPr>
-          <w:lang w:val="en-US"/>
-        </w:rPr>
-        <w:t>}</w:t>
-      </w:r>
-    </w:p>
-    <w:p>
-      <w:pPr>
-        <w:pStyle w:val="ListParagraph"/>
-        <w:numPr>
-          <w:ilvl w:val="0"/>
-          <w:numId w:val="4"/>
-        </w:numPr>
-        <w:rPr>
-          <w:lang w:val="en-US"/>
-        </w:rPr>
-      </w:pPr>
-      <w:r>
-        <w:rPr>
-          <w:lang w:val="en-US"/>
-        </w:rPr>
-        <w:t>Nếu &lt;Biểu Thức&gt; trả về True thì &lt;Làm Gì Đó&gt; được thực hiện, còn nếu trả về False thì &lt;Làm Gì Đó&gt; không được thực hiện</w:t>
+        <w:t>&lt;Giá Trị&gt; sẽ lần lượt được so sánh với &lt;Giá Trị 1&gt;, &lt;Giá Trị 2&gt;, … cho đến khi nào nó tìm được giá trị đúng = nó</w:t>
+      </w:r>
+      <w:r>
+        <w:rPr>
+          <w:lang w:val="en-US"/>
+        </w:rPr>
+        <w:t xml:space="preserve"> hoặc gặp “default”</w:t>
+      </w:r>
+      <w:r>
+        <w:rPr>
+          <w:lang w:val="en-US"/>
+        </w:rPr>
+        <w:t xml:space="preserve">, tại đó, tất cả các </w:t>
+      </w:r>
+    </w:p>
+    <w:p>
+      <w:pPr>
+        <w:pStyle w:val="ListParagraph"/>
+        <w:ind w:left="1080"/>
+        <w:rPr>
+          <w:lang w:val="en-US"/>
+        </w:rPr>
+      </w:pPr>
+      <w:r>
+        <w:rPr>
+          <w:lang w:val="en-US"/>
+        </w:rPr>
+        <w:t>&lt;Dãy Các Câu Lệnh&gt; trở đi đều được thực hiện</w:t>
+      </w:r>
+    </w:p>
+    <w:p>
+      <w:pPr>
+        <w:pStyle w:val="ListParagraph"/>
+        <w:numPr>
+          <w:ilvl w:val="0"/>
+          <w:numId w:val="4"/>
+        </w:numPr>
+        <w:rPr>
+          <w:lang w:val="en-US"/>
+        </w:rPr>
+      </w:pPr>
+      <w:r>
+        <w:rPr>
+          <w:lang w:val="en-US"/>
+        </w:rPr>
+        <w:t xml:space="preserve">Các &lt;Giá Trị 1&gt;, &lt;Giá Trị 2&gt;, … phải khác nhau và cùng kiểu dữ liệu với </w:t>
+      </w:r>
+    </w:p>
+    <w:p>
+      <w:pPr>
+        <w:pStyle w:val="ListParagraph"/>
+        <w:ind w:left="1080"/>
+        <w:rPr>
+          <w:lang w:val="en-US"/>
+        </w:rPr>
+      </w:pPr>
+      <w:r>
+        <w:rPr>
+          <w:lang w:val="en-US"/>
+        </w:rPr>
+        <w:t>&lt;Giá Trị&gt;</w:t>
       </w:r>
     </w:p>
     <w:p>
@@ -10001,58 +12903,130 @@
         <w:rPr>
           <w:lang w:val="en-US"/>
         </w:rPr>
-        <w:t>if (2 &gt; 1){</w:t>
-      </w:r>
-    </w:p>
-    <w:p>
-      <w:pPr>
-        <w:pStyle w:val="ListParagraph"/>
-        <w:pBdr>
-          <w:top w:val="single" w:sz="4" w:space="1" w:color="auto"/>
-          <w:left w:val="single" w:sz="4" w:space="4" w:color="auto"/>
-          <w:bottom w:val="single" w:sz="4" w:space="1" w:color="auto"/>
-          <w:right w:val="single" w:sz="4" w:space="4" w:color="auto"/>
-        </w:pBdr>
-        <w:ind w:left="1080"/>
-        <w:rPr>
-          <w:lang w:val="en-US"/>
-        </w:rPr>
-      </w:pPr>
-      <w:r>
-        <w:rPr>
-          <w:lang w:val="en-US"/>
-        </w:rPr>
-        <w:t xml:space="preserve">    foo = bar + 1;</w:t>
-      </w:r>
-    </w:p>
-    <w:p>
-      <w:pPr>
-        <w:pStyle w:val="ListParagraph"/>
-        <w:pBdr>
-          <w:top w:val="single" w:sz="4" w:space="1" w:color="auto"/>
-          <w:left w:val="single" w:sz="4" w:space="4" w:color="auto"/>
-          <w:bottom w:val="single" w:sz="4" w:space="1" w:color="auto"/>
-          <w:right w:val="single" w:sz="4" w:space="4" w:color="auto"/>
-        </w:pBdr>
-        <w:ind w:left="1080"/>
-        <w:rPr>
-          <w:lang w:val="en-US"/>
-        </w:rPr>
-      </w:pPr>
-      <w:r>
-        <w:rPr>
-          <w:lang w:val="en-US"/>
-        </w:rPr>
-        <w:t>}</w:t>
-      </w:r>
-    </w:p>
-    <w:p>
-      <w:pPr>
-        <w:pStyle w:val="ListParagraph"/>
-        <w:numPr>
-          <w:ilvl w:val="0"/>
-          <w:numId w:val="11"/>
-        </w:numPr>
+        <w:t xml:space="preserve">int foo = </w:t>
+      </w:r>
+      <w:r>
+        <w:rPr>
+          <w:lang w:val="en-US"/>
+        </w:rPr>
+        <w:t>3</w:t>
+      </w:r>
+      <w:r>
+        <w:rPr>
+          <w:lang w:val="en-US"/>
+        </w:rPr>
+        <w:t>;</w:t>
+      </w:r>
+    </w:p>
+    <w:p>
+      <w:pPr>
+        <w:pStyle w:val="ListParagraph"/>
+        <w:pBdr>
+          <w:top w:val="single" w:sz="4" w:space="1" w:color="auto"/>
+          <w:left w:val="single" w:sz="4" w:space="4" w:color="auto"/>
+          <w:bottom w:val="single" w:sz="4" w:space="1" w:color="auto"/>
+          <w:right w:val="single" w:sz="4" w:space="4" w:color="auto"/>
+        </w:pBdr>
+        <w:ind w:left="1080"/>
+        <w:rPr>
+          <w:lang w:val="en-US"/>
+        </w:rPr>
+      </w:pPr>
+    </w:p>
+    <w:p>
+      <w:pPr>
+        <w:pStyle w:val="ListParagraph"/>
+        <w:pBdr>
+          <w:top w:val="single" w:sz="4" w:space="1" w:color="auto"/>
+          <w:left w:val="single" w:sz="4" w:space="4" w:color="auto"/>
+          <w:bottom w:val="single" w:sz="4" w:space="1" w:color="auto"/>
+          <w:right w:val="single" w:sz="4" w:space="4" w:color="auto"/>
+        </w:pBdr>
+        <w:ind w:left="1080"/>
+        <w:rPr>
+          <w:lang w:val="en-US"/>
+        </w:rPr>
+      </w:pPr>
+      <w:r>
+        <w:rPr>
+          <w:lang w:val="en-US"/>
+        </w:rPr>
+        <w:t>switch (foo){</w:t>
+      </w:r>
+    </w:p>
+    <w:p>
+      <w:pPr>
+        <w:pStyle w:val="ListParagraph"/>
+        <w:pBdr>
+          <w:top w:val="single" w:sz="4" w:space="1" w:color="auto"/>
+          <w:left w:val="single" w:sz="4" w:space="4" w:color="auto"/>
+          <w:bottom w:val="single" w:sz="4" w:space="1" w:color="auto"/>
+          <w:right w:val="single" w:sz="4" w:space="4" w:color="auto"/>
+        </w:pBdr>
+        <w:ind w:left="1080"/>
+        <w:rPr>
+          <w:lang w:val="en-US"/>
+        </w:rPr>
+      </w:pPr>
+      <w:r>
+        <w:rPr>
+          <w:lang w:val="en-US"/>
+        </w:rPr>
+        <w:t xml:space="preserve">    case 1: cout &lt;&lt; 1;</w:t>
+      </w:r>
+    </w:p>
+    <w:p>
+      <w:pPr>
+        <w:pStyle w:val="ListParagraph"/>
+        <w:pBdr>
+          <w:top w:val="single" w:sz="4" w:space="1" w:color="auto"/>
+          <w:left w:val="single" w:sz="4" w:space="4" w:color="auto"/>
+          <w:bottom w:val="single" w:sz="4" w:space="1" w:color="auto"/>
+          <w:right w:val="single" w:sz="4" w:space="4" w:color="auto"/>
+        </w:pBdr>
+        <w:ind w:left="1080"/>
+        <w:rPr>
+          <w:lang w:val="en-US"/>
+        </w:rPr>
+      </w:pPr>
+      <w:r>
+        <w:rPr>
+          <w:lang w:val="en-US"/>
+        </w:rPr>
+        <w:t xml:space="preserve">    case 2: cout &lt;&lt; 2;</w:t>
+      </w:r>
+    </w:p>
+    <w:p>
+      <w:pPr>
+        <w:pStyle w:val="ListParagraph"/>
+        <w:pBdr>
+          <w:top w:val="single" w:sz="4" w:space="1" w:color="auto"/>
+          <w:left w:val="single" w:sz="4" w:space="4" w:color="auto"/>
+          <w:bottom w:val="single" w:sz="4" w:space="1" w:color="auto"/>
+          <w:right w:val="single" w:sz="4" w:space="4" w:color="auto"/>
+        </w:pBdr>
+        <w:ind w:left="1080"/>
+        <w:rPr>
+          <w:lang w:val="en-US"/>
+        </w:rPr>
+      </w:pPr>
+      <w:r>
+        <w:rPr>
+          <w:lang w:val="en-US"/>
+        </w:rPr>
+        <w:t xml:space="preserve">    case 3: cout &lt;&lt; 3;</w:t>
+      </w:r>
+    </w:p>
+    <w:p>
+      <w:pPr>
+        <w:pStyle w:val="ListParagraph"/>
+        <w:pBdr>
+          <w:top w:val="single" w:sz="4" w:space="1" w:color="auto"/>
+          <w:left w:val="single" w:sz="4" w:space="4" w:color="auto"/>
+          <w:bottom w:val="single" w:sz="4" w:space="1" w:color="auto"/>
+          <w:right w:val="single" w:sz="4" w:space="4" w:color="auto"/>
+        </w:pBdr>
+        <w:ind w:left="1080"/>
         <w:rPr>
           <w:lang w:val="en-US"/>
         </w:rPr>
@@ -10062,339 +13036,6 @@
           <w:lang w:val="en-US"/>
         </w:rPr>
         <w:lastRenderedPageBreak/>
-        <w:t>Switch Case?</w:t>
-      </w:r>
-    </w:p>
-    <w:p>
-      <w:pPr>
-        <w:pStyle w:val="ListParagraph"/>
-        <w:pBdr>
-          <w:top w:val="single" w:sz="4" w:space="1" w:color="auto"/>
-          <w:left w:val="single" w:sz="4" w:space="4" w:color="auto"/>
-          <w:bottom w:val="single" w:sz="4" w:space="1" w:color="auto"/>
-          <w:right w:val="single" w:sz="4" w:space="4" w:color="auto"/>
-        </w:pBdr>
-        <w:ind w:left="1080"/>
-        <w:rPr>
-          <w:lang w:val="en-US"/>
-        </w:rPr>
-      </w:pPr>
-      <w:r>
-        <w:rPr>
-          <w:lang w:val="en-US"/>
-        </w:rPr>
-        <w:t>switch (&lt;Giá Trị&gt;){</w:t>
-      </w:r>
-    </w:p>
-    <w:p>
-      <w:pPr>
-        <w:pStyle w:val="ListParagraph"/>
-        <w:pBdr>
-          <w:top w:val="single" w:sz="4" w:space="1" w:color="auto"/>
-          <w:left w:val="single" w:sz="4" w:space="4" w:color="auto"/>
-          <w:bottom w:val="single" w:sz="4" w:space="1" w:color="auto"/>
-          <w:right w:val="single" w:sz="4" w:space="4" w:color="auto"/>
-        </w:pBdr>
-        <w:ind w:left="1080"/>
-        <w:rPr>
-          <w:lang w:val="en-US"/>
-        </w:rPr>
-      </w:pPr>
-      <w:r>
-        <w:rPr>
-          <w:lang w:val="en-US"/>
-        </w:rPr>
-        <w:t xml:space="preserve">    case &lt;Giá Trị 1&gt;: &lt;Dãy Các Câu Lệnh 1&gt;</w:t>
-      </w:r>
-    </w:p>
-    <w:p>
-      <w:pPr>
-        <w:pStyle w:val="ListParagraph"/>
-        <w:pBdr>
-          <w:top w:val="single" w:sz="4" w:space="1" w:color="auto"/>
-          <w:left w:val="single" w:sz="4" w:space="4" w:color="auto"/>
-          <w:bottom w:val="single" w:sz="4" w:space="1" w:color="auto"/>
-          <w:right w:val="single" w:sz="4" w:space="4" w:color="auto"/>
-        </w:pBdr>
-        <w:ind w:left="1080"/>
-        <w:rPr>
-          <w:lang w:val="en-US"/>
-        </w:rPr>
-      </w:pPr>
-      <w:r>
-        <w:rPr>
-          <w:lang w:val="en-US"/>
-        </w:rPr>
-        <w:t xml:space="preserve">    case &lt;Giá Trị 2&gt;: &lt;Dãy Các Câu Lệnh 2&gt;</w:t>
-      </w:r>
-    </w:p>
-    <w:p>
-      <w:pPr>
-        <w:pStyle w:val="ListParagraph"/>
-        <w:pBdr>
-          <w:top w:val="single" w:sz="4" w:space="1" w:color="auto"/>
-          <w:left w:val="single" w:sz="4" w:space="4" w:color="auto"/>
-          <w:bottom w:val="single" w:sz="4" w:space="1" w:color="auto"/>
-          <w:right w:val="single" w:sz="4" w:space="4" w:color="auto"/>
-        </w:pBdr>
-        <w:ind w:left="1080"/>
-        <w:rPr>
-          <w:lang w:val="en-US"/>
-        </w:rPr>
-      </w:pPr>
-      <w:r>
-        <w:rPr>
-          <w:lang w:val="en-US"/>
-        </w:rPr>
-        <w:t xml:space="preserve">    …</w:t>
-      </w:r>
-    </w:p>
-    <w:p>
-      <w:pPr>
-        <w:pStyle w:val="ListParagraph"/>
-        <w:pBdr>
-          <w:top w:val="single" w:sz="4" w:space="1" w:color="auto"/>
-          <w:left w:val="single" w:sz="4" w:space="4" w:color="auto"/>
-          <w:bottom w:val="single" w:sz="4" w:space="1" w:color="auto"/>
-          <w:right w:val="single" w:sz="4" w:space="4" w:color="auto"/>
-        </w:pBdr>
-        <w:ind w:left="1080"/>
-        <w:rPr>
-          <w:lang w:val="en-US"/>
-        </w:rPr>
-      </w:pPr>
-      <w:r>
-        <w:rPr>
-          <w:lang w:val="en-US"/>
-        </w:rPr>
-        <w:t xml:space="preserve">    default: &lt;Dãy Các Lệnh Mặc Định&gt;</w:t>
-      </w:r>
-    </w:p>
-    <w:p>
-      <w:pPr>
-        <w:pStyle w:val="ListParagraph"/>
-        <w:pBdr>
-          <w:top w:val="single" w:sz="4" w:space="1" w:color="auto"/>
-          <w:left w:val="single" w:sz="4" w:space="4" w:color="auto"/>
-          <w:bottom w:val="single" w:sz="4" w:space="1" w:color="auto"/>
-          <w:right w:val="single" w:sz="4" w:space="4" w:color="auto"/>
-        </w:pBdr>
-        <w:ind w:left="1080"/>
-        <w:rPr>
-          <w:lang w:val="en-US"/>
-        </w:rPr>
-      </w:pPr>
-      <w:r>
-        <w:rPr>
-          <w:lang w:val="en-US"/>
-        </w:rPr>
-        <w:t>}</w:t>
-      </w:r>
-    </w:p>
-    <w:p>
-      <w:pPr>
-        <w:pStyle w:val="ListParagraph"/>
-        <w:numPr>
-          <w:ilvl w:val="0"/>
-          <w:numId w:val="4"/>
-        </w:numPr>
-        <w:rPr>
-          <w:lang w:val="en-US"/>
-        </w:rPr>
-      </w:pPr>
-      <w:r>
-        <w:rPr>
-          <w:lang w:val="en-US"/>
-        </w:rPr>
-        <w:t>&lt;Giá Trị&gt; sẽ lần lượt được so sánh với &lt;Giá Trị 1&gt;, &lt;Giá Trị 2&gt;, … cho đến khi nào nó tìm được giá trị đúng = nó, tại đó, tất cả các &lt;Dãy Các Câu Lệnh&gt; trở đi đều được thực hiện</w:t>
-      </w:r>
-    </w:p>
-    <w:p>
-      <w:pPr>
-        <w:pStyle w:val="ListParagraph"/>
-        <w:numPr>
-          <w:ilvl w:val="0"/>
-          <w:numId w:val="4"/>
-        </w:numPr>
-        <w:rPr>
-          <w:lang w:val="en-US"/>
-        </w:rPr>
-      </w:pPr>
-      <w:r>
-        <w:rPr>
-          <w:lang w:val="en-US"/>
-        </w:rPr>
-        <w:t>&lt;Dãy Các Lệnh Mặc Định&gt; luôn được thực hiện và thực hiện cuối cùng</w:t>
-      </w:r>
-    </w:p>
-    <w:p>
-      <w:pPr>
-        <w:pStyle w:val="ListParagraph"/>
-        <w:numPr>
-          <w:ilvl w:val="0"/>
-          <w:numId w:val="4"/>
-        </w:numPr>
-        <w:rPr>
-          <w:lang w:val="en-US"/>
-        </w:rPr>
-      </w:pPr>
-      <w:r>
-        <w:rPr>
-          <w:lang w:val="en-US"/>
-        </w:rPr>
-        <w:t>Ví dụ</w:t>
-      </w:r>
-    </w:p>
-    <w:p>
-      <w:pPr>
-        <w:pStyle w:val="ListParagraph"/>
-        <w:pBdr>
-          <w:top w:val="single" w:sz="4" w:space="1" w:color="auto"/>
-          <w:left w:val="single" w:sz="4" w:space="4" w:color="auto"/>
-          <w:bottom w:val="single" w:sz="4" w:space="1" w:color="auto"/>
-          <w:right w:val="single" w:sz="4" w:space="4" w:color="auto"/>
-        </w:pBdr>
-        <w:ind w:left="1080"/>
-        <w:rPr>
-          <w:lang w:val="en-US"/>
-        </w:rPr>
-      </w:pPr>
-      <w:r>
-        <w:rPr>
-          <w:lang w:val="en-US"/>
-        </w:rPr>
-        <w:t xml:space="preserve">int foo = </w:t>
-      </w:r>
-      <w:r>
-        <w:rPr>
-          <w:lang w:val="en-US"/>
-        </w:rPr>
-        <w:t>3</w:t>
-      </w:r>
-      <w:r>
-        <w:rPr>
-          <w:lang w:val="en-US"/>
-        </w:rPr>
-        <w:t>;</w:t>
-      </w:r>
-    </w:p>
-    <w:p>
-      <w:pPr>
-        <w:pStyle w:val="ListParagraph"/>
-        <w:pBdr>
-          <w:top w:val="single" w:sz="4" w:space="1" w:color="auto"/>
-          <w:left w:val="single" w:sz="4" w:space="4" w:color="auto"/>
-          <w:bottom w:val="single" w:sz="4" w:space="1" w:color="auto"/>
-          <w:right w:val="single" w:sz="4" w:space="4" w:color="auto"/>
-        </w:pBdr>
-        <w:ind w:left="1080"/>
-        <w:rPr>
-          <w:lang w:val="en-US"/>
-        </w:rPr>
-      </w:pPr>
-    </w:p>
-    <w:p>
-      <w:pPr>
-        <w:pStyle w:val="ListParagraph"/>
-        <w:pBdr>
-          <w:top w:val="single" w:sz="4" w:space="1" w:color="auto"/>
-          <w:left w:val="single" w:sz="4" w:space="4" w:color="auto"/>
-          <w:bottom w:val="single" w:sz="4" w:space="1" w:color="auto"/>
-          <w:right w:val="single" w:sz="4" w:space="4" w:color="auto"/>
-        </w:pBdr>
-        <w:ind w:left="1080"/>
-        <w:rPr>
-          <w:lang w:val="en-US"/>
-        </w:rPr>
-      </w:pPr>
-      <w:r>
-        <w:rPr>
-          <w:lang w:val="en-US"/>
-        </w:rPr>
-        <w:t>switch (foo){</w:t>
-      </w:r>
-    </w:p>
-    <w:p>
-      <w:pPr>
-        <w:pStyle w:val="ListParagraph"/>
-        <w:pBdr>
-          <w:top w:val="single" w:sz="4" w:space="1" w:color="auto"/>
-          <w:left w:val="single" w:sz="4" w:space="4" w:color="auto"/>
-          <w:bottom w:val="single" w:sz="4" w:space="1" w:color="auto"/>
-          <w:right w:val="single" w:sz="4" w:space="4" w:color="auto"/>
-        </w:pBdr>
-        <w:ind w:left="1080"/>
-        <w:rPr>
-          <w:lang w:val="en-US"/>
-        </w:rPr>
-      </w:pPr>
-      <w:r>
-        <w:rPr>
-          <w:lang w:val="en-US"/>
-        </w:rPr>
-        <w:t xml:space="preserve">    case 1: cout &lt;&lt; 1;</w:t>
-      </w:r>
-    </w:p>
-    <w:p>
-      <w:pPr>
-        <w:pStyle w:val="ListParagraph"/>
-        <w:pBdr>
-          <w:top w:val="single" w:sz="4" w:space="1" w:color="auto"/>
-          <w:left w:val="single" w:sz="4" w:space="4" w:color="auto"/>
-          <w:bottom w:val="single" w:sz="4" w:space="1" w:color="auto"/>
-          <w:right w:val="single" w:sz="4" w:space="4" w:color="auto"/>
-        </w:pBdr>
-        <w:ind w:left="1080"/>
-        <w:rPr>
-          <w:lang w:val="en-US"/>
-        </w:rPr>
-      </w:pPr>
-      <w:r>
-        <w:rPr>
-          <w:lang w:val="en-US"/>
-        </w:rPr>
-        <w:t xml:space="preserve">    case 2: cout &lt;&lt; 2;</w:t>
-      </w:r>
-    </w:p>
-    <w:p>
-      <w:pPr>
-        <w:pStyle w:val="ListParagraph"/>
-        <w:pBdr>
-          <w:top w:val="single" w:sz="4" w:space="1" w:color="auto"/>
-          <w:left w:val="single" w:sz="4" w:space="4" w:color="auto"/>
-          <w:bottom w:val="single" w:sz="4" w:space="1" w:color="auto"/>
-          <w:right w:val="single" w:sz="4" w:space="4" w:color="auto"/>
-        </w:pBdr>
-        <w:ind w:left="1080"/>
-        <w:rPr>
-          <w:lang w:val="en-US"/>
-        </w:rPr>
-      </w:pPr>
-      <w:r>
-        <w:rPr>
-          <w:lang w:val="en-US"/>
-        </w:rPr>
-        <w:t xml:space="preserve">    case 3: cout &lt;&lt; 3;</w:t>
-      </w:r>
-    </w:p>
-    <w:p>
-      <w:pPr>
-        <w:pStyle w:val="ListParagraph"/>
-        <w:pBdr>
-          <w:top w:val="single" w:sz="4" w:space="1" w:color="auto"/>
-          <w:left w:val="single" w:sz="4" w:space="4" w:color="auto"/>
-          <w:bottom w:val="single" w:sz="4" w:space="1" w:color="auto"/>
-          <w:right w:val="single" w:sz="4" w:space="4" w:color="auto"/>
-        </w:pBdr>
-        <w:ind w:left="1080"/>
-        <w:rPr>
-          <w:lang w:val="en-US"/>
-        </w:rPr>
-      </w:pPr>
-      <w:r>
-        <w:rPr>
-          <w:lang w:val="en-US"/>
-        </w:rPr>
         <w:t xml:space="preserve">    cout &lt;&lt; 4;</w:t>
       </w:r>
     </w:p>
@@ -10893,298 +13534,298 @@
         <w:rPr>
           <w:lang w:val="en-US"/>
         </w:rPr>
+        <w:t>int foo(int, float);</w:t>
+      </w:r>
+    </w:p>
+    <w:p>
+      <w:pPr>
+        <w:pStyle w:val="ListParagraph"/>
+        <w:pBdr>
+          <w:top w:val="single" w:sz="4" w:space="1" w:color="auto"/>
+          <w:left w:val="single" w:sz="4" w:space="4" w:color="auto"/>
+          <w:bottom w:val="single" w:sz="4" w:space="1" w:color="auto"/>
+          <w:right w:val="single" w:sz="4" w:space="4" w:color="auto"/>
+        </w:pBdr>
+        <w:ind w:left="1080"/>
+        <w:rPr>
+          <w:lang w:val="en-US"/>
+        </w:rPr>
+      </w:pPr>
+    </w:p>
+    <w:p>
+      <w:pPr>
+        <w:pStyle w:val="ListParagraph"/>
+        <w:pBdr>
+          <w:top w:val="single" w:sz="4" w:space="1" w:color="auto"/>
+          <w:left w:val="single" w:sz="4" w:space="4" w:color="auto"/>
+          <w:bottom w:val="single" w:sz="4" w:space="1" w:color="auto"/>
+          <w:right w:val="single" w:sz="4" w:space="4" w:color="auto"/>
+        </w:pBdr>
+        <w:ind w:left="1080"/>
+        <w:rPr>
+          <w:lang w:val="en-US"/>
+        </w:rPr>
+      </w:pPr>
+      <w:r>
+        <w:rPr>
+          <w:lang w:val="en-US"/>
+        </w:rPr>
+        <w:t>int main(){</w:t>
+      </w:r>
+    </w:p>
+    <w:p>
+      <w:pPr>
+        <w:pStyle w:val="ListParagraph"/>
+        <w:pBdr>
+          <w:top w:val="single" w:sz="4" w:space="1" w:color="auto"/>
+          <w:left w:val="single" w:sz="4" w:space="4" w:color="auto"/>
+          <w:bottom w:val="single" w:sz="4" w:space="1" w:color="auto"/>
+          <w:right w:val="single" w:sz="4" w:space="4" w:color="auto"/>
+        </w:pBdr>
+        <w:ind w:left="1080"/>
+        <w:rPr>
+          <w:lang w:val="en-US"/>
+        </w:rPr>
+      </w:pPr>
+      <w:r>
+        <w:rPr>
+          <w:lang w:val="en-US"/>
+        </w:rPr>
+        <w:t xml:space="preserve">    cout &lt;&lt; foo(2, 4);</w:t>
+      </w:r>
+    </w:p>
+    <w:p>
+      <w:pPr>
+        <w:pStyle w:val="ListParagraph"/>
+        <w:pBdr>
+          <w:top w:val="single" w:sz="4" w:space="1" w:color="auto"/>
+          <w:left w:val="single" w:sz="4" w:space="4" w:color="auto"/>
+          <w:bottom w:val="single" w:sz="4" w:space="1" w:color="auto"/>
+          <w:right w:val="single" w:sz="4" w:space="4" w:color="auto"/>
+        </w:pBdr>
+        <w:ind w:left="1080"/>
+        <w:rPr>
+          <w:lang w:val="en-US"/>
+        </w:rPr>
+      </w:pPr>
+      <w:r>
+        <w:rPr>
+          <w:lang w:val="en-US"/>
+        </w:rPr>
+        <w:t>}</w:t>
+      </w:r>
+    </w:p>
+    <w:p>
+      <w:pPr>
+        <w:pStyle w:val="ListParagraph"/>
+        <w:pBdr>
+          <w:top w:val="single" w:sz="4" w:space="1" w:color="auto"/>
+          <w:left w:val="single" w:sz="4" w:space="4" w:color="auto"/>
+          <w:bottom w:val="single" w:sz="4" w:space="1" w:color="auto"/>
+          <w:right w:val="single" w:sz="4" w:space="4" w:color="auto"/>
+        </w:pBdr>
+        <w:ind w:left="1080"/>
+        <w:rPr>
+          <w:lang w:val="en-US"/>
+        </w:rPr>
+      </w:pPr>
+    </w:p>
+    <w:p>
+      <w:pPr>
+        <w:pStyle w:val="ListParagraph"/>
+        <w:pBdr>
+          <w:top w:val="single" w:sz="4" w:space="1" w:color="auto"/>
+          <w:left w:val="single" w:sz="4" w:space="4" w:color="auto"/>
+          <w:bottom w:val="single" w:sz="4" w:space="1" w:color="auto"/>
+          <w:right w:val="single" w:sz="4" w:space="4" w:color="auto"/>
+        </w:pBdr>
+        <w:ind w:left="1080"/>
+        <w:rPr>
+          <w:lang w:val="en-US"/>
+        </w:rPr>
+      </w:pPr>
+      <w:r>
+        <w:rPr>
+          <w:lang w:val="en-US"/>
+        </w:rPr>
+        <w:t>int foo(int a, float b){</w:t>
+      </w:r>
+    </w:p>
+    <w:p>
+      <w:pPr>
+        <w:pStyle w:val="ListParagraph"/>
+        <w:pBdr>
+          <w:top w:val="single" w:sz="4" w:space="1" w:color="auto"/>
+          <w:left w:val="single" w:sz="4" w:space="4" w:color="auto"/>
+          <w:bottom w:val="single" w:sz="4" w:space="1" w:color="auto"/>
+          <w:right w:val="single" w:sz="4" w:space="4" w:color="auto"/>
+        </w:pBdr>
+        <w:ind w:left="1080"/>
+        <w:rPr>
+          <w:lang w:val="en-US"/>
+        </w:rPr>
+      </w:pPr>
+      <w:r>
+        <w:rPr>
+          <w:lang w:val="en-US"/>
+        </w:rPr>
+        <w:t xml:space="preserve">    return a + b;</w:t>
+      </w:r>
+    </w:p>
+    <w:p>
+      <w:pPr>
+        <w:pStyle w:val="ListParagraph"/>
+        <w:pBdr>
+          <w:top w:val="single" w:sz="4" w:space="1" w:color="auto"/>
+          <w:left w:val="single" w:sz="4" w:space="4" w:color="auto"/>
+          <w:bottom w:val="single" w:sz="4" w:space="1" w:color="auto"/>
+          <w:right w:val="single" w:sz="4" w:space="4" w:color="auto"/>
+        </w:pBdr>
+        <w:ind w:left="1080"/>
+        <w:rPr>
+          <w:lang w:val="en-US"/>
+        </w:rPr>
+      </w:pPr>
+      <w:r>
+        <w:rPr>
+          <w:lang w:val="en-US"/>
+        </w:rPr>
+        <w:t>}</w:t>
+      </w:r>
+    </w:p>
+    <w:p>
+      <w:pPr>
+        <w:pStyle w:val="ListParagraph"/>
+        <w:numPr>
+          <w:ilvl w:val="0"/>
+          <w:numId w:val="4"/>
+        </w:numPr>
+        <w:rPr>
+          <w:lang w:val="en-US"/>
+        </w:rPr>
+      </w:pPr>
+      <w:r>
+        <w:rPr>
+          <w:lang w:val="en-US"/>
+        </w:rPr>
+        <w:t>Hàm nguyên mẫu có tác dụng chủ yếu khi bạn có 2 hàm mà nó gọi lẫn nhau, nếu hàm A gọi hàm B, nhưng do B chưa khai báo nên trình biên dịch báo lỗi, hoặc hàm B đã khai báo trước, nhưng trong B lại gọi A, mà A khai báo sau, thế cũng báo lỗi, để ngăn chặn điều, này, dùng hàm nguyên mẫu</w:t>
+      </w:r>
+    </w:p>
+    <w:p>
+      <w:pPr>
+        <w:pStyle w:val="ListParagraph"/>
+        <w:numPr>
+          <w:ilvl w:val="0"/>
+          <w:numId w:val="4"/>
+        </w:numPr>
+        <w:rPr>
+          <w:lang w:val="en-US"/>
+        </w:rPr>
+      </w:pPr>
+      <w:r>
+        <w:rPr>
+          <w:lang w:val="en-US"/>
+        </w:rPr>
+        <w:t>Ví dụ</w:t>
+      </w:r>
+    </w:p>
+    <w:p>
+      <w:pPr>
+        <w:pStyle w:val="ListParagraph"/>
+        <w:pBdr>
+          <w:top w:val="single" w:sz="4" w:space="1" w:color="auto"/>
+          <w:left w:val="single" w:sz="4" w:space="4" w:color="auto"/>
+          <w:bottom w:val="single" w:sz="4" w:space="1" w:color="auto"/>
+          <w:right w:val="single" w:sz="4" w:space="4" w:color="auto"/>
+        </w:pBdr>
+        <w:ind w:left="1080"/>
+        <w:rPr>
+          <w:lang w:val="en-US"/>
+        </w:rPr>
+      </w:pPr>
+      <w:r>
+        <w:rPr>
+          <w:lang w:val="en-US"/>
+        </w:rPr>
+        <w:t>void bar(); // hàm nguyên mẫu</w:t>
+      </w:r>
+    </w:p>
+    <w:p>
+      <w:pPr>
+        <w:pStyle w:val="ListParagraph"/>
+        <w:pBdr>
+          <w:top w:val="single" w:sz="4" w:space="1" w:color="auto"/>
+          <w:left w:val="single" w:sz="4" w:space="4" w:color="auto"/>
+          <w:bottom w:val="single" w:sz="4" w:space="1" w:color="auto"/>
+          <w:right w:val="single" w:sz="4" w:space="4" w:color="auto"/>
+        </w:pBdr>
+        <w:ind w:left="1080"/>
+        <w:rPr>
+          <w:lang w:val="en-US"/>
+        </w:rPr>
+      </w:pPr>
+    </w:p>
+    <w:p>
+      <w:pPr>
+        <w:pStyle w:val="ListParagraph"/>
+        <w:pBdr>
+          <w:top w:val="single" w:sz="4" w:space="1" w:color="auto"/>
+          <w:left w:val="single" w:sz="4" w:space="4" w:color="auto"/>
+          <w:bottom w:val="single" w:sz="4" w:space="1" w:color="auto"/>
+          <w:right w:val="single" w:sz="4" w:space="4" w:color="auto"/>
+        </w:pBdr>
+        <w:ind w:left="1080"/>
+        <w:rPr>
+          <w:lang w:val="en-US"/>
+        </w:rPr>
+      </w:pPr>
+      <w:r>
+        <w:rPr>
+          <w:lang w:val="en-US"/>
+        </w:rPr>
+        <w:t>void foo(){</w:t>
+      </w:r>
+    </w:p>
+    <w:p>
+      <w:pPr>
+        <w:pStyle w:val="ListParagraph"/>
+        <w:pBdr>
+          <w:top w:val="single" w:sz="4" w:space="1" w:color="auto"/>
+          <w:left w:val="single" w:sz="4" w:space="4" w:color="auto"/>
+          <w:bottom w:val="single" w:sz="4" w:space="1" w:color="auto"/>
+          <w:right w:val="single" w:sz="4" w:space="4" w:color="auto"/>
+        </w:pBdr>
+        <w:ind w:left="1080"/>
+        <w:rPr>
+          <w:lang w:val="en-US"/>
+        </w:rPr>
+      </w:pPr>
+      <w:r>
+        <w:rPr>
+          <w:lang w:val="en-US"/>
+        </w:rPr>
+        <w:t xml:space="preserve">    cout &lt;&lt; 1;</w:t>
+      </w:r>
+    </w:p>
+    <w:p>
+      <w:pPr>
+        <w:pStyle w:val="ListParagraph"/>
+        <w:pBdr>
+          <w:top w:val="single" w:sz="4" w:space="1" w:color="auto"/>
+          <w:left w:val="single" w:sz="4" w:space="4" w:color="auto"/>
+          <w:bottom w:val="single" w:sz="4" w:space="1" w:color="auto"/>
+          <w:right w:val="single" w:sz="4" w:space="4" w:color="auto"/>
+        </w:pBdr>
+        <w:ind w:left="1080"/>
+        <w:rPr>
+          <w:lang w:val="en-US"/>
+        </w:rPr>
+      </w:pPr>
+      <w:r>
+        <w:rPr>
+          <w:lang w:val="en-US"/>
+        </w:rPr>
         <w:lastRenderedPageBreak/>
-        <w:t>int foo(int, float);</w:t>
-      </w:r>
-    </w:p>
-    <w:p>
-      <w:pPr>
-        <w:pStyle w:val="ListParagraph"/>
-        <w:pBdr>
-          <w:top w:val="single" w:sz="4" w:space="1" w:color="auto"/>
-          <w:left w:val="single" w:sz="4" w:space="4" w:color="auto"/>
-          <w:bottom w:val="single" w:sz="4" w:space="1" w:color="auto"/>
-          <w:right w:val="single" w:sz="4" w:space="4" w:color="auto"/>
-        </w:pBdr>
-        <w:ind w:left="1080"/>
-        <w:rPr>
-          <w:lang w:val="en-US"/>
-        </w:rPr>
-      </w:pPr>
-    </w:p>
-    <w:p>
-      <w:pPr>
-        <w:pStyle w:val="ListParagraph"/>
-        <w:pBdr>
-          <w:top w:val="single" w:sz="4" w:space="1" w:color="auto"/>
-          <w:left w:val="single" w:sz="4" w:space="4" w:color="auto"/>
-          <w:bottom w:val="single" w:sz="4" w:space="1" w:color="auto"/>
-          <w:right w:val="single" w:sz="4" w:space="4" w:color="auto"/>
-        </w:pBdr>
-        <w:ind w:left="1080"/>
-        <w:rPr>
-          <w:lang w:val="en-US"/>
-        </w:rPr>
-      </w:pPr>
-      <w:r>
-        <w:rPr>
-          <w:lang w:val="en-US"/>
-        </w:rPr>
-        <w:t>int main(){</w:t>
-      </w:r>
-    </w:p>
-    <w:p>
-      <w:pPr>
-        <w:pStyle w:val="ListParagraph"/>
-        <w:pBdr>
-          <w:top w:val="single" w:sz="4" w:space="1" w:color="auto"/>
-          <w:left w:val="single" w:sz="4" w:space="4" w:color="auto"/>
-          <w:bottom w:val="single" w:sz="4" w:space="1" w:color="auto"/>
-          <w:right w:val="single" w:sz="4" w:space="4" w:color="auto"/>
-        </w:pBdr>
-        <w:ind w:left="1080"/>
-        <w:rPr>
-          <w:lang w:val="en-US"/>
-        </w:rPr>
-      </w:pPr>
-      <w:r>
-        <w:rPr>
-          <w:lang w:val="en-US"/>
-        </w:rPr>
-        <w:t xml:space="preserve">    cout &lt;&lt; foo(2, 4);</w:t>
-      </w:r>
-    </w:p>
-    <w:p>
-      <w:pPr>
-        <w:pStyle w:val="ListParagraph"/>
-        <w:pBdr>
-          <w:top w:val="single" w:sz="4" w:space="1" w:color="auto"/>
-          <w:left w:val="single" w:sz="4" w:space="4" w:color="auto"/>
-          <w:bottom w:val="single" w:sz="4" w:space="1" w:color="auto"/>
-          <w:right w:val="single" w:sz="4" w:space="4" w:color="auto"/>
-        </w:pBdr>
-        <w:ind w:left="1080"/>
-        <w:rPr>
-          <w:lang w:val="en-US"/>
-        </w:rPr>
-      </w:pPr>
-      <w:r>
-        <w:rPr>
-          <w:lang w:val="en-US"/>
-        </w:rPr>
-        <w:t>}</w:t>
-      </w:r>
-    </w:p>
-    <w:p>
-      <w:pPr>
-        <w:pStyle w:val="ListParagraph"/>
-        <w:pBdr>
-          <w:top w:val="single" w:sz="4" w:space="1" w:color="auto"/>
-          <w:left w:val="single" w:sz="4" w:space="4" w:color="auto"/>
-          <w:bottom w:val="single" w:sz="4" w:space="1" w:color="auto"/>
-          <w:right w:val="single" w:sz="4" w:space="4" w:color="auto"/>
-        </w:pBdr>
-        <w:ind w:left="1080"/>
-        <w:rPr>
-          <w:lang w:val="en-US"/>
-        </w:rPr>
-      </w:pPr>
-    </w:p>
-    <w:p>
-      <w:pPr>
-        <w:pStyle w:val="ListParagraph"/>
-        <w:pBdr>
-          <w:top w:val="single" w:sz="4" w:space="1" w:color="auto"/>
-          <w:left w:val="single" w:sz="4" w:space="4" w:color="auto"/>
-          <w:bottom w:val="single" w:sz="4" w:space="1" w:color="auto"/>
-          <w:right w:val="single" w:sz="4" w:space="4" w:color="auto"/>
-        </w:pBdr>
-        <w:ind w:left="1080"/>
-        <w:rPr>
-          <w:lang w:val="en-US"/>
-        </w:rPr>
-      </w:pPr>
-      <w:r>
-        <w:rPr>
-          <w:lang w:val="en-US"/>
-        </w:rPr>
-        <w:t>int foo(int a, float b){</w:t>
-      </w:r>
-    </w:p>
-    <w:p>
-      <w:pPr>
-        <w:pStyle w:val="ListParagraph"/>
-        <w:pBdr>
-          <w:top w:val="single" w:sz="4" w:space="1" w:color="auto"/>
-          <w:left w:val="single" w:sz="4" w:space="4" w:color="auto"/>
-          <w:bottom w:val="single" w:sz="4" w:space="1" w:color="auto"/>
-          <w:right w:val="single" w:sz="4" w:space="4" w:color="auto"/>
-        </w:pBdr>
-        <w:ind w:left="1080"/>
-        <w:rPr>
-          <w:lang w:val="en-US"/>
-        </w:rPr>
-      </w:pPr>
-      <w:r>
-        <w:rPr>
-          <w:lang w:val="en-US"/>
-        </w:rPr>
-        <w:t xml:space="preserve">    return a + b;</w:t>
-      </w:r>
-    </w:p>
-    <w:p>
-      <w:pPr>
-        <w:pStyle w:val="ListParagraph"/>
-        <w:pBdr>
-          <w:top w:val="single" w:sz="4" w:space="1" w:color="auto"/>
-          <w:left w:val="single" w:sz="4" w:space="4" w:color="auto"/>
-          <w:bottom w:val="single" w:sz="4" w:space="1" w:color="auto"/>
-          <w:right w:val="single" w:sz="4" w:space="4" w:color="auto"/>
-        </w:pBdr>
-        <w:ind w:left="1080"/>
-        <w:rPr>
-          <w:lang w:val="en-US"/>
-        </w:rPr>
-      </w:pPr>
-      <w:r>
-        <w:rPr>
-          <w:lang w:val="en-US"/>
-        </w:rPr>
-        <w:t>}</w:t>
-      </w:r>
-    </w:p>
-    <w:p>
-      <w:pPr>
-        <w:pStyle w:val="ListParagraph"/>
-        <w:numPr>
-          <w:ilvl w:val="0"/>
-          <w:numId w:val="4"/>
-        </w:numPr>
-        <w:rPr>
-          <w:lang w:val="en-US"/>
-        </w:rPr>
-      </w:pPr>
-      <w:r>
-        <w:rPr>
-          <w:lang w:val="en-US"/>
-        </w:rPr>
-        <w:t>Hàm nguyên mẫu có tác dụng chủ yếu khi bạn có 2 hàm mà nó gọi lẫn nhau, nếu hàm A gọi hàm B, nhưng do B chưa khai báo nên trình biên dịch báo lỗi, hoặc hàm B đã khai báo trước, nhưng trong B lại gọi A, mà A khai báo sau, thế cũng báo lỗi, để ngăn chặn điều, này, dùng hàm nguyên mẫu</w:t>
-      </w:r>
-    </w:p>
-    <w:p>
-      <w:pPr>
-        <w:pStyle w:val="ListParagraph"/>
-        <w:numPr>
-          <w:ilvl w:val="0"/>
-          <w:numId w:val="4"/>
-        </w:numPr>
-        <w:rPr>
-          <w:lang w:val="en-US"/>
-        </w:rPr>
-      </w:pPr>
-      <w:r>
-        <w:rPr>
-          <w:lang w:val="en-US"/>
-        </w:rPr>
-        <w:t>Ví dụ</w:t>
-      </w:r>
-    </w:p>
-    <w:p>
-      <w:pPr>
-        <w:pStyle w:val="ListParagraph"/>
-        <w:pBdr>
-          <w:top w:val="single" w:sz="4" w:space="1" w:color="auto"/>
-          <w:left w:val="single" w:sz="4" w:space="4" w:color="auto"/>
-          <w:bottom w:val="single" w:sz="4" w:space="1" w:color="auto"/>
-          <w:right w:val="single" w:sz="4" w:space="4" w:color="auto"/>
-        </w:pBdr>
-        <w:ind w:left="1080"/>
-        <w:rPr>
-          <w:lang w:val="en-US"/>
-        </w:rPr>
-      </w:pPr>
-      <w:r>
-        <w:rPr>
-          <w:lang w:val="en-US"/>
-        </w:rPr>
-        <w:t>void bar(); // hàm nguyên mẫu</w:t>
-      </w:r>
-    </w:p>
-    <w:p>
-      <w:pPr>
-        <w:pStyle w:val="ListParagraph"/>
-        <w:pBdr>
-          <w:top w:val="single" w:sz="4" w:space="1" w:color="auto"/>
-          <w:left w:val="single" w:sz="4" w:space="4" w:color="auto"/>
-          <w:bottom w:val="single" w:sz="4" w:space="1" w:color="auto"/>
-          <w:right w:val="single" w:sz="4" w:space="4" w:color="auto"/>
-        </w:pBdr>
-        <w:ind w:left="1080"/>
-        <w:rPr>
-          <w:lang w:val="en-US"/>
-        </w:rPr>
-      </w:pPr>
-    </w:p>
-    <w:p>
-      <w:pPr>
-        <w:pStyle w:val="ListParagraph"/>
-        <w:pBdr>
-          <w:top w:val="single" w:sz="4" w:space="1" w:color="auto"/>
-          <w:left w:val="single" w:sz="4" w:space="4" w:color="auto"/>
-          <w:bottom w:val="single" w:sz="4" w:space="1" w:color="auto"/>
-          <w:right w:val="single" w:sz="4" w:space="4" w:color="auto"/>
-        </w:pBdr>
-        <w:ind w:left="1080"/>
-        <w:rPr>
-          <w:lang w:val="en-US"/>
-        </w:rPr>
-      </w:pPr>
-      <w:r>
-        <w:rPr>
-          <w:lang w:val="en-US"/>
-        </w:rPr>
-        <w:t>void foo(){</w:t>
-      </w:r>
-    </w:p>
-    <w:p>
-      <w:pPr>
-        <w:pStyle w:val="ListParagraph"/>
-        <w:pBdr>
-          <w:top w:val="single" w:sz="4" w:space="1" w:color="auto"/>
-          <w:left w:val="single" w:sz="4" w:space="4" w:color="auto"/>
-          <w:bottom w:val="single" w:sz="4" w:space="1" w:color="auto"/>
-          <w:right w:val="single" w:sz="4" w:space="4" w:color="auto"/>
-        </w:pBdr>
-        <w:ind w:left="1080"/>
-        <w:rPr>
-          <w:lang w:val="en-US"/>
-        </w:rPr>
-      </w:pPr>
-      <w:r>
-        <w:rPr>
-          <w:lang w:val="en-US"/>
-        </w:rPr>
-        <w:t xml:space="preserve">    cout &lt;&lt; 1;</w:t>
-      </w:r>
-    </w:p>
-    <w:p>
-      <w:pPr>
-        <w:pStyle w:val="ListParagraph"/>
-        <w:pBdr>
-          <w:top w:val="single" w:sz="4" w:space="1" w:color="auto"/>
-          <w:left w:val="single" w:sz="4" w:space="4" w:color="auto"/>
-          <w:bottom w:val="single" w:sz="4" w:space="1" w:color="auto"/>
-          <w:right w:val="single" w:sz="4" w:space="4" w:color="auto"/>
-        </w:pBdr>
-        <w:ind w:left="1080"/>
-        <w:rPr>
-          <w:lang w:val="en-US"/>
-        </w:rPr>
-      </w:pPr>
-      <w:r>
-        <w:rPr>
-          <w:lang w:val="en-US"/>
-        </w:rPr>
         <w:t xml:space="preserve">    bar(); // nếu đéo có hàm nguyên mẫu khúc này sẽ báo lỗi</w:t>
       </w:r>
     </w:p>
@@ -12723,10 +15364,10 @@
     </w:lvl>
   </w:abstractNum>
   <w:abstractNum w:abstractNumId="14" w15:restartNumberingAfterBreak="0">
-    <w:nsid w:val="6CCE632F"/>
+    <w:nsid w:val="6C5F3A88"/>
     <w:multiLevelType w:val="hybridMultilevel"/>
-    <w:tmpl w:val="2C58A474"/>
-    <w:lvl w:ilvl="0" w:tplc="D06ECB06">
+    <w:tmpl w:val="EA788C76"/>
+    <w:lvl w:ilvl="0" w:tplc="D3AACA06">
       <w:start w:val="1"/>
       <w:numFmt w:val="decimal"/>
       <w:lvlText w:val="%1."/>
@@ -12812,6 +15453,95 @@
     </w:lvl>
   </w:abstractNum>
   <w:abstractNum w:abstractNumId="15" w15:restartNumberingAfterBreak="0">
+    <w:nsid w:val="6CCE632F"/>
+    <w:multiLevelType w:val="hybridMultilevel"/>
+    <w:tmpl w:val="2C58A474"/>
+    <w:lvl w:ilvl="0" w:tplc="D06ECB06">
+      <w:start w:val="1"/>
+      <w:numFmt w:val="decimal"/>
+      <w:lvlText w:val="%1."/>
+      <w:lvlJc w:val="left"/>
+      <w:pPr>
+        <w:ind w:left="1080" w:hanging="360"/>
+      </w:pPr>
+      <w:rPr>
+        <w:rFonts w:hint="default"/>
+      </w:rPr>
+    </w:lvl>
+    <w:lvl w:ilvl="1" w:tplc="04090019" w:tentative="1">
+      <w:start w:val="1"/>
+      <w:numFmt w:val="lowerLetter"/>
+      <w:lvlText w:val="%2."/>
+      <w:lvlJc w:val="left"/>
+      <w:pPr>
+        <w:ind w:left="1800" w:hanging="360"/>
+      </w:pPr>
+    </w:lvl>
+    <w:lvl w:ilvl="2" w:tplc="0409001B" w:tentative="1">
+      <w:start w:val="1"/>
+      <w:numFmt w:val="lowerRoman"/>
+      <w:lvlText w:val="%3."/>
+      <w:lvlJc w:val="right"/>
+      <w:pPr>
+        <w:ind w:left="2520" w:hanging="180"/>
+      </w:pPr>
+    </w:lvl>
+    <w:lvl w:ilvl="3" w:tplc="0409000F" w:tentative="1">
+      <w:start w:val="1"/>
+      <w:numFmt w:val="decimal"/>
+      <w:lvlText w:val="%4."/>
+      <w:lvlJc w:val="left"/>
+      <w:pPr>
+        <w:ind w:left="3240" w:hanging="360"/>
+      </w:pPr>
+    </w:lvl>
+    <w:lvl w:ilvl="4" w:tplc="04090019" w:tentative="1">
+      <w:start w:val="1"/>
+      <w:numFmt w:val="lowerLetter"/>
+      <w:lvlText w:val="%5."/>
+      <w:lvlJc w:val="left"/>
+      <w:pPr>
+        <w:ind w:left="3960" w:hanging="360"/>
+      </w:pPr>
+    </w:lvl>
+    <w:lvl w:ilvl="5" w:tplc="0409001B" w:tentative="1">
+      <w:start w:val="1"/>
+      <w:numFmt w:val="lowerRoman"/>
+      <w:lvlText w:val="%6."/>
+      <w:lvlJc w:val="right"/>
+      <w:pPr>
+        <w:ind w:left="4680" w:hanging="180"/>
+      </w:pPr>
+    </w:lvl>
+    <w:lvl w:ilvl="6" w:tplc="0409000F" w:tentative="1">
+      <w:start w:val="1"/>
+      <w:numFmt w:val="decimal"/>
+      <w:lvlText w:val="%7."/>
+      <w:lvlJc w:val="left"/>
+      <w:pPr>
+        <w:ind w:left="5400" w:hanging="360"/>
+      </w:pPr>
+    </w:lvl>
+    <w:lvl w:ilvl="7" w:tplc="04090019" w:tentative="1">
+      <w:start w:val="1"/>
+      <w:numFmt w:val="lowerLetter"/>
+      <w:lvlText w:val="%8."/>
+      <w:lvlJc w:val="left"/>
+      <w:pPr>
+        <w:ind w:left="6120" w:hanging="360"/>
+      </w:pPr>
+    </w:lvl>
+    <w:lvl w:ilvl="8" w:tplc="0409001B" w:tentative="1">
+      <w:start w:val="1"/>
+      <w:numFmt w:val="lowerRoman"/>
+      <w:lvlText w:val="%9."/>
+      <w:lvlJc w:val="right"/>
+      <w:pPr>
+        <w:ind w:left="6840" w:hanging="180"/>
+      </w:pPr>
+    </w:lvl>
+  </w:abstractNum>
+  <w:abstractNum w:abstractNumId="16" w15:restartNumberingAfterBreak="0">
     <w:nsid w:val="6D397CE8"/>
     <w:multiLevelType w:val="hybridMultilevel"/>
     <w:tmpl w:val="978EB472"/>
@@ -12940,13 +15670,16 @@
     <w:abstractNumId w:val="10"/>
   </w:num>
   <w:num w:numId="14" w16cid:durableId="1464039534">
-    <w:abstractNumId w:val="14"/>
+    <w:abstractNumId w:val="15"/>
   </w:num>
   <w:num w:numId="15" w16cid:durableId="1507750345">
     <w:abstractNumId w:val="11"/>
   </w:num>
   <w:num w:numId="16" w16cid:durableId="1912690258">
-    <w:abstractNumId w:val="15"/>
+    <w:abstractNumId w:val="16"/>
+  </w:num>
+  <w:num w:numId="17" w16cid:durableId="1414357691">
+    <w:abstractNumId w:val="14"/>
   </w:num>
 </w:numbering>
 </file>

--- a/c++.docx
+++ b/c++.docx
@@ -1882,7 +1882,19 @@
         <w:rPr>
           <w:lang w:val="en-US"/>
         </w:rPr>
-        <w:t>register</w:t>
+        <w:t>r</w:t>
+      </w:r>
+      <w:r>
+        <w:rPr>
+          <w:lang w:val="en-US"/>
+        </w:rPr>
+        <w:t>egister</w:t>
+      </w:r>
+      <w:r>
+        <w:rPr>
+          <w:lang w:val="en-US"/>
+        </w:rPr>
+        <w:t>, extern</w:t>
       </w:r>
     </w:p>
     <w:p>
@@ -2868,157 +2880,21 @@
     </w:p>
     <w:p>
       <w:pPr>
-        <w:pStyle w:val="ListParagraph"/>
-        <w:numPr>
-          <w:ilvl w:val="0"/>
-          <w:numId w:val="4"/>
-        </w:numPr>
-        <w:rPr>
-          <w:lang w:val="en-US"/>
-        </w:rPr>
-      </w:pPr>
-      <w:r>
-        <w:rPr>
-          <w:lang w:val="en-US"/>
-        </w:rPr>
-        <w:t>Giả sử trong File A ta khai báo biến X chưa có giá trị, trong File B ta Import File A, và khai báo 1 hàm D có chức năng in ra giá trị của X, trong File C ta Import File B, tại C, ta khai báo lại X và gán cho nó giá trị khởi đầu, đồng thời chạy hàm B, khi này, bình thường thì trình biên dịch sẽ báo lỗi vì ta khai báo lại X trong khi nó đã được Import, hay tồn tại rồi, để vượt qua lỗi này, tại A, khi khai báo X ta viết</w:t>
-      </w:r>
-    </w:p>
-    <w:p>
-      <w:pPr>
-        <w:pStyle w:val="ListParagraph"/>
-        <w:pBdr>
-          <w:top w:val="single" w:sz="4" w:space="1" w:color="auto"/>
-          <w:left w:val="single" w:sz="4" w:space="4" w:color="auto"/>
-          <w:bottom w:val="single" w:sz="4" w:space="1" w:color="auto"/>
-          <w:right w:val="single" w:sz="4" w:space="4" w:color="auto"/>
-        </w:pBdr>
-        <w:ind w:left="1080"/>
-        <w:rPr>
-          <w:lang w:val="en-US"/>
-        </w:rPr>
-      </w:pPr>
-      <w:r>
-        <w:rPr>
-          <w:lang w:val="en-US"/>
-        </w:rPr>
-        <w:t>extern &lt;Kiểu Dữ Liệu&gt; &lt;Biến&gt;;</w:t>
-      </w:r>
-    </w:p>
-    <w:p>
-      <w:pPr>
-        <w:pStyle w:val="ListParagraph"/>
-        <w:numPr>
-          <w:ilvl w:val="0"/>
-          <w:numId w:val="4"/>
-        </w:numPr>
-        <w:rPr>
-          <w:lang w:val="en-US"/>
-        </w:rPr>
-      </w:pPr>
-      <w:r>
-        <w:rPr>
-          <w:lang w:val="en-US"/>
-        </w:rPr>
-        <w:t>Ví dụ</w:t>
-      </w:r>
-    </w:p>
-    <w:p>
-      <w:pPr>
-        <w:pStyle w:val="ListParagraph"/>
-        <w:pBdr>
-          <w:top w:val="single" w:sz="4" w:space="1" w:color="auto"/>
-          <w:left w:val="single" w:sz="4" w:space="4" w:color="auto"/>
-          <w:bottom w:val="single" w:sz="4" w:space="1" w:color="auto"/>
-          <w:right w:val="single" w:sz="4" w:space="4" w:color="auto"/>
-        </w:pBdr>
-        <w:ind w:left="1080"/>
-        <w:rPr>
-          <w:lang w:val="en-US"/>
-        </w:rPr>
-      </w:pPr>
-      <w:r>
-        <w:rPr>
-          <w:lang w:val="en-US"/>
-        </w:rPr>
-        <w:t>extern int foo;</w:t>
-      </w:r>
-    </w:p>
-    <w:p>
-      <w:pPr>
-        <w:pStyle w:val="ListParagraph"/>
-        <w:numPr>
-          <w:ilvl w:val="0"/>
-          <w:numId w:val="4"/>
-        </w:numPr>
-        <w:rPr>
-          <w:lang w:val="en-US"/>
-        </w:rPr>
-      </w:pPr>
-      <w:r>
-        <w:rPr>
-          <w:lang w:val="en-US"/>
-        </w:rPr>
-        <w:t>Khi này trong C, ta có thể viết</w:t>
-      </w:r>
-    </w:p>
-    <w:p>
-      <w:pPr>
-        <w:pStyle w:val="ListParagraph"/>
-        <w:pBdr>
-          <w:top w:val="single" w:sz="4" w:space="1" w:color="auto"/>
-          <w:left w:val="single" w:sz="4" w:space="4" w:color="auto"/>
-          <w:bottom w:val="single" w:sz="4" w:space="1" w:color="auto"/>
-          <w:right w:val="single" w:sz="4" w:space="4" w:color="auto"/>
-        </w:pBdr>
-        <w:ind w:left="1080"/>
-        <w:rPr>
-          <w:lang w:val="en-US"/>
-        </w:rPr>
-      </w:pPr>
-      <w:r>
-        <w:rPr>
-          <w:lang w:val="en-US"/>
-        </w:rPr>
-        <w:t>int foo = 7;</w:t>
-      </w:r>
-    </w:p>
-    <w:p>
-      <w:pPr>
-        <w:pStyle w:val="ListParagraph"/>
-        <w:numPr>
-          <w:ilvl w:val="0"/>
-          <w:numId w:val="4"/>
-        </w:numPr>
-        <w:rPr>
-          <w:lang w:val="en-US"/>
-        </w:rPr>
-      </w:pPr>
-      <w:r>
-        <w:rPr>
-          <w:lang w:val="en-US"/>
-        </w:rPr>
-        <w:t>Và khi gọi hàm D trong C, nó sẽ in ra 7</w:t>
-      </w:r>
-    </w:p>
-    <w:p>
-      <w:pPr>
-        <w:rPr>
-          <w:lang w:val="en-US"/>
-        </w:rPr>
-      </w:pPr>
-    </w:p>
-    <w:p>
-      <w:pPr>
-        <w:rPr>
-          <w:lang w:val="en-US"/>
-        </w:rPr>
-      </w:pPr>
-      <w:r>
-        <w:rPr>
-          <w:lang w:val="en-US"/>
-        </w:rPr>
-        <w:lastRenderedPageBreak/>
+        <w:rPr>
+          <w:lang w:val="en-US"/>
+        </w:rPr>
+      </w:pPr>
+    </w:p>
+    <w:p>
+      <w:pPr>
+        <w:rPr>
+          <w:lang w:val="en-US"/>
+        </w:rPr>
+      </w:pPr>
+      <w:r>
+        <w:rPr>
+          <w:lang w:val="en-US"/>
+        </w:rPr>
         <w:t>Program</w:t>
       </w:r>
       <w:r>
@@ -3312,6 +3188,7 @@
         <w:rPr>
           <w:lang w:val="en-US"/>
         </w:rPr>
+        <w:lastRenderedPageBreak/>
         <w:t>system(</w:t>
       </w:r>
       <w:r>
@@ -3541,6 +3418,192 @@
     </w:tbl>
     <w:p>
       <w:pPr>
+        <w:pStyle w:val="ListParagraph"/>
+        <w:numPr>
+          <w:ilvl w:val="0"/>
+          <w:numId w:val="6"/>
+        </w:numPr>
+        <w:rPr>
+          <w:lang w:val="en-US"/>
+        </w:rPr>
+      </w:pPr>
+      <w:r>
+        <w:rPr>
+          <w:lang w:val="en-US"/>
+        </w:rPr>
+        <w:t>Cấu Trúc Chương Trình?</w:t>
+      </w:r>
+    </w:p>
+    <w:p>
+      <w:pPr>
+        <w:pStyle w:val="ListParagraph"/>
+        <w:numPr>
+          <w:ilvl w:val="0"/>
+          <w:numId w:val="4"/>
+        </w:numPr>
+        <w:rPr>
+          <w:lang w:val="en-US"/>
+        </w:rPr>
+      </w:pPr>
+      <w:r>
+        <w:rPr>
+          <w:lang w:val="en-US"/>
+        </w:rPr>
+        <w:t>Ta chỉ được phép khai báo hàm và biến, không được dùng các câu lệnh nếu chúng không nằm trong hàm</w:t>
+      </w:r>
+    </w:p>
+    <w:p>
+      <w:pPr>
+        <w:pStyle w:val="ListParagraph"/>
+        <w:numPr>
+          <w:ilvl w:val="0"/>
+          <w:numId w:val="4"/>
+        </w:numPr>
+        <w:rPr>
+          <w:lang w:val="en-US"/>
+        </w:rPr>
+      </w:pPr>
+      <w:r>
+        <w:rPr>
+          <w:lang w:val="en-US"/>
+        </w:rPr>
+        <w:t>Ví dụ, Code sau sai</w:t>
+      </w:r>
+    </w:p>
+    <w:p>
+      <w:pPr>
+        <w:pStyle w:val="ListParagraph"/>
+        <w:pBdr>
+          <w:top w:val="single" w:sz="4" w:space="1" w:color="auto"/>
+          <w:left w:val="single" w:sz="4" w:space="4" w:color="auto"/>
+          <w:bottom w:val="single" w:sz="4" w:space="1" w:color="auto"/>
+          <w:right w:val="single" w:sz="4" w:space="4" w:color="auto"/>
+        </w:pBdr>
+        <w:ind w:left="1080"/>
+        <w:rPr>
+          <w:lang w:val="en-US"/>
+        </w:rPr>
+      </w:pPr>
+      <w:r>
+        <w:rPr>
+          <w:lang w:val="en-US"/>
+        </w:rPr>
+        <w:t>int a;</w:t>
+      </w:r>
+    </w:p>
+    <w:p>
+      <w:pPr>
+        <w:pStyle w:val="ListParagraph"/>
+        <w:pBdr>
+          <w:top w:val="single" w:sz="4" w:space="1" w:color="auto"/>
+          <w:left w:val="single" w:sz="4" w:space="4" w:color="auto"/>
+          <w:bottom w:val="single" w:sz="4" w:space="1" w:color="auto"/>
+          <w:right w:val="single" w:sz="4" w:space="4" w:color="auto"/>
+        </w:pBdr>
+        <w:ind w:left="1080"/>
+        <w:rPr>
+          <w:lang w:val="en-US"/>
+        </w:rPr>
+      </w:pPr>
+      <w:r>
+        <w:rPr>
+          <w:lang w:val="en-US"/>
+        </w:rPr>
+        <w:t>a = 4;</w:t>
+      </w:r>
+    </w:p>
+    <w:p>
+      <w:pPr>
+        <w:pStyle w:val="ListParagraph"/>
+        <w:pBdr>
+          <w:top w:val="single" w:sz="4" w:space="1" w:color="auto"/>
+          <w:left w:val="single" w:sz="4" w:space="4" w:color="auto"/>
+          <w:bottom w:val="single" w:sz="4" w:space="1" w:color="auto"/>
+          <w:right w:val="single" w:sz="4" w:space="4" w:color="auto"/>
+        </w:pBdr>
+        <w:ind w:left="1080"/>
+        <w:rPr>
+          <w:lang w:val="en-US"/>
+        </w:rPr>
+      </w:pPr>
+    </w:p>
+    <w:p>
+      <w:pPr>
+        <w:pStyle w:val="ListParagraph"/>
+        <w:pBdr>
+          <w:top w:val="single" w:sz="4" w:space="1" w:color="auto"/>
+          <w:left w:val="single" w:sz="4" w:space="4" w:color="auto"/>
+          <w:bottom w:val="single" w:sz="4" w:space="1" w:color="auto"/>
+          <w:right w:val="single" w:sz="4" w:space="4" w:color="auto"/>
+        </w:pBdr>
+        <w:ind w:left="1080"/>
+        <w:rPr>
+          <w:lang w:val="en-US"/>
+        </w:rPr>
+      </w:pPr>
+      <w:r>
+        <w:rPr>
+          <w:lang w:val="en-US"/>
+        </w:rPr>
+        <w:t>int main(){</w:t>
+      </w:r>
+    </w:p>
+    <w:p>
+      <w:pPr>
+        <w:pStyle w:val="ListParagraph"/>
+        <w:pBdr>
+          <w:top w:val="single" w:sz="4" w:space="1" w:color="auto"/>
+          <w:left w:val="single" w:sz="4" w:space="4" w:color="auto"/>
+          <w:bottom w:val="single" w:sz="4" w:space="1" w:color="auto"/>
+          <w:right w:val="single" w:sz="4" w:space="4" w:color="auto"/>
+        </w:pBdr>
+        <w:ind w:left="1080"/>
+        <w:rPr>
+          <w:lang w:val="en-US"/>
+        </w:rPr>
+      </w:pPr>
+      <w:r>
+        <w:rPr>
+          <w:lang w:val="en-US"/>
+        </w:rPr>
+        <w:t xml:space="preserve">    Return 0;</w:t>
+      </w:r>
+    </w:p>
+    <w:p>
+      <w:pPr>
+        <w:pStyle w:val="ListParagraph"/>
+        <w:pBdr>
+          <w:top w:val="single" w:sz="4" w:space="1" w:color="auto"/>
+          <w:left w:val="single" w:sz="4" w:space="4" w:color="auto"/>
+          <w:bottom w:val="single" w:sz="4" w:space="1" w:color="auto"/>
+          <w:right w:val="single" w:sz="4" w:space="4" w:color="auto"/>
+        </w:pBdr>
+        <w:ind w:left="1080"/>
+        <w:rPr>
+          <w:lang w:val="en-US"/>
+        </w:rPr>
+      </w:pPr>
+      <w:r>
+        <w:rPr>
+          <w:lang w:val="en-US"/>
+        </w:rPr>
+        <w:t>}</w:t>
+      </w:r>
+    </w:p>
+    <w:p>
+      <w:pPr>
+        <w:pStyle w:val="ListParagraph"/>
+        <w:numPr>
+          <w:ilvl w:val="0"/>
+          <w:numId w:val="4"/>
+        </w:numPr>
+        <w:rPr>
+          <w:lang w:val="en-US"/>
+        </w:rPr>
+      </w:pPr>
+    </w:p>
+    <w:p>
+      <w:pPr>
         <w:rPr>
           <w:lang w:val="en-US"/>
         </w:rPr>
@@ -3882,49 +3945,49 @@
         <w:rPr>
           <w:lang w:val="en-US"/>
         </w:rPr>
+        <w:t xml:space="preserve">        return 5;</w:t>
+      </w:r>
+    </w:p>
+    <w:p>
+      <w:pPr>
+        <w:pStyle w:val="ListParagraph"/>
+        <w:pBdr>
+          <w:top w:val="single" w:sz="4" w:space="1" w:color="auto"/>
+          <w:left w:val="single" w:sz="4" w:space="4" w:color="auto"/>
+          <w:bottom w:val="single" w:sz="4" w:space="1" w:color="auto"/>
+          <w:right w:val="single" w:sz="4" w:space="4" w:color="auto"/>
+        </w:pBdr>
+        <w:ind w:left="1080"/>
+        <w:rPr>
+          <w:lang w:val="en-US"/>
+        </w:rPr>
+      </w:pPr>
+      <w:r>
+        <w:rPr>
+          <w:lang w:val="en-US"/>
+        </w:rPr>
+        <w:t xml:space="preserve">    }</w:t>
+      </w:r>
+    </w:p>
+    <w:p>
+      <w:pPr>
+        <w:pStyle w:val="ListParagraph"/>
+        <w:pBdr>
+          <w:top w:val="single" w:sz="4" w:space="1" w:color="auto"/>
+          <w:left w:val="single" w:sz="4" w:space="4" w:color="auto"/>
+          <w:bottom w:val="single" w:sz="4" w:space="1" w:color="auto"/>
+          <w:right w:val="single" w:sz="4" w:space="4" w:color="auto"/>
+        </w:pBdr>
+        <w:ind w:left="1080"/>
+        <w:rPr>
+          <w:lang w:val="en-US"/>
+        </w:rPr>
+      </w:pPr>
+      <w:r>
+        <w:rPr>
+          <w:lang w:val="en-US"/>
+        </w:rPr>
         <w:lastRenderedPageBreak/>
-        <w:t xml:space="preserve">        return 5;</w:t>
-      </w:r>
-    </w:p>
-    <w:p>
-      <w:pPr>
-        <w:pStyle w:val="ListParagraph"/>
-        <w:pBdr>
-          <w:top w:val="single" w:sz="4" w:space="1" w:color="auto"/>
-          <w:left w:val="single" w:sz="4" w:space="4" w:color="auto"/>
-          <w:bottom w:val="single" w:sz="4" w:space="1" w:color="auto"/>
-          <w:right w:val="single" w:sz="4" w:space="4" w:color="auto"/>
-        </w:pBdr>
-        <w:ind w:left="1080"/>
-        <w:rPr>
-          <w:lang w:val="en-US"/>
-        </w:rPr>
-      </w:pPr>
-      <w:r>
-        <w:rPr>
-          <w:lang w:val="en-US"/>
-        </w:rPr>
-        <w:t xml:space="preserve">    }</w:t>
-      </w:r>
-    </w:p>
-    <w:p>
-      <w:pPr>
-        <w:pStyle w:val="ListParagraph"/>
-        <w:pBdr>
-          <w:top w:val="single" w:sz="4" w:space="1" w:color="auto"/>
-          <w:left w:val="single" w:sz="4" w:space="4" w:color="auto"/>
-          <w:bottom w:val="single" w:sz="4" w:space="1" w:color="auto"/>
-          <w:right w:val="single" w:sz="4" w:space="4" w:color="auto"/>
-        </w:pBdr>
-        <w:ind w:left="1080"/>
-        <w:rPr>
-          <w:lang w:val="en-US"/>
-        </w:rPr>
-      </w:pPr>
-      <w:r>
-        <w:rPr>
-          <w:lang w:val="en-US"/>
-        </w:rPr>
         <w:t xml:space="preserve">    int fool = 1;</w:t>
       </w:r>
     </w:p>
@@ -8861,13 +8924,7 @@
         <w:rPr>
           <w:lang w:val="en-US"/>
         </w:rPr>
-        <w:t xml:space="preserve"> và </w:t>
-      </w:r>
-      <w:r>
-        <w:rPr>
-          <w:lang w:val="en-US"/>
-        </w:rPr>
-        <w:t>&lt;Dịch Sang Trái Bao Nhiêu Đơn Vị&gt;</w:t>
+        <w:t xml:space="preserve"> và &lt;Dịch Sang Trái Bao Nhiêu Đơn Vị&gt;</w:t>
       </w:r>
       <w:r>
         <w:rPr>
@@ -10995,7 +11052,7 @@
       </w:tblPr>
       <w:tblGrid>
         <w:gridCol w:w="1367"/>
-        <w:gridCol w:w="1476"/>
+        <w:gridCol w:w="1981"/>
       </w:tblGrid>
       <w:tr>
         <w:tc>
@@ -11022,7 +11079,7 @@
         </w:tc>
         <w:tc>
           <w:tcPr>
-            <w:tcW w:w="1476" w:type="dxa"/>
+            <w:tcW w:w="1981" w:type="dxa"/>
             <w:vAlign w:val="center"/>
           </w:tcPr>
           <w:p>
@@ -11068,7 +11125,7 @@
         </w:tc>
         <w:tc>
           <w:tcPr>
-            <w:tcW w:w="1476" w:type="dxa"/>
+            <w:tcW w:w="1981" w:type="dxa"/>
             <w:vAlign w:val="center"/>
           </w:tcPr>
           <w:p>
@@ -11114,7 +11171,7 @@
         </w:tc>
         <w:tc>
           <w:tcPr>
-            <w:tcW w:w="1476" w:type="dxa"/>
+            <w:tcW w:w="1981" w:type="dxa"/>
             <w:vAlign w:val="center"/>
           </w:tcPr>
           <w:p>
@@ -11160,7 +11217,7 @@
         </w:tc>
         <w:tc>
           <w:tcPr>
-            <w:tcW w:w="1476" w:type="dxa"/>
+            <w:tcW w:w="1981" w:type="dxa"/>
             <w:vAlign w:val="center"/>
           </w:tcPr>
           <w:p>
@@ -11206,7 +11263,7 @@
         </w:tc>
         <w:tc>
           <w:tcPr>
-            <w:tcW w:w="1476" w:type="dxa"/>
+            <w:tcW w:w="1981" w:type="dxa"/>
             <w:vAlign w:val="center"/>
           </w:tcPr>
           <w:p>
@@ -11252,7 +11309,7 @@
         </w:tc>
         <w:tc>
           <w:tcPr>
-            <w:tcW w:w="1476" w:type="dxa"/>
+            <w:tcW w:w="1981" w:type="dxa"/>
             <w:vAlign w:val="center"/>
           </w:tcPr>
           <w:p>
@@ -11298,7 +11355,7 @@
         </w:tc>
         <w:tc>
           <w:tcPr>
-            <w:tcW w:w="1476" w:type="dxa"/>
+            <w:tcW w:w="1981" w:type="dxa"/>
             <w:vAlign w:val="center"/>
           </w:tcPr>
           <w:p>
@@ -11344,7 +11401,7 @@
         </w:tc>
         <w:tc>
           <w:tcPr>
-            <w:tcW w:w="1476" w:type="dxa"/>
+            <w:tcW w:w="1981" w:type="dxa"/>
             <w:vAlign w:val="center"/>
           </w:tcPr>
           <w:p>
@@ -11390,7 +11447,7 @@
         </w:tc>
         <w:tc>
           <w:tcPr>
-            <w:tcW w:w="1476" w:type="dxa"/>
+            <w:tcW w:w="1981" w:type="dxa"/>
             <w:vAlign w:val="center"/>
           </w:tcPr>
           <w:p>
@@ -11437,7 +11494,7 @@
         </w:tc>
         <w:tc>
           <w:tcPr>
-            <w:tcW w:w="1476" w:type="dxa"/>
+            <w:tcW w:w="1981" w:type="dxa"/>
             <w:vAlign w:val="center"/>
           </w:tcPr>
           <w:p>
@@ -11483,7 +11540,7 @@
         </w:tc>
         <w:tc>
           <w:tcPr>
-            <w:tcW w:w="1476" w:type="dxa"/>
+            <w:tcW w:w="1981" w:type="dxa"/>
             <w:vAlign w:val="center"/>
           </w:tcPr>
           <w:p>
@@ -11529,7 +11586,7 @@
         </w:tc>
         <w:tc>
           <w:tcPr>
-            <w:tcW w:w="1476" w:type="dxa"/>
+            <w:tcW w:w="1981" w:type="dxa"/>
             <w:vAlign w:val="center"/>
           </w:tcPr>
           <w:p>
@@ -11546,6 +11603,52 @@
                 <w:lang w:val="en-US"/>
               </w:rPr>
               <w:t>||</w:t>
+            </w:r>
+          </w:p>
+        </w:tc>
+      </w:tr>
+      <w:tr>
+        <w:tc>
+          <w:tcPr>
+            <w:tcW w:w="1367" w:type="dxa"/>
+            <w:vAlign w:val="center"/>
+          </w:tcPr>
+          <w:p>
+            <w:pPr>
+              <w:pStyle w:val="ListParagraph"/>
+              <w:ind w:left="0"/>
+              <w:jc w:val="center"/>
+              <w:rPr>
+                <w:lang w:val="en-US"/>
+              </w:rPr>
+            </w:pPr>
+            <w:r>
+              <w:rPr>
+                <w:lang w:val="en-US"/>
+              </w:rPr>
+              <w:t>12</w:t>
+            </w:r>
+          </w:p>
+        </w:tc>
+        <w:tc>
+          <w:tcPr>
+            <w:tcW w:w="1981" w:type="dxa"/>
+            <w:vAlign w:val="center"/>
+          </w:tcPr>
+          <w:p>
+            <w:pPr>
+              <w:pStyle w:val="ListParagraph"/>
+              <w:ind w:left="0"/>
+              <w:jc w:val="center"/>
+              <w:rPr>
+                <w:lang w:val="en-US"/>
+              </w:rPr>
+            </w:pPr>
+            <w:r>
+              <w:rPr>
+                <w:lang w:val="en-US"/>
+              </w:rPr>
+              <w:t>Các toán tử gán</w:t>
             </w:r>
           </w:p>
         </w:tc>
@@ -12198,6 +12301,7 @@
         <w:rPr>
           <w:lang w:val="en-US"/>
         </w:rPr>
+        <w:lastRenderedPageBreak/>
         <w:t>1 Số Vòng Lặp?</w:t>
       </w:r>
     </w:p>
@@ -12216,804 +12320,804 @@
         <w:rPr>
           <w:lang w:val="en-US"/>
         </w:rPr>
+        <w:t>Đếm a, a + 1, a + 2, …, n</w:t>
+      </w:r>
+    </w:p>
+    <w:p>
+      <w:pPr>
+        <w:pStyle w:val="ListParagraph"/>
+        <w:pBdr>
+          <w:top w:val="single" w:sz="4" w:space="1" w:color="auto"/>
+          <w:left w:val="single" w:sz="4" w:space="4" w:color="auto"/>
+          <w:bottom w:val="single" w:sz="4" w:space="1" w:color="auto"/>
+          <w:right w:val="single" w:sz="4" w:space="4" w:color="auto"/>
+        </w:pBdr>
+        <w:ind w:left="1080"/>
+        <w:rPr>
+          <w:lang w:val="en-US"/>
+        </w:rPr>
+      </w:pPr>
+      <w:r>
+        <w:rPr>
+          <w:lang w:val="en-US"/>
+        </w:rPr>
+        <w:t>for (int i = a; i &lt;= n;, i++){</w:t>
+      </w:r>
+    </w:p>
+    <w:p>
+      <w:pPr>
+        <w:pStyle w:val="ListParagraph"/>
+        <w:pBdr>
+          <w:top w:val="single" w:sz="4" w:space="1" w:color="auto"/>
+          <w:left w:val="single" w:sz="4" w:space="4" w:color="auto"/>
+          <w:bottom w:val="single" w:sz="4" w:space="1" w:color="auto"/>
+          <w:right w:val="single" w:sz="4" w:space="4" w:color="auto"/>
+        </w:pBdr>
+        <w:ind w:left="1080"/>
+        <w:rPr>
+          <w:lang w:val="en-US"/>
+        </w:rPr>
+      </w:pPr>
+      <w:r>
+        <w:rPr>
+          <w:lang w:val="en-US"/>
+        </w:rPr>
+        <w:t xml:space="preserve">    cout &lt;&lt; i;</w:t>
+      </w:r>
+    </w:p>
+    <w:p>
+      <w:pPr>
+        <w:pStyle w:val="ListParagraph"/>
+        <w:pBdr>
+          <w:top w:val="single" w:sz="4" w:space="1" w:color="auto"/>
+          <w:left w:val="single" w:sz="4" w:space="4" w:color="auto"/>
+          <w:bottom w:val="single" w:sz="4" w:space="1" w:color="auto"/>
+          <w:right w:val="single" w:sz="4" w:space="4" w:color="auto"/>
+        </w:pBdr>
+        <w:ind w:left="1080"/>
+        <w:rPr>
+          <w:lang w:val="en-US"/>
+        </w:rPr>
+      </w:pPr>
+      <w:r>
+        <w:rPr>
+          <w:lang w:val="en-US"/>
+        </w:rPr>
+        <w:t>}</w:t>
+      </w:r>
+    </w:p>
+    <w:p>
+      <w:pPr>
+        <w:pStyle w:val="ListParagraph"/>
+        <w:numPr>
+          <w:ilvl w:val="0"/>
+          <w:numId w:val="4"/>
+        </w:numPr>
+        <w:rPr>
+          <w:lang w:val="en-US"/>
+        </w:rPr>
+      </w:pPr>
+    </w:p>
+    <w:p>
+      <w:pPr>
+        <w:rPr>
+          <w:lang w:val="en-US"/>
+        </w:rPr>
+      </w:pPr>
+    </w:p>
+    <w:p>
+      <w:pPr>
+        <w:rPr>
+          <w:lang w:val="en-US"/>
+        </w:rPr>
+      </w:pPr>
+      <w:r>
+        <w:rPr>
+          <w:lang w:val="en-US"/>
+        </w:rPr>
+        <w:t>Condition – Điều Kiện:</w:t>
+      </w:r>
+    </w:p>
+    <w:p>
+      <w:pPr>
+        <w:pStyle w:val="ListParagraph"/>
+        <w:numPr>
+          <w:ilvl w:val="0"/>
+          <w:numId w:val="11"/>
+        </w:numPr>
+        <w:rPr>
+          <w:lang w:val="en-US"/>
+        </w:rPr>
+      </w:pPr>
+      <w:r>
+        <w:rPr>
+          <w:lang w:val="en-US"/>
+        </w:rPr>
+        <w:t>If</w:t>
+      </w:r>
+      <w:r>
+        <w:rPr>
+          <w:lang w:val="en-US"/>
+        </w:rPr>
+        <w:t>?</w:t>
+      </w:r>
+    </w:p>
+    <w:p>
+      <w:pPr>
+        <w:pStyle w:val="ListParagraph"/>
+        <w:pBdr>
+          <w:top w:val="single" w:sz="4" w:space="1" w:color="auto"/>
+          <w:left w:val="single" w:sz="4" w:space="4" w:color="auto"/>
+          <w:bottom w:val="single" w:sz="4" w:space="1" w:color="auto"/>
+          <w:right w:val="single" w:sz="4" w:space="4" w:color="auto"/>
+        </w:pBdr>
+        <w:ind w:left="1080"/>
+        <w:rPr>
+          <w:lang w:val="en-US"/>
+        </w:rPr>
+      </w:pPr>
+      <w:r>
+        <w:rPr>
+          <w:lang w:val="en-US"/>
+        </w:rPr>
+        <w:t>if (&lt;Biểu Thức&gt;){</w:t>
+      </w:r>
+    </w:p>
+    <w:p>
+      <w:pPr>
+        <w:pStyle w:val="ListParagraph"/>
+        <w:pBdr>
+          <w:top w:val="single" w:sz="4" w:space="1" w:color="auto"/>
+          <w:left w:val="single" w:sz="4" w:space="4" w:color="auto"/>
+          <w:bottom w:val="single" w:sz="4" w:space="1" w:color="auto"/>
+          <w:right w:val="single" w:sz="4" w:space="4" w:color="auto"/>
+        </w:pBdr>
+        <w:ind w:left="1080"/>
+        <w:rPr>
+          <w:lang w:val="en-US"/>
+        </w:rPr>
+      </w:pPr>
+      <w:r>
+        <w:rPr>
+          <w:lang w:val="en-US"/>
+        </w:rPr>
+        <w:t xml:space="preserve">    &lt;Làm Gì Đó&gt;</w:t>
+      </w:r>
+    </w:p>
+    <w:p>
+      <w:pPr>
+        <w:pStyle w:val="ListParagraph"/>
+        <w:pBdr>
+          <w:top w:val="single" w:sz="4" w:space="1" w:color="auto"/>
+          <w:left w:val="single" w:sz="4" w:space="4" w:color="auto"/>
+          <w:bottom w:val="single" w:sz="4" w:space="1" w:color="auto"/>
+          <w:right w:val="single" w:sz="4" w:space="4" w:color="auto"/>
+        </w:pBdr>
+        <w:ind w:left="1080"/>
+        <w:rPr>
+          <w:lang w:val="en-US"/>
+        </w:rPr>
+      </w:pPr>
+      <w:r>
+        <w:rPr>
+          <w:lang w:val="en-US"/>
+        </w:rPr>
+        <w:t>}</w:t>
+      </w:r>
+    </w:p>
+    <w:p>
+      <w:pPr>
+        <w:pStyle w:val="ListParagraph"/>
+        <w:numPr>
+          <w:ilvl w:val="0"/>
+          <w:numId w:val="4"/>
+        </w:numPr>
+        <w:rPr>
+          <w:lang w:val="en-US"/>
+        </w:rPr>
+      </w:pPr>
+      <w:r>
+        <w:rPr>
+          <w:lang w:val="en-US"/>
+        </w:rPr>
+        <w:t>Nếu &lt;Biểu Thức&gt; trả về True thì &lt;Làm Gì Đó&gt; được thực hiện, còn nếu trả về False thì &lt;Làm Gì Đó&gt; không được thực hiện</w:t>
+      </w:r>
+    </w:p>
+    <w:p>
+      <w:pPr>
+        <w:pStyle w:val="ListParagraph"/>
+        <w:numPr>
+          <w:ilvl w:val="0"/>
+          <w:numId w:val="4"/>
+        </w:numPr>
+        <w:rPr>
+          <w:lang w:val="en-US"/>
+        </w:rPr>
+      </w:pPr>
+      <w:r>
+        <w:rPr>
+          <w:lang w:val="en-US"/>
+        </w:rPr>
+        <w:t>Ví dụ</w:t>
+      </w:r>
+    </w:p>
+    <w:p>
+      <w:pPr>
+        <w:pStyle w:val="ListParagraph"/>
+        <w:pBdr>
+          <w:top w:val="single" w:sz="4" w:space="1" w:color="auto"/>
+          <w:left w:val="single" w:sz="4" w:space="4" w:color="auto"/>
+          <w:bottom w:val="single" w:sz="4" w:space="1" w:color="auto"/>
+          <w:right w:val="single" w:sz="4" w:space="4" w:color="auto"/>
+        </w:pBdr>
+        <w:ind w:left="1080"/>
+        <w:rPr>
+          <w:lang w:val="en-US"/>
+        </w:rPr>
+      </w:pPr>
+      <w:r>
+        <w:rPr>
+          <w:lang w:val="en-US"/>
+        </w:rPr>
+        <w:t>if (2 &gt; 1){</w:t>
+      </w:r>
+    </w:p>
+    <w:p>
+      <w:pPr>
+        <w:pStyle w:val="ListParagraph"/>
+        <w:pBdr>
+          <w:top w:val="single" w:sz="4" w:space="1" w:color="auto"/>
+          <w:left w:val="single" w:sz="4" w:space="4" w:color="auto"/>
+          <w:bottom w:val="single" w:sz="4" w:space="1" w:color="auto"/>
+          <w:right w:val="single" w:sz="4" w:space="4" w:color="auto"/>
+        </w:pBdr>
+        <w:ind w:left="1080"/>
+        <w:rPr>
+          <w:lang w:val="en-US"/>
+        </w:rPr>
+      </w:pPr>
+      <w:r>
+        <w:rPr>
+          <w:lang w:val="en-US"/>
+        </w:rPr>
+        <w:t xml:space="preserve">    foo = bar + 1;</w:t>
+      </w:r>
+    </w:p>
+    <w:p>
+      <w:pPr>
+        <w:pStyle w:val="ListParagraph"/>
+        <w:pBdr>
+          <w:top w:val="single" w:sz="4" w:space="1" w:color="auto"/>
+          <w:left w:val="single" w:sz="4" w:space="4" w:color="auto"/>
+          <w:bottom w:val="single" w:sz="4" w:space="1" w:color="auto"/>
+          <w:right w:val="single" w:sz="4" w:space="4" w:color="auto"/>
+        </w:pBdr>
+        <w:ind w:left="1080"/>
+        <w:rPr>
+          <w:lang w:val="en-US"/>
+        </w:rPr>
+      </w:pPr>
+      <w:r>
+        <w:rPr>
+          <w:lang w:val="en-US"/>
+        </w:rPr>
+        <w:t>}</w:t>
+      </w:r>
+    </w:p>
+    <w:p>
+      <w:pPr>
+        <w:pStyle w:val="ListParagraph"/>
+        <w:numPr>
+          <w:ilvl w:val="0"/>
+          <w:numId w:val="11"/>
+        </w:numPr>
+        <w:rPr>
+          <w:lang w:val="en-US"/>
+        </w:rPr>
+      </w:pPr>
+      <w:r>
+        <w:rPr>
+          <w:lang w:val="en-US"/>
+        </w:rPr>
+        <w:t>Else?</w:t>
+      </w:r>
+    </w:p>
+    <w:p>
+      <w:pPr>
+        <w:pStyle w:val="ListParagraph"/>
+        <w:numPr>
+          <w:ilvl w:val="0"/>
+          <w:numId w:val="4"/>
+        </w:numPr>
+        <w:rPr>
+          <w:lang w:val="en-US"/>
+        </w:rPr>
+      </w:pPr>
+      <w:r>
+        <w:rPr>
+          <w:lang w:val="en-US"/>
+        </w:rPr>
+        <w:t>Câu lệnh này phải được đặt ngay sau 1 câu lệnh If</w:t>
+      </w:r>
+      <w:r>
+        <w:rPr>
+          <w:lang w:val="en-US"/>
+        </w:rPr>
+        <w:t>, C++ xem If Else là 1 khối Code duy nhất</w:t>
+      </w:r>
+    </w:p>
+    <w:p>
+      <w:pPr>
+        <w:pStyle w:val="ListParagraph"/>
+        <w:numPr>
+          <w:ilvl w:val="0"/>
+          <w:numId w:val="4"/>
+        </w:numPr>
+        <w:rPr>
+          <w:lang w:val="en-US"/>
+        </w:rPr>
+      </w:pPr>
+      <w:r>
+        <w:rPr>
+          <w:lang w:val="en-US"/>
+        </w:rPr>
+        <w:t>Ví dụ</w:t>
+      </w:r>
+    </w:p>
+    <w:p>
+      <w:pPr>
+        <w:pStyle w:val="ListParagraph"/>
+        <w:pBdr>
+          <w:top w:val="single" w:sz="4" w:space="1" w:color="auto"/>
+          <w:left w:val="single" w:sz="4" w:space="4" w:color="auto"/>
+          <w:bottom w:val="single" w:sz="4" w:space="1" w:color="auto"/>
+          <w:right w:val="single" w:sz="4" w:space="4" w:color="auto"/>
+        </w:pBdr>
+        <w:ind w:left="1080"/>
+        <w:rPr>
+          <w:lang w:val="en-US"/>
+        </w:rPr>
+      </w:pPr>
+      <w:r>
+        <w:rPr>
+          <w:lang w:val="en-US"/>
+        </w:rPr>
+        <w:t>if (2 &gt; 1) cout &lt;&lt; 4;</w:t>
+      </w:r>
+    </w:p>
+    <w:p>
+      <w:pPr>
+        <w:pStyle w:val="ListParagraph"/>
+        <w:pBdr>
+          <w:top w:val="single" w:sz="4" w:space="1" w:color="auto"/>
+          <w:left w:val="single" w:sz="4" w:space="4" w:color="auto"/>
+          <w:bottom w:val="single" w:sz="4" w:space="1" w:color="auto"/>
+          <w:right w:val="single" w:sz="4" w:space="4" w:color="auto"/>
+        </w:pBdr>
+        <w:ind w:left="1080"/>
+        <w:rPr>
+          <w:lang w:val="en-US"/>
+        </w:rPr>
+      </w:pPr>
+      <w:r>
+        <w:rPr>
+          <w:lang w:val="en-US"/>
+        </w:rPr>
+        <w:t>else cout &lt;&lt; 3;</w:t>
+      </w:r>
+    </w:p>
+    <w:p>
+      <w:pPr>
+        <w:pStyle w:val="ListParagraph"/>
+        <w:numPr>
+          <w:ilvl w:val="0"/>
+          <w:numId w:val="11"/>
+        </w:numPr>
+        <w:rPr>
+          <w:lang w:val="en-US"/>
+        </w:rPr>
+      </w:pPr>
+      <w:r>
+        <w:rPr>
+          <w:lang w:val="en-US"/>
+        </w:rPr>
+        <w:t>Switch Case?</w:t>
+      </w:r>
+    </w:p>
+    <w:p>
+      <w:pPr>
+        <w:pStyle w:val="ListParagraph"/>
+        <w:pBdr>
+          <w:top w:val="single" w:sz="4" w:space="1" w:color="auto"/>
+          <w:left w:val="single" w:sz="4" w:space="4" w:color="auto"/>
+          <w:bottom w:val="single" w:sz="4" w:space="1" w:color="auto"/>
+          <w:right w:val="single" w:sz="4" w:space="4" w:color="auto"/>
+        </w:pBdr>
+        <w:ind w:left="1080"/>
+        <w:rPr>
+          <w:lang w:val="en-US"/>
+        </w:rPr>
+      </w:pPr>
+      <w:r>
+        <w:rPr>
+          <w:lang w:val="en-US"/>
+        </w:rPr>
+        <w:t>switch (&lt;Giá Trị&gt;){</w:t>
+      </w:r>
+    </w:p>
+    <w:p>
+      <w:pPr>
+        <w:pStyle w:val="ListParagraph"/>
+        <w:pBdr>
+          <w:top w:val="single" w:sz="4" w:space="1" w:color="auto"/>
+          <w:left w:val="single" w:sz="4" w:space="4" w:color="auto"/>
+          <w:bottom w:val="single" w:sz="4" w:space="1" w:color="auto"/>
+          <w:right w:val="single" w:sz="4" w:space="4" w:color="auto"/>
+        </w:pBdr>
+        <w:ind w:left="1080"/>
+        <w:rPr>
+          <w:lang w:val="en-US"/>
+        </w:rPr>
+      </w:pPr>
+      <w:r>
+        <w:rPr>
+          <w:lang w:val="en-US"/>
+        </w:rPr>
+        <w:t xml:space="preserve">    case &lt;Giá Trị 1&gt;: &lt;Dãy Các Câu Lệnh 1&gt;</w:t>
+      </w:r>
+    </w:p>
+    <w:p>
+      <w:pPr>
+        <w:pStyle w:val="ListParagraph"/>
+        <w:pBdr>
+          <w:top w:val="single" w:sz="4" w:space="1" w:color="auto"/>
+          <w:left w:val="single" w:sz="4" w:space="4" w:color="auto"/>
+          <w:bottom w:val="single" w:sz="4" w:space="1" w:color="auto"/>
+          <w:right w:val="single" w:sz="4" w:space="4" w:color="auto"/>
+        </w:pBdr>
+        <w:ind w:left="1080"/>
+        <w:rPr>
+          <w:lang w:val="en-US"/>
+        </w:rPr>
+      </w:pPr>
+      <w:r>
+        <w:rPr>
+          <w:lang w:val="en-US"/>
+        </w:rPr>
+        <w:t xml:space="preserve">    case &lt;Giá Trị 2&gt;: &lt;Dãy Các Câu Lệnh 2&gt;</w:t>
+      </w:r>
+    </w:p>
+    <w:p>
+      <w:pPr>
+        <w:pStyle w:val="ListParagraph"/>
+        <w:pBdr>
+          <w:top w:val="single" w:sz="4" w:space="1" w:color="auto"/>
+          <w:left w:val="single" w:sz="4" w:space="4" w:color="auto"/>
+          <w:bottom w:val="single" w:sz="4" w:space="1" w:color="auto"/>
+          <w:right w:val="single" w:sz="4" w:space="4" w:color="auto"/>
+        </w:pBdr>
+        <w:ind w:left="1080"/>
+        <w:rPr>
+          <w:lang w:val="en-US"/>
+        </w:rPr>
+      </w:pPr>
+      <w:r>
+        <w:rPr>
+          <w:lang w:val="en-US"/>
+        </w:rPr>
+        <w:t xml:space="preserve">    …</w:t>
+      </w:r>
+    </w:p>
+    <w:p>
+      <w:pPr>
+        <w:pStyle w:val="ListParagraph"/>
+        <w:pBdr>
+          <w:top w:val="single" w:sz="4" w:space="1" w:color="auto"/>
+          <w:left w:val="single" w:sz="4" w:space="4" w:color="auto"/>
+          <w:bottom w:val="single" w:sz="4" w:space="1" w:color="auto"/>
+          <w:right w:val="single" w:sz="4" w:space="4" w:color="auto"/>
+        </w:pBdr>
+        <w:ind w:left="1080"/>
+        <w:rPr>
+          <w:lang w:val="en-US"/>
+        </w:rPr>
+      </w:pPr>
+      <w:r>
+        <w:rPr>
+          <w:lang w:val="en-US"/>
+        </w:rPr>
+        <w:t xml:space="preserve">    default: &lt;Dãy Các Lệnh Mặc Định&gt;</w:t>
+      </w:r>
+    </w:p>
+    <w:p>
+      <w:pPr>
+        <w:pStyle w:val="ListParagraph"/>
+        <w:pBdr>
+          <w:top w:val="single" w:sz="4" w:space="1" w:color="auto"/>
+          <w:left w:val="single" w:sz="4" w:space="4" w:color="auto"/>
+          <w:bottom w:val="single" w:sz="4" w:space="1" w:color="auto"/>
+          <w:right w:val="single" w:sz="4" w:space="4" w:color="auto"/>
+        </w:pBdr>
+        <w:ind w:left="1080"/>
+        <w:rPr>
+          <w:lang w:val="en-US"/>
+        </w:rPr>
+      </w:pPr>
+      <w:r>
+        <w:rPr>
+          <w:lang w:val="en-US"/>
+        </w:rPr>
+        <w:t xml:space="preserve">    case &lt;Giá Trị N&gt;: &lt;Dãy Các Câu Lệnh N&gt;</w:t>
+      </w:r>
+    </w:p>
+    <w:p>
+      <w:pPr>
+        <w:pStyle w:val="ListParagraph"/>
+        <w:pBdr>
+          <w:top w:val="single" w:sz="4" w:space="1" w:color="auto"/>
+          <w:left w:val="single" w:sz="4" w:space="4" w:color="auto"/>
+          <w:bottom w:val="single" w:sz="4" w:space="1" w:color="auto"/>
+          <w:right w:val="single" w:sz="4" w:space="4" w:color="auto"/>
+        </w:pBdr>
+        <w:ind w:left="1080"/>
+        <w:rPr>
+          <w:lang w:val="en-US"/>
+        </w:rPr>
+      </w:pPr>
+      <w:r>
+        <w:rPr>
+          <w:lang w:val="en-US"/>
+        </w:rPr>
+        <w:t xml:space="preserve">    …</w:t>
+      </w:r>
+    </w:p>
+    <w:p>
+      <w:pPr>
+        <w:pStyle w:val="ListParagraph"/>
+        <w:pBdr>
+          <w:top w:val="single" w:sz="4" w:space="1" w:color="auto"/>
+          <w:left w:val="single" w:sz="4" w:space="4" w:color="auto"/>
+          <w:bottom w:val="single" w:sz="4" w:space="1" w:color="auto"/>
+          <w:right w:val="single" w:sz="4" w:space="4" w:color="auto"/>
+        </w:pBdr>
+        <w:ind w:left="1080"/>
+        <w:rPr>
+          <w:lang w:val="en-US"/>
+        </w:rPr>
+      </w:pPr>
+      <w:r>
+        <w:rPr>
+          <w:lang w:val="en-US"/>
+        </w:rPr>
+        <w:t>}</w:t>
+      </w:r>
+    </w:p>
+    <w:p>
+      <w:pPr>
+        <w:pStyle w:val="ListParagraph"/>
+        <w:numPr>
+          <w:ilvl w:val="0"/>
+          <w:numId w:val="4"/>
+        </w:numPr>
+        <w:rPr>
+          <w:lang w:val="en-US"/>
+        </w:rPr>
+      </w:pPr>
+      <w:r>
+        <w:rPr>
+          <w:lang w:val="en-US"/>
+        </w:rPr>
+        <w:t>&lt;Giá Trị&gt; sẽ lần lượt được so sánh với &lt;Giá Trị 1&gt;, &lt;Giá Trị 2&gt;, … cho đến khi nào nó tìm được giá trị đúng = nó</w:t>
+      </w:r>
+      <w:r>
+        <w:rPr>
+          <w:lang w:val="en-US"/>
+        </w:rPr>
+        <w:t xml:space="preserve"> hoặc gặp “default”</w:t>
+      </w:r>
+      <w:r>
+        <w:rPr>
+          <w:lang w:val="en-US"/>
+        </w:rPr>
+        <w:t xml:space="preserve">, tại đó, tất cả các </w:t>
+      </w:r>
+    </w:p>
+    <w:p>
+      <w:pPr>
+        <w:pStyle w:val="ListParagraph"/>
+        <w:ind w:left="1080"/>
+        <w:rPr>
+          <w:lang w:val="en-US"/>
+        </w:rPr>
+      </w:pPr>
+      <w:r>
+        <w:rPr>
+          <w:lang w:val="en-US"/>
+        </w:rPr>
+        <w:t>&lt;Dãy Các Câu Lệnh&gt; trở đi đều được thực hiện</w:t>
+      </w:r>
+    </w:p>
+    <w:p>
+      <w:pPr>
+        <w:pStyle w:val="ListParagraph"/>
+        <w:numPr>
+          <w:ilvl w:val="0"/>
+          <w:numId w:val="4"/>
+        </w:numPr>
+        <w:rPr>
+          <w:lang w:val="en-US"/>
+        </w:rPr>
+      </w:pPr>
+      <w:r>
+        <w:rPr>
+          <w:lang w:val="en-US"/>
+        </w:rPr>
+        <w:t xml:space="preserve">Các &lt;Giá Trị 1&gt;, &lt;Giá Trị 2&gt;, … phải khác nhau và cùng kiểu dữ liệu với </w:t>
+      </w:r>
+    </w:p>
+    <w:p>
+      <w:pPr>
+        <w:pStyle w:val="ListParagraph"/>
+        <w:ind w:left="1080"/>
+        <w:rPr>
+          <w:lang w:val="en-US"/>
+        </w:rPr>
+      </w:pPr>
+      <w:r>
+        <w:rPr>
+          <w:lang w:val="en-US"/>
+        </w:rPr>
+        <w:t>&lt;Giá Trị&gt;</w:t>
+      </w:r>
+    </w:p>
+    <w:p>
+      <w:pPr>
+        <w:pStyle w:val="ListParagraph"/>
+        <w:numPr>
+          <w:ilvl w:val="0"/>
+          <w:numId w:val="4"/>
+        </w:numPr>
+        <w:rPr>
+          <w:lang w:val="en-US"/>
+        </w:rPr>
+      </w:pPr>
+      <w:r>
+        <w:rPr>
+          <w:lang w:val="en-US"/>
+        </w:rPr>
+        <w:t>Ví dụ</w:t>
+      </w:r>
+    </w:p>
+    <w:p>
+      <w:pPr>
+        <w:pStyle w:val="ListParagraph"/>
+        <w:pBdr>
+          <w:top w:val="single" w:sz="4" w:space="1" w:color="auto"/>
+          <w:left w:val="single" w:sz="4" w:space="4" w:color="auto"/>
+          <w:bottom w:val="single" w:sz="4" w:space="1" w:color="auto"/>
+          <w:right w:val="single" w:sz="4" w:space="4" w:color="auto"/>
+        </w:pBdr>
+        <w:ind w:left="1080"/>
+        <w:rPr>
+          <w:lang w:val="en-US"/>
+        </w:rPr>
+      </w:pPr>
+      <w:r>
+        <w:rPr>
+          <w:lang w:val="en-US"/>
+        </w:rPr>
+        <w:t xml:space="preserve">int foo = </w:t>
+      </w:r>
+      <w:r>
+        <w:rPr>
+          <w:lang w:val="en-US"/>
+        </w:rPr>
+        <w:t>3</w:t>
+      </w:r>
+      <w:r>
+        <w:rPr>
+          <w:lang w:val="en-US"/>
+        </w:rPr>
+        <w:t>;</w:t>
+      </w:r>
+    </w:p>
+    <w:p>
+      <w:pPr>
+        <w:pStyle w:val="ListParagraph"/>
+        <w:pBdr>
+          <w:top w:val="single" w:sz="4" w:space="1" w:color="auto"/>
+          <w:left w:val="single" w:sz="4" w:space="4" w:color="auto"/>
+          <w:bottom w:val="single" w:sz="4" w:space="1" w:color="auto"/>
+          <w:right w:val="single" w:sz="4" w:space="4" w:color="auto"/>
+        </w:pBdr>
+        <w:ind w:left="1080"/>
+        <w:rPr>
+          <w:lang w:val="en-US"/>
+        </w:rPr>
+      </w:pPr>
+    </w:p>
+    <w:p>
+      <w:pPr>
+        <w:pStyle w:val="ListParagraph"/>
+        <w:pBdr>
+          <w:top w:val="single" w:sz="4" w:space="1" w:color="auto"/>
+          <w:left w:val="single" w:sz="4" w:space="4" w:color="auto"/>
+          <w:bottom w:val="single" w:sz="4" w:space="1" w:color="auto"/>
+          <w:right w:val="single" w:sz="4" w:space="4" w:color="auto"/>
+        </w:pBdr>
+        <w:ind w:left="1080"/>
+        <w:rPr>
+          <w:lang w:val="en-US"/>
+        </w:rPr>
+      </w:pPr>
+      <w:r>
+        <w:rPr>
+          <w:lang w:val="en-US"/>
+        </w:rPr>
+        <w:t>switch (foo){</w:t>
+      </w:r>
+    </w:p>
+    <w:p>
+      <w:pPr>
+        <w:pStyle w:val="ListParagraph"/>
+        <w:pBdr>
+          <w:top w:val="single" w:sz="4" w:space="1" w:color="auto"/>
+          <w:left w:val="single" w:sz="4" w:space="4" w:color="auto"/>
+          <w:bottom w:val="single" w:sz="4" w:space="1" w:color="auto"/>
+          <w:right w:val="single" w:sz="4" w:space="4" w:color="auto"/>
+        </w:pBdr>
+        <w:ind w:left="1080"/>
+        <w:rPr>
+          <w:lang w:val="en-US"/>
+        </w:rPr>
+      </w:pPr>
+      <w:r>
+        <w:rPr>
+          <w:lang w:val="en-US"/>
+        </w:rPr>
+        <w:t xml:space="preserve">    case 1: cout &lt;&lt; 1;</w:t>
+      </w:r>
+    </w:p>
+    <w:p>
+      <w:pPr>
+        <w:pStyle w:val="ListParagraph"/>
+        <w:pBdr>
+          <w:top w:val="single" w:sz="4" w:space="1" w:color="auto"/>
+          <w:left w:val="single" w:sz="4" w:space="4" w:color="auto"/>
+          <w:bottom w:val="single" w:sz="4" w:space="1" w:color="auto"/>
+          <w:right w:val="single" w:sz="4" w:space="4" w:color="auto"/>
+        </w:pBdr>
+        <w:ind w:left="1080"/>
+        <w:rPr>
+          <w:lang w:val="en-US"/>
+        </w:rPr>
+      </w:pPr>
+      <w:r>
+        <w:rPr>
+          <w:lang w:val="en-US"/>
+        </w:rPr>
+        <w:t xml:space="preserve">    case 2: cout &lt;&lt; 2;</w:t>
+      </w:r>
+    </w:p>
+    <w:p>
+      <w:pPr>
+        <w:pStyle w:val="ListParagraph"/>
+        <w:pBdr>
+          <w:top w:val="single" w:sz="4" w:space="1" w:color="auto"/>
+          <w:left w:val="single" w:sz="4" w:space="4" w:color="auto"/>
+          <w:bottom w:val="single" w:sz="4" w:space="1" w:color="auto"/>
+          <w:right w:val="single" w:sz="4" w:space="4" w:color="auto"/>
+        </w:pBdr>
+        <w:ind w:left="1080"/>
+        <w:rPr>
+          <w:lang w:val="en-US"/>
+        </w:rPr>
+      </w:pPr>
+      <w:r>
+        <w:rPr>
+          <w:lang w:val="en-US"/>
+        </w:rPr>
         <w:lastRenderedPageBreak/>
-        <w:t>Đếm a, a + 1, a + 2, …, n</w:t>
-      </w:r>
-    </w:p>
-    <w:p>
-      <w:pPr>
-        <w:pStyle w:val="ListParagraph"/>
-        <w:pBdr>
-          <w:top w:val="single" w:sz="4" w:space="1" w:color="auto"/>
-          <w:left w:val="single" w:sz="4" w:space="4" w:color="auto"/>
-          <w:bottom w:val="single" w:sz="4" w:space="1" w:color="auto"/>
-          <w:right w:val="single" w:sz="4" w:space="4" w:color="auto"/>
-        </w:pBdr>
-        <w:ind w:left="1080"/>
-        <w:rPr>
-          <w:lang w:val="en-US"/>
-        </w:rPr>
-      </w:pPr>
-      <w:r>
-        <w:rPr>
-          <w:lang w:val="en-US"/>
-        </w:rPr>
-        <w:t>for (int i = a; i &lt;= n;, i++){</w:t>
-      </w:r>
-    </w:p>
-    <w:p>
-      <w:pPr>
-        <w:pStyle w:val="ListParagraph"/>
-        <w:pBdr>
-          <w:top w:val="single" w:sz="4" w:space="1" w:color="auto"/>
-          <w:left w:val="single" w:sz="4" w:space="4" w:color="auto"/>
-          <w:bottom w:val="single" w:sz="4" w:space="1" w:color="auto"/>
-          <w:right w:val="single" w:sz="4" w:space="4" w:color="auto"/>
-        </w:pBdr>
-        <w:ind w:left="1080"/>
-        <w:rPr>
-          <w:lang w:val="en-US"/>
-        </w:rPr>
-      </w:pPr>
-      <w:r>
-        <w:rPr>
-          <w:lang w:val="en-US"/>
-        </w:rPr>
-        <w:t xml:space="preserve">    cout &lt;&lt; i;</w:t>
-      </w:r>
-    </w:p>
-    <w:p>
-      <w:pPr>
-        <w:pStyle w:val="ListParagraph"/>
-        <w:pBdr>
-          <w:top w:val="single" w:sz="4" w:space="1" w:color="auto"/>
-          <w:left w:val="single" w:sz="4" w:space="4" w:color="auto"/>
-          <w:bottom w:val="single" w:sz="4" w:space="1" w:color="auto"/>
-          <w:right w:val="single" w:sz="4" w:space="4" w:color="auto"/>
-        </w:pBdr>
-        <w:ind w:left="1080"/>
-        <w:rPr>
-          <w:lang w:val="en-US"/>
-        </w:rPr>
-      </w:pPr>
-      <w:r>
-        <w:rPr>
-          <w:lang w:val="en-US"/>
-        </w:rPr>
-        <w:t>}</w:t>
-      </w:r>
-    </w:p>
-    <w:p>
-      <w:pPr>
-        <w:pStyle w:val="ListParagraph"/>
-        <w:numPr>
-          <w:ilvl w:val="0"/>
-          <w:numId w:val="4"/>
-        </w:numPr>
-        <w:rPr>
-          <w:lang w:val="en-US"/>
-        </w:rPr>
-      </w:pPr>
-    </w:p>
-    <w:p>
-      <w:pPr>
-        <w:rPr>
-          <w:lang w:val="en-US"/>
-        </w:rPr>
-      </w:pPr>
-    </w:p>
-    <w:p>
-      <w:pPr>
-        <w:rPr>
-          <w:lang w:val="en-US"/>
-        </w:rPr>
-      </w:pPr>
-      <w:r>
-        <w:rPr>
-          <w:lang w:val="en-US"/>
-        </w:rPr>
-        <w:t>Condition – Điều Kiện:</w:t>
-      </w:r>
-    </w:p>
-    <w:p>
-      <w:pPr>
-        <w:pStyle w:val="ListParagraph"/>
-        <w:numPr>
-          <w:ilvl w:val="0"/>
-          <w:numId w:val="11"/>
-        </w:numPr>
-        <w:rPr>
-          <w:lang w:val="en-US"/>
-        </w:rPr>
-      </w:pPr>
-      <w:r>
-        <w:rPr>
-          <w:lang w:val="en-US"/>
-        </w:rPr>
-        <w:t>If</w:t>
-      </w:r>
-      <w:r>
-        <w:rPr>
-          <w:lang w:val="en-US"/>
-        </w:rPr>
-        <w:t>?</w:t>
-      </w:r>
-    </w:p>
-    <w:p>
-      <w:pPr>
-        <w:pStyle w:val="ListParagraph"/>
-        <w:pBdr>
-          <w:top w:val="single" w:sz="4" w:space="1" w:color="auto"/>
-          <w:left w:val="single" w:sz="4" w:space="4" w:color="auto"/>
-          <w:bottom w:val="single" w:sz="4" w:space="1" w:color="auto"/>
-          <w:right w:val="single" w:sz="4" w:space="4" w:color="auto"/>
-        </w:pBdr>
-        <w:ind w:left="1080"/>
-        <w:rPr>
-          <w:lang w:val="en-US"/>
-        </w:rPr>
-      </w:pPr>
-      <w:r>
-        <w:rPr>
-          <w:lang w:val="en-US"/>
-        </w:rPr>
-        <w:t>if (&lt;Biểu Thức&gt;){</w:t>
-      </w:r>
-    </w:p>
-    <w:p>
-      <w:pPr>
-        <w:pStyle w:val="ListParagraph"/>
-        <w:pBdr>
-          <w:top w:val="single" w:sz="4" w:space="1" w:color="auto"/>
-          <w:left w:val="single" w:sz="4" w:space="4" w:color="auto"/>
-          <w:bottom w:val="single" w:sz="4" w:space="1" w:color="auto"/>
-          <w:right w:val="single" w:sz="4" w:space="4" w:color="auto"/>
-        </w:pBdr>
-        <w:ind w:left="1080"/>
-        <w:rPr>
-          <w:lang w:val="en-US"/>
-        </w:rPr>
-      </w:pPr>
-      <w:r>
-        <w:rPr>
-          <w:lang w:val="en-US"/>
-        </w:rPr>
-        <w:t xml:space="preserve">    &lt;Làm Gì Đó&gt;</w:t>
-      </w:r>
-    </w:p>
-    <w:p>
-      <w:pPr>
-        <w:pStyle w:val="ListParagraph"/>
-        <w:pBdr>
-          <w:top w:val="single" w:sz="4" w:space="1" w:color="auto"/>
-          <w:left w:val="single" w:sz="4" w:space="4" w:color="auto"/>
-          <w:bottom w:val="single" w:sz="4" w:space="1" w:color="auto"/>
-          <w:right w:val="single" w:sz="4" w:space="4" w:color="auto"/>
-        </w:pBdr>
-        <w:ind w:left="1080"/>
-        <w:rPr>
-          <w:lang w:val="en-US"/>
-        </w:rPr>
-      </w:pPr>
-      <w:r>
-        <w:rPr>
-          <w:lang w:val="en-US"/>
-        </w:rPr>
-        <w:t>}</w:t>
-      </w:r>
-    </w:p>
-    <w:p>
-      <w:pPr>
-        <w:pStyle w:val="ListParagraph"/>
-        <w:numPr>
-          <w:ilvl w:val="0"/>
-          <w:numId w:val="4"/>
-        </w:numPr>
-        <w:rPr>
-          <w:lang w:val="en-US"/>
-        </w:rPr>
-      </w:pPr>
-      <w:r>
-        <w:rPr>
-          <w:lang w:val="en-US"/>
-        </w:rPr>
-        <w:t>Nếu &lt;Biểu Thức&gt; trả về True thì &lt;Làm Gì Đó&gt; được thực hiện, còn nếu trả về False thì &lt;Làm Gì Đó&gt; không được thực hiện</w:t>
-      </w:r>
-    </w:p>
-    <w:p>
-      <w:pPr>
-        <w:pStyle w:val="ListParagraph"/>
-        <w:numPr>
-          <w:ilvl w:val="0"/>
-          <w:numId w:val="4"/>
-        </w:numPr>
-        <w:rPr>
-          <w:lang w:val="en-US"/>
-        </w:rPr>
-      </w:pPr>
-      <w:r>
-        <w:rPr>
-          <w:lang w:val="en-US"/>
-        </w:rPr>
-        <w:t>Ví dụ</w:t>
-      </w:r>
-    </w:p>
-    <w:p>
-      <w:pPr>
-        <w:pStyle w:val="ListParagraph"/>
-        <w:pBdr>
-          <w:top w:val="single" w:sz="4" w:space="1" w:color="auto"/>
-          <w:left w:val="single" w:sz="4" w:space="4" w:color="auto"/>
-          <w:bottom w:val="single" w:sz="4" w:space="1" w:color="auto"/>
-          <w:right w:val="single" w:sz="4" w:space="4" w:color="auto"/>
-        </w:pBdr>
-        <w:ind w:left="1080"/>
-        <w:rPr>
-          <w:lang w:val="en-US"/>
-        </w:rPr>
-      </w:pPr>
-      <w:r>
-        <w:rPr>
-          <w:lang w:val="en-US"/>
-        </w:rPr>
-        <w:t>if (2 &gt; 1){</w:t>
-      </w:r>
-    </w:p>
-    <w:p>
-      <w:pPr>
-        <w:pStyle w:val="ListParagraph"/>
-        <w:pBdr>
-          <w:top w:val="single" w:sz="4" w:space="1" w:color="auto"/>
-          <w:left w:val="single" w:sz="4" w:space="4" w:color="auto"/>
-          <w:bottom w:val="single" w:sz="4" w:space="1" w:color="auto"/>
-          <w:right w:val="single" w:sz="4" w:space="4" w:color="auto"/>
-        </w:pBdr>
-        <w:ind w:left="1080"/>
-        <w:rPr>
-          <w:lang w:val="en-US"/>
-        </w:rPr>
-      </w:pPr>
-      <w:r>
-        <w:rPr>
-          <w:lang w:val="en-US"/>
-        </w:rPr>
-        <w:t xml:space="preserve">    foo = bar + 1;</w:t>
-      </w:r>
-    </w:p>
-    <w:p>
-      <w:pPr>
-        <w:pStyle w:val="ListParagraph"/>
-        <w:pBdr>
-          <w:top w:val="single" w:sz="4" w:space="1" w:color="auto"/>
-          <w:left w:val="single" w:sz="4" w:space="4" w:color="auto"/>
-          <w:bottom w:val="single" w:sz="4" w:space="1" w:color="auto"/>
-          <w:right w:val="single" w:sz="4" w:space="4" w:color="auto"/>
-        </w:pBdr>
-        <w:ind w:left="1080"/>
-        <w:rPr>
-          <w:lang w:val="en-US"/>
-        </w:rPr>
-      </w:pPr>
-      <w:r>
-        <w:rPr>
-          <w:lang w:val="en-US"/>
-        </w:rPr>
-        <w:t>}</w:t>
-      </w:r>
-    </w:p>
-    <w:p>
-      <w:pPr>
-        <w:pStyle w:val="ListParagraph"/>
-        <w:numPr>
-          <w:ilvl w:val="0"/>
-          <w:numId w:val="11"/>
-        </w:numPr>
-        <w:rPr>
-          <w:lang w:val="en-US"/>
-        </w:rPr>
-      </w:pPr>
-      <w:r>
-        <w:rPr>
-          <w:lang w:val="en-US"/>
-        </w:rPr>
-        <w:t>Else?</w:t>
-      </w:r>
-    </w:p>
-    <w:p>
-      <w:pPr>
-        <w:pStyle w:val="ListParagraph"/>
-        <w:numPr>
-          <w:ilvl w:val="0"/>
-          <w:numId w:val="4"/>
-        </w:numPr>
-        <w:rPr>
-          <w:lang w:val="en-US"/>
-        </w:rPr>
-      </w:pPr>
-      <w:r>
-        <w:rPr>
-          <w:lang w:val="en-US"/>
-        </w:rPr>
-        <w:t>Câu lệnh này phải được đặt ngay sau 1 câu lệnh If</w:t>
-      </w:r>
-      <w:r>
-        <w:rPr>
-          <w:lang w:val="en-US"/>
-        </w:rPr>
-        <w:t>, C++ xem If Else là 1 khối Code duy nhất</w:t>
-      </w:r>
-    </w:p>
-    <w:p>
-      <w:pPr>
-        <w:pStyle w:val="ListParagraph"/>
-        <w:numPr>
-          <w:ilvl w:val="0"/>
-          <w:numId w:val="4"/>
-        </w:numPr>
-        <w:rPr>
-          <w:lang w:val="en-US"/>
-        </w:rPr>
-      </w:pPr>
-      <w:r>
-        <w:rPr>
-          <w:lang w:val="en-US"/>
-        </w:rPr>
-        <w:t>Ví dụ</w:t>
-      </w:r>
-    </w:p>
-    <w:p>
-      <w:pPr>
-        <w:pStyle w:val="ListParagraph"/>
-        <w:pBdr>
-          <w:top w:val="single" w:sz="4" w:space="1" w:color="auto"/>
-          <w:left w:val="single" w:sz="4" w:space="4" w:color="auto"/>
-          <w:bottom w:val="single" w:sz="4" w:space="1" w:color="auto"/>
-          <w:right w:val="single" w:sz="4" w:space="4" w:color="auto"/>
-        </w:pBdr>
-        <w:ind w:left="1080"/>
-        <w:rPr>
-          <w:lang w:val="en-US"/>
-        </w:rPr>
-      </w:pPr>
-      <w:r>
-        <w:rPr>
-          <w:lang w:val="en-US"/>
-        </w:rPr>
-        <w:t>if (2 &gt; 1) cout &lt;&lt; 4;</w:t>
-      </w:r>
-    </w:p>
-    <w:p>
-      <w:pPr>
-        <w:pStyle w:val="ListParagraph"/>
-        <w:pBdr>
-          <w:top w:val="single" w:sz="4" w:space="1" w:color="auto"/>
-          <w:left w:val="single" w:sz="4" w:space="4" w:color="auto"/>
-          <w:bottom w:val="single" w:sz="4" w:space="1" w:color="auto"/>
-          <w:right w:val="single" w:sz="4" w:space="4" w:color="auto"/>
-        </w:pBdr>
-        <w:ind w:left="1080"/>
-        <w:rPr>
-          <w:lang w:val="en-US"/>
-        </w:rPr>
-      </w:pPr>
-      <w:r>
-        <w:rPr>
-          <w:lang w:val="en-US"/>
-        </w:rPr>
-        <w:t>else cout &lt;&lt; 3;</w:t>
-      </w:r>
-    </w:p>
-    <w:p>
-      <w:pPr>
-        <w:pStyle w:val="ListParagraph"/>
-        <w:numPr>
-          <w:ilvl w:val="0"/>
-          <w:numId w:val="11"/>
-        </w:numPr>
-        <w:rPr>
-          <w:lang w:val="en-US"/>
-        </w:rPr>
-      </w:pPr>
-      <w:r>
-        <w:rPr>
-          <w:lang w:val="en-US"/>
-        </w:rPr>
-        <w:t>Switch Case?</w:t>
-      </w:r>
-    </w:p>
-    <w:p>
-      <w:pPr>
-        <w:pStyle w:val="ListParagraph"/>
-        <w:pBdr>
-          <w:top w:val="single" w:sz="4" w:space="1" w:color="auto"/>
-          <w:left w:val="single" w:sz="4" w:space="4" w:color="auto"/>
-          <w:bottom w:val="single" w:sz="4" w:space="1" w:color="auto"/>
-          <w:right w:val="single" w:sz="4" w:space="4" w:color="auto"/>
-        </w:pBdr>
-        <w:ind w:left="1080"/>
-        <w:rPr>
-          <w:lang w:val="en-US"/>
-        </w:rPr>
-      </w:pPr>
-      <w:r>
-        <w:rPr>
-          <w:lang w:val="en-US"/>
-        </w:rPr>
-        <w:t>switch (&lt;Giá Trị&gt;){</w:t>
-      </w:r>
-    </w:p>
-    <w:p>
-      <w:pPr>
-        <w:pStyle w:val="ListParagraph"/>
-        <w:pBdr>
-          <w:top w:val="single" w:sz="4" w:space="1" w:color="auto"/>
-          <w:left w:val="single" w:sz="4" w:space="4" w:color="auto"/>
-          <w:bottom w:val="single" w:sz="4" w:space="1" w:color="auto"/>
-          <w:right w:val="single" w:sz="4" w:space="4" w:color="auto"/>
-        </w:pBdr>
-        <w:ind w:left="1080"/>
-        <w:rPr>
-          <w:lang w:val="en-US"/>
-        </w:rPr>
-      </w:pPr>
-      <w:r>
-        <w:rPr>
-          <w:lang w:val="en-US"/>
-        </w:rPr>
-        <w:t xml:space="preserve">    case &lt;Giá Trị 1&gt;: &lt;Dãy Các Câu Lệnh 1&gt;</w:t>
-      </w:r>
-    </w:p>
-    <w:p>
-      <w:pPr>
-        <w:pStyle w:val="ListParagraph"/>
-        <w:pBdr>
-          <w:top w:val="single" w:sz="4" w:space="1" w:color="auto"/>
-          <w:left w:val="single" w:sz="4" w:space="4" w:color="auto"/>
-          <w:bottom w:val="single" w:sz="4" w:space="1" w:color="auto"/>
-          <w:right w:val="single" w:sz="4" w:space="4" w:color="auto"/>
-        </w:pBdr>
-        <w:ind w:left="1080"/>
-        <w:rPr>
-          <w:lang w:val="en-US"/>
-        </w:rPr>
-      </w:pPr>
-      <w:r>
-        <w:rPr>
-          <w:lang w:val="en-US"/>
-        </w:rPr>
-        <w:t xml:space="preserve">    case &lt;Giá Trị 2&gt;: &lt;Dãy Các Câu Lệnh 2&gt;</w:t>
-      </w:r>
-    </w:p>
-    <w:p>
-      <w:pPr>
-        <w:pStyle w:val="ListParagraph"/>
-        <w:pBdr>
-          <w:top w:val="single" w:sz="4" w:space="1" w:color="auto"/>
-          <w:left w:val="single" w:sz="4" w:space="4" w:color="auto"/>
-          <w:bottom w:val="single" w:sz="4" w:space="1" w:color="auto"/>
-          <w:right w:val="single" w:sz="4" w:space="4" w:color="auto"/>
-        </w:pBdr>
-        <w:ind w:left="1080"/>
-        <w:rPr>
-          <w:lang w:val="en-US"/>
-        </w:rPr>
-      </w:pPr>
-      <w:r>
-        <w:rPr>
-          <w:lang w:val="en-US"/>
-        </w:rPr>
-        <w:t xml:space="preserve">    …</w:t>
-      </w:r>
-    </w:p>
-    <w:p>
-      <w:pPr>
-        <w:pStyle w:val="ListParagraph"/>
-        <w:pBdr>
-          <w:top w:val="single" w:sz="4" w:space="1" w:color="auto"/>
-          <w:left w:val="single" w:sz="4" w:space="4" w:color="auto"/>
-          <w:bottom w:val="single" w:sz="4" w:space="1" w:color="auto"/>
-          <w:right w:val="single" w:sz="4" w:space="4" w:color="auto"/>
-        </w:pBdr>
-        <w:ind w:left="1080"/>
-        <w:rPr>
-          <w:lang w:val="en-US"/>
-        </w:rPr>
-      </w:pPr>
-      <w:r>
-        <w:rPr>
-          <w:lang w:val="en-US"/>
-        </w:rPr>
-        <w:t xml:space="preserve">    default: &lt;Dãy Các Lệnh Mặc Định&gt;</w:t>
-      </w:r>
-    </w:p>
-    <w:p>
-      <w:pPr>
-        <w:pStyle w:val="ListParagraph"/>
-        <w:pBdr>
-          <w:top w:val="single" w:sz="4" w:space="1" w:color="auto"/>
-          <w:left w:val="single" w:sz="4" w:space="4" w:color="auto"/>
-          <w:bottom w:val="single" w:sz="4" w:space="1" w:color="auto"/>
-          <w:right w:val="single" w:sz="4" w:space="4" w:color="auto"/>
-        </w:pBdr>
-        <w:ind w:left="1080"/>
-        <w:rPr>
-          <w:lang w:val="en-US"/>
-        </w:rPr>
-      </w:pPr>
-      <w:r>
-        <w:rPr>
-          <w:lang w:val="en-US"/>
-        </w:rPr>
-        <w:t xml:space="preserve">    case &lt;Giá Trị N&gt;: &lt;Dãy Các Câu Lệnh N&gt;</w:t>
-      </w:r>
-    </w:p>
-    <w:p>
-      <w:pPr>
-        <w:pStyle w:val="ListParagraph"/>
-        <w:pBdr>
-          <w:top w:val="single" w:sz="4" w:space="1" w:color="auto"/>
-          <w:left w:val="single" w:sz="4" w:space="4" w:color="auto"/>
-          <w:bottom w:val="single" w:sz="4" w:space="1" w:color="auto"/>
-          <w:right w:val="single" w:sz="4" w:space="4" w:color="auto"/>
-        </w:pBdr>
-        <w:ind w:left="1080"/>
-        <w:rPr>
-          <w:lang w:val="en-US"/>
-        </w:rPr>
-      </w:pPr>
-      <w:r>
-        <w:rPr>
-          <w:lang w:val="en-US"/>
-        </w:rPr>
-        <w:t xml:space="preserve">    …</w:t>
-      </w:r>
-    </w:p>
-    <w:p>
-      <w:pPr>
-        <w:pStyle w:val="ListParagraph"/>
-        <w:pBdr>
-          <w:top w:val="single" w:sz="4" w:space="1" w:color="auto"/>
-          <w:left w:val="single" w:sz="4" w:space="4" w:color="auto"/>
-          <w:bottom w:val="single" w:sz="4" w:space="1" w:color="auto"/>
-          <w:right w:val="single" w:sz="4" w:space="4" w:color="auto"/>
-        </w:pBdr>
-        <w:ind w:left="1080"/>
-        <w:rPr>
-          <w:lang w:val="en-US"/>
-        </w:rPr>
-      </w:pPr>
-      <w:r>
-        <w:rPr>
-          <w:lang w:val="en-US"/>
-        </w:rPr>
-        <w:t>}</w:t>
-      </w:r>
-    </w:p>
-    <w:p>
-      <w:pPr>
-        <w:pStyle w:val="ListParagraph"/>
-        <w:numPr>
-          <w:ilvl w:val="0"/>
-          <w:numId w:val="4"/>
-        </w:numPr>
-        <w:rPr>
-          <w:lang w:val="en-US"/>
-        </w:rPr>
-      </w:pPr>
-      <w:r>
-        <w:rPr>
-          <w:lang w:val="en-US"/>
-        </w:rPr>
-        <w:t>&lt;Giá Trị&gt; sẽ lần lượt được so sánh với &lt;Giá Trị 1&gt;, &lt;Giá Trị 2&gt;, … cho đến khi nào nó tìm được giá trị đúng = nó</w:t>
-      </w:r>
-      <w:r>
-        <w:rPr>
-          <w:lang w:val="en-US"/>
-        </w:rPr>
-        <w:t xml:space="preserve"> hoặc gặp “default”</w:t>
-      </w:r>
-      <w:r>
-        <w:rPr>
-          <w:lang w:val="en-US"/>
-        </w:rPr>
-        <w:t xml:space="preserve">, tại đó, tất cả các </w:t>
-      </w:r>
-    </w:p>
-    <w:p>
-      <w:pPr>
-        <w:pStyle w:val="ListParagraph"/>
-        <w:ind w:left="1080"/>
-        <w:rPr>
-          <w:lang w:val="en-US"/>
-        </w:rPr>
-      </w:pPr>
-      <w:r>
-        <w:rPr>
-          <w:lang w:val="en-US"/>
-        </w:rPr>
-        <w:t>&lt;Dãy Các Câu Lệnh&gt; trở đi đều được thực hiện</w:t>
-      </w:r>
-    </w:p>
-    <w:p>
-      <w:pPr>
-        <w:pStyle w:val="ListParagraph"/>
-        <w:numPr>
-          <w:ilvl w:val="0"/>
-          <w:numId w:val="4"/>
-        </w:numPr>
-        <w:rPr>
-          <w:lang w:val="en-US"/>
-        </w:rPr>
-      </w:pPr>
-      <w:r>
-        <w:rPr>
-          <w:lang w:val="en-US"/>
-        </w:rPr>
-        <w:t xml:space="preserve">Các &lt;Giá Trị 1&gt;, &lt;Giá Trị 2&gt;, … phải khác nhau và cùng kiểu dữ liệu với </w:t>
-      </w:r>
-    </w:p>
-    <w:p>
-      <w:pPr>
-        <w:pStyle w:val="ListParagraph"/>
-        <w:ind w:left="1080"/>
-        <w:rPr>
-          <w:lang w:val="en-US"/>
-        </w:rPr>
-      </w:pPr>
-      <w:r>
-        <w:rPr>
-          <w:lang w:val="en-US"/>
-        </w:rPr>
-        <w:t>&lt;Giá Trị&gt;</w:t>
-      </w:r>
-    </w:p>
-    <w:p>
-      <w:pPr>
-        <w:pStyle w:val="ListParagraph"/>
-        <w:numPr>
-          <w:ilvl w:val="0"/>
-          <w:numId w:val="4"/>
-        </w:numPr>
-        <w:rPr>
-          <w:lang w:val="en-US"/>
-        </w:rPr>
-      </w:pPr>
-      <w:r>
-        <w:rPr>
-          <w:lang w:val="en-US"/>
-        </w:rPr>
-        <w:t>Ví dụ</w:t>
-      </w:r>
-    </w:p>
-    <w:p>
-      <w:pPr>
-        <w:pStyle w:val="ListParagraph"/>
-        <w:pBdr>
-          <w:top w:val="single" w:sz="4" w:space="1" w:color="auto"/>
-          <w:left w:val="single" w:sz="4" w:space="4" w:color="auto"/>
-          <w:bottom w:val="single" w:sz="4" w:space="1" w:color="auto"/>
-          <w:right w:val="single" w:sz="4" w:space="4" w:color="auto"/>
-        </w:pBdr>
-        <w:ind w:left="1080"/>
-        <w:rPr>
-          <w:lang w:val="en-US"/>
-        </w:rPr>
-      </w:pPr>
-      <w:r>
-        <w:rPr>
-          <w:lang w:val="en-US"/>
-        </w:rPr>
-        <w:t xml:space="preserve">int foo = </w:t>
-      </w:r>
-      <w:r>
-        <w:rPr>
-          <w:lang w:val="en-US"/>
-        </w:rPr>
-        <w:t>3</w:t>
-      </w:r>
-      <w:r>
-        <w:rPr>
-          <w:lang w:val="en-US"/>
-        </w:rPr>
-        <w:t>;</w:t>
-      </w:r>
-    </w:p>
-    <w:p>
-      <w:pPr>
-        <w:pStyle w:val="ListParagraph"/>
-        <w:pBdr>
-          <w:top w:val="single" w:sz="4" w:space="1" w:color="auto"/>
-          <w:left w:val="single" w:sz="4" w:space="4" w:color="auto"/>
-          <w:bottom w:val="single" w:sz="4" w:space="1" w:color="auto"/>
-          <w:right w:val="single" w:sz="4" w:space="4" w:color="auto"/>
-        </w:pBdr>
-        <w:ind w:left="1080"/>
-        <w:rPr>
-          <w:lang w:val="en-US"/>
-        </w:rPr>
-      </w:pPr>
-    </w:p>
-    <w:p>
-      <w:pPr>
-        <w:pStyle w:val="ListParagraph"/>
-        <w:pBdr>
-          <w:top w:val="single" w:sz="4" w:space="1" w:color="auto"/>
-          <w:left w:val="single" w:sz="4" w:space="4" w:color="auto"/>
-          <w:bottom w:val="single" w:sz="4" w:space="1" w:color="auto"/>
-          <w:right w:val="single" w:sz="4" w:space="4" w:color="auto"/>
-        </w:pBdr>
-        <w:ind w:left="1080"/>
-        <w:rPr>
-          <w:lang w:val="en-US"/>
-        </w:rPr>
-      </w:pPr>
-      <w:r>
-        <w:rPr>
-          <w:lang w:val="en-US"/>
-        </w:rPr>
-        <w:t>switch (foo){</w:t>
-      </w:r>
-    </w:p>
-    <w:p>
-      <w:pPr>
-        <w:pStyle w:val="ListParagraph"/>
-        <w:pBdr>
-          <w:top w:val="single" w:sz="4" w:space="1" w:color="auto"/>
-          <w:left w:val="single" w:sz="4" w:space="4" w:color="auto"/>
-          <w:bottom w:val="single" w:sz="4" w:space="1" w:color="auto"/>
-          <w:right w:val="single" w:sz="4" w:space="4" w:color="auto"/>
-        </w:pBdr>
-        <w:ind w:left="1080"/>
-        <w:rPr>
-          <w:lang w:val="en-US"/>
-        </w:rPr>
-      </w:pPr>
-      <w:r>
-        <w:rPr>
-          <w:lang w:val="en-US"/>
-        </w:rPr>
-        <w:t xml:space="preserve">    case 1: cout &lt;&lt; 1;</w:t>
-      </w:r>
-    </w:p>
-    <w:p>
-      <w:pPr>
-        <w:pStyle w:val="ListParagraph"/>
-        <w:pBdr>
-          <w:top w:val="single" w:sz="4" w:space="1" w:color="auto"/>
-          <w:left w:val="single" w:sz="4" w:space="4" w:color="auto"/>
-          <w:bottom w:val="single" w:sz="4" w:space="1" w:color="auto"/>
-          <w:right w:val="single" w:sz="4" w:space="4" w:color="auto"/>
-        </w:pBdr>
-        <w:ind w:left="1080"/>
-        <w:rPr>
-          <w:lang w:val="en-US"/>
-        </w:rPr>
-      </w:pPr>
-      <w:r>
-        <w:rPr>
-          <w:lang w:val="en-US"/>
-        </w:rPr>
-        <w:t xml:space="preserve">    case 2: cout &lt;&lt; 2;</w:t>
-      </w:r>
-    </w:p>
-    <w:p>
-      <w:pPr>
-        <w:pStyle w:val="ListParagraph"/>
-        <w:pBdr>
-          <w:top w:val="single" w:sz="4" w:space="1" w:color="auto"/>
-          <w:left w:val="single" w:sz="4" w:space="4" w:color="auto"/>
-          <w:bottom w:val="single" w:sz="4" w:space="1" w:color="auto"/>
-          <w:right w:val="single" w:sz="4" w:space="4" w:color="auto"/>
-        </w:pBdr>
-        <w:ind w:left="1080"/>
-        <w:rPr>
-          <w:lang w:val="en-US"/>
-        </w:rPr>
-      </w:pPr>
-      <w:r>
-        <w:rPr>
-          <w:lang w:val="en-US"/>
-        </w:rPr>
         <w:t xml:space="preserve">    case 3: cout &lt;&lt; 3;</w:t>
       </w:r>
     </w:p>
@@ -13035,7 +13139,6 @@
         <w:rPr>
           <w:lang w:val="en-US"/>
         </w:rPr>
-        <w:lastRenderedPageBreak/>
         <w:t xml:space="preserve">    cout &lt;&lt; 4;</w:t>
       </w:r>
     </w:p>
@@ -13804,6 +13907,7 @@
         <w:rPr>
           <w:lang w:val="en-US"/>
         </w:rPr>
+        <w:lastRenderedPageBreak/>
         <w:t xml:space="preserve">    cout &lt;&lt; 1;</w:t>
       </w:r>
     </w:p>
@@ -13825,7 +13929,6 @@
         <w:rPr>
           <w:lang w:val="en-US"/>
         </w:rPr>
-        <w:lastRenderedPageBreak/>
         <w:t xml:space="preserve">    bar(); // nếu đéo có hàm nguyên mẫu khúc này sẽ báo lỗi</w:t>
       </w:r>
     </w:p>

--- a/c++.docx
+++ b/c++.docx
@@ -14150,6 +14150,362 @@
     </w:p>
     <w:p>
       <w:pPr>
+        <w:rPr>
+          <w:lang w:val="en-US"/>
+        </w:rPr>
+      </w:pPr>
+      <w:r>
+        <w:rPr>
+          <w:lang w:val="en-US"/>
+        </w:rPr>
+        <w:t>Class:</w:t>
+      </w:r>
+    </w:p>
+    <w:p>
+      <w:pPr>
+        <w:pStyle w:val="ListParagraph"/>
+        <w:numPr>
+          <w:ilvl w:val="0"/>
+          <w:numId w:val="18"/>
+        </w:numPr>
+        <w:rPr>
+          <w:lang w:val="en-US"/>
+        </w:rPr>
+      </w:pPr>
+      <w:r>
+        <w:rPr>
+          <w:lang w:val="en-US"/>
+        </w:rPr>
+        <w:t>Cách Hoạt Động?</w:t>
+      </w:r>
+    </w:p>
+    <w:p>
+      <w:pPr>
+        <w:pStyle w:val="ListParagraph"/>
+        <w:numPr>
+          <w:ilvl w:val="0"/>
+          <w:numId w:val="4"/>
+        </w:numPr>
+        <w:rPr>
+          <w:lang w:val="en-US"/>
+        </w:rPr>
+      </w:pPr>
+      <w:r>
+        <w:rPr>
+          <w:lang w:val="en-US"/>
+        </w:rPr>
+        <w:t>Giống trong Java</w:t>
+      </w:r>
+    </w:p>
+    <w:p>
+      <w:pPr>
+        <w:pStyle w:val="ListParagraph"/>
+        <w:numPr>
+          <w:ilvl w:val="0"/>
+          <w:numId w:val="18"/>
+        </w:numPr>
+        <w:rPr>
+          <w:lang w:val="en-US"/>
+        </w:rPr>
+      </w:pPr>
+      <w:r>
+        <w:rPr>
+          <w:lang w:val="en-US"/>
+        </w:rPr>
+        <w:t xml:space="preserve">Tạo 1 </w:t>
+      </w:r>
+      <w:r>
+        <w:rPr>
+          <w:lang w:val="en-US"/>
+        </w:rPr>
+        <w:t>Class</w:t>
+      </w:r>
+      <w:r>
+        <w:rPr>
+          <w:lang w:val="en-US"/>
+        </w:rPr>
+        <w:t>?</w:t>
+      </w:r>
+    </w:p>
+    <w:p>
+      <w:pPr>
+        <w:pStyle w:val="ListParagraph"/>
+        <w:pBdr>
+          <w:top w:val="single" w:sz="4" w:space="1" w:color="auto"/>
+          <w:left w:val="single" w:sz="4" w:space="4" w:color="auto"/>
+          <w:bottom w:val="single" w:sz="4" w:space="1" w:color="auto"/>
+          <w:right w:val="single" w:sz="4" w:space="4" w:color="auto"/>
+        </w:pBdr>
+        <w:ind w:left="1080"/>
+        <w:rPr>
+          <w:lang w:val="en-US"/>
+        </w:rPr>
+      </w:pPr>
+      <w:r>
+        <w:rPr>
+          <w:lang w:val="en-US"/>
+        </w:rPr>
+        <w:t>class &lt;Tên Class&gt; {</w:t>
+      </w:r>
+      <w:r>
+        <w:rPr>
+          <w:lang w:val="en-US"/>
+        </w:rPr>
+        <w:br/>
+        <w:t xml:space="preserve">    &lt;Khai Báo Gì Đó&gt;</w:t>
+      </w:r>
+    </w:p>
+    <w:p>
+      <w:pPr>
+        <w:pStyle w:val="ListParagraph"/>
+        <w:pBdr>
+          <w:top w:val="single" w:sz="4" w:space="1" w:color="auto"/>
+          <w:left w:val="single" w:sz="4" w:space="4" w:color="auto"/>
+          <w:bottom w:val="single" w:sz="4" w:space="1" w:color="auto"/>
+          <w:right w:val="single" w:sz="4" w:space="4" w:color="auto"/>
+        </w:pBdr>
+        <w:ind w:left="1080"/>
+        <w:rPr>
+          <w:lang w:val="en-US"/>
+        </w:rPr>
+      </w:pPr>
+    </w:p>
+    <w:p>
+      <w:pPr>
+        <w:pStyle w:val="ListParagraph"/>
+        <w:pBdr>
+          <w:top w:val="single" w:sz="4" w:space="1" w:color="auto"/>
+          <w:left w:val="single" w:sz="4" w:space="4" w:color="auto"/>
+          <w:bottom w:val="single" w:sz="4" w:space="1" w:color="auto"/>
+          <w:right w:val="single" w:sz="4" w:space="4" w:color="auto"/>
+        </w:pBdr>
+        <w:ind w:left="1080"/>
+        <w:rPr>
+          <w:lang w:val="en-US"/>
+        </w:rPr>
+      </w:pPr>
+      <w:r>
+        <w:rPr>
+          <w:lang w:val="en-US"/>
+        </w:rPr>
+        <w:t xml:space="preserve">    public:</w:t>
+      </w:r>
+    </w:p>
+    <w:p>
+      <w:pPr>
+        <w:pStyle w:val="ListParagraph"/>
+        <w:pBdr>
+          <w:top w:val="single" w:sz="4" w:space="1" w:color="auto"/>
+          <w:left w:val="single" w:sz="4" w:space="4" w:color="auto"/>
+          <w:bottom w:val="single" w:sz="4" w:space="1" w:color="auto"/>
+          <w:right w:val="single" w:sz="4" w:space="4" w:color="auto"/>
+        </w:pBdr>
+        <w:ind w:left="1080"/>
+        <w:rPr>
+          <w:lang w:val="en-US"/>
+        </w:rPr>
+      </w:pPr>
+      <w:r>
+        <w:rPr>
+          <w:lang w:val="en-US"/>
+        </w:rPr>
+        <w:t xml:space="preserve">        </w:t>
+      </w:r>
+      <w:r>
+        <w:rPr>
+          <w:lang w:val="en-US"/>
+        </w:rPr>
+        <w:t>&lt;Khai Báo Gì Đó&gt;</w:t>
+      </w:r>
+    </w:p>
+    <w:p>
+      <w:pPr>
+        <w:pStyle w:val="ListParagraph"/>
+        <w:pBdr>
+          <w:top w:val="single" w:sz="4" w:space="1" w:color="auto"/>
+          <w:left w:val="single" w:sz="4" w:space="4" w:color="auto"/>
+          <w:bottom w:val="single" w:sz="4" w:space="1" w:color="auto"/>
+          <w:right w:val="single" w:sz="4" w:space="4" w:color="auto"/>
+        </w:pBdr>
+        <w:ind w:left="1080"/>
+        <w:rPr>
+          <w:lang w:val="en-US"/>
+        </w:rPr>
+      </w:pPr>
+    </w:p>
+    <w:p>
+      <w:pPr>
+        <w:pStyle w:val="ListParagraph"/>
+        <w:pBdr>
+          <w:top w:val="single" w:sz="4" w:space="1" w:color="auto"/>
+          <w:left w:val="single" w:sz="4" w:space="4" w:color="auto"/>
+          <w:bottom w:val="single" w:sz="4" w:space="1" w:color="auto"/>
+          <w:right w:val="single" w:sz="4" w:space="4" w:color="auto"/>
+        </w:pBdr>
+        <w:ind w:left="1080"/>
+        <w:rPr>
+          <w:lang w:val="en-US"/>
+        </w:rPr>
+      </w:pPr>
+      <w:r>
+        <w:rPr>
+          <w:lang w:val="en-US"/>
+        </w:rPr>
+        <w:t xml:space="preserve">    private:</w:t>
+      </w:r>
+    </w:p>
+    <w:p>
+      <w:pPr>
+        <w:pStyle w:val="ListParagraph"/>
+        <w:pBdr>
+          <w:top w:val="single" w:sz="4" w:space="1" w:color="auto"/>
+          <w:left w:val="single" w:sz="4" w:space="4" w:color="auto"/>
+          <w:bottom w:val="single" w:sz="4" w:space="1" w:color="auto"/>
+          <w:right w:val="single" w:sz="4" w:space="4" w:color="auto"/>
+        </w:pBdr>
+        <w:ind w:left="1080"/>
+        <w:rPr>
+          <w:lang w:val="en-US"/>
+        </w:rPr>
+      </w:pPr>
+      <w:r>
+        <w:rPr>
+          <w:lang w:val="en-US"/>
+        </w:rPr>
+        <w:t xml:space="preserve">        </w:t>
+      </w:r>
+      <w:r>
+        <w:rPr>
+          <w:lang w:val="en-US"/>
+        </w:rPr>
+        <w:t>&lt;Khai Báo Gì Đó&gt;</w:t>
+      </w:r>
+    </w:p>
+    <w:p>
+      <w:pPr>
+        <w:pStyle w:val="ListParagraph"/>
+        <w:pBdr>
+          <w:top w:val="single" w:sz="4" w:space="1" w:color="auto"/>
+          <w:left w:val="single" w:sz="4" w:space="4" w:color="auto"/>
+          <w:bottom w:val="single" w:sz="4" w:space="1" w:color="auto"/>
+          <w:right w:val="single" w:sz="4" w:space="4" w:color="auto"/>
+        </w:pBdr>
+        <w:ind w:left="1080"/>
+        <w:rPr>
+          <w:lang w:val="en-US"/>
+        </w:rPr>
+      </w:pPr>
+    </w:p>
+    <w:p>
+      <w:pPr>
+        <w:pStyle w:val="ListParagraph"/>
+        <w:pBdr>
+          <w:top w:val="single" w:sz="4" w:space="1" w:color="auto"/>
+          <w:left w:val="single" w:sz="4" w:space="4" w:color="auto"/>
+          <w:bottom w:val="single" w:sz="4" w:space="1" w:color="auto"/>
+          <w:right w:val="single" w:sz="4" w:space="4" w:color="auto"/>
+        </w:pBdr>
+        <w:ind w:left="1080"/>
+        <w:rPr>
+          <w:lang w:val="en-US"/>
+        </w:rPr>
+      </w:pPr>
+      <w:r>
+        <w:rPr>
+          <w:lang w:val="en-US"/>
+        </w:rPr>
+        <w:t xml:space="preserve">    protected:</w:t>
+      </w:r>
+    </w:p>
+    <w:p>
+      <w:pPr>
+        <w:pStyle w:val="ListParagraph"/>
+        <w:pBdr>
+          <w:top w:val="single" w:sz="4" w:space="1" w:color="auto"/>
+          <w:left w:val="single" w:sz="4" w:space="4" w:color="auto"/>
+          <w:bottom w:val="single" w:sz="4" w:space="1" w:color="auto"/>
+          <w:right w:val="single" w:sz="4" w:space="4" w:color="auto"/>
+        </w:pBdr>
+        <w:ind w:left="1080"/>
+        <w:rPr>
+          <w:lang w:val="en-US"/>
+        </w:rPr>
+      </w:pPr>
+      <w:r>
+        <w:rPr>
+          <w:lang w:val="en-US"/>
+        </w:rPr>
+        <w:t xml:space="preserve">         </w:t>
+      </w:r>
+      <w:r>
+        <w:rPr>
+          <w:lang w:val="en-US"/>
+        </w:rPr>
+        <w:t>&lt;Khai Báo Gì Đó&gt;</w:t>
+      </w:r>
+    </w:p>
+    <w:p>
+      <w:pPr>
+        <w:pStyle w:val="ListParagraph"/>
+        <w:pBdr>
+          <w:top w:val="single" w:sz="4" w:space="1" w:color="auto"/>
+          <w:left w:val="single" w:sz="4" w:space="4" w:color="auto"/>
+          <w:bottom w:val="single" w:sz="4" w:space="1" w:color="auto"/>
+          <w:right w:val="single" w:sz="4" w:space="4" w:color="auto"/>
+        </w:pBdr>
+        <w:ind w:left="1080"/>
+        <w:rPr>
+          <w:lang w:val="en-US"/>
+        </w:rPr>
+      </w:pPr>
+      <w:r>
+        <w:rPr>
+          <w:lang w:val="en-US"/>
+        </w:rPr>
+        <w:t>}</w:t>
+      </w:r>
+    </w:p>
+    <w:p>
+      <w:pPr>
+        <w:pStyle w:val="ListParagraph"/>
+        <w:numPr>
+          <w:ilvl w:val="0"/>
+          <w:numId w:val="4"/>
+        </w:numPr>
+        <w:rPr>
+          <w:lang w:val="en-US"/>
+        </w:rPr>
+      </w:pPr>
+      <w:r>
+        <w:rPr>
+          <w:lang w:val="en-US"/>
+        </w:rPr>
+        <w:t>Tạo 1 đối tượng của 1 Class</w:t>
+      </w:r>
+    </w:p>
+    <w:p>
+      <w:pPr>
+        <w:pStyle w:val="ListParagraph"/>
+        <w:pBdr>
+          <w:top w:val="single" w:sz="4" w:space="1" w:color="auto"/>
+          <w:left w:val="single" w:sz="4" w:space="4" w:color="auto"/>
+          <w:bottom w:val="single" w:sz="4" w:space="1" w:color="auto"/>
+          <w:right w:val="single" w:sz="4" w:space="4" w:color="auto"/>
+        </w:pBdr>
+        <w:ind w:left="1080"/>
+        <w:rPr>
+          <w:lang w:val="en-US"/>
+        </w:rPr>
+      </w:pPr>
+      <w:r>
+        <w:rPr>
+          <w:lang w:val="en-US"/>
+        </w:rPr>
+        <w:t>&lt;Tên Class&gt; &lt;Đối Tượng&gt;;</w:t>
+      </w:r>
+    </w:p>
+    <w:p>
+      <w:pPr>
         <w:pStyle w:val="ListParagraph"/>
         <w:numPr>
           <w:ilvl w:val="0"/>
@@ -14933,6 +15289,95 @@
     </w:lvl>
   </w:abstractNum>
   <w:abstractNum w:abstractNumId="8" w15:restartNumberingAfterBreak="0">
+    <w:nsid w:val="3F4F034D"/>
+    <w:multiLevelType w:val="hybridMultilevel"/>
+    <w:tmpl w:val="0CDA72F0"/>
+    <w:lvl w:ilvl="0" w:tplc="6B5654E4">
+      <w:start w:val="1"/>
+      <w:numFmt w:val="decimal"/>
+      <w:lvlText w:val="%1."/>
+      <w:lvlJc w:val="left"/>
+      <w:pPr>
+        <w:ind w:left="1080" w:hanging="360"/>
+      </w:pPr>
+      <w:rPr>
+        <w:rFonts w:hint="default"/>
+      </w:rPr>
+    </w:lvl>
+    <w:lvl w:ilvl="1" w:tplc="04090019" w:tentative="1">
+      <w:start w:val="1"/>
+      <w:numFmt w:val="lowerLetter"/>
+      <w:lvlText w:val="%2."/>
+      <w:lvlJc w:val="left"/>
+      <w:pPr>
+        <w:ind w:left="1800" w:hanging="360"/>
+      </w:pPr>
+    </w:lvl>
+    <w:lvl w:ilvl="2" w:tplc="0409001B" w:tentative="1">
+      <w:start w:val="1"/>
+      <w:numFmt w:val="lowerRoman"/>
+      <w:lvlText w:val="%3."/>
+      <w:lvlJc w:val="right"/>
+      <w:pPr>
+        <w:ind w:left="2520" w:hanging="180"/>
+      </w:pPr>
+    </w:lvl>
+    <w:lvl w:ilvl="3" w:tplc="0409000F" w:tentative="1">
+      <w:start w:val="1"/>
+      <w:numFmt w:val="decimal"/>
+      <w:lvlText w:val="%4."/>
+      <w:lvlJc w:val="left"/>
+      <w:pPr>
+        <w:ind w:left="3240" w:hanging="360"/>
+      </w:pPr>
+    </w:lvl>
+    <w:lvl w:ilvl="4" w:tplc="04090019" w:tentative="1">
+      <w:start w:val="1"/>
+      <w:numFmt w:val="lowerLetter"/>
+      <w:lvlText w:val="%5."/>
+      <w:lvlJc w:val="left"/>
+      <w:pPr>
+        <w:ind w:left="3960" w:hanging="360"/>
+      </w:pPr>
+    </w:lvl>
+    <w:lvl w:ilvl="5" w:tplc="0409001B" w:tentative="1">
+      <w:start w:val="1"/>
+      <w:numFmt w:val="lowerRoman"/>
+      <w:lvlText w:val="%6."/>
+      <w:lvlJc w:val="right"/>
+      <w:pPr>
+        <w:ind w:left="4680" w:hanging="180"/>
+      </w:pPr>
+    </w:lvl>
+    <w:lvl w:ilvl="6" w:tplc="0409000F" w:tentative="1">
+      <w:start w:val="1"/>
+      <w:numFmt w:val="decimal"/>
+      <w:lvlText w:val="%7."/>
+      <w:lvlJc w:val="left"/>
+      <w:pPr>
+        <w:ind w:left="5400" w:hanging="360"/>
+      </w:pPr>
+    </w:lvl>
+    <w:lvl w:ilvl="7" w:tplc="04090019" w:tentative="1">
+      <w:start w:val="1"/>
+      <w:numFmt w:val="lowerLetter"/>
+      <w:lvlText w:val="%8."/>
+      <w:lvlJc w:val="left"/>
+      <w:pPr>
+        <w:ind w:left="6120" w:hanging="360"/>
+      </w:pPr>
+    </w:lvl>
+    <w:lvl w:ilvl="8" w:tplc="0409001B" w:tentative="1">
+      <w:start w:val="1"/>
+      <w:numFmt w:val="lowerRoman"/>
+      <w:lvlText w:val="%9."/>
+      <w:lvlJc w:val="right"/>
+      <w:pPr>
+        <w:ind w:left="6840" w:hanging="180"/>
+      </w:pPr>
+    </w:lvl>
+  </w:abstractNum>
+  <w:abstractNum w:abstractNumId="9" w15:restartNumberingAfterBreak="0">
     <w:nsid w:val="49767312"/>
     <w:multiLevelType w:val="hybridMultilevel"/>
     <w:tmpl w:val="ED0ED244"/>
@@ -15021,7 +15466,7 @@
       </w:pPr>
     </w:lvl>
   </w:abstractNum>
-  <w:abstractNum w:abstractNumId="9" w15:restartNumberingAfterBreak="0">
+  <w:abstractNum w:abstractNumId="10" w15:restartNumberingAfterBreak="0">
     <w:nsid w:val="532876DA"/>
     <w:multiLevelType w:val="hybridMultilevel"/>
     <w:tmpl w:val="8292B0D0"/>
@@ -15110,7 +15555,7 @@
       </w:pPr>
     </w:lvl>
   </w:abstractNum>
-  <w:abstractNum w:abstractNumId="10" w15:restartNumberingAfterBreak="0">
+  <w:abstractNum w:abstractNumId="11" w15:restartNumberingAfterBreak="0">
     <w:nsid w:val="5EA818A3"/>
     <w:multiLevelType w:val="hybridMultilevel"/>
     <w:tmpl w:val="3E9671B8"/>
@@ -15199,7 +15644,7 @@
       </w:pPr>
     </w:lvl>
   </w:abstractNum>
-  <w:abstractNum w:abstractNumId="11" w15:restartNumberingAfterBreak="0">
+  <w:abstractNum w:abstractNumId="12" w15:restartNumberingAfterBreak="0">
     <w:nsid w:val="621768F2"/>
     <w:multiLevelType w:val="hybridMultilevel"/>
     <w:tmpl w:val="71A09368"/>
@@ -15288,7 +15733,7 @@
       </w:pPr>
     </w:lvl>
   </w:abstractNum>
-  <w:abstractNum w:abstractNumId="12" w15:restartNumberingAfterBreak="0">
+  <w:abstractNum w:abstractNumId="13" w15:restartNumberingAfterBreak="0">
     <w:nsid w:val="63EC27DE"/>
     <w:multiLevelType w:val="hybridMultilevel"/>
     <w:tmpl w:val="6F72EE26"/>
@@ -15377,7 +15822,7 @@
       </w:pPr>
     </w:lvl>
   </w:abstractNum>
-  <w:abstractNum w:abstractNumId="13" w15:restartNumberingAfterBreak="0">
+  <w:abstractNum w:abstractNumId="14" w15:restartNumberingAfterBreak="0">
     <w:nsid w:val="6B05780E"/>
     <w:multiLevelType w:val="hybridMultilevel"/>
     <w:tmpl w:val="647C5D90"/>
@@ -15466,7 +15911,7 @@
       </w:pPr>
     </w:lvl>
   </w:abstractNum>
-  <w:abstractNum w:abstractNumId="14" w15:restartNumberingAfterBreak="0">
+  <w:abstractNum w:abstractNumId="15" w15:restartNumberingAfterBreak="0">
     <w:nsid w:val="6C5F3A88"/>
     <w:multiLevelType w:val="hybridMultilevel"/>
     <w:tmpl w:val="EA788C76"/>
@@ -15555,7 +16000,7 @@
       </w:pPr>
     </w:lvl>
   </w:abstractNum>
-  <w:abstractNum w:abstractNumId="15" w15:restartNumberingAfterBreak="0">
+  <w:abstractNum w:abstractNumId="16" w15:restartNumberingAfterBreak="0">
     <w:nsid w:val="6CCE632F"/>
     <w:multiLevelType w:val="hybridMultilevel"/>
     <w:tmpl w:val="2C58A474"/>
@@ -15644,7 +16089,7 @@
       </w:pPr>
     </w:lvl>
   </w:abstractNum>
-  <w:abstractNum w:abstractNumId="16" w15:restartNumberingAfterBreak="0">
+  <w:abstractNum w:abstractNumId="17" w15:restartNumberingAfterBreak="0">
     <w:nsid w:val="6D397CE8"/>
     <w:multiLevelType w:val="hybridMultilevel"/>
     <w:tmpl w:val="978EB472"/>
@@ -15734,7 +16179,7 @@
     </w:lvl>
   </w:abstractNum>
   <w:num w:numId="1" w16cid:durableId="1628243797">
-    <w:abstractNumId w:val="9"/>
+    <w:abstractNumId w:val="10"/>
   </w:num>
   <w:num w:numId="2" w16cid:durableId="1792939746">
     <w:abstractNumId w:val="0"/>
@@ -15746,7 +16191,7 @@
     <w:abstractNumId w:val="3"/>
   </w:num>
   <w:num w:numId="5" w16cid:durableId="394475243">
-    <w:abstractNumId w:val="12"/>
+    <w:abstractNumId w:val="13"/>
   </w:num>
   <w:num w:numId="6" w16cid:durableId="542670572">
     <w:abstractNumId w:val="7"/>
@@ -15761,28 +16206,31 @@
     <w:abstractNumId w:val="5"/>
   </w:num>
   <w:num w:numId="10" w16cid:durableId="1867135093">
-    <w:abstractNumId w:val="13"/>
+    <w:abstractNumId w:val="14"/>
   </w:num>
   <w:num w:numId="11" w16cid:durableId="19358478">
-    <w:abstractNumId w:val="8"/>
+    <w:abstractNumId w:val="9"/>
   </w:num>
   <w:num w:numId="12" w16cid:durableId="1595939519">
     <w:abstractNumId w:val="4"/>
   </w:num>
   <w:num w:numId="13" w16cid:durableId="478497437">
-    <w:abstractNumId w:val="10"/>
+    <w:abstractNumId w:val="11"/>
   </w:num>
   <w:num w:numId="14" w16cid:durableId="1464039534">
+    <w:abstractNumId w:val="16"/>
+  </w:num>
+  <w:num w:numId="15" w16cid:durableId="1507750345">
+    <w:abstractNumId w:val="12"/>
+  </w:num>
+  <w:num w:numId="16" w16cid:durableId="1912690258">
+    <w:abstractNumId w:val="17"/>
+  </w:num>
+  <w:num w:numId="17" w16cid:durableId="1414357691">
     <w:abstractNumId w:val="15"/>
   </w:num>
-  <w:num w:numId="15" w16cid:durableId="1507750345">
-    <w:abstractNumId w:val="11"/>
-  </w:num>
-  <w:num w:numId="16" w16cid:durableId="1912690258">
-    <w:abstractNumId w:val="16"/>
-  </w:num>
-  <w:num w:numId="17" w16cid:durableId="1414357691">
-    <w:abstractNumId w:val="14"/>
+  <w:num w:numId="18" w16cid:durableId="2068647604">
+    <w:abstractNumId w:val="8"/>
   </w:num>
 </w:numbering>
 </file>

--- a/c++.docx
+++ b/c++.docx
@@ -1848,75 +1848,6 @@
     </w:tbl>
     <w:p>
       <w:pPr>
-        <w:pStyle w:val="ListParagraph"/>
-        <w:numPr>
-          <w:ilvl w:val="0"/>
-          <w:numId w:val="3"/>
-        </w:numPr>
-        <w:rPr>
-          <w:lang w:val="en-US"/>
-        </w:rPr>
-      </w:pPr>
-      <w:r>
-        <w:rPr>
-          <w:lang w:val="en-US"/>
-        </w:rPr>
-        <w:t>Các Từ Khóa Bị Loại Bỏ Tại Các Phiên Bản C++ Mới?</w:t>
-      </w:r>
-    </w:p>
-    <w:p>
-      <w:pPr>
-        <w:pStyle w:val="ListParagraph"/>
-        <w:pBdr>
-          <w:top w:val="single" w:sz="4" w:space="1" w:color="auto"/>
-          <w:left w:val="single" w:sz="4" w:space="4" w:color="auto"/>
-          <w:bottom w:val="single" w:sz="4" w:space="1" w:color="auto"/>
-          <w:right w:val="single" w:sz="4" w:space="4" w:color="auto"/>
-        </w:pBdr>
-        <w:ind w:left="1080"/>
-        <w:rPr>
-          <w:lang w:val="en-US"/>
-        </w:rPr>
-      </w:pPr>
-      <w:r>
-        <w:rPr>
-          <w:lang w:val="en-US"/>
-        </w:rPr>
-        <w:t>r</w:t>
-      </w:r>
-      <w:r>
-        <w:rPr>
-          <w:lang w:val="en-US"/>
-        </w:rPr>
-        <w:t>egister</w:t>
-      </w:r>
-      <w:r>
-        <w:rPr>
-          <w:lang w:val="en-US"/>
-        </w:rPr>
-        <w:t>, extern</w:t>
-      </w:r>
-    </w:p>
-    <w:p>
-      <w:pPr>
-        <w:pStyle w:val="ListParagraph"/>
-        <w:numPr>
-          <w:ilvl w:val="0"/>
-          <w:numId w:val="4"/>
-        </w:numPr>
-        <w:rPr>
-          <w:lang w:val="en-US"/>
-        </w:rPr>
-      </w:pPr>
-      <w:r>
-        <w:rPr>
-          <w:lang w:val="en-US"/>
-        </w:rPr>
-        <w:t>Chức năng đặt  trước khai báo biến nhưng đéo làm gì</w:t>
-      </w:r>
-    </w:p>
-    <w:p>
-      <w:pPr>
         <w:rPr>
           <w:lang w:val="en-US"/>
         </w:rPr>
@@ -2307,64 +2238,64 @@
         <w:rPr>
           <w:lang w:val="en-US"/>
         </w:rPr>
+        <w:t>cout &lt;&lt; bar &lt;&lt; endl;</w:t>
+      </w:r>
+    </w:p>
+    <w:p>
+      <w:pPr>
+        <w:pStyle w:val="ListParagraph"/>
+        <w:pBdr>
+          <w:top w:val="single" w:sz="4" w:space="1" w:color="auto"/>
+          <w:left w:val="single" w:sz="4" w:space="4" w:color="auto"/>
+          <w:bottom w:val="single" w:sz="4" w:space="1" w:color="auto"/>
+          <w:right w:val="single" w:sz="4" w:space="4" w:color="auto"/>
+        </w:pBdr>
+        <w:ind w:left="1080"/>
+        <w:rPr>
+          <w:lang w:val="en-US"/>
+        </w:rPr>
+      </w:pPr>
+      <w:r>
+        <w:rPr>
+          <w:lang w:val="en-US"/>
+        </w:rPr>
+        <w:t>int far = 2;</w:t>
+      </w:r>
+    </w:p>
+    <w:p>
+      <w:pPr>
+        <w:pStyle w:val="ListParagraph"/>
+        <w:numPr>
+          <w:ilvl w:val="0"/>
+          <w:numId w:val="4"/>
+        </w:numPr>
+        <w:rPr>
+          <w:lang w:val="en-US"/>
+        </w:rPr>
+      </w:pPr>
+      <w:r>
+        <w:rPr>
+          <w:lang w:val="en-US"/>
+        </w:rPr>
+        <w:t>Trong trường hợp &lt;Nhãn&gt; có dạng 1 hàm, các tham số cũng sẽ được thế tên</w:t>
+      </w:r>
+    </w:p>
+    <w:p>
+      <w:pPr>
+        <w:pStyle w:val="ListParagraph"/>
+        <w:numPr>
+          <w:ilvl w:val="0"/>
+          <w:numId w:val="4"/>
+        </w:numPr>
+        <w:rPr>
+          <w:lang w:val="en-US"/>
+        </w:rPr>
+      </w:pPr>
+      <w:r>
+        <w:rPr>
+          <w:lang w:val="en-US"/>
+        </w:rPr>
         <w:lastRenderedPageBreak/>
-        <w:t>cout &lt;&lt; bar &lt;&lt; endl;</w:t>
-      </w:r>
-    </w:p>
-    <w:p>
-      <w:pPr>
-        <w:pStyle w:val="ListParagraph"/>
-        <w:pBdr>
-          <w:top w:val="single" w:sz="4" w:space="1" w:color="auto"/>
-          <w:left w:val="single" w:sz="4" w:space="4" w:color="auto"/>
-          <w:bottom w:val="single" w:sz="4" w:space="1" w:color="auto"/>
-          <w:right w:val="single" w:sz="4" w:space="4" w:color="auto"/>
-        </w:pBdr>
-        <w:ind w:left="1080"/>
-        <w:rPr>
-          <w:lang w:val="en-US"/>
-        </w:rPr>
-      </w:pPr>
-      <w:r>
-        <w:rPr>
-          <w:lang w:val="en-US"/>
-        </w:rPr>
-        <w:t>int far = 2;</w:t>
-      </w:r>
-    </w:p>
-    <w:p>
-      <w:pPr>
-        <w:pStyle w:val="ListParagraph"/>
-        <w:numPr>
-          <w:ilvl w:val="0"/>
-          <w:numId w:val="4"/>
-        </w:numPr>
-        <w:rPr>
-          <w:lang w:val="en-US"/>
-        </w:rPr>
-      </w:pPr>
-      <w:r>
-        <w:rPr>
-          <w:lang w:val="en-US"/>
-        </w:rPr>
-        <w:t>Trong trường hợp &lt;Nhãn&gt; có dạng 1 hàm, các tham số cũng sẽ được thế tên</w:t>
-      </w:r>
-    </w:p>
-    <w:p>
-      <w:pPr>
-        <w:pStyle w:val="ListParagraph"/>
-        <w:numPr>
-          <w:ilvl w:val="0"/>
-          <w:numId w:val="4"/>
-        </w:numPr>
-        <w:rPr>
-          <w:lang w:val="en-US"/>
-        </w:rPr>
-      </w:pPr>
-      <w:r>
-        <w:rPr>
-          <w:lang w:val="en-US"/>
-        </w:rPr>
         <w:t>Ví dụ</w:t>
       </w:r>
     </w:p>
@@ -2877,6 +2808,409 @@
         </w:rPr>
         <w:t>Phần mở rộng Header File đéo quan trọng, bạn đặt hay không thì tùy</w:t>
       </w:r>
+    </w:p>
+    <w:p>
+      <w:pPr>
+        <w:pStyle w:val="ListParagraph"/>
+        <w:numPr>
+          <w:ilvl w:val="0"/>
+          <w:numId w:val="16"/>
+        </w:numPr>
+        <w:rPr>
+          <w:lang w:val="en-US"/>
+        </w:rPr>
+      </w:pPr>
+      <w:r>
+        <w:rPr>
+          <w:lang w:val="en-US"/>
+        </w:rPr>
+        <w:t xml:space="preserve">Tránh Import </w:t>
+      </w:r>
+      <w:r>
+        <w:rPr>
+          <w:lang w:val="en-US"/>
+        </w:rPr>
+        <w:t xml:space="preserve">2 Lần </w:t>
+      </w:r>
+      <w:r>
+        <w:rPr>
+          <w:lang w:val="en-US"/>
+        </w:rPr>
+        <w:t>Header File</w:t>
+      </w:r>
+      <w:r>
+        <w:rPr>
+          <w:lang w:val="en-US"/>
+        </w:rPr>
+        <w:t>?</w:t>
+      </w:r>
+    </w:p>
+    <w:p>
+      <w:pPr>
+        <w:pStyle w:val="ListParagraph"/>
+        <w:numPr>
+          <w:ilvl w:val="0"/>
+          <w:numId w:val="4"/>
+        </w:numPr>
+        <w:rPr>
+          <w:lang w:val="en-US"/>
+        </w:rPr>
+      </w:pPr>
+      <w:r>
+        <w:rPr>
+          <w:lang w:val="en-US"/>
+        </w:rPr>
+        <w:t>Khi bạn viết như sau</w:t>
+      </w:r>
+    </w:p>
+    <w:p>
+      <w:pPr>
+        <w:pStyle w:val="ListParagraph"/>
+        <w:pBdr>
+          <w:top w:val="single" w:sz="4" w:space="1" w:color="auto"/>
+          <w:left w:val="single" w:sz="4" w:space="4" w:color="auto"/>
+          <w:bottom w:val="single" w:sz="4" w:space="1" w:color="auto"/>
+          <w:right w:val="single" w:sz="4" w:space="4" w:color="auto"/>
+        </w:pBdr>
+        <w:ind w:left="1080"/>
+        <w:rPr>
+          <w:lang w:val="en-US"/>
+        </w:rPr>
+      </w:pPr>
+      <w:r>
+        <w:rPr>
+          <w:lang w:val="en-US"/>
+        </w:rPr>
+        <w:t>#ifndef &lt;Cái Gì Đó&gt;</w:t>
+      </w:r>
+    </w:p>
+    <w:p>
+      <w:pPr>
+        <w:pStyle w:val="ListParagraph"/>
+        <w:pBdr>
+          <w:top w:val="single" w:sz="4" w:space="1" w:color="auto"/>
+          <w:left w:val="single" w:sz="4" w:space="4" w:color="auto"/>
+          <w:bottom w:val="single" w:sz="4" w:space="1" w:color="auto"/>
+          <w:right w:val="single" w:sz="4" w:space="4" w:color="auto"/>
+        </w:pBdr>
+        <w:ind w:left="1080"/>
+        <w:rPr>
+          <w:lang w:val="en-US"/>
+        </w:rPr>
+      </w:pPr>
+      <w:r>
+        <w:rPr>
+          <w:lang w:val="en-US"/>
+        </w:rPr>
+        <w:t>&lt;Code Gì Đó&gt;</w:t>
+      </w:r>
+    </w:p>
+    <w:p>
+      <w:pPr>
+        <w:pStyle w:val="ListParagraph"/>
+        <w:pBdr>
+          <w:top w:val="single" w:sz="4" w:space="1" w:color="auto"/>
+          <w:left w:val="single" w:sz="4" w:space="4" w:color="auto"/>
+          <w:bottom w:val="single" w:sz="4" w:space="1" w:color="auto"/>
+          <w:right w:val="single" w:sz="4" w:space="4" w:color="auto"/>
+        </w:pBdr>
+        <w:ind w:left="1080"/>
+        <w:rPr>
+          <w:lang w:val="en-US"/>
+        </w:rPr>
+      </w:pPr>
+      <w:r>
+        <w:rPr>
+          <w:lang w:val="en-US"/>
+        </w:rPr>
+        <w:t>#endif</w:t>
+      </w:r>
+    </w:p>
+    <w:p>
+      <w:pPr>
+        <w:pStyle w:val="ListParagraph"/>
+        <w:numPr>
+          <w:ilvl w:val="0"/>
+          <w:numId w:val="4"/>
+        </w:numPr>
+        <w:rPr>
+          <w:lang w:val="en-US"/>
+        </w:rPr>
+      </w:pPr>
+      <w:r>
+        <w:rPr>
+          <w:lang w:val="en-US"/>
+        </w:rPr>
+        <w:t>Đầu tiên</w:t>
+      </w:r>
+      <w:r>
+        <w:rPr>
+          <w:lang w:val="en-US"/>
+        </w:rPr>
+        <w:t xml:space="preserve">, sẽ Check nếu &lt;Cái Gì Đó&gt; đã được định nghĩa bằng #define hay chưa, nếu chưa, thì &lt;Code Gì Đó&gt; giữ nguyên, nếu đã định nghĩa rồi, thì </w:t>
+      </w:r>
+    </w:p>
+    <w:p>
+      <w:pPr>
+        <w:pStyle w:val="ListParagraph"/>
+        <w:ind w:left="1080"/>
+        <w:rPr>
+          <w:lang w:val="en-US"/>
+        </w:rPr>
+      </w:pPr>
+      <w:r>
+        <w:rPr>
+          <w:lang w:val="en-US"/>
+        </w:rPr>
+        <w:t>&lt;Code Gì Đó&gt; bay màu</w:t>
+      </w:r>
+    </w:p>
+    <w:p>
+      <w:pPr>
+        <w:pStyle w:val="ListParagraph"/>
+        <w:numPr>
+          <w:ilvl w:val="0"/>
+          <w:numId w:val="4"/>
+        </w:numPr>
+        <w:rPr>
+          <w:lang w:val="en-US"/>
+        </w:rPr>
+      </w:pPr>
+      <w:r>
+        <w:rPr>
+          <w:lang w:val="en-US"/>
+        </w:rPr>
+        <w:t>Nên nếu bạn viết</w:t>
+      </w:r>
+    </w:p>
+    <w:p>
+      <w:pPr>
+        <w:pStyle w:val="ListParagraph"/>
+        <w:pBdr>
+          <w:top w:val="single" w:sz="4" w:space="1" w:color="auto"/>
+          <w:left w:val="single" w:sz="4" w:space="4" w:color="auto"/>
+          <w:bottom w:val="single" w:sz="4" w:space="1" w:color="auto"/>
+          <w:right w:val="single" w:sz="4" w:space="4" w:color="auto"/>
+        </w:pBdr>
+        <w:ind w:left="1080"/>
+        <w:rPr>
+          <w:lang w:val="en-US"/>
+        </w:rPr>
+      </w:pPr>
+      <w:r>
+        <w:rPr>
+          <w:lang w:val="en-US"/>
+        </w:rPr>
+        <w:t>#ifndef &lt;Cái Gì Đó&gt;</w:t>
+      </w:r>
+    </w:p>
+    <w:p>
+      <w:pPr>
+        <w:pStyle w:val="ListParagraph"/>
+        <w:pBdr>
+          <w:top w:val="single" w:sz="4" w:space="1" w:color="auto"/>
+          <w:left w:val="single" w:sz="4" w:space="4" w:color="auto"/>
+          <w:bottom w:val="single" w:sz="4" w:space="1" w:color="auto"/>
+          <w:right w:val="single" w:sz="4" w:space="4" w:color="auto"/>
+        </w:pBdr>
+        <w:ind w:left="1080"/>
+        <w:rPr>
+          <w:lang w:val="en-US"/>
+        </w:rPr>
+      </w:pPr>
+      <w:r>
+        <w:rPr>
+          <w:lang w:val="en-US"/>
+        </w:rPr>
+        <w:t>#define &lt;Cái Gì Đó&gt;</w:t>
+      </w:r>
+    </w:p>
+    <w:p>
+      <w:pPr>
+        <w:pStyle w:val="ListParagraph"/>
+        <w:pBdr>
+          <w:top w:val="single" w:sz="4" w:space="1" w:color="auto"/>
+          <w:left w:val="single" w:sz="4" w:space="4" w:color="auto"/>
+          <w:bottom w:val="single" w:sz="4" w:space="1" w:color="auto"/>
+          <w:right w:val="single" w:sz="4" w:space="4" w:color="auto"/>
+        </w:pBdr>
+        <w:ind w:left="1080"/>
+        <w:rPr>
+          <w:lang w:val="en-US"/>
+        </w:rPr>
+      </w:pPr>
+      <w:r>
+        <w:rPr>
+          <w:lang w:val="en-US"/>
+        </w:rPr>
+        <w:t>&lt;Code Gì Đó&gt;</w:t>
+      </w:r>
+    </w:p>
+    <w:p>
+      <w:pPr>
+        <w:pStyle w:val="ListParagraph"/>
+        <w:pBdr>
+          <w:top w:val="single" w:sz="4" w:space="1" w:color="auto"/>
+          <w:left w:val="single" w:sz="4" w:space="4" w:color="auto"/>
+          <w:bottom w:val="single" w:sz="4" w:space="1" w:color="auto"/>
+          <w:right w:val="single" w:sz="4" w:space="4" w:color="auto"/>
+        </w:pBdr>
+        <w:ind w:left="1080"/>
+        <w:rPr>
+          <w:lang w:val="en-US"/>
+        </w:rPr>
+      </w:pPr>
+      <w:r>
+        <w:rPr>
+          <w:lang w:val="en-US"/>
+        </w:rPr>
+        <w:t>#endif</w:t>
+      </w:r>
+    </w:p>
+    <w:p>
+      <w:pPr>
+        <w:pStyle w:val="ListParagraph"/>
+        <w:numPr>
+          <w:ilvl w:val="0"/>
+          <w:numId w:val="4"/>
+        </w:numPr>
+        <w:rPr>
+          <w:lang w:val="en-US"/>
+        </w:rPr>
+      </w:pPr>
+      <w:r>
+        <w:rPr>
+          <w:lang w:val="en-US"/>
+        </w:rPr>
+        <w:t xml:space="preserve">Thì khi bạn Import File này nhiều lần, nó chỉ Copy &lt;Code Gì Đó&gt; dán vào </w:t>
+      </w:r>
+      <w:r>
+        <w:rPr>
+          <w:lang w:val="en-US"/>
+        </w:rPr>
+        <w:t xml:space="preserve">File chính </w:t>
+      </w:r>
+      <w:r>
+        <w:rPr>
+          <w:lang w:val="en-US"/>
+        </w:rPr>
+        <w:t>1 lần</w:t>
+      </w:r>
+    </w:p>
+    <w:p>
+      <w:pPr>
+        <w:pStyle w:val="ListParagraph"/>
+        <w:numPr>
+          <w:ilvl w:val="0"/>
+          <w:numId w:val="4"/>
+        </w:numPr>
+        <w:rPr>
+          <w:lang w:val="en-US"/>
+        </w:rPr>
+      </w:pPr>
+      <w:r>
+        <w:rPr>
+          <w:lang w:val="en-US"/>
+        </w:rPr>
+        <w:t>Ví dụ</w:t>
+      </w:r>
+    </w:p>
+    <w:p>
+      <w:pPr>
+        <w:pStyle w:val="ListParagraph"/>
+        <w:pBdr>
+          <w:top w:val="single" w:sz="4" w:space="1" w:color="auto"/>
+          <w:left w:val="single" w:sz="4" w:space="4" w:color="auto"/>
+          <w:bottom w:val="single" w:sz="4" w:space="1" w:color="auto"/>
+          <w:right w:val="single" w:sz="4" w:space="4" w:color="auto"/>
+        </w:pBdr>
+        <w:ind w:left="1080"/>
+        <w:rPr>
+          <w:lang w:val="en-US"/>
+        </w:rPr>
+      </w:pPr>
+      <w:r>
+        <w:rPr>
+          <w:lang w:val="en-US"/>
+        </w:rPr>
+        <w:t>#ifndef foo</w:t>
+      </w:r>
+    </w:p>
+    <w:p>
+      <w:pPr>
+        <w:pStyle w:val="ListParagraph"/>
+        <w:pBdr>
+          <w:top w:val="single" w:sz="4" w:space="1" w:color="auto"/>
+          <w:left w:val="single" w:sz="4" w:space="4" w:color="auto"/>
+          <w:bottom w:val="single" w:sz="4" w:space="1" w:color="auto"/>
+          <w:right w:val="single" w:sz="4" w:space="4" w:color="auto"/>
+        </w:pBdr>
+        <w:ind w:left="1080"/>
+        <w:rPr>
+          <w:lang w:val="en-US"/>
+        </w:rPr>
+      </w:pPr>
+      <w:r>
+        <w:rPr>
+          <w:lang w:val="en-US"/>
+        </w:rPr>
+        <w:t>#define foo</w:t>
+      </w:r>
+    </w:p>
+    <w:p>
+      <w:pPr>
+        <w:pStyle w:val="ListParagraph"/>
+        <w:pBdr>
+          <w:top w:val="single" w:sz="4" w:space="1" w:color="auto"/>
+          <w:left w:val="single" w:sz="4" w:space="4" w:color="auto"/>
+          <w:bottom w:val="single" w:sz="4" w:space="1" w:color="auto"/>
+          <w:right w:val="single" w:sz="4" w:space="4" w:color="auto"/>
+        </w:pBdr>
+        <w:ind w:left="1080"/>
+        <w:rPr>
+          <w:lang w:val="en-US"/>
+        </w:rPr>
+      </w:pPr>
+      <w:r>
+        <w:rPr>
+          <w:lang w:val="en-US"/>
+        </w:rPr>
+        <w:lastRenderedPageBreak/>
+        <w:t>int a = 1;</w:t>
+      </w:r>
+    </w:p>
+    <w:p>
+      <w:pPr>
+        <w:pStyle w:val="ListParagraph"/>
+        <w:pBdr>
+          <w:top w:val="single" w:sz="4" w:space="1" w:color="auto"/>
+          <w:left w:val="single" w:sz="4" w:space="4" w:color="auto"/>
+          <w:bottom w:val="single" w:sz="4" w:space="1" w:color="auto"/>
+          <w:right w:val="single" w:sz="4" w:space="4" w:color="auto"/>
+        </w:pBdr>
+        <w:ind w:left="1080"/>
+        <w:rPr>
+          <w:lang w:val="en-US"/>
+        </w:rPr>
+      </w:pPr>
+      <w:r>
+        <w:rPr>
+          <w:lang w:val="en-US"/>
+        </w:rPr>
+        <w:t>#endif</w:t>
+      </w:r>
+    </w:p>
+    <w:p>
+      <w:pPr>
+        <w:pStyle w:val="ListParagraph"/>
+        <w:numPr>
+          <w:ilvl w:val="0"/>
+          <w:numId w:val="4"/>
+        </w:numPr>
+        <w:rPr>
+          <w:lang w:val="en-US"/>
+        </w:rPr>
+      </w:pPr>
     </w:p>
     <w:p>
       <w:pPr>
@@ -3188,7 +3522,6 @@
         <w:rPr>
           <w:lang w:val="en-US"/>
         </w:rPr>
-        <w:lastRenderedPageBreak/>
         <w:t>system(</w:t>
       </w:r>
       <w:r>
@@ -3595,12 +3928,130 @@
         <w:pStyle w:val="ListParagraph"/>
         <w:numPr>
           <w:ilvl w:val="0"/>
-          <w:numId w:val="4"/>
-        </w:numPr>
-        <w:rPr>
-          <w:lang w:val="en-US"/>
-        </w:rPr>
-      </w:pPr>
+          <w:numId w:val="6"/>
+        </w:numPr>
+        <w:rPr>
+          <w:lang w:val="en-US"/>
+        </w:rPr>
+      </w:pPr>
+      <w:r>
+        <w:rPr>
+          <w:lang w:val="en-US"/>
+        </w:rPr>
+        <w:t>Thread?</w:t>
+      </w:r>
+    </w:p>
+    <w:p>
+      <w:pPr>
+        <w:pStyle w:val="ListParagraph"/>
+        <w:numPr>
+          <w:ilvl w:val="0"/>
+          <w:numId w:val="4"/>
+        </w:numPr>
+        <w:rPr>
+          <w:lang w:val="en-US"/>
+        </w:rPr>
+      </w:pPr>
+      <w:r>
+        <w:rPr>
+          <w:lang w:val="en-US"/>
+        </w:rPr>
+        <w:t>Giả sử ta có biến foo = false, và ta tạo 1 Thread mà sau 1 lúc nó sẽ chỉnh foo về true</w:t>
+      </w:r>
+    </w:p>
+    <w:p>
+      <w:pPr>
+        <w:pStyle w:val="ListParagraph"/>
+        <w:numPr>
+          <w:ilvl w:val="0"/>
+          <w:numId w:val="4"/>
+        </w:numPr>
+        <w:rPr>
+          <w:lang w:val="en-US"/>
+        </w:rPr>
+      </w:pPr>
+      <w:r>
+        <w:rPr>
+          <w:lang w:val="en-US"/>
+        </w:rPr>
+        <w:t>Ta biên dịch Code bình thường thì không sao, nhưng khi biên dịch với việc tối ưu hóa, nghĩa là làm cho Code ngắn hơn, thì có thể trình biên dịch sẽ đéo biết foo có thay đổi, và do đó thế foo thành false hết, và chương trình lỗi</w:t>
+      </w:r>
+    </w:p>
+    <w:p>
+      <w:pPr>
+        <w:pStyle w:val="ListParagraph"/>
+        <w:numPr>
+          <w:ilvl w:val="0"/>
+          <w:numId w:val="4"/>
+        </w:numPr>
+        <w:rPr>
+          <w:lang w:val="en-US"/>
+        </w:rPr>
+      </w:pPr>
+      <w:r>
+        <w:rPr>
+          <w:lang w:val="en-US"/>
+        </w:rPr>
+        <w:t>Để tránh điều này, sử dụng biến kiểu Volatile</w:t>
+      </w:r>
+    </w:p>
+    <w:p>
+      <w:pPr>
+        <w:pStyle w:val="ListParagraph"/>
+        <w:numPr>
+          <w:ilvl w:val="0"/>
+          <w:numId w:val="4"/>
+        </w:numPr>
+        <w:rPr>
+          <w:lang w:val="en-US"/>
+        </w:rPr>
+      </w:pPr>
+      <w:r>
+        <w:rPr>
+          <w:lang w:val="en-US"/>
+        </w:rPr>
+        <w:t>Ví dụ</w:t>
+      </w:r>
+    </w:p>
+    <w:p>
+      <w:pPr>
+        <w:pStyle w:val="ListParagraph"/>
+        <w:pBdr>
+          <w:top w:val="single" w:sz="4" w:space="1" w:color="auto"/>
+          <w:left w:val="single" w:sz="4" w:space="4" w:color="auto"/>
+          <w:bottom w:val="single" w:sz="4" w:space="1" w:color="auto"/>
+          <w:right w:val="single" w:sz="4" w:space="4" w:color="auto"/>
+        </w:pBdr>
+        <w:ind w:left="1080"/>
+        <w:rPr>
+          <w:lang w:val="en-US"/>
+        </w:rPr>
+      </w:pPr>
+      <w:r>
+        <w:rPr>
+          <w:lang w:val="en-US"/>
+        </w:rPr>
+        <w:lastRenderedPageBreak/>
+        <w:t>volatile foo = false;</w:t>
+      </w:r>
+    </w:p>
+    <w:p>
+      <w:pPr>
+        <w:pStyle w:val="ListParagraph"/>
+        <w:numPr>
+          <w:ilvl w:val="0"/>
+          <w:numId w:val="4"/>
+        </w:numPr>
+        <w:rPr>
+          <w:lang w:val="en-US"/>
+        </w:rPr>
+      </w:pPr>
+      <w:r>
+        <w:rPr>
+          <w:lang w:val="en-US"/>
+        </w:rPr>
+        <w:t>Khi này, trình biên dịch sẽ không thế foo thành false hết nữa vì nó biến foo có thể thay đổi</w:t>
+      </w:r>
     </w:p>
     <w:p>
       <w:pPr>
@@ -3987,7 +4438,6 @@
         <w:rPr>
           <w:lang w:val="en-US"/>
         </w:rPr>
-        <w:lastRenderedPageBreak/>
         <w:t xml:space="preserve">    int fool = 1;</w:t>
       </w:r>
     </w:p>
@@ -4277,6 +4727,7 @@
         <w:rPr>
           <w:lang w:val="en-US"/>
         </w:rPr>
+        <w:lastRenderedPageBreak/>
         <w:t>Pointer:</w:t>
       </w:r>
     </w:p>
@@ -4931,7 +5382,6 @@
           <w:noProof/>
           <w:lang w:val="en-US"/>
         </w:rPr>
-        <w:lastRenderedPageBreak/>
         <w:drawing>
           <wp:inline distT="0" distB="0" distL="0" distR="0" wp14:anchorId="2C32B650" wp14:editId="1434CE9F">
             <wp:extent cx="2377440" cy="2377440"/>
@@ -5155,6 +5605,7 @@
         <w:rPr>
           <w:lang w:val="en-US"/>
         </w:rPr>
+        <w:lastRenderedPageBreak/>
         <w:t>int* Foo = &amp;Bar;</w:t>
       </w:r>
     </w:p>
@@ -5728,394 +6179,394 @@
         <w:rPr>
           <w:lang w:val="en-US"/>
         </w:rPr>
+        <w:t>Ví dụ</w:t>
+      </w:r>
+    </w:p>
+    <w:p>
+      <w:pPr>
+        <w:pStyle w:val="ListParagraph"/>
+        <w:pBdr>
+          <w:top w:val="single" w:sz="4" w:space="1" w:color="auto"/>
+          <w:left w:val="single" w:sz="4" w:space="4" w:color="auto"/>
+          <w:bottom w:val="single" w:sz="4" w:space="1" w:color="auto"/>
+          <w:right w:val="single" w:sz="4" w:space="4" w:color="auto"/>
+        </w:pBdr>
+        <w:ind w:left="1080"/>
+        <w:rPr>
+          <w:lang w:val="en-US"/>
+        </w:rPr>
+      </w:pPr>
+      <w:r>
+        <w:rPr>
+          <w:lang w:val="en-US"/>
+        </w:rPr>
+        <w:t>bar[4] = 45;</w:t>
+      </w:r>
+    </w:p>
+    <w:p>
+      <w:pPr>
+        <w:pStyle w:val="ListParagraph"/>
+        <w:numPr>
+          <w:ilvl w:val="0"/>
+          <w:numId w:val="15"/>
+        </w:numPr>
+        <w:rPr>
+          <w:lang w:val="en-US"/>
+        </w:rPr>
+      </w:pPr>
+      <w:r>
+        <w:rPr>
+          <w:lang w:val="en-US"/>
+        </w:rPr>
+        <w:t>Void Pointer?</w:t>
+      </w:r>
+    </w:p>
+    <w:p>
+      <w:pPr>
+        <w:pStyle w:val="ListParagraph"/>
+        <w:numPr>
+          <w:ilvl w:val="0"/>
+          <w:numId w:val="4"/>
+        </w:numPr>
+        <w:rPr>
+          <w:lang w:val="en-US"/>
+        </w:rPr>
+      </w:pPr>
+      <w:r>
+        <w:rPr>
+          <w:lang w:val="en-US"/>
+        </w:rPr>
+        <w:t>Là Pointer mà nó có thể chĩa đến bất kì biến có kiểu dữ liệu nào</w:t>
+      </w:r>
+    </w:p>
+    <w:p>
+      <w:pPr>
+        <w:pStyle w:val="ListParagraph"/>
+        <w:numPr>
+          <w:ilvl w:val="0"/>
+          <w:numId w:val="4"/>
+        </w:numPr>
+        <w:rPr>
+          <w:lang w:val="en-US"/>
+        </w:rPr>
+      </w:pPr>
+      <w:r>
+        <w:rPr>
+          <w:lang w:val="en-US"/>
+        </w:rPr>
+        <w:t>Không thể thay đổi giá trị của biến mà nó chĩa vào</w:t>
+      </w:r>
+    </w:p>
+    <w:p>
+      <w:pPr>
+        <w:pStyle w:val="ListParagraph"/>
+        <w:numPr>
+          <w:ilvl w:val="0"/>
+          <w:numId w:val="4"/>
+        </w:numPr>
+        <w:rPr>
+          <w:lang w:val="en-US"/>
+        </w:rPr>
+      </w:pPr>
+      <w:r>
+        <w:rPr>
+          <w:lang w:val="en-US"/>
+        </w:rPr>
+        <w:t>Khi cần thì bạn có thể chuyển lại về dạng Pointer thường</w:t>
+      </w:r>
+    </w:p>
+    <w:p>
+      <w:pPr>
+        <w:pStyle w:val="ListParagraph"/>
+        <w:numPr>
+          <w:ilvl w:val="0"/>
+          <w:numId w:val="4"/>
+        </w:numPr>
+        <w:rPr>
+          <w:lang w:val="en-US"/>
+        </w:rPr>
+      </w:pPr>
+      <w:r>
+        <w:rPr>
+          <w:lang w:val="en-US"/>
+        </w:rPr>
+        <w:t>Ví dụ</w:t>
+      </w:r>
+    </w:p>
+    <w:p>
+      <w:pPr>
+        <w:pStyle w:val="ListParagraph"/>
+        <w:pBdr>
+          <w:top w:val="single" w:sz="4" w:space="1" w:color="auto"/>
+          <w:left w:val="single" w:sz="4" w:space="4" w:color="auto"/>
+          <w:bottom w:val="single" w:sz="4" w:space="1" w:color="auto"/>
+          <w:right w:val="single" w:sz="4" w:space="4" w:color="auto"/>
+        </w:pBdr>
+        <w:ind w:left="1080"/>
+        <w:rPr>
+          <w:lang w:val="en-US"/>
+        </w:rPr>
+      </w:pPr>
+      <w:r>
+        <w:rPr>
+          <w:lang w:val="en-US"/>
+        </w:rPr>
+        <w:t>int a = 5;</w:t>
+      </w:r>
+    </w:p>
+    <w:p>
+      <w:pPr>
+        <w:pStyle w:val="ListParagraph"/>
+        <w:pBdr>
+          <w:top w:val="single" w:sz="4" w:space="1" w:color="auto"/>
+          <w:left w:val="single" w:sz="4" w:space="4" w:color="auto"/>
+          <w:bottom w:val="single" w:sz="4" w:space="1" w:color="auto"/>
+          <w:right w:val="single" w:sz="4" w:space="4" w:color="auto"/>
+        </w:pBdr>
+        <w:ind w:left="1080"/>
+        <w:rPr>
+          <w:lang w:val="en-US"/>
+        </w:rPr>
+      </w:pPr>
+      <w:r>
+        <w:rPr>
+          <w:lang w:val="en-US"/>
+        </w:rPr>
+        <w:t>void* b = &amp;a;</w:t>
+      </w:r>
+    </w:p>
+    <w:p>
+      <w:pPr>
+        <w:pStyle w:val="ListParagraph"/>
+        <w:pBdr>
+          <w:top w:val="single" w:sz="4" w:space="1" w:color="auto"/>
+          <w:left w:val="single" w:sz="4" w:space="4" w:color="auto"/>
+          <w:bottom w:val="single" w:sz="4" w:space="1" w:color="auto"/>
+          <w:right w:val="single" w:sz="4" w:space="4" w:color="auto"/>
+        </w:pBdr>
+        <w:ind w:left="1080"/>
+        <w:rPr>
+          <w:lang w:val="en-US"/>
+        </w:rPr>
+      </w:pPr>
+      <w:r>
+        <w:rPr>
+          <w:lang w:val="en-US"/>
+        </w:rPr>
+        <w:t>int* c = (int*) b;</w:t>
+      </w:r>
+    </w:p>
+    <w:p>
+      <w:pPr>
+        <w:pStyle w:val="ListParagraph"/>
+        <w:numPr>
+          <w:ilvl w:val="0"/>
+          <w:numId w:val="15"/>
+        </w:numPr>
+        <w:rPr>
+          <w:lang w:val="en-US"/>
+        </w:rPr>
+      </w:pPr>
+      <w:r>
+        <w:rPr>
+          <w:lang w:val="en-US"/>
+        </w:rPr>
+        <w:t>Const Pointer?</w:t>
+      </w:r>
+    </w:p>
+    <w:p>
+      <w:pPr>
+        <w:pStyle w:val="ListParagraph"/>
+        <w:numPr>
+          <w:ilvl w:val="0"/>
+          <w:numId w:val="4"/>
+        </w:numPr>
+        <w:rPr>
+          <w:lang w:val="en-US"/>
+        </w:rPr>
+      </w:pPr>
+      <w:r>
+        <w:rPr>
+          <w:lang w:val="en-US"/>
+        </w:rPr>
+        <w:t xml:space="preserve">Là Pointer mà </w:t>
+      </w:r>
+      <w:r>
+        <w:rPr>
+          <w:lang w:val="en-US"/>
+        </w:rPr>
+        <w:t xml:space="preserve">bạn không thể dùng </w:t>
+      </w:r>
+      <w:r>
+        <w:rPr>
+          <w:lang w:val="en-US"/>
+        </w:rPr>
+        <w:t xml:space="preserve">nó </w:t>
+      </w:r>
+      <w:r>
+        <w:rPr>
+          <w:lang w:val="en-US"/>
+        </w:rPr>
+        <w:t xml:space="preserve">để thay </w:t>
+      </w:r>
+      <w:r>
+        <w:rPr>
+          <w:lang w:val="en-US"/>
+        </w:rPr>
+        <w:t>đổi giá trị của biến mà nó chĩa vào, vẫn có thể chĩa sang biến khác</w:t>
+      </w:r>
+    </w:p>
+    <w:p>
+      <w:pPr>
+        <w:pStyle w:val="ListParagraph"/>
+        <w:numPr>
+          <w:ilvl w:val="0"/>
+          <w:numId w:val="4"/>
+        </w:numPr>
+        <w:rPr>
+          <w:lang w:val="en-US"/>
+        </w:rPr>
+      </w:pPr>
+      <w:r>
+        <w:rPr>
+          <w:lang w:val="en-US"/>
+        </w:rPr>
+        <w:t>Để khai báo 1 Const Pointer, thì làm y chang như khi khai báo 1 Pointer nhưng đặt “const” ở đầu</w:t>
+      </w:r>
+    </w:p>
+    <w:p>
+      <w:pPr>
+        <w:pStyle w:val="ListParagraph"/>
+        <w:numPr>
+          <w:ilvl w:val="0"/>
+          <w:numId w:val="4"/>
+        </w:numPr>
+        <w:rPr>
+          <w:lang w:val="en-US"/>
+        </w:rPr>
+      </w:pPr>
+      <w:r>
+        <w:rPr>
+          <w:lang w:val="en-US"/>
+        </w:rPr>
+        <w:t>Nếu biến bị chĩa vào là Const thì bắt buộc phải dùng Const Pointer</w:t>
+      </w:r>
+    </w:p>
+    <w:p>
+      <w:pPr>
+        <w:pStyle w:val="ListParagraph"/>
+        <w:numPr>
+          <w:ilvl w:val="0"/>
+          <w:numId w:val="4"/>
+        </w:numPr>
+        <w:rPr>
+          <w:lang w:val="en-US"/>
+        </w:rPr>
+      </w:pPr>
+      <w:r>
+        <w:rPr>
+          <w:lang w:val="en-US"/>
+        </w:rPr>
+        <w:t>Ví dụ</w:t>
+      </w:r>
+    </w:p>
+    <w:p>
+      <w:pPr>
+        <w:pStyle w:val="ListParagraph"/>
+        <w:pBdr>
+          <w:top w:val="single" w:sz="4" w:space="1" w:color="auto"/>
+          <w:left w:val="single" w:sz="4" w:space="4" w:color="auto"/>
+          <w:bottom w:val="single" w:sz="4" w:space="1" w:color="auto"/>
+          <w:right w:val="single" w:sz="4" w:space="4" w:color="auto"/>
+        </w:pBdr>
+        <w:ind w:left="1080"/>
+        <w:rPr>
+          <w:lang w:val="en-US"/>
+        </w:rPr>
+      </w:pPr>
+      <w:r>
+        <w:rPr>
+          <w:lang w:val="en-US"/>
+        </w:rPr>
+        <w:t>int a;</w:t>
+      </w:r>
+    </w:p>
+    <w:p>
+      <w:pPr>
+        <w:pStyle w:val="ListParagraph"/>
+        <w:pBdr>
+          <w:top w:val="single" w:sz="4" w:space="1" w:color="auto"/>
+          <w:left w:val="single" w:sz="4" w:space="4" w:color="auto"/>
+          <w:bottom w:val="single" w:sz="4" w:space="1" w:color="auto"/>
+          <w:right w:val="single" w:sz="4" w:space="4" w:color="auto"/>
+        </w:pBdr>
+        <w:ind w:left="1080"/>
+        <w:rPr>
+          <w:lang w:val="en-US"/>
+        </w:rPr>
+      </w:pPr>
+      <w:r>
+        <w:rPr>
+          <w:lang w:val="en-US"/>
+        </w:rPr>
+        <w:t>const int* p = &amp;a;</w:t>
+      </w:r>
+    </w:p>
+    <w:p>
+      <w:pPr>
+        <w:pStyle w:val="ListParagraph"/>
+        <w:numPr>
+          <w:ilvl w:val="0"/>
+          <w:numId w:val="4"/>
+        </w:numPr>
+        <w:rPr>
+          <w:lang w:val="en-US"/>
+        </w:rPr>
+      </w:pPr>
+      <w:r>
+        <w:rPr>
+          <w:lang w:val="en-US"/>
+        </w:rPr>
+        <w:t>Từ 1 Const Pointer, trả về 1 Pointer thường giống y chang nó</w:t>
+      </w:r>
+    </w:p>
+    <w:p>
+      <w:pPr>
+        <w:pStyle w:val="ListParagraph"/>
+        <w:pBdr>
+          <w:top w:val="single" w:sz="4" w:space="1" w:color="auto"/>
+          <w:left w:val="single" w:sz="4" w:space="4" w:color="auto"/>
+          <w:bottom w:val="single" w:sz="4" w:space="1" w:color="auto"/>
+          <w:right w:val="single" w:sz="4" w:space="4" w:color="auto"/>
+        </w:pBdr>
+        <w:ind w:left="1080"/>
+        <w:rPr>
+          <w:lang w:val="en-US"/>
+        </w:rPr>
+      </w:pPr>
+      <w:r>
+        <w:rPr>
+          <w:lang w:val="en-US"/>
+        </w:rPr>
+        <w:t>const_cast&lt;&lt;Kiểu Dữ Liệu Của Const Pointer&gt;&gt;(&lt;Const Pointer&gt;)</w:t>
+      </w:r>
+    </w:p>
+    <w:p>
+      <w:pPr>
+        <w:pStyle w:val="ListParagraph"/>
+        <w:numPr>
+          <w:ilvl w:val="0"/>
+          <w:numId w:val="4"/>
+        </w:numPr>
+        <w:rPr>
+          <w:lang w:val="en-US"/>
+        </w:rPr>
+      </w:pPr>
+      <w:r>
+        <w:rPr>
+          <w:lang w:val="en-US"/>
+        </w:rPr>
         <w:lastRenderedPageBreak/>
-        <w:t>Ví dụ</w:t>
-      </w:r>
-    </w:p>
-    <w:p>
-      <w:pPr>
-        <w:pStyle w:val="ListParagraph"/>
-        <w:pBdr>
-          <w:top w:val="single" w:sz="4" w:space="1" w:color="auto"/>
-          <w:left w:val="single" w:sz="4" w:space="4" w:color="auto"/>
-          <w:bottom w:val="single" w:sz="4" w:space="1" w:color="auto"/>
-          <w:right w:val="single" w:sz="4" w:space="4" w:color="auto"/>
-        </w:pBdr>
-        <w:ind w:left="1080"/>
-        <w:rPr>
-          <w:lang w:val="en-US"/>
-        </w:rPr>
-      </w:pPr>
-      <w:r>
-        <w:rPr>
-          <w:lang w:val="en-US"/>
-        </w:rPr>
-        <w:t>bar[4] = 45;</w:t>
-      </w:r>
-    </w:p>
-    <w:p>
-      <w:pPr>
-        <w:pStyle w:val="ListParagraph"/>
-        <w:numPr>
-          <w:ilvl w:val="0"/>
-          <w:numId w:val="15"/>
-        </w:numPr>
-        <w:rPr>
-          <w:lang w:val="en-US"/>
-        </w:rPr>
-      </w:pPr>
-      <w:r>
-        <w:rPr>
-          <w:lang w:val="en-US"/>
-        </w:rPr>
-        <w:t>Void Pointer?</w:t>
-      </w:r>
-    </w:p>
-    <w:p>
-      <w:pPr>
-        <w:pStyle w:val="ListParagraph"/>
-        <w:numPr>
-          <w:ilvl w:val="0"/>
-          <w:numId w:val="4"/>
-        </w:numPr>
-        <w:rPr>
-          <w:lang w:val="en-US"/>
-        </w:rPr>
-      </w:pPr>
-      <w:r>
-        <w:rPr>
-          <w:lang w:val="en-US"/>
-        </w:rPr>
-        <w:t>Là Pointer mà nó có thể chĩa đến bất kì biến có kiểu dữ liệu nào</w:t>
-      </w:r>
-    </w:p>
-    <w:p>
-      <w:pPr>
-        <w:pStyle w:val="ListParagraph"/>
-        <w:numPr>
-          <w:ilvl w:val="0"/>
-          <w:numId w:val="4"/>
-        </w:numPr>
-        <w:rPr>
-          <w:lang w:val="en-US"/>
-        </w:rPr>
-      </w:pPr>
-      <w:r>
-        <w:rPr>
-          <w:lang w:val="en-US"/>
-        </w:rPr>
-        <w:t>Không thể thay đổi giá trị của biến mà nó chĩa vào</w:t>
-      </w:r>
-    </w:p>
-    <w:p>
-      <w:pPr>
-        <w:pStyle w:val="ListParagraph"/>
-        <w:numPr>
-          <w:ilvl w:val="0"/>
-          <w:numId w:val="4"/>
-        </w:numPr>
-        <w:rPr>
-          <w:lang w:val="en-US"/>
-        </w:rPr>
-      </w:pPr>
-      <w:r>
-        <w:rPr>
-          <w:lang w:val="en-US"/>
-        </w:rPr>
-        <w:t>Khi cần thì bạn có thể chuyển lại về dạng Pointer thường</w:t>
-      </w:r>
-    </w:p>
-    <w:p>
-      <w:pPr>
-        <w:pStyle w:val="ListParagraph"/>
-        <w:numPr>
-          <w:ilvl w:val="0"/>
-          <w:numId w:val="4"/>
-        </w:numPr>
-        <w:rPr>
-          <w:lang w:val="en-US"/>
-        </w:rPr>
-      </w:pPr>
-      <w:r>
-        <w:rPr>
-          <w:lang w:val="en-US"/>
-        </w:rPr>
-        <w:t>Ví dụ</w:t>
-      </w:r>
-    </w:p>
-    <w:p>
-      <w:pPr>
-        <w:pStyle w:val="ListParagraph"/>
-        <w:pBdr>
-          <w:top w:val="single" w:sz="4" w:space="1" w:color="auto"/>
-          <w:left w:val="single" w:sz="4" w:space="4" w:color="auto"/>
-          <w:bottom w:val="single" w:sz="4" w:space="1" w:color="auto"/>
-          <w:right w:val="single" w:sz="4" w:space="4" w:color="auto"/>
-        </w:pBdr>
-        <w:ind w:left="1080"/>
-        <w:rPr>
-          <w:lang w:val="en-US"/>
-        </w:rPr>
-      </w:pPr>
-      <w:r>
-        <w:rPr>
-          <w:lang w:val="en-US"/>
-        </w:rPr>
-        <w:t>int a = 5;</w:t>
-      </w:r>
-    </w:p>
-    <w:p>
-      <w:pPr>
-        <w:pStyle w:val="ListParagraph"/>
-        <w:pBdr>
-          <w:top w:val="single" w:sz="4" w:space="1" w:color="auto"/>
-          <w:left w:val="single" w:sz="4" w:space="4" w:color="auto"/>
-          <w:bottom w:val="single" w:sz="4" w:space="1" w:color="auto"/>
-          <w:right w:val="single" w:sz="4" w:space="4" w:color="auto"/>
-        </w:pBdr>
-        <w:ind w:left="1080"/>
-        <w:rPr>
-          <w:lang w:val="en-US"/>
-        </w:rPr>
-      </w:pPr>
-      <w:r>
-        <w:rPr>
-          <w:lang w:val="en-US"/>
-        </w:rPr>
-        <w:t>void* b = &amp;a;</w:t>
-      </w:r>
-    </w:p>
-    <w:p>
-      <w:pPr>
-        <w:pStyle w:val="ListParagraph"/>
-        <w:pBdr>
-          <w:top w:val="single" w:sz="4" w:space="1" w:color="auto"/>
-          <w:left w:val="single" w:sz="4" w:space="4" w:color="auto"/>
-          <w:bottom w:val="single" w:sz="4" w:space="1" w:color="auto"/>
-          <w:right w:val="single" w:sz="4" w:space="4" w:color="auto"/>
-        </w:pBdr>
-        <w:ind w:left="1080"/>
-        <w:rPr>
-          <w:lang w:val="en-US"/>
-        </w:rPr>
-      </w:pPr>
-      <w:r>
-        <w:rPr>
-          <w:lang w:val="en-US"/>
-        </w:rPr>
-        <w:t>int* c = (int*) b;</w:t>
-      </w:r>
-    </w:p>
-    <w:p>
-      <w:pPr>
-        <w:pStyle w:val="ListParagraph"/>
-        <w:numPr>
-          <w:ilvl w:val="0"/>
-          <w:numId w:val="15"/>
-        </w:numPr>
-        <w:rPr>
-          <w:lang w:val="en-US"/>
-        </w:rPr>
-      </w:pPr>
-      <w:r>
-        <w:rPr>
-          <w:lang w:val="en-US"/>
-        </w:rPr>
-        <w:t>Const Pointer?</w:t>
-      </w:r>
-    </w:p>
-    <w:p>
-      <w:pPr>
-        <w:pStyle w:val="ListParagraph"/>
-        <w:numPr>
-          <w:ilvl w:val="0"/>
-          <w:numId w:val="4"/>
-        </w:numPr>
-        <w:rPr>
-          <w:lang w:val="en-US"/>
-        </w:rPr>
-      </w:pPr>
-      <w:r>
-        <w:rPr>
-          <w:lang w:val="en-US"/>
-        </w:rPr>
-        <w:t xml:space="preserve">Là Pointer mà </w:t>
-      </w:r>
-      <w:r>
-        <w:rPr>
-          <w:lang w:val="en-US"/>
-        </w:rPr>
-        <w:t xml:space="preserve">bạn không thể dùng </w:t>
-      </w:r>
-      <w:r>
-        <w:rPr>
-          <w:lang w:val="en-US"/>
-        </w:rPr>
-        <w:t xml:space="preserve">nó </w:t>
-      </w:r>
-      <w:r>
-        <w:rPr>
-          <w:lang w:val="en-US"/>
-        </w:rPr>
-        <w:t xml:space="preserve">để thay </w:t>
-      </w:r>
-      <w:r>
-        <w:rPr>
-          <w:lang w:val="en-US"/>
-        </w:rPr>
-        <w:t>đổi giá trị của biến mà nó chĩa vào, vẫn có thể chĩa sang biến khác</w:t>
-      </w:r>
-    </w:p>
-    <w:p>
-      <w:pPr>
-        <w:pStyle w:val="ListParagraph"/>
-        <w:numPr>
-          <w:ilvl w:val="0"/>
-          <w:numId w:val="4"/>
-        </w:numPr>
-        <w:rPr>
-          <w:lang w:val="en-US"/>
-        </w:rPr>
-      </w:pPr>
-      <w:r>
-        <w:rPr>
-          <w:lang w:val="en-US"/>
-        </w:rPr>
-        <w:t>Để khai báo 1 Const Pointer, thì làm y chang như khi khai báo 1 Pointer nhưng đặt “const” ở đầu</w:t>
-      </w:r>
-    </w:p>
-    <w:p>
-      <w:pPr>
-        <w:pStyle w:val="ListParagraph"/>
-        <w:numPr>
-          <w:ilvl w:val="0"/>
-          <w:numId w:val="4"/>
-        </w:numPr>
-        <w:rPr>
-          <w:lang w:val="en-US"/>
-        </w:rPr>
-      </w:pPr>
-      <w:r>
-        <w:rPr>
-          <w:lang w:val="en-US"/>
-        </w:rPr>
-        <w:t>Nếu biến bị chĩa vào là Const thì bắt buộc phải dùng Const Pointer</w:t>
-      </w:r>
-    </w:p>
-    <w:p>
-      <w:pPr>
-        <w:pStyle w:val="ListParagraph"/>
-        <w:numPr>
-          <w:ilvl w:val="0"/>
-          <w:numId w:val="4"/>
-        </w:numPr>
-        <w:rPr>
-          <w:lang w:val="en-US"/>
-        </w:rPr>
-      </w:pPr>
-      <w:r>
-        <w:rPr>
-          <w:lang w:val="en-US"/>
-        </w:rPr>
-        <w:t>Ví dụ</w:t>
-      </w:r>
-    </w:p>
-    <w:p>
-      <w:pPr>
-        <w:pStyle w:val="ListParagraph"/>
-        <w:pBdr>
-          <w:top w:val="single" w:sz="4" w:space="1" w:color="auto"/>
-          <w:left w:val="single" w:sz="4" w:space="4" w:color="auto"/>
-          <w:bottom w:val="single" w:sz="4" w:space="1" w:color="auto"/>
-          <w:right w:val="single" w:sz="4" w:space="4" w:color="auto"/>
-        </w:pBdr>
-        <w:ind w:left="1080"/>
-        <w:rPr>
-          <w:lang w:val="en-US"/>
-        </w:rPr>
-      </w:pPr>
-      <w:r>
-        <w:rPr>
-          <w:lang w:val="en-US"/>
-        </w:rPr>
-        <w:t>int a;</w:t>
-      </w:r>
-    </w:p>
-    <w:p>
-      <w:pPr>
-        <w:pStyle w:val="ListParagraph"/>
-        <w:pBdr>
-          <w:top w:val="single" w:sz="4" w:space="1" w:color="auto"/>
-          <w:left w:val="single" w:sz="4" w:space="4" w:color="auto"/>
-          <w:bottom w:val="single" w:sz="4" w:space="1" w:color="auto"/>
-          <w:right w:val="single" w:sz="4" w:space="4" w:color="auto"/>
-        </w:pBdr>
-        <w:ind w:left="1080"/>
-        <w:rPr>
-          <w:lang w:val="en-US"/>
-        </w:rPr>
-      </w:pPr>
-      <w:r>
-        <w:rPr>
-          <w:lang w:val="en-US"/>
-        </w:rPr>
-        <w:t>const int* p = &amp;a;</w:t>
-      </w:r>
-    </w:p>
-    <w:p>
-      <w:pPr>
-        <w:pStyle w:val="ListParagraph"/>
-        <w:numPr>
-          <w:ilvl w:val="0"/>
-          <w:numId w:val="4"/>
-        </w:numPr>
-        <w:rPr>
-          <w:lang w:val="en-US"/>
-        </w:rPr>
-      </w:pPr>
-      <w:r>
-        <w:rPr>
-          <w:lang w:val="en-US"/>
-        </w:rPr>
-        <w:t>Từ 1 Const Pointer, trả về 1 Pointer thường giống y chang nó</w:t>
-      </w:r>
-    </w:p>
-    <w:p>
-      <w:pPr>
-        <w:pStyle w:val="ListParagraph"/>
-        <w:pBdr>
-          <w:top w:val="single" w:sz="4" w:space="1" w:color="auto"/>
-          <w:left w:val="single" w:sz="4" w:space="4" w:color="auto"/>
-          <w:bottom w:val="single" w:sz="4" w:space="1" w:color="auto"/>
-          <w:right w:val="single" w:sz="4" w:space="4" w:color="auto"/>
-        </w:pBdr>
-        <w:ind w:left="1080"/>
-        <w:rPr>
-          <w:lang w:val="en-US"/>
-        </w:rPr>
-      </w:pPr>
-      <w:r>
-        <w:rPr>
-          <w:lang w:val="en-US"/>
-        </w:rPr>
-        <w:t>const_cast&lt;&lt;Kiểu Dữ Liệu Của Const Pointer&gt;&gt;(&lt;Const Pointer&gt;)</w:t>
-      </w:r>
-    </w:p>
-    <w:p>
-      <w:pPr>
-        <w:pStyle w:val="ListParagraph"/>
-        <w:numPr>
-          <w:ilvl w:val="0"/>
-          <w:numId w:val="4"/>
-        </w:numPr>
-        <w:rPr>
-          <w:lang w:val="en-US"/>
-        </w:rPr>
-      </w:pPr>
-      <w:r>
-        <w:rPr>
-          <w:lang w:val="en-US"/>
-        </w:rPr>
         <w:t>Lưu ý &lt;Const Pointer&gt; không được chĩa vào 1 Const</w:t>
       </w:r>
     </w:p>
@@ -6650,376 +7101,376 @@
         <w:rPr>
           <w:lang w:val="en-US"/>
         </w:rPr>
+        <w:t>&lt;Kiểu Dữ Liệu&gt; &lt;Mảng&gt;[] = &lt;Các Giá Trị&gt;;</w:t>
+      </w:r>
+    </w:p>
+    <w:p>
+      <w:pPr>
+        <w:pStyle w:val="ListParagraph"/>
+        <w:numPr>
+          <w:ilvl w:val="0"/>
+          <w:numId w:val="4"/>
+        </w:numPr>
+        <w:rPr>
+          <w:lang w:val="en-US"/>
+        </w:rPr>
+      </w:pPr>
+      <w:r>
+        <w:rPr>
+          <w:lang w:val="en-US"/>
+        </w:rPr>
+        <w:t>“[]” gọi là toán tử Subscript</w:t>
+      </w:r>
+    </w:p>
+    <w:p>
+      <w:pPr>
+        <w:pStyle w:val="ListParagraph"/>
+        <w:numPr>
+          <w:ilvl w:val="0"/>
+          <w:numId w:val="4"/>
+        </w:numPr>
+        <w:rPr>
+          <w:lang w:val="en-US"/>
+        </w:rPr>
+      </w:pPr>
+      <w:r>
+        <w:rPr>
+          <w:lang w:val="en-US"/>
+        </w:rPr>
+        <w:t>Ví dụ</w:t>
+      </w:r>
+    </w:p>
+    <w:p>
+      <w:pPr>
+        <w:pStyle w:val="ListParagraph"/>
+        <w:pBdr>
+          <w:top w:val="single" w:sz="4" w:space="1" w:color="auto"/>
+          <w:left w:val="single" w:sz="4" w:space="4" w:color="auto"/>
+          <w:bottom w:val="single" w:sz="4" w:space="1" w:color="auto"/>
+          <w:right w:val="single" w:sz="4" w:space="4" w:color="auto"/>
+        </w:pBdr>
+        <w:ind w:left="1080"/>
+        <w:rPr>
+          <w:lang w:val="en-US"/>
+        </w:rPr>
+      </w:pPr>
+      <w:r>
+        <w:rPr>
+          <w:lang w:val="en-US"/>
+        </w:rPr>
+        <w:t>int foo[] = {1, 2, 3, 4, 5};</w:t>
+      </w:r>
+    </w:p>
+    <w:p>
+      <w:pPr>
+        <w:pStyle w:val="ListParagraph"/>
+        <w:numPr>
+          <w:ilvl w:val="0"/>
+          <w:numId w:val="4"/>
+        </w:numPr>
+        <w:rPr>
+          <w:lang w:val="en-US"/>
+        </w:rPr>
+      </w:pPr>
+      <w:r>
+        <w:rPr>
+          <w:lang w:val="en-US"/>
+        </w:rPr>
+        <w:t xml:space="preserve">Khi tạo như này, thì &lt;Kích Thước Mảng&gt; tự động = số phần tử của </w:t>
+      </w:r>
+    </w:p>
+    <w:p>
+      <w:pPr>
+        <w:pStyle w:val="ListParagraph"/>
+        <w:ind w:left="1080"/>
+        <w:rPr>
+          <w:lang w:val="en-US"/>
+        </w:rPr>
+      </w:pPr>
+      <w:r>
+        <w:rPr>
+          <w:lang w:val="en-US"/>
+        </w:rPr>
+        <w:t>&lt;Các Giá Trị&gt;</w:t>
+      </w:r>
+    </w:p>
+    <w:p>
+      <w:pPr>
+        <w:pStyle w:val="ListParagraph"/>
+        <w:numPr>
+          <w:ilvl w:val="0"/>
+          <w:numId w:val="4"/>
+        </w:numPr>
+        <w:rPr>
+          <w:lang w:val="en-US"/>
+        </w:rPr>
+      </w:pPr>
+      <w:r>
+        <w:rPr>
+          <w:lang w:val="en-US"/>
+        </w:rPr>
+        <w:t>Tạo 1 mảng không có giá trị ban đầu</w:t>
+      </w:r>
+    </w:p>
+    <w:p>
+      <w:pPr>
+        <w:pStyle w:val="ListParagraph"/>
+        <w:pBdr>
+          <w:top w:val="single" w:sz="4" w:space="1" w:color="auto"/>
+          <w:left w:val="single" w:sz="4" w:space="4" w:color="auto"/>
+          <w:bottom w:val="single" w:sz="4" w:space="1" w:color="auto"/>
+          <w:right w:val="single" w:sz="4" w:space="4" w:color="auto"/>
+        </w:pBdr>
+        <w:ind w:left="1080"/>
+        <w:rPr>
+          <w:lang w:val="en-US"/>
+        </w:rPr>
+      </w:pPr>
+      <w:r>
+        <w:rPr>
+          <w:lang w:val="en-US"/>
+        </w:rPr>
+        <w:t>&lt;Kiểu Dữ Liệu&gt; &lt;Mảng&gt;[&lt;Kích Thước Mảng&gt;];</w:t>
+      </w:r>
+    </w:p>
+    <w:p>
+      <w:pPr>
+        <w:pStyle w:val="ListParagraph"/>
+        <w:numPr>
+          <w:ilvl w:val="0"/>
+          <w:numId w:val="4"/>
+        </w:numPr>
+        <w:rPr>
+          <w:lang w:val="en-US"/>
+        </w:rPr>
+      </w:pPr>
+      <w:r>
+        <w:rPr>
+          <w:lang w:val="en-US"/>
+        </w:rPr>
+        <w:t>Ví dụ</w:t>
+      </w:r>
+    </w:p>
+    <w:p>
+      <w:pPr>
+        <w:pStyle w:val="ListParagraph"/>
+        <w:pBdr>
+          <w:top w:val="single" w:sz="4" w:space="1" w:color="auto"/>
+          <w:left w:val="single" w:sz="4" w:space="4" w:color="auto"/>
+          <w:bottom w:val="single" w:sz="4" w:space="1" w:color="auto"/>
+          <w:right w:val="single" w:sz="4" w:space="4" w:color="auto"/>
+        </w:pBdr>
+        <w:ind w:left="1080"/>
+        <w:rPr>
+          <w:lang w:val="en-US"/>
+        </w:rPr>
+      </w:pPr>
+      <w:r>
+        <w:rPr>
+          <w:lang w:val="en-US"/>
+        </w:rPr>
+        <w:t>int foo[10];</w:t>
+      </w:r>
+    </w:p>
+    <w:p>
+      <w:pPr>
+        <w:pStyle w:val="ListParagraph"/>
+        <w:numPr>
+          <w:ilvl w:val="0"/>
+          <w:numId w:val="4"/>
+        </w:numPr>
+        <w:rPr>
+          <w:lang w:val="en-US"/>
+        </w:rPr>
+      </w:pPr>
+      <w:r>
+        <w:rPr>
+          <w:lang w:val="en-US"/>
+        </w:rPr>
+        <w:t xml:space="preserve">&lt;Mảng&gt; </w:t>
+      </w:r>
+      <w:r>
+        <w:rPr>
+          <w:lang w:val="en-US"/>
+        </w:rPr>
+        <w:t>bản chất là 1 Pointer vào chính nó</w:t>
+      </w:r>
+    </w:p>
+    <w:p>
+      <w:pPr>
+        <w:pStyle w:val="ListParagraph"/>
+        <w:numPr>
+          <w:ilvl w:val="0"/>
+          <w:numId w:val="4"/>
+        </w:numPr>
+        <w:rPr>
+          <w:lang w:val="en-US"/>
+        </w:rPr>
+      </w:pPr>
+      <w:r>
+        <w:rPr>
+          <w:lang w:val="en-US"/>
+        </w:rPr>
+        <w:t>Dựa vào &lt;Kích Thước Mảng&gt;, &lt;Mảng&gt; sẽ được đặt trong bộ nhớ tại ví trí sao cho Byte cuối chạm đít hoặc cách 1 đoạn ngắn ô Byte đầu tiên của biến trước đó</w:t>
+      </w:r>
+    </w:p>
+    <w:p>
+      <w:pPr>
+        <w:pStyle w:val="ListParagraph"/>
+        <w:numPr>
+          <w:ilvl w:val="0"/>
+          <w:numId w:val="4"/>
+        </w:numPr>
+        <w:rPr>
+          <w:lang w:val="en-US"/>
+        </w:rPr>
+      </w:pPr>
+      <w:r>
+        <w:rPr>
+          <w:lang w:val="en-US"/>
+        </w:rPr>
+        <w:t>Có thể tạo mảng mà các phần tử là Pointer</w:t>
+      </w:r>
+    </w:p>
+    <w:p>
+      <w:pPr>
+        <w:pStyle w:val="ListParagraph"/>
+        <w:numPr>
+          <w:ilvl w:val="0"/>
+          <w:numId w:val="4"/>
+        </w:numPr>
+        <w:rPr>
+          <w:lang w:val="en-US"/>
+        </w:rPr>
+      </w:pPr>
+      <w:r>
+        <w:rPr>
+          <w:lang w:val="en-US"/>
+        </w:rPr>
+        <w:t>Ví dụ</w:t>
+      </w:r>
+      <w:r>
+        <w:rPr>
+          <w:lang w:val="en-US"/>
+        </w:rPr>
+        <w:t>, tạo mảng mà các phần tử là Pointer chĩa vào các địa chỉ có kiểu int</w:t>
+      </w:r>
+    </w:p>
+    <w:p>
+      <w:pPr>
+        <w:pStyle w:val="ListParagraph"/>
+        <w:pBdr>
+          <w:top w:val="single" w:sz="4" w:space="1" w:color="auto"/>
+          <w:left w:val="single" w:sz="4" w:space="4" w:color="auto"/>
+          <w:bottom w:val="single" w:sz="4" w:space="1" w:color="auto"/>
+          <w:right w:val="single" w:sz="4" w:space="4" w:color="auto"/>
+        </w:pBdr>
+        <w:ind w:left="1080"/>
+        <w:rPr>
+          <w:lang w:val="en-US"/>
+        </w:rPr>
+      </w:pPr>
+      <w:r>
+        <w:rPr>
+          <w:lang w:val="en-US"/>
+        </w:rPr>
+        <w:t>int *foo[] = {&amp;bar, &amp;boo};</w:t>
+      </w:r>
+    </w:p>
+    <w:p>
+      <w:pPr>
+        <w:pStyle w:val="ListParagraph"/>
+        <w:numPr>
+          <w:ilvl w:val="0"/>
+          <w:numId w:val="4"/>
+        </w:numPr>
+        <w:rPr>
+          <w:lang w:val="en-US"/>
+        </w:rPr>
+      </w:pPr>
+      <w:r>
+        <w:rPr>
+          <w:lang w:val="en-US"/>
+        </w:rPr>
+        <w:t>Ta có thể chỉ định &lt;Kích Thước Mảng&gt; và khởi tạo giá trị ban đầu cho 1 số phần tử</w:t>
+      </w:r>
+    </w:p>
+    <w:p>
+      <w:pPr>
+        <w:pStyle w:val="ListParagraph"/>
+        <w:pBdr>
+          <w:top w:val="single" w:sz="4" w:space="1" w:color="auto"/>
+          <w:left w:val="single" w:sz="4" w:space="4" w:color="auto"/>
+          <w:bottom w:val="single" w:sz="4" w:space="1" w:color="auto"/>
+          <w:right w:val="single" w:sz="4" w:space="4" w:color="auto"/>
+        </w:pBdr>
+        <w:ind w:left="1080"/>
+        <w:rPr>
+          <w:lang w:val="en-US"/>
+        </w:rPr>
+      </w:pPr>
+      <w:r>
+        <w:rPr>
+          <w:lang w:val="en-US"/>
+        </w:rPr>
+        <w:t>&lt;Kiểu Dữ Liệu&gt; &lt;Mảng&gt;[&lt;Kích Thước Mảng&gt;] = &lt;Một Số Giá Trị&gt;;</w:t>
+      </w:r>
+    </w:p>
+    <w:p>
+      <w:pPr>
+        <w:pStyle w:val="ListParagraph"/>
+        <w:numPr>
+          <w:ilvl w:val="0"/>
+          <w:numId w:val="4"/>
+        </w:numPr>
+        <w:rPr>
+          <w:lang w:val="en-US"/>
+        </w:rPr>
+      </w:pPr>
+      <w:r>
+        <w:rPr>
+          <w:lang w:val="en-US"/>
+        </w:rPr>
+        <w:t>Số phần tử của &lt;Một Số Giá Trị&gt; không được vượt quá &lt;Kích Thước Mảng&gt;</w:t>
+      </w:r>
+    </w:p>
+    <w:p>
+      <w:pPr>
+        <w:pStyle w:val="ListParagraph"/>
+        <w:numPr>
+          <w:ilvl w:val="0"/>
+          <w:numId w:val="4"/>
+        </w:numPr>
+        <w:rPr>
+          <w:lang w:val="en-US"/>
+        </w:rPr>
+      </w:pPr>
+      <w:r>
+        <w:rPr>
+          <w:lang w:val="en-US"/>
+        </w:rPr>
+        <w:t>Ví dụ</w:t>
+      </w:r>
+    </w:p>
+    <w:p>
+      <w:pPr>
+        <w:pStyle w:val="ListParagraph"/>
+        <w:pBdr>
+          <w:top w:val="single" w:sz="4" w:space="1" w:color="auto"/>
+          <w:left w:val="single" w:sz="4" w:space="4" w:color="auto"/>
+          <w:bottom w:val="single" w:sz="4" w:space="1" w:color="auto"/>
+          <w:right w:val="single" w:sz="4" w:space="4" w:color="auto"/>
+        </w:pBdr>
+        <w:ind w:left="1080"/>
+        <w:rPr>
+          <w:lang w:val="en-US"/>
+        </w:rPr>
+      </w:pPr>
+      <w:r>
+        <w:rPr>
+          <w:lang w:val="en-US"/>
+        </w:rPr>
         <w:lastRenderedPageBreak/>
-        <w:t>&lt;Kiểu Dữ Liệu&gt; &lt;Mảng&gt;[] = &lt;Các Giá Trị&gt;;</w:t>
-      </w:r>
-    </w:p>
-    <w:p>
-      <w:pPr>
-        <w:pStyle w:val="ListParagraph"/>
-        <w:numPr>
-          <w:ilvl w:val="0"/>
-          <w:numId w:val="4"/>
-        </w:numPr>
-        <w:rPr>
-          <w:lang w:val="en-US"/>
-        </w:rPr>
-      </w:pPr>
-      <w:r>
-        <w:rPr>
-          <w:lang w:val="en-US"/>
-        </w:rPr>
-        <w:t>“[]” gọi là toán tử Subscript</w:t>
-      </w:r>
-    </w:p>
-    <w:p>
-      <w:pPr>
-        <w:pStyle w:val="ListParagraph"/>
-        <w:numPr>
-          <w:ilvl w:val="0"/>
-          <w:numId w:val="4"/>
-        </w:numPr>
-        <w:rPr>
-          <w:lang w:val="en-US"/>
-        </w:rPr>
-      </w:pPr>
-      <w:r>
-        <w:rPr>
-          <w:lang w:val="en-US"/>
-        </w:rPr>
-        <w:t>Ví dụ</w:t>
-      </w:r>
-    </w:p>
-    <w:p>
-      <w:pPr>
-        <w:pStyle w:val="ListParagraph"/>
-        <w:pBdr>
-          <w:top w:val="single" w:sz="4" w:space="1" w:color="auto"/>
-          <w:left w:val="single" w:sz="4" w:space="4" w:color="auto"/>
-          <w:bottom w:val="single" w:sz="4" w:space="1" w:color="auto"/>
-          <w:right w:val="single" w:sz="4" w:space="4" w:color="auto"/>
-        </w:pBdr>
-        <w:ind w:left="1080"/>
-        <w:rPr>
-          <w:lang w:val="en-US"/>
-        </w:rPr>
-      </w:pPr>
-      <w:r>
-        <w:rPr>
-          <w:lang w:val="en-US"/>
-        </w:rPr>
-        <w:t>int foo[] = {1, 2, 3, 4, 5};</w:t>
-      </w:r>
-    </w:p>
-    <w:p>
-      <w:pPr>
-        <w:pStyle w:val="ListParagraph"/>
-        <w:numPr>
-          <w:ilvl w:val="0"/>
-          <w:numId w:val="4"/>
-        </w:numPr>
-        <w:rPr>
-          <w:lang w:val="en-US"/>
-        </w:rPr>
-      </w:pPr>
-      <w:r>
-        <w:rPr>
-          <w:lang w:val="en-US"/>
-        </w:rPr>
-        <w:t xml:space="preserve">Khi tạo như này, thì &lt;Kích Thước Mảng&gt; tự động = số phần tử của </w:t>
-      </w:r>
-    </w:p>
-    <w:p>
-      <w:pPr>
-        <w:pStyle w:val="ListParagraph"/>
-        <w:ind w:left="1080"/>
-        <w:rPr>
-          <w:lang w:val="en-US"/>
-        </w:rPr>
-      </w:pPr>
-      <w:r>
-        <w:rPr>
-          <w:lang w:val="en-US"/>
-        </w:rPr>
-        <w:t>&lt;Các Giá Trị&gt;</w:t>
-      </w:r>
-    </w:p>
-    <w:p>
-      <w:pPr>
-        <w:pStyle w:val="ListParagraph"/>
-        <w:numPr>
-          <w:ilvl w:val="0"/>
-          <w:numId w:val="4"/>
-        </w:numPr>
-        <w:rPr>
-          <w:lang w:val="en-US"/>
-        </w:rPr>
-      </w:pPr>
-      <w:r>
-        <w:rPr>
-          <w:lang w:val="en-US"/>
-        </w:rPr>
-        <w:t>Tạo 1 mảng không có giá trị ban đầu</w:t>
-      </w:r>
-    </w:p>
-    <w:p>
-      <w:pPr>
-        <w:pStyle w:val="ListParagraph"/>
-        <w:pBdr>
-          <w:top w:val="single" w:sz="4" w:space="1" w:color="auto"/>
-          <w:left w:val="single" w:sz="4" w:space="4" w:color="auto"/>
-          <w:bottom w:val="single" w:sz="4" w:space="1" w:color="auto"/>
-          <w:right w:val="single" w:sz="4" w:space="4" w:color="auto"/>
-        </w:pBdr>
-        <w:ind w:left="1080"/>
-        <w:rPr>
-          <w:lang w:val="en-US"/>
-        </w:rPr>
-      </w:pPr>
-      <w:r>
-        <w:rPr>
-          <w:lang w:val="en-US"/>
-        </w:rPr>
-        <w:t>&lt;Kiểu Dữ Liệu&gt; &lt;Mảng&gt;[&lt;Kích Thước Mảng&gt;];</w:t>
-      </w:r>
-    </w:p>
-    <w:p>
-      <w:pPr>
-        <w:pStyle w:val="ListParagraph"/>
-        <w:numPr>
-          <w:ilvl w:val="0"/>
-          <w:numId w:val="4"/>
-        </w:numPr>
-        <w:rPr>
-          <w:lang w:val="en-US"/>
-        </w:rPr>
-      </w:pPr>
-      <w:r>
-        <w:rPr>
-          <w:lang w:val="en-US"/>
-        </w:rPr>
-        <w:t>Ví dụ</w:t>
-      </w:r>
-    </w:p>
-    <w:p>
-      <w:pPr>
-        <w:pStyle w:val="ListParagraph"/>
-        <w:pBdr>
-          <w:top w:val="single" w:sz="4" w:space="1" w:color="auto"/>
-          <w:left w:val="single" w:sz="4" w:space="4" w:color="auto"/>
-          <w:bottom w:val="single" w:sz="4" w:space="1" w:color="auto"/>
-          <w:right w:val="single" w:sz="4" w:space="4" w:color="auto"/>
-        </w:pBdr>
-        <w:ind w:left="1080"/>
-        <w:rPr>
-          <w:lang w:val="en-US"/>
-        </w:rPr>
-      </w:pPr>
-      <w:r>
-        <w:rPr>
-          <w:lang w:val="en-US"/>
-        </w:rPr>
-        <w:t>int foo[10];</w:t>
-      </w:r>
-    </w:p>
-    <w:p>
-      <w:pPr>
-        <w:pStyle w:val="ListParagraph"/>
-        <w:numPr>
-          <w:ilvl w:val="0"/>
-          <w:numId w:val="4"/>
-        </w:numPr>
-        <w:rPr>
-          <w:lang w:val="en-US"/>
-        </w:rPr>
-      </w:pPr>
-      <w:r>
-        <w:rPr>
-          <w:lang w:val="en-US"/>
-        </w:rPr>
-        <w:t xml:space="preserve">&lt;Mảng&gt; </w:t>
-      </w:r>
-      <w:r>
-        <w:rPr>
-          <w:lang w:val="en-US"/>
-        </w:rPr>
-        <w:t>bản chất là 1 Pointer vào chính nó</w:t>
-      </w:r>
-    </w:p>
-    <w:p>
-      <w:pPr>
-        <w:pStyle w:val="ListParagraph"/>
-        <w:numPr>
-          <w:ilvl w:val="0"/>
-          <w:numId w:val="4"/>
-        </w:numPr>
-        <w:rPr>
-          <w:lang w:val="en-US"/>
-        </w:rPr>
-      </w:pPr>
-      <w:r>
-        <w:rPr>
-          <w:lang w:val="en-US"/>
-        </w:rPr>
-        <w:t>Dựa vào &lt;Kích Thước Mảng&gt;, &lt;Mảng&gt; sẽ được đặt trong bộ nhớ tại ví trí sao cho Byte cuối chạm đít hoặc cách 1 đoạn ngắn ô Byte đầu tiên của biến trước đó</w:t>
-      </w:r>
-    </w:p>
-    <w:p>
-      <w:pPr>
-        <w:pStyle w:val="ListParagraph"/>
-        <w:numPr>
-          <w:ilvl w:val="0"/>
-          <w:numId w:val="4"/>
-        </w:numPr>
-        <w:rPr>
-          <w:lang w:val="en-US"/>
-        </w:rPr>
-      </w:pPr>
-      <w:r>
-        <w:rPr>
-          <w:lang w:val="en-US"/>
-        </w:rPr>
-        <w:t>Có thể tạo mảng mà các phần tử là Pointer</w:t>
-      </w:r>
-    </w:p>
-    <w:p>
-      <w:pPr>
-        <w:pStyle w:val="ListParagraph"/>
-        <w:numPr>
-          <w:ilvl w:val="0"/>
-          <w:numId w:val="4"/>
-        </w:numPr>
-        <w:rPr>
-          <w:lang w:val="en-US"/>
-        </w:rPr>
-      </w:pPr>
-      <w:r>
-        <w:rPr>
-          <w:lang w:val="en-US"/>
-        </w:rPr>
-        <w:t>Ví dụ</w:t>
-      </w:r>
-      <w:r>
-        <w:rPr>
-          <w:lang w:val="en-US"/>
-        </w:rPr>
-        <w:t>, tạo mảng mà các phần tử là Pointer chĩa vào các địa chỉ có kiểu int</w:t>
-      </w:r>
-    </w:p>
-    <w:p>
-      <w:pPr>
-        <w:pStyle w:val="ListParagraph"/>
-        <w:pBdr>
-          <w:top w:val="single" w:sz="4" w:space="1" w:color="auto"/>
-          <w:left w:val="single" w:sz="4" w:space="4" w:color="auto"/>
-          <w:bottom w:val="single" w:sz="4" w:space="1" w:color="auto"/>
-          <w:right w:val="single" w:sz="4" w:space="4" w:color="auto"/>
-        </w:pBdr>
-        <w:ind w:left="1080"/>
-        <w:rPr>
-          <w:lang w:val="en-US"/>
-        </w:rPr>
-      </w:pPr>
-      <w:r>
-        <w:rPr>
-          <w:lang w:val="en-US"/>
-        </w:rPr>
-        <w:t>int *foo[] = {&amp;bar, &amp;boo};</w:t>
-      </w:r>
-    </w:p>
-    <w:p>
-      <w:pPr>
-        <w:pStyle w:val="ListParagraph"/>
-        <w:numPr>
-          <w:ilvl w:val="0"/>
-          <w:numId w:val="4"/>
-        </w:numPr>
-        <w:rPr>
-          <w:lang w:val="en-US"/>
-        </w:rPr>
-      </w:pPr>
-      <w:r>
-        <w:rPr>
-          <w:lang w:val="en-US"/>
-        </w:rPr>
-        <w:t>Ta có thể chỉ định &lt;Kích Thước Mảng&gt; và khởi tạo giá trị ban đầu cho 1 số phần tử</w:t>
-      </w:r>
-    </w:p>
-    <w:p>
-      <w:pPr>
-        <w:pStyle w:val="ListParagraph"/>
-        <w:pBdr>
-          <w:top w:val="single" w:sz="4" w:space="1" w:color="auto"/>
-          <w:left w:val="single" w:sz="4" w:space="4" w:color="auto"/>
-          <w:bottom w:val="single" w:sz="4" w:space="1" w:color="auto"/>
-          <w:right w:val="single" w:sz="4" w:space="4" w:color="auto"/>
-        </w:pBdr>
-        <w:ind w:left="1080"/>
-        <w:rPr>
-          <w:lang w:val="en-US"/>
-        </w:rPr>
-      </w:pPr>
-      <w:r>
-        <w:rPr>
-          <w:lang w:val="en-US"/>
-        </w:rPr>
-        <w:t>&lt;Kiểu Dữ Liệu&gt; &lt;Mảng&gt;[&lt;Kích Thước Mảng&gt;] = &lt;Một Số Giá Trị&gt;;</w:t>
-      </w:r>
-    </w:p>
-    <w:p>
-      <w:pPr>
-        <w:pStyle w:val="ListParagraph"/>
-        <w:numPr>
-          <w:ilvl w:val="0"/>
-          <w:numId w:val="4"/>
-        </w:numPr>
-        <w:rPr>
-          <w:lang w:val="en-US"/>
-        </w:rPr>
-      </w:pPr>
-      <w:r>
-        <w:rPr>
-          <w:lang w:val="en-US"/>
-        </w:rPr>
-        <w:t>Số phần tử của &lt;Một Số Giá Trị&gt; không được vượt quá &lt;Kích Thước Mảng&gt;</w:t>
-      </w:r>
-    </w:p>
-    <w:p>
-      <w:pPr>
-        <w:pStyle w:val="ListParagraph"/>
-        <w:numPr>
-          <w:ilvl w:val="0"/>
-          <w:numId w:val="4"/>
-        </w:numPr>
-        <w:rPr>
-          <w:lang w:val="en-US"/>
-        </w:rPr>
-      </w:pPr>
-      <w:r>
-        <w:rPr>
-          <w:lang w:val="en-US"/>
-        </w:rPr>
-        <w:t>Ví dụ</w:t>
-      </w:r>
-    </w:p>
-    <w:p>
-      <w:pPr>
-        <w:pStyle w:val="ListParagraph"/>
-        <w:pBdr>
-          <w:top w:val="single" w:sz="4" w:space="1" w:color="auto"/>
-          <w:left w:val="single" w:sz="4" w:space="4" w:color="auto"/>
-          <w:bottom w:val="single" w:sz="4" w:space="1" w:color="auto"/>
-          <w:right w:val="single" w:sz="4" w:space="4" w:color="auto"/>
-        </w:pBdr>
-        <w:ind w:left="1080"/>
-        <w:rPr>
-          <w:lang w:val="en-US"/>
-        </w:rPr>
-      </w:pPr>
-      <w:r>
-        <w:rPr>
-          <w:lang w:val="en-US"/>
-        </w:rPr>
         <w:t>int foo[5] = {1, 2};</w:t>
       </w:r>
     </w:p>
@@ -7417,7 +7868,6 @@
         <w:rPr>
           <w:lang w:val="en-US"/>
         </w:rPr>
-        <w:lastRenderedPageBreak/>
         <w:t>Ví dụ</w:t>
       </w:r>
     </w:p>
@@ -8243,6 +8693,7 @@
         <w:rPr>
           <w:lang w:val="en-US"/>
         </w:rPr>
+        <w:lastRenderedPageBreak/>
         <w:t>Nguyên biểu thức ở vế phải sẽ được tính trước, sau đó mới gán cho vế trái, đồng thời câu lệnh gán cũng sẽ trả về giá trị này</w:t>
       </w:r>
     </w:p>
@@ -8768,7 +9219,6 @@
         <w:rPr>
           <w:lang w:val="en-US"/>
         </w:rPr>
-        <w:lastRenderedPageBreak/>
         <w:t>int a = 00014, b = 014;</w:t>
       </w:r>
     </w:p>
@@ -9428,6 +9878,7 @@
         <w:rPr>
           <w:lang w:val="en-US"/>
         </w:rPr>
+        <w:lastRenderedPageBreak/>
         <w:t>Không được phép ghi 5++</w:t>
       </w:r>
       <w:r>
@@ -10131,7 +10582,6 @@
               <w:rPr>
                 <w:lang w:val="en-US"/>
               </w:rPr>
-              <w:lastRenderedPageBreak/>
               <w:t>boo</w:t>
             </w:r>
           </w:p>
@@ -10809,6 +11259,7 @@
         <w:rPr>
           <w:lang w:val="en-US"/>
         </w:rPr>
+        <w:lastRenderedPageBreak/>
         <w:t xml:space="preserve">Toán </w:t>
       </w:r>
       <w:r>
@@ -11023,6 +11474,93 @@
           <w:lang w:val="en-US"/>
         </w:rPr>
         <w:t>&lt;Z&gt; được tính = cách chuyển &lt;X&gt; và &lt;Y&gt; thành dạng nhị phân rồi And với nhau từng Bit 1, sau đó chuyển lại về nguyên</w:t>
+      </w:r>
+    </w:p>
+    <w:p>
+      <w:pPr>
+        <w:pStyle w:val="ListParagraph"/>
+        <w:numPr>
+          <w:ilvl w:val="0"/>
+          <w:numId w:val="9"/>
+        </w:numPr>
+        <w:rPr>
+          <w:lang w:val="en-US"/>
+        </w:rPr>
+      </w:pPr>
+      <w:r>
+        <w:rPr>
+          <w:lang w:val="en-US"/>
+        </w:rPr>
+        <w:t xml:space="preserve">Toán </w:t>
+      </w:r>
+      <w:r>
+        <w:rPr>
+          <w:lang w:val="en-US"/>
+        </w:rPr>
+        <w:t xml:space="preserve">Tử Lên </w:t>
+      </w:r>
+      <w:r>
+        <w:rPr>
+          <w:lang w:val="en-US"/>
+        </w:rPr>
+        <w:t>Scope</w:t>
+      </w:r>
+      <w:r>
+        <w:rPr>
+          <w:lang w:val="en-US"/>
+        </w:rPr>
+        <w:t>?</w:t>
+      </w:r>
+    </w:p>
+    <w:p>
+      <w:pPr>
+        <w:pStyle w:val="ListParagraph"/>
+        <w:pBdr>
+          <w:top w:val="single" w:sz="4" w:space="1" w:color="auto"/>
+          <w:left w:val="single" w:sz="4" w:space="4" w:color="auto"/>
+          <w:bottom w:val="single" w:sz="4" w:space="1" w:color="auto"/>
+          <w:right w:val="single" w:sz="4" w:space="4" w:color="auto"/>
+        </w:pBdr>
+        <w:ind w:left="1080"/>
+        <w:rPr>
+          <w:lang w:val="en-US"/>
+        </w:rPr>
+      </w:pPr>
+      <w:r>
+        <w:rPr>
+          <w:lang w:val="en-US"/>
+        </w:rPr>
+        <w:t>&lt;Biến Toàn Cục&gt; = ::&lt;Biến Cục Bộ&gt;;</w:t>
+      </w:r>
+    </w:p>
+    <w:p>
+      <w:pPr>
+        <w:pStyle w:val="ListParagraph"/>
+        <w:numPr>
+          <w:ilvl w:val="0"/>
+          <w:numId w:val="4"/>
+        </w:numPr>
+        <w:rPr>
+          <w:lang w:val="en-US"/>
+        </w:rPr>
+      </w:pPr>
+      <w:r>
+        <w:rPr>
+          <w:lang w:val="en-US"/>
+        </w:rPr>
+        <w:t>V</w:t>
+      </w:r>
+      <w:r>
+        <w:rPr>
+          <w:lang w:val="en-US"/>
+        </w:rPr>
+        <w:t>í dụ, ta khai báo biến foo = 4 ở cùng cấp hàm main, biến foo = 10 ở tút sâu đâu đó trong các khối {} bao nhau, thì nếu ghi ::foo</w:t>
+      </w:r>
+      <w:r>
+        <w:rPr>
+          <w:lang w:val="en-US"/>
+        </w:rPr>
+        <w:t xml:space="preserve"> tại tút sâu thì nó trả về 4 chứ không phải 10</w:t>
       </w:r>
     </w:p>
     <w:p>
@@ -11141,6 +11679,52 @@
               <w:rPr>
                 <w:lang w:val="en-US"/>
               </w:rPr>
+              <w:t>::</w:t>
+            </w:r>
+          </w:p>
+        </w:tc>
+      </w:tr>
+      <w:tr>
+        <w:tc>
+          <w:tcPr>
+            <w:tcW w:w="1367" w:type="dxa"/>
+            <w:vAlign w:val="center"/>
+          </w:tcPr>
+          <w:p>
+            <w:pPr>
+              <w:pStyle w:val="ListParagraph"/>
+              <w:ind w:left="0"/>
+              <w:jc w:val="center"/>
+              <w:rPr>
+                <w:lang w:val="en-US"/>
+              </w:rPr>
+            </w:pPr>
+            <w:r>
+              <w:rPr>
+                <w:lang w:val="en-US"/>
+              </w:rPr>
+              <w:t>2</w:t>
+            </w:r>
+          </w:p>
+        </w:tc>
+        <w:tc>
+          <w:tcPr>
+            <w:tcW w:w="1981" w:type="dxa"/>
+            <w:vAlign w:val="center"/>
+          </w:tcPr>
+          <w:p>
+            <w:pPr>
+              <w:pStyle w:val="ListParagraph"/>
+              <w:ind w:left="0"/>
+              <w:jc w:val="center"/>
+              <w:rPr>
+                <w:lang w:val="en-US"/>
+              </w:rPr>
+            </w:pPr>
+            <w:r>
+              <w:rPr>
+                <w:lang w:val="en-US"/>
+              </w:rPr>
               <w:t>A++, A--</w:t>
             </w:r>
           </w:p>
@@ -11165,7 +11749,7 @@
               <w:rPr>
                 <w:lang w:val="en-US"/>
               </w:rPr>
-              <w:t>2</w:t>
+              <w:t>3</w:t>
             </w:r>
           </w:p>
         </w:tc>
@@ -11211,7 +11795,7 @@
               <w:rPr>
                 <w:lang w:val="en-US"/>
               </w:rPr>
-              <w:t>3</w:t>
+              <w:t>4</w:t>
             </w:r>
           </w:p>
         </w:tc>
@@ -11257,7 +11841,7 @@
               <w:rPr>
                 <w:lang w:val="en-US"/>
               </w:rPr>
-              <w:t>4</w:t>
+              <w:t>5</w:t>
             </w:r>
           </w:p>
         </w:tc>
@@ -11303,7 +11887,7 @@
               <w:rPr>
                 <w:lang w:val="en-US"/>
               </w:rPr>
-              <w:t>5</w:t>
+              <w:t>6</w:t>
             </w:r>
           </w:p>
         </w:tc>
@@ -11349,7 +11933,7 @@
               <w:rPr>
                 <w:lang w:val="en-US"/>
               </w:rPr>
-              <w:t>6</w:t>
+              <w:t>7</w:t>
             </w:r>
           </w:p>
         </w:tc>
@@ -11395,7 +11979,7 @@
               <w:rPr>
                 <w:lang w:val="en-US"/>
               </w:rPr>
-              <w:t>7</w:t>
+              <w:t>8</w:t>
             </w:r>
           </w:p>
         </w:tc>
@@ -11441,7 +12025,7 @@
               <w:rPr>
                 <w:lang w:val="en-US"/>
               </w:rPr>
-              <w:t>8</w:t>
+              <w:t>9</w:t>
             </w:r>
           </w:p>
         </w:tc>
@@ -11487,8 +12071,7 @@
               <w:rPr>
                 <w:lang w:val="en-US"/>
               </w:rPr>
-              <w:lastRenderedPageBreak/>
-              <w:t>9</w:t>
+              <w:t>10</w:t>
             </w:r>
           </w:p>
         </w:tc>
@@ -11534,7 +12117,13 @@
               <w:rPr>
                 <w:lang w:val="en-US"/>
               </w:rPr>
-              <w:t>10</w:t>
+              <w:t>1</w:t>
+            </w:r>
+            <w:r>
+              <w:rPr>
+                <w:lang w:val="en-US"/>
+              </w:rPr>
+              <w:t>1</w:t>
             </w:r>
           </w:p>
         </w:tc>
@@ -11580,7 +12169,13 @@
               <w:rPr>
                 <w:lang w:val="en-US"/>
               </w:rPr>
-              <w:t>11</w:t>
+              <w:t>1</w:t>
+            </w:r>
+            <w:r>
+              <w:rPr>
+                <w:lang w:val="en-US"/>
+              </w:rPr>
+              <w:t>2</w:t>
             </w:r>
           </w:p>
         </w:tc>
@@ -11626,7 +12221,13 @@
               <w:rPr>
                 <w:lang w:val="en-US"/>
               </w:rPr>
-              <w:t>12</w:t>
+              <w:t>1</w:t>
+            </w:r>
+            <w:r>
+              <w:rPr>
+                <w:lang w:val="en-US"/>
+              </w:rPr>
+              <w:t>3</w:t>
             </w:r>
           </w:p>
         </w:tc>
@@ -11851,6 +12452,7 @@
         <w:rPr>
           <w:lang w:val="en-US"/>
         </w:rPr>
+        <w:lastRenderedPageBreak/>
         <w:t xml:space="preserve">    &lt;Làm Gì Đó&gt;</w:t>
       </w:r>
     </w:p>
@@ -12301,68 +12903,286 @@
         <w:rPr>
           <w:lang w:val="en-US"/>
         </w:rPr>
+        <w:t>1 Số Vòng Lặp?</w:t>
+      </w:r>
+    </w:p>
+    <w:p>
+      <w:pPr>
+        <w:pStyle w:val="ListParagraph"/>
+        <w:numPr>
+          <w:ilvl w:val="0"/>
+          <w:numId w:val="4"/>
+        </w:numPr>
+        <w:rPr>
+          <w:lang w:val="en-US"/>
+        </w:rPr>
+      </w:pPr>
+      <w:r>
+        <w:rPr>
+          <w:lang w:val="en-US"/>
+        </w:rPr>
+        <w:t>Đếm a, a + 1, a + 2, …, n</w:t>
+      </w:r>
+    </w:p>
+    <w:p>
+      <w:pPr>
+        <w:pStyle w:val="ListParagraph"/>
+        <w:pBdr>
+          <w:top w:val="single" w:sz="4" w:space="1" w:color="auto"/>
+          <w:left w:val="single" w:sz="4" w:space="4" w:color="auto"/>
+          <w:bottom w:val="single" w:sz="4" w:space="1" w:color="auto"/>
+          <w:right w:val="single" w:sz="4" w:space="4" w:color="auto"/>
+        </w:pBdr>
+        <w:ind w:left="1080"/>
+        <w:rPr>
+          <w:lang w:val="en-US"/>
+        </w:rPr>
+      </w:pPr>
+      <w:r>
+        <w:rPr>
+          <w:lang w:val="en-US"/>
+        </w:rPr>
+        <w:t>for (int i = a; i &lt;= n;, i++){</w:t>
+      </w:r>
+    </w:p>
+    <w:p>
+      <w:pPr>
+        <w:pStyle w:val="ListParagraph"/>
+        <w:pBdr>
+          <w:top w:val="single" w:sz="4" w:space="1" w:color="auto"/>
+          <w:left w:val="single" w:sz="4" w:space="4" w:color="auto"/>
+          <w:bottom w:val="single" w:sz="4" w:space="1" w:color="auto"/>
+          <w:right w:val="single" w:sz="4" w:space="4" w:color="auto"/>
+        </w:pBdr>
+        <w:ind w:left="1080"/>
+        <w:rPr>
+          <w:lang w:val="en-US"/>
+        </w:rPr>
+      </w:pPr>
+      <w:r>
+        <w:rPr>
+          <w:lang w:val="en-US"/>
+        </w:rPr>
+        <w:t xml:space="preserve">    cout &lt;&lt; i;</w:t>
+      </w:r>
+    </w:p>
+    <w:p>
+      <w:pPr>
+        <w:pStyle w:val="ListParagraph"/>
+        <w:pBdr>
+          <w:top w:val="single" w:sz="4" w:space="1" w:color="auto"/>
+          <w:left w:val="single" w:sz="4" w:space="4" w:color="auto"/>
+          <w:bottom w:val="single" w:sz="4" w:space="1" w:color="auto"/>
+          <w:right w:val="single" w:sz="4" w:space="4" w:color="auto"/>
+        </w:pBdr>
+        <w:ind w:left="1080"/>
+        <w:rPr>
+          <w:lang w:val="en-US"/>
+        </w:rPr>
+      </w:pPr>
+      <w:r>
+        <w:rPr>
+          <w:lang w:val="en-US"/>
+        </w:rPr>
+        <w:t>}</w:t>
+      </w:r>
+    </w:p>
+    <w:p>
+      <w:pPr>
+        <w:pStyle w:val="ListParagraph"/>
+        <w:numPr>
+          <w:ilvl w:val="0"/>
+          <w:numId w:val="4"/>
+        </w:numPr>
+        <w:rPr>
+          <w:lang w:val="en-US"/>
+        </w:rPr>
+      </w:pPr>
+    </w:p>
+    <w:p>
+      <w:pPr>
+        <w:rPr>
+          <w:lang w:val="en-US"/>
+        </w:rPr>
+      </w:pPr>
+    </w:p>
+    <w:p>
+      <w:pPr>
+        <w:rPr>
+          <w:lang w:val="en-US"/>
+        </w:rPr>
+      </w:pPr>
+      <w:r>
+        <w:rPr>
+          <w:lang w:val="en-US"/>
+        </w:rPr>
+        <w:t>Condition – Điều Kiện:</w:t>
+      </w:r>
+    </w:p>
+    <w:p>
+      <w:pPr>
+        <w:pStyle w:val="ListParagraph"/>
+        <w:numPr>
+          <w:ilvl w:val="0"/>
+          <w:numId w:val="11"/>
+        </w:numPr>
+        <w:rPr>
+          <w:lang w:val="en-US"/>
+        </w:rPr>
+      </w:pPr>
+      <w:r>
+        <w:rPr>
+          <w:lang w:val="en-US"/>
+        </w:rPr>
+        <w:t>If</w:t>
+      </w:r>
+      <w:r>
+        <w:rPr>
+          <w:lang w:val="en-US"/>
+        </w:rPr>
+        <w:t>?</w:t>
+      </w:r>
+    </w:p>
+    <w:p>
+      <w:pPr>
+        <w:pStyle w:val="ListParagraph"/>
+        <w:pBdr>
+          <w:top w:val="single" w:sz="4" w:space="1" w:color="auto"/>
+          <w:left w:val="single" w:sz="4" w:space="4" w:color="auto"/>
+          <w:bottom w:val="single" w:sz="4" w:space="1" w:color="auto"/>
+          <w:right w:val="single" w:sz="4" w:space="4" w:color="auto"/>
+        </w:pBdr>
+        <w:ind w:left="1080"/>
+        <w:rPr>
+          <w:lang w:val="en-US"/>
+        </w:rPr>
+      </w:pPr>
+      <w:r>
+        <w:rPr>
+          <w:lang w:val="en-US"/>
+        </w:rPr>
+        <w:t>if (&lt;Biểu Thức&gt;){</w:t>
+      </w:r>
+    </w:p>
+    <w:p>
+      <w:pPr>
+        <w:pStyle w:val="ListParagraph"/>
+        <w:pBdr>
+          <w:top w:val="single" w:sz="4" w:space="1" w:color="auto"/>
+          <w:left w:val="single" w:sz="4" w:space="4" w:color="auto"/>
+          <w:bottom w:val="single" w:sz="4" w:space="1" w:color="auto"/>
+          <w:right w:val="single" w:sz="4" w:space="4" w:color="auto"/>
+        </w:pBdr>
+        <w:ind w:left="1080"/>
+        <w:rPr>
+          <w:lang w:val="en-US"/>
+        </w:rPr>
+      </w:pPr>
+      <w:r>
+        <w:rPr>
+          <w:lang w:val="en-US"/>
+        </w:rPr>
+        <w:t xml:space="preserve">    &lt;Làm Gì Đó&gt;</w:t>
+      </w:r>
+    </w:p>
+    <w:p>
+      <w:pPr>
+        <w:pStyle w:val="ListParagraph"/>
+        <w:pBdr>
+          <w:top w:val="single" w:sz="4" w:space="1" w:color="auto"/>
+          <w:left w:val="single" w:sz="4" w:space="4" w:color="auto"/>
+          <w:bottom w:val="single" w:sz="4" w:space="1" w:color="auto"/>
+          <w:right w:val="single" w:sz="4" w:space="4" w:color="auto"/>
+        </w:pBdr>
+        <w:ind w:left="1080"/>
+        <w:rPr>
+          <w:lang w:val="en-US"/>
+        </w:rPr>
+      </w:pPr>
+      <w:r>
+        <w:rPr>
+          <w:lang w:val="en-US"/>
+        </w:rPr>
+        <w:t>}</w:t>
+      </w:r>
+    </w:p>
+    <w:p>
+      <w:pPr>
+        <w:pStyle w:val="ListParagraph"/>
+        <w:numPr>
+          <w:ilvl w:val="0"/>
+          <w:numId w:val="4"/>
+        </w:numPr>
+        <w:rPr>
+          <w:lang w:val="en-US"/>
+        </w:rPr>
+      </w:pPr>
+      <w:r>
+        <w:rPr>
+          <w:lang w:val="en-US"/>
+        </w:rPr>
+        <w:t>Nếu &lt;Biểu Thức&gt; trả về True thì &lt;Làm Gì Đó&gt; được thực hiện, còn nếu trả về False thì &lt;Làm Gì Đó&gt; không được thực hiện</w:t>
+      </w:r>
+    </w:p>
+    <w:p>
+      <w:pPr>
+        <w:pStyle w:val="ListParagraph"/>
+        <w:numPr>
+          <w:ilvl w:val="0"/>
+          <w:numId w:val="4"/>
+        </w:numPr>
+        <w:rPr>
+          <w:lang w:val="en-US"/>
+        </w:rPr>
+      </w:pPr>
+      <w:r>
+        <w:rPr>
+          <w:lang w:val="en-US"/>
+        </w:rPr>
+        <w:t>Ví dụ</w:t>
+      </w:r>
+    </w:p>
+    <w:p>
+      <w:pPr>
+        <w:pStyle w:val="ListParagraph"/>
+        <w:pBdr>
+          <w:top w:val="single" w:sz="4" w:space="1" w:color="auto"/>
+          <w:left w:val="single" w:sz="4" w:space="4" w:color="auto"/>
+          <w:bottom w:val="single" w:sz="4" w:space="1" w:color="auto"/>
+          <w:right w:val="single" w:sz="4" w:space="4" w:color="auto"/>
+        </w:pBdr>
+        <w:ind w:left="1080"/>
+        <w:rPr>
+          <w:lang w:val="en-US"/>
+        </w:rPr>
+      </w:pPr>
+      <w:r>
+        <w:rPr>
+          <w:lang w:val="en-US"/>
+        </w:rPr>
+        <w:t>if (2 &gt; 1){</w:t>
+      </w:r>
+    </w:p>
+    <w:p>
+      <w:pPr>
+        <w:pStyle w:val="ListParagraph"/>
+        <w:pBdr>
+          <w:top w:val="single" w:sz="4" w:space="1" w:color="auto"/>
+          <w:left w:val="single" w:sz="4" w:space="4" w:color="auto"/>
+          <w:bottom w:val="single" w:sz="4" w:space="1" w:color="auto"/>
+          <w:right w:val="single" w:sz="4" w:space="4" w:color="auto"/>
+        </w:pBdr>
+        <w:ind w:left="1080"/>
+        <w:rPr>
+          <w:lang w:val="en-US"/>
+        </w:rPr>
+      </w:pPr>
+      <w:r>
+        <w:rPr>
+          <w:lang w:val="en-US"/>
+        </w:rPr>
         <w:lastRenderedPageBreak/>
-        <w:t>1 Số Vòng Lặp?</w:t>
-      </w:r>
-    </w:p>
-    <w:p>
-      <w:pPr>
-        <w:pStyle w:val="ListParagraph"/>
-        <w:numPr>
-          <w:ilvl w:val="0"/>
-          <w:numId w:val="4"/>
-        </w:numPr>
-        <w:rPr>
-          <w:lang w:val="en-US"/>
-        </w:rPr>
-      </w:pPr>
-      <w:r>
-        <w:rPr>
-          <w:lang w:val="en-US"/>
-        </w:rPr>
-        <w:t>Đếm a, a + 1, a + 2, …, n</w:t>
-      </w:r>
-    </w:p>
-    <w:p>
-      <w:pPr>
-        <w:pStyle w:val="ListParagraph"/>
-        <w:pBdr>
-          <w:top w:val="single" w:sz="4" w:space="1" w:color="auto"/>
-          <w:left w:val="single" w:sz="4" w:space="4" w:color="auto"/>
-          <w:bottom w:val="single" w:sz="4" w:space="1" w:color="auto"/>
-          <w:right w:val="single" w:sz="4" w:space="4" w:color="auto"/>
-        </w:pBdr>
-        <w:ind w:left="1080"/>
-        <w:rPr>
-          <w:lang w:val="en-US"/>
-        </w:rPr>
-      </w:pPr>
-      <w:r>
-        <w:rPr>
-          <w:lang w:val="en-US"/>
-        </w:rPr>
-        <w:t>for (int i = a; i &lt;= n;, i++){</w:t>
-      </w:r>
-    </w:p>
-    <w:p>
-      <w:pPr>
-        <w:pStyle w:val="ListParagraph"/>
-        <w:pBdr>
-          <w:top w:val="single" w:sz="4" w:space="1" w:color="auto"/>
-          <w:left w:val="single" w:sz="4" w:space="4" w:color="auto"/>
-          <w:bottom w:val="single" w:sz="4" w:space="1" w:color="auto"/>
-          <w:right w:val="single" w:sz="4" w:space="4" w:color="auto"/>
-        </w:pBdr>
-        <w:ind w:left="1080"/>
-        <w:rPr>
-          <w:lang w:val="en-US"/>
-        </w:rPr>
-      </w:pPr>
-      <w:r>
-        <w:rPr>
-          <w:lang w:val="en-US"/>
-        </w:rPr>
-        <w:t xml:space="preserve">    cout &lt;&lt; i;</w:t>
+        <w:t xml:space="preserve">    foo = bar + 1;</w:t>
       </w:r>
     </w:p>
     <w:p>
@@ -12391,38 +13211,6 @@
         <w:pStyle w:val="ListParagraph"/>
         <w:numPr>
           <w:ilvl w:val="0"/>
-          <w:numId w:val="4"/>
-        </w:numPr>
-        <w:rPr>
-          <w:lang w:val="en-US"/>
-        </w:rPr>
-      </w:pPr>
-    </w:p>
-    <w:p>
-      <w:pPr>
-        <w:rPr>
-          <w:lang w:val="en-US"/>
-        </w:rPr>
-      </w:pPr>
-    </w:p>
-    <w:p>
-      <w:pPr>
-        <w:rPr>
-          <w:lang w:val="en-US"/>
-        </w:rPr>
-      </w:pPr>
-      <w:r>
-        <w:rPr>
-          <w:lang w:val="en-US"/>
-        </w:rPr>
-        <w:t>Condition – Điều Kiện:</w:t>
-      </w:r>
-    </w:p>
-    <w:p>
-      <w:pPr>
-        <w:pStyle w:val="ListParagraph"/>
-        <w:numPr>
-          <w:ilvl w:val="0"/>
           <w:numId w:val="11"/>
         </w:numPr>
         <w:rPr>
@@ -12433,55 +13221,256 @@
         <w:rPr>
           <w:lang w:val="en-US"/>
         </w:rPr>
-        <w:t>If</w:t>
-      </w:r>
-      <w:r>
-        <w:rPr>
-          <w:lang w:val="en-US"/>
-        </w:rPr>
-        <w:t>?</w:t>
-      </w:r>
-    </w:p>
-    <w:p>
-      <w:pPr>
-        <w:pStyle w:val="ListParagraph"/>
-        <w:pBdr>
-          <w:top w:val="single" w:sz="4" w:space="1" w:color="auto"/>
-          <w:left w:val="single" w:sz="4" w:space="4" w:color="auto"/>
-          <w:bottom w:val="single" w:sz="4" w:space="1" w:color="auto"/>
-          <w:right w:val="single" w:sz="4" w:space="4" w:color="auto"/>
-        </w:pBdr>
-        <w:ind w:left="1080"/>
-        <w:rPr>
-          <w:lang w:val="en-US"/>
-        </w:rPr>
-      </w:pPr>
-      <w:r>
-        <w:rPr>
-          <w:lang w:val="en-US"/>
-        </w:rPr>
-        <w:t>if (&lt;Biểu Thức&gt;){</w:t>
-      </w:r>
-    </w:p>
-    <w:p>
-      <w:pPr>
-        <w:pStyle w:val="ListParagraph"/>
-        <w:pBdr>
-          <w:top w:val="single" w:sz="4" w:space="1" w:color="auto"/>
-          <w:left w:val="single" w:sz="4" w:space="4" w:color="auto"/>
-          <w:bottom w:val="single" w:sz="4" w:space="1" w:color="auto"/>
-          <w:right w:val="single" w:sz="4" w:space="4" w:color="auto"/>
-        </w:pBdr>
-        <w:ind w:left="1080"/>
-        <w:rPr>
-          <w:lang w:val="en-US"/>
-        </w:rPr>
-      </w:pPr>
-      <w:r>
-        <w:rPr>
-          <w:lang w:val="en-US"/>
-        </w:rPr>
-        <w:t xml:space="preserve">    &lt;Làm Gì Đó&gt;</w:t>
+        <w:t>Else?</w:t>
+      </w:r>
+    </w:p>
+    <w:p>
+      <w:pPr>
+        <w:pStyle w:val="ListParagraph"/>
+        <w:numPr>
+          <w:ilvl w:val="0"/>
+          <w:numId w:val="4"/>
+        </w:numPr>
+        <w:rPr>
+          <w:lang w:val="en-US"/>
+        </w:rPr>
+      </w:pPr>
+      <w:r>
+        <w:rPr>
+          <w:lang w:val="en-US"/>
+        </w:rPr>
+        <w:t>Câu lệnh này phải được đặt ngay sau 1 câu lệnh If</w:t>
+      </w:r>
+      <w:r>
+        <w:rPr>
+          <w:lang w:val="en-US"/>
+        </w:rPr>
+        <w:t>, C++ xem If Else là 1 khối Code duy nhất</w:t>
+      </w:r>
+    </w:p>
+    <w:p>
+      <w:pPr>
+        <w:pStyle w:val="ListParagraph"/>
+        <w:numPr>
+          <w:ilvl w:val="0"/>
+          <w:numId w:val="4"/>
+        </w:numPr>
+        <w:rPr>
+          <w:lang w:val="en-US"/>
+        </w:rPr>
+      </w:pPr>
+      <w:r>
+        <w:rPr>
+          <w:lang w:val="en-US"/>
+        </w:rPr>
+        <w:t>Ví dụ</w:t>
+      </w:r>
+    </w:p>
+    <w:p>
+      <w:pPr>
+        <w:pStyle w:val="ListParagraph"/>
+        <w:pBdr>
+          <w:top w:val="single" w:sz="4" w:space="1" w:color="auto"/>
+          <w:left w:val="single" w:sz="4" w:space="4" w:color="auto"/>
+          <w:bottom w:val="single" w:sz="4" w:space="1" w:color="auto"/>
+          <w:right w:val="single" w:sz="4" w:space="4" w:color="auto"/>
+        </w:pBdr>
+        <w:ind w:left="1080"/>
+        <w:rPr>
+          <w:lang w:val="en-US"/>
+        </w:rPr>
+      </w:pPr>
+      <w:r>
+        <w:rPr>
+          <w:lang w:val="en-US"/>
+        </w:rPr>
+        <w:t>if (2 &gt; 1) cout &lt;&lt; 4;</w:t>
+      </w:r>
+    </w:p>
+    <w:p>
+      <w:pPr>
+        <w:pStyle w:val="ListParagraph"/>
+        <w:pBdr>
+          <w:top w:val="single" w:sz="4" w:space="1" w:color="auto"/>
+          <w:left w:val="single" w:sz="4" w:space="4" w:color="auto"/>
+          <w:bottom w:val="single" w:sz="4" w:space="1" w:color="auto"/>
+          <w:right w:val="single" w:sz="4" w:space="4" w:color="auto"/>
+        </w:pBdr>
+        <w:ind w:left="1080"/>
+        <w:rPr>
+          <w:lang w:val="en-US"/>
+        </w:rPr>
+      </w:pPr>
+      <w:r>
+        <w:rPr>
+          <w:lang w:val="en-US"/>
+        </w:rPr>
+        <w:t>else cout &lt;&lt; 3;</w:t>
+      </w:r>
+    </w:p>
+    <w:p>
+      <w:pPr>
+        <w:pStyle w:val="ListParagraph"/>
+        <w:numPr>
+          <w:ilvl w:val="0"/>
+          <w:numId w:val="11"/>
+        </w:numPr>
+        <w:rPr>
+          <w:lang w:val="en-US"/>
+        </w:rPr>
+      </w:pPr>
+      <w:r>
+        <w:rPr>
+          <w:lang w:val="en-US"/>
+        </w:rPr>
+        <w:t>Switch Case?</w:t>
+      </w:r>
+    </w:p>
+    <w:p>
+      <w:pPr>
+        <w:pStyle w:val="ListParagraph"/>
+        <w:pBdr>
+          <w:top w:val="single" w:sz="4" w:space="1" w:color="auto"/>
+          <w:left w:val="single" w:sz="4" w:space="4" w:color="auto"/>
+          <w:bottom w:val="single" w:sz="4" w:space="1" w:color="auto"/>
+          <w:right w:val="single" w:sz="4" w:space="4" w:color="auto"/>
+        </w:pBdr>
+        <w:ind w:left="1080"/>
+        <w:rPr>
+          <w:lang w:val="en-US"/>
+        </w:rPr>
+      </w:pPr>
+      <w:r>
+        <w:rPr>
+          <w:lang w:val="en-US"/>
+        </w:rPr>
+        <w:t>switch (&lt;Giá Trị&gt;){</w:t>
+      </w:r>
+    </w:p>
+    <w:p>
+      <w:pPr>
+        <w:pStyle w:val="ListParagraph"/>
+        <w:pBdr>
+          <w:top w:val="single" w:sz="4" w:space="1" w:color="auto"/>
+          <w:left w:val="single" w:sz="4" w:space="4" w:color="auto"/>
+          <w:bottom w:val="single" w:sz="4" w:space="1" w:color="auto"/>
+          <w:right w:val="single" w:sz="4" w:space="4" w:color="auto"/>
+        </w:pBdr>
+        <w:ind w:left="1080"/>
+        <w:rPr>
+          <w:lang w:val="en-US"/>
+        </w:rPr>
+      </w:pPr>
+      <w:r>
+        <w:rPr>
+          <w:lang w:val="en-US"/>
+        </w:rPr>
+        <w:t xml:space="preserve">    case &lt;Giá Trị 1&gt;: &lt;Dãy Các Câu Lệnh 1&gt;</w:t>
+      </w:r>
+    </w:p>
+    <w:p>
+      <w:pPr>
+        <w:pStyle w:val="ListParagraph"/>
+        <w:pBdr>
+          <w:top w:val="single" w:sz="4" w:space="1" w:color="auto"/>
+          <w:left w:val="single" w:sz="4" w:space="4" w:color="auto"/>
+          <w:bottom w:val="single" w:sz="4" w:space="1" w:color="auto"/>
+          <w:right w:val="single" w:sz="4" w:space="4" w:color="auto"/>
+        </w:pBdr>
+        <w:ind w:left="1080"/>
+        <w:rPr>
+          <w:lang w:val="en-US"/>
+        </w:rPr>
+      </w:pPr>
+      <w:r>
+        <w:rPr>
+          <w:lang w:val="en-US"/>
+        </w:rPr>
+        <w:t xml:space="preserve">    case &lt;Giá Trị 2&gt;: &lt;Dãy Các Câu Lệnh 2&gt;</w:t>
+      </w:r>
+    </w:p>
+    <w:p>
+      <w:pPr>
+        <w:pStyle w:val="ListParagraph"/>
+        <w:pBdr>
+          <w:top w:val="single" w:sz="4" w:space="1" w:color="auto"/>
+          <w:left w:val="single" w:sz="4" w:space="4" w:color="auto"/>
+          <w:bottom w:val="single" w:sz="4" w:space="1" w:color="auto"/>
+          <w:right w:val="single" w:sz="4" w:space="4" w:color="auto"/>
+        </w:pBdr>
+        <w:ind w:left="1080"/>
+        <w:rPr>
+          <w:lang w:val="en-US"/>
+        </w:rPr>
+      </w:pPr>
+      <w:r>
+        <w:rPr>
+          <w:lang w:val="en-US"/>
+        </w:rPr>
+        <w:t xml:space="preserve">    …</w:t>
+      </w:r>
+    </w:p>
+    <w:p>
+      <w:pPr>
+        <w:pStyle w:val="ListParagraph"/>
+        <w:pBdr>
+          <w:top w:val="single" w:sz="4" w:space="1" w:color="auto"/>
+          <w:left w:val="single" w:sz="4" w:space="4" w:color="auto"/>
+          <w:bottom w:val="single" w:sz="4" w:space="1" w:color="auto"/>
+          <w:right w:val="single" w:sz="4" w:space="4" w:color="auto"/>
+        </w:pBdr>
+        <w:ind w:left="1080"/>
+        <w:rPr>
+          <w:lang w:val="en-US"/>
+        </w:rPr>
+      </w:pPr>
+      <w:r>
+        <w:rPr>
+          <w:lang w:val="en-US"/>
+        </w:rPr>
+        <w:t xml:space="preserve">    default: &lt;Dãy Các Lệnh Mặc Định&gt;</w:t>
+      </w:r>
+    </w:p>
+    <w:p>
+      <w:pPr>
+        <w:pStyle w:val="ListParagraph"/>
+        <w:pBdr>
+          <w:top w:val="single" w:sz="4" w:space="1" w:color="auto"/>
+          <w:left w:val="single" w:sz="4" w:space="4" w:color="auto"/>
+          <w:bottom w:val="single" w:sz="4" w:space="1" w:color="auto"/>
+          <w:right w:val="single" w:sz="4" w:space="4" w:color="auto"/>
+        </w:pBdr>
+        <w:ind w:left="1080"/>
+        <w:rPr>
+          <w:lang w:val="en-US"/>
+        </w:rPr>
+      </w:pPr>
+      <w:r>
+        <w:rPr>
+          <w:lang w:val="en-US"/>
+        </w:rPr>
+        <w:t xml:space="preserve">    case &lt;Giá Trị N&gt;: &lt;Dãy Các Câu Lệnh N&gt;</w:t>
+      </w:r>
+    </w:p>
+    <w:p>
+      <w:pPr>
+        <w:pStyle w:val="ListParagraph"/>
+        <w:pBdr>
+          <w:top w:val="single" w:sz="4" w:space="1" w:color="auto"/>
+          <w:left w:val="single" w:sz="4" w:space="4" w:color="auto"/>
+          <w:bottom w:val="single" w:sz="4" w:space="1" w:color="auto"/>
+          <w:right w:val="single" w:sz="4" w:space="4" w:color="auto"/>
+        </w:pBdr>
+        <w:ind w:left="1080"/>
+        <w:rPr>
+          <w:lang w:val="en-US"/>
+        </w:rPr>
+      </w:pPr>
+      <w:r>
+        <w:rPr>
+          <w:lang w:val="en-US"/>
+        </w:rPr>
+        <w:t xml:space="preserve">    …</w:t>
       </w:r>
     </w:p>
     <w:p>
@@ -12520,7 +13509,67 @@
         <w:rPr>
           <w:lang w:val="en-US"/>
         </w:rPr>
-        <w:t>Nếu &lt;Biểu Thức&gt; trả về True thì &lt;Làm Gì Đó&gt; được thực hiện, còn nếu trả về False thì &lt;Làm Gì Đó&gt; không được thực hiện</w:t>
+        <w:t>&lt;Giá Trị&gt; sẽ lần lượt được so sánh với &lt;Giá Trị 1&gt;, &lt;Giá Trị 2&gt;, … cho đến khi nào nó tìm được giá trị đúng = nó</w:t>
+      </w:r>
+      <w:r>
+        <w:rPr>
+          <w:lang w:val="en-US"/>
+        </w:rPr>
+        <w:t xml:space="preserve"> hoặc gặp “default”</w:t>
+      </w:r>
+      <w:r>
+        <w:rPr>
+          <w:lang w:val="en-US"/>
+        </w:rPr>
+        <w:t xml:space="preserve">, tại đó, tất cả các </w:t>
+      </w:r>
+    </w:p>
+    <w:p>
+      <w:pPr>
+        <w:pStyle w:val="ListParagraph"/>
+        <w:ind w:left="1080"/>
+        <w:rPr>
+          <w:lang w:val="en-US"/>
+        </w:rPr>
+      </w:pPr>
+      <w:r>
+        <w:rPr>
+          <w:lang w:val="en-US"/>
+        </w:rPr>
+        <w:t>&lt;Dãy Các Câu Lệnh&gt; trở đi đều được thực hiện</w:t>
+      </w:r>
+    </w:p>
+    <w:p>
+      <w:pPr>
+        <w:pStyle w:val="ListParagraph"/>
+        <w:numPr>
+          <w:ilvl w:val="0"/>
+          <w:numId w:val="4"/>
+        </w:numPr>
+        <w:rPr>
+          <w:lang w:val="en-US"/>
+        </w:rPr>
+      </w:pPr>
+      <w:r>
+        <w:rPr>
+          <w:lang w:val="en-US"/>
+        </w:rPr>
+        <w:t xml:space="preserve">Các &lt;Giá Trị 1&gt;, &lt;Giá Trị 2&gt;, … phải khác nhau và cùng kiểu dữ liệu với </w:t>
+      </w:r>
+    </w:p>
+    <w:p>
+      <w:pPr>
+        <w:pStyle w:val="ListParagraph"/>
+        <w:ind w:left="1080"/>
+        <w:rPr>
+          <w:lang w:val="en-US"/>
+        </w:rPr>
+      </w:pPr>
+      <w:r>
+        <w:rPr>
+          <w:lang w:val="en-US"/>
+        </w:rPr>
+        <w:t>&lt;Giá Trị&gt;</w:t>
       </w:r>
     </w:p>
     <w:p>
@@ -12559,453 +13608,6 @@
         <w:rPr>
           <w:lang w:val="en-US"/>
         </w:rPr>
-        <w:t>if (2 &gt; 1){</w:t>
-      </w:r>
-    </w:p>
-    <w:p>
-      <w:pPr>
-        <w:pStyle w:val="ListParagraph"/>
-        <w:pBdr>
-          <w:top w:val="single" w:sz="4" w:space="1" w:color="auto"/>
-          <w:left w:val="single" w:sz="4" w:space="4" w:color="auto"/>
-          <w:bottom w:val="single" w:sz="4" w:space="1" w:color="auto"/>
-          <w:right w:val="single" w:sz="4" w:space="4" w:color="auto"/>
-        </w:pBdr>
-        <w:ind w:left="1080"/>
-        <w:rPr>
-          <w:lang w:val="en-US"/>
-        </w:rPr>
-      </w:pPr>
-      <w:r>
-        <w:rPr>
-          <w:lang w:val="en-US"/>
-        </w:rPr>
-        <w:t xml:space="preserve">    foo = bar + 1;</w:t>
-      </w:r>
-    </w:p>
-    <w:p>
-      <w:pPr>
-        <w:pStyle w:val="ListParagraph"/>
-        <w:pBdr>
-          <w:top w:val="single" w:sz="4" w:space="1" w:color="auto"/>
-          <w:left w:val="single" w:sz="4" w:space="4" w:color="auto"/>
-          <w:bottom w:val="single" w:sz="4" w:space="1" w:color="auto"/>
-          <w:right w:val="single" w:sz="4" w:space="4" w:color="auto"/>
-        </w:pBdr>
-        <w:ind w:left="1080"/>
-        <w:rPr>
-          <w:lang w:val="en-US"/>
-        </w:rPr>
-      </w:pPr>
-      <w:r>
-        <w:rPr>
-          <w:lang w:val="en-US"/>
-        </w:rPr>
-        <w:t>}</w:t>
-      </w:r>
-    </w:p>
-    <w:p>
-      <w:pPr>
-        <w:pStyle w:val="ListParagraph"/>
-        <w:numPr>
-          <w:ilvl w:val="0"/>
-          <w:numId w:val="11"/>
-        </w:numPr>
-        <w:rPr>
-          <w:lang w:val="en-US"/>
-        </w:rPr>
-      </w:pPr>
-      <w:r>
-        <w:rPr>
-          <w:lang w:val="en-US"/>
-        </w:rPr>
-        <w:t>Else?</w:t>
-      </w:r>
-    </w:p>
-    <w:p>
-      <w:pPr>
-        <w:pStyle w:val="ListParagraph"/>
-        <w:numPr>
-          <w:ilvl w:val="0"/>
-          <w:numId w:val="4"/>
-        </w:numPr>
-        <w:rPr>
-          <w:lang w:val="en-US"/>
-        </w:rPr>
-      </w:pPr>
-      <w:r>
-        <w:rPr>
-          <w:lang w:val="en-US"/>
-        </w:rPr>
-        <w:t>Câu lệnh này phải được đặt ngay sau 1 câu lệnh If</w:t>
-      </w:r>
-      <w:r>
-        <w:rPr>
-          <w:lang w:val="en-US"/>
-        </w:rPr>
-        <w:t>, C++ xem If Else là 1 khối Code duy nhất</w:t>
-      </w:r>
-    </w:p>
-    <w:p>
-      <w:pPr>
-        <w:pStyle w:val="ListParagraph"/>
-        <w:numPr>
-          <w:ilvl w:val="0"/>
-          <w:numId w:val="4"/>
-        </w:numPr>
-        <w:rPr>
-          <w:lang w:val="en-US"/>
-        </w:rPr>
-      </w:pPr>
-      <w:r>
-        <w:rPr>
-          <w:lang w:val="en-US"/>
-        </w:rPr>
-        <w:t>Ví dụ</w:t>
-      </w:r>
-    </w:p>
-    <w:p>
-      <w:pPr>
-        <w:pStyle w:val="ListParagraph"/>
-        <w:pBdr>
-          <w:top w:val="single" w:sz="4" w:space="1" w:color="auto"/>
-          <w:left w:val="single" w:sz="4" w:space="4" w:color="auto"/>
-          <w:bottom w:val="single" w:sz="4" w:space="1" w:color="auto"/>
-          <w:right w:val="single" w:sz="4" w:space="4" w:color="auto"/>
-        </w:pBdr>
-        <w:ind w:left="1080"/>
-        <w:rPr>
-          <w:lang w:val="en-US"/>
-        </w:rPr>
-      </w:pPr>
-      <w:r>
-        <w:rPr>
-          <w:lang w:val="en-US"/>
-        </w:rPr>
-        <w:t>if (2 &gt; 1) cout &lt;&lt; 4;</w:t>
-      </w:r>
-    </w:p>
-    <w:p>
-      <w:pPr>
-        <w:pStyle w:val="ListParagraph"/>
-        <w:pBdr>
-          <w:top w:val="single" w:sz="4" w:space="1" w:color="auto"/>
-          <w:left w:val="single" w:sz="4" w:space="4" w:color="auto"/>
-          <w:bottom w:val="single" w:sz="4" w:space="1" w:color="auto"/>
-          <w:right w:val="single" w:sz="4" w:space="4" w:color="auto"/>
-        </w:pBdr>
-        <w:ind w:left="1080"/>
-        <w:rPr>
-          <w:lang w:val="en-US"/>
-        </w:rPr>
-      </w:pPr>
-      <w:r>
-        <w:rPr>
-          <w:lang w:val="en-US"/>
-        </w:rPr>
-        <w:t>else cout &lt;&lt; 3;</w:t>
-      </w:r>
-    </w:p>
-    <w:p>
-      <w:pPr>
-        <w:pStyle w:val="ListParagraph"/>
-        <w:numPr>
-          <w:ilvl w:val="0"/>
-          <w:numId w:val="11"/>
-        </w:numPr>
-        <w:rPr>
-          <w:lang w:val="en-US"/>
-        </w:rPr>
-      </w:pPr>
-      <w:r>
-        <w:rPr>
-          <w:lang w:val="en-US"/>
-        </w:rPr>
-        <w:t>Switch Case?</w:t>
-      </w:r>
-    </w:p>
-    <w:p>
-      <w:pPr>
-        <w:pStyle w:val="ListParagraph"/>
-        <w:pBdr>
-          <w:top w:val="single" w:sz="4" w:space="1" w:color="auto"/>
-          <w:left w:val="single" w:sz="4" w:space="4" w:color="auto"/>
-          <w:bottom w:val="single" w:sz="4" w:space="1" w:color="auto"/>
-          <w:right w:val="single" w:sz="4" w:space="4" w:color="auto"/>
-        </w:pBdr>
-        <w:ind w:left="1080"/>
-        <w:rPr>
-          <w:lang w:val="en-US"/>
-        </w:rPr>
-      </w:pPr>
-      <w:r>
-        <w:rPr>
-          <w:lang w:val="en-US"/>
-        </w:rPr>
-        <w:t>switch (&lt;Giá Trị&gt;){</w:t>
-      </w:r>
-    </w:p>
-    <w:p>
-      <w:pPr>
-        <w:pStyle w:val="ListParagraph"/>
-        <w:pBdr>
-          <w:top w:val="single" w:sz="4" w:space="1" w:color="auto"/>
-          <w:left w:val="single" w:sz="4" w:space="4" w:color="auto"/>
-          <w:bottom w:val="single" w:sz="4" w:space="1" w:color="auto"/>
-          <w:right w:val="single" w:sz="4" w:space="4" w:color="auto"/>
-        </w:pBdr>
-        <w:ind w:left="1080"/>
-        <w:rPr>
-          <w:lang w:val="en-US"/>
-        </w:rPr>
-      </w:pPr>
-      <w:r>
-        <w:rPr>
-          <w:lang w:val="en-US"/>
-        </w:rPr>
-        <w:t xml:space="preserve">    case &lt;Giá Trị 1&gt;: &lt;Dãy Các Câu Lệnh 1&gt;</w:t>
-      </w:r>
-    </w:p>
-    <w:p>
-      <w:pPr>
-        <w:pStyle w:val="ListParagraph"/>
-        <w:pBdr>
-          <w:top w:val="single" w:sz="4" w:space="1" w:color="auto"/>
-          <w:left w:val="single" w:sz="4" w:space="4" w:color="auto"/>
-          <w:bottom w:val="single" w:sz="4" w:space="1" w:color="auto"/>
-          <w:right w:val="single" w:sz="4" w:space="4" w:color="auto"/>
-        </w:pBdr>
-        <w:ind w:left="1080"/>
-        <w:rPr>
-          <w:lang w:val="en-US"/>
-        </w:rPr>
-      </w:pPr>
-      <w:r>
-        <w:rPr>
-          <w:lang w:val="en-US"/>
-        </w:rPr>
-        <w:t xml:space="preserve">    case &lt;Giá Trị 2&gt;: &lt;Dãy Các Câu Lệnh 2&gt;</w:t>
-      </w:r>
-    </w:p>
-    <w:p>
-      <w:pPr>
-        <w:pStyle w:val="ListParagraph"/>
-        <w:pBdr>
-          <w:top w:val="single" w:sz="4" w:space="1" w:color="auto"/>
-          <w:left w:val="single" w:sz="4" w:space="4" w:color="auto"/>
-          <w:bottom w:val="single" w:sz="4" w:space="1" w:color="auto"/>
-          <w:right w:val="single" w:sz="4" w:space="4" w:color="auto"/>
-        </w:pBdr>
-        <w:ind w:left="1080"/>
-        <w:rPr>
-          <w:lang w:val="en-US"/>
-        </w:rPr>
-      </w:pPr>
-      <w:r>
-        <w:rPr>
-          <w:lang w:val="en-US"/>
-        </w:rPr>
-        <w:t xml:space="preserve">    …</w:t>
-      </w:r>
-    </w:p>
-    <w:p>
-      <w:pPr>
-        <w:pStyle w:val="ListParagraph"/>
-        <w:pBdr>
-          <w:top w:val="single" w:sz="4" w:space="1" w:color="auto"/>
-          <w:left w:val="single" w:sz="4" w:space="4" w:color="auto"/>
-          <w:bottom w:val="single" w:sz="4" w:space="1" w:color="auto"/>
-          <w:right w:val="single" w:sz="4" w:space="4" w:color="auto"/>
-        </w:pBdr>
-        <w:ind w:left="1080"/>
-        <w:rPr>
-          <w:lang w:val="en-US"/>
-        </w:rPr>
-      </w:pPr>
-      <w:r>
-        <w:rPr>
-          <w:lang w:val="en-US"/>
-        </w:rPr>
-        <w:t xml:space="preserve">    default: &lt;Dãy Các Lệnh Mặc Định&gt;</w:t>
-      </w:r>
-    </w:p>
-    <w:p>
-      <w:pPr>
-        <w:pStyle w:val="ListParagraph"/>
-        <w:pBdr>
-          <w:top w:val="single" w:sz="4" w:space="1" w:color="auto"/>
-          <w:left w:val="single" w:sz="4" w:space="4" w:color="auto"/>
-          <w:bottom w:val="single" w:sz="4" w:space="1" w:color="auto"/>
-          <w:right w:val="single" w:sz="4" w:space="4" w:color="auto"/>
-        </w:pBdr>
-        <w:ind w:left="1080"/>
-        <w:rPr>
-          <w:lang w:val="en-US"/>
-        </w:rPr>
-      </w:pPr>
-      <w:r>
-        <w:rPr>
-          <w:lang w:val="en-US"/>
-        </w:rPr>
-        <w:t xml:space="preserve">    case &lt;Giá Trị N&gt;: &lt;Dãy Các Câu Lệnh N&gt;</w:t>
-      </w:r>
-    </w:p>
-    <w:p>
-      <w:pPr>
-        <w:pStyle w:val="ListParagraph"/>
-        <w:pBdr>
-          <w:top w:val="single" w:sz="4" w:space="1" w:color="auto"/>
-          <w:left w:val="single" w:sz="4" w:space="4" w:color="auto"/>
-          <w:bottom w:val="single" w:sz="4" w:space="1" w:color="auto"/>
-          <w:right w:val="single" w:sz="4" w:space="4" w:color="auto"/>
-        </w:pBdr>
-        <w:ind w:left="1080"/>
-        <w:rPr>
-          <w:lang w:val="en-US"/>
-        </w:rPr>
-      </w:pPr>
-      <w:r>
-        <w:rPr>
-          <w:lang w:val="en-US"/>
-        </w:rPr>
-        <w:t xml:space="preserve">    …</w:t>
-      </w:r>
-    </w:p>
-    <w:p>
-      <w:pPr>
-        <w:pStyle w:val="ListParagraph"/>
-        <w:pBdr>
-          <w:top w:val="single" w:sz="4" w:space="1" w:color="auto"/>
-          <w:left w:val="single" w:sz="4" w:space="4" w:color="auto"/>
-          <w:bottom w:val="single" w:sz="4" w:space="1" w:color="auto"/>
-          <w:right w:val="single" w:sz="4" w:space="4" w:color="auto"/>
-        </w:pBdr>
-        <w:ind w:left="1080"/>
-        <w:rPr>
-          <w:lang w:val="en-US"/>
-        </w:rPr>
-      </w:pPr>
-      <w:r>
-        <w:rPr>
-          <w:lang w:val="en-US"/>
-        </w:rPr>
-        <w:t>}</w:t>
-      </w:r>
-    </w:p>
-    <w:p>
-      <w:pPr>
-        <w:pStyle w:val="ListParagraph"/>
-        <w:numPr>
-          <w:ilvl w:val="0"/>
-          <w:numId w:val="4"/>
-        </w:numPr>
-        <w:rPr>
-          <w:lang w:val="en-US"/>
-        </w:rPr>
-      </w:pPr>
-      <w:r>
-        <w:rPr>
-          <w:lang w:val="en-US"/>
-        </w:rPr>
-        <w:t>&lt;Giá Trị&gt; sẽ lần lượt được so sánh với &lt;Giá Trị 1&gt;, &lt;Giá Trị 2&gt;, … cho đến khi nào nó tìm được giá trị đúng = nó</w:t>
-      </w:r>
-      <w:r>
-        <w:rPr>
-          <w:lang w:val="en-US"/>
-        </w:rPr>
-        <w:t xml:space="preserve"> hoặc gặp “default”</w:t>
-      </w:r>
-      <w:r>
-        <w:rPr>
-          <w:lang w:val="en-US"/>
-        </w:rPr>
-        <w:t xml:space="preserve">, tại đó, tất cả các </w:t>
-      </w:r>
-    </w:p>
-    <w:p>
-      <w:pPr>
-        <w:pStyle w:val="ListParagraph"/>
-        <w:ind w:left="1080"/>
-        <w:rPr>
-          <w:lang w:val="en-US"/>
-        </w:rPr>
-      </w:pPr>
-      <w:r>
-        <w:rPr>
-          <w:lang w:val="en-US"/>
-        </w:rPr>
-        <w:t>&lt;Dãy Các Câu Lệnh&gt; trở đi đều được thực hiện</w:t>
-      </w:r>
-    </w:p>
-    <w:p>
-      <w:pPr>
-        <w:pStyle w:val="ListParagraph"/>
-        <w:numPr>
-          <w:ilvl w:val="0"/>
-          <w:numId w:val="4"/>
-        </w:numPr>
-        <w:rPr>
-          <w:lang w:val="en-US"/>
-        </w:rPr>
-      </w:pPr>
-      <w:r>
-        <w:rPr>
-          <w:lang w:val="en-US"/>
-        </w:rPr>
-        <w:t xml:space="preserve">Các &lt;Giá Trị 1&gt;, &lt;Giá Trị 2&gt;, … phải khác nhau và cùng kiểu dữ liệu với </w:t>
-      </w:r>
-    </w:p>
-    <w:p>
-      <w:pPr>
-        <w:pStyle w:val="ListParagraph"/>
-        <w:ind w:left="1080"/>
-        <w:rPr>
-          <w:lang w:val="en-US"/>
-        </w:rPr>
-      </w:pPr>
-      <w:r>
-        <w:rPr>
-          <w:lang w:val="en-US"/>
-        </w:rPr>
-        <w:t>&lt;Giá Trị&gt;</w:t>
-      </w:r>
-    </w:p>
-    <w:p>
-      <w:pPr>
-        <w:pStyle w:val="ListParagraph"/>
-        <w:numPr>
-          <w:ilvl w:val="0"/>
-          <w:numId w:val="4"/>
-        </w:numPr>
-        <w:rPr>
-          <w:lang w:val="en-US"/>
-        </w:rPr>
-      </w:pPr>
-      <w:r>
-        <w:rPr>
-          <w:lang w:val="en-US"/>
-        </w:rPr>
-        <w:t>Ví dụ</w:t>
-      </w:r>
-    </w:p>
-    <w:p>
-      <w:pPr>
-        <w:pStyle w:val="ListParagraph"/>
-        <w:pBdr>
-          <w:top w:val="single" w:sz="4" w:space="1" w:color="auto"/>
-          <w:left w:val="single" w:sz="4" w:space="4" w:color="auto"/>
-          <w:bottom w:val="single" w:sz="4" w:space="1" w:color="auto"/>
-          <w:right w:val="single" w:sz="4" w:space="4" w:color="auto"/>
-        </w:pBdr>
-        <w:ind w:left="1080"/>
-        <w:rPr>
-          <w:lang w:val="en-US"/>
-        </w:rPr>
-      </w:pPr>
-      <w:r>
-        <w:rPr>
-          <w:lang w:val="en-US"/>
-        </w:rPr>
         <w:t xml:space="preserve">int foo = </w:t>
       </w:r>
       <w:r>
@@ -13117,7 +13719,6 @@
         <w:rPr>
           <w:lang w:val="en-US"/>
         </w:rPr>
-        <w:lastRenderedPageBreak/>
         <w:t xml:space="preserve">    case 3: cout &lt;&lt; 3;</w:t>
       </w:r>
     </w:p>
@@ -13442,6 +14043,7 @@
         <w:rPr>
           <w:lang w:val="en-US"/>
         </w:rPr>
+        <w:lastRenderedPageBreak/>
         <w:t>Ví dụ</w:t>
       </w:r>
     </w:p>
@@ -13907,246 +14509,618 @@
         <w:rPr>
           <w:lang w:val="en-US"/>
         </w:rPr>
+        <w:t xml:space="preserve">    cout &lt;&lt; 1;</w:t>
+      </w:r>
+    </w:p>
+    <w:p>
+      <w:pPr>
+        <w:pStyle w:val="ListParagraph"/>
+        <w:pBdr>
+          <w:top w:val="single" w:sz="4" w:space="1" w:color="auto"/>
+          <w:left w:val="single" w:sz="4" w:space="4" w:color="auto"/>
+          <w:bottom w:val="single" w:sz="4" w:space="1" w:color="auto"/>
+          <w:right w:val="single" w:sz="4" w:space="4" w:color="auto"/>
+        </w:pBdr>
+        <w:ind w:left="1080"/>
+        <w:rPr>
+          <w:lang w:val="en-US"/>
+        </w:rPr>
+      </w:pPr>
+      <w:r>
+        <w:rPr>
+          <w:lang w:val="en-US"/>
+        </w:rPr>
+        <w:t xml:space="preserve">    bar(); // nếu đéo có hàm nguyên mẫu khúc này sẽ báo lỗi</w:t>
+      </w:r>
+    </w:p>
+    <w:p>
+      <w:pPr>
+        <w:pStyle w:val="ListParagraph"/>
+        <w:pBdr>
+          <w:top w:val="single" w:sz="4" w:space="1" w:color="auto"/>
+          <w:left w:val="single" w:sz="4" w:space="4" w:color="auto"/>
+          <w:bottom w:val="single" w:sz="4" w:space="1" w:color="auto"/>
+          <w:right w:val="single" w:sz="4" w:space="4" w:color="auto"/>
+        </w:pBdr>
+        <w:ind w:left="1080"/>
+        <w:rPr>
+          <w:lang w:val="en-US"/>
+        </w:rPr>
+      </w:pPr>
+      <w:r>
+        <w:rPr>
+          <w:lang w:val="en-US"/>
+        </w:rPr>
+        <w:t>}</w:t>
+      </w:r>
+    </w:p>
+    <w:p>
+      <w:pPr>
+        <w:pStyle w:val="ListParagraph"/>
+        <w:pBdr>
+          <w:top w:val="single" w:sz="4" w:space="1" w:color="auto"/>
+          <w:left w:val="single" w:sz="4" w:space="4" w:color="auto"/>
+          <w:bottom w:val="single" w:sz="4" w:space="1" w:color="auto"/>
+          <w:right w:val="single" w:sz="4" w:space="4" w:color="auto"/>
+        </w:pBdr>
+        <w:ind w:left="1080"/>
+        <w:rPr>
+          <w:lang w:val="en-US"/>
+        </w:rPr>
+      </w:pPr>
+    </w:p>
+    <w:p>
+      <w:pPr>
+        <w:pStyle w:val="ListParagraph"/>
+        <w:pBdr>
+          <w:top w:val="single" w:sz="4" w:space="1" w:color="auto"/>
+          <w:left w:val="single" w:sz="4" w:space="4" w:color="auto"/>
+          <w:bottom w:val="single" w:sz="4" w:space="1" w:color="auto"/>
+          <w:right w:val="single" w:sz="4" w:space="4" w:color="auto"/>
+        </w:pBdr>
+        <w:ind w:left="1080"/>
+        <w:rPr>
+          <w:lang w:val="en-US"/>
+        </w:rPr>
+      </w:pPr>
+      <w:r>
+        <w:rPr>
+          <w:lang w:val="en-US"/>
+        </w:rPr>
+        <w:t>void bar(){</w:t>
+      </w:r>
+    </w:p>
+    <w:p>
+      <w:pPr>
+        <w:pStyle w:val="ListParagraph"/>
+        <w:pBdr>
+          <w:top w:val="single" w:sz="4" w:space="1" w:color="auto"/>
+          <w:left w:val="single" w:sz="4" w:space="4" w:color="auto"/>
+          <w:bottom w:val="single" w:sz="4" w:space="1" w:color="auto"/>
+          <w:right w:val="single" w:sz="4" w:space="4" w:color="auto"/>
+        </w:pBdr>
+        <w:ind w:left="1080"/>
+        <w:rPr>
+          <w:lang w:val="en-US"/>
+        </w:rPr>
+      </w:pPr>
+      <w:r>
+        <w:rPr>
+          <w:lang w:val="en-US"/>
+        </w:rPr>
+        <w:t xml:space="preserve">    cout &lt;&lt; 2;</w:t>
+      </w:r>
+    </w:p>
+    <w:p>
+      <w:pPr>
+        <w:pStyle w:val="ListParagraph"/>
+        <w:pBdr>
+          <w:top w:val="single" w:sz="4" w:space="1" w:color="auto"/>
+          <w:left w:val="single" w:sz="4" w:space="4" w:color="auto"/>
+          <w:bottom w:val="single" w:sz="4" w:space="1" w:color="auto"/>
+          <w:right w:val="single" w:sz="4" w:space="4" w:color="auto"/>
+        </w:pBdr>
+        <w:ind w:left="1080"/>
+        <w:rPr>
+          <w:lang w:val="en-US"/>
+        </w:rPr>
+      </w:pPr>
+      <w:r>
+        <w:rPr>
+          <w:lang w:val="en-US"/>
+        </w:rPr>
+        <w:t xml:space="preserve">    foo(); // gọi ngược lại foo tạo thành đệ quy</w:t>
+      </w:r>
+    </w:p>
+    <w:p>
+      <w:pPr>
+        <w:pStyle w:val="ListParagraph"/>
+        <w:pBdr>
+          <w:top w:val="single" w:sz="4" w:space="1" w:color="auto"/>
+          <w:left w:val="single" w:sz="4" w:space="4" w:color="auto"/>
+          <w:bottom w:val="single" w:sz="4" w:space="1" w:color="auto"/>
+          <w:right w:val="single" w:sz="4" w:space="4" w:color="auto"/>
+        </w:pBdr>
+        <w:ind w:left="1080"/>
+        <w:rPr>
+          <w:lang w:val="en-US"/>
+        </w:rPr>
+      </w:pPr>
+      <w:r>
+        <w:rPr>
+          <w:lang w:val="en-US"/>
+        </w:rPr>
+        <w:t>}</w:t>
+      </w:r>
+    </w:p>
+    <w:p>
+      <w:pPr>
+        <w:pStyle w:val="ListParagraph"/>
+        <w:pBdr>
+          <w:top w:val="single" w:sz="4" w:space="1" w:color="auto"/>
+          <w:left w:val="single" w:sz="4" w:space="4" w:color="auto"/>
+          <w:bottom w:val="single" w:sz="4" w:space="1" w:color="auto"/>
+          <w:right w:val="single" w:sz="4" w:space="4" w:color="auto"/>
+        </w:pBdr>
+        <w:ind w:left="1080"/>
+        <w:rPr>
+          <w:lang w:val="en-US"/>
+        </w:rPr>
+      </w:pPr>
+    </w:p>
+    <w:p>
+      <w:pPr>
+        <w:pStyle w:val="ListParagraph"/>
+        <w:pBdr>
+          <w:top w:val="single" w:sz="4" w:space="1" w:color="auto"/>
+          <w:left w:val="single" w:sz="4" w:space="4" w:color="auto"/>
+          <w:bottom w:val="single" w:sz="4" w:space="1" w:color="auto"/>
+          <w:right w:val="single" w:sz="4" w:space="4" w:color="auto"/>
+        </w:pBdr>
+        <w:ind w:left="1080"/>
+        <w:rPr>
+          <w:lang w:val="en-US"/>
+        </w:rPr>
+      </w:pPr>
+      <w:r>
+        <w:rPr>
+          <w:lang w:val="en-US"/>
+        </w:rPr>
+        <w:t>int main(){</w:t>
+      </w:r>
+    </w:p>
+    <w:p>
+      <w:pPr>
+        <w:pStyle w:val="ListParagraph"/>
+        <w:pBdr>
+          <w:top w:val="single" w:sz="4" w:space="1" w:color="auto"/>
+          <w:left w:val="single" w:sz="4" w:space="4" w:color="auto"/>
+          <w:bottom w:val="single" w:sz="4" w:space="1" w:color="auto"/>
+          <w:right w:val="single" w:sz="4" w:space="4" w:color="auto"/>
+        </w:pBdr>
+        <w:ind w:left="1080"/>
+        <w:rPr>
+          <w:lang w:val="en-US"/>
+        </w:rPr>
+      </w:pPr>
+      <w:r>
+        <w:rPr>
+          <w:lang w:val="en-US"/>
+        </w:rPr>
+        <w:t xml:space="preserve">    foo();</w:t>
+      </w:r>
+    </w:p>
+    <w:p>
+      <w:pPr>
+        <w:pStyle w:val="ListParagraph"/>
+        <w:pBdr>
+          <w:top w:val="single" w:sz="4" w:space="1" w:color="auto"/>
+          <w:left w:val="single" w:sz="4" w:space="4" w:color="auto"/>
+          <w:bottom w:val="single" w:sz="4" w:space="1" w:color="auto"/>
+          <w:right w:val="single" w:sz="4" w:space="4" w:color="auto"/>
+        </w:pBdr>
+        <w:ind w:left="1080"/>
+        <w:rPr>
+          <w:lang w:val="en-US"/>
+        </w:rPr>
+      </w:pPr>
+      <w:r>
+        <w:rPr>
+          <w:lang w:val="en-US"/>
+        </w:rPr>
+        <w:t>}</w:t>
+      </w:r>
+    </w:p>
+    <w:p>
+      <w:pPr>
+        <w:pStyle w:val="ListParagraph"/>
+        <w:numPr>
+          <w:ilvl w:val="0"/>
+          <w:numId w:val="4"/>
+        </w:numPr>
+        <w:rPr>
+          <w:lang w:val="en-US"/>
+        </w:rPr>
+      </w:pPr>
+      <w:r>
+        <w:rPr>
+          <w:lang w:val="en-US"/>
+        </w:rPr>
+        <w:t>Chương trình trên sẽ in ra liên tục “1212121212…” đéo ngừng, kiểu như Flip Flop</w:t>
+      </w:r>
+    </w:p>
+    <w:p>
+      <w:pPr>
+        <w:pStyle w:val="ListParagraph"/>
+        <w:numPr>
+          <w:ilvl w:val="0"/>
+          <w:numId w:val="7"/>
+        </w:numPr>
+        <w:rPr>
+          <w:lang w:val="en-US"/>
+        </w:rPr>
+      </w:pPr>
+      <w:r>
+        <w:rPr>
+          <w:lang w:val="en-US"/>
+        </w:rPr>
+        <w:t>Scope?</w:t>
+      </w:r>
+    </w:p>
+    <w:p>
+      <w:pPr>
+        <w:pStyle w:val="ListParagraph"/>
+        <w:numPr>
+          <w:ilvl w:val="0"/>
+          <w:numId w:val="4"/>
+        </w:numPr>
+        <w:rPr>
+          <w:lang w:val="en-US"/>
+        </w:rPr>
+      </w:pPr>
+      <w:r>
+        <w:rPr>
+          <w:lang w:val="en-US"/>
+        </w:rPr>
+        <w:t>Một biến sẽ có 4 kiểu là mặc định, Static, Register, Extern</w:t>
+      </w:r>
+    </w:p>
+    <w:p>
+      <w:pPr>
+        <w:pStyle w:val="ListParagraph"/>
+        <w:numPr>
+          <w:ilvl w:val="0"/>
+          <w:numId w:val="4"/>
+        </w:numPr>
+        <w:rPr>
+          <w:lang w:val="en-US"/>
+        </w:rPr>
+      </w:pPr>
+      <w:r>
+        <w:rPr>
+          <w:lang w:val="en-US"/>
+        </w:rPr>
+        <w:t xml:space="preserve">Biến kiểu mặc định sẽ được </w:t>
+      </w:r>
+      <w:r>
+        <w:rPr>
+          <w:lang w:val="en-US"/>
+        </w:rPr>
+        <w:t xml:space="preserve">lưu trong RAM, </w:t>
+      </w:r>
+      <w:r>
+        <w:rPr>
+          <w:lang w:val="en-US"/>
+        </w:rPr>
+        <w:t>thấy bởi bất kì chỗ nà</w:t>
+      </w:r>
+      <w:r>
+        <w:rPr>
+          <w:lang w:val="en-US"/>
+        </w:rPr>
+        <w:t>o</w:t>
+      </w:r>
+      <w:r>
+        <w:rPr>
+          <w:lang w:val="en-US"/>
+        </w:rPr>
+        <w:t xml:space="preserve"> trong khối {} chứa nó</w:t>
+      </w:r>
+      <w:r>
+        <w:rPr>
+          <w:lang w:val="en-US"/>
+        </w:rPr>
+        <w:t xml:space="preserve"> miễn là đằng sau nó, đồng thời khi khối {} chứa nó kết thúc, nó sẽ biến mất khỏi </w:t>
+      </w:r>
+      <w:r>
+        <w:rPr>
+          <w:lang w:val="en-US"/>
+        </w:rPr>
+        <w:t>RAM</w:t>
+      </w:r>
+    </w:p>
+    <w:p>
+      <w:pPr>
+        <w:pStyle w:val="ListParagraph"/>
+        <w:numPr>
+          <w:ilvl w:val="0"/>
+          <w:numId w:val="4"/>
+        </w:numPr>
+        <w:rPr>
+          <w:lang w:val="en-US"/>
+        </w:rPr>
+      </w:pPr>
+      <w:r>
+        <w:rPr>
+          <w:lang w:val="en-US"/>
+        </w:rPr>
         <w:lastRenderedPageBreak/>
-        <w:t xml:space="preserve">    cout &lt;&lt; 1;</w:t>
-      </w:r>
-    </w:p>
-    <w:p>
-      <w:pPr>
-        <w:pStyle w:val="ListParagraph"/>
-        <w:pBdr>
-          <w:top w:val="single" w:sz="4" w:space="1" w:color="auto"/>
-          <w:left w:val="single" w:sz="4" w:space="4" w:color="auto"/>
-          <w:bottom w:val="single" w:sz="4" w:space="1" w:color="auto"/>
-          <w:right w:val="single" w:sz="4" w:space="4" w:color="auto"/>
-        </w:pBdr>
-        <w:ind w:left="1080"/>
-        <w:rPr>
-          <w:lang w:val="en-US"/>
-        </w:rPr>
-      </w:pPr>
-      <w:r>
-        <w:rPr>
-          <w:lang w:val="en-US"/>
-        </w:rPr>
-        <w:t xml:space="preserve">    bar(); // nếu đéo có hàm nguyên mẫu khúc này sẽ báo lỗi</w:t>
-      </w:r>
-    </w:p>
-    <w:p>
-      <w:pPr>
-        <w:pStyle w:val="ListParagraph"/>
-        <w:pBdr>
-          <w:top w:val="single" w:sz="4" w:space="1" w:color="auto"/>
-          <w:left w:val="single" w:sz="4" w:space="4" w:color="auto"/>
-          <w:bottom w:val="single" w:sz="4" w:space="1" w:color="auto"/>
-          <w:right w:val="single" w:sz="4" w:space="4" w:color="auto"/>
-        </w:pBdr>
-        <w:ind w:left="1080"/>
-        <w:rPr>
-          <w:lang w:val="en-US"/>
-        </w:rPr>
-      </w:pPr>
-      <w:r>
-        <w:rPr>
-          <w:lang w:val="en-US"/>
-        </w:rPr>
-        <w:t>}</w:t>
-      </w:r>
-    </w:p>
-    <w:p>
-      <w:pPr>
-        <w:pStyle w:val="ListParagraph"/>
-        <w:pBdr>
-          <w:top w:val="single" w:sz="4" w:space="1" w:color="auto"/>
-          <w:left w:val="single" w:sz="4" w:space="4" w:color="auto"/>
-          <w:bottom w:val="single" w:sz="4" w:space="1" w:color="auto"/>
-          <w:right w:val="single" w:sz="4" w:space="4" w:color="auto"/>
-        </w:pBdr>
-        <w:ind w:left="1080"/>
-        <w:rPr>
-          <w:lang w:val="en-US"/>
-        </w:rPr>
-      </w:pPr>
-    </w:p>
-    <w:p>
-      <w:pPr>
-        <w:pStyle w:val="ListParagraph"/>
-        <w:pBdr>
-          <w:top w:val="single" w:sz="4" w:space="1" w:color="auto"/>
-          <w:left w:val="single" w:sz="4" w:space="4" w:color="auto"/>
-          <w:bottom w:val="single" w:sz="4" w:space="1" w:color="auto"/>
-          <w:right w:val="single" w:sz="4" w:space="4" w:color="auto"/>
-        </w:pBdr>
-        <w:ind w:left="1080"/>
-        <w:rPr>
-          <w:lang w:val="en-US"/>
-        </w:rPr>
-      </w:pPr>
-      <w:r>
-        <w:rPr>
-          <w:lang w:val="en-US"/>
-        </w:rPr>
-        <w:t>void bar(){</w:t>
-      </w:r>
-    </w:p>
-    <w:p>
-      <w:pPr>
-        <w:pStyle w:val="ListParagraph"/>
-        <w:pBdr>
-          <w:top w:val="single" w:sz="4" w:space="1" w:color="auto"/>
-          <w:left w:val="single" w:sz="4" w:space="4" w:color="auto"/>
-          <w:bottom w:val="single" w:sz="4" w:space="1" w:color="auto"/>
-          <w:right w:val="single" w:sz="4" w:space="4" w:color="auto"/>
-        </w:pBdr>
-        <w:ind w:left="1080"/>
-        <w:rPr>
-          <w:lang w:val="en-US"/>
-        </w:rPr>
-      </w:pPr>
-      <w:r>
-        <w:rPr>
-          <w:lang w:val="en-US"/>
-        </w:rPr>
-        <w:t xml:space="preserve">    cout &lt;&lt; 2;</w:t>
-      </w:r>
-    </w:p>
-    <w:p>
-      <w:pPr>
-        <w:pStyle w:val="ListParagraph"/>
-        <w:pBdr>
-          <w:top w:val="single" w:sz="4" w:space="1" w:color="auto"/>
-          <w:left w:val="single" w:sz="4" w:space="4" w:color="auto"/>
-          <w:bottom w:val="single" w:sz="4" w:space="1" w:color="auto"/>
-          <w:right w:val="single" w:sz="4" w:space="4" w:color="auto"/>
-        </w:pBdr>
-        <w:ind w:left="1080"/>
-        <w:rPr>
-          <w:lang w:val="en-US"/>
-        </w:rPr>
-      </w:pPr>
-      <w:r>
-        <w:rPr>
-          <w:lang w:val="en-US"/>
-        </w:rPr>
-        <w:t xml:space="preserve">    foo(); // gọi ngược lại foo tạo thành đệ quy</w:t>
-      </w:r>
-    </w:p>
-    <w:p>
-      <w:pPr>
-        <w:pStyle w:val="ListParagraph"/>
-        <w:pBdr>
-          <w:top w:val="single" w:sz="4" w:space="1" w:color="auto"/>
-          <w:left w:val="single" w:sz="4" w:space="4" w:color="auto"/>
-          <w:bottom w:val="single" w:sz="4" w:space="1" w:color="auto"/>
-          <w:right w:val="single" w:sz="4" w:space="4" w:color="auto"/>
-        </w:pBdr>
-        <w:ind w:left="1080"/>
-        <w:rPr>
-          <w:lang w:val="en-US"/>
-        </w:rPr>
-      </w:pPr>
-      <w:r>
-        <w:rPr>
-          <w:lang w:val="en-US"/>
-        </w:rPr>
-        <w:t>}</w:t>
-      </w:r>
-    </w:p>
-    <w:p>
-      <w:pPr>
-        <w:pStyle w:val="ListParagraph"/>
-        <w:pBdr>
-          <w:top w:val="single" w:sz="4" w:space="1" w:color="auto"/>
-          <w:left w:val="single" w:sz="4" w:space="4" w:color="auto"/>
-          <w:bottom w:val="single" w:sz="4" w:space="1" w:color="auto"/>
-          <w:right w:val="single" w:sz="4" w:space="4" w:color="auto"/>
-        </w:pBdr>
-        <w:ind w:left="1080"/>
-        <w:rPr>
-          <w:lang w:val="en-US"/>
-        </w:rPr>
-      </w:pPr>
-    </w:p>
-    <w:p>
-      <w:pPr>
-        <w:pStyle w:val="ListParagraph"/>
-        <w:pBdr>
-          <w:top w:val="single" w:sz="4" w:space="1" w:color="auto"/>
-          <w:left w:val="single" w:sz="4" w:space="4" w:color="auto"/>
-          <w:bottom w:val="single" w:sz="4" w:space="1" w:color="auto"/>
-          <w:right w:val="single" w:sz="4" w:space="4" w:color="auto"/>
-        </w:pBdr>
-        <w:ind w:left="1080"/>
-        <w:rPr>
-          <w:lang w:val="en-US"/>
-        </w:rPr>
-      </w:pPr>
-      <w:r>
-        <w:rPr>
-          <w:lang w:val="en-US"/>
-        </w:rPr>
-        <w:t>int main(){</w:t>
-      </w:r>
-    </w:p>
-    <w:p>
-      <w:pPr>
-        <w:pStyle w:val="ListParagraph"/>
-        <w:pBdr>
-          <w:top w:val="single" w:sz="4" w:space="1" w:color="auto"/>
-          <w:left w:val="single" w:sz="4" w:space="4" w:color="auto"/>
-          <w:bottom w:val="single" w:sz="4" w:space="1" w:color="auto"/>
-          <w:right w:val="single" w:sz="4" w:space="4" w:color="auto"/>
-        </w:pBdr>
-        <w:ind w:left="1080"/>
-        <w:rPr>
-          <w:lang w:val="en-US"/>
-        </w:rPr>
-      </w:pPr>
-      <w:r>
-        <w:rPr>
-          <w:lang w:val="en-US"/>
-        </w:rPr>
-        <w:t xml:space="preserve">    foo();</w:t>
-      </w:r>
-    </w:p>
-    <w:p>
-      <w:pPr>
-        <w:pStyle w:val="ListParagraph"/>
-        <w:pBdr>
-          <w:top w:val="single" w:sz="4" w:space="1" w:color="auto"/>
-          <w:left w:val="single" w:sz="4" w:space="4" w:color="auto"/>
-          <w:bottom w:val="single" w:sz="4" w:space="1" w:color="auto"/>
-          <w:right w:val="single" w:sz="4" w:space="4" w:color="auto"/>
-        </w:pBdr>
-        <w:ind w:left="1080"/>
-        <w:rPr>
-          <w:lang w:val="en-US"/>
-        </w:rPr>
-      </w:pPr>
-      <w:r>
-        <w:rPr>
-          <w:lang w:val="en-US"/>
-        </w:rPr>
-        <w:t>}</w:t>
-      </w:r>
-    </w:p>
-    <w:p>
-      <w:pPr>
-        <w:pStyle w:val="ListParagraph"/>
-        <w:numPr>
-          <w:ilvl w:val="0"/>
-          <w:numId w:val="4"/>
-        </w:numPr>
-        <w:rPr>
-          <w:lang w:val="en-US"/>
-        </w:rPr>
-      </w:pPr>
-      <w:r>
-        <w:rPr>
-          <w:lang w:val="en-US"/>
-        </w:rPr>
-        <w:t>Chương trình trên sẽ in ra liên tục “1212121212…” đéo ngừng, kiểu như Flip Flop</w:t>
-      </w:r>
+        <w:t>Biến kiểu Static y chang mặc định, chỉ có điều khi {} chứa nó kết thúc, nó sẽ không biến mất khỏi RAM, và khi khối {} chứa nó được thực thi lại, thì sẽ không tạo ra biến mới mà dùng biến cũ</w:t>
+      </w:r>
+      <w:r>
+        <w:rPr>
+          <w:lang w:val="en-US"/>
+        </w:rPr>
+        <w:t>, nghĩa là ở lần thực thi thứ 2, câu lệnh khai báo biến Static này sẽ được bỏ qua, đồng thời nếu không khởi tạo giá trị ban đầu, nó tự động = 0</w:t>
+      </w:r>
+    </w:p>
+    <w:p>
+      <w:pPr>
+        <w:pStyle w:val="ListParagraph"/>
+        <w:numPr>
+          <w:ilvl w:val="0"/>
+          <w:numId w:val="4"/>
+        </w:numPr>
+        <w:rPr>
+          <w:lang w:val="en-US"/>
+        </w:rPr>
+      </w:pPr>
+      <w:r>
+        <w:rPr>
+          <w:lang w:val="en-US"/>
+        </w:rPr>
+        <w:t>Để tạo 1 biến Static</w:t>
+      </w:r>
+    </w:p>
+    <w:p>
+      <w:pPr>
+        <w:pStyle w:val="ListParagraph"/>
+        <w:pBdr>
+          <w:top w:val="single" w:sz="4" w:space="1" w:color="auto"/>
+          <w:left w:val="single" w:sz="4" w:space="4" w:color="auto"/>
+          <w:bottom w:val="single" w:sz="4" w:space="1" w:color="auto"/>
+          <w:right w:val="single" w:sz="4" w:space="4" w:color="auto"/>
+        </w:pBdr>
+        <w:ind w:left="1080"/>
+        <w:rPr>
+          <w:lang w:val="en-US"/>
+        </w:rPr>
+      </w:pPr>
+      <w:r>
+        <w:rPr>
+          <w:lang w:val="en-US"/>
+        </w:rPr>
+        <w:t>s</w:t>
+      </w:r>
+      <w:r>
+        <w:rPr>
+          <w:lang w:val="en-US"/>
+        </w:rPr>
+        <w:t>tatic &lt;Kiểu Dữ Liệu&gt; &lt;Biến&gt; = &lt;Giá Trị Khởi Tạo&gt;;</w:t>
+      </w:r>
+    </w:p>
+    <w:p>
+      <w:pPr>
+        <w:pStyle w:val="ListParagraph"/>
+        <w:numPr>
+          <w:ilvl w:val="0"/>
+          <w:numId w:val="4"/>
+        </w:numPr>
+        <w:rPr>
+          <w:lang w:val="en-US"/>
+        </w:rPr>
+      </w:pPr>
+      <w:r>
+        <w:rPr>
+          <w:lang w:val="en-US"/>
+        </w:rPr>
+        <w:t>Ví dụ</w:t>
+      </w:r>
+    </w:p>
+    <w:p>
+      <w:pPr>
+        <w:pStyle w:val="ListParagraph"/>
+        <w:pBdr>
+          <w:top w:val="single" w:sz="4" w:space="1" w:color="auto"/>
+          <w:left w:val="single" w:sz="4" w:space="4" w:color="auto"/>
+          <w:bottom w:val="single" w:sz="4" w:space="1" w:color="auto"/>
+          <w:right w:val="single" w:sz="4" w:space="4" w:color="auto"/>
+        </w:pBdr>
+        <w:ind w:left="1080"/>
+        <w:rPr>
+          <w:lang w:val="en-US"/>
+        </w:rPr>
+      </w:pPr>
+      <w:r>
+        <w:rPr>
+          <w:lang w:val="en-US"/>
+        </w:rPr>
+        <w:t>s</w:t>
+      </w:r>
+      <w:r>
+        <w:rPr>
+          <w:lang w:val="en-US"/>
+        </w:rPr>
+        <w:t>tat</w:t>
+      </w:r>
+      <w:r>
+        <w:rPr>
+          <w:lang w:val="en-US"/>
+        </w:rPr>
+        <w:t>ic int foo = 5;</w:t>
+      </w:r>
+    </w:p>
+    <w:p>
+      <w:pPr>
+        <w:pStyle w:val="ListParagraph"/>
+        <w:numPr>
+          <w:ilvl w:val="0"/>
+          <w:numId w:val="4"/>
+        </w:numPr>
+        <w:rPr>
+          <w:lang w:val="en-US"/>
+        </w:rPr>
+      </w:pPr>
+      <w:r>
+        <w:rPr>
+          <w:lang w:val="en-US"/>
+        </w:rPr>
+        <w:t>Biến kiểu Register y chang mặc định, chỉ có điều nó không lưu trong RAM và lưu trong thanh ghi ở CPU, và biến mất khỏi thanh ghi khi khối {} chứa nó kết thúc</w:t>
+      </w:r>
+      <w:r>
+        <w:rPr>
+          <w:lang w:val="en-US"/>
+        </w:rPr>
+        <w:t>, do lưu sẵn trong thanh ghi nên khi tính toán, nó không cần tải từ RAM vào thanh ghi nữa</w:t>
+      </w:r>
+    </w:p>
+    <w:p>
+      <w:pPr>
+        <w:pStyle w:val="ListParagraph"/>
+        <w:numPr>
+          <w:ilvl w:val="0"/>
+          <w:numId w:val="4"/>
+        </w:numPr>
+        <w:rPr>
+          <w:lang w:val="en-US"/>
+        </w:rPr>
+      </w:pPr>
+      <w:r>
+        <w:rPr>
+          <w:lang w:val="en-US"/>
+        </w:rPr>
+        <w:t>Để tạo 1 biến Register</w:t>
+      </w:r>
+    </w:p>
+    <w:p>
+      <w:pPr>
+        <w:pStyle w:val="ListParagraph"/>
+        <w:pBdr>
+          <w:top w:val="single" w:sz="4" w:space="1" w:color="auto"/>
+          <w:left w:val="single" w:sz="4" w:space="4" w:color="auto"/>
+          <w:bottom w:val="single" w:sz="4" w:space="1" w:color="auto"/>
+          <w:right w:val="single" w:sz="4" w:space="4" w:color="auto"/>
+        </w:pBdr>
+        <w:ind w:left="1080"/>
+        <w:rPr>
+          <w:lang w:val="en-US"/>
+        </w:rPr>
+      </w:pPr>
+      <w:r>
+        <w:rPr>
+          <w:lang w:val="en-US"/>
+        </w:rPr>
+        <w:t>register &lt;Kiểu Dữ Liệu&gt; &lt;Biến&gt; = &lt;Giá Trị Khởi Tạo&gt;;</w:t>
+      </w:r>
+    </w:p>
+    <w:p>
+      <w:pPr>
+        <w:pStyle w:val="ListParagraph"/>
+        <w:numPr>
+          <w:ilvl w:val="0"/>
+          <w:numId w:val="4"/>
+        </w:numPr>
+        <w:rPr>
+          <w:lang w:val="en-US"/>
+        </w:rPr>
+      </w:pPr>
+      <w:r>
+        <w:rPr>
+          <w:lang w:val="en-US"/>
+        </w:rPr>
+        <w:t>Tuy nhiên, biến kiểu Register đã bị khai tử</w:t>
+      </w:r>
+    </w:p>
+    <w:p>
+      <w:pPr>
+        <w:pStyle w:val="ListParagraph"/>
+        <w:numPr>
+          <w:ilvl w:val="0"/>
+          <w:numId w:val="4"/>
+        </w:numPr>
+        <w:rPr>
+          <w:lang w:val="en-US"/>
+        </w:rPr>
+      </w:pPr>
+      <w:r>
+        <w:rPr>
+          <w:lang w:val="en-US"/>
+        </w:rPr>
+        <w:t xml:space="preserve">Biến kiểu Extern y chang mặc định, chỉ có điều nó trở thành biến toàn cục trong vòng đời của </w:t>
+      </w:r>
+      <w:r>
+        <w:rPr>
+          <w:lang w:val="en-US"/>
+        </w:rPr>
+        <w:t>khối {} chứa nó</w:t>
+      </w:r>
+    </w:p>
+    <w:p>
+      <w:pPr>
+        <w:pStyle w:val="ListParagraph"/>
+        <w:numPr>
+          <w:ilvl w:val="0"/>
+          <w:numId w:val="4"/>
+        </w:numPr>
+        <w:rPr>
+          <w:lang w:val="en-US"/>
+        </w:rPr>
+      </w:pPr>
+      <w:r>
+        <w:rPr>
+          <w:lang w:val="en-US"/>
+        </w:rPr>
+        <w:t>Để tạo 1 biến kiểu Extern</w:t>
+      </w:r>
+    </w:p>
+    <w:p>
+      <w:pPr>
+        <w:pStyle w:val="ListParagraph"/>
+        <w:pBdr>
+          <w:top w:val="single" w:sz="4" w:space="1" w:color="auto"/>
+          <w:left w:val="single" w:sz="4" w:space="4" w:color="auto"/>
+          <w:bottom w:val="single" w:sz="4" w:space="1" w:color="auto"/>
+          <w:right w:val="single" w:sz="4" w:space="4" w:color="auto"/>
+        </w:pBdr>
+        <w:ind w:left="1080"/>
+        <w:rPr>
+          <w:lang w:val="en-US"/>
+        </w:rPr>
+      </w:pPr>
+      <w:r>
+        <w:rPr>
+          <w:lang w:val="en-US"/>
+        </w:rPr>
+        <w:t>e</w:t>
+      </w:r>
+      <w:r>
+        <w:rPr>
+          <w:lang w:val="en-US"/>
+        </w:rPr>
+        <w:t>xtern &lt;Kiểu Dữ Liệu&gt; &lt;Biến&gt;;</w:t>
+      </w:r>
+    </w:p>
+    <w:p>
+      <w:pPr>
+        <w:pStyle w:val="ListParagraph"/>
+        <w:numPr>
+          <w:ilvl w:val="0"/>
+          <w:numId w:val="4"/>
+        </w:numPr>
+        <w:rPr>
+          <w:lang w:val="en-US"/>
+        </w:rPr>
+      </w:pPr>
     </w:p>
     <w:p>
       <w:pPr>
@@ -14309,13 +15283,7 @@
         <w:rPr>
           <w:lang w:val="en-US"/>
         </w:rPr>
-        <w:t xml:space="preserve">        </w:t>
-      </w:r>
-      <w:r>
-        <w:rPr>
-          <w:lang w:val="en-US"/>
-        </w:rPr>
-        <w:t>&lt;Khai Báo Gì Đó&gt;</w:t>
+        <w:t xml:space="preserve">        &lt;Khai Báo Gì Đó&gt;</w:t>
       </w:r>
     </w:p>
     <w:p>
@@ -14372,13 +15340,7 @@
         <w:rPr>
           <w:lang w:val="en-US"/>
         </w:rPr>
-        <w:t xml:space="preserve">        </w:t>
-      </w:r>
-      <w:r>
-        <w:rPr>
-          <w:lang w:val="en-US"/>
-        </w:rPr>
-        <w:t>&lt;Khai Báo Gì Đó&gt;</w:t>
+        <w:t xml:space="preserve">        &lt;Khai Báo Gì Đó&gt;</w:t>
       </w:r>
     </w:p>
     <w:p>
@@ -14435,13 +15397,7 @@
         <w:rPr>
           <w:lang w:val="en-US"/>
         </w:rPr>
-        <w:t xml:space="preserve">         </w:t>
-      </w:r>
-      <w:r>
-        <w:rPr>
-          <w:lang w:val="en-US"/>
-        </w:rPr>
-        <w:t>&lt;Khai Báo Gì Đó&gt;</w:t>
+        <w:t xml:space="preserve">         &lt;Khai Báo Gì Đó&gt;</w:t>
       </w:r>
     </w:p>
     <w:p>
@@ -14502,6 +15458,129 @@
           <w:lang w:val="en-US"/>
         </w:rPr>
         <w:t>&lt;Tên Class&gt; &lt;Đối Tượng&gt;;</w:t>
+      </w:r>
+    </w:p>
+    <w:p>
+      <w:pPr>
+        <w:pStyle w:val="ListParagraph"/>
+        <w:numPr>
+          <w:ilvl w:val="0"/>
+          <w:numId w:val="18"/>
+        </w:numPr>
+        <w:rPr>
+          <w:lang w:val="en-US"/>
+        </w:rPr>
+      </w:pPr>
+      <w:r>
+        <w:rPr>
+          <w:lang w:val="en-US"/>
+        </w:rPr>
+        <w:t xml:space="preserve">Định </w:t>
+      </w:r>
+      <w:r>
+        <w:rPr>
+          <w:lang w:val="en-US"/>
+        </w:rPr>
+        <w:t xml:space="preserve">Nghĩa Hàm Trong </w:t>
+      </w:r>
+      <w:r>
+        <w:rPr>
+          <w:lang w:val="en-US"/>
+        </w:rPr>
+        <w:t>Class</w:t>
+      </w:r>
+      <w:r>
+        <w:rPr>
+          <w:lang w:val="en-US"/>
+        </w:rPr>
+        <w:t>?</w:t>
+      </w:r>
+    </w:p>
+    <w:p>
+      <w:pPr>
+        <w:pStyle w:val="ListParagraph"/>
+        <w:numPr>
+          <w:ilvl w:val="0"/>
+          <w:numId w:val="4"/>
+        </w:numPr>
+        <w:rPr>
+          <w:lang w:val="en-US"/>
+        </w:rPr>
+      </w:pPr>
+      <w:r>
+        <w:rPr>
+          <w:lang w:val="en-US"/>
+        </w:rPr>
+        <w:t>Ta có thể khai báo hàm trong Class giống hàm nguyên mẫu, sau đó ở ngoài sử dụng cú pháp sau để định nghĩa hàm</w:t>
+      </w:r>
+    </w:p>
+    <w:p>
+      <w:pPr>
+        <w:pStyle w:val="ListParagraph"/>
+        <w:pBdr>
+          <w:top w:val="single" w:sz="4" w:space="1" w:color="auto"/>
+          <w:left w:val="single" w:sz="4" w:space="4" w:color="auto"/>
+          <w:bottom w:val="single" w:sz="4" w:space="1" w:color="auto"/>
+          <w:right w:val="single" w:sz="4" w:space="4" w:color="auto"/>
+        </w:pBdr>
+        <w:ind w:left="1080"/>
+        <w:rPr>
+          <w:lang w:val="en-US"/>
+        </w:rPr>
+      </w:pPr>
+      <w:r>
+        <w:rPr>
+          <w:lang w:val="en-US"/>
+        </w:rPr>
+        <w:t>&lt;Kiểu Dữ Liệu Hàm&gt; &lt;Tên Class&gt;::&lt;Tên Hàm&gt;</w:t>
+      </w:r>
+      <w:r>
+        <w:rPr>
+          <w:lang w:val="en-US"/>
+        </w:rPr>
+        <w:t>(&lt;Các Tham Số&gt;){</w:t>
+      </w:r>
+    </w:p>
+    <w:p>
+      <w:pPr>
+        <w:pStyle w:val="ListParagraph"/>
+        <w:pBdr>
+          <w:top w:val="single" w:sz="4" w:space="1" w:color="auto"/>
+          <w:left w:val="single" w:sz="4" w:space="4" w:color="auto"/>
+          <w:bottom w:val="single" w:sz="4" w:space="1" w:color="auto"/>
+          <w:right w:val="single" w:sz="4" w:space="4" w:color="auto"/>
+        </w:pBdr>
+        <w:ind w:left="1080"/>
+        <w:rPr>
+          <w:lang w:val="en-US"/>
+        </w:rPr>
+      </w:pPr>
+      <w:r>
+        <w:rPr>
+          <w:lang w:val="en-US"/>
+        </w:rPr>
+        <w:t xml:space="preserve">    &lt;Làm Gì Đó&gt;</w:t>
+      </w:r>
+    </w:p>
+    <w:p>
+      <w:pPr>
+        <w:pStyle w:val="ListParagraph"/>
+        <w:pBdr>
+          <w:top w:val="single" w:sz="4" w:space="1" w:color="auto"/>
+          <w:left w:val="single" w:sz="4" w:space="4" w:color="auto"/>
+          <w:bottom w:val="single" w:sz="4" w:space="1" w:color="auto"/>
+          <w:right w:val="single" w:sz="4" w:space="4" w:color="auto"/>
+        </w:pBdr>
+        <w:ind w:left="1080"/>
+        <w:rPr>
+          <w:lang w:val="en-US"/>
+        </w:rPr>
+      </w:pPr>
+      <w:r>
+        <w:rPr>
+          <w:lang w:val="en-US"/>
+        </w:rPr>
+        <w:t>}</w:t>
       </w:r>
     </w:p>
     <w:p>

--- a/c++.docx
+++ b/c++.docx
@@ -5815,7 +5815,19 @@
         <w:rPr>
           <w:lang w:val="en-US"/>
         </w:rPr>
-        <w:t xml:space="preserve">Để truy cập </w:t>
+        <w:t xml:space="preserve">Để </w:t>
+      </w:r>
+      <w:r>
+        <w:rPr>
+          <w:lang w:val="en-US"/>
+        </w:rPr>
+        <w:t>trả về giá trị của</w:t>
+      </w:r>
+      <w:r>
+        <w:rPr>
+          <w:lang w:val="en-US"/>
+        </w:rPr>
+        <w:t xml:space="preserve"> </w:t>
       </w:r>
       <w:r>
         <w:rPr>

--- a/c++.docx
+++ b/c++.docx
@@ -12660,7 +12660,13 @@
         <w:rPr>
           <w:lang w:val="en-US"/>
         </w:rPr>
-        <w:t>Chỉ nhiều vòng lặp chồng lên nhau thì chỉ kết thúc vòng lặp trong cùng</w:t>
+        <w:t xml:space="preserve">Nếu </w:t>
+      </w:r>
+      <w:r>
+        <w:rPr>
+          <w:lang w:val="en-US"/>
+        </w:rPr>
+        <w:t>nhiều vòng lặp chồng lên nhau thì chỉ kết thúc vòng lặp trong cùng</w:t>
       </w:r>
     </w:p>
     <w:p>
@@ -12678,7 +12684,19 @@
         <w:rPr>
           <w:lang w:val="en-US"/>
         </w:rPr>
-        <w:t>Kết Thúc Lần Lặp Hiện Tại Ngay Không Chạy Code Phía Dưới Nữa Mà Qua Lần Lặp Tiếp Theo?</w:t>
+        <w:t xml:space="preserve">Kết Thúc Lần Lặp Hiện Tại Ngay Không Chạy Code Phía Dưới Nữa Mà Qua </w:t>
+      </w:r>
+      <w:r>
+        <w:rPr>
+          <w:lang w:val="en-US"/>
+        </w:rPr>
+        <w:t xml:space="preserve">Kiểm Tra Điều Kiện </w:t>
+      </w:r>
+      <w:r>
+        <w:rPr>
+          <w:lang w:val="en-US"/>
+        </w:rPr>
+        <w:t>Lần Lặp Tiếp Theo?</w:t>
       </w:r>
     </w:p>
     <w:p>
@@ -15597,15 +15615,71 @@
     </w:p>
     <w:p>
       <w:pPr>
-        <w:pStyle w:val="ListParagraph"/>
-        <w:numPr>
-          <w:ilvl w:val="0"/>
-          <w:numId w:val="4"/>
-        </w:numPr>
-        <w:rPr>
-          <w:lang w:val="en-US"/>
-        </w:rPr>
-      </w:pPr>
+        <w:rPr>
+          <w:lang w:val="en-US"/>
+        </w:rPr>
+      </w:pPr>
+      <w:r>
+        <w:rPr>
+          <w:lang w:val="en-US"/>
+        </w:rPr>
+        <w:lastRenderedPageBreak/>
+        <w:t>Struct:</w:t>
+      </w:r>
+    </w:p>
+    <w:p>
+      <w:pPr>
+        <w:pStyle w:val="ListParagraph"/>
+        <w:numPr>
+          <w:ilvl w:val="0"/>
+          <w:numId w:val="19"/>
+        </w:numPr>
+        <w:rPr>
+          <w:lang w:val="en-US"/>
+        </w:rPr>
+      </w:pPr>
+      <w:r>
+        <w:rPr>
+          <w:lang w:val="en-US"/>
+        </w:rPr>
+        <w:t>Nó Là Gì?</w:t>
+      </w:r>
+    </w:p>
+    <w:p>
+      <w:pPr>
+        <w:pStyle w:val="ListParagraph"/>
+        <w:numPr>
+          <w:ilvl w:val="0"/>
+          <w:numId w:val="4"/>
+        </w:numPr>
+        <w:rPr>
+          <w:lang w:val="en-US"/>
+        </w:rPr>
+      </w:pPr>
+      <w:r>
+        <w:rPr>
+          <w:lang w:val="en-US"/>
+        </w:rPr>
+        <w:t>Đéo khác gì class, cú pháp y chang, thay từ khóa class thành struct</w:t>
+      </w:r>
+    </w:p>
+    <w:p>
+      <w:pPr>
+        <w:pStyle w:val="ListParagraph"/>
+        <w:numPr>
+          <w:ilvl w:val="0"/>
+          <w:numId w:val="4"/>
+        </w:numPr>
+        <w:rPr>
+          <w:lang w:val="en-US"/>
+        </w:rPr>
+      </w:pPr>
+      <w:r>
+        <w:rPr>
+          <w:lang w:val="en-US"/>
+        </w:rPr>
+        <w:t>Dùng nó khi mục đích chính của bạn là tạo ra kiểu dữ liệu mới và dùng nó để lưu dữ liệu</w:t>
+      </w:r>
     </w:p>
     <w:sectPr>
       <w:pgSz w:w="11906" w:h="16838"/>
@@ -17003,10 +17077,10 @@
     </w:lvl>
   </w:abstractNum>
   <w:abstractNum w:abstractNumId="15" w15:restartNumberingAfterBreak="0">
-    <w:nsid w:val="6C5F3A88"/>
+    <w:nsid w:val="6B091295"/>
     <w:multiLevelType w:val="hybridMultilevel"/>
-    <w:tmpl w:val="EA788C76"/>
-    <w:lvl w:ilvl="0" w:tplc="D3AACA06">
+    <w:tmpl w:val="A5D8F47E"/>
+    <w:lvl w:ilvl="0" w:tplc="5C28DE8E">
       <w:start w:val="1"/>
       <w:numFmt w:val="decimal"/>
       <w:lvlText w:val="%1."/>
@@ -17092,10 +17166,10 @@
     </w:lvl>
   </w:abstractNum>
   <w:abstractNum w:abstractNumId="16" w15:restartNumberingAfterBreak="0">
-    <w:nsid w:val="6CCE632F"/>
+    <w:nsid w:val="6C5F3A88"/>
     <w:multiLevelType w:val="hybridMultilevel"/>
-    <w:tmpl w:val="2C58A474"/>
-    <w:lvl w:ilvl="0" w:tplc="D06ECB06">
+    <w:tmpl w:val="EA788C76"/>
+    <w:lvl w:ilvl="0" w:tplc="D3AACA06">
       <w:start w:val="1"/>
       <w:numFmt w:val="decimal"/>
       <w:lvlText w:val="%1."/>
@@ -17181,6 +17255,95 @@
     </w:lvl>
   </w:abstractNum>
   <w:abstractNum w:abstractNumId="17" w15:restartNumberingAfterBreak="0">
+    <w:nsid w:val="6CCE632F"/>
+    <w:multiLevelType w:val="hybridMultilevel"/>
+    <w:tmpl w:val="2C58A474"/>
+    <w:lvl w:ilvl="0" w:tplc="D06ECB06">
+      <w:start w:val="1"/>
+      <w:numFmt w:val="decimal"/>
+      <w:lvlText w:val="%1."/>
+      <w:lvlJc w:val="left"/>
+      <w:pPr>
+        <w:ind w:left="1080" w:hanging="360"/>
+      </w:pPr>
+      <w:rPr>
+        <w:rFonts w:hint="default"/>
+      </w:rPr>
+    </w:lvl>
+    <w:lvl w:ilvl="1" w:tplc="04090019" w:tentative="1">
+      <w:start w:val="1"/>
+      <w:numFmt w:val="lowerLetter"/>
+      <w:lvlText w:val="%2."/>
+      <w:lvlJc w:val="left"/>
+      <w:pPr>
+        <w:ind w:left="1800" w:hanging="360"/>
+      </w:pPr>
+    </w:lvl>
+    <w:lvl w:ilvl="2" w:tplc="0409001B" w:tentative="1">
+      <w:start w:val="1"/>
+      <w:numFmt w:val="lowerRoman"/>
+      <w:lvlText w:val="%3."/>
+      <w:lvlJc w:val="right"/>
+      <w:pPr>
+        <w:ind w:left="2520" w:hanging="180"/>
+      </w:pPr>
+    </w:lvl>
+    <w:lvl w:ilvl="3" w:tplc="0409000F" w:tentative="1">
+      <w:start w:val="1"/>
+      <w:numFmt w:val="decimal"/>
+      <w:lvlText w:val="%4."/>
+      <w:lvlJc w:val="left"/>
+      <w:pPr>
+        <w:ind w:left="3240" w:hanging="360"/>
+      </w:pPr>
+    </w:lvl>
+    <w:lvl w:ilvl="4" w:tplc="04090019" w:tentative="1">
+      <w:start w:val="1"/>
+      <w:numFmt w:val="lowerLetter"/>
+      <w:lvlText w:val="%5."/>
+      <w:lvlJc w:val="left"/>
+      <w:pPr>
+        <w:ind w:left="3960" w:hanging="360"/>
+      </w:pPr>
+    </w:lvl>
+    <w:lvl w:ilvl="5" w:tplc="0409001B" w:tentative="1">
+      <w:start w:val="1"/>
+      <w:numFmt w:val="lowerRoman"/>
+      <w:lvlText w:val="%6."/>
+      <w:lvlJc w:val="right"/>
+      <w:pPr>
+        <w:ind w:left="4680" w:hanging="180"/>
+      </w:pPr>
+    </w:lvl>
+    <w:lvl w:ilvl="6" w:tplc="0409000F" w:tentative="1">
+      <w:start w:val="1"/>
+      <w:numFmt w:val="decimal"/>
+      <w:lvlText w:val="%7."/>
+      <w:lvlJc w:val="left"/>
+      <w:pPr>
+        <w:ind w:left="5400" w:hanging="360"/>
+      </w:pPr>
+    </w:lvl>
+    <w:lvl w:ilvl="7" w:tplc="04090019" w:tentative="1">
+      <w:start w:val="1"/>
+      <w:numFmt w:val="lowerLetter"/>
+      <w:lvlText w:val="%8."/>
+      <w:lvlJc w:val="left"/>
+      <w:pPr>
+        <w:ind w:left="6120" w:hanging="360"/>
+      </w:pPr>
+    </w:lvl>
+    <w:lvl w:ilvl="8" w:tplc="0409001B" w:tentative="1">
+      <w:start w:val="1"/>
+      <w:numFmt w:val="lowerRoman"/>
+      <w:lvlText w:val="%9."/>
+      <w:lvlJc w:val="right"/>
+      <w:pPr>
+        <w:ind w:left="6840" w:hanging="180"/>
+      </w:pPr>
+    </w:lvl>
+  </w:abstractNum>
+  <w:abstractNum w:abstractNumId="18" w15:restartNumberingAfterBreak="0">
     <w:nsid w:val="6D397CE8"/>
     <w:multiLevelType w:val="hybridMultilevel"/>
     <w:tmpl w:val="978EB472"/>
@@ -17309,19 +17472,22 @@
     <w:abstractNumId w:val="11"/>
   </w:num>
   <w:num w:numId="14" w16cid:durableId="1464039534">
-    <w:abstractNumId w:val="16"/>
+    <w:abstractNumId w:val="17"/>
   </w:num>
   <w:num w:numId="15" w16cid:durableId="1507750345">
     <w:abstractNumId w:val="12"/>
   </w:num>
   <w:num w:numId="16" w16cid:durableId="1912690258">
-    <w:abstractNumId w:val="17"/>
+    <w:abstractNumId w:val="18"/>
   </w:num>
   <w:num w:numId="17" w16cid:durableId="1414357691">
-    <w:abstractNumId w:val="15"/>
+    <w:abstractNumId w:val="16"/>
   </w:num>
   <w:num w:numId="18" w16cid:durableId="2068647604">
     <w:abstractNumId w:val="8"/>
+  </w:num>
+  <w:num w:numId="19" w16cid:durableId="1085765490">
+    <w:abstractNumId w:val="15"/>
   </w:num>
 </w:numbering>
 </file>

--- a/c++.docx
+++ b/c++.docx
@@ -15681,6 +15681,314 @@
         <w:t>Dùng nó khi mục đích chính của bạn là tạo ra kiểu dữ liệu mới và dùng nó để lưu dữ liệu</w:t>
       </w:r>
     </w:p>
+    <w:p>
+      <w:pPr>
+        <w:rPr>
+          <w:lang w:val="en-US"/>
+        </w:rPr>
+      </w:pPr>
+    </w:p>
+    <w:p>
+      <w:pPr>
+        <w:rPr>
+          <w:lang w:val="en-US"/>
+        </w:rPr>
+      </w:pPr>
+      <w:r>
+        <w:rPr>
+          <w:lang w:val="en-US"/>
+        </w:rPr>
+        <w:t>Quick Code – Mã Nhanh:</w:t>
+      </w:r>
+    </w:p>
+    <w:p>
+      <w:pPr>
+        <w:pStyle w:val="ListParagraph"/>
+        <w:numPr>
+          <w:ilvl w:val="0"/>
+          <w:numId w:val="20"/>
+        </w:numPr>
+        <w:rPr>
+          <w:lang w:val="en-US"/>
+        </w:rPr>
+      </w:pPr>
+      <w:r>
+        <w:rPr>
+          <w:lang w:val="en-US"/>
+        </w:rPr>
+        <w:t>Di Chuyển Con Trỏ Đến Vị Trí Nào Đó Trên Màn Hình?</w:t>
+      </w:r>
+    </w:p>
+    <w:p>
+      <w:pPr>
+        <w:pStyle w:val="ListParagraph"/>
+        <w:pBdr>
+          <w:top w:val="single" w:sz="4" w:space="1" w:color="auto"/>
+          <w:left w:val="single" w:sz="4" w:space="4" w:color="auto"/>
+          <w:bottom w:val="single" w:sz="4" w:space="1" w:color="auto"/>
+          <w:right w:val="single" w:sz="4" w:space="4" w:color="auto"/>
+        </w:pBdr>
+        <w:ind w:left="1080"/>
+        <w:rPr>
+          <w:lang w:val="en-US"/>
+        </w:rPr>
+      </w:pPr>
+      <w:r>
+        <w:rPr>
+          <w:lang w:val="en-US"/>
+        </w:rPr>
+        <w:t>#include &lt;windows.h&gt;</w:t>
+      </w:r>
+    </w:p>
+    <w:p>
+      <w:pPr>
+        <w:pStyle w:val="ListParagraph"/>
+        <w:pBdr>
+          <w:top w:val="single" w:sz="4" w:space="1" w:color="auto"/>
+          <w:left w:val="single" w:sz="4" w:space="4" w:color="auto"/>
+          <w:bottom w:val="single" w:sz="4" w:space="1" w:color="auto"/>
+          <w:right w:val="single" w:sz="4" w:space="4" w:color="auto"/>
+        </w:pBdr>
+        <w:ind w:left="1080"/>
+        <w:rPr>
+          <w:lang w:val="en-US"/>
+        </w:rPr>
+      </w:pPr>
+    </w:p>
+    <w:p>
+      <w:pPr>
+        <w:pStyle w:val="ListParagraph"/>
+        <w:pBdr>
+          <w:top w:val="single" w:sz="4" w:space="1" w:color="auto"/>
+          <w:left w:val="single" w:sz="4" w:space="4" w:color="auto"/>
+          <w:bottom w:val="single" w:sz="4" w:space="1" w:color="auto"/>
+          <w:right w:val="single" w:sz="4" w:space="4" w:color="auto"/>
+        </w:pBdr>
+        <w:ind w:left="1080"/>
+        <w:rPr>
+          <w:lang w:val="en-US"/>
+        </w:rPr>
+      </w:pPr>
+      <w:r>
+        <w:rPr>
+          <w:lang w:val="en-US"/>
+        </w:rPr>
+        <w:t>void gotoxy(short x, short y)</w:t>
+      </w:r>
+    </w:p>
+    <w:p>
+      <w:pPr>
+        <w:pStyle w:val="ListParagraph"/>
+        <w:pBdr>
+          <w:top w:val="single" w:sz="4" w:space="1" w:color="auto"/>
+          <w:left w:val="single" w:sz="4" w:space="4" w:color="auto"/>
+          <w:bottom w:val="single" w:sz="4" w:space="1" w:color="auto"/>
+          <w:right w:val="single" w:sz="4" w:space="4" w:color="auto"/>
+        </w:pBdr>
+        <w:ind w:left="1080"/>
+        <w:rPr>
+          <w:lang w:val="en-US"/>
+        </w:rPr>
+      </w:pPr>
+      <w:r>
+        <w:rPr>
+          <w:lang w:val="en-US"/>
+        </w:rPr>
+        <w:t>{</w:t>
+      </w:r>
+    </w:p>
+    <w:p>
+      <w:pPr>
+        <w:pStyle w:val="ListParagraph"/>
+        <w:pBdr>
+          <w:top w:val="single" w:sz="4" w:space="1" w:color="auto"/>
+          <w:left w:val="single" w:sz="4" w:space="4" w:color="auto"/>
+          <w:bottom w:val="single" w:sz="4" w:space="1" w:color="auto"/>
+          <w:right w:val="single" w:sz="4" w:space="4" w:color="auto"/>
+        </w:pBdr>
+        <w:ind w:left="1080"/>
+        <w:rPr>
+          <w:lang w:val="en-US"/>
+        </w:rPr>
+      </w:pPr>
+      <w:r>
+        <w:rPr>
+          <w:lang w:val="en-US"/>
+        </w:rPr>
+        <w:t xml:space="preserve">    COORD c = { x, y };  </w:t>
+      </w:r>
+    </w:p>
+    <w:p>
+      <w:pPr>
+        <w:pStyle w:val="ListParagraph"/>
+        <w:pBdr>
+          <w:top w:val="single" w:sz="4" w:space="1" w:color="auto"/>
+          <w:left w:val="single" w:sz="4" w:space="4" w:color="auto"/>
+          <w:bottom w:val="single" w:sz="4" w:space="1" w:color="auto"/>
+          <w:right w:val="single" w:sz="4" w:space="4" w:color="auto"/>
+        </w:pBdr>
+        <w:ind w:left="1080"/>
+        <w:rPr>
+          <w:lang w:val="en-US"/>
+        </w:rPr>
+      </w:pPr>
+      <w:r>
+        <w:rPr>
+          <w:lang w:val="en-US"/>
+        </w:rPr>
+        <w:t xml:space="preserve">    SetConsoleCursorPosition(GetStdHandle(STD_OUTPUT_HANDLE) , c);</w:t>
+      </w:r>
+    </w:p>
+    <w:p>
+      <w:pPr>
+        <w:pStyle w:val="ListParagraph"/>
+        <w:pBdr>
+          <w:top w:val="single" w:sz="4" w:space="1" w:color="auto"/>
+          <w:left w:val="single" w:sz="4" w:space="4" w:color="auto"/>
+          <w:bottom w:val="single" w:sz="4" w:space="1" w:color="auto"/>
+          <w:right w:val="single" w:sz="4" w:space="4" w:color="auto"/>
+        </w:pBdr>
+        <w:ind w:left="1080"/>
+        <w:rPr>
+          <w:lang w:val="en-US"/>
+        </w:rPr>
+      </w:pPr>
+      <w:r>
+        <w:rPr>
+          <w:lang w:val="en-US"/>
+        </w:rPr>
+        <w:t>}</w:t>
+      </w:r>
+    </w:p>
+    <w:p>
+      <w:pPr>
+        <w:pStyle w:val="ListParagraph"/>
+        <w:numPr>
+          <w:ilvl w:val="0"/>
+          <w:numId w:val="4"/>
+        </w:numPr>
+        <w:rPr>
+          <w:lang w:val="en-US"/>
+        </w:rPr>
+      </w:pPr>
+      <w:r>
+        <w:rPr>
+          <w:lang w:val="en-US"/>
+        </w:rPr>
+        <w:t>Cách dùng</w:t>
+      </w:r>
+    </w:p>
+    <w:p>
+      <w:pPr>
+        <w:pStyle w:val="ListParagraph"/>
+        <w:pBdr>
+          <w:top w:val="single" w:sz="4" w:space="1" w:color="auto"/>
+          <w:left w:val="single" w:sz="4" w:space="4" w:color="auto"/>
+          <w:bottom w:val="single" w:sz="4" w:space="1" w:color="auto"/>
+          <w:right w:val="single" w:sz="4" w:space="4" w:color="auto"/>
+        </w:pBdr>
+        <w:ind w:left="1080"/>
+        <w:rPr>
+          <w:lang w:val="en-US"/>
+        </w:rPr>
+      </w:pPr>
+      <w:r>
+        <w:rPr>
+          <w:lang w:val="en-US"/>
+        </w:rPr>
+        <w:t>g</w:t>
+      </w:r>
+      <w:r>
+        <w:rPr>
+          <w:lang w:val="en-US"/>
+        </w:rPr>
+        <w:t>otoxy(&lt;</w:t>
+      </w:r>
+      <w:r>
+        <w:rPr>
+          <w:lang w:val="en-US"/>
+        </w:rPr>
+        <w:t>Hoành Độ</w:t>
+      </w:r>
+      <w:r>
+        <w:rPr>
+          <w:lang w:val="en-US"/>
+        </w:rPr>
+        <w:t>&gt;</w:t>
+      </w:r>
+      <w:r>
+        <w:rPr>
+          <w:lang w:val="en-US"/>
+        </w:rPr>
+        <w:t>, &lt;Tung Độ&gt;</w:t>
+      </w:r>
+      <w:r>
+        <w:rPr>
+          <w:lang w:val="en-US"/>
+        </w:rPr>
+        <w:t>)</w:t>
+      </w:r>
+      <w:r>
+        <w:rPr>
+          <w:lang w:val="en-US"/>
+        </w:rPr>
+        <w:t>;</w:t>
+      </w:r>
+    </w:p>
+    <w:p>
+      <w:pPr>
+        <w:pStyle w:val="ListParagraph"/>
+        <w:numPr>
+          <w:ilvl w:val="0"/>
+          <w:numId w:val="4"/>
+        </w:numPr>
+        <w:rPr>
+          <w:lang w:val="en-US"/>
+        </w:rPr>
+      </w:pPr>
+      <w:r>
+        <w:rPr>
+          <w:lang w:val="en-US"/>
+        </w:rPr>
+        <w:t>&lt;Hoành Độ&gt; có chiều dương từ trái qua phải</w:t>
+      </w:r>
+    </w:p>
+    <w:p>
+      <w:pPr>
+        <w:pStyle w:val="ListParagraph"/>
+        <w:numPr>
+          <w:ilvl w:val="0"/>
+          <w:numId w:val="4"/>
+        </w:numPr>
+        <w:rPr>
+          <w:lang w:val="en-US"/>
+        </w:rPr>
+      </w:pPr>
+      <w:r>
+        <w:rPr>
+          <w:lang w:val="en-US"/>
+        </w:rPr>
+        <w:t>&lt;Tung Độ&gt; có chiều dương từ trên xuống dưới</w:t>
+      </w:r>
+    </w:p>
+    <w:p>
+      <w:pPr>
+        <w:pStyle w:val="ListParagraph"/>
+        <w:numPr>
+          <w:ilvl w:val="0"/>
+          <w:numId w:val="4"/>
+        </w:numPr>
+        <w:rPr>
+          <w:lang w:val="en-US"/>
+        </w:rPr>
+      </w:pPr>
+      <w:r>
+        <w:rPr>
+          <w:lang w:val="en-US"/>
+        </w:rPr>
+        <w:t>Bắt đầu từ (0, 0)</w:t>
+      </w:r>
+    </w:p>
     <w:sectPr>
       <w:pgSz w:w="11906" w:h="16838"/>
       <w:pgMar w:top="1440" w:right="1440" w:bottom="1440" w:left="1440" w:header="708" w:footer="708" w:gutter="0"/>
@@ -16810,10 +17118,10 @@
     </w:lvl>
   </w:abstractNum>
   <w:abstractNum w:abstractNumId="12" w15:restartNumberingAfterBreak="0">
-    <w:nsid w:val="621768F2"/>
+    <w:nsid w:val="5EB8065A"/>
     <w:multiLevelType w:val="hybridMultilevel"/>
-    <w:tmpl w:val="71A09368"/>
-    <w:lvl w:ilvl="0" w:tplc="173E2B52">
+    <w:tmpl w:val="F3FEE7C6"/>
+    <w:lvl w:ilvl="0" w:tplc="A9188112">
       <w:start w:val="1"/>
       <w:numFmt w:val="decimal"/>
       <w:lvlText w:val="%1."/>
@@ -16899,6 +17207,95 @@
     </w:lvl>
   </w:abstractNum>
   <w:abstractNum w:abstractNumId="13" w15:restartNumberingAfterBreak="0">
+    <w:nsid w:val="621768F2"/>
+    <w:multiLevelType w:val="hybridMultilevel"/>
+    <w:tmpl w:val="71A09368"/>
+    <w:lvl w:ilvl="0" w:tplc="173E2B52">
+      <w:start w:val="1"/>
+      <w:numFmt w:val="decimal"/>
+      <w:lvlText w:val="%1."/>
+      <w:lvlJc w:val="left"/>
+      <w:pPr>
+        <w:ind w:left="1080" w:hanging="360"/>
+      </w:pPr>
+      <w:rPr>
+        <w:rFonts w:hint="default"/>
+      </w:rPr>
+    </w:lvl>
+    <w:lvl w:ilvl="1" w:tplc="04090019" w:tentative="1">
+      <w:start w:val="1"/>
+      <w:numFmt w:val="lowerLetter"/>
+      <w:lvlText w:val="%2."/>
+      <w:lvlJc w:val="left"/>
+      <w:pPr>
+        <w:ind w:left="1800" w:hanging="360"/>
+      </w:pPr>
+    </w:lvl>
+    <w:lvl w:ilvl="2" w:tplc="0409001B" w:tentative="1">
+      <w:start w:val="1"/>
+      <w:numFmt w:val="lowerRoman"/>
+      <w:lvlText w:val="%3."/>
+      <w:lvlJc w:val="right"/>
+      <w:pPr>
+        <w:ind w:left="2520" w:hanging="180"/>
+      </w:pPr>
+    </w:lvl>
+    <w:lvl w:ilvl="3" w:tplc="0409000F" w:tentative="1">
+      <w:start w:val="1"/>
+      <w:numFmt w:val="decimal"/>
+      <w:lvlText w:val="%4."/>
+      <w:lvlJc w:val="left"/>
+      <w:pPr>
+        <w:ind w:left="3240" w:hanging="360"/>
+      </w:pPr>
+    </w:lvl>
+    <w:lvl w:ilvl="4" w:tplc="04090019" w:tentative="1">
+      <w:start w:val="1"/>
+      <w:numFmt w:val="lowerLetter"/>
+      <w:lvlText w:val="%5."/>
+      <w:lvlJc w:val="left"/>
+      <w:pPr>
+        <w:ind w:left="3960" w:hanging="360"/>
+      </w:pPr>
+    </w:lvl>
+    <w:lvl w:ilvl="5" w:tplc="0409001B" w:tentative="1">
+      <w:start w:val="1"/>
+      <w:numFmt w:val="lowerRoman"/>
+      <w:lvlText w:val="%6."/>
+      <w:lvlJc w:val="right"/>
+      <w:pPr>
+        <w:ind w:left="4680" w:hanging="180"/>
+      </w:pPr>
+    </w:lvl>
+    <w:lvl w:ilvl="6" w:tplc="0409000F" w:tentative="1">
+      <w:start w:val="1"/>
+      <w:numFmt w:val="decimal"/>
+      <w:lvlText w:val="%7."/>
+      <w:lvlJc w:val="left"/>
+      <w:pPr>
+        <w:ind w:left="5400" w:hanging="360"/>
+      </w:pPr>
+    </w:lvl>
+    <w:lvl w:ilvl="7" w:tplc="04090019" w:tentative="1">
+      <w:start w:val="1"/>
+      <w:numFmt w:val="lowerLetter"/>
+      <w:lvlText w:val="%8."/>
+      <w:lvlJc w:val="left"/>
+      <w:pPr>
+        <w:ind w:left="6120" w:hanging="360"/>
+      </w:pPr>
+    </w:lvl>
+    <w:lvl w:ilvl="8" w:tplc="0409001B" w:tentative="1">
+      <w:start w:val="1"/>
+      <w:numFmt w:val="lowerRoman"/>
+      <w:lvlText w:val="%9."/>
+      <w:lvlJc w:val="right"/>
+      <w:pPr>
+        <w:ind w:left="6840" w:hanging="180"/>
+      </w:pPr>
+    </w:lvl>
+  </w:abstractNum>
+  <w:abstractNum w:abstractNumId="14" w15:restartNumberingAfterBreak="0">
     <w:nsid w:val="63EC27DE"/>
     <w:multiLevelType w:val="hybridMultilevel"/>
     <w:tmpl w:val="6F72EE26"/>
@@ -16987,7 +17384,7 @@
       </w:pPr>
     </w:lvl>
   </w:abstractNum>
-  <w:abstractNum w:abstractNumId="14" w15:restartNumberingAfterBreak="0">
+  <w:abstractNum w:abstractNumId="15" w15:restartNumberingAfterBreak="0">
     <w:nsid w:val="6B05780E"/>
     <w:multiLevelType w:val="hybridMultilevel"/>
     <w:tmpl w:val="647C5D90"/>
@@ -17076,7 +17473,7 @@
       </w:pPr>
     </w:lvl>
   </w:abstractNum>
-  <w:abstractNum w:abstractNumId="15" w15:restartNumberingAfterBreak="0">
+  <w:abstractNum w:abstractNumId="16" w15:restartNumberingAfterBreak="0">
     <w:nsid w:val="6B091295"/>
     <w:multiLevelType w:val="hybridMultilevel"/>
     <w:tmpl w:val="A5D8F47E"/>
@@ -17165,7 +17562,7 @@
       </w:pPr>
     </w:lvl>
   </w:abstractNum>
-  <w:abstractNum w:abstractNumId="16" w15:restartNumberingAfterBreak="0">
+  <w:abstractNum w:abstractNumId="17" w15:restartNumberingAfterBreak="0">
     <w:nsid w:val="6C5F3A88"/>
     <w:multiLevelType w:val="hybridMultilevel"/>
     <w:tmpl w:val="EA788C76"/>
@@ -17254,7 +17651,7 @@
       </w:pPr>
     </w:lvl>
   </w:abstractNum>
-  <w:abstractNum w:abstractNumId="17" w15:restartNumberingAfterBreak="0">
+  <w:abstractNum w:abstractNumId="18" w15:restartNumberingAfterBreak="0">
     <w:nsid w:val="6CCE632F"/>
     <w:multiLevelType w:val="hybridMultilevel"/>
     <w:tmpl w:val="2C58A474"/>
@@ -17343,7 +17740,7 @@
       </w:pPr>
     </w:lvl>
   </w:abstractNum>
-  <w:abstractNum w:abstractNumId="18" w15:restartNumberingAfterBreak="0">
+  <w:abstractNum w:abstractNumId="19" w15:restartNumberingAfterBreak="0">
     <w:nsid w:val="6D397CE8"/>
     <w:multiLevelType w:val="hybridMultilevel"/>
     <w:tmpl w:val="978EB472"/>
@@ -17445,7 +17842,7 @@
     <w:abstractNumId w:val="3"/>
   </w:num>
   <w:num w:numId="5" w16cid:durableId="394475243">
-    <w:abstractNumId w:val="13"/>
+    <w:abstractNumId w:val="14"/>
   </w:num>
   <w:num w:numId="6" w16cid:durableId="542670572">
     <w:abstractNumId w:val="7"/>
@@ -17460,7 +17857,7 @@
     <w:abstractNumId w:val="5"/>
   </w:num>
   <w:num w:numId="10" w16cid:durableId="1867135093">
-    <w:abstractNumId w:val="14"/>
+    <w:abstractNumId w:val="15"/>
   </w:num>
   <w:num w:numId="11" w16cid:durableId="19358478">
     <w:abstractNumId w:val="9"/>
@@ -17472,22 +17869,25 @@
     <w:abstractNumId w:val="11"/>
   </w:num>
   <w:num w:numId="14" w16cid:durableId="1464039534">
-    <w:abstractNumId w:val="17"/>
+    <w:abstractNumId w:val="18"/>
   </w:num>
   <w:num w:numId="15" w16cid:durableId="1507750345">
-    <w:abstractNumId w:val="12"/>
+    <w:abstractNumId w:val="13"/>
   </w:num>
   <w:num w:numId="16" w16cid:durableId="1912690258">
-    <w:abstractNumId w:val="18"/>
+    <w:abstractNumId w:val="19"/>
   </w:num>
   <w:num w:numId="17" w16cid:durableId="1414357691">
-    <w:abstractNumId w:val="16"/>
+    <w:abstractNumId w:val="17"/>
   </w:num>
   <w:num w:numId="18" w16cid:durableId="2068647604">
     <w:abstractNumId w:val="8"/>
   </w:num>
   <w:num w:numId="19" w16cid:durableId="1085765490">
-    <w:abstractNumId w:val="15"/>
+    <w:abstractNumId w:val="16"/>
+  </w:num>
+  <w:num w:numId="20" w16cid:durableId="947590510">
+    <w:abstractNumId w:val="12"/>
   </w:num>
 </w:numbering>
 </file>

--- a/c++.docx
+++ b/c++.docx
@@ -11590,6 +11590,158 @@
         <w:rPr>
           <w:lang w:val="en-US"/>
         </w:rPr>
+        <w:t>Toán Tử 3 Ngôi (Ternary)?</w:t>
+      </w:r>
+    </w:p>
+    <w:p>
+      <w:pPr>
+        <w:pStyle w:val="ListParagraph"/>
+        <w:pBdr>
+          <w:top w:val="single" w:sz="4" w:space="1" w:color="auto"/>
+          <w:left w:val="single" w:sz="4" w:space="4" w:color="auto"/>
+          <w:bottom w:val="single" w:sz="4" w:space="1" w:color="auto"/>
+          <w:right w:val="single" w:sz="4" w:space="4" w:color="auto"/>
+        </w:pBdr>
+        <w:ind w:left="1080"/>
+        <w:rPr>
+          <w:lang w:val="en-US"/>
+        </w:rPr>
+      </w:pPr>
+      <w:r>
+        <w:rPr>
+          <w:lang w:val="en-US"/>
+        </w:rPr>
+        <w:t>&lt;Kết quả&gt; = &lt;Điều Kiện&gt; ? &lt;True&gt; : &lt;False&gt;;</w:t>
+      </w:r>
+    </w:p>
+    <w:p>
+      <w:pPr>
+        <w:pStyle w:val="ListParagraph"/>
+        <w:numPr>
+          <w:ilvl w:val="0"/>
+          <w:numId w:val="4"/>
+        </w:numPr>
+        <w:rPr>
+          <w:lang w:val="en-US"/>
+        </w:rPr>
+      </w:pPr>
+      <w:r>
+        <w:rPr>
+          <w:lang w:val="en-US"/>
+        </w:rPr>
+        <w:t>Ví dụ</w:t>
+      </w:r>
+    </w:p>
+    <w:p>
+      <w:pPr>
+        <w:pStyle w:val="ListParagraph"/>
+        <w:pBdr>
+          <w:top w:val="single" w:sz="4" w:space="1" w:color="auto"/>
+          <w:left w:val="single" w:sz="4" w:space="4" w:color="auto"/>
+          <w:bottom w:val="single" w:sz="4" w:space="1" w:color="auto"/>
+          <w:right w:val="single" w:sz="4" w:space="4" w:color="auto"/>
+        </w:pBdr>
+        <w:ind w:left="1080"/>
+        <w:rPr>
+          <w:lang w:val="en-US"/>
+        </w:rPr>
+      </w:pPr>
+      <w:r>
+        <w:rPr>
+          <w:lang w:val="en-US"/>
+        </w:rPr>
+        <w:t>foo = 2 &gt; 5 ? 6 : 7;</w:t>
+      </w:r>
+    </w:p>
+    <w:p>
+      <w:pPr>
+        <w:pStyle w:val="ListParagraph"/>
+        <w:numPr>
+          <w:ilvl w:val="0"/>
+          <w:numId w:val="4"/>
+        </w:numPr>
+        <w:rPr>
+          <w:lang w:val="en-US"/>
+        </w:rPr>
+      </w:pPr>
+      <w:r>
+        <w:rPr>
+          <w:lang w:val="en-US"/>
+        </w:rPr>
+        <w:t>Ta có</w:t>
+      </w:r>
+    </w:p>
+    <w:tbl>
+      <w:tblPr>
+        <w:tblStyle w:val="TableGrid"/>
+        <w:tblW w:w="0" w:type="auto"/>
+        <w:tblInd w:w="1080" w:type="dxa"/>
+        <w:tblLook w:val="04A0" w:firstRow="1" w:lastRow="0" w:firstColumn="1" w:lastColumn="0" w:noHBand="0" w:noVBand="1"/>
+      </w:tblPr>
+      <w:tblGrid>
+        <w:gridCol w:w="4093"/>
+        <w:gridCol w:w="4069"/>
+      </w:tblGrid>
+      <w:tr>
+        <w:tc>
+          <w:tcPr>
+            <w:tcW w:w="4621" w:type="dxa"/>
+          </w:tcPr>
+          <w:p>
+            <w:pPr>
+              <w:pStyle w:val="ListParagraph"/>
+              <w:ind w:left="0"/>
+              <w:jc w:val="center"/>
+              <w:rPr>
+                <w:lang w:val="en-US"/>
+              </w:rPr>
+            </w:pPr>
+            <w:r>
+              <w:rPr>
+                <w:lang w:val="en-US"/>
+              </w:rPr>
+              <w:t>foo</w:t>
+            </w:r>
+          </w:p>
+        </w:tc>
+        <w:tc>
+          <w:tcPr>
+            <w:tcW w:w="4621" w:type="dxa"/>
+          </w:tcPr>
+          <w:p>
+            <w:pPr>
+              <w:pStyle w:val="ListParagraph"/>
+              <w:ind w:left="0"/>
+              <w:jc w:val="center"/>
+              <w:rPr>
+                <w:lang w:val="en-US"/>
+              </w:rPr>
+            </w:pPr>
+            <w:r>
+              <w:rPr>
+                <w:lang w:val="en-US"/>
+              </w:rPr>
+              <w:t>7</w:t>
+            </w:r>
+          </w:p>
+        </w:tc>
+      </w:tr>
+    </w:tbl>
+    <w:p>
+      <w:pPr>
+        <w:pStyle w:val="ListParagraph"/>
+        <w:numPr>
+          <w:ilvl w:val="0"/>
+          <w:numId w:val="9"/>
+        </w:numPr>
+        <w:rPr>
+          <w:lang w:val="en-US"/>
+        </w:rPr>
+      </w:pPr>
+      <w:r>
+        <w:rPr>
+          <w:lang w:val="en-US"/>
+        </w:rPr>
         <w:t>Độ Ưu Tiên Các Toán Tử?</w:t>
       </w:r>
     </w:p>
@@ -12233,13 +12385,7 @@
               <w:rPr>
                 <w:lang w:val="en-US"/>
               </w:rPr>
-              <w:t>1</w:t>
-            </w:r>
-            <w:r>
-              <w:rPr>
-                <w:lang w:val="en-US"/>
-              </w:rPr>
-              <w:t>3</w:t>
+              <w:t>13</w:t>
             </w:r>
           </w:p>
         </w:tc>
@@ -12261,6 +12407,58 @@
               <w:rPr>
                 <w:lang w:val="en-US"/>
               </w:rPr>
+              <w:t>Toán tử 3 ngôi</w:t>
+            </w:r>
+          </w:p>
+        </w:tc>
+      </w:tr>
+      <w:tr>
+        <w:tc>
+          <w:tcPr>
+            <w:tcW w:w="1367" w:type="dxa"/>
+            <w:vAlign w:val="center"/>
+          </w:tcPr>
+          <w:p>
+            <w:pPr>
+              <w:pStyle w:val="ListParagraph"/>
+              <w:ind w:left="0"/>
+              <w:jc w:val="center"/>
+              <w:rPr>
+                <w:lang w:val="en-US"/>
+              </w:rPr>
+            </w:pPr>
+            <w:r>
+              <w:rPr>
+                <w:lang w:val="en-US"/>
+              </w:rPr>
+              <w:t>1</w:t>
+            </w:r>
+            <w:r>
+              <w:rPr>
+                <w:lang w:val="en-US"/>
+              </w:rPr>
+              <w:t>4</w:t>
+            </w:r>
+          </w:p>
+        </w:tc>
+        <w:tc>
+          <w:tcPr>
+            <w:tcW w:w="1981" w:type="dxa"/>
+            <w:vAlign w:val="center"/>
+          </w:tcPr>
+          <w:p>
+            <w:pPr>
+              <w:pStyle w:val="ListParagraph"/>
+              <w:ind w:left="0"/>
+              <w:jc w:val="center"/>
+              <w:rPr>
+                <w:lang w:val="en-US"/>
+              </w:rPr>
+            </w:pPr>
+            <w:r>
+              <w:rPr>
+                <w:lang w:val="en-US"/>
+              </w:rPr>
               <w:t>Các toán tử gán</w:t>
             </w:r>
           </w:p>
@@ -12378,6 +12576,7 @@
         <w:rPr>
           <w:lang w:val="en-US"/>
         </w:rPr>
+        <w:lastRenderedPageBreak/>
         <w:t>Ở đây, (++i) trả về 2, quy đổi về True, do đó vế phải toán tử Or không được thực hiện, hay biến j và k không được + 1</w:t>
       </w:r>
     </w:p>
@@ -12464,7 +12663,654 @@
         <w:rPr>
           <w:lang w:val="en-US"/>
         </w:rPr>
+        <w:t xml:space="preserve">    &lt;Làm Gì Đó&gt;</w:t>
+      </w:r>
+    </w:p>
+    <w:p>
+      <w:pPr>
+        <w:pStyle w:val="ListParagraph"/>
+        <w:pBdr>
+          <w:top w:val="single" w:sz="4" w:space="1" w:color="auto"/>
+          <w:left w:val="single" w:sz="4" w:space="4" w:color="auto"/>
+          <w:bottom w:val="single" w:sz="4" w:space="1" w:color="auto"/>
+          <w:right w:val="single" w:sz="4" w:space="4" w:color="auto"/>
+        </w:pBdr>
+        <w:ind w:left="1080"/>
+        <w:rPr>
+          <w:lang w:val="en-US"/>
+        </w:rPr>
+      </w:pPr>
+      <w:r>
+        <w:rPr>
+          <w:lang w:val="en-US"/>
+        </w:rPr>
+        <w:t>}</w:t>
+      </w:r>
+    </w:p>
+    <w:p>
+      <w:pPr>
+        <w:pStyle w:val="ListParagraph"/>
+        <w:numPr>
+          <w:ilvl w:val="0"/>
+          <w:numId w:val="4"/>
+        </w:numPr>
+        <w:rPr>
+          <w:lang w:val="en-US"/>
+        </w:rPr>
+      </w:pPr>
+      <w:r>
+        <w:rPr>
+          <w:lang w:val="en-US"/>
+        </w:rPr>
+        <w:t>&lt;Lệnh Đầu&gt; sẽ được chạy 1 lần duy nhất trước khi bắt đầu vòng lặp</w:t>
+      </w:r>
+    </w:p>
+    <w:p>
+      <w:pPr>
+        <w:pStyle w:val="ListParagraph"/>
+        <w:numPr>
+          <w:ilvl w:val="0"/>
+          <w:numId w:val="4"/>
+        </w:numPr>
+        <w:rPr>
+          <w:lang w:val="en-US"/>
+        </w:rPr>
+      </w:pPr>
+      <w:r>
+        <w:rPr>
+          <w:lang w:val="en-US"/>
+        </w:rPr>
+        <w:t>Mỗi lần lặp, sẽ kiểm tra &lt;Điều Kiện&gt; trước, nếu nó trả về True, thì &lt;Làm Gì Đó&gt; được chạy và sau đó &lt;Lệnh Cuối&gt; sẽ chạy, còn nếu trả về False, thì kết thúc vòng lặp</w:t>
+      </w:r>
+    </w:p>
+    <w:p>
+      <w:pPr>
+        <w:pStyle w:val="ListParagraph"/>
+        <w:numPr>
+          <w:ilvl w:val="0"/>
+          <w:numId w:val="4"/>
+        </w:numPr>
+        <w:rPr>
+          <w:lang w:val="en-US"/>
+        </w:rPr>
+      </w:pPr>
+      <w:r>
+        <w:rPr>
+          <w:lang w:val="en-US"/>
+        </w:rPr>
+        <w:t>Ví dụ</w:t>
+      </w:r>
+    </w:p>
+    <w:p>
+      <w:pPr>
+        <w:pStyle w:val="ListParagraph"/>
+        <w:pBdr>
+          <w:top w:val="single" w:sz="4" w:space="1" w:color="auto"/>
+          <w:left w:val="single" w:sz="4" w:space="4" w:color="auto"/>
+          <w:bottom w:val="single" w:sz="4" w:space="1" w:color="auto"/>
+          <w:right w:val="single" w:sz="4" w:space="4" w:color="auto"/>
+        </w:pBdr>
+        <w:ind w:left="1080"/>
+        <w:rPr>
+          <w:lang w:val="en-US"/>
+        </w:rPr>
+      </w:pPr>
+      <w:r>
+        <w:rPr>
+          <w:lang w:val="en-US"/>
+        </w:rPr>
+        <w:t>for (int i = 0; i &lt; 5; i++){</w:t>
+      </w:r>
+    </w:p>
+    <w:p>
+      <w:pPr>
+        <w:pStyle w:val="ListParagraph"/>
+        <w:pBdr>
+          <w:top w:val="single" w:sz="4" w:space="1" w:color="auto"/>
+          <w:left w:val="single" w:sz="4" w:space="4" w:color="auto"/>
+          <w:bottom w:val="single" w:sz="4" w:space="1" w:color="auto"/>
+          <w:right w:val="single" w:sz="4" w:space="4" w:color="auto"/>
+        </w:pBdr>
+        <w:ind w:left="1080"/>
+        <w:rPr>
+          <w:lang w:val="en-US"/>
+        </w:rPr>
+      </w:pPr>
+      <w:r>
+        <w:rPr>
+          <w:lang w:val="en-US"/>
+        </w:rPr>
+        <w:t xml:space="preserve">    bar = bar + 2;</w:t>
+      </w:r>
+    </w:p>
+    <w:p>
+      <w:pPr>
+        <w:pStyle w:val="ListParagraph"/>
+        <w:pBdr>
+          <w:top w:val="single" w:sz="4" w:space="1" w:color="auto"/>
+          <w:left w:val="single" w:sz="4" w:space="4" w:color="auto"/>
+          <w:bottom w:val="single" w:sz="4" w:space="1" w:color="auto"/>
+          <w:right w:val="single" w:sz="4" w:space="4" w:color="auto"/>
+        </w:pBdr>
+        <w:ind w:left="1080"/>
+        <w:rPr>
+          <w:lang w:val="en-US"/>
+        </w:rPr>
+      </w:pPr>
+      <w:r>
+        <w:rPr>
+          <w:lang w:val="en-US"/>
+        </w:rPr>
+        <w:t>}</w:t>
+      </w:r>
+    </w:p>
+    <w:p>
+      <w:pPr>
+        <w:pStyle w:val="ListParagraph"/>
+        <w:numPr>
+          <w:ilvl w:val="0"/>
+          <w:numId w:val="10"/>
+        </w:numPr>
+        <w:rPr>
+          <w:lang w:val="en-US"/>
+        </w:rPr>
+      </w:pPr>
+      <w:r>
+        <w:rPr>
+          <w:lang w:val="en-US"/>
+        </w:rPr>
+        <w:t>Kết Thúc 1 Vòng Lặp Ngay?</w:t>
+      </w:r>
+    </w:p>
+    <w:p>
+      <w:pPr>
+        <w:pStyle w:val="ListParagraph"/>
+        <w:pBdr>
+          <w:top w:val="single" w:sz="4" w:space="1" w:color="auto"/>
+          <w:left w:val="single" w:sz="4" w:space="4" w:color="auto"/>
+          <w:bottom w:val="single" w:sz="4" w:space="1" w:color="auto"/>
+          <w:right w:val="single" w:sz="4" w:space="4" w:color="auto"/>
+        </w:pBdr>
+        <w:ind w:left="1080"/>
+        <w:rPr>
+          <w:lang w:val="en-US"/>
+        </w:rPr>
+      </w:pPr>
+      <w:r>
+        <w:rPr>
+          <w:lang w:val="en-US"/>
+        </w:rPr>
+        <w:t>break;</w:t>
+      </w:r>
+    </w:p>
+    <w:p>
+      <w:pPr>
+        <w:pStyle w:val="ListParagraph"/>
+        <w:numPr>
+          <w:ilvl w:val="0"/>
+          <w:numId w:val="4"/>
+        </w:numPr>
+        <w:rPr>
+          <w:lang w:val="en-US"/>
+        </w:rPr>
+      </w:pPr>
+      <w:r>
+        <w:rPr>
+          <w:lang w:val="en-US"/>
+        </w:rPr>
+        <w:t xml:space="preserve">Nếu </w:t>
+      </w:r>
+      <w:r>
+        <w:rPr>
+          <w:lang w:val="en-US"/>
+        </w:rPr>
+        <w:t>nhiều vòng lặp chồng lên nhau thì chỉ kết thúc vòng lặp trong cùng</w:t>
+      </w:r>
+    </w:p>
+    <w:p>
+      <w:pPr>
+        <w:pStyle w:val="ListParagraph"/>
+        <w:numPr>
+          <w:ilvl w:val="0"/>
+          <w:numId w:val="10"/>
+        </w:numPr>
+        <w:rPr>
+          <w:lang w:val="en-US"/>
+        </w:rPr>
+      </w:pPr>
+      <w:r>
+        <w:rPr>
+          <w:lang w:val="en-US"/>
+        </w:rPr>
+        <w:t xml:space="preserve">Kết Thúc Lần Lặp Hiện Tại Ngay Không Chạy Code Phía Dưới Nữa Mà Qua </w:t>
+      </w:r>
+      <w:r>
+        <w:rPr>
+          <w:lang w:val="en-US"/>
+        </w:rPr>
+        <w:t xml:space="preserve">Kiểm Tra Điều Kiện </w:t>
+      </w:r>
+      <w:r>
+        <w:rPr>
+          <w:lang w:val="en-US"/>
+        </w:rPr>
+        <w:t>Lần Lặp Tiếp Theo?</w:t>
+      </w:r>
+    </w:p>
+    <w:p>
+      <w:pPr>
+        <w:pStyle w:val="ListParagraph"/>
+        <w:pBdr>
+          <w:top w:val="single" w:sz="4" w:space="1" w:color="auto"/>
+          <w:left w:val="single" w:sz="4" w:space="4" w:color="auto"/>
+          <w:bottom w:val="single" w:sz="4" w:space="1" w:color="auto"/>
+          <w:right w:val="single" w:sz="4" w:space="4" w:color="auto"/>
+        </w:pBdr>
+        <w:ind w:left="1080"/>
+        <w:rPr>
+          <w:lang w:val="en-US"/>
+        </w:rPr>
+      </w:pPr>
+      <w:r>
+        <w:rPr>
+          <w:lang w:val="en-US"/>
+        </w:rPr>
+        <w:t>continue;</w:t>
+      </w:r>
+    </w:p>
+    <w:p>
+      <w:pPr>
+        <w:pStyle w:val="ListParagraph"/>
+        <w:numPr>
+          <w:ilvl w:val="0"/>
+          <w:numId w:val="10"/>
+        </w:numPr>
+        <w:rPr>
+          <w:lang w:val="en-US"/>
+        </w:rPr>
+      </w:pPr>
+      <w:r>
+        <w:rPr>
+          <w:lang w:val="en-US"/>
+        </w:rPr>
+        <w:t>While Loop?</w:t>
+      </w:r>
+    </w:p>
+    <w:p>
+      <w:pPr>
+        <w:pStyle w:val="ListParagraph"/>
+        <w:pBdr>
+          <w:top w:val="single" w:sz="4" w:space="1" w:color="auto"/>
+          <w:left w:val="single" w:sz="4" w:space="4" w:color="auto"/>
+          <w:bottom w:val="single" w:sz="4" w:space="1" w:color="auto"/>
+          <w:right w:val="single" w:sz="4" w:space="4" w:color="auto"/>
+        </w:pBdr>
+        <w:ind w:left="1080"/>
+        <w:rPr>
+          <w:lang w:val="en-US"/>
+        </w:rPr>
+      </w:pPr>
+      <w:r>
+        <w:rPr>
+          <w:lang w:val="en-US"/>
+        </w:rPr>
+        <w:t>while (&lt;Điều Kiện&gt;){</w:t>
+      </w:r>
+    </w:p>
+    <w:p>
+      <w:pPr>
+        <w:pStyle w:val="ListParagraph"/>
+        <w:pBdr>
+          <w:top w:val="single" w:sz="4" w:space="1" w:color="auto"/>
+          <w:left w:val="single" w:sz="4" w:space="4" w:color="auto"/>
+          <w:bottom w:val="single" w:sz="4" w:space="1" w:color="auto"/>
+          <w:right w:val="single" w:sz="4" w:space="4" w:color="auto"/>
+        </w:pBdr>
+        <w:ind w:left="1080"/>
+        <w:rPr>
+          <w:lang w:val="en-US"/>
+        </w:rPr>
+      </w:pPr>
+      <w:r>
+        <w:rPr>
+          <w:lang w:val="en-US"/>
+        </w:rPr>
+        <w:t xml:space="preserve">    &lt;Làm Gì Đó&gt;</w:t>
+      </w:r>
+    </w:p>
+    <w:p>
+      <w:pPr>
+        <w:pStyle w:val="ListParagraph"/>
+        <w:pBdr>
+          <w:top w:val="single" w:sz="4" w:space="1" w:color="auto"/>
+          <w:left w:val="single" w:sz="4" w:space="4" w:color="auto"/>
+          <w:bottom w:val="single" w:sz="4" w:space="1" w:color="auto"/>
+          <w:right w:val="single" w:sz="4" w:space="4" w:color="auto"/>
+        </w:pBdr>
+        <w:ind w:left="1080"/>
+        <w:rPr>
+          <w:lang w:val="en-US"/>
+        </w:rPr>
+      </w:pPr>
+      <w:r>
+        <w:rPr>
+          <w:lang w:val="en-US"/>
+        </w:rPr>
+        <w:t>}</w:t>
+      </w:r>
+    </w:p>
+    <w:p>
+      <w:pPr>
+        <w:pStyle w:val="ListParagraph"/>
+        <w:numPr>
+          <w:ilvl w:val="0"/>
+          <w:numId w:val="4"/>
+        </w:numPr>
+        <w:rPr>
+          <w:lang w:val="en-US"/>
+        </w:rPr>
+      </w:pPr>
+      <w:r>
+        <w:rPr>
+          <w:lang w:val="en-US"/>
+        </w:rPr>
+        <w:t>Khi bắt gặp lệnh này, đầu tiên Check &lt;Điều Kiện&gt;, nếu True thì &lt;Làm Gì Đó&gt; thực thi, rồi quay trở lại, nếu False thì cút</w:t>
+      </w:r>
+    </w:p>
+    <w:p>
+      <w:pPr>
+        <w:pStyle w:val="ListParagraph"/>
+        <w:numPr>
+          <w:ilvl w:val="0"/>
+          <w:numId w:val="10"/>
+        </w:numPr>
+        <w:rPr>
+          <w:lang w:val="en-US"/>
+        </w:rPr>
+      </w:pPr>
+      <w:r>
+        <w:rPr>
+          <w:lang w:val="en-US"/>
+        </w:rPr>
+        <w:t>Do While Loop?</w:t>
+      </w:r>
+    </w:p>
+    <w:p>
+      <w:pPr>
+        <w:pStyle w:val="ListParagraph"/>
+        <w:pBdr>
+          <w:top w:val="single" w:sz="4" w:space="1" w:color="auto"/>
+          <w:left w:val="single" w:sz="4" w:space="4" w:color="auto"/>
+          <w:bottom w:val="single" w:sz="4" w:space="1" w:color="auto"/>
+          <w:right w:val="single" w:sz="4" w:space="4" w:color="auto"/>
+        </w:pBdr>
+        <w:ind w:left="1080"/>
+        <w:rPr>
+          <w:lang w:val="en-US"/>
+        </w:rPr>
+      </w:pPr>
+      <w:r>
+        <w:rPr>
+          <w:lang w:val="en-US"/>
+        </w:rPr>
+        <w:t>do {</w:t>
+      </w:r>
+    </w:p>
+    <w:p>
+      <w:pPr>
+        <w:pStyle w:val="ListParagraph"/>
+        <w:pBdr>
+          <w:top w:val="single" w:sz="4" w:space="1" w:color="auto"/>
+          <w:left w:val="single" w:sz="4" w:space="4" w:color="auto"/>
+          <w:bottom w:val="single" w:sz="4" w:space="1" w:color="auto"/>
+          <w:right w:val="single" w:sz="4" w:space="4" w:color="auto"/>
+        </w:pBdr>
+        <w:ind w:left="1080"/>
+        <w:rPr>
+          <w:lang w:val="en-US"/>
+        </w:rPr>
+      </w:pPr>
+      <w:r>
+        <w:rPr>
+          <w:lang w:val="en-US"/>
+        </w:rPr>
+        <w:t xml:space="preserve">    &lt;Làm Gì Đó&gt;</w:t>
+      </w:r>
+    </w:p>
+    <w:p>
+      <w:pPr>
+        <w:pStyle w:val="ListParagraph"/>
+        <w:pBdr>
+          <w:top w:val="single" w:sz="4" w:space="1" w:color="auto"/>
+          <w:left w:val="single" w:sz="4" w:space="4" w:color="auto"/>
+          <w:bottom w:val="single" w:sz="4" w:space="1" w:color="auto"/>
+          <w:right w:val="single" w:sz="4" w:space="4" w:color="auto"/>
+        </w:pBdr>
+        <w:ind w:left="1080"/>
+        <w:rPr>
+          <w:lang w:val="en-US"/>
+        </w:rPr>
+      </w:pPr>
+      <w:r>
+        <w:rPr>
+          <w:lang w:val="en-US"/>
+        </w:rPr>
+        <w:t>} while (&lt;Điều Kiện&gt;);</w:t>
+      </w:r>
+    </w:p>
+    <w:p>
+      <w:pPr>
+        <w:pStyle w:val="ListParagraph"/>
+        <w:numPr>
+          <w:ilvl w:val="0"/>
+          <w:numId w:val="4"/>
+        </w:numPr>
+        <w:rPr>
+          <w:lang w:val="en-US"/>
+        </w:rPr>
+      </w:pPr>
+      <w:r>
+        <w:rPr>
+          <w:lang w:val="en-US"/>
+        </w:rPr>
+        <w:t>Khi gặp lệnh này, &lt;Làm Gì Đó&gt; được thực thi trước, rồi mới Check &lt;Điều Kiện&gt;, nếu True, quay lại, False thì cút</w:t>
+      </w:r>
+    </w:p>
+    <w:p>
+      <w:pPr>
+        <w:pStyle w:val="ListParagraph"/>
+        <w:numPr>
+          <w:ilvl w:val="0"/>
+          <w:numId w:val="10"/>
+        </w:numPr>
+        <w:rPr>
+          <w:lang w:val="en-US"/>
+        </w:rPr>
+      </w:pPr>
+      <w:r>
+        <w:rPr>
+          <w:lang w:val="en-US"/>
+        </w:rPr>
+        <w:t>1 Số Vòng Lặp?</w:t>
+      </w:r>
+    </w:p>
+    <w:p>
+      <w:pPr>
+        <w:pStyle w:val="ListParagraph"/>
+        <w:numPr>
+          <w:ilvl w:val="0"/>
+          <w:numId w:val="4"/>
+        </w:numPr>
+        <w:rPr>
+          <w:lang w:val="en-US"/>
+        </w:rPr>
+      </w:pPr>
+      <w:r>
+        <w:rPr>
+          <w:lang w:val="en-US"/>
+        </w:rPr>
+        <w:t>Đếm a, a + 1, a + 2, …, n</w:t>
+      </w:r>
+    </w:p>
+    <w:p>
+      <w:pPr>
+        <w:pStyle w:val="ListParagraph"/>
+        <w:pBdr>
+          <w:top w:val="single" w:sz="4" w:space="1" w:color="auto"/>
+          <w:left w:val="single" w:sz="4" w:space="4" w:color="auto"/>
+          <w:bottom w:val="single" w:sz="4" w:space="1" w:color="auto"/>
+          <w:right w:val="single" w:sz="4" w:space="4" w:color="auto"/>
+        </w:pBdr>
+        <w:ind w:left="1080"/>
+        <w:rPr>
+          <w:lang w:val="en-US"/>
+        </w:rPr>
+      </w:pPr>
+      <w:r>
+        <w:rPr>
+          <w:lang w:val="en-US"/>
+        </w:rPr>
+        <w:t>for (int i = a; i &lt;= n;, i++){</w:t>
+      </w:r>
+    </w:p>
+    <w:p>
+      <w:pPr>
+        <w:pStyle w:val="ListParagraph"/>
+        <w:pBdr>
+          <w:top w:val="single" w:sz="4" w:space="1" w:color="auto"/>
+          <w:left w:val="single" w:sz="4" w:space="4" w:color="auto"/>
+          <w:bottom w:val="single" w:sz="4" w:space="1" w:color="auto"/>
+          <w:right w:val="single" w:sz="4" w:space="4" w:color="auto"/>
+        </w:pBdr>
+        <w:ind w:left="1080"/>
+        <w:rPr>
+          <w:lang w:val="en-US"/>
+        </w:rPr>
+      </w:pPr>
+      <w:r>
+        <w:rPr>
+          <w:lang w:val="en-US"/>
+        </w:rPr>
+        <w:t xml:space="preserve">    cout &lt;&lt; i;</w:t>
+      </w:r>
+    </w:p>
+    <w:p>
+      <w:pPr>
+        <w:pStyle w:val="ListParagraph"/>
+        <w:pBdr>
+          <w:top w:val="single" w:sz="4" w:space="1" w:color="auto"/>
+          <w:left w:val="single" w:sz="4" w:space="4" w:color="auto"/>
+          <w:bottom w:val="single" w:sz="4" w:space="1" w:color="auto"/>
+          <w:right w:val="single" w:sz="4" w:space="4" w:color="auto"/>
+        </w:pBdr>
+        <w:ind w:left="1080"/>
+        <w:rPr>
+          <w:lang w:val="en-US"/>
+        </w:rPr>
+      </w:pPr>
+      <w:r>
+        <w:rPr>
+          <w:lang w:val="en-US"/>
+        </w:rPr>
+        <w:t>}</w:t>
+      </w:r>
+    </w:p>
+    <w:p>
+      <w:pPr>
+        <w:pStyle w:val="ListParagraph"/>
+        <w:numPr>
+          <w:ilvl w:val="0"/>
+          <w:numId w:val="4"/>
+        </w:numPr>
+        <w:rPr>
+          <w:lang w:val="en-US"/>
+        </w:rPr>
+      </w:pPr>
+    </w:p>
+    <w:p>
+      <w:pPr>
+        <w:rPr>
+          <w:lang w:val="en-US"/>
+        </w:rPr>
+      </w:pPr>
+    </w:p>
+    <w:p>
+      <w:pPr>
+        <w:rPr>
+          <w:lang w:val="en-US"/>
+        </w:rPr>
+      </w:pPr>
+      <w:r>
+        <w:rPr>
+          <w:lang w:val="en-US"/>
+        </w:rPr>
+        <w:t>Condition – Điều Kiện:</w:t>
+      </w:r>
+    </w:p>
+    <w:p>
+      <w:pPr>
+        <w:pStyle w:val="ListParagraph"/>
+        <w:numPr>
+          <w:ilvl w:val="0"/>
+          <w:numId w:val="11"/>
+        </w:numPr>
+        <w:rPr>
+          <w:lang w:val="en-US"/>
+        </w:rPr>
+      </w:pPr>
+      <w:r>
+        <w:rPr>
+          <w:lang w:val="en-US"/>
+        </w:rPr>
         <w:lastRenderedPageBreak/>
+        <w:t>If</w:t>
+      </w:r>
+      <w:r>
+        <w:rPr>
+          <w:lang w:val="en-US"/>
+        </w:rPr>
+        <w:t>?</w:t>
+      </w:r>
+    </w:p>
+    <w:p>
+      <w:pPr>
+        <w:pStyle w:val="ListParagraph"/>
+        <w:pBdr>
+          <w:top w:val="single" w:sz="4" w:space="1" w:color="auto"/>
+          <w:left w:val="single" w:sz="4" w:space="4" w:color="auto"/>
+          <w:bottom w:val="single" w:sz="4" w:space="1" w:color="auto"/>
+          <w:right w:val="single" w:sz="4" w:space="4" w:color="auto"/>
+        </w:pBdr>
+        <w:ind w:left="1080"/>
+        <w:rPr>
+          <w:lang w:val="en-US"/>
+        </w:rPr>
+      </w:pPr>
+      <w:r>
+        <w:rPr>
+          <w:lang w:val="en-US"/>
+        </w:rPr>
+        <w:t>if (&lt;Biểu Thức&gt;){</w:t>
+      </w:r>
+    </w:p>
+    <w:p>
+      <w:pPr>
+        <w:pStyle w:val="ListParagraph"/>
+        <w:pBdr>
+          <w:top w:val="single" w:sz="4" w:space="1" w:color="auto"/>
+          <w:left w:val="single" w:sz="4" w:space="4" w:color="auto"/>
+          <w:bottom w:val="single" w:sz="4" w:space="1" w:color="auto"/>
+          <w:right w:val="single" w:sz="4" w:space="4" w:color="auto"/>
+        </w:pBdr>
+        <w:ind w:left="1080"/>
+        <w:rPr>
+          <w:lang w:val="en-US"/>
+        </w:rPr>
+      </w:pPr>
+      <w:r>
+        <w:rPr>
+          <w:lang w:val="en-US"/>
+        </w:rPr>
         <w:t xml:space="preserve">    &lt;Làm Gì Đó&gt;</w:t>
       </w:r>
     </w:p>
@@ -12504,25 +13350,7 @@
         <w:rPr>
           <w:lang w:val="en-US"/>
         </w:rPr>
-        <w:t>&lt;Lệnh Đầu&gt; sẽ được chạy 1 lần duy nhất trước khi bắt đầu vòng lặp</w:t>
-      </w:r>
-    </w:p>
-    <w:p>
-      <w:pPr>
-        <w:pStyle w:val="ListParagraph"/>
-        <w:numPr>
-          <w:ilvl w:val="0"/>
-          <w:numId w:val="4"/>
-        </w:numPr>
-        <w:rPr>
-          <w:lang w:val="en-US"/>
-        </w:rPr>
-      </w:pPr>
-      <w:r>
-        <w:rPr>
-          <w:lang w:val="en-US"/>
-        </w:rPr>
-        <w:t>Mỗi lần lặp, sẽ kiểm tra &lt;Điều Kiện&gt; trước, nếu nó trả về True, thì &lt;Làm Gì Đó&gt; được chạy và sau đó &lt;Lệnh Cuối&gt; sẽ chạy, còn nếu trả về False, thì kết thúc vòng lặp</w:t>
+        <w:t>Nếu &lt;Biểu Thức&gt; trả về True thì &lt;Làm Gì Đó&gt; được thực hiện, còn nếu trả về False thì &lt;Làm Gì Đó&gt; không được thực hiện</w:t>
       </w:r>
     </w:p>
     <w:p>
@@ -12561,635 +13389,6 @@
         <w:rPr>
           <w:lang w:val="en-US"/>
         </w:rPr>
-        <w:t>for (int i = 0; i &lt; 5; i++){</w:t>
-      </w:r>
-    </w:p>
-    <w:p>
-      <w:pPr>
-        <w:pStyle w:val="ListParagraph"/>
-        <w:pBdr>
-          <w:top w:val="single" w:sz="4" w:space="1" w:color="auto"/>
-          <w:left w:val="single" w:sz="4" w:space="4" w:color="auto"/>
-          <w:bottom w:val="single" w:sz="4" w:space="1" w:color="auto"/>
-          <w:right w:val="single" w:sz="4" w:space="4" w:color="auto"/>
-        </w:pBdr>
-        <w:ind w:left="1080"/>
-        <w:rPr>
-          <w:lang w:val="en-US"/>
-        </w:rPr>
-      </w:pPr>
-      <w:r>
-        <w:rPr>
-          <w:lang w:val="en-US"/>
-        </w:rPr>
-        <w:t xml:space="preserve">    bar = bar + 2;</w:t>
-      </w:r>
-    </w:p>
-    <w:p>
-      <w:pPr>
-        <w:pStyle w:val="ListParagraph"/>
-        <w:pBdr>
-          <w:top w:val="single" w:sz="4" w:space="1" w:color="auto"/>
-          <w:left w:val="single" w:sz="4" w:space="4" w:color="auto"/>
-          <w:bottom w:val="single" w:sz="4" w:space="1" w:color="auto"/>
-          <w:right w:val="single" w:sz="4" w:space="4" w:color="auto"/>
-        </w:pBdr>
-        <w:ind w:left="1080"/>
-        <w:rPr>
-          <w:lang w:val="en-US"/>
-        </w:rPr>
-      </w:pPr>
-      <w:r>
-        <w:rPr>
-          <w:lang w:val="en-US"/>
-        </w:rPr>
-        <w:t>}</w:t>
-      </w:r>
-    </w:p>
-    <w:p>
-      <w:pPr>
-        <w:pStyle w:val="ListParagraph"/>
-        <w:numPr>
-          <w:ilvl w:val="0"/>
-          <w:numId w:val="10"/>
-        </w:numPr>
-        <w:rPr>
-          <w:lang w:val="en-US"/>
-        </w:rPr>
-      </w:pPr>
-      <w:r>
-        <w:rPr>
-          <w:lang w:val="en-US"/>
-        </w:rPr>
-        <w:t>Kết Thúc 1 Vòng Lặp Ngay?</w:t>
-      </w:r>
-    </w:p>
-    <w:p>
-      <w:pPr>
-        <w:pStyle w:val="ListParagraph"/>
-        <w:pBdr>
-          <w:top w:val="single" w:sz="4" w:space="1" w:color="auto"/>
-          <w:left w:val="single" w:sz="4" w:space="4" w:color="auto"/>
-          <w:bottom w:val="single" w:sz="4" w:space="1" w:color="auto"/>
-          <w:right w:val="single" w:sz="4" w:space="4" w:color="auto"/>
-        </w:pBdr>
-        <w:ind w:left="1080"/>
-        <w:rPr>
-          <w:lang w:val="en-US"/>
-        </w:rPr>
-      </w:pPr>
-      <w:r>
-        <w:rPr>
-          <w:lang w:val="en-US"/>
-        </w:rPr>
-        <w:t>break;</w:t>
-      </w:r>
-    </w:p>
-    <w:p>
-      <w:pPr>
-        <w:pStyle w:val="ListParagraph"/>
-        <w:numPr>
-          <w:ilvl w:val="0"/>
-          <w:numId w:val="4"/>
-        </w:numPr>
-        <w:rPr>
-          <w:lang w:val="en-US"/>
-        </w:rPr>
-      </w:pPr>
-      <w:r>
-        <w:rPr>
-          <w:lang w:val="en-US"/>
-        </w:rPr>
-        <w:t xml:space="preserve">Nếu </w:t>
-      </w:r>
-      <w:r>
-        <w:rPr>
-          <w:lang w:val="en-US"/>
-        </w:rPr>
-        <w:t>nhiều vòng lặp chồng lên nhau thì chỉ kết thúc vòng lặp trong cùng</w:t>
-      </w:r>
-    </w:p>
-    <w:p>
-      <w:pPr>
-        <w:pStyle w:val="ListParagraph"/>
-        <w:numPr>
-          <w:ilvl w:val="0"/>
-          <w:numId w:val="10"/>
-        </w:numPr>
-        <w:rPr>
-          <w:lang w:val="en-US"/>
-        </w:rPr>
-      </w:pPr>
-      <w:r>
-        <w:rPr>
-          <w:lang w:val="en-US"/>
-        </w:rPr>
-        <w:t xml:space="preserve">Kết Thúc Lần Lặp Hiện Tại Ngay Không Chạy Code Phía Dưới Nữa Mà Qua </w:t>
-      </w:r>
-      <w:r>
-        <w:rPr>
-          <w:lang w:val="en-US"/>
-        </w:rPr>
-        <w:t xml:space="preserve">Kiểm Tra Điều Kiện </w:t>
-      </w:r>
-      <w:r>
-        <w:rPr>
-          <w:lang w:val="en-US"/>
-        </w:rPr>
-        <w:t>Lần Lặp Tiếp Theo?</w:t>
-      </w:r>
-    </w:p>
-    <w:p>
-      <w:pPr>
-        <w:pStyle w:val="ListParagraph"/>
-        <w:pBdr>
-          <w:top w:val="single" w:sz="4" w:space="1" w:color="auto"/>
-          <w:left w:val="single" w:sz="4" w:space="4" w:color="auto"/>
-          <w:bottom w:val="single" w:sz="4" w:space="1" w:color="auto"/>
-          <w:right w:val="single" w:sz="4" w:space="4" w:color="auto"/>
-        </w:pBdr>
-        <w:ind w:left="1080"/>
-        <w:rPr>
-          <w:lang w:val="en-US"/>
-        </w:rPr>
-      </w:pPr>
-      <w:r>
-        <w:rPr>
-          <w:lang w:val="en-US"/>
-        </w:rPr>
-        <w:t>continue;</w:t>
-      </w:r>
-    </w:p>
-    <w:p>
-      <w:pPr>
-        <w:pStyle w:val="ListParagraph"/>
-        <w:numPr>
-          <w:ilvl w:val="0"/>
-          <w:numId w:val="10"/>
-        </w:numPr>
-        <w:rPr>
-          <w:lang w:val="en-US"/>
-        </w:rPr>
-      </w:pPr>
-      <w:r>
-        <w:rPr>
-          <w:lang w:val="en-US"/>
-        </w:rPr>
-        <w:t>While Loop?</w:t>
-      </w:r>
-    </w:p>
-    <w:p>
-      <w:pPr>
-        <w:pStyle w:val="ListParagraph"/>
-        <w:pBdr>
-          <w:top w:val="single" w:sz="4" w:space="1" w:color="auto"/>
-          <w:left w:val="single" w:sz="4" w:space="4" w:color="auto"/>
-          <w:bottom w:val="single" w:sz="4" w:space="1" w:color="auto"/>
-          <w:right w:val="single" w:sz="4" w:space="4" w:color="auto"/>
-        </w:pBdr>
-        <w:ind w:left="1080"/>
-        <w:rPr>
-          <w:lang w:val="en-US"/>
-        </w:rPr>
-      </w:pPr>
-      <w:r>
-        <w:rPr>
-          <w:lang w:val="en-US"/>
-        </w:rPr>
-        <w:t>while (&lt;Điều Kiện&gt;){</w:t>
-      </w:r>
-    </w:p>
-    <w:p>
-      <w:pPr>
-        <w:pStyle w:val="ListParagraph"/>
-        <w:pBdr>
-          <w:top w:val="single" w:sz="4" w:space="1" w:color="auto"/>
-          <w:left w:val="single" w:sz="4" w:space="4" w:color="auto"/>
-          <w:bottom w:val="single" w:sz="4" w:space="1" w:color="auto"/>
-          <w:right w:val="single" w:sz="4" w:space="4" w:color="auto"/>
-        </w:pBdr>
-        <w:ind w:left="1080"/>
-        <w:rPr>
-          <w:lang w:val="en-US"/>
-        </w:rPr>
-      </w:pPr>
-      <w:r>
-        <w:rPr>
-          <w:lang w:val="en-US"/>
-        </w:rPr>
-        <w:t xml:space="preserve">    &lt;Làm Gì Đó&gt;</w:t>
-      </w:r>
-    </w:p>
-    <w:p>
-      <w:pPr>
-        <w:pStyle w:val="ListParagraph"/>
-        <w:pBdr>
-          <w:top w:val="single" w:sz="4" w:space="1" w:color="auto"/>
-          <w:left w:val="single" w:sz="4" w:space="4" w:color="auto"/>
-          <w:bottom w:val="single" w:sz="4" w:space="1" w:color="auto"/>
-          <w:right w:val="single" w:sz="4" w:space="4" w:color="auto"/>
-        </w:pBdr>
-        <w:ind w:left="1080"/>
-        <w:rPr>
-          <w:lang w:val="en-US"/>
-        </w:rPr>
-      </w:pPr>
-      <w:r>
-        <w:rPr>
-          <w:lang w:val="en-US"/>
-        </w:rPr>
-        <w:t>}</w:t>
-      </w:r>
-    </w:p>
-    <w:p>
-      <w:pPr>
-        <w:pStyle w:val="ListParagraph"/>
-        <w:numPr>
-          <w:ilvl w:val="0"/>
-          <w:numId w:val="4"/>
-        </w:numPr>
-        <w:rPr>
-          <w:lang w:val="en-US"/>
-        </w:rPr>
-      </w:pPr>
-      <w:r>
-        <w:rPr>
-          <w:lang w:val="en-US"/>
-        </w:rPr>
-        <w:t>Khi bắt gặp lệnh này, đầu tiên Check &lt;Điều Kiện&gt;, nếu True thì &lt;Làm Gì Đó&gt; thực thi, rồi quay trở lại, nếu False thì cút</w:t>
-      </w:r>
-    </w:p>
-    <w:p>
-      <w:pPr>
-        <w:pStyle w:val="ListParagraph"/>
-        <w:numPr>
-          <w:ilvl w:val="0"/>
-          <w:numId w:val="10"/>
-        </w:numPr>
-        <w:rPr>
-          <w:lang w:val="en-US"/>
-        </w:rPr>
-      </w:pPr>
-      <w:r>
-        <w:rPr>
-          <w:lang w:val="en-US"/>
-        </w:rPr>
-        <w:t>Do While Loop?</w:t>
-      </w:r>
-    </w:p>
-    <w:p>
-      <w:pPr>
-        <w:pStyle w:val="ListParagraph"/>
-        <w:pBdr>
-          <w:top w:val="single" w:sz="4" w:space="1" w:color="auto"/>
-          <w:left w:val="single" w:sz="4" w:space="4" w:color="auto"/>
-          <w:bottom w:val="single" w:sz="4" w:space="1" w:color="auto"/>
-          <w:right w:val="single" w:sz="4" w:space="4" w:color="auto"/>
-        </w:pBdr>
-        <w:ind w:left="1080"/>
-        <w:rPr>
-          <w:lang w:val="en-US"/>
-        </w:rPr>
-      </w:pPr>
-      <w:r>
-        <w:rPr>
-          <w:lang w:val="en-US"/>
-        </w:rPr>
-        <w:t>do {</w:t>
-      </w:r>
-    </w:p>
-    <w:p>
-      <w:pPr>
-        <w:pStyle w:val="ListParagraph"/>
-        <w:pBdr>
-          <w:top w:val="single" w:sz="4" w:space="1" w:color="auto"/>
-          <w:left w:val="single" w:sz="4" w:space="4" w:color="auto"/>
-          <w:bottom w:val="single" w:sz="4" w:space="1" w:color="auto"/>
-          <w:right w:val="single" w:sz="4" w:space="4" w:color="auto"/>
-        </w:pBdr>
-        <w:ind w:left="1080"/>
-        <w:rPr>
-          <w:lang w:val="en-US"/>
-        </w:rPr>
-      </w:pPr>
-      <w:r>
-        <w:rPr>
-          <w:lang w:val="en-US"/>
-        </w:rPr>
-        <w:t xml:space="preserve">    &lt;Làm Gì Đó&gt;</w:t>
-      </w:r>
-    </w:p>
-    <w:p>
-      <w:pPr>
-        <w:pStyle w:val="ListParagraph"/>
-        <w:pBdr>
-          <w:top w:val="single" w:sz="4" w:space="1" w:color="auto"/>
-          <w:left w:val="single" w:sz="4" w:space="4" w:color="auto"/>
-          <w:bottom w:val="single" w:sz="4" w:space="1" w:color="auto"/>
-          <w:right w:val="single" w:sz="4" w:space="4" w:color="auto"/>
-        </w:pBdr>
-        <w:ind w:left="1080"/>
-        <w:rPr>
-          <w:lang w:val="en-US"/>
-        </w:rPr>
-      </w:pPr>
-      <w:r>
-        <w:rPr>
-          <w:lang w:val="en-US"/>
-        </w:rPr>
-        <w:t>} while (&lt;Điều Kiện&gt;);</w:t>
-      </w:r>
-    </w:p>
-    <w:p>
-      <w:pPr>
-        <w:pStyle w:val="ListParagraph"/>
-        <w:numPr>
-          <w:ilvl w:val="0"/>
-          <w:numId w:val="4"/>
-        </w:numPr>
-        <w:rPr>
-          <w:lang w:val="en-US"/>
-        </w:rPr>
-      </w:pPr>
-      <w:r>
-        <w:rPr>
-          <w:lang w:val="en-US"/>
-        </w:rPr>
-        <w:t>Khi gặp lệnh này, &lt;Làm Gì Đó&gt; được thực thi trước, rồi mới Check &lt;Điều Kiện&gt;, nếu True, quay lại, False thì cút</w:t>
-      </w:r>
-    </w:p>
-    <w:p>
-      <w:pPr>
-        <w:pStyle w:val="ListParagraph"/>
-        <w:numPr>
-          <w:ilvl w:val="0"/>
-          <w:numId w:val="10"/>
-        </w:numPr>
-        <w:rPr>
-          <w:lang w:val="en-US"/>
-        </w:rPr>
-      </w:pPr>
-      <w:r>
-        <w:rPr>
-          <w:lang w:val="en-US"/>
-        </w:rPr>
-        <w:t>1 Số Vòng Lặp?</w:t>
-      </w:r>
-    </w:p>
-    <w:p>
-      <w:pPr>
-        <w:pStyle w:val="ListParagraph"/>
-        <w:numPr>
-          <w:ilvl w:val="0"/>
-          <w:numId w:val="4"/>
-        </w:numPr>
-        <w:rPr>
-          <w:lang w:val="en-US"/>
-        </w:rPr>
-      </w:pPr>
-      <w:r>
-        <w:rPr>
-          <w:lang w:val="en-US"/>
-        </w:rPr>
-        <w:t>Đếm a, a + 1, a + 2, …, n</w:t>
-      </w:r>
-    </w:p>
-    <w:p>
-      <w:pPr>
-        <w:pStyle w:val="ListParagraph"/>
-        <w:pBdr>
-          <w:top w:val="single" w:sz="4" w:space="1" w:color="auto"/>
-          <w:left w:val="single" w:sz="4" w:space="4" w:color="auto"/>
-          <w:bottom w:val="single" w:sz="4" w:space="1" w:color="auto"/>
-          <w:right w:val="single" w:sz="4" w:space="4" w:color="auto"/>
-        </w:pBdr>
-        <w:ind w:left="1080"/>
-        <w:rPr>
-          <w:lang w:val="en-US"/>
-        </w:rPr>
-      </w:pPr>
-      <w:r>
-        <w:rPr>
-          <w:lang w:val="en-US"/>
-        </w:rPr>
-        <w:t>for (int i = a; i &lt;= n;, i++){</w:t>
-      </w:r>
-    </w:p>
-    <w:p>
-      <w:pPr>
-        <w:pStyle w:val="ListParagraph"/>
-        <w:pBdr>
-          <w:top w:val="single" w:sz="4" w:space="1" w:color="auto"/>
-          <w:left w:val="single" w:sz="4" w:space="4" w:color="auto"/>
-          <w:bottom w:val="single" w:sz="4" w:space="1" w:color="auto"/>
-          <w:right w:val="single" w:sz="4" w:space="4" w:color="auto"/>
-        </w:pBdr>
-        <w:ind w:left="1080"/>
-        <w:rPr>
-          <w:lang w:val="en-US"/>
-        </w:rPr>
-      </w:pPr>
-      <w:r>
-        <w:rPr>
-          <w:lang w:val="en-US"/>
-        </w:rPr>
-        <w:t xml:space="preserve">    cout &lt;&lt; i;</w:t>
-      </w:r>
-    </w:p>
-    <w:p>
-      <w:pPr>
-        <w:pStyle w:val="ListParagraph"/>
-        <w:pBdr>
-          <w:top w:val="single" w:sz="4" w:space="1" w:color="auto"/>
-          <w:left w:val="single" w:sz="4" w:space="4" w:color="auto"/>
-          <w:bottom w:val="single" w:sz="4" w:space="1" w:color="auto"/>
-          <w:right w:val="single" w:sz="4" w:space="4" w:color="auto"/>
-        </w:pBdr>
-        <w:ind w:left="1080"/>
-        <w:rPr>
-          <w:lang w:val="en-US"/>
-        </w:rPr>
-      </w:pPr>
-      <w:r>
-        <w:rPr>
-          <w:lang w:val="en-US"/>
-        </w:rPr>
-        <w:t>}</w:t>
-      </w:r>
-    </w:p>
-    <w:p>
-      <w:pPr>
-        <w:pStyle w:val="ListParagraph"/>
-        <w:numPr>
-          <w:ilvl w:val="0"/>
-          <w:numId w:val="4"/>
-        </w:numPr>
-        <w:rPr>
-          <w:lang w:val="en-US"/>
-        </w:rPr>
-      </w:pPr>
-    </w:p>
-    <w:p>
-      <w:pPr>
-        <w:rPr>
-          <w:lang w:val="en-US"/>
-        </w:rPr>
-      </w:pPr>
-    </w:p>
-    <w:p>
-      <w:pPr>
-        <w:rPr>
-          <w:lang w:val="en-US"/>
-        </w:rPr>
-      </w:pPr>
-      <w:r>
-        <w:rPr>
-          <w:lang w:val="en-US"/>
-        </w:rPr>
-        <w:t>Condition – Điều Kiện:</w:t>
-      </w:r>
-    </w:p>
-    <w:p>
-      <w:pPr>
-        <w:pStyle w:val="ListParagraph"/>
-        <w:numPr>
-          <w:ilvl w:val="0"/>
-          <w:numId w:val="11"/>
-        </w:numPr>
-        <w:rPr>
-          <w:lang w:val="en-US"/>
-        </w:rPr>
-      </w:pPr>
-      <w:r>
-        <w:rPr>
-          <w:lang w:val="en-US"/>
-        </w:rPr>
-        <w:t>If</w:t>
-      </w:r>
-      <w:r>
-        <w:rPr>
-          <w:lang w:val="en-US"/>
-        </w:rPr>
-        <w:t>?</w:t>
-      </w:r>
-    </w:p>
-    <w:p>
-      <w:pPr>
-        <w:pStyle w:val="ListParagraph"/>
-        <w:pBdr>
-          <w:top w:val="single" w:sz="4" w:space="1" w:color="auto"/>
-          <w:left w:val="single" w:sz="4" w:space="4" w:color="auto"/>
-          <w:bottom w:val="single" w:sz="4" w:space="1" w:color="auto"/>
-          <w:right w:val="single" w:sz="4" w:space="4" w:color="auto"/>
-        </w:pBdr>
-        <w:ind w:left="1080"/>
-        <w:rPr>
-          <w:lang w:val="en-US"/>
-        </w:rPr>
-      </w:pPr>
-      <w:r>
-        <w:rPr>
-          <w:lang w:val="en-US"/>
-        </w:rPr>
-        <w:t>if (&lt;Biểu Thức&gt;){</w:t>
-      </w:r>
-    </w:p>
-    <w:p>
-      <w:pPr>
-        <w:pStyle w:val="ListParagraph"/>
-        <w:pBdr>
-          <w:top w:val="single" w:sz="4" w:space="1" w:color="auto"/>
-          <w:left w:val="single" w:sz="4" w:space="4" w:color="auto"/>
-          <w:bottom w:val="single" w:sz="4" w:space="1" w:color="auto"/>
-          <w:right w:val="single" w:sz="4" w:space="4" w:color="auto"/>
-        </w:pBdr>
-        <w:ind w:left="1080"/>
-        <w:rPr>
-          <w:lang w:val="en-US"/>
-        </w:rPr>
-      </w:pPr>
-      <w:r>
-        <w:rPr>
-          <w:lang w:val="en-US"/>
-        </w:rPr>
-        <w:t xml:space="preserve">    &lt;Làm Gì Đó&gt;</w:t>
-      </w:r>
-    </w:p>
-    <w:p>
-      <w:pPr>
-        <w:pStyle w:val="ListParagraph"/>
-        <w:pBdr>
-          <w:top w:val="single" w:sz="4" w:space="1" w:color="auto"/>
-          <w:left w:val="single" w:sz="4" w:space="4" w:color="auto"/>
-          <w:bottom w:val="single" w:sz="4" w:space="1" w:color="auto"/>
-          <w:right w:val="single" w:sz="4" w:space="4" w:color="auto"/>
-        </w:pBdr>
-        <w:ind w:left="1080"/>
-        <w:rPr>
-          <w:lang w:val="en-US"/>
-        </w:rPr>
-      </w:pPr>
-      <w:r>
-        <w:rPr>
-          <w:lang w:val="en-US"/>
-        </w:rPr>
-        <w:t>}</w:t>
-      </w:r>
-    </w:p>
-    <w:p>
-      <w:pPr>
-        <w:pStyle w:val="ListParagraph"/>
-        <w:numPr>
-          <w:ilvl w:val="0"/>
-          <w:numId w:val="4"/>
-        </w:numPr>
-        <w:rPr>
-          <w:lang w:val="en-US"/>
-        </w:rPr>
-      </w:pPr>
-      <w:r>
-        <w:rPr>
-          <w:lang w:val="en-US"/>
-        </w:rPr>
-        <w:t>Nếu &lt;Biểu Thức&gt; trả về True thì &lt;Làm Gì Đó&gt; được thực hiện, còn nếu trả về False thì &lt;Làm Gì Đó&gt; không được thực hiện</w:t>
-      </w:r>
-    </w:p>
-    <w:p>
-      <w:pPr>
-        <w:pStyle w:val="ListParagraph"/>
-        <w:numPr>
-          <w:ilvl w:val="0"/>
-          <w:numId w:val="4"/>
-        </w:numPr>
-        <w:rPr>
-          <w:lang w:val="en-US"/>
-        </w:rPr>
-      </w:pPr>
-      <w:r>
-        <w:rPr>
-          <w:lang w:val="en-US"/>
-        </w:rPr>
-        <w:t>Ví dụ</w:t>
-      </w:r>
-    </w:p>
-    <w:p>
-      <w:pPr>
-        <w:pStyle w:val="ListParagraph"/>
-        <w:pBdr>
-          <w:top w:val="single" w:sz="4" w:space="1" w:color="auto"/>
-          <w:left w:val="single" w:sz="4" w:space="4" w:color="auto"/>
-          <w:bottom w:val="single" w:sz="4" w:space="1" w:color="auto"/>
-          <w:right w:val="single" w:sz="4" w:space="4" w:color="auto"/>
-        </w:pBdr>
-        <w:ind w:left="1080"/>
-        <w:rPr>
-          <w:lang w:val="en-US"/>
-        </w:rPr>
-      </w:pPr>
-      <w:r>
-        <w:rPr>
-          <w:lang w:val="en-US"/>
-        </w:rPr>
         <w:t>if (2 &gt; 1){</w:t>
       </w:r>
     </w:p>
@@ -13211,7 +13410,6 @@
         <w:rPr>
           <w:lang w:val="en-US"/>
         </w:rPr>
-        <w:lastRenderedPageBreak/>
         <w:t xml:space="preserve">    foo = bar + 1;</w:t>
       </w:r>
     </w:p>
@@ -14073,70 +14271,691 @@
         <w:rPr>
           <w:lang w:val="en-US"/>
         </w:rPr>
+        <w:t>Ví dụ</w:t>
+      </w:r>
+    </w:p>
+    <w:p>
+      <w:pPr>
+        <w:pStyle w:val="ListParagraph"/>
+        <w:pBdr>
+          <w:top w:val="single" w:sz="4" w:space="1" w:color="auto"/>
+          <w:left w:val="single" w:sz="4" w:space="4" w:color="auto"/>
+          <w:bottom w:val="single" w:sz="4" w:space="1" w:color="auto"/>
+          <w:right w:val="single" w:sz="4" w:space="4" w:color="auto"/>
+        </w:pBdr>
+        <w:ind w:left="1080"/>
+        <w:rPr>
+          <w:lang w:val="en-US"/>
+        </w:rPr>
+      </w:pPr>
+      <w:r>
+        <w:rPr>
+          <w:lang w:val="en-US"/>
+        </w:rPr>
+        <w:t>int foo(){</w:t>
+      </w:r>
+    </w:p>
+    <w:p>
+      <w:pPr>
+        <w:pStyle w:val="ListParagraph"/>
+        <w:pBdr>
+          <w:top w:val="single" w:sz="4" w:space="1" w:color="auto"/>
+          <w:left w:val="single" w:sz="4" w:space="4" w:color="auto"/>
+          <w:bottom w:val="single" w:sz="4" w:space="1" w:color="auto"/>
+          <w:right w:val="single" w:sz="4" w:space="4" w:color="auto"/>
+        </w:pBdr>
+        <w:ind w:left="1080"/>
+        <w:rPr>
+          <w:lang w:val="en-US"/>
+        </w:rPr>
+      </w:pPr>
+      <w:r>
+        <w:rPr>
+          <w:lang w:val="en-US"/>
+        </w:rPr>
+        <w:t xml:space="preserve">    return 1;</w:t>
+      </w:r>
+    </w:p>
+    <w:p>
+      <w:pPr>
+        <w:pStyle w:val="ListParagraph"/>
+        <w:pBdr>
+          <w:top w:val="single" w:sz="4" w:space="1" w:color="auto"/>
+          <w:left w:val="single" w:sz="4" w:space="4" w:color="auto"/>
+          <w:bottom w:val="single" w:sz="4" w:space="1" w:color="auto"/>
+          <w:right w:val="single" w:sz="4" w:space="4" w:color="auto"/>
+        </w:pBdr>
+        <w:ind w:left="1080"/>
+        <w:rPr>
+          <w:lang w:val="en-US"/>
+        </w:rPr>
+      </w:pPr>
+      <w:r>
+        <w:rPr>
+          <w:lang w:val="en-US"/>
+        </w:rPr>
+        <w:t>}</w:t>
+      </w:r>
+    </w:p>
+    <w:p>
+      <w:pPr>
+        <w:pStyle w:val="ListParagraph"/>
+        <w:numPr>
+          <w:ilvl w:val="0"/>
+          <w:numId w:val="7"/>
+        </w:numPr>
+        <w:rPr>
+          <w:lang w:val="en-US"/>
+        </w:rPr>
+      </w:pPr>
+      <w:r>
+        <w:rPr>
+          <w:lang w:val="en-US"/>
+        </w:rPr>
+        <w:t>Có Bao Nhiêu Cách Để Pass Tham Số?</w:t>
+      </w:r>
+    </w:p>
+    <w:p>
+      <w:pPr>
+        <w:pStyle w:val="ListParagraph"/>
+        <w:numPr>
+          <w:ilvl w:val="0"/>
+          <w:numId w:val="4"/>
+        </w:numPr>
+        <w:rPr>
+          <w:lang w:val="en-US"/>
+        </w:rPr>
+      </w:pPr>
+      <w:r>
+        <w:rPr>
+          <w:lang w:val="en-US"/>
+        </w:rPr>
+        <w:t>2 cách, Pass = giá trị và Pass = tham chiếu</w:t>
+      </w:r>
+    </w:p>
+    <w:p>
+      <w:pPr>
+        <w:pStyle w:val="ListParagraph"/>
+        <w:numPr>
+          <w:ilvl w:val="0"/>
+          <w:numId w:val="7"/>
+        </w:numPr>
+        <w:rPr>
+          <w:lang w:val="en-US"/>
+        </w:rPr>
+      </w:pPr>
+      <w:r>
+        <w:rPr>
+          <w:lang w:val="en-US"/>
+        </w:rPr>
+        <w:t>Hàm Nguyên Mẫu (Function Prototype)?</w:t>
+      </w:r>
+    </w:p>
+    <w:p>
+      <w:pPr>
+        <w:pStyle w:val="ListParagraph"/>
+        <w:numPr>
+          <w:ilvl w:val="0"/>
+          <w:numId w:val="4"/>
+        </w:numPr>
+        <w:rPr>
+          <w:lang w:val="en-US"/>
+        </w:rPr>
+      </w:pPr>
+      <w:r>
+        <w:rPr>
+          <w:lang w:val="en-US"/>
+        </w:rPr>
+        <w:t>Cho trình biên dịch biết ta sẽ khai báo hàm này sau, nó sẽ không báo lỗi khi ta sử dụng hàm mà đéo khai báo nó trước</w:t>
+      </w:r>
+    </w:p>
+    <w:p>
+      <w:pPr>
+        <w:pStyle w:val="ListParagraph"/>
+        <w:pBdr>
+          <w:top w:val="single" w:sz="4" w:space="1" w:color="auto"/>
+          <w:left w:val="single" w:sz="4" w:space="4" w:color="auto"/>
+          <w:bottom w:val="single" w:sz="4" w:space="1" w:color="auto"/>
+          <w:right w:val="single" w:sz="4" w:space="4" w:color="auto"/>
+        </w:pBdr>
+        <w:ind w:left="1080"/>
+        <w:rPr>
+          <w:lang w:val="en-US"/>
+        </w:rPr>
+      </w:pPr>
+      <w:r>
+        <w:rPr>
+          <w:lang w:val="en-US"/>
+        </w:rPr>
+        <w:t>&lt;Kiểu Dữ Liệu&gt; &lt;Tên Hàm&gt;(&lt;Các Kiểu Dữ Liệu Của Tham Số&gt;);</w:t>
+      </w:r>
+    </w:p>
+    <w:p>
+      <w:pPr>
+        <w:pStyle w:val="ListParagraph"/>
+        <w:numPr>
+          <w:ilvl w:val="0"/>
+          <w:numId w:val="4"/>
+        </w:numPr>
+        <w:rPr>
+          <w:lang w:val="en-US"/>
+        </w:rPr>
+      </w:pPr>
+      <w:r>
+        <w:rPr>
+          <w:lang w:val="en-US"/>
+        </w:rPr>
+        <w:t>Ví dụ</w:t>
+      </w:r>
+    </w:p>
+    <w:p>
+      <w:pPr>
+        <w:pStyle w:val="ListParagraph"/>
+        <w:pBdr>
+          <w:top w:val="single" w:sz="4" w:space="1" w:color="auto"/>
+          <w:left w:val="single" w:sz="4" w:space="4" w:color="auto"/>
+          <w:bottom w:val="single" w:sz="4" w:space="1" w:color="auto"/>
+          <w:right w:val="single" w:sz="4" w:space="4" w:color="auto"/>
+        </w:pBdr>
+        <w:ind w:left="1080"/>
+        <w:rPr>
+          <w:lang w:val="en-US"/>
+        </w:rPr>
+      </w:pPr>
+      <w:r>
+        <w:rPr>
+          <w:lang w:val="en-US"/>
+        </w:rPr>
+        <w:t>int foo(int, float);</w:t>
+      </w:r>
+    </w:p>
+    <w:p>
+      <w:pPr>
+        <w:pStyle w:val="ListParagraph"/>
+        <w:pBdr>
+          <w:top w:val="single" w:sz="4" w:space="1" w:color="auto"/>
+          <w:left w:val="single" w:sz="4" w:space="4" w:color="auto"/>
+          <w:bottom w:val="single" w:sz="4" w:space="1" w:color="auto"/>
+          <w:right w:val="single" w:sz="4" w:space="4" w:color="auto"/>
+        </w:pBdr>
+        <w:ind w:left="1080"/>
+        <w:rPr>
+          <w:lang w:val="en-US"/>
+        </w:rPr>
+      </w:pPr>
+    </w:p>
+    <w:p>
+      <w:pPr>
+        <w:pStyle w:val="ListParagraph"/>
+        <w:pBdr>
+          <w:top w:val="single" w:sz="4" w:space="1" w:color="auto"/>
+          <w:left w:val="single" w:sz="4" w:space="4" w:color="auto"/>
+          <w:bottom w:val="single" w:sz="4" w:space="1" w:color="auto"/>
+          <w:right w:val="single" w:sz="4" w:space="4" w:color="auto"/>
+        </w:pBdr>
+        <w:ind w:left="1080"/>
+        <w:rPr>
+          <w:lang w:val="en-US"/>
+        </w:rPr>
+      </w:pPr>
+      <w:r>
+        <w:rPr>
+          <w:lang w:val="en-US"/>
+        </w:rPr>
+        <w:t>int main(){</w:t>
+      </w:r>
+    </w:p>
+    <w:p>
+      <w:pPr>
+        <w:pStyle w:val="ListParagraph"/>
+        <w:pBdr>
+          <w:top w:val="single" w:sz="4" w:space="1" w:color="auto"/>
+          <w:left w:val="single" w:sz="4" w:space="4" w:color="auto"/>
+          <w:bottom w:val="single" w:sz="4" w:space="1" w:color="auto"/>
+          <w:right w:val="single" w:sz="4" w:space="4" w:color="auto"/>
+        </w:pBdr>
+        <w:ind w:left="1080"/>
+        <w:rPr>
+          <w:lang w:val="en-US"/>
+        </w:rPr>
+      </w:pPr>
+      <w:r>
+        <w:rPr>
+          <w:lang w:val="en-US"/>
+        </w:rPr>
+        <w:t xml:space="preserve">    cout &lt;&lt; foo(2, 4);</w:t>
+      </w:r>
+    </w:p>
+    <w:p>
+      <w:pPr>
+        <w:pStyle w:val="ListParagraph"/>
+        <w:pBdr>
+          <w:top w:val="single" w:sz="4" w:space="1" w:color="auto"/>
+          <w:left w:val="single" w:sz="4" w:space="4" w:color="auto"/>
+          <w:bottom w:val="single" w:sz="4" w:space="1" w:color="auto"/>
+          <w:right w:val="single" w:sz="4" w:space="4" w:color="auto"/>
+        </w:pBdr>
+        <w:ind w:left="1080"/>
+        <w:rPr>
+          <w:lang w:val="en-US"/>
+        </w:rPr>
+      </w:pPr>
+      <w:r>
+        <w:rPr>
+          <w:lang w:val="en-US"/>
+        </w:rPr>
+        <w:t>}</w:t>
+      </w:r>
+    </w:p>
+    <w:p>
+      <w:pPr>
+        <w:pStyle w:val="ListParagraph"/>
+        <w:pBdr>
+          <w:top w:val="single" w:sz="4" w:space="1" w:color="auto"/>
+          <w:left w:val="single" w:sz="4" w:space="4" w:color="auto"/>
+          <w:bottom w:val="single" w:sz="4" w:space="1" w:color="auto"/>
+          <w:right w:val="single" w:sz="4" w:space="4" w:color="auto"/>
+        </w:pBdr>
+        <w:ind w:left="1080"/>
+        <w:rPr>
+          <w:lang w:val="en-US"/>
+        </w:rPr>
+      </w:pPr>
+    </w:p>
+    <w:p>
+      <w:pPr>
+        <w:pStyle w:val="ListParagraph"/>
+        <w:pBdr>
+          <w:top w:val="single" w:sz="4" w:space="1" w:color="auto"/>
+          <w:left w:val="single" w:sz="4" w:space="4" w:color="auto"/>
+          <w:bottom w:val="single" w:sz="4" w:space="1" w:color="auto"/>
+          <w:right w:val="single" w:sz="4" w:space="4" w:color="auto"/>
+        </w:pBdr>
+        <w:ind w:left="1080"/>
+        <w:rPr>
+          <w:lang w:val="en-US"/>
+        </w:rPr>
+      </w:pPr>
+      <w:r>
+        <w:rPr>
+          <w:lang w:val="en-US"/>
+        </w:rPr>
+        <w:t>int foo(int a, float b){</w:t>
+      </w:r>
+    </w:p>
+    <w:p>
+      <w:pPr>
+        <w:pStyle w:val="ListParagraph"/>
+        <w:pBdr>
+          <w:top w:val="single" w:sz="4" w:space="1" w:color="auto"/>
+          <w:left w:val="single" w:sz="4" w:space="4" w:color="auto"/>
+          <w:bottom w:val="single" w:sz="4" w:space="1" w:color="auto"/>
+          <w:right w:val="single" w:sz="4" w:space="4" w:color="auto"/>
+        </w:pBdr>
+        <w:ind w:left="1080"/>
+        <w:rPr>
+          <w:lang w:val="en-US"/>
+        </w:rPr>
+      </w:pPr>
+      <w:r>
+        <w:rPr>
+          <w:lang w:val="en-US"/>
+        </w:rPr>
+        <w:t xml:space="preserve">    return a + b;</w:t>
+      </w:r>
+    </w:p>
+    <w:p>
+      <w:pPr>
+        <w:pStyle w:val="ListParagraph"/>
+        <w:pBdr>
+          <w:top w:val="single" w:sz="4" w:space="1" w:color="auto"/>
+          <w:left w:val="single" w:sz="4" w:space="4" w:color="auto"/>
+          <w:bottom w:val="single" w:sz="4" w:space="1" w:color="auto"/>
+          <w:right w:val="single" w:sz="4" w:space="4" w:color="auto"/>
+        </w:pBdr>
+        <w:ind w:left="1080"/>
+        <w:rPr>
+          <w:lang w:val="en-US"/>
+        </w:rPr>
+      </w:pPr>
+      <w:r>
+        <w:rPr>
+          <w:lang w:val="en-US"/>
+        </w:rPr>
+        <w:t>}</w:t>
+      </w:r>
+    </w:p>
+    <w:p>
+      <w:pPr>
+        <w:pStyle w:val="ListParagraph"/>
+        <w:numPr>
+          <w:ilvl w:val="0"/>
+          <w:numId w:val="4"/>
+        </w:numPr>
+        <w:rPr>
+          <w:lang w:val="en-US"/>
+        </w:rPr>
+      </w:pPr>
+      <w:r>
+        <w:rPr>
+          <w:lang w:val="en-US"/>
+        </w:rPr>
+        <w:t>Hàm nguyên mẫu có tác dụng chủ yếu khi bạn có 2 hàm mà nó gọi lẫn nhau, nếu hàm A gọi hàm B, nhưng do B chưa khai báo nên trình biên dịch báo lỗi, hoặc hàm B đã khai báo trước, nhưng trong B lại gọi A, mà A khai báo sau, thế cũng báo lỗi, để ngăn chặn điều, này, dùng hàm nguyên mẫu</w:t>
+      </w:r>
+    </w:p>
+    <w:p>
+      <w:pPr>
+        <w:pStyle w:val="ListParagraph"/>
+        <w:numPr>
+          <w:ilvl w:val="0"/>
+          <w:numId w:val="4"/>
+        </w:numPr>
+        <w:rPr>
+          <w:lang w:val="en-US"/>
+        </w:rPr>
+      </w:pPr>
+      <w:r>
+        <w:rPr>
+          <w:lang w:val="en-US"/>
+        </w:rPr>
+        <w:t>Ví dụ</w:t>
+      </w:r>
+    </w:p>
+    <w:p>
+      <w:pPr>
+        <w:pStyle w:val="ListParagraph"/>
+        <w:pBdr>
+          <w:top w:val="single" w:sz="4" w:space="1" w:color="auto"/>
+          <w:left w:val="single" w:sz="4" w:space="4" w:color="auto"/>
+          <w:bottom w:val="single" w:sz="4" w:space="1" w:color="auto"/>
+          <w:right w:val="single" w:sz="4" w:space="4" w:color="auto"/>
+        </w:pBdr>
+        <w:ind w:left="1080"/>
+        <w:rPr>
+          <w:lang w:val="en-US"/>
+        </w:rPr>
+      </w:pPr>
+      <w:r>
+        <w:rPr>
+          <w:lang w:val="en-US"/>
+        </w:rPr>
+        <w:t>void bar(); // hàm nguyên mẫu</w:t>
+      </w:r>
+    </w:p>
+    <w:p>
+      <w:pPr>
+        <w:pStyle w:val="ListParagraph"/>
+        <w:pBdr>
+          <w:top w:val="single" w:sz="4" w:space="1" w:color="auto"/>
+          <w:left w:val="single" w:sz="4" w:space="4" w:color="auto"/>
+          <w:bottom w:val="single" w:sz="4" w:space="1" w:color="auto"/>
+          <w:right w:val="single" w:sz="4" w:space="4" w:color="auto"/>
+        </w:pBdr>
+        <w:ind w:left="1080"/>
+        <w:rPr>
+          <w:lang w:val="en-US"/>
+        </w:rPr>
+      </w:pPr>
+    </w:p>
+    <w:p>
+      <w:pPr>
+        <w:pStyle w:val="ListParagraph"/>
+        <w:pBdr>
+          <w:top w:val="single" w:sz="4" w:space="1" w:color="auto"/>
+          <w:left w:val="single" w:sz="4" w:space="4" w:color="auto"/>
+          <w:bottom w:val="single" w:sz="4" w:space="1" w:color="auto"/>
+          <w:right w:val="single" w:sz="4" w:space="4" w:color="auto"/>
+        </w:pBdr>
+        <w:ind w:left="1080"/>
+        <w:rPr>
+          <w:lang w:val="en-US"/>
+        </w:rPr>
+      </w:pPr>
+      <w:r>
+        <w:rPr>
+          <w:lang w:val="en-US"/>
+        </w:rPr>
+        <w:t>void foo(){</w:t>
+      </w:r>
+    </w:p>
+    <w:p>
+      <w:pPr>
+        <w:pStyle w:val="ListParagraph"/>
+        <w:pBdr>
+          <w:top w:val="single" w:sz="4" w:space="1" w:color="auto"/>
+          <w:left w:val="single" w:sz="4" w:space="4" w:color="auto"/>
+          <w:bottom w:val="single" w:sz="4" w:space="1" w:color="auto"/>
+          <w:right w:val="single" w:sz="4" w:space="4" w:color="auto"/>
+        </w:pBdr>
+        <w:ind w:left="1080"/>
+        <w:rPr>
+          <w:lang w:val="en-US"/>
+        </w:rPr>
+      </w:pPr>
+      <w:r>
+        <w:rPr>
+          <w:lang w:val="en-US"/>
+        </w:rPr>
+        <w:t xml:space="preserve">    cout &lt;&lt; 1;</w:t>
+      </w:r>
+    </w:p>
+    <w:p>
+      <w:pPr>
+        <w:pStyle w:val="ListParagraph"/>
+        <w:pBdr>
+          <w:top w:val="single" w:sz="4" w:space="1" w:color="auto"/>
+          <w:left w:val="single" w:sz="4" w:space="4" w:color="auto"/>
+          <w:bottom w:val="single" w:sz="4" w:space="1" w:color="auto"/>
+          <w:right w:val="single" w:sz="4" w:space="4" w:color="auto"/>
+        </w:pBdr>
+        <w:ind w:left="1080"/>
+        <w:rPr>
+          <w:lang w:val="en-US"/>
+        </w:rPr>
+      </w:pPr>
+      <w:r>
+        <w:rPr>
+          <w:lang w:val="en-US"/>
+        </w:rPr>
+        <w:t xml:space="preserve">    bar(); // nếu đéo có hàm nguyên mẫu khúc này sẽ báo lỗi</w:t>
+      </w:r>
+    </w:p>
+    <w:p>
+      <w:pPr>
+        <w:pStyle w:val="ListParagraph"/>
+        <w:pBdr>
+          <w:top w:val="single" w:sz="4" w:space="1" w:color="auto"/>
+          <w:left w:val="single" w:sz="4" w:space="4" w:color="auto"/>
+          <w:bottom w:val="single" w:sz="4" w:space="1" w:color="auto"/>
+          <w:right w:val="single" w:sz="4" w:space="4" w:color="auto"/>
+        </w:pBdr>
+        <w:ind w:left="1080"/>
+        <w:rPr>
+          <w:lang w:val="en-US"/>
+        </w:rPr>
+      </w:pPr>
+      <w:r>
+        <w:rPr>
+          <w:lang w:val="en-US"/>
+        </w:rPr>
+        <w:t>}</w:t>
+      </w:r>
+    </w:p>
+    <w:p>
+      <w:pPr>
+        <w:pStyle w:val="ListParagraph"/>
+        <w:pBdr>
+          <w:top w:val="single" w:sz="4" w:space="1" w:color="auto"/>
+          <w:left w:val="single" w:sz="4" w:space="4" w:color="auto"/>
+          <w:bottom w:val="single" w:sz="4" w:space="1" w:color="auto"/>
+          <w:right w:val="single" w:sz="4" w:space="4" w:color="auto"/>
+        </w:pBdr>
+        <w:ind w:left="1080"/>
+        <w:rPr>
+          <w:lang w:val="en-US"/>
+        </w:rPr>
+      </w:pPr>
+    </w:p>
+    <w:p>
+      <w:pPr>
+        <w:pStyle w:val="ListParagraph"/>
+        <w:pBdr>
+          <w:top w:val="single" w:sz="4" w:space="1" w:color="auto"/>
+          <w:left w:val="single" w:sz="4" w:space="4" w:color="auto"/>
+          <w:bottom w:val="single" w:sz="4" w:space="1" w:color="auto"/>
+          <w:right w:val="single" w:sz="4" w:space="4" w:color="auto"/>
+        </w:pBdr>
+        <w:ind w:left="1080"/>
+        <w:rPr>
+          <w:lang w:val="en-US"/>
+        </w:rPr>
+      </w:pPr>
+      <w:r>
+        <w:rPr>
+          <w:lang w:val="en-US"/>
+        </w:rPr>
+        <w:t>void bar(){</w:t>
+      </w:r>
+    </w:p>
+    <w:p>
+      <w:pPr>
+        <w:pStyle w:val="ListParagraph"/>
+        <w:pBdr>
+          <w:top w:val="single" w:sz="4" w:space="1" w:color="auto"/>
+          <w:left w:val="single" w:sz="4" w:space="4" w:color="auto"/>
+          <w:bottom w:val="single" w:sz="4" w:space="1" w:color="auto"/>
+          <w:right w:val="single" w:sz="4" w:space="4" w:color="auto"/>
+        </w:pBdr>
+        <w:ind w:left="1080"/>
+        <w:rPr>
+          <w:lang w:val="en-US"/>
+        </w:rPr>
+      </w:pPr>
+      <w:r>
+        <w:rPr>
+          <w:lang w:val="en-US"/>
+        </w:rPr>
+        <w:t xml:space="preserve">    cout &lt;&lt; 2;</w:t>
+      </w:r>
+    </w:p>
+    <w:p>
+      <w:pPr>
+        <w:pStyle w:val="ListParagraph"/>
+        <w:pBdr>
+          <w:top w:val="single" w:sz="4" w:space="1" w:color="auto"/>
+          <w:left w:val="single" w:sz="4" w:space="4" w:color="auto"/>
+          <w:bottom w:val="single" w:sz="4" w:space="1" w:color="auto"/>
+          <w:right w:val="single" w:sz="4" w:space="4" w:color="auto"/>
+        </w:pBdr>
+        <w:ind w:left="1080"/>
+        <w:rPr>
+          <w:lang w:val="en-US"/>
+        </w:rPr>
+      </w:pPr>
+      <w:r>
+        <w:rPr>
+          <w:lang w:val="en-US"/>
+        </w:rPr>
+        <w:t xml:space="preserve">    foo(); // gọi ngược lại foo tạo thành đệ quy</w:t>
+      </w:r>
+    </w:p>
+    <w:p>
+      <w:pPr>
+        <w:pStyle w:val="ListParagraph"/>
+        <w:pBdr>
+          <w:top w:val="single" w:sz="4" w:space="1" w:color="auto"/>
+          <w:left w:val="single" w:sz="4" w:space="4" w:color="auto"/>
+          <w:bottom w:val="single" w:sz="4" w:space="1" w:color="auto"/>
+          <w:right w:val="single" w:sz="4" w:space="4" w:color="auto"/>
+        </w:pBdr>
+        <w:ind w:left="1080"/>
+        <w:rPr>
+          <w:lang w:val="en-US"/>
+        </w:rPr>
+      </w:pPr>
+      <w:r>
+        <w:rPr>
+          <w:lang w:val="en-US"/>
+        </w:rPr>
+        <w:t>}</w:t>
+      </w:r>
+    </w:p>
+    <w:p>
+      <w:pPr>
+        <w:pStyle w:val="ListParagraph"/>
+        <w:pBdr>
+          <w:top w:val="single" w:sz="4" w:space="1" w:color="auto"/>
+          <w:left w:val="single" w:sz="4" w:space="4" w:color="auto"/>
+          <w:bottom w:val="single" w:sz="4" w:space="1" w:color="auto"/>
+          <w:right w:val="single" w:sz="4" w:space="4" w:color="auto"/>
+        </w:pBdr>
+        <w:ind w:left="1080"/>
+        <w:rPr>
+          <w:lang w:val="en-US"/>
+        </w:rPr>
+      </w:pPr>
+    </w:p>
+    <w:p>
+      <w:pPr>
+        <w:pStyle w:val="ListParagraph"/>
+        <w:pBdr>
+          <w:top w:val="single" w:sz="4" w:space="1" w:color="auto"/>
+          <w:left w:val="single" w:sz="4" w:space="4" w:color="auto"/>
+          <w:bottom w:val="single" w:sz="4" w:space="1" w:color="auto"/>
+          <w:right w:val="single" w:sz="4" w:space="4" w:color="auto"/>
+        </w:pBdr>
+        <w:ind w:left="1080"/>
+        <w:rPr>
+          <w:lang w:val="en-US"/>
+        </w:rPr>
+      </w:pPr>
+      <w:r>
+        <w:rPr>
+          <w:lang w:val="en-US"/>
+        </w:rPr>
+        <w:t>int main(){</w:t>
+      </w:r>
+    </w:p>
+    <w:p>
+      <w:pPr>
+        <w:pStyle w:val="ListParagraph"/>
+        <w:pBdr>
+          <w:top w:val="single" w:sz="4" w:space="1" w:color="auto"/>
+          <w:left w:val="single" w:sz="4" w:space="4" w:color="auto"/>
+          <w:bottom w:val="single" w:sz="4" w:space="1" w:color="auto"/>
+          <w:right w:val="single" w:sz="4" w:space="4" w:color="auto"/>
+        </w:pBdr>
+        <w:ind w:left="1080"/>
+        <w:rPr>
+          <w:lang w:val="en-US"/>
+        </w:rPr>
+      </w:pPr>
+      <w:r>
+        <w:rPr>
+          <w:lang w:val="en-US"/>
+        </w:rPr>
+        <w:t xml:space="preserve">    foo();</w:t>
+      </w:r>
+    </w:p>
+    <w:p>
+      <w:pPr>
+        <w:pStyle w:val="ListParagraph"/>
+        <w:pBdr>
+          <w:top w:val="single" w:sz="4" w:space="1" w:color="auto"/>
+          <w:left w:val="single" w:sz="4" w:space="4" w:color="auto"/>
+          <w:bottom w:val="single" w:sz="4" w:space="1" w:color="auto"/>
+          <w:right w:val="single" w:sz="4" w:space="4" w:color="auto"/>
+        </w:pBdr>
+        <w:ind w:left="1080"/>
+        <w:rPr>
+          <w:lang w:val="en-US"/>
+        </w:rPr>
+      </w:pPr>
+      <w:r>
+        <w:rPr>
+          <w:lang w:val="en-US"/>
+        </w:rPr>
         <w:lastRenderedPageBreak/>
-        <w:t>Ví dụ</w:t>
-      </w:r>
-    </w:p>
-    <w:p>
-      <w:pPr>
-        <w:pStyle w:val="ListParagraph"/>
-        <w:pBdr>
-          <w:top w:val="single" w:sz="4" w:space="1" w:color="auto"/>
-          <w:left w:val="single" w:sz="4" w:space="4" w:color="auto"/>
-          <w:bottom w:val="single" w:sz="4" w:space="1" w:color="auto"/>
-          <w:right w:val="single" w:sz="4" w:space="4" w:color="auto"/>
-        </w:pBdr>
-        <w:ind w:left="1080"/>
-        <w:rPr>
-          <w:lang w:val="en-US"/>
-        </w:rPr>
-      </w:pPr>
-      <w:r>
-        <w:rPr>
-          <w:lang w:val="en-US"/>
-        </w:rPr>
-        <w:t>int foo(){</w:t>
-      </w:r>
-    </w:p>
-    <w:p>
-      <w:pPr>
-        <w:pStyle w:val="ListParagraph"/>
-        <w:pBdr>
-          <w:top w:val="single" w:sz="4" w:space="1" w:color="auto"/>
-          <w:left w:val="single" w:sz="4" w:space="4" w:color="auto"/>
-          <w:bottom w:val="single" w:sz="4" w:space="1" w:color="auto"/>
-          <w:right w:val="single" w:sz="4" w:space="4" w:color="auto"/>
-        </w:pBdr>
-        <w:ind w:left="1080"/>
-        <w:rPr>
-          <w:lang w:val="en-US"/>
-        </w:rPr>
-      </w:pPr>
-      <w:r>
-        <w:rPr>
-          <w:lang w:val="en-US"/>
-        </w:rPr>
-        <w:t xml:space="preserve">    return 1;</w:t>
-      </w:r>
-    </w:p>
-    <w:p>
-      <w:pPr>
-        <w:pStyle w:val="ListParagraph"/>
-        <w:pBdr>
-          <w:top w:val="single" w:sz="4" w:space="1" w:color="auto"/>
-          <w:left w:val="single" w:sz="4" w:space="4" w:color="auto"/>
-          <w:bottom w:val="single" w:sz="4" w:space="1" w:color="auto"/>
-          <w:right w:val="single" w:sz="4" w:space="4" w:color="auto"/>
-        </w:pBdr>
-        <w:ind w:left="1080"/>
-        <w:rPr>
-          <w:lang w:val="en-US"/>
-        </w:rPr>
-      </w:pPr>
-      <w:r>
-        <w:rPr>
-          <w:lang w:val="en-US"/>
-        </w:rPr>
         <w:t>}</w:t>
       </w:r>
     </w:p>
@@ -14145,6 +14964,24 @@
         <w:pStyle w:val="ListParagraph"/>
         <w:numPr>
           <w:ilvl w:val="0"/>
+          <w:numId w:val="4"/>
+        </w:numPr>
+        <w:rPr>
+          <w:lang w:val="en-US"/>
+        </w:rPr>
+      </w:pPr>
+      <w:r>
+        <w:rPr>
+          <w:lang w:val="en-US"/>
+        </w:rPr>
+        <w:t>Chương trình trên sẽ in ra liên tục “1212121212…” đéo ngừng, kiểu như Flip Flop</w:t>
+      </w:r>
+    </w:p>
+    <w:p>
+      <w:pPr>
+        <w:pStyle w:val="ListParagraph"/>
+        <w:numPr>
+          <w:ilvl w:val="0"/>
           <w:numId w:val="7"/>
         </w:numPr>
         <w:rPr>
@@ -14155,645 +14992,6 @@
         <w:rPr>
           <w:lang w:val="en-US"/>
         </w:rPr>
-        <w:t>Có Bao Nhiêu Cách Để Pass Tham Số?</w:t>
-      </w:r>
-    </w:p>
-    <w:p>
-      <w:pPr>
-        <w:pStyle w:val="ListParagraph"/>
-        <w:numPr>
-          <w:ilvl w:val="0"/>
-          <w:numId w:val="4"/>
-        </w:numPr>
-        <w:rPr>
-          <w:lang w:val="en-US"/>
-        </w:rPr>
-      </w:pPr>
-      <w:r>
-        <w:rPr>
-          <w:lang w:val="en-US"/>
-        </w:rPr>
-        <w:t>2 cách, Pass = giá trị và Pass = tham chiếu</w:t>
-      </w:r>
-    </w:p>
-    <w:p>
-      <w:pPr>
-        <w:pStyle w:val="ListParagraph"/>
-        <w:numPr>
-          <w:ilvl w:val="0"/>
-          <w:numId w:val="7"/>
-        </w:numPr>
-        <w:rPr>
-          <w:lang w:val="en-US"/>
-        </w:rPr>
-      </w:pPr>
-      <w:r>
-        <w:rPr>
-          <w:lang w:val="en-US"/>
-        </w:rPr>
-        <w:t>Hàm Nguyên Mẫu (Function Prototype)?</w:t>
-      </w:r>
-    </w:p>
-    <w:p>
-      <w:pPr>
-        <w:pStyle w:val="ListParagraph"/>
-        <w:numPr>
-          <w:ilvl w:val="0"/>
-          <w:numId w:val="4"/>
-        </w:numPr>
-        <w:rPr>
-          <w:lang w:val="en-US"/>
-        </w:rPr>
-      </w:pPr>
-      <w:r>
-        <w:rPr>
-          <w:lang w:val="en-US"/>
-        </w:rPr>
-        <w:t>Cho trình biên dịch biết ta sẽ khai báo hàm này sau, nó sẽ không báo lỗi khi ta sử dụng hàm mà đéo khai báo nó trước</w:t>
-      </w:r>
-    </w:p>
-    <w:p>
-      <w:pPr>
-        <w:pStyle w:val="ListParagraph"/>
-        <w:pBdr>
-          <w:top w:val="single" w:sz="4" w:space="1" w:color="auto"/>
-          <w:left w:val="single" w:sz="4" w:space="4" w:color="auto"/>
-          <w:bottom w:val="single" w:sz="4" w:space="1" w:color="auto"/>
-          <w:right w:val="single" w:sz="4" w:space="4" w:color="auto"/>
-        </w:pBdr>
-        <w:ind w:left="1080"/>
-        <w:rPr>
-          <w:lang w:val="en-US"/>
-        </w:rPr>
-      </w:pPr>
-      <w:r>
-        <w:rPr>
-          <w:lang w:val="en-US"/>
-        </w:rPr>
-        <w:t>&lt;Kiểu Dữ Liệu&gt; &lt;Tên Hàm&gt;(&lt;Các Kiểu Dữ Liệu Của Tham Số&gt;);</w:t>
-      </w:r>
-    </w:p>
-    <w:p>
-      <w:pPr>
-        <w:pStyle w:val="ListParagraph"/>
-        <w:numPr>
-          <w:ilvl w:val="0"/>
-          <w:numId w:val="4"/>
-        </w:numPr>
-        <w:rPr>
-          <w:lang w:val="en-US"/>
-        </w:rPr>
-      </w:pPr>
-      <w:r>
-        <w:rPr>
-          <w:lang w:val="en-US"/>
-        </w:rPr>
-        <w:t>Ví dụ</w:t>
-      </w:r>
-    </w:p>
-    <w:p>
-      <w:pPr>
-        <w:pStyle w:val="ListParagraph"/>
-        <w:pBdr>
-          <w:top w:val="single" w:sz="4" w:space="1" w:color="auto"/>
-          <w:left w:val="single" w:sz="4" w:space="4" w:color="auto"/>
-          <w:bottom w:val="single" w:sz="4" w:space="1" w:color="auto"/>
-          <w:right w:val="single" w:sz="4" w:space="4" w:color="auto"/>
-        </w:pBdr>
-        <w:ind w:left="1080"/>
-        <w:rPr>
-          <w:lang w:val="en-US"/>
-        </w:rPr>
-      </w:pPr>
-      <w:r>
-        <w:rPr>
-          <w:lang w:val="en-US"/>
-        </w:rPr>
-        <w:t>int foo(int, float);</w:t>
-      </w:r>
-    </w:p>
-    <w:p>
-      <w:pPr>
-        <w:pStyle w:val="ListParagraph"/>
-        <w:pBdr>
-          <w:top w:val="single" w:sz="4" w:space="1" w:color="auto"/>
-          <w:left w:val="single" w:sz="4" w:space="4" w:color="auto"/>
-          <w:bottom w:val="single" w:sz="4" w:space="1" w:color="auto"/>
-          <w:right w:val="single" w:sz="4" w:space="4" w:color="auto"/>
-        </w:pBdr>
-        <w:ind w:left="1080"/>
-        <w:rPr>
-          <w:lang w:val="en-US"/>
-        </w:rPr>
-      </w:pPr>
-    </w:p>
-    <w:p>
-      <w:pPr>
-        <w:pStyle w:val="ListParagraph"/>
-        <w:pBdr>
-          <w:top w:val="single" w:sz="4" w:space="1" w:color="auto"/>
-          <w:left w:val="single" w:sz="4" w:space="4" w:color="auto"/>
-          <w:bottom w:val="single" w:sz="4" w:space="1" w:color="auto"/>
-          <w:right w:val="single" w:sz="4" w:space="4" w:color="auto"/>
-        </w:pBdr>
-        <w:ind w:left="1080"/>
-        <w:rPr>
-          <w:lang w:val="en-US"/>
-        </w:rPr>
-      </w:pPr>
-      <w:r>
-        <w:rPr>
-          <w:lang w:val="en-US"/>
-        </w:rPr>
-        <w:t>int main(){</w:t>
-      </w:r>
-    </w:p>
-    <w:p>
-      <w:pPr>
-        <w:pStyle w:val="ListParagraph"/>
-        <w:pBdr>
-          <w:top w:val="single" w:sz="4" w:space="1" w:color="auto"/>
-          <w:left w:val="single" w:sz="4" w:space="4" w:color="auto"/>
-          <w:bottom w:val="single" w:sz="4" w:space="1" w:color="auto"/>
-          <w:right w:val="single" w:sz="4" w:space="4" w:color="auto"/>
-        </w:pBdr>
-        <w:ind w:left="1080"/>
-        <w:rPr>
-          <w:lang w:val="en-US"/>
-        </w:rPr>
-      </w:pPr>
-      <w:r>
-        <w:rPr>
-          <w:lang w:val="en-US"/>
-        </w:rPr>
-        <w:t xml:space="preserve">    cout &lt;&lt; foo(2, 4);</w:t>
-      </w:r>
-    </w:p>
-    <w:p>
-      <w:pPr>
-        <w:pStyle w:val="ListParagraph"/>
-        <w:pBdr>
-          <w:top w:val="single" w:sz="4" w:space="1" w:color="auto"/>
-          <w:left w:val="single" w:sz="4" w:space="4" w:color="auto"/>
-          <w:bottom w:val="single" w:sz="4" w:space="1" w:color="auto"/>
-          <w:right w:val="single" w:sz="4" w:space="4" w:color="auto"/>
-        </w:pBdr>
-        <w:ind w:left="1080"/>
-        <w:rPr>
-          <w:lang w:val="en-US"/>
-        </w:rPr>
-      </w:pPr>
-      <w:r>
-        <w:rPr>
-          <w:lang w:val="en-US"/>
-        </w:rPr>
-        <w:t>}</w:t>
-      </w:r>
-    </w:p>
-    <w:p>
-      <w:pPr>
-        <w:pStyle w:val="ListParagraph"/>
-        <w:pBdr>
-          <w:top w:val="single" w:sz="4" w:space="1" w:color="auto"/>
-          <w:left w:val="single" w:sz="4" w:space="4" w:color="auto"/>
-          <w:bottom w:val="single" w:sz="4" w:space="1" w:color="auto"/>
-          <w:right w:val="single" w:sz="4" w:space="4" w:color="auto"/>
-        </w:pBdr>
-        <w:ind w:left="1080"/>
-        <w:rPr>
-          <w:lang w:val="en-US"/>
-        </w:rPr>
-      </w:pPr>
-    </w:p>
-    <w:p>
-      <w:pPr>
-        <w:pStyle w:val="ListParagraph"/>
-        <w:pBdr>
-          <w:top w:val="single" w:sz="4" w:space="1" w:color="auto"/>
-          <w:left w:val="single" w:sz="4" w:space="4" w:color="auto"/>
-          <w:bottom w:val="single" w:sz="4" w:space="1" w:color="auto"/>
-          <w:right w:val="single" w:sz="4" w:space="4" w:color="auto"/>
-        </w:pBdr>
-        <w:ind w:left="1080"/>
-        <w:rPr>
-          <w:lang w:val="en-US"/>
-        </w:rPr>
-      </w:pPr>
-      <w:r>
-        <w:rPr>
-          <w:lang w:val="en-US"/>
-        </w:rPr>
-        <w:t>int foo(int a, float b){</w:t>
-      </w:r>
-    </w:p>
-    <w:p>
-      <w:pPr>
-        <w:pStyle w:val="ListParagraph"/>
-        <w:pBdr>
-          <w:top w:val="single" w:sz="4" w:space="1" w:color="auto"/>
-          <w:left w:val="single" w:sz="4" w:space="4" w:color="auto"/>
-          <w:bottom w:val="single" w:sz="4" w:space="1" w:color="auto"/>
-          <w:right w:val="single" w:sz="4" w:space="4" w:color="auto"/>
-        </w:pBdr>
-        <w:ind w:left="1080"/>
-        <w:rPr>
-          <w:lang w:val="en-US"/>
-        </w:rPr>
-      </w:pPr>
-      <w:r>
-        <w:rPr>
-          <w:lang w:val="en-US"/>
-        </w:rPr>
-        <w:t xml:space="preserve">    return a + b;</w:t>
-      </w:r>
-    </w:p>
-    <w:p>
-      <w:pPr>
-        <w:pStyle w:val="ListParagraph"/>
-        <w:pBdr>
-          <w:top w:val="single" w:sz="4" w:space="1" w:color="auto"/>
-          <w:left w:val="single" w:sz="4" w:space="4" w:color="auto"/>
-          <w:bottom w:val="single" w:sz="4" w:space="1" w:color="auto"/>
-          <w:right w:val="single" w:sz="4" w:space="4" w:color="auto"/>
-        </w:pBdr>
-        <w:ind w:left="1080"/>
-        <w:rPr>
-          <w:lang w:val="en-US"/>
-        </w:rPr>
-      </w:pPr>
-      <w:r>
-        <w:rPr>
-          <w:lang w:val="en-US"/>
-        </w:rPr>
-        <w:t>}</w:t>
-      </w:r>
-    </w:p>
-    <w:p>
-      <w:pPr>
-        <w:pStyle w:val="ListParagraph"/>
-        <w:numPr>
-          <w:ilvl w:val="0"/>
-          <w:numId w:val="4"/>
-        </w:numPr>
-        <w:rPr>
-          <w:lang w:val="en-US"/>
-        </w:rPr>
-      </w:pPr>
-      <w:r>
-        <w:rPr>
-          <w:lang w:val="en-US"/>
-        </w:rPr>
-        <w:t>Hàm nguyên mẫu có tác dụng chủ yếu khi bạn có 2 hàm mà nó gọi lẫn nhau, nếu hàm A gọi hàm B, nhưng do B chưa khai báo nên trình biên dịch báo lỗi, hoặc hàm B đã khai báo trước, nhưng trong B lại gọi A, mà A khai báo sau, thế cũng báo lỗi, để ngăn chặn điều, này, dùng hàm nguyên mẫu</w:t>
-      </w:r>
-    </w:p>
-    <w:p>
-      <w:pPr>
-        <w:pStyle w:val="ListParagraph"/>
-        <w:numPr>
-          <w:ilvl w:val="0"/>
-          <w:numId w:val="4"/>
-        </w:numPr>
-        <w:rPr>
-          <w:lang w:val="en-US"/>
-        </w:rPr>
-      </w:pPr>
-      <w:r>
-        <w:rPr>
-          <w:lang w:val="en-US"/>
-        </w:rPr>
-        <w:t>Ví dụ</w:t>
-      </w:r>
-    </w:p>
-    <w:p>
-      <w:pPr>
-        <w:pStyle w:val="ListParagraph"/>
-        <w:pBdr>
-          <w:top w:val="single" w:sz="4" w:space="1" w:color="auto"/>
-          <w:left w:val="single" w:sz="4" w:space="4" w:color="auto"/>
-          <w:bottom w:val="single" w:sz="4" w:space="1" w:color="auto"/>
-          <w:right w:val="single" w:sz="4" w:space="4" w:color="auto"/>
-        </w:pBdr>
-        <w:ind w:left="1080"/>
-        <w:rPr>
-          <w:lang w:val="en-US"/>
-        </w:rPr>
-      </w:pPr>
-      <w:r>
-        <w:rPr>
-          <w:lang w:val="en-US"/>
-        </w:rPr>
-        <w:t>void bar(); // hàm nguyên mẫu</w:t>
-      </w:r>
-    </w:p>
-    <w:p>
-      <w:pPr>
-        <w:pStyle w:val="ListParagraph"/>
-        <w:pBdr>
-          <w:top w:val="single" w:sz="4" w:space="1" w:color="auto"/>
-          <w:left w:val="single" w:sz="4" w:space="4" w:color="auto"/>
-          <w:bottom w:val="single" w:sz="4" w:space="1" w:color="auto"/>
-          <w:right w:val="single" w:sz="4" w:space="4" w:color="auto"/>
-        </w:pBdr>
-        <w:ind w:left="1080"/>
-        <w:rPr>
-          <w:lang w:val="en-US"/>
-        </w:rPr>
-      </w:pPr>
-    </w:p>
-    <w:p>
-      <w:pPr>
-        <w:pStyle w:val="ListParagraph"/>
-        <w:pBdr>
-          <w:top w:val="single" w:sz="4" w:space="1" w:color="auto"/>
-          <w:left w:val="single" w:sz="4" w:space="4" w:color="auto"/>
-          <w:bottom w:val="single" w:sz="4" w:space="1" w:color="auto"/>
-          <w:right w:val="single" w:sz="4" w:space="4" w:color="auto"/>
-        </w:pBdr>
-        <w:ind w:left="1080"/>
-        <w:rPr>
-          <w:lang w:val="en-US"/>
-        </w:rPr>
-      </w:pPr>
-      <w:r>
-        <w:rPr>
-          <w:lang w:val="en-US"/>
-        </w:rPr>
-        <w:t>void foo(){</w:t>
-      </w:r>
-    </w:p>
-    <w:p>
-      <w:pPr>
-        <w:pStyle w:val="ListParagraph"/>
-        <w:pBdr>
-          <w:top w:val="single" w:sz="4" w:space="1" w:color="auto"/>
-          <w:left w:val="single" w:sz="4" w:space="4" w:color="auto"/>
-          <w:bottom w:val="single" w:sz="4" w:space="1" w:color="auto"/>
-          <w:right w:val="single" w:sz="4" w:space="4" w:color="auto"/>
-        </w:pBdr>
-        <w:ind w:left="1080"/>
-        <w:rPr>
-          <w:lang w:val="en-US"/>
-        </w:rPr>
-      </w:pPr>
-      <w:r>
-        <w:rPr>
-          <w:lang w:val="en-US"/>
-        </w:rPr>
-        <w:t xml:space="preserve">    cout &lt;&lt; 1;</w:t>
-      </w:r>
-    </w:p>
-    <w:p>
-      <w:pPr>
-        <w:pStyle w:val="ListParagraph"/>
-        <w:pBdr>
-          <w:top w:val="single" w:sz="4" w:space="1" w:color="auto"/>
-          <w:left w:val="single" w:sz="4" w:space="4" w:color="auto"/>
-          <w:bottom w:val="single" w:sz="4" w:space="1" w:color="auto"/>
-          <w:right w:val="single" w:sz="4" w:space="4" w:color="auto"/>
-        </w:pBdr>
-        <w:ind w:left="1080"/>
-        <w:rPr>
-          <w:lang w:val="en-US"/>
-        </w:rPr>
-      </w:pPr>
-      <w:r>
-        <w:rPr>
-          <w:lang w:val="en-US"/>
-        </w:rPr>
-        <w:t xml:space="preserve">    bar(); // nếu đéo có hàm nguyên mẫu khúc này sẽ báo lỗi</w:t>
-      </w:r>
-    </w:p>
-    <w:p>
-      <w:pPr>
-        <w:pStyle w:val="ListParagraph"/>
-        <w:pBdr>
-          <w:top w:val="single" w:sz="4" w:space="1" w:color="auto"/>
-          <w:left w:val="single" w:sz="4" w:space="4" w:color="auto"/>
-          <w:bottom w:val="single" w:sz="4" w:space="1" w:color="auto"/>
-          <w:right w:val="single" w:sz="4" w:space="4" w:color="auto"/>
-        </w:pBdr>
-        <w:ind w:left="1080"/>
-        <w:rPr>
-          <w:lang w:val="en-US"/>
-        </w:rPr>
-      </w:pPr>
-      <w:r>
-        <w:rPr>
-          <w:lang w:val="en-US"/>
-        </w:rPr>
-        <w:t>}</w:t>
-      </w:r>
-    </w:p>
-    <w:p>
-      <w:pPr>
-        <w:pStyle w:val="ListParagraph"/>
-        <w:pBdr>
-          <w:top w:val="single" w:sz="4" w:space="1" w:color="auto"/>
-          <w:left w:val="single" w:sz="4" w:space="4" w:color="auto"/>
-          <w:bottom w:val="single" w:sz="4" w:space="1" w:color="auto"/>
-          <w:right w:val="single" w:sz="4" w:space="4" w:color="auto"/>
-        </w:pBdr>
-        <w:ind w:left="1080"/>
-        <w:rPr>
-          <w:lang w:val="en-US"/>
-        </w:rPr>
-      </w:pPr>
-    </w:p>
-    <w:p>
-      <w:pPr>
-        <w:pStyle w:val="ListParagraph"/>
-        <w:pBdr>
-          <w:top w:val="single" w:sz="4" w:space="1" w:color="auto"/>
-          <w:left w:val="single" w:sz="4" w:space="4" w:color="auto"/>
-          <w:bottom w:val="single" w:sz="4" w:space="1" w:color="auto"/>
-          <w:right w:val="single" w:sz="4" w:space="4" w:color="auto"/>
-        </w:pBdr>
-        <w:ind w:left="1080"/>
-        <w:rPr>
-          <w:lang w:val="en-US"/>
-        </w:rPr>
-      </w:pPr>
-      <w:r>
-        <w:rPr>
-          <w:lang w:val="en-US"/>
-        </w:rPr>
-        <w:t>void bar(){</w:t>
-      </w:r>
-    </w:p>
-    <w:p>
-      <w:pPr>
-        <w:pStyle w:val="ListParagraph"/>
-        <w:pBdr>
-          <w:top w:val="single" w:sz="4" w:space="1" w:color="auto"/>
-          <w:left w:val="single" w:sz="4" w:space="4" w:color="auto"/>
-          <w:bottom w:val="single" w:sz="4" w:space="1" w:color="auto"/>
-          <w:right w:val="single" w:sz="4" w:space="4" w:color="auto"/>
-        </w:pBdr>
-        <w:ind w:left="1080"/>
-        <w:rPr>
-          <w:lang w:val="en-US"/>
-        </w:rPr>
-      </w:pPr>
-      <w:r>
-        <w:rPr>
-          <w:lang w:val="en-US"/>
-        </w:rPr>
-        <w:t xml:space="preserve">    cout &lt;&lt; 2;</w:t>
-      </w:r>
-    </w:p>
-    <w:p>
-      <w:pPr>
-        <w:pStyle w:val="ListParagraph"/>
-        <w:pBdr>
-          <w:top w:val="single" w:sz="4" w:space="1" w:color="auto"/>
-          <w:left w:val="single" w:sz="4" w:space="4" w:color="auto"/>
-          <w:bottom w:val="single" w:sz="4" w:space="1" w:color="auto"/>
-          <w:right w:val="single" w:sz="4" w:space="4" w:color="auto"/>
-        </w:pBdr>
-        <w:ind w:left="1080"/>
-        <w:rPr>
-          <w:lang w:val="en-US"/>
-        </w:rPr>
-      </w:pPr>
-      <w:r>
-        <w:rPr>
-          <w:lang w:val="en-US"/>
-        </w:rPr>
-        <w:t xml:space="preserve">    foo(); // gọi ngược lại foo tạo thành đệ quy</w:t>
-      </w:r>
-    </w:p>
-    <w:p>
-      <w:pPr>
-        <w:pStyle w:val="ListParagraph"/>
-        <w:pBdr>
-          <w:top w:val="single" w:sz="4" w:space="1" w:color="auto"/>
-          <w:left w:val="single" w:sz="4" w:space="4" w:color="auto"/>
-          <w:bottom w:val="single" w:sz="4" w:space="1" w:color="auto"/>
-          <w:right w:val="single" w:sz="4" w:space="4" w:color="auto"/>
-        </w:pBdr>
-        <w:ind w:left="1080"/>
-        <w:rPr>
-          <w:lang w:val="en-US"/>
-        </w:rPr>
-      </w:pPr>
-      <w:r>
-        <w:rPr>
-          <w:lang w:val="en-US"/>
-        </w:rPr>
-        <w:t>}</w:t>
-      </w:r>
-    </w:p>
-    <w:p>
-      <w:pPr>
-        <w:pStyle w:val="ListParagraph"/>
-        <w:pBdr>
-          <w:top w:val="single" w:sz="4" w:space="1" w:color="auto"/>
-          <w:left w:val="single" w:sz="4" w:space="4" w:color="auto"/>
-          <w:bottom w:val="single" w:sz="4" w:space="1" w:color="auto"/>
-          <w:right w:val="single" w:sz="4" w:space="4" w:color="auto"/>
-        </w:pBdr>
-        <w:ind w:left="1080"/>
-        <w:rPr>
-          <w:lang w:val="en-US"/>
-        </w:rPr>
-      </w:pPr>
-    </w:p>
-    <w:p>
-      <w:pPr>
-        <w:pStyle w:val="ListParagraph"/>
-        <w:pBdr>
-          <w:top w:val="single" w:sz="4" w:space="1" w:color="auto"/>
-          <w:left w:val="single" w:sz="4" w:space="4" w:color="auto"/>
-          <w:bottom w:val="single" w:sz="4" w:space="1" w:color="auto"/>
-          <w:right w:val="single" w:sz="4" w:space="4" w:color="auto"/>
-        </w:pBdr>
-        <w:ind w:left="1080"/>
-        <w:rPr>
-          <w:lang w:val="en-US"/>
-        </w:rPr>
-      </w:pPr>
-      <w:r>
-        <w:rPr>
-          <w:lang w:val="en-US"/>
-        </w:rPr>
-        <w:t>int main(){</w:t>
-      </w:r>
-    </w:p>
-    <w:p>
-      <w:pPr>
-        <w:pStyle w:val="ListParagraph"/>
-        <w:pBdr>
-          <w:top w:val="single" w:sz="4" w:space="1" w:color="auto"/>
-          <w:left w:val="single" w:sz="4" w:space="4" w:color="auto"/>
-          <w:bottom w:val="single" w:sz="4" w:space="1" w:color="auto"/>
-          <w:right w:val="single" w:sz="4" w:space="4" w:color="auto"/>
-        </w:pBdr>
-        <w:ind w:left="1080"/>
-        <w:rPr>
-          <w:lang w:val="en-US"/>
-        </w:rPr>
-      </w:pPr>
-      <w:r>
-        <w:rPr>
-          <w:lang w:val="en-US"/>
-        </w:rPr>
-        <w:t xml:space="preserve">    foo();</w:t>
-      </w:r>
-    </w:p>
-    <w:p>
-      <w:pPr>
-        <w:pStyle w:val="ListParagraph"/>
-        <w:pBdr>
-          <w:top w:val="single" w:sz="4" w:space="1" w:color="auto"/>
-          <w:left w:val="single" w:sz="4" w:space="4" w:color="auto"/>
-          <w:bottom w:val="single" w:sz="4" w:space="1" w:color="auto"/>
-          <w:right w:val="single" w:sz="4" w:space="4" w:color="auto"/>
-        </w:pBdr>
-        <w:ind w:left="1080"/>
-        <w:rPr>
-          <w:lang w:val="en-US"/>
-        </w:rPr>
-      </w:pPr>
-      <w:r>
-        <w:rPr>
-          <w:lang w:val="en-US"/>
-        </w:rPr>
-        <w:t>}</w:t>
-      </w:r>
-    </w:p>
-    <w:p>
-      <w:pPr>
-        <w:pStyle w:val="ListParagraph"/>
-        <w:numPr>
-          <w:ilvl w:val="0"/>
-          <w:numId w:val="4"/>
-        </w:numPr>
-        <w:rPr>
-          <w:lang w:val="en-US"/>
-        </w:rPr>
-      </w:pPr>
-      <w:r>
-        <w:rPr>
-          <w:lang w:val="en-US"/>
-        </w:rPr>
-        <w:t>Chương trình trên sẽ in ra liên tục “1212121212…” đéo ngừng, kiểu như Flip Flop</w:t>
-      </w:r>
-    </w:p>
-    <w:p>
-      <w:pPr>
-        <w:pStyle w:val="ListParagraph"/>
-        <w:numPr>
-          <w:ilvl w:val="0"/>
-          <w:numId w:val="7"/>
-        </w:numPr>
-        <w:rPr>
-          <w:lang w:val="en-US"/>
-        </w:rPr>
-      </w:pPr>
-      <w:r>
-        <w:rPr>
-          <w:lang w:val="en-US"/>
-        </w:rPr>
         <w:t>Scope?</w:t>
       </w:r>
     </w:p>
@@ -14884,7 +15082,6 @@
         <w:rPr>
           <w:lang w:val="en-US"/>
         </w:rPr>
-        <w:lastRenderedPageBreak/>
         <w:t>Biến kiểu Static y chang mặc định, chỉ có điều khi {} chứa nó kết thúc, nó sẽ không biến mất khỏi RAM, và khi khối {} chứa nó được thực thi lại, thì sẽ không tạo ra biến mới mà dùng biến cũ</w:t>
       </w:r>
       <w:r>
@@ -15466,6 +15663,7 @@
         <w:rPr>
           <w:lang w:val="en-US"/>
         </w:rPr>
+        <w:lastRenderedPageBreak/>
         <w:t>Tạo 1 đối tượng của 1 Class</w:t>
       </w:r>
     </w:p>
@@ -15623,7 +15821,6 @@
         <w:rPr>
           <w:lang w:val="en-US"/>
         </w:rPr>
-        <w:lastRenderedPageBreak/>
         <w:t>Struct:</w:t>
       </w:r>
     </w:p>

--- a/c++.docx
+++ b/c++.docx
@@ -3352,6 +3352,24 @@
     </w:p>
     <w:p>
       <w:pPr>
+        <w:pStyle w:val="ListParagraph"/>
+        <w:numPr>
+          <w:ilvl w:val="0"/>
+          <w:numId w:val="4"/>
+        </w:numPr>
+        <w:rPr>
+          <w:lang w:val="en-US"/>
+        </w:rPr>
+      </w:pPr>
+      <w:r>
+        <w:rPr>
+          <w:lang w:val="en-US"/>
+        </w:rPr>
+        <w:t>Text là vùng nhớ dùng để lưu chương trình, tức là các Instruction, mỗi hàm trong chương trình sẽ được lưu ở đây dưới dạng các dãy Instruction liên tục, khi gọi hàm thì các Instruction này sẽ được thực thi lần lượt</w:t>
+      </w:r>
+    </w:p>
+    <w:p>
+      <w:pPr>
         <w:rPr>
           <w:lang w:val="en-US"/>
         </w:rPr>
@@ -3900,6 +3918,7 @@
         <w:rPr>
           <w:lang w:val="en-US"/>
         </w:rPr>
+        <w:lastRenderedPageBreak/>
         <w:t>Khi này, trình biên dịch sẽ không thế foo thành false hết nữa vì nó biến foo có thể thay đổi</w:t>
       </w:r>
     </w:p>
@@ -4817,7 +4836,6 @@
         <w:rPr>
           <w:lang w:val="en-US"/>
         </w:rPr>
-        <w:lastRenderedPageBreak/>
         <w:t>CHAR_BIT</w:t>
       </w:r>
       <w:r>
@@ -5523,6 +5541,7 @@
         <w:rPr>
           <w:lang w:val="en-US"/>
         </w:rPr>
+        <w:lastRenderedPageBreak/>
         <w:t>foo = sizeof(float);</w:t>
       </w:r>
     </w:p>
@@ -5615,7 +5634,6 @@
         <w:rPr>
           <w:lang w:val="en-US"/>
         </w:rPr>
-        <w:lastRenderedPageBreak/>
         <w:t>Trả về tổng số Byte 1 mảng</w:t>
       </w:r>
     </w:p>
@@ -7339,6 +7357,7 @@
         <w:rPr>
           <w:lang w:val="en-US"/>
         </w:rPr>
+        <w:lastRenderedPageBreak/>
         <w:t>auto &lt;Biến&gt; = &lt;Giá Trị&gt;;</w:t>
       </w:r>
     </w:p>
@@ -7378,7 +7397,6 @@
         <w:rPr>
           <w:lang w:val="en-US"/>
         </w:rPr>
-        <w:lastRenderedPageBreak/>
         <w:t>auto foo = 2.f;</w:t>
       </w:r>
     </w:p>
@@ -8021,6 +8039,7 @@
         <w:rPr>
           <w:lang w:val="en-US"/>
         </w:rPr>
+        <w:lastRenderedPageBreak/>
         <w:t xml:space="preserve">int* </w:t>
       </w:r>
       <w:r>
@@ -8084,7 +8103,6 @@
         <w:rPr>
           <w:lang w:val="en-US"/>
         </w:rPr>
-        <w:lastRenderedPageBreak/>
         <w:t>*&lt;Pointer&gt;</w:t>
       </w:r>
     </w:p>
@@ -9036,6 +9054,7 @@
         <w:rPr>
           <w:lang w:val="en-US"/>
         </w:rPr>
+        <w:lastRenderedPageBreak/>
         <w:t>Const Pointer?</w:t>
       </w:r>
     </w:p>
@@ -9096,7 +9115,6 @@
         <w:rPr>
           <w:lang w:val="en-US"/>
         </w:rPr>
-        <w:lastRenderedPageBreak/>
         <w:t>Để khai báo 1 Const Pointer, thì làm y chang như khi khai báo 1 Pointer nhưng đặt “const” ở đầu</w:t>
       </w:r>
     </w:p>
@@ -9982,6 +10000,7 @@
         <w:rPr>
           <w:lang w:val="en-US"/>
         </w:rPr>
+        <w:lastRenderedPageBreak/>
         <w:t>Tạo 1 mảng không có giá trị ban đầu</w:t>
       </w:r>
     </w:p>
@@ -10042,7 +10061,6 @@
         <w:rPr>
           <w:lang w:val="en-US"/>
         </w:rPr>
-        <w:lastRenderedPageBreak/>
         <w:t>int foo[10];</w:t>
       </w:r>
     </w:p>
@@ -10864,43 +10882,1077 @@
         <w:rPr>
           <w:lang w:val="en-US"/>
         </w:rPr>
-        <w:t xml:space="preserve">*foo[1][2] = </w:t>
-      </w:r>
-      <w:r>
-        <w:rPr>
-          <w:lang w:val="en-US"/>
-        </w:rPr>
-        <w:t>*(foo[</w:t>
-      </w:r>
-      <w:r>
-        <w:rPr>
-          <w:lang w:val="en-US"/>
-        </w:rPr>
-        <w:t>1</w:t>
-      </w:r>
-      <w:r>
-        <w:rPr>
-          <w:lang w:val="en-US"/>
-        </w:rPr>
-        <w:t>]</w:t>
-      </w:r>
-      <w:r>
-        <w:rPr>
-          <w:lang w:val="en-US"/>
-        </w:rPr>
-        <w:t>[2]</w:t>
-      </w:r>
-      <w:r>
-        <w:rPr>
-          <w:lang w:val="en-US"/>
-        </w:rPr>
-        <w:t xml:space="preserve"> + </w:t>
-      </w:r>
-      <w:r>
-        <w:rPr>
-          <w:lang w:val="en-US"/>
-        </w:rPr>
-        <w:t>0</w:t>
+        <w:t>*foo[1][2] = *(foo[1][2] + 0) = foo[1][2][0]</w:t>
+      </w:r>
+      <w:r>
+        <w:rPr>
+          <w:lang w:val="en-US"/>
+        </w:rPr>
+        <w:t xml:space="preserve"> = 19</w:t>
+      </w:r>
+    </w:p>
+    <w:p>
+      <w:pPr>
+        <w:pStyle w:val="ListParagraph"/>
+        <w:numPr>
+          <w:ilvl w:val="0"/>
+          <w:numId w:val="15"/>
+        </w:numPr>
+        <w:rPr>
+          <w:lang w:val="en-US"/>
+        </w:rPr>
+      </w:pPr>
+      <w:r>
+        <w:rPr>
+          <w:lang w:val="en-US"/>
+        </w:rPr>
+        <w:lastRenderedPageBreak/>
+        <w:t xml:space="preserve">Pointer </w:t>
+      </w:r>
+      <w:r>
+        <w:rPr>
+          <w:lang w:val="en-US"/>
+        </w:rPr>
+        <w:t>Vào Nguyên Mảng?</w:t>
+      </w:r>
+    </w:p>
+    <w:p>
+      <w:pPr>
+        <w:pStyle w:val="ListParagraph"/>
+        <w:numPr>
+          <w:ilvl w:val="0"/>
+          <w:numId w:val="4"/>
+        </w:numPr>
+        <w:rPr>
+          <w:lang w:val="en-US"/>
+        </w:rPr>
+      </w:pPr>
+      <w:r>
+        <w:rPr>
+          <w:lang w:val="en-US"/>
+        </w:rPr>
+        <w:t>Bây giờ ta muốn khi + 1, thì Pointer sẽ bước 1 bước đi hết cái mảng</w:t>
+      </w:r>
+    </w:p>
+    <w:p>
+      <w:pPr>
+        <w:pStyle w:val="ListParagraph"/>
+        <w:numPr>
+          <w:ilvl w:val="0"/>
+          <w:numId w:val="4"/>
+        </w:numPr>
+        <w:rPr>
+          <w:lang w:val="en-US"/>
+        </w:rPr>
+      </w:pPr>
+      <w:r>
+        <w:rPr>
+          <w:lang w:val="en-US"/>
+        </w:rPr>
+        <w:t xml:space="preserve">Giả sử </w:t>
+      </w:r>
+      <w:r>
+        <w:rPr>
+          <w:lang w:val="en-US"/>
+        </w:rPr>
+        <w:t xml:space="preserve">foo </w:t>
+      </w:r>
+      <w:r>
+        <w:rPr>
+          <w:lang w:val="en-US"/>
+        </w:rPr>
+        <w:t>là mảng 3 chiều 2 x 3 x 4</w:t>
+      </w:r>
+      <w:r>
+        <w:rPr>
+          <w:lang w:val="en-US"/>
+        </w:rPr>
+        <w:t xml:space="preserve"> kiểu int</w:t>
+      </w:r>
+      <w:r>
+        <w:rPr>
+          <w:lang w:val="en-US"/>
+        </w:rPr>
+        <w:t xml:space="preserve">, </w:t>
+      </w:r>
+      <w:r>
+        <w:rPr>
+          <w:lang w:val="en-US"/>
+        </w:rPr>
+        <w:t>bar</w:t>
+      </w:r>
+      <w:r>
+        <w:rPr>
+          <w:lang w:val="en-US"/>
+        </w:rPr>
+        <w:t xml:space="preserve"> là Pointer</w:t>
+      </w:r>
+      <w:r>
+        <w:rPr>
+          <w:lang w:val="en-US"/>
+        </w:rPr>
+        <w:t xml:space="preserve"> vào nguyên mảng foo</w:t>
+      </w:r>
+    </w:p>
+    <w:p>
+      <w:pPr>
+        <w:pStyle w:val="ListParagraph"/>
+        <w:pBdr>
+          <w:top w:val="single" w:sz="4" w:space="1" w:color="auto"/>
+          <w:left w:val="single" w:sz="4" w:space="4" w:color="auto"/>
+          <w:bottom w:val="single" w:sz="4" w:space="1" w:color="auto"/>
+          <w:right w:val="single" w:sz="4" w:space="4" w:color="auto"/>
+        </w:pBdr>
+        <w:ind w:left="1080"/>
+        <w:rPr>
+          <w:lang w:val="en-US"/>
+        </w:rPr>
+      </w:pPr>
+      <w:r>
+        <w:rPr>
+          <w:lang w:val="en-US"/>
+        </w:rPr>
+        <w:t>i</w:t>
+      </w:r>
+      <w:r>
+        <w:rPr>
+          <w:lang w:val="en-US"/>
+        </w:rPr>
+        <w:t>nt (*bar)[2][3][4] = &amp;foo;</w:t>
+      </w:r>
+    </w:p>
+    <w:p>
+      <w:pPr>
+        <w:pStyle w:val="ListParagraph"/>
+        <w:numPr>
+          <w:ilvl w:val="0"/>
+          <w:numId w:val="4"/>
+        </w:numPr>
+        <w:rPr>
+          <w:lang w:val="en-US"/>
+        </w:rPr>
+      </w:pPr>
+      <w:r>
+        <w:rPr>
+          <w:lang w:val="en-US"/>
+        </w:rPr>
+        <w:t>Quy ước cách hiểu lệnh này như sau</w:t>
+      </w:r>
+    </w:p>
+    <w:p>
+      <w:pPr>
+        <w:pStyle w:val="ListParagraph"/>
+        <w:numPr>
+          <w:ilvl w:val="0"/>
+          <w:numId w:val="4"/>
+        </w:numPr>
+        <w:rPr>
+          <w:lang w:val="en-US"/>
+        </w:rPr>
+      </w:pPr>
+      <w:r>
+        <w:rPr>
+          <w:lang w:val="en-US"/>
+        </w:rPr>
+        <w:t>Thay (*bar) thành X, ta có</w:t>
+      </w:r>
+    </w:p>
+    <w:p>
+      <w:pPr>
+        <w:pStyle w:val="ListParagraph"/>
+        <w:pBdr>
+          <w:top w:val="single" w:sz="4" w:space="1" w:color="auto"/>
+          <w:left w:val="single" w:sz="4" w:space="4" w:color="auto"/>
+          <w:bottom w:val="single" w:sz="4" w:space="1" w:color="auto"/>
+          <w:right w:val="single" w:sz="4" w:space="4" w:color="auto"/>
+        </w:pBdr>
+        <w:ind w:left="1080"/>
+        <w:rPr>
+          <w:lang w:val="en-US"/>
+        </w:rPr>
+      </w:pPr>
+      <w:r>
+        <w:rPr>
+          <w:lang w:val="en-US"/>
+        </w:rPr>
+        <w:t>i</w:t>
+      </w:r>
+      <w:r>
+        <w:rPr>
+          <w:lang w:val="en-US"/>
+        </w:rPr>
+        <w:t>nt X[2][3][4]</w:t>
+      </w:r>
+    </w:p>
+    <w:p>
+      <w:pPr>
+        <w:pStyle w:val="ListParagraph"/>
+        <w:numPr>
+          <w:ilvl w:val="0"/>
+          <w:numId w:val="4"/>
+        </w:numPr>
+        <w:rPr>
+          <w:lang w:val="en-US"/>
+        </w:rPr>
+      </w:pPr>
+      <w:r>
+        <w:rPr>
+          <w:lang w:val="en-US"/>
+        </w:rPr>
+        <w:t xml:space="preserve">Đéo khác gì lệnh khai báo mảng int thông thường, nghĩa là *bar </w:t>
+      </w:r>
+      <w:r>
+        <w:rPr>
+          <w:lang w:val="en-US"/>
+        </w:rPr>
+        <w:t>là 1</w:t>
+      </w:r>
+      <w:r>
+        <w:rPr>
+          <w:lang w:val="en-US"/>
+        </w:rPr>
+        <w:t xml:space="preserve"> mảng int,</w:t>
+      </w:r>
+      <w:r>
+        <w:rPr>
+          <w:lang w:val="en-US"/>
+        </w:rPr>
+        <w:t xml:space="preserve"> do đó bar phải là 1 Pointer đến mảng int, để khi đặt dấu * đằng trước, nó sẽ trả về mảng int</w:t>
+      </w:r>
+      <w:r>
+        <w:rPr>
+          <w:lang w:val="en-US"/>
+        </w:rPr>
+        <w:t>, ở đây là foo</w:t>
+      </w:r>
+    </w:p>
+    <w:p>
+      <w:pPr>
+        <w:pStyle w:val="ListParagraph"/>
+        <w:numPr>
+          <w:ilvl w:val="0"/>
+          <w:numId w:val="4"/>
+        </w:numPr>
+        <w:rPr>
+          <w:lang w:val="en-US"/>
+        </w:rPr>
+      </w:pPr>
+      <w:r>
+        <w:rPr>
+          <w:lang w:val="en-US"/>
+        </w:rPr>
+        <w:t xml:space="preserve">Giả sử bar đang chĩa vào địa chỉ 100, là địa chỉ của foo[0][0][0], thì bar + 5 sẽ chĩa vào địa chỉ </w:t>
+      </w:r>
+      <w:r>
+        <w:rPr>
+          <w:lang w:val="en-US"/>
+        </w:rPr>
+        <w:t>58</w:t>
+      </w:r>
+      <w:r>
+        <w:rPr>
+          <w:lang w:val="en-US"/>
+        </w:rPr>
+        <w:t xml:space="preserve">0, do kích thước foo = 2 x 3 x 4 </w:t>
+      </w:r>
+      <w:r>
+        <w:rPr>
+          <w:lang w:val="en-US"/>
+        </w:rPr>
+        <w:t>= 24 phần tử, x 4 Byte mỗi phần tử = 96 Byte, x 5 mảng = 480 Byte</w:t>
+      </w:r>
+    </w:p>
+    <w:p>
+      <w:pPr>
+        <w:pStyle w:val="ListParagraph"/>
+        <w:numPr>
+          <w:ilvl w:val="0"/>
+          <w:numId w:val="4"/>
+        </w:numPr>
+        <w:rPr>
+          <w:lang w:val="en-US"/>
+        </w:rPr>
+      </w:pPr>
+      <w:r>
+        <w:rPr>
+          <w:lang w:val="en-US"/>
+        </w:rPr>
+        <w:t>Ví dụ khác</w:t>
+      </w:r>
+    </w:p>
+    <w:p>
+      <w:pPr>
+        <w:pStyle w:val="ListParagraph"/>
+        <w:pBdr>
+          <w:top w:val="single" w:sz="4" w:space="1" w:color="auto"/>
+          <w:left w:val="single" w:sz="4" w:space="4" w:color="auto"/>
+          <w:bottom w:val="single" w:sz="4" w:space="1" w:color="auto"/>
+          <w:right w:val="single" w:sz="4" w:space="4" w:color="auto"/>
+        </w:pBdr>
+        <w:ind w:left="1080"/>
+        <w:rPr>
+          <w:lang w:val="en-US"/>
+        </w:rPr>
+      </w:pPr>
+      <w:r>
+        <w:rPr>
+          <w:lang w:val="en-US"/>
+        </w:rPr>
+        <w:t>i</w:t>
+      </w:r>
+      <w:r>
+        <w:rPr>
+          <w:lang w:val="en-US"/>
+        </w:rPr>
+        <w:t>nt (**bob)[2][3][4] = &amp;bar;</w:t>
+      </w:r>
+    </w:p>
+    <w:p>
+      <w:pPr>
+        <w:pStyle w:val="ListParagraph"/>
+        <w:numPr>
+          <w:ilvl w:val="0"/>
+          <w:numId w:val="4"/>
+        </w:numPr>
+        <w:rPr>
+          <w:lang w:val="en-US"/>
+        </w:rPr>
+      </w:pPr>
+      <w:r>
+        <w:rPr>
+          <w:lang w:val="en-US"/>
+        </w:rPr>
+        <w:t>bob chính là Pointer đến bar, dễ thấy **bob đúng thật trả về mảng foo là mảng int 2 x 3 x 4</w:t>
+      </w:r>
+    </w:p>
+    <w:p>
+      <w:pPr>
+        <w:pStyle w:val="ListParagraph"/>
+        <w:numPr>
+          <w:ilvl w:val="0"/>
+          <w:numId w:val="15"/>
+        </w:numPr>
+        <w:rPr>
+          <w:lang w:val="en-US"/>
+        </w:rPr>
+      </w:pPr>
+      <w:r>
+        <w:rPr>
+          <w:lang w:val="en-US"/>
+        </w:rPr>
+        <w:t>Char</w:t>
+      </w:r>
+      <w:r>
+        <w:rPr>
+          <w:lang w:val="en-US"/>
+        </w:rPr>
+        <w:t xml:space="preserve"> Pointer</w:t>
+      </w:r>
+      <w:r>
+        <w:rPr>
+          <w:lang w:val="en-US"/>
+        </w:rPr>
+        <w:t>?</w:t>
+      </w:r>
+    </w:p>
+    <w:p>
+      <w:pPr>
+        <w:pStyle w:val="ListParagraph"/>
+        <w:numPr>
+          <w:ilvl w:val="0"/>
+          <w:numId w:val="4"/>
+        </w:numPr>
+        <w:rPr>
+          <w:lang w:val="en-US"/>
+        </w:rPr>
+      </w:pPr>
+      <w:r>
+        <w:rPr>
+          <w:lang w:val="en-US"/>
+        </w:rPr>
+        <w:t>Địa chỉ được lưu trong 1 Char Pointer khi in ra thì sẽ bị chuyển từ dạng thập lục phân sang mã ASCII, do đó để in ra dưới dạng Hexa, ta cần ép kiểu Pointer sang kiểu khác, những vẫn chĩa vào Char ban đầu, thông thường dùng Void Pointer</w:t>
+      </w:r>
+    </w:p>
+    <w:p>
+      <w:pPr>
+        <w:pStyle w:val="ListParagraph"/>
+        <w:pBdr>
+          <w:top w:val="single" w:sz="4" w:space="1" w:color="auto"/>
+          <w:left w:val="single" w:sz="4" w:space="4" w:color="auto"/>
+          <w:bottom w:val="single" w:sz="4" w:space="1" w:color="auto"/>
+          <w:right w:val="single" w:sz="4" w:space="4" w:color="auto"/>
+        </w:pBdr>
+        <w:ind w:left="1080"/>
+        <w:rPr>
+          <w:lang w:val="en-US"/>
+        </w:rPr>
+      </w:pPr>
+      <w:r>
+        <w:rPr>
+          <w:lang w:val="en-US"/>
+        </w:rPr>
+        <w:t>(void*) &amp;&lt;Char&gt;</w:t>
+      </w:r>
+    </w:p>
+    <w:p>
+      <w:pPr>
+        <w:pStyle w:val="ListParagraph"/>
+        <w:numPr>
+          <w:ilvl w:val="0"/>
+          <w:numId w:val="4"/>
+        </w:numPr>
+        <w:rPr>
+          <w:lang w:val="en-US"/>
+        </w:rPr>
+      </w:pPr>
+      <w:r>
+        <w:rPr>
+          <w:lang w:val="en-US"/>
+        </w:rPr>
+        <w:t>Ví dụ</w:t>
+      </w:r>
+    </w:p>
+    <w:p>
+      <w:pPr>
+        <w:pStyle w:val="ListParagraph"/>
+        <w:pBdr>
+          <w:top w:val="single" w:sz="4" w:space="1" w:color="auto"/>
+          <w:left w:val="single" w:sz="4" w:space="4" w:color="auto"/>
+          <w:bottom w:val="single" w:sz="4" w:space="1" w:color="auto"/>
+          <w:right w:val="single" w:sz="4" w:space="4" w:color="auto"/>
+        </w:pBdr>
+        <w:ind w:left="1080"/>
+        <w:rPr>
+          <w:lang w:val="en-US"/>
+        </w:rPr>
+      </w:pPr>
+      <w:r>
+        <w:rPr>
+          <w:lang w:val="en-US"/>
+        </w:rPr>
+        <w:t xml:space="preserve">char foo = </w:t>
+      </w:r>
+      <w:r>
+        <w:rPr>
+          <w:lang w:val="en-US"/>
+        </w:rPr>
+        <w:t>'v'</w:t>
+      </w:r>
+      <w:r>
+        <w:rPr>
+          <w:lang w:val="en-US"/>
+        </w:rPr>
+        <w:t>;</w:t>
+      </w:r>
+    </w:p>
+    <w:p>
+      <w:pPr>
+        <w:pStyle w:val="ListParagraph"/>
+        <w:pBdr>
+          <w:top w:val="single" w:sz="4" w:space="1" w:color="auto"/>
+          <w:left w:val="single" w:sz="4" w:space="4" w:color="auto"/>
+          <w:bottom w:val="single" w:sz="4" w:space="1" w:color="auto"/>
+          <w:right w:val="single" w:sz="4" w:space="4" w:color="auto"/>
+        </w:pBdr>
+        <w:ind w:left="1080"/>
+        <w:rPr>
+          <w:lang w:val="en-US"/>
+        </w:rPr>
+      </w:pPr>
+      <w:r>
+        <w:rPr>
+          <w:lang w:val="en-US"/>
+        </w:rPr>
+        <w:t>cout &lt;&lt; (void*) &amp;foo &lt;&lt; endl;</w:t>
+      </w:r>
+    </w:p>
+    <w:p>
+      <w:pPr>
+        <w:pStyle w:val="ListParagraph"/>
+        <w:numPr>
+          <w:ilvl w:val="0"/>
+          <w:numId w:val="4"/>
+        </w:numPr>
+        <w:rPr>
+          <w:lang w:val="en-US"/>
+        </w:rPr>
+      </w:pPr>
+      <w:r>
+        <w:rPr>
+          <w:lang w:val="en-US"/>
+        </w:rPr>
+        <w:t>1 mảng Char hoạt động y chang mảng với kiểu dữ liệu khác,tuy nhiên khi tạo mảng mà không chỉ định kích thước, thì kích thước tự động = số phần tử + 1, phần tử cuối = \</w:t>
+      </w:r>
+      <w:r>
+        <w:rPr>
+          <w:lang w:val="en-US"/>
+        </w:rPr>
+        <w:t>0, đồng thời nếu chỉ định kích thước thì số phần tử phải không vượt quá kích thước – 1, kí tự \0 sẽ tự động thêm kế sau phần tử cuối</w:t>
+      </w:r>
+    </w:p>
+    <w:p>
+      <w:pPr>
+        <w:pStyle w:val="ListParagraph"/>
+        <w:numPr>
+          <w:ilvl w:val="0"/>
+          <w:numId w:val="4"/>
+        </w:numPr>
+        <w:rPr>
+          <w:lang w:val="en-US"/>
+        </w:rPr>
+      </w:pPr>
+      <w:r>
+        <w:rPr>
+          <w:lang w:val="en-US"/>
+        </w:rPr>
+        <w:t>Khi in 1 mảng Char, thì nó không in địa chỉ của phần tử đầu tiên mà in ra chuỗi giá trị của các phần tử dưới dạng ASCII cho đến khi gặp kí tự \0 thì dừng lại</w:t>
+      </w:r>
+      <w:r>
+        <w:rPr>
+          <w:lang w:val="en-US"/>
+        </w:rPr>
+        <w:t>, do đó nếu muốn in ra địa chỉ thì cần ép kiểu sang kiểu Pointer khác</w:t>
+      </w:r>
+    </w:p>
+    <w:p>
+      <w:pPr>
+        <w:pStyle w:val="ListParagraph"/>
+        <w:numPr>
+          <w:ilvl w:val="0"/>
+          <w:numId w:val="4"/>
+        </w:numPr>
+        <w:rPr>
+          <w:lang w:val="en-US"/>
+        </w:rPr>
+      </w:pPr>
+      <w:r>
+        <w:rPr>
+          <w:lang w:val="en-US"/>
+        </w:rPr>
+        <w:t>Ngoài cách khởi tạo thông thường, ta còn có thể sử dụng dấu nháy kép</w:t>
+      </w:r>
+    </w:p>
+    <w:p>
+      <w:pPr>
+        <w:pStyle w:val="ListParagraph"/>
+        <w:numPr>
+          <w:ilvl w:val="0"/>
+          <w:numId w:val="4"/>
+        </w:numPr>
+        <w:rPr>
+          <w:lang w:val="en-US"/>
+        </w:rPr>
+      </w:pPr>
+      <w:r>
+        <w:rPr>
+          <w:lang w:val="en-US"/>
+        </w:rPr>
+        <w:t>Ví dụ</w:t>
+      </w:r>
+    </w:p>
+    <w:p>
+      <w:pPr>
+        <w:pStyle w:val="ListParagraph"/>
+        <w:pBdr>
+          <w:top w:val="single" w:sz="4" w:space="1" w:color="auto"/>
+          <w:left w:val="single" w:sz="4" w:space="4" w:color="auto"/>
+          <w:bottom w:val="single" w:sz="4" w:space="1" w:color="auto"/>
+          <w:right w:val="single" w:sz="4" w:space="4" w:color="auto"/>
+        </w:pBdr>
+        <w:ind w:left="1080"/>
+        <w:rPr>
+          <w:lang w:val="en-US"/>
+        </w:rPr>
+      </w:pPr>
+      <w:r>
+        <w:rPr>
+          <w:lang w:val="en-US"/>
+        </w:rPr>
+        <w:t>c</w:t>
+      </w:r>
+      <w:r>
+        <w:rPr>
+          <w:lang w:val="en-US"/>
+        </w:rPr>
+        <w:t xml:space="preserve">har foo[] = </w:t>
+      </w:r>
+      <w:r>
+        <w:rPr>
+          <w:lang w:val="en-US"/>
+        </w:rPr>
+        <w:t>"concac"</w:t>
+      </w:r>
+      <w:r>
+        <w:rPr>
+          <w:lang w:val="en-US"/>
+        </w:rPr>
+        <w:t>;</w:t>
+      </w:r>
+    </w:p>
+    <w:p>
+      <w:pPr>
+        <w:pStyle w:val="ListParagraph"/>
+        <w:numPr>
+          <w:ilvl w:val="0"/>
+          <w:numId w:val="4"/>
+        </w:numPr>
+        <w:rPr>
+          <w:lang w:val="en-US"/>
+        </w:rPr>
+      </w:pPr>
+      <w:r>
+        <w:rPr>
+          <w:lang w:val="en-US"/>
+        </w:rPr>
+        <w:t>Tương đương</w:t>
+      </w:r>
+    </w:p>
+    <w:p>
+      <w:pPr>
+        <w:pStyle w:val="ListParagraph"/>
+        <w:pBdr>
+          <w:top w:val="single" w:sz="4" w:space="1" w:color="auto"/>
+          <w:left w:val="single" w:sz="4" w:space="4" w:color="auto"/>
+          <w:bottom w:val="single" w:sz="4" w:space="1" w:color="auto"/>
+          <w:right w:val="single" w:sz="4" w:space="4" w:color="auto"/>
+        </w:pBdr>
+        <w:ind w:left="1080"/>
+        <w:rPr>
+          <w:lang w:val="en-US"/>
+        </w:rPr>
+      </w:pPr>
+      <w:r>
+        <w:rPr>
+          <w:lang w:val="en-US"/>
+        </w:rPr>
+        <w:t>char foo[] = {</w:t>
+      </w:r>
+      <w:r>
+        <w:rPr>
+          <w:lang w:val="en-US"/>
+        </w:rPr>
+        <w:t>'</w:t>
+      </w:r>
+      <w:r>
+        <w:rPr>
+          <w:lang w:val="en-US"/>
+        </w:rPr>
+        <w:t>c</w:t>
+      </w:r>
+      <w:r>
+        <w:rPr>
+          <w:lang w:val="en-US"/>
+        </w:rPr>
+        <w:t>'</w:t>
+      </w:r>
+      <w:r>
+        <w:rPr>
+          <w:lang w:val="en-US"/>
+        </w:rPr>
+        <w:t xml:space="preserve">, </w:t>
+      </w:r>
+      <w:r>
+        <w:rPr>
+          <w:lang w:val="en-US"/>
+        </w:rPr>
+        <w:t>'</w:t>
+      </w:r>
+      <w:r>
+        <w:rPr>
+          <w:lang w:val="en-US"/>
+        </w:rPr>
+        <w:t>o</w:t>
+      </w:r>
+      <w:r>
+        <w:rPr>
+          <w:lang w:val="en-US"/>
+        </w:rPr>
+        <w:t>'</w:t>
+      </w:r>
+      <w:r>
+        <w:rPr>
+          <w:lang w:val="en-US"/>
+        </w:rPr>
+        <w:t xml:space="preserve">, </w:t>
+      </w:r>
+      <w:r>
+        <w:rPr>
+          <w:lang w:val="en-US"/>
+        </w:rPr>
+        <w:t>'</w:t>
+      </w:r>
+      <w:r>
+        <w:rPr>
+          <w:lang w:val="en-US"/>
+        </w:rPr>
+        <w:t>n</w:t>
+      </w:r>
+      <w:r>
+        <w:rPr>
+          <w:lang w:val="en-US"/>
+        </w:rPr>
+        <w:t>'</w:t>
+      </w:r>
+      <w:r>
+        <w:rPr>
+          <w:lang w:val="en-US"/>
+        </w:rPr>
+        <w:t xml:space="preserve">, </w:t>
+      </w:r>
+      <w:r>
+        <w:rPr>
+          <w:lang w:val="en-US"/>
+        </w:rPr>
+        <w:t>'</w:t>
+      </w:r>
+      <w:r>
+        <w:rPr>
+          <w:lang w:val="en-US"/>
+        </w:rPr>
+        <w:t>c</w:t>
+      </w:r>
+      <w:r>
+        <w:rPr>
+          <w:lang w:val="en-US"/>
+        </w:rPr>
+        <w:t>'</w:t>
+      </w:r>
+      <w:r>
+        <w:rPr>
+          <w:lang w:val="en-US"/>
+        </w:rPr>
+        <w:t xml:space="preserve">, </w:t>
+      </w:r>
+      <w:r>
+        <w:rPr>
+          <w:lang w:val="en-US"/>
+        </w:rPr>
+        <w:t>'</w:t>
+      </w:r>
+      <w:r>
+        <w:rPr>
+          <w:lang w:val="en-US"/>
+        </w:rPr>
+        <w:t>a</w:t>
+      </w:r>
+      <w:r>
+        <w:rPr>
+          <w:lang w:val="en-US"/>
+        </w:rPr>
+        <w:t>'</w:t>
+      </w:r>
+      <w:r>
+        <w:rPr>
+          <w:lang w:val="en-US"/>
+        </w:rPr>
+        <w:t xml:space="preserve">, </w:t>
+      </w:r>
+      <w:r>
+        <w:rPr>
+          <w:lang w:val="en-US"/>
+        </w:rPr>
+        <w:t>'</w:t>
+      </w:r>
+      <w:r>
+        <w:rPr>
+          <w:lang w:val="en-US"/>
+        </w:rPr>
+        <w:t>c</w:t>
+      </w:r>
+      <w:r>
+        <w:rPr>
+          <w:lang w:val="en-US"/>
+        </w:rPr>
+        <w:t>'</w:t>
+      </w:r>
+      <w:r>
+        <w:rPr>
+          <w:lang w:val="en-US"/>
+        </w:rPr>
+        <w:t>};</w:t>
+      </w:r>
+    </w:p>
+    <w:p>
+      <w:pPr>
+        <w:pStyle w:val="ListParagraph"/>
+        <w:numPr>
+          <w:ilvl w:val="0"/>
+          <w:numId w:val="15"/>
+        </w:numPr>
+        <w:rPr>
+          <w:lang w:val="en-US"/>
+        </w:rPr>
+      </w:pPr>
+      <w:r>
+        <w:rPr>
+          <w:lang w:val="en-US"/>
+        </w:rPr>
+        <w:t xml:space="preserve">Tạo </w:t>
+      </w:r>
+      <w:r>
+        <w:rPr>
+          <w:lang w:val="en-US"/>
+        </w:rPr>
+        <w:t xml:space="preserve">Biến Trong </w:t>
+      </w:r>
+      <w:r>
+        <w:rPr>
+          <w:lang w:val="en-US"/>
+        </w:rPr>
+        <w:t>Heap</w:t>
+      </w:r>
+      <w:r>
+        <w:rPr>
+          <w:lang w:val="en-US"/>
+        </w:rPr>
+        <w:t>?</w:t>
+      </w:r>
+    </w:p>
+    <w:p>
+      <w:pPr>
+        <w:pStyle w:val="ListParagraph"/>
+        <w:numPr>
+          <w:ilvl w:val="0"/>
+          <w:numId w:val="4"/>
+        </w:numPr>
+        <w:rPr>
+          <w:lang w:val="en-US"/>
+        </w:rPr>
+      </w:pPr>
+      <w:r>
+        <w:rPr>
+          <w:lang w:val="en-US"/>
+        </w:rPr>
+        <w:t xml:space="preserve">Để chiếm 1 dãy các ô Byte </w:t>
+      </w:r>
+      <w:r>
+        <w:rPr>
+          <w:lang w:val="en-US"/>
+        </w:rPr>
+        <w:t xml:space="preserve">gồm &lt;Số Ô Byte&gt; ô Byte </w:t>
+      </w:r>
+      <w:r>
+        <w:rPr>
+          <w:lang w:val="en-US"/>
+        </w:rPr>
+        <w:t>tự do liên tiếp trong Heap</w:t>
+      </w:r>
+      <w:r>
+        <w:rPr>
+          <w:lang w:val="en-US"/>
+        </w:rPr>
+        <w:t>, gọi dãy này là Block</w:t>
+      </w:r>
+    </w:p>
+    <w:p>
+      <w:pPr>
+        <w:pStyle w:val="ListParagraph"/>
+        <w:pBdr>
+          <w:top w:val="single" w:sz="4" w:space="1" w:color="auto"/>
+          <w:left w:val="single" w:sz="4" w:space="4" w:color="auto"/>
+          <w:bottom w:val="single" w:sz="4" w:space="1" w:color="auto"/>
+          <w:right w:val="single" w:sz="4" w:space="4" w:color="auto"/>
+        </w:pBdr>
+        <w:ind w:left="1080"/>
+        <w:rPr>
+          <w:lang w:val="en-US"/>
+        </w:rPr>
+      </w:pPr>
+      <w:r>
+        <w:rPr>
+          <w:lang w:val="en-US"/>
+        </w:rPr>
+        <w:t>void* &lt;Pointer&gt; = malloc(&lt;Số Ô Byte&gt;);</w:t>
+      </w:r>
+    </w:p>
+    <w:p>
+      <w:pPr>
+        <w:pStyle w:val="ListParagraph"/>
+        <w:numPr>
+          <w:ilvl w:val="0"/>
+          <w:numId w:val="4"/>
+        </w:numPr>
+        <w:rPr>
+          <w:lang w:val="en-US"/>
+        </w:rPr>
+      </w:pPr>
+      <w:r>
+        <w:rPr>
+          <w:lang w:val="en-US"/>
+        </w:rPr>
+        <w:t>&lt;Pointer&gt; được tạo trong Stack, nó trỏ đến ô Byte đầu tiên</w:t>
+      </w:r>
+      <w:r>
+        <w:rPr>
+          <w:lang w:val="en-US"/>
+        </w:rPr>
+        <w:t xml:space="preserve"> của Block</w:t>
+      </w:r>
+      <w:r>
+        <w:rPr>
+          <w:lang w:val="en-US"/>
+        </w:rPr>
+        <w:t>, hay ô Byte có địa chỉ nhỏ nhất</w:t>
+      </w:r>
+    </w:p>
+    <w:p>
+      <w:pPr>
+        <w:pStyle w:val="ListParagraph"/>
+        <w:numPr>
+          <w:ilvl w:val="0"/>
+          <w:numId w:val="4"/>
+        </w:numPr>
+        <w:rPr>
+          <w:lang w:val="en-US"/>
+        </w:rPr>
+      </w:pPr>
+      <w:r>
+        <w:rPr>
+          <w:lang w:val="en-US"/>
+        </w:rPr>
+        <w:t>Các ô Byte này ban đầu có giá trị ngẫu nhiên</w:t>
+      </w:r>
+    </w:p>
+    <w:p>
+      <w:pPr>
+        <w:pStyle w:val="ListParagraph"/>
+        <w:numPr>
+          <w:ilvl w:val="0"/>
+          <w:numId w:val="4"/>
+        </w:numPr>
+        <w:rPr>
+          <w:lang w:val="en-US"/>
+        </w:rPr>
+      </w:pPr>
+      <w:r>
+        <w:rPr>
+          <w:lang w:val="en-US"/>
+        </w:rPr>
+        <w:t>Sau khi chạy lệnh trên các ô Byte</w:t>
+      </w:r>
+      <w:r>
+        <w:rPr>
+          <w:lang w:val="en-US"/>
+        </w:rPr>
+        <w:t xml:space="preserve"> trong Block được đánh dấu</w:t>
+      </w:r>
+      <w:r>
+        <w:rPr>
+          <w:lang w:val="en-US"/>
+        </w:rPr>
+        <w:t xml:space="preserve"> là không tự do</w:t>
+      </w:r>
+    </w:p>
+    <w:p>
+      <w:pPr>
+        <w:pStyle w:val="ListParagraph"/>
+        <w:numPr>
+          <w:ilvl w:val="0"/>
+          <w:numId w:val="4"/>
+        </w:numPr>
+        <w:rPr>
+          <w:lang w:val="en-US"/>
+        </w:rPr>
+      </w:pPr>
+      <w:r>
+        <w:rPr>
+          <w:lang w:val="en-US"/>
+        </w:rPr>
+        <w:lastRenderedPageBreak/>
+        <w:t xml:space="preserve">Ta có thể chuyển </w:t>
+      </w:r>
+      <w:r>
+        <w:rPr>
+          <w:lang w:val="en-US"/>
+        </w:rPr>
+        <w:t xml:space="preserve">&lt;Pointer&gt; với kiểu Void </w:t>
+      </w:r>
+      <w:r>
+        <w:rPr>
+          <w:lang w:val="en-US"/>
+        </w:rPr>
+        <w:t>thành Pointer với kiểu dữ liệu nào đấy để có thể thay đổi giá trị của các ô Byte này</w:t>
+      </w:r>
+    </w:p>
+    <w:p>
+      <w:pPr>
+        <w:pStyle w:val="ListParagraph"/>
+        <w:numPr>
+          <w:ilvl w:val="0"/>
+          <w:numId w:val="4"/>
+        </w:numPr>
+        <w:rPr>
+          <w:lang w:val="en-US"/>
+        </w:rPr>
+      </w:pPr>
+      <w:r>
+        <w:rPr>
+          <w:lang w:val="en-US"/>
+        </w:rPr>
+        <w:t>Ta có thể thay đổi giá trị của cả các ô Byte bên ngoài</w:t>
+      </w:r>
+      <w:r>
+        <w:rPr>
+          <w:lang w:val="en-US"/>
+        </w:rPr>
+        <w:t xml:space="preserve"> Block</w:t>
+      </w:r>
+      <w:r>
+        <w:rPr>
+          <w:lang w:val="en-US"/>
+        </w:rPr>
+        <w:t>, nhưng những giá trị đó có thể bị ghi đè bởi các tác vụ khác</w:t>
+      </w:r>
+    </w:p>
+    <w:p>
+      <w:pPr>
+        <w:pStyle w:val="ListParagraph"/>
+        <w:numPr>
+          <w:ilvl w:val="0"/>
+          <w:numId w:val="4"/>
+        </w:numPr>
+        <w:rPr>
+          <w:lang w:val="en-US"/>
+        </w:rPr>
+      </w:pPr>
+      <w:r>
+        <w:rPr>
+          <w:lang w:val="en-US"/>
+        </w:rPr>
+        <w:t>Ví dụ</w:t>
+      </w:r>
+    </w:p>
+    <w:p>
+      <w:pPr>
+        <w:pStyle w:val="ListParagraph"/>
+        <w:pBdr>
+          <w:top w:val="single" w:sz="4" w:space="1" w:color="auto"/>
+          <w:left w:val="single" w:sz="4" w:space="4" w:color="auto"/>
+          <w:bottom w:val="single" w:sz="4" w:space="1" w:color="auto"/>
+          <w:right w:val="single" w:sz="4" w:space="4" w:color="auto"/>
+        </w:pBdr>
+        <w:ind w:left="1080"/>
+        <w:rPr>
+          <w:lang w:val="en-US"/>
+        </w:rPr>
+      </w:pPr>
+      <w:r>
+        <w:rPr>
+          <w:lang w:val="en-US"/>
+        </w:rPr>
+        <w:t>i</w:t>
+      </w:r>
+      <w:r>
+        <w:rPr>
+          <w:lang w:val="en-US"/>
+        </w:rPr>
+        <w:t>nt* foo = (int*) malloc(</w:t>
+      </w:r>
+      <w:r>
+        <w:rPr>
+          <w:lang w:val="en-US"/>
+        </w:rPr>
+        <w:t>10</w:t>
       </w:r>
       <w:r>
         <w:rPr>
@@ -10912,13 +11964,631 @@
         <w:rPr>
           <w:lang w:val="en-US"/>
         </w:rPr>
-        <w:t xml:space="preserve"> = foo[1][2][0]</w:t>
-      </w:r>
-      <w:r>
-        <w:rPr>
-          <w:lang w:val="en-US"/>
-        </w:rPr>
-        <w:t xml:space="preserve"> = 19</w:t>
+        <w:t>;</w:t>
+      </w:r>
+    </w:p>
+    <w:p>
+      <w:pPr>
+        <w:pStyle w:val="ListParagraph"/>
+        <w:pBdr>
+          <w:top w:val="single" w:sz="4" w:space="1" w:color="auto"/>
+          <w:left w:val="single" w:sz="4" w:space="4" w:color="auto"/>
+          <w:bottom w:val="single" w:sz="4" w:space="1" w:color="auto"/>
+          <w:right w:val="single" w:sz="4" w:space="4" w:color="auto"/>
+        </w:pBdr>
+        <w:ind w:left="1080"/>
+        <w:rPr>
+          <w:lang w:val="en-US"/>
+        </w:rPr>
+      </w:pPr>
+      <w:r>
+        <w:rPr>
+          <w:lang w:val="en-US"/>
+        </w:rPr>
+        <w:t>f</w:t>
+      </w:r>
+      <w:r>
+        <w:rPr>
+          <w:lang w:val="en-US"/>
+        </w:rPr>
+        <w:t>oo[0] = 11;</w:t>
+      </w:r>
+    </w:p>
+    <w:p>
+      <w:pPr>
+        <w:pStyle w:val="ListParagraph"/>
+        <w:pBdr>
+          <w:top w:val="single" w:sz="4" w:space="1" w:color="auto"/>
+          <w:left w:val="single" w:sz="4" w:space="4" w:color="auto"/>
+          <w:bottom w:val="single" w:sz="4" w:space="1" w:color="auto"/>
+          <w:right w:val="single" w:sz="4" w:space="4" w:color="auto"/>
+        </w:pBdr>
+        <w:ind w:left="1080"/>
+        <w:rPr>
+          <w:lang w:val="en-US"/>
+        </w:rPr>
+      </w:pPr>
+      <w:r>
+        <w:rPr>
+          <w:lang w:val="en-US"/>
+        </w:rPr>
+        <w:t>f</w:t>
+      </w:r>
+      <w:r>
+        <w:rPr>
+          <w:lang w:val="en-US"/>
+        </w:rPr>
+        <w:t>oo[12] = 154;</w:t>
+      </w:r>
+    </w:p>
+    <w:p>
+      <w:pPr>
+        <w:pStyle w:val="ListParagraph"/>
+        <w:numPr>
+          <w:ilvl w:val="0"/>
+          <w:numId w:val="4"/>
+        </w:numPr>
+        <w:rPr>
+          <w:lang w:val="en-US"/>
+        </w:rPr>
+      </w:pPr>
+      <w:r>
+        <w:rPr>
+          <w:lang w:val="en-US"/>
+        </w:rPr>
+        <w:t>Tương tự như trên</w:t>
+      </w:r>
+    </w:p>
+    <w:p>
+      <w:pPr>
+        <w:pStyle w:val="ListParagraph"/>
+        <w:pBdr>
+          <w:top w:val="single" w:sz="4" w:space="1" w:color="auto"/>
+          <w:left w:val="single" w:sz="4" w:space="4" w:color="auto"/>
+          <w:bottom w:val="single" w:sz="4" w:space="1" w:color="auto"/>
+          <w:right w:val="single" w:sz="4" w:space="4" w:color="auto"/>
+        </w:pBdr>
+        <w:ind w:left="1080"/>
+        <w:rPr>
+          <w:lang w:val="en-US"/>
+        </w:rPr>
+      </w:pPr>
+      <w:r>
+        <w:rPr>
+          <w:lang w:val="en-US"/>
+        </w:rPr>
+        <w:t>v</w:t>
+      </w:r>
+      <w:r>
+        <w:rPr>
+          <w:lang w:val="en-US"/>
+        </w:rPr>
+        <w:t>oid* &lt;Pointer&gt; = calloc(&lt;Số Phần Tử&gt;, &lt;Kích Thước Phần Tử&gt;);</w:t>
+      </w:r>
+    </w:p>
+    <w:p>
+      <w:pPr>
+        <w:pStyle w:val="ListParagraph"/>
+        <w:numPr>
+          <w:ilvl w:val="0"/>
+          <w:numId w:val="4"/>
+        </w:numPr>
+        <w:rPr>
+          <w:lang w:val="en-US"/>
+        </w:rPr>
+      </w:pPr>
+      <w:r>
+        <w:rPr>
+          <w:lang w:val="en-US"/>
+        </w:rPr>
+        <w:t>Tương đương lệnh sau, nhưng khởi tạo các ô Byte với giá trị 0</w:t>
+      </w:r>
+    </w:p>
+    <w:p>
+      <w:pPr>
+        <w:pStyle w:val="ListParagraph"/>
+        <w:pBdr>
+          <w:top w:val="single" w:sz="4" w:space="1" w:color="auto"/>
+          <w:left w:val="single" w:sz="4" w:space="4" w:color="auto"/>
+          <w:bottom w:val="single" w:sz="4" w:space="1" w:color="auto"/>
+          <w:right w:val="single" w:sz="4" w:space="4" w:color="auto"/>
+        </w:pBdr>
+        <w:ind w:left="1080"/>
+        <w:rPr>
+          <w:lang w:val="en-US"/>
+        </w:rPr>
+      </w:pPr>
+      <w:r>
+        <w:rPr>
+          <w:lang w:val="en-US"/>
+        </w:rPr>
+        <w:t>void* &lt;Pointer&gt; = malloc(&lt;Số Phần Tử&gt; * &lt;Kích Thước Phần Tử&gt;);</w:t>
+      </w:r>
+    </w:p>
+    <w:p>
+      <w:pPr>
+        <w:pStyle w:val="ListParagraph"/>
+        <w:numPr>
+          <w:ilvl w:val="0"/>
+          <w:numId w:val="4"/>
+        </w:numPr>
+        <w:rPr>
+          <w:lang w:val="en-US"/>
+        </w:rPr>
+      </w:pPr>
+      <w:r>
+        <w:rPr>
+          <w:lang w:val="en-US"/>
+        </w:rPr>
+        <w:t>Để mở rộng kích thước Block</w:t>
+      </w:r>
+      <w:r>
+        <w:rPr>
+          <w:lang w:val="en-US"/>
+        </w:rPr>
+        <w:t xml:space="preserve"> hoặc thu nhỏ lại</w:t>
+      </w:r>
+    </w:p>
+    <w:p>
+      <w:pPr>
+        <w:pStyle w:val="ListParagraph"/>
+        <w:pBdr>
+          <w:top w:val="single" w:sz="4" w:space="1" w:color="auto"/>
+          <w:left w:val="single" w:sz="4" w:space="4" w:color="auto"/>
+          <w:bottom w:val="single" w:sz="4" w:space="1" w:color="auto"/>
+          <w:right w:val="single" w:sz="4" w:space="4" w:color="auto"/>
+        </w:pBdr>
+        <w:ind w:left="1080"/>
+        <w:rPr>
+          <w:lang w:val="en-US"/>
+        </w:rPr>
+      </w:pPr>
+      <w:r>
+        <w:rPr>
+          <w:lang w:val="en-US"/>
+        </w:rPr>
+        <w:t>v</w:t>
+      </w:r>
+      <w:r>
+        <w:rPr>
+          <w:lang w:val="en-US"/>
+        </w:rPr>
+        <w:t>oid* &lt;Pointer Mới&gt; = realloc(&lt;Pointer Cũ&gt;, &lt;Số Ô Byte Mới&gt;);</w:t>
+      </w:r>
+    </w:p>
+    <w:p>
+      <w:pPr>
+        <w:pStyle w:val="ListParagraph"/>
+        <w:numPr>
+          <w:ilvl w:val="0"/>
+          <w:numId w:val="4"/>
+        </w:numPr>
+        <w:rPr>
+          <w:lang w:val="en-US"/>
+        </w:rPr>
+      </w:pPr>
+      <w:r>
+        <w:rPr>
+          <w:lang w:val="en-US"/>
+        </w:rPr>
+        <w:t xml:space="preserve">Nếu &lt;Số Ô Byte Mới&gt; không vượt quá &lt;Số Ô Byte Cũ&gt;, thì đây là thu hẹp Block, &lt;Pointer Mới&gt; = &lt;Pointer Cũ&gt;, </w:t>
+      </w:r>
+      <w:r>
+        <w:rPr>
+          <w:lang w:val="en-US"/>
+        </w:rPr>
+        <w:t>một số phần tử cuối của Block sẽ được đánh dấu lại thành tự do</w:t>
+      </w:r>
+    </w:p>
+    <w:p>
+      <w:pPr>
+        <w:pStyle w:val="ListParagraph"/>
+        <w:numPr>
+          <w:ilvl w:val="0"/>
+          <w:numId w:val="4"/>
+        </w:numPr>
+        <w:rPr>
+          <w:lang w:val="en-US"/>
+        </w:rPr>
+      </w:pPr>
+      <w:r>
+        <w:rPr>
+          <w:lang w:val="en-US"/>
+        </w:rPr>
+        <w:t>Nếu &lt;Số Ô Byte Mới&gt; &gt; &lt;Số Ô Byte Cũ&gt;, xét 2 trường hợp</w:t>
+      </w:r>
+    </w:p>
+    <w:p>
+      <w:pPr>
+        <w:pStyle w:val="ListParagraph"/>
+        <w:numPr>
+          <w:ilvl w:val="0"/>
+          <w:numId w:val="4"/>
+        </w:numPr>
+        <w:rPr>
+          <w:lang w:val="en-US"/>
+        </w:rPr>
+      </w:pPr>
+      <w:r>
+        <w:rPr>
+          <w:lang w:val="en-US"/>
+        </w:rPr>
+        <w:t xml:space="preserve">Nếu vẫn còn không gian trống phía trước, tức là vẫn còn các ô Byte tự do phía trước đủ để mở rộng Block cũ thành Block mới, thì </w:t>
+      </w:r>
+    </w:p>
+    <w:p>
+      <w:pPr>
+        <w:pStyle w:val="ListParagraph"/>
+        <w:ind w:left="1080"/>
+        <w:rPr>
+          <w:lang w:val="en-US"/>
+        </w:rPr>
+      </w:pPr>
+      <w:r>
+        <w:rPr>
+          <w:lang w:val="en-US"/>
+        </w:rPr>
+        <w:t>&lt;Pointer Mới&gt; = &lt;Pointer Cũ&gt;, một số phần tử kế tiếp sẽ bị đánh dấu thành không tự do</w:t>
+      </w:r>
+    </w:p>
+    <w:p>
+      <w:pPr>
+        <w:pStyle w:val="ListParagraph"/>
+        <w:numPr>
+          <w:ilvl w:val="0"/>
+          <w:numId w:val="4"/>
+        </w:numPr>
+        <w:rPr>
+          <w:lang w:val="en-US"/>
+        </w:rPr>
+      </w:pPr>
+      <w:r>
+        <w:rPr>
+          <w:lang w:val="en-US"/>
+        </w:rPr>
+        <w:t xml:space="preserve">Nếu phía trước không đủ không gian, thì </w:t>
+      </w:r>
+      <w:r>
+        <w:rPr>
+          <w:lang w:val="en-US"/>
+        </w:rPr>
+        <w:t>sẽ chọn 1 vùng không gian mới, Copy Block cũ sang, đồng thời giảm thu hẹp kích thước Block cũ về 0, &lt;Pointer Cũ&gt; vẫn chĩa vào Block cũ, &lt;Pointer Mới&gt; thì chĩa vào Block mới</w:t>
+      </w:r>
+    </w:p>
+    <w:p>
+      <w:pPr>
+        <w:pStyle w:val="ListParagraph"/>
+        <w:numPr>
+          <w:ilvl w:val="0"/>
+          <w:numId w:val="4"/>
+        </w:numPr>
+        <w:rPr>
+          <w:lang w:val="en-US"/>
+        </w:rPr>
+      </w:pPr>
+      <w:r>
+        <w:rPr>
+          <w:lang w:val="en-US"/>
+        </w:rPr>
+        <w:t>&lt;Pointer Cũ&gt; có thể là Pointer với bất kì kiểu dữ liệu nào, không quan trọng</w:t>
+      </w:r>
+    </w:p>
+    <w:p>
+      <w:pPr>
+        <w:pStyle w:val="ListParagraph"/>
+        <w:numPr>
+          <w:ilvl w:val="0"/>
+          <w:numId w:val="4"/>
+        </w:numPr>
+        <w:rPr>
+          <w:lang w:val="en-US"/>
+        </w:rPr>
+      </w:pPr>
+      <w:r>
+        <w:rPr>
+          <w:lang w:val="en-US"/>
+        </w:rPr>
+        <w:t>Để chủ động thu hẹp kích thước Block về 0</w:t>
+      </w:r>
+    </w:p>
+    <w:p>
+      <w:pPr>
+        <w:pStyle w:val="ListParagraph"/>
+        <w:pBdr>
+          <w:top w:val="single" w:sz="4" w:space="1" w:color="auto"/>
+          <w:left w:val="single" w:sz="4" w:space="4" w:color="auto"/>
+          <w:bottom w:val="single" w:sz="4" w:space="1" w:color="auto"/>
+          <w:right w:val="single" w:sz="4" w:space="4" w:color="auto"/>
+        </w:pBdr>
+        <w:ind w:left="1080"/>
+        <w:rPr>
+          <w:lang w:val="en-US"/>
+        </w:rPr>
+      </w:pPr>
+      <w:r>
+        <w:rPr>
+          <w:lang w:val="en-US"/>
+        </w:rPr>
+        <w:t>free(&lt;Pointer&gt;);</w:t>
+      </w:r>
+    </w:p>
+    <w:p>
+      <w:pPr>
+        <w:pStyle w:val="ListParagraph"/>
+        <w:numPr>
+          <w:ilvl w:val="0"/>
+          <w:numId w:val="4"/>
+        </w:numPr>
+        <w:rPr>
+          <w:lang w:val="en-US"/>
+        </w:rPr>
+      </w:pPr>
+      <w:r>
+        <w:rPr>
+          <w:lang w:val="en-US"/>
+        </w:rPr>
+        <w:t>Toàn bộ ô Byte trong Block bị &lt;Pointer&gt; chĩa vào sẽ được đánh dấu lại thành tự do</w:t>
+      </w:r>
+    </w:p>
+    <w:p>
+      <w:pPr>
+        <w:pStyle w:val="ListParagraph"/>
+        <w:numPr>
+          <w:ilvl w:val="0"/>
+          <w:numId w:val="4"/>
+        </w:numPr>
+        <w:rPr>
+          <w:lang w:val="en-US"/>
+        </w:rPr>
+      </w:pPr>
+      <w:r>
+        <w:rPr>
+          <w:lang w:val="en-US"/>
+        </w:rPr>
+        <w:t xml:space="preserve">Sau khi chương trình kết thúc, mọi Block trong Heap do chương trình tạo ra </w:t>
+      </w:r>
+      <w:r>
+        <w:rPr>
+          <w:lang w:val="en-US"/>
+        </w:rPr>
+        <w:t>vẫn còn tồn tại thì sẽ bị giảm kích thước về 0</w:t>
+      </w:r>
+    </w:p>
+    <w:p>
+      <w:pPr>
+        <w:pStyle w:val="ListParagraph"/>
+        <w:numPr>
+          <w:ilvl w:val="0"/>
+          <w:numId w:val="4"/>
+        </w:numPr>
+        <w:rPr>
+          <w:lang w:val="en-US"/>
+        </w:rPr>
+      </w:pPr>
+      <w:r>
+        <w:rPr>
+          <w:lang w:val="en-US"/>
+        </w:rPr>
+        <w:t>Ngoài ra ta còn có thể dùng từ khóa new để tạo biến trong Heap</w:t>
+      </w:r>
+    </w:p>
+    <w:p>
+      <w:pPr>
+        <w:pStyle w:val="ListParagraph"/>
+        <w:pBdr>
+          <w:top w:val="single" w:sz="4" w:space="1" w:color="auto"/>
+          <w:left w:val="single" w:sz="4" w:space="4" w:color="auto"/>
+          <w:bottom w:val="single" w:sz="4" w:space="1" w:color="auto"/>
+          <w:right w:val="single" w:sz="4" w:space="4" w:color="auto"/>
+        </w:pBdr>
+        <w:ind w:left="1080"/>
+        <w:rPr>
+          <w:lang w:val="en-US"/>
+        </w:rPr>
+      </w:pPr>
+      <w:r>
+        <w:rPr>
+          <w:lang w:val="en-US"/>
+        </w:rPr>
+        <w:t>&lt;Kiểu Dữ Liệu&gt;* &lt;Pointer&gt; = new &lt;Kiểu Dữ Liệu&gt;;</w:t>
+      </w:r>
+    </w:p>
+    <w:p>
+      <w:pPr>
+        <w:pStyle w:val="ListParagraph"/>
+        <w:numPr>
+          <w:ilvl w:val="0"/>
+          <w:numId w:val="4"/>
+        </w:numPr>
+        <w:rPr>
+          <w:lang w:val="en-US"/>
+        </w:rPr>
+      </w:pPr>
+      <w:r>
+        <w:rPr>
+          <w:lang w:val="en-US"/>
+        </w:rPr>
+        <w:t>ví dụ</w:t>
+      </w:r>
+    </w:p>
+    <w:p>
+      <w:pPr>
+        <w:pStyle w:val="ListParagraph"/>
+        <w:pBdr>
+          <w:top w:val="single" w:sz="4" w:space="1" w:color="auto"/>
+          <w:left w:val="single" w:sz="4" w:space="4" w:color="auto"/>
+          <w:bottom w:val="single" w:sz="4" w:space="1" w:color="auto"/>
+          <w:right w:val="single" w:sz="4" w:space="4" w:color="auto"/>
+        </w:pBdr>
+        <w:ind w:left="1080"/>
+        <w:rPr>
+          <w:lang w:val="en-US"/>
+        </w:rPr>
+      </w:pPr>
+      <w:r>
+        <w:rPr>
+          <w:lang w:val="en-US"/>
+        </w:rPr>
+        <w:t>int* foo = new int;</w:t>
+      </w:r>
+    </w:p>
+    <w:p>
+      <w:pPr>
+        <w:pStyle w:val="ListParagraph"/>
+        <w:numPr>
+          <w:ilvl w:val="0"/>
+          <w:numId w:val="4"/>
+        </w:numPr>
+        <w:rPr>
+          <w:lang w:val="en-US"/>
+        </w:rPr>
+      </w:pPr>
+      <w:r>
+        <w:rPr>
+          <w:lang w:val="en-US"/>
+        </w:rPr>
+        <w:t>T</w:t>
+      </w:r>
+      <w:r>
+        <w:rPr>
+          <w:lang w:val="en-US"/>
+        </w:rPr>
+        <w:t>ương đương</w:t>
+      </w:r>
+    </w:p>
+    <w:p>
+      <w:pPr>
+        <w:pStyle w:val="ListParagraph"/>
+        <w:pBdr>
+          <w:top w:val="single" w:sz="4" w:space="1" w:color="auto"/>
+          <w:left w:val="single" w:sz="4" w:space="4" w:color="auto"/>
+          <w:bottom w:val="single" w:sz="4" w:space="1" w:color="auto"/>
+          <w:right w:val="single" w:sz="4" w:space="4" w:color="auto"/>
+        </w:pBdr>
+        <w:ind w:left="1080"/>
+        <w:rPr>
+          <w:lang w:val="en-US"/>
+        </w:rPr>
+      </w:pPr>
+      <w:r>
+        <w:rPr>
+          <w:lang w:val="en-US"/>
+        </w:rPr>
+        <w:t>int* foo = (int*) malloc(4);</w:t>
+      </w:r>
+    </w:p>
+    <w:p>
+      <w:pPr>
+        <w:pStyle w:val="ListParagraph"/>
+        <w:numPr>
+          <w:ilvl w:val="0"/>
+          <w:numId w:val="4"/>
+        </w:numPr>
+        <w:rPr>
+          <w:lang w:val="en-US"/>
+        </w:rPr>
+      </w:pPr>
+      <w:r>
+        <w:rPr>
+          <w:lang w:val="en-US"/>
+        </w:rPr>
+        <w:t>T</w:t>
+      </w:r>
+      <w:r>
+        <w:rPr>
+          <w:lang w:val="en-US"/>
+        </w:rPr>
+        <w:t>a có thể khởi tạo giá trị trước</w:t>
+      </w:r>
+    </w:p>
+    <w:p>
+      <w:pPr>
+        <w:pStyle w:val="ListParagraph"/>
+        <w:pBdr>
+          <w:top w:val="single" w:sz="4" w:space="1" w:color="auto"/>
+          <w:left w:val="single" w:sz="4" w:space="4" w:color="auto"/>
+          <w:bottom w:val="single" w:sz="4" w:space="1" w:color="auto"/>
+          <w:right w:val="single" w:sz="4" w:space="4" w:color="auto"/>
+        </w:pBdr>
+        <w:ind w:left="1080"/>
+        <w:rPr>
+          <w:lang w:val="en-US"/>
+        </w:rPr>
+      </w:pPr>
+      <w:r>
+        <w:rPr>
+          <w:lang w:val="en-US"/>
+        </w:rPr>
+        <w:t>int* foo = new int(10);</w:t>
+      </w:r>
+    </w:p>
+    <w:p>
+      <w:pPr>
+        <w:pStyle w:val="ListParagraph"/>
+        <w:numPr>
+          <w:ilvl w:val="0"/>
+          <w:numId w:val="4"/>
+        </w:numPr>
+        <w:rPr>
+          <w:lang w:val="en-US"/>
+        </w:rPr>
+      </w:pPr>
+      <w:r>
+        <w:rPr>
+          <w:lang w:val="en-US"/>
+        </w:rPr>
+        <w:t>&lt;Kiểu Dữ Liệu&gt; cũng có thể là 1 tên Class</w:t>
+      </w:r>
+    </w:p>
+    <w:p>
+      <w:pPr>
+        <w:pStyle w:val="ListParagraph"/>
+        <w:numPr>
+          <w:ilvl w:val="0"/>
+          <w:numId w:val="4"/>
+        </w:numPr>
+        <w:rPr>
+          <w:lang w:val="en-US"/>
+        </w:rPr>
+      </w:pPr>
+      <w:r>
+        <w:rPr>
+          <w:lang w:val="en-US"/>
+        </w:rPr>
+        <w:t>Ví dụ</w:t>
+      </w:r>
+    </w:p>
+    <w:p>
+      <w:pPr>
+        <w:pStyle w:val="ListParagraph"/>
+        <w:pBdr>
+          <w:top w:val="single" w:sz="4" w:space="1" w:color="auto"/>
+          <w:left w:val="single" w:sz="4" w:space="4" w:color="auto"/>
+          <w:bottom w:val="single" w:sz="4" w:space="1" w:color="auto"/>
+          <w:right w:val="single" w:sz="4" w:space="4" w:color="auto"/>
+        </w:pBdr>
+        <w:ind w:left="1080"/>
+        <w:rPr>
+          <w:lang w:val="en-US"/>
+        </w:rPr>
+      </w:pPr>
+      <w:r>
+        <w:rPr>
+          <w:lang w:val="en-US"/>
+        </w:rPr>
+        <w:t>b</w:t>
+      </w:r>
+      <w:r>
+        <w:rPr>
+          <w:lang w:val="en-US"/>
+        </w:rPr>
+        <w:t>ar* foo = new bar(</w:t>
+      </w:r>
+      <w:r>
+        <w:rPr>
+          <w:lang w:val="en-US"/>
+        </w:rPr>
+        <w:t>4, 5);</w:t>
       </w:r>
     </w:p>
     <w:p>
@@ -10936,91 +12606,49 @@
         <w:rPr>
           <w:lang w:val="en-US"/>
         </w:rPr>
-        <w:t xml:space="preserve">Pointer </w:t>
-      </w:r>
-      <w:r>
-        <w:rPr>
-          <w:lang w:val="en-US"/>
-        </w:rPr>
-        <w:t>Vào Nguyên Mảng?</w:t>
-      </w:r>
-    </w:p>
-    <w:p>
-      <w:pPr>
-        <w:pStyle w:val="ListParagraph"/>
-        <w:numPr>
-          <w:ilvl w:val="0"/>
-          <w:numId w:val="4"/>
-        </w:numPr>
-        <w:rPr>
-          <w:lang w:val="en-US"/>
-        </w:rPr>
-      </w:pPr>
-      <w:r>
-        <w:rPr>
-          <w:lang w:val="en-US"/>
-        </w:rPr>
-        <w:t>Bây giờ ta muốn khi + 1, thì Pointer sẽ bước 1 bước đi hết cái mảng</w:t>
-      </w:r>
-    </w:p>
-    <w:p>
-      <w:pPr>
-        <w:pStyle w:val="ListParagraph"/>
-        <w:numPr>
-          <w:ilvl w:val="0"/>
-          <w:numId w:val="4"/>
-        </w:numPr>
-        <w:rPr>
-          <w:lang w:val="en-US"/>
-        </w:rPr>
-      </w:pPr>
-      <w:r>
-        <w:rPr>
-          <w:lang w:val="en-US"/>
-        </w:rPr>
-        <w:t xml:space="preserve">Giả sử </w:t>
-      </w:r>
-      <w:r>
-        <w:rPr>
-          <w:lang w:val="en-US"/>
-        </w:rPr>
-        <w:t xml:space="preserve">foo </w:t>
-      </w:r>
-      <w:r>
-        <w:rPr>
-          <w:lang w:val="en-US"/>
-        </w:rPr>
-        <w:t>là mảng 3 chiều 2 x 3 x 4</w:t>
-      </w:r>
-      <w:r>
-        <w:rPr>
-          <w:lang w:val="en-US"/>
-        </w:rPr>
-        <w:t xml:space="preserve"> kiểu int</w:t>
-      </w:r>
-      <w:r>
-        <w:rPr>
-          <w:lang w:val="en-US"/>
-        </w:rPr>
-        <w:t xml:space="preserve">, </w:t>
-      </w:r>
-      <w:r>
-        <w:rPr>
-          <w:lang w:val="en-US"/>
-        </w:rPr>
-        <w:t>bar</w:t>
-      </w:r>
-      <w:r>
-        <w:rPr>
-          <w:lang w:val="en-US"/>
-        </w:rPr>
-        <w:t xml:space="preserve"> là Pointer</w:t>
-      </w:r>
-      <w:r>
-        <w:rPr>
-          <w:lang w:val="en-US"/>
-        </w:rPr>
-        <w:t xml:space="preserve"> vào nguyên mảng foo</w:t>
+        <w:t xml:space="preserve">Tạo </w:t>
+      </w:r>
+      <w:r>
+        <w:rPr>
+          <w:lang w:val="en-US"/>
+        </w:rPr>
+        <w:t xml:space="preserve">Mảng Trong </w:t>
+      </w:r>
+      <w:r>
+        <w:rPr>
+          <w:lang w:val="en-US"/>
+        </w:rPr>
+        <w:t>Heap</w:t>
+      </w:r>
+      <w:r>
+        <w:rPr>
+          <w:lang w:val="en-US"/>
+        </w:rPr>
+        <w:t>?</w:t>
+      </w:r>
+    </w:p>
+    <w:p>
+      <w:pPr>
+        <w:pStyle w:val="ListParagraph"/>
+        <w:numPr>
+          <w:ilvl w:val="0"/>
+          <w:numId w:val="4"/>
+        </w:numPr>
+        <w:rPr>
+          <w:lang w:val="en-US"/>
+        </w:rPr>
+      </w:pPr>
+      <w:r>
+        <w:rPr>
+          <w:lang w:val="en-US"/>
+        </w:rPr>
+        <w:t>Ví dụ tạo mảng 1 chiều kiểu int gồm 3 phần tử</w:t>
+      </w:r>
+      <w:r>
+        <w:rPr>
+          <w:lang w:val="en-US"/>
+        </w:rPr>
+        <w:t>, gọi mảng này là A</w:t>
       </w:r>
     </w:p>
     <w:p>
@@ -11048,43 +12676,43 @@
         <w:rPr>
           <w:lang w:val="en-US"/>
         </w:rPr>
-        <w:t>nt (*bar)[2][3][4] = &amp;foo;</w:t>
-      </w:r>
-    </w:p>
-    <w:p>
-      <w:pPr>
-        <w:pStyle w:val="ListParagraph"/>
-        <w:numPr>
-          <w:ilvl w:val="0"/>
-          <w:numId w:val="4"/>
-        </w:numPr>
-        <w:rPr>
-          <w:lang w:val="en-US"/>
-        </w:rPr>
-      </w:pPr>
-      <w:r>
-        <w:rPr>
-          <w:lang w:val="en-US"/>
-        </w:rPr>
-        <w:t>Quy ước cách hiểu lệnh này như sau</w:t>
-      </w:r>
-    </w:p>
-    <w:p>
-      <w:pPr>
-        <w:pStyle w:val="ListParagraph"/>
-        <w:numPr>
-          <w:ilvl w:val="0"/>
-          <w:numId w:val="4"/>
-        </w:numPr>
-        <w:rPr>
-          <w:lang w:val="en-US"/>
-        </w:rPr>
-      </w:pPr>
-      <w:r>
-        <w:rPr>
-          <w:lang w:val="en-US"/>
-        </w:rPr>
-        <w:t>Thay (*bar) thành X, ta có</w:t>
+        <w:t xml:space="preserve">nt* foo = </w:t>
+      </w:r>
+      <w:r>
+        <w:rPr>
+          <w:lang w:val="en-US"/>
+        </w:rPr>
+        <w:t xml:space="preserve">new </w:t>
+      </w:r>
+      <w:r>
+        <w:rPr>
+          <w:lang w:val="en-US"/>
+        </w:rPr>
+        <w:t>int[3]</w:t>
+      </w:r>
+      <w:r>
+        <w:rPr>
+          <w:lang w:val="en-US"/>
+        </w:rPr>
+        <w:t>;</w:t>
+      </w:r>
+    </w:p>
+    <w:p>
+      <w:pPr>
+        <w:pStyle w:val="ListParagraph"/>
+        <w:numPr>
+          <w:ilvl w:val="0"/>
+          <w:numId w:val="4"/>
+        </w:numPr>
+        <w:rPr>
+          <w:lang w:val="en-US"/>
+        </w:rPr>
+      </w:pPr>
+      <w:r>
+        <w:rPr>
+          <w:lang w:val="en-US"/>
+        </w:rPr>
+        <w:t>Ta có thể khởi tạo giá trị ban đầu như sau</w:t>
       </w:r>
     </w:p>
     <w:p>
@@ -11111,67 +12739,118 @@
         <w:rPr>
           <w:lang w:val="en-US"/>
         </w:rPr>
-        <w:t>nt X[2][3][4]</w:t>
-      </w:r>
-    </w:p>
-    <w:p>
-      <w:pPr>
-        <w:pStyle w:val="ListParagraph"/>
-        <w:numPr>
-          <w:ilvl w:val="0"/>
-          <w:numId w:val="4"/>
-        </w:numPr>
-        <w:rPr>
-          <w:lang w:val="en-US"/>
-        </w:rPr>
-      </w:pPr>
-      <w:r>
-        <w:rPr>
-          <w:lang w:val="en-US"/>
-        </w:rPr>
-        <w:t xml:space="preserve">Đéo khác gì lệnh khai báo mảng int thông thường, nghĩa là *bar </w:t>
-      </w:r>
-      <w:r>
-        <w:rPr>
-          <w:lang w:val="en-US"/>
-        </w:rPr>
-        <w:t>là 1</w:t>
-      </w:r>
-      <w:r>
-        <w:rPr>
-          <w:lang w:val="en-US"/>
-        </w:rPr>
-        <w:t xml:space="preserve"> mảng int,</w:t>
-      </w:r>
-      <w:r>
-        <w:rPr>
-          <w:lang w:val="en-US"/>
-        </w:rPr>
-        <w:t xml:space="preserve"> do đó bar phải là 1 Pointer đến mảng int, để khi đặt dấu * đằng trước, nó sẽ trả về mảng int</w:t>
-      </w:r>
-      <w:r>
-        <w:rPr>
-          <w:lang w:val="en-US"/>
-        </w:rPr>
-        <w:t>, ở đây là foo</w:t>
-      </w:r>
-    </w:p>
-    <w:p>
-      <w:pPr>
-        <w:pStyle w:val="ListParagraph"/>
-        <w:numPr>
-          <w:ilvl w:val="0"/>
-          <w:numId w:val="4"/>
-        </w:numPr>
-        <w:rPr>
-          <w:lang w:val="en-US"/>
-        </w:rPr>
-      </w:pPr>
-      <w:r>
-        <w:rPr>
-          <w:lang w:val="en-US"/>
-        </w:rPr>
-        <w:t>Ví dụ khác</w:t>
+        <w:t xml:space="preserve">nt* foo = </w:t>
+      </w:r>
+      <w:r>
+        <w:rPr>
+          <w:lang w:val="en-US"/>
+        </w:rPr>
+        <w:t xml:space="preserve">new </w:t>
+      </w:r>
+      <w:r>
+        <w:rPr>
+          <w:lang w:val="en-US"/>
+        </w:rPr>
+        <w:t>int[3]{1, 2, 3};</w:t>
+      </w:r>
+    </w:p>
+    <w:p>
+      <w:pPr>
+        <w:pStyle w:val="ListParagraph"/>
+        <w:numPr>
+          <w:ilvl w:val="0"/>
+          <w:numId w:val="4"/>
+        </w:numPr>
+        <w:rPr>
+          <w:lang w:val="en-US"/>
+        </w:rPr>
+      </w:pPr>
+      <w:r>
+        <w:rPr>
+          <w:lang w:val="en-US"/>
+        </w:rPr>
+        <w:t xml:space="preserve">Khi này foo là 1 </w:t>
+      </w:r>
+      <w:r>
+        <w:rPr>
+          <w:lang w:val="en-US"/>
+        </w:rPr>
+        <w:t xml:space="preserve">Int </w:t>
+      </w:r>
+      <w:r>
+        <w:rPr>
+          <w:lang w:val="en-US"/>
+        </w:rPr>
+        <w:t xml:space="preserve">Pointer trong Stack, nó chĩa vào </w:t>
+      </w:r>
+      <w:r>
+        <w:rPr>
+          <w:lang w:val="en-US"/>
+        </w:rPr>
+        <w:t>phần tử đầu tiên của A</w:t>
+      </w:r>
+    </w:p>
+    <w:p>
+      <w:pPr>
+        <w:pStyle w:val="ListParagraph"/>
+        <w:numPr>
+          <w:ilvl w:val="0"/>
+          <w:numId w:val="4"/>
+        </w:numPr>
+        <w:rPr>
+          <w:lang w:val="en-US"/>
+        </w:rPr>
+      </w:pPr>
+      <w:r>
+        <w:rPr>
+          <w:lang w:val="en-US"/>
+        </w:rPr>
+        <w:t>Ví dụ truy cập phần tử có Index 1</w:t>
+      </w:r>
+    </w:p>
+    <w:p>
+      <w:pPr>
+        <w:pStyle w:val="ListParagraph"/>
+        <w:pBdr>
+          <w:top w:val="single" w:sz="4" w:space="1" w:color="auto"/>
+          <w:left w:val="single" w:sz="4" w:space="4" w:color="auto"/>
+          <w:bottom w:val="single" w:sz="4" w:space="1" w:color="auto"/>
+          <w:right w:val="single" w:sz="4" w:space="4" w:color="auto"/>
+        </w:pBdr>
+        <w:ind w:left="1080"/>
+        <w:rPr>
+          <w:lang w:val="en-US"/>
+        </w:rPr>
+      </w:pPr>
+      <w:r>
+        <w:rPr>
+          <w:lang w:val="en-US"/>
+        </w:rPr>
+        <w:t>foo[1]</w:t>
+      </w:r>
+    </w:p>
+    <w:p>
+      <w:pPr>
+        <w:pStyle w:val="ListParagraph"/>
+        <w:numPr>
+          <w:ilvl w:val="0"/>
+          <w:numId w:val="4"/>
+        </w:numPr>
+        <w:rPr>
+          <w:lang w:val="en-US"/>
+        </w:rPr>
+      </w:pPr>
+      <w:r>
+        <w:rPr>
+          <w:lang w:val="en-US"/>
+        </w:rPr>
+        <w:t>Ví dụ tạo mảng 2 chiều kiểu int kích thước 2 x 3</w:t>
+      </w:r>
+      <w:r>
+        <w:rPr>
+          <w:lang w:val="en-US"/>
+        </w:rPr>
+        <w:t>, gọi mảng này là B</w:t>
       </w:r>
     </w:p>
     <w:p>
@@ -11198,25 +12877,169 @@
         <w:rPr>
           <w:lang w:val="en-US"/>
         </w:rPr>
-        <w:t>nt (**bob)[2][3][4] = &amp;bar;</w:t>
-      </w:r>
-    </w:p>
-    <w:p>
-      <w:pPr>
-        <w:pStyle w:val="ListParagraph"/>
-        <w:numPr>
-          <w:ilvl w:val="0"/>
-          <w:numId w:val="4"/>
-        </w:numPr>
-        <w:rPr>
-          <w:lang w:val="en-US"/>
-        </w:rPr>
-      </w:pPr>
-      <w:r>
-        <w:rPr>
-          <w:lang w:val="en-US"/>
-        </w:rPr>
-        <w:t>bob chính là Pointer đến bar, dễ thấy **bob đúng thật trả về mảng foo là mảng int 2 x 3 x 4</w:t>
+        <w:t>nt (*foo)[3] = new int[2][3]{</w:t>
+      </w:r>
+    </w:p>
+    <w:p>
+      <w:pPr>
+        <w:pStyle w:val="ListParagraph"/>
+        <w:pBdr>
+          <w:top w:val="single" w:sz="4" w:space="1" w:color="auto"/>
+          <w:left w:val="single" w:sz="4" w:space="4" w:color="auto"/>
+          <w:bottom w:val="single" w:sz="4" w:space="1" w:color="auto"/>
+          <w:right w:val="single" w:sz="4" w:space="4" w:color="auto"/>
+        </w:pBdr>
+        <w:ind w:left="1080"/>
+        <w:rPr>
+          <w:lang w:val="en-US"/>
+        </w:rPr>
+      </w:pPr>
+      <w:r>
+        <w:rPr>
+          <w:lang w:val="en-US"/>
+        </w:rPr>
+        <w:t xml:space="preserve">    {1, 2, 3},</w:t>
+      </w:r>
+    </w:p>
+    <w:p>
+      <w:pPr>
+        <w:pStyle w:val="ListParagraph"/>
+        <w:pBdr>
+          <w:top w:val="single" w:sz="4" w:space="1" w:color="auto"/>
+          <w:left w:val="single" w:sz="4" w:space="4" w:color="auto"/>
+          <w:bottom w:val="single" w:sz="4" w:space="1" w:color="auto"/>
+          <w:right w:val="single" w:sz="4" w:space="4" w:color="auto"/>
+        </w:pBdr>
+        <w:ind w:left="1080"/>
+        <w:rPr>
+          <w:lang w:val="en-US"/>
+        </w:rPr>
+      </w:pPr>
+      <w:r>
+        <w:rPr>
+          <w:lang w:val="en-US"/>
+        </w:rPr>
+        <w:t xml:space="preserve">    {4, 5, 6}</w:t>
+      </w:r>
+    </w:p>
+    <w:p>
+      <w:pPr>
+        <w:pStyle w:val="ListParagraph"/>
+        <w:pBdr>
+          <w:top w:val="single" w:sz="4" w:space="1" w:color="auto"/>
+          <w:left w:val="single" w:sz="4" w:space="4" w:color="auto"/>
+          <w:bottom w:val="single" w:sz="4" w:space="1" w:color="auto"/>
+          <w:right w:val="single" w:sz="4" w:space="4" w:color="auto"/>
+        </w:pBdr>
+        <w:ind w:left="1080"/>
+        <w:rPr>
+          <w:lang w:val="en-US"/>
+        </w:rPr>
+      </w:pPr>
+      <w:r>
+        <w:rPr>
+          <w:lang w:val="en-US"/>
+        </w:rPr>
+        <w:t>};</w:t>
+      </w:r>
+    </w:p>
+    <w:p>
+      <w:pPr>
+        <w:pStyle w:val="ListParagraph"/>
+        <w:numPr>
+          <w:ilvl w:val="0"/>
+          <w:numId w:val="4"/>
+        </w:numPr>
+        <w:rPr>
+          <w:lang w:val="en-US"/>
+        </w:rPr>
+      </w:pPr>
+      <w:r>
+        <w:rPr>
+          <w:lang w:val="en-US"/>
+        </w:rPr>
+        <w:t>Khi này foo là 1 Pointer trong Stack, nó chĩa vào mảng int</w:t>
+      </w:r>
+      <w:r>
+        <w:rPr>
+          <w:lang w:val="en-US"/>
+        </w:rPr>
+        <w:t xml:space="preserve"> gồm</w:t>
+      </w:r>
+      <w:r>
+        <w:rPr>
+          <w:lang w:val="en-US"/>
+        </w:rPr>
+        <w:t xml:space="preserve"> 3 phần tử</w:t>
+      </w:r>
+      <w:r>
+        <w:rPr>
+          <w:lang w:val="en-US"/>
+        </w:rPr>
+        <w:t>, nghĩa là nó chĩa vào B[0]</w:t>
+      </w:r>
+    </w:p>
+    <w:p>
+      <w:pPr>
+        <w:pStyle w:val="ListParagraph"/>
+        <w:numPr>
+          <w:ilvl w:val="0"/>
+          <w:numId w:val="4"/>
+        </w:numPr>
+        <w:rPr>
+          <w:lang w:val="en-US"/>
+        </w:rPr>
+      </w:pPr>
+      <w:r>
+        <w:rPr>
+          <w:lang w:val="en-US"/>
+        </w:rPr>
+        <w:t>Ta có B[0] = foo[0], B[1] = foo[1], B[0][0] = foo[0][0], B[1][2] = foo[1][2]</w:t>
+      </w:r>
+      <w:r>
+        <w:rPr>
+          <w:lang w:val="en-US"/>
+        </w:rPr>
+        <w:t>, …</w:t>
+      </w:r>
+    </w:p>
+    <w:p>
+      <w:pPr>
+        <w:pStyle w:val="ListParagraph"/>
+        <w:numPr>
+          <w:ilvl w:val="0"/>
+          <w:numId w:val="4"/>
+        </w:numPr>
+        <w:rPr>
+          <w:lang w:val="en-US"/>
+        </w:rPr>
+      </w:pPr>
+      <w:r>
+        <w:rPr>
+          <w:lang w:val="en-US"/>
+        </w:rPr>
+        <w:t>Tương tự, ví dụ tạo mảng 3 chiều</w:t>
+      </w:r>
+    </w:p>
+    <w:p>
+      <w:pPr>
+        <w:pStyle w:val="ListParagraph"/>
+        <w:pBdr>
+          <w:top w:val="single" w:sz="4" w:space="1" w:color="auto"/>
+          <w:left w:val="single" w:sz="4" w:space="4" w:color="auto"/>
+          <w:bottom w:val="single" w:sz="4" w:space="1" w:color="auto"/>
+          <w:right w:val="single" w:sz="4" w:space="4" w:color="auto"/>
+        </w:pBdr>
+        <w:ind w:left="1080"/>
+        <w:rPr>
+          <w:lang w:val="en-US"/>
+        </w:rPr>
+      </w:pPr>
+      <w:r>
+        <w:rPr>
+          <w:lang w:val="en-US"/>
+        </w:rPr>
+        <w:t>int (*foo)[3][4] = new int[2][3][4];</w:t>
       </w:r>
     </w:p>
     <w:p>
@@ -11234,58 +13057,372 @@
         <w:rPr>
           <w:lang w:val="en-US"/>
         </w:rPr>
-        <w:t>Char</w:t>
-      </w:r>
-      <w:r>
-        <w:rPr>
-          <w:lang w:val="en-US"/>
-        </w:rPr>
-        <w:t xml:space="preserve"> Pointer</w:t>
-      </w:r>
-      <w:r>
-        <w:rPr>
-          <w:lang w:val="en-US"/>
-        </w:rPr>
-        <w:t>?</w:t>
-      </w:r>
-    </w:p>
-    <w:p>
-      <w:pPr>
-        <w:pStyle w:val="ListParagraph"/>
-        <w:numPr>
-          <w:ilvl w:val="0"/>
-          <w:numId w:val="4"/>
-        </w:numPr>
-        <w:rPr>
-          <w:lang w:val="en-US"/>
-        </w:rPr>
-      </w:pPr>
-      <w:r>
-        <w:rPr>
-          <w:lang w:val="en-US"/>
-        </w:rPr>
-        <w:t>Địa chỉ được lưu trong 1 Char Pointer khi in ra thì sẽ bị chuyển từ dạng thập lục phân sang mã ASCII, do đó để in ra dưới dạng Hexa, ta cần ép kiểu Pointer sang kiểu khác, những vẫn chĩa vào Char ban đầu, thông thường dùng Void Pointer</w:t>
-      </w:r>
-    </w:p>
-    <w:p>
-      <w:pPr>
-        <w:pStyle w:val="ListParagraph"/>
-        <w:pBdr>
-          <w:top w:val="single" w:sz="4" w:space="1" w:color="auto"/>
-          <w:left w:val="single" w:sz="4" w:space="4" w:color="auto"/>
-          <w:bottom w:val="single" w:sz="4" w:space="1" w:color="auto"/>
-          <w:right w:val="single" w:sz="4" w:space="4" w:color="auto"/>
-        </w:pBdr>
-        <w:ind w:left="1080"/>
-        <w:rPr>
-          <w:lang w:val="en-US"/>
-        </w:rPr>
-      </w:pPr>
-      <w:r>
-        <w:rPr>
-          <w:lang w:val="en-US"/>
-        </w:rPr>
-        <w:t>(void*) &amp;&lt;Char&gt;</w:t>
+        <w:t>Function Pointer?</w:t>
+      </w:r>
+    </w:p>
+    <w:p>
+      <w:pPr>
+        <w:pStyle w:val="ListParagraph"/>
+        <w:numPr>
+          <w:ilvl w:val="0"/>
+          <w:numId w:val="4"/>
+        </w:numPr>
+        <w:rPr>
+          <w:lang w:val="en-US"/>
+        </w:rPr>
+      </w:pPr>
+      <w:r>
+        <w:rPr>
+          <w:lang w:val="en-US"/>
+        </w:rPr>
+        <w:t>Là Pointer chĩa vào Instruction đầu tiên của hàm trong phần nhớ Text</w:t>
+      </w:r>
+    </w:p>
+    <w:p>
+      <w:pPr>
+        <w:pStyle w:val="ListParagraph"/>
+        <w:numPr>
+          <w:ilvl w:val="0"/>
+          <w:numId w:val="4"/>
+        </w:numPr>
+        <w:rPr>
+          <w:lang w:val="en-US"/>
+        </w:rPr>
+      </w:pPr>
+      <w:r>
+        <w:rPr>
+          <w:lang w:val="en-US"/>
+        </w:rPr>
+        <w:t>Giả sử cho hàm foo trả về int, nhận 2 tham số đầu vào là float và double, ta muốn tạo Pointer bar chĩa vào foo</w:t>
+      </w:r>
+    </w:p>
+    <w:p>
+      <w:pPr>
+        <w:pStyle w:val="ListParagraph"/>
+        <w:pBdr>
+          <w:top w:val="single" w:sz="4" w:space="1" w:color="auto"/>
+          <w:left w:val="single" w:sz="4" w:space="4" w:color="auto"/>
+          <w:bottom w:val="single" w:sz="4" w:space="1" w:color="auto"/>
+          <w:right w:val="single" w:sz="4" w:space="4" w:color="auto"/>
+        </w:pBdr>
+        <w:ind w:left="1080"/>
+        <w:rPr>
+          <w:lang w:val="en-US"/>
+        </w:rPr>
+      </w:pPr>
+      <w:r>
+        <w:rPr>
+          <w:lang w:val="en-US"/>
+        </w:rPr>
+        <w:t>i</w:t>
+      </w:r>
+      <w:r>
+        <w:rPr>
+          <w:lang w:val="en-US"/>
+        </w:rPr>
+        <w:t>nt (*bar)(float, double) = foo;</w:t>
+      </w:r>
+    </w:p>
+    <w:p>
+      <w:pPr>
+        <w:pStyle w:val="ListParagraph"/>
+        <w:numPr>
+          <w:ilvl w:val="0"/>
+          <w:numId w:val="4"/>
+        </w:numPr>
+        <w:rPr>
+          <w:lang w:val="en-US"/>
+        </w:rPr>
+      </w:pPr>
+      <w:r>
+        <w:rPr>
+          <w:lang w:val="en-US"/>
+        </w:rPr>
+        <w:t>Lệnh trên được hiểu như sau</w:t>
+      </w:r>
+    </w:p>
+    <w:p>
+      <w:pPr>
+        <w:pStyle w:val="ListParagraph"/>
+        <w:numPr>
+          <w:ilvl w:val="0"/>
+          <w:numId w:val="4"/>
+        </w:numPr>
+        <w:rPr>
+          <w:lang w:val="en-US"/>
+        </w:rPr>
+      </w:pPr>
+      <w:r>
+        <w:rPr>
+          <w:lang w:val="en-US"/>
+        </w:rPr>
+        <w:t>Thế (*bar) thành X, ta được</w:t>
+      </w:r>
+    </w:p>
+    <w:p>
+      <w:pPr>
+        <w:pStyle w:val="ListParagraph"/>
+        <w:pBdr>
+          <w:top w:val="single" w:sz="4" w:space="1" w:color="auto"/>
+          <w:left w:val="single" w:sz="4" w:space="4" w:color="auto"/>
+          <w:bottom w:val="single" w:sz="4" w:space="1" w:color="auto"/>
+          <w:right w:val="single" w:sz="4" w:space="4" w:color="auto"/>
+        </w:pBdr>
+        <w:ind w:left="1080"/>
+        <w:rPr>
+          <w:lang w:val="en-US"/>
+        </w:rPr>
+      </w:pPr>
+      <w:r>
+        <w:rPr>
+          <w:lang w:val="en-US"/>
+        </w:rPr>
+        <w:t>i</w:t>
+      </w:r>
+      <w:r>
+        <w:rPr>
+          <w:lang w:val="en-US"/>
+        </w:rPr>
+        <w:t>nt X(float, double)</w:t>
+      </w:r>
+    </w:p>
+    <w:p>
+      <w:pPr>
+        <w:pStyle w:val="ListParagraph"/>
+        <w:numPr>
+          <w:ilvl w:val="0"/>
+          <w:numId w:val="4"/>
+        </w:numPr>
+        <w:rPr>
+          <w:lang w:val="en-US"/>
+        </w:rPr>
+      </w:pPr>
+      <w:r>
+        <w:rPr>
+          <w:lang w:val="en-US"/>
+        </w:rPr>
+        <w:t>Dễ thấy đây đéo khác gì hàm nguyên mẫu, do đó X là hàm giống foo, nói cách khác, *bar là hàm foo, do đó bar phải là Pointer đến foo, để khi đặt dấu * đằng trước sẽ trả về foo, vế phải là foo bởi vì tên hàm = Pointer đến hàm</w:t>
+      </w:r>
+    </w:p>
+    <w:p>
+      <w:pPr>
+        <w:pStyle w:val="ListParagraph"/>
+        <w:numPr>
+          <w:ilvl w:val="0"/>
+          <w:numId w:val="4"/>
+        </w:numPr>
+        <w:rPr>
+          <w:lang w:val="en-US"/>
+        </w:rPr>
+      </w:pPr>
+      <w:r>
+        <w:rPr>
+          <w:lang w:val="en-US"/>
+        </w:rPr>
+        <w:t>Do bar là Pointer đến hàm, nên ta có thể dùng nó để</w:t>
+      </w:r>
+      <w:r>
+        <w:rPr>
+          <w:lang w:val="en-US"/>
+        </w:rPr>
+        <w:t xml:space="preserve"> gọi hàm</w:t>
+      </w:r>
+    </w:p>
+    <w:p>
+      <w:pPr>
+        <w:pStyle w:val="ListParagraph"/>
+        <w:pBdr>
+          <w:top w:val="single" w:sz="4" w:space="1" w:color="auto"/>
+          <w:left w:val="single" w:sz="4" w:space="4" w:color="auto"/>
+          <w:bottom w:val="single" w:sz="4" w:space="1" w:color="auto"/>
+          <w:right w:val="single" w:sz="4" w:space="4" w:color="auto"/>
+        </w:pBdr>
+        <w:ind w:left="1080"/>
+        <w:rPr>
+          <w:lang w:val="en-US"/>
+        </w:rPr>
+      </w:pPr>
+      <w:r>
+        <w:rPr>
+          <w:lang w:val="en-US"/>
+        </w:rPr>
+        <w:t>bar(3.5, 7.9);</w:t>
+      </w:r>
+    </w:p>
+    <w:p>
+      <w:pPr>
+        <w:pStyle w:val="ListParagraph"/>
+        <w:numPr>
+          <w:ilvl w:val="0"/>
+          <w:numId w:val="4"/>
+        </w:numPr>
+        <w:rPr>
+          <w:lang w:val="en-US"/>
+        </w:rPr>
+      </w:pPr>
+    </w:p>
+    <w:p>
+      <w:pPr>
+        <w:rPr>
+          <w:lang w:val="en-US"/>
+        </w:rPr>
+      </w:pPr>
+    </w:p>
+    <w:p>
+      <w:pPr>
+        <w:rPr>
+          <w:lang w:val="en-US"/>
+        </w:rPr>
+      </w:pPr>
+      <w:r>
+        <w:rPr>
+          <w:lang w:val="en-US"/>
+        </w:rPr>
+        <w:t>Enum:</w:t>
+      </w:r>
+    </w:p>
+    <w:p>
+      <w:pPr>
+        <w:pStyle w:val="ListParagraph"/>
+        <w:numPr>
+          <w:ilvl w:val="0"/>
+          <w:numId w:val="17"/>
+        </w:numPr>
+        <w:rPr>
+          <w:lang w:val="en-US"/>
+        </w:rPr>
+      </w:pPr>
+      <w:r>
+        <w:rPr>
+          <w:lang w:val="en-US"/>
+        </w:rPr>
+        <w:t xml:space="preserve">Tại </w:t>
+      </w:r>
+      <w:r>
+        <w:rPr>
+          <w:lang w:val="en-US"/>
+        </w:rPr>
+        <w:t>Sao Dùng Enum?</w:t>
+      </w:r>
+    </w:p>
+    <w:p>
+      <w:pPr>
+        <w:pStyle w:val="ListParagraph"/>
+        <w:numPr>
+          <w:ilvl w:val="0"/>
+          <w:numId w:val="4"/>
+        </w:numPr>
+        <w:rPr>
+          <w:lang w:val="en-US"/>
+        </w:rPr>
+      </w:pPr>
+      <w:r>
+        <w:rPr>
+          <w:lang w:val="en-US"/>
+        </w:rPr>
+        <w:t>Giả sử ta muốn tạo 1 biến mà nó chỉ lưu tên các diễn viên nổi tiếng, nhưng địt mẹ làm như vậy thì tốn bộ nhớ vãi, thay vào đó ánh xạ tên mỗi diễn viên vào 1 số nguyên, điều này được thực hiện = Enum</w:t>
+      </w:r>
+    </w:p>
+    <w:p>
+      <w:pPr>
+        <w:pStyle w:val="ListParagraph"/>
+        <w:numPr>
+          <w:ilvl w:val="0"/>
+          <w:numId w:val="4"/>
+        </w:numPr>
+        <w:rPr>
+          <w:lang w:val="en-US"/>
+        </w:rPr>
+      </w:pPr>
+      <w:r>
+        <w:rPr>
+          <w:lang w:val="en-US"/>
+        </w:rPr>
+        <w:t>Để tạo 1 Enum Class</w:t>
+      </w:r>
+    </w:p>
+    <w:p>
+      <w:pPr>
+        <w:pStyle w:val="ListParagraph"/>
+        <w:pBdr>
+          <w:top w:val="single" w:sz="4" w:space="1" w:color="auto"/>
+          <w:left w:val="single" w:sz="4" w:space="4" w:color="auto"/>
+          <w:bottom w:val="single" w:sz="4" w:space="1" w:color="auto"/>
+          <w:right w:val="single" w:sz="4" w:space="4" w:color="auto"/>
+        </w:pBdr>
+        <w:ind w:left="1080"/>
+        <w:rPr>
+          <w:lang w:val="en-US"/>
+        </w:rPr>
+      </w:pPr>
+      <w:r>
+        <w:rPr>
+          <w:lang w:val="en-US"/>
+        </w:rPr>
+        <w:t>e</w:t>
+      </w:r>
+      <w:r>
+        <w:rPr>
+          <w:lang w:val="en-US"/>
+        </w:rPr>
+        <w:t>num &lt;Enum Class&gt; {&lt;Tên 1&gt;, &lt;Tên 2&gt;, … };</w:t>
+      </w:r>
+    </w:p>
+    <w:p>
+      <w:pPr>
+        <w:pStyle w:val="ListParagraph"/>
+        <w:numPr>
+          <w:ilvl w:val="0"/>
+          <w:numId w:val="4"/>
+        </w:numPr>
+        <w:rPr>
+          <w:lang w:val="en-US"/>
+        </w:rPr>
+      </w:pPr>
+      <w:r>
+        <w:rPr>
+          <w:lang w:val="en-US"/>
+        </w:rPr>
+        <w:t>Để tạo 1 biến chỉ được phép có giá trị trong &lt;Enum Class&gt;</w:t>
+      </w:r>
+    </w:p>
+    <w:p>
+      <w:pPr>
+        <w:pStyle w:val="ListParagraph"/>
+        <w:pBdr>
+          <w:top w:val="single" w:sz="4" w:space="1" w:color="auto"/>
+          <w:left w:val="single" w:sz="4" w:space="4" w:color="auto"/>
+          <w:bottom w:val="single" w:sz="4" w:space="1" w:color="auto"/>
+          <w:right w:val="single" w:sz="4" w:space="4" w:color="auto"/>
+        </w:pBdr>
+        <w:ind w:left="1080"/>
+        <w:rPr>
+          <w:lang w:val="en-US"/>
+        </w:rPr>
+      </w:pPr>
+      <w:r>
+        <w:rPr>
+          <w:lang w:val="en-US"/>
+        </w:rPr>
+        <w:t>&lt;Enum Class&gt; &lt;Biến&gt;;</w:t>
+      </w:r>
+    </w:p>
+    <w:p>
+      <w:pPr>
+        <w:pStyle w:val="ListParagraph"/>
+        <w:numPr>
+          <w:ilvl w:val="0"/>
+          <w:numId w:val="4"/>
+        </w:numPr>
+        <w:rPr>
+          <w:lang w:val="en-US"/>
+        </w:rPr>
+      </w:pPr>
+      <w:r>
+        <w:rPr>
+          <w:lang w:val="en-US"/>
+        </w:rPr>
+        <w:t>Ta chỉ có thể gán cho &lt;Biến&gt; các giá trị là &lt;Tên 1&gt;, &lt;Tên 2&gt;, …, phải viết đúng tên</w:t>
       </w:r>
     </w:p>
     <w:p>
@@ -11324,1230 +13461,7 @@
         <w:rPr>
           <w:lang w:val="en-US"/>
         </w:rPr>
-        <w:t xml:space="preserve">char foo = </w:t>
-      </w:r>
-      <w:r>
-        <w:rPr>
-          <w:lang w:val="en-US"/>
-        </w:rPr>
-        <w:t>'v'</w:t>
-      </w:r>
-      <w:r>
-        <w:rPr>
-          <w:lang w:val="en-US"/>
-        </w:rPr>
-        <w:t>;</w:t>
-      </w:r>
-    </w:p>
-    <w:p>
-      <w:pPr>
-        <w:pStyle w:val="ListParagraph"/>
-        <w:pBdr>
-          <w:top w:val="single" w:sz="4" w:space="1" w:color="auto"/>
-          <w:left w:val="single" w:sz="4" w:space="4" w:color="auto"/>
-          <w:bottom w:val="single" w:sz="4" w:space="1" w:color="auto"/>
-          <w:right w:val="single" w:sz="4" w:space="4" w:color="auto"/>
-        </w:pBdr>
-        <w:ind w:left="1080"/>
-        <w:rPr>
-          <w:lang w:val="en-US"/>
-        </w:rPr>
-      </w:pPr>
-      <w:r>
-        <w:rPr>
-          <w:lang w:val="en-US"/>
-        </w:rPr>
-        <w:t>cout &lt;&lt; (void*) &amp;foo &lt;&lt; endl;</w:t>
-      </w:r>
-    </w:p>
-    <w:p>
-      <w:pPr>
-        <w:pStyle w:val="ListParagraph"/>
-        <w:numPr>
-          <w:ilvl w:val="0"/>
-          <w:numId w:val="4"/>
-        </w:numPr>
-        <w:rPr>
-          <w:lang w:val="en-US"/>
-        </w:rPr>
-      </w:pPr>
-      <w:r>
-        <w:rPr>
-          <w:lang w:val="en-US"/>
-        </w:rPr>
-        <w:t>1 mảng Char hoạt động y chang mảng với kiểu dữ liệu khác,tuy nhiên khi tạo mảng mà không chỉ định kích thước, thì kích thước tự động = số phần tử + 1, phần tử cuối = \</w:t>
-      </w:r>
-      <w:r>
-        <w:rPr>
-          <w:lang w:val="en-US"/>
-        </w:rPr>
-        <w:t>0, đồng thời nếu chỉ định kích thước thì số phần tử phải không vượt quá kích thước – 1, kí tự \0 sẽ tự động thêm kế sau phần tử cuối</w:t>
-      </w:r>
-    </w:p>
-    <w:p>
-      <w:pPr>
-        <w:pStyle w:val="ListParagraph"/>
-        <w:numPr>
-          <w:ilvl w:val="0"/>
-          <w:numId w:val="4"/>
-        </w:numPr>
-        <w:rPr>
-          <w:lang w:val="en-US"/>
-        </w:rPr>
-      </w:pPr>
-      <w:r>
-        <w:rPr>
-          <w:lang w:val="en-US"/>
-        </w:rPr>
-        <w:t>Khi in 1 mảng Char, thì nó không in địa chỉ của phần tử đầu tiên mà in ra chuỗi giá trị của các phần tử dưới dạng ASCII cho đến khi gặp kí tự \0 thì dừng lại</w:t>
-      </w:r>
-      <w:r>
-        <w:rPr>
-          <w:lang w:val="en-US"/>
-        </w:rPr>
-        <w:t>, do đó nếu muốn in ra địa chỉ thì cần ép kiểu sang kiểu Pointer khác</w:t>
-      </w:r>
-    </w:p>
-    <w:p>
-      <w:pPr>
-        <w:pStyle w:val="ListParagraph"/>
-        <w:numPr>
-          <w:ilvl w:val="0"/>
-          <w:numId w:val="4"/>
-        </w:numPr>
-        <w:rPr>
-          <w:lang w:val="en-US"/>
-        </w:rPr>
-      </w:pPr>
-      <w:r>
-        <w:rPr>
-          <w:lang w:val="en-US"/>
-        </w:rPr>
-        <w:t>Ngoài cách khởi tạo thông thường, ta còn có thể sử dụng dấu nháy kép</w:t>
-      </w:r>
-    </w:p>
-    <w:p>
-      <w:pPr>
-        <w:pStyle w:val="ListParagraph"/>
-        <w:numPr>
-          <w:ilvl w:val="0"/>
-          <w:numId w:val="4"/>
-        </w:numPr>
-        <w:rPr>
-          <w:lang w:val="en-US"/>
-        </w:rPr>
-      </w:pPr>
-      <w:r>
-        <w:rPr>
-          <w:lang w:val="en-US"/>
-        </w:rPr>
-        <w:t>Ví dụ</w:t>
-      </w:r>
-    </w:p>
-    <w:p>
-      <w:pPr>
-        <w:pStyle w:val="ListParagraph"/>
-        <w:pBdr>
-          <w:top w:val="single" w:sz="4" w:space="1" w:color="auto"/>
-          <w:left w:val="single" w:sz="4" w:space="4" w:color="auto"/>
-          <w:bottom w:val="single" w:sz="4" w:space="1" w:color="auto"/>
-          <w:right w:val="single" w:sz="4" w:space="4" w:color="auto"/>
-        </w:pBdr>
-        <w:ind w:left="1080"/>
-        <w:rPr>
-          <w:lang w:val="en-US"/>
-        </w:rPr>
-      </w:pPr>
-      <w:r>
-        <w:rPr>
-          <w:lang w:val="en-US"/>
-        </w:rPr>
-        <w:t>c</w:t>
-      </w:r>
-      <w:r>
-        <w:rPr>
-          <w:lang w:val="en-US"/>
-        </w:rPr>
-        <w:t xml:space="preserve">har foo[] = </w:t>
-      </w:r>
-      <w:r>
-        <w:rPr>
-          <w:lang w:val="en-US"/>
-        </w:rPr>
-        <w:t>"concac"</w:t>
-      </w:r>
-      <w:r>
-        <w:rPr>
-          <w:lang w:val="en-US"/>
-        </w:rPr>
-        <w:t>;</w:t>
-      </w:r>
-    </w:p>
-    <w:p>
-      <w:pPr>
-        <w:pStyle w:val="ListParagraph"/>
-        <w:numPr>
-          <w:ilvl w:val="0"/>
-          <w:numId w:val="4"/>
-        </w:numPr>
-        <w:rPr>
-          <w:lang w:val="en-US"/>
-        </w:rPr>
-      </w:pPr>
-      <w:r>
-        <w:rPr>
-          <w:lang w:val="en-US"/>
-        </w:rPr>
-        <w:t>Tương đương</w:t>
-      </w:r>
-    </w:p>
-    <w:p>
-      <w:pPr>
-        <w:pStyle w:val="ListParagraph"/>
-        <w:pBdr>
-          <w:top w:val="single" w:sz="4" w:space="1" w:color="auto"/>
-          <w:left w:val="single" w:sz="4" w:space="4" w:color="auto"/>
-          <w:bottom w:val="single" w:sz="4" w:space="1" w:color="auto"/>
-          <w:right w:val="single" w:sz="4" w:space="4" w:color="auto"/>
-        </w:pBdr>
-        <w:ind w:left="1080"/>
-        <w:rPr>
-          <w:lang w:val="en-US"/>
-        </w:rPr>
-      </w:pPr>
-      <w:r>
-        <w:rPr>
-          <w:lang w:val="en-US"/>
-        </w:rPr>
-        <w:t>char foo[] = {</w:t>
-      </w:r>
-      <w:r>
-        <w:rPr>
-          <w:lang w:val="en-US"/>
-        </w:rPr>
-        <w:t>'</w:t>
-      </w:r>
-      <w:r>
-        <w:rPr>
-          <w:lang w:val="en-US"/>
-        </w:rPr>
-        <w:t>c</w:t>
-      </w:r>
-      <w:r>
-        <w:rPr>
-          <w:lang w:val="en-US"/>
-        </w:rPr>
-        <w:t>'</w:t>
-      </w:r>
-      <w:r>
-        <w:rPr>
-          <w:lang w:val="en-US"/>
-        </w:rPr>
-        <w:t xml:space="preserve">, </w:t>
-      </w:r>
-      <w:r>
-        <w:rPr>
-          <w:lang w:val="en-US"/>
-        </w:rPr>
-        <w:t>'</w:t>
-      </w:r>
-      <w:r>
-        <w:rPr>
-          <w:lang w:val="en-US"/>
-        </w:rPr>
-        <w:t>o</w:t>
-      </w:r>
-      <w:r>
-        <w:rPr>
-          <w:lang w:val="en-US"/>
-        </w:rPr>
-        <w:t>'</w:t>
-      </w:r>
-      <w:r>
-        <w:rPr>
-          <w:lang w:val="en-US"/>
-        </w:rPr>
-        <w:t xml:space="preserve">, </w:t>
-      </w:r>
-      <w:r>
-        <w:rPr>
-          <w:lang w:val="en-US"/>
-        </w:rPr>
-        <w:t>'</w:t>
-      </w:r>
-      <w:r>
-        <w:rPr>
-          <w:lang w:val="en-US"/>
-        </w:rPr>
-        <w:t>n</w:t>
-      </w:r>
-      <w:r>
-        <w:rPr>
-          <w:lang w:val="en-US"/>
-        </w:rPr>
-        <w:t>'</w:t>
-      </w:r>
-      <w:r>
-        <w:rPr>
-          <w:lang w:val="en-US"/>
-        </w:rPr>
-        <w:t xml:space="preserve">, </w:t>
-      </w:r>
-      <w:r>
-        <w:rPr>
-          <w:lang w:val="en-US"/>
-        </w:rPr>
-        <w:t>'</w:t>
-      </w:r>
-      <w:r>
-        <w:rPr>
-          <w:lang w:val="en-US"/>
-        </w:rPr>
-        <w:t>c</w:t>
-      </w:r>
-      <w:r>
-        <w:rPr>
-          <w:lang w:val="en-US"/>
-        </w:rPr>
-        <w:t>'</w:t>
-      </w:r>
-      <w:r>
-        <w:rPr>
-          <w:lang w:val="en-US"/>
-        </w:rPr>
-        <w:t xml:space="preserve">, </w:t>
-      </w:r>
-      <w:r>
-        <w:rPr>
-          <w:lang w:val="en-US"/>
-        </w:rPr>
-        <w:t>'</w:t>
-      </w:r>
-      <w:r>
-        <w:rPr>
-          <w:lang w:val="en-US"/>
-        </w:rPr>
-        <w:t>a</w:t>
-      </w:r>
-      <w:r>
-        <w:rPr>
-          <w:lang w:val="en-US"/>
-        </w:rPr>
-        <w:t>'</w:t>
-      </w:r>
-      <w:r>
-        <w:rPr>
-          <w:lang w:val="en-US"/>
-        </w:rPr>
-        <w:t xml:space="preserve">, </w:t>
-      </w:r>
-      <w:r>
-        <w:rPr>
-          <w:lang w:val="en-US"/>
-        </w:rPr>
-        <w:t>'</w:t>
-      </w:r>
-      <w:r>
-        <w:rPr>
-          <w:lang w:val="en-US"/>
-        </w:rPr>
-        <w:t>c</w:t>
-      </w:r>
-      <w:r>
-        <w:rPr>
-          <w:lang w:val="en-US"/>
-        </w:rPr>
-        <w:t>'</w:t>
-      </w:r>
-      <w:r>
-        <w:rPr>
-          <w:lang w:val="en-US"/>
-        </w:rPr>
-        <w:t>};</w:t>
-      </w:r>
-    </w:p>
-    <w:p>
-      <w:pPr>
-        <w:pStyle w:val="ListParagraph"/>
-        <w:numPr>
-          <w:ilvl w:val="0"/>
-          <w:numId w:val="15"/>
-        </w:numPr>
-        <w:rPr>
-          <w:lang w:val="en-US"/>
-        </w:rPr>
-      </w:pPr>
-      <w:r>
-        <w:rPr>
-          <w:lang w:val="en-US"/>
-        </w:rPr>
-        <w:t xml:space="preserve">Tạo </w:t>
-      </w:r>
-      <w:r>
-        <w:rPr>
-          <w:lang w:val="en-US"/>
-        </w:rPr>
-        <w:t xml:space="preserve">Biến Trong </w:t>
-      </w:r>
-      <w:r>
-        <w:rPr>
-          <w:lang w:val="en-US"/>
-        </w:rPr>
-        <w:t>Heap</w:t>
-      </w:r>
-      <w:r>
-        <w:rPr>
-          <w:lang w:val="en-US"/>
-        </w:rPr>
-        <w:t>?</w:t>
-      </w:r>
-    </w:p>
-    <w:p>
-      <w:pPr>
-        <w:pStyle w:val="ListParagraph"/>
-        <w:numPr>
-          <w:ilvl w:val="0"/>
-          <w:numId w:val="4"/>
-        </w:numPr>
-        <w:rPr>
-          <w:lang w:val="en-US"/>
-        </w:rPr>
-      </w:pPr>
-      <w:r>
-        <w:rPr>
-          <w:lang w:val="en-US"/>
-        </w:rPr>
-        <w:t xml:space="preserve">Để chiếm 1 dãy các ô Byte </w:t>
-      </w:r>
-      <w:r>
-        <w:rPr>
-          <w:lang w:val="en-US"/>
-        </w:rPr>
-        <w:t xml:space="preserve">gồm &lt;Số Ô Byte&gt; ô Byte </w:t>
-      </w:r>
-      <w:r>
-        <w:rPr>
-          <w:lang w:val="en-US"/>
-        </w:rPr>
-        <w:t>tự do liên tiếp trong Heap</w:t>
-      </w:r>
-      <w:r>
-        <w:rPr>
-          <w:lang w:val="en-US"/>
-        </w:rPr>
-        <w:t>, gọi dãy này là Block</w:t>
-      </w:r>
-    </w:p>
-    <w:p>
-      <w:pPr>
-        <w:pStyle w:val="ListParagraph"/>
-        <w:pBdr>
-          <w:top w:val="single" w:sz="4" w:space="1" w:color="auto"/>
-          <w:left w:val="single" w:sz="4" w:space="4" w:color="auto"/>
-          <w:bottom w:val="single" w:sz="4" w:space="1" w:color="auto"/>
-          <w:right w:val="single" w:sz="4" w:space="4" w:color="auto"/>
-        </w:pBdr>
-        <w:ind w:left="1080"/>
-        <w:rPr>
-          <w:lang w:val="en-US"/>
-        </w:rPr>
-      </w:pPr>
-      <w:r>
-        <w:rPr>
-          <w:lang w:val="en-US"/>
-        </w:rPr>
-        <w:t>void* &lt;Pointer&gt; = malloc(&lt;Số Ô Byte&gt;);</w:t>
-      </w:r>
-    </w:p>
-    <w:p>
-      <w:pPr>
-        <w:pStyle w:val="ListParagraph"/>
-        <w:numPr>
-          <w:ilvl w:val="0"/>
-          <w:numId w:val="4"/>
-        </w:numPr>
-        <w:rPr>
-          <w:lang w:val="en-US"/>
-        </w:rPr>
-      </w:pPr>
-      <w:r>
-        <w:rPr>
-          <w:lang w:val="en-US"/>
-        </w:rPr>
-        <w:t>&lt;Pointer&gt; được tạo trong Stack, nó trỏ đến ô Byte đầu tiên</w:t>
-      </w:r>
-      <w:r>
-        <w:rPr>
-          <w:lang w:val="en-US"/>
-        </w:rPr>
-        <w:t xml:space="preserve"> của Block</w:t>
-      </w:r>
-      <w:r>
-        <w:rPr>
-          <w:lang w:val="en-US"/>
-        </w:rPr>
-        <w:t>, hay ô Byte có địa chỉ nhỏ nhất</w:t>
-      </w:r>
-    </w:p>
-    <w:p>
-      <w:pPr>
-        <w:pStyle w:val="ListParagraph"/>
-        <w:numPr>
-          <w:ilvl w:val="0"/>
-          <w:numId w:val="4"/>
-        </w:numPr>
-        <w:rPr>
-          <w:lang w:val="en-US"/>
-        </w:rPr>
-      </w:pPr>
-      <w:r>
-        <w:rPr>
-          <w:lang w:val="en-US"/>
-        </w:rPr>
-        <w:t>Các ô Byte này ban đầu có giá trị ngẫu nhiên</w:t>
-      </w:r>
-    </w:p>
-    <w:p>
-      <w:pPr>
-        <w:pStyle w:val="ListParagraph"/>
-        <w:numPr>
-          <w:ilvl w:val="0"/>
-          <w:numId w:val="4"/>
-        </w:numPr>
-        <w:rPr>
-          <w:lang w:val="en-US"/>
-        </w:rPr>
-      </w:pPr>
-      <w:r>
-        <w:rPr>
-          <w:lang w:val="en-US"/>
-        </w:rPr>
-        <w:t>Sau khi chạy lệnh trên các ô Byte</w:t>
-      </w:r>
-      <w:r>
-        <w:rPr>
-          <w:lang w:val="en-US"/>
-        </w:rPr>
-        <w:t xml:space="preserve"> trong Block được đánh dấu</w:t>
-      </w:r>
-      <w:r>
-        <w:rPr>
-          <w:lang w:val="en-US"/>
-        </w:rPr>
-        <w:t xml:space="preserve"> là không tự do</w:t>
-      </w:r>
-    </w:p>
-    <w:p>
-      <w:pPr>
-        <w:pStyle w:val="ListParagraph"/>
-        <w:numPr>
-          <w:ilvl w:val="0"/>
-          <w:numId w:val="4"/>
-        </w:numPr>
-        <w:rPr>
-          <w:lang w:val="en-US"/>
-        </w:rPr>
-      </w:pPr>
-      <w:r>
-        <w:rPr>
-          <w:lang w:val="en-US"/>
-        </w:rPr>
-        <w:t xml:space="preserve">Ta có thể chuyển </w:t>
-      </w:r>
-      <w:r>
-        <w:rPr>
-          <w:lang w:val="en-US"/>
-        </w:rPr>
-        <w:t xml:space="preserve">&lt;Pointer&gt; với kiểu Void </w:t>
-      </w:r>
-      <w:r>
-        <w:rPr>
-          <w:lang w:val="en-US"/>
-        </w:rPr>
-        <w:t>thành Pointer với kiểu dữ liệu nào đấy để có thể thay đổi giá trị của các ô Byte này</w:t>
-      </w:r>
-    </w:p>
-    <w:p>
-      <w:pPr>
-        <w:pStyle w:val="ListParagraph"/>
-        <w:numPr>
-          <w:ilvl w:val="0"/>
-          <w:numId w:val="4"/>
-        </w:numPr>
-        <w:rPr>
-          <w:lang w:val="en-US"/>
-        </w:rPr>
-      </w:pPr>
-      <w:r>
-        <w:rPr>
-          <w:lang w:val="en-US"/>
-        </w:rPr>
-        <w:t>Ta có thể thay đổi giá trị của cả các ô Byte bên ngoài</w:t>
-      </w:r>
-      <w:r>
-        <w:rPr>
-          <w:lang w:val="en-US"/>
-        </w:rPr>
-        <w:t xml:space="preserve"> Block</w:t>
-      </w:r>
-      <w:r>
-        <w:rPr>
-          <w:lang w:val="en-US"/>
-        </w:rPr>
-        <w:t>, nhưng những giá trị đó có thể bị ghi đè bởi các tác vụ khác</w:t>
-      </w:r>
-    </w:p>
-    <w:p>
-      <w:pPr>
-        <w:pStyle w:val="ListParagraph"/>
-        <w:numPr>
-          <w:ilvl w:val="0"/>
-          <w:numId w:val="4"/>
-        </w:numPr>
-        <w:rPr>
-          <w:lang w:val="en-US"/>
-        </w:rPr>
-      </w:pPr>
-      <w:r>
-        <w:rPr>
-          <w:lang w:val="en-US"/>
-        </w:rPr>
-        <w:t>Ví dụ</w:t>
-      </w:r>
-    </w:p>
-    <w:p>
-      <w:pPr>
-        <w:pStyle w:val="ListParagraph"/>
-        <w:pBdr>
-          <w:top w:val="single" w:sz="4" w:space="1" w:color="auto"/>
-          <w:left w:val="single" w:sz="4" w:space="4" w:color="auto"/>
-          <w:bottom w:val="single" w:sz="4" w:space="1" w:color="auto"/>
-          <w:right w:val="single" w:sz="4" w:space="4" w:color="auto"/>
-        </w:pBdr>
-        <w:ind w:left="1080"/>
-        <w:rPr>
-          <w:lang w:val="en-US"/>
-        </w:rPr>
-      </w:pPr>
-      <w:r>
-        <w:rPr>
-          <w:lang w:val="en-US"/>
-        </w:rPr>
-        <w:t>i</w:t>
-      </w:r>
-      <w:r>
-        <w:rPr>
-          <w:lang w:val="en-US"/>
-        </w:rPr>
-        <w:t>nt* foo = (int*) malloc(</w:t>
-      </w:r>
-      <w:r>
-        <w:rPr>
-          <w:lang w:val="en-US"/>
-        </w:rPr>
-        <w:t>10</w:t>
-      </w:r>
-      <w:r>
-        <w:rPr>
-          <w:lang w:val="en-US"/>
-        </w:rPr>
-        <w:t>)</w:t>
-      </w:r>
-      <w:r>
-        <w:rPr>
-          <w:lang w:val="en-US"/>
-        </w:rPr>
-        <w:t>;</w:t>
-      </w:r>
-    </w:p>
-    <w:p>
-      <w:pPr>
-        <w:pStyle w:val="ListParagraph"/>
-        <w:pBdr>
-          <w:top w:val="single" w:sz="4" w:space="1" w:color="auto"/>
-          <w:left w:val="single" w:sz="4" w:space="4" w:color="auto"/>
-          <w:bottom w:val="single" w:sz="4" w:space="1" w:color="auto"/>
-          <w:right w:val="single" w:sz="4" w:space="4" w:color="auto"/>
-        </w:pBdr>
-        <w:ind w:left="1080"/>
-        <w:rPr>
-          <w:lang w:val="en-US"/>
-        </w:rPr>
-      </w:pPr>
-      <w:r>
-        <w:rPr>
-          <w:lang w:val="en-US"/>
-        </w:rPr>
-        <w:t>f</w:t>
-      </w:r>
-      <w:r>
-        <w:rPr>
-          <w:lang w:val="en-US"/>
-        </w:rPr>
-        <w:t>oo[0] = 11;</w:t>
-      </w:r>
-    </w:p>
-    <w:p>
-      <w:pPr>
-        <w:pStyle w:val="ListParagraph"/>
-        <w:pBdr>
-          <w:top w:val="single" w:sz="4" w:space="1" w:color="auto"/>
-          <w:left w:val="single" w:sz="4" w:space="4" w:color="auto"/>
-          <w:bottom w:val="single" w:sz="4" w:space="1" w:color="auto"/>
-          <w:right w:val="single" w:sz="4" w:space="4" w:color="auto"/>
-        </w:pBdr>
-        <w:ind w:left="1080"/>
-        <w:rPr>
-          <w:lang w:val="en-US"/>
-        </w:rPr>
-      </w:pPr>
-      <w:r>
-        <w:rPr>
-          <w:lang w:val="en-US"/>
-        </w:rPr>
         <w:lastRenderedPageBreak/>
-        <w:t>f</w:t>
-      </w:r>
-      <w:r>
-        <w:rPr>
-          <w:lang w:val="en-US"/>
-        </w:rPr>
-        <w:t>oo[12] = 154;</w:t>
-      </w:r>
-    </w:p>
-    <w:p>
-      <w:pPr>
-        <w:pStyle w:val="ListParagraph"/>
-        <w:numPr>
-          <w:ilvl w:val="0"/>
-          <w:numId w:val="4"/>
-        </w:numPr>
-        <w:rPr>
-          <w:lang w:val="en-US"/>
-        </w:rPr>
-      </w:pPr>
-      <w:r>
-        <w:rPr>
-          <w:lang w:val="en-US"/>
-        </w:rPr>
-        <w:t>Tương tự như trên</w:t>
-      </w:r>
-    </w:p>
-    <w:p>
-      <w:pPr>
-        <w:pStyle w:val="ListParagraph"/>
-        <w:pBdr>
-          <w:top w:val="single" w:sz="4" w:space="1" w:color="auto"/>
-          <w:left w:val="single" w:sz="4" w:space="4" w:color="auto"/>
-          <w:bottom w:val="single" w:sz="4" w:space="1" w:color="auto"/>
-          <w:right w:val="single" w:sz="4" w:space="4" w:color="auto"/>
-        </w:pBdr>
-        <w:ind w:left="1080"/>
-        <w:rPr>
-          <w:lang w:val="en-US"/>
-        </w:rPr>
-      </w:pPr>
-      <w:r>
-        <w:rPr>
-          <w:lang w:val="en-US"/>
-        </w:rPr>
-        <w:t>v</w:t>
-      </w:r>
-      <w:r>
-        <w:rPr>
-          <w:lang w:val="en-US"/>
-        </w:rPr>
-        <w:t>oid* &lt;Pointer&gt; = calloc(&lt;Số Phần Tử&gt;, &lt;Kích Thước Phần Tử&gt;);</w:t>
-      </w:r>
-    </w:p>
-    <w:p>
-      <w:pPr>
-        <w:pStyle w:val="ListParagraph"/>
-        <w:numPr>
-          <w:ilvl w:val="0"/>
-          <w:numId w:val="4"/>
-        </w:numPr>
-        <w:rPr>
-          <w:lang w:val="en-US"/>
-        </w:rPr>
-      </w:pPr>
-      <w:r>
-        <w:rPr>
-          <w:lang w:val="en-US"/>
-        </w:rPr>
-        <w:t>Tương đương lệnh sau, nhưng khởi tạo các ô Byte với giá trị 0</w:t>
-      </w:r>
-    </w:p>
-    <w:p>
-      <w:pPr>
-        <w:pStyle w:val="ListParagraph"/>
-        <w:pBdr>
-          <w:top w:val="single" w:sz="4" w:space="1" w:color="auto"/>
-          <w:left w:val="single" w:sz="4" w:space="4" w:color="auto"/>
-          <w:bottom w:val="single" w:sz="4" w:space="1" w:color="auto"/>
-          <w:right w:val="single" w:sz="4" w:space="4" w:color="auto"/>
-        </w:pBdr>
-        <w:ind w:left="1080"/>
-        <w:rPr>
-          <w:lang w:val="en-US"/>
-        </w:rPr>
-      </w:pPr>
-      <w:r>
-        <w:rPr>
-          <w:lang w:val="en-US"/>
-        </w:rPr>
-        <w:t>void* &lt;Pointer&gt; = malloc(&lt;Số Phần Tử&gt; * &lt;Kích Thước Phần Tử&gt;);</w:t>
-      </w:r>
-    </w:p>
-    <w:p>
-      <w:pPr>
-        <w:pStyle w:val="ListParagraph"/>
-        <w:numPr>
-          <w:ilvl w:val="0"/>
-          <w:numId w:val="4"/>
-        </w:numPr>
-        <w:rPr>
-          <w:lang w:val="en-US"/>
-        </w:rPr>
-      </w:pPr>
-      <w:r>
-        <w:rPr>
-          <w:lang w:val="en-US"/>
-        </w:rPr>
-        <w:t>Để mở rộng kích thước Block</w:t>
-      </w:r>
-      <w:r>
-        <w:rPr>
-          <w:lang w:val="en-US"/>
-        </w:rPr>
-        <w:t xml:space="preserve"> hoặc thu nhỏ lại</w:t>
-      </w:r>
-    </w:p>
-    <w:p>
-      <w:pPr>
-        <w:pStyle w:val="ListParagraph"/>
-        <w:pBdr>
-          <w:top w:val="single" w:sz="4" w:space="1" w:color="auto"/>
-          <w:left w:val="single" w:sz="4" w:space="4" w:color="auto"/>
-          <w:bottom w:val="single" w:sz="4" w:space="1" w:color="auto"/>
-          <w:right w:val="single" w:sz="4" w:space="4" w:color="auto"/>
-        </w:pBdr>
-        <w:ind w:left="1080"/>
-        <w:rPr>
-          <w:lang w:val="en-US"/>
-        </w:rPr>
-      </w:pPr>
-      <w:r>
-        <w:rPr>
-          <w:lang w:val="en-US"/>
-        </w:rPr>
-        <w:t>v</w:t>
-      </w:r>
-      <w:r>
-        <w:rPr>
-          <w:lang w:val="en-US"/>
-        </w:rPr>
-        <w:t>oid* &lt;Pointer Mới&gt; = realloc(&lt;Pointer Cũ&gt;, &lt;Số Ô Byte Mới&gt;);</w:t>
-      </w:r>
-    </w:p>
-    <w:p>
-      <w:pPr>
-        <w:pStyle w:val="ListParagraph"/>
-        <w:numPr>
-          <w:ilvl w:val="0"/>
-          <w:numId w:val="4"/>
-        </w:numPr>
-        <w:rPr>
-          <w:lang w:val="en-US"/>
-        </w:rPr>
-      </w:pPr>
-      <w:r>
-        <w:rPr>
-          <w:lang w:val="en-US"/>
-        </w:rPr>
-        <w:t xml:space="preserve">Nếu &lt;Số Ô Byte Mới&gt; không vượt quá &lt;Số Ô Byte Cũ&gt;, thì đây là thu hẹp Block, &lt;Pointer Mới&gt; = &lt;Pointer Cũ&gt;, </w:t>
-      </w:r>
-      <w:r>
-        <w:rPr>
-          <w:lang w:val="en-US"/>
-        </w:rPr>
-        <w:t>một số phần tử cuối của Block sẽ được đánh dấu lại thành tự do</w:t>
-      </w:r>
-    </w:p>
-    <w:p>
-      <w:pPr>
-        <w:pStyle w:val="ListParagraph"/>
-        <w:numPr>
-          <w:ilvl w:val="0"/>
-          <w:numId w:val="4"/>
-        </w:numPr>
-        <w:rPr>
-          <w:lang w:val="en-US"/>
-        </w:rPr>
-      </w:pPr>
-      <w:r>
-        <w:rPr>
-          <w:lang w:val="en-US"/>
-        </w:rPr>
-        <w:t>Nếu &lt;Số Ô Byte Mới&gt; &gt; &lt;Số Ô Byte Cũ&gt;, xét 2 trường hợp</w:t>
-      </w:r>
-    </w:p>
-    <w:p>
-      <w:pPr>
-        <w:pStyle w:val="ListParagraph"/>
-        <w:numPr>
-          <w:ilvl w:val="0"/>
-          <w:numId w:val="4"/>
-        </w:numPr>
-        <w:rPr>
-          <w:lang w:val="en-US"/>
-        </w:rPr>
-      </w:pPr>
-      <w:r>
-        <w:rPr>
-          <w:lang w:val="en-US"/>
-        </w:rPr>
-        <w:t xml:space="preserve">Nếu vẫn còn không gian trống phía trước, tức là vẫn còn các ô Byte tự do phía trước đủ để mở rộng Block cũ thành Block mới, thì </w:t>
-      </w:r>
-    </w:p>
-    <w:p>
-      <w:pPr>
-        <w:pStyle w:val="ListParagraph"/>
-        <w:ind w:left="1080"/>
-        <w:rPr>
-          <w:lang w:val="en-US"/>
-        </w:rPr>
-      </w:pPr>
-      <w:r>
-        <w:rPr>
-          <w:lang w:val="en-US"/>
-        </w:rPr>
-        <w:t>&lt;Pointer Mới&gt; = &lt;Pointer Cũ&gt;, một số phần tử kế tiếp sẽ bị đánh dấu thành không tự do</w:t>
-      </w:r>
-    </w:p>
-    <w:p>
-      <w:pPr>
-        <w:pStyle w:val="ListParagraph"/>
-        <w:numPr>
-          <w:ilvl w:val="0"/>
-          <w:numId w:val="4"/>
-        </w:numPr>
-        <w:rPr>
-          <w:lang w:val="en-US"/>
-        </w:rPr>
-      </w:pPr>
-      <w:r>
-        <w:rPr>
-          <w:lang w:val="en-US"/>
-        </w:rPr>
-        <w:t xml:space="preserve">Nếu phía trước không đủ không gian, thì </w:t>
-      </w:r>
-      <w:r>
-        <w:rPr>
-          <w:lang w:val="en-US"/>
-        </w:rPr>
-        <w:t>sẽ chọn 1 vùng không gian mới, Copy Block cũ sang, đồng thời giảm thu hẹp kích thước Block cũ về 0, &lt;Pointer Cũ&gt; vẫn chĩa vào Block cũ, &lt;Pointer Mới&gt; thì chĩa vào Block mới</w:t>
-      </w:r>
-    </w:p>
-    <w:p>
-      <w:pPr>
-        <w:pStyle w:val="ListParagraph"/>
-        <w:numPr>
-          <w:ilvl w:val="0"/>
-          <w:numId w:val="4"/>
-        </w:numPr>
-        <w:rPr>
-          <w:lang w:val="en-US"/>
-        </w:rPr>
-      </w:pPr>
-      <w:r>
-        <w:rPr>
-          <w:lang w:val="en-US"/>
-        </w:rPr>
-        <w:t>&lt;Pointer Cũ&gt; có thể là Pointer với bất kì kiểu dữ liệu nào, không quan trọng</w:t>
-      </w:r>
-    </w:p>
-    <w:p>
-      <w:pPr>
-        <w:pStyle w:val="ListParagraph"/>
-        <w:numPr>
-          <w:ilvl w:val="0"/>
-          <w:numId w:val="4"/>
-        </w:numPr>
-        <w:rPr>
-          <w:lang w:val="en-US"/>
-        </w:rPr>
-      </w:pPr>
-      <w:r>
-        <w:rPr>
-          <w:lang w:val="en-US"/>
-        </w:rPr>
-        <w:t>Để chủ động thu hẹp kích thước Block về 0</w:t>
-      </w:r>
-    </w:p>
-    <w:p>
-      <w:pPr>
-        <w:pStyle w:val="ListParagraph"/>
-        <w:pBdr>
-          <w:top w:val="single" w:sz="4" w:space="1" w:color="auto"/>
-          <w:left w:val="single" w:sz="4" w:space="4" w:color="auto"/>
-          <w:bottom w:val="single" w:sz="4" w:space="1" w:color="auto"/>
-          <w:right w:val="single" w:sz="4" w:space="4" w:color="auto"/>
-        </w:pBdr>
-        <w:ind w:left="1080"/>
-        <w:rPr>
-          <w:lang w:val="en-US"/>
-        </w:rPr>
-      </w:pPr>
-      <w:r>
-        <w:rPr>
-          <w:lang w:val="en-US"/>
-        </w:rPr>
-        <w:t>free(&lt;Pointer&gt;);</w:t>
-      </w:r>
-    </w:p>
-    <w:p>
-      <w:pPr>
-        <w:pStyle w:val="ListParagraph"/>
-        <w:numPr>
-          <w:ilvl w:val="0"/>
-          <w:numId w:val="4"/>
-        </w:numPr>
-        <w:rPr>
-          <w:lang w:val="en-US"/>
-        </w:rPr>
-      </w:pPr>
-      <w:r>
-        <w:rPr>
-          <w:lang w:val="en-US"/>
-        </w:rPr>
-        <w:t>Toàn bộ ô Byte trong Block bị &lt;Pointer&gt; chĩa vào sẽ được đánh dấu lại thành tự do</w:t>
-      </w:r>
-    </w:p>
-    <w:p>
-      <w:pPr>
-        <w:pStyle w:val="ListParagraph"/>
-        <w:numPr>
-          <w:ilvl w:val="0"/>
-          <w:numId w:val="4"/>
-        </w:numPr>
-        <w:rPr>
-          <w:lang w:val="en-US"/>
-        </w:rPr>
-      </w:pPr>
-      <w:r>
-        <w:rPr>
-          <w:lang w:val="en-US"/>
-        </w:rPr>
-        <w:t xml:space="preserve">Sau khi chương trình kết thúc, mọi Block trong Heap do chương trình tạo ra </w:t>
-      </w:r>
-      <w:r>
-        <w:rPr>
-          <w:lang w:val="en-US"/>
-        </w:rPr>
-        <w:t>vẫn còn tồn tại thì sẽ bị giảm kích thước về 0</w:t>
-      </w:r>
-    </w:p>
-    <w:p>
-      <w:pPr>
-        <w:rPr>
-          <w:lang w:val="en-US"/>
-        </w:rPr>
-      </w:pPr>
-    </w:p>
-    <w:p>
-      <w:pPr>
-        <w:rPr>
-          <w:lang w:val="en-US"/>
-        </w:rPr>
-      </w:pPr>
-      <w:r>
-        <w:rPr>
-          <w:lang w:val="en-US"/>
-        </w:rPr>
-        <w:t>Enum:</w:t>
-      </w:r>
-    </w:p>
-    <w:p>
-      <w:pPr>
-        <w:pStyle w:val="ListParagraph"/>
-        <w:numPr>
-          <w:ilvl w:val="0"/>
-          <w:numId w:val="17"/>
-        </w:numPr>
-        <w:rPr>
-          <w:lang w:val="en-US"/>
-        </w:rPr>
-      </w:pPr>
-      <w:r>
-        <w:rPr>
-          <w:lang w:val="en-US"/>
-        </w:rPr>
-        <w:t xml:space="preserve">Tại </w:t>
-      </w:r>
-      <w:r>
-        <w:rPr>
-          <w:lang w:val="en-US"/>
-        </w:rPr>
-        <w:t>Sao Dùng Enum?</w:t>
-      </w:r>
-    </w:p>
-    <w:p>
-      <w:pPr>
-        <w:pStyle w:val="ListParagraph"/>
-        <w:numPr>
-          <w:ilvl w:val="0"/>
-          <w:numId w:val="4"/>
-        </w:numPr>
-        <w:rPr>
-          <w:lang w:val="en-US"/>
-        </w:rPr>
-      </w:pPr>
-      <w:r>
-        <w:rPr>
-          <w:lang w:val="en-US"/>
-        </w:rPr>
-        <w:t>Giả sử ta muốn tạo 1 biến mà nó chỉ lưu tên các diễn viên nổi tiếng, nhưng địt mẹ làm như vậy thì tốn bộ nhớ vãi, thay vào đó ánh xạ tên mỗi diễn viên vào 1 số nguyên, điều này được thực hiện = Enum</w:t>
-      </w:r>
-    </w:p>
-    <w:p>
-      <w:pPr>
-        <w:pStyle w:val="ListParagraph"/>
-        <w:numPr>
-          <w:ilvl w:val="0"/>
-          <w:numId w:val="4"/>
-        </w:numPr>
-        <w:rPr>
-          <w:lang w:val="en-US"/>
-        </w:rPr>
-      </w:pPr>
-      <w:r>
-        <w:rPr>
-          <w:lang w:val="en-US"/>
-        </w:rPr>
-        <w:t>Để tạo 1 Enum Class</w:t>
-      </w:r>
-    </w:p>
-    <w:p>
-      <w:pPr>
-        <w:pStyle w:val="ListParagraph"/>
-        <w:pBdr>
-          <w:top w:val="single" w:sz="4" w:space="1" w:color="auto"/>
-          <w:left w:val="single" w:sz="4" w:space="4" w:color="auto"/>
-          <w:bottom w:val="single" w:sz="4" w:space="1" w:color="auto"/>
-          <w:right w:val="single" w:sz="4" w:space="4" w:color="auto"/>
-        </w:pBdr>
-        <w:ind w:left="1080"/>
-        <w:rPr>
-          <w:lang w:val="en-US"/>
-        </w:rPr>
-      </w:pPr>
-      <w:r>
-        <w:rPr>
-          <w:lang w:val="en-US"/>
-        </w:rPr>
-        <w:t>e</w:t>
-      </w:r>
-      <w:r>
-        <w:rPr>
-          <w:lang w:val="en-US"/>
-        </w:rPr>
-        <w:t>num &lt;Enum Class&gt; {&lt;Tên 1&gt;, &lt;Tên 2&gt;, … };</w:t>
-      </w:r>
-    </w:p>
-    <w:p>
-      <w:pPr>
-        <w:pStyle w:val="ListParagraph"/>
-        <w:numPr>
-          <w:ilvl w:val="0"/>
-          <w:numId w:val="4"/>
-        </w:numPr>
-        <w:rPr>
-          <w:lang w:val="en-US"/>
-        </w:rPr>
-      </w:pPr>
-      <w:r>
-        <w:rPr>
-          <w:lang w:val="en-US"/>
-        </w:rPr>
-        <w:t>Để tạo 1 biến chỉ được phép có giá trị trong &lt;Enum Class&gt;</w:t>
-      </w:r>
-    </w:p>
-    <w:p>
-      <w:pPr>
-        <w:pStyle w:val="ListParagraph"/>
-        <w:pBdr>
-          <w:top w:val="single" w:sz="4" w:space="1" w:color="auto"/>
-          <w:left w:val="single" w:sz="4" w:space="4" w:color="auto"/>
-          <w:bottom w:val="single" w:sz="4" w:space="1" w:color="auto"/>
-          <w:right w:val="single" w:sz="4" w:space="4" w:color="auto"/>
-        </w:pBdr>
-        <w:ind w:left="1080"/>
-        <w:rPr>
-          <w:lang w:val="en-US"/>
-        </w:rPr>
-      </w:pPr>
-      <w:r>
-        <w:rPr>
-          <w:lang w:val="en-US"/>
-        </w:rPr>
-        <w:t>&lt;Enum Class&gt; &lt;Biến&gt;;</w:t>
-      </w:r>
-    </w:p>
-    <w:p>
-      <w:pPr>
-        <w:pStyle w:val="ListParagraph"/>
-        <w:numPr>
-          <w:ilvl w:val="0"/>
-          <w:numId w:val="4"/>
-        </w:numPr>
-        <w:rPr>
-          <w:lang w:val="en-US"/>
-        </w:rPr>
-      </w:pPr>
-      <w:r>
-        <w:rPr>
-          <w:lang w:val="en-US"/>
-        </w:rPr>
-        <w:t>Ta chỉ có thể gán cho &lt;Biến&gt; các giá trị là &lt;Tên 1&gt;, &lt;Tên 2&gt;, …, phải viết đúng tên</w:t>
-      </w:r>
-    </w:p>
-    <w:p>
-      <w:pPr>
-        <w:pStyle w:val="ListParagraph"/>
-        <w:numPr>
-          <w:ilvl w:val="0"/>
-          <w:numId w:val="4"/>
-        </w:numPr>
-        <w:rPr>
-          <w:lang w:val="en-US"/>
-        </w:rPr>
-      </w:pPr>
-      <w:r>
-        <w:rPr>
-          <w:lang w:val="en-US"/>
-        </w:rPr>
-        <w:t>Ví dụ</w:t>
-      </w:r>
-    </w:p>
-    <w:p>
-      <w:pPr>
-        <w:pStyle w:val="ListParagraph"/>
-        <w:pBdr>
-          <w:top w:val="single" w:sz="4" w:space="1" w:color="auto"/>
-          <w:left w:val="single" w:sz="4" w:space="4" w:color="auto"/>
-          <w:bottom w:val="single" w:sz="4" w:space="1" w:color="auto"/>
-          <w:right w:val="single" w:sz="4" w:space="4" w:color="auto"/>
-        </w:pBdr>
-        <w:ind w:left="1080"/>
-        <w:rPr>
-          <w:lang w:val="en-US"/>
-        </w:rPr>
-      </w:pPr>
-      <w:r>
-        <w:rPr>
-          <w:lang w:val="en-US"/>
-        </w:rPr>
         <w:t>e</w:t>
       </w:r>
       <w:r>
@@ -12763,7 +13677,6 @@
               <w:rPr>
                 <w:lang w:val="en-US"/>
               </w:rPr>
-              <w:lastRenderedPageBreak/>
               <w:t>far</w:t>
             </w:r>
           </w:p>
@@ -13896,6 +14809,7 @@
         <w:rPr>
           <w:lang w:val="en-US"/>
         </w:rPr>
+        <w:lastRenderedPageBreak/>
         <w:t>Ta có</w:t>
       </w:r>
     </w:p>
@@ -14069,7 +14983,6 @@
         <w:rPr>
           <w:lang w:val="en-US"/>
         </w:rPr>
-        <w:lastRenderedPageBreak/>
         <w:t>Ví dụ</w:t>
       </w:r>
     </w:p>
@@ -15333,6 +16246,7 @@
         <w:rPr>
           <w:lang w:val="en-US"/>
         </w:rPr>
+        <w:lastRenderedPageBreak/>
         <w:t>Phép Chia Thập phân?</w:t>
       </w:r>
     </w:p>
@@ -15447,7 +16361,6 @@
         <w:rPr>
           <w:lang w:val="en-US"/>
         </w:rPr>
-        <w:lastRenderedPageBreak/>
         <w:t>Ta có</w:t>
       </w:r>
     </w:p>
@@ -16327,6 +17240,7 @@
         <w:rPr>
           <w:lang w:val="en-US"/>
         </w:rPr>
+        <w:lastRenderedPageBreak/>
         <w:t>V</w:t>
       </w:r>
       <w:r>
@@ -16467,7 +17381,6 @@
               <w:rPr>
                 <w:lang w:val="en-US"/>
               </w:rPr>
-              <w:lastRenderedPageBreak/>
               <w:t>foo</w:t>
             </w:r>
           </w:p>
@@ -17639,6 +18552,7 @@
         <w:rPr>
           <w:lang w:val="en-US"/>
         </w:rPr>
+        <w:lastRenderedPageBreak/>
         <w:t>For Loop?</w:t>
       </w:r>
     </w:p>
@@ -17750,8 +18664,637 @@
         <w:rPr>
           <w:lang w:val="en-US"/>
         </w:rPr>
+        <w:t>Mỗi lần lặp, sẽ kiểm tra &lt;Điều Kiện&gt; trước, nếu nó trả về True, thì &lt;Làm Gì Đó&gt; được chạy và sau đó &lt;Lệnh Cuối&gt; sẽ chạy, còn nếu trả về False, thì kết thúc vòng lặp</w:t>
+      </w:r>
+    </w:p>
+    <w:p>
+      <w:pPr>
+        <w:pStyle w:val="ListParagraph"/>
+        <w:numPr>
+          <w:ilvl w:val="0"/>
+          <w:numId w:val="4"/>
+        </w:numPr>
+        <w:rPr>
+          <w:lang w:val="en-US"/>
+        </w:rPr>
+      </w:pPr>
+      <w:r>
+        <w:rPr>
+          <w:lang w:val="en-US"/>
+        </w:rPr>
+        <w:t>Ví dụ</w:t>
+      </w:r>
+    </w:p>
+    <w:p>
+      <w:pPr>
+        <w:pStyle w:val="ListParagraph"/>
+        <w:pBdr>
+          <w:top w:val="single" w:sz="4" w:space="1" w:color="auto"/>
+          <w:left w:val="single" w:sz="4" w:space="4" w:color="auto"/>
+          <w:bottom w:val="single" w:sz="4" w:space="1" w:color="auto"/>
+          <w:right w:val="single" w:sz="4" w:space="4" w:color="auto"/>
+        </w:pBdr>
+        <w:ind w:left="1080"/>
+        <w:rPr>
+          <w:lang w:val="en-US"/>
+        </w:rPr>
+      </w:pPr>
+      <w:r>
+        <w:rPr>
+          <w:lang w:val="en-US"/>
+        </w:rPr>
+        <w:t>for (int i = 0; i &lt; 5; i++){</w:t>
+      </w:r>
+    </w:p>
+    <w:p>
+      <w:pPr>
+        <w:pStyle w:val="ListParagraph"/>
+        <w:pBdr>
+          <w:top w:val="single" w:sz="4" w:space="1" w:color="auto"/>
+          <w:left w:val="single" w:sz="4" w:space="4" w:color="auto"/>
+          <w:bottom w:val="single" w:sz="4" w:space="1" w:color="auto"/>
+          <w:right w:val="single" w:sz="4" w:space="4" w:color="auto"/>
+        </w:pBdr>
+        <w:ind w:left="1080"/>
+        <w:rPr>
+          <w:lang w:val="en-US"/>
+        </w:rPr>
+      </w:pPr>
+      <w:r>
+        <w:rPr>
+          <w:lang w:val="en-US"/>
+        </w:rPr>
+        <w:t xml:space="preserve">    bar = bar + 2;</w:t>
+      </w:r>
+    </w:p>
+    <w:p>
+      <w:pPr>
+        <w:pStyle w:val="ListParagraph"/>
+        <w:pBdr>
+          <w:top w:val="single" w:sz="4" w:space="1" w:color="auto"/>
+          <w:left w:val="single" w:sz="4" w:space="4" w:color="auto"/>
+          <w:bottom w:val="single" w:sz="4" w:space="1" w:color="auto"/>
+          <w:right w:val="single" w:sz="4" w:space="4" w:color="auto"/>
+        </w:pBdr>
+        <w:ind w:left="1080"/>
+        <w:rPr>
+          <w:lang w:val="en-US"/>
+        </w:rPr>
+      </w:pPr>
+      <w:r>
+        <w:rPr>
+          <w:lang w:val="en-US"/>
+        </w:rPr>
+        <w:t>}</w:t>
+      </w:r>
+    </w:p>
+    <w:p>
+      <w:pPr>
+        <w:pStyle w:val="ListParagraph"/>
+        <w:numPr>
+          <w:ilvl w:val="0"/>
+          <w:numId w:val="10"/>
+        </w:numPr>
+        <w:rPr>
+          <w:lang w:val="en-US"/>
+        </w:rPr>
+      </w:pPr>
+      <w:r>
+        <w:rPr>
+          <w:lang w:val="en-US"/>
+        </w:rPr>
+        <w:t>Kết Thúc 1 Vòng Lặp Ngay?</w:t>
+      </w:r>
+    </w:p>
+    <w:p>
+      <w:pPr>
+        <w:pStyle w:val="ListParagraph"/>
+        <w:pBdr>
+          <w:top w:val="single" w:sz="4" w:space="1" w:color="auto"/>
+          <w:left w:val="single" w:sz="4" w:space="4" w:color="auto"/>
+          <w:bottom w:val="single" w:sz="4" w:space="1" w:color="auto"/>
+          <w:right w:val="single" w:sz="4" w:space="4" w:color="auto"/>
+        </w:pBdr>
+        <w:ind w:left="1080"/>
+        <w:rPr>
+          <w:lang w:val="en-US"/>
+        </w:rPr>
+      </w:pPr>
+      <w:r>
+        <w:rPr>
+          <w:lang w:val="en-US"/>
+        </w:rPr>
+        <w:t>break;</w:t>
+      </w:r>
+    </w:p>
+    <w:p>
+      <w:pPr>
+        <w:pStyle w:val="ListParagraph"/>
+        <w:numPr>
+          <w:ilvl w:val="0"/>
+          <w:numId w:val="4"/>
+        </w:numPr>
+        <w:rPr>
+          <w:lang w:val="en-US"/>
+        </w:rPr>
+      </w:pPr>
+      <w:r>
+        <w:rPr>
+          <w:lang w:val="en-US"/>
+        </w:rPr>
+        <w:t xml:space="preserve">Nếu </w:t>
+      </w:r>
+      <w:r>
+        <w:rPr>
+          <w:lang w:val="en-US"/>
+        </w:rPr>
+        <w:t>nhiều vòng lặp chồng lên nhau thì chỉ kết thúc vòng lặp trong cùng</w:t>
+      </w:r>
+    </w:p>
+    <w:p>
+      <w:pPr>
+        <w:pStyle w:val="ListParagraph"/>
+        <w:numPr>
+          <w:ilvl w:val="0"/>
+          <w:numId w:val="10"/>
+        </w:numPr>
+        <w:rPr>
+          <w:lang w:val="en-US"/>
+        </w:rPr>
+      </w:pPr>
+      <w:r>
+        <w:rPr>
+          <w:lang w:val="en-US"/>
+        </w:rPr>
+        <w:t xml:space="preserve">Kết Thúc Lần Lặp Hiện Tại Ngay Không Chạy Code Phía Dưới Nữa Mà Qua </w:t>
+      </w:r>
+      <w:r>
+        <w:rPr>
+          <w:lang w:val="en-US"/>
+        </w:rPr>
+        <w:t xml:space="preserve">Kiểm Tra Điều Kiện </w:t>
+      </w:r>
+      <w:r>
+        <w:rPr>
+          <w:lang w:val="en-US"/>
+        </w:rPr>
+        <w:t>Lần Lặp Tiếp Theo?</w:t>
+      </w:r>
+    </w:p>
+    <w:p>
+      <w:pPr>
+        <w:pStyle w:val="ListParagraph"/>
+        <w:pBdr>
+          <w:top w:val="single" w:sz="4" w:space="1" w:color="auto"/>
+          <w:left w:val="single" w:sz="4" w:space="4" w:color="auto"/>
+          <w:bottom w:val="single" w:sz="4" w:space="1" w:color="auto"/>
+          <w:right w:val="single" w:sz="4" w:space="4" w:color="auto"/>
+        </w:pBdr>
+        <w:ind w:left="1080"/>
+        <w:rPr>
+          <w:lang w:val="en-US"/>
+        </w:rPr>
+      </w:pPr>
+      <w:r>
+        <w:rPr>
+          <w:lang w:val="en-US"/>
+        </w:rPr>
+        <w:t>continue;</w:t>
+      </w:r>
+    </w:p>
+    <w:p>
+      <w:pPr>
+        <w:pStyle w:val="ListParagraph"/>
+        <w:numPr>
+          <w:ilvl w:val="0"/>
+          <w:numId w:val="10"/>
+        </w:numPr>
+        <w:rPr>
+          <w:lang w:val="en-US"/>
+        </w:rPr>
+      </w:pPr>
+      <w:r>
+        <w:rPr>
+          <w:lang w:val="en-US"/>
+        </w:rPr>
+        <w:t>While Loop?</w:t>
+      </w:r>
+    </w:p>
+    <w:p>
+      <w:pPr>
+        <w:pStyle w:val="ListParagraph"/>
+        <w:pBdr>
+          <w:top w:val="single" w:sz="4" w:space="1" w:color="auto"/>
+          <w:left w:val="single" w:sz="4" w:space="4" w:color="auto"/>
+          <w:bottom w:val="single" w:sz="4" w:space="1" w:color="auto"/>
+          <w:right w:val="single" w:sz="4" w:space="4" w:color="auto"/>
+        </w:pBdr>
+        <w:ind w:left="1080"/>
+        <w:rPr>
+          <w:lang w:val="en-US"/>
+        </w:rPr>
+      </w:pPr>
+      <w:r>
+        <w:rPr>
+          <w:lang w:val="en-US"/>
+        </w:rPr>
+        <w:t>while (&lt;Điều Kiện&gt;){</w:t>
+      </w:r>
+    </w:p>
+    <w:p>
+      <w:pPr>
+        <w:pStyle w:val="ListParagraph"/>
+        <w:pBdr>
+          <w:top w:val="single" w:sz="4" w:space="1" w:color="auto"/>
+          <w:left w:val="single" w:sz="4" w:space="4" w:color="auto"/>
+          <w:bottom w:val="single" w:sz="4" w:space="1" w:color="auto"/>
+          <w:right w:val="single" w:sz="4" w:space="4" w:color="auto"/>
+        </w:pBdr>
+        <w:ind w:left="1080"/>
+        <w:rPr>
+          <w:lang w:val="en-US"/>
+        </w:rPr>
+      </w:pPr>
+      <w:r>
+        <w:rPr>
+          <w:lang w:val="en-US"/>
+        </w:rPr>
+        <w:t xml:space="preserve">    &lt;Làm Gì Đó&gt;</w:t>
+      </w:r>
+    </w:p>
+    <w:p>
+      <w:pPr>
+        <w:pStyle w:val="ListParagraph"/>
+        <w:pBdr>
+          <w:top w:val="single" w:sz="4" w:space="1" w:color="auto"/>
+          <w:left w:val="single" w:sz="4" w:space="4" w:color="auto"/>
+          <w:bottom w:val="single" w:sz="4" w:space="1" w:color="auto"/>
+          <w:right w:val="single" w:sz="4" w:space="4" w:color="auto"/>
+        </w:pBdr>
+        <w:ind w:left="1080"/>
+        <w:rPr>
+          <w:lang w:val="en-US"/>
+        </w:rPr>
+      </w:pPr>
+      <w:r>
+        <w:rPr>
+          <w:lang w:val="en-US"/>
+        </w:rPr>
+        <w:t>}</w:t>
+      </w:r>
+    </w:p>
+    <w:p>
+      <w:pPr>
+        <w:pStyle w:val="ListParagraph"/>
+        <w:numPr>
+          <w:ilvl w:val="0"/>
+          <w:numId w:val="4"/>
+        </w:numPr>
+        <w:rPr>
+          <w:lang w:val="en-US"/>
+        </w:rPr>
+      </w:pPr>
+      <w:r>
+        <w:rPr>
+          <w:lang w:val="en-US"/>
+        </w:rPr>
+        <w:t>Khi bắt gặp lệnh này, đầu tiên Check &lt;Điều Kiện&gt;, nếu True thì &lt;Làm Gì Đó&gt; thực thi, rồi quay trở lại, nếu False thì cút</w:t>
+      </w:r>
+    </w:p>
+    <w:p>
+      <w:pPr>
+        <w:pStyle w:val="ListParagraph"/>
+        <w:numPr>
+          <w:ilvl w:val="0"/>
+          <w:numId w:val="10"/>
+        </w:numPr>
+        <w:rPr>
+          <w:lang w:val="en-US"/>
+        </w:rPr>
+      </w:pPr>
+      <w:r>
+        <w:rPr>
+          <w:lang w:val="en-US"/>
+        </w:rPr>
+        <w:t>Do While Loop?</w:t>
+      </w:r>
+    </w:p>
+    <w:p>
+      <w:pPr>
+        <w:pStyle w:val="ListParagraph"/>
+        <w:pBdr>
+          <w:top w:val="single" w:sz="4" w:space="1" w:color="auto"/>
+          <w:left w:val="single" w:sz="4" w:space="4" w:color="auto"/>
+          <w:bottom w:val="single" w:sz="4" w:space="1" w:color="auto"/>
+          <w:right w:val="single" w:sz="4" w:space="4" w:color="auto"/>
+        </w:pBdr>
+        <w:ind w:left="1080"/>
+        <w:rPr>
+          <w:lang w:val="en-US"/>
+        </w:rPr>
+      </w:pPr>
+      <w:r>
+        <w:rPr>
+          <w:lang w:val="en-US"/>
+        </w:rPr>
+        <w:t>do {</w:t>
+      </w:r>
+    </w:p>
+    <w:p>
+      <w:pPr>
+        <w:pStyle w:val="ListParagraph"/>
+        <w:pBdr>
+          <w:top w:val="single" w:sz="4" w:space="1" w:color="auto"/>
+          <w:left w:val="single" w:sz="4" w:space="4" w:color="auto"/>
+          <w:bottom w:val="single" w:sz="4" w:space="1" w:color="auto"/>
+          <w:right w:val="single" w:sz="4" w:space="4" w:color="auto"/>
+        </w:pBdr>
+        <w:ind w:left="1080"/>
+        <w:rPr>
+          <w:lang w:val="en-US"/>
+        </w:rPr>
+      </w:pPr>
+      <w:r>
+        <w:rPr>
+          <w:lang w:val="en-US"/>
+        </w:rPr>
+        <w:t xml:space="preserve">    &lt;Làm Gì Đó&gt;</w:t>
+      </w:r>
+    </w:p>
+    <w:p>
+      <w:pPr>
+        <w:pStyle w:val="ListParagraph"/>
+        <w:pBdr>
+          <w:top w:val="single" w:sz="4" w:space="1" w:color="auto"/>
+          <w:left w:val="single" w:sz="4" w:space="4" w:color="auto"/>
+          <w:bottom w:val="single" w:sz="4" w:space="1" w:color="auto"/>
+          <w:right w:val="single" w:sz="4" w:space="4" w:color="auto"/>
+        </w:pBdr>
+        <w:ind w:left="1080"/>
+        <w:rPr>
+          <w:lang w:val="en-US"/>
+        </w:rPr>
+      </w:pPr>
+      <w:r>
+        <w:rPr>
+          <w:lang w:val="en-US"/>
+        </w:rPr>
+        <w:t>} while (&lt;Điều Kiện&gt;);</w:t>
+      </w:r>
+    </w:p>
+    <w:p>
+      <w:pPr>
+        <w:pStyle w:val="ListParagraph"/>
+        <w:numPr>
+          <w:ilvl w:val="0"/>
+          <w:numId w:val="4"/>
+        </w:numPr>
+        <w:rPr>
+          <w:lang w:val="en-US"/>
+        </w:rPr>
+      </w:pPr>
+      <w:r>
+        <w:rPr>
+          <w:lang w:val="en-US"/>
+        </w:rPr>
+        <w:t>Khi gặp lệnh này, &lt;Làm Gì Đó&gt; được thực thi trước, rồi mới Check &lt;Điều Kiện&gt;, nếu True, quay lại, False thì cút</w:t>
+      </w:r>
+    </w:p>
+    <w:p>
+      <w:pPr>
+        <w:pStyle w:val="ListParagraph"/>
+        <w:numPr>
+          <w:ilvl w:val="0"/>
+          <w:numId w:val="10"/>
+        </w:numPr>
+        <w:rPr>
+          <w:lang w:val="en-US"/>
+        </w:rPr>
+      </w:pPr>
+      <w:r>
+        <w:rPr>
+          <w:lang w:val="en-US"/>
+        </w:rPr>
+        <w:t>1 Số Vòng Lặp?</w:t>
+      </w:r>
+    </w:p>
+    <w:p>
+      <w:pPr>
+        <w:pStyle w:val="ListParagraph"/>
+        <w:numPr>
+          <w:ilvl w:val="0"/>
+          <w:numId w:val="4"/>
+        </w:numPr>
+        <w:rPr>
+          <w:lang w:val="en-US"/>
+        </w:rPr>
+      </w:pPr>
+      <w:r>
+        <w:rPr>
+          <w:lang w:val="en-US"/>
+        </w:rPr>
+        <w:t>Đếm a, a + 1, a + 2, …, n</w:t>
+      </w:r>
+    </w:p>
+    <w:p>
+      <w:pPr>
+        <w:pStyle w:val="ListParagraph"/>
+        <w:pBdr>
+          <w:top w:val="single" w:sz="4" w:space="1" w:color="auto"/>
+          <w:left w:val="single" w:sz="4" w:space="4" w:color="auto"/>
+          <w:bottom w:val="single" w:sz="4" w:space="1" w:color="auto"/>
+          <w:right w:val="single" w:sz="4" w:space="4" w:color="auto"/>
+        </w:pBdr>
+        <w:ind w:left="1080"/>
+        <w:rPr>
+          <w:lang w:val="en-US"/>
+        </w:rPr>
+      </w:pPr>
+      <w:r>
+        <w:rPr>
+          <w:lang w:val="en-US"/>
+        </w:rPr>
+        <w:t>for (int i = a; i &lt;= n;, i++){</w:t>
+      </w:r>
+    </w:p>
+    <w:p>
+      <w:pPr>
+        <w:pStyle w:val="ListParagraph"/>
+        <w:pBdr>
+          <w:top w:val="single" w:sz="4" w:space="1" w:color="auto"/>
+          <w:left w:val="single" w:sz="4" w:space="4" w:color="auto"/>
+          <w:bottom w:val="single" w:sz="4" w:space="1" w:color="auto"/>
+          <w:right w:val="single" w:sz="4" w:space="4" w:color="auto"/>
+        </w:pBdr>
+        <w:ind w:left="1080"/>
+        <w:rPr>
+          <w:lang w:val="en-US"/>
+        </w:rPr>
+      </w:pPr>
+      <w:r>
+        <w:rPr>
+          <w:lang w:val="en-US"/>
+        </w:rPr>
+        <w:t xml:space="preserve">    cout &lt;&lt; i;</w:t>
+      </w:r>
+    </w:p>
+    <w:p>
+      <w:pPr>
+        <w:pStyle w:val="ListParagraph"/>
+        <w:pBdr>
+          <w:top w:val="single" w:sz="4" w:space="1" w:color="auto"/>
+          <w:left w:val="single" w:sz="4" w:space="4" w:color="auto"/>
+          <w:bottom w:val="single" w:sz="4" w:space="1" w:color="auto"/>
+          <w:right w:val="single" w:sz="4" w:space="4" w:color="auto"/>
+        </w:pBdr>
+        <w:ind w:left="1080"/>
+        <w:rPr>
+          <w:lang w:val="en-US"/>
+        </w:rPr>
+      </w:pPr>
+      <w:r>
+        <w:rPr>
+          <w:lang w:val="en-US"/>
+        </w:rPr>
+        <w:t>}</w:t>
+      </w:r>
+    </w:p>
+    <w:p>
+      <w:pPr>
+        <w:pStyle w:val="ListParagraph"/>
+        <w:numPr>
+          <w:ilvl w:val="0"/>
+          <w:numId w:val="4"/>
+        </w:numPr>
+        <w:rPr>
+          <w:lang w:val="en-US"/>
+        </w:rPr>
+      </w:pPr>
+    </w:p>
+    <w:p>
+      <w:pPr>
+        <w:rPr>
+          <w:lang w:val="en-US"/>
+        </w:rPr>
+      </w:pPr>
+    </w:p>
+    <w:p>
+      <w:pPr>
+        <w:rPr>
+          <w:lang w:val="en-US"/>
+        </w:rPr>
+      </w:pPr>
+      <w:r>
+        <w:rPr>
+          <w:lang w:val="en-US"/>
+        </w:rPr>
+        <w:t>Condition – Điều Kiện:</w:t>
+      </w:r>
+    </w:p>
+    <w:p>
+      <w:pPr>
+        <w:pStyle w:val="ListParagraph"/>
+        <w:numPr>
+          <w:ilvl w:val="0"/>
+          <w:numId w:val="11"/>
+        </w:numPr>
+        <w:rPr>
+          <w:lang w:val="en-US"/>
+        </w:rPr>
+      </w:pPr>
+      <w:r>
+        <w:rPr>
+          <w:lang w:val="en-US"/>
+        </w:rPr>
+        <w:t>If</w:t>
+      </w:r>
+      <w:r>
+        <w:rPr>
+          <w:lang w:val="en-US"/>
+        </w:rPr>
+        <w:t>?</w:t>
+      </w:r>
+    </w:p>
+    <w:p>
+      <w:pPr>
+        <w:pStyle w:val="ListParagraph"/>
+        <w:pBdr>
+          <w:top w:val="single" w:sz="4" w:space="1" w:color="auto"/>
+          <w:left w:val="single" w:sz="4" w:space="4" w:color="auto"/>
+          <w:bottom w:val="single" w:sz="4" w:space="1" w:color="auto"/>
+          <w:right w:val="single" w:sz="4" w:space="4" w:color="auto"/>
+        </w:pBdr>
+        <w:ind w:left="1080"/>
+        <w:rPr>
+          <w:lang w:val="en-US"/>
+        </w:rPr>
+      </w:pPr>
+      <w:r>
+        <w:rPr>
+          <w:lang w:val="en-US"/>
+        </w:rPr>
+        <w:t>if (&lt;Biểu Thức&gt;){</w:t>
+      </w:r>
+    </w:p>
+    <w:p>
+      <w:pPr>
+        <w:pStyle w:val="ListParagraph"/>
+        <w:pBdr>
+          <w:top w:val="single" w:sz="4" w:space="1" w:color="auto"/>
+          <w:left w:val="single" w:sz="4" w:space="4" w:color="auto"/>
+          <w:bottom w:val="single" w:sz="4" w:space="1" w:color="auto"/>
+          <w:right w:val="single" w:sz="4" w:space="4" w:color="auto"/>
+        </w:pBdr>
+        <w:ind w:left="1080"/>
+        <w:rPr>
+          <w:lang w:val="en-US"/>
+        </w:rPr>
+      </w:pPr>
+      <w:r>
+        <w:rPr>
+          <w:lang w:val="en-US"/>
+        </w:rPr>
+        <w:t xml:space="preserve">    &lt;Làm Gì Đó&gt;</w:t>
+      </w:r>
+    </w:p>
+    <w:p>
+      <w:pPr>
+        <w:pStyle w:val="ListParagraph"/>
+        <w:pBdr>
+          <w:top w:val="single" w:sz="4" w:space="1" w:color="auto"/>
+          <w:left w:val="single" w:sz="4" w:space="4" w:color="auto"/>
+          <w:bottom w:val="single" w:sz="4" w:space="1" w:color="auto"/>
+          <w:right w:val="single" w:sz="4" w:space="4" w:color="auto"/>
+        </w:pBdr>
+        <w:ind w:left="1080"/>
+        <w:rPr>
+          <w:lang w:val="en-US"/>
+        </w:rPr>
+      </w:pPr>
+      <w:r>
+        <w:rPr>
+          <w:lang w:val="en-US"/>
+        </w:rPr>
+        <w:t>}</w:t>
+      </w:r>
+    </w:p>
+    <w:p>
+      <w:pPr>
+        <w:pStyle w:val="ListParagraph"/>
+        <w:numPr>
+          <w:ilvl w:val="0"/>
+          <w:numId w:val="4"/>
+        </w:numPr>
+        <w:rPr>
+          <w:lang w:val="en-US"/>
+        </w:rPr>
+      </w:pPr>
+      <w:r>
+        <w:rPr>
+          <w:lang w:val="en-US"/>
+        </w:rPr>
         <w:lastRenderedPageBreak/>
-        <w:t>Mỗi lần lặp, sẽ kiểm tra &lt;Điều Kiện&gt; trước, nếu nó trả về True, thì &lt;Làm Gì Đó&gt; được chạy và sau đó &lt;Lệnh Cuối&gt; sẽ chạy, còn nếu trả về False, thì kết thúc vòng lặp</w:t>
+        <w:t>Nếu &lt;Biểu Thức&gt; trả về True thì &lt;Làm Gì Đó&gt; được thực hiện, còn nếu trả về False thì &lt;Làm Gì Đó&gt; không được thực hiện</w:t>
       </w:r>
     </w:p>
     <w:p>
@@ -17790,28 +19333,28 @@
         <w:rPr>
           <w:lang w:val="en-US"/>
         </w:rPr>
-        <w:t>for (int i = 0; i &lt; 5; i++){</w:t>
-      </w:r>
-    </w:p>
-    <w:p>
-      <w:pPr>
-        <w:pStyle w:val="ListParagraph"/>
-        <w:pBdr>
-          <w:top w:val="single" w:sz="4" w:space="1" w:color="auto"/>
-          <w:left w:val="single" w:sz="4" w:space="4" w:color="auto"/>
-          <w:bottom w:val="single" w:sz="4" w:space="1" w:color="auto"/>
-          <w:right w:val="single" w:sz="4" w:space="4" w:color="auto"/>
-        </w:pBdr>
-        <w:ind w:left="1080"/>
-        <w:rPr>
-          <w:lang w:val="en-US"/>
-        </w:rPr>
-      </w:pPr>
-      <w:r>
-        <w:rPr>
-          <w:lang w:val="en-US"/>
-        </w:rPr>
-        <w:t xml:space="preserve">    bar = bar + 2;</w:t>
+        <w:t>if (2 &gt; 1){</w:t>
+      </w:r>
+    </w:p>
+    <w:p>
+      <w:pPr>
+        <w:pStyle w:val="ListParagraph"/>
+        <w:pBdr>
+          <w:top w:val="single" w:sz="4" w:space="1" w:color="auto"/>
+          <w:left w:val="single" w:sz="4" w:space="4" w:color="auto"/>
+          <w:bottom w:val="single" w:sz="4" w:space="1" w:color="auto"/>
+          <w:right w:val="single" w:sz="4" w:space="4" w:color="auto"/>
+        </w:pBdr>
+        <w:ind w:left="1080"/>
+        <w:rPr>
+          <w:lang w:val="en-US"/>
+        </w:rPr>
+      </w:pPr>
+      <w:r>
+        <w:rPr>
+          <w:lang w:val="en-US"/>
+        </w:rPr>
+        <w:t xml:space="preserve">    foo = bar + 1;</w:t>
       </w:r>
     </w:p>
     <w:p>
@@ -17840,449 +19383,6 @@
         <w:pStyle w:val="ListParagraph"/>
         <w:numPr>
           <w:ilvl w:val="0"/>
-          <w:numId w:val="10"/>
-        </w:numPr>
-        <w:rPr>
-          <w:lang w:val="en-US"/>
-        </w:rPr>
-      </w:pPr>
-      <w:r>
-        <w:rPr>
-          <w:lang w:val="en-US"/>
-        </w:rPr>
-        <w:t>Kết Thúc 1 Vòng Lặp Ngay?</w:t>
-      </w:r>
-    </w:p>
-    <w:p>
-      <w:pPr>
-        <w:pStyle w:val="ListParagraph"/>
-        <w:pBdr>
-          <w:top w:val="single" w:sz="4" w:space="1" w:color="auto"/>
-          <w:left w:val="single" w:sz="4" w:space="4" w:color="auto"/>
-          <w:bottom w:val="single" w:sz="4" w:space="1" w:color="auto"/>
-          <w:right w:val="single" w:sz="4" w:space="4" w:color="auto"/>
-        </w:pBdr>
-        <w:ind w:left="1080"/>
-        <w:rPr>
-          <w:lang w:val="en-US"/>
-        </w:rPr>
-      </w:pPr>
-      <w:r>
-        <w:rPr>
-          <w:lang w:val="en-US"/>
-        </w:rPr>
-        <w:t>break;</w:t>
-      </w:r>
-    </w:p>
-    <w:p>
-      <w:pPr>
-        <w:pStyle w:val="ListParagraph"/>
-        <w:numPr>
-          <w:ilvl w:val="0"/>
-          <w:numId w:val="4"/>
-        </w:numPr>
-        <w:rPr>
-          <w:lang w:val="en-US"/>
-        </w:rPr>
-      </w:pPr>
-      <w:r>
-        <w:rPr>
-          <w:lang w:val="en-US"/>
-        </w:rPr>
-        <w:t xml:space="preserve">Nếu </w:t>
-      </w:r>
-      <w:r>
-        <w:rPr>
-          <w:lang w:val="en-US"/>
-        </w:rPr>
-        <w:t>nhiều vòng lặp chồng lên nhau thì chỉ kết thúc vòng lặp trong cùng</w:t>
-      </w:r>
-    </w:p>
-    <w:p>
-      <w:pPr>
-        <w:pStyle w:val="ListParagraph"/>
-        <w:numPr>
-          <w:ilvl w:val="0"/>
-          <w:numId w:val="10"/>
-        </w:numPr>
-        <w:rPr>
-          <w:lang w:val="en-US"/>
-        </w:rPr>
-      </w:pPr>
-      <w:r>
-        <w:rPr>
-          <w:lang w:val="en-US"/>
-        </w:rPr>
-        <w:t xml:space="preserve">Kết Thúc Lần Lặp Hiện Tại Ngay Không Chạy Code Phía Dưới Nữa Mà Qua </w:t>
-      </w:r>
-      <w:r>
-        <w:rPr>
-          <w:lang w:val="en-US"/>
-        </w:rPr>
-        <w:t xml:space="preserve">Kiểm Tra Điều Kiện </w:t>
-      </w:r>
-      <w:r>
-        <w:rPr>
-          <w:lang w:val="en-US"/>
-        </w:rPr>
-        <w:t>Lần Lặp Tiếp Theo?</w:t>
-      </w:r>
-    </w:p>
-    <w:p>
-      <w:pPr>
-        <w:pStyle w:val="ListParagraph"/>
-        <w:pBdr>
-          <w:top w:val="single" w:sz="4" w:space="1" w:color="auto"/>
-          <w:left w:val="single" w:sz="4" w:space="4" w:color="auto"/>
-          <w:bottom w:val="single" w:sz="4" w:space="1" w:color="auto"/>
-          <w:right w:val="single" w:sz="4" w:space="4" w:color="auto"/>
-        </w:pBdr>
-        <w:ind w:left="1080"/>
-        <w:rPr>
-          <w:lang w:val="en-US"/>
-        </w:rPr>
-      </w:pPr>
-      <w:r>
-        <w:rPr>
-          <w:lang w:val="en-US"/>
-        </w:rPr>
-        <w:t>continue;</w:t>
-      </w:r>
-    </w:p>
-    <w:p>
-      <w:pPr>
-        <w:pStyle w:val="ListParagraph"/>
-        <w:numPr>
-          <w:ilvl w:val="0"/>
-          <w:numId w:val="10"/>
-        </w:numPr>
-        <w:rPr>
-          <w:lang w:val="en-US"/>
-        </w:rPr>
-      </w:pPr>
-      <w:r>
-        <w:rPr>
-          <w:lang w:val="en-US"/>
-        </w:rPr>
-        <w:t>While Loop?</w:t>
-      </w:r>
-    </w:p>
-    <w:p>
-      <w:pPr>
-        <w:pStyle w:val="ListParagraph"/>
-        <w:pBdr>
-          <w:top w:val="single" w:sz="4" w:space="1" w:color="auto"/>
-          <w:left w:val="single" w:sz="4" w:space="4" w:color="auto"/>
-          <w:bottom w:val="single" w:sz="4" w:space="1" w:color="auto"/>
-          <w:right w:val="single" w:sz="4" w:space="4" w:color="auto"/>
-        </w:pBdr>
-        <w:ind w:left="1080"/>
-        <w:rPr>
-          <w:lang w:val="en-US"/>
-        </w:rPr>
-      </w:pPr>
-      <w:r>
-        <w:rPr>
-          <w:lang w:val="en-US"/>
-        </w:rPr>
-        <w:t>while (&lt;Điều Kiện&gt;){</w:t>
-      </w:r>
-    </w:p>
-    <w:p>
-      <w:pPr>
-        <w:pStyle w:val="ListParagraph"/>
-        <w:pBdr>
-          <w:top w:val="single" w:sz="4" w:space="1" w:color="auto"/>
-          <w:left w:val="single" w:sz="4" w:space="4" w:color="auto"/>
-          <w:bottom w:val="single" w:sz="4" w:space="1" w:color="auto"/>
-          <w:right w:val="single" w:sz="4" w:space="4" w:color="auto"/>
-        </w:pBdr>
-        <w:ind w:left="1080"/>
-        <w:rPr>
-          <w:lang w:val="en-US"/>
-        </w:rPr>
-      </w:pPr>
-      <w:r>
-        <w:rPr>
-          <w:lang w:val="en-US"/>
-        </w:rPr>
-        <w:t xml:space="preserve">    &lt;Làm Gì Đó&gt;</w:t>
-      </w:r>
-    </w:p>
-    <w:p>
-      <w:pPr>
-        <w:pStyle w:val="ListParagraph"/>
-        <w:pBdr>
-          <w:top w:val="single" w:sz="4" w:space="1" w:color="auto"/>
-          <w:left w:val="single" w:sz="4" w:space="4" w:color="auto"/>
-          <w:bottom w:val="single" w:sz="4" w:space="1" w:color="auto"/>
-          <w:right w:val="single" w:sz="4" w:space="4" w:color="auto"/>
-        </w:pBdr>
-        <w:ind w:left="1080"/>
-        <w:rPr>
-          <w:lang w:val="en-US"/>
-        </w:rPr>
-      </w:pPr>
-      <w:r>
-        <w:rPr>
-          <w:lang w:val="en-US"/>
-        </w:rPr>
-        <w:t>}</w:t>
-      </w:r>
-    </w:p>
-    <w:p>
-      <w:pPr>
-        <w:pStyle w:val="ListParagraph"/>
-        <w:numPr>
-          <w:ilvl w:val="0"/>
-          <w:numId w:val="4"/>
-        </w:numPr>
-        <w:rPr>
-          <w:lang w:val="en-US"/>
-        </w:rPr>
-      </w:pPr>
-      <w:r>
-        <w:rPr>
-          <w:lang w:val="en-US"/>
-        </w:rPr>
-        <w:t>Khi bắt gặp lệnh này, đầu tiên Check &lt;Điều Kiện&gt;, nếu True thì &lt;Làm Gì Đó&gt; thực thi, rồi quay trở lại, nếu False thì cút</w:t>
-      </w:r>
-    </w:p>
-    <w:p>
-      <w:pPr>
-        <w:pStyle w:val="ListParagraph"/>
-        <w:numPr>
-          <w:ilvl w:val="0"/>
-          <w:numId w:val="10"/>
-        </w:numPr>
-        <w:rPr>
-          <w:lang w:val="en-US"/>
-        </w:rPr>
-      </w:pPr>
-      <w:r>
-        <w:rPr>
-          <w:lang w:val="en-US"/>
-        </w:rPr>
-        <w:t>Do While Loop?</w:t>
-      </w:r>
-    </w:p>
-    <w:p>
-      <w:pPr>
-        <w:pStyle w:val="ListParagraph"/>
-        <w:pBdr>
-          <w:top w:val="single" w:sz="4" w:space="1" w:color="auto"/>
-          <w:left w:val="single" w:sz="4" w:space="4" w:color="auto"/>
-          <w:bottom w:val="single" w:sz="4" w:space="1" w:color="auto"/>
-          <w:right w:val="single" w:sz="4" w:space="4" w:color="auto"/>
-        </w:pBdr>
-        <w:ind w:left="1080"/>
-        <w:rPr>
-          <w:lang w:val="en-US"/>
-        </w:rPr>
-      </w:pPr>
-      <w:r>
-        <w:rPr>
-          <w:lang w:val="en-US"/>
-        </w:rPr>
-        <w:t>do {</w:t>
-      </w:r>
-    </w:p>
-    <w:p>
-      <w:pPr>
-        <w:pStyle w:val="ListParagraph"/>
-        <w:pBdr>
-          <w:top w:val="single" w:sz="4" w:space="1" w:color="auto"/>
-          <w:left w:val="single" w:sz="4" w:space="4" w:color="auto"/>
-          <w:bottom w:val="single" w:sz="4" w:space="1" w:color="auto"/>
-          <w:right w:val="single" w:sz="4" w:space="4" w:color="auto"/>
-        </w:pBdr>
-        <w:ind w:left="1080"/>
-        <w:rPr>
-          <w:lang w:val="en-US"/>
-        </w:rPr>
-      </w:pPr>
-      <w:r>
-        <w:rPr>
-          <w:lang w:val="en-US"/>
-        </w:rPr>
-        <w:t xml:space="preserve">    &lt;Làm Gì Đó&gt;</w:t>
-      </w:r>
-    </w:p>
-    <w:p>
-      <w:pPr>
-        <w:pStyle w:val="ListParagraph"/>
-        <w:pBdr>
-          <w:top w:val="single" w:sz="4" w:space="1" w:color="auto"/>
-          <w:left w:val="single" w:sz="4" w:space="4" w:color="auto"/>
-          <w:bottom w:val="single" w:sz="4" w:space="1" w:color="auto"/>
-          <w:right w:val="single" w:sz="4" w:space="4" w:color="auto"/>
-        </w:pBdr>
-        <w:ind w:left="1080"/>
-        <w:rPr>
-          <w:lang w:val="en-US"/>
-        </w:rPr>
-      </w:pPr>
-      <w:r>
-        <w:rPr>
-          <w:lang w:val="en-US"/>
-        </w:rPr>
-        <w:t>} while (&lt;Điều Kiện&gt;);</w:t>
-      </w:r>
-    </w:p>
-    <w:p>
-      <w:pPr>
-        <w:pStyle w:val="ListParagraph"/>
-        <w:numPr>
-          <w:ilvl w:val="0"/>
-          <w:numId w:val="4"/>
-        </w:numPr>
-        <w:rPr>
-          <w:lang w:val="en-US"/>
-        </w:rPr>
-      </w:pPr>
-      <w:r>
-        <w:rPr>
-          <w:lang w:val="en-US"/>
-        </w:rPr>
-        <w:t>Khi gặp lệnh này, &lt;Làm Gì Đó&gt; được thực thi trước, rồi mới Check &lt;Điều Kiện&gt;, nếu True, quay lại, False thì cút</w:t>
-      </w:r>
-    </w:p>
-    <w:p>
-      <w:pPr>
-        <w:pStyle w:val="ListParagraph"/>
-        <w:numPr>
-          <w:ilvl w:val="0"/>
-          <w:numId w:val="10"/>
-        </w:numPr>
-        <w:rPr>
-          <w:lang w:val="en-US"/>
-        </w:rPr>
-      </w:pPr>
-      <w:r>
-        <w:rPr>
-          <w:lang w:val="en-US"/>
-        </w:rPr>
-        <w:t>1 Số Vòng Lặp?</w:t>
-      </w:r>
-    </w:p>
-    <w:p>
-      <w:pPr>
-        <w:pStyle w:val="ListParagraph"/>
-        <w:numPr>
-          <w:ilvl w:val="0"/>
-          <w:numId w:val="4"/>
-        </w:numPr>
-        <w:rPr>
-          <w:lang w:val="en-US"/>
-        </w:rPr>
-      </w:pPr>
-      <w:r>
-        <w:rPr>
-          <w:lang w:val="en-US"/>
-        </w:rPr>
-        <w:t>Đếm a, a + 1, a + 2, …, n</w:t>
-      </w:r>
-    </w:p>
-    <w:p>
-      <w:pPr>
-        <w:pStyle w:val="ListParagraph"/>
-        <w:pBdr>
-          <w:top w:val="single" w:sz="4" w:space="1" w:color="auto"/>
-          <w:left w:val="single" w:sz="4" w:space="4" w:color="auto"/>
-          <w:bottom w:val="single" w:sz="4" w:space="1" w:color="auto"/>
-          <w:right w:val="single" w:sz="4" w:space="4" w:color="auto"/>
-        </w:pBdr>
-        <w:ind w:left="1080"/>
-        <w:rPr>
-          <w:lang w:val="en-US"/>
-        </w:rPr>
-      </w:pPr>
-      <w:r>
-        <w:rPr>
-          <w:lang w:val="en-US"/>
-        </w:rPr>
-        <w:t>for (int i = a; i &lt;= n;, i++){</w:t>
-      </w:r>
-    </w:p>
-    <w:p>
-      <w:pPr>
-        <w:pStyle w:val="ListParagraph"/>
-        <w:pBdr>
-          <w:top w:val="single" w:sz="4" w:space="1" w:color="auto"/>
-          <w:left w:val="single" w:sz="4" w:space="4" w:color="auto"/>
-          <w:bottom w:val="single" w:sz="4" w:space="1" w:color="auto"/>
-          <w:right w:val="single" w:sz="4" w:space="4" w:color="auto"/>
-        </w:pBdr>
-        <w:ind w:left="1080"/>
-        <w:rPr>
-          <w:lang w:val="en-US"/>
-        </w:rPr>
-      </w:pPr>
-      <w:r>
-        <w:rPr>
-          <w:lang w:val="en-US"/>
-        </w:rPr>
-        <w:t xml:space="preserve">    cout &lt;&lt; i;</w:t>
-      </w:r>
-    </w:p>
-    <w:p>
-      <w:pPr>
-        <w:pStyle w:val="ListParagraph"/>
-        <w:pBdr>
-          <w:top w:val="single" w:sz="4" w:space="1" w:color="auto"/>
-          <w:left w:val="single" w:sz="4" w:space="4" w:color="auto"/>
-          <w:bottom w:val="single" w:sz="4" w:space="1" w:color="auto"/>
-          <w:right w:val="single" w:sz="4" w:space="4" w:color="auto"/>
-        </w:pBdr>
-        <w:ind w:left="1080"/>
-        <w:rPr>
-          <w:lang w:val="en-US"/>
-        </w:rPr>
-      </w:pPr>
-      <w:r>
-        <w:rPr>
-          <w:lang w:val="en-US"/>
-        </w:rPr>
-        <w:t>}</w:t>
-      </w:r>
-    </w:p>
-    <w:p>
-      <w:pPr>
-        <w:pStyle w:val="ListParagraph"/>
-        <w:numPr>
-          <w:ilvl w:val="0"/>
-          <w:numId w:val="4"/>
-        </w:numPr>
-        <w:rPr>
-          <w:lang w:val="en-US"/>
-        </w:rPr>
-      </w:pPr>
-    </w:p>
-    <w:p>
-      <w:pPr>
-        <w:rPr>
-          <w:lang w:val="en-US"/>
-        </w:rPr>
-      </w:pPr>
-    </w:p>
-    <w:p>
-      <w:pPr>
-        <w:rPr>
-          <w:lang w:val="en-US"/>
-        </w:rPr>
-      </w:pPr>
-      <w:r>
-        <w:rPr>
-          <w:lang w:val="en-US"/>
-        </w:rPr>
-        <w:t>Condition – Điều Kiện:</w:t>
-      </w:r>
-    </w:p>
-    <w:p>
-      <w:pPr>
-        <w:pStyle w:val="ListParagraph"/>
-        <w:numPr>
-          <w:ilvl w:val="0"/>
           <w:numId w:val="11"/>
         </w:numPr>
         <w:rPr>
@@ -18293,192 +19393,6 @@
         <w:rPr>
           <w:lang w:val="en-US"/>
         </w:rPr>
-        <w:t>If</w:t>
-      </w:r>
-      <w:r>
-        <w:rPr>
-          <w:lang w:val="en-US"/>
-        </w:rPr>
-        <w:t>?</w:t>
-      </w:r>
-    </w:p>
-    <w:p>
-      <w:pPr>
-        <w:pStyle w:val="ListParagraph"/>
-        <w:pBdr>
-          <w:top w:val="single" w:sz="4" w:space="1" w:color="auto"/>
-          <w:left w:val="single" w:sz="4" w:space="4" w:color="auto"/>
-          <w:bottom w:val="single" w:sz="4" w:space="1" w:color="auto"/>
-          <w:right w:val="single" w:sz="4" w:space="4" w:color="auto"/>
-        </w:pBdr>
-        <w:ind w:left="1080"/>
-        <w:rPr>
-          <w:lang w:val="en-US"/>
-        </w:rPr>
-      </w:pPr>
-      <w:r>
-        <w:rPr>
-          <w:lang w:val="en-US"/>
-        </w:rPr>
-        <w:t>if (&lt;Biểu Thức&gt;){</w:t>
-      </w:r>
-    </w:p>
-    <w:p>
-      <w:pPr>
-        <w:pStyle w:val="ListParagraph"/>
-        <w:pBdr>
-          <w:top w:val="single" w:sz="4" w:space="1" w:color="auto"/>
-          <w:left w:val="single" w:sz="4" w:space="4" w:color="auto"/>
-          <w:bottom w:val="single" w:sz="4" w:space="1" w:color="auto"/>
-          <w:right w:val="single" w:sz="4" w:space="4" w:color="auto"/>
-        </w:pBdr>
-        <w:ind w:left="1080"/>
-        <w:rPr>
-          <w:lang w:val="en-US"/>
-        </w:rPr>
-      </w:pPr>
-      <w:r>
-        <w:rPr>
-          <w:lang w:val="en-US"/>
-        </w:rPr>
-        <w:t xml:space="preserve">    &lt;Làm Gì Đó&gt;</w:t>
-      </w:r>
-    </w:p>
-    <w:p>
-      <w:pPr>
-        <w:pStyle w:val="ListParagraph"/>
-        <w:pBdr>
-          <w:top w:val="single" w:sz="4" w:space="1" w:color="auto"/>
-          <w:left w:val="single" w:sz="4" w:space="4" w:color="auto"/>
-          <w:bottom w:val="single" w:sz="4" w:space="1" w:color="auto"/>
-          <w:right w:val="single" w:sz="4" w:space="4" w:color="auto"/>
-        </w:pBdr>
-        <w:ind w:left="1080"/>
-        <w:rPr>
-          <w:lang w:val="en-US"/>
-        </w:rPr>
-      </w:pPr>
-      <w:r>
-        <w:rPr>
-          <w:lang w:val="en-US"/>
-        </w:rPr>
-        <w:t>}</w:t>
-      </w:r>
-    </w:p>
-    <w:p>
-      <w:pPr>
-        <w:pStyle w:val="ListParagraph"/>
-        <w:numPr>
-          <w:ilvl w:val="0"/>
-          <w:numId w:val="4"/>
-        </w:numPr>
-        <w:rPr>
-          <w:lang w:val="en-US"/>
-        </w:rPr>
-      </w:pPr>
-      <w:r>
-        <w:rPr>
-          <w:lang w:val="en-US"/>
-        </w:rPr>
-        <w:t>Nếu &lt;Biểu Thức&gt; trả về True thì &lt;Làm Gì Đó&gt; được thực hiện, còn nếu trả về False thì &lt;Làm Gì Đó&gt; không được thực hiện</w:t>
-      </w:r>
-    </w:p>
-    <w:p>
-      <w:pPr>
-        <w:pStyle w:val="ListParagraph"/>
-        <w:numPr>
-          <w:ilvl w:val="0"/>
-          <w:numId w:val="4"/>
-        </w:numPr>
-        <w:rPr>
-          <w:lang w:val="en-US"/>
-        </w:rPr>
-      </w:pPr>
-      <w:r>
-        <w:rPr>
-          <w:lang w:val="en-US"/>
-        </w:rPr>
-        <w:t>Ví dụ</w:t>
-      </w:r>
-    </w:p>
-    <w:p>
-      <w:pPr>
-        <w:pStyle w:val="ListParagraph"/>
-        <w:pBdr>
-          <w:top w:val="single" w:sz="4" w:space="1" w:color="auto"/>
-          <w:left w:val="single" w:sz="4" w:space="4" w:color="auto"/>
-          <w:bottom w:val="single" w:sz="4" w:space="1" w:color="auto"/>
-          <w:right w:val="single" w:sz="4" w:space="4" w:color="auto"/>
-        </w:pBdr>
-        <w:ind w:left="1080"/>
-        <w:rPr>
-          <w:lang w:val="en-US"/>
-        </w:rPr>
-      </w:pPr>
-      <w:r>
-        <w:rPr>
-          <w:lang w:val="en-US"/>
-        </w:rPr>
-        <w:t>if (2 &gt; 1){</w:t>
-      </w:r>
-    </w:p>
-    <w:p>
-      <w:pPr>
-        <w:pStyle w:val="ListParagraph"/>
-        <w:pBdr>
-          <w:top w:val="single" w:sz="4" w:space="1" w:color="auto"/>
-          <w:left w:val="single" w:sz="4" w:space="4" w:color="auto"/>
-          <w:bottom w:val="single" w:sz="4" w:space="1" w:color="auto"/>
-          <w:right w:val="single" w:sz="4" w:space="4" w:color="auto"/>
-        </w:pBdr>
-        <w:ind w:left="1080"/>
-        <w:rPr>
-          <w:lang w:val="en-US"/>
-        </w:rPr>
-      </w:pPr>
-      <w:r>
-        <w:rPr>
-          <w:lang w:val="en-US"/>
-        </w:rPr>
-        <w:t xml:space="preserve">    foo = bar + 1;</w:t>
-      </w:r>
-    </w:p>
-    <w:p>
-      <w:pPr>
-        <w:pStyle w:val="ListParagraph"/>
-        <w:pBdr>
-          <w:top w:val="single" w:sz="4" w:space="1" w:color="auto"/>
-          <w:left w:val="single" w:sz="4" w:space="4" w:color="auto"/>
-          <w:bottom w:val="single" w:sz="4" w:space="1" w:color="auto"/>
-          <w:right w:val="single" w:sz="4" w:space="4" w:color="auto"/>
-        </w:pBdr>
-        <w:ind w:left="1080"/>
-        <w:rPr>
-          <w:lang w:val="en-US"/>
-        </w:rPr>
-      </w:pPr>
-      <w:r>
-        <w:rPr>
-          <w:lang w:val="en-US"/>
-        </w:rPr>
-        <w:t>}</w:t>
-      </w:r>
-    </w:p>
-    <w:p>
-      <w:pPr>
-        <w:pStyle w:val="ListParagraph"/>
-        <w:numPr>
-          <w:ilvl w:val="0"/>
-          <w:numId w:val="11"/>
-        </w:numPr>
-        <w:rPr>
-          <w:lang w:val="en-US"/>
-        </w:rPr>
-      </w:pPr>
-      <w:r>
-        <w:rPr>
-          <w:lang w:val="en-US"/>
-        </w:rPr>
         <w:t>Else?</w:t>
       </w:r>
     </w:p>
@@ -18497,7 +19411,6 @@
         <w:rPr>
           <w:lang w:val="en-US"/>
         </w:rPr>
-        <w:lastRenderedPageBreak/>
         <w:t>Câu lệnh này phải được đặt ngay sau 1 câu lệnh If</w:t>
       </w:r>
       <w:r>
@@ -19245,6 +20158,7 @@
         <w:rPr>
           <w:lang w:val="en-US"/>
         </w:rPr>
+        <w:lastRenderedPageBreak/>
         <w:t>Function – Hàm:</w:t>
       </w:r>
     </w:p>
@@ -19377,29 +20291,1055 @@
         <w:rPr>
           <w:lang w:val="en-US"/>
         </w:rPr>
+        <w:t>int foo(){</w:t>
+      </w:r>
+    </w:p>
+    <w:p>
+      <w:pPr>
+        <w:pStyle w:val="ListParagraph"/>
+        <w:pBdr>
+          <w:top w:val="single" w:sz="4" w:space="1" w:color="auto"/>
+          <w:left w:val="single" w:sz="4" w:space="4" w:color="auto"/>
+          <w:bottom w:val="single" w:sz="4" w:space="1" w:color="auto"/>
+          <w:right w:val="single" w:sz="4" w:space="4" w:color="auto"/>
+        </w:pBdr>
+        <w:ind w:left="1080"/>
+        <w:rPr>
+          <w:lang w:val="en-US"/>
+        </w:rPr>
+      </w:pPr>
+      <w:r>
+        <w:rPr>
+          <w:lang w:val="en-US"/>
+        </w:rPr>
+        <w:t xml:space="preserve">    return 1;</w:t>
+      </w:r>
+    </w:p>
+    <w:p>
+      <w:pPr>
+        <w:pStyle w:val="ListParagraph"/>
+        <w:pBdr>
+          <w:top w:val="single" w:sz="4" w:space="1" w:color="auto"/>
+          <w:left w:val="single" w:sz="4" w:space="4" w:color="auto"/>
+          <w:bottom w:val="single" w:sz="4" w:space="1" w:color="auto"/>
+          <w:right w:val="single" w:sz="4" w:space="4" w:color="auto"/>
+        </w:pBdr>
+        <w:ind w:left="1080"/>
+        <w:rPr>
+          <w:lang w:val="en-US"/>
+        </w:rPr>
+      </w:pPr>
+      <w:r>
+        <w:rPr>
+          <w:lang w:val="en-US"/>
+        </w:rPr>
+        <w:t>}</w:t>
+      </w:r>
+    </w:p>
+    <w:p>
+      <w:pPr>
+        <w:pStyle w:val="ListParagraph"/>
+        <w:numPr>
+          <w:ilvl w:val="0"/>
+          <w:numId w:val="7"/>
+        </w:numPr>
+        <w:rPr>
+          <w:lang w:val="en-US"/>
+        </w:rPr>
+      </w:pPr>
+      <w:r>
+        <w:rPr>
+          <w:lang w:val="en-US"/>
+        </w:rPr>
+        <w:t>Có Bao Nhiêu Cách Để Pass Tham Số?</w:t>
+      </w:r>
+    </w:p>
+    <w:p>
+      <w:pPr>
+        <w:pStyle w:val="ListParagraph"/>
+        <w:numPr>
+          <w:ilvl w:val="0"/>
+          <w:numId w:val="4"/>
+        </w:numPr>
+        <w:rPr>
+          <w:lang w:val="en-US"/>
+        </w:rPr>
+      </w:pPr>
+      <w:r>
+        <w:rPr>
+          <w:lang w:val="en-US"/>
+        </w:rPr>
+        <w:t>2 cách, Pass = giá trị và Pass = tham chiếu</w:t>
+      </w:r>
+    </w:p>
+    <w:p>
+      <w:pPr>
+        <w:pStyle w:val="ListParagraph"/>
+        <w:numPr>
+          <w:ilvl w:val="0"/>
+          <w:numId w:val="4"/>
+        </w:numPr>
+        <w:rPr>
+          <w:lang w:val="en-US"/>
+        </w:rPr>
+      </w:pPr>
+      <w:r>
+        <w:rPr>
+          <w:lang w:val="en-US"/>
+        </w:rPr>
+        <w:t>Ví dụ</w:t>
+      </w:r>
+      <w:r>
+        <w:rPr>
+          <w:lang w:val="en-US"/>
+        </w:rPr>
+        <w:t xml:space="preserve"> Pass = giá trị</w:t>
+      </w:r>
+    </w:p>
+    <w:p>
+      <w:pPr>
+        <w:pStyle w:val="ListParagraph"/>
+        <w:pBdr>
+          <w:top w:val="single" w:sz="4" w:space="1" w:color="auto"/>
+          <w:left w:val="single" w:sz="4" w:space="4" w:color="auto"/>
+          <w:bottom w:val="single" w:sz="4" w:space="1" w:color="auto"/>
+          <w:right w:val="single" w:sz="4" w:space="4" w:color="auto"/>
+        </w:pBdr>
+        <w:ind w:left="1080"/>
+        <w:rPr>
+          <w:lang w:val="en-US"/>
+        </w:rPr>
+      </w:pPr>
+      <w:r>
+        <w:rPr>
+          <w:lang w:val="en-US"/>
+        </w:rPr>
+        <w:t>v</w:t>
+      </w:r>
+      <w:r>
+        <w:rPr>
+          <w:lang w:val="en-US"/>
+        </w:rPr>
+        <w:t>oid foo(int a){</w:t>
+      </w:r>
+    </w:p>
+    <w:p>
+      <w:pPr>
+        <w:pStyle w:val="ListParagraph"/>
+        <w:pBdr>
+          <w:top w:val="single" w:sz="4" w:space="1" w:color="auto"/>
+          <w:left w:val="single" w:sz="4" w:space="4" w:color="auto"/>
+          <w:bottom w:val="single" w:sz="4" w:space="1" w:color="auto"/>
+          <w:right w:val="single" w:sz="4" w:space="4" w:color="auto"/>
+        </w:pBdr>
+        <w:ind w:left="1080"/>
+        <w:rPr>
+          <w:lang w:val="en-US"/>
+        </w:rPr>
+      </w:pPr>
+      <w:r>
+        <w:rPr>
+          <w:lang w:val="en-US"/>
+        </w:rPr>
+        <w:t xml:space="preserve">    a = 5;</w:t>
+      </w:r>
+    </w:p>
+    <w:p>
+      <w:pPr>
+        <w:pStyle w:val="ListParagraph"/>
+        <w:pBdr>
+          <w:top w:val="single" w:sz="4" w:space="1" w:color="auto"/>
+          <w:left w:val="single" w:sz="4" w:space="4" w:color="auto"/>
+          <w:bottom w:val="single" w:sz="4" w:space="1" w:color="auto"/>
+          <w:right w:val="single" w:sz="4" w:space="4" w:color="auto"/>
+        </w:pBdr>
+        <w:ind w:left="1080"/>
+        <w:rPr>
+          <w:lang w:val="en-US"/>
+        </w:rPr>
+      </w:pPr>
+      <w:r>
+        <w:rPr>
+          <w:lang w:val="en-US"/>
+        </w:rPr>
+        <w:t>}</w:t>
+      </w:r>
+    </w:p>
+    <w:p>
+      <w:pPr>
+        <w:pStyle w:val="ListParagraph"/>
+        <w:pBdr>
+          <w:top w:val="single" w:sz="4" w:space="1" w:color="auto"/>
+          <w:left w:val="single" w:sz="4" w:space="4" w:color="auto"/>
+          <w:bottom w:val="single" w:sz="4" w:space="1" w:color="auto"/>
+          <w:right w:val="single" w:sz="4" w:space="4" w:color="auto"/>
+        </w:pBdr>
+        <w:ind w:left="1080"/>
+        <w:rPr>
+          <w:lang w:val="en-US"/>
+        </w:rPr>
+      </w:pPr>
+    </w:p>
+    <w:p>
+      <w:pPr>
+        <w:pStyle w:val="ListParagraph"/>
+        <w:pBdr>
+          <w:top w:val="single" w:sz="4" w:space="1" w:color="auto"/>
+          <w:left w:val="single" w:sz="4" w:space="4" w:color="auto"/>
+          <w:bottom w:val="single" w:sz="4" w:space="1" w:color="auto"/>
+          <w:right w:val="single" w:sz="4" w:space="4" w:color="auto"/>
+        </w:pBdr>
+        <w:ind w:left="1080"/>
+        <w:rPr>
+          <w:lang w:val="en-US"/>
+        </w:rPr>
+      </w:pPr>
+      <w:r>
+        <w:rPr>
+          <w:lang w:val="en-US"/>
+        </w:rPr>
+        <w:t>i</w:t>
+      </w:r>
+      <w:r>
+        <w:rPr>
+          <w:lang w:val="en-US"/>
+        </w:rPr>
+        <w:t>nt c = 10;</w:t>
+      </w:r>
+    </w:p>
+    <w:p>
+      <w:pPr>
+        <w:pStyle w:val="ListParagraph"/>
+        <w:pBdr>
+          <w:top w:val="single" w:sz="4" w:space="1" w:color="auto"/>
+          <w:left w:val="single" w:sz="4" w:space="4" w:color="auto"/>
+          <w:bottom w:val="single" w:sz="4" w:space="1" w:color="auto"/>
+          <w:right w:val="single" w:sz="4" w:space="4" w:color="auto"/>
+        </w:pBdr>
+        <w:ind w:left="1080"/>
+        <w:rPr>
+          <w:lang w:val="en-US"/>
+        </w:rPr>
+      </w:pPr>
+      <w:r>
+        <w:rPr>
+          <w:lang w:val="en-US"/>
+        </w:rPr>
+        <w:t>f</w:t>
+      </w:r>
+      <w:r>
+        <w:rPr>
+          <w:lang w:val="en-US"/>
+        </w:rPr>
+        <w:t>oo(c);</w:t>
+      </w:r>
+    </w:p>
+    <w:p>
+      <w:pPr>
+        <w:pStyle w:val="ListParagraph"/>
+        <w:numPr>
+          <w:ilvl w:val="0"/>
+          <w:numId w:val="4"/>
+        </w:numPr>
+        <w:rPr>
+          <w:lang w:val="en-US"/>
+        </w:rPr>
+      </w:pPr>
+      <w:r>
+        <w:rPr>
+          <w:lang w:val="en-US"/>
+        </w:rPr>
+        <w:t>Khi viết như trên, biến a được tạo ra trong RAM, giá trị của c được Copy vào a, nên khi a thay đổi, c không thay đổi</w:t>
+      </w:r>
+    </w:p>
+    <w:p>
+      <w:pPr>
+        <w:pStyle w:val="ListParagraph"/>
+        <w:numPr>
+          <w:ilvl w:val="0"/>
+          <w:numId w:val="4"/>
+        </w:numPr>
+        <w:rPr>
+          <w:lang w:val="en-US"/>
+        </w:rPr>
+      </w:pPr>
+      <w:r>
+        <w:rPr>
+          <w:lang w:val="en-US"/>
+        </w:rPr>
+        <w:t>Tương đương với việc viết</w:t>
+      </w:r>
+    </w:p>
+    <w:p>
+      <w:pPr>
+        <w:pStyle w:val="ListParagraph"/>
+        <w:pBdr>
+          <w:top w:val="single" w:sz="4" w:space="1" w:color="auto"/>
+          <w:left w:val="single" w:sz="4" w:space="4" w:color="auto"/>
+          <w:bottom w:val="single" w:sz="4" w:space="1" w:color="auto"/>
+          <w:right w:val="single" w:sz="4" w:space="4" w:color="auto"/>
+        </w:pBdr>
+        <w:ind w:left="1080"/>
+        <w:rPr>
+          <w:lang w:val="en-US"/>
+        </w:rPr>
+      </w:pPr>
+      <w:r>
+        <w:rPr>
+          <w:lang w:val="en-US"/>
+        </w:rPr>
+        <w:t>int a = c;</w:t>
+      </w:r>
+    </w:p>
+    <w:p>
+      <w:pPr>
+        <w:pStyle w:val="ListParagraph"/>
+        <w:numPr>
+          <w:ilvl w:val="0"/>
+          <w:numId w:val="4"/>
+        </w:numPr>
+        <w:rPr>
+          <w:lang w:val="en-US"/>
+        </w:rPr>
+      </w:pPr>
+      <w:r>
+        <w:rPr>
+          <w:lang w:val="en-US"/>
+        </w:rPr>
+        <w:t>Ví dụ Pass = tham chiếu</w:t>
+      </w:r>
+    </w:p>
+    <w:p>
+      <w:pPr>
+        <w:pStyle w:val="ListParagraph"/>
+        <w:pBdr>
+          <w:top w:val="single" w:sz="4" w:space="1" w:color="auto"/>
+          <w:left w:val="single" w:sz="4" w:space="4" w:color="auto"/>
+          <w:bottom w:val="single" w:sz="4" w:space="1" w:color="auto"/>
+          <w:right w:val="single" w:sz="4" w:space="4" w:color="auto"/>
+        </w:pBdr>
+        <w:ind w:left="1080"/>
+        <w:rPr>
+          <w:lang w:val="en-US"/>
+        </w:rPr>
+      </w:pPr>
+      <w:r>
+        <w:rPr>
+          <w:lang w:val="en-US"/>
+        </w:rPr>
+        <w:t>void foo(int&amp; a){</w:t>
+      </w:r>
+    </w:p>
+    <w:p>
+      <w:pPr>
+        <w:pStyle w:val="ListParagraph"/>
+        <w:pBdr>
+          <w:top w:val="single" w:sz="4" w:space="1" w:color="auto"/>
+          <w:left w:val="single" w:sz="4" w:space="4" w:color="auto"/>
+          <w:bottom w:val="single" w:sz="4" w:space="1" w:color="auto"/>
+          <w:right w:val="single" w:sz="4" w:space="4" w:color="auto"/>
+        </w:pBdr>
+        <w:ind w:left="1080"/>
+        <w:rPr>
+          <w:lang w:val="en-US"/>
+        </w:rPr>
+      </w:pPr>
+      <w:r>
+        <w:rPr>
+          <w:lang w:val="en-US"/>
+        </w:rPr>
+        <w:t xml:space="preserve">    a = 5;</w:t>
+      </w:r>
+    </w:p>
+    <w:p>
+      <w:pPr>
+        <w:pStyle w:val="ListParagraph"/>
+        <w:pBdr>
+          <w:top w:val="single" w:sz="4" w:space="1" w:color="auto"/>
+          <w:left w:val="single" w:sz="4" w:space="4" w:color="auto"/>
+          <w:bottom w:val="single" w:sz="4" w:space="1" w:color="auto"/>
+          <w:right w:val="single" w:sz="4" w:space="4" w:color="auto"/>
+        </w:pBdr>
+        <w:ind w:left="1080"/>
+        <w:rPr>
+          <w:lang w:val="en-US"/>
+        </w:rPr>
+      </w:pPr>
+      <w:r>
+        <w:rPr>
+          <w:lang w:val="en-US"/>
+        </w:rPr>
+        <w:t>}</w:t>
+      </w:r>
+    </w:p>
+    <w:p>
+      <w:pPr>
+        <w:pStyle w:val="ListParagraph"/>
+        <w:pBdr>
+          <w:top w:val="single" w:sz="4" w:space="1" w:color="auto"/>
+          <w:left w:val="single" w:sz="4" w:space="4" w:color="auto"/>
+          <w:bottom w:val="single" w:sz="4" w:space="1" w:color="auto"/>
+          <w:right w:val="single" w:sz="4" w:space="4" w:color="auto"/>
+        </w:pBdr>
+        <w:ind w:left="1080"/>
+        <w:rPr>
+          <w:lang w:val="en-US"/>
+        </w:rPr>
+      </w:pPr>
+    </w:p>
+    <w:p>
+      <w:pPr>
+        <w:pStyle w:val="ListParagraph"/>
+        <w:pBdr>
+          <w:top w:val="single" w:sz="4" w:space="1" w:color="auto"/>
+          <w:left w:val="single" w:sz="4" w:space="4" w:color="auto"/>
+          <w:bottom w:val="single" w:sz="4" w:space="1" w:color="auto"/>
+          <w:right w:val="single" w:sz="4" w:space="4" w:color="auto"/>
+        </w:pBdr>
+        <w:ind w:left="1080"/>
+        <w:rPr>
+          <w:lang w:val="en-US"/>
+        </w:rPr>
+      </w:pPr>
+      <w:r>
+        <w:rPr>
+          <w:lang w:val="en-US"/>
+        </w:rPr>
+        <w:t>int c = 10;</w:t>
+      </w:r>
+    </w:p>
+    <w:p>
+      <w:pPr>
+        <w:pStyle w:val="ListParagraph"/>
+        <w:pBdr>
+          <w:top w:val="single" w:sz="4" w:space="1" w:color="auto"/>
+          <w:left w:val="single" w:sz="4" w:space="4" w:color="auto"/>
+          <w:bottom w:val="single" w:sz="4" w:space="1" w:color="auto"/>
+          <w:right w:val="single" w:sz="4" w:space="4" w:color="auto"/>
+        </w:pBdr>
+        <w:ind w:left="1080"/>
+        <w:rPr>
+          <w:lang w:val="en-US"/>
+        </w:rPr>
+      </w:pPr>
+      <w:r>
+        <w:rPr>
+          <w:lang w:val="en-US"/>
+        </w:rPr>
+        <w:t>foo(c);</w:t>
+      </w:r>
+    </w:p>
+    <w:p>
+      <w:pPr>
+        <w:pStyle w:val="ListParagraph"/>
+        <w:numPr>
+          <w:ilvl w:val="0"/>
+          <w:numId w:val="4"/>
+        </w:numPr>
+        <w:rPr>
+          <w:lang w:val="en-US"/>
+        </w:rPr>
+      </w:pPr>
+      <w:r>
+        <w:rPr>
+          <w:lang w:val="en-US"/>
+        </w:rPr>
+        <w:t>Khi viết như trên, a coi như tên gọi khác của c, nên khi a thay đổi, c ở ngoài cũng thay đổi</w:t>
+      </w:r>
+    </w:p>
+    <w:p>
+      <w:pPr>
+        <w:pStyle w:val="ListParagraph"/>
+        <w:numPr>
+          <w:ilvl w:val="0"/>
+          <w:numId w:val="4"/>
+        </w:numPr>
+        <w:rPr>
+          <w:lang w:val="en-US"/>
+        </w:rPr>
+      </w:pPr>
+      <w:r>
+        <w:rPr>
+          <w:lang w:val="en-US"/>
+        </w:rPr>
+        <w:t>Tương đương với việc viết</w:t>
+      </w:r>
+    </w:p>
+    <w:p>
+      <w:pPr>
+        <w:pStyle w:val="ListParagraph"/>
+        <w:pBdr>
+          <w:top w:val="single" w:sz="4" w:space="1" w:color="auto"/>
+          <w:left w:val="single" w:sz="4" w:space="4" w:color="auto"/>
+          <w:bottom w:val="single" w:sz="4" w:space="1" w:color="auto"/>
+          <w:right w:val="single" w:sz="4" w:space="4" w:color="auto"/>
+        </w:pBdr>
+        <w:ind w:left="1080"/>
+        <w:rPr>
+          <w:lang w:val="en-US"/>
+        </w:rPr>
+      </w:pPr>
+      <w:r>
+        <w:rPr>
+          <w:lang w:val="en-US"/>
+        </w:rPr>
+        <w:t>int&amp; a = c;</w:t>
+      </w:r>
+    </w:p>
+    <w:p>
+      <w:pPr>
+        <w:pStyle w:val="ListParagraph"/>
+        <w:numPr>
+          <w:ilvl w:val="0"/>
+          <w:numId w:val="4"/>
+        </w:numPr>
+        <w:rPr>
+          <w:lang w:val="en-US"/>
+        </w:rPr>
+      </w:pPr>
+      <w:r>
+        <w:rPr>
+          <w:lang w:val="en-US"/>
+        </w:rPr>
+        <w:t>Khi Pass 1 mảng vào 1 hàm,</w:t>
+      </w:r>
+      <w:r>
+        <w:rPr>
+          <w:lang w:val="en-US"/>
+        </w:rPr>
+        <w:t xml:space="preserve"> bản chất là </w:t>
+      </w:r>
+      <w:r>
+        <w:rPr>
+          <w:lang w:val="en-US"/>
+        </w:rPr>
+        <w:t xml:space="preserve">ta </w:t>
+      </w:r>
+      <w:r>
+        <w:rPr>
+          <w:lang w:val="en-US"/>
+        </w:rPr>
+        <w:t xml:space="preserve">đang </w:t>
+      </w:r>
+      <w:r>
+        <w:rPr>
+          <w:lang w:val="en-US"/>
+        </w:rPr>
+        <w:t>Pass Pointer vào phần tử đầu của mảng vào hàm</w:t>
+      </w:r>
+    </w:p>
+    <w:p>
+      <w:pPr>
+        <w:pStyle w:val="ListParagraph"/>
+        <w:numPr>
+          <w:ilvl w:val="0"/>
+          <w:numId w:val="4"/>
+        </w:numPr>
+        <w:rPr>
+          <w:lang w:val="en-US"/>
+        </w:rPr>
+      </w:pPr>
+      <w:r>
+        <w:rPr>
+          <w:lang w:val="en-US"/>
+        </w:rPr>
+        <w:t>Ví dụ</w:t>
+      </w:r>
+    </w:p>
+    <w:p>
+      <w:pPr>
+        <w:pStyle w:val="ListParagraph"/>
+        <w:pBdr>
+          <w:top w:val="single" w:sz="4" w:space="1" w:color="auto"/>
+          <w:left w:val="single" w:sz="4" w:space="4" w:color="auto"/>
+          <w:bottom w:val="single" w:sz="4" w:space="1" w:color="auto"/>
+          <w:right w:val="single" w:sz="4" w:space="4" w:color="auto"/>
+        </w:pBdr>
+        <w:ind w:left="1080"/>
+        <w:rPr>
+          <w:lang w:val="en-US"/>
+        </w:rPr>
+      </w:pPr>
+      <w:r>
+        <w:rPr>
+          <w:lang w:val="en-US"/>
+        </w:rPr>
+        <w:t>void foo(int* a){</w:t>
+      </w:r>
+    </w:p>
+    <w:p>
+      <w:pPr>
+        <w:pStyle w:val="ListParagraph"/>
+        <w:pBdr>
+          <w:top w:val="single" w:sz="4" w:space="1" w:color="auto"/>
+          <w:left w:val="single" w:sz="4" w:space="4" w:color="auto"/>
+          <w:bottom w:val="single" w:sz="4" w:space="1" w:color="auto"/>
+          <w:right w:val="single" w:sz="4" w:space="4" w:color="auto"/>
+        </w:pBdr>
+        <w:ind w:left="1080"/>
+        <w:rPr>
+          <w:lang w:val="en-US"/>
+        </w:rPr>
+      </w:pPr>
+      <w:r>
+        <w:rPr>
+          <w:lang w:val="en-US"/>
+        </w:rPr>
+        <w:t xml:space="preserve">    a[1] = 5;</w:t>
+      </w:r>
+    </w:p>
+    <w:p>
+      <w:pPr>
+        <w:pStyle w:val="ListParagraph"/>
+        <w:pBdr>
+          <w:top w:val="single" w:sz="4" w:space="1" w:color="auto"/>
+          <w:left w:val="single" w:sz="4" w:space="4" w:color="auto"/>
+          <w:bottom w:val="single" w:sz="4" w:space="1" w:color="auto"/>
+          <w:right w:val="single" w:sz="4" w:space="4" w:color="auto"/>
+        </w:pBdr>
+        <w:ind w:left="1080"/>
+        <w:rPr>
+          <w:lang w:val="en-US"/>
+        </w:rPr>
+      </w:pPr>
+      <w:r>
+        <w:rPr>
+          <w:lang w:val="en-US"/>
+        </w:rPr>
+        <w:t>}</w:t>
+      </w:r>
+    </w:p>
+    <w:p>
+      <w:pPr>
+        <w:pStyle w:val="ListParagraph"/>
+        <w:pBdr>
+          <w:top w:val="single" w:sz="4" w:space="1" w:color="auto"/>
+          <w:left w:val="single" w:sz="4" w:space="4" w:color="auto"/>
+          <w:bottom w:val="single" w:sz="4" w:space="1" w:color="auto"/>
+          <w:right w:val="single" w:sz="4" w:space="4" w:color="auto"/>
+        </w:pBdr>
+        <w:ind w:left="1080"/>
+        <w:rPr>
+          <w:lang w:val="en-US"/>
+        </w:rPr>
+      </w:pPr>
+    </w:p>
+    <w:p>
+      <w:pPr>
+        <w:pStyle w:val="ListParagraph"/>
+        <w:pBdr>
+          <w:top w:val="single" w:sz="4" w:space="1" w:color="auto"/>
+          <w:left w:val="single" w:sz="4" w:space="4" w:color="auto"/>
+          <w:bottom w:val="single" w:sz="4" w:space="1" w:color="auto"/>
+          <w:right w:val="single" w:sz="4" w:space="4" w:color="auto"/>
+        </w:pBdr>
+        <w:ind w:left="1080"/>
+        <w:rPr>
+          <w:lang w:val="en-US"/>
+        </w:rPr>
+      </w:pPr>
+      <w:r>
+        <w:rPr>
+          <w:lang w:val="en-US"/>
+        </w:rPr>
+        <w:t>int c[4] = {9, 8, 7, 6};</w:t>
+      </w:r>
+    </w:p>
+    <w:p>
+      <w:pPr>
+        <w:pStyle w:val="ListParagraph"/>
+        <w:pBdr>
+          <w:top w:val="single" w:sz="4" w:space="1" w:color="auto"/>
+          <w:left w:val="single" w:sz="4" w:space="4" w:color="auto"/>
+          <w:bottom w:val="single" w:sz="4" w:space="1" w:color="auto"/>
+          <w:right w:val="single" w:sz="4" w:space="4" w:color="auto"/>
+        </w:pBdr>
+        <w:ind w:left="1080"/>
+        <w:rPr>
+          <w:lang w:val="en-US"/>
+        </w:rPr>
+      </w:pPr>
+      <w:r>
+        <w:rPr>
+          <w:lang w:val="en-US"/>
+        </w:rPr>
+        <w:t>foo(c);</w:t>
+      </w:r>
+    </w:p>
+    <w:p>
+      <w:pPr>
+        <w:pStyle w:val="ListParagraph"/>
+        <w:numPr>
+          <w:ilvl w:val="0"/>
+          <w:numId w:val="4"/>
+        </w:numPr>
+        <w:rPr>
+          <w:lang w:val="en-US"/>
+        </w:rPr>
+      </w:pPr>
+      <w:r>
+        <w:rPr>
+          <w:lang w:val="en-US"/>
+        </w:rPr>
+        <w:t>Giá trị của c sau khi chạy đoạn Code trên sẽ là {9, 5, 7, 6}</w:t>
+      </w:r>
+    </w:p>
+    <w:p>
+      <w:pPr>
+        <w:pStyle w:val="ListParagraph"/>
+        <w:numPr>
+          <w:ilvl w:val="0"/>
+          <w:numId w:val="4"/>
+        </w:numPr>
+        <w:rPr>
+          <w:lang w:val="en-US"/>
+        </w:rPr>
+      </w:pPr>
+      <w:r>
+        <w:rPr>
+          <w:lang w:val="en-US"/>
+        </w:rPr>
+        <w:t>Tương đương với việc viết</w:t>
+      </w:r>
+    </w:p>
+    <w:p>
+      <w:pPr>
+        <w:pStyle w:val="ListParagraph"/>
+        <w:pBdr>
+          <w:top w:val="single" w:sz="4" w:space="1" w:color="auto"/>
+          <w:left w:val="single" w:sz="4" w:space="4" w:color="auto"/>
+          <w:bottom w:val="single" w:sz="4" w:space="1" w:color="auto"/>
+          <w:right w:val="single" w:sz="4" w:space="4" w:color="auto"/>
+        </w:pBdr>
+        <w:ind w:left="1080"/>
+        <w:rPr>
+          <w:lang w:val="en-US"/>
+        </w:rPr>
+      </w:pPr>
+      <w:r>
+        <w:rPr>
+          <w:lang w:val="en-US"/>
+        </w:rPr>
+        <w:t>int* a = c;</w:t>
+      </w:r>
+    </w:p>
+    <w:p>
+      <w:pPr>
+        <w:pStyle w:val="ListParagraph"/>
+        <w:numPr>
+          <w:ilvl w:val="0"/>
+          <w:numId w:val="4"/>
+        </w:numPr>
+        <w:rPr>
+          <w:lang w:val="en-US"/>
+        </w:rPr>
+      </w:pPr>
+      <w:r>
+        <w:rPr>
+          <w:lang w:val="en-US"/>
+        </w:rPr>
         <w:lastRenderedPageBreak/>
-        <w:t>int foo(){</w:t>
-      </w:r>
-    </w:p>
-    <w:p>
-      <w:pPr>
-        <w:pStyle w:val="ListParagraph"/>
-        <w:pBdr>
-          <w:top w:val="single" w:sz="4" w:space="1" w:color="auto"/>
-          <w:left w:val="single" w:sz="4" w:space="4" w:color="auto"/>
-          <w:bottom w:val="single" w:sz="4" w:space="1" w:color="auto"/>
-          <w:right w:val="single" w:sz="4" w:space="4" w:color="auto"/>
-        </w:pBdr>
-        <w:ind w:left="1080"/>
-        <w:rPr>
-          <w:lang w:val="en-US"/>
-        </w:rPr>
-      </w:pPr>
-      <w:r>
-        <w:rPr>
-          <w:lang w:val="en-US"/>
-        </w:rPr>
-        <w:t xml:space="preserve">    return 1;</w:t>
+        <w:t xml:space="preserve">Ngoài ra thay vì viết </w:t>
+      </w:r>
+    </w:p>
+    <w:p>
+      <w:pPr>
+        <w:pStyle w:val="ListParagraph"/>
+        <w:pBdr>
+          <w:top w:val="single" w:sz="4" w:space="1" w:color="auto"/>
+          <w:left w:val="single" w:sz="4" w:space="4" w:color="auto"/>
+          <w:bottom w:val="single" w:sz="4" w:space="1" w:color="auto"/>
+          <w:right w:val="single" w:sz="4" w:space="4" w:color="auto"/>
+        </w:pBdr>
+        <w:ind w:left="1080"/>
+        <w:rPr>
+          <w:lang w:val="en-US"/>
+        </w:rPr>
+      </w:pPr>
+      <w:r>
+        <w:rPr>
+          <w:lang w:val="en-US"/>
+        </w:rPr>
+        <w:t>void foo(int* a)</w:t>
+      </w:r>
+    </w:p>
+    <w:p>
+      <w:pPr>
+        <w:pStyle w:val="ListParagraph"/>
+        <w:numPr>
+          <w:ilvl w:val="0"/>
+          <w:numId w:val="4"/>
+        </w:numPr>
+        <w:rPr>
+          <w:lang w:val="en-US"/>
+        </w:rPr>
+      </w:pPr>
+      <w:r>
+        <w:rPr>
+          <w:lang w:val="en-US"/>
+        </w:rPr>
+        <w:t>T</w:t>
+      </w:r>
+      <w:r>
+        <w:rPr>
+          <w:lang w:val="en-US"/>
+        </w:rPr>
+        <w:t xml:space="preserve">a cũng có thể viết </w:t>
+      </w:r>
+    </w:p>
+    <w:p>
+      <w:pPr>
+        <w:pStyle w:val="ListParagraph"/>
+        <w:pBdr>
+          <w:top w:val="single" w:sz="4" w:space="1" w:color="auto"/>
+          <w:left w:val="single" w:sz="4" w:space="4" w:color="auto"/>
+          <w:bottom w:val="single" w:sz="4" w:space="1" w:color="auto"/>
+          <w:right w:val="single" w:sz="4" w:space="4" w:color="auto"/>
+        </w:pBdr>
+        <w:ind w:left="1080"/>
+        <w:rPr>
+          <w:lang w:val="en-US"/>
+        </w:rPr>
+      </w:pPr>
+      <w:r>
+        <w:rPr>
+          <w:lang w:val="en-US"/>
+        </w:rPr>
+        <w:t>void foo(int a[])</w:t>
+      </w:r>
+    </w:p>
+    <w:p>
+      <w:pPr>
+        <w:pStyle w:val="ListParagraph"/>
+        <w:numPr>
+          <w:ilvl w:val="0"/>
+          <w:numId w:val="4"/>
+        </w:numPr>
+        <w:rPr>
+          <w:lang w:val="en-US"/>
+        </w:rPr>
+      </w:pPr>
+      <w:r>
+        <w:rPr>
+          <w:lang w:val="en-US"/>
+        </w:rPr>
+        <w:t>H</w:t>
+      </w:r>
+      <w:r>
+        <w:rPr>
+          <w:lang w:val="en-US"/>
+        </w:rPr>
+        <w:t xml:space="preserve">oặc </w:t>
+      </w:r>
+    </w:p>
+    <w:p>
+      <w:pPr>
+        <w:pStyle w:val="ListParagraph"/>
+        <w:pBdr>
+          <w:top w:val="single" w:sz="4" w:space="1" w:color="auto"/>
+          <w:left w:val="single" w:sz="4" w:space="4" w:color="auto"/>
+          <w:bottom w:val="single" w:sz="4" w:space="1" w:color="auto"/>
+          <w:right w:val="single" w:sz="4" w:space="4" w:color="auto"/>
+        </w:pBdr>
+        <w:ind w:left="1080"/>
+        <w:rPr>
+          <w:lang w:val="en-US"/>
+        </w:rPr>
+      </w:pPr>
+      <w:r>
+        <w:rPr>
+          <w:lang w:val="en-US"/>
+        </w:rPr>
+        <w:t>void foo(int a[&lt;Kích Thước Bất Kì&gt;])</w:t>
+      </w:r>
+    </w:p>
+    <w:p>
+      <w:pPr>
+        <w:pStyle w:val="ListParagraph"/>
+        <w:numPr>
+          <w:ilvl w:val="0"/>
+          <w:numId w:val="4"/>
+        </w:numPr>
+        <w:rPr>
+          <w:lang w:val="en-US"/>
+        </w:rPr>
+      </w:pPr>
+      <w:r>
+        <w:rPr>
+          <w:lang w:val="en-US"/>
+        </w:rPr>
+        <w:t>Kết quả là y chang đéo khác gì</w:t>
+      </w:r>
+    </w:p>
+    <w:p>
+      <w:pPr>
+        <w:pStyle w:val="ListParagraph"/>
+        <w:numPr>
+          <w:ilvl w:val="0"/>
+          <w:numId w:val="4"/>
+        </w:numPr>
+        <w:rPr>
+          <w:lang w:val="en-US"/>
+        </w:rPr>
+      </w:pPr>
+      <w:r>
+        <w:rPr>
+          <w:lang w:val="en-US"/>
+        </w:rPr>
+        <w:t>Khi Pass như những cách trên, thì thuộc tính số Byte của mảng bị xóa, do đã chuyển về Pointer, nên khi Pass mảng vào hàm, thì cần Pass thêm kích thước của nó</w:t>
+      </w:r>
+    </w:p>
+    <w:p>
+      <w:pPr>
+        <w:pStyle w:val="ListParagraph"/>
+        <w:numPr>
+          <w:ilvl w:val="0"/>
+          <w:numId w:val="7"/>
+        </w:numPr>
+        <w:rPr>
+          <w:lang w:val="en-US"/>
+        </w:rPr>
+      </w:pPr>
+      <w:r>
+        <w:rPr>
+          <w:lang w:val="en-US"/>
+        </w:rPr>
+        <w:t>Hàm Nguyên Mẫu (Function Prototype)?</w:t>
+      </w:r>
+    </w:p>
+    <w:p>
+      <w:pPr>
+        <w:pStyle w:val="ListParagraph"/>
+        <w:numPr>
+          <w:ilvl w:val="0"/>
+          <w:numId w:val="4"/>
+        </w:numPr>
+        <w:rPr>
+          <w:lang w:val="en-US"/>
+        </w:rPr>
+      </w:pPr>
+      <w:r>
+        <w:rPr>
+          <w:lang w:val="en-US"/>
+        </w:rPr>
+        <w:t>Cho trình biên dịch biết ta sẽ khai báo hàm này sau, nó sẽ không báo lỗi khi ta sử dụng hàm mà đéo khai báo nó trước</w:t>
+      </w:r>
+    </w:p>
+    <w:p>
+      <w:pPr>
+        <w:pStyle w:val="ListParagraph"/>
+        <w:pBdr>
+          <w:top w:val="single" w:sz="4" w:space="1" w:color="auto"/>
+          <w:left w:val="single" w:sz="4" w:space="4" w:color="auto"/>
+          <w:bottom w:val="single" w:sz="4" w:space="1" w:color="auto"/>
+          <w:right w:val="single" w:sz="4" w:space="4" w:color="auto"/>
+        </w:pBdr>
+        <w:ind w:left="1080"/>
+        <w:rPr>
+          <w:lang w:val="en-US"/>
+        </w:rPr>
+      </w:pPr>
+      <w:r>
+        <w:rPr>
+          <w:lang w:val="en-US"/>
+        </w:rPr>
+        <w:t>&lt;Kiểu Dữ Liệu&gt; &lt;Tên Hàm&gt;(&lt;Các Kiểu Dữ Liệu Của Tham Số&gt;);</w:t>
+      </w:r>
+    </w:p>
+    <w:p>
+      <w:pPr>
+        <w:pStyle w:val="ListParagraph"/>
+        <w:numPr>
+          <w:ilvl w:val="0"/>
+          <w:numId w:val="4"/>
+        </w:numPr>
+        <w:rPr>
+          <w:lang w:val="en-US"/>
+        </w:rPr>
+      </w:pPr>
+      <w:r>
+        <w:rPr>
+          <w:lang w:val="en-US"/>
+        </w:rPr>
+        <w:t>Ví dụ</w:t>
+      </w:r>
+    </w:p>
+    <w:p>
+      <w:pPr>
+        <w:pStyle w:val="ListParagraph"/>
+        <w:pBdr>
+          <w:top w:val="single" w:sz="4" w:space="1" w:color="auto"/>
+          <w:left w:val="single" w:sz="4" w:space="4" w:color="auto"/>
+          <w:bottom w:val="single" w:sz="4" w:space="1" w:color="auto"/>
+          <w:right w:val="single" w:sz="4" w:space="4" w:color="auto"/>
+        </w:pBdr>
+        <w:ind w:left="1080"/>
+        <w:rPr>
+          <w:lang w:val="en-US"/>
+        </w:rPr>
+      </w:pPr>
+      <w:r>
+        <w:rPr>
+          <w:lang w:val="en-US"/>
+        </w:rPr>
+        <w:t>int foo(int, float);</w:t>
+      </w:r>
+    </w:p>
+    <w:p>
+      <w:pPr>
+        <w:pStyle w:val="ListParagraph"/>
+        <w:pBdr>
+          <w:top w:val="single" w:sz="4" w:space="1" w:color="auto"/>
+          <w:left w:val="single" w:sz="4" w:space="4" w:color="auto"/>
+          <w:bottom w:val="single" w:sz="4" w:space="1" w:color="auto"/>
+          <w:right w:val="single" w:sz="4" w:space="4" w:color="auto"/>
+        </w:pBdr>
+        <w:ind w:left="1080"/>
+        <w:rPr>
+          <w:lang w:val="en-US"/>
+        </w:rPr>
+      </w:pPr>
+    </w:p>
+    <w:p>
+      <w:pPr>
+        <w:pStyle w:val="ListParagraph"/>
+        <w:pBdr>
+          <w:top w:val="single" w:sz="4" w:space="1" w:color="auto"/>
+          <w:left w:val="single" w:sz="4" w:space="4" w:color="auto"/>
+          <w:bottom w:val="single" w:sz="4" w:space="1" w:color="auto"/>
+          <w:right w:val="single" w:sz="4" w:space="4" w:color="auto"/>
+        </w:pBdr>
+        <w:ind w:left="1080"/>
+        <w:rPr>
+          <w:lang w:val="en-US"/>
+        </w:rPr>
+      </w:pPr>
+      <w:r>
+        <w:rPr>
+          <w:lang w:val="en-US"/>
+        </w:rPr>
+        <w:t>int main(){</w:t>
+      </w:r>
+    </w:p>
+    <w:p>
+      <w:pPr>
+        <w:pStyle w:val="ListParagraph"/>
+        <w:pBdr>
+          <w:top w:val="single" w:sz="4" w:space="1" w:color="auto"/>
+          <w:left w:val="single" w:sz="4" w:space="4" w:color="auto"/>
+          <w:bottom w:val="single" w:sz="4" w:space="1" w:color="auto"/>
+          <w:right w:val="single" w:sz="4" w:space="4" w:color="auto"/>
+        </w:pBdr>
+        <w:ind w:left="1080"/>
+        <w:rPr>
+          <w:lang w:val="en-US"/>
+        </w:rPr>
+      </w:pPr>
+      <w:r>
+        <w:rPr>
+          <w:lang w:val="en-US"/>
+        </w:rPr>
+        <w:t xml:space="preserve">    cout &lt;&lt; foo(2, 4);</w:t>
       </w:r>
     </w:p>
     <w:p>
@@ -19426,6 +21366,435 @@
     <w:p>
       <w:pPr>
         <w:pStyle w:val="ListParagraph"/>
+        <w:pBdr>
+          <w:top w:val="single" w:sz="4" w:space="1" w:color="auto"/>
+          <w:left w:val="single" w:sz="4" w:space="4" w:color="auto"/>
+          <w:bottom w:val="single" w:sz="4" w:space="1" w:color="auto"/>
+          <w:right w:val="single" w:sz="4" w:space="4" w:color="auto"/>
+        </w:pBdr>
+        <w:ind w:left="1080"/>
+        <w:rPr>
+          <w:lang w:val="en-US"/>
+        </w:rPr>
+      </w:pPr>
+    </w:p>
+    <w:p>
+      <w:pPr>
+        <w:pStyle w:val="ListParagraph"/>
+        <w:pBdr>
+          <w:top w:val="single" w:sz="4" w:space="1" w:color="auto"/>
+          <w:left w:val="single" w:sz="4" w:space="4" w:color="auto"/>
+          <w:bottom w:val="single" w:sz="4" w:space="1" w:color="auto"/>
+          <w:right w:val="single" w:sz="4" w:space="4" w:color="auto"/>
+        </w:pBdr>
+        <w:ind w:left="1080"/>
+        <w:rPr>
+          <w:lang w:val="en-US"/>
+        </w:rPr>
+      </w:pPr>
+      <w:r>
+        <w:rPr>
+          <w:lang w:val="en-US"/>
+        </w:rPr>
+        <w:t>int foo(int a, float b){</w:t>
+      </w:r>
+    </w:p>
+    <w:p>
+      <w:pPr>
+        <w:pStyle w:val="ListParagraph"/>
+        <w:pBdr>
+          <w:top w:val="single" w:sz="4" w:space="1" w:color="auto"/>
+          <w:left w:val="single" w:sz="4" w:space="4" w:color="auto"/>
+          <w:bottom w:val="single" w:sz="4" w:space="1" w:color="auto"/>
+          <w:right w:val="single" w:sz="4" w:space="4" w:color="auto"/>
+        </w:pBdr>
+        <w:ind w:left="1080"/>
+        <w:rPr>
+          <w:lang w:val="en-US"/>
+        </w:rPr>
+      </w:pPr>
+      <w:r>
+        <w:rPr>
+          <w:lang w:val="en-US"/>
+        </w:rPr>
+        <w:t xml:space="preserve">    return a + b;</w:t>
+      </w:r>
+    </w:p>
+    <w:p>
+      <w:pPr>
+        <w:pStyle w:val="ListParagraph"/>
+        <w:pBdr>
+          <w:top w:val="single" w:sz="4" w:space="1" w:color="auto"/>
+          <w:left w:val="single" w:sz="4" w:space="4" w:color="auto"/>
+          <w:bottom w:val="single" w:sz="4" w:space="1" w:color="auto"/>
+          <w:right w:val="single" w:sz="4" w:space="4" w:color="auto"/>
+        </w:pBdr>
+        <w:ind w:left="1080"/>
+        <w:rPr>
+          <w:lang w:val="en-US"/>
+        </w:rPr>
+      </w:pPr>
+      <w:r>
+        <w:rPr>
+          <w:lang w:val="en-US"/>
+        </w:rPr>
+        <w:t>}</w:t>
+      </w:r>
+    </w:p>
+    <w:p>
+      <w:pPr>
+        <w:pStyle w:val="ListParagraph"/>
+        <w:numPr>
+          <w:ilvl w:val="0"/>
+          <w:numId w:val="4"/>
+        </w:numPr>
+        <w:rPr>
+          <w:lang w:val="en-US"/>
+        </w:rPr>
+      </w:pPr>
+      <w:r>
+        <w:rPr>
+          <w:lang w:val="en-US"/>
+        </w:rPr>
+        <w:t>Hàm nguyên mẫu có tác dụng chủ yếu khi bạn có 2 hàm mà nó gọi lẫn nhau, nếu hàm A gọi hàm B, nhưng do B chưa khai báo nên trình biên dịch báo lỗi, hoặc hàm B đã khai báo trước, nhưng trong B lại gọi A, mà A khai báo sau, thế cũng báo lỗi, để ngăn chặn điều, này, dùng hàm nguyên mẫu</w:t>
+      </w:r>
+    </w:p>
+    <w:p>
+      <w:pPr>
+        <w:pStyle w:val="ListParagraph"/>
+        <w:numPr>
+          <w:ilvl w:val="0"/>
+          <w:numId w:val="4"/>
+        </w:numPr>
+        <w:rPr>
+          <w:lang w:val="en-US"/>
+        </w:rPr>
+      </w:pPr>
+      <w:r>
+        <w:rPr>
+          <w:lang w:val="en-US"/>
+        </w:rPr>
+        <w:t>Ví dụ</w:t>
+      </w:r>
+    </w:p>
+    <w:p>
+      <w:pPr>
+        <w:pStyle w:val="ListParagraph"/>
+        <w:pBdr>
+          <w:top w:val="single" w:sz="4" w:space="1" w:color="auto"/>
+          <w:left w:val="single" w:sz="4" w:space="4" w:color="auto"/>
+          <w:bottom w:val="single" w:sz="4" w:space="1" w:color="auto"/>
+          <w:right w:val="single" w:sz="4" w:space="4" w:color="auto"/>
+        </w:pBdr>
+        <w:ind w:left="1080"/>
+        <w:rPr>
+          <w:lang w:val="en-US"/>
+        </w:rPr>
+      </w:pPr>
+      <w:r>
+        <w:rPr>
+          <w:lang w:val="en-US"/>
+        </w:rPr>
+        <w:t>void bar(); // hàm nguyên mẫu</w:t>
+      </w:r>
+    </w:p>
+    <w:p>
+      <w:pPr>
+        <w:pStyle w:val="ListParagraph"/>
+        <w:pBdr>
+          <w:top w:val="single" w:sz="4" w:space="1" w:color="auto"/>
+          <w:left w:val="single" w:sz="4" w:space="4" w:color="auto"/>
+          <w:bottom w:val="single" w:sz="4" w:space="1" w:color="auto"/>
+          <w:right w:val="single" w:sz="4" w:space="4" w:color="auto"/>
+        </w:pBdr>
+        <w:ind w:left="1080"/>
+        <w:rPr>
+          <w:lang w:val="en-US"/>
+        </w:rPr>
+      </w:pPr>
+    </w:p>
+    <w:p>
+      <w:pPr>
+        <w:pStyle w:val="ListParagraph"/>
+        <w:pBdr>
+          <w:top w:val="single" w:sz="4" w:space="1" w:color="auto"/>
+          <w:left w:val="single" w:sz="4" w:space="4" w:color="auto"/>
+          <w:bottom w:val="single" w:sz="4" w:space="1" w:color="auto"/>
+          <w:right w:val="single" w:sz="4" w:space="4" w:color="auto"/>
+        </w:pBdr>
+        <w:ind w:left="1080"/>
+        <w:rPr>
+          <w:lang w:val="en-US"/>
+        </w:rPr>
+      </w:pPr>
+      <w:r>
+        <w:rPr>
+          <w:lang w:val="en-US"/>
+        </w:rPr>
+        <w:t>void foo(){</w:t>
+      </w:r>
+    </w:p>
+    <w:p>
+      <w:pPr>
+        <w:pStyle w:val="ListParagraph"/>
+        <w:pBdr>
+          <w:top w:val="single" w:sz="4" w:space="1" w:color="auto"/>
+          <w:left w:val="single" w:sz="4" w:space="4" w:color="auto"/>
+          <w:bottom w:val="single" w:sz="4" w:space="1" w:color="auto"/>
+          <w:right w:val="single" w:sz="4" w:space="4" w:color="auto"/>
+        </w:pBdr>
+        <w:ind w:left="1080"/>
+        <w:rPr>
+          <w:lang w:val="en-US"/>
+        </w:rPr>
+      </w:pPr>
+      <w:r>
+        <w:rPr>
+          <w:lang w:val="en-US"/>
+        </w:rPr>
+        <w:t xml:space="preserve">    cout &lt;&lt; 1;</w:t>
+      </w:r>
+    </w:p>
+    <w:p>
+      <w:pPr>
+        <w:pStyle w:val="ListParagraph"/>
+        <w:pBdr>
+          <w:top w:val="single" w:sz="4" w:space="1" w:color="auto"/>
+          <w:left w:val="single" w:sz="4" w:space="4" w:color="auto"/>
+          <w:bottom w:val="single" w:sz="4" w:space="1" w:color="auto"/>
+          <w:right w:val="single" w:sz="4" w:space="4" w:color="auto"/>
+        </w:pBdr>
+        <w:ind w:left="1080"/>
+        <w:rPr>
+          <w:lang w:val="en-US"/>
+        </w:rPr>
+      </w:pPr>
+      <w:r>
+        <w:rPr>
+          <w:lang w:val="en-US"/>
+        </w:rPr>
+        <w:t xml:space="preserve">    bar(); // nếu đéo có hàm nguyên mẫu khúc này sẽ báo lỗi</w:t>
+      </w:r>
+    </w:p>
+    <w:p>
+      <w:pPr>
+        <w:pStyle w:val="ListParagraph"/>
+        <w:pBdr>
+          <w:top w:val="single" w:sz="4" w:space="1" w:color="auto"/>
+          <w:left w:val="single" w:sz="4" w:space="4" w:color="auto"/>
+          <w:bottom w:val="single" w:sz="4" w:space="1" w:color="auto"/>
+          <w:right w:val="single" w:sz="4" w:space="4" w:color="auto"/>
+        </w:pBdr>
+        <w:ind w:left="1080"/>
+        <w:rPr>
+          <w:lang w:val="en-US"/>
+        </w:rPr>
+      </w:pPr>
+      <w:r>
+        <w:rPr>
+          <w:lang w:val="en-US"/>
+        </w:rPr>
+        <w:t>}</w:t>
+      </w:r>
+    </w:p>
+    <w:p>
+      <w:pPr>
+        <w:pStyle w:val="ListParagraph"/>
+        <w:pBdr>
+          <w:top w:val="single" w:sz="4" w:space="1" w:color="auto"/>
+          <w:left w:val="single" w:sz="4" w:space="4" w:color="auto"/>
+          <w:bottom w:val="single" w:sz="4" w:space="1" w:color="auto"/>
+          <w:right w:val="single" w:sz="4" w:space="4" w:color="auto"/>
+        </w:pBdr>
+        <w:ind w:left="1080"/>
+        <w:rPr>
+          <w:lang w:val="en-US"/>
+        </w:rPr>
+      </w:pPr>
+    </w:p>
+    <w:p>
+      <w:pPr>
+        <w:pStyle w:val="ListParagraph"/>
+        <w:pBdr>
+          <w:top w:val="single" w:sz="4" w:space="1" w:color="auto"/>
+          <w:left w:val="single" w:sz="4" w:space="4" w:color="auto"/>
+          <w:bottom w:val="single" w:sz="4" w:space="1" w:color="auto"/>
+          <w:right w:val="single" w:sz="4" w:space="4" w:color="auto"/>
+        </w:pBdr>
+        <w:ind w:left="1080"/>
+        <w:rPr>
+          <w:lang w:val="en-US"/>
+        </w:rPr>
+      </w:pPr>
+      <w:r>
+        <w:rPr>
+          <w:lang w:val="en-US"/>
+        </w:rPr>
+        <w:t>void bar(){</w:t>
+      </w:r>
+    </w:p>
+    <w:p>
+      <w:pPr>
+        <w:pStyle w:val="ListParagraph"/>
+        <w:pBdr>
+          <w:top w:val="single" w:sz="4" w:space="1" w:color="auto"/>
+          <w:left w:val="single" w:sz="4" w:space="4" w:color="auto"/>
+          <w:bottom w:val="single" w:sz="4" w:space="1" w:color="auto"/>
+          <w:right w:val="single" w:sz="4" w:space="4" w:color="auto"/>
+        </w:pBdr>
+        <w:ind w:left="1080"/>
+        <w:rPr>
+          <w:lang w:val="en-US"/>
+        </w:rPr>
+      </w:pPr>
+      <w:r>
+        <w:rPr>
+          <w:lang w:val="en-US"/>
+        </w:rPr>
+        <w:t xml:space="preserve">    cout &lt;&lt; 2;</w:t>
+      </w:r>
+    </w:p>
+    <w:p>
+      <w:pPr>
+        <w:pStyle w:val="ListParagraph"/>
+        <w:pBdr>
+          <w:top w:val="single" w:sz="4" w:space="1" w:color="auto"/>
+          <w:left w:val="single" w:sz="4" w:space="4" w:color="auto"/>
+          <w:bottom w:val="single" w:sz="4" w:space="1" w:color="auto"/>
+          <w:right w:val="single" w:sz="4" w:space="4" w:color="auto"/>
+        </w:pBdr>
+        <w:ind w:left="1080"/>
+        <w:rPr>
+          <w:lang w:val="en-US"/>
+        </w:rPr>
+      </w:pPr>
+      <w:r>
+        <w:rPr>
+          <w:lang w:val="en-US"/>
+        </w:rPr>
+        <w:t xml:space="preserve">    foo(); // gọi ngược lại foo tạo thành đệ quy</w:t>
+      </w:r>
+    </w:p>
+    <w:p>
+      <w:pPr>
+        <w:pStyle w:val="ListParagraph"/>
+        <w:pBdr>
+          <w:top w:val="single" w:sz="4" w:space="1" w:color="auto"/>
+          <w:left w:val="single" w:sz="4" w:space="4" w:color="auto"/>
+          <w:bottom w:val="single" w:sz="4" w:space="1" w:color="auto"/>
+          <w:right w:val="single" w:sz="4" w:space="4" w:color="auto"/>
+        </w:pBdr>
+        <w:ind w:left="1080"/>
+        <w:rPr>
+          <w:lang w:val="en-US"/>
+        </w:rPr>
+      </w:pPr>
+      <w:r>
+        <w:rPr>
+          <w:lang w:val="en-US"/>
+        </w:rPr>
+        <w:t>}</w:t>
+      </w:r>
+    </w:p>
+    <w:p>
+      <w:pPr>
+        <w:pStyle w:val="ListParagraph"/>
+        <w:pBdr>
+          <w:top w:val="single" w:sz="4" w:space="1" w:color="auto"/>
+          <w:left w:val="single" w:sz="4" w:space="4" w:color="auto"/>
+          <w:bottom w:val="single" w:sz="4" w:space="1" w:color="auto"/>
+          <w:right w:val="single" w:sz="4" w:space="4" w:color="auto"/>
+        </w:pBdr>
+        <w:ind w:left="1080"/>
+        <w:rPr>
+          <w:lang w:val="en-US"/>
+        </w:rPr>
+      </w:pPr>
+    </w:p>
+    <w:p>
+      <w:pPr>
+        <w:pStyle w:val="ListParagraph"/>
+        <w:pBdr>
+          <w:top w:val="single" w:sz="4" w:space="1" w:color="auto"/>
+          <w:left w:val="single" w:sz="4" w:space="4" w:color="auto"/>
+          <w:bottom w:val="single" w:sz="4" w:space="1" w:color="auto"/>
+          <w:right w:val="single" w:sz="4" w:space="4" w:color="auto"/>
+        </w:pBdr>
+        <w:ind w:left="1080"/>
+        <w:rPr>
+          <w:lang w:val="en-US"/>
+        </w:rPr>
+      </w:pPr>
+      <w:r>
+        <w:rPr>
+          <w:lang w:val="en-US"/>
+        </w:rPr>
+        <w:t>int main(){</w:t>
+      </w:r>
+    </w:p>
+    <w:p>
+      <w:pPr>
+        <w:pStyle w:val="ListParagraph"/>
+        <w:pBdr>
+          <w:top w:val="single" w:sz="4" w:space="1" w:color="auto"/>
+          <w:left w:val="single" w:sz="4" w:space="4" w:color="auto"/>
+          <w:bottom w:val="single" w:sz="4" w:space="1" w:color="auto"/>
+          <w:right w:val="single" w:sz="4" w:space="4" w:color="auto"/>
+        </w:pBdr>
+        <w:ind w:left="1080"/>
+        <w:rPr>
+          <w:lang w:val="en-US"/>
+        </w:rPr>
+      </w:pPr>
+      <w:r>
+        <w:rPr>
+          <w:lang w:val="en-US"/>
+        </w:rPr>
+        <w:t xml:space="preserve">    foo();</w:t>
+      </w:r>
+    </w:p>
+    <w:p>
+      <w:pPr>
+        <w:pStyle w:val="ListParagraph"/>
+        <w:pBdr>
+          <w:top w:val="single" w:sz="4" w:space="1" w:color="auto"/>
+          <w:left w:val="single" w:sz="4" w:space="4" w:color="auto"/>
+          <w:bottom w:val="single" w:sz="4" w:space="1" w:color="auto"/>
+          <w:right w:val="single" w:sz="4" w:space="4" w:color="auto"/>
+        </w:pBdr>
+        <w:ind w:left="1080"/>
+        <w:rPr>
+          <w:lang w:val="en-US"/>
+        </w:rPr>
+      </w:pPr>
+      <w:r>
+        <w:rPr>
+          <w:lang w:val="en-US"/>
+        </w:rPr>
+        <w:t>}</w:t>
+      </w:r>
+    </w:p>
+    <w:p>
+      <w:pPr>
+        <w:pStyle w:val="ListParagraph"/>
+        <w:numPr>
+          <w:ilvl w:val="0"/>
+          <w:numId w:val="4"/>
+        </w:numPr>
+        <w:rPr>
+          <w:lang w:val="en-US"/>
+        </w:rPr>
+      </w:pPr>
+      <w:r>
+        <w:rPr>
+          <w:lang w:val="en-US"/>
+        </w:rPr>
+        <w:t>Chương trình trên sẽ in ra liên tục “1212121212…” đéo ngừng, kiểu như Flip Flop</w:t>
+      </w:r>
+    </w:p>
+    <w:p>
+      <w:pPr>
+        <w:pStyle w:val="ListParagraph"/>
         <w:numPr>
           <w:ilvl w:val="0"/>
           <w:numId w:val="7"/>
@@ -19438,25 +21807,155 @@
         <w:rPr>
           <w:lang w:val="en-US"/>
         </w:rPr>
-        <w:t>Có Bao Nhiêu Cách Để Pass Tham Số?</w:t>
-      </w:r>
-    </w:p>
-    <w:p>
-      <w:pPr>
-        <w:pStyle w:val="ListParagraph"/>
-        <w:numPr>
-          <w:ilvl w:val="0"/>
-          <w:numId w:val="4"/>
-        </w:numPr>
-        <w:rPr>
-          <w:lang w:val="en-US"/>
-        </w:rPr>
-      </w:pPr>
-      <w:r>
-        <w:rPr>
-          <w:lang w:val="en-US"/>
-        </w:rPr>
-        <w:t>2 cách, Pass = giá trị và Pass = tham chiếu</w:t>
+        <w:lastRenderedPageBreak/>
+        <w:t>Scope?</w:t>
+      </w:r>
+    </w:p>
+    <w:p>
+      <w:pPr>
+        <w:pStyle w:val="ListParagraph"/>
+        <w:numPr>
+          <w:ilvl w:val="0"/>
+          <w:numId w:val="4"/>
+        </w:numPr>
+        <w:rPr>
+          <w:lang w:val="en-US"/>
+        </w:rPr>
+      </w:pPr>
+      <w:r>
+        <w:rPr>
+          <w:lang w:val="en-US"/>
+        </w:rPr>
+        <w:t xml:space="preserve">Một biến sẽ có 4 kiểu là mặc định, </w:t>
+      </w:r>
+      <w:r>
+        <w:rPr>
+          <w:lang w:val="en-US"/>
+        </w:rPr>
+        <w:t>tĩnh</w:t>
+      </w:r>
+      <w:r>
+        <w:rPr>
+          <w:lang w:val="en-US"/>
+        </w:rPr>
+        <w:t>, Register, Extern</w:t>
+      </w:r>
+    </w:p>
+    <w:p>
+      <w:pPr>
+        <w:pStyle w:val="ListParagraph"/>
+        <w:numPr>
+          <w:ilvl w:val="0"/>
+          <w:numId w:val="4"/>
+        </w:numPr>
+        <w:rPr>
+          <w:lang w:val="en-US"/>
+        </w:rPr>
+      </w:pPr>
+      <w:r>
+        <w:rPr>
+          <w:lang w:val="en-US"/>
+        </w:rPr>
+        <w:t xml:space="preserve">Biến </w:t>
+      </w:r>
+      <w:r>
+        <w:rPr>
+          <w:lang w:val="en-US"/>
+        </w:rPr>
+        <w:t>kiểu mặc định hoạt động theo cơ chế bộ nhớ của C++, tức là tạo trong Stack, và biến mất khi khung hàm chứa nó biến mất</w:t>
+      </w:r>
+    </w:p>
+    <w:p>
+      <w:pPr>
+        <w:pStyle w:val="ListParagraph"/>
+        <w:numPr>
+          <w:ilvl w:val="0"/>
+          <w:numId w:val="4"/>
+        </w:numPr>
+        <w:rPr>
+          <w:lang w:val="en-US"/>
+        </w:rPr>
+      </w:pPr>
+      <w:r>
+        <w:rPr>
+          <w:lang w:val="en-US"/>
+        </w:rPr>
+        <w:t xml:space="preserve">Biến </w:t>
+      </w:r>
+      <w:r>
+        <w:rPr>
+          <w:lang w:val="en-US"/>
+        </w:rPr>
+        <w:t>tĩnh</w:t>
+      </w:r>
+      <w:r>
+        <w:rPr>
+          <w:lang w:val="en-US"/>
+        </w:rPr>
+        <w:t xml:space="preserve"> y chang mặc định, chỉ có điều khi {} chứa nó kết thúc, nó sẽ không biến mất khỏi RAM</w:t>
+      </w:r>
+      <w:r>
+        <w:rPr>
+          <w:lang w:val="en-US"/>
+        </w:rPr>
+        <w:t xml:space="preserve"> vì được lưu trong phần vùng nhớ khởi tạo</w:t>
+      </w:r>
+      <w:r>
+        <w:rPr>
+          <w:lang w:val="en-US"/>
+        </w:rPr>
+        <w:t>, và khi khối {} chứa nó được thực thi lại, thì sẽ không tạo ra biến mới mà dùng biến cũ</w:t>
+      </w:r>
+      <w:r>
+        <w:rPr>
+          <w:lang w:val="en-US"/>
+        </w:rPr>
+        <w:t>, nghĩa là ở lần thực thi thứ 2, câu lệnh khai báo biến Static này sẽ được bỏ qua, đồng thời nếu không khởi tạo giá trị ban đầu, nó tự động = 0</w:t>
+      </w:r>
+    </w:p>
+    <w:p>
+      <w:pPr>
+        <w:pStyle w:val="ListParagraph"/>
+        <w:numPr>
+          <w:ilvl w:val="0"/>
+          <w:numId w:val="4"/>
+        </w:numPr>
+        <w:rPr>
+          <w:lang w:val="en-US"/>
+        </w:rPr>
+      </w:pPr>
+      <w:r>
+        <w:rPr>
+          <w:lang w:val="en-US"/>
+        </w:rPr>
+        <w:t>Để tạo 1 biến Static</w:t>
+      </w:r>
+    </w:p>
+    <w:p>
+      <w:pPr>
+        <w:pStyle w:val="ListParagraph"/>
+        <w:pBdr>
+          <w:top w:val="single" w:sz="4" w:space="1" w:color="auto"/>
+          <w:left w:val="single" w:sz="4" w:space="4" w:color="auto"/>
+          <w:bottom w:val="single" w:sz="4" w:space="1" w:color="auto"/>
+          <w:right w:val="single" w:sz="4" w:space="4" w:color="auto"/>
+        </w:pBdr>
+        <w:ind w:left="1080"/>
+        <w:rPr>
+          <w:lang w:val="en-US"/>
+        </w:rPr>
+      </w:pPr>
+      <w:r>
+        <w:rPr>
+          <w:lang w:val="en-US"/>
+        </w:rPr>
+        <w:t>s</w:t>
+      </w:r>
+      <w:r>
+        <w:rPr>
+          <w:lang w:val="en-US"/>
+        </w:rPr>
+        <w:t>tatic &lt;Kiểu Dữ Liệu&gt; &lt;Biến&gt; = &lt;Giá Trị Khởi Tạo&gt;;</w:t>
       </w:r>
     </w:p>
     <w:p>
@@ -19476,804 +21975,188 @@
         </w:rPr>
         <w:t>Ví dụ</w:t>
       </w:r>
-      <w:r>
-        <w:rPr>
-          <w:lang w:val="en-US"/>
-        </w:rPr>
-        <w:t xml:space="preserve"> Pass = giá trị</w:t>
-      </w:r>
-    </w:p>
-    <w:p>
-      <w:pPr>
-        <w:pStyle w:val="ListParagraph"/>
-        <w:pBdr>
-          <w:top w:val="single" w:sz="4" w:space="1" w:color="auto"/>
-          <w:left w:val="single" w:sz="4" w:space="4" w:color="auto"/>
-          <w:bottom w:val="single" w:sz="4" w:space="1" w:color="auto"/>
-          <w:right w:val="single" w:sz="4" w:space="4" w:color="auto"/>
-        </w:pBdr>
-        <w:ind w:left="1080"/>
-        <w:rPr>
-          <w:lang w:val="en-US"/>
-        </w:rPr>
-      </w:pPr>
-      <w:r>
-        <w:rPr>
-          <w:lang w:val="en-US"/>
-        </w:rPr>
-        <w:t>v</w:t>
-      </w:r>
-      <w:r>
-        <w:rPr>
-          <w:lang w:val="en-US"/>
-        </w:rPr>
-        <w:t>oid foo(int a){</w:t>
-      </w:r>
-    </w:p>
-    <w:p>
-      <w:pPr>
-        <w:pStyle w:val="ListParagraph"/>
-        <w:pBdr>
-          <w:top w:val="single" w:sz="4" w:space="1" w:color="auto"/>
-          <w:left w:val="single" w:sz="4" w:space="4" w:color="auto"/>
-          <w:bottom w:val="single" w:sz="4" w:space="1" w:color="auto"/>
-          <w:right w:val="single" w:sz="4" w:space="4" w:color="auto"/>
-        </w:pBdr>
-        <w:ind w:left="1080"/>
-        <w:rPr>
-          <w:lang w:val="en-US"/>
-        </w:rPr>
-      </w:pPr>
-      <w:r>
-        <w:rPr>
-          <w:lang w:val="en-US"/>
-        </w:rPr>
-        <w:t xml:space="preserve">    a = 5;</w:t>
-      </w:r>
-    </w:p>
-    <w:p>
-      <w:pPr>
-        <w:pStyle w:val="ListParagraph"/>
-        <w:pBdr>
-          <w:top w:val="single" w:sz="4" w:space="1" w:color="auto"/>
-          <w:left w:val="single" w:sz="4" w:space="4" w:color="auto"/>
-          <w:bottom w:val="single" w:sz="4" w:space="1" w:color="auto"/>
-          <w:right w:val="single" w:sz="4" w:space="4" w:color="auto"/>
-        </w:pBdr>
-        <w:ind w:left="1080"/>
-        <w:rPr>
-          <w:lang w:val="en-US"/>
-        </w:rPr>
-      </w:pPr>
-      <w:r>
-        <w:rPr>
-          <w:lang w:val="en-US"/>
-        </w:rPr>
-        <w:t>}</w:t>
-      </w:r>
-    </w:p>
-    <w:p>
-      <w:pPr>
-        <w:pStyle w:val="ListParagraph"/>
-        <w:pBdr>
-          <w:top w:val="single" w:sz="4" w:space="1" w:color="auto"/>
-          <w:left w:val="single" w:sz="4" w:space="4" w:color="auto"/>
-          <w:bottom w:val="single" w:sz="4" w:space="1" w:color="auto"/>
-          <w:right w:val="single" w:sz="4" w:space="4" w:color="auto"/>
-        </w:pBdr>
-        <w:ind w:left="1080"/>
-        <w:rPr>
-          <w:lang w:val="en-US"/>
-        </w:rPr>
-      </w:pPr>
-    </w:p>
-    <w:p>
-      <w:pPr>
-        <w:pStyle w:val="ListParagraph"/>
-        <w:pBdr>
-          <w:top w:val="single" w:sz="4" w:space="1" w:color="auto"/>
-          <w:left w:val="single" w:sz="4" w:space="4" w:color="auto"/>
-          <w:bottom w:val="single" w:sz="4" w:space="1" w:color="auto"/>
-          <w:right w:val="single" w:sz="4" w:space="4" w:color="auto"/>
-        </w:pBdr>
-        <w:ind w:left="1080"/>
-        <w:rPr>
-          <w:lang w:val="en-US"/>
-        </w:rPr>
-      </w:pPr>
-      <w:r>
-        <w:rPr>
-          <w:lang w:val="en-US"/>
-        </w:rPr>
-        <w:t>i</w:t>
-      </w:r>
-      <w:r>
-        <w:rPr>
-          <w:lang w:val="en-US"/>
-        </w:rPr>
-        <w:t>nt c = 10;</w:t>
-      </w:r>
-    </w:p>
-    <w:p>
-      <w:pPr>
-        <w:pStyle w:val="ListParagraph"/>
-        <w:pBdr>
-          <w:top w:val="single" w:sz="4" w:space="1" w:color="auto"/>
-          <w:left w:val="single" w:sz="4" w:space="4" w:color="auto"/>
-          <w:bottom w:val="single" w:sz="4" w:space="1" w:color="auto"/>
-          <w:right w:val="single" w:sz="4" w:space="4" w:color="auto"/>
-        </w:pBdr>
-        <w:ind w:left="1080"/>
-        <w:rPr>
-          <w:lang w:val="en-US"/>
-        </w:rPr>
-      </w:pPr>
-      <w:r>
-        <w:rPr>
-          <w:lang w:val="en-US"/>
-        </w:rPr>
-        <w:t>f</w:t>
-      </w:r>
-      <w:r>
-        <w:rPr>
-          <w:lang w:val="en-US"/>
-        </w:rPr>
-        <w:t>oo(c);</w:t>
-      </w:r>
-    </w:p>
-    <w:p>
-      <w:pPr>
-        <w:pStyle w:val="ListParagraph"/>
-        <w:numPr>
-          <w:ilvl w:val="0"/>
-          <w:numId w:val="4"/>
-        </w:numPr>
-        <w:rPr>
-          <w:lang w:val="en-US"/>
-        </w:rPr>
-      </w:pPr>
-      <w:r>
-        <w:rPr>
-          <w:lang w:val="en-US"/>
-        </w:rPr>
-        <w:t>Khi viết như trên, biến a được tạo ra trong RAM, giá trị của c được Copy vào a, nên khi a thay đổi, c không thay đổi</w:t>
-      </w:r>
-    </w:p>
-    <w:p>
-      <w:pPr>
-        <w:pStyle w:val="ListParagraph"/>
-        <w:numPr>
-          <w:ilvl w:val="0"/>
-          <w:numId w:val="4"/>
-        </w:numPr>
-        <w:rPr>
-          <w:lang w:val="en-US"/>
-        </w:rPr>
-      </w:pPr>
-      <w:r>
-        <w:rPr>
-          <w:lang w:val="en-US"/>
-        </w:rPr>
-        <w:t>Tương đương với việc viết</w:t>
-      </w:r>
-    </w:p>
-    <w:p>
-      <w:pPr>
-        <w:pStyle w:val="ListParagraph"/>
-        <w:pBdr>
-          <w:top w:val="single" w:sz="4" w:space="1" w:color="auto"/>
-          <w:left w:val="single" w:sz="4" w:space="4" w:color="auto"/>
-          <w:bottom w:val="single" w:sz="4" w:space="1" w:color="auto"/>
-          <w:right w:val="single" w:sz="4" w:space="4" w:color="auto"/>
-        </w:pBdr>
-        <w:ind w:left="1080"/>
-        <w:rPr>
-          <w:lang w:val="en-US"/>
-        </w:rPr>
-      </w:pPr>
-      <w:r>
-        <w:rPr>
-          <w:lang w:val="en-US"/>
-        </w:rPr>
-        <w:t>int a = c;</w:t>
-      </w:r>
-    </w:p>
-    <w:p>
-      <w:pPr>
-        <w:pStyle w:val="ListParagraph"/>
-        <w:numPr>
-          <w:ilvl w:val="0"/>
-          <w:numId w:val="4"/>
-        </w:numPr>
-        <w:rPr>
-          <w:lang w:val="en-US"/>
-        </w:rPr>
-      </w:pPr>
-      <w:r>
-        <w:rPr>
-          <w:lang w:val="en-US"/>
-        </w:rPr>
-        <w:t>Ví dụ Pass = tham chiếu</w:t>
-      </w:r>
-    </w:p>
-    <w:p>
-      <w:pPr>
-        <w:pStyle w:val="ListParagraph"/>
-        <w:pBdr>
-          <w:top w:val="single" w:sz="4" w:space="1" w:color="auto"/>
-          <w:left w:val="single" w:sz="4" w:space="4" w:color="auto"/>
-          <w:bottom w:val="single" w:sz="4" w:space="1" w:color="auto"/>
-          <w:right w:val="single" w:sz="4" w:space="4" w:color="auto"/>
-        </w:pBdr>
-        <w:ind w:left="1080"/>
-        <w:rPr>
-          <w:lang w:val="en-US"/>
-        </w:rPr>
-      </w:pPr>
-      <w:r>
-        <w:rPr>
-          <w:lang w:val="en-US"/>
-        </w:rPr>
-        <w:t>void foo(int&amp; a){</w:t>
-      </w:r>
-    </w:p>
-    <w:p>
-      <w:pPr>
-        <w:pStyle w:val="ListParagraph"/>
-        <w:pBdr>
-          <w:top w:val="single" w:sz="4" w:space="1" w:color="auto"/>
-          <w:left w:val="single" w:sz="4" w:space="4" w:color="auto"/>
-          <w:bottom w:val="single" w:sz="4" w:space="1" w:color="auto"/>
-          <w:right w:val="single" w:sz="4" w:space="4" w:color="auto"/>
-        </w:pBdr>
-        <w:ind w:left="1080"/>
-        <w:rPr>
-          <w:lang w:val="en-US"/>
-        </w:rPr>
-      </w:pPr>
-      <w:r>
-        <w:rPr>
-          <w:lang w:val="en-US"/>
-        </w:rPr>
-        <w:t xml:space="preserve">    a = 5;</w:t>
-      </w:r>
-    </w:p>
-    <w:p>
-      <w:pPr>
-        <w:pStyle w:val="ListParagraph"/>
-        <w:pBdr>
-          <w:top w:val="single" w:sz="4" w:space="1" w:color="auto"/>
-          <w:left w:val="single" w:sz="4" w:space="4" w:color="auto"/>
-          <w:bottom w:val="single" w:sz="4" w:space="1" w:color="auto"/>
-          <w:right w:val="single" w:sz="4" w:space="4" w:color="auto"/>
-        </w:pBdr>
-        <w:ind w:left="1080"/>
-        <w:rPr>
-          <w:lang w:val="en-US"/>
-        </w:rPr>
-      </w:pPr>
-      <w:r>
-        <w:rPr>
-          <w:lang w:val="en-US"/>
-        </w:rPr>
-        <w:t>}</w:t>
-      </w:r>
-    </w:p>
-    <w:p>
-      <w:pPr>
-        <w:pStyle w:val="ListParagraph"/>
-        <w:pBdr>
-          <w:top w:val="single" w:sz="4" w:space="1" w:color="auto"/>
-          <w:left w:val="single" w:sz="4" w:space="4" w:color="auto"/>
-          <w:bottom w:val="single" w:sz="4" w:space="1" w:color="auto"/>
-          <w:right w:val="single" w:sz="4" w:space="4" w:color="auto"/>
-        </w:pBdr>
-        <w:ind w:left="1080"/>
-        <w:rPr>
-          <w:lang w:val="en-US"/>
-        </w:rPr>
-      </w:pPr>
-    </w:p>
-    <w:p>
-      <w:pPr>
-        <w:pStyle w:val="ListParagraph"/>
-        <w:pBdr>
-          <w:top w:val="single" w:sz="4" w:space="1" w:color="auto"/>
-          <w:left w:val="single" w:sz="4" w:space="4" w:color="auto"/>
-          <w:bottom w:val="single" w:sz="4" w:space="1" w:color="auto"/>
-          <w:right w:val="single" w:sz="4" w:space="4" w:color="auto"/>
-        </w:pBdr>
-        <w:ind w:left="1080"/>
-        <w:rPr>
-          <w:lang w:val="en-US"/>
-        </w:rPr>
-      </w:pPr>
-      <w:r>
-        <w:rPr>
-          <w:lang w:val="en-US"/>
-        </w:rPr>
-        <w:t>int c = 10;</w:t>
-      </w:r>
-    </w:p>
-    <w:p>
-      <w:pPr>
-        <w:pStyle w:val="ListParagraph"/>
-        <w:pBdr>
-          <w:top w:val="single" w:sz="4" w:space="1" w:color="auto"/>
-          <w:left w:val="single" w:sz="4" w:space="4" w:color="auto"/>
-          <w:bottom w:val="single" w:sz="4" w:space="1" w:color="auto"/>
-          <w:right w:val="single" w:sz="4" w:space="4" w:color="auto"/>
-        </w:pBdr>
-        <w:ind w:left="1080"/>
-        <w:rPr>
-          <w:lang w:val="en-US"/>
-        </w:rPr>
-      </w:pPr>
-      <w:r>
-        <w:rPr>
-          <w:lang w:val="en-US"/>
-        </w:rPr>
-        <w:t>foo(c);</w:t>
-      </w:r>
-    </w:p>
-    <w:p>
-      <w:pPr>
-        <w:pStyle w:val="ListParagraph"/>
-        <w:numPr>
-          <w:ilvl w:val="0"/>
-          <w:numId w:val="4"/>
-        </w:numPr>
-        <w:rPr>
-          <w:lang w:val="en-US"/>
-        </w:rPr>
-      </w:pPr>
-      <w:r>
-        <w:rPr>
-          <w:lang w:val="en-US"/>
-        </w:rPr>
-        <w:t>Khi viết như trên, a coi như tên gọi khác của c, nên khi a thay đổi, c ở ngoài cũng thay đổi</w:t>
-      </w:r>
-    </w:p>
-    <w:p>
-      <w:pPr>
-        <w:pStyle w:val="ListParagraph"/>
-        <w:numPr>
-          <w:ilvl w:val="0"/>
-          <w:numId w:val="4"/>
-        </w:numPr>
-        <w:rPr>
-          <w:lang w:val="en-US"/>
-        </w:rPr>
-      </w:pPr>
-      <w:r>
-        <w:rPr>
-          <w:lang w:val="en-US"/>
-        </w:rPr>
-        <w:t>Tương đương với việc viết</w:t>
-      </w:r>
-    </w:p>
-    <w:p>
-      <w:pPr>
-        <w:pStyle w:val="ListParagraph"/>
-        <w:pBdr>
-          <w:top w:val="single" w:sz="4" w:space="1" w:color="auto"/>
-          <w:left w:val="single" w:sz="4" w:space="4" w:color="auto"/>
-          <w:bottom w:val="single" w:sz="4" w:space="1" w:color="auto"/>
-          <w:right w:val="single" w:sz="4" w:space="4" w:color="auto"/>
-        </w:pBdr>
-        <w:ind w:left="1080"/>
-        <w:rPr>
-          <w:lang w:val="en-US"/>
-        </w:rPr>
-      </w:pPr>
-      <w:r>
-        <w:rPr>
-          <w:lang w:val="en-US"/>
-        </w:rPr>
-        <w:t>int&amp; a = c;</w:t>
-      </w:r>
-    </w:p>
-    <w:p>
-      <w:pPr>
-        <w:pStyle w:val="ListParagraph"/>
-        <w:numPr>
-          <w:ilvl w:val="0"/>
-          <w:numId w:val="4"/>
-        </w:numPr>
-        <w:rPr>
-          <w:lang w:val="en-US"/>
-        </w:rPr>
-      </w:pPr>
-      <w:r>
-        <w:rPr>
-          <w:lang w:val="en-US"/>
-        </w:rPr>
-        <w:t>Khi Pass 1 mảng vào 1 hàm,</w:t>
-      </w:r>
-      <w:r>
-        <w:rPr>
-          <w:lang w:val="en-US"/>
-        </w:rPr>
-        <w:t xml:space="preserve"> bản chất là </w:t>
-      </w:r>
-      <w:r>
-        <w:rPr>
-          <w:lang w:val="en-US"/>
-        </w:rPr>
-        <w:t xml:space="preserve">ta </w:t>
-      </w:r>
-      <w:r>
-        <w:rPr>
-          <w:lang w:val="en-US"/>
-        </w:rPr>
-        <w:t xml:space="preserve">đang </w:t>
-      </w:r>
-      <w:r>
-        <w:rPr>
-          <w:lang w:val="en-US"/>
-        </w:rPr>
-        <w:t>Pass Pointer vào phần tử đầu của mảng vào hàm</w:t>
-      </w:r>
-    </w:p>
-    <w:p>
-      <w:pPr>
-        <w:pStyle w:val="ListParagraph"/>
-        <w:numPr>
-          <w:ilvl w:val="0"/>
-          <w:numId w:val="4"/>
-        </w:numPr>
-        <w:rPr>
-          <w:lang w:val="en-US"/>
-        </w:rPr>
-      </w:pPr>
-      <w:r>
-        <w:rPr>
-          <w:lang w:val="en-US"/>
-        </w:rPr>
-        <w:t>Ví dụ</w:t>
-      </w:r>
-    </w:p>
-    <w:p>
-      <w:pPr>
-        <w:pStyle w:val="ListParagraph"/>
-        <w:pBdr>
-          <w:top w:val="single" w:sz="4" w:space="1" w:color="auto"/>
-          <w:left w:val="single" w:sz="4" w:space="4" w:color="auto"/>
-          <w:bottom w:val="single" w:sz="4" w:space="1" w:color="auto"/>
-          <w:right w:val="single" w:sz="4" w:space="4" w:color="auto"/>
-        </w:pBdr>
-        <w:ind w:left="1080"/>
-        <w:rPr>
-          <w:lang w:val="en-US"/>
-        </w:rPr>
-      </w:pPr>
-      <w:r>
-        <w:rPr>
-          <w:lang w:val="en-US"/>
-        </w:rPr>
-        <w:t>void foo(int* a){</w:t>
-      </w:r>
-    </w:p>
-    <w:p>
-      <w:pPr>
-        <w:pStyle w:val="ListParagraph"/>
-        <w:pBdr>
-          <w:top w:val="single" w:sz="4" w:space="1" w:color="auto"/>
-          <w:left w:val="single" w:sz="4" w:space="4" w:color="auto"/>
-          <w:bottom w:val="single" w:sz="4" w:space="1" w:color="auto"/>
-          <w:right w:val="single" w:sz="4" w:space="4" w:color="auto"/>
-        </w:pBdr>
-        <w:ind w:left="1080"/>
-        <w:rPr>
-          <w:lang w:val="en-US"/>
-        </w:rPr>
-      </w:pPr>
-      <w:r>
-        <w:rPr>
-          <w:lang w:val="en-US"/>
-        </w:rPr>
-        <w:t xml:space="preserve">    a[1] = 5;</w:t>
-      </w:r>
-    </w:p>
-    <w:p>
-      <w:pPr>
-        <w:pStyle w:val="ListParagraph"/>
-        <w:pBdr>
-          <w:top w:val="single" w:sz="4" w:space="1" w:color="auto"/>
-          <w:left w:val="single" w:sz="4" w:space="4" w:color="auto"/>
-          <w:bottom w:val="single" w:sz="4" w:space="1" w:color="auto"/>
-          <w:right w:val="single" w:sz="4" w:space="4" w:color="auto"/>
-        </w:pBdr>
-        <w:ind w:left="1080"/>
-        <w:rPr>
-          <w:lang w:val="en-US"/>
-        </w:rPr>
-      </w:pPr>
-      <w:r>
-        <w:rPr>
-          <w:lang w:val="en-US"/>
-        </w:rPr>
-        <w:t>}</w:t>
-      </w:r>
-    </w:p>
-    <w:p>
-      <w:pPr>
-        <w:pStyle w:val="ListParagraph"/>
-        <w:pBdr>
-          <w:top w:val="single" w:sz="4" w:space="1" w:color="auto"/>
-          <w:left w:val="single" w:sz="4" w:space="4" w:color="auto"/>
-          <w:bottom w:val="single" w:sz="4" w:space="1" w:color="auto"/>
-          <w:right w:val="single" w:sz="4" w:space="4" w:color="auto"/>
-        </w:pBdr>
-        <w:ind w:left="1080"/>
-        <w:rPr>
-          <w:lang w:val="en-US"/>
-        </w:rPr>
-      </w:pPr>
-    </w:p>
-    <w:p>
-      <w:pPr>
-        <w:pStyle w:val="ListParagraph"/>
-        <w:pBdr>
-          <w:top w:val="single" w:sz="4" w:space="1" w:color="auto"/>
-          <w:left w:val="single" w:sz="4" w:space="4" w:color="auto"/>
-          <w:bottom w:val="single" w:sz="4" w:space="1" w:color="auto"/>
-          <w:right w:val="single" w:sz="4" w:space="4" w:color="auto"/>
-        </w:pBdr>
-        <w:ind w:left="1080"/>
-        <w:rPr>
-          <w:lang w:val="en-US"/>
-        </w:rPr>
-      </w:pPr>
-      <w:r>
-        <w:rPr>
-          <w:lang w:val="en-US"/>
-        </w:rPr>
-        <w:t>int c[4] = {9, 8, 7, 6};</w:t>
-      </w:r>
-    </w:p>
-    <w:p>
-      <w:pPr>
-        <w:pStyle w:val="ListParagraph"/>
-        <w:pBdr>
-          <w:top w:val="single" w:sz="4" w:space="1" w:color="auto"/>
-          <w:left w:val="single" w:sz="4" w:space="4" w:color="auto"/>
-          <w:bottom w:val="single" w:sz="4" w:space="1" w:color="auto"/>
-          <w:right w:val="single" w:sz="4" w:space="4" w:color="auto"/>
-        </w:pBdr>
-        <w:ind w:left="1080"/>
-        <w:rPr>
-          <w:lang w:val="en-US"/>
-        </w:rPr>
-      </w:pPr>
-      <w:r>
-        <w:rPr>
-          <w:lang w:val="en-US"/>
-        </w:rPr>
-        <w:t>foo(c);</w:t>
-      </w:r>
-    </w:p>
-    <w:p>
-      <w:pPr>
-        <w:pStyle w:val="ListParagraph"/>
-        <w:numPr>
-          <w:ilvl w:val="0"/>
-          <w:numId w:val="4"/>
-        </w:numPr>
-        <w:rPr>
-          <w:lang w:val="en-US"/>
-        </w:rPr>
-      </w:pPr>
-      <w:r>
-        <w:rPr>
-          <w:lang w:val="en-US"/>
-        </w:rPr>
-        <w:t>Giá trị của c sau khi chạy đoạn Code trên sẽ là {9, 5, 7, 6}</w:t>
-      </w:r>
-    </w:p>
-    <w:p>
-      <w:pPr>
-        <w:pStyle w:val="ListParagraph"/>
-        <w:numPr>
-          <w:ilvl w:val="0"/>
-          <w:numId w:val="4"/>
-        </w:numPr>
-        <w:rPr>
-          <w:lang w:val="en-US"/>
-        </w:rPr>
-      </w:pPr>
-      <w:r>
-        <w:rPr>
-          <w:lang w:val="en-US"/>
-        </w:rPr>
-        <w:t>Tương đương với việc viết</w:t>
-      </w:r>
-    </w:p>
-    <w:p>
-      <w:pPr>
-        <w:pStyle w:val="ListParagraph"/>
-        <w:pBdr>
-          <w:top w:val="single" w:sz="4" w:space="1" w:color="auto"/>
-          <w:left w:val="single" w:sz="4" w:space="4" w:color="auto"/>
-          <w:bottom w:val="single" w:sz="4" w:space="1" w:color="auto"/>
-          <w:right w:val="single" w:sz="4" w:space="4" w:color="auto"/>
-        </w:pBdr>
-        <w:ind w:left="1080"/>
-        <w:rPr>
-          <w:lang w:val="en-US"/>
-        </w:rPr>
-      </w:pPr>
-      <w:r>
-        <w:rPr>
-          <w:lang w:val="en-US"/>
-        </w:rPr>
-        <w:t>int* a = c;</w:t>
-      </w:r>
-    </w:p>
-    <w:p>
-      <w:pPr>
-        <w:pStyle w:val="ListParagraph"/>
-        <w:numPr>
-          <w:ilvl w:val="0"/>
-          <w:numId w:val="4"/>
-        </w:numPr>
-        <w:rPr>
-          <w:lang w:val="en-US"/>
-        </w:rPr>
-      </w:pPr>
-      <w:r>
-        <w:rPr>
-          <w:lang w:val="en-US"/>
-        </w:rPr>
-        <w:t xml:space="preserve">Ngoài ra thay vì viết </w:t>
-      </w:r>
-    </w:p>
-    <w:p>
-      <w:pPr>
-        <w:pStyle w:val="ListParagraph"/>
-        <w:pBdr>
-          <w:top w:val="single" w:sz="4" w:space="1" w:color="auto"/>
-          <w:left w:val="single" w:sz="4" w:space="4" w:color="auto"/>
-          <w:bottom w:val="single" w:sz="4" w:space="1" w:color="auto"/>
-          <w:right w:val="single" w:sz="4" w:space="4" w:color="auto"/>
-        </w:pBdr>
-        <w:ind w:left="1080"/>
-        <w:rPr>
-          <w:lang w:val="en-US"/>
-        </w:rPr>
-      </w:pPr>
-      <w:r>
-        <w:rPr>
-          <w:lang w:val="en-US"/>
-        </w:rPr>
-        <w:t>void foo(int* a)</w:t>
-      </w:r>
-    </w:p>
-    <w:p>
-      <w:pPr>
-        <w:pStyle w:val="ListParagraph"/>
-        <w:numPr>
-          <w:ilvl w:val="0"/>
-          <w:numId w:val="4"/>
-        </w:numPr>
-        <w:rPr>
-          <w:lang w:val="en-US"/>
-        </w:rPr>
-      </w:pPr>
-      <w:r>
-        <w:rPr>
-          <w:lang w:val="en-US"/>
-        </w:rPr>
-        <w:t>T</w:t>
-      </w:r>
-      <w:r>
-        <w:rPr>
-          <w:lang w:val="en-US"/>
-        </w:rPr>
-        <w:t xml:space="preserve">a cũng có thể viết </w:t>
-      </w:r>
-    </w:p>
-    <w:p>
-      <w:pPr>
-        <w:pStyle w:val="ListParagraph"/>
-        <w:pBdr>
-          <w:top w:val="single" w:sz="4" w:space="1" w:color="auto"/>
-          <w:left w:val="single" w:sz="4" w:space="4" w:color="auto"/>
-          <w:bottom w:val="single" w:sz="4" w:space="1" w:color="auto"/>
-          <w:right w:val="single" w:sz="4" w:space="4" w:color="auto"/>
-        </w:pBdr>
-        <w:ind w:left="1080"/>
-        <w:rPr>
-          <w:lang w:val="en-US"/>
-        </w:rPr>
-      </w:pPr>
-      <w:r>
-        <w:rPr>
-          <w:lang w:val="en-US"/>
-        </w:rPr>
-        <w:t>void foo(int a[])</w:t>
-      </w:r>
-    </w:p>
-    <w:p>
-      <w:pPr>
-        <w:pStyle w:val="ListParagraph"/>
-        <w:numPr>
-          <w:ilvl w:val="0"/>
-          <w:numId w:val="4"/>
-        </w:numPr>
-        <w:rPr>
-          <w:lang w:val="en-US"/>
-        </w:rPr>
-      </w:pPr>
-      <w:r>
-        <w:rPr>
-          <w:lang w:val="en-US"/>
-        </w:rPr>
-        <w:t>H</w:t>
-      </w:r>
-      <w:r>
-        <w:rPr>
-          <w:lang w:val="en-US"/>
-        </w:rPr>
-        <w:t xml:space="preserve">oặc </w:t>
-      </w:r>
-    </w:p>
-    <w:p>
-      <w:pPr>
-        <w:pStyle w:val="ListParagraph"/>
-        <w:pBdr>
-          <w:top w:val="single" w:sz="4" w:space="1" w:color="auto"/>
-          <w:left w:val="single" w:sz="4" w:space="4" w:color="auto"/>
-          <w:bottom w:val="single" w:sz="4" w:space="1" w:color="auto"/>
-          <w:right w:val="single" w:sz="4" w:space="4" w:color="auto"/>
-        </w:pBdr>
-        <w:ind w:left="1080"/>
-        <w:rPr>
-          <w:lang w:val="en-US"/>
-        </w:rPr>
-      </w:pPr>
-      <w:r>
-        <w:rPr>
-          <w:lang w:val="en-US"/>
-        </w:rPr>
-        <w:t>void foo(int a[&lt;Kích Thước Bất Kì&gt;])</w:t>
-      </w:r>
-    </w:p>
-    <w:p>
-      <w:pPr>
-        <w:pStyle w:val="ListParagraph"/>
-        <w:numPr>
-          <w:ilvl w:val="0"/>
-          <w:numId w:val="4"/>
-        </w:numPr>
-        <w:rPr>
-          <w:lang w:val="en-US"/>
-        </w:rPr>
-      </w:pPr>
-      <w:r>
-        <w:rPr>
-          <w:lang w:val="en-US"/>
-        </w:rPr>
-        <w:t>Kết quả là y chang đéo khác gì</w:t>
-      </w:r>
-    </w:p>
-    <w:p>
-      <w:pPr>
-        <w:pStyle w:val="ListParagraph"/>
-        <w:numPr>
-          <w:ilvl w:val="0"/>
-          <w:numId w:val="4"/>
-        </w:numPr>
-        <w:rPr>
-          <w:lang w:val="en-US"/>
-        </w:rPr>
-      </w:pPr>
-      <w:r>
-        <w:rPr>
-          <w:lang w:val="en-US"/>
-        </w:rPr>
-        <w:lastRenderedPageBreak/>
-        <w:t>Khi Pass như những cách trên, thì thuộc tính số Byte của mảng bị xóa, do đã chuyển về Pointer, nên khi Pass mảng vào hàm, thì cần Pass thêm kích thước của nó</w:t>
+    </w:p>
+    <w:p>
+      <w:pPr>
+        <w:pStyle w:val="ListParagraph"/>
+        <w:pBdr>
+          <w:top w:val="single" w:sz="4" w:space="1" w:color="auto"/>
+          <w:left w:val="single" w:sz="4" w:space="4" w:color="auto"/>
+          <w:bottom w:val="single" w:sz="4" w:space="1" w:color="auto"/>
+          <w:right w:val="single" w:sz="4" w:space="4" w:color="auto"/>
+        </w:pBdr>
+        <w:ind w:left="1080"/>
+        <w:rPr>
+          <w:lang w:val="en-US"/>
+        </w:rPr>
+      </w:pPr>
+      <w:r>
+        <w:rPr>
+          <w:lang w:val="en-US"/>
+        </w:rPr>
+        <w:t>s</w:t>
+      </w:r>
+      <w:r>
+        <w:rPr>
+          <w:lang w:val="en-US"/>
+        </w:rPr>
+        <w:t>tat</w:t>
+      </w:r>
+      <w:r>
+        <w:rPr>
+          <w:lang w:val="en-US"/>
+        </w:rPr>
+        <w:t>ic int foo = 5;</w:t>
+      </w:r>
+    </w:p>
+    <w:p>
+      <w:pPr>
+        <w:pStyle w:val="ListParagraph"/>
+        <w:numPr>
+          <w:ilvl w:val="0"/>
+          <w:numId w:val="4"/>
+        </w:numPr>
+        <w:rPr>
+          <w:lang w:val="en-US"/>
+        </w:rPr>
+      </w:pPr>
+      <w:r>
+        <w:rPr>
+          <w:lang w:val="en-US"/>
+        </w:rPr>
+        <w:t>Biến kiểu Register y chang mặc định, chỉ có điều nó không lưu trong RAM và lưu trong thanh ghi ở CPU, và biến mất khỏi thanh ghi khi khối {} chứa nó kết thúc</w:t>
+      </w:r>
+      <w:r>
+        <w:rPr>
+          <w:lang w:val="en-US"/>
+        </w:rPr>
+        <w:t>, do lưu sẵn trong thanh ghi nên khi tính toán, nó không cần tải từ RAM vào thanh ghi nữa</w:t>
+      </w:r>
+    </w:p>
+    <w:p>
+      <w:pPr>
+        <w:pStyle w:val="ListParagraph"/>
+        <w:numPr>
+          <w:ilvl w:val="0"/>
+          <w:numId w:val="4"/>
+        </w:numPr>
+        <w:rPr>
+          <w:lang w:val="en-US"/>
+        </w:rPr>
+      </w:pPr>
+      <w:r>
+        <w:rPr>
+          <w:lang w:val="en-US"/>
+        </w:rPr>
+        <w:t>Để tạo 1 biến Register</w:t>
+      </w:r>
+    </w:p>
+    <w:p>
+      <w:pPr>
+        <w:pStyle w:val="ListParagraph"/>
+        <w:pBdr>
+          <w:top w:val="single" w:sz="4" w:space="1" w:color="auto"/>
+          <w:left w:val="single" w:sz="4" w:space="4" w:color="auto"/>
+          <w:bottom w:val="single" w:sz="4" w:space="1" w:color="auto"/>
+          <w:right w:val="single" w:sz="4" w:space="4" w:color="auto"/>
+        </w:pBdr>
+        <w:ind w:left="1080"/>
+        <w:rPr>
+          <w:lang w:val="en-US"/>
+        </w:rPr>
+      </w:pPr>
+      <w:r>
+        <w:rPr>
+          <w:lang w:val="en-US"/>
+        </w:rPr>
+        <w:t>register &lt;Kiểu Dữ Liệu&gt; &lt;Biến&gt; = &lt;Giá Trị Khởi Tạo&gt;;</w:t>
+      </w:r>
+    </w:p>
+    <w:p>
+      <w:pPr>
+        <w:pStyle w:val="ListParagraph"/>
+        <w:numPr>
+          <w:ilvl w:val="0"/>
+          <w:numId w:val="4"/>
+        </w:numPr>
+        <w:rPr>
+          <w:lang w:val="en-US"/>
+        </w:rPr>
+      </w:pPr>
+      <w:r>
+        <w:rPr>
+          <w:lang w:val="en-US"/>
+        </w:rPr>
+        <w:t>Tuy nhiên, biến kiểu Register đã bị khai tử</w:t>
+      </w:r>
+    </w:p>
+    <w:p>
+      <w:pPr>
+        <w:pStyle w:val="ListParagraph"/>
+        <w:numPr>
+          <w:ilvl w:val="0"/>
+          <w:numId w:val="4"/>
+        </w:numPr>
+        <w:rPr>
+          <w:lang w:val="en-US"/>
+        </w:rPr>
+      </w:pPr>
+      <w:r>
+        <w:rPr>
+          <w:lang w:val="en-US"/>
+        </w:rPr>
+        <w:t xml:space="preserve">Biến kiểu Extern y chang mặc định, chỉ có điều nó trở thành biến toàn cục trong vòng đời của </w:t>
+      </w:r>
+      <w:r>
+        <w:rPr>
+          <w:lang w:val="en-US"/>
+        </w:rPr>
+        <w:t>khối {} chứa nó</w:t>
+      </w:r>
+    </w:p>
+    <w:p>
+      <w:pPr>
+        <w:pStyle w:val="ListParagraph"/>
+        <w:numPr>
+          <w:ilvl w:val="0"/>
+          <w:numId w:val="4"/>
+        </w:numPr>
+        <w:rPr>
+          <w:lang w:val="en-US"/>
+        </w:rPr>
+      </w:pPr>
+      <w:r>
+        <w:rPr>
+          <w:lang w:val="en-US"/>
+        </w:rPr>
+        <w:t>Để tạo 1 biến kiểu Extern</w:t>
+      </w:r>
+    </w:p>
+    <w:p>
+      <w:pPr>
+        <w:pStyle w:val="ListParagraph"/>
+        <w:pBdr>
+          <w:top w:val="single" w:sz="4" w:space="1" w:color="auto"/>
+          <w:left w:val="single" w:sz="4" w:space="4" w:color="auto"/>
+          <w:bottom w:val="single" w:sz="4" w:space="1" w:color="auto"/>
+          <w:right w:val="single" w:sz="4" w:space="4" w:color="auto"/>
+        </w:pBdr>
+        <w:ind w:left="1080"/>
+        <w:rPr>
+          <w:lang w:val="en-US"/>
+        </w:rPr>
+      </w:pPr>
+      <w:r>
+        <w:rPr>
+          <w:lang w:val="en-US"/>
+        </w:rPr>
+        <w:t>e</w:t>
+      </w:r>
+      <w:r>
+        <w:rPr>
+          <w:lang w:val="en-US"/>
+        </w:rPr>
+        <w:t>xtern &lt;Kiểu Dữ Liệu&gt; &lt;Biến&gt;;</w:t>
       </w:r>
     </w:p>
     <w:p>
@@ -20291,965 +22174,88 @@
         <w:rPr>
           <w:lang w:val="en-US"/>
         </w:rPr>
-        <w:t>Hàm Nguyên Mẫu (Function Prototype)?</w:t>
-      </w:r>
-    </w:p>
-    <w:p>
-      <w:pPr>
-        <w:pStyle w:val="ListParagraph"/>
-        <w:numPr>
-          <w:ilvl w:val="0"/>
-          <w:numId w:val="4"/>
-        </w:numPr>
-        <w:rPr>
-          <w:lang w:val="en-US"/>
-        </w:rPr>
-      </w:pPr>
-      <w:r>
-        <w:rPr>
-          <w:lang w:val="en-US"/>
-        </w:rPr>
-        <w:t>Cho trình biên dịch biết ta sẽ khai báo hàm này sau, nó sẽ không báo lỗi khi ta sử dụng hàm mà đéo khai báo nó trước</w:t>
-      </w:r>
-    </w:p>
-    <w:p>
-      <w:pPr>
-        <w:pStyle w:val="ListParagraph"/>
-        <w:pBdr>
-          <w:top w:val="single" w:sz="4" w:space="1" w:color="auto"/>
-          <w:left w:val="single" w:sz="4" w:space="4" w:color="auto"/>
-          <w:bottom w:val="single" w:sz="4" w:space="1" w:color="auto"/>
-          <w:right w:val="single" w:sz="4" w:space="4" w:color="auto"/>
-        </w:pBdr>
-        <w:ind w:left="1080"/>
-        <w:rPr>
-          <w:lang w:val="en-US"/>
-        </w:rPr>
-      </w:pPr>
-      <w:r>
-        <w:rPr>
-          <w:lang w:val="en-US"/>
-        </w:rPr>
-        <w:t>&lt;Kiểu Dữ Liệu&gt; &lt;Tên Hàm&gt;(&lt;Các Kiểu Dữ Liệu Của Tham Số&gt;);</w:t>
-      </w:r>
-    </w:p>
-    <w:p>
-      <w:pPr>
-        <w:pStyle w:val="ListParagraph"/>
-        <w:numPr>
-          <w:ilvl w:val="0"/>
-          <w:numId w:val="4"/>
-        </w:numPr>
-        <w:rPr>
-          <w:lang w:val="en-US"/>
-        </w:rPr>
-      </w:pPr>
-      <w:r>
-        <w:rPr>
-          <w:lang w:val="en-US"/>
-        </w:rPr>
-        <w:t>Ví dụ</w:t>
-      </w:r>
-    </w:p>
-    <w:p>
-      <w:pPr>
-        <w:pStyle w:val="ListParagraph"/>
-        <w:pBdr>
-          <w:top w:val="single" w:sz="4" w:space="1" w:color="auto"/>
-          <w:left w:val="single" w:sz="4" w:space="4" w:color="auto"/>
-          <w:bottom w:val="single" w:sz="4" w:space="1" w:color="auto"/>
-          <w:right w:val="single" w:sz="4" w:space="4" w:color="auto"/>
-        </w:pBdr>
-        <w:ind w:left="1080"/>
-        <w:rPr>
-          <w:lang w:val="en-US"/>
-        </w:rPr>
-      </w:pPr>
-      <w:r>
-        <w:rPr>
-          <w:lang w:val="en-US"/>
-        </w:rPr>
-        <w:t>int foo(int, float);</w:t>
-      </w:r>
-    </w:p>
-    <w:p>
-      <w:pPr>
-        <w:pStyle w:val="ListParagraph"/>
-        <w:pBdr>
-          <w:top w:val="single" w:sz="4" w:space="1" w:color="auto"/>
-          <w:left w:val="single" w:sz="4" w:space="4" w:color="auto"/>
-          <w:bottom w:val="single" w:sz="4" w:space="1" w:color="auto"/>
-          <w:right w:val="single" w:sz="4" w:space="4" w:color="auto"/>
-        </w:pBdr>
-        <w:ind w:left="1080"/>
-        <w:rPr>
-          <w:lang w:val="en-US"/>
-        </w:rPr>
-      </w:pPr>
-    </w:p>
-    <w:p>
-      <w:pPr>
-        <w:pStyle w:val="ListParagraph"/>
-        <w:pBdr>
-          <w:top w:val="single" w:sz="4" w:space="1" w:color="auto"/>
-          <w:left w:val="single" w:sz="4" w:space="4" w:color="auto"/>
-          <w:bottom w:val="single" w:sz="4" w:space="1" w:color="auto"/>
-          <w:right w:val="single" w:sz="4" w:space="4" w:color="auto"/>
-        </w:pBdr>
-        <w:ind w:left="1080"/>
-        <w:rPr>
-          <w:lang w:val="en-US"/>
-        </w:rPr>
-      </w:pPr>
-      <w:r>
-        <w:rPr>
-          <w:lang w:val="en-US"/>
-        </w:rPr>
-        <w:t>int main(){</w:t>
-      </w:r>
-    </w:p>
-    <w:p>
-      <w:pPr>
-        <w:pStyle w:val="ListParagraph"/>
-        <w:pBdr>
-          <w:top w:val="single" w:sz="4" w:space="1" w:color="auto"/>
-          <w:left w:val="single" w:sz="4" w:space="4" w:color="auto"/>
-          <w:bottom w:val="single" w:sz="4" w:space="1" w:color="auto"/>
-          <w:right w:val="single" w:sz="4" w:space="4" w:color="auto"/>
-        </w:pBdr>
-        <w:ind w:left="1080"/>
-        <w:rPr>
-          <w:lang w:val="en-US"/>
-        </w:rPr>
-      </w:pPr>
-      <w:r>
-        <w:rPr>
-          <w:lang w:val="en-US"/>
-        </w:rPr>
-        <w:t xml:space="preserve">    cout &lt;&lt; foo(2, 4);</w:t>
-      </w:r>
-    </w:p>
-    <w:p>
-      <w:pPr>
-        <w:pStyle w:val="ListParagraph"/>
-        <w:pBdr>
-          <w:top w:val="single" w:sz="4" w:space="1" w:color="auto"/>
-          <w:left w:val="single" w:sz="4" w:space="4" w:color="auto"/>
-          <w:bottom w:val="single" w:sz="4" w:space="1" w:color="auto"/>
-          <w:right w:val="single" w:sz="4" w:space="4" w:color="auto"/>
-        </w:pBdr>
-        <w:ind w:left="1080"/>
-        <w:rPr>
-          <w:lang w:val="en-US"/>
-        </w:rPr>
-      </w:pPr>
-      <w:r>
-        <w:rPr>
-          <w:lang w:val="en-US"/>
-        </w:rPr>
-        <w:t>}</w:t>
-      </w:r>
-    </w:p>
-    <w:p>
-      <w:pPr>
-        <w:pStyle w:val="ListParagraph"/>
-        <w:pBdr>
-          <w:top w:val="single" w:sz="4" w:space="1" w:color="auto"/>
-          <w:left w:val="single" w:sz="4" w:space="4" w:color="auto"/>
-          <w:bottom w:val="single" w:sz="4" w:space="1" w:color="auto"/>
-          <w:right w:val="single" w:sz="4" w:space="4" w:color="auto"/>
-        </w:pBdr>
-        <w:ind w:left="1080"/>
-        <w:rPr>
-          <w:lang w:val="en-US"/>
-        </w:rPr>
-      </w:pPr>
-    </w:p>
-    <w:p>
-      <w:pPr>
-        <w:pStyle w:val="ListParagraph"/>
-        <w:pBdr>
-          <w:top w:val="single" w:sz="4" w:space="1" w:color="auto"/>
-          <w:left w:val="single" w:sz="4" w:space="4" w:color="auto"/>
-          <w:bottom w:val="single" w:sz="4" w:space="1" w:color="auto"/>
-          <w:right w:val="single" w:sz="4" w:space="4" w:color="auto"/>
-        </w:pBdr>
-        <w:ind w:left="1080"/>
-        <w:rPr>
-          <w:lang w:val="en-US"/>
-        </w:rPr>
-      </w:pPr>
-      <w:r>
-        <w:rPr>
-          <w:lang w:val="en-US"/>
-        </w:rPr>
-        <w:t>int foo(int a, float b){</w:t>
-      </w:r>
-    </w:p>
-    <w:p>
-      <w:pPr>
-        <w:pStyle w:val="ListParagraph"/>
-        <w:pBdr>
-          <w:top w:val="single" w:sz="4" w:space="1" w:color="auto"/>
-          <w:left w:val="single" w:sz="4" w:space="4" w:color="auto"/>
-          <w:bottom w:val="single" w:sz="4" w:space="1" w:color="auto"/>
-          <w:right w:val="single" w:sz="4" w:space="4" w:color="auto"/>
-        </w:pBdr>
-        <w:ind w:left="1080"/>
-        <w:rPr>
-          <w:lang w:val="en-US"/>
-        </w:rPr>
-      </w:pPr>
-      <w:r>
-        <w:rPr>
-          <w:lang w:val="en-US"/>
-        </w:rPr>
-        <w:t xml:space="preserve">    return a + b;</w:t>
-      </w:r>
-    </w:p>
-    <w:p>
-      <w:pPr>
-        <w:pStyle w:val="ListParagraph"/>
-        <w:pBdr>
-          <w:top w:val="single" w:sz="4" w:space="1" w:color="auto"/>
-          <w:left w:val="single" w:sz="4" w:space="4" w:color="auto"/>
-          <w:bottom w:val="single" w:sz="4" w:space="1" w:color="auto"/>
-          <w:right w:val="single" w:sz="4" w:space="4" w:color="auto"/>
-        </w:pBdr>
-        <w:ind w:left="1080"/>
-        <w:rPr>
-          <w:lang w:val="en-US"/>
-        </w:rPr>
-      </w:pPr>
-      <w:r>
-        <w:rPr>
-          <w:lang w:val="en-US"/>
-        </w:rPr>
-        <w:t>}</w:t>
-      </w:r>
-    </w:p>
-    <w:p>
-      <w:pPr>
-        <w:pStyle w:val="ListParagraph"/>
-        <w:numPr>
-          <w:ilvl w:val="0"/>
-          <w:numId w:val="4"/>
-        </w:numPr>
-        <w:rPr>
-          <w:lang w:val="en-US"/>
-        </w:rPr>
-      </w:pPr>
-      <w:r>
-        <w:rPr>
-          <w:lang w:val="en-US"/>
-        </w:rPr>
-        <w:t>Hàm nguyên mẫu có tác dụng chủ yếu khi bạn có 2 hàm mà nó gọi lẫn nhau, nếu hàm A gọi hàm B, nhưng do B chưa khai báo nên trình biên dịch báo lỗi, hoặc hàm B đã khai báo trước, nhưng trong B lại gọi A, mà A khai báo sau, thế cũng báo lỗi, để ngăn chặn điều, này, dùng hàm nguyên mẫu</w:t>
-      </w:r>
-    </w:p>
-    <w:p>
-      <w:pPr>
-        <w:pStyle w:val="ListParagraph"/>
-        <w:numPr>
-          <w:ilvl w:val="0"/>
-          <w:numId w:val="4"/>
-        </w:numPr>
-        <w:rPr>
-          <w:lang w:val="en-US"/>
-        </w:rPr>
-      </w:pPr>
-      <w:r>
-        <w:rPr>
-          <w:lang w:val="en-US"/>
-        </w:rPr>
-        <w:t>Ví dụ</w:t>
-      </w:r>
-    </w:p>
-    <w:p>
-      <w:pPr>
-        <w:pStyle w:val="ListParagraph"/>
-        <w:pBdr>
-          <w:top w:val="single" w:sz="4" w:space="1" w:color="auto"/>
-          <w:left w:val="single" w:sz="4" w:space="4" w:color="auto"/>
-          <w:bottom w:val="single" w:sz="4" w:space="1" w:color="auto"/>
-          <w:right w:val="single" w:sz="4" w:space="4" w:color="auto"/>
-        </w:pBdr>
-        <w:ind w:left="1080"/>
-        <w:rPr>
-          <w:lang w:val="en-US"/>
-        </w:rPr>
-      </w:pPr>
-      <w:r>
-        <w:rPr>
-          <w:lang w:val="en-US"/>
-        </w:rPr>
-        <w:t>void bar(); // hàm nguyên mẫu</w:t>
-      </w:r>
-    </w:p>
-    <w:p>
-      <w:pPr>
-        <w:pStyle w:val="ListParagraph"/>
-        <w:pBdr>
-          <w:top w:val="single" w:sz="4" w:space="1" w:color="auto"/>
-          <w:left w:val="single" w:sz="4" w:space="4" w:color="auto"/>
-          <w:bottom w:val="single" w:sz="4" w:space="1" w:color="auto"/>
-          <w:right w:val="single" w:sz="4" w:space="4" w:color="auto"/>
-        </w:pBdr>
-        <w:ind w:left="1080"/>
-        <w:rPr>
-          <w:lang w:val="en-US"/>
-        </w:rPr>
-      </w:pPr>
-    </w:p>
-    <w:p>
-      <w:pPr>
-        <w:pStyle w:val="ListParagraph"/>
-        <w:pBdr>
-          <w:top w:val="single" w:sz="4" w:space="1" w:color="auto"/>
-          <w:left w:val="single" w:sz="4" w:space="4" w:color="auto"/>
-          <w:bottom w:val="single" w:sz="4" w:space="1" w:color="auto"/>
-          <w:right w:val="single" w:sz="4" w:space="4" w:color="auto"/>
-        </w:pBdr>
-        <w:ind w:left="1080"/>
-        <w:rPr>
-          <w:lang w:val="en-US"/>
-        </w:rPr>
-      </w:pPr>
-      <w:r>
-        <w:rPr>
-          <w:lang w:val="en-US"/>
-        </w:rPr>
-        <w:t>void foo(){</w:t>
-      </w:r>
-    </w:p>
-    <w:p>
-      <w:pPr>
-        <w:pStyle w:val="ListParagraph"/>
-        <w:pBdr>
-          <w:top w:val="single" w:sz="4" w:space="1" w:color="auto"/>
-          <w:left w:val="single" w:sz="4" w:space="4" w:color="auto"/>
-          <w:bottom w:val="single" w:sz="4" w:space="1" w:color="auto"/>
-          <w:right w:val="single" w:sz="4" w:space="4" w:color="auto"/>
-        </w:pBdr>
-        <w:ind w:left="1080"/>
-        <w:rPr>
-          <w:lang w:val="en-US"/>
-        </w:rPr>
-      </w:pPr>
-      <w:r>
-        <w:rPr>
-          <w:lang w:val="en-US"/>
-        </w:rPr>
-        <w:t xml:space="preserve">    cout &lt;&lt; 1;</w:t>
-      </w:r>
-    </w:p>
-    <w:p>
-      <w:pPr>
-        <w:pStyle w:val="ListParagraph"/>
-        <w:pBdr>
-          <w:top w:val="single" w:sz="4" w:space="1" w:color="auto"/>
-          <w:left w:val="single" w:sz="4" w:space="4" w:color="auto"/>
-          <w:bottom w:val="single" w:sz="4" w:space="1" w:color="auto"/>
-          <w:right w:val="single" w:sz="4" w:space="4" w:color="auto"/>
-        </w:pBdr>
-        <w:ind w:left="1080"/>
-        <w:rPr>
-          <w:lang w:val="en-US"/>
-        </w:rPr>
-      </w:pPr>
-      <w:r>
-        <w:rPr>
-          <w:lang w:val="en-US"/>
-        </w:rPr>
-        <w:t xml:space="preserve">    bar(); // nếu đéo có hàm nguyên mẫu khúc này sẽ báo lỗi</w:t>
-      </w:r>
-    </w:p>
-    <w:p>
-      <w:pPr>
-        <w:pStyle w:val="ListParagraph"/>
-        <w:pBdr>
-          <w:top w:val="single" w:sz="4" w:space="1" w:color="auto"/>
-          <w:left w:val="single" w:sz="4" w:space="4" w:color="auto"/>
-          <w:bottom w:val="single" w:sz="4" w:space="1" w:color="auto"/>
-          <w:right w:val="single" w:sz="4" w:space="4" w:color="auto"/>
-        </w:pBdr>
-        <w:ind w:left="1080"/>
-        <w:rPr>
-          <w:lang w:val="en-US"/>
-        </w:rPr>
-      </w:pPr>
-      <w:r>
-        <w:rPr>
-          <w:lang w:val="en-US"/>
-        </w:rPr>
-        <w:t>}</w:t>
-      </w:r>
-    </w:p>
-    <w:p>
-      <w:pPr>
-        <w:pStyle w:val="ListParagraph"/>
-        <w:pBdr>
-          <w:top w:val="single" w:sz="4" w:space="1" w:color="auto"/>
-          <w:left w:val="single" w:sz="4" w:space="4" w:color="auto"/>
-          <w:bottom w:val="single" w:sz="4" w:space="1" w:color="auto"/>
-          <w:right w:val="single" w:sz="4" w:space="4" w:color="auto"/>
-        </w:pBdr>
-        <w:ind w:left="1080"/>
-        <w:rPr>
-          <w:lang w:val="en-US"/>
-        </w:rPr>
-      </w:pPr>
-    </w:p>
-    <w:p>
-      <w:pPr>
-        <w:pStyle w:val="ListParagraph"/>
-        <w:pBdr>
-          <w:top w:val="single" w:sz="4" w:space="1" w:color="auto"/>
-          <w:left w:val="single" w:sz="4" w:space="4" w:color="auto"/>
-          <w:bottom w:val="single" w:sz="4" w:space="1" w:color="auto"/>
-          <w:right w:val="single" w:sz="4" w:space="4" w:color="auto"/>
-        </w:pBdr>
-        <w:ind w:left="1080"/>
-        <w:rPr>
-          <w:lang w:val="en-US"/>
-        </w:rPr>
-      </w:pPr>
-      <w:r>
-        <w:rPr>
-          <w:lang w:val="en-US"/>
-        </w:rPr>
-        <w:t>void bar(){</w:t>
-      </w:r>
-    </w:p>
-    <w:p>
-      <w:pPr>
-        <w:pStyle w:val="ListParagraph"/>
-        <w:pBdr>
-          <w:top w:val="single" w:sz="4" w:space="1" w:color="auto"/>
-          <w:left w:val="single" w:sz="4" w:space="4" w:color="auto"/>
-          <w:bottom w:val="single" w:sz="4" w:space="1" w:color="auto"/>
-          <w:right w:val="single" w:sz="4" w:space="4" w:color="auto"/>
-        </w:pBdr>
-        <w:ind w:left="1080"/>
-        <w:rPr>
-          <w:lang w:val="en-US"/>
-        </w:rPr>
-      </w:pPr>
-      <w:r>
-        <w:rPr>
-          <w:lang w:val="en-US"/>
-        </w:rPr>
-        <w:t xml:space="preserve">    cout &lt;&lt; 2;</w:t>
-      </w:r>
-    </w:p>
-    <w:p>
-      <w:pPr>
-        <w:pStyle w:val="ListParagraph"/>
-        <w:pBdr>
-          <w:top w:val="single" w:sz="4" w:space="1" w:color="auto"/>
-          <w:left w:val="single" w:sz="4" w:space="4" w:color="auto"/>
-          <w:bottom w:val="single" w:sz="4" w:space="1" w:color="auto"/>
-          <w:right w:val="single" w:sz="4" w:space="4" w:color="auto"/>
-        </w:pBdr>
-        <w:ind w:left="1080"/>
-        <w:rPr>
-          <w:lang w:val="en-US"/>
-        </w:rPr>
-      </w:pPr>
-      <w:r>
-        <w:rPr>
-          <w:lang w:val="en-US"/>
-        </w:rPr>
-        <w:t xml:space="preserve">    foo(); // gọi ngược lại foo tạo thành đệ quy</w:t>
-      </w:r>
-    </w:p>
-    <w:p>
-      <w:pPr>
-        <w:pStyle w:val="ListParagraph"/>
-        <w:pBdr>
-          <w:top w:val="single" w:sz="4" w:space="1" w:color="auto"/>
-          <w:left w:val="single" w:sz="4" w:space="4" w:color="auto"/>
-          <w:bottom w:val="single" w:sz="4" w:space="1" w:color="auto"/>
-          <w:right w:val="single" w:sz="4" w:space="4" w:color="auto"/>
-        </w:pBdr>
-        <w:ind w:left="1080"/>
-        <w:rPr>
-          <w:lang w:val="en-US"/>
-        </w:rPr>
-      </w:pPr>
-      <w:r>
-        <w:rPr>
-          <w:lang w:val="en-US"/>
-        </w:rPr>
-        <w:t>}</w:t>
-      </w:r>
-    </w:p>
-    <w:p>
-      <w:pPr>
-        <w:pStyle w:val="ListParagraph"/>
-        <w:pBdr>
-          <w:top w:val="single" w:sz="4" w:space="1" w:color="auto"/>
-          <w:left w:val="single" w:sz="4" w:space="4" w:color="auto"/>
-          <w:bottom w:val="single" w:sz="4" w:space="1" w:color="auto"/>
-          <w:right w:val="single" w:sz="4" w:space="4" w:color="auto"/>
-        </w:pBdr>
-        <w:ind w:left="1080"/>
-        <w:rPr>
-          <w:lang w:val="en-US"/>
-        </w:rPr>
-      </w:pPr>
-    </w:p>
-    <w:p>
-      <w:pPr>
-        <w:pStyle w:val="ListParagraph"/>
-        <w:pBdr>
-          <w:top w:val="single" w:sz="4" w:space="1" w:color="auto"/>
-          <w:left w:val="single" w:sz="4" w:space="4" w:color="auto"/>
-          <w:bottom w:val="single" w:sz="4" w:space="1" w:color="auto"/>
-          <w:right w:val="single" w:sz="4" w:space="4" w:color="auto"/>
-        </w:pBdr>
-        <w:ind w:left="1080"/>
-        <w:rPr>
-          <w:lang w:val="en-US"/>
-        </w:rPr>
-      </w:pPr>
-      <w:r>
-        <w:rPr>
-          <w:lang w:val="en-US"/>
-        </w:rPr>
-        <w:t>int main(){</w:t>
-      </w:r>
-    </w:p>
-    <w:p>
-      <w:pPr>
-        <w:pStyle w:val="ListParagraph"/>
-        <w:pBdr>
-          <w:top w:val="single" w:sz="4" w:space="1" w:color="auto"/>
-          <w:left w:val="single" w:sz="4" w:space="4" w:color="auto"/>
-          <w:bottom w:val="single" w:sz="4" w:space="1" w:color="auto"/>
-          <w:right w:val="single" w:sz="4" w:space="4" w:color="auto"/>
-        </w:pBdr>
-        <w:ind w:left="1080"/>
-        <w:rPr>
-          <w:lang w:val="en-US"/>
-        </w:rPr>
-      </w:pPr>
-      <w:r>
-        <w:rPr>
-          <w:lang w:val="en-US"/>
-        </w:rPr>
-        <w:t xml:space="preserve">    foo();</w:t>
-      </w:r>
-    </w:p>
-    <w:p>
-      <w:pPr>
-        <w:pStyle w:val="ListParagraph"/>
-        <w:pBdr>
-          <w:top w:val="single" w:sz="4" w:space="1" w:color="auto"/>
-          <w:left w:val="single" w:sz="4" w:space="4" w:color="auto"/>
-          <w:bottom w:val="single" w:sz="4" w:space="1" w:color="auto"/>
-          <w:right w:val="single" w:sz="4" w:space="4" w:color="auto"/>
-        </w:pBdr>
-        <w:ind w:left="1080"/>
-        <w:rPr>
-          <w:lang w:val="en-US"/>
-        </w:rPr>
-      </w:pPr>
-      <w:r>
-        <w:rPr>
-          <w:lang w:val="en-US"/>
-        </w:rPr>
-        <w:t>}</w:t>
-      </w:r>
-    </w:p>
-    <w:p>
-      <w:pPr>
-        <w:pStyle w:val="ListParagraph"/>
-        <w:numPr>
-          <w:ilvl w:val="0"/>
-          <w:numId w:val="4"/>
-        </w:numPr>
-        <w:rPr>
-          <w:lang w:val="en-US"/>
-        </w:rPr>
-      </w:pPr>
-      <w:r>
-        <w:rPr>
-          <w:lang w:val="en-US"/>
-        </w:rPr>
-        <w:t>Chương trình trên sẽ in ra liên tục “1212121212…” đéo ngừng, kiểu như Flip Flop</w:t>
-      </w:r>
-    </w:p>
-    <w:p>
-      <w:pPr>
-        <w:pStyle w:val="ListParagraph"/>
-        <w:numPr>
-          <w:ilvl w:val="0"/>
-          <w:numId w:val="7"/>
-        </w:numPr>
-        <w:rPr>
-          <w:lang w:val="en-US"/>
-        </w:rPr>
-      </w:pPr>
-      <w:r>
-        <w:rPr>
-          <w:lang w:val="en-US"/>
-        </w:rPr>
-        <w:t>Scope?</w:t>
-      </w:r>
-    </w:p>
-    <w:p>
-      <w:pPr>
-        <w:pStyle w:val="ListParagraph"/>
-        <w:numPr>
-          <w:ilvl w:val="0"/>
-          <w:numId w:val="4"/>
-        </w:numPr>
-        <w:rPr>
-          <w:lang w:val="en-US"/>
-        </w:rPr>
-      </w:pPr>
-      <w:r>
-        <w:rPr>
-          <w:lang w:val="en-US"/>
-        </w:rPr>
-        <w:t xml:space="preserve">Một biến sẽ có 4 kiểu là mặc định, </w:t>
-      </w:r>
-      <w:r>
-        <w:rPr>
-          <w:lang w:val="en-US"/>
-        </w:rPr>
-        <w:t>tĩnh</w:t>
-      </w:r>
-      <w:r>
-        <w:rPr>
-          <w:lang w:val="en-US"/>
-        </w:rPr>
-        <w:t>, Register, Extern</w:t>
-      </w:r>
-    </w:p>
-    <w:p>
-      <w:pPr>
-        <w:pStyle w:val="ListParagraph"/>
-        <w:numPr>
-          <w:ilvl w:val="0"/>
-          <w:numId w:val="4"/>
-        </w:numPr>
-        <w:rPr>
-          <w:lang w:val="en-US"/>
-        </w:rPr>
-      </w:pPr>
-      <w:r>
-        <w:rPr>
-          <w:lang w:val="en-US"/>
-        </w:rPr>
-        <w:t xml:space="preserve">Biến </w:t>
-      </w:r>
-      <w:r>
-        <w:rPr>
-          <w:lang w:val="en-US"/>
-        </w:rPr>
-        <w:t>kiểu mặc định hoạt động theo cơ chế bộ nhớ của C++, tức là tạo trong Stack, và biến mất khi khung hàm chứa nó biến mất</w:t>
-      </w:r>
-    </w:p>
-    <w:p>
-      <w:pPr>
-        <w:pStyle w:val="ListParagraph"/>
-        <w:numPr>
-          <w:ilvl w:val="0"/>
-          <w:numId w:val="4"/>
-        </w:numPr>
-        <w:rPr>
-          <w:lang w:val="en-US"/>
-        </w:rPr>
-      </w:pPr>
-      <w:r>
-        <w:rPr>
-          <w:lang w:val="en-US"/>
-        </w:rPr>
-        <w:t xml:space="preserve">Biến </w:t>
-      </w:r>
-      <w:r>
-        <w:rPr>
-          <w:lang w:val="en-US"/>
-        </w:rPr>
-        <w:t>tĩnh</w:t>
-      </w:r>
-      <w:r>
-        <w:rPr>
-          <w:lang w:val="en-US"/>
-        </w:rPr>
-        <w:t xml:space="preserve"> y chang mặc định, chỉ có điều khi {} chứa nó kết thúc, nó sẽ không biến mất khỏi RAM</w:t>
-      </w:r>
-      <w:r>
-        <w:rPr>
-          <w:lang w:val="en-US"/>
-        </w:rPr>
-        <w:t xml:space="preserve"> vì được lưu trong phần vùng nhớ khởi tạo</w:t>
-      </w:r>
-      <w:r>
-        <w:rPr>
-          <w:lang w:val="en-US"/>
-        </w:rPr>
-        <w:t>, và khi khối {} chứa nó được thực thi lại, thì sẽ không tạo ra biến mới mà dùng biến cũ</w:t>
-      </w:r>
-      <w:r>
-        <w:rPr>
-          <w:lang w:val="en-US"/>
-        </w:rPr>
-        <w:t xml:space="preserve">, nghĩa là ở lần </w:t>
-      </w:r>
-      <w:r>
-        <w:rPr>
-          <w:lang w:val="en-US"/>
-        </w:rPr>
-        <w:lastRenderedPageBreak/>
-        <w:t>thực thi thứ 2, câu lệnh khai báo biến Static này sẽ được bỏ qua, đồng thời nếu không khởi tạo giá trị ban đầu, nó tự động = 0</w:t>
-      </w:r>
-    </w:p>
-    <w:p>
-      <w:pPr>
-        <w:pStyle w:val="ListParagraph"/>
-        <w:numPr>
-          <w:ilvl w:val="0"/>
-          <w:numId w:val="4"/>
-        </w:numPr>
-        <w:rPr>
-          <w:lang w:val="en-US"/>
-        </w:rPr>
-      </w:pPr>
-      <w:r>
-        <w:rPr>
-          <w:lang w:val="en-US"/>
-        </w:rPr>
-        <w:t>Để tạo 1 biến Static</w:t>
-      </w:r>
-    </w:p>
-    <w:p>
-      <w:pPr>
-        <w:pStyle w:val="ListParagraph"/>
-        <w:pBdr>
-          <w:top w:val="single" w:sz="4" w:space="1" w:color="auto"/>
-          <w:left w:val="single" w:sz="4" w:space="4" w:color="auto"/>
-          <w:bottom w:val="single" w:sz="4" w:space="1" w:color="auto"/>
-          <w:right w:val="single" w:sz="4" w:space="4" w:color="auto"/>
-        </w:pBdr>
-        <w:ind w:left="1080"/>
-        <w:rPr>
-          <w:lang w:val="en-US"/>
-        </w:rPr>
-      </w:pPr>
-      <w:r>
-        <w:rPr>
-          <w:lang w:val="en-US"/>
-        </w:rPr>
-        <w:t>s</w:t>
-      </w:r>
-      <w:r>
-        <w:rPr>
-          <w:lang w:val="en-US"/>
-        </w:rPr>
-        <w:t>tatic &lt;Kiểu Dữ Liệu&gt; &lt;Biến&gt; = &lt;Giá Trị Khởi Tạo&gt;;</w:t>
-      </w:r>
-    </w:p>
-    <w:p>
-      <w:pPr>
-        <w:pStyle w:val="ListParagraph"/>
-        <w:numPr>
-          <w:ilvl w:val="0"/>
-          <w:numId w:val="4"/>
-        </w:numPr>
-        <w:rPr>
-          <w:lang w:val="en-US"/>
-        </w:rPr>
-      </w:pPr>
-      <w:r>
-        <w:rPr>
-          <w:lang w:val="en-US"/>
-        </w:rPr>
-        <w:t>Ví dụ</w:t>
-      </w:r>
-    </w:p>
-    <w:p>
-      <w:pPr>
-        <w:pStyle w:val="ListParagraph"/>
-        <w:pBdr>
-          <w:top w:val="single" w:sz="4" w:space="1" w:color="auto"/>
-          <w:left w:val="single" w:sz="4" w:space="4" w:color="auto"/>
-          <w:bottom w:val="single" w:sz="4" w:space="1" w:color="auto"/>
-          <w:right w:val="single" w:sz="4" w:space="4" w:color="auto"/>
-        </w:pBdr>
-        <w:ind w:left="1080"/>
-        <w:rPr>
-          <w:lang w:val="en-US"/>
-        </w:rPr>
-      </w:pPr>
-      <w:r>
-        <w:rPr>
-          <w:lang w:val="en-US"/>
-        </w:rPr>
-        <w:t>s</w:t>
-      </w:r>
-      <w:r>
-        <w:rPr>
-          <w:lang w:val="en-US"/>
-        </w:rPr>
-        <w:t>tat</w:t>
-      </w:r>
-      <w:r>
-        <w:rPr>
-          <w:lang w:val="en-US"/>
-        </w:rPr>
-        <w:t>ic int foo = 5;</w:t>
-      </w:r>
-    </w:p>
-    <w:p>
-      <w:pPr>
-        <w:pStyle w:val="ListParagraph"/>
-        <w:numPr>
-          <w:ilvl w:val="0"/>
-          <w:numId w:val="4"/>
-        </w:numPr>
-        <w:rPr>
-          <w:lang w:val="en-US"/>
-        </w:rPr>
-      </w:pPr>
-      <w:r>
-        <w:rPr>
-          <w:lang w:val="en-US"/>
-        </w:rPr>
-        <w:t>Biến kiểu Register y chang mặc định, chỉ có điều nó không lưu trong RAM và lưu trong thanh ghi ở CPU, và biến mất khỏi thanh ghi khi khối {} chứa nó kết thúc</w:t>
-      </w:r>
-      <w:r>
-        <w:rPr>
-          <w:lang w:val="en-US"/>
-        </w:rPr>
-        <w:t>, do lưu sẵn trong thanh ghi nên khi tính toán, nó không cần tải từ RAM vào thanh ghi nữa</w:t>
-      </w:r>
-    </w:p>
-    <w:p>
-      <w:pPr>
-        <w:pStyle w:val="ListParagraph"/>
-        <w:numPr>
-          <w:ilvl w:val="0"/>
-          <w:numId w:val="4"/>
-        </w:numPr>
-        <w:rPr>
-          <w:lang w:val="en-US"/>
-        </w:rPr>
-      </w:pPr>
-      <w:r>
-        <w:rPr>
-          <w:lang w:val="en-US"/>
-        </w:rPr>
-        <w:t>Để tạo 1 biến Register</w:t>
-      </w:r>
-    </w:p>
-    <w:p>
-      <w:pPr>
-        <w:pStyle w:val="ListParagraph"/>
-        <w:pBdr>
-          <w:top w:val="single" w:sz="4" w:space="1" w:color="auto"/>
-          <w:left w:val="single" w:sz="4" w:space="4" w:color="auto"/>
-          <w:bottom w:val="single" w:sz="4" w:space="1" w:color="auto"/>
-          <w:right w:val="single" w:sz="4" w:space="4" w:color="auto"/>
-        </w:pBdr>
-        <w:ind w:left="1080"/>
-        <w:rPr>
-          <w:lang w:val="en-US"/>
-        </w:rPr>
-      </w:pPr>
-      <w:r>
-        <w:rPr>
-          <w:lang w:val="en-US"/>
-        </w:rPr>
-        <w:t>register &lt;Kiểu Dữ Liệu&gt; &lt;Biến&gt; = &lt;Giá Trị Khởi Tạo&gt;;</w:t>
-      </w:r>
-    </w:p>
-    <w:p>
-      <w:pPr>
-        <w:pStyle w:val="ListParagraph"/>
-        <w:numPr>
-          <w:ilvl w:val="0"/>
-          <w:numId w:val="4"/>
-        </w:numPr>
-        <w:rPr>
-          <w:lang w:val="en-US"/>
-        </w:rPr>
-      </w:pPr>
-      <w:r>
-        <w:rPr>
-          <w:lang w:val="en-US"/>
-        </w:rPr>
-        <w:t>Tuy nhiên, biến kiểu Register đã bị khai tử</w:t>
-      </w:r>
-    </w:p>
-    <w:p>
-      <w:pPr>
-        <w:pStyle w:val="ListParagraph"/>
-        <w:numPr>
-          <w:ilvl w:val="0"/>
-          <w:numId w:val="4"/>
-        </w:numPr>
-        <w:rPr>
-          <w:lang w:val="en-US"/>
-        </w:rPr>
-      </w:pPr>
-      <w:r>
-        <w:rPr>
-          <w:lang w:val="en-US"/>
-        </w:rPr>
-        <w:t xml:space="preserve">Biến kiểu Extern y chang mặc định, chỉ có điều nó trở thành biến toàn cục trong vòng đời của </w:t>
-      </w:r>
-      <w:r>
-        <w:rPr>
-          <w:lang w:val="en-US"/>
-        </w:rPr>
-        <w:t>khối {} chứa nó</w:t>
-      </w:r>
-    </w:p>
-    <w:p>
-      <w:pPr>
-        <w:pStyle w:val="ListParagraph"/>
-        <w:numPr>
-          <w:ilvl w:val="0"/>
-          <w:numId w:val="4"/>
-        </w:numPr>
-        <w:rPr>
-          <w:lang w:val="en-US"/>
-        </w:rPr>
-      </w:pPr>
-      <w:r>
-        <w:rPr>
-          <w:lang w:val="en-US"/>
-        </w:rPr>
-        <w:t>Để tạo 1 biến kiểu Extern</w:t>
-      </w:r>
-    </w:p>
-    <w:p>
-      <w:pPr>
-        <w:pStyle w:val="ListParagraph"/>
-        <w:pBdr>
-          <w:top w:val="single" w:sz="4" w:space="1" w:color="auto"/>
-          <w:left w:val="single" w:sz="4" w:space="4" w:color="auto"/>
-          <w:bottom w:val="single" w:sz="4" w:space="1" w:color="auto"/>
-          <w:right w:val="single" w:sz="4" w:space="4" w:color="auto"/>
-        </w:pBdr>
-        <w:ind w:left="1080"/>
-        <w:rPr>
-          <w:lang w:val="en-US"/>
-        </w:rPr>
-      </w:pPr>
-      <w:r>
-        <w:rPr>
-          <w:lang w:val="en-US"/>
-        </w:rPr>
-        <w:t>e</w:t>
-      </w:r>
-      <w:r>
-        <w:rPr>
-          <w:lang w:val="en-US"/>
-        </w:rPr>
-        <w:t>xtern &lt;Kiểu Dữ Liệu&gt; &lt;Biến&gt;;</w:t>
+        <w:t xml:space="preserve">Cách </w:t>
+      </w:r>
+      <w:r>
+        <w:rPr>
+          <w:lang w:val="en-US"/>
+        </w:rPr>
+        <w:t>Gọi Hàm?</w:t>
+      </w:r>
+    </w:p>
+    <w:p>
+      <w:pPr>
+        <w:pStyle w:val="ListParagraph"/>
+        <w:numPr>
+          <w:ilvl w:val="0"/>
+          <w:numId w:val="4"/>
+        </w:numPr>
+        <w:rPr>
+          <w:lang w:val="en-US"/>
+        </w:rPr>
+      </w:pPr>
+      <w:r>
+        <w:rPr>
+          <w:lang w:val="en-US"/>
+        </w:rPr>
+        <w:t>Hàm chỉ có thể được gọi thông qua Pointer, Pointer này phải là Function Pointer và chĩa vào Instruction đầu tiên trong dãy các Instruction ứng với hàm muốn gọi</w:t>
+      </w:r>
+    </w:p>
+    <w:p>
+      <w:pPr>
+        <w:pStyle w:val="ListParagraph"/>
+        <w:numPr>
+          <w:ilvl w:val="0"/>
+          <w:numId w:val="4"/>
+        </w:numPr>
+        <w:rPr>
+          <w:lang w:val="en-US"/>
+        </w:rPr>
+      </w:pPr>
+      <w:r>
+        <w:rPr>
+          <w:lang w:val="en-US"/>
+        </w:rPr>
+        <w:t>Chính tên hàm cũng là 1 Pointer như trên</w:t>
+      </w:r>
+    </w:p>
+    <w:p>
+      <w:pPr>
+        <w:pStyle w:val="ListParagraph"/>
+        <w:numPr>
+          <w:ilvl w:val="0"/>
+          <w:numId w:val="4"/>
+        </w:numPr>
+        <w:rPr>
+          <w:lang w:val="en-US"/>
+        </w:rPr>
+      </w:pPr>
+      <w:r>
+        <w:rPr>
+          <w:lang w:val="en-US"/>
+        </w:rPr>
+        <w:t>Cú pháp gọi hàm</w:t>
+      </w:r>
+    </w:p>
+    <w:p>
+      <w:pPr>
+        <w:pStyle w:val="ListParagraph"/>
+        <w:pBdr>
+          <w:top w:val="single" w:sz="4" w:space="1" w:color="auto"/>
+          <w:left w:val="single" w:sz="4" w:space="4" w:color="auto"/>
+          <w:bottom w:val="single" w:sz="4" w:space="1" w:color="auto"/>
+          <w:right w:val="single" w:sz="4" w:space="4" w:color="auto"/>
+        </w:pBdr>
+        <w:ind w:left="1080"/>
+        <w:rPr>
+          <w:lang w:val="en-US"/>
+        </w:rPr>
+      </w:pPr>
+      <w:r>
+        <w:rPr>
+          <w:lang w:val="en-US"/>
+        </w:rPr>
+        <w:t>&lt;Pointer&gt;(&lt;Các Tham Số&gt;);</w:t>
       </w:r>
     </w:p>
     <w:p>
@@ -21539,6 +22545,7 @@
         <w:rPr>
           <w:lang w:val="en-US"/>
         </w:rPr>
+        <w:lastRenderedPageBreak/>
         <w:t xml:space="preserve">         &lt;Khai Báo Gì Đó&gt;</w:t>
       </w:r>
     </w:p>
@@ -21753,7 +22760,6 @@
         <w:rPr>
           <w:lang w:val="en-US"/>
         </w:rPr>
-        <w:lastRenderedPageBreak/>
         <w:t>Nó Là Gì?</w:t>
       </w:r>
     </w:p>

--- a/c++.docx
+++ b/c++.docx
@@ -8952,7 +8952,19 @@
         <w:rPr>
           <w:lang w:val="en-US"/>
         </w:rPr>
-        <w:t>HANDLE = void*</w:t>
+        <w:t>HANDLE</w:t>
+      </w:r>
+      <w:r>
+        <w:rPr>
+          <w:lang w:val="en-US"/>
+        </w:rPr>
+        <w:t xml:space="preserve"> = PVOID</w:t>
+      </w:r>
+      <w:r>
+        <w:rPr>
+          <w:lang w:val="en-US"/>
+        </w:rPr>
+        <w:t xml:space="preserve"> = void*</w:t>
       </w:r>
     </w:p>
     <w:p>

--- a/c++.docx
+++ b/c++.docx
@@ -10233,6 +10233,24 @@
         <w:rPr>
           <w:lang w:val="en-US"/>
         </w:rPr>
+        <w:t>&lt;Biến Số Nguyên&gt; phải có kích thước 8 Byte, do kích thước Pointer 8 Byte</w:t>
+      </w:r>
+    </w:p>
+    <w:p>
+      <w:pPr>
+        <w:pStyle w:val="ListParagraph"/>
+        <w:numPr>
+          <w:ilvl w:val="0"/>
+          <w:numId w:val="4"/>
+        </w:numPr>
+        <w:rPr>
+          <w:lang w:val="en-US"/>
+        </w:rPr>
+      </w:pPr>
+      <w:r>
+        <w:rPr>
+          <w:lang w:val="en-US"/>
+        </w:rPr>
         <w:t>Ví dụ</w:t>
       </w:r>
     </w:p>
@@ -10254,13 +10272,46 @@
         <w:rPr>
           <w:lang w:val="en-US"/>
         </w:rPr>
+        <w:t>unsigned long long foo = 123</w:t>
+      </w:r>
+    </w:p>
+    <w:p>
+      <w:pPr>
+        <w:pStyle w:val="ListParagraph"/>
+        <w:pBdr>
+          <w:top w:val="single" w:sz="4" w:space="1" w:color="auto"/>
+          <w:left w:val="single" w:sz="4" w:space="4" w:color="auto"/>
+          <w:bottom w:val="single" w:sz="4" w:space="1" w:color="auto"/>
+          <w:right w:val="single" w:sz="4" w:space="4" w:color="auto"/>
+        </w:pBdr>
+        <w:ind w:left="1080"/>
+        <w:rPr>
+          <w:lang w:val="en-US"/>
+        </w:rPr>
+      </w:pPr>
+      <w:r>
+        <w:rPr>
+          <w:lang w:val="en-US"/>
+        </w:rPr>
         <w:t>c</w:t>
       </w:r>
       <w:r>
         <w:rPr>
           <w:lang w:val="en-US"/>
         </w:rPr>
-        <w:t>out &lt;&lt; (void*) 123;</w:t>
+        <w:t xml:space="preserve">out &lt;&lt; (void*) </w:t>
+      </w:r>
+      <w:r>
+        <w:rPr>
+          <w:lang w:val="en-US"/>
+        </w:rPr>
+        <w:t>foo</w:t>
+      </w:r>
+      <w:r>
+        <w:rPr>
+          <w:lang w:val="en-US"/>
+        </w:rPr>
+        <w:t>;</w:t>
       </w:r>
     </w:p>
     <w:p>
@@ -10575,6 +10626,7 @@
         <w:rPr>
           <w:lang w:val="en-US"/>
         </w:rPr>
+        <w:lastRenderedPageBreak/>
         <w:t>int* foo = const_cast&lt;int*&gt;(bar);</w:t>
       </w:r>
     </w:p>
@@ -10617,7 +10669,6 @@
         <w:rPr>
           <w:lang w:val="en-US"/>
         </w:rPr>
-        <w:lastRenderedPageBreak/>
         <w:t xml:space="preserve">Có 2 </w:t>
       </w:r>
       <w:r>
@@ -11488,6 +11539,7 @@
         <w:rPr>
           <w:lang w:val="en-US"/>
         </w:rPr>
+        <w:lastRenderedPageBreak/>
         <w:t>Ta có thể chỉ định &lt;Kích Thước Mảng&gt; và khởi tạo giá trị ban đầu cho 1 số phần tử</w:t>
       </w:r>
     </w:p>
@@ -11509,7 +11561,6 @@
         <w:rPr>
           <w:lang w:val="en-US"/>
         </w:rPr>
-        <w:lastRenderedPageBreak/>
         <w:t>&lt;Kiểu Dữ Liệu&gt; &lt;Mảng&gt;[&lt;Kích Thước Mảng&gt;] = &lt;Một Số Giá Trị&gt;;</w:t>
       </w:r>
     </w:p>
@@ -12463,6 +12514,7 @@
         <w:rPr>
           <w:lang w:val="en-US"/>
         </w:rPr>
+        <w:lastRenderedPageBreak/>
         <w:t>Ví dụ khác</w:t>
       </w:r>
     </w:p>
@@ -12508,7 +12560,6 @@
         <w:rPr>
           <w:lang w:val="en-US"/>
         </w:rPr>
-        <w:lastRenderedPageBreak/>
         <w:t>bob chính là Pointer đến bar, dễ thấy **bob đúng thật trả về mảng foo là mảng int 2 x 3 x 4</w:t>
       </w:r>
     </w:p>

--- a/c++.docx
+++ b/c++.docx
@@ -25597,6 +25597,54 @@
         <w:rPr>
           <w:lang w:val="en-US"/>
         </w:rPr>
+        <w:t xml:space="preserve">Phần bên trên </w:t>
+      </w:r>
+      <w:r>
+        <w:rPr>
+          <w:lang w:val="en-US"/>
+        </w:rPr>
+        <w:t>sẽ biên dịch giá trị các ô nhớ sang Instruction</w:t>
+      </w:r>
+    </w:p>
+    <w:p>
+      <w:pPr>
+        <w:pStyle w:val="ListParagraph"/>
+        <w:numPr>
+          <w:ilvl w:val="0"/>
+          <w:numId w:val="4"/>
+        </w:numPr>
+        <w:rPr>
+          <w:lang w:val="en-US"/>
+        </w:rPr>
+      </w:pPr>
+      <w:r>
+        <w:rPr>
+          <w:lang w:val="en-US"/>
+        </w:rPr>
+        <w:t xml:space="preserve">Phần bên dưới </w:t>
+      </w:r>
+      <w:r>
+        <w:rPr>
+          <w:lang w:val="en-US"/>
+        </w:rPr>
+        <w:t>sẽ hiện nguyên mã thập lục phân</w:t>
+      </w:r>
+    </w:p>
+    <w:p>
+      <w:pPr>
+        <w:pStyle w:val="ListParagraph"/>
+        <w:numPr>
+          <w:ilvl w:val="0"/>
+          <w:numId w:val="4"/>
+        </w:numPr>
+        <w:rPr>
+          <w:lang w:val="en-US"/>
+        </w:rPr>
+      </w:pPr>
+      <w:r>
+        <w:rPr>
+          <w:lang w:val="en-US"/>
+        </w:rPr>
         <w:t>Quy ước 2 số Hexa tương ứng 1 Byte</w:t>
       </w:r>
       <w:r>
@@ -25635,11 +25683,110 @@
         </w:rPr>
         <w:t xml:space="preserve"> mỗi Byte được liệt kê bên phải, “0123…” = dãy các Byte này viết theo ASCII</w:t>
       </w:r>
-      <w:r>
-        <w:rPr>
-          <w:lang w:val="en-US"/>
-        </w:rPr>
-        <w:t>, phần bên trên mỗi địa chỉ cách nhau ngẫu nhiên ô nhớ</w:t>
+    </w:p>
+    <w:p>
+      <w:pPr>
+        <w:pStyle w:val="ListParagraph"/>
+        <w:numPr>
+          <w:ilvl w:val="0"/>
+          <w:numId w:val="4"/>
+        </w:numPr>
+        <w:rPr>
+          <w:lang w:val="en-US"/>
+        </w:rPr>
+      </w:pPr>
+      <w:r>
+        <w:rPr>
+          <w:lang w:val="en-US"/>
+        </w:rPr>
+        <w:t>Dùng cuộn chuột hoặc thanh cuộn để cuộn lên xuống địa chỉ</w:t>
+      </w:r>
+    </w:p>
+    <w:p>
+      <w:pPr>
+        <w:pStyle w:val="ListParagraph"/>
+        <w:numPr>
+          <w:ilvl w:val="0"/>
+          <w:numId w:val="4"/>
+        </w:numPr>
+        <w:rPr>
+          <w:lang w:val="en-US"/>
+        </w:rPr>
+      </w:pPr>
+      <w:r>
+        <w:rPr>
+          <w:lang w:val="en-US"/>
+        </w:rPr>
+        <w:t>Ở</w:t>
+      </w:r>
+      <w:r>
+        <w:rPr>
+          <w:lang w:val="en-US"/>
+        </w:rPr>
+        <w:t xml:space="preserve"> phần bên trên, địa chỉ có dạng &lt;Tên Process&gt; + &lt;Offset&gt;</w:t>
+      </w:r>
+      <w:r>
+        <w:rPr>
+          <w:lang w:val="en-US"/>
+        </w:rPr>
+        <w:t xml:space="preserve">, địa chỉ </w:t>
+      </w:r>
+    </w:p>
+    <w:p>
+      <w:pPr>
+        <w:pStyle w:val="ListParagraph"/>
+        <w:ind w:left="1080"/>
+        <w:rPr>
+          <w:lang w:val="en-US"/>
+        </w:rPr>
+      </w:pPr>
+      <w:r>
+        <w:rPr>
+          <w:lang w:val="en-US"/>
+        </w:rPr>
+        <w:t>&lt;Tên Process&gt; sẽ là ngõ vào chương trình, hay Instruction đầu tiên, &lt;Offset&gt; viết dưới dạng thập lục phân</w:t>
+      </w:r>
+    </w:p>
+    <w:p>
+      <w:pPr>
+        <w:pStyle w:val="ListParagraph"/>
+        <w:numPr>
+          <w:ilvl w:val="0"/>
+          <w:numId w:val="4"/>
+        </w:numPr>
+        <w:rPr>
+          <w:lang w:val="en-US"/>
+        </w:rPr>
+      </w:pPr>
+      <w:r>
+        <w:rPr>
+          <w:lang w:val="en-US"/>
+        </w:rPr>
+        <w:t xml:space="preserve">Để nhanh chóng di chuyển đến địa chỉ nào đó, phải chuột vào phần trên hoặc dưới + </w:t>
+      </w:r>
+      <w:r>
+        <w:rPr>
+          <w:lang w:val="en-US"/>
+        </w:rPr>
+        <w:t>nhấn “Ctrl” + “G” + nhập địa chỉ muốn tới + nhấn “Enter”</w:t>
+      </w:r>
+    </w:p>
+    <w:p>
+      <w:pPr>
+        <w:pStyle w:val="ListParagraph"/>
+        <w:numPr>
+          <w:ilvl w:val="0"/>
+          <w:numId w:val="4"/>
+        </w:numPr>
+        <w:rPr>
+          <w:lang w:val="en-US"/>
+        </w:rPr>
+      </w:pPr>
+      <w:r>
+        <w:rPr>
+          <w:lang w:val="en-US"/>
+        </w:rPr>
+        <w:t>Các giá trị nằm ngoài phạm vi Process sẽ hiện “??”</w:t>
       </w:r>
     </w:p>
     <w:p>

--- a/c++.docx
+++ b/c++.docx
@@ -25823,6 +25823,90 @@
           <w:lang w:val="en-US"/>
         </w:rPr>
         <w:t>Đây là địa chỉ ảo, đéo phải địa chỉ thật trong RAM</w:t>
+      </w:r>
+    </w:p>
+    <w:p>
+      <w:pPr>
+        <w:pStyle w:val="ListParagraph"/>
+        <w:numPr>
+          <w:ilvl w:val="0"/>
+          <w:numId w:val="28"/>
+        </w:numPr>
+        <w:rPr>
+          <w:lang w:val="en-US"/>
+        </w:rPr>
+      </w:pPr>
+      <w:r>
+        <w:rPr>
+          <w:lang w:val="en-US"/>
+        </w:rPr>
+        <w:t xml:space="preserve">Tự </w:t>
+      </w:r>
+      <w:r>
+        <w:rPr>
+          <w:lang w:val="en-US"/>
+        </w:rPr>
+        <w:t xml:space="preserve">Động Chuyển Sang Làm Việc Trên 1 </w:t>
+      </w:r>
+      <w:r>
+        <w:rPr>
+          <w:lang w:val="en-US"/>
+        </w:rPr>
+        <w:t xml:space="preserve">Process </w:t>
+      </w:r>
+      <w:r>
+        <w:rPr>
+          <w:lang w:val="en-US"/>
+        </w:rPr>
+        <w:t xml:space="preserve">Khi </w:t>
+      </w:r>
+      <w:r>
+        <w:rPr>
+          <w:lang w:val="en-US"/>
+        </w:rPr>
+        <w:t xml:space="preserve">Cheat Engine </w:t>
+      </w:r>
+      <w:r>
+        <w:rPr>
+          <w:lang w:val="en-US"/>
+        </w:rPr>
+        <w:t>Mới Mở?</w:t>
+      </w:r>
+    </w:p>
+    <w:p>
+      <w:pPr>
+        <w:pStyle w:val="ListParagraph"/>
+        <w:numPr>
+          <w:ilvl w:val="0"/>
+          <w:numId w:val="4"/>
+        </w:numPr>
+        <w:rPr>
+          <w:lang w:val="en-US"/>
+        </w:rPr>
+      </w:pPr>
+      <w:r>
+        <w:rPr>
+          <w:lang w:val="en-US"/>
+        </w:rPr>
+        <w:t>Vào Tab “Edit” + chọn “Settings” + vào “General Settings” + tại mục “Automatically attach to processes named” + nhập</w:t>
+      </w:r>
+      <w:r>
+        <w:rPr>
+          <w:lang w:val="en-US"/>
+        </w:rPr>
+        <w:t xml:space="preserve"> Full</w:t>
+      </w:r>
+      <w:r>
+        <w:rPr>
+          <w:lang w:val="en-US"/>
+        </w:rPr>
+        <w:t xml:space="preserve"> tên Process</w:t>
+      </w:r>
+      <w:r>
+        <w:rPr>
+          <w:lang w:val="en-US"/>
+        </w:rPr>
+        <w:t xml:space="preserve"> có dấu chấm phẩy đằng sau, ví dụ “gg.exe;” + Click “OK”</w:t>
       </w:r>
     </w:p>
     <w:sectPr>
